--- a/adc_sbb_within_100.docx
+++ b/adc_sbb_within_100.docx
@@ -40,7 +40,7 @@
                 <w:rFonts w:ascii="TimeNewRoman" w:hAnsi="TimeNewRoman"/>
                 <w:sz w:val="30"/>
               </w:rPr>
-              <w:t>40-33=</w:t>
+              <w:t>92-65=</w:t>
             </w:r>
           </w:p>
         </w:tc>
@@ -57,7 +57,7 @@
                 <w:rFonts w:ascii="TimeNewRoman" w:hAnsi="TimeNewRoman"/>
                 <w:sz w:val="30"/>
               </w:rPr>
-              <w:t>62-7=</w:t>
+              <w:t>64-49=</w:t>
             </w:r>
           </w:p>
         </w:tc>
@@ -74,7 +74,7 @@
                 <w:rFonts w:ascii="TimeNewRoman" w:hAnsi="TimeNewRoman"/>
                 <w:sz w:val="30"/>
               </w:rPr>
-              <w:t>74-18=</w:t>
+              <w:t>63-58=</w:t>
             </w:r>
           </w:p>
         </w:tc>
@@ -91,7 +91,7 @@
                 <w:rFonts w:ascii="TimeNewRoman" w:hAnsi="TimeNewRoman"/>
                 <w:sz w:val="30"/>
               </w:rPr>
-              <w:t>39+5=</w:t>
+              <w:t>96-78=</w:t>
             </w:r>
           </w:p>
         </w:tc>
@@ -108,7 +108,7 @@
                 <w:rFonts w:ascii="TimeNewRoman" w:hAnsi="TimeNewRoman"/>
                 <w:sz w:val="30"/>
               </w:rPr>
-              <w:t>16+56=</w:t>
+              <w:t>69+29=</w:t>
             </w:r>
           </w:p>
         </w:tc>
@@ -127,7 +127,737 @@
                 <w:rFonts w:ascii="TimeNewRoman" w:hAnsi="TimeNewRoman"/>
                 <w:sz w:val="30"/>
               </w:rPr>
-              <w:t>33-4=</w:t>
+              <w:t>29+54=</w:t>
+            </w:r>
+          </w:p>
+        </w:tc>
+        <w:tc>
+          <w:tcPr>
+            <w:tcW w:type="dxa" w:w="1987"/>
+          </w:tcPr>
+          <w:p>
+            <w:pPr>
+              <w:jc w:val="left"/>
+            </w:pPr>
+            <w:r>
+              <w:rPr>
+                <w:rFonts w:ascii="TimeNewRoman" w:hAnsi="TimeNewRoman"/>
+                <w:sz w:val="30"/>
+              </w:rPr>
+              <w:t>13+68=</w:t>
+            </w:r>
+          </w:p>
+        </w:tc>
+        <w:tc>
+          <w:tcPr>
+            <w:tcW w:type="dxa" w:w="1987"/>
+          </w:tcPr>
+          <w:p>
+            <w:pPr>
+              <w:jc w:val="left"/>
+            </w:pPr>
+            <w:r>
+              <w:rPr>
+                <w:rFonts w:ascii="TimeNewRoman" w:hAnsi="TimeNewRoman"/>
+                <w:sz w:val="30"/>
+              </w:rPr>
+              <w:t>78+18=</w:t>
+            </w:r>
+          </w:p>
+        </w:tc>
+        <w:tc>
+          <w:tcPr>
+            <w:tcW w:type="dxa" w:w="1987"/>
+          </w:tcPr>
+          <w:p>
+            <w:pPr>
+              <w:jc w:val="left"/>
+            </w:pPr>
+            <w:r>
+              <w:rPr>
+                <w:rFonts w:ascii="TimeNewRoman" w:hAnsi="TimeNewRoman"/>
+                <w:sz w:val="30"/>
+              </w:rPr>
+              <w:t>70-39=</w:t>
+            </w:r>
+          </w:p>
+        </w:tc>
+        <w:tc>
+          <w:tcPr>
+            <w:tcW w:type="dxa" w:w="1987"/>
+          </w:tcPr>
+          <w:p>
+            <w:pPr>
+              <w:jc w:val="left"/>
+            </w:pPr>
+            <w:r>
+              <w:rPr>
+                <w:rFonts w:ascii="TimeNewRoman" w:hAnsi="TimeNewRoman"/>
+                <w:sz w:val="30"/>
+              </w:rPr>
+              <w:t>94-8=</w:t>
+            </w:r>
+          </w:p>
+        </w:tc>
+      </w:tr>
+      <w:tr>
+        <w:tc>
+          <w:tcPr>
+            <w:tcW w:type="dxa" w:w="1987"/>
+          </w:tcPr>
+          <w:p>
+            <w:pPr>
+              <w:jc w:val="left"/>
+            </w:pPr>
+            <w:r>
+              <w:rPr>
+                <w:rFonts w:ascii="TimeNewRoman" w:hAnsi="TimeNewRoman"/>
+                <w:sz w:val="30"/>
+              </w:rPr>
+              <w:t>57-19=</w:t>
+            </w:r>
+          </w:p>
+        </w:tc>
+        <w:tc>
+          <w:tcPr>
+            <w:tcW w:type="dxa" w:w="1987"/>
+          </w:tcPr>
+          <w:p>
+            <w:pPr>
+              <w:jc w:val="left"/>
+            </w:pPr>
+            <w:r>
+              <w:rPr>
+                <w:rFonts w:ascii="TimeNewRoman" w:hAnsi="TimeNewRoman"/>
+                <w:sz w:val="30"/>
+              </w:rPr>
+              <w:t>8+24=</w:t>
+            </w:r>
+          </w:p>
+        </w:tc>
+        <w:tc>
+          <w:tcPr>
+            <w:tcW w:type="dxa" w:w="1987"/>
+          </w:tcPr>
+          <w:p>
+            <w:pPr>
+              <w:jc w:val="left"/>
+            </w:pPr>
+            <w:r>
+              <w:rPr>
+                <w:rFonts w:ascii="TimeNewRoman" w:hAnsi="TimeNewRoman"/>
+                <w:sz w:val="30"/>
+              </w:rPr>
+              <w:t>18+48=</w:t>
+            </w:r>
+          </w:p>
+        </w:tc>
+        <w:tc>
+          <w:tcPr>
+            <w:tcW w:type="dxa" w:w="1987"/>
+          </w:tcPr>
+          <w:p>
+            <w:pPr>
+              <w:jc w:val="left"/>
+            </w:pPr>
+            <w:r>
+              <w:rPr>
+                <w:rFonts w:ascii="TimeNewRoman" w:hAnsi="TimeNewRoman"/>
+                <w:sz w:val="30"/>
+              </w:rPr>
+              <w:t>87-49=</w:t>
+            </w:r>
+          </w:p>
+        </w:tc>
+        <w:tc>
+          <w:tcPr>
+            <w:tcW w:type="dxa" w:w="1987"/>
+          </w:tcPr>
+          <w:p>
+            <w:pPr>
+              <w:jc w:val="left"/>
+            </w:pPr>
+            <w:r>
+              <w:rPr>
+                <w:rFonts w:ascii="TimeNewRoman" w:hAnsi="TimeNewRoman"/>
+                <w:sz w:val="30"/>
+              </w:rPr>
+              <w:t>50-17=</w:t>
+            </w:r>
+          </w:p>
+        </w:tc>
+      </w:tr>
+      <w:tr>
+        <w:tc>
+          <w:tcPr>
+            <w:tcW w:type="dxa" w:w="1987"/>
+          </w:tcPr>
+          <w:p>
+            <w:pPr>
+              <w:jc w:val="left"/>
+            </w:pPr>
+            <w:r>
+              <w:rPr>
+                <w:rFonts w:ascii="TimeNewRoman" w:hAnsi="TimeNewRoman"/>
+                <w:sz w:val="30"/>
+              </w:rPr>
+              <w:t>94-67=</w:t>
+            </w:r>
+          </w:p>
+        </w:tc>
+        <w:tc>
+          <w:tcPr>
+            <w:tcW w:type="dxa" w:w="1987"/>
+          </w:tcPr>
+          <w:p>
+            <w:pPr>
+              <w:jc w:val="left"/>
+            </w:pPr>
+            <w:r>
+              <w:rPr>
+                <w:rFonts w:ascii="TimeNewRoman" w:hAnsi="TimeNewRoman"/>
+                <w:sz w:val="30"/>
+              </w:rPr>
+              <w:t>6+29=</w:t>
+            </w:r>
+          </w:p>
+        </w:tc>
+        <w:tc>
+          <w:tcPr>
+            <w:tcW w:type="dxa" w:w="1987"/>
+          </w:tcPr>
+          <w:p>
+            <w:pPr>
+              <w:jc w:val="left"/>
+            </w:pPr>
+            <w:r>
+              <w:rPr>
+                <w:rFonts w:ascii="TimeNewRoman" w:hAnsi="TimeNewRoman"/>
+                <w:sz w:val="30"/>
+              </w:rPr>
+              <w:t>96-89=</w:t>
+            </w:r>
+          </w:p>
+        </w:tc>
+        <w:tc>
+          <w:tcPr>
+            <w:tcW w:type="dxa" w:w="1987"/>
+          </w:tcPr>
+          <w:p>
+            <w:pPr>
+              <w:jc w:val="left"/>
+            </w:pPr>
+            <w:r>
+              <w:rPr>
+                <w:rFonts w:ascii="TimeNewRoman" w:hAnsi="TimeNewRoman"/>
+                <w:sz w:val="30"/>
+              </w:rPr>
+              <w:t>9+69=</w:t>
+            </w:r>
+          </w:p>
+        </w:tc>
+        <w:tc>
+          <w:tcPr>
+            <w:tcW w:type="dxa" w:w="1987"/>
+          </w:tcPr>
+          <w:p>
+            <w:pPr>
+              <w:jc w:val="left"/>
+            </w:pPr>
+            <w:r>
+              <w:rPr>
+                <w:rFonts w:ascii="TimeNewRoman" w:hAnsi="TimeNewRoman"/>
+                <w:sz w:val="30"/>
+              </w:rPr>
+              <w:t>92-64=</w:t>
+            </w:r>
+          </w:p>
+        </w:tc>
+      </w:tr>
+      <w:tr>
+        <w:tc>
+          <w:tcPr>
+            <w:tcW w:type="dxa" w:w="1987"/>
+          </w:tcPr>
+          <w:p>
+            <w:pPr>
+              <w:jc w:val="left"/>
+            </w:pPr>
+            <w:r>
+              <w:rPr>
+                <w:rFonts w:ascii="TimeNewRoman" w:hAnsi="TimeNewRoman"/>
+                <w:sz w:val="30"/>
+              </w:rPr>
+              <w:t>55+28=</w:t>
+            </w:r>
+          </w:p>
+        </w:tc>
+        <w:tc>
+          <w:tcPr>
+            <w:tcW w:type="dxa" w:w="1987"/>
+          </w:tcPr>
+          <w:p>
+            <w:pPr>
+              <w:jc w:val="left"/>
+            </w:pPr>
+            <w:r>
+              <w:rPr>
+                <w:rFonts w:ascii="TimeNewRoman" w:hAnsi="TimeNewRoman"/>
+                <w:sz w:val="30"/>
+              </w:rPr>
+              <w:t>90-41=</w:t>
+            </w:r>
+          </w:p>
+        </w:tc>
+        <w:tc>
+          <w:tcPr>
+            <w:tcW w:type="dxa" w:w="1987"/>
+          </w:tcPr>
+          <w:p>
+            <w:pPr>
+              <w:jc w:val="left"/>
+            </w:pPr>
+            <w:r>
+              <w:rPr>
+                <w:rFonts w:ascii="TimeNewRoman" w:hAnsi="TimeNewRoman"/>
+                <w:sz w:val="30"/>
+              </w:rPr>
+              <w:t>2+79=</w:t>
+            </w:r>
+          </w:p>
+        </w:tc>
+        <w:tc>
+          <w:tcPr>
+            <w:tcW w:type="dxa" w:w="1987"/>
+          </w:tcPr>
+          <w:p>
+            <w:pPr>
+              <w:jc w:val="left"/>
+            </w:pPr>
+            <w:r>
+              <w:rPr>
+                <w:rFonts w:ascii="TimeNewRoman" w:hAnsi="TimeNewRoman"/>
+                <w:sz w:val="30"/>
+              </w:rPr>
+              <w:t>30-26=</w:t>
+            </w:r>
+          </w:p>
+        </w:tc>
+        <w:tc>
+          <w:tcPr>
+            <w:tcW w:type="dxa" w:w="1987"/>
+          </w:tcPr>
+          <w:p>
+            <w:pPr>
+              <w:jc w:val="left"/>
+            </w:pPr>
+            <w:r>
+              <w:rPr>
+                <w:rFonts w:ascii="TimeNewRoman" w:hAnsi="TimeNewRoman"/>
+                <w:sz w:val="30"/>
+              </w:rPr>
+              <w:t>17+45=</w:t>
+            </w:r>
+          </w:p>
+        </w:tc>
+      </w:tr>
+      <w:tr>
+        <w:tc>
+          <w:tcPr>
+            <w:tcW w:type="dxa" w:w="1987"/>
+          </w:tcPr>
+          <w:p>
+            <w:pPr>
+              <w:jc w:val="left"/>
+            </w:pPr>
+            <w:r>
+              <w:rPr>
+                <w:rFonts w:ascii="TimeNewRoman" w:hAnsi="TimeNewRoman"/>
+                <w:sz w:val="30"/>
+              </w:rPr>
+              <w:t>43-27=</w:t>
+            </w:r>
+          </w:p>
+        </w:tc>
+        <w:tc>
+          <w:tcPr>
+            <w:tcW w:type="dxa" w:w="1987"/>
+          </w:tcPr>
+          <w:p>
+            <w:pPr>
+              <w:jc w:val="left"/>
+            </w:pPr>
+            <w:r>
+              <w:rPr>
+                <w:rFonts w:ascii="TimeNewRoman" w:hAnsi="TimeNewRoman"/>
+                <w:sz w:val="30"/>
+              </w:rPr>
+              <w:t>80-37=</w:t>
+            </w:r>
+          </w:p>
+        </w:tc>
+        <w:tc>
+          <w:tcPr>
+            <w:tcW w:type="dxa" w:w="1987"/>
+          </w:tcPr>
+          <w:p>
+            <w:pPr>
+              <w:jc w:val="left"/>
+            </w:pPr>
+            <w:r>
+              <w:rPr>
+                <w:rFonts w:ascii="TimeNewRoman" w:hAnsi="TimeNewRoman"/>
+                <w:sz w:val="30"/>
+              </w:rPr>
+              <w:t>7+4=</w:t>
+            </w:r>
+          </w:p>
+        </w:tc>
+        <w:tc>
+          <w:tcPr>
+            <w:tcW w:type="dxa" w:w="1987"/>
+          </w:tcPr>
+          <w:p>
+            <w:pPr>
+              <w:jc w:val="left"/>
+            </w:pPr>
+            <w:r>
+              <w:rPr>
+                <w:rFonts w:ascii="TimeNewRoman" w:hAnsi="TimeNewRoman"/>
+                <w:sz w:val="30"/>
+              </w:rPr>
+              <w:t>16+19=</w:t>
+            </w:r>
+          </w:p>
+        </w:tc>
+        <w:tc>
+          <w:tcPr>
+            <w:tcW w:type="dxa" w:w="1987"/>
+          </w:tcPr>
+          <w:p>
+            <w:pPr>
+              <w:jc w:val="left"/>
+            </w:pPr>
+            <w:r>
+              <w:rPr>
+                <w:rFonts w:ascii="TimeNewRoman" w:hAnsi="TimeNewRoman"/>
+                <w:sz w:val="30"/>
+              </w:rPr>
+              <w:t>68+19=</w:t>
+            </w:r>
+          </w:p>
+        </w:tc>
+      </w:tr>
+      <w:tr>
+        <w:tc>
+          <w:tcPr>
+            <w:tcW w:type="dxa" w:w="1987"/>
+          </w:tcPr>
+          <w:p>
+            <w:pPr>
+              <w:jc w:val="left"/>
+            </w:pPr>
+            <w:r>
+              <w:rPr>
+                <w:rFonts w:ascii="TimeNewRoman" w:hAnsi="TimeNewRoman"/>
+                <w:sz w:val="30"/>
+              </w:rPr>
+              <w:t>47+36=</w:t>
+            </w:r>
+          </w:p>
+        </w:tc>
+        <w:tc>
+          <w:tcPr>
+            <w:tcW w:type="dxa" w:w="1987"/>
+          </w:tcPr>
+          <w:p>
+            <w:pPr>
+              <w:jc w:val="left"/>
+            </w:pPr>
+            <w:r>
+              <w:rPr>
+                <w:rFonts w:ascii="TimeNewRoman" w:hAnsi="TimeNewRoman"/>
+                <w:sz w:val="30"/>
+              </w:rPr>
+              <w:t>84-76=</w:t>
+            </w:r>
+          </w:p>
+        </w:tc>
+        <w:tc>
+          <w:tcPr>
+            <w:tcW w:type="dxa" w:w="1987"/>
+          </w:tcPr>
+          <w:p>
+            <w:pPr>
+              <w:jc w:val="left"/>
+            </w:pPr>
+            <w:r>
+              <w:rPr>
+                <w:rFonts w:ascii="TimeNewRoman" w:hAnsi="TimeNewRoman"/>
+                <w:sz w:val="30"/>
+              </w:rPr>
+              <w:t>39+18=</w:t>
+            </w:r>
+          </w:p>
+        </w:tc>
+        <w:tc>
+          <w:tcPr>
+            <w:tcW w:type="dxa" w:w="1987"/>
+          </w:tcPr>
+          <w:p>
+            <w:pPr>
+              <w:jc w:val="left"/>
+            </w:pPr>
+            <w:r>
+              <w:rPr>
+                <w:rFonts w:ascii="TimeNewRoman" w:hAnsi="TimeNewRoman"/>
+                <w:sz w:val="30"/>
+              </w:rPr>
+              <w:t>69+26=</w:t>
+            </w:r>
+          </w:p>
+        </w:tc>
+        <w:tc>
+          <w:tcPr>
+            <w:tcW w:type="dxa" w:w="1987"/>
+          </w:tcPr>
+          <w:p>
+            <w:pPr>
+              <w:jc w:val="left"/>
+            </w:pPr>
+            <w:r>
+              <w:rPr>
+                <w:rFonts w:ascii="TimeNewRoman" w:hAnsi="TimeNewRoman"/>
+                <w:sz w:val="30"/>
+              </w:rPr>
+              <w:t>90-75=</w:t>
+            </w:r>
+          </w:p>
+        </w:tc>
+      </w:tr>
+      <w:tr>
+        <w:tc>
+          <w:tcPr>
+            <w:tcW w:type="dxa" w:w="1987"/>
+          </w:tcPr>
+          <w:p>
+            <w:pPr>
+              <w:jc w:val="left"/>
+            </w:pPr>
+            <w:r>
+              <w:rPr>
+                <w:rFonts w:ascii="TimeNewRoman" w:hAnsi="TimeNewRoman"/>
+                <w:sz w:val="30"/>
+              </w:rPr>
+              <w:t>56+19=</w:t>
+            </w:r>
+          </w:p>
+        </w:tc>
+        <w:tc>
+          <w:tcPr>
+            <w:tcW w:type="dxa" w:w="1987"/>
+          </w:tcPr>
+          <w:p>
+            <w:pPr>
+              <w:jc w:val="left"/>
+            </w:pPr>
+            <w:r>
+              <w:rPr>
+                <w:rFonts w:ascii="TimeNewRoman" w:hAnsi="TimeNewRoman"/>
+                <w:sz w:val="30"/>
+              </w:rPr>
+              <w:t>95-67=</w:t>
+            </w:r>
+          </w:p>
+        </w:tc>
+        <w:tc>
+          <w:tcPr>
+            <w:tcW w:type="dxa" w:w="1987"/>
+          </w:tcPr>
+          <w:p>
+            <w:pPr>
+              <w:jc w:val="left"/>
+            </w:pPr>
+            <w:r>
+              <w:rPr>
+                <w:rFonts w:ascii="TimeNewRoman" w:hAnsi="TimeNewRoman"/>
+                <w:sz w:val="30"/>
+              </w:rPr>
+              <w:t>54-28=</w:t>
+            </w:r>
+          </w:p>
+        </w:tc>
+        <w:tc>
+          <w:tcPr>
+            <w:tcW w:type="dxa" w:w="1987"/>
+          </w:tcPr>
+          <w:p>
+            <w:pPr>
+              <w:jc w:val="left"/>
+            </w:pPr>
+            <w:r>
+              <w:rPr>
+                <w:rFonts w:ascii="TimeNewRoman" w:hAnsi="TimeNewRoman"/>
+                <w:sz w:val="30"/>
+              </w:rPr>
+              <w:t>2+9=</w:t>
+            </w:r>
+          </w:p>
+        </w:tc>
+        <w:tc>
+          <w:tcPr>
+            <w:tcW w:type="dxa" w:w="1987"/>
+          </w:tcPr>
+          <w:p>
+            <w:pPr>
+              <w:jc w:val="left"/>
+            </w:pPr>
+            <w:r>
+              <w:rPr>
+                <w:rFonts w:ascii="TimeNewRoman" w:hAnsi="TimeNewRoman"/>
+                <w:sz w:val="30"/>
+              </w:rPr>
+              <w:t>68+15=</w:t>
+            </w:r>
+          </w:p>
+        </w:tc>
+      </w:tr>
+      <w:tr>
+        <w:tc>
+          <w:tcPr>
+            <w:tcW w:type="dxa" w:w="1987"/>
+          </w:tcPr>
+          <w:p>
+            <w:pPr>
+              <w:jc w:val="left"/>
+            </w:pPr>
+            <w:r>
+              <w:rPr>
+                <w:rFonts w:ascii="TimeNewRoman" w:hAnsi="TimeNewRoman"/>
+                <w:sz w:val="30"/>
+              </w:rPr>
+              <w:t>62-29=</w:t>
+            </w:r>
+          </w:p>
+        </w:tc>
+        <w:tc>
+          <w:tcPr>
+            <w:tcW w:type="dxa" w:w="1987"/>
+          </w:tcPr>
+          <w:p>
+            <w:pPr>
+              <w:jc w:val="left"/>
+            </w:pPr>
+            <w:r>
+              <w:rPr>
+                <w:rFonts w:ascii="TimeNewRoman" w:hAnsi="TimeNewRoman"/>
+                <w:sz w:val="30"/>
+              </w:rPr>
+              <w:t>72-4=</w:t>
+            </w:r>
+          </w:p>
+        </w:tc>
+        <w:tc>
+          <w:tcPr>
+            <w:tcW w:type="dxa" w:w="1987"/>
+          </w:tcPr>
+          <w:p>
+            <w:pPr>
+              <w:jc w:val="left"/>
+            </w:pPr>
+            <w:r>
+              <w:rPr>
+                <w:rFonts w:ascii="TimeNewRoman" w:hAnsi="TimeNewRoman"/>
+                <w:sz w:val="30"/>
+              </w:rPr>
+              <w:t>77-38=</w:t>
+            </w:r>
+          </w:p>
+        </w:tc>
+        <w:tc>
+          <w:tcPr>
+            <w:tcW w:type="dxa" w:w="1987"/>
+          </w:tcPr>
+          <w:p>
+            <w:pPr>
+              <w:jc w:val="left"/>
+            </w:pPr>
+            <w:r>
+              <w:rPr>
+                <w:rFonts w:ascii="TimeNewRoman" w:hAnsi="TimeNewRoman"/>
+                <w:sz w:val="30"/>
+              </w:rPr>
+              <w:t>39+22=</w:t>
+            </w:r>
+          </w:p>
+        </w:tc>
+        <w:tc>
+          <w:tcPr>
+            <w:tcW w:type="dxa" w:w="1987"/>
+          </w:tcPr>
+          <w:p>
+            <w:pPr>
+              <w:jc w:val="left"/>
+            </w:pPr>
+            <w:r>
+              <w:rPr>
+                <w:rFonts w:ascii="TimeNewRoman" w:hAnsi="TimeNewRoman"/>
+                <w:sz w:val="30"/>
+              </w:rPr>
+              <w:t>31-29=</w:t>
+            </w:r>
+          </w:p>
+        </w:tc>
+      </w:tr>
+      <w:tr>
+        <w:tc>
+          <w:tcPr>
+            <w:tcW w:type="dxa" w:w="1987"/>
+          </w:tcPr>
+          <w:p>
+            <w:pPr>
+              <w:jc w:val="left"/>
+            </w:pPr>
+            <w:r>
+              <w:rPr>
+                <w:rFonts w:ascii="TimeNewRoman" w:hAnsi="TimeNewRoman"/>
+                <w:sz w:val="30"/>
+              </w:rPr>
+              <w:t>93-35=</w:t>
+            </w:r>
+          </w:p>
+        </w:tc>
+        <w:tc>
+          <w:tcPr>
+            <w:tcW w:type="dxa" w:w="1987"/>
+          </w:tcPr>
+          <w:p>
+            <w:pPr>
+              <w:jc w:val="left"/>
+            </w:pPr>
+            <w:r>
+              <w:rPr>
+                <w:rFonts w:ascii="TimeNewRoman" w:hAnsi="TimeNewRoman"/>
+                <w:sz w:val="30"/>
+              </w:rPr>
+              <w:t>49+22=</w:t>
+            </w:r>
+          </w:p>
+        </w:tc>
+        <w:tc>
+          <w:tcPr>
+            <w:tcW w:type="dxa" w:w="1987"/>
+          </w:tcPr>
+          <w:p>
+            <w:pPr>
+              <w:jc w:val="left"/>
+            </w:pPr>
+            <w:r>
+              <w:rPr>
+                <w:rFonts w:ascii="TimeNewRoman" w:hAnsi="TimeNewRoman"/>
+                <w:sz w:val="30"/>
+              </w:rPr>
+              <w:t>90-88=</w:t>
             </w:r>
           </w:p>
         </w:tc>
@@ -161,41 +891,7 @@
                 <w:rFonts w:ascii="TimeNewRoman" w:hAnsi="TimeNewRoman"/>
                 <w:sz w:val="30"/>
               </w:rPr>
-              <w:t>93-85=</w:t>
-            </w:r>
-          </w:p>
-        </w:tc>
-        <w:tc>
-          <w:tcPr>
-            <w:tcW w:type="dxa" w:w="1987"/>
-          </w:tcPr>
-          <w:p>
-            <w:pPr>
-              <w:jc w:val="left"/>
-            </w:pPr>
-            <w:r>
-              <w:rPr>
-                <w:rFonts w:ascii="TimeNewRoman" w:hAnsi="TimeNewRoman"/>
-                <w:sz w:val="30"/>
-              </w:rPr>
-              <w:t>95-87=</w:t>
-            </w:r>
-          </w:p>
-        </w:tc>
-        <w:tc>
-          <w:tcPr>
-            <w:tcW w:type="dxa" w:w="1987"/>
-          </w:tcPr>
-          <w:p>
-            <w:pPr>
-              <w:jc w:val="left"/>
-            </w:pPr>
-            <w:r>
-              <w:rPr>
-                <w:rFonts w:ascii="TimeNewRoman" w:hAnsi="TimeNewRoman"/>
-                <w:sz w:val="30"/>
-              </w:rPr>
-              <w:t>71-6=</w:t>
+              <w:t>19+76=</w:t>
             </w:r>
           </w:p>
         </w:tc>
@@ -214,7 +910,7 @@
                 <w:rFonts w:ascii="TimeNewRoman" w:hAnsi="TimeNewRoman"/>
                 <w:sz w:val="30"/>
               </w:rPr>
-              <w:t>2+29=</w:t>
+              <w:t>82-46=</w:t>
             </w:r>
           </w:p>
         </w:tc>
@@ -231,7 +927,7 @@
                 <w:rFonts w:ascii="TimeNewRoman" w:hAnsi="TimeNewRoman"/>
                 <w:sz w:val="30"/>
               </w:rPr>
-              <w:t>27+38=</w:t>
+              <w:t>92-15=</w:t>
             </w:r>
           </w:p>
         </w:tc>
@@ -248,7 +944,7 @@
                 <w:rFonts w:ascii="TimeNewRoman" w:hAnsi="TimeNewRoman"/>
                 <w:sz w:val="30"/>
               </w:rPr>
-              <w:t>39+19=</w:t>
+              <w:t>9+64=</w:t>
             </w:r>
           </w:p>
         </w:tc>
@@ -265,7 +961,7 @@
                 <w:rFonts w:ascii="TimeNewRoman" w:hAnsi="TimeNewRoman"/>
                 <w:sz w:val="30"/>
               </w:rPr>
-              <w:t>92-7=</w:t>
+              <w:t>92-25=</w:t>
             </w:r>
           </w:p>
         </w:tc>
@@ -282,7 +978,7 @@
                 <w:rFonts w:ascii="TimeNewRoman" w:hAnsi="TimeNewRoman"/>
                 <w:sz w:val="30"/>
               </w:rPr>
-              <w:t>41-18=</w:t>
+              <w:t>90-89=</w:t>
             </w:r>
           </w:p>
         </w:tc>
@@ -301,7 +997,7 @@
                 <w:rFonts w:ascii="TimeNewRoman" w:hAnsi="TimeNewRoman"/>
                 <w:sz w:val="30"/>
               </w:rPr>
-              <w:t>87-68=</w:t>
+              <w:t>8+39=</w:t>
             </w:r>
           </w:p>
         </w:tc>
@@ -318,7 +1014,7 @@
                 <w:rFonts w:ascii="TimeNewRoman" w:hAnsi="TimeNewRoman"/>
                 <w:sz w:val="30"/>
               </w:rPr>
-              <w:t>19+38=</w:t>
+              <w:t>84-38=</w:t>
             </w:r>
           </w:p>
         </w:tc>
@@ -335,7 +1031,7 @@
                 <w:rFonts w:ascii="TimeNewRoman" w:hAnsi="TimeNewRoman"/>
                 <w:sz w:val="30"/>
               </w:rPr>
-              <w:t>8+8=</w:t>
+              <w:t>18+35=</w:t>
             </w:r>
           </w:p>
         </w:tc>
@@ -352,703 +1048,7 @@
                 <w:rFonts w:ascii="TimeNewRoman" w:hAnsi="TimeNewRoman"/>
                 <w:sz w:val="30"/>
               </w:rPr>
-              <w:t>57+6=</w:t>
-            </w:r>
-          </w:p>
-        </w:tc>
-        <w:tc>
-          <w:tcPr>
-            <w:tcW w:type="dxa" w:w="1987"/>
-          </w:tcPr>
-          <w:p>
-            <w:pPr>
-              <w:jc w:val="left"/>
-            </w:pPr>
-            <w:r>
-              <w:rPr>
-                <w:rFonts w:ascii="TimeNewRoman" w:hAnsi="TimeNewRoman"/>
-                <w:sz w:val="30"/>
-              </w:rPr>
-              <w:t>58+8=</w:t>
-            </w:r>
-          </w:p>
-        </w:tc>
-      </w:tr>
-      <w:tr>
-        <w:tc>
-          <w:tcPr>
-            <w:tcW w:type="dxa" w:w="1987"/>
-          </w:tcPr>
-          <w:p>
-            <w:pPr>
-              <w:jc w:val="left"/>
-            </w:pPr>
-            <w:r>
-              <w:rPr>
-                <w:rFonts w:ascii="TimeNewRoman" w:hAnsi="TimeNewRoman"/>
-                <w:sz w:val="30"/>
-              </w:rPr>
-              <w:t>68+7=</w:t>
-            </w:r>
-          </w:p>
-        </w:tc>
-        <w:tc>
-          <w:tcPr>
-            <w:tcW w:type="dxa" w:w="1987"/>
-          </w:tcPr>
-          <w:p>
-            <w:pPr>
-              <w:jc w:val="left"/>
-            </w:pPr>
-            <w:r>
-              <w:rPr>
-                <w:rFonts w:ascii="TimeNewRoman" w:hAnsi="TimeNewRoman"/>
-                <w:sz w:val="30"/>
-              </w:rPr>
-              <w:t>58+6=</w:t>
-            </w:r>
-          </w:p>
-        </w:tc>
-        <w:tc>
-          <w:tcPr>
-            <w:tcW w:type="dxa" w:w="1987"/>
-          </w:tcPr>
-          <w:p>
-            <w:pPr>
-              <w:jc w:val="left"/>
-            </w:pPr>
-            <w:r>
-              <w:rPr>
-                <w:rFonts w:ascii="TimeNewRoman" w:hAnsi="TimeNewRoman"/>
-                <w:sz w:val="30"/>
-              </w:rPr>
-              <w:t>65+19=</w:t>
-            </w:r>
-          </w:p>
-        </w:tc>
-        <w:tc>
-          <w:tcPr>
-            <w:tcW w:type="dxa" w:w="1987"/>
-          </w:tcPr>
-          <w:p>
-            <w:pPr>
-              <w:jc w:val="left"/>
-            </w:pPr>
-            <w:r>
-              <w:rPr>
-                <w:rFonts w:ascii="TimeNewRoman" w:hAnsi="TimeNewRoman"/>
-                <w:sz w:val="30"/>
-              </w:rPr>
-              <w:t>70-14=</w:t>
-            </w:r>
-          </w:p>
-        </w:tc>
-        <w:tc>
-          <w:tcPr>
-            <w:tcW w:type="dxa" w:w="1987"/>
-          </w:tcPr>
-          <w:p>
-            <w:pPr>
-              <w:jc w:val="left"/>
-            </w:pPr>
-            <w:r>
-              <w:rPr>
-                <w:rFonts w:ascii="TimeNewRoman" w:hAnsi="TimeNewRoman"/>
-                <w:sz w:val="30"/>
-              </w:rPr>
-              <w:t>28+53=</w:t>
-            </w:r>
-          </w:p>
-        </w:tc>
-      </w:tr>
-      <w:tr>
-        <w:tc>
-          <w:tcPr>
-            <w:tcW w:type="dxa" w:w="1987"/>
-          </w:tcPr>
-          <w:p>
-            <w:pPr>
-              <w:jc w:val="left"/>
-            </w:pPr>
-            <w:r>
-              <w:rPr>
-                <w:rFonts w:ascii="TimeNewRoman" w:hAnsi="TimeNewRoman"/>
-                <w:sz w:val="30"/>
-              </w:rPr>
-              <w:t>36+6=</w:t>
-            </w:r>
-          </w:p>
-        </w:tc>
-        <w:tc>
-          <w:tcPr>
-            <w:tcW w:type="dxa" w:w="1987"/>
-          </w:tcPr>
-          <w:p>
-            <w:pPr>
-              <w:jc w:val="left"/>
-            </w:pPr>
-            <w:r>
-              <w:rPr>
-                <w:rFonts w:ascii="TimeNewRoman" w:hAnsi="TimeNewRoman"/>
-                <w:sz w:val="30"/>
-              </w:rPr>
-              <w:t>48+46=</w:t>
-            </w:r>
-          </w:p>
-        </w:tc>
-        <w:tc>
-          <w:tcPr>
-            <w:tcW w:type="dxa" w:w="1987"/>
-          </w:tcPr>
-          <w:p>
-            <w:pPr>
-              <w:jc w:val="left"/>
-            </w:pPr>
-            <w:r>
-              <w:rPr>
-                <w:rFonts w:ascii="TimeNewRoman" w:hAnsi="TimeNewRoman"/>
-                <w:sz w:val="30"/>
-              </w:rPr>
-              <w:t>63-26=</w:t>
-            </w:r>
-          </w:p>
-        </w:tc>
-        <w:tc>
-          <w:tcPr>
-            <w:tcW w:type="dxa" w:w="1987"/>
-          </w:tcPr>
-          <w:p>
-            <w:pPr>
-              <w:jc w:val="left"/>
-            </w:pPr>
-            <w:r>
-              <w:rPr>
-                <w:rFonts w:ascii="TimeNewRoman" w:hAnsi="TimeNewRoman"/>
-                <w:sz w:val="30"/>
-              </w:rPr>
-              <w:t>46-39=</w:t>
-            </w:r>
-          </w:p>
-        </w:tc>
-        <w:tc>
-          <w:tcPr>
-            <w:tcW w:type="dxa" w:w="1987"/>
-          </w:tcPr>
-          <w:p>
-            <w:pPr>
-              <w:jc w:val="left"/>
-            </w:pPr>
-            <w:r>
-              <w:rPr>
-                <w:rFonts w:ascii="TimeNewRoman" w:hAnsi="TimeNewRoman"/>
-                <w:sz w:val="30"/>
-              </w:rPr>
-              <w:t>68+18=</w:t>
-            </w:r>
-          </w:p>
-        </w:tc>
-      </w:tr>
-      <w:tr>
-        <w:tc>
-          <w:tcPr>
-            <w:tcW w:type="dxa" w:w="1987"/>
-          </w:tcPr>
-          <w:p>
-            <w:pPr>
-              <w:jc w:val="left"/>
-            </w:pPr>
-            <w:r>
-              <w:rPr>
-                <w:rFonts w:ascii="TimeNewRoman" w:hAnsi="TimeNewRoman"/>
-                <w:sz w:val="30"/>
-              </w:rPr>
-              <w:t>94-85=</w:t>
-            </w:r>
-          </w:p>
-        </w:tc>
-        <w:tc>
-          <w:tcPr>
-            <w:tcW w:type="dxa" w:w="1987"/>
-          </w:tcPr>
-          <w:p>
-            <w:pPr>
-              <w:jc w:val="left"/>
-            </w:pPr>
-            <w:r>
-              <w:rPr>
-                <w:rFonts w:ascii="TimeNewRoman" w:hAnsi="TimeNewRoman"/>
-                <w:sz w:val="30"/>
-              </w:rPr>
-              <w:t>29+63=</w:t>
-            </w:r>
-          </w:p>
-        </w:tc>
-        <w:tc>
-          <w:tcPr>
-            <w:tcW w:type="dxa" w:w="1987"/>
-          </w:tcPr>
-          <w:p>
-            <w:pPr>
-              <w:jc w:val="left"/>
-            </w:pPr>
-            <w:r>
-              <w:rPr>
-                <w:rFonts w:ascii="TimeNewRoman" w:hAnsi="TimeNewRoman"/>
-                <w:sz w:val="30"/>
-              </w:rPr>
-              <w:t>39+46=</w:t>
-            </w:r>
-          </w:p>
-        </w:tc>
-        <w:tc>
-          <w:tcPr>
-            <w:tcW w:type="dxa" w:w="1987"/>
-          </w:tcPr>
-          <w:p>
-            <w:pPr>
-              <w:jc w:val="left"/>
-            </w:pPr>
-            <w:r>
-              <w:rPr>
-                <w:rFonts w:ascii="TimeNewRoman" w:hAnsi="TimeNewRoman"/>
-                <w:sz w:val="30"/>
-              </w:rPr>
-              <w:t>4+77=</w:t>
-            </w:r>
-          </w:p>
-        </w:tc>
-        <w:tc>
-          <w:tcPr>
-            <w:tcW w:type="dxa" w:w="1987"/>
-          </w:tcPr>
-          <w:p>
-            <w:pPr>
-              <w:jc w:val="left"/>
-            </w:pPr>
-            <w:r>
-              <w:rPr>
-                <w:rFonts w:ascii="TimeNewRoman" w:hAnsi="TimeNewRoman"/>
-                <w:sz w:val="30"/>
-              </w:rPr>
-              <w:t>34+7=</w:t>
-            </w:r>
-          </w:p>
-        </w:tc>
-      </w:tr>
-      <w:tr>
-        <w:tc>
-          <w:tcPr>
-            <w:tcW w:type="dxa" w:w="1987"/>
-          </w:tcPr>
-          <w:p>
-            <w:pPr>
-              <w:jc w:val="left"/>
-            </w:pPr>
-            <w:r>
-              <w:rPr>
-                <w:rFonts w:ascii="TimeNewRoman" w:hAnsi="TimeNewRoman"/>
-                <w:sz w:val="30"/>
-              </w:rPr>
-              <w:t>28+43=</w:t>
-            </w:r>
-          </w:p>
-        </w:tc>
-        <w:tc>
-          <w:tcPr>
-            <w:tcW w:type="dxa" w:w="1987"/>
-          </w:tcPr>
-          <w:p>
-            <w:pPr>
-              <w:jc w:val="left"/>
-            </w:pPr>
-            <w:r>
-              <w:rPr>
-                <w:rFonts w:ascii="TimeNewRoman" w:hAnsi="TimeNewRoman"/>
-                <w:sz w:val="30"/>
-              </w:rPr>
-              <w:t>57+28=</w:t>
-            </w:r>
-          </w:p>
-        </w:tc>
-        <w:tc>
-          <w:tcPr>
-            <w:tcW w:type="dxa" w:w="1987"/>
-          </w:tcPr>
-          <w:p>
-            <w:pPr>
-              <w:jc w:val="left"/>
-            </w:pPr>
-            <w:r>
-              <w:rPr>
-                <w:rFonts w:ascii="TimeNewRoman" w:hAnsi="TimeNewRoman"/>
-                <w:sz w:val="30"/>
-              </w:rPr>
-              <w:t>8+69=</w:t>
-            </w:r>
-          </w:p>
-        </w:tc>
-        <w:tc>
-          <w:tcPr>
-            <w:tcW w:type="dxa" w:w="1987"/>
-          </w:tcPr>
-          <w:p>
-            <w:pPr>
-              <w:jc w:val="left"/>
-            </w:pPr>
-            <w:r>
-              <w:rPr>
-                <w:rFonts w:ascii="TimeNewRoman" w:hAnsi="TimeNewRoman"/>
-                <w:sz w:val="30"/>
-              </w:rPr>
-              <w:t>93-9=</w:t>
-            </w:r>
-          </w:p>
-        </w:tc>
-        <w:tc>
-          <w:tcPr>
-            <w:tcW w:type="dxa" w:w="1987"/>
-          </w:tcPr>
-          <w:p>
-            <w:pPr>
-              <w:jc w:val="left"/>
-            </w:pPr>
-            <w:r>
-              <w:rPr>
-                <w:rFonts w:ascii="TimeNewRoman" w:hAnsi="TimeNewRoman"/>
-                <w:sz w:val="30"/>
-              </w:rPr>
-              <w:t>57-19=</w:t>
-            </w:r>
-          </w:p>
-        </w:tc>
-      </w:tr>
-      <w:tr>
-        <w:tc>
-          <w:tcPr>
-            <w:tcW w:type="dxa" w:w="1987"/>
-          </w:tcPr>
-          <w:p>
-            <w:pPr>
-              <w:jc w:val="left"/>
-            </w:pPr>
-            <w:r>
-              <w:rPr>
-                <w:rFonts w:ascii="TimeNewRoman" w:hAnsi="TimeNewRoman"/>
-                <w:sz w:val="30"/>
-              </w:rPr>
-              <w:t>53-37=</w:t>
-            </w:r>
-          </w:p>
-        </w:tc>
-        <w:tc>
-          <w:tcPr>
-            <w:tcW w:type="dxa" w:w="1987"/>
-          </w:tcPr>
-          <w:p>
-            <w:pPr>
-              <w:jc w:val="left"/>
-            </w:pPr>
-            <w:r>
-              <w:rPr>
-                <w:rFonts w:ascii="TimeNewRoman" w:hAnsi="TimeNewRoman"/>
-                <w:sz w:val="30"/>
-              </w:rPr>
-              <w:t>6+9=</w:t>
-            </w:r>
-          </w:p>
-        </w:tc>
-        <w:tc>
-          <w:tcPr>
-            <w:tcW w:type="dxa" w:w="1987"/>
-          </w:tcPr>
-          <w:p>
-            <w:pPr>
-              <w:jc w:val="left"/>
-            </w:pPr>
-            <w:r>
-              <w:rPr>
-                <w:rFonts w:ascii="TimeNewRoman" w:hAnsi="TimeNewRoman"/>
-                <w:sz w:val="30"/>
-              </w:rPr>
-              <w:t>82-75=</w:t>
-            </w:r>
-          </w:p>
-        </w:tc>
-        <w:tc>
-          <w:tcPr>
-            <w:tcW w:type="dxa" w:w="1987"/>
-          </w:tcPr>
-          <w:p>
-            <w:pPr>
-              <w:jc w:val="left"/>
-            </w:pPr>
-            <w:r>
-              <w:rPr>
-                <w:rFonts w:ascii="TimeNewRoman" w:hAnsi="TimeNewRoman"/>
-                <w:sz w:val="30"/>
-              </w:rPr>
-              <w:t>42-38=</w:t>
-            </w:r>
-          </w:p>
-        </w:tc>
-        <w:tc>
-          <w:tcPr>
-            <w:tcW w:type="dxa" w:w="1987"/>
-          </w:tcPr>
-          <w:p>
-            <w:pPr>
-              <w:jc w:val="left"/>
-            </w:pPr>
-            <w:r>
-              <w:rPr>
-                <w:rFonts w:ascii="TimeNewRoman" w:hAnsi="TimeNewRoman"/>
-                <w:sz w:val="30"/>
-              </w:rPr>
-              <w:t>24+47=</w:t>
-            </w:r>
-          </w:p>
-        </w:tc>
-      </w:tr>
-      <w:tr>
-        <w:tc>
-          <w:tcPr>
-            <w:tcW w:type="dxa" w:w="1987"/>
-          </w:tcPr>
-          <w:p>
-            <w:pPr>
-              <w:jc w:val="left"/>
-            </w:pPr>
-            <w:r>
-              <w:rPr>
-                <w:rFonts w:ascii="TimeNewRoman" w:hAnsi="TimeNewRoman"/>
-                <w:sz w:val="30"/>
-              </w:rPr>
-              <w:t>7+45=</w:t>
-            </w:r>
-          </w:p>
-        </w:tc>
-        <w:tc>
-          <w:tcPr>
-            <w:tcW w:type="dxa" w:w="1987"/>
-          </w:tcPr>
-          <w:p>
-            <w:pPr>
-              <w:jc w:val="left"/>
-            </w:pPr>
-            <w:r>
-              <w:rPr>
-                <w:rFonts w:ascii="TimeNewRoman" w:hAnsi="TimeNewRoman"/>
-                <w:sz w:val="30"/>
-              </w:rPr>
-              <w:t>94-8=</w:t>
-            </w:r>
-          </w:p>
-        </w:tc>
-        <w:tc>
-          <w:tcPr>
-            <w:tcW w:type="dxa" w:w="1987"/>
-          </w:tcPr>
-          <w:p>
-            <w:pPr>
-              <w:jc w:val="left"/>
-            </w:pPr>
-            <w:r>
-              <w:rPr>
-                <w:rFonts w:ascii="TimeNewRoman" w:hAnsi="TimeNewRoman"/>
-                <w:sz w:val="30"/>
-              </w:rPr>
-              <w:t>16+37=</w:t>
-            </w:r>
-          </w:p>
-        </w:tc>
-        <w:tc>
-          <w:tcPr>
-            <w:tcW w:type="dxa" w:w="1987"/>
-          </w:tcPr>
-          <w:p>
-            <w:pPr>
-              <w:jc w:val="left"/>
-            </w:pPr>
-            <w:r>
-              <w:rPr>
-                <w:rFonts w:ascii="TimeNewRoman" w:hAnsi="TimeNewRoman"/>
-                <w:sz w:val="30"/>
-              </w:rPr>
-              <w:t>18+39=</w:t>
-            </w:r>
-          </w:p>
-        </w:tc>
-        <w:tc>
-          <w:tcPr>
-            <w:tcW w:type="dxa" w:w="1987"/>
-          </w:tcPr>
-          <w:p>
-            <w:pPr>
-              <w:jc w:val="left"/>
-            </w:pPr>
-            <w:r>
-              <w:rPr>
-                <w:rFonts w:ascii="TimeNewRoman" w:hAnsi="TimeNewRoman"/>
-                <w:sz w:val="30"/>
-              </w:rPr>
-              <w:t>6+25=</w:t>
-            </w:r>
-          </w:p>
-        </w:tc>
-      </w:tr>
-      <w:tr>
-        <w:tc>
-          <w:tcPr>
-            <w:tcW w:type="dxa" w:w="1987"/>
-          </w:tcPr>
-          <w:p>
-            <w:pPr>
-              <w:jc w:val="left"/>
-            </w:pPr>
-            <w:r>
-              <w:rPr>
-                <w:rFonts w:ascii="TimeNewRoman" w:hAnsi="TimeNewRoman"/>
-                <w:sz w:val="30"/>
-              </w:rPr>
-              <w:t>8+54=</w:t>
-            </w:r>
-          </w:p>
-        </w:tc>
-        <w:tc>
-          <w:tcPr>
-            <w:tcW w:type="dxa" w:w="1987"/>
-          </w:tcPr>
-          <w:p>
-            <w:pPr>
-              <w:jc w:val="left"/>
-            </w:pPr>
-            <w:r>
-              <w:rPr>
-                <w:rFonts w:ascii="TimeNewRoman" w:hAnsi="TimeNewRoman"/>
-                <w:sz w:val="30"/>
-              </w:rPr>
-              <w:t>51-22=</w:t>
-            </w:r>
-          </w:p>
-        </w:tc>
-        <w:tc>
-          <w:tcPr>
-            <w:tcW w:type="dxa" w:w="1987"/>
-          </w:tcPr>
-          <w:p>
-            <w:pPr>
-              <w:jc w:val="left"/>
-            </w:pPr>
-            <w:r>
-              <w:rPr>
-                <w:rFonts w:ascii="TimeNewRoman" w:hAnsi="TimeNewRoman"/>
-                <w:sz w:val="30"/>
-              </w:rPr>
-              <w:t>95-67=</w:t>
-            </w:r>
-          </w:p>
-        </w:tc>
-        <w:tc>
-          <w:tcPr>
-            <w:tcW w:type="dxa" w:w="1987"/>
-          </w:tcPr>
-          <w:p>
-            <w:pPr>
-              <w:jc w:val="left"/>
-            </w:pPr>
-            <w:r>
-              <w:rPr>
-                <w:rFonts w:ascii="TimeNewRoman" w:hAnsi="TimeNewRoman"/>
-                <w:sz w:val="30"/>
-              </w:rPr>
-              <w:t>34-18=</w:t>
-            </w:r>
-          </w:p>
-        </w:tc>
-        <w:tc>
-          <w:tcPr>
-            <w:tcW w:type="dxa" w:w="1987"/>
-          </w:tcPr>
-          <w:p>
-            <w:pPr>
-              <w:jc w:val="left"/>
-            </w:pPr>
-            <w:r>
-              <w:rPr>
-                <w:rFonts w:ascii="TimeNewRoman" w:hAnsi="TimeNewRoman"/>
-                <w:sz w:val="30"/>
-              </w:rPr>
-              <w:t>85-26=</w:t>
-            </w:r>
-          </w:p>
-        </w:tc>
-      </w:tr>
-      <w:tr>
-        <w:tc>
-          <w:tcPr>
-            <w:tcW w:type="dxa" w:w="1987"/>
-          </w:tcPr>
-          <w:p>
-            <w:pPr>
-              <w:jc w:val="left"/>
-            </w:pPr>
-            <w:r>
-              <w:rPr>
-                <w:rFonts w:ascii="TimeNewRoman" w:hAnsi="TimeNewRoman"/>
-                <w:sz w:val="30"/>
-              </w:rPr>
-              <w:t>90-72=</w:t>
-            </w:r>
-          </w:p>
-        </w:tc>
-        <w:tc>
-          <w:tcPr>
-            <w:tcW w:type="dxa" w:w="1987"/>
-          </w:tcPr>
-          <w:p>
-            <w:pPr>
-              <w:jc w:val="left"/>
-            </w:pPr>
-            <w:r>
-              <w:rPr>
-                <w:rFonts w:ascii="TimeNewRoman" w:hAnsi="TimeNewRoman"/>
-                <w:sz w:val="30"/>
-              </w:rPr>
-              <w:t>83-17=</w:t>
-            </w:r>
-          </w:p>
-        </w:tc>
-        <w:tc>
-          <w:tcPr>
-            <w:tcW w:type="dxa" w:w="1987"/>
-          </w:tcPr>
-          <w:p>
-            <w:pPr>
-              <w:jc w:val="left"/>
-            </w:pPr>
-            <w:r>
-              <w:rPr>
-                <w:rFonts w:ascii="TimeNewRoman" w:hAnsi="TimeNewRoman"/>
-                <w:sz w:val="30"/>
-              </w:rPr>
-              <w:t>19+6=</w:t>
-            </w:r>
-          </w:p>
-        </w:tc>
-        <w:tc>
-          <w:tcPr>
-            <w:tcW w:type="dxa" w:w="1987"/>
-          </w:tcPr>
-          <w:p>
-            <w:pPr>
-              <w:jc w:val="left"/>
-            </w:pPr>
-            <w:r>
-              <w:rPr>
-                <w:rFonts w:ascii="TimeNewRoman" w:hAnsi="TimeNewRoman"/>
-                <w:sz w:val="30"/>
-              </w:rPr>
-              <w:t>8+26=</w:t>
+              <w:t>36-7=</w:t>
             </w:r>
           </w:p>
         </w:tc>
@@ -1084,7 +1084,7 @@
                 <w:rFonts w:ascii="TimeNewRoman" w:hAnsi="TimeNewRoman"/>
                 <w:sz w:val="30"/>
               </w:rPr>
-              <w:t>81-72=</w:t>
+              <w:t>26+19=</w:t>
             </w:r>
           </w:p>
         </w:tc>
@@ -1101,7 +1101,7 @@
                 <w:rFonts w:ascii="TimeNewRoman" w:hAnsi="TimeNewRoman"/>
                 <w:sz w:val="30"/>
               </w:rPr>
-              <w:t>14+18=</w:t>
+              <w:t>2+59=</w:t>
             </w:r>
           </w:p>
         </w:tc>
@@ -1118,7 +1118,7 @@
                 <w:rFonts w:ascii="TimeNewRoman" w:hAnsi="TimeNewRoman"/>
                 <w:sz w:val="30"/>
               </w:rPr>
-              <w:t>27+25=</w:t>
+              <w:t>93-28=</w:t>
             </w:r>
           </w:p>
         </w:tc>
@@ -1135,7 +1135,7 @@
                 <w:rFonts w:ascii="TimeNewRoman" w:hAnsi="TimeNewRoman"/>
                 <w:sz w:val="30"/>
               </w:rPr>
-              <w:t>8+86=</w:t>
+              <w:t>46+18=</w:t>
             </w:r>
           </w:p>
         </w:tc>
@@ -1152,7 +1152,7 @@
                 <w:rFonts w:ascii="TimeNewRoman" w:hAnsi="TimeNewRoman"/>
                 <w:sz w:val="30"/>
               </w:rPr>
-              <w:t>44-28=</w:t>
+              <w:t>15+69=</w:t>
             </w:r>
           </w:p>
         </w:tc>
@@ -1171,7 +1171,7 @@
                 <w:rFonts w:ascii="TimeNewRoman" w:hAnsi="TimeNewRoman"/>
                 <w:sz w:val="30"/>
               </w:rPr>
-              <w:t>8+54=</w:t>
+              <w:t>56-9=</w:t>
             </w:r>
           </w:p>
         </w:tc>
@@ -1188,7 +1188,7 @@
                 <w:rFonts w:ascii="TimeNewRoman" w:hAnsi="TimeNewRoman"/>
                 <w:sz w:val="30"/>
               </w:rPr>
-              <w:t>15-8=</w:t>
+              <w:t>49+15=</w:t>
             </w:r>
           </w:p>
         </w:tc>
@@ -1205,7 +1205,7 @@
                 <w:rFonts w:ascii="TimeNewRoman" w:hAnsi="TimeNewRoman"/>
                 <w:sz w:val="30"/>
               </w:rPr>
-              <w:t>2+39=</w:t>
+              <w:t>40-25=</w:t>
             </w:r>
           </w:p>
         </w:tc>
@@ -1222,7 +1222,7 @@
                 <w:rFonts w:ascii="TimeNewRoman" w:hAnsi="TimeNewRoman"/>
                 <w:sz w:val="30"/>
               </w:rPr>
-              <w:t>6+76=</w:t>
+              <w:t>27+34=</w:t>
             </w:r>
           </w:p>
         </w:tc>
@@ -1239,7 +1239,7 @@
                 <w:rFonts w:ascii="TimeNewRoman" w:hAnsi="TimeNewRoman"/>
                 <w:sz w:val="30"/>
               </w:rPr>
-              <w:t>3+89=</w:t>
+              <w:t>25+68=</w:t>
             </w:r>
           </w:p>
         </w:tc>
@@ -1258,7 +1258,7 @@
                 <w:rFonts w:ascii="TimeNewRoman" w:hAnsi="TimeNewRoman"/>
                 <w:sz w:val="30"/>
               </w:rPr>
-              <w:t>93-74=</w:t>
+              <w:t>58+36=</w:t>
             </w:r>
           </w:p>
         </w:tc>
@@ -1275,7 +1275,7 @@
                 <w:rFonts w:ascii="TimeNewRoman" w:hAnsi="TimeNewRoman"/>
                 <w:sz w:val="30"/>
               </w:rPr>
-              <w:t>44-27=</w:t>
+              <w:t>9+65=</w:t>
             </w:r>
           </w:p>
         </w:tc>
@@ -1292,7 +1292,7 @@
                 <w:rFonts w:ascii="TimeNewRoman" w:hAnsi="TimeNewRoman"/>
                 <w:sz w:val="30"/>
               </w:rPr>
-              <w:t>90-64=</w:t>
+              <w:t>39+58=</w:t>
             </w:r>
           </w:p>
         </w:tc>
@@ -1309,7 +1309,7 @@
                 <w:rFonts w:ascii="TimeNewRoman" w:hAnsi="TimeNewRoman"/>
                 <w:sz w:val="30"/>
               </w:rPr>
-              <w:t>65-48=</w:t>
+              <w:t>43-9=</w:t>
             </w:r>
           </w:p>
         </w:tc>
@@ -1326,7 +1326,7 @@
                 <w:rFonts w:ascii="TimeNewRoman" w:hAnsi="TimeNewRoman"/>
                 <w:sz w:val="30"/>
               </w:rPr>
-              <w:t>80-33=</w:t>
+              <w:t>39+14=</w:t>
             </w:r>
           </w:p>
         </w:tc>
@@ -1345,7 +1345,7 @@
                 <w:rFonts w:ascii="TimeNewRoman" w:hAnsi="TimeNewRoman"/>
                 <w:sz w:val="30"/>
               </w:rPr>
-              <w:t>45-28=</w:t>
+              <w:t>24+7=</w:t>
             </w:r>
           </w:p>
         </w:tc>
@@ -1362,7 +1362,7 @@
                 <w:rFonts w:ascii="TimeNewRoman" w:hAnsi="TimeNewRoman"/>
                 <w:sz w:val="30"/>
               </w:rPr>
-              <w:t>47+17=</w:t>
+              <w:t>21-2=</w:t>
             </w:r>
           </w:p>
         </w:tc>
@@ -1379,7 +1379,7 @@
                 <w:rFonts w:ascii="TimeNewRoman" w:hAnsi="TimeNewRoman"/>
                 <w:sz w:val="30"/>
               </w:rPr>
-              <w:t>92-74=</w:t>
+              <w:t>57+28=</w:t>
             </w:r>
           </w:p>
         </w:tc>
@@ -1396,7 +1396,7 @@
                 <w:rFonts w:ascii="TimeNewRoman" w:hAnsi="TimeNewRoman"/>
                 <w:sz w:val="30"/>
               </w:rPr>
-              <w:t>56+8=</w:t>
+              <w:t>71-36=</w:t>
             </w:r>
           </w:p>
         </w:tc>
@@ -1413,7 +1413,7 @@
                 <w:rFonts w:ascii="TimeNewRoman" w:hAnsi="TimeNewRoman"/>
                 <w:sz w:val="30"/>
               </w:rPr>
-              <w:t>83-6=</w:t>
+              <w:t>17+37=</w:t>
             </w:r>
           </w:p>
         </w:tc>
@@ -1432,7 +1432,7 @@
                 <w:rFonts w:ascii="TimeNewRoman" w:hAnsi="TimeNewRoman"/>
                 <w:sz w:val="30"/>
               </w:rPr>
-              <w:t>47-39=</w:t>
+              <w:t>76+15=</w:t>
             </w:r>
           </w:p>
         </w:tc>
@@ -1449,7 +1449,7 @@
                 <w:rFonts w:ascii="TimeNewRoman" w:hAnsi="TimeNewRoman"/>
                 <w:sz w:val="30"/>
               </w:rPr>
-              <w:t>16+16=</w:t>
+              <w:t>12+29=</w:t>
             </w:r>
           </w:p>
         </w:tc>
@@ -1466,7 +1466,94 @@
                 <w:rFonts w:ascii="TimeNewRoman" w:hAnsi="TimeNewRoman"/>
                 <w:sz w:val="30"/>
               </w:rPr>
-              <w:t>23-4=</w:t>
+              <w:t>9+36=</w:t>
+            </w:r>
+          </w:p>
+        </w:tc>
+        <w:tc>
+          <w:tcPr>
+            <w:tcW w:type="dxa" w:w="1987"/>
+          </w:tcPr>
+          <w:p>
+            <w:pPr>
+              <w:jc w:val="left"/>
+            </w:pPr>
+            <w:r>
+              <w:rPr>
+                <w:rFonts w:ascii="TimeNewRoman" w:hAnsi="TimeNewRoman"/>
+                <w:sz w:val="30"/>
+              </w:rPr>
+              <w:t>17+34=</w:t>
+            </w:r>
+          </w:p>
+        </w:tc>
+        <w:tc>
+          <w:tcPr>
+            <w:tcW w:type="dxa" w:w="1987"/>
+          </w:tcPr>
+          <w:p>
+            <w:pPr>
+              <w:jc w:val="left"/>
+            </w:pPr>
+            <w:r>
+              <w:rPr>
+                <w:rFonts w:ascii="TimeNewRoman" w:hAnsi="TimeNewRoman"/>
+                <w:sz w:val="30"/>
+              </w:rPr>
+              <w:t>9+2=</w:t>
+            </w:r>
+          </w:p>
+        </w:tc>
+      </w:tr>
+      <w:tr>
+        <w:tc>
+          <w:tcPr>
+            <w:tcW w:type="dxa" w:w="1987"/>
+          </w:tcPr>
+          <w:p>
+            <w:pPr>
+              <w:jc w:val="left"/>
+            </w:pPr>
+            <w:r>
+              <w:rPr>
+                <w:rFonts w:ascii="TimeNewRoman" w:hAnsi="TimeNewRoman"/>
+                <w:sz w:val="30"/>
+              </w:rPr>
+              <w:t>18+15=</w:t>
+            </w:r>
+          </w:p>
+        </w:tc>
+        <w:tc>
+          <w:tcPr>
+            <w:tcW w:type="dxa" w:w="1987"/>
+          </w:tcPr>
+          <w:p>
+            <w:pPr>
+              <w:jc w:val="left"/>
+            </w:pPr>
+            <w:r>
+              <w:rPr>
+                <w:rFonts w:ascii="TimeNewRoman" w:hAnsi="TimeNewRoman"/>
+                <w:sz w:val="30"/>
+              </w:rPr>
+              <w:t>87-68=</w:t>
+            </w:r>
+          </w:p>
+        </w:tc>
+        <w:tc>
+          <w:tcPr>
+            <w:tcW w:type="dxa" w:w="1987"/>
+          </w:tcPr>
+          <w:p>
+            <w:pPr>
+              <w:jc w:val="left"/>
+            </w:pPr>
+            <w:r>
+              <w:rPr>
+                <w:rFonts w:ascii="TimeNewRoman" w:hAnsi="TimeNewRoman"/>
+                <w:sz w:val="30"/>
+              </w:rPr>
+              <w:t>90-45=</w:t>
             </w:r>
           </w:p>
         </w:tc>
@@ -1500,7 +1587,7 @@
                 <w:rFonts w:ascii="TimeNewRoman" w:hAnsi="TimeNewRoman"/>
                 <w:sz w:val="30"/>
               </w:rPr>
-              <w:t>40-3=</w:t>
+              <w:t>19+55=</w:t>
             </w:r>
           </w:p>
         </w:tc>
@@ -1519,7 +1606,7 @@
                 <w:rFonts w:ascii="TimeNewRoman" w:hAnsi="TimeNewRoman"/>
                 <w:sz w:val="30"/>
               </w:rPr>
-              <w:t>16+69=</w:t>
+              <w:t>95-59=</w:t>
             </w:r>
           </w:p>
         </w:tc>
@@ -1536,7 +1623,7 @@
                 <w:rFonts w:ascii="TimeNewRoman" w:hAnsi="TimeNewRoman"/>
                 <w:sz w:val="30"/>
               </w:rPr>
-              <w:t>53+39=</w:t>
+              <w:t>64-27=</w:t>
             </w:r>
           </w:p>
         </w:tc>
@@ -1553,7 +1640,7 @@
                 <w:rFonts w:ascii="TimeNewRoman" w:hAnsi="TimeNewRoman"/>
                 <w:sz w:val="30"/>
               </w:rPr>
-              <w:t>87+7=</w:t>
+              <w:t>63-5=</w:t>
             </w:r>
           </w:p>
         </w:tc>
@@ -1570,7 +1657,7 @@
                 <w:rFonts w:ascii="TimeNewRoman" w:hAnsi="TimeNewRoman"/>
                 <w:sz w:val="30"/>
               </w:rPr>
-              <w:t>64-48=</w:t>
+              <w:t>93-7=</w:t>
             </w:r>
           </w:p>
         </w:tc>
@@ -1587,7 +1674,7 @@
                 <w:rFonts w:ascii="TimeNewRoman" w:hAnsi="TimeNewRoman"/>
                 <w:sz w:val="30"/>
               </w:rPr>
-              <w:t>63+8=</w:t>
+              <w:t>18+9=</w:t>
             </w:r>
           </w:p>
         </w:tc>
@@ -1606,7 +1693,7 @@
                 <w:rFonts w:ascii="TimeNewRoman" w:hAnsi="TimeNewRoman"/>
                 <w:sz w:val="30"/>
               </w:rPr>
-              <w:t>15-6=</w:t>
+              <w:t>60-14=</w:t>
             </w:r>
           </w:p>
         </w:tc>
@@ -1623,7 +1710,7 @@
                 <w:rFonts w:ascii="TimeNewRoman" w:hAnsi="TimeNewRoman"/>
                 <w:sz w:val="30"/>
               </w:rPr>
-              <w:t>86+9=</w:t>
+              <w:t>4+57=</w:t>
             </w:r>
           </w:p>
         </w:tc>
@@ -1640,7 +1727,7 @@
                 <w:rFonts w:ascii="TimeNewRoman" w:hAnsi="TimeNewRoman"/>
                 <w:sz w:val="30"/>
               </w:rPr>
-              <w:t>29+45=</w:t>
+              <w:t>95-77=</w:t>
             </w:r>
           </w:p>
         </w:tc>
@@ -1657,7 +1744,7 @@
                 <w:rFonts w:ascii="TimeNewRoman" w:hAnsi="TimeNewRoman"/>
                 <w:sz w:val="30"/>
               </w:rPr>
-              <w:t>91-86=</w:t>
+              <w:t>72-17=</w:t>
             </w:r>
           </w:p>
         </w:tc>
@@ -1674,94 +1761,7 @@
                 <w:rFonts w:ascii="TimeNewRoman" w:hAnsi="TimeNewRoman"/>
                 <w:sz w:val="30"/>
               </w:rPr>
-              <w:t>16-9=</w:t>
-            </w:r>
-          </w:p>
-        </w:tc>
-      </w:tr>
-      <w:tr>
-        <w:tc>
-          <w:tcPr>
-            <w:tcW w:type="dxa" w:w="1987"/>
-          </w:tcPr>
-          <w:p>
-            <w:pPr>
-              <w:jc w:val="left"/>
-            </w:pPr>
-            <w:r>
-              <w:rPr>
-                <w:rFonts w:ascii="TimeNewRoman" w:hAnsi="TimeNewRoman"/>
-                <w:sz w:val="30"/>
-              </w:rPr>
-              <w:t>33+59=</w:t>
-            </w:r>
-          </w:p>
-        </w:tc>
-        <w:tc>
-          <w:tcPr>
-            <w:tcW w:type="dxa" w:w="1987"/>
-          </w:tcPr>
-          <w:p>
-            <w:pPr>
-              <w:jc w:val="left"/>
-            </w:pPr>
-            <w:r>
-              <w:rPr>
-                <w:rFonts w:ascii="TimeNewRoman" w:hAnsi="TimeNewRoman"/>
-                <w:sz w:val="30"/>
-              </w:rPr>
-              <w:t>57+36=</w:t>
-            </w:r>
-          </w:p>
-        </w:tc>
-        <w:tc>
-          <w:tcPr>
-            <w:tcW w:type="dxa" w:w="1987"/>
-          </w:tcPr>
-          <w:p>
-            <w:pPr>
-              <w:jc w:val="left"/>
-            </w:pPr>
-            <w:r>
-              <w:rPr>
-                <w:rFonts w:ascii="TimeNewRoman" w:hAnsi="TimeNewRoman"/>
-                <w:sz w:val="30"/>
-              </w:rPr>
-              <w:t>40-16=</w:t>
-            </w:r>
-          </w:p>
-        </w:tc>
-        <w:tc>
-          <w:tcPr>
-            <w:tcW w:type="dxa" w:w="1987"/>
-          </w:tcPr>
-          <w:p>
-            <w:pPr>
-              <w:jc w:val="left"/>
-            </w:pPr>
-            <w:r>
-              <w:rPr>
-                <w:rFonts w:ascii="TimeNewRoman" w:hAnsi="TimeNewRoman"/>
-                <w:sz w:val="30"/>
-              </w:rPr>
-              <w:t>29+52=</w:t>
-            </w:r>
-          </w:p>
-        </w:tc>
-        <w:tc>
-          <w:tcPr>
-            <w:tcW w:type="dxa" w:w="1987"/>
-          </w:tcPr>
-          <w:p>
-            <w:pPr>
-              <w:jc w:val="left"/>
-            </w:pPr>
-            <w:r>
-              <w:rPr>
-                <w:rFonts w:ascii="TimeNewRoman" w:hAnsi="TimeNewRoman"/>
-                <w:sz w:val="30"/>
-              </w:rPr>
-              <w:t>53-49=</w:t>
+              <w:t>83-66=</w:t>
             </w:r>
           </w:p>
         </w:tc>

--- a/adc_sbb_within_100.docx
+++ b/adc_sbb_within_100.docx
@@ -11,7 +11,7 @@
           <w:rFonts w:ascii="Arial" w:hAnsi="Arial"/>
           <w:sz w:val="30"/>
         </w:rPr>
-        <w:t>2026-09-12 Saturday</w:t>
+        <w:t>2026-09-13 Sunday</w:t>
       </w:r>
     </w:p>
     <w:tbl>
@@ -40,7 +40,7 @@
                 <w:rFonts w:ascii="TimeNewRoman" w:hAnsi="TimeNewRoman"/>
                 <w:sz w:val="30"/>
               </w:rPr>
-              <w:t>92-65=</w:t>
+              <w:t>58+7=</w:t>
             </w:r>
           </w:p>
         </w:tc>
@@ -57,7 +57,7 @@
                 <w:rFonts w:ascii="TimeNewRoman" w:hAnsi="TimeNewRoman"/>
                 <w:sz w:val="30"/>
               </w:rPr>
-              <w:t>64-49=</w:t>
+              <w:t>17+58=</w:t>
             </w:r>
           </w:p>
         </w:tc>
@@ -74,7 +74,7 @@
                 <w:rFonts w:ascii="TimeNewRoman" w:hAnsi="TimeNewRoman"/>
                 <w:sz w:val="30"/>
               </w:rPr>
-              <w:t>63-58=</w:t>
+              <w:t>52-33=</w:t>
             </w:r>
           </w:p>
         </w:tc>
@@ -91,7 +91,7 @@
                 <w:rFonts w:ascii="TimeNewRoman" w:hAnsi="TimeNewRoman"/>
                 <w:sz w:val="30"/>
               </w:rPr>
-              <w:t>96-78=</w:t>
+              <w:t>79+4=</w:t>
             </w:r>
           </w:p>
         </w:tc>
@@ -108,7 +108,7 @@
                 <w:rFonts w:ascii="TimeNewRoman" w:hAnsi="TimeNewRoman"/>
                 <w:sz w:val="30"/>
               </w:rPr>
-              <w:t>69+29=</w:t>
+              <w:t>50-45=</w:t>
             </w:r>
           </w:p>
         </w:tc>
@@ -127,7 +127,7 @@
                 <w:rFonts w:ascii="TimeNewRoman" w:hAnsi="TimeNewRoman"/>
                 <w:sz w:val="30"/>
               </w:rPr>
-              <w:t>29+54=</w:t>
+              <w:t>82-4=</w:t>
             </w:r>
           </w:p>
         </w:tc>
@@ -144,7 +144,7 @@
                 <w:rFonts w:ascii="TimeNewRoman" w:hAnsi="TimeNewRoman"/>
                 <w:sz w:val="30"/>
               </w:rPr>
-              <w:t>13+68=</w:t>
+              <w:t>81-72=</w:t>
             </w:r>
           </w:p>
         </w:tc>
@@ -161,7 +161,7 @@
                 <w:rFonts w:ascii="TimeNewRoman" w:hAnsi="TimeNewRoman"/>
                 <w:sz w:val="30"/>
               </w:rPr>
-              <w:t>78+18=</w:t>
+              <w:t>61-16=</w:t>
             </w:r>
           </w:p>
         </w:tc>
@@ -178,7 +178,7 @@
                 <w:rFonts w:ascii="TimeNewRoman" w:hAnsi="TimeNewRoman"/>
                 <w:sz w:val="30"/>
               </w:rPr>
-              <w:t>70-39=</w:t>
+              <w:t>60-24=</w:t>
             </w:r>
           </w:p>
         </w:tc>
@@ -195,7 +195,7 @@
                 <w:rFonts w:ascii="TimeNewRoman" w:hAnsi="TimeNewRoman"/>
                 <w:sz w:val="30"/>
               </w:rPr>
-              <w:t>94-8=</w:t>
+              <w:t>71-29=</w:t>
             </w:r>
           </w:p>
         </w:tc>
@@ -214,7 +214,7 @@
                 <w:rFonts w:ascii="TimeNewRoman" w:hAnsi="TimeNewRoman"/>
                 <w:sz w:val="30"/>
               </w:rPr>
-              <w:t>57-19=</w:t>
+              <w:t>62-4=</w:t>
             </w:r>
           </w:p>
         </w:tc>
@@ -231,7 +231,7 @@
                 <w:rFonts w:ascii="TimeNewRoman" w:hAnsi="TimeNewRoman"/>
                 <w:sz w:val="30"/>
               </w:rPr>
-              <w:t>8+24=</w:t>
+              <w:t>81-78=</w:t>
             </w:r>
           </w:p>
         </w:tc>
@@ -248,7 +248,7 @@
                 <w:rFonts w:ascii="TimeNewRoman" w:hAnsi="TimeNewRoman"/>
                 <w:sz w:val="30"/>
               </w:rPr>
-              <w:t>18+48=</w:t>
+              <w:t>19+75=</w:t>
             </w:r>
           </w:p>
         </w:tc>
@@ -265,7 +265,7 @@
                 <w:rFonts w:ascii="TimeNewRoman" w:hAnsi="TimeNewRoman"/>
                 <w:sz w:val="30"/>
               </w:rPr>
-              <w:t>87-49=</w:t>
+              <w:t>51-28=</w:t>
             </w:r>
           </w:p>
         </w:tc>
@@ -282,7 +282,7 @@
                 <w:rFonts w:ascii="TimeNewRoman" w:hAnsi="TimeNewRoman"/>
                 <w:sz w:val="30"/>
               </w:rPr>
-              <w:t>50-17=</w:t>
+              <w:t>95-9=</w:t>
             </w:r>
           </w:p>
         </w:tc>
@@ -301,7 +301,7 @@
                 <w:rFonts w:ascii="TimeNewRoman" w:hAnsi="TimeNewRoman"/>
                 <w:sz w:val="30"/>
               </w:rPr>
-              <w:t>94-67=</w:t>
+              <w:t>9+44=</w:t>
             </w:r>
           </w:p>
         </w:tc>
@@ -318,7 +318,7 @@
                 <w:rFonts w:ascii="TimeNewRoman" w:hAnsi="TimeNewRoman"/>
                 <w:sz w:val="30"/>
               </w:rPr>
-              <w:t>6+29=</w:t>
+              <w:t>91-13=</w:t>
             </w:r>
           </w:p>
         </w:tc>
@@ -335,24 +335,7 @@
                 <w:rFonts w:ascii="TimeNewRoman" w:hAnsi="TimeNewRoman"/>
                 <w:sz w:val="30"/>
               </w:rPr>
-              <w:t>96-89=</w:t>
-            </w:r>
-          </w:p>
-        </w:tc>
-        <w:tc>
-          <w:tcPr>
-            <w:tcW w:type="dxa" w:w="1987"/>
-          </w:tcPr>
-          <w:p>
-            <w:pPr>
-              <w:jc w:val="left"/>
-            </w:pPr>
-            <w:r>
-              <w:rPr>
-                <w:rFonts w:ascii="TimeNewRoman" w:hAnsi="TimeNewRoman"/>
-                <w:sz w:val="30"/>
-              </w:rPr>
-              <w:t>9+69=</w:t>
+              <w:t>33-8=</w:t>
             </w:r>
           </w:p>
         </w:tc>
@@ -373,8 +356,6 @@
             </w:r>
           </w:p>
         </w:tc>
-      </w:tr>
-      <w:tr>
         <w:tc>
           <w:tcPr>
             <w:tcW w:type="dxa" w:w="1987"/>
@@ -388,75 +369,7 @@
                 <w:rFonts w:ascii="TimeNewRoman" w:hAnsi="TimeNewRoman"/>
                 <w:sz w:val="30"/>
               </w:rPr>
-              <w:t>55+28=</w:t>
-            </w:r>
-          </w:p>
-        </w:tc>
-        <w:tc>
-          <w:tcPr>
-            <w:tcW w:type="dxa" w:w="1987"/>
-          </w:tcPr>
-          <w:p>
-            <w:pPr>
-              <w:jc w:val="left"/>
-            </w:pPr>
-            <w:r>
-              <w:rPr>
-                <w:rFonts w:ascii="TimeNewRoman" w:hAnsi="TimeNewRoman"/>
-                <w:sz w:val="30"/>
-              </w:rPr>
-              <w:t>90-41=</w:t>
-            </w:r>
-          </w:p>
-        </w:tc>
-        <w:tc>
-          <w:tcPr>
-            <w:tcW w:type="dxa" w:w="1987"/>
-          </w:tcPr>
-          <w:p>
-            <w:pPr>
-              <w:jc w:val="left"/>
-            </w:pPr>
-            <w:r>
-              <w:rPr>
-                <w:rFonts w:ascii="TimeNewRoman" w:hAnsi="TimeNewRoman"/>
-                <w:sz w:val="30"/>
-              </w:rPr>
-              <w:t>2+79=</w:t>
-            </w:r>
-          </w:p>
-        </w:tc>
-        <w:tc>
-          <w:tcPr>
-            <w:tcW w:type="dxa" w:w="1987"/>
-          </w:tcPr>
-          <w:p>
-            <w:pPr>
-              <w:jc w:val="left"/>
-            </w:pPr>
-            <w:r>
-              <w:rPr>
-                <w:rFonts w:ascii="TimeNewRoman" w:hAnsi="TimeNewRoman"/>
-                <w:sz w:val="30"/>
-              </w:rPr>
-              <w:t>30-26=</w:t>
-            </w:r>
-          </w:p>
-        </w:tc>
-        <w:tc>
-          <w:tcPr>
-            <w:tcW w:type="dxa" w:w="1987"/>
-          </w:tcPr>
-          <w:p>
-            <w:pPr>
-              <w:jc w:val="left"/>
-            </w:pPr>
-            <w:r>
-              <w:rPr>
-                <w:rFonts w:ascii="TimeNewRoman" w:hAnsi="TimeNewRoman"/>
-                <w:sz w:val="30"/>
-              </w:rPr>
-              <w:t>17+45=</w:t>
+              <w:t>55-8=</w:t>
             </w:r>
           </w:p>
         </w:tc>
@@ -475,7 +388,7 @@
                 <w:rFonts w:ascii="TimeNewRoman" w:hAnsi="TimeNewRoman"/>
                 <w:sz w:val="30"/>
               </w:rPr>
-              <w:t>43-27=</w:t>
+              <w:t>66-8=</w:t>
             </w:r>
           </w:p>
         </w:tc>
@@ -492,7 +405,7 @@
                 <w:rFonts w:ascii="TimeNewRoman" w:hAnsi="TimeNewRoman"/>
                 <w:sz w:val="30"/>
               </w:rPr>
-              <w:t>80-37=</w:t>
+              <w:t>74-18=</w:t>
             </w:r>
           </w:p>
         </w:tc>
@@ -509,7 +422,7 @@
                 <w:rFonts w:ascii="TimeNewRoman" w:hAnsi="TimeNewRoman"/>
                 <w:sz w:val="30"/>
               </w:rPr>
-              <w:t>7+4=</w:t>
+              <w:t>29+49=</w:t>
             </w:r>
           </w:p>
         </w:tc>
@@ -526,7 +439,7 @@
                 <w:rFonts w:ascii="TimeNewRoman" w:hAnsi="TimeNewRoman"/>
                 <w:sz w:val="30"/>
               </w:rPr>
-              <w:t>16+19=</w:t>
+              <w:t>49+26=</w:t>
             </w:r>
           </w:p>
         </w:tc>
@@ -543,7 +456,7 @@
                 <w:rFonts w:ascii="TimeNewRoman" w:hAnsi="TimeNewRoman"/>
                 <w:sz w:val="30"/>
               </w:rPr>
-              <w:t>68+19=</w:t>
+              <w:t>9+26=</w:t>
             </w:r>
           </w:p>
         </w:tc>
@@ -562,7 +475,7 @@
                 <w:rFonts w:ascii="TimeNewRoman" w:hAnsi="TimeNewRoman"/>
                 <w:sz w:val="30"/>
               </w:rPr>
-              <w:t>47+36=</w:t>
+              <w:t>25+69=</w:t>
             </w:r>
           </w:p>
         </w:tc>
@@ -579,7 +492,7 @@
                 <w:rFonts w:ascii="TimeNewRoman" w:hAnsi="TimeNewRoman"/>
                 <w:sz w:val="30"/>
               </w:rPr>
-              <w:t>84-76=</w:t>
+              <w:t>33-28=</w:t>
             </w:r>
           </w:p>
         </w:tc>
@@ -596,7 +509,7 @@
                 <w:rFonts w:ascii="TimeNewRoman" w:hAnsi="TimeNewRoman"/>
                 <w:sz w:val="30"/>
               </w:rPr>
-              <w:t>39+18=</w:t>
+              <w:t>70-38=</w:t>
             </w:r>
           </w:p>
         </w:tc>
@@ -613,7 +526,7 @@
                 <w:rFonts w:ascii="TimeNewRoman" w:hAnsi="TimeNewRoman"/>
                 <w:sz w:val="30"/>
               </w:rPr>
-              <w:t>69+26=</w:t>
+              <w:t>46-18=</w:t>
             </w:r>
           </w:p>
         </w:tc>
@@ -630,7 +543,7 @@
                 <w:rFonts w:ascii="TimeNewRoman" w:hAnsi="TimeNewRoman"/>
                 <w:sz w:val="30"/>
               </w:rPr>
-              <w:t>90-75=</w:t>
+              <w:t>28+16=</w:t>
             </w:r>
           </w:p>
         </w:tc>
@@ -649,7 +562,7 @@
                 <w:rFonts w:ascii="TimeNewRoman" w:hAnsi="TimeNewRoman"/>
                 <w:sz w:val="30"/>
               </w:rPr>
-              <w:t>56+19=</w:t>
+              <w:t>65+8=</w:t>
             </w:r>
           </w:p>
         </w:tc>
@@ -666,7 +579,773 @@
                 <w:rFonts w:ascii="TimeNewRoman" w:hAnsi="TimeNewRoman"/>
                 <w:sz w:val="30"/>
               </w:rPr>
-              <w:t>95-67=</w:t>
+              <w:t>19+16=</w:t>
+            </w:r>
+          </w:p>
+        </w:tc>
+        <w:tc>
+          <w:tcPr>
+            <w:tcW w:type="dxa" w:w="1987"/>
+          </w:tcPr>
+          <w:p>
+            <w:pPr>
+              <w:jc w:val="left"/>
+            </w:pPr>
+            <w:r>
+              <w:rPr>
+                <w:rFonts w:ascii="TimeNewRoman" w:hAnsi="TimeNewRoman"/>
+                <w:sz w:val="30"/>
+              </w:rPr>
+              <w:t>71-29=</w:t>
+            </w:r>
+          </w:p>
+        </w:tc>
+        <w:tc>
+          <w:tcPr>
+            <w:tcW w:type="dxa" w:w="1987"/>
+          </w:tcPr>
+          <w:p>
+            <w:pPr>
+              <w:jc w:val="left"/>
+            </w:pPr>
+            <w:r>
+              <w:rPr>
+                <w:rFonts w:ascii="TimeNewRoman" w:hAnsi="TimeNewRoman"/>
+                <w:sz w:val="30"/>
+              </w:rPr>
+              <w:t>85-49=</w:t>
+            </w:r>
+          </w:p>
+        </w:tc>
+        <w:tc>
+          <w:tcPr>
+            <w:tcW w:type="dxa" w:w="1987"/>
+          </w:tcPr>
+          <w:p>
+            <w:pPr>
+              <w:jc w:val="left"/>
+            </w:pPr>
+            <w:r>
+              <w:rPr>
+                <w:rFonts w:ascii="TimeNewRoman" w:hAnsi="TimeNewRoman"/>
+                <w:sz w:val="30"/>
+              </w:rPr>
+              <w:t>86+9=</w:t>
+            </w:r>
+          </w:p>
+        </w:tc>
+      </w:tr>
+      <w:tr>
+        <w:tc>
+          <w:tcPr>
+            <w:tcW w:type="dxa" w:w="1987"/>
+          </w:tcPr>
+          <w:p>
+            <w:pPr>
+              <w:jc w:val="left"/>
+            </w:pPr>
+            <w:r>
+              <w:rPr>
+                <w:rFonts w:ascii="TimeNewRoman" w:hAnsi="TimeNewRoman"/>
+                <w:sz w:val="30"/>
+              </w:rPr>
+              <w:t>48+24=</w:t>
+            </w:r>
+          </w:p>
+        </w:tc>
+        <w:tc>
+          <w:tcPr>
+            <w:tcW w:type="dxa" w:w="1987"/>
+          </w:tcPr>
+          <w:p>
+            <w:pPr>
+              <w:jc w:val="left"/>
+            </w:pPr>
+            <w:r>
+              <w:rPr>
+                <w:rFonts w:ascii="TimeNewRoman" w:hAnsi="TimeNewRoman"/>
+                <w:sz w:val="30"/>
+              </w:rPr>
+              <w:t>7+37=</w:t>
+            </w:r>
+          </w:p>
+        </w:tc>
+        <w:tc>
+          <w:tcPr>
+            <w:tcW w:type="dxa" w:w="1987"/>
+          </w:tcPr>
+          <w:p>
+            <w:pPr>
+              <w:jc w:val="left"/>
+            </w:pPr>
+            <w:r>
+              <w:rPr>
+                <w:rFonts w:ascii="TimeNewRoman" w:hAnsi="TimeNewRoman"/>
+                <w:sz w:val="30"/>
+              </w:rPr>
+              <w:t>14-9=</w:t>
+            </w:r>
+          </w:p>
+        </w:tc>
+        <w:tc>
+          <w:tcPr>
+            <w:tcW w:type="dxa" w:w="1987"/>
+          </w:tcPr>
+          <w:p>
+            <w:pPr>
+              <w:jc w:val="left"/>
+            </w:pPr>
+            <w:r>
+              <w:rPr>
+                <w:rFonts w:ascii="TimeNewRoman" w:hAnsi="TimeNewRoman"/>
+                <w:sz w:val="30"/>
+              </w:rPr>
+              <w:t>75+18=</w:t>
+            </w:r>
+          </w:p>
+        </w:tc>
+        <w:tc>
+          <w:tcPr>
+            <w:tcW w:type="dxa" w:w="1987"/>
+          </w:tcPr>
+          <w:p>
+            <w:pPr>
+              <w:jc w:val="left"/>
+            </w:pPr>
+            <w:r>
+              <w:rPr>
+                <w:rFonts w:ascii="TimeNewRoman" w:hAnsi="TimeNewRoman"/>
+                <w:sz w:val="30"/>
+              </w:rPr>
+              <w:t>56+27=</w:t>
+            </w:r>
+          </w:p>
+        </w:tc>
+      </w:tr>
+      <w:tr>
+        <w:tc>
+          <w:tcPr>
+            <w:tcW w:type="dxa" w:w="1987"/>
+          </w:tcPr>
+          <w:p>
+            <w:pPr>
+              <w:jc w:val="left"/>
+            </w:pPr>
+            <w:r>
+              <w:rPr>
+                <w:rFonts w:ascii="TimeNewRoman" w:hAnsi="TimeNewRoman"/>
+                <w:sz w:val="30"/>
+              </w:rPr>
+              <w:t>73+9=</w:t>
+            </w:r>
+          </w:p>
+        </w:tc>
+        <w:tc>
+          <w:tcPr>
+            <w:tcW w:type="dxa" w:w="1987"/>
+          </w:tcPr>
+          <w:p>
+            <w:pPr>
+              <w:jc w:val="left"/>
+            </w:pPr>
+            <w:r>
+              <w:rPr>
+                <w:rFonts w:ascii="TimeNewRoman" w:hAnsi="TimeNewRoman"/>
+                <w:sz w:val="30"/>
+              </w:rPr>
+              <w:t>33+28=</w:t>
+            </w:r>
+          </w:p>
+        </w:tc>
+        <w:tc>
+          <w:tcPr>
+            <w:tcW w:type="dxa" w:w="1987"/>
+          </w:tcPr>
+          <w:p>
+            <w:pPr>
+              <w:jc w:val="left"/>
+            </w:pPr>
+            <w:r>
+              <w:rPr>
+                <w:rFonts w:ascii="TimeNewRoman" w:hAnsi="TimeNewRoman"/>
+                <w:sz w:val="30"/>
+              </w:rPr>
+              <w:t>93-77=</w:t>
+            </w:r>
+          </w:p>
+        </w:tc>
+        <w:tc>
+          <w:tcPr>
+            <w:tcW w:type="dxa" w:w="1987"/>
+          </w:tcPr>
+          <w:p>
+            <w:pPr>
+              <w:jc w:val="left"/>
+            </w:pPr>
+            <w:r>
+              <w:rPr>
+                <w:rFonts w:ascii="TimeNewRoman" w:hAnsi="TimeNewRoman"/>
+                <w:sz w:val="30"/>
+              </w:rPr>
+              <w:t>81-3=</w:t>
+            </w:r>
+          </w:p>
+        </w:tc>
+        <w:tc>
+          <w:tcPr>
+            <w:tcW w:type="dxa" w:w="1987"/>
+          </w:tcPr>
+          <w:p>
+            <w:pPr>
+              <w:jc w:val="left"/>
+            </w:pPr>
+            <w:r>
+              <w:rPr>
+                <w:rFonts w:ascii="TimeNewRoman" w:hAnsi="TimeNewRoman"/>
+                <w:sz w:val="30"/>
+              </w:rPr>
+              <w:t>95-29=</w:t>
+            </w:r>
+          </w:p>
+        </w:tc>
+      </w:tr>
+      <w:tr>
+        <w:tc>
+          <w:tcPr>
+            <w:tcW w:type="dxa" w:w="1987"/>
+          </w:tcPr>
+          <w:p>
+            <w:pPr>
+              <w:jc w:val="left"/>
+            </w:pPr>
+            <w:r>
+              <w:rPr>
+                <w:rFonts w:ascii="TimeNewRoman" w:hAnsi="TimeNewRoman"/>
+                <w:sz w:val="30"/>
+              </w:rPr>
+              <w:t>30-18=</w:t>
+            </w:r>
+          </w:p>
+        </w:tc>
+        <w:tc>
+          <w:tcPr>
+            <w:tcW w:type="dxa" w:w="1987"/>
+          </w:tcPr>
+          <w:p>
+            <w:pPr>
+              <w:jc w:val="left"/>
+            </w:pPr>
+            <w:r>
+              <w:rPr>
+                <w:rFonts w:ascii="TimeNewRoman" w:hAnsi="TimeNewRoman"/>
+                <w:sz w:val="30"/>
+              </w:rPr>
+              <w:t>94-86=</w:t>
+            </w:r>
+          </w:p>
+        </w:tc>
+        <w:tc>
+          <w:tcPr>
+            <w:tcW w:type="dxa" w:w="1987"/>
+          </w:tcPr>
+          <w:p>
+            <w:pPr>
+              <w:jc w:val="left"/>
+            </w:pPr>
+            <w:r>
+              <w:rPr>
+                <w:rFonts w:ascii="TimeNewRoman" w:hAnsi="TimeNewRoman"/>
+                <w:sz w:val="30"/>
+              </w:rPr>
+              <w:t>44-7=</w:t>
+            </w:r>
+          </w:p>
+        </w:tc>
+        <w:tc>
+          <w:tcPr>
+            <w:tcW w:type="dxa" w:w="1987"/>
+          </w:tcPr>
+          <w:p>
+            <w:pPr>
+              <w:jc w:val="left"/>
+            </w:pPr>
+            <w:r>
+              <w:rPr>
+                <w:rFonts w:ascii="TimeNewRoman" w:hAnsi="TimeNewRoman"/>
+                <w:sz w:val="30"/>
+              </w:rPr>
+              <w:t>36-18=</w:t>
+            </w:r>
+          </w:p>
+        </w:tc>
+        <w:tc>
+          <w:tcPr>
+            <w:tcW w:type="dxa" w:w="1987"/>
+          </w:tcPr>
+          <w:p>
+            <w:pPr>
+              <w:jc w:val="left"/>
+            </w:pPr>
+            <w:r>
+              <w:rPr>
+                <w:rFonts w:ascii="TimeNewRoman" w:hAnsi="TimeNewRoman"/>
+                <w:sz w:val="30"/>
+              </w:rPr>
+              <w:t>43-38=</w:t>
+            </w:r>
+          </w:p>
+        </w:tc>
+      </w:tr>
+      <w:tr>
+        <w:tc>
+          <w:tcPr>
+            <w:tcW w:type="dxa" w:w="1987"/>
+          </w:tcPr>
+          <w:p>
+            <w:pPr>
+              <w:jc w:val="left"/>
+            </w:pPr>
+            <w:r>
+              <w:rPr>
+                <w:rFonts w:ascii="TimeNewRoman" w:hAnsi="TimeNewRoman"/>
+                <w:sz w:val="30"/>
+              </w:rPr>
+              <w:t>92-46=</w:t>
+            </w:r>
+          </w:p>
+        </w:tc>
+        <w:tc>
+          <w:tcPr>
+            <w:tcW w:type="dxa" w:w="1987"/>
+          </w:tcPr>
+          <w:p>
+            <w:pPr>
+              <w:jc w:val="left"/>
+            </w:pPr>
+            <w:r>
+              <w:rPr>
+                <w:rFonts w:ascii="TimeNewRoman" w:hAnsi="TimeNewRoman"/>
+                <w:sz w:val="30"/>
+              </w:rPr>
+              <w:t>27+24=</w:t>
+            </w:r>
+          </w:p>
+        </w:tc>
+        <w:tc>
+          <w:tcPr>
+            <w:tcW w:type="dxa" w:w="1987"/>
+          </w:tcPr>
+          <w:p>
+            <w:pPr>
+              <w:jc w:val="left"/>
+            </w:pPr>
+            <w:r>
+              <w:rPr>
+                <w:rFonts w:ascii="TimeNewRoman" w:hAnsi="TimeNewRoman"/>
+                <w:sz w:val="30"/>
+              </w:rPr>
+              <w:t>25+28=</w:t>
+            </w:r>
+          </w:p>
+        </w:tc>
+        <w:tc>
+          <w:tcPr>
+            <w:tcW w:type="dxa" w:w="1987"/>
+          </w:tcPr>
+          <w:p>
+            <w:pPr>
+              <w:jc w:val="left"/>
+            </w:pPr>
+            <w:r>
+              <w:rPr>
+                <w:rFonts w:ascii="TimeNewRoman" w:hAnsi="TimeNewRoman"/>
+                <w:sz w:val="30"/>
+              </w:rPr>
+              <w:t>65-7=</w:t>
+            </w:r>
+          </w:p>
+        </w:tc>
+        <w:tc>
+          <w:tcPr>
+            <w:tcW w:type="dxa" w:w="1987"/>
+          </w:tcPr>
+          <w:p>
+            <w:pPr>
+              <w:jc w:val="left"/>
+            </w:pPr>
+            <w:r>
+              <w:rPr>
+                <w:rFonts w:ascii="TimeNewRoman" w:hAnsi="TimeNewRoman"/>
+                <w:sz w:val="30"/>
+              </w:rPr>
+              <w:t>82-63=</w:t>
+            </w:r>
+          </w:p>
+        </w:tc>
+      </w:tr>
+      <w:tr>
+        <w:tc>
+          <w:tcPr>
+            <w:tcW w:type="dxa" w:w="1987"/>
+          </w:tcPr>
+          <w:p>
+            <w:pPr>
+              <w:jc w:val="left"/>
+            </w:pPr>
+            <w:r>
+              <w:rPr>
+                <w:rFonts w:ascii="TimeNewRoman" w:hAnsi="TimeNewRoman"/>
+                <w:sz w:val="30"/>
+              </w:rPr>
+              <w:t>69+3=</w:t>
+            </w:r>
+          </w:p>
+        </w:tc>
+        <w:tc>
+          <w:tcPr>
+            <w:tcW w:type="dxa" w:w="1987"/>
+          </w:tcPr>
+          <w:p>
+            <w:pPr>
+              <w:jc w:val="left"/>
+            </w:pPr>
+            <w:r>
+              <w:rPr>
+                <w:rFonts w:ascii="TimeNewRoman" w:hAnsi="TimeNewRoman"/>
+                <w:sz w:val="30"/>
+              </w:rPr>
+              <w:t>65-27=</w:t>
+            </w:r>
+          </w:p>
+        </w:tc>
+        <w:tc>
+          <w:tcPr>
+            <w:tcW w:type="dxa" w:w="1987"/>
+          </w:tcPr>
+          <w:p>
+            <w:pPr>
+              <w:jc w:val="left"/>
+            </w:pPr>
+            <w:r>
+              <w:rPr>
+                <w:rFonts w:ascii="TimeNewRoman" w:hAnsi="TimeNewRoman"/>
+                <w:sz w:val="30"/>
+              </w:rPr>
+              <w:t>32-19=</w:t>
+            </w:r>
+          </w:p>
+        </w:tc>
+        <w:tc>
+          <w:tcPr>
+            <w:tcW w:type="dxa" w:w="1987"/>
+          </w:tcPr>
+          <w:p>
+            <w:pPr>
+              <w:jc w:val="left"/>
+            </w:pPr>
+            <w:r>
+              <w:rPr>
+                <w:rFonts w:ascii="TimeNewRoman" w:hAnsi="TimeNewRoman"/>
+                <w:sz w:val="30"/>
+              </w:rPr>
+              <w:t>36+55=</w:t>
+            </w:r>
+          </w:p>
+        </w:tc>
+        <w:tc>
+          <w:tcPr>
+            <w:tcW w:type="dxa" w:w="1987"/>
+          </w:tcPr>
+          <w:p>
+            <w:pPr>
+              <w:jc w:val="left"/>
+            </w:pPr>
+            <w:r>
+              <w:rPr>
+                <w:rFonts w:ascii="TimeNewRoman" w:hAnsi="TimeNewRoman"/>
+                <w:sz w:val="30"/>
+              </w:rPr>
+              <w:t>90-82=</w:t>
+            </w:r>
+          </w:p>
+        </w:tc>
+      </w:tr>
+      <w:tr>
+        <w:tc>
+          <w:tcPr>
+            <w:tcW w:type="dxa" w:w="1987"/>
+          </w:tcPr>
+          <w:p>
+            <w:pPr>
+              <w:jc w:val="left"/>
+            </w:pPr>
+            <w:r>
+              <w:rPr>
+                <w:rFonts w:ascii="TimeNewRoman" w:hAnsi="TimeNewRoman"/>
+                <w:sz w:val="30"/>
+              </w:rPr>
+              <w:t>61-37=</w:t>
+            </w:r>
+          </w:p>
+        </w:tc>
+        <w:tc>
+          <w:tcPr>
+            <w:tcW w:type="dxa" w:w="1987"/>
+          </w:tcPr>
+          <w:p>
+            <w:pPr>
+              <w:jc w:val="left"/>
+            </w:pPr>
+            <w:r>
+              <w:rPr>
+                <w:rFonts w:ascii="TimeNewRoman" w:hAnsi="TimeNewRoman"/>
+                <w:sz w:val="30"/>
+              </w:rPr>
+              <w:t>24+48=</w:t>
+            </w:r>
+          </w:p>
+        </w:tc>
+        <w:tc>
+          <w:tcPr>
+            <w:tcW w:type="dxa" w:w="1987"/>
+          </w:tcPr>
+          <w:p>
+            <w:pPr>
+              <w:jc w:val="left"/>
+            </w:pPr>
+            <w:r>
+              <w:rPr>
+                <w:rFonts w:ascii="TimeNewRoman" w:hAnsi="TimeNewRoman"/>
+                <w:sz w:val="30"/>
+              </w:rPr>
+              <w:t>14+77=</w:t>
+            </w:r>
+          </w:p>
+        </w:tc>
+        <w:tc>
+          <w:tcPr>
+            <w:tcW w:type="dxa" w:w="1987"/>
+          </w:tcPr>
+          <w:p>
+            <w:pPr>
+              <w:jc w:val="left"/>
+            </w:pPr>
+            <w:r>
+              <w:rPr>
+                <w:rFonts w:ascii="TimeNewRoman" w:hAnsi="TimeNewRoman"/>
+                <w:sz w:val="30"/>
+              </w:rPr>
+              <w:t>8+13=</w:t>
+            </w:r>
+          </w:p>
+        </w:tc>
+        <w:tc>
+          <w:tcPr>
+            <w:tcW w:type="dxa" w:w="1987"/>
+          </w:tcPr>
+          <w:p>
+            <w:pPr>
+              <w:jc w:val="left"/>
+            </w:pPr>
+            <w:r>
+              <w:rPr>
+                <w:rFonts w:ascii="TimeNewRoman" w:hAnsi="TimeNewRoman"/>
+                <w:sz w:val="30"/>
+              </w:rPr>
+              <w:t>90-59=</w:t>
+            </w:r>
+          </w:p>
+        </w:tc>
+      </w:tr>
+      <w:tr>
+        <w:tc>
+          <w:tcPr>
+            <w:tcW w:type="dxa" w:w="1987"/>
+          </w:tcPr>
+          <w:p>
+            <w:pPr>
+              <w:jc w:val="left"/>
+            </w:pPr>
+            <w:r>
+              <w:rPr>
+                <w:rFonts w:ascii="TimeNewRoman" w:hAnsi="TimeNewRoman"/>
+                <w:sz w:val="30"/>
+              </w:rPr>
+              <w:t>36+9=</w:t>
+            </w:r>
+          </w:p>
+        </w:tc>
+        <w:tc>
+          <w:tcPr>
+            <w:tcW w:type="dxa" w:w="1987"/>
+          </w:tcPr>
+          <w:p>
+            <w:pPr>
+              <w:jc w:val="left"/>
+            </w:pPr>
+            <w:r>
+              <w:rPr>
+                <w:rFonts w:ascii="TimeNewRoman" w:hAnsi="TimeNewRoman"/>
+                <w:sz w:val="30"/>
+              </w:rPr>
+              <w:t>28+7=</w:t>
+            </w:r>
+          </w:p>
+        </w:tc>
+        <w:tc>
+          <w:tcPr>
+            <w:tcW w:type="dxa" w:w="1987"/>
+          </w:tcPr>
+          <w:p>
+            <w:pPr>
+              <w:jc w:val="left"/>
+            </w:pPr>
+            <w:r>
+              <w:rPr>
+                <w:rFonts w:ascii="TimeNewRoman" w:hAnsi="TimeNewRoman"/>
+                <w:sz w:val="30"/>
+              </w:rPr>
+              <w:t>7+39=</w:t>
+            </w:r>
+          </w:p>
+        </w:tc>
+        <w:tc>
+          <w:tcPr>
+            <w:tcW w:type="dxa" w:w="1987"/>
+          </w:tcPr>
+          <w:p>
+            <w:pPr>
+              <w:jc w:val="left"/>
+            </w:pPr>
+            <w:r>
+              <w:rPr>
+                <w:rFonts w:ascii="TimeNewRoman" w:hAnsi="TimeNewRoman"/>
+                <w:sz w:val="30"/>
+              </w:rPr>
+              <w:t>5+86=</w:t>
+            </w:r>
+          </w:p>
+        </w:tc>
+        <w:tc>
+          <w:tcPr>
+            <w:tcW w:type="dxa" w:w="1987"/>
+          </w:tcPr>
+          <w:p>
+            <w:pPr>
+              <w:jc w:val="left"/>
+            </w:pPr>
+            <w:r>
+              <w:rPr>
+                <w:rFonts w:ascii="TimeNewRoman" w:hAnsi="TimeNewRoman"/>
+                <w:sz w:val="30"/>
+              </w:rPr>
+              <w:t>41-38=</w:t>
+            </w:r>
+          </w:p>
+        </w:tc>
+      </w:tr>
+      <w:tr>
+        <w:tc>
+          <w:tcPr>
+            <w:tcW w:type="dxa" w:w="1987"/>
+          </w:tcPr>
+          <w:p>
+            <w:pPr>
+              <w:jc w:val="left"/>
+            </w:pPr>
+            <w:r>
+              <w:rPr>
+                <w:rFonts w:ascii="TimeNewRoman" w:hAnsi="TimeNewRoman"/>
+                <w:sz w:val="30"/>
+              </w:rPr>
+              <w:t>45-16=</w:t>
+            </w:r>
+          </w:p>
+        </w:tc>
+        <w:tc>
+          <w:tcPr>
+            <w:tcW w:type="dxa" w:w="1987"/>
+          </w:tcPr>
+          <w:p>
+            <w:pPr>
+              <w:jc w:val="left"/>
+            </w:pPr>
+            <w:r>
+              <w:rPr>
+                <w:rFonts w:ascii="TimeNewRoman" w:hAnsi="TimeNewRoman"/>
+                <w:sz w:val="30"/>
+              </w:rPr>
+              <w:t>92-14=</w:t>
+            </w:r>
+          </w:p>
+        </w:tc>
+        <w:tc>
+          <w:tcPr>
+            <w:tcW w:type="dxa" w:w="1987"/>
+          </w:tcPr>
+          <w:p>
+            <w:pPr>
+              <w:jc w:val="left"/>
+            </w:pPr>
+            <w:r>
+              <w:rPr>
+                <w:rFonts w:ascii="TimeNewRoman" w:hAnsi="TimeNewRoman"/>
+                <w:sz w:val="30"/>
+              </w:rPr>
+              <w:t>38+33=</w:t>
+            </w:r>
+          </w:p>
+        </w:tc>
+        <w:tc>
+          <w:tcPr>
+            <w:tcW w:type="dxa" w:w="1987"/>
+          </w:tcPr>
+          <w:p>
+            <w:pPr>
+              <w:jc w:val="left"/>
+            </w:pPr>
+            <w:r>
+              <w:rPr>
+                <w:rFonts w:ascii="TimeNewRoman" w:hAnsi="TimeNewRoman"/>
+                <w:sz w:val="30"/>
+              </w:rPr>
+              <w:t>9+53=</w:t>
+            </w:r>
+          </w:p>
+        </w:tc>
+        <w:tc>
+          <w:tcPr>
+            <w:tcW w:type="dxa" w:w="1987"/>
+          </w:tcPr>
+          <w:p>
+            <w:pPr>
+              <w:jc w:val="left"/>
+            </w:pPr>
+            <w:r>
+              <w:rPr>
+                <w:rFonts w:ascii="TimeNewRoman" w:hAnsi="TimeNewRoman"/>
+                <w:sz w:val="30"/>
+              </w:rPr>
+              <w:t>18+4=</w:t>
+            </w:r>
+          </w:p>
+        </w:tc>
+      </w:tr>
+      <w:tr>
+        <w:tc>
+          <w:tcPr>
+            <w:tcW w:type="dxa" w:w="1987"/>
+          </w:tcPr>
+          <w:p>
+            <w:pPr>
+              <w:jc w:val="left"/>
+            </w:pPr>
+            <w:r>
+              <w:rPr>
+                <w:rFonts w:ascii="TimeNewRoman" w:hAnsi="TimeNewRoman"/>
+                <w:sz w:val="30"/>
+              </w:rPr>
+              <w:t>69+15=</w:t>
             </w:r>
           </w:p>
         </w:tc>
@@ -700,7 +1379,7 @@
                 <w:rFonts w:ascii="TimeNewRoman" w:hAnsi="TimeNewRoman"/>
                 <w:sz w:val="30"/>
               </w:rPr>
-              <w:t>2+9=</w:t>
+              <w:t>26+47=</w:t>
             </w:r>
           </w:p>
         </w:tc>
@@ -717,7 +1396,24 @@
                 <w:rFonts w:ascii="TimeNewRoman" w:hAnsi="TimeNewRoman"/>
                 <w:sz w:val="30"/>
               </w:rPr>
-              <w:t>68+15=</w:t>
+              <w:t>20-5=</w:t>
+            </w:r>
+          </w:p>
+        </w:tc>
+        <w:tc>
+          <w:tcPr>
+            <w:tcW w:type="dxa" w:w="1987"/>
+          </w:tcPr>
+          <w:p>
+            <w:pPr>
+              <w:jc w:val="left"/>
+            </w:pPr>
+            <w:r>
+              <w:rPr>
+                <w:rFonts w:ascii="TimeNewRoman" w:hAnsi="TimeNewRoman"/>
+                <w:sz w:val="30"/>
+              </w:rPr>
+              <w:t>46+7=</w:t>
             </w:r>
           </w:p>
         </w:tc>
@@ -736,7 +1432,7 @@
                 <w:rFonts w:ascii="TimeNewRoman" w:hAnsi="TimeNewRoman"/>
                 <w:sz w:val="30"/>
               </w:rPr>
-              <w:t>62-29=</w:t>
+              <w:t>18+8=</w:t>
             </w:r>
           </w:p>
         </w:tc>
@@ -753,7 +1449,7 @@
                 <w:rFonts w:ascii="TimeNewRoman" w:hAnsi="TimeNewRoman"/>
                 <w:sz w:val="30"/>
               </w:rPr>
-              <w:t>72-4=</w:t>
+              <w:t>57-8=</w:t>
             </w:r>
           </w:p>
         </w:tc>
@@ -770,7 +1466,7 @@
                 <w:rFonts w:ascii="TimeNewRoman" w:hAnsi="TimeNewRoman"/>
                 <w:sz w:val="30"/>
               </w:rPr>
-              <w:t>77-38=</w:t>
+              <w:t>38+8=</w:t>
             </w:r>
           </w:p>
         </w:tc>
@@ -787,7 +1483,7 @@
                 <w:rFonts w:ascii="TimeNewRoman" w:hAnsi="TimeNewRoman"/>
                 <w:sz w:val="30"/>
               </w:rPr>
-              <w:t>39+22=</w:t>
+              <w:t>91-58=</w:t>
             </w:r>
           </w:p>
         </w:tc>
@@ -804,7 +1500,7 @@
                 <w:rFonts w:ascii="TimeNewRoman" w:hAnsi="TimeNewRoman"/>
                 <w:sz w:val="30"/>
               </w:rPr>
-              <w:t>31-29=</w:t>
+              <w:t>71-44=</w:t>
             </w:r>
           </w:p>
         </w:tc>
@@ -823,7 +1519,7 @@
                 <w:rFonts w:ascii="TimeNewRoman" w:hAnsi="TimeNewRoman"/>
                 <w:sz w:val="30"/>
               </w:rPr>
-              <w:t>93-35=</w:t>
+              <w:t>96-19=</w:t>
             </w:r>
           </w:p>
         </w:tc>
@@ -840,7 +1536,7 @@
                 <w:rFonts w:ascii="TimeNewRoman" w:hAnsi="TimeNewRoman"/>
                 <w:sz w:val="30"/>
               </w:rPr>
-              <w:t>49+22=</w:t>
+              <w:t>63+9=</w:t>
             </w:r>
           </w:p>
         </w:tc>
@@ -857,7 +1553,7 @@
                 <w:rFonts w:ascii="TimeNewRoman" w:hAnsi="TimeNewRoman"/>
                 <w:sz w:val="30"/>
               </w:rPr>
-              <w:t>90-88=</w:t>
+              <w:t>82-29=</w:t>
             </w:r>
           </w:p>
         </w:tc>
@@ -874,7 +1570,7 @@
                 <w:rFonts w:ascii="TimeNewRoman" w:hAnsi="TimeNewRoman"/>
                 <w:sz w:val="30"/>
               </w:rPr>
-              <w:t>17+68=</w:t>
+              <w:t>21-18=</w:t>
             </w:r>
           </w:p>
         </w:tc>
@@ -891,7 +1587,7 @@
                 <w:rFonts w:ascii="TimeNewRoman" w:hAnsi="TimeNewRoman"/>
                 <w:sz w:val="30"/>
               </w:rPr>
-              <w:t>19+76=</w:t>
+              <w:t>17+69=</w:t>
             </w:r>
           </w:p>
         </w:tc>
@@ -910,7 +1606,7 @@
                 <w:rFonts w:ascii="TimeNewRoman" w:hAnsi="TimeNewRoman"/>
                 <w:sz w:val="30"/>
               </w:rPr>
-              <w:t>82-46=</w:t>
+              <w:t>63-18=</w:t>
             </w:r>
           </w:p>
         </w:tc>
@@ -927,7 +1623,7 @@
                 <w:rFonts w:ascii="TimeNewRoman" w:hAnsi="TimeNewRoman"/>
                 <w:sz w:val="30"/>
               </w:rPr>
-              <w:t>92-15=</w:t>
+              <w:t>54+27=</w:t>
             </w:r>
           </w:p>
         </w:tc>
@@ -944,7 +1640,7 @@
                 <w:rFonts w:ascii="TimeNewRoman" w:hAnsi="TimeNewRoman"/>
                 <w:sz w:val="30"/>
               </w:rPr>
-              <w:t>9+64=</w:t>
+              <w:t>5+37=</w:t>
             </w:r>
           </w:p>
         </w:tc>
@@ -961,7 +1657,7 @@
                 <w:rFonts w:ascii="TimeNewRoman" w:hAnsi="TimeNewRoman"/>
                 <w:sz w:val="30"/>
               </w:rPr>
-              <w:t>92-25=</w:t>
+              <w:t>8+58=</w:t>
             </w:r>
           </w:p>
         </w:tc>
@@ -978,7 +1674,7 @@
                 <w:rFonts w:ascii="TimeNewRoman" w:hAnsi="TimeNewRoman"/>
                 <w:sz w:val="30"/>
               </w:rPr>
-              <w:t>90-89=</w:t>
+              <w:t>17+28=</w:t>
             </w:r>
           </w:p>
         </w:tc>
@@ -997,7 +1693,7 @@
                 <w:rFonts w:ascii="TimeNewRoman" w:hAnsi="TimeNewRoman"/>
                 <w:sz w:val="30"/>
               </w:rPr>
-              <w:t>8+39=</w:t>
+              <w:t>75-18=</w:t>
             </w:r>
           </w:p>
         </w:tc>
@@ -1014,7 +1710,7 @@
                 <w:rFonts w:ascii="TimeNewRoman" w:hAnsi="TimeNewRoman"/>
                 <w:sz w:val="30"/>
               </w:rPr>
-              <w:t>84-38=</w:t>
+              <w:t>8+36=</w:t>
             </w:r>
           </w:p>
         </w:tc>
@@ -1031,7 +1727,7 @@
                 <w:rFonts w:ascii="TimeNewRoman" w:hAnsi="TimeNewRoman"/>
                 <w:sz w:val="30"/>
               </w:rPr>
-              <w:t>18+35=</w:t>
+              <w:t>60-21=</w:t>
             </w:r>
           </w:p>
         </w:tc>
@@ -1048,7 +1744,7 @@
                 <w:rFonts w:ascii="TimeNewRoman" w:hAnsi="TimeNewRoman"/>
                 <w:sz w:val="30"/>
               </w:rPr>
-              <w:t>36-7=</w:t>
+              <w:t>90-51=</w:t>
             </w:r>
           </w:p>
         </w:tc>
@@ -1065,703 +1761,7 @@
                 <w:rFonts w:ascii="TimeNewRoman" w:hAnsi="TimeNewRoman"/>
                 <w:sz w:val="30"/>
               </w:rPr>
-              <w:t>66+29=</w:t>
-            </w:r>
-          </w:p>
-        </w:tc>
-      </w:tr>
-      <w:tr>
-        <w:tc>
-          <w:tcPr>
-            <w:tcW w:type="dxa" w:w="1987"/>
-          </w:tcPr>
-          <w:p>
-            <w:pPr>
-              <w:jc w:val="left"/>
-            </w:pPr>
-            <w:r>
-              <w:rPr>
-                <w:rFonts w:ascii="TimeNewRoman" w:hAnsi="TimeNewRoman"/>
-                <w:sz w:val="30"/>
-              </w:rPr>
-              <w:t>26+19=</w:t>
-            </w:r>
-          </w:p>
-        </w:tc>
-        <w:tc>
-          <w:tcPr>
-            <w:tcW w:type="dxa" w:w="1987"/>
-          </w:tcPr>
-          <w:p>
-            <w:pPr>
-              <w:jc w:val="left"/>
-            </w:pPr>
-            <w:r>
-              <w:rPr>
-                <w:rFonts w:ascii="TimeNewRoman" w:hAnsi="TimeNewRoman"/>
-                <w:sz w:val="30"/>
-              </w:rPr>
-              <w:t>2+59=</w:t>
-            </w:r>
-          </w:p>
-        </w:tc>
-        <w:tc>
-          <w:tcPr>
-            <w:tcW w:type="dxa" w:w="1987"/>
-          </w:tcPr>
-          <w:p>
-            <w:pPr>
-              <w:jc w:val="left"/>
-            </w:pPr>
-            <w:r>
-              <w:rPr>
-                <w:rFonts w:ascii="TimeNewRoman" w:hAnsi="TimeNewRoman"/>
-                <w:sz w:val="30"/>
-              </w:rPr>
-              <w:t>93-28=</w:t>
-            </w:r>
-          </w:p>
-        </w:tc>
-        <w:tc>
-          <w:tcPr>
-            <w:tcW w:type="dxa" w:w="1987"/>
-          </w:tcPr>
-          <w:p>
-            <w:pPr>
-              <w:jc w:val="left"/>
-            </w:pPr>
-            <w:r>
-              <w:rPr>
-                <w:rFonts w:ascii="TimeNewRoman" w:hAnsi="TimeNewRoman"/>
-                <w:sz w:val="30"/>
-              </w:rPr>
-              <w:t>46+18=</w:t>
-            </w:r>
-          </w:p>
-        </w:tc>
-        <w:tc>
-          <w:tcPr>
-            <w:tcW w:type="dxa" w:w="1987"/>
-          </w:tcPr>
-          <w:p>
-            <w:pPr>
-              <w:jc w:val="left"/>
-            </w:pPr>
-            <w:r>
-              <w:rPr>
-                <w:rFonts w:ascii="TimeNewRoman" w:hAnsi="TimeNewRoman"/>
-                <w:sz w:val="30"/>
-              </w:rPr>
-              <w:t>15+69=</w:t>
-            </w:r>
-          </w:p>
-        </w:tc>
-      </w:tr>
-      <w:tr>
-        <w:tc>
-          <w:tcPr>
-            <w:tcW w:type="dxa" w:w="1987"/>
-          </w:tcPr>
-          <w:p>
-            <w:pPr>
-              <w:jc w:val="left"/>
-            </w:pPr>
-            <w:r>
-              <w:rPr>
-                <w:rFonts w:ascii="TimeNewRoman" w:hAnsi="TimeNewRoman"/>
-                <w:sz w:val="30"/>
-              </w:rPr>
-              <w:t>56-9=</w:t>
-            </w:r>
-          </w:p>
-        </w:tc>
-        <w:tc>
-          <w:tcPr>
-            <w:tcW w:type="dxa" w:w="1987"/>
-          </w:tcPr>
-          <w:p>
-            <w:pPr>
-              <w:jc w:val="left"/>
-            </w:pPr>
-            <w:r>
-              <w:rPr>
-                <w:rFonts w:ascii="TimeNewRoman" w:hAnsi="TimeNewRoman"/>
-                <w:sz w:val="30"/>
-              </w:rPr>
-              <w:t>49+15=</w:t>
-            </w:r>
-          </w:p>
-        </w:tc>
-        <w:tc>
-          <w:tcPr>
-            <w:tcW w:type="dxa" w:w="1987"/>
-          </w:tcPr>
-          <w:p>
-            <w:pPr>
-              <w:jc w:val="left"/>
-            </w:pPr>
-            <w:r>
-              <w:rPr>
-                <w:rFonts w:ascii="TimeNewRoman" w:hAnsi="TimeNewRoman"/>
-                <w:sz w:val="30"/>
-              </w:rPr>
-              <w:t>40-25=</w:t>
-            </w:r>
-          </w:p>
-        </w:tc>
-        <w:tc>
-          <w:tcPr>
-            <w:tcW w:type="dxa" w:w="1987"/>
-          </w:tcPr>
-          <w:p>
-            <w:pPr>
-              <w:jc w:val="left"/>
-            </w:pPr>
-            <w:r>
-              <w:rPr>
-                <w:rFonts w:ascii="TimeNewRoman" w:hAnsi="TimeNewRoman"/>
-                <w:sz w:val="30"/>
-              </w:rPr>
-              <w:t>27+34=</w:t>
-            </w:r>
-          </w:p>
-        </w:tc>
-        <w:tc>
-          <w:tcPr>
-            <w:tcW w:type="dxa" w:w="1987"/>
-          </w:tcPr>
-          <w:p>
-            <w:pPr>
-              <w:jc w:val="left"/>
-            </w:pPr>
-            <w:r>
-              <w:rPr>
-                <w:rFonts w:ascii="TimeNewRoman" w:hAnsi="TimeNewRoman"/>
-                <w:sz w:val="30"/>
-              </w:rPr>
-              <w:t>25+68=</w:t>
-            </w:r>
-          </w:p>
-        </w:tc>
-      </w:tr>
-      <w:tr>
-        <w:tc>
-          <w:tcPr>
-            <w:tcW w:type="dxa" w:w="1987"/>
-          </w:tcPr>
-          <w:p>
-            <w:pPr>
-              <w:jc w:val="left"/>
-            </w:pPr>
-            <w:r>
-              <w:rPr>
-                <w:rFonts w:ascii="TimeNewRoman" w:hAnsi="TimeNewRoman"/>
-                <w:sz w:val="30"/>
-              </w:rPr>
-              <w:t>58+36=</w:t>
-            </w:r>
-          </w:p>
-        </w:tc>
-        <w:tc>
-          <w:tcPr>
-            <w:tcW w:type="dxa" w:w="1987"/>
-          </w:tcPr>
-          <w:p>
-            <w:pPr>
-              <w:jc w:val="left"/>
-            </w:pPr>
-            <w:r>
-              <w:rPr>
-                <w:rFonts w:ascii="TimeNewRoman" w:hAnsi="TimeNewRoman"/>
-                <w:sz w:val="30"/>
-              </w:rPr>
-              <w:t>9+65=</w:t>
-            </w:r>
-          </w:p>
-        </w:tc>
-        <w:tc>
-          <w:tcPr>
-            <w:tcW w:type="dxa" w:w="1987"/>
-          </w:tcPr>
-          <w:p>
-            <w:pPr>
-              <w:jc w:val="left"/>
-            </w:pPr>
-            <w:r>
-              <w:rPr>
-                <w:rFonts w:ascii="TimeNewRoman" w:hAnsi="TimeNewRoman"/>
-                <w:sz w:val="30"/>
-              </w:rPr>
-              <w:t>39+58=</w:t>
-            </w:r>
-          </w:p>
-        </w:tc>
-        <w:tc>
-          <w:tcPr>
-            <w:tcW w:type="dxa" w:w="1987"/>
-          </w:tcPr>
-          <w:p>
-            <w:pPr>
-              <w:jc w:val="left"/>
-            </w:pPr>
-            <w:r>
-              <w:rPr>
-                <w:rFonts w:ascii="TimeNewRoman" w:hAnsi="TimeNewRoman"/>
-                <w:sz w:val="30"/>
-              </w:rPr>
-              <w:t>43-9=</w:t>
-            </w:r>
-          </w:p>
-        </w:tc>
-        <w:tc>
-          <w:tcPr>
-            <w:tcW w:type="dxa" w:w="1987"/>
-          </w:tcPr>
-          <w:p>
-            <w:pPr>
-              <w:jc w:val="left"/>
-            </w:pPr>
-            <w:r>
-              <w:rPr>
-                <w:rFonts w:ascii="TimeNewRoman" w:hAnsi="TimeNewRoman"/>
-                <w:sz w:val="30"/>
-              </w:rPr>
-              <w:t>39+14=</w:t>
-            </w:r>
-          </w:p>
-        </w:tc>
-      </w:tr>
-      <w:tr>
-        <w:tc>
-          <w:tcPr>
-            <w:tcW w:type="dxa" w:w="1987"/>
-          </w:tcPr>
-          <w:p>
-            <w:pPr>
-              <w:jc w:val="left"/>
-            </w:pPr>
-            <w:r>
-              <w:rPr>
-                <w:rFonts w:ascii="TimeNewRoman" w:hAnsi="TimeNewRoman"/>
-                <w:sz w:val="30"/>
-              </w:rPr>
-              <w:t>24+7=</w:t>
-            </w:r>
-          </w:p>
-        </w:tc>
-        <w:tc>
-          <w:tcPr>
-            <w:tcW w:type="dxa" w:w="1987"/>
-          </w:tcPr>
-          <w:p>
-            <w:pPr>
-              <w:jc w:val="left"/>
-            </w:pPr>
-            <w:r>
-              <w:rPr>
-                <w:rFonts w:ascii="TimeNewRoman" w:hAnsi="TimeNewRoman"/>
-                <w:sz w:val="30"/>
-              </w:rPr>
-              <w:t>21-2=</w:t>
-            </w:r>
-          </w:p>
-        </w:tc>
-        <w:tc>
-          <w:tcPr>
-            <w:tcW w:type="dxa" w:w="1987"/>
-          </w:tcPr>
-          <w:p>
-            <w:pPr>
-              <w:jc w:val="left"/>
-            </w:pPr>
-            <w:r>
-              <w:rPr>
-                <w:rFonts w:ascii="TimeNewRoman" w:hAnsi="TimeNewRoman"/>
-                <w:sz w:val="30"/>
-              </w:rPr>
-              <w:t>57+28=</w:t>
-            </w:r>
-          </w:p>
-        </w:tc>
-        <w:tc>
-          <w:tcPr>
-            <w:tcW w:type="dxa" w:w="1987"/>
-          </w:tcPr>
-          <w:p>
-            <w:pPr>
-              <w:jc w:val="left"/>
-            </w:pPr>
-            <w:r>
-              <w:rPr>
-                <w:rFonts w:ascii="TimeNewRoman" w:hAnsi="TimeNewRoman"/>
-                <w:sz w:val="30"/>
-              </w:rPr>
-              <w:t>71-36=</w:t>
-            </w:r>
-          </w:p>
-        </w:tc>
-        <w:tc>
-          <w:tcPr>
-            <w:tcW w:type="dxa" w:w="1987"/>
-          </w:tcPr>
-          <w:p>
-            <w:pPr>
-              <w:jc w:val="left"/>
-            </w:pPr>
-            <w:r>
-              <w:rPr>
-                <w:rFonts w:ascii="TimeNewRoman" w:hAnsi="TimeNewRoman"/>
-                <w:sz w:val="30"/>
-              </w:rPr>
-              <w:t>17+37=</w:t>
-            </w:r>
-          </w:p>
-        </w:tc>
-      </w:tr>
-      <w:tr>
-        <w:tc>
-          <w:tcPr>
-            <w:tcW w:type="dxa" w:w="1987"/>
-          </w:tcPr>
-          <w:p>
-            <w:pPr>
-              <w:jc w:val="left"/>
-            </w:pPr>
-            <w:r>
-              <w:rPr>
-                <w:rFonts w:ascii="TimeNewRoman" w:hAnsi="TimeNewRoman"/>
-                <w:sz w:val="30"/>
-              </w:rPr>
-              <w:t>76+15=</w:t>
-            </w:r>
-          </w:p>
-        </w:tc>
-        <w:tc>
-          <w:tcPr>
-            <w:tcW w:type="dxa" w:w="1987"/>
-          </w:tcPr>
-          <w:p>
-            <w:pPr>
-              <w:jc w:val="left"/>
-            </w:pPr>
-            <w:r>
-              <w:rPr>
-                <w:rFonts w:ascii="TimeNewRoman" w:hAnsi="TimeNewRoman"/>
-                <w:sz w:val="30"/>
-              </w:rPr>
-              <w:t>12+29=</w:t>
-            </w:r>
-          </w:p>
-        </w:tc>
-        <w:tc>
-          <w:tcPr>
-            <w:tcW w:type="dxa" w:w="1987"/>
-          </w:tcPr>
-          <w:p>
-            <w:pPr>
-              <w:jc w:val="left"/>
-            </w:pPr>
-            <w:r>
-              <w:rPr>
-                <w:rFonts w:ascii="TimeNewRoman" w:hAnsi="TimeNewRoman"/>
-                <w:sz w:val="30"/>
-              </w:rPr>
-              <w:t>9+36=</w:t>
-            </w:r>
-          </w:p>
-        </w:tc>
-        <w:tc>
-          <w:tcPr>
-            <w:tcW w:type="dxa" w:w="1987"/>
-          </w:tcPr>
-          <w:p>
-            <w:pPr>
-              <w:jc w:val="left"/>
-            </w:pPr>
-            <w:r>
-              <w:rPr>
-                <w:rFonts w:ascii="TimeNewRoman" w:hAnsi="TimeNewRoman"/>
-                <w:sz w:val="30"/>
-              </w:rPr>
-              <w:t>17+34=</w:t>
-            </w:r>
-          </w:p>
-        </w:tc>
-        <w:tc>
-          <w:tcPr>
-            <w:tcW w:type="dxa" w:w="1987"/>
-          </w:tcPr>
-          <w:p>
-            <w:pPr>
-              <w:jc w:val="left"/>
-            </w:pPr>
-            <w:r>
-              <w:rPr>
-                <w:rFonts w:ascii="TimeNewRoman" w:hAnsi="TimeNewRoman"/>
-                <w:sz w:val="30"/>
-              </w:rPr>
-              <w:t>9+2=</w:t>
-            </w:r>
-          </w:p>
-        </w:tc>
-      </w:tr>
-      <w:tr>
-        <w:tc>
-          <w:tcPr>
-            <w:tcW w:type="dxa" w:w="1987"/>
-          </w:tcPr>
-          <w:p>
-            <w:pPr>
-              <w:jc w:val="left"/>
-            </w:pPr>
-            <w:r>
-              <w:rPr>
-                <w:rFonts w:ascii="TimeNewRoman" w:hAnsi="TimeNewRoman"/>
-                <w:sz w:val="30"/>
-              </w:rPr>
-              <w:t>18+15=</w:t>
-            </w:r>
-          </w:p>
-        </w:tc>
-        <w:tc>
-          <w:tcPr>
-            <w:tcW w:type="dxa" w:w="1987"/>
-          </w:tcPr>
-          <w:p>
-            <w:pPr>
-              <w:jc w:val="left"/>
-            </w:pPr>
-            <w:r>
-              <w:rPr>
-                <w:rFonts w:ascii="TimeNewRoman" w:hAnsi="TimeNewRoman"/>
-                <w:sz w:val="30"/>
-              </w:rPr>
-              <w:t>87-68=</w:t>
-            </w:r>
-          </w:p>
-        </w:tc>
-        <w:tc>
-          <w:tcPr>
-            <w:tcW w:type="dxa" w:w="1987"/>
-          </w:tcPr>
-          <w:p>
-            <w:pPr>
-              <w:jc w:val="left"/>
-            </w:pPr>
-            <w:r>
-              <w:rPr>
-                <w:rFonts w:ascii="TimeNewRoman" w:hAnsi="TimeNewRoman"/>
-                <w:sz w:val="30"/>
-              </w:rPr>
-              <w:t>90-45=</w:t>
-            </w:r>
-          </w:p>
-        </w:tc>
-        <w:tc>
-          <w:tcPr>
-            <w:tcW w:type="dxa" w:w="1987"/>
-          </w:tcPr>
-          <w:p>
-            <w:pPr>
-              <w:jc w:val="left"/>
-            </w:pPr>
-            <w:r>
-              <w:rPr>
-                <w:rFonts w:ascii="TimeNewRoman" w:hAnsi="TimeNewRoman"/>
-                <w:sz w:val="30"/>
-              </w:rPr>
-              <w:t>28+7=</w:t>
-            </w:r>
-          </w:p>
-        </w:tc>
-        <w:tc>
-          <w:tcPr>
-            <w:tcW w:type="dxa" w:w="1987"/>
-          </w:tcPr>
-          <w:p>
-            <w:pPr>
-              <w:jc w:val="left"/>
-            </w:pPr>
-            <w:r>
-              <w:rPr>
-                <w:rFonts w:ascii="TimeNewRoman" w:hAnsi="TimeNewRoman"/>
-                <w:sz w:val="30"/>
-              </w:rPr>
-              <w:t>19+55=</w:t>
-            </w:r>
-          </w:p>
-        </w:tc>
-      </w:tr>
-      <w:tr>
-        <w:tc>
-          <w:tcPr>
-            <w:tcW w:type="dxa" w:w="1987"/>
-          </w:tcPr>
-          <w:p>
-            <w:pPr>
-              <w:jc w:val="left"/>
-            </w:pPr>
-            <w:r>
-              <w:rPr>
-                <w:rFonts w:ascii="TimeNewRoman" w:hAnsi="TimeNewRoman"/>
-                <w:sz w:val="30"/>
-              </w:rPr>
-              <w:t>95-59=</w:t>
-            </w:r>
-          </w:p>
-        </w:tc>
-        <w:tc>
-          <w:tcPr>
-            <w:tcW w:type="dxa" w:w="1987"/>
-          </w:tcPr>
-          <w:p>
-            <w:pPr>
-              <w:jc w:val="left"/>
-            </w:pPr>
-            <w:r>
-              <w:rPr>
-                <w:rFonts w:ascii="TimeNewRoman" w:hAnsi="TimeNewRoman"/>
-                <w:sz w:val="30"/>
-              </w:rPr>
-              <w:t>64-27=</w:t>
-            </w:r>
-          </w:p>
-        </w:tc>
-        <w:tc>
-          <w:tcPr>
-            <w:tcW w:type="dxa" w:w="1987"/>
-          </w:tcPr>
-          <w:p>
-            <w:pPr>
-              <w:jc w:val="left"/>
-            </w:pPr>
-            <w:r>
-              <w:rPr>
-                <w:rFonts w:ascii="TimeNewRoman" w:hAnsi="TimeNewRoman"/>
-                <w:sz w:val="30"/>
-              </w:rPr>
-              <w:t>63-5=</w:t>
-            </w:r>
-          </w:p>
-        </w:tc>
-        <w:tc>
-          <w:tcPr>
-            <w:tcW w:type="dxa" w:w="1987"/>
-          </w:tcPr>
-          <w:p>
-            <w:pPr>
-              <w:jc w:val="left"/>
-            </w:pPr>
-            <w:r>
-              <w:rPr>
-                <w:rFonts w:ascii="TimeNewRoman" w:hAnsi="TimeNewRoman"/>
-                <w:sz w:val="30"/>
-              </w:rPr>
-              <w:t>93-7=</w:t>
-            </w:r>
-          </w:p>
-        </w:tc>
-        <w:tc>
-          <w:tcPr>
-            <w:tcW w:type="dxa" w:w="1987"/>
-          </w:tcPr>
-          <w:p>
-            <w:pPr>
-              <w:jc w:val="left"/>
-            </w:pPr>
-            <w:r>
-              <w:rPr>
-                <w:rFonts w:ascii="TimeNewRoman" w:hAnsi="TimeNewRoman"/>
-                <w:sz w:val="30"/>
-              </w:rPr>
-              <w:t>18+9=</w:t>
-            </w:r>
-          </w:p>
-        </w:tc>
-      </w:tr>
-      <w:tr>
-        <w:tc>
-          <w:tcPr>
-            <w:tcW w:type="dxa" w:w="1987"/>
-          </w:tcPr>
-          <w:p>
-            <w:pPr>
-              <w:jc w:val="left"/>
-            </w:pPr>
-            <w:r>
-              <w:rPr>
-                <w:rFonts w:ascii="TimeNewRoman" w:hAnsi="TimeNewRoman"/>
-                <w:sz w:val="30"/>
-              </w:rPr>
-              <w:t>60-14=</w:t>
-            </w:r>
-          </w:p>
-        </w:tc>
-        <w:tc>
-          <w:tcPr>
-            <w:tcW w:type="dxa" w:w="1987"/>
-          </w:tcPr>
-          <w:p>
-            <w:pPr>
-              <w:jc w:val="left"/>
-            </w:pPr>
-            <w:r>
-              <w:rPr>
-                <w:rFonts w:ascii="TimeNewRoman" w:hAnsi="TimeNewRoman"/>
-                <w:sz w:val="30"/>
-              </w:rPr>
-              <w:t>4+57=</w:t>
-            </w:r>
-          </w:p>
-        </w:tc>
-        <w:tc>
-          <w:tcPr>
-            <w:tcW w:type="dxa" w:w="1987"/>
-          </w:tcPr>
-          <w:p>
-            <w:pPr>
-              <w:jc w:val="left"/>
-            </w:pPr>
-            <w:r>
-              <w:rPr>
-                <w:rFonts w:ascii="TimeNewRoman" w:hAnsi="TimeNewRoman"/>
-                <w:sz w:val="30"/>
-              </w:rPr>
-              <w:t>95-77=</w:t>
-            </w:r>
-          </w:p>
-        </w:tc>
-        <w:tc>
-          <w:tcPr>
-            <w:tcW w:type="dxa" w:w="1987"/>
-          </w:tcPr>
-          <w:p>
-            <w:pPr>
-              <w:jc w:val="left"/>
-            </w:pPr>
-            <w:r>
-              <w:rPr>
-                <w:rFonts w:ascii="TimeNewRoman" w:hAnsi="TimeNewRoman"/>
-                <w:sz w:val="30"/>
-              </w:rPr>
-              <w:t>72-17=</w:t>
-            </w:r>
-          </w:p>
-        </w:tc>
-        <w:tc>
-          <w:tcPr>
-            <w:tcW w:type="dxa" w:w="1987"/>
-          </w:tcPr>
-          <w:p>
-            <w:pPr>
-              <w:jc w:val="left"/>
-            </w:pPr>
-            <w:r>
-              <w:rPr>
-                <w:rFonts w:ascii="TimeNewRoman" w:hAnsi="TimeNewRoman"/>
-                <w:sz w:val="30"/>
-              </w:rPr>
-              <w:t>83-66=</w:t>
+              <w:t>38+56=</w:t>
             </w:r>
           </w:p>
         </w:tc>

--- a/adc_sbb_within_100.docx
+++ b/adc_sbb_within_100.docx
@@ -40,7 +40,7 @@
                 <w:rFonts w:ascii="TimeNewRoman" w:hAnsi="TimeNewRoman"/>
                 <w:sz w:val="30"/>
               </w:rPr>
-              <w:t>58+7=</w:t>
+              <w:t>80-11=</w:t>
             </w:r>
           </w:p>
         </w:tc>
@@ -57,7 +57,7 @@
                 <w:rFonts w:ascii="TimeNewRoman" w:hAnsi="TimeNewRoman"/>
                 <w:sz w:val="30"/>
               </w:rPr>
-              <w:t>17+58=</w:t>
+              <w:t>15+48=</w:t>
             </w:r>
           </w:p>
         </w:tc>
@@ -74,7 +74,7 @@
                 <w:rFonts w:ascii="TimeNewRoman" w:hAnsi="TimeNewRoman"/>
                 <w:sz w:val="30"/>
               </w:rPr>
-              <w:t>52-33=</w:t>
+              <w:t>62-38=</w:t>
             </w:r>
           </w:p>
         </w:tc>
@@ -91,7 +91,7 @@
                 <w:rFonts w:ascii="TimeNewRoman" w:hAnsi="TimeNewRoman"/>
                 <w:sz w:val="30"/>
               </w:rPr>
-              <w:t>79+4=</w:t>
+              <w:t>95-47=</w:t>
             </w:r>
           </w:p>
         </w:tc>
@@ -108,7 +108,7 @@
                 <w:rFonts w:ascii="TimeNewRoman" w:hAnsi="TimeNewRoman"/>
                 <w:sz w:val="30"/>
               </w:rPr>
-              <w:t>50-45=</w:t>
+              <w:t>25+67=</w:t>
             </w:r>
           </w:p>
         </w:tc>
@@ -127,7 +127,7 @@
                 <w:rFonts w:ascii="TimeNewRoman" w:hAnsi="TimeNewRoman"/>
                 <w:sz w:val="30"/>
               </w:rPr>
-              <w:t>82-4=</w:t>
+              <w:t>43+18=</w:t>
             </w:r>
           </w:p>
         </w:tc>
@@ -144,7 +144,7 @@
                 <w:rFonts w:ascii="TimeNewRoman" w:hAnsi="TimeNewRoman"/>
                 <w:sz w:val="30"/>
               </w:rPr>
-              <w:t>81-72=</w:t>
+              <w:t>35+48=</w:t>
             </w:r>
           </w:p>
         </w:tc>
@@ -161,7 +161,7 @@
                 <w:rFonts w:ascii="TimeNewRoman" w:hAnsi="TimeNewRoman"/>
                 <w:sz w:val="30"/>
               </w:rPr>
-              <w:t>61-16=</w:t>
+              <w:t>14+78=</w:t>
             </w:r>
           </w:p>
         </w:tc>
@@ -178,7 +178,7 @@
                 <w:rFonts w:ascii="TimeNewRoman" w:hAnsi="TimeNewRoman"/>
                 <w:sz w:val="30"/>
               </w:rPr>
-              <w:t>60-24=</w:t>
+              <w:t>33-26=</w:t>
             </w:r>
           </w:p>
         </w:tc>
@@ -195,7 +195,7 @@
                 <w:rFonts w:ascii="TimeNewRoman" w:hAnsi="TimeNewRoman"/>
                 <w:sz w:val="30"/>
               </w:rPr>
-              <w:t>71-29=</w:t>
+              <w:t>86-37=</w:t>
             </w:r>
           </w:p>
         </w:tc>
@@ -214,7 +214,7 @@
                 <w:rFonts w:ascii="TimeNewRoman" w:hAnsi="TimeNewRoman"/>
                 <w:sz w:val="30"/>
               </w:rPr>
-              <w:t>62-4=</w:t>
+              <w:t>71-53=</w:t>
             </w:r>
           </w:p>
         </w:tc>
@@ -231,7 +231,7 @@
                 <w:rFonts w:ascii="TimeNewRoman" w:hAnsi="TimeNewRoman"/>
                 <w:sz w:val="30"/>
               </w:rPr>
-              <w:t>81-78=</w:t>
+              <w:t>79+7=</w:t>
             </w:r>
           </w:p>
         </w:tc>
@@ -248,7 +248,7 @@
                 <w:rFonts w:ascii="TimeNewRoman" w:hAnsi="TimeNewRoman"/>
                 <w:sz w:val="30"/>
               </w:rPr>
-              <w:t>19+75=</w:t>
+              <w:t>95-49=</w:t>
             </w:r>
           </w:p>
         </w:tc>
@@ -265,7 +265,7 @@
                 <w:rFonts w:ascii="TimeNewRoman" w:hAnsi="TimeNewRoman"/>
                 <w:sz w:val="30"/>
               </w:rPr>
-              <w:t>51-28=</w:t>
+              <w:t>26+16=</w:t>
             </w:r>
           </w:p>
         </w:tc>
@@ -282,7 +282,7 @@
                 <w:rFonts w:ascii="TimeNewRoman" w:hAnsi="TimeNewRoman"/>
                 <w:sz w:val="30"/>
               </w:rPr>
-              <w:t>95-9=</w:t>
+              <w:t>38+55=</w:t>
             </w:r>
           </w:p>
         </w:tc>
@@ -301,7 +301,7 @@
                 <w:rFonts w:ascii="TimeNewRoman" w:hAnsi="TimeNewRoman"/>
                 <w:sz w:val="30"/>
               </w:rPr>
-              <w:t>9+44=</w:t>
+              <w:t>5+89=</w:t>
             </w:r>
           </w:p>
         </w:tc>
@@ -318,7 +318,7 @@
                 <w:rFonts w:ascii="TimeNewRoman" w:hAnsi="TimeNewRoman"/>
                 <w:sz w:val="30"/>
               </w:rPr>
-              <w:t>91-13=</w:t>
+              <w:t>23+8=</w:t>
             </w:r>
           </w:p>
         </w:tc>
@@ -335,7 +335,7 @@
                 <w:rFonts w:ascii="TimeNewRoman" w:hAnsi="TimeNewRoman"/>
                 <w:sz w:val="30"/>
               </w:rPr>
-              <w:t>33-8=</w:t>
+              <w:t>95-48=</w:t>
             </w:r>
           </w:p>
         </w:tc>
@@ -352,7 +352,7 @@
                 <w:rFonts w:ascii="TimeNewRoman" w:hAnsi="TimeNewRoman"/>
                 <w:sz w:val="30"/>
               </w:rPr>
-              <w:t>92-64=</w:t>
+              <w:t>53-34=</w:t>
             </w:r>
           </w:p>
         </w:tc>
@@ -369,7 +369,7 @@
                 <w:rFonts w:ascii="TimeNewRoman" w:hAnsi="TimeNewRoman"/>
                 <w:sz w:val="30"/>
               </w:rPr>
-              <w:t>55-8=</w:t>
+              <w:t>43+29=</w:t>
             </w:r>
           </w:p>
         </w:tc>
@@ -388,7 +388,7 @@
                 <w:rFonts w:ascii="TimeNewRoman" w:hAnsi="TimeNewRoman"/>
                 <w:sz w:val="30"/>
               </w:rPr>
-              <w:t>66-8=</w:t>
+              <w:t>19+24=</w:t>
             </w:r>
           </w:p>
         </w:tc>
@@ -405,7 +405,7 @@
                 <w:rFonts w:ascii="TimeNewRoman" w:hAnsi="TimeNewRoman"/>
                 <w:sz w:val="30"/>
               </w:rPr>
-              <w:t>74-18=</w:t>
+              <w:t>64-15=</w:t>
             </w:r>
           </w:p>
         </w:tc>
@@ -422,7 +422,7 @@
                 <w:rFonts w:ascii="TimeNewRoman" w:hAnsi="TimeNewRoman"/>
                 <w:sz w:val="30"/>
               </w:rPr>
-              <w:t>29+49=</w:t>
+              <w:t>50-19=</w:t>
             </w:r>
           </w:p>
         </w:tc>
@@ -439,7 +439,7 @@
                 <w:rFonts w:ascii="TimeNewRoman" w:hAnsi="TimeNewRoman"/>
                 <w:sz w:val="30"/>
               </w:rPr>
-              <w:t>49+26=</w:t>
+              <w:t>42-13=</w:t>
             </w:r>
           </w:p>
         </w:tc>
@@ -456,7 +456,7 @@
                 <w:rFonts w:ascii="TimeNewRoman" w:hAnsi="TimeNewRoman"/>
                 <w:sz w:val="30"/>
               </w:rPr>
-              <w:t>9+26=</w:t>
+              <w:t>20-7=</w:t>
             </w:r>
           </w:p>
         </w:tc>
@@ -475,7 +475,7 @@
                 <w:rFonts w:ascii="TimeNewRoman" w:hAnsi="TimeNewRoman"/>
                 <w:sz w:val="30"/>
               </w:rPr>
-              <w:t>25+69=</w:t>
+              <w:t>8+39=</w:t>
             </w:r>
           </w:p>
         </w:tc>
@@ -492,7 +492,7 @@
                 <w:rFonts w:ascii="TimeNewRoman" w:hAnsi="TimeNewRoman"/>
                 <w:sz w:val="30"/>
               </w:rPr>
-              <w:t>33-28=</w:t>
+              <w:t>40-13=</w:t>
             </w:r>
           </w:p>
         </w:tc>
@@ -509,7 +509,7 @@
                 <w:rFonts w:ascii="TimeNewRoman" w:hAnsi="TimeNewRoman"/>
                 <w:sz w:val="30"/>
               </w:rPr>
-              <w:t>70-38=</w:t>
+              <w:t>65-59=</w:t>
             </w:r>
           </w:p>
         </w:tc>
@@ -526,7 +526,7 @@
                 <w:rFonts w:ascii="TimeNewRoman" w:hAnsi="TimeNewRoman"/>
                 <w:sz w:val="30"/>
               </w:rPr>
-              <w:t>46-18=</w:t>
+              <w:t>70-28=</w:t>
             </w:r>
           </w:p>
         </w:tc>
@@ -543,7 +543,7 @@
                 <w:rFonts w:ascii="TimeNewRoman" w:hAnsi="TimeNewRoman"/>
                 <w:sz w:val="30"/>
               </w:rPr>
-              <w:t>28+16=</w:t>
+              <w:t>32+9=</w:t>
             </w:r>
           </w:p>
         </w:tc>
@@ -562,7 +562,7 @@
                 <w:rFonts w:ascii="TimeNewRoman" w:hAnsi="TimeNewRoman"/>
                 <w:sz w:val="30"/>
               </w:rPr>
-              <w:t>65+8=</w:t>
+              <w:t>59+7=</w:t>
             </w:r>
           </w:p>
         </w:tc>
@@ -579,7 +579,7 @@
                 <w:rFonts w:ascii="TimeNewRoman" w:hAnsi="TimeNewRoman"/>
                 <w:sz w:val="30"/>
               </w:rPr>
-              <w:t>19+16=</w:t>
+              <w:t>18+55=</w:t>
             </w:r>
           </w:p>
         </w:tc>
@@ -596,7 +596,7 @@
                 <w:rFonts w:ascii="TimeNewRoman" w:hAnsi="TimeNewRoman"/>
                 <w:sz w:val="30"/>
               </w:rPr>
-              <w:t>71-29=</w:t>
+              <w:t>80-48=</w:t>
             </w:r>
           </w:p>
         </w:tc>
@@ -613,7 +613,7 @@
                 <w:rFonts w:ascii="TimeNewRoman" w:hAnsi="TimeNewRoman"/>
                 <w:sz w:val="30"/>
               </w:rPr>
-              <w:t>85-49=</w:t>
+              <w:t>94-49=</w:t>
             </w:r>
           </w:p>
         </w:tc>
@@ -630,7 +630,7 @@
                 <w:rFonts w:ascii="TimeNewRoman" w:hAnsi="TimeNewRoman"/>
                 <w:sz w:val="30"/>
               </w:rPr>
-              <w:t>86+9=</w:t>
+              <w:t>63-5=</w:t>
             </w:r>
           </w:p>
         </w:tc>
@@ -649,7 +649,7 @@
                 <w:rFonts w:ascii="TimeNewRoman" w:hAnsi="TimeNewRoman"/>
                 <w:sz w:val="30"/>
               </w:rPr>
-              <w:t>48+24=</w:t>
+              <w:t>59+16=</w:t>
             </w:r>
           </w:p>
         </w:tc>
@@ -666,7 +666,7 @@
                 <w:rFonts w:ascii="TimeNewRoman" w:hAnsi="TimeNewRoman"/>
                 <w:sz w:val="30"/>
               </w:rPr>
-              <w:t>7+37=</w:t>
+              <w:t>43-4=</w:t>
             </w:r>
           </w:p>
         </w:tc>
@@ -683,7 +683,7 @@
                 <w:rFonts w:ascii="TimeNewRoman" w:hAnsi="TimeNewRoman"/>
                 <w:sz w:val="30"/>
               </w:rPr>
-              <w:t>14-9=</w:t>
+              <w:t>73+19=</w:t>
             </w:r>
           </w:p>
         </w:tc>
@@ -700,7 +700,7 @@
                 <w:rFonts w:ascii="TimeNewRoman" w:hAnsi="TimeNewRoman"/>
                 <w:sz w:val="30"/>
               </w:rPr>
-              <w:t>75+18=</w:t>
+              <w:t>72-8=</w:t>
             </w:r>
           </w:p>
         </w:tc>
@@ -717,7 +717,7 @@
                 <w:rFonts w:ascii="TimeNewRoman" w:hAnsi="TimeNewRoman"/>
                 <w:sz w:val="30"/>
               </w:rPr>
-              <w:t>56+27=</w:t>
+              <w:t>56+6=</w:t>
             </w:r>
           </w:p>
         </w:tc>
@@ -736,7 +736,7 @@
                 <w:rFonts w:ascii="TimeNewRoman" w:hAnsi="TimeNewRoman"/>
                 <w:sz w:val="30"/>
               </w:rPr>
-              <w:t>73+9=</w:t>
+              <w:t>81-16=</w:t>
             </w:r>
           </w:p>
         </w:tc>
@@ -753,7 +753,7 @@
                 <w:rFonts w:ascii="TimeNewRoman" w:hAnsi="TimeNewRoman"/>
                 <w:sz w:val="30"/>
               </w:rPr>
-              <w:t>33+28=</w:t>
+              <w:t>40-37=</w:t>
             </w:r>
           </w:p>
         </w:tc>
@@ -770,7 +770,7 @@
                 <w:rFonts w:ascii="TimeNewRoman" w:hAnsi="TimeNewRoman"/>
                 <w:sz w:val="30"/>
               </w:rPr>
-              <w:t>93-77=</w:t>
+              <w:t>74+18=</w:t>
             </w:r>
           </w:p>
         </w:tc>
@@ -787,7 +787,7 @@
                 <w:rFonts w:ascii="TimeNewRoman" w:hAnsi="TimeNewRoman"/>
                 <w:sz w:val="30"/>
               </w:rPr>
-              <w:t>81-3=</w:t>
+              <w:t>18+79=</w:t>
             </w:r>
           </w:p>
         </w:tc>
@@ -804,12 +804,655 @@
                 <w:rFonts w:ascii="TimeNewRoman" w:hAnsi="TimeNewRoman"/>
                 <w:sz w:val="30"/>
               </w:rPr>
-              <w:t>95-29=</w:t>
+              <w:t>62-27=</w:t>
             </w:r>
           </w:p>
         </w:tc>
       </w:tr>
       <w:tr>
+        <w:tc>
+          <w:tcPr>
+            <w:tcW w:type="dxa" w:w="1987"/>
+          </w:tcPr>
+          <w:p>
+            <w:pPr>
+              <w:jc w:val="left"/>
+            </w:pPr>
+            <w:r>
+              <w:rPr>
+                <w:rFonts w:ascii="TimeNewRoman" w:hAnsi="TimeNewRoman"/>
+                <w:sz w:val="30"/>
+              </w:rPr>
+              <w:t>48-19=</w:t>
+            </w:r>
+          </w:p>
+        </w:tc>
+        <w:tc>
+          <w:tcPr>
+            <w:tcW w:type="dxa" w:w="1987"/>
+          </w:tcPr>
+          <w:p>
+            <w:pPr>
+              <w:jc w:val="left"/>
+            </w:pPr>
+            <w:r>
+              <w:rPr>
+                <w:rFonts w:ascii="TimeNewRoman" w:hAnsi="TimeNewRoman"/>
+                <w:sz w:val="30"/>
+              </w:rPr>
+              <w:t>90-59=</w:t>
+            </w:r>
+          </w:p>
+        </w:tc>
+        <w:tc>
+          <w:tcPr>
+            <w:tcW w:type="dxa" w:w="1987"/>
+          </w:tcPr>
+          <w:p>
+            <w:pPr>
+              <w:jc w:val="left"/>
+            </w:pPr>
+            <w:r>
+              <w:rPr>
+                <w:rFonts w:ascii="TimeNewRoman" w:hAnsi="TimeNewRoman"/>
+                <w:sz w:val="30"/>
+              </w:rPr>
+              <w:t>29+5=</w:t>
+            </w:r>
+          </w:p>
+        </w:tc>
+        <w:tc>
+          <w:tcPr>
+            <w:tcW w:type="dxa" w:w="1987"/>
+          </w:tcPr>
+          <w:p>
+            <w:pPr>
+              <w:jc w:val="left"/>
+            </w:pPr>
+            <w:r>
+              <w:rPr>
+                <w:rFonts w:ascii="TimeNewRoman" w:hAnsi="TimeNewRoman"/>
+                <w:sz w:val="30"/>
+              </w:rPr>
+              <w:t>93-75=</w:t>
+            </w:r>
+          </w:p>
+        </w:tc>
+        <w:tc>
+          <w:tcPr>
+            <w:tcW w:type="dxa" w:w="1987"/>
+          </w:tcPr>
+          <w:p>
+            <w:pPr>
+              <w:jc w:val="left"/>
+            </w:pPr>
+            <w:r>
+              <w:rPr>
+                <w:rFonts w:ascii="TimeNewRoman" w:hAnsi="TimeNewRoman"/>
+                <w:sz w:val="30"/>
+              </w:rPr>
+              <w:t>90-85=</w:t>
+            </w:r>
+          </w:p>
+        </w:tc>
+      </w:tr>
+      <w:tr>
+        <w:tc>
+          <w:tcPr>
+            <w:tcW w:type="dxa" w:w="1987"/>
+          </w:tcPr>
+          <w:p>
+            <w:pPr>
+              <w:jc w:val="left"/>
+            </w:pPr>
+            <w:r>
+              <w:rPr>
+                <w:rFonts w:ascii="TimeNewRoman" w:hAnsi="TimeNewRoman"/>
+                <w:sz w:val="30"/>
+              </w:rPr>
+              <w:t>78+5=</w:t>
+            </w:r>
+          </w:p>
+        </w:tc>
+        <w:tc>
+          <w:tcPr>
+            <w:tcW w:type="dxa" w:w="1987"/>
+          </w:tcPr>
+          <w:p>
+            <w:pPr>
+              <w:jc w:val="left"/>
+            </w:pPr>
+            <w:r>
+              <w:rPr>
+                <w:rFonts w:ascii="TimeNewRoman" w:hAnsi="TimeNewRoman"/>
+                <w:sz w:val="30"/>
+              </w:rPr>
+              <w:t>53-8=</w:t>
+            </w:r>
+          </w:p>
+        </w:tc>
+        <w:tc>
+          <w:tcPr>
+            <w:tcW w:type="dxa" w:w="1987"/>
+          </w:tcPr>
+          <w:p>
+            <w:pPr>
+              <w:jc w:val="left"/>
+            </w:pPr>
+            <w:r>
+              <w:rPr>
+                <w:rFonts w:ascii="TimeNewRoman" w:hAnsi="TimeNewRoman"/>
+                <w:sz w:val="30"/>
+              </w:rPr>
+              <w:t>82-75=</w:t>
+            </w:r>
+          </w:p>
+        </w:tc>
+        <w:tc>
+          <w:tcPr>
+            <w:tcW w:type="dxa" w:w="1987"/>
+          </w:tcPr>
+          <w:p>
+            <w:pPr>
+              <w:jc w:val="left"/>
+            </w:pPr>
+            <w:r>
+              <w:rPr>
+                <w:rFonts w:ascii="TimeNewRoman" w:hAnsi="TimeNewRoman"/>
+                <w:sz w:val="30"/>
+              </w:rPr>
+              <w:t>4+57=</w:t>
+            </w:r>
+          </w:p>
+        </w:tc>
+        <w:tc>
+          <w:tcPr>
+            <w:tcW w:type="dxa" w:w="1987"/>
+          </w:tcPr>
+          <w:p>
+            <w:pPr>
+              <w:jc w:val="left"/>
+            </w:pPr>
+            <w:r>
+              <w:rPr>
+                <w:rFonts w:ascii="TimeNewRoman" w:hAnsi="TimeNewRoman"/>
+                <w:sz w:val="30"/>
+              </w:rPr>
+              <w:t>38+33=</w:t>
+            </w:r>
+          </w:p>
+        </w:tc>
+      </w:tr>
+      <w:tr>
+        <w:tc>
+          <w:tcPr>
+            <w:tcW w:type="dxa" w:w="1987"/>
+          </w:tcPr>
+          <w:p>
+            <w:pPr>
+              <w:jc w:val="left"/>
+            </w:pPr>
+            <w:r>
+              <w:rPr>
+                <w:rFonts w:ascii="TimeNewRoman" w:hAnsi="TimeNewRoman"/>
+                <w:sz w:val="30"/>
+              </w:rPr>
+              <w:t>84-38=</w:t>
+            </w:r>
+          </w:p>
+        </w:tc>
+        <w:tc>
+          <w:tcPr>
+            <w:tcW w:type="dxa" w:w="1987"/>
+          </w:tcPr>
+          <w:p>
+            <w:pPr>
+              <w:jc w:val="left"/>
+            </w:pPr>
+            <w:r>
+              <w:rPr>
+                <w:rFonts w:ascii="TimeNewRoman" w:hAnsi="TimeNewRoman"/>
+                <w:sz w:val="30"/>
+              </w:rPr>
+              <w:t>28+47=</w:t>
+            </w:r>
+          </w:p>
+        </w:tc>
+        <w:tc>
+          <w:tcPr>
+            <w:tcW w:type="dxa" w:w="1987"/>
+          </w:tcPr>
+          <w:p>
+            <w:pPr>
+              <w:jc w:val="left"/>
+            </w:pPr>
+            <w:r>
+              <w:rPr>
+                <w:rFonts w:ascii="TimeNewRoman" w:hAnsi="TimeNewRoman"/>
+                <w:sz w:val="30"/>
+              </w:rPr>
+              <w:t>58+14=</w:t>
+            </w:r>
+          </w:p>
+        </w:tc>
+        <w:tc>
+          <w:tcPr>
+            <w:tcW w:type="dxa" w:w="1987"/>
+          </w:tcPr>
+          <w:p>
+            <w:pPr>
+              <w:jc w:val="left"/>
+            </w:pPr>
+            <w:r>
+              <w:rPr>
+                <w:rFonts w:ascii="TimeNewRoman" w:hAnsi="TimeNewRoman"/>
+                <w:sz w:val="30"/>
+              </w:rPr>
+              <w:t>18+36=</w:t>
+            </w:r>
+          </w:p>
+        </w:tc>
+        <w:tc>
+          <w:tcPr>
+            <w:tcW w:type="dxa" w:w="1987"/>
+          </w:tcPr>
+          <w:p>
+            <w:pPr>
+              <w:jc w:val="left"/>
+            </w:pPr>
+            <w:r>
+              <w:rPr>
+                <w:rFonts w:ascii="TimeNewRoman" w:hAnsi="TimeNewRoman"/>
+                <w:sz w:val="30"/>
+              </w:rPr>
+              <w:t>37+24=</w:t>
+            </w:r>
+          </w:p>
+        </w:tc>
+      </w:tr>
+      <w:tr>
+        <w:tc>
+          <w:tcPr>
+            <w:tcW w:type="dxa" w:w="1987"/>
+          </w:tcPr>
+          <w:p>
+            <w:pPr>
+              <w:jc w:val="left"/>
+            </w:pPr>
+            <w:r>
+              <w:rPr>
+                <w:rFonts w:ascii="TimeNewRoman" w:hAnsi="TimeNewRoman"/>
+                <w:sz w:val="30"/>
+              </w:rPr>
+              <w:t>38+5=</w:t>
+            </w:r>
+          </w:p>
+        </w:tc>
+        <w:tc>
+          <w:tcPr>
+            <w:tcW w:type="dxa" w:w="1987"/>
+          </w:tcPr>
+          <w:p>
+            <w:pPr>
+              <w:jc w:val="left"/>
+            </w:pPr>
+            <w:r>
+              <w:rPr>
+                <w:rFonts w:ascii="TimeNewRoman" w:hAnsi="TimeNewRoman"/>
+                <w:sz w:val="30"/>
+              </w:rPr>
+              <w:t>14+38=</w:t>
+            </w:r>
+          </w:p>
+        </w:tc>
+        <w:tc>
+          <w:tcPr>
+            <w:tcW w:type="dxa" w:w="1987"/>
+          </w:tcPr>
+          <w:p>
+            <w:pPr>
+              <w:jc w:val="left"/>
+            </w:pPr>
+            <w:r>
+              <w:rPr>
+                <w:rFonts w:ascii="TimeNewRoman" w:hAnsi="TimeNewRoman"/>
+                <w:sz w:val="30"/>
+              </w:rPr>
+              <w:t>39+16=</w:t>
+            </w:r>
+          </w:p>
+        </w:tc>
+        <w:tc>
+          <w:tcPr>
+            <w:tcW w:type="dxa" w:w="1987"/>
+          </w:tcPr>
+          <w:p>
+            <w:pPr>
+              <w:jc w:val="left"/>
+            </w:pPr>
+            <w:r>
+              <w:rPr>
+                <w:rFonts w:ascii="TimeNewRoman" w:hAnsi="TimeNewRoman"/>
+                <w:sz w:val="30"/>
+              </w:rPr>
+              <w:t>15+38=</w:t>
+            </w:r>
+          </w:p>
+        </w:tc>
+        <w:tc>
+          <w:tcPr>
+            <w:tcW w:type="dxa" w:w="1987"/>
+          </w:tcPr>
+          <w:p>
+            <w:pPr>
+              <w:jc w:val="left"/>
+            </w:pPr>
+            <w:r>
+              <w:rPr>
+                <w:rFonts w:ascii="TimeNewRoman" w:hAnsi="TimeNewRoman"/>
+                <w:sz w:val="30"/>
+              </w:rPr>
+              <w:t>52+19=</w:t>
+            </w:r>
+          </w:p>
+        </w:tc>
+      </w:tr>
+      <w:tr>
+        <w:tc>
+          <w:tcPr>
+            <w:tcW w:type="dxa" w:w="1987"/>
+          </w:tcPr>
+          <w:p>
+            <w:pPr>
+              <w:jc w:val="left"/>
+            </w:pPr>
+            <w:r>
+              <w:rPr>
+                <w:rFonts w:ascii="TimeNewRoman" w:hAnsi="TimeNewRoman"/>
+                <w:sz w:val="30"/>
+              </w:rPr>
+              <w:t>95-7=</w:t>
+            </w:r>
+          </w:p>
+        </w:tc>
+        <w:tc>
+          <w:tcPr>
+            <w:tcW w:type="dxa" w:w="1987"/>
+          </w:tcPr>
+          <w:p>
+            <w:pPr>
+              <w:jc w:val="left"/>
+            </w:pPr>
+            <w:r>
+              <w:rPr>
+                <w:rFonts w:ascii="TimeNewRoman" w:hAnsi="TimeNewRoman"/>
+                <w:sz w:val="30"/>
+              </w:rPr>
+              <w:t>6+38=</w:t>
+            </w:r>
+          </w:p>
+        </w:tc>
+        <w:tc>
+          <w:tcPr>
+            <w:tcW w:type="dxa" w:w="1987"/>
+          </w:tcPr>
+          <w:p>
+            <w:pPr>
+              <w:jc w:val="left"/>
+            </w:pPr>
+            <w:r>
+              <w:rPr>
+                <w:rFonts w:ascii="TimeNewRoman" w:hAnsi="TimeNewRoman"/>
+                <w:sz w:val="30"/>
+              </w:rPr>
+              <w:t>19+55=</w:t>
+            </w:r>
+          </w:p>
+        </w:tc>
+        <w:tc>
+          <w:tcPr>
+            <w:tcW w:type="dxa" w:w="1987"/>
+          </w:tcPr>
+          <w:p>
+            <w:pPr>
+              <w:jc w:val="left"/>
+            </w:pPr>
+            <w:r>
+              <w:rPr>
+                <w:rFonts w:ascii="TimeNewRoman" w:hAnsi="TimeNewRoman"/>
+                <w:sz w:val="30"/>
+              </w:rPr>
+              <w:t>29+52=</w:t>
+            </w:r>
+          </w:p>
+        </w:tc>
+        <w:tc>
+          <w:tcPr>
+            <w:tcW w:type="dxa" w:w="1987"/>
+          </w:tcPr>
+          <w:p>
+            <w:pPr>
+              <w:jc w:val="left"/>
+            </w:pPr>
+            <w:r>
+              <w:rPr>
+                <w:rFonts w:ascii="TimeNewRoman" w:hAnsi="TimeNewRoman"/>
+                <w:sz w:val="30"/>
+              </w:rPr>
+              <w:t>90-1=</w:t>
+            </w:r>
+          </w:p>
+        </w:tc>
+      </w:tr>
+      <w:tr>
+        <w:tc>
+          <w:tcPr>
+            <w:tcW w:type="dxa" w:w="1987"/>
+          </w:tcPr>
+          <w:p>
+            <w:pPr>
+              <w:jc w:val="left"/>
+            </w:pPr>
+            <w:r>
+              <w:rPr>
+                <w:rFonts w:ascii="TimeNewRoman" w:hAnsi="TimeNewRoman"/>
+                <w:sz w:val="30"/>
+              </w:rPr>
+              <w:t>52+9=</w:t>
+            </w:r>
+          </w:p>
+        </w:tc>
+        <w:tc>
+          <w:tcPr>
+            <w:tcW w:type="dxa" w:w="1987"/>
+          </w:tcPr>
+          <w:p>
+            <w:pPr>
+              <w:jc w:val="left"/>
+            </w:pPr>
+            <w:r>
+              <w:rPr>
+                <w:rFonts w:ascii="TimeNewRoman" w:hAnsi="TimeNewRoman"/>
+                <w:sz w:val="30"/>
+              </w:rPr>
+              <w:t>27+37=</w:t>
+            </w:r>
+          </w:p>
+        </w:tc>
+        <w:tc>
+          <w:tcPr>
+            <w:tcW w:type="dxa" w:w="1987"/>
+          </w:tcPr>
+          <w:p>
+            <w:pPr>
+              <w:jc w:val="left"/>
+            </w:pPr>
+            <w:r>
+              <w:rPr>
+                <w:rFonts w:ascii="TimeNewRoman" w:hAnsi="TimeNewRoman"/>
+                <w:sz w:val="30"/>
+              </w:rPr>
+              <w:t>40-18=</w:t>
+            </w:r>
+          </w:p>
+        </w:tc>
+        <w:tc>
+          <w:tcPr>
+            <w:tcW w:type="dxa" w:w="1987"/>
+          </w:tcPr>
+          <w:p>
+            <w:pPr>
+              <w:jc w:val="left"/>
+            </w:pPr>
+            <w:r>
+              <w:rPr>
+                <w:rFonts w:ascii="TimeNewRoman" w:hAnsi="TimeNewRoman"/>
+                <w:sz w:val="30"/>
+              </w:rPr>
+              <w:t>73-26=</w:t>
+            </w:r>
+          </w:p>
+        </w:tc>
+        <w:tc>
+          <w:tcPr>
+            <w:tcW w:type="dxa" w:w="1987"/>
+          </w:tcPr>
+          <w:p>
+            <w:pPr>
+              <w:jc w:val="left"/>
+            </w:pPr>
+            <w:r>
+              <w:rPr>
+                <w:rFonts w:ascii="TimeNewRoman" w:hAnsi="TimeNewRoman"/>
+                <w:sz w:val="30"/>
+              </w:rPr>
+              <w:t>34-15=</w:t>
+            </w:r>
+          </w:p>
+        </w:tc>
+      </w:tr>
+      <w:tr>
+        <w:tc>
+          <w:tcPr>
+            <w:tcW w:type="dxa" w:w="1987"/>
+          </w:tcPr>
+          <w:p>
+            <w:pPr>
+              <w:jc w:val="left"/>
+            </w:pPr>
+            <w:r>
+              <w:rPr>
+                <w:rFonts w:ascii="TimeNewRoman" w:hAnsi="TimeNewRoman"/>
+                <w:sz w:val="30"/>
+              </w:rPr>
+              <w:t>48+28=</w:t>
+            </w:r>
+          </w:p>
+        </w:tc>
+        <w:tc>
+          <w:tcPr>
+            <w:tcW w:type="dxa" w:w="1987"/>
+          </w:tcPr>
+          <w:p>
+            <w:pPr>
+              <w:jc w:val="left"/>
+            </w:pPr>
+            <w:r>
+              <w:rPr>
+                <w:rFonts w:ascii="TimeNewRoman" w:hAnsi="TimeNewRoman"/>
+                <w:sz w:val="30"/>
+              </w:rPr>
+              <w:t>6+66=</w:t>
+            </w:r>
+          </w:p>
+        </w:tc>
+        <w:tc>
+          <w:tcPr>
+            <w:tcW w:type="dxa" w:w="1987"/>
+          </w:tcPr>
+          <w:p>
+            <w:pPr>
+              <w:jc w:val="left"/>
+            </w:pPr>
+            <w:r>
+              <w:rPr>
+                <w:rFonts w:ascii="TimeNewRoman" w:hAnsi="TimeNewRoman"/>
+                <w:sz w:val="30"/>
+              </w:rPr>
+              <w:t>18+47=</w:t>
+            </w:r>
+          </w:p>
+        </w:tc>
+        <w:tc>
+          <w:tcPr>
+            <w:tcW w:type="dxa" w:w="1987"/>
+          </w:tcPr>
+          <w:p>
+            <w:pPr>
+              <w:jc w:val="left"/>
+            </w:pPr>
+            <w:r>
+              <w:rPr>
+                <w:rFonts w:ascii="TimeNewRoman" w:hAnsi="TimeNewRoman"/>
+                <w:sz w:val="30"/>
+              </w:rPr>
+              <w:t>23-19=</w:t>
+            </w:r>
+          </w:p>
+        </w:tc>
+        <w:tc>
+          <w:tcPr>
+            <w:tcW w:type="dxa" w:w="1987"/>
+          </w:tcPr>
+          <w:p>
+            <w:pPr>
+              <w:jc w:val="left"/>
+            </w:pPr>
+            <w:r>
+              <w:rPr>
+                <w:rFonts w:ascii="TimeNewRoman" w:hAnsi="TimeNewRoman"/>
+                <w:sz w:val="30"/>
+              </w:rPr>
+              <w:t>70-56=</w:t>
+            </w:r>
+          </w:p>
+        </w:tc>
+      </w:tr>
+      <w:tr>
+        <w:tc>
+          <w:tcPr>
+            <w:tcW w:type="dxa" w:w="1987"/>
+          </w:tcPr>
+          <w:p>
+            <w:pPr>
+              <w:jc w:val="left"/>
+            </w:pPr>
+            <w:r>
+              <w:rPr>
+                <w:rFonts w:ascii="TimeNewRoman" w:hAnsi="TimeNewRoman"/>
+                <w:sz w:val="30"/>
+              </w:rPr>
+              <w:t>21-9=</w:t>
+            </w:r>
+          </w:p>
+        </w:tc>
+        <w:tc>
+          <w:tcPr>
+            <w:tcW w:type="dxa" w:w="1987"/>
+          </w:tcPr>
+          <w:p>
+            <w:pPr>
+              <w:jc w:val="left"/>
+            </w:pPr>
+            <w:r>
+              <w:rPr>
+                <w:rFonts w:ascii="TimeNewRoman" w:hAnsi="TimeNewRoman"/>
+                <w:sz w:val="30"/>
+              </w:rPr>
+              <w:t>43+29=</w:t>
+            </w:r>
+          </w:p>
+        </w:tc>
         <w:tc>
           <w:tcPr>
             <w:tcW w:type="dxa" w:w="1987"/>
@@ -840,7 +1483,7 @@
                 <w:rFonts w:ascii="TimeNewRoman" w:hAnsi="TimeNewRoman"/>
                 <w:sz w:val="30"/>
               </w:rPr>
-              <w:t>94-86=</w:t>
+              <w:t>83-16=</w:t>
             </w:r>
           </w:p>
         </w:tc>
@@ -857,41 +1500,7 @@
                 <w:rFonts w:ascii="TimeNewRoman" w:hAnsi="TimeNewRoman"/>
                 <w:sz w:val="30"/>
               </w:rPr>
-              <w:t>44-7=</w:t>
-            </w:r>
-          </w:p>
-        </w:tc>
-        <w:tc>
-          <w:tcPr>
-            <w:tcW w:type="dxa" w:w="1987"/>
-          </w:tcPr>
-          <w:p>
-            <w:pPr>
-              <w:jc w:val="left"/>
-            </w:pPr>
-            <w:r>
-              <w:rPr>
-                <w:rFonts w:ascii="TimeNewRoman" w:hAnsi="TimeNewRoman"/>
-                <w:sz w:val="30"/>
-              </w:rPr>
-              <w:t>36-18=</w:t>
-            </w:r>
-          </w:p>
-        </w:tc>
-        <w:tc>
-          <w:tcPr>
-            <w:tcW w:type="dxa" w:w="1987"/>
-          </w:tcPr>
-          <w:p>
-            <w:pPr>
-              <w:jc w:val="left"/>
-            </w:pPr>
-            <w:r>
-              <w:rPr>
-                <w:rFonts w:ascii="TimeNewRoman" w:hAnsi="TimeNewRoman"/>
-                <w:sz w:val="30"/>
-              </w:rPr>
-              <w:t>43-38=</w:t>
+              <w:t>76-67=</w:t>
             </w:r>
           </w:p>
         </w:tc>
@@ -910,7 +1519,7 @@
                 <w:rFonts w:ascii="TimeNewRoman" w:hAnsi="TimeNewRoman"/>
                 <w:sz w:val="30"/>
               </w:rPr>
-              <w:t>92-46=</w:t>
+              <w:t>90-83=</w:t>
             </w:r>
           </w:p>
         </w:tc>
@@ -927,7 +1536,7 @@
                 <w:rFonts w:ascii="TimeNewRoman" w:hAnsi="TimeNewRoman"/>
                 <w:sz w:val="30"/>
               </w:rPr>
-              <w:t>27+24=</w:t>
+              <w:t>88-59=</w:t>
             </w:r>
           </w:p>
         </w:tc>
@@ -944,7 +1553,7 @@
                 <w:rFonts w:ascii="TimeNewRoman" w:hAnsi="TimeNewRoman"/>
                 <w:sz w:val="30"/>
               </w:rPr>
-              <w:t>25+28=</w:t>
+              <w:t>48+37=</w:t>
             </w:r>
           </w:p>
         </w:tc>
@@ -961,7 +1570,7 @@
                 <w:rFonts w:ascii="TimeNewRoman" w:hAnsi="TimeNewRoman"/>
                 <w:sz w:val="30"/>
               </w:rPr>
-              <w:t>65-7=</w:t>
+              <w:t>41-6=</w:t>
             </w:r>
           </w:p>
         </w:tc>
@@ -978,7 +1587,7 @@
                 <w:rFonts w:ascii="TimeNewRoman" w:hAnsi="TimeNewRoman"/>
                 <w:sz w:val="30"/>
               </w:rPr>
-              <w:t>82-63=</w:t>
+              <w:t>59+37=</w:t>
             </w:r>
           </w:p>
         </w:tc>
@@ -997,7 +1606,7 @@
                 <w:rFonts w:ascii="TimeNewRoman" w:hAnsi="TimeNewRoman"/>
                 <w:sz w:val="30"/>
               </w:rPr>
-              <w:t>69+3=</w:t>
+              <w:t>65-46=</w:t>
             </w:r>
           </w:p>
         </w:tc>
@@ -1014,7 +1623,7 @@
                 <w:rFonts w:ascii="TimeNewRoman" w:hAnsi="TimeNewRoman"/>
                 <w:sz w:val="30"/>
               </w:rPr>
-              <w:t>65-27=</w:t>
+              <w:t>93-18=</w:t>
             </w:r>
           </w:p>
         </w:tc>
@@ -1031,7 +1640,7 @@
                 <w:rFonts w:ascii="TimeNewRoman" w:hAnsi="TimeNewRoman"/>
                 <w:sz w:val="30"/>
               </w:rPr>
-              <w:t>32-19=</w:t>
+              <w:t>34+18=</w:t>
             </w:r>
           </w:p>
         </w:tc>
@@ -1048,7 +1657,7 @@
                 <w:rFonts w:ascii="TimeNewRoman" w:hAnsi="TimeNewRoman"/>
                 <w:sz w:val="30"/>
               </w:rPr>
-              <w:t>36+55=</w:t>
+              <w:t>60-18=</w:t>
             </w:r>
           </w:p>
         </w:tc>
@@ -1065,7 +1674,7 @@
                 <w:rFonts w:ascii="TimeNewRoman" w:hAnsi="TimeNewRoman"/>
                 <w:sz w:val="30"/>
               </w:rPr>
-              <w:t>90-82=</w:t>
+              <w:t>89+9=</w:t>
             </w:r>
           </w:p>
         </w:tc>
@@ -1084,7 +1693,7 @@
                 <w:rFonts w:ascii="TimeNewRoman" w:hAnsi="TimeNewRoman"/>
                 <w:sz w:val="30"/>
               </w:rPr>
-              <w:t>61-37=</w:t>
+              <w:t>15+78=</w:t>
             </w:r>
           </w:p>
         </w:tc>
@@ -1101,7 +1710,7 @@
                 <w:rFonts w:ascii="TimeNewRoman" w:hAnsi="TimeNewRoman"/>
                 <w:sz w:val="30"/>
               </w:rPr>
-              <w:t>24+48=</w:t>
+              <w:t>43-39=</w:t>
             </w:r>
           </w:p>
         </w:tc>
@@ -1118,7 +1727,7 @@
                 <w:rFonts w:ascii="TimeNewRoman" w:hAnsi="TimeNewRoman"/>
                 <w:sz w:val="30"/>
               </w:rPr>
-              <w:t>14+77=</w:t>
+              <w:t>61-8=</w:t>
             </w:r>
           </w:p>
         </w:tc>
@@ -1135,7 +1744,7 @@
                 <w:rFonts w:ascii="TimeNewRoman" w:hAnsi="TimeNewRoman"/>
                 <w:sz w:val="30"/>
               </w:rPr>
-              <w:t>8+13=</w:t>
+              <w:t>49+39=</w:t>
             </w:r>
           </w:p>
         </w:tc>
@@ -1152,616 +1761,7 @@
                 <w:rFonts w:ascii="TimeNewRoman" w:hAnsi="TimeNewRoman"/>
                 <w:sz w:val="30"/>
               </w:rPr>
-              <w:t>90-59=</w:t>
-            </w:r>
-          </w:p>
-        </w:tc>
-      </w:tr>
-      <w:tr>
-        <w:tc>
-          <w:tcPr>
-            <w:tcW w:type="dxa" w:w="1987"/>
-          </w:tcPr>
-          <w:p>
-            <w:pPr>
-              <w:jc w:val="left"/>
-            </w:pPr>
-            <w:r>
-              <w:rPr>
-                <w:rFonts w:ascii="TimeNewRoman" w:hAnsi="TimeNewRoman"/>
-                <w:sz w:val="30"/>
-              </w:rPr>
-              <w:t>36+9=</w:t>
-            </w:r>
-          </w:p>
-        </w:tc>
-        <w:tc>
-          <w:tcPr>
-            <w:tcW w:type="dxa" w:w="1987"/>
-          </w:tcPr>
-          <w:p>
-            <w:pPr>
-              <w:jc w:val="left"/>
-            </w:pPr>
-            <w:r>
-              <w:rPr>
-                <w:rFonts w:ascii="TimeNewRoman" w:hAnsi="TimeNewRoman"/>
-                <w:sz w:val="30"/>
-              </w:rPr>
-              <w:t>28+7=</w:t>
-            </w:r>
-          </w:p>
-        </w:tc>
-        <w:tc>
-          <w:tcPr>
-            <w:tcW w:type="dxa" w:w="1987"/>
-          </w:tcPr>
-          <w:p>
-            <w:pPr>
-              <w:jc w:val="left"/>
-            </w:pPr>
-            <w:r>
-              <w:rPr>
-                <w:rFonts w:ascii="TimeNewRoman" w:hAnsi="TimeNewRoman"/>
-                <w:sz w:val="30"/>
-              </w:rPr>
-              <w:t>7+39=</w:t>
-            </w:r>
-          </w:p>
-        </w:tc>
-        <w:tc>
-          <w:tcPr>
-            <w:tcW w:type="dxa" w:w="1987"/>
-          </w:tcPr>
-          <w:p>
-            <w:pPr>
-              <w:jc w:val="left"/>
-            </w:pPr>
-            <w:r>
-              <w:rPr>
-                <w:rFonts w:ascii="TimeNewRoman" w:hAnsi="TimeNewRoman"/>
-                <w:sz w:val="30"/>
-              </w:rPr>
-              <w:t>5+86=</w:t>
-            </w:r>
-          </w:p>
-        </w:tc>
-        <w:tc>
-          <w:tcPr>
-            <w:tcW w:type="dxa" w:w="1987"/>
-          </w:tcPr>
-          <w:p>
-            <w:pPr>
-              <w:jc w:val="left"/>
-            </w:pPr>
-            <w:r>
-              <w:rPr>
-                <w:rFonts w:ascii="TimeNewRoman" w:hAnsi="TimeNewRoman"/>
-                <w:sz w:val="30"/>
-              </w:rPr>
-              <w:t>41-38=</w:t>
-            </w:r>
-          </w:p>
-        </w:tc>
-      </w:tr>
-      <w:tr>
-        <w:tc>
-          <w:tcPr>
-            <w:tcW w:type="dxa" w:w="1987"/>
-          </w:tcPr>
-          <w:p>
-            <w:pPr>
-              <w:jc w:val="left"/>
-            </w:pPr>
-            <w:r>
-              <w:rPr>
-                <w:rFonts w:ascii="TimeNewRoman" w:hAnsi="TimeNewRoman"/>
-                <w:sz w:val="30"/>
-              </w:rPr>
-              <w:t>45-16=</w:t>
-            </w:r>
-          </w:p>
-        </w:tc>
-        <w:tc>
-          <w:tcPr>
-            <w:tcW w:type="dxa" w:w="1987"/>
-          </w:tcPr>
-          <w:p>
-            <w:pPr>
-              <w:jc w:val="left"/>
-            </w:pPr>
-            <w:r>
-              <w:rPr>
-                <w:rFonts w:ascii="TimeNewRoman" w:hAnsi="TimeNewRoman"/>
-                <w:sz w:val="30"/>
-              </w:rPr>
-              <w:t>92-14=</w:t>
-            </w:r>
-          </w:p>
-        </w:tc>
-        <w:tc>
-          <w:tcPr>
-            <w:tcW w:type="dxa" w:w="1987"/>
-          </w:tcPr>
-          <w:p>
-            <w:pPr>
-              <w:jc w:val="left"/>
-            </w:pPr>
-            <w:r>
-              <w:rPr>
-                <w:rFonts w:ascii="TimeNewRoman" w:hAnsi="TimeNewRoman"/>
-                <w:sz w:val="30"/>
-              </w:rPr>
-              <w:t>38+33=</w:t>
-            </w:r>
-          </w:p>
-        </w:tc>
-        <w:tc>
-          <w:tcPr>
-            <w:tcW w:type="dxa" w:w="1987"/>
-          </w:tcPr>
-          <w:p>
-            <w:pPr>
-              <w:jc w:val="left"/>
-            </w:pPr>
-            <w:r>
-              <w:rPr>
-                <w:rFonts w:ascii="TimeNewRoman" w:hAnsi="TimeNewRoman"/>
-                <w:sz w:val="30"/>
-              </w:rPr>
-              <w:t>9+53=</w:t>
-            </w:r>
-          </w:p>
-        </w:tc>
-        <w:tc>
-          <w:tcPr>
-            <w:tcW w:type="dxa" w:w="1987"/>
-          </w:tcPr>
-          <w:p>
-            <w:pPr>
-              <w:jc w:val="left"/>
-            </w:pPr>
-            <w:r>
-              <w:rPr>
-                <w:rFonts w:ascii="TimeNewRoman" w:hAnsi="TimeNewRoman"/>
-                <w:sz w:val="30"/>
-              </w:rPr>
-              <w:t>18+4=</w:t>
-            </w:r>
-          </w:p>
-        </w:tc>
-      </w:tr>
-      <w:tr>
-        <w:tc>
-          <w:tcPr>
-            <w:tcW w:type="dxa" w:w="1987"/>
-          </w:tcPr>
-          <w:p>
-            <w:pPr>
-              <w:jc w:val="left"/>
-            </w:pPr>
-            <w:r>
-              <w:rPr>
-                <w:rFonts w:ascii="TimeNewRoman" w:hAnsi="TimeNewRoman"/>
-                <w:sz w:val="30"/>
-              </w:rPr>
-              <w:t>69+15=</w:t>
-            </w:r>
-          </w:p>
-        </w:tc>
-        <w:tc>
-          <w:tcPr>
-            <w:tcW w:type="dxa" w:w="1987"/>
-          </w:tcPr>
-          <w:p>
-            <w:pPr>
-              <w:jc w:val="left"/>
-            </w:pPr>
-            <w:r>
-              <w:rPr>
-                <w:rFonts w:ascii="TimeNewRoman" w:hAnsi="TimeNewRoman"/>
-                <w:sz w:val="30"/>
-              </w:rPr>
-              <w:t>54-28=</w:t>
-            </w:r>
-          </w:p>
-        </w:tc>
-        <w:tc>
-          <w:tcPr>
-            <w:tcW w:type="dxa" w:w="1987"/>
-          </w:tcPr>
-          <w:p>
-            <w:pPr>
-              <w:jc w:val="left"/>
-            </w:pPr>
-            <w:r>
-              <w:rPr>
-                <w:rFonts w:ascii="TimeNewRoman" w:hAnsi="TimeNewRoman"/>
-                <w:sz w:val="30"/>
-              </w:rPr>
-              <w:t>26+47=</w:t>
-            </w:r>
-          </w:p>
-        </w:tc>
-        <w:tc>
-          <w:tcPr>
-            <w:tcW w:type="dxa" w:w="1987"/>
-          </w:tcPr>
-          <w:p>
-            <w:pPr>
-              <w:jc w:val="left"/>
-            </w:pPr>
-            <w:r>
-              <w:rPr>
-                <w:rFonts w:ascii="TimeNewRoman" w:hAnsi="TimeNewRoman"/>
-                <w:sz w:val="30"/>
-              </w:rPr>
-              <w:t>20-5=</w:t>
-            </w:r>
-          </w:p>
-        </w:tc>
-        <w:tc>
-          <w:tcPr>
-            <w:tcW w:type="dxa" w:w="1987"/>
-          </w:tcPr>
-          <w:p>
-            <w:pPr>
-              <w:jc w:val="left"/>
-            </w:pPr>
-            <w:r>
-              <w:rPr>
-                <w:rFonts w:ascii="TimeNewRoman" w:hAnsi="TimeNewRoman"/>
-                <w:sz w:val="30"/>
-              </w:rPr>
-              <w:t>46+7=</w:t>
-            </w:r>
-          </w:p>
-        </w:tc>
-      </w:tr>
-      <w:tr>
-        <w:tc>
-          <w:tcPr>
-            <w:tcW w:type="dxa" w:w="1987"/>
-          </w:tcPr>
-          <w:p>
-            <w:pPr>
-              <w:jc w:val="left"/>
-            </w:pPr>
-            <w:r>
-              <w:rPr>
-                <w:rFonts w:ascii="TimeNewRoman" w:hAnsi="TimeNewRoman"/>
-                <w:sz w:val="30"/>
-              </w:rPr>
-              <w:t>18+8=</w:t>
-            </w:r>
-          </w:p>
-        </w:tc>
-        <w:tc>
-          <w:tcPr>
-            <w:tcW w:type="dxa" w:w="1987"/>
-          </w:tcPr>
-          <w:p>
-            <w:pPr>
-              <w:jc w:val="left"/>
-            </w:pPr>
-            <w:r>
-              <w:rPr>
-                <w:rFonts w:ascii="TimeNewRoman" w:hAnsi="TimeNewRoman"/>
-                <w:sz w:val="30"/>
-              </w:rPr>
-              <w:t>57-8=</w:t>
-            </w:r>
-          </w:p>
-        </w:tc>
-        <w:tc>
-          <w:tcPr>
-            <w:tcW w:type="dxa" w:w="1987"/>
-          </w:tcPr>
-          <w:p>
-            <w:pPr>
-              <w:jc w:val="left"/>
-            </w:pPr>
-            <w:r>
-              <w:rPr>
-                <w:rFonts w:ascii="TimeNewRoman" w:hAnsi="TimeNewRoman"/>
-                <w:sz w:val="30"/>
-              </w:rPr>
-              <w:t>38+8=</w:t>
-            </w:r>
-          </w:p>
-        </w:tc>
-        <w:tc>
-          <w:tcPr>
-            <w:tcW w:type="dxa" w:w="1987"/>
-          </w:tcPr>
-          <w:p>
-            <w:pPr>
-              <w:jc w:val="left"/>
-            </w:pPr>
-            <w:r>
-              <w:rPr>
-                <w:rFonts w:ascii="TimeNewRoman" w:hAnsi="TimeNewRoman"/>
-                <w:sz w:val="30"/>
-              </w:rPr>
-              <w:t>91-58=</w:t>
-            </w:r>
-          </w:p>
-        </w:tc>
-        <w:tc>
-          <w:tcPr>
-            <w:tcW w:type="dxa" w:w="1987"/>
-          </w:tcPr>
-          <w:p>
-            <w:pPr>
-              <w:jc w:val="left"/>
-            </w:pPr>
-            <w:r>
-              <w:rPr>
-                <w:rFonts w:ascii="TimeNewRoman" w:hAnsi="TimeNewRoman"/>
-                <w:sz w:val="30"/>
-              </w:rPr>
-              <w:t>71-44=</w:t>
-            </w:r>
-          </w:p>
-        </w:tc>
-      </w:tr>
-      <w:tr>
-        <w:tc>
-          <w:tcPr>
-            <w:tcW w:type="dxa" w:w="1987"/>
-          </w:tcPr>
-          <w:p>
-            <w:pPr>
-              <w:jc w:val="left"/>
-            </w:pPr>
-            <w:r>
-              <w:rPr>
-                <w:rFonts w:ascii="TimeNewRoman" w:hAnsi="TimeNewRoman"/>
-                <w:sz w:val="30"/>
-              </w:rPr>
-              <w:t>96-19=</w:t>
-            </w:r>
-          </w:p>
-        </w:tc>
-        <w:tc>
-          <w:tcPr>
-            <w:tcW w:type="dxa" w:w="1987"/>
-          </w:tcPr>
-          <w:p>
-            <w:pPr>
-              <w:jc w:val="left"/>
-            </w:pPr>
-            <w:r>
-              <w:rPr>
-                <w:rFonts w:ascii="TimeNewRoman" w:hAnsi="TimeNewRoman"/>
-                <w:sz w:val="30"/>
-              </w:rPr>
-              <w:t>63+9=</w:t>
-            </w:r>
-          </w:p>
-        </w:tc>
-        <w:tc>
-          <w:tcPr>
-            <w:tcW w:type="dxa" w:w="1987"/>
-          </w:tcPr>
-          <w:p>
-            <w:pPr>
-              <w:jc w:val="left"/>
-            </w:pPr>
-            <w:r>
-              <w:rPr>
-                <w:rFonts w:ascii="TimeNewRoman" w:hAnsi="TimeNewRoman"/>
-                <w:sz w:val="30"/>
-              </w:rPr>
-              <w:t>82-29=</w:t>
-            </w:r>
-          </w:p>
-        </w:tc>
-        <w:tc>
-          <w:tcPr>
-            <w:tcW w:type="dxa" w:w="1987"/>
-          </w:tcPr>
-          <w:p>
-            <w:pPr>
-              <w:jc w:val="left"/>
-            </w:pPr>
-            <w:r>
-              <w:rPr>
-                <w:rFonts w:ascii="TimeNewRoman" w:hAnsi="TimeNewRoman"/>
-                <w:sz w:val="30"/>
-              </w:rPr>
-              <w:t>21-18=</w:t>
-            </w:r>
-          </w:p>
-        </w:tc>
-        <w:tc>
-          <w:tcPr>
-            <w:tcW w:type="dxa" w:w="1987"/>
-          </w:tcPr>
-          <w:p>
-            <w:pPr>
-              <w:jc w:val="left"/>
-            </w:pPr>
-            <w:r>
-              <w:rPr>
-                <w:rFonts w:ascii="TimeNewRoman" w:hAnsi="TimeNewRoman"/>
-                <w:sz w:val="30"/>
-              </w:rPr>
-              <w:t>17+69=</w:t>
-            </w:r>
-          </w:p>
-        </w:tc>
-      </w:tr>
-      <w:tr>
-        <w:tc>
-          <w:tcPr>
-            <w:tcW w:type="dxa" w:w="1987"/>
-          </w:tcPr>
-          <w:p>
-            <w:pPr>
-              <w:jc w:val="left"/>
-            </w:pPr>
-            <w:r>
-              <w:rPr>
-                <w:rFonts w:ascii="TimeNewRoman" w:hAnsi="TimeNewRoman"/>
-                <w:sz w:val="30"/>
-              </w:rPr>
-              <w:t>63-18=</w:t>
-            </w:r>
-          </w:p>
-        </w:tc>
-        <w:tc>
-          <w:tcPr>
-            <w:tcW w:type="dxa" w:w="1987"/>
-          </w:tcPr>
-          <w:p>
-            <w:pPr>
-              <w:jc w:val="left"/>
-            </w:pPr>
-            <w:r>
-              <w:rPr>
-                <w:rFonts w:ascii="TimeNewRoman" w:hAnsi="TimeNewRoman"/>
-                <w:sz w:val="30"/>
-              </w:rPr>
-              <w:t>54+27=</w:t>
-            </w:r>
-          </w:p>
-        </w:tc>
-        <w:tc>
-          <w:tcPr>
-            <w:tcW w:type="dxa" w:w="1987"/>
-          </w:tcPr>
-          <w:p>
-            <w:pPr>
-              <w:jc w:val="left"/>
-            </w:pPr>
-            <w:r>
-              <w:rPr>
-                <w:rFonts w:ascii="TimeNewRoman" w:hAnsi="TimeNewRoman"/>
-                <w:sz w:val="30"/>
-              </w:rPr>
-              <w:t>5+37=</w:t>
-            </w:r>
-          </w:p>
-        </w:tc>
-        <w:tc>
-          <w:tcPr>
-            <w:tcW w:type="dxa" w:w="1987"/>
-          </w:tcPr>
-          <w:p>
-            <w:pPr>
-              <w:jc w:val="left"/>
-            </w:pPr>
-            <w:r>
-              <w:rPr>
-                <w:rFonts w:ascii="TimeNewRoman" w:hAnsi="TimeNewRoman"/>
-                <w:sz w:val="30"/>
-              </w:rPr>
-              <w:t>8+58=</w:t>
-            </w:r>
-          </w:p>
-        </w:tc>
-        <w:tc>
-          <w:tcPr>
-            <w:tcW w:type="dxa" w:w="1987"/>
-          </w:tcPr>
-          <w:p>
-            <w:pPr>
-              <w:jc w:val="left"/>
-            </w:pPr>
-            <w:r>
-              <w:rPr>
-                <w:rFonts w:ascii="TimeNewRoman" w:hAnsi="TimeNewRoman"/>
-                <w:sz w:val="30"/>
-              </w:rPr>
-              <w:t>17+28=</w:t>
-            </w:r>
-          </w:p>
-        </w:tc>
-      </w:tr>
-      <w:tr>
-        <w:tc>
-          <w:tcPr>
-            <w:tcW w:type="dxa" w:w="1987"/>
-          </w:tcPr>
-          <w:p>
-            <w:pPr>
-              <w:jc w:val="left"/>
-            </w:pPr>
-            <w:r>
-              <w:rPr>
-                <w:rFonts w:ascii="TimeNewRoman" w:hAnsi="TimeNewRoman"/>
-                <w:sz w:val="30"/>
-              </w:rPr>
-              <w:t>75-18=</w:t>
-            </w:r>
-          </w:p>
-        </w:tc>
-        <w:tc>
-          <w:tcPr>
-            <w:tcW w:type="dxa" w:w="1987"/>
-          </w:tcPr>
-          <w:p>
-            <w:pPr>
-              <w:jc w:val="left"/>
-            </w:pPr>
-            <w:r>
-              <w:rPr>
-                <w:rFonts w:ascii="TimeNewRoman" w:hAnsi="TimeNewRoman"/>
-                <w:sz w:val="30"/>
-              </w:rPr>
-              <w:t>8+36=</w:t>
-            </w:r>
-          </w:p>
-        </w:tc>
-        <w:tc>
-          <w:tcPr>
-            <w:tcW w:type="dxa" w:w="1987"/>
-          </w:tcPr>
-          <w:p>
-            <w:pPr>
-              <w:jc w:val="left"/>
-            </w:pPr>
-            <w:r>
-              <w:rPr>
-                <w:rFonts w:ascii="TimeNewRoman" w:hAnsi="TimeNewRoman"/>
-                <w:sz w:val="30"/>
-              </w:rPr>
-              <w:t>60-21=</w:t>
-            </w:r>
-          </w:p>
-        </w:tc>
-        <w:tc>
-          <w:tcPr>
-            <w:tcW w:type="dxa" w:w="1987"/>
-          </w:tcPr>
-          <w:p>
-            <w:pPr>
-              <w:jc w:val="left"/>
-            </w:pPr>
-            <w:r>
-              <w:rPr>
-                <w:rFonts w:ascii="TimeNewRoman" w:hAnsi="TimeNewRoman"/>
-                <w:sz w:val="30"/>
-              </w:rPr>
-              <w:t>90-51=</w:t>
-            </w:r>
-          </w:p>
-        </w:tc>
-        <w:tc>
-          <w:tcPr>
-            <w:tcW w:type="dxa" w:w="1987"/>
-          </w:tcPr>
-          <w:p>
-            <w:pPr>
-              <w:jc w:val="left"/>
-            </w:pPr>
-            <w:r>
-              <w:rPr>
-                <w:rFonts w:ascii="TimeNewRoman" w:hAnsi="TimeNewRoman"/>
-                <w:sz w:val="30"/>
-              </w:rPr>
-              <w:t>38+56=</w:t>
+              <w:t>41-2=</w:t>
             </w:r>
           </w:p>
         </w:tc>

--- a/adc_sbb_within_100.docx
+++ b/adc_sbb_within_100.docx
@@ -11,7 +11,7 @@
           <w:rFonts w:ascii="Arial" w:hAnsi="Arial"/>
           <w:sz w:val="30"/>
         </w:rPr>
-        <w:t>2026-09-13 Sunday</w:t>
+        <w:t>2026-09-14 Monday</w:t>
       </w:r>
     </w:p>
     <w:tbl>
@@ -40,7 +40,7 @@
                 <w:rFonts w:ascii="TimeNewRoman" w:hAnsi="TimeNewRoman"/>
                 <w:sz w:val="30"/>
               </w:rPr>
-              <w:t>80-11=</w:t>
+              <w:t>37+8=</w:t>
             </w:r>
           </w:p>
         </w:tc>
@@ -57,7 +57,7 @@
                 <w:rFonts w:ascii="TimeNewRoman" w:hAnsi="TimeNewRoman"/>
                 <w:sz w:val="30"/>
               </w:rPr>
-              <w:t>15+48=</w:t>
+              <w:t>82-38=</w:t>
             </w:r>
           </w:p>
         </w:tc>
@@ -74,7 +74,7 @@
                 <w:rFonts w:ascii="TimeNewRoman" w:hAnsi="TimeNewRoman"/>
                 <w:sz w:val="30"/>
               </w:rPr>
-              <w:t>62-38=</w:t>
+              <w:t>60-35=</w:t>
             </w:r>
           </w:p>
         </w:tc>
@@ -91,7 +91,7 @@
                 <w:rFonts w:ascii="TimeNewRoman" w:hAnsi="TimeNewRoman"/>
                 <w:sz w:val="30"/>
               </w:rPr>
-              <w:t>95-47=</w:t>
+              <w:t>96-88=</w:t>
             </w:r>
           </w:p>
         </w:tc>
@@ -108,7 +108,7 @@
                 <w:rFonts w:ascii="TimeNewRoman" w:hAnsi="TimeNewRoman"/>
                 <w:sz w:val="30"/>
               </w:rPr>
-              <w:t>25+67=</w:t>
+              <w:t>68+29=</w:t>
             </w:r>
           </w:p>
         </w:tc>
@@ -127,7 +127,7 @@
                 <w:rFonts w:ascii="TimeNewRoman" w:hAnsi="TimeNewRoman"/>
                 <w:sz w:val="30"/>
               </w:rPr>
-              <w:t>43+18=</w:t>
+              <w:t>18+38=</w:t>
             </w:r>
           </w:p>
         </w:tc>
@@ -144,7 +144,7 @@
                 <w:rFonts w:ascii="TimeNewRoman" w:hAnsi="TimeNewRoman"/>
                 <w:sz w:val="30"/>
               </w:rPr>
-              <w:t>35+48=</w:t>
+              <w:t>38+34=</w:t>
             </w:r>
           </w:p>
         </w:tc>
@@ -161,7 +161,7 @@
                 <w:rFonts w:ascii="TimeNewRoman" w:hAnsi="TimeNewRoman"/>
                 <w:sz w:val="30"/>
               </w:rPr>
-              <w:t>14+78=</w:t>
+              <w:t>19+56=</w:t>
             </w:r>
           </w:p>
         </w:tc>
@@ -178,7 +178,7 @@
                 <w:rFonts w:ascii="TimeNewRoman" w:hAnsi="TimeNewRoman"/>
                 <w:sz w:val="30"/>
               </w:rPr>
-              <w:t>33-26=</w:t>
+              <w:t>80-56=</w:t>
             </w:r>
           </w:p>
         </w:tc>
@@ -195,7 +195,7 @@
                 <w:rFonts w:ascii="TimeNewRoman" w:hAnsi="TimeNewRoman"/>
                 <w:sz w:val="30"/>
               </w:rPr>
-              <w:t>86-37=</w:t>
+              <w:t>85-76=</w:t>
             </w:r>
           </w:p>
         </w:tc>
@@ -214,7 +214,7 @@
                 <w:rFonts w:ascii="TimeNewRoman" w:hAnsi="TimeNewRoman"/>
                 <w:sz w:val="30"/>
               </w:rPr>
-              <w:t>71-53=</w:t>
+              <w:t>49+44=</w:t>
             </w:r>
           </w:p>
         </w:tc>
@@ -231,7 +231,7 @@
                 <w:rFonts w:ascii="TimeNewRoman" w:hAnsi="TimeNewRoman"/>
                 <w:sz w:val="30"/>
               </w:rPr>
-              <w:t>79+7=</w:t>
+              <w:t>78+15=</w:t>
             </w:r>
           </w:p>
         </w:tc>
@@ -248,7 +248,7 @@
                 <w:rFonts w:ascii="TimeNewRoman" w:hAnsi="TimeNewRoman"/>
                 <w:sz w:val="30"/>
               </w:rPr>
-              <w:t>95-49=</w:t>
+              <w:t>7+25=</w:t>
             </w:r>
           </w:p>
         </w:tc>
@@ -265,7 +265,7 @@
                 <w:rFonts w:ascii="TimeNewRoman" w:hAnsi="TimeNewRoman"/>
                 <w:sz w:val="30"/>
               </w:rPr>
-              <w:t>26+16=</w:t>
+              <w:t>20-2=</w:t>
             </w:r>
           </w:p>
         </w:tc>
@@ -282,7 +282,7 @@
                 <w:rFonts w:ascii="TimeNewRoman" w:hAnsi="TimeNewRoman"/>
                 <w:sz w:val="30"/>
               </w:rPr>
-              <w:t>38+55=</w:t>
+              <w:t>83-48=</w:t>
             </w:r>
           </w:p>
         </w:tc>
@@ -301,7 +301,7 @@
                 <w:rFonts w:ascii="TimeNewRoman" w:hAnsi="TimeNewRoman"/>
                 <w:sz w:val="30"/>
               </w:rPr>
-              <w:t>5+89=</w:t>
+              <w:t>17+76=</w:t>
             </w:r>
           </w:p>
         </w:tc>
@@ -318,7 +318,7 @@
                 <w:rFonts w:ascii="TimeNewRoman" w:hAnsi="TimeNewRoman"/>
                 <w:sz w:val="30"/>
               </w:rPr>
-              <w:t>23+8=</w:t>
+              <w:t>80-43=</w:t>
             </w:r>
           </w:p>
         </w:tc>
@@ -335,7 +335,7 @@
                 <w:rFonts w:ascii="TimeNewRoman" w:hAnsi="TimeNewRoman"/>
                 <w:sz w:val="30"/>
               </w:rPr>
-              <w:t>95-48=</w:t>
+              <w:t>55+29=</w:t>
             </w:r>
           </w:p>
         </w:tc>
@@ -352,7 +352,7 @@
                 <w:rFonts w:ascii="TimeNewRoman" w:hAnsi="TimeNewRoman"/>
                 <w:sz w:val="30"/>
               </w:rPr>
-              <w:t>53-34=</w:t>
+              <w:t>17+66=</w:t>
             </w:r>
           </w:p>
         </w:tc>
@@ -369,7 +369,7 @@
                 <w:rFonts w:ascii="TimeNewRoman" w:hAnsi="TimeNewRoman"/>
                 <w:sz w:val="30"/>
               </w:rPr>
-              <w:t>43+29=</w:t>
+              <w:t>86+5=</w:t>
             </w:r>
           </w:p>
         </w:tc>
@@ -388,7 +388,7 @@
                 <w:rFonts w:ascii="TimeNewRoman" w:hAnsi="TimeNewRoman"/>
                 <w:sz w:val="30"/>
               </w:rPr>
-              <w:t>19+24=</w:t>
+              <w:t>20-2=</w:t>
             </w:r>
           </w:p>
         </w:tc>
@@ -405,7 +405,7 @@
                 <w:rFonts w:ascii="TimeNewRoman" w:hAnsi="TimeNewRoman"/>
                 <w:sz w:val="30"/>
               </w:rPr>
-              <w:t>64-15=</w:t>
+              <w:t>19+3=</w:t>
             </w:r>
           </w:p>
         </w:tc>
@@ -422,7 +422,7 @@
                 <w:rFonts w:ascii="TimeNewRoman" w:hAnsi="TimeNewRoman"/>
                 <w:sz w:val="30"/>
               </w:rPr>
-              <w:t>50-19=</w:t>
+              <w:t>57+36=</w:t>
             </w:r>
           </w:p>
         </w:tc>
@@ -439,7 +439,7 @@
                 <w:rFonts w:ascii="TimeNewRoman" w:hAnsi="TimeNewRoman"/>
                 <w:sz w:val="30"/>
               </w:rPr>
-              <w:t>42-13=</w:t>
+              <w:t>16+18=</w:t>
             </w:r>
           </w:p>
         </w:tc>
@@ -456,7 +456,7 @@
                 <w:rFonts w:ascii="TimeNewRoman" w:hAnsi="TimeNewRoman"/>
                 <w:sz w:val="30"/>
               </w:rPr>
-              <w:t>20-7=</w:t>
+              <w:t>34+57=</w:t>
             </w:r>
           </w:p>
         </w:tc>
@@ -475,7 +475,7 @@
                 <w:rFonts w:ascii="TimeNewRoman" w:hAnsi="TimeNewRoman"/>
                 <w:sz w:val="30"/>
               </w:rPr>
-              <w:t>8+39=</w:t>
+              <w:t>64-47=</w:t>
             </w:r>
           </w:p>
         </w:tc>
@@ -492,7 +492,7 @@
                 <w:rFonts w:ascii="TimeNewRoman" w:hAnsi="TimeNewRoman"/>
                 <w:sz w:val="30"/>
               </w:rPr>
-              <w:t>40-13=</w:t>
+              <w:t>34+48=</w:t>
             </w:r>
           </w:p>
         </w:tc>
@@ -509,7 +509,7 @@
                 <w:rFonts w:ascii="TimeNewRoman" w:hAnsi="TimeNewRoman"/>
                 <w:sz w:val="30"/>
               </w:rPr>
-              <w:t>65-59=</w:t>
+              <w:t>80-71=</w:t>
             </w:r>
           </w:p>
         </w:tc>
@@ -526,7 +526,7 @@
                 <w:rFonts w:ascii="TimeNewRoman" w:hAnsi="TimeNewRoman"/>
                 <w:sz w:val="30"/>
               </w:rPr>
-              <w:t>70-28=</w:t>
+              <w:t>88-49=</w:t>
             </w:r>
           </w:p>
         </w:tc>
@@ -543,7 +543,7 @@
                 <w:rFonts w:ascii="TimeNewRoman" w:hAnsi="TimeNewRoman"/>
                 <w:sz w:val="30"/>
               </w:rPr>
-              <w:t>32+9=</w:t>
+              <w:t>27+38=</w:t>
             </w:r>
           </w:p>
         </w:tc>
@@ -562,7 +562,7 @@
                 <w:rFonts w:ascii="TimeNewRoman" w:hAnsi="TimeNewRoman"/>
                 <w:sz w:val="30"/>
               </w:rPr>
-              <w:t>59+7=</w:t>
+              <w:t>77-18=</w:t>
             </w:r>
           </w:p>
         </w:tc>
@@ -579,7 +579,7 @@
                 <w:rFonts w:ascii="TimeNewRoman" w:hAnsi="TimeNewRoman"/>
                 <w:sz w:val="30"/>
               </w:rPr>
-              <w:t>18+55=</w:t>
+              <w:t>81-39=</w:t>
             </w:r>
           </w:p>
         </w:tc>
@@ -596,7 +596,7 @@
                 <w:rFonts w:ascii="TimeNewRoman" w:hAnsi="TimeNewRoman"/>
                 <w:sz w:val="30"/>
               </w:rPr>
-              <w:t>80-48=</w:t>
+              <w:t>6+67=</w:t>
             </w:r>
           </w:p>
         </w:tc>
@@ -613,7 +613,7 @@
                 <w:rFonts w:ascii="TimeNewRoman" w:hAnsi="TimeNewRoman"/>
                 <w:sz w:val="30"/>
               </w:rPr>
-              <w:t>94-49=</w:t>
+              <w:t>15+66=</w:t>
             </w:r>
           </w:p>
         </w:tc>
@@ -630,7 +630,7 @@
                 <w:rFonts w:ascii="TimeNewRoman" w:hAnsi="TimeNewRoman"/>
                 <w:sz w:val="30"/>
               </w:rPr>
-              <w:t>63-5=</w:t>
+              <w:t>97-28=</w:t>
             </w:r>
           </w:p>
         </w:tc>
@@ -649,7 +649,7 @@
                 <w:rFonts w:ascii="TimeNewRoman" w:hAnsi="TimeNewRoman"/>
                 <w:sz w:val="30"/>
               </w:rPr>
-              <w:t>59+16=</w:t>
+              <w:t>57+29=</w:t>
             </w:r>
           </w:p>
         </w:tc>
@@ -666,7 +666,7 @@
                 <w:rFonts w:ascii="TimeNewRoman" w:hAnsi="TimeNewRoman"/>
                 <w:sz w:val="30"/>
               </w:rPr>
-              <w:t>43-4=</w:t>
+              <w:t>28+18=</w:t>
             </w:r>
           </w:p>
         </w:tc>
@@ -683,7 +683,7 @@
                 <w:rFonts w:ascii="TimeNewRoman" w:hAnsi="TimeNewRoman"/>
                 <w:sz w:val="30"/>
               </w:rPr>
-              <w:t>73+19=</w:t>
+              <w:t>5+86=</w:t>
             </w:r>
           </w:p>
         </w:tc>
@@ -700,7 +700,7 @@
                 <w:rFonts w:ascii="TimeNewRoman" w:hAnsi="TimeNewRoman"/>
                 <w:sz w:val="30"/>
               </w:rPr>
-              <w:t>72-8=</w:t>
+              <w:t>49+45=</w:t>
             </w:r>
           </w:p>
         </w:tc>
@@ -717,7 +717,7 @@
                 <w:rFonts w:ascii="TimeNewRoman" w:hAnsi="TimeNewRoman"/>
                 <w:sz w:val="30"/>
               </w:rPr>
-              <w:t>56+6=</w:t>
+              <w:t>9+63=</w:t>
             </w:r>
           </w:p>
         </w:tc>
@@ -736,7 +736,7 @@
                 <w:rFonts w:ascii="TimeNewRoman" w:hAnsi="TimeNewRoman"/>
                 <w:sz w:val="30"/>
               </w:rPr>
-              <w:t>81-16=</w:t>
+              <w:t>52-49=</w:t>
             </w:r>
           </w:p>
         </w:tc>
@@ -753,7 +753,7 @@
                 <w:rFonts w:ascii="TimeNewRoman" w:hAnsi="TimeNewRoman"/>
                 <w:sz w:val="30"/>
               </w:rPr>
-              <w:t>40-37=</w:t>
+              <w:t>7+56=</w:t>
             </w:r>
           </w:p>
         </w:tc>
@@ -770,7 +770,7 @@
                 <w:rFonts w:ascii="TimeNewRoman" w:hAnsi="TimeNewRoman"/>
                 <w:sz w:val="30"/>
               </w:rPr>
-              <w:t>74+18=</w:t>
+              <w:t>49+27=</w:t>
             </w:r>
           </w:p>
         </w:tc>
@@ -787,7 +787,7 @@
                 <w:rFonts w:ascii="TimeNewRoman" w:hAnsi="TimeNewRoman"/>
                 <w:sz w:val="30"/>
               </w:rPr>
-              <w:t>18+79=</w:t>
+              <w:t>69+26=</w:t>
             </w:r>
           </w:p>
         </w:tc>
@@ -804,7 +804,7 @@
                 <w:rFonts w:ascii="TimeNewRoman" w:hAnsi="TimeNewRoman"/>
                 <w:sz w:val="30"/>
               </w:rPr>
-              <w:t>62-27=</w:t>
+              <w:t>33-25=</w:t>
             </w:r>
           </w:p>
         </w:tc>
@@ -823,7 +823,7 @@
                 <w:rFonts w:ascii="TimeNewRoman" w:hAnsi="TimeNewRoman"/>
                 <w:sz w:val="30"/>
               </w:rPr>
-              <w:t>48-19=</w:t>
+              <w:t>31-6=</w:t>
             </w:r>
           </w:p>
         </w:tc>
@@ -840,7 +840,7 @@
                 <w:rFonts w:ascii="TimeNewRoman" w:hAnsi="TimeNewRoman"/>
                 <w:sz w:val="30"/>
               </w:rPr>
-              <w:t>90-59=</w:t>
+              <w:t>62-35=</w:t>
             </w:r>
           </w:p>
         </w:tc>
@@ -857,7 +857,7 @@
                 <w:rFonts w:ascii="TimeNewRoman" w:hAnsi="TimeNewRoman"/>
                 <w:sz w:val="30"/>
               </w:rPr>
-              <w:t>29+5=</w:t>
+              <w:t>64-28=</w:t>
             </w:r>
           </w:p>
         </w:tc>
@@ -874,7 +874,7 @@
                 <w:rFonts w:ascii="TimeNewRoman" w:hAnsi="TimeNewRoman"/>
                 <w:sz w:val="30"/>
               </w:rPr>
-              <w:t>93-75=</w:t>
+              <w:t>74-65=</w:t>
             </w:r>
           </w:p>
         </w:tc>
@@ -891,7 +891,7 @@
                 <w:rFonts w:ascii="TimeNewRoman" w:hAnsi="TimeNewRoman"/>
                 <w:sz w:val="30"/>
               </w:rPr>
-              <w:t>90-85=</w:t>
+              <w:t>37+27=</w:t>
             </w:r>
           </w:p>
         </w:tc>
@@ -910,7 +910,7 @@
                 <w:rFonts w:ascii="TimeNewRoman" w:hAnsi="TimeNewRoman"/>
                 <w:sz w:val="30"/>
               </w:rPr>
-              <w:t>78+5=</w:t>
+              <w:t>69+22=</w:t>
             </w:r>
           </w:p>
         </w:tc>
@@ -927,7 +927,7 @@
                 <w:rFonts w:ascii="TimeNewRoman" w:hAnsi="TimeNewRoman"/>
                 <w:sz w:val="30"/>
               </w:rPr>
-              <w:t>53-8=</w:t>
+              <w:t>70-3=</w:t>
             </w:r>
           </w:p>
         </w:tc>
@@ -944,7 +944,7 @@
                 <w:rFonts w:ascii="TimeNewRoman" w:hAnsi="TimeNewRoman"/>
                 <w:sz w:val="30"/>
               </w:rPr>
-              <w:t>82-75=</w:t>
+              <w:t>49+46=</w:t>
             </w:r>
           </w:p>
         </w:tc>
@@ -961,7 +961,7 @@
                 <w:rFonts w:ascii="TimeNewRoman" w:hAnsi="TimeNewRoman"/>
                 <w:sz w:val="30"/>
               </w:rPr>
-              <w:t>4+57=</w:t>
+              <w:t>35+56=</w:t>
             </w:r>
           </w:p>
         </w:tc>
@@ -978,7 +978,7 @@
                 <w:rFonts w:ascii="TimeNewRoman" w:hAnsi="TimeNewRoman"/>
                 <w:sz w:val="30"/>
               </w:rPr>
-              <w:t>38+33=</w:t>
+              <w:t>81-37=</w:t>
             </w:r>
           </w:p>
         </w:tc>
@@ -997,7 +997,7 @@
                 <w:rFonts w:ascii="TimeNewRoman" w:hAnsi="TimeNewRoman"/>
                 <w:sz w:val="30"/>
               </w:rPr>
-              <w:t>84-38=</w:t>
+              <w:t>7+67=</w:t>
             </w:r>
           </w:p>
         </w:tc>
@@ -1014,7 +1014,7 @@
                 <w:rFonts w:ascii="TimeNewRoman" w:hAnsi="TimeNewRoman"/>
                 <w:sz w:val="30"/>
               </w:rPr>
-              <w:t>28+47=</w:t>
+              <w:t>74-45=</w:t>
             </w:r>
           </w:p>
         </w:tc>
@@ -1031,7 +1031,7 @@
                 <w:rFonts w:ascii="TimeNewRoman" w:hAnsi="TimeNewRoman"/>
                 <w:sz w:val="30"/>
               </w:rPr>
-              <w:t>58+14=</w:t>
+              <w:t>31-29=</w:t>
             </w:r>
           </w:p>
         </w:tc>
@@ -1048,7 +1048,7 @@
                 <w:rFonts w:ascii="TimeNewRoman" w:hAnsi="TimeNewRoman"/>
                 <w:sz w:val="30"/>
               </w:rPr>
-              <w:t>18+36=</w:t>
+              <w:t>19+56=</w:t>
             </w:r>
           </w:p>
         </w:tc>
@@ -1065,7 +1065,7 @@
                 <w:rFonts w:ascii="TimeNewRoman" w:hAnsi="TimeNewRoman"/>
                 <w:sz w:val="30"/>
               </w:rPr>
-              <w:t>37+24=</w:t>
+              <w:t>7+64=</w:t>
             </w:r>
           </w:p>
         </w:tc>
@@ -1084,7 +1084,7 @@
                 <w:rFonts w:ascii="TimeNewRoman" w:hAnsi="TimeNewRoman"/>
                 <w:sz w:val="30"/>
               </w:rPr>
-              <w:t>38+5=</w:t>
+              <w:t>93-36=</w:t>
             </w:r>
           </w:p>
         </w:tc>
@@ -1101,7 +1101,7 @@
                 <w:rFonts w:ascii="TimeNewRoman" w:hAnsi="TimeNewRoman"/>
                 <w:sz w:val="30"/>
               </w:rPr>
-              <w:t>14+38=</w:t>
+              <w:t>71-17=</w:t>
             </w:r>
           </w:p>
         </w:tc>
@@ -1118,7 +1118,7 @@
                 <w:rFonts w:ascii="TimeNewRoman" w:hAnsi="TimeNewRoman"/>
                 <w:sz w:val="30"/>
               </w:rPr>
-              <w:t>39+16=</w:t>
+              <w:t>9+8=</w:t>
             </w:r>
           </w:p>
         </w:tc>
@@ -1135,7 +1135,7 @@
                 <w:rFonts w:ascii="TimeNewRoman" w:hAnsi="TimeNewRoman"/>
                 <w:sz w:val="30"/>
               </w:rPr>
-              <w:t>15+38=</w:t>
+              <w:t>81-28=</w:t>
             </w:r>
           </w:p>
         </w:tc>
@@ -1152,7 +1152,7 @@
                 <w:rFonts w:ascii="TimeNewRoman" w:hAnsi="TimeNewRoman"/>
                 <w:sz w:val="30"/>
               </w:rPr>
-              <w:t>52+19=</w:t>
+              <w:t>87-18=</w:t>
             </w:r>
           </w:p>
         </w:tc>
@@ -1171,7 +1171,7 @@
                 <w:rFonts w:ascii="TimeNewRoman" w:hAnsi="TimeNewRoman"/>
                 <w:sz w:val="30"/>
               </w:rPr>
-              <w:t>95-7=</w:t>
+              <w:t>85-67=</w:t>
             </w:r>
           </w:p>
         </w:tc>
@@ -1188,7 +1188,7 @@
                 <w:rFonts w:ascii="TimeNewRoman" w:hAnsi="TimeNewRoman"/>
                 <w:sz w:val="30"/>
               </w:rPr>
-              <w:t>6+38=</w:t>
+              <w:t>60-51=</w:t>
             </w:r>
           </w:p>
         </w:tc>
@@ -1205,7 +1205,7 @@
                 <w:rFonts w:ascii="TimeNewRoman" w:hAnsi="TimeNewRoman"/>
                 <w:sz w:val="30"/>
               </w:rPr>
-              <w:t>19+55=</w:t>
+              <w:t>85-68=</w:t>
             </w:r>
           </w:p>
         </w:tc>
@@ -1222,7 +1222,7 @@
                 <w:rFonts w:ascii="TimeNewRoman" w:hAnsi="TimeNewRoman"/>
                 <w:sz w:val="30"/>
               </w:rPr>
-              <w:t>29+52=</w:t>
+              <w:t>19+44=</w:t>
             </w:r>
           </w:p>
         </w:tc>
@@ -1239,7 +1239,7 @@
                 <w:rFonts w:ascii="TimeNewRoman" w:hAnsi="TimeNewRoman"/>
                 <w:sz w:val="30"/>
               </w:rPr>
-              <w:t>90-1=</w:t>
+              <w:t>42-24=</w:t>
             </w:r>
           </w:p>
         </w:tc>
@@ -1258,7 +1258,7 @@
                 <w:rFonts w:ascii="TimeNewRoman" w:hAnsi="TimeNewRoman"/>
                 <w:sz w:val="30"/>
               </w:rPr>
-              <w:t>52+9=</w:t>
+              <w:t>67-38=</w:t>
             </w:r>
           </w:p>
         </w:tc>
@@ -1275,7 +1275,7 @@
                 <w:rFonts w:ascii="TimeNewRoman" w:hAnsi="TimeNewRoman"/>
                 <w:sz w:val="30"/>
               </w:rPr>
-              <w:t>27+37=</w:t>
+              <w:t>51-29=</w:t>
             </w:r>
           </w:p>
         </w:tc>
@@ -1292,7 +1292,7 @@
                 <w:rFonts w:ascii="TimeNewRoman" w:hAnsi="TimeNewRoman"/>
                 <w:sz w:val="30"/>
               </w:rPr>
-              <w:t>40-18=</w:t>
+              <w:t>14+48=</w:t>
             </w:r>
           </w:p>
         </w:tc>
@@ -1309,7 +1309,7 @@
                 <w:rFonts w:ascii="TimeNewRoman" w:hAnsi="TimeNewRoman"/>
                 <w:sz w:val="30"/>
               </w:rPr>
-              <w:t>73-26=</w:t>
+              <w:t>33+49=</w:t>
             </w:r>
           </w:p>
         </w:tc>
@@ -1326,7 +1326,7 @@
                 <w:rFonts w:ascii="TimeNewRoman" w:hAnsi="TimeNewRoman"/>
                 <w:sz w:val="30"/>
               </w:rPr>
-              <w:t>34-15=</w:t>
+              <w:t>15+76=</w:t>
             </w:r>
           </w:p>
         </w:tc>
@@ -1345,7 +1345,7 @@
                 <w:rFonts w:ascii="TimeNewRoman" w:hAnsi="TimeNewRoman"/>
                 <w:sz w:val="30"/>
               </w:rPr>
-              <w:t>48+28=</w:t>
+              <w:t>66-9=</w:t>
             </w:r>
           </w:p>
         </w:tc>
@@ -1362,7 +1362,7 @@
                 <w:rFonts w:ascii="TimeNewRoman" w:hAnsi="TimeNewRoman"/>
                 <w:sz w:val="30"/>
               </w:rPr>
-              <w:t>6+66=</w:t>
+              <w:t>44-35=</w:t>
             </w:r>
           </w:p>
         </w:tc>
@@ -1379,7 +1379,7 @@
                 <w:rFonts w:ascii="TimeNewRoman" w:hAnsi="TimeNewRoman"/>
                 <w:sz w:val="30"/>
               </w:rPr>
-              <w:t>18+47=</w:t>
+              <w:t>84-8=</w:t>
             </w:r>
           </w:p>
         </w:tc>
@@ -1396,7 +1396,7 @@
                 <w:rFonts w:ascii="TimeNewRoman" w:hAnsi="TimeNewRoman"/>
                 <w:sz w:val="30"/>
               </w:rPr>
-              <w:t>23-19=</w:t>
+              <w:t>82-15=</w:t>
             </w:r>
           </w:p>
         </w:tc>
@@ -1413,7 +1413,7 @@
                 <w:rFonts w:ascii="TimeNewRoman" w:hAnsi="TimeNewRoman"/>
                 <w:sz w:val="30"/>
               </w:rPr>
-              <w:t>70-56=</w:t>
+              <w:t>51-27=</w:t>
             </w:r>
           </w:p>
         </w:tc>
@@ -1432,7 +1432,7 @@
                 <w:rFonts w:ascii="TimeNewRoman" w:hAnsi="TimeNewRoman"/>
                 <w:sz w:val="30"/>
               </w:rPr>
-              <w:t>21-9=</w:t>
+              <w:t>60-28=</w:t>
             </w:r>
           </w:p>
         </w:tc>
@@ -1449,7 +1449,7 @@
                 <w:rFonts w:ascii="TimeNewRoman" w:hAnsi="TimeNewRoman"/>
                 <w:sz w:val="30"/>
               </w:rPr>
-              <w:t>43+29=</w:t>
+              <w:t>13+39=</w:t>
             </w:r>
           </w:p>
         </w:tc>
@@ -1466,7 +1466,7 @@
                 <w:rFonts w:ascii="TimeNewRoman" w:hAnsi="TimeNewRoman"/>
                 <w:sz w:val="30"/>
               </w:rPr>
-              <w:t>30-18=</w:t>
+              <w:t>21-3=</w:t>
             </w:r>
           </w:p>
         </w:tc>
@@ -1483,7 +1483,7 @@
                 <w:rFonts w:ascii="TimeNewRoman" w:hAnsi="TimeNewRoman"/>
                 <w:sz w:val="30"/>
               </w:rPr>
-              <w:t>83-16=</w:t>
+              <w:t>94-17=</w:t>
             </w:r>
           </w:p>
         </w:tc>
@@ -1500,7 +1500,7 @@
                 <w:rFonts w:ascii="TimeNewRoman" w:hAnsi="TimeNewRoman"/>
                 <w:sz w:val="30"/>
               </w:rPr>
-              <w:t>76-67=</w:t>
+              <w:t>30-15=</w:t>
             </w:r>
           </w:p>
         </w:tc>
@@ -1519,7 +1519,7 @@
                 <w:rFonts w:ascii="TimeNewRoman" w:hAnsi="TimeNewRoman"/>
                 <w:sz w:val="30"/>
               </w:rPr>
-              <w:t>90-83=</w:t>
+              <w:t>5+87=</w:t>
             </w:r>
           </w:p>
         </w:tc>
@@ -1536,7 +1536,7 @@
                 <w:rFonts w:ascii="TimeNewRoman" w:hAnsi="TimeNewRoman"/>
                 <w:sz w:val="30"/>
               </w:rPr>
-              <w:t>88-59=</w:t>
+              <w:t>33-18=</w:t>
             </w:r>
           </w:p>
         </w:tc>
@@ -1553,7 +1553,7 @@
                 <w:rFonts w:ascii="TimeNewRoman" w:hAnsi="TimeNewRoman"/>
                 <w:sz w:val="30"/>
               </w:rPr>
-              <w:t>48+37=</w:t>
+              <w:t>60-2=</w:t>
             </w:r>
           </w:p>
         </w:tc>
@@ -1570,7 +1570,7 @@
                 <w:rFonts w:ascii="TimeNewRoman" w:hAnsi="TimeNewRoman"/>
                 <w:sz w:val="30"/>
               </w:rPr>
-              <w:t>41-6=</w:t>
+              <w:t>81-62=</w:t>
             </w:r>
           </w:p>
         </w:tc>
@@ -1587,7 +1587,7 @@
                 <w:rFonts w:ascii="TimeNewRoman" w:hAnsi="TimeNewRoman"/>
                 <w:sz w:val="30"/>
               </w:rPr>
-              <w:t>59+37=</w:t>
+              <w:t>75-18=</w:t>
             </w:r>
           </w:p>
         </w:tc>
@@ -1606,7 +1606,7 @@
                 <w:rFonts w:ascii="TimeNewRoman" w:hAnsi="TimeNewRoman"/>
                 <w:sz w:val="30"/>
               </w:rPr>
-              <w:t>65-46=</w:t>
+              <w:t>84-46=</w:t>
             </w:r>
           </w:p>
         </w:tc>
@@ -1623,7 +1623,7 @@
                 <w:rFonts w:ascii="TimeNewRoman" w:hAnsi="TimeNewRoman"/>
                 <w:sz w:val="30"/>
               </w:rPr>
-              <w:t>93-18=</w:t>
+              <w:t>29+26=</w:t>
             </w:r>
           </w:p>
         </w:tc>
@@ -1640,7 +1640,7 @@
                 <w:rFonts w:ascii="TimeNewRoman" w:hAnsi="TimeNewRoman"/>
                 <w:sz w:val="30"/>
               </w:rPr>
-              <w:t>34+18=</w:t>
+              <w:t>39+14=</w:t>
             </w:r>
           </w:p>
         </w:tc>
@@ -1657,7 +1657,7 @@
                 <w:rFonts w:ascii="TimeNewRoman" w:hAnsi="TimeNewRoman"/>
                 <w:sz w:val="30"/>
               </w:rPr>
-              <w:t>60-18=</w:t>
+              <w:t>72+9=</w:t>
             </w:r>
           </w:p>
         </w:tc>
@@ -1674,7 +1674,7 @@
                 <w:rFonts w:ascii="TimeNewRoman" w:hAnsi="TimeNewRoman"/>
                 <w:sz w:val="30"/>
               </w:rPr>
-              <w:t>89+9=</w:t>
+              <w:t>91-67=</w:t>
             </w:r>
           </w:p>
         </w:tc>
@@ -1693,7 +1693,7 @@
                 <w:rFonts w:ascii="TimeNewRoman" w:hAnsi="TimeNewRoman"/>
                 <w:sz w:val="30"/>
               </w:rPr>
-              <w:t>15+78=</w:t>
+              <w:t>54-19=</w:t>
             </w:r>
           </w:p>
         </w:tc>
@@ -1710,7 +1710,7 @@
                 <w:rFonts w:ascii="TimeNewRoman" w:hAnsi="TimeNewRoman"/>
                 <w:sz w:val="30"/>
               </w:rPr>
-              <w:t>43-39=</w:t>
+              <w:t>5+6=</w:t>
             </w:r>
           </w:p>
         </w:tc>
@@ -1727,7 +1727,7 @@
                 <w:rFonts w:ascii="TimeNewRoman" w:hAnsi="TimeNewRoman"/>
                 <w:sz w:val="30"/>
               </w:rPr>
-              <w:t>61-8=</w:t>
+              <w:t>71-62=</w:t>
             </w:r>
           </w:p>
         </w:tc>
@@ -1744,7 +1744,7 @@
                 <w:rFonts w:ascii="TimeNewRoman" w:hAnsi="TimeNewRoman"/>
                 <w:sz w:val="30"/>
               </w:rPr>
-              <w:t>49+39=</w:t>
+              <w:t>27+56=</w:t>
             </w:r>
           </w:p>
         </w:tc>
@@ -1761,7 +1761,7 @@
                 <w:rFonts w:ascii="TimeNewRoman" w:hAnsi="TimeNewRoman"/>
                 <w:sz w:val="30"/>
               </w:rPr>
-              <w:t>41-2=</w:t>
+              <w:t>74-29=</w:t>
             </w:r>
           </w:p>
         </w:tc>

--- a/adc_sbb_within_100.docx
+++ b/adc_sbb_within_100.docx
@@ -40,7 +40,7 @@
                 <w:rFonts w:ascii="TimeNewRoman" w:hAnsi="TimeNewRoman"/>
                 <w:sz w:val="30"/>
               </w:rPr>
-              <w:t>37+8=</w:t>
+              <w:t>16+58=</w:t>
             </w:r>
           </w:p>
         </w:tc>
@@ -57,7 +57,7 @@
                 <w:rFonts w:ascii="TimeNewRoman" w:hAnsi="TimeNewRoman"/>
                 <w:sz w:val="30"/>
               </w:rPr>
-              <w:t>82-38=</w:t>
+              <w:t>32-7=</w:t>
             </w:r>
           </w:p>
         </w:tc>
@@ -74,7 +74,7 @@
                 <w:rFonts w:ascii="TimeNewRoman" w:hAnsi="TimeNewRoman"/>
                 <w:sz w:val="30"/>
               </w:rPr>
-              <w:t>60-35=</w:t>
+              <w:t>4+58=</w:t>
             </w:r>
           </w:p>
         </w:tc>
@@ -91,7 +91,7 @@
                 <w:rFonts w:ascii="TimeNewRoman" w:hAnsi="TimeNewRoman"/>
                 <w:sz w:val="30"/>
               </w:rPr>
-              <w:t>96-88=</w:t>
+              <w:t>19+53=</w:t>
             </w:r>
           </w:p>
         </w:tc>
@@ -108,7 +108,7 @@
                 <w:rFonts w:ascii="TimeNewRoman" w:hAnsi="TimeNewRoman"/>
                 <w:sz w:val="30"/>
               </w:rPr>
-              <w:t>68+29=</w:t>
+              <w:t>38+15=</w:t>
             </w:r>
           </w:p>
         </w:tc>
@@ -127,7 +127,7 @@
                 <w:rFonts w:ascii="TimeNewRoman" w:hAnsi="TimeNewRoman"/>
                 <w:sz w:val="30"/>
               </w:rPr>
-              <w:t>18+38=</w:t>
+              <w:t>59+23=</w:t>
             </w:r>
           </w:p>
         </w:tc>
@@ -144,7 +144,7 @@
                 <w:rFonts w:ascii="TimeNewRoman" w:hAnsi="TimeNewRoman"/>
                 <w:sz w:val="30"/>
               </w:rPr>
-              <w:t>38+34=</w:t>
+              <w:t>68+17=</w:t>
             </w:r>
           </w:p>
         </w:tc>
@@ -161,7 +161,7 @@
                 <w:rFonts w:ascii="TimeNewRoman" w:hAnsi="TimeNewRoman"/>
                 <w:sz w:val="30"/>
               </w:rPr>
-              <w:t>19+56=</w:t>
+              <w:t>35+57=</w:t>
             </w:r>
           </w:p>
         </w:tc>
@@ -178,7 +178,7 @@
                 <w:rFonts w:ascii="TimeNewRoman" w:hAnsi="TimeNewRoman"/>
                 <w:sz w:val="30"/>
               </w:rPr>
-              <w:t>80-56=</w:t>
+              <w:t>26+69=</w:t>
             </w:r>
           </w:p>
         </w:tc>
@@ -195,7 +195,7 @@
                 <w:rFonts w:ascii="TimeNewRoman" w:hAnsi="TimeNewRoman"/>
                 <w:sz w:val="30"/>
               </w:rPr>
-              <w:t>85-76=</w:t>
+              <w:t>34-8=</w:t>
             </w:r>
           </w:p>
         </w:tc>
@@ -214,7 +214,7 @@
                 <w:rFonts w:ascii="TimeNewRoman" w:hAnsi="TimeNewRoman"/>
                 <w:sz w:val="30"/>
               </w:rPr>
-              <w:t>49+44=</w:t>
+              <w:t>63-54=</w:t>
             </w:r>
           </w:p>
         </w:tc>
@@ -231,7 +231,7 @@
                 <w:rFonts w:ascii="TimeNewRoman" w:hAnsi="TimeNewRoman"/>
                 <w:sz w:val="30"/>
               </w:rPr>
-              <w:t>78+15=</w:t>
+              <w:t>20-16=</w:t>
             </w:r>
           </w:p>
         </w:tc>
@@ -248,7 +248,7 @@
                 <w:rFonts w:ascii="TimeNewRoman" w:hAnsi="TimeNewRoman"/>
                 <w:sz w:val="30"/>
               </w:rPr>
-              <w:t>7+25=</w:t>
+              <w:t>93-15=</w:t>
             </w:r>
           </w:p>
         </w:tc>
@@ -265,7 +265,7 @@
                 <w:rFonts w:ascii="TimeNewRoman" w:hAnsi="TimeNewRoman"/>
                 <w:sz w:val="30"/>
               </w:rPr>
-              <w:t>20-2=</w:t>
+              <w:t>56+7=</w:t>
             </w:r>
           </w:p>
         </w:tc>
@@ -282,7 +282,7 @@
                 <w:rFonts w:ascii="TimeNewRoman" w:hAnsi="TimeNewRoman"/>
                 <w:sz w:val="30"/>
               </w:rPr>
-              <w:t>83-48=</w:t>
+              <w:t>94-75=</w:t>
             </w:r>
           </w:p>
         </w:tc>
@@ -301,7 +301,7 @@
                 <w:rFonts w:ascii="TimeNewRoman" w:hAnsi="TimeNewRoman"/>
                 <w:sz w:val="30"/>
               </w:rPr>
-              <w:t>17+76=</w:t>
+              <w:t>24+49=</w:t>
             </w:r>
           </w:p>
         </w:tc>
@@ -318,7 +318,7 @@
                 <w:rFonts w:ascii="TimeNewRoman" w:hAnsi="TimeNewRoman"/>
                 <w:sz w:val="30"/>
               </w:rPr>
-              <w:t>80-43=</w:t>
+              <w:t>68+7=</w:t>
             </w:r>
           </w:p>
         </w:tc>
@@ -335,7 +335,7 @@
                 <w:rFonts w:ascii="TimeNewRoman" w:hAnsi="TimeNewRoman"/>
                 <w:sz w:val="30"/>
               </w:rPr>
-              <w:t>55+29=</w:t>
+              <w:t>58-39=</w:t>
             </w:r>
           </w:p>
         </w:tc>
@@ -352,7 +352,7 @@
                 <w:rFonts w:ascii="TimeNewRoman" w:hAnsi="TimeNewRoman"/>
                 <w:sz w:val="30"/>
               </w:rPr>
-              <w:t>17+66=</w:t>
+              <w:t>37+35=</w:t>
             </w:r>
           </w:p>
         </w:tc>
@@ -369,7 +369,7 @@
                 <w:rFonts w:ascii="TimeNewRoman" w:hAnsi="TimeNewRoman"/>
                 <w:sz w:val="30"/>
               </w:rPr>
-              <w:t>86+5=</w:t>
+              <w:t>71-52=</w:t>
             </w:r>
           </w:p>
         </w:tc>
@@ -388,7 +388,7 @@
                 <w:rFonts w:ascii="TimeNewRoman" w:hAnsi="TimeNewRoman"/>
                 <w:sz w:val="30"/>
               </w:rPr>
-              <w:t>20-2=</w:t>
+              <w:t>34+38=</w:t>
             </w:r>
           </w:p>
         </w:tc>
@@ -405,7 +405,7 @@
                 <w:rFonts w:ascii="TimeNewRoman" w:hAnsi="TimeNewRoman"/>
                 <w:sz w:val="30"/>
               </w:rPr>
-              <w:t>19+3=</w:t>
+              <w:t>5+47=</w:t>
             </w:r>
           </w:p>
         </w:tc>
@@ -422,7 +422,7 @@
                 <w:rFonts w:ascii="TimeNewRoman" w:hAnsi="TimeNewRoman"/>
                 <w:sz w:val="30"/>
               </w:rPr>
-              <w:t>57+36=</w:t>
+              <w:t>18+18=</w:t>
             </w:r>
           </w:p>
         </w:tc>
@@ -439,7 +439,7 @@
                 <w:rFonts w:ascii="TimeNewRoman" w:hAnsi="TimeNewRoman"/>
                 <w:sz w:val="30"/>
               </w:rPr>
-              <w:t>16+18=</w:t>
+              <w:t>21-16=</w:t>
             </w:r>
           </w:p>
         </w:tc>
@@ -456,7 +456,7 @@
                 <w:rFonts w:ascii="TimeNewRoman" w:hAnsi="TimeNewRoman"/>
                 <w:sz w:val="30"/>
               </w:rPr>
-              <w:t>34+57=</w:t>
+              <w:t>18+33=</w:t>
             </w:r>
           </w:p>
         </w:tc>
@@ -475,7 +475,7 @@
                 <w:rFonts w:ascii="TimeNewRoman" w:hAnsi="TimeNewRoman"/>
                 <w:sz w:val="30"/>
               </w:rPr>
-              <w:t>64-47=</w:t>
+              <w:t>27+15=</w:t>
             </w:r>
           </w:p>
         </w:tc>
@@ -492,7 +492,7 @@
                 <w:rFonts w:ascii="TimeNewRoman" w:hAnsi="TimeNewRoman"/>
                 <w:sz w:val="30"/>
               </w:rPr>
-              <w:t>34+48=</w:t>
+              <w:t>93-44=</w:t>
             </w:r>
           </w:p>
         </w:tc>
@@ -509,7 +509,355 @@
                 <w:rFonts w:ascii="TimeNewRoman" w:hAnsi="TimeNewRoman"/>
                 <w:sz w:val="30"/>
               </w:rPr>
-              <w:t>80-71=</w:t>
+              <w:t>48+27=</w:t>
+            </w:r>
+          </w:p>
+        </w:tc>
+        <w:tc>
+          <w:tcPr>
+            <w:tcW w:type="dxa" w:w="1987"/>
+          </w:tcPr>
+          <w:p>
+            <w:pPr>
+              <w:jc w:val="left"/>
+            </w:pPr>
+            <w:r>
+              <w:rPr>
+                <w:rFonts w:ascii="TimeNewRoman" w:hAnsi="TimeNewRoman"/>
+                <w:sz w:val="30"/>
+              </w:rPr>
+              <w:t>15+29=</w:t>
+            </w:r>
+          </w:p>
+        </w:tc>
+        <w:tc>
+          <w:tcPr>
+            <w:tcW w:type="dxa" w:w="1987"/>
+          </w:tcPr>
+          <w:p>
+            <w:pPr>
+              <w:jc w:val="left"/>
+            </w:pPr>
+            <w:r>
+              <w:rPr>
+                <w:rFonts w:ascii="TimeNewRoman" w:hAnsi="TimeNewRoman"/>
+                <w:sz w:val="30"/>
+              </w:rPr>
+              <w:t>14-8=</w:t>
+            </w:r>
+          </w:p>
+        </w:tc>
+      </w:tr>
+      <w:tr>
+        <w:tc>
+          <w:tcPr>
+            <w:tcW w:type="dxa" w:w="1987"/>
+          </w:tcPr>
+          <w:p>
+            <w:pPr>
+              <w:jc w:val="left"/>
+            </w:pPr>
+            <w:r>
+              <w:rPr>
+                <w:rFonts w:ascii="TimeNewRoman" w:hAnsi="TimeNewRoman"/>
+                <w:sz w:val="30"/>
+              </w:rPr>
+              <w:t>28+13=</w:t>
+            </w:r>
+          </w:p>
+        </w:tc>
+        <w:tc>
+          <w:tcPr>
+            <w:tcW w:type="dxa" w:w="1987"/>
+          </w:tcPr>
+          <w:p>
+            <w:pPr>
+              <w:jc w:val="left"/>
+            </w:pPr>
+            <w:r>
+              <w:rPr>
+                <w:rFonts w:ascii="TimeNewRoman" w:hAnsi="TimeNewRoman"/>
+                <w:sz w:val="30"/>
+              </w:rPr>
+              <w:t>71-66=</w:t>
+            </w:r>
+          </w:p>
+        </w:tc>
+        <w:tc>
+          <w:tcPr>
+            <w:tcW w:type="dxa" w:w="1987"/>
+          </w:tcPr>
+          <w:p>
+            <w:pPr>
+              <w:jc w:val="left"/>
+            </w:pPr>
+            <w:r>
+              <w:rPr>
+                <w:rFonts w:ascii="TimeNewRoman" w:hAnsi="TimeNewRoman"/>
+                <w:sz w:val="30"/>
+              </w:rPr>
+              <w:t>29+45=</w:t>
+            </w:r>
+          </w:p>
+        </w:tc>
+        <w:tc>
+          <w:tcPr>
+            <w:tcW w:type="dxa" w:w="1987"/>
+          </w:tcPr>
+          <w:p>
+            <w:pPr>
+              <w:jc w:val="left"/>
+            </w:pPr>
+            <w:r>
+              <w:rPr>
+                <w:rFonts w:ascii="TimeNewRoman" w:hAnsi="TimeNewRoman"/>
+                <w:sz w:val="30"/>
+              </w:rPr>
+              <w:t>19+65=</w:t>
+            </w:r>
+          </w:p>
+        </w:tc>
+        <w:tc>
+          <w:tcPr>
+            <w:tcW w:type="dxa" w:w="1987"/>
+          </w:tcPr>
+          <w:p>
+            <w:pPr>
+              <w:jc w:val="left"/>
+            </w:pPr>
+            <w:r>
+              <w:rPr>
+                <w:rFonts w:ascii="TimeNewRoman" w:hAnsi="TimeNewRoman"/>
+                <w:sz w:val="30"/>
+              </w:rPr>
+              <w:t>59+8=</w:t>
+            </w:r>
+          </w:p>
+        </w:tc>
+      </w:tr>
+      <w:tr>
+        <w:tc>
+          <w:tcPr>
+            <w:tcW w:type="dxa" w:w="1987"/>
+          </w:tcPr>
+          <w:p>
+            <w:pPr>
+              <w:jc w:val="left"/>
+            </w:pPr>
+            <w:r>
+              <w:rPr>
+                <w:rFonts w:ascii="TimeNewRoman" w:hAnsi="TimeNewRoman"/>
+                <w:sz w:val="30"/>
+              </w:rPr>
+              <w:t>61-36=</w:t>
+            </w:r>
+          </w:p>
+        </w:tc>
+        <w:tc>
+          <w:tcPr>
+            <w:tcW w:type="dxa" w:w="1987"/>
+          </w:tcPr>
+          <w:p>
+            <w:pPr>
+              <w:jc w:val="left"/>
+            </w:pPr>
+            <w:r>
+              <w:rPr>
+                <w:rFonts w:ascii="TimeNewRoman" w:hAnsi="TimeNewRoman"/>
+                <w:sz w:val="30"/>
+              </w:rPr>
+              <w:t>71-9=</w:t>
+            </w:r>
+          </w:p>
+        </w:tc>
+        <w:tc>
+          <w:tcPr>
+            <w:tcW w:type="dxa" w:w="1987"/>
+          </w:tcPr>
+          <w:p>
+            <w:pPr>
+              <w:jc w:val="left"/>
+            </w:pPr>
+            <w:r>
+              <w:rPr>
+                <w:rFonts w:ascii="TimeNewRoman" w:hAnsi="TimeNewRoman"/>
+                <w:sz w:val="30"/>
+              </w:rPr>
+              <w:t>94-19=</w:t>
+            </w:r>
+          </w:p>
+        </w:tc>
+        <w:tc>
+          <w:tcPr>
+            <w:tcW w:type="dxa" w:w="1987"/>
+          </w:tcPr>
+          <w:p>
+            <w:pPr>
+              <w:jc w:val="left"/>
+            </w:pPr>
+            <w:r>
+              <w:rPr>
+                <w:rFonts w:ascii="TimeNewRoman" w:hAnsi="TimeNewRoman"/>
+                <w:sz w:val="30"/>
+              </w:rPr>
+              <w:t>63-17=</w:t>
+            </w:r>
+          </w:p>
+        </w:tc>
+        <w:tc>
+          <w:tcPr>
+            <w:tcW w:type="dxa" w:w="1987"/>
+          </w:tcPr>
+          <w:p>
+            <w:pPr>
+              <w:jc w:val="left"/>
+            </w:pPr>
+            <w:r>
+              <w:rPr>
+                <w:rFonts w:ascii="TimeNewRoman" w:hAnsi="TimeNewRoman"/>
+                <w:sz w:val="30"/>
+              </w:rPr>
+              <w:t>15+57=</w:t>
+            </w:r>
+          </w:p>
+        </w:tc>
+      </w:tr>
+      <w:tr>
+        <w:tc>
+          <w:tcPr>
+            <w:tcW w:type="dxa" w:w="1987"/>
+          </w:tcPr>
+          <w:p>
+            <w:pPr>
+              <w:jc w:val="left"/>
+            </w:pPr>
+            <w:r>
+              <w:rPr>
+                <w:rFonts w:ascii="TimeNewRoman" w:hAnsi="TimeNewRoman"/>
+                <w:sz w:val="30"/>
+              </w:rPr>
+              <w:t>9+22=</w:t>
+            </w:r>
+          </w:p>
+        </w:tc>
+        <w:tc>
+          <w:tcPr>
+            <w:tcW w:type="dxa" w:w="1987"/>
+          </w:tcPr>
+          <w:p>
+            <w:pPr>
+              <w:jc w:val="left"/>
+            </w:pPr>
+            <w:r>
+              <w:rPr>
+                <w:rFonts w:ascii="TimeNewRoman" w:hAnsi="TimeNewRoman"/>
+                <w:sz w:val="30"/>
+              </w:rPr>
+              <w:t>67+6=</w:t>
+            </w:r>
+          </w:p>
+        </w:tc>
+        <w:tc>
+          <w:tcPr>
+            <w:tcW w:type="dxa" w:w="1987"/>
+          </w:tcPr>
+          <w:p>
+            <w:pPr>
+              <w:jc w:val="left"/>
+            </w:pPr>
+            <w:r>
+              <w:rPr>
+                <w:rFonts w:ascii="TimeNewRoman" w:hAnsi="TimeNewRoman"/>
+                <w:sz w:val="30"/>
+              </w:rPr>
+              <w:t>90-43=</w:t>
+            </w:r>
+          </w:p>
+        </w:tc>
+        <w:tc>
+          <w:tcPr>
+            <w:tcW w:type="dxa" w:w="1987"/>
+          </w:tcPr>
+          <w:p>
+            <w:pPr>
+              <w:jc w:val="left"/>
+            </w:pPr>
+            <w:r>
+              <w:rPr>
+                <w:rFonts w:ascii="TimeNewRoman" w:hAnsi="TimeNewRoman"/>
+                <w:sz w:val="30"/>
+              </w:rPr>
+              <w:t>50-16=</w:t>
+            </w:r>
+          </w:p>
+        </w:tc>
+        <w:tc>
+          <w:tcPr>
+            <w:tcW w:type="dxa" w:w="1987"/>
+          </w:tcPr>
+          <w:p>
+            <w:pPr>
+              <w:jc w:val="left"/>
+            </w:pPr>
+            <w:r>
+              <w:rPr>
+                <w:rFonts w:ascii="TimeNewRoman" w:hAnsi="TimeNewRoman"/>
+                <w:sz w:val="30"/>
+              </w:rPr>
+              <w:t>23-17=</w:t>
+            </w:r>
+          </w:p>
+        </w:tc>
+      </w:tr>
+      <w:tr>
+        <w:tc>
+          <w:tcPr>
+            <w:tcW w:type="dxa" w:w="1987"/>
+          </w:tcPr>
+          <w:p>
+            <w:pPr>
+              <w:jc w:val="left"/>
+            </w:pPr>
+            <w:r>
+              <w:rPr>
+                <w:rFonts w:ascii="TimeNewRoman" w:hAnsi="TimeNewRoman"/>
+                <w:sz w:val="30"/>
+              </w:rPr>
+              <w:t>81-33=</w:t>
+            </w:r>
+          </w:p>
+        </w:tc>
+        <w:tc>
+          <w:tcPr>
+            <w:tcW w:type="dxa" w:w="1987"/>
+          </w:tcPr>
+          <w:p>
+            <w:pPr>
+              <w:jc w:val="left"/>
+            </w:pPr>
+            <w:r>
+              <w:rPr>
+                <w:rFonts w:ascii="TimeNewRoman" w:hAnsi="TimeNewRoman"/>
+                <w:sz w:val="30"/>
+              </w:rPr>
+              <w:t>23-14=</w:t>
+            </w:r>
+          </w:p>
+        </w:tc>
+        <w:tc>
+          <w:tcPr>
+            <w:tcW w:type="dxa" w:w="1987"/>
+          </w:tcPr>
+          <w:p>
+            <w:pPr>
+              <w:jc w:val="left"/>
+            </w:pPr>
+            <w:r>
+              <w:rPr>
+                <w:rFonts w:ascii="TimeNewRoman" w:hAnsi="TimeNewRoman"/>
+                <w:sz w:val="30"/>
+              </w:rPr>
+              <w:t>81-16=</w:t>
             </w:r>
           </w:p>
         </w:tc>
@@ -543,7 +891,7 @@
                 <w:rFonts w:ascii="TimeNewRoman" w:hAnsi="TimeNewRoman"/>
                 <w:sz w:val="30"/>
               </w:rPr>
-              <w:t>27+38=</w:t>
+              <w:t>59+9=</w:t>
             </w:r>
           </w:p>
         </w:tc>
@@ -562,7 +910,7 @@
                 <w:rFonts w:ascii="TimeNewRoman" w:hAnsi="TimeNewRoman"/>
                 <w:sz w:val="30"/>
               </w:rPr>
-              <w:t>77-18=</w:t>
+              <w:t>19+48=</w:t>
             </w:r>
           </w:p>
         </w:tc>
@@ -579,7 +927,7 @@
                 <w:rFonts w:ascii="TimeNewRoman" w:hAnsi="TimeNewRoman"/>
                 <w:sz w:val="30"/>
               </w:rPr>
-              <w:t>81-39=</w:t>
+              <w:t>80-74=</w:t>
             </w:r>
           </w:p>
         </w:tc>
@@ -596,7 +944,7 @@
                 <w:rFonts w:ascii="TimeNewRoman" w:hAnsi="TimeNewRoman"/>
                 <w:sz w:val="30"/>
               </w:rPr>
-              <w:t>6+67=</w:t>
+              <w:t>56+36=</w:t>
             </w:r>
           </w:p>
         </w:tc>
@@ -613,7 +961,7 @@
                 <w:rFonts w:ascii="TimeNewRoman" w:hAnsi="TimeNewRoman"/>
                 <w:sz w:val="30"/>
               </w:rPr>
-              <w:t>15+66=</w:t>
+              <w:t>61-19=</w:t>
             </w:r>
           </w:p>
         </w:tc>
@@ -630,7 +978,7 @@
                 <w:rFonts w:ascii="TimeNewRoman" w:hAnsi="TimeNewRoman"/>
                 <w:sz w:val="30"/>
               </w:rPr>
-              <w:t>97-28=</w:t>
+              <w:t>39+56=</w:t>
             </w:r>
           </w:p>
         </w:tc>
@@ -649,7 +997,7 @@
                 <w:rFonts w:ascii="TimeNewRoman" w:hAnsi="TimeNewRoman"/>
                 <w:sz w:val="30"/>
               </w:rPr>
-              <w:t>57+29=</w:t>
+              <w:t>20-12=</w:t>
             </w:r>
           </w:p>
         </w:tc>
@@ -666,7 +1014,7 @@
                 <w:rFonts w:ascii="TimeNewRoman" w:hAnsi="TimeNewRoman"/>
                 <w:sz w:val="30"/>
               </w:rPr>
-              <w:t>28+18=</w:t>
+              <w:t>95-37=</w:t>
             </w:r>
           </w:p>
         </w:tc>
@@ -683,7 +1031,7 @@
                 <w:rFonts w:ascii="TimeNewRoman" w:hAnsi="TimeNewRoman"/>
                 <w:sz w:val="30"/>
               </w:rPr>
-              <w:t>5+86=</w:t>
+              <w:t>15+37=</w:t>
             </w:r>
           </w:p>
         </w:tc>
@@ -700,7 +1048,7 @@
                 <w:rFonts w:ascii="TimeNewRoman" w:hAnsi="TimeNewRoman"/>
                 <w:sz w:val="30"/>
               </w:rPr>
-              <w:t>49+45=</w:t>
+              <w:t>81-76=</w:t>
             </w:r>
           </w:p>
         </w:tc>
@@ -717,7 +1065,7 @@
                 <w:rFonts w:ascii="TimeNewRoman" w:hAnsi="TimeNewRoman"/>
                 <w:sz w:val="30"/>
               </w:rPr>
-              <w:t>9+63=</w:t>
+              <w:t>8+16=</w:t>
             </w:r>
           </w:p>
         </w:tc>
@@ -736,7 +1084,7 @@
                 <w:rFonts w:ascii="TimeNewRoman" w:hAnsi="TimeNewRoman"/>
                 <w:sz w:val="30"/>
               </w:rPr>
-              <w:t>52-49=</w:t>
+              <w:t>98-89=</w:t>
             </w:r>
           </w:p>
         </w:tc>
@@ -753,7 +1101,7 @@
                 <w:rFonts w:ascii="TimeNewRoman" w:hAnsi="TimeNewRoman"/>
                 <w:sz w:val="30"/>
               </w:rPr>
-              <w:t>7+56=</w:t>
+              <w:t>49+23=</w:t>
             </w:r>
           </w:p>
         </w:tc>
@@ -770,7 +1118,7 @@
                 <w:rFonts w:ascii="TimeNewRoman" w:hAnsi="TimeNewRoman"/>
                 <w:sz w:val="30"/>
               </w:rPr>
-              <w:t>49+27=</w:t>
+              <w:t>50-45=</w:t>
             </w:r>
           </w:p>
         </w:tc>
@@ -787,7 +1135,7 @@
                 <w:rFonts w:ascii="TimeNewRoman" w:hAnsi="TimeNewRoman"/>
                 <w:sz w:val="30"/>
               </w:rPr>
-              <w:t>69+26=</w:t>
+              <w:t>3+68=</w:t>
             </w:r>
           </w:p>
         </w:tc>
@@ -804,7 +1152,7 @@
                 <w:rFonts w:ascii="TimeNewRoman" w:hAnsi="TimeNewRoman"/>
                 <w:sz w:val="30"/>
               </w:rPr>
-              <w:t>33-25=</w:t>
+              <w:t>93-45=</w:t>
             </w:r>
           </w:p>
         </w:tc>
@@ -823,7 +1171,7 @@
                 <w:rFonts w:ascii="TimeNewRoman" w:hAnsi="TimeNewRoman"/>
                 <w:sz w:val="30"/>
               </w:rPr>
-              <w:t>31-6=</w:t>
+              <w:t>75+16=</w:t>
             </w:r>
           </w:p>
         </w:tc>
@@ -840,7 +1188,7 @@
                 <w:rFonts w:ascii="TimeNewRoman" w:hAnsi="TimeNewRoman"/>
                 <w:sz w:val="30"/>
               </w:rPr>
-              <w:t>62-35=</w:t>
+              <w:t>70-14=</w:t>
             </w:r>
           </w:p>
         </w:tc>
@@ -857,7 +1205,7 @@
                 <w:rFonts w:ascii="TimeNewRoman" w:hAnsi="TimeNewRoman"/>
                 <w:sz w:val="30"/>
               </w:rPr>
-              <w:t>64-28=</w:t>
+              <w:t>93-26=</w:t>
             </w:r>
           </w:p>
         </w:tc>
@@ -874,7 +1222,7 @@
                 <w:rFonts w:ascii="TimeNewRoman" w:hAnsi="TimeNewRoman"/>
                 <w:sz w:val="30"/>
               </w:rPr>
-              <w:t>74-65=</w:t>
+              <w:t>50-39=</w:t>
             </w:r>
           </w:p>
         </w:tc>
@@ -891,7 +1239,7 @@
                 <w:rFonts w:ascii="TimeNewRoman" w:hAnsi="TimeNewRoman"/>
                 <w:sz w:val="30"/>
               </w:rPr>
-              <w:t>37+27=</w:t>
+              <w:t>6+27=</w:t>
             </w:r>
           </w:p>
         </w:tc>
@@ -910,7 +1258,7 @@
                 <w:rFonts w:ascii="TimeNewRoman" w:hAnsi="TimeNewRoman"/>
                 <w:sz w:val="30"/>
               </w:rPr>
-              <w:t>69+22=</w:t>
+              <w:t>45+17=</w:t>
             </w:r>
           </w:p>
         </w:tc>
@@ -927,7 +1275,7 @@
                 <w:rFonts w:ascii="TimeNewRoman" w:hAnsi="TimeNewRoman"/>
                 <w:sz w:val="30"/>
               </w:rPr>
-              <w:t>70-3=</w:t>
+              <w:t>50-47=</w:t>
             </w:r>
           </w:p>
         </w:tc>
@@ -944,7 +1292,7 @@
                 <w:rFonts w:ascii="TimeNewRoman" w:hAnsi="TimeNewRoman"/>
                 <w:sz w:val="30"/>
               </w:rPr>
-              <w:t>49+46=</w:t>
+              <w:t>29+36=</w:t>
             </w:r>
           </w:p>
         </w:tc>
@@ -961,7 +1309,7 @@
                 <w:rFonts w:ascii="TimeNewRoman" w:hAnsi="TimeNewRoman"/>
                 <w:sz w:val="30"/>
               </w:rPr>
-              <w:t>35+56=</w:t>
+              <w:t>36-28=</w:t>
             </w:r>
           </w:p>
         </w:tc>
@@ -978,7 +1326,7 @@
                 <w:rFonts w:ascii="TimeNewRoman" w:hAnsi="TimeNewRoman"/>
                 <w:sz w:val="30"/>
               </w:rPr>
-              <w:t>81-37=</w:t>
+              <w:t>48+3=</w:t>
             </w:r>
           </w:p>
         </w:tc>
@@ -997,7 +1345,7 @@
                 <w:rFonts w:ascii="TimeNewRoman" w:hAnsi="TimeNewRoman"/>
                 <w:sz w:val="30"/>
               </w:rPr>
-              <w:t>7+67=</w:t>
+              <w:t>33-24=</w:t>
             </w:r>
           </w:p>
         </w:tc>
@@ -1014,7 +1362,7 @@
                 <w:rFonts w:ascii="TimeNewRoman" w:hAnsi="TimeNewRoman"/>
                 <w:sz w:val="30"/>
               </w:rPr>
-              <w:t>74-45=</w:t>
+              <w:t>83-54=</w:t>
             </w:r>
           </w:p>
         </w:tc>
@@ -1031,7 +1379,7 @@
                 <w:rFonts w:ascii="TimeNewRoman" w:hAnsi="TimeNewRoman"/>
                 <w:sz w:val="30"/>
               </w:rPr>
-              <w:t>31-29=</w:t>
+              <w:t>20-8=</w:t>
             </w:r>
           </w:p>
         </w:tc>
@@ -1048,7 +1396,7 @@
                 <w:rFonts w:ascii="TimeNewRoman" w:hAnsi="TimeNewRoman"/>
                 <w:sz w:val="30"/>
               </w:rPr>
-              <w:t>19+56=</w:t>
+              <w:t>19+48=</w:t>
             </w:r>
           </w:p>
         </w:tc>
@@ -1065,7 +1413,7 @@
                 <w:rFonts w:ascii="TimeNewRoman" w:hAnsi="TimeNewRoman"/>
                 <w:sz w:val="30"/>
               </w:rPr>
-              <w:t>7+64=</w:t>
+              <w:t>18+66=</w:t>
             </w:r>
           </w:p>
         </w:tc>
@@ -1084,7 +1432,7 @@
                 <w:rFonts w:ascii="TimeNewRoman" w:hAnsi="TimeNewRoman"/>
                 <w:sz w:val="30"/>
               </w:rPr>
-              <w:t>93-36=</w:t>
+              <w:t>29+43=</w:t>
             </w:r>
           </w:p>
         </w:tc>
@@ -1101,7 +1449,7 @@
                 <w:rFonts w:ascii="TimeNewRoman" w:hAnsi="TimeNewRoman"/>
                 <w:sz w:val="30"/>
               </w:rPr>
-              <w:t>71-17=</w:t>
+              <w:t>91-49=</w:t>
             </w:r>
           </w:p>
         </w:tc>
@@ -1118,7 +1466,7 @@
                 <w:rFonts w:ascii="TimeNewRoman" w:hAnsi="TimeNewRoman"/>
                 <w:sz w:val="30"/>
               </w:rPr>
-              <w:t>9+8=</w:t>
+              <w:t>23-8=</w:t>
             </w:r>
           </w:p>
         </w:tc>
@@ -1135,7 +1483,7 @@
                 <w:rFonts w:ascii="TimeNewRoman" w:hAnsi="TimeNewRoman"/>
                 <w:sz w:val="30"/>
               </w:rPr>
-              <w:t>81-28=</w:t>
+              <w:t>68-49=</w:t>
             </w:r>
           </w:p>
         </w:tc>
@@ -1152,7 +1500,7 @@
                 <w:rFonts w:ascii="TimeNewRoman" w:hAnsi="TimeNewRoman"/>
                 <w:sz w:val="30"/>
               </w:rPr>
-              <w:t>87-18=</w:t>
+              <w:t>65-48=</w:t>
             </w:r>
           </w:p>
         </w:tc>
@@ -1171,7 +1519,7 @@
                 <w:rFonts w:ascii="TimeNewRoman" w:hAnsi="TimeNewRoman"/>
                 <w:sz w:val="30"/>
               </w:rPr>
-              <w:t>85-67=</w:t>
+              <w:t>30-25=</w:t>
             </w:r>
           </w:p>
         </w:tc>
@@ -1188,7 +1536,7 @@
                 <w:rFonts w:ascii="TimeNewRoman" w:hAnsi="TimeNewRoman"/>
                 <w:sz w:val="30"/>
               </w:rPr>
-              <w:t>60-51=</w:t>
+              <w:t>65+18=</w:t>
             </w:r>
           </w:p>
         </w:tc>
@@ -1205,7 +1553,7 @@
                 <w:rFonts w:ascii="TimeNewRoman" w:hAnsi="TimeNewRoman"/>
                 <w:sz w:val="30"/>
               </w:rPr>
-              <w:t>85-68=</w:t>
+              <w:t>18+34=</w:t>
             </w:r>
           </w:p>
         </w:tc>
@@ -1222,7 +1570,7 @@
                 <w:rFonts w:ascii="TimeNewRoman" w:hAnsi="TimeNewRoman"/>
                 <w:sz w:val="30"/>
               </w:rPr>
-              <w:t>19+44=</w:t>
+              <w:t>58+26=</w:t>
             </w:r>
           </w:p>
         </w:tc>
@@ -1239,7 +1587,7 @@
                 <w:rFonts w:ascii="TimeNewRoman" w:hAnsi="TimeNewRoman"/>
                 <w:sz w:val="30"/>
               </w:rPr>
-              <w:t>42-24=</w:t>
+              <w:t>71-16=</w:t>
             </w:r>
           </w:p>
         </w:tc>
@@ -1258,7 +1606,7 @@
                 <w:rFonts w:ascii="TimeNewRoman" w:hAnsi="TimeNewRoman"/>
                 <w:sz w:val="30"/>
               </w:rPr>
-              <w:t>67-38=</w:t>
+              <w:t>69+25=</w:t>
             </w:r>
           </w:p>
         </w:tc>
@@ -1275,7 +1623,7 @@
                 <w:rFonts w:ascii="TimeNewRoman" w:hAnsi="TimeNewRoman"/>
                 <w:sz w:val="30"/>
               </w:rPr>
-              <w:t>51-29=</w:t>
+              <w:t>30-17=</w:t>
             </w:r>
           </w:p>
         </w:tc>
@@ -1292,7 +1640,7 @@
                 <w:rFonts w:ascii="TimeNewRoman" w:hAnsi="TimeNewRoman"/>
                 <w:sz w:val="30"/>
               </w:rPr>
-              <w:t>14+48=</w:t>
+              <w:t>49+6=</w:t>
             </w:r>
           </w:p>
         </w:tc>
@@ -1309,7 +1657,7 @@
                 <w:rFonts w:ascii="TimeNewRoman" w:hAnsi="TimeNewRoman"/>
                 <w:sz w:val="30"/>
               </w:rPr>
-              <w:t>33+49=</w:t>
+              <w:t>48+18=</w:t>
             </w:r>
           </w:p>
         </w:tc>
@@ -1326,7 +1674,7 @@
                 <w:rFonts w:ascii="TimeNewRoman" w:hAnsi="TimeNewRoman"/>
                 <w:sz w:val="30"/>
               </w:rPr>
-              <w:t>15+76=</w:t>
+              <w:t>54+29=</w:t>
             </w:r>
           </w:p>
         </w:tc>
@@ -1345,7 +1693,7 @@
                 <w:rFonts w:ascii="TimeNewRoman" w:hAnsi="TimeNewRoman"/>
                 <w:sz w:val="30"/>
               </w:rPr>
-              <w:t>66-9=</w:t>
+              <w:t>70-18=</w:t>
             </w:r>
           </w:p>
         </w:tc>
@@ -1362,7 +1710,7 @@
                 <w:rFonts w:ascii="TimeNewRoman" w:hAnsi="TimeNewRoman"/>
                 <w:sz w:val="30"/>
               </w:rPr>
-              <w:t>44-35=</w:t>
+              <w:t>8+33=</w:t>
             </w:r>
           </w:p>
         </w:tc>
@@ -1379,7 +1727,7 @@
                 <w:rFonts w:ascii="TimeNewRoman" w:hAnsi="TimeNewRoman"/>
                 <w:sz w:val="30"/>
               </w:rPr>
-              <w:t>84-8=</w:t>
+              <w:t>74-49=</w:t>
             </w:r>
           </w:p>
         </w:tc>
@@ -1396,7 +1744,7 @@
                 <w:rFonts w:ascii="TimeNewRoman" w:hAnsi="TimeNewRoman"/>
                 <w:sz w:val="30"/>
               </w:rPr>
-              <w:t>82-15=</w:t>
+              <w:t>15+57=</w:t>
             </w:r>
           </w:p>
         </w:tc>
@@ -1413,355 +1761,7 @@
                 <w:rFonts w:ascii="TimeNewRoman" w:hAnsi="TimeNewRoman"/>
                 <w:sz w:val="30"/>
               </w:rPr>
-              <w:t>51-27=</w:t>
-            </w:r>
-          </w:p>
-        </w:tc>
-      </w:tr>
-      <w:tr>
-        <w:tc>
-          <w:tcPr>
-            <w:tcW w:type="dxa" w:w="1987"/>
-          </w:tcPr>
-          <w:p>
-            <w:pPr>
-              <w:jc w:val="left"/>
-            </w:pPr>
-            <w:r>
-              <w:rPr>
-                <w:rFonts w:ascii="TimeNewRoman" w:hAnsi="TimeNewRoman"/>
-                <w:sz w:val="30"/>
-              </w:rPr>
-              <w:t>60-28=</w:t>
-            </w:r>
-          </w:p>
-        </w:tc>
-        <w:tc>
-          <w:tcPr>
-            <w:tcW w:type="dxa" w:w="1987"/>
-          </w:tcPr>
-          <w:p>
-            <w:pPr>
-              <w:jc w:val="left"/>
-            </w:pPr>
-            <w:r>
-              <w:rPr>
-                <w:rFonts w:ascii="TimeNewRoman" w:hAnsi="TimeNewRoman"/>
-                <w:sz w:val="30"/>
-              </w:rPr>
-              <w:t>13+39=</w:t>
-            </w:r>
-          </w:p>
-        </w:tc>
-        <w:tc>
-          <w:tcPr>
-            <w:tcW w:type="dxa" w:w="1987"/>
-          </w:tcPr>
-          <w:p>
-            <w:pPr>
-              <w:jc w:val="left"/>
-            </w:pPr>
-            <w:r>
-              <w:rPr>
-                <w:rFonts w:ascii="TimeNewRoman" w:hAnsi="TimeNewRoman"/>
-                <w:sz w:val="30"/>
-              </w:rPr>
-              <w:t>21-3=</w:t>
-            </w:r>
-          </w:p>
-        </w:tc>
-        <w:tc>
-          <w:tcPr>
-            <w:tcW w:type="dxa" w:w="1987"/>
-          </w:tcPr>
-          <w:p>
-            <w:pPr>
-              <w:jc w:val="left"/>
-            </w:pPr>
-            <w:r>
-              <w:rPr>
-                <w:rFonts w:ascii="TimeNewRoman" w:hAnsi="TimeNewRoman"/>
-                <w:sz w:val="30"/>
-              </w:rPr>
-              <w:t>94-17=</w:t>
-            </w:r>
-          </w:p>
-        </w:tc>
-        <w:tc>
-          <w:tcPr>
-            <w:tcW w:type="dxa" w:w="1987"/>
-          </w:tcPr>
-          <w:p>
-            <w:pPr>
-              <w:jc w:val="left"/>
-            </w:pPr>
-            <w:r>
-              <w:rPr>
-                <w:rFonts w:ascii="TimeNewRoman" w:hAnsi="TimeNewRoman"/>
-                <w:sz w:val="30"/>
-              </w:rPr>
-              <w:t>30-15=</w:t>
-            </w:r>
-          </w:p>
-        </w:tc>
-      </w:tr>
-      <w:tr>
-        <w:tc>
-          <w:tcPr>
-            <w:tcW w:type="dxa" w:w="1987"/>
-          </w:tcPr>
-          <w:p>
-            <w:pPr>
-              <w:jc w:val="left"/>
-            </w:pPr>
-            <w:r>
-              <w:rPr>
-                <w:rFonts w:ascii="TimeNewRoman" w:hAnsi="TimeNewRoman"/>
-                <w:sz w:val="30"/>
-              </w:rPr>
-              <w:t>5+87=</w:t>
-            </w:r>
-          </w:p>
-        </w:tc>
-        <w:tc>
-          <w:tcPr>
-            <w:tcW w:type="dxa" w:w="1987"/>
-          </w:tcPr>
-          <w:p>
-            <w:pPr>
-              <w:jc w:val="left"/>
-            </w:pPr>
-            <w:r>
-              <w:rPr>
-                <w:rFonts w:ascii="TimeNewRoman" w:hAnsi="TimeNewRoman"/>
-                <w:sz w:val="30"/>
-              </w:rPr>
-              <w:t>33-18=</w:t>
-            </w:r>
-          </w:p>
-        </w:tc>
-        <w:tc>
-          <w:tcPr>
-            <w:tcW w:type="dxa" w:w="1987"/>
-          </w:tcPr>
-          <w:p>
-            <w:pPr>
-              <w:jc w:val="left"/>
-            </w:pPr>
-            <w:r>
-              <w:rPr>
-                <w:rFonts w:ascii="TimeNewRoman" w:hAnsi="TimeNewRoman"/>
-                <w:sz w:val="30"/>
-              </w:rPr>
-              <w:t>60-2=</w:t>
-            </w:r>
-          </w:p>
-        </w:tc>
-        <w:tc>
-          <w:tcPr>
-            <w:tcW w:type="dxa" w:w="1987"/>
-          </w:tcPr>
-          <w:p>
-            <w:pPr>
-              <w:jc w:val="left"/>
-            </w:pPr>
-            <w:r>
-              <w:rPr>
-                <w:rFonts w:ascii="TimeNewRoman" w:hAnsi="TimeNewRoman"/>
-                <w:sz w:val="30"/>
-              </w:rPr>
-              <w:t>81-62=</w:t>
-            </w:r>
-          </w:p>
-        </w:tc>
-        <w:tc>
-          <w:tcPr>
-            <w:tcW w:type="dxa" w:w="1987"/>
-          </w:tcPr>
-          <w:p>
-            <w:pPr>
-              <w:jc w:val="left"/>
-            </w:pPr>
-            <w:r>
-              <w:rPr>
-                <w:rFonts w:ascii="TimeNewRoman" w:hAnsi="TimeNewRoman"/>
-                <w:sz w:val="30"/>
-              </w:rPr>
-              <w:t>75-18=</w:t>
-            </w:r>
-          </w:p>
-        </w:tc>
-      </w:tr>
-      <w:tr>
-        <w:tc>
-          <w:tcPr>
-            <w:tcW w:type="dxa" w:w="1987"/>
-          </w:tcPr>
-          <w:p>
-            <w:pPr>
-              <w:jc w:val="left"/>
-            </w:pPr>
-            <w:r>
-              <w:rPr>
-                <w:rFonts w:ascii="TimeNewRoman" w:hAnsi="TimeNewRoman"/>
-                <w:sz w:val="30"/>
-              </w:rPr>
-              <w:t>84-46=</w:t>
-            </w:r>
-          </w:p>
-        </w:tc>
-        <w:tc>
-          <w:tcPr>
-            <w:tcW w:type="dxa" w:w="1987"/>
-          </w:tcPr>
-          <w:p>
-            <w:pPr>
-              <w:jc w:val="left"/>
-            </w:pPr>
-            <w:r>
-              <w:rPr>
-                <w:rFonts w:ascii="TimeNewRoman" w:hAnsi="TimeNewRoman"/>
-                <w:sz w:val="30"/>
-              </w:rPr>
-              <w:t>29+26=</w:t>
-            </w:r>
-          </w:p>
-        </w:tc>
-        <w:tc>
-          <w:tcPr>
-            <w:tcW w:type="dxa" w:w="1987"/>
-          </w:tcPr>
-          <w:p>
-            <w:pPr>
-              <w:jc w:val="left"/>
-            </w:pPr>
-            <w:r>
-              <w:rPr>
-                <w:rFonts w:ascii="TimeNewRoman" w:hAnsi="TimeNewRoman"/>
-                <w:sz w:val="30"/>
-              </w:rPr>
-              <w:t>39+14=</w:t>
-            </w:r>
-          </w:p>
-        </w:tc>
-        <w:tc>
-          <w:tcPr>
-            <w:tcW w:type="dxa" w:w="1987"/>
-          </w:tcPr>
-          <w:p>
-            <w:pPr>
-              <w:jc w:val="left"/>
-            </w:pPr>
-            <w:r>
-              <w:rPr>
-                <w:rFonts w:ascii="TimeNewRoman" w:hAnsi="TimeNewRoman"/>
-                <w:sz w:val="30"/>
-              </w:rPr>
-              <w:t>72+9=</w:t>
-            </w:r>
-          </w:p>
-        </w:tc>
-        <w:tc>
-          <w:tcPr>
-            <w:tcW w:type="dxa" w:w="1987"/>
-          </w:tcPr>
-          <w:p>
-            <w:pPr>
-              <w:jc w:val="left"/>
-            </w:pPr>
-            <w:r>
-              <w:rPr>
-                <w:rFonts w:ascii="TimeNewRoman" w:hAnsi="TimeNewRoman"/>
-                <w:sz w:val="30"/>
-              </w:rPr>
-              <w:t>91-67=</w:t>
-            </w:r>
-          </w:p>
-        </w:tc>
-      </w:tr>
-      <w:tr>
-        <w:tc>
-          <w:tcPr>
-            <w:tcW w:type="dxa" w:w="1987"/>
-          </w:tcPr>
-          <w:p>
-            <w:pPr>
-              <w:jc w:val="left"/>
-            </w:pPr>
-            <w:r>
-              <w:rPr>
-                <w:rFonts w:ascii="TimeNewRoman" w:hAnsi="TimeNewRoman"/>
-                <w:sz w:val="30"/>
-              </w:rPr>
-              <w:t>54-19=</w:t>
-            </w:r>
-          </w:p>
-        </w:tc>
-        <w:tc>
-          <w:tcPr>
-            <w:tcW w:type="dxa" w:w="1987"/>
-          </w:tcPr>
-          <w:p>
-            <w:pPr>
-              <w:jc w:val="left"/>
-            </w:pPr>
-            <w:r>
-              <w:rPr>
-                <w:rFonts w:ascii="TimeNewRoman" w:hAnsi="TimeNewRoman"/>
-                <w:sz w:val="30"/>
-              </w:rPr>
-              <w:t>5+6=</w:t>
-            </w:r>
-          </w:p>
-        </w:tc>
-        <w:tc>
-          <w:tcPr>
-            <w:tcW w:type="dxa" w:w="1987"/>
-          </w:tcPr>
-          <w:p>
-            <w:pPr>
-              <w:jc w:val="left"/>
-            </w:pPr>
-            <w:r>
-              <w:rPr>
-                <w:rFonts w:ascii="TimeNewRoman" w:hAnsi="TimeNewRoman"/>
-                <w:sz w:val="30"/>
-              </w:rPr>
-              <w:t>71-62=</w:t>
-            </w:r>
-          </w:p>
-        </w:tc>
-        <w:tc>
-          <w:tcPr>
-            <w:tcW w:type="dxa" w:w="1987"/>
-          </w:tcPr>
-          <w:p>
-            <w:pPr>
-              <w:jc w:val="left"/>
-            </w:pPr>
-            <w:r>
-              <w:rPr>
-                <w:rFonts w:ascii="TimeNewRoman" w:hAnsi="TimeNewRoman"/>
-                <w:sz w:val="30"/>
-              </w:rPr>
-              <w:t>27+56=</w:t>
-            </w:r>
-          </w:p>
-        </w:tc>
-        <w:tc>
-          <w:tcPr>
-            <w:tcW w:type="dxa" w:w="1987"/>
-          </w:tcPr>
-          <w:p>
-            <w:pPr>
-              <w:jc w:val="left"/>
-            </w:pPr>
-            <w:r>
-              <w:rPr>
-                <w:rFonts w:ascii="TimeNewRoman" w:hAnsi="TimeNewRoman"/>
-                <w:sz w:val="30"/>
-              </w:rPr>
-              <w:t>74-29=</w:t>
+              <w:t>8+79=</w:t>
             </w:r>
           </w:p>
         </w:tc>

--- a/adc_sbb_within_100.docx
+++ b/adc_sbb_within_100.docx
@@ -11,7 +11,7 @@
           <w:rFonts w:ascii="Arial" w:hAnsi="Arial"/>
           <w:sz w:val="30"/>
         </w:rPr>
-        <w:t>2026-09-14 Monday</w:t>
+        <w:t>2026-09-15 Tuesday</w:t>
       </w:r>
     </w:p>
     <w:tbl>
@@ -40,7 +40,7 @@
                 <w:rFonts w:ascii="TimeNewRoman" w:hAnsi="TimeNewRoman"/>
                 <w:sz w:val="30"/>
               </w:rPr>
-              <w:t>16+58=</w:t>
+              <w:t>84-15=</w:t>
             </w:r>
           </w:p>
         </w:tc>
@@ -57,7 +57,7 @@
                 <w:rFonts w:ascii="TimeNewRoman" w:hAnsi="TimeNewRoman"/>
                 <w:sz w:val="30"/>
               </w:rPr>
-              <w:t>32-7=</w:t>
+              <w:t>48+28=</w:t>
             </w:r>
           </w:p>
         </w:tc>
@@ -74,7 +74,7 @@
                 <w:rFonts w:ascii="TimeNewRoman" w:hAnsi="TimeNewRoman"/>
                 <w:sz w:val="30"/>
               </w:rPr>
-              <w:t>4+58=</w:t>
+              <w:t>52-3=</w:t>
             </w:r>
           </w:p>
         </w:tc>
@@ -91,7 +91,7 @@
                 <w:rFonts w:ascii="TimeNewRoman" w:hAnsi="TimeNewRoman"/>
                 <w:sz w:val="30"/>
               </w:rPr>
-              <w:t>19+53=</w:t>
+              <w:t>87+4=</w:t>
             </w:r>
           </w:p>
         </w:tc>
@@ -108,7 +108,7 @@
                 <w:rFonts w:ascii="TimeNewRoman" w:hAnsi="TimeNewRoman"/>
                 <w:sz w:val="30"/>
               </w:rPr>
-              <w:t>38+15=</w:t>
+              <w:t>22-7=</w:t>
             </w:r>
           </w:p>
         </w:tc>
@@ -127,7 +127,7 @@
                 <w:rFonts w:ascii="TimeNewRoman" w:hAnsi="TimeNewRoman"/>
                 <w:sz w:val="30"/>
               </w:rPr>
-              <w:t>59+23=</w:t>
+              <w:t>81-58=</w:t>
             </w:r>
           </w:p>
         </w:tc>
@@ -144,7 +144,7 @@
                 <w:rFonts w:ascii="TimeNewRoman" w:hAnsi="TimeNewRoman"/>
                 <w:sz w:val="30"/>
               </w:rPr>
-              <w:t>68+17=</w:t>
+              <w:t>36+19=</w:t>
             </w:r>
           </w:p>
         </w:tc>
@@ -161,7 +161,7 @@
                 <w:rFonts w:ascii="TimeNewRoman" w:hAnsi="TimeNewRoman"/>
                 <w:sz w:val="30"/>
               </w:rPr>
-              <w:t>35+57=</w:t>
+              <w:t>43+29=</w:t>
             </w:r>
           </w:p>
         </w:tc>
@@ -178,7 +178,7 @@
                 <w:rFonts w:ascii="TimeNewRoman" w:hAnsi="TimeNewRoman"/>
                 <w:sz w:val="30"/>
               </w:rPr>
-              <w:t>26+69=</w:t>
+              <w:t>7+26=</w:t>
             </w:r>
           </w:p>
         </w:tc>
@@ -195,7 +195,7 @@
                 <w:rFonts w:ascii="TimeNewRoman" w:hAnsi="TimeNewRoman"/>
                 <w:sz w:val="30"/>
               </w:rPr>
-              <w:t>34-8=</w:t>
+              <w:t>57+26=</w:t>
             </w:r>
           </w:p>
         </w:tc>
@@ -214,7 +214,7 @@
                 <w:rFonts w:ascii="TimeNewRoman" w:hAnsi="TimeNewRoman"/>
                 <w:sz w:val="30"/>
               </w:rPr>
-              <w:t>63-54=</w:t>
+              <w:t>60-5=</w:t>
             </w:r>
           </w:p>
         </w:tc>
@@ -231,7 +231,7 @@
                 <w:rFonts w:ascii="TimeNewRoman" w:hAnsi="TimeNewRoman"/>
                 <w:sz w:val="30"/>
               </w:rPr>
-              <w:t>20-16=</w:t>
+              <w:t>43+28=</w:t>
             </w:r>
           </w:p>
         </w:tc>
@@ -248,7 +248,7 @@
                 <w:rFonts w:ascii="TimeNewRoman" w:hAnsi="TimeNewRoman"/>
                 <w:sz w:val="30"/>
               </w:rPr>
-              <w:t>93-15=</w:t>
+              <w:t>38+38=</w:t>
             </w:r>
           </w:p>
         </w:tc>
@@ -265,7 +265,7 @@
                 <w:rFonts w:ascii="TimeNewRoman" w:hAnsi="TimeNewRoman"/>
                 <w:sz w:val="30"/>
               </w:rPr>
-              <w:t>56+7=</w:t>
+              <w:t>76-58=</w:t>
             </w:r>
           </w:p>
         </w:tc>
@@ -282,7 +282,7 @@
                 <w:rFonts w:ascii="TimeNewRoman" w:hAnsi="TimeNewRoman"/>
                 <w:sz w:val="30"/>
               </w:rPr>
-              <w:t>94-75=</w:t>
+              <w:t>94-8=</w:t>
             </w:r>
           </w:p>
         </w:tc>
@@ -301,7 +301,7 @@
                 <w:rFonts w:ascii="TimeNewRoman" w:hAnsi="TimeNewRoman"/>
                 <w:sz w:val="30"/>
               </w:rPr>
-              <w:t>24+49=</w:t>
+              <w:t>66-7=</w:t>
             </w:r>
           </w:p>
         </w:tc>
@@ -318,7 +318,7 @@
                 <w:rFonts w:ascii="TimeNewRoman" w:hAnsi="TimeNewRoman"/>
                 <w:sz w:val="30"/>
               </w:rPr>
-              <w:t>68+7=</w:t>
+              <w:t>34-19=</w:t>
             </w:r>
           </w:p>
         </w:tc>
@@ -335,7 +335,720 @@
                 <w:rFonts w:ascii="TimeNewRoman" w:hAnsi="TimeNewRoman"/>
                 <w:sz w:val="30"/>
               </w:rPr>
-              <w:t>58-39=</w:t>
+              <w:t>21-8=</w:t>
+            </w:r>
+          </w:p>
+        </w:tc>
+        <w:tc>
+          <w:tcPr>
+            <w:tcW w:type="dxa" w:w="1987"/>
+          </w:tcPr>
+          <w:p>
+            <w:pPr>
+              <w:jc w:val="left"/>
+            </w:pPr>
+            <w:r>
+              <w:rPr>
+                <w:rFonts w:ascii="TimeNewRoman" w:hAnsi="TimeNewRoman"/>
+                <w:sz w:val="30"/>
+              </w:rPr>
+              <w:t>84-47=</w:t>
+            </w:r>
+          </w:p>
+        </w:tc>
+        <w:tc>
+          <w:tcPr>
+            <w:tcW w:type="dxa" w:w="1987"/>
+          </w:tcPr>
+          <w:p>
+            <w:pPr>
+              <w:jc w:val="left"/>
+            </w:pPr>
+            <w:r>
+              <w:rPr>
+                <w:rFonts w:ascii="TimeNewRoman" w:hAnsi="TimeNewRoman"/>
+                <w:sz w:val="30"/>
+              </w:rPr>
+              <w:t>94-66=</w:t>
+            </w:r>
+          </w:p>
+        </w:tc>
+      </w:tr>
+      <w:tr>
+        <w:tc>
+          <w:tcPr>
+            <w:tcW w:type="dxa" w:w="1987"/>
+          </w:tcPr>
+          <w:p>
+            <w:pPr>
+              <w:jc w:val="left"/>
+            </w:pPr>
+            <w:r>
+              <w:rPr>
+                <w:rFonts w:ascii="TimeNewRoman" w:hAnsi="TimeNewRoman"/>
+                <w:sz w:val="30"/>
+              </w:rPr>
+              <w:t>33-26=</w:t>
+            </w:r>
+          </w:p>
+        </w:tc>
+        <w:tc>
+          <w:tcPr>
+            <w:tcW w:type="dxa" w:w="1987"/>
+          </w:tcPr>
+          <w:p>
+            <w:pPr>
+              <w:jc w:val="left"/>
+            </w:pPr>
+            <w:r>
+              <w:rPr>
+                <w:rFonts w:ascii="TimeNewRoman" w:hAnsi="TimeNewRoman"/>
+                <w:sz w:val="30"/>
+              </w:rPr>
+              <w:t>29+24=</w:t>
+            </w:r>
+          </w:p>
+        </w:tc>
+        <w:tc>
+          <w:tcPr>
+            <w:tcW w:type="dxa" w:w="1987"/>
+          </w:tcPr>
+          <w:p>
+            <w:pPr>
+              <w:jc w:val="left"/>
+            </w:pPr>
+            <w:r>
+              <w:rPr>
+                <w:rFonts w:ascii="TimeNewRoman" w:hAnsi="TimeNewRoman"/>
+                <w:sz w:val="30"/>
+              </w:rPr>
+              <w:t>3+8=</w:t>
+            </w:r>
+          </w:p>
+        </w:tc>
+        <w:tc>
+          <w:tcPr>
+            <w:tcW w:type="dxa" w:w="1987"/>
+          </w:tcPr>
+          <w:p>
+            <w:pPr>
+              <w:jc w:val="left"/>
+            </w:pPr>
+            <w:r>
+              <w:rPr>
+                <w:rFonts w:ascii="TimeNewRoman" w:hAnsi="TimeNewRoman"/>
+                <w:sz w:val="30"/>
+              </w:rPr>
+              <w:t>16+65=</w:t>
+            </w:r>
+          </w:p>
+        </w:tc>
+        <w:tc>
+          <w:tcPr>
+            <w:tcW w:type="dxa" w:w="1987"/>
+          </w:tcPr>
+          <w:p>
+            <w:pPr>
+              <w:jc w:val="left"/>
+            </w:pPr>
+            <w:r>
+              <w:rPr>
+                <w:rFonts w:ascii="TimeNewRoman" w:hAnsi="TimeNewRoman"/>
+                <w:sz w:val="30"/>
+              </w:rPr>
+              <w:t>9+6=</w:t>
+            </w:r>
+          </w:p>
+        </w:tc>
+      </w:tr>
+      <w:tr>
+        <w:tc>
+          <w:tcPr>
+            <w:tcW w:type="dxa" w:w="1987"/>
+          </w:tcPr>
+          <w:p>
+            <w:pPr>
+              <w:jc w:val="left"/>
+            </w:pPr>
+            <w:r>
+              <w:rPr>
+                <w:rFonts w:ascii="TimeNewRoman" w:hAnsi="TimeNewRoman"/>
+                <w:sz w:val="30"/>
+              </w:rPr>
+              <w:t>59+36=</w:t>
+            </w:r>
+          </w:p>
+        </w:tc>
+        <w:tc>
+          <w:tcPr>
+            <w:tcW w:type="dxa" w:w="1987"/>
+          </w:tcPr>
+          <w:p>
+            <w:pPr>
+              <w:jc w:val="left"/>
+            </w:pPr>
+            <w:r>
+              <w:rPr>
+                <w:rFonts w:ascii="TimeNewRoman" w:hAnsi="TimeNewRoman"/>
+                <w:sz w:val="30"/>
+              </w:rPr>
+              <w:t>44-36=</w:t>
+            </w:r>
+          </w:p>
+        </w:tc>
+        <w:tc>
+          <w:tcPr>
+            <w:tcW w:type="dxa" w:w="1987"/>
+          </w:tcPr>
+          <w:p>
+            <w:pPr>
+              <w:jc w:val="left"/>
+            </w:pPr>
+            <w:r>
+              <w:rPr>
+                <w:rFonts w:ascii="TimeNewRoman" w:hAnsi="TimeNewRoman"/>
+                <w:sz w:val="30"/>
+              </w:rPr>
+              <w:t>18+73=</w:t>
+            </w:r>
+          </w:p>
+        </w:tc>
+        <w:tc>
+          <w:tcPr>
+            <w:tcW w:type="dxa" w:w="1987"/>
+          </w:tcPr>
+          <w:p>
+            <w:pPr>
+              <w:jc w:val="left"/>
+            </w:pPr>
+            <w:r>
+              <w:rPr>
+                <w:rFonts w:ascii="TimeNewRoman" w:hAnsi="TimeNewRoman"/>
+                <w:sz w:val="30"/>
+              </w:rPr>
+              <w:t>73-6=</w:t>
+            </w:r>
+          </w:p>
+        </w:tc>
+        <w:tc>
+          <w:tcPr>
+            <w:tcW w:type="dxa" w:w="1987"/>
+          </w:tcPr>
+          <w:p>
+            <w:pPr>
+              <w:jc w:val="left"/>
+            </w:pPr>
+            <w:r>
+              <w:rPr>
+                <w:rFonts w:ascii="TimeNewRoman" w:hAnsi="TimeNewRoman"/>
+                <w:sz w:val="30"/>
+              </w:rPr>
+              <w:t>43+38=</w:t>
+            </w:r>
+          </w:p>
+        </w:tc>
+      </w:tr>
+      <w:tr>
+        <w:tc>
+          <w:tcPr>
+            <w:tcW w:type="dxa" w:w="1987"/>
+          </w:tcPr>
+          <w:p>
+            <w:pPr>
+              <w:jc w:val="left"/>
+            </w:pPr>
+            <w:r>
+              <w:rPr>
+                <w:rFonts w:ascii="TimeNewRoman" w:hAnsi="TimeNewRoman"/>
+                <w:sz w:val="30"/>
+              </w:rPr>
+              <w:t>71-4=</w:t>
+            </w:r>
+          </w:p>
+        </w:tc>
+        <w:tc>
+          <w:tcPr>
+            <w:tcW w:type="dxa" w:w="1987"/>
+          </w:tcPr>
+          <w:p>
+            <w:pPr>
+              <w:jc w:val="left"/>
+            </w:pPr>
+            <w:r>
+              <w:rPr>
+                <w:rFonts w:ascii="TimeNewRoman" w:hAnsi="TimeNewRoman"/>
+                <w:sz w:val="30"/>
+              </w:rPr>
+              <w:t>33-17=</w:t>
+            </w:r>
+          </w:p>
+        </w:tc>
+        <w:tc>
+          <w:tcPr>
+            <w:tcW w:type="dxa" w:w="1987"/>
+          </w:tcPr>
+          <w:p>
+            <w:pPr>
+              <w:jc w:val="left"/>
+            </w:pPr>
+            <w:r>
+              <w:rPr>
+                <w:rFonts w:ascii="TimeNewRoman" w:hAnsi="TimeNewRoman"/>
+                <w:sz w:val="30"/>
+              </w:rPr>
+              <w:t>28+26=</w:t>
+            </w:r>
+          </w:p>
+        </w:tc>
+        <w:tc>
+          <w:tcPr>
+            <w:tcW w:type="dxa" w:w="1987"/>
+          </w:tcPr>
+          <w:p>
+            <w:pPr>
+              <w:jc w:val="left"/>
+            </w:pPr>
+            <w:r>
+              <w:rPr>
+                <w:rFonts w:ascii="TimeNewRoman" w:hAnsi="TimeNewRoman"/>
+                <w:sz w:val="30"/>
+              </w:rPr>
+              <w:t>29+27=</w:t>
+            </w:r>
+          </w:p>
+        </w:tc>
+        <w:tc>
+          <w:tcPr>
+            <w:tcW w:type="dxa" w:w="1987"/>
+          </w:tcPr>
+          <w:p>
+            <w:pPr>
+              <w:jc w:val="left"/>
+            </w:pPr>
+            <w:r>
+              <w:rPr>
+                <w:rFonts w:ascii="TimeNewRoman" w:hAnsi="TimeNewRoman"/>
+                <w:sz w:val="30"/>
+              </w:rPr>
+              <w:t>79+8=</w:t>
+            </w:r>
+          </w:p>
+        </w:tc>
+      </w:tr>
+      <w:tr>
+        <w:tc>
+          <w:tcPr>
+            <w:tcW w:type="dxa" w:w="1987"/>
+          </w:tcPr>
+          <w:p>
+            <w:pPr>
+              <w:jc w:val="left"/>
+            </w:pPr>
+            <w:r>
+              <w:rPr>
+                <w:rFonts w:ascii="TimeNewRoman" w:hAnsi="TimeNewRoman"/>
+                <w:sz w:val="30"/>
+              </w:rPr>
+              <w:t>92-86=</w:t>
+            </w:r>
+          </w:p>
+        </w:tc>
+        <w:tc>
+          <w:tcPr>
+            <w:tcW w:type="dxa" w:w="1987"/>
+          </w:tcPr>
+          <w:p>
+            <w:pPr>
+              <w:jc w:val="left"/>
+            </w:pPr>
+            <w:r>
+              <w:rPr>
+                <w:rFonts w:ascii="TimeNewRoman" w:hAnsi="TimeNewRoman"/>
+                <w:sz w:val="30"/>
+              </w:rPr>
+              <w:t>90-66=</w:t>
+            </w:r>
+          </w:p>
+        </w:tc>
+        <w:tc>
+          <w:tcPr>
+            <w:tcW w:type="dxa" w:w="1987"/>
+          </w:tcPr>
+          <w:p>
+            <w:pPr>
+              <w:jc w:val="left"/>
+            </w:pPr>
+            <w:r>
+              <w:rPr>
+                <w:rFonts w:ascii="TimeNewRoman" w:hAnsi="TimeNewRoman"/>
+                <w:sz w:val="30"/>
+              </w:rPr>
+              <w:t>60-37=</w:t>
+            </w:r>
+          </w:p>
+        </w:tc>
+        <w:tc>
+          <w:tcPr>
+            <w:tcW w:type="dxa" w:w="1987"/>
+          </w:tcPr>
+          <w:p>
+            <w:pPr>
+              <w:jc w:val="left"/>
+            </w:pPr>
+            <w:r>
+              <w:rPr>
+                <w:rFonts w:ascii="TimeNewRoman" w:hAnsi="TimeNewRoman"/>
+                <w:sz w:val="30"/>
+              </w:rPr>
+              <w:t>18+76=</w:t>
+            </w:r>
+          </w:p>
+        </w:tc>
+        <w:tc>
+          <w:tcPr>
+            <w:tcW w:type="dxa" w:w="1987"/>
+          </w:tcPr>
+          <w:p>
+            <w:pPr>
+              <w:jc w:val="left"/>
+            </w:pPr>
+            <w:r>
+              <w:rPr>
+                <w:rFonts w:ascii="TimeNewRoman" w:hAnsi="TimeNewRoman"/>
+                <w:sz w:val="30"/>
+              </w:rPr>
+              <w:t>54+7=</w:t>
+            </w:r>
+          </w:p>
+        </w:tc>
+      </w:tr>
+      <w:tr>
+        <w:tc>
+          <w:tcPr>
+            <w:tcW w:type="dxa" w:w="1987"/>
+          </w:tcPr>
+          <w:p>
+            <w:pPr>
+              <w:jc w:val="left"/>
+            </w:pPr>
+            <w:r>
+              <w:rPr>
+                <w:rFonts w:ascii="TimeNewRoman" w:hAnsi="TimeNewRoman"/>
+                <w:sz w:val="30"/>
+              </w:rPr>
+              <w:t>82-5=</w:t>
+            </w:r>
+          </w:p>
+        </w:tc>
+        <w:tc>
+          <w:tcPr>
+            <w:tcW w:type="dxa" w:w="1987"/>
+          </w:tcPr>
+          <w:p>
+            <w:pPr>
+              <w:jc w:val="left"/>
+            </w:pPr>
+            <w:r>
+              <w:rPr>
+                <w:rFonts w:ascii="TimeNewRoman" w:hAnsi="TimeNewRoman"/>
+                <w:sz w:val="30"/>
+              </w:rPr>
+              <w:t>71-54=</w:t>
+            </w:r>
+          </w:p>
+        </w:tc>
+        <w:tc>
+          <w:tcPr>
+            <w:tcW w:type="dxa" w:w="1987"/>
+          </w:tcPr>
+          <w:p>
+            <w:pPr>
+              <w:jc w:val="left"/>
+            </w:pPr>
+            <w:r>
+              <w:rPr>
+                <w:rFonts w:ascii="TimeNewRoman" w:hAnsi="TimeNewRoman"/>
+                <w:sz w:val="30"/>
+              </w:rPr>
+              <w:t>30-6=</w:t>
+            </w:r>
+          </w:p>
+        </w:tc>
+        <w:tc>
+          <w:tcPr>
+            <w:tcW w:type="dxa" w:w="1987"/>
+          </w:tcPr>
+          <w:p>
+            <w:pPr>
+              <w:jc w:val="left"/>
+            </w:pPr>
+            <w:r>
+              <w:rPr>
+                <w:rFonts w:ascii="TimeNewRoman" w:hAnsi="TimeNewRoman"/>
+                <w:sz w:val="30"/>
+              </w:rPr>
+              <w:t>17+64=</w:t>
+            </w:r>
+          </w:p>
+        </w:tc>
+        <w:tc>
+          <w:tcPr>
+            <w:tcW w:type="dxa" w:w="1987"/>
+          </w:tcPr>
+          <w:p>
+            <w:pPr>
+              <w:jc w:val="left"/>
+            </w:pPr>
+            <w:r>
+              <w:rPr>
+                <w:rFonts w:ascii="TimeNewRoman" w:hAnsi="TimeNewRoman"/>
+                <w:sz w:val="30"/>
+              </w:rPr>
+              <w:t>76+15=</w:t>
+            </w:r>
+          </w:p>
+        </w:tc>
+      </w:tr>
+      <w:tr>
+        <w:tc>
+          <w:tcPr>
+            <w:tcW w:type="dxa" w:w="1987"/>
+          </w:tcPr>
+          <w:p>
+            <w:pPr>
+              <w:jc w:val="left"/>
+            </w:pPr>
+            <w:r>
+              <w:rPr>
+                <w:rFonts w:ascii="TimeNewRoman" w:hAnsi="TimeNewRoman"/>
+                <w:sz w:val="30"/>
+              </w:rPr>
+              <w:t>7+17=</w:t>
+            </w:r>
+          </w:p>
+        </w:tc>
+        <w:tc>
+          <w:tcPr>
+            <w:tcW w:type="dxa" w:w="1987"/>
+          </w:tcPr>
+          <w:p>
+            <w:pPr>
+              <w:jc w:val="left"/>
+            </w:pPr>
+            <w:r>
+              <w:rPr>
+                <w:rFonts w:ascii="TimeNewRoman" w:hAnsi="TimeNewRoman"/>
+                <w:sz w:val="30"/>
+              </w:rPr>
+              <w:t>40-9=</w:t>
+            </w:r>
+          </w:p>
+        </w:tc>
+        <w:tc>
+          <w:tcPr>
+            <w:tcW w:type="dxa" w:w="1987"/>
+          </w:tcPr>
+          <w:p>
+            <w:pPr>
+              <w:jc w:val="left"/>
+            </w:pPr>
+            <w:r>
+              <w:rPr>
+                <w:rFonts w:ascii="TimeNewRoman" w:hAnsi="TimeNewRoman"/>
+                <w:sz w:val="30"/>
+              </w:rPr>
+              <w:t>91-86=</w:t>
+            </w:r>
+          </w:p>
+        </w:tc>
+        <w:tc>
+          <w:tcPr>
+            <w:tcW w:type="dxa" w:w="1987"/>
+          </w:tcPr>
+          <w:p>
+            <w:pPr>
+              <w:jc w:val="left"/>
+            </w:pPr>
+            <w:r>
+              <w:rPr>
+                <w:rFonts w:ascii="TimeNewRoman" w:hAnsi="TimeNewRoman"/>
+                <w:sz w:val="30"/>
+              </w:rPr>
+              <w:t>87+5=</w:t>
+            </w:r>
+          </w:p>
+        </w:tc>
+        <w:tc>
+          <w:tcPr>
+            <w:tcW w:type="dxa" w:w="1987"/>
+          </w:tcPr>
+          <w:p>
+            <w:pPr>
+              <w:jc w:val="left"/>
+            </w:pPr>
+            <w:r>
+              <w:rPr>
+                <w:rFonts w:ascii="TimeNewRoman" w:hAnsi="TimeNewRoman"/>
+                <w:sz w:val="30"/>
+              </w:rPr>
+              <w:t>6+35=</w:t>
+            </w:r>
+          </w:p>
+        </w:tc>
+      </w:tr>
+      <w:tr>
+        <w:tc>
+          <w:tcPr>
+            <w:tcW w:type="dxa" w:w="1987"/>
+          </w:tcPr>
+          <w:p>
+            <w:pPr>
+              <w:jc w:val="left"/>
+            </w:pPr>
+            <w:r>
+              <w:rPr>
+                <w:rFonts w:ascii="TimeNewRoman" w:hAnsi="TimeNewRoman"/>
+                <w:sz w:val="30"/>
+              </w:rPr>
+              <w:t>5+56=</w:t>
+            </w:r>
+          </w:p>
+        </w:tc>
+        <w:tc>
+          <w:tcPr>
+            <w:tcW w:type="dxa" w:w="1987"/>
+          </w:tcPr>
+          <w:p>
+            <w:pPr>
+              <w:jc w:val="left"/>
+            </w:pPr>
+            <w:r>
+              <w:rPr>
+                <w:rFonts w:ascii="TimeNewRoman" w:hAnsi="TimeNewRoman"/>
+                <w:sz w:val="30"/>
+              </w:rPr>
+              <w:t>37-8=</w:t>
+            </w:r>
+          </w:p>
+        </w:tc>
+        <w:tc>
+          <w:tcPr>
+            <w:tcW w:type="dxa" w:w="1987"/>
+          </w:tcPr>
+          <w:p>
+            <w:pPr>
+              <w:jc w:val="left"/>
+            </w:pPr>
+            <w:r>
+              <w:rPr>
+                <w:rFonts w:ascii="TimeNewRoman" w:hAnsi="TimeNewRoman"/>
+                <w:sz w:val="30"/>
+              </w:rPr>
+              <w:t>46-7=</w:t>
+            </w:r>
+          </w:p>
+        </w:tc>
+        <w:tc>
+          <w:tcPr>
+            <w:tcW w:type="dxa" w:w="1987"/>
+          </w:tcPr>
+          <w:p>
+            <w:pPr>
+              <w:jc w:val="left"/>
+            </w:pPr>
+            <w:r>
+              <w:rPr>
+                <w:rFonts w:ascii="TimeNewRoman" w:hAnsi="TimeNewRoman"/>
+                <w:sz w:val="30"/>
+              </w:rPr>
+              <w:t>32-25=</w:t>
+            </w:r>
+          </w:p>
+        </w:tc>
+        <w:tc>
+          <w:tcPr>
+            <w:tcW w:type="dxa" w:w="1987"/>
+          </w:tcPr>
+          <w:p>
+            <w:pPr>
+              <w:jc w:val="left"/>
+            </w:pPr>
+            <w:r>
+              <w:rPr>
+                <w:rFonts w:ascii="TimeNewRoman" w:hAnsi="TimeNewRoman"/>
+                <w:sz w:val="30"/>
+              </w:rPr>
+              <w:t>36+17=</w:t>
+            </w:r>
+          </w:p>
+        </w:tc>
+      </w:tr>
+      <w:tr>
+        <w:tc>
+          <w:tcPr>
+            <w:tcW w:type="dxa" w:w="1987"/>
+          </w:tcPr>
+          <w:p>
+            <w:pPr>
+              <w:jc w:val="left"/>
+            </w:pPr>
+            <w:r>
+              <w:rPr>
+                <w:rFonts w:ascii="TimeNewRoman" w:hAnsi="TimeNewRoman"/>
+                <w:sz w:val="30"/>
+              </w:rPr>
+              <w:t>70-31=</w:t>
+            </w:r>
+          </w:p>
+        </w:tc>
+        <w:tc>
+          <w:tcPr>
+            <w:tcW w:type="dxa" w:w="1987"/>
+          </w:tcPr>
+          <w:p>
+            <w:pPr>
+              <w:jc w:val="left"/>
+            </w:pPr>
+            <w:r>
+              <w:rPr>
+                <w:rFonts w:ascii="TimeNewRoman" w:hAnsi="TimeNewRoman"/>
+                <w:sz w:val="30"/>
+              </w:rPr>
+              <w:t>90-8=</w:t>
+            </w:r>
+          </w:p>
+        </w:tc>
+        <w:tc>
+          <w:tcPr>
+            <w:tcW w:type="dxa" w:w="1987"/>
+          </w:tcPr>
+          <w:p>
+            <w:pPr>
+              <w:jc w:val="left"/>
+            </w:pPr>
+            <w:r>
+              <w:rPr>
+                <w:rFonts w:ascii="TimeNewRoman" w:hAnsi="TimeNewRoman"/>
+                <w:sz w:val="30"/>
+              </w:rPr>
+              <w:t>87+5=</w:t>
+            </w:r>
+          </w:p>
+        </w:tc>
+        <w:tc>
+          <w:tcPr>
+            <w:tcW w:type="dxa" w:w="1987"/>
+          </w:tcPr>
+          <w:p>
+            <w:pPr>
+              <w:jc w:val="left"/>
+            </w:pPr>
+            <w:r>
+              <w:rPr>
+                <w:rFonts w:ascii="TimeNewRoman" w:hAnsi="TimeNewRoman"/>
+                <w:sz w:val="30"/>
+              </w:rPr>
+              <w:t>4+19=</w:t>
             </w:r>
           </w:p>
         </w:tc>
@@ -356,6 +1069,8 @@
             </w:r>
           </w:p>
         </w:tc>
+      </w:tr>
+      <w:tr>
         <w:tc>
           <w:tcPr>
             <w:tcW w:type="dxa" w:w="1987"/>
@@ -369,7 +1084,75 @@
                 <w:rFonts w:ascii="TimeNewRoman" w:hAnsi="TimeNewRoman"/>
                 <w:sz w:val="30"/>
               </w:rPr>
-              <w:t>71-52=</w:t>
+              <w:t>48+46=</w:t>
+            </w:r>
+          </w:p>
+        </w:tc>
+        <w:tc>
+          <w:tcPr>
+            <w:tcW w:type="dxa" w:w="1987"/>
+          </w:tcPr>
+          <w:p>
+            <w:pPr>
+              <w:jc w:val="left"/>
+            </w:pPr>
+            <w:r>
+              <w:rPr>
+                <w:rFonts w:ascii="TimeNewRoman" w:hAnsi="TimeNewRoman"/>
+                <w:sz w:val="30"/>
+              </w:rPr>
+              <w:t>60-5=</w:t>
+            </w:r>
+          </w:p>
+        </w:tc>
+        <w:tc>
+          <w:tcPr>
+            <w:tcW w:type="dxa" w:w="1987"/>
+          </w:tcPr>
+          <w:p>
+            <w:pPr>
+              <w:jc w:val="left"/>
+            </w:pPr>
+            <w:r>
+              <w:rPr>
+                <w:rFonts w:ascii="TimeNewRoman" w:hAnsi="TimeNewRoman"/>
+                <w:sz w:val="30"/>
+              </w:rPr>
+              <w:t>23-7=</w:t>
+            </w:r>
+          </w:p>
+        </w:tc>
+        <w:tc>
+          <w:tcPr>
+            <w:tcW w:type="dxa" w:w="1987"/>
+          </w:tcPr>
+          <w:p>
+            <w:pPr>
+              <w:jc w:val="left"/>
+            </w:pPr>
+            <w:r>
+              <w:rPr>
+                <w:rFonts w:ascii="TimeNewRoman" w:hAnsi="TimeNewRoman"/>
+                <w:sz w:val="30"/>
+              </w:rPr>
+              <w:t>92-64=</w:t>
+            </w:r>
+          </w:p>
+        </w:tc>
+        <w:tc>
+          <w:tcPr>
+            <w:tcW w:type="dxa" w:w="1987"/>
+          </w:tcPr>
+          <w:p>
+            <w:pPr>
+              <w:jc w:val="left"/>
+            </w:pPr>
+            <w:r>
+              <w:rPr>
+                <w:rFonts w:ascii="TimeNewRoman" w:hAnsi="TimeNewRoman"/>
+                <w:sz w:val="30"/>
+              </w:rPr>
+              <w:t>26+25=</w:t>
             </w:r>
           </w:p>
         </w:tc>
@@ -388,7 +1171,7 @@
                 <w:rFonts w:ascii="TimeNewRoman" w:hAnsi="TimeNewRoman"/>
                 <w:sz w:val="30"/>
               </w:rPr>
-              <w:t>34+38=</w:t>
+              <w:t>72-35=</w:t>
             </w:r>
           </w:p>
         </w:tc>
@@ -405,7 +1188,7 @@
                 <w:rFonts w:ascii="TimeNewRoman" w:hAnsi="TimeNewRoman"/>
                 <w:sz w:val="30"/>
               </w:rPr>
-              <w:t>5+47=</w:t>
+              <w:t>93-27=</w:t>
             </w:r>
           </w:p>
         </w:tc>
@@ -422,7 +1205,7 @@
                 <w:rFonts w:ascii="TimeNewRoman" w:hAnsi="TimeNewRoman"/>
                 <w:sz w:val="30"/>
               </w:rPr>
-              <w:t>18+18=</w:t>
+              <w:t>17+39=</w:t>
             </w:r>
           </w:p>
         </w:tc>
@@ -439,7 +1222,7 @@
                 <w:rFonts w:ascii="TimeNewRoman" w:hAnsi="TimeNewRoman"/>
                 <w:sz w:val="30"/>
               </w:rPr>
-              <w:t>21-16=</w:t>
+              <w:t>72-25=</w:t>
             </w:r>
           </w:p>
         </w:tc>
@@ -456,7 +1239,7 @@
                 <w:rFonts w:ascii="TimeNewRoman" w:hAnsi="TimeNewRoman"/>
                 <w:sz w:val="30"/>
               </w:rPr>
-              <w:t>18+33=</w:t>
+              <w:t>6+85=</w:t>
             </w:r>
           </w:p>
         </w:tc>
@@ -475,7 +1258,7 @@
                 <w:rFonts w:ascii="TimeNewRoman" w:hAnsi="TimeNewRoman"/>
                 <w:sz w:val="30"/>
               </w:rPr>
-              <w:t>27+15=</w:t>
+              <w:t>63+18=</w:t>
             </w:r>
           </w:p>
         </w:tc>
@@ -492,7 +1275,7 @@
                 <w:rFonts w:ascii="TimeNewRoman" w:hAnsi="TimeNewRoman"/>
                 <w:sz w:val="30"/>
               </w:rPr>
-              <w:t>93-44=</w:t>
+              <w:t>58+6=</w:t>
             </w:r>
           </w:p>
         </w:tc>
@@ -509,7 +1292,7 @@
                 <w:rFonts w:ascii="TimeNewRoman" w:hAnsi="TimeNewRoman"/>
                 <w:sz w:val="30"/>
               </w:rPr>
-              <w:t>48+27=</w:t>
+              <w:t>95-47=</w:t>
             </w:r>
           </w:p>
         </w:tc>
@@ -526,7 +1309,7 @@
                 <w:rFonts w:ascii="TimeNewRoman" w:hAnsi="TimeNewRoman"/>
                 <w:sz w:val="30"/>
               </w:rPr>
-              <w:t>15+29=</w:t>
+              <w:t>90-21=</w:t>
             </w:r>
           </w:p>
         </w:tc>
@@ -543,7 +1326,7 @@
                 <w:rFonts w:ascii="TimeNewRoman" w:hAnsi="TimeNewRoman"/>
                 <w:sz w:val="30"/>
               </w:rPr>
-              <w:t>14-8=</w:t>
+              <w:t>39+57=</w:t>
             </w:r>
           </w:p>
         </w:tc>
@@ -562,7 +1345,7 @@
                 <w:rFonts w:ascii="TimeNewRoman" w:hAnsi="TimeNewRoman"/>
                 <w:sz w:val="30"/>
               </w:rPr>
-              <w:t>28+13=</w:t>
+              <w:t>9+23=</w:t>
             </w:r>
           </w:p>
         </w:tc>
@@ -579,7 +1362,7 @@
                 <w:rFonts w:ascii="TimeNewRoman" w:hAnsi="TimeNewRoman"/>
                 <w:sz w:val="30"/>
               </w:rPr>
-              <w:t>71-66=</w:t>
+              <w:t>14+19=</w:t>
             </w:r>
           </w:p>
         </w:tc>
@@ -596,7 +1379,7 @@
                 <w:rFonts w:ascii="TimeNewRoman" w:hAnsi="TimeNewRoman"/>
                 <w:sz w:val="30"/>
               </w:rPr>
-              <w:t>29+45=</w:t>
+              <w:t>67-19=</w:t>
             </w:r>
           </w:p>
         </w:tc>
@@ -613,7 +1396,7 @@
                 <w:rFonts w:ascii="TimeNewRoman" w:hAnsi="TimeNewRoman"/>
                 <w:sz w:val="30"/>
               </w:rPr>
-              <w:t>19+65=</w:t>
+              <w:t>26+49=</w:t>
             </w:r>
           </w:p>
         </w:tc>
@@ -630,7 +1413,7 @@
                 <w:rFonts w:ascii="TimeNewRoman" w:hAnsi="TimeNewRoman"/>
                 <w:sz w:val="30"/>
               </w:rPr>
-              <w:t>59+8=</w:t>
+              <w:t>81-45=</w:t>
             </w:r>
           </w:p>
         </w:tc>
@@ -649,7 +1432,7 @@
                 <w:rFonts w:ascii="TimeNewRoman" w:hAnsi="TimeNewRoman"/>
                 <w:sz w:val="30"/>
               </w:rPr>
-              <w:t>61-36=</w:t>
+              <w:t>57-49=</w:t>
             </w:r>
           </w:p>
         </w:tc>
@@ -666,7 +1449,7 @@
                 <w:rFonts w:ascii="TimeNewRoman" w:hAnsi="TimeNewRoman"/>
                 <w:sz w:val="30"/>
               </w:rPr>
-              <w:t>71-9=</w:t>
+              <w:t>5+29=</w:t>
             </w:r>
           </w:p>
         </w:tc>
@@ -683,7 +1466,7 @@
                 <w:rFonts w:ascii="TimeNewRoman" w:hAnsi="TimeNewRoman"/>
                 <w:sz w:val="30"/>
               </w:rPr>
-              <w:t>94-19=</w:t>
+              <w:t>38+46=</w:t>
             </w:r>
           </w:p>
         </w:tc>
@@ -700,7 +1483,7 @@
                 <w:rFonts w:ascii="TimeNewRoman" w:hAnsi="TimeNewRoman"/>
                 <w:sz w:val="30"/>
               </w:rPr>
-              <w:t>63-17=</w:t>
+              <w:t>29+54=</w:t>
             </w:r>
           </w:p>
         </w:tc>
@@ -717,7 +1500,7 @@
                 <w:rFonts w:ascii="TimeNewRoman" w:hAnsi="TimeNewRoman"/>
                 <w:sz w:val="30"/>
               </w:rPr>
-              <w:t>15+57=</w:t>
+              <w:t>7+86=</w:t>
             </w:r>
           </w:p>
         </w:tc>
@@ -736,7 +1519,7 @@
                 <w:rFonts w:ascii="TimeNewRoman" w:hAnsi="TimeNewRoman"/>
                 <w:sz w:val="30"/>
               </w:rPr>
-              <w:t>9+22=</w:t>
+              <w:t>71-67=</w:t>
             </w:r>
           </w:p>
         </w:tc>
@@ -753,7 +1536,7 @@
                 <w:rFonts w:ascii="TimeNewRoman" w:hAnsi="TimeNewRoman"/>
                 <w:sz w:val="30"/>
               </w:rPr>
-              <w:t>67+6=</w:t>
+              <w:t>97-59=</w:t>
             </w:r>
           </w:p>
         </w:tc>
@@ -770,7 +1553,7 @@
                 <w:rFonts w:ascii="TimeNewRoman" w:hAnsi="TimeNewRoman"/>
                 <w:sz w:val="30"/>
               </w:rPr>
-              <w:t>90-43=</w:t>
+              <w:t>6+67=</w:t>
             </w:r>
           </w:p>
         </w:tc>
@@ -787,7 +1570,7 @@
                 <w:rFonts w:ascii="TimeNewRoman" w:hAnsi="TimeNewRoman"/>
                 <w:sz w:val="30"/>
               </w:rPr>
-              <w:t>50-16=</w:t>
+              <w:t>83+9=</w:t>
             </w:r>
           </w:p>
         </w:tc>
@@ -804,7 +1587,7 @@
                 <w:rFonts w:ascii="TimeNewRoman" w:hAnsi="TimeNewRoman"/>
                 <w:sz w:val="30"/>
               </w:rPr>
-              <w:t>23-17=</w:t>
+              <w:t>46+7=</w:t>
             </w:r>
           </w:p>
         </w:tc>
@@ -823,7 +1606,7 @@
                 <w:rFonts w:ascii="TimeNewRoman" w:hAnsi="TimeNewRoman"/>
                 <w:sz w:val="30"/>
               </w:rPr>
-              <w:t>81-33=</w:t>
+              <w:t>33-9=</w:t>
             </w:r>
           </w:p>
         </w:tc>
@@ -840,7 +1623,7 @@
                 <w:rFonts w:ascii="TimeNewRoman" w:hAnsi="TimeNewRoman"/>
                 <w:sz w:val="30"/>
               </w:rPr>
-              <w:t>23-14=</w:t>
+              <w:t>72-39=</w:t>
             </w:r>
           </w:p>
         </w:tc>
@@ -857,7 +1640,7 @@
                 <w:rFonts w:ascii="TimeNewRoman" w:hAnsi="TimeNewRoman"/>
                 <w:sz w:val="30"/>
               </w:rPr>
-              <w:t>81-16=</w:t>
+              <w:t>79+9=</w:t>
             </w:r>
           </w:p>
         </w:tc>
@@ -874,7 +1657,7 @@
                 <w:rFonts w:ascii="TimeNewRoman" w:hAnsi="TimeNewRoman"/>
                 <w:sz w:val="30"/>
               </w:rPr>
-              <w:t>88-49=</w:t>
+              <w:t>59+14=</w:t>
             </w:r>
           </w:p>
         </w:tc>
@@ -891,7 +1674,7 @@
                 <w:rFonts w:ascii="TimeNewRoman" w:hAnsi="TimeNewRoman"/>
                 <w:sz w:val="30"/>
               </w:rPr>
-              <w:t>59+9=</w:t>
+              <w:t>65-18=</w:t>
             </w:r>
           </w:p>
         </w:tc>
@@ -910,7 +1693,7 @@
                 <w:rFonts w:ascii="TimeNewRoman" w:hAnsi="TimeNewRoman"/>
                 <w:sz w:val="30"/>
               </w:rPr>
-              <w:t>19+48=</w:t>
+              <w:t>17+19=</w:t>
             </w:r>
           </w:p>
         </w:tc>
@@ -927,7 +1710,7 @@
                 <w:rFonts w:ascii="TimeNewRoman" w:hAnsi="TimeNewRoman"/>
                 <w:sz w:val="30"/>
               </w:rPr>
-              <w:t>80-74=</w:t>
+              <w:t>14+27=</w:t>
             </w:r>
           </w:p>
         </w:tc>
@@ -944,7 +1727,7 @@
                 <w:rFonts w:ascii="TimeNewRoman" w:hAnsi="TimeNewRoman"/>
                 <w:sz w:val="30"/>
               </w:rPr>
-              <w:t>56+36=</w:t>
+              <w:t>26+66=</w:t>
             </w:r>
           </w:p>
         </w:tc>
@@ -961,7 +1744,7 @@
                 <w:rFonts w:ascii="TimeNewRoman" w:hAnsi="TimeNewRoman"/>
                 <w:sz w:val="30"/>
               </w:rPr>
-              <w:t>61-19=</w:t>
+              <w:t>39+49=</w:t>
             </w:r>
           </w:p>
         </w:tc>
@@ -978,790 +1761,7 @@
                 <w:rFonts w:ascii="TimeNewRoman" w:hAnsi="TimeNewRoman"/>
                 <w:sz w:val="30"/>
               </w:rPr>
-              <w:t>39+56=</w:t>
-            </w:r>
-          </w:p>
-        </w:tc>
-      </w:tr>
-      <w:tr>
-        <w:tc>
-          <w:tcPr>
-            <w:tcW w:type="dxa" w:w="1987"/>
-          </w:tcPr>
-          <w:p>
-            <w:pPr>
-              <w:jc w:val="left"/>
-            </w:pPr>
-            <w:r>
-              <w:rPr>
-                <w:rFonts w:ascii="TimeNewRoman" w:hAnsi="TimeNewRoman"/>
-                <w:sz w:val="30"/>
-              </w:rPr>
-              <w:t>20-12=</w:t>
-            </w:r>
-          </w:p>
-        </w:tc>
-        <w:tc>
-          <w:tcPr>
-            <w:tcW w:type="dxa" w:w="1987"/>
-          </w:tcPr>
-          <w:p>
-            <w:pPr>
-              <w:jc w:val="left"/>
-            </w:pPr>
-            <w:r>
-              <w:rPr>
-                <w:rFonts w:ascii="TimeNewRoman" w:hAnsi="TimeNewRoman"/>
-                <w:sz w:val="30"/>
-              </w:rPr>
-              <w:t>95-37=</w:t>
-            </w:r>
-          </w:p>
-        </w:tc>
-        <w:tc>
-          <w:tcPr>
-            <w:tcW w:type="dxa" w:w="1987"/>
-          </w:tcPr>
-          <w:p>
-            <w:pPr>
-              <w:jc w:val="left"/>
-            </w:pPr>
-            <w:r>
-              <w:rPr>
-                <w:rFonts w:ascii="TimeNewRoman" w:hAnsi="TimeNewRoman"/>
-                <w:sz w:val="30"/>
-              </w:rPr>
-              <w:t>15+37=</w:t>
-            </w:r>
-          </w:p>
-        </w:tc>
-        <w:tc>
-          <w:tcPr>
-            <w:tcW w:type="dxa" w:w="1987"/>
-          </w:tcPr>
-          <w:p>
-            <w:pPr>
-              <w:jc w:val="left"/>
-            </w:pPr>
-            <w:r>
-              <w:rPr>
-                <w:rFonts w:ascii="TimeNewRoman" w:hAnsi="TimeNewRoman"/>
-                <w:sz w:val="30"/>
-              </w:rPr>
-              <w:t>81-76=</w:t>
-            </w:r>
-          </w:p>
-        </w:tc>
-        <w:tc>
-          <w:tcPr>
-            <w:tcW w:type="dxa" w:w="1987"/>
-          </w:tcPr>
-          <w:p>
-            <w:pPr>
-              <w:jc w:val="left"/>
-            </w:pPr>
-            <w:r>
-              <w:rPr>
-                <w:rFonts w:ascii="TimeNewRoman" w:hAnsi="TimeNewRoman"/>
-                <w:sz w:val="30"/>
-              </w:rPr>
-              <w:t>8+16=</w:t>
-            </w:r>
-          </w:p>
-        </w:tc>
-      </w:tr>
-      <w:tr>
-        <w:tc>
-          <w:tcPr>
-            <w:tcW w:type="dxa" w:w="1987"/>
-          </w:tcPr>
-          <w:p>
-            <w:pPr>
-              <w:jc w:val="left"/>
-            </w:pPr>
-            <w:r>
-              <w:rPr>
-                <w:rFonts w:ascii="TimeNewRoman" w:hAnsi="TimeNewRoman"/>
-                <w:sz w:val="30"/>
-              </w:rPr>
-              <w:t>98-89=</w:t>
-            </w:r>
-          </w:p>
-        </w:tc>
-        <w:tc>
-          <w:tcPr>
-            <w:tcW w:type="dxa" w:w="1987"/>
-          </w:tcPr>
-          <w:p>
-            <w:pPr>
-              <w:jc w:val="left"/>
-            </w:pPr>
-            <w:r>
-              <w:rPr>
-                <w:rFonts w:ascii="TimeNewRoman" w:hAnsi="TimeNewRoman"/>
-                <w:sz w:val="30"/>
-              </w:rPr>
-              <w:t>49+23=</w:t>
-            </w:r>
-          </w:p>
-        </w:tc>
-        <w:tc>
-          <w:tcPr>
-            <w:tcW w:type="dxa" w:w="1987"/>
-          </w:tcPr>
-          <w:p>
-            <w:pPr>
-              <w:jc w:val="left"/>
-            </w:pPr>
-            <w:r>
-              <w:rPr>
-                <w:rFonts w:ascii="TimeNewRoman" w:hAnsi="TimeNewRoman"/>
-                <w:sz w:val="30"/>
-              </w:rPr>
-              <w:t>50-45=</w:t>
-            </w:r>
-          </w:p>
-        </w:tc>
-        <w:tc>
-          <w:tcPr>
-            <w:tcW w:type="dxa" w:w="1987"/>
-          </w:tcPr>
-          <w:p>
-            <w:pPr>
-              <w:jc w:val="left"/>
-            </w:pPr>
-            <w:r>
-              <w:rPr>
-                <w:rFonts w:ascii="TimeNewRoman" w:hAnsi="TimeNewRoman"/>
-                <w:sz w:val="30"/>
-              </w:rPr>
-              <w:t>3+68=</w:t>
-            </w:r>
-          </w:p>
-        </w:tc>
-        <w:tc>
-          <w:tcPr>
-            <w:tcW w:type="dxa" w:w="1987"/>
-          </w:tcPr>
-          <w:p>
-            <w:pPr>
-              <w:jc w:val="left"/>
-            </w:pPr>
-            <w:r>
-              <w:rPr>
-                <w:rFonts w:ascii="TimeNewRoman" w:hAnsi="TimeNewRoman"/>
-                <w:sz w:val="30"/>
-              </w:rPr>
-              <w:t>93-45=</w:t>
-            </w:r>
-          </w:p>
-        </w:tc>
-      </w:tr>
-      <w:tr>
-        <w:tc>
-          <w:tcPr>
-            <w:tcW w:type="dxa" w:w="1987"/>
-          </w:tcPr>
-          <w:p>
-            <w:pPr>
-              <w:jc w:val="left"/>
-            </w:pPr>
-            <w:r>
-              <w:rPr>
-                <w:rFonts w:ascii="TimeNewRoman" w:hAnsi="TimeNewRoman"/>
-                <w:sz w:val="30"/>
-              </w:rPr>
-              <w:t>75+16=</w:t>
-            </w:r>
-          </w:p>
-        </w:tc>
-        <w:tc>
-          <w:tcPr>
-            <w:tcW w:type="dxa" w:w="1987"/>
-          </w:tcPr>
-          <w:p>
-            <w:pPr>
-              <w:jc w:val="left"/>
-            </w:pPr>
-            <w:r>
-              <w:rPr>
-                <w:rFonts w:ascii="TimeNewRoman" w:hAnsi="TimeNewRoman"/>
-                <w:sz w:val="30"/>
-              </w:rPr>
-              <w:t>70-14=</w:t>
-            </w:r>
-          </w:p>
-        </w:tc>
-        <w:tc>
-          <w:tcPr>
-            <w:tcW w:type="dxa" w:w="1987"/>
-          </w:tcPr>
-          <w:p>
-            <w:pPr>
-              <w:jc w:val="left"/>
-            </w:pPr>
-            <w:r>
-              <w:rPr>
-                <w:rFonts w:ascii="TimeNewRoman" w:hAnsi="TimeNewRoman"/>
-                <w:sz w:val="30"/>
-              </w:rPr>
-              <w:t>93-26=</w:t>
-            </w:r>
-          </w:p>
-        </w:tc>
-        <w:tc>
-          <w:tcPr>
-            <w:tcW w:type="dxa" w:w="1987"/>
-          </w:tcPr>
-          <w:p>
-            <w:pPr>
-              <w:jc w:val="left"/>
-            </w:pPr>
-            <w:r>
-              <w:rPr>
-                <w:rFonts w:ascii="TimeNewRoman" w:hAnsi="TimeNewRoman"/>
-                <w:sz w:val="30"/>
-              </w:rPr>
-              <w:t>50-39=</w:t>
-            </w:r>
-          </w:p>
-        </w:tc>
-        <w:tc>
-          <w:tcPr>
-            <w:tcW w:type="dxa" w:w="1987"/>
-          </w:tcPr>
-          <w:p>
-            <w:pPr>
-              <w:jc w:val="left"/>
-            </w:pPr>
-            <w:r>
-              <w:rPr>
-                <w:rFonts w:ascii="TimeNewRoman" w:hAnsi="TimeNewRoman"/>
-                <w:sz w:val="30"/>
-              </w:rPr>
-              <w:t>6+27=</w:t>
-            </w:r>
-          </w:p>
-        </w:tc>
-      </w:tr>
-      <w:tr>
-        <w:tc>
-          <w:tcPr>
-            <w:tcW w:type="dxa" w:w="1987"/>
-          </w:tcPr>
-          <w:p>
-            <w:pPr>
-              <w:jc w:val="left"/>
-            </w:pPr>
-            <w:r>
-              <w:rPr>
-                <w:rFonts w:ascii="TimeNewRoman" w:hAnsi="TimeNewRoman"/>
-                <w:sz w:val="30"/>
-              </w:rPr>
-              <w:t>45+17=</w:t>
-            </w:r>
-          </w:p>
-        </w:tc>
-        <w:tc>
-          <w:tcPr>
-            <w:tcW w:type="dxa" w:w="1987"/>
-          </w:tcPr>
-          <w:p>
-            <w:pPr>
-              <w:jc w:val="left"/>
-            </w:pPr>
-            <w:r>
-              <w:rPr>
-                <w:rFonts w:ascii="TimeNewRoman" w:hAnsi="TimeNewRoman"/>
-                <w:sz w:val="30"/>
-              </w:rPr>
-              <w:t>50-47=</w:t>
-            </w:r>
-          </w:p>
-        </w:tc>
-        <w:tc>
-          <w:tcPr>
-            <w:tcW w:type="dxa" w:w="1987"/>
-          </w:tcPr>
-          <w:p>
-            <w:pPr>
-              <w:jc w:val="left"/>
-            </w:pPr>
-            <w:r>
-              <w:rPr>
-                <w:rFonts w:ascii="TimeNewRoman" w:hAnsi="TimeNewRoman"/>
-                <w:sz w:val="30"/>
-              </w:rPr>
-              <w:t>29+36=</w:t>
-            </w:r>
-          </w:p>
-        </w:tc>
-        <w:tc>
-          <w:tcPr>
-            <w:tcW w:type="dxa" w:w="1987"/>
-          </w:tcPr>
-          <w:p>
-            <w:pPr>
-              <w:jc w:val="left"/>
-            </w:pPr>
-            <w:r>
-              <w:rPr>
-                <w:rFonts w:ascii="TimeNewRoman" w:hAnsi="TimeNewRoman"/>
-                <w:sz w:val="30"/>
-              </w:rPr>
-              <w:t>36-28=</w:t>
-            </w:r>
-          </w:p>
-        </w:tc>
-        <w:tc>
-          <w:tcPr>
-            <w:tcW w:type="dxa" w:w="1987"/>
-          </w:tcPr>
-          <w:p>
-            <w:pPr>
-              <w:jc w:val="left"/>
-            </w:pPr>
-            <w:r>
-              <w:rPr>
-                <w:rFonts w:ascii="TimeNewRoman" w:hAnsi="TimeNewRoman"/>
-                <w:sz w:val="30"/>
-              </w:rPr>
-              <w:t>48+3=</w:t>
-            </w:r>
-          </w:p>
-        </w:tc>
-      </w:tr>
-      <w:tr>
-        <w:tc>
-          <w:tcPr>
-            <w:tcW w:type="dxa" w:w="1987"/>
-          </w:tcPr>
-          <w:p>
-            <w:pPr>
-              <w:jc w:val="left"/>
-            </w:pPr>
-            <w:r>
-              <w:rPr>
-                <w:rFonts w:ascii="TimeNewRoman" w:hAnsi="TimeNewRoman"/>
-                <w:sz w:val="30"/>
-              </w:rPr>
-              <w:t>33-24=</w:t>
-            </w:r>
-          </w:p>
-        </w:tc>
-        <w:tc>
-          <w:tcPr>
-            <w:tcW w:type="dxa" w:w="1987"/>
-          </w:tcPr>
-          <w:p>
-            <w:pPr>
-              <w:jc w:val="left"/>
-            </w:pPr>
-            <w:r>
-              <w:rPr>
-                <w:rFonts w:ascii="TimeNewRoman" w:hAnsi="TimeNewRoman"/>
-                <w:sz w:val="30"/>
-              </w:rPr>
-              <w:t>83-54=</w:t>
-            </w:r>
-          </w:p>
-        </w:tc>
-        <w:tc>
-          <w:tcPr>
-            <w:tcW w:type="dxa" w:w="1987"/>
-          </w:tcPr>
-          <w:p>
-            <w:pPr>
-              <w:jc w:val="left"/>
-            </w:pPr>
-            <w:r>
-              <w:rPr>
-                <w:rFonts w:ascii="TimeNewRoman" w:hAnsi="TimeNewRoman"/>
-                <w:sz w:val="30"/>
-              </w:rPr>
-              <w:t>20-8=</w:t>
-            </w:r>
-          </w:p>
-        </w:tc>
-        <w:tc>
-          <w:tcPr>
-            <w:tcW w:type="dxa" w:w="1987"/>
-          </w:tcPr>
-          <w:p>
-            <w:pPr>
-              <w:jc w:val="left"/>
-            </w:pPr>
-            <w:r>
-              <w:rPr>
-                <w:rFonts w:ascii="TimeNewRoman" w:hAnsi="TimeNewRoman"/>
-                <w:sz w:val="30"/>
-              </w:rPr>
-              <w:t>19+48=</w:t>
-            </w:r>
-          </w:p>
-        </w:tc>
-        <w:tc>
-          <w:tcPr>
-            <w:tcW w:type="dxa" w:w="1987"/>
-          </w:tcPr>
-          <w:p>
-            <w:pPr>
-              <w:jc w:val="left"/>
-            </w:pPr>
-            <w:r>
-              <w:rPr>
-                <w:rFonts w:ascii="TimeNewRoman" w:hAnsi="TimeNewRoman"/>
-                <w:sz w:val="30"/>
-              </w:rPr>
-              <w:t>18+66=</w:t>
-            </w:r>
-          </w:p>
-        </w:tc>
-      </w:tr>
-      <w:tr>
-        <w:tc>
-          <w:tcPr>
-            <w:tcW w:type="dxa" w:w="1987"/>
-          </w:tcPr>
-          <w:p>
-            <w:pPr>
-              <w:jc w:val="left"/>
-            </w:pPr>
-            <w:r>
-              <w:rPr>
-                <w:rFonts w:ascii="TimeNewRoman" w:hAnsi="TimeNewRoman"/>
-                <w:sz w:val="30"/>
-              </w:rPr>
-              <w:t>29+43=</w:t>
-            </w:r>
-          </w:p>
-        </w:tc>
-        <w:tc>
-          <w:tcPr>
-            <w:tcW w:type="dxa" w:w="1987"/>
-          </w:tcPr>
-          <w:p>
-            <w:pPr>
-              <w:jc w:val="left"/>
-            </w:pPr>
-            <w:r>
-              <w:rPr>
-                <w:rFonts w:ascii="TimeNewRoman" w:hAnsi="TimeNewRoman"/>
-                <w:sz w:val="30"/>
-              </w:rPr>
-              <w:t>91-49=</w:t>
-            </w:r>
-          </w:p>
-        </w:tc>
-        <w:tc>
-          <w:tcPr>
-            <w:tcW w:type="dxa" w:w="1987"/>
-          </w:tcPr>
-          <w:p>
-            <w:pPr>
-              <w:jc w:val="left"/>
-            </w:pPr>
-            <w:r>
-              <w:rPr>
-                <w:rFonts w:ascii="TimeNewRoman" w:hAnsi="TimeNewRoman"/>
-                <w:sz w:val="30"/>
-              </w:rPr>
-              <w:t>23-8=</w:t>
-            </w:r>
-          </w:p>
-        </w:tc>
-        <w:tc>
-          <w:tcPr>
-            <w:tcW w:type="dxa" w:w="1987"/>
-          </w:tcPr>
-          <w:p>
-            <w:pPr>
-              <w:jc w:val="left"/>
-            </w:pPr>
-            <w:r>
-              <w:rPr>
-                <w:rFonts w:ascii="TimeNewRoman" w:hAnsi="TimeNewRoman"/>
-                <w:sz w:val="30"/>
-              </w:rPr>
-              <w:t>68-49=</w:t>
-            </w:r>
-          </w:p>
-        </w:tc>
-        <w:tc>
-          <w:tcPr>
-            <w:tcW w:type="dxa" w:w="1987"/>
-          </w:tcPr>
-          <w:p>
-            <w:pPr>
-              <w:jc w:val="left"/>
-            </w:pPr>
-            <w:r>
-              <w:rPr>
-                <w:rFonts w:ascii="TimeNewRoman" w:hAnsi="TimeNewRoman"/>
-                <w:sz w:val="30"/>
-              </w:rPr>
-              <w:t>65-48=</w:t>
-            </w:r>
-          </w:p>
-        </w:tc>
-      </w:tr>
-      <w:tr>
-        <w:tc>
-          <w:tcPr>
-            <w:tcW w:type="dxa" w:w="1987"/>
-          </w:tcPr>
-          <w:p>
-            <w:pPr>
-              <w:jc w:val="left"/>
-            </w:pPr>
-            <w:r>
-              <w:rPr>
-                <w:rFonts w:ascii="TimeNewRoman" w:hAnsi="TimeNewRoman"/>
-                <w:sz w:val="30"/>
-              </w:rPr>
-              <w:t>30-25=</w:t>
-            </w:r>
-          </w:p>
-        </w:tc>
-        <w:tc>
-          <w:tcPr>
-            <w:tcW w:type="dxa" w:w="1987"/>
-          </w:tcPr>
-          <w:p>
-            <w:pPr>
-              <w:jc w:val="left"/>
-            </w:pPr>
-            <w:r>
-              <w:rPr>
-                <w:rFonts w:ascii="TimeNewRoman" w:hAnsi="TimeNewRoman"/>
-                <w:sz w:val="30"/>
-              </w:rPr>
-              <w:t>65+18=</w:t>
-            </w:r>
-          </w:p>
-        </w:tc>
-        <w:tc>
-          <w:tcPr>
-            <w:tcW w:type="dxa" w:w="1987"/>
-          </w:tcPr>
-          <w:p>
-            <w:pPr>
-              <w:jc w:val="left"/>
-            </w:pPr>
-            <w:r>
-              <w:rPr>
-                <w:rFonts w:ascii="TimeNewRoman" w:hAnsi="TimeNewRoman"/>
-                <w:sz w:val="30"/>
-              </w:rPr>
-              <w:t>18+34=</w:t>
-            </w:r>
-          </w:p>
-        </w:tc>
-        <w:tc>
-          <w:tcPr>
-            <w:tcW w:type="dxa" w:w="1987"/>
-          </w:tcPr>
-          <w:p>
-            <w:pPr>
-              <w:jc w:val="left"/>
-            </w:pPr>
-            <w:r>
-              <w:rPr>
-                <w:rFonts w:ascii="TimeNewRoman" w:hAnsi="TimeNewRoman"/>
-                <w:sz w:val="30"/>
-              </w:rPr>
-              <w:t>58+26=</w:t>
-            </w:r>
-          </w:p>
-        </w:tc>
-        <w:tc>
-          <w:tcPr>
-            <w:tcW w:type="dxa" w:w="1987"/>
-          </w:tcPr>
-          <w:p>
-            <w:pPr>
-              <w:jc w:val="left"/>
-            </w:pPr>
-            <w:r>
-              <w:rPr>
-                <w:rFonts w:ascii="TimeNewRoman" w:hAnsi="TimeNewRoman"/>
-                <w:sz w:val="30"/>
-              </w:rPr>
-              <w:t>71-16=</w:t>
-            </w:r>
-          </w:p>
-        </w:tc>
-      </w:tr>
-      <w:tr>
-        <w:tc>
-          <w:tcPr>
-            <w:tcW w:type="dxa" w:w="1987"/>
-          </w:tcPr>
-          <w:p>
-            <w:pPr>
-              <w:jc w:val="left"/>
-            </w:pPr>
-            <w:r>
-              <w:rPr>
-                <w:rFonts w:ascii="TimeNewRoman" w:hAnsi="TimeNewRoman"/>
-                <w:sz w:val="30"/>
-              </w:rPr>
-              <w:t>69+25=</w:t>
-            </w:r>
-          </w:p>
-        </w:tc>
-        <w:tc>
-          <w:tcPr>
-            <w:tcW w:type="dxa" w:w="1987"/>
-          </w:tcPr>
-          <w:p>
-            <w:pPr>
-              <w:jc w:val="left"/>
-            </w:pPr>
-            <w:r>
-              <w:rPr>
-                <w:rFonts w:ascii="TimeNewRoman" w:hAnsi="TimeNewRoman"/>
-                <w:sz w:val="30"/>
-              </w:rPr>
-              <w:t>30-17=</w:t>
-            </w:r>
-          </w:p>
-        </w:tc>
-        <w:tc>
-          <w:tcPr>
-            <w:tcW w:type="dxa" w:w="1987"/>
-          </w:tcPr>
-          <w:p>
-            <w:pPr>
-              <w:jc w:val="left"/>
-            </w:pPr>
-            <w:r>
-              <w:rPr>
-                <w:rFonts w:ascii="TimeNewRoman" w:hAnsi="TimeNewRoman"/>
-                <w:sz w:val="30"/>
-              </w:rPr>
-              <w:t>49+6=</w:t>
-            </w:r>
-          </w:p>
-        </w:tc>
-        <w:tc>
-          <w:tcPr>
-            <w:tcW w:type="dxa" w:w="1987"/>
-          </w:tcPr>
-          <w:p>
-            <w:pPr>
-              <w:jc w:val="left"/>
-            </w:pPr>
-            <w:r>
-              <w:rPr>
-                <w:rFonts w:ascii="TimeNewRoman" w:hAnsi="TimeNewRoman"/>
-                <w:sz w:val="30"/>
-              </w:rPr>
-              <w:t>48+18=</w:t>
-            </w:r>
-          </w:p>
-        </w:tc>
-        <w:tc>
-          <w:tcPr>
-            <w:tcW w:type="dxa" w:w="1987"/>
-          </w:tcPr>
-          <w:p>
-            <w:pPr>
-              <w:jc w:val="left"/>
-            </w:pPr>
-            <w:r>
-              <w:rPr>
-                <w:rFonts w:ascii="TimeNewRoman" w:hAnsi="TimeNewRoman"/>
-                <w:sz w:val="30"/>
-              </w:rPr>
-              <w:t>54+29=</w:t>
-            </w:r>
-          </w:p>
-        </w:tc>
-      </w:tr>
-      <w:tr>
-        <w:tc>
-          <w:tcPr>
-            <w:tcW w:type="dxa" w:w="1987"/>
-          </w:tcPr>
-          <w:p>
-            <w:pPr>
-              <w:jc w:val="left"/>
-            </w:pPr>
-            <w:r>
-              <w:rPr>
-                <w:rFonts w:ascii="TimeNewRoman" w:hAnsi="TimeNewRoman"/>
-                <w:sz w:val="30"/>
-              </w:rPr>
-              <w:t>70-18=</w:t>
-            </w:r>
-          </w:p>
-        </w:tc>
-        <w:tc>
-          <w:tcPr>
-            <w:tcW w:type="dxa" w:w="1987"/>
-          </w:tcPr>
-          <w:p>
-            <w:pPr>
-              <w:jc w:val="left"/>
-            </w:pPr>
-            <w:r>
-              <w:rPr>
-                <w:rFonts w:ascii="TimeNewRoman" w:hAnsi="TimeNewRoman"/>
-                <w:sz w:val="30"/>
-              </w:rPr>
-              <w:t>8+33=</w:t>
-            </w:r>
-          </w:p>
-        </w:tc>
-        <w:tc>
-          <w:tcPr>
-            <w:tcW w:type="dxa" w:w="1987"/>
-          </w:tcPr>
-          <w:p>
-            <w:pPr>
-              <w:jc w:val="left"/>
-            </w:pPr>
-            <w:r>
-              <w:rPr>
-                <w:rFonts w:ascii="TimeNewRoman" w:hAnsi="TimeNewRoman"/>
-                <w:sz w:val="30"/>
-              </w:rPr>
-              <w:t>74-49=</w:t>
-            </w:r>
-          </w:p>
-        </w:tc>
-        <w:tc>
-          <w:tcPr>
-            <w:tcW w:type="dxa" w:w="1987"/>
-          </w:tcPr>
-          <w:p>
-            <w:pPr>
-              <w:jc w:val="left"/>
-            </w:pPr>
-            <w:r>
-              <w:rPr>
-                <w:rFonts w:ascii="TimeNewRoman" w:hAnsi="TimeNewRoman"/>
-                <w:sz w:val="30"/>
-              </w:rPr>
-              <w:t>15+57=</w:t>
-            </w:r>
-          </w:p>
-        </w:tc>
-        <w:tc>
-          <w:tcPr>
-            <w:tcW w:type="dxa" w:w="1987"/>
-          </w:tcPr>
-          <w:p>
-            <w:pPr>
-              <w:jc w:val="left"/>
-            </w:pPr>
-            <w:r>
-              <w:rPr>
-                <w:rFonts w:ascii="TimeNewRoman" w:hAnsi="TimeNewRoman"/>
-                <w:sz w:val="30"/>
-              </w:rPr>
-              <w:t>8+79=</w:t>
+              <w:t>23+39=</w:t>
             </w:r>
           </w:p>
         </w:tc>

--- a/adc_sbb_within_100.docx
+++ b/adc_sbb_within_100.docx
@@ -40,7 +40,7 @@
                 <w:rFonts w:ascii="TimeNewRoman" w:hAnsi="TimeNewRoman"/>
                 <w:sz w:val="30"/>
               </w:rPr>
-              <w:t>84-15=</w:t>
+              <w:t>66-7=</w:t>
             </w:r>
           </w:p>
         </w:tc>
@@ -57,7 +57,7 @@
                 <w:rFonts w:ascii="TimeNewRoman" w:hAnsi="TimeNewRoman"/>
                 <w:sz w:val="30"/>
               </w:rPr>
-              <w:t>48+28=</w:t>
+              <w:t>21-8=</w:t>
             </w:r>
           </w:p>
         </w:tc>
@@ -74,7 +74,7 @@
                 <w:rFonts w:ascii="TimeNewRoman" w:hAnsi="TimeNewRoman"/>
                 <w:sz w:val="30"/>
               </w:rPr>
-              <w:t>52-3=</w:t>
+              <w:t>73-35=</w:t>
             </w:r>
           </w:p>
         </w:tc>
@@ -91,7 +91,7 @@
                 <w:rFonts w:ascii="TimeNewRoman" w:hAnsi="TimeNewRoman"/>
                 <w:sz w:val="30"/>
               </w:rPr>
-              <w:t>87+4=</w:t>
+              <w:t>6+48=</w:t>
             </w:r>
           </w:p>
         </w:tc>
@@ -108,7 +108,7 @@
                 <w:rFonts w:ascii="TimeNewRoman" w:hAnsi="TimeNewRoman"/>
                 <w:sz w:val="30"/>
               </w:rPr>
-              <w:t>22-7=</w:t>
+              <w:t>72-17=</w:t>
             </w:r>
           </w:p>
         </w:tc>
@@ -127,7 +127,7 @@
                 <w:rFonts w:ascii="TimeNewRoman" w:hAnsi="TimeNewRoman"/>
                 <w:sz w:val="30"/>
               </w:rPr>
-              <w:t>81-58=</w:t>
+              <w:t>49+43=</w:t>
             </w:r>
           </w:p>
         </w:tc>
@@ -144,7 +144,512 @@
                 <w:rFonts w:ascii="TimeNewRoman" w:hAnsi="TimeNewRoman"/>
                 <w:sz w:val="30"/>
               </w:rPr>
-              <w:t>36+19=</w:t>
+              <w:t>9+75=</w:t>
+            </w:r>
+          </w:p>
+        </w:tc>
+        <w:tc>
+          <w:tcPr>
+            <w:tcW w:type="dxa" w:w="1987"/>
+          </w:tcPr>
+          <w:p>
+            <w:pPr>
+              <w:jc w:val="left"/>
+            </w:pPr>
+            <w:r>
+              <w:rPr>
+                <w:rFonts w:ascii="TimeNewRoman" w:hAnsi="TimeNewRoman"/>
+                <w:sz w:val="30"/>
+              </w:rPr>
+              <w:t>20-5=</w:t>
+            </w:r>
+          </w:p>
+        </w:tc>
+        <w:tc>
+          <w:tcPr>
+            <w:tcW w:type="dxa" w:w="1987"/>
+          </w:tcPr>
+          <w:p>
+            <w:pPr>
+              <w:jc w:val="left"/>
+            </w:pPr>
+            <w:r>
+              <w:rPr>
+                <w:rFonts w:ascii="TimeNewRoman" w:hAnsi="TimeNewRoman"/>
+                <w:sz w:val="30"/>
+              </w:rPr>
+              <w:t>91-19=</w:t>
+            </w:r>
+          </w:p>
+        </w:tc>
+        <w:tc>
+          <w:tcPr>
+            <w:tcW w:type="dxa" w:w="1987"/>
+          </w:tcPr>
+          <w:p>
+            <w:pPr>
+              <w:jc w:val="left"/>
+            </w:pPr>
+            <w:r>
+              <w:rPr>
+                <w:rFonts w:ascii="TimeNewRoman" w:hAnsi="TimeNewRoman"/>
+                <w:sz w:val="30"/>
+              </w:rPr>
+              <w:t>21-17=</w:t>
+            </w:r>
+          </w:p>
+        </w:tc>
+      </w:tr>
+      <w:tr>
+        <w:tc>
+          <w:tcPr>
+            <w:tcW w:type="dxa" w:w="1987"/>
+          </w:tcPr>
+          <w:p>
+            <w:pPr>
+              <w:jc w:val="left"/>
+            </w:pPr>
+            <w:r>
+              <w:rPr>
+                <w:rFonts w:ascii="TimeNewRoman" w:hAnsi="TimeNewRoman"/>
+                <w:sz w:val="30"/>
+              </w:rPr>
+              <w:t>63-54=</w:t>
+            </w:r>
+          </w:p>
+        </w:tc>
+        <w:tc>
+          <w:tcPr>
+            <w:tcW w:type="dxa" w:w="1987"/>
+          </w:tcPr>
+          <w:p>
+            <w:pPr>
+              <w:jc w:val="left"/>
+            </w:pPr>
+            <w:r>
+              <w:rPr>
+                <w:rFonts w:ascii="TimeNewRoman" w:hAnsi="TimeNewRoman"/>
+                <w:sz w:val="30"/>
+              </w:rPr>
+              <w:t>94-29=</w:t>
+            </w:r>
+          </w:p>
+        </w:tc>
+        <w:tc>
+          <w:tcPr>
+            <w:tcW w:type="dxa" w:w="1987"/>
+          </w:tcPr>
+          <w:p>
+            <w:pPr>
+              <w:jc w:val="left"/>
+            </w:pPr>
+            <w:r>
+              <w:rPr>
+                <w:rFonts w:ascii="TimeNewRoman" w:hAnsi="TimeNewRoman"/>
+                <w:sz w:val="30"/>
+              </w:rPr>
+              <w:t>71-32=</w:t>
+            </w:r>
+          </w:p>
+        </w:tc>
+        <w:tc>
+          <w:tcPr>
+            <w:tcW w:type="dxa" w:w="1987"/>
+          </w:tcPr>
+          <w:p>
+            <w:pPr>
+              <w:jc w:val="left"/>
+            </w:pPr>
+            <w:r>
+              <w:rPr>
+                <w:rFonts w:ascii="TimeNewRoman" w:hAnsi="TimeNewRoman"/>
+                <w:sz w:val="30"/>
+              </w:rPr>
+              <w:t>30-27=</w:t>
+            </w:r>
+          </w:p>
+        </w:tc>
+        <w:tc>
+          <w:tcPr>
+            <w:tcW w:type="dxa" w:w="1987"/>
+          </w:tcPr>
+          <w:p>
+            <w:pPr>
+              <w:jc w:val="left"/>
+            </w:pPr>
+            <w:r>
+              <w:rPr>
+                <w:rFonts w:ascii="TimeNewRoman" w:hAnsi="TimeNewRoman"/>
+                <w:sz w:val="30"/>
+              </w:rPr>
+              <w:t>9+3=</w:t>
+            </w:r>
+          </w:p>
+        </w:tc>
+      </w:tr>
+      <w:tr>
+        <w:tc>
+          <w:tcPr>
+            <w:tcW w:type="dxa" w:w="1987"/>
+          </w:tcPr>
+          <w:p>
+            <w:pPr>
+              <w:jc w:val="left"/>
+            </w:pPr>
+            <w:r>
+              <w:rPr>
+                <w:rFonts w:ascii="TimeNewRoman" w:hAnsi="TimeNewRoman"/>
+                <w:sz w:val="30"/>
+              </w:rPr>
+              <w:t>36+25=</w:t>
+            </w:r>
+          </w:p>
+        </w:tc>
+        <w:tc>
+          <w:tcPr>
+            <w:tcW w:type="dxa" w:w="1987"/>
+          </w:tcPr>
+          <w:p>
+            <w:pPr>
+              <w:jc w:val="left"/>
+            </w:pPr>
+            <w:r>
+              <w:rPr>
+                <w:rFonts w:ascii="TimeNewRoman" w:hAnsi="TimeNewRoman"/>
+                <w:sz w:val="30"/>
+              </w:rPr>
+              <w:t>9+62=</w:t>
+            </w:r>
+          </w:p>
+        </w:tc>
+        <w:tc>
+          <w:tcPr>
+            <w:tcW w:type="dxa" w:w="1987"/>
+          </w:tcPr>
+          <w:p>
+            <w:pPr>
+              <w:jc w:val="left"/>
+            </w:pPr>
+            <w:r>
+              <w:rPr>
+                <w:rFonts w:ascii="TimeNewRoman" w:hAnsi="TimeNewRoman"/>
+                <w:sz w:val="30"/>
+              </w:rPr>
+              <w:t>89+5=</w:t>
+            </w:r>
+          </w:p>
+        </w:tc>
+        <w:tc>
+          <w:tcPr>
+            <w:tcW w:type="dxa" w:w="1987"/>
+          </w:tcPr>
+          <w:p>
+            <w:pPr>
+              <w:jc w:val="left"/>
+            </w:pPr>
+            <w:r>
+              <w:rPr>
+                <w:rFonts w:ascii="TimeNewRoman" w:hAnsi="TimeNewRoman"/>
+                <w:sz w:val="30"/>
+              </w:rPr>
+              <w:t>19+74=</w:t>
+            </w:r>
+          </w:p>
+        </w:tc>
+        <w:tc>
+          <w:tcPr>
+            <w:tcW w:type="dxa" w:w="1987"/>
+          </w:tcPr>
+          <w:p>
+            <w:pPr>
+              <w:jc w:val="left"/>
+            </w:pPr>
+            <w:r>
+              <w:rPr>
+                <w:rFonts w:ascii="TimeNewRoman" w:hAnsi="TimeNewRoman"/>
+                <w:sz w:val="30"/>
+              </w:rPr>
+              <w:t>68-29=</w:t>
+            </w:r>
+          </w:p>
+        </w:tc>
+      </w:tr>
+      <w:tr>
+        <w:tc>
+          <w:tcPr>
+            <w:tcW w:type="dxa" w:w="1987"/>
+          </w:tcPr>
+          <w:p>
+            <w:pPr>
+              <w:jc w:val="left"/>
+            </w:pPr>
+            <w:r>
+              <w:rPr>
+                <w:rFonts w:ascii="TimeNewRoman" w:hAnsi="TimeNewRoman"/>
+                <w:sz w:val="30"/>
+              </w:rPr>
+              <w:t>67-9=</w:t>
+            </w:r>
+          </w:p>
+        </w:tc>
+        <w:tc>
+          <w:tcPr>
+            <w:tcW w:type="dxa" w:w="1987"/>
+          </w:tcPr>
+          <w:p>
+            <w:pPr>
+              <w:jc w:val="left"/>
+            </w:pPr>
+            <w:r>
+              <w:rPr>
+                <w:rFonts w:ascii="TimeNewRoman" w:hAnsi="TimeNewRoman"/>
+                <w:sz w:val="30"/>
+              </w:rPr>
+              <w:t>51-27=</w:t>
+            </w:r>
+          </w:p>
+        </w:tc>
+        <w:tc>
+          <w:tcPr>
+            <w:tcW w:type="dxa" w:w="1987"/>
+          </w:tcPr>
+          <w:p>
+            <w:pPr>
+              <w:jc w:val="left"/>
+            </w:pPr>
+            <w:r>
+              <w:rPr>
+                <w:rFonts w:ascii="TimeNewRoman" w:hAnsi="TimeNewRoman"/>
+                <w:sz w:val="30"/>
+              </w:rPr>
+              <w:t>86-68=</w:t>
+            </w:r>
+          </w:p>
+        </w:tc>
+        <w:tc>
+          <w:tcPr>
+            <w:tcW w:type="dxa" w:w="1987"/>
+          </w:tcPr>
+          <w:p>
+            <w:pPr>
+              <w:jc w:val="left"/>
+            </w:pPr>
+            <w:r>
+              <w:rPr>
+                <w:rFonts w:ascii="TimeNewRoman" w:hAnsi="TimeNewRoman"/>
+                <w:sz w:val="30"/>
+              </w:rPr>
+              <w:t>19+65=</w:t>
+            </w:r>
+          </w:p>
+        </w:tc>
+        <w:tc>
+          <w:tcPr>
+            <w:tcW w:type="dxa" w:w="1987"/>
+          </w:tcPr>
+          <w:p>
+            <w:pPr>
+              <w:jc w:val="left"/>
+            </w:pPr>
+            <w:r>
+              <w:rPr>
+                <w:rFonts w:ascii="TimeNewRoman" w:hAnsi="TimeNewRoman"/>
+                <w:sz w:val="30"/>
+              </w:rPr>
+              <w:t>29+62=</w:t>
+            </w:r>
+          </w:p>
+        </w:tc>
+      </w:tr>
+      <w:tr>
+        <w:tc>
+          <w:tcPr>
+            <w:tcW w:type="dxa" w:w="1987"/>
+          </w:tcPr>
+          <w:p>
+            <w:pPr>
+              <w:jc w:val="left"/>
+            </w:pPr>
+            <w:r>
+              <w:rPr>
+                <w:rFonts w:ascii="TimeNewRoman" w:hAnsi="TimeNewRoman"/>
+                <w:sz w:val="30"/>
+              </w:rPr>
+              <w:t>53-36=</w:t>
+            </w:r>
+          </w:p>
+        </w:tc>
+        <w:tc>
+          <w:tcPr>
+            <w:tcW w:type="dxa" w:w="1987"/>
+          </w:tcPr>
+          <w:p>
+            <w:pPr>
+              <w:jc w:val="left"/>
+            </w:pPr>
+            <w:r>
+              <w:rPr>
+                <w:rFonts w:ascii="TimeNewRoman" w:hAnsi="TimeNewRoman"/>
+                <w:sz w:val="30"/>
+              </w:rPr>
+              <w:t>81-79=</w:t>
+            </w:r>
+          </w:p>
+        </w:tc>
+        <w:tc>
+          <w:tcPr>
+            <w:tcW w:type="dxa" w:w="1987"/>
+          </w:tcPr>
+          <w:p>
+            <w:pPr>
+              <w:jc w:val="left"/>
+            </w:pPr>
+            <w:r>
+              <w:rPr>
+                <w:rFonts w:ascii="TimeNewRoman" w:hAnsi="TimeNewRoman"/>
+                <w:sz w:val="30"/>
+              </w:rPr>
+              <w:t>74+8=</w:t>
+            </w:r>
+          </w:p>
+        </w:tc>
+        <w:tc>
+          <w:tcPr>
+            <w:tcW w:type="dxa" w:w="1987"/>
+          </w:tcPr>
+          <w:p>
+            <w:pPr>
+              <w:jc w:val="left"/>
+            </w:pPr>
+            <w:r>
+              <w:rPr>
+                <w:rFonts w:ascii="TimeNewRoman" w:hAnsi="TimeNewRoman"/>
+                <w:sz w:val="30"/>
+              </w:rPr>
+              <w:t>40-3=</w:t>
+            </w:r>
+          </w:p>
+        </w:tc>
+        <w:tc>
+          <w:tcPr>
+            <w:tcW w:type="dxa" w:w="1987"/>
+          </w:tcPr>
+          <w:p>
+            <w:pPr>
+              <w:jc w:val="left"/>
+            </w:pPr>
+            <w:r>
+              <w:rPr>
+                <w:rFonts w:ascii="TimeNewRoman" w:hAnsi="TimeNewRoman"/>
+                <w:sz w:val="30"/>
+              </w:rPr>
+              <w:t>48+3=</w:t>
+            </w:r>
+          </w:p>
+        </w:tc>
+      </w:tr>
+      <w:tr>
+        <w:tc>
+          <w:tcPr>
+            <w:tcW w:type="dxa" w:w="1987"/>
+          </w:tcPr>
+          <w:p>
+            <w:pPr>
+              <w:jc w:val="left"/>
+            </w:pPr>
+            <w:r>
+              <w:rPr>
+                <w:rFonts w:ascii="TimeNewRoman" w:hAnsi="TimeNewRoman"/>
+                <w:sz w:val="30"/>
+              </w:rPr>
+              <w:t>52-24=</w:t>
+            </w:r>
+          </w:p>
+        </w:tc>
+        <w:tc>
+          <w:tcPr>
+            <w:tcW w:type="dxa" w:w="1987"/>
+          </w:tcPr>
+          <w:p>
+            <w:pPr>
+              <w:jc w:val="left"/>
+            </w:pPr>
+            <w:r>
+              <w:rPr>
+                <w:rFonts w:ascii="TimeNewRoman" w:hAnsi="TimeNewRoman"/>
+                <w:sz w:val="30"/>
+              </w:rPr>
+              <w:t>71-53=</w:t>
+            </w:r>
+          </w:p>
+        </w:tc>
+        <w:tc>
+          <w:tcPr>
+            <w:tcW w:type="dxa" w:w="1987"/>
+          </w:tcPr>
+          <w:p>
+            <w:pPr>
+              <w:jc w:val="left"/>
+            </w:pPr>
+            <w:r>
+              <w:rPr>
+                <w:rFonts w:ascii="TimeNewRoman" w:hAnsi="TimeNewRoman"/>
+                <w:sz w:val="30"/>
+              </w:rPr>
+              <w:t>38+8=</w:t>
+            </w:r>
+          </w:p>
+        </w:tc>
+        <w:tc>
+          <w:tcPr>
+            <w:tcW w:type="dxa" w:w="1987"/>
+          </w:tcPr>
+          <w:p>
+            <w:pPr>
+              <w:jc w:val="left"/>
+            </w:pPr>
+            <w:r>
+              <w:rPr>
+                <w:rFonts w:ascii="TimeNewRoman" w:hAnsi="TimeNewRoman"/>
+                <w:sz w:val="30"/>
+              </w:rPr>
+              <w:t>72-58=</w:t>
+            </w:r>
+          </w:p>
+        </w:tc>
+        <w:tc>
+          <w:tcPr>
+            <w:tcW w:type="dxa" w:w="1987"/>
+          </w:tcPr>
+          <w:p>
+            <w:pPr>
+              <w:jc w:val="left"/>
+            </w:pPr>
+            <w:r>
+              <w:rPr>
+                <w:rFonts w:ascii="TimeNewRoman" w:hAnsi="TimeNewRoman"/>
+                <w:sz w:val="30"/>
+              </w:rPr>
+              <w:t>32+59=</w:t>
+            </w:r>
+          </w:p>
+        </w:tc>
+      </w:tr>
+      <w:tr>
+        <w:tc>
+          <w:tcPr>
+            <w:tcW w:type="dxa" w:w="1987"/>
+          </w:tcPr>
+          <w:p>
+            <w:pPr>
+              <w:jc w:val="left"/>
+            </w:pPr>
+            <w:r>
+              <w:rPr>
+                <w:rFonts w:ascii="TimeNewRoman" w:hAnsi="TimeNewRoman"/>
+                <w:sz w:val="30"/>
+              </w:rPr>
+              <w:t>38+24=</w:t>
             </w:r>
           </w:p>
         </w:tc>
@@ -178,7 +683,7 @@
                 <w:rFonts w:ascii="TimeNewRoman" w:hAnsi="TimeNewRoman"/>
                 <w:sz w:val="30"/>
               </w:rPr>
-              <w:t>7+26=</w:t>
+              <w:t>32-29=</w:t>
             </w:r>
           </w:p>
         </w:tc>
@@ -195,7 +700,24 @@
                 <w:rFonts w:ascii="TimeNewRoman" w:hAnsi="TimeNewRoman"/>
                 <w:sz w:val="30"/>
               </w:rPr>
-              <w:t>57+26=</w:t>
+              <w:t>62-26=</w:t>
+            </w:r>
+          </w:p>
+        </w:tc>
+        <w:tc>
+          <w:tcPr>
+            <w:tcW w:type="dxa" w:w="1987"/>
+          </w:tcPr>
+          <w:p>
+            <w:pPr>
+              <w:jc w:val="left"/>
+            </w:pPr>
+            <w:r>
+              <w:rPr>
+                <w:rFonts w:ascii="TimeNewRoman" w:hAnsi="TimeNewRoman"/>
+                <w:sz w:val="30"/>
+              </w:rPr>
+              <w:t>91-2=</w:t>
             </w:r>
           </w:p>
         </w:tc>
@@ -214,7 +736,7 @@
                 <w:rFonts w:ascii="TimeNewRoman" w:hAnsi="TimeNewRoman"/>
                 <w:sz w:val="30"/>
               </w:rPr>
-              <w:t>60-5=</w:t>
+              <w:t>98-79=</w:t>
             </w:r>
           </w:p>
         </w:tc>
@@ -231,7 +753,7 @@
                 <w:rFonts w:ascii="TimeNewRoman" w:hAnsi="TimeNewRoman"/>
                 <w:sz w:val="30"/>
               </w:rPr>
-              <w:t>43+28=</w:t>
+              <w:t>50-44=</w:t>
             </w:r>
           </w:p>
         </w:tc>
@@ -248,7 +770,7 @@
                 <w:rFonts w:ascii="TimeNewRoman" w:hAnsi="TimeNewRoman"/>
                 <w:sz w:val="30"/>
               </w:rPr>
-              <w:t>38+38=</w:t>
+              <w:t>91-56=</w:t>
             </w:r>
           </w:p>
         </w:tc>
@@ -265,7 +787,7 @@
                 <w:rFonts w:ascii="TimeNewRoman" w:hAnsi="TimeNewRoman"/>
                 <w:sz w:val="30"/>
               </w:rPr>
-              <w:t>76-58=</w:t>
+              <w:t>38+34=</w:t>
             </w:r>
           </w:p>
         </w:tc>
@@ -282,7 +804,7 @@
                 <w:rFonts w:ascii="TimeNewRoman" w:hAnsi="TimeNewRoman"/>
                 <w:sz w:val="30"/>
               </w:rPr>
-              <w:t>94-8=</w:t>
+              <w:t>67-8=</w:t>
             </w:r>
           </w:p>
         </w:tc>
@@ -301,7 +823,7 @@
                 <w:rFonts w:ascii="TimeNewRoman" w:hAnsi="TimeNewRoman"/>
                 <w:sz w:val="30"/>
               </w:rPr>
-              <w:t>66-7=</w:t>
+              <w:t>35+56=</w:t>
             </w:r>
           </w:p>
         </w:tc>
@@ -318,7 +840,7 @@
                 <w:rFonts w:ascii="TimeNewRoman" w:hAnsi="TimeNewRoman"/>
                 <w:sz w:val="30"/>
               </w:rPr>
-              <w:t>34-19=</w:t>
+              <w:t>63+9=</w:t>
             </w:r>
           </w:p>
         </w:tc>
@@ -335,1225 +857,7 @@
                 <w:rFonts w:ascii="TimeNewRoman" w:hAnsi="TimeNewRoman"/>
                 <w:sz w:val="30"/>
               </w:rPr>
-              <w:t>21-8=</w:t>
-            </w:r>
-          </w:p>
-        </w:tc>
-        <w:tc>
-          <w:tcPr>
-            <w:tcW w:type="dxa" w:w="1987"/>
-          </w:tcPr>
-          <w:p>
-            <w:pPr>
-              <w:jc w:val="left"/>
-            </w:pPr>
-            <w:r>
-              <w:rPr>
-                <w:rFonts w:ascii="TimeNewRoman" w:hAnsi="TimeNewRoman"/>
-                <w:sz w:val="30"/>
-              </w:rPr>
-              <w:t>84-47=</w:t>
-            </w:r>
-          </w:p>
-        </w:tc>
-        <w:tc>
-          <w:tcPr>
-            <w:tcW w:type="dxa" w:w="1987"/>
-          </w:tcPr>
-          <w:p>
-            <w:pPr>
-              <w:jc w:val="left"/>
-            </w:pPr>
-            <w:r>
-              <w:rPr>
-                <w:rFonts w:ascii="TimeNewRoman" w:hAnsi="TimeNewRoman"/>
-                <w:sz w:val="30"/>
-              </w:rPr>
-              <w:t>94-66=</w:t>
-            </w:r>
-          </w:p>
-        </w:tc>
-      </w:tr>
-      <w:tr>
-        <w:tc>
-          <w:tcPr>
-            <w:tcW w:type="dxa" w:w="1987"/>
-          </w:tcPr>
-          <w:p>
-            <w:pPr>
-              <w:jc w:val="left"/>
-            </w:pPr>
-            <w:r>
-              <w:rPr>
-                <w:rFonts w:ascii="TimeNewRoman" w:hAnsi="TimeNewRoman"/>
-                <w:sz w:val="30"/>
-              </w:rPr>
-              <w:t>33-26=</w:t>
-            </w:r>
-          </w:p>
-        </w:tc>
-        <w:tc>
-          <w:tcPr>
-            <w:tcW w:type="dxa" w:w="1987"/>
-          </w:tcPr>
-          <w:p>
-            <w:pPr>
-              <w:jc w:val="left"/>
-            </w:pPr>
-            <w:r>
-              <w:rPr>
-                <w:rFonts w:ascii="TimeNewRoman" w:hAnsi="TimeNewRoman"/>
-                <w:sz w:val="30"/>
-              </w:rPr>
-              <w:t>29+24=</w:t>
-            </w:r>
-          </w:p>
-        </w:tc>
-        <w:tc>
-          <w:tcPr>
-            <w:tcW w:type="dxa" w:w="1987"/>
-          </w:tcPr>
-          <w:p>
-            <w:pPr>
-              <w:jc w:val="left"/>
-            </w:pPr>
-            <w:r>
-              <w:rPr>
-                <w:rFonts w:ascii="TimeNewRoman" w:hAnsi="TimeNewRoman"/>
-                <w:sz w:val="30"/>
-              </w:rPr>
-              <w:t>3+8=</w:t>
-            </w:r>
-          </w:p>
-        </w:tc>
-        <w:tc>
-          <w:tcPr>
-            <w:tcW w:type="dxa" w:w="1987"/>
-          </w:tcPr>
-          <w:p>
-            <w:pPr>
-              <w:jc w:val="left"/>
-            </w:pPr>
-            <w:r>
-              <w:rPr>
-                <w:rFonts w:ascii="TimeNewRoman" w:hAnsi="TimeNewRoman"/>
-                <w:sz w:val="30"/>
-              </w:rPr>
-              <w:t>16+65=</w:t>
-            </w:r>
-          </w:p>
-        </w:tc>
-        <w:tc>
-          <w:tcPr>
-            <w:tcW w:type="dxa" w:w="1987"/>
-          </w:tcPr>
-          <w:p>
-            <w:pPr>
-              <w:jc w:val="left"/>
-            </w:pPr>
-            <w:r>
-              <w:rPr>
-                <w:rFonts w:ascii="TimeNewRoman" w:hAnsi="TimeNewRoman"/>
-                <w:sz w:val="30"/>
-              </w:rPr>
-              <w:t>9+6=</w:t>
-            </w:r>
-          </w:p>
-        </w:tc>
-      </w:tr>
-      <w:tr>
-        <w:tc>
-          <w:tcPr>
-            <w:tcW w:type="dxa" w:w="1987"/>
-          </w:tcPr>
-          <w:p>
-            <w:pPr>
-              <w:jc w:val="left"/>
-            </w:pPr>
-            <w:r>
-              <w:rPr>
-                <w:rFonts w:ascii="TimeNewRoman" w:hAnsi="TimeNewRoman"/>
-                <w:sz w:val="30"/>
-              </w:rPr>
-              <w:t>59+36=</w:t>
-            </w:r>
-          </w:p>
-        </w:tc>
-        <w:tc>
-          <w:tcPr>
-            <w:tcW w:type="dxa" w:w="1987"/>
-          </w:tcPr>
-          <w:p>
-            <w:pPr>
-              <w:jc w:val="left"/>
-            </w:pPr>
-            <w:r>
-              <w:rPr>
-                <w:rFonts w:ascii="TimeNewRoman" w:hAnsi="TimeNewRoman"/>
-                <w:sz w:val="30"/>
-              </w:rPr>
-              <w:t>44-36=</w:t>
-            </w:r>
-          </w:p>
-        </w:tc>
-        <w:tc>
-          <w:tcPr>
-            <w:tcW w:type="dxa" w:w="1987"/>
-          </w:tcPr>
-          <w:p>
-            <w:pPr>
-              <w:jc w:val="left"/>
-            </w:pPr>
-            <w:r>
-              <w:rPr>
-                <w:rFonts w:ascii="TimeNewRoman" w:hAnsi="TimeNewRoman"/>
-                <w:sz w:val="30"/>
-              </w:rPr>
-              <w:t>18+73=</w:t>
-            </w:r>
-          </w:p>
-        </w:tc>
-        <w:tc>
-          <w:tcPr>
-            <w:tcW w:type="dxa" w:w="1987"/>
-          </w:tcPr>
-          <w:p>
-            <w:pPr>
-              <w:jc w:val="left"/>
-            </w:pPr>
-            <w:r>
-              <w:rPr>
-                <w:rFonts w:ascii="TimeNewRoman" w:hAnsi="TimeNewRoman"/>
-                <w:sz w:val="30"/>
-              </w:rPr>
-              <w:t>73-6=</w:t>
-            </w:r>
-          </w:p>
-        </w:tc>
-        <w:tc>
-          <w:tcPr>
-            <w:tcW w:type="dxa" w:w="1987"/>
-          </w:tcPr>
-          <w:p>
-            <w:pPr>
-              <w:jc w:val="left"/>
-            </w:pPr>
-            <w:r>
-              <w:rPr>
-                <w:rFonts w:ascii="TimeNewRoman" w:hAnsi="TimeNewRoman"/>
-                <w:sz w:val="30"/>
-              </w:rPr>
-              <w:t>43+38=</w:t>
-            </w:r>
-          </w:p>
-        </w:tc>
-      </w:tr>
-      <w:tr>
-        <w:tc>
-          <w:tcPr>
-            <w:tcW w:type="dxa" w:w="1987"/>
-          </w:tcPr>
-          <w:p>
-            <w:pPr>
-              <w:jc w:val="left"/>
-            </w:pPr>
-            <w:r>
-              <w:rPr>
-                <w:rFonts w:ascii="TimeNewRoman" w:hAnsi="TimeNewRoman"/>
-                <w:sz w:val="30"/>
-              </w:rPr>
-              <w:t>71-4=</w:t>
-            </w:r>
-          </w:p>
-        </w:tc>
-        <w:tc>
-          <w:tcPr>
-            <w:tcW w:type="dxa" w:w="1987"/>
-          </w:tcPr>
-          <w:p>
-            <w:pPr>
-              <w:jc w:val="left"/>
-            </w:pPr>
-            <w:r>
-              <w:rPr>
-                <w:rFonts w:ascii="TimeNewRoman" w:hAnsi="TimeNewRoman"/>
-                <w:sz w:val="30"/>
-              </w:rPr>
-              <w:t>33-17=</w:t>
-            </w:r>
-          </w:p>
-        </w:tc>
-        <w:tc>
-          <w:tcPr>
-            <w:tcW w:type="dxa" w:w="1987"/>
-          </w:tcPr>
-          <w:p>
-            <w:pPr>
-              <w:jc w:val="left"/>
-            </w:pPr>
-            <w:r>
-              <w:rPr>
-                <w:rFonts w:ascii="TimeNewRoman" w:hAnsi="TimeNewRoman"/>
-                <w:sz w:val="30"/>
-              </w:rPr>
-              <w:t>28+26=</w:t>
-            </w:r>
-          </w:p>
-        </w:tc>
-        <w:tc>
-          <w:tcPr>
-            <w:tcW w:type="dxa" w:w="1987"/>
-          </w:tcPr>
-          <w:p>
-            <w:pPr>
-              <w:jc w:val="left"/>
-            </w:pPr>
-            <w:r>
-              <w:rPr>
-                <w:rFonts w:ascii="TimeNewRoman" w:hAnsi="TimeNewRoman"/>
-                <w:sz w:val="30"/>
-              </w:rPr>
-              <w:t>29+27=</w:t>
-            </w:r>
-          </w:p>
-        </w:tc>
-        <w:tc>
-          <w:tcPr>
-            <w:tcW w:type="dxa" w:w="1987"/>
-          </w:tcPr>
-          <w:p>
-            <w:pPr>
-              <w:jc w:val="left"/>
-            </w:pPr>
-            <w:r>
-              <w:rPr>
-                <w:rFonts w:ascii="TimeNewRoman" w:hAnsi="TimeNewRoman"/>
-                <w:sz w:val="30"/>
-              </w:rPr>
-              <w:t>79+8=</w:t>
-            </w:r>
-          </w:p>
-        </w:tc>
-      </w:tr>
-      <w:tr>
-        <w:tc>
-          <w:tcPr>
-            <w:tcW w:type="dxa" w:w="1987"/>
-          </w:tcPr>
-          <w:p>
-            <w:pPr>
-              <w:jc w:val="left"/>
-            </w:pPr>
-            <w:r>
-              <w:rPr>
-                <w:rFonts w:ascii="TimeNewRoman" w:hAnsi="TimeNewRoman"/>
-                <w:sz w:val="30"/>
-              </w:rPr>
-              <w:t>92-86=</w:t>
-            </w:r>
-          </w:p>
-        </w:tc>
-        <w:tc>
-          <w:tcPr>
-            <w:tcW w:type="dxa" w:w="1987"/>
-          </w:tcPr>
-          <w:p>
-            <w:pPr>
-              <w:jc w:val="left"/>
-            </w:pPr>
-            <w:r>
-              <w:rPr>
-                <w:rFonts w:ascii="TimeNewRoman" w:hAnsi="TimeNewRoman"/>
-                <w:sz w:val="30"/>
-              </w:rPr>
-              <w:t>90-66=</w:t>
-            </w:r>
-          </w:p>
-        </w:tc>
-        <w:tc>
-          <w:tcPr>
-            <w:tcW w:type="dxa" w:w="1987"/>
-          </w:tcPr>
-          <w:p>
-            <w:pPr>
-              <w:jc w:val="left"/>
-            </w:pPr>
-            <w:r>
-              <w:rPr>
-                <w:rFonts w:ascii="TimeNewRoman" w:hAnsi="TimeNewRoman"/>
-                <w:sz w:val="30"/>
-              </w:rPr>
-              <w:t>60-37=</w:t>
-            </w:r>
-          </w:p>
-        </w:tc>
-        <w:tc>
-          <w:tcPr>
-            <w:tcW w:type="dxa" w:w="1987"/>
-          </w:tcPr>
-          <w:p>
-            <w:pPr>
-              <w:jc w:val="left"/>
-            </w:pPr>
-            <w:r>
-              <w:rPr>
-                <w:rFonts w:ascii="TimeNewRoman" w:hAnsi="TimeNewRoman"/>
-                <w:sz w:val="30"/>
-              </w:rPr>
-              <w:t>18+76=</w:t>
-            </w:r>
-          </w:p>
-        </w:tc>
-        <w:tc>
-          <w:tcPr>
-            <w:tcW w:type="dxa" w:w="1987"/>
-          </w:tcPr>
-          <w:p>
-            <w:pPr>
-              <w:jc w:val="left"/>
-            </w:pPr>
-            <w:r>
-              <w:rPr>
-                <w:rFonts w:ascii="TimeNewRoman" w:hAnsi="TimeNewRoman"/>
-                <w:sz w:val="30"/>
-              </w:rPr>
-              <w:t>54+7=</w:t>
-            </w:r>
-          </w:p>
-        </w:tc>
-      </w:tr>
-      <w:tr>
-        <w:tc>
-          <w:tcPr>
-            <w:tcW w:type="dxa" w:w="1987"/>
-          </w:tcPr>
-          <w:p>
-            <w:pPr>
-              <w:jc w:val="left"/>
-            </w:pPr>
-            <w:r>
-              <w:rPr>
-                <w:rFonts w:ascii="TimeNewRoman" w:hAnsi="TimeNewRoman"/>
-                <w:sz w:val="30"/>
-              </w:rPr>
-              <w:t>82-5=</w:t>
-            </w:r>
-          </w:p>
-        </w:tc>
-        <w:tc>
-          <w:tcPr>
-            <w:tcW w:type="dxa" w:w="1987"/>
-          </w:tcPr>
-          <w:p>
-            <w:pPr>
-              <w:jc w:val="left"/>
-            </w:pPr>
-            <w:r>
-              <w:rPr>
-                <w:rFonts w:ascii="TimeNewRoman" w:hAnsi="TimeNewRoman"/>
-                <w:sz w:val="30"/>
-              </w:rPr>
-              <w:t>71-54=</w:t>
-            </w:r>
-          </w:p>
-        </w:tc>
-        <w:tc>
-          <w:tcPr>
-            <w:tcW w:type="dxa" w:w="1987"/>
-          </w:tcPr>
-          <w:p>
-            <w:pPr>
-              <w:jc w:val="left"/>
-            </w:pPr>
-            <w:r>
-              <w:rPr>
-                <w:rFonts w:ascii="TimeNewRoman" w:hAnsi="TimeNewRoman"/>
-                <w:sz w:val="30"/>
-              </w:rPr>
-              <w:t>30-6=</w:t>
-            </w:r>
-          </w:p>
-        </w:tc>
-        <w:tc>
-          <w:tcPr>
-            <w:tcW w:type="dxa" w:w="1987"/>
-          </w:tcPr>
-          <w:p>
-            <w:pPr>
-              <w:jc w:val="left"/>
-            </w:pPr>
-            <w:r>
-              <w:rPr>
-                <w:rFonts w:ascii="TimeNewRoman" w:hAnsi="TimeNewRoman"/>
-                <w:sz w:val="30"/>
-              </w:rPr>
-              <w:t>17+64=</w:t>
-            </w:r>
-          </w:p>
-        </w:tc>
-        <w:tc>
-          <w:tcPr>
-            <w:tcW w:type="dxa" w:w="1987"/>
-          </w:tcPr>
-          <w:p>
-            <w:pPr>
-              <w:jc w:val="left"/>
-            </w:pPr>
-            <w:r>
-              <w:rPr>
-                <w:rFonts w:ascii="TimeNewRoman" w:hAnsi="TimeNewRoman"/>
-                <w:sz w:val="30"/>
-              </w:rPr>
-              <w:t>76+15=</w:t>
-            </w:r>
-          </w:p>
-        </w:tc>
-      </w:tr>
-      <w:tr>
-        <w:tc>
-          <w:tcPr>
-            <w:tcW w:type="dxa" w:w="1987"/>
-          </w:tcPr>
-          <w:p>
-            <w:pPr>
-              <w:jc w:val="left"/>
-            </w:pPr>
-            <w:r>
-              <w:rPr>
-                <w:rFonts w:ascii="TimeNewRoman" w:hAnsi="TimeNewRoman"/>
-                <w:sz w:val="30"/>
-              </w:rPr>
-              <w:t>7+17=</w:t>
-            </w:r>
-          </w:p>
-        </w:tc>
-        <w:tc>
-          <w:tcPr>
-            <w:tcW w:type="dxa" w:w="1987"/>
-          </w:tcPr>
-          <w:p>
-            <w:pPr>
-              <w:jc w:val="left"/>
-            </w:pPr>
-            <w:r>
-              <w:rPr>
-                <w:rFonts w:ascii="TimeNewRoman" w:hAnsi="TimeNewRoman"/>
-                <w:sz w:val="30"/>
-              </w:rPr>
-              <w:t>40-9=</w:t>
-            </w:r>
-          </w:p>
-        </w:tc>
-        <w:tc>
-          <w:tcPr>
-            <w:tcW w:type="dxa" w:w="1987"/>
-          </w:tcPr>
-          <w:p>
-            <w:pPr>
-              <w:jc w:val="left"/>
-            </w:pPr>
-            <w:r>
-              <w:rPr>
-                <w:rFonts w:ascii="TimeNewRoman" w:hAnsi="TimeNewRoman"/>
-                <w:sz w:val="30"/>
-              </w:rPr>
-              <w:t>91-86=</w:t>
-            </w:r>
-          </w:p>
-        </w:tc>
-        <w:tc>
-          <w:tcPr>
-            <w:tcW w:type="dxa" w:w="1987"/>
-          </w:tcPr>
-          <w:p>
-            <w:pPr>
-              <w:jc w:val="left"/>
-            </w:pPr>
-            <w:r>
-              <w:rPr>
-                <w:rFonts w:ascii="TimeNewRoman" w:hAnsi="TimeNewRoman"/>
-                <w:sz w:val="30"/>
-              </w:rPr>
-              <w:t>87+5=</w:t>
-            </w:r>
-          </w:p>
-        </w:tc>
-        <w:tc>
-          <w:tcPr>
-            <w:tcW w:type="dxa" w:w="1987"/>
-          </w:tcPr>
-          <w:p>
-            <w:pPr>
-              <w:jc w:val="left"/>
-            </w:pPr>
-            <w:r>
-              <w:rPr>
-                <w:rFonts w:ascii="TimeNewRoman" w:hAnsi="TimeNewRoman"/>
-                <w:sz w:val="30"/>
-              </w:rPr>
-              <w:t>6+35=</w:t>
-            </w:r>
-          </w:p>
-        </w:tc>
-      </w:tr>
-      <w:tr>
-        <w:tc>
-          <w:tcPr>
-            <w:tcW w:type="dxa" w:w="1987"/>
-          </w:tcPr>
-          <w:p>
-            <w:pPr>
-              <w:jc w:val="left"/>
-            </w:pPr>
-            <w:r>
-              <w:rPr>
-                <w:rFonts w:ascii="TimeNewRoman" w:hAnsi="TimeNewRoman"/>
-                <w:sz w:val="30"/>
-              </w:rPr>
-              <w:t>5+56=</w:t>
-            </w:r>
-          </w:p>
-        </w:tc>
-        <w:tc>
-          <w:tcPr>
-            <w:tcW w:type="dxa" w:w="1987"/>
-          </w:tcPr>
-          <w:p>
-            <w:pPr>
-              <w:jc w:val="left"/>
-            </w:pPr>
-            <w:r>
-              <w:rPr>
-                <w:rFonts w:ascii="TimeNewRoman" w:hAnsi="TimeNewRoman"/>
-                <w:sz w:val="30"/>
-              </w:rPr>
-              <w:t>37-8=</w:t>
-            </w:r>
-          </w:p>
-        </w:tc>
-        <w:tc>
-          <w:tcPr>
-            <w:tcW w:type="dxa" w:w="1987"/>
-          </w:tcPr>
-          <w:p>
-            <w:pPr>
-              <w:jc w:val="left"/>
-            </w:pPr>
-            <w:r>
-              <w:rPr>
-                <w:rFonts w:ascii="TimeNewRoman" w:hAnsi="TimeNewRoman"/>
-                <w:sz w:val="30"/>
-              </w:rPr>
-              <w:t>46-7=</w:t>
-            </w:r>
-          </w:p>
-        </w:tc>
-        <w:tc>
-          <w:tcPr>
-            <w:tcW w:type="dxa" w:w="1987"/>
-          </w:tcPr>
-          <w:p>
-            <w:pPr>
-              <w:jc w:val="left"/>
-            </w:pPr>
-            <w:r>
-              <w:rPr>
-                <w:rFonts w:ascii="TimeNewRoman" w:hAnsi="TimeNewRoman"/>
-                <w:sz w:val="30"/>
-              </w:rPr>
-              <w:t>32-25=</w:t>
-            </w:r>
-          </w:p>
-        </w:tc>
-        <w:tc>
-          <w:tcPr>
-            <w:tcW w:type="dxa" w:w="1987"/>
-          </w:tcPr>
-          <w:p>
-            <w:pPr>
-              <w:jc w:val="left"/>
-            </w:pPr>
-            <w:r>
-              <w:rPr>
-                <w:rFonts w:ascii="TimeNewRoman" w:hAnsi="TimeNewRoman"/>
-                <w:sz w:val="30"/>
-              </w:rPr>
-              <w:t>36+17=</w:t>
-            </w:r>
-          </w:p>
-        </w:tc>
-      </w:tr>
-      <w:tr>
-        <w:tc>
-          <w:tcPr>
-            <w:tcW w:type="dxa" w:w="1987"/>
-          </w:tcPr>
-          <w:p>
-            <w:pPr>
-              <w:jc w:val="left"/>
-            </w:pPr>
-            <w:r>
-              <w:rPr>
-                <w:rFonts w:ascii="TimeNewRoman" w:hAnsi="TimeNewRoman"/>
-                <w:sz w:val="30"/>
-              </w:rPr>
-              <w:t>70-31=</w:t>
-            </w:r>
-          </w:p>
-        </w:tc>
-        <w:tc>
-          <w:tcPr>
-            <w:tcW w:type="dxa" w:w="1987"/>
-          </w:tcPr>
-          <w:p>
-            <w:pPr>
-              <w:jc w:val="left"/>
-            </w:pPr>
-            <w:r>
-              <w:rPr>
-                <w:rFonts w:ascii="TimeNewRoman" w:hAnsi="TimeNewRoman"/>
-                <w:sz w:val="30"/>
-              </w:rPr>
-              <w:t>90-8=</w:t>
-            </w:r>
-          </w:p>
-        </w:tc>
-        <w:tc>
-          <w:tcPr>
-            <w:tcW w:type="dxa" w:w="1987"/>
-          </w:tcPr>
-          <w:p>
-            <w:pPr>
-              <w:jc w:val="left"/>
-            </w:pPr>
-            <w:r>
-              <w:rPr>
-                <w:rFonts w:ascii="TimeNewRoman" w:hAnsi="TimeNewRoman"/>
-                <w:sz w:val="30"/>
-              </w:rPr>
-              <w:t>87+5=</w:t>
-            </w:r>
-          </w:p>
-        </w:tc>
-        <w:tc>
-          <w:tcPr>
-            <w:tcW w:type="dxa" w:w="1987"/>
-          </w:tcPr>
-          <w:p>
-            <w:pPr>
-              <w:jc w:val="left"/>
-            </w:pPr>
-            <w:r>
-              <w:rPr>
-                <w:rFonts w:ascii="TimeNewRoman" w:hAnsi="TimeNewRoman"/>
-                <w:sz w:val="30"/>
-              </w:rPr>
-              <w:t>4+19=</w:t>
-            </w:r>
-          </w:p>
-        </w:tc>
-        <w:tc>
-          <w:tcPr>
-            <w:tcW w:type="dxa" w:w="1987"/>
-          </w:tcPr>
-          <w:p>
-            <w:pPr>
-              <w:jc w:val="left"/>
-            </w:pPr>
-            <w:r>
-              <w:rPr>
-                <w:rFonts w:ascii="TimeNewRoman" w:hAnsi="TimeNewRoman"/>
-                <w:sz w:val="30"/>
-              </w:rPr>
-              <w:t>37+35=</w:t>
-            </w:r>
-          </w:p>
-        </w:tc>
-      </w:tr>
-      <w:tr>
-        <w:tc>
-          <w:tcPr>
-            <w:tcW w:type="dxa" w:w="1987"/>
-          </w:tcPr>
-          <w:p>
-            <w:pPr>
-              <w:jc w:val="left"/>
-            </w:pPr>
-            <w:r>
-              <w:rPr>
-                <w:rFonts w:ascii="TimeNewRoman" w:hAnsi="TimeNewRoman"/>
-                <w:sz w:val="30"/>
-              </w:rPr>
-              <w:t>48+46=</w:t>
-            </w:r>
-          </w:p>
-        </w:tc>
-        <w:tc>
-          <w:tcPr>
-            <w:tcW w:type="dxa" w:w="1987"/>
-          </w:tcPr>
-          <w:p>
-            <w:pPr>
-              <w:jc w:val="left"/>
-            </w:pPr>
-            <w:r>
-              <w:rPr>
-                <w:rFonts w:ascii="TimeNewRoman" w:hAnsi="TimeNewRoman"/>
-                <w:sz w:val="30"/>
-              </w:rPr>
-              <w:t>60-5=</w:t>
-            </w:r>
-          </w:p>
-        </w:tc>
-        <w:tc>
-          <w:tcPr>
-            <w:tcW w:type="dxa" w:w="1987"/>
-          </w:tcPr>
-          <w:p>
-            <w:pPr>
-              <w:jc w:val="left"/>
-            </w:pPr>
-            <w:r>
-              <w:rPr>
-                <w:rFonts w:ascii="TimeNewRoman" w:hAnsi="TimeNewRoman"/>
-                <w:sz w:val="30"/>
-              </w:rPr>
-              <w:t>23-7=</w:t>
-            </w:r>
-          </w:p>
-        </w:tc>
-        <w:tc>
-          <w:tcPr>
-            <w:tcW w:type="dxa" w:w="1987"/>
-          </w:tcPr>
-          <w:p>
-            <w:pPr>
-              <w:jc w:val="left"/>
-            </w:pPr>
-            <w:r>
-              <w:rPr>
-                <w:rFonts w:ascii="TimeNewRoman" w:hAnsi="TimeNewRoman"/>
-                <w:sz w:val="30"/>
-              </w:rPr>
-              <w:t>92-64=</w:t>
-            </w:r>
-          </w:p>
-        </w:tc>
-        <w:tc>
-          <w:tcPr>
-            <w:tcW w:type="dxa" w:w="1987"/>
-          </w:tcPr>
-          <w:p>
-            <w:pPr>
-              <w:jc w:val="left"/>
-            </w:pPr>
-            <w:r>
-              <w:rPr>
-                <w:rFonts w:ascii="TimeNewRoman" w:hAnsi="TimeNewRoman"/>
-                <w:sz w:val="30"/>
-              </w:rPr>
-              <w:t>26+25=</w:t>
-            </w:r>
-          </w:p>
-        </w:tc>
-      </w:tr>
-      <w:tr>
-        <w:tc>
-          <w:tcPr>
-            <w:tcW w:type="dxa" w:w="1987"/>
-          </w:tcPr>
-          <w:p>
-            <w:pPr>
-              <w:jc w:val="left"/>
-            </w:pPr>
-            <w:r>
-              <w:rPr>
-                <w:rFonts w:ascii="TimeNewRoman" w:hAnsi="TimeNewRoman"/>
-                <w:sz w:val="30"/>
-              </w:rPr>
-              <w:t>72-35=</w:t>
-            </w:r>
-          </w:p>
-        </w:tc>
-        <w:tc>
-          <w:tcPr>
-            <w:tcW w:type="dxa" w:w="1987"/>
-          </w:tcPr>
-          <w:p>
-            <w:pPr>
-              <w:jc w:val="left"/>
-            </w:pPr>
-            <w:r>
-              <w:rPr>
-                <w:rFonts w:ascii="TimeNewRoman" w:hAnsi="TimeNewRoman"/>
-                <w:sz w:val="30"/>
-              </w:rPr>
-              <w:t>93-27=</w:t>
-            </w:r>
-          </w:p>
-        </w:tc>
-        <w:tc>
-          <w:tcPr>
-            <w:tcW w:type="dxa" w:w="1987"/>
-          </w:tcPr>
-          <w:p>
-            <w:pPr>
-              <w:jc w:val="left"/>
-            </w:pPr>
-            <w:r>
-              <w:rPr>
-                <w:rFonts w:ascii="TimeNewRoman" w:hAnsi="TimeNewRoman"/>
-                <w:sz w:val="30"/>
-              </w:rPr>
-              <w:t>17+39=</w:t>
-            </w:r>
-          </w:p>
-        </w:tc>
-        <w:tc>
-          <w:tcPr>
-            <w:tcW w:type="dxa" w:w="1987"/>
-          </w:tcPr>
-          <w:p>
-            <w:pPr>
-              <w:jc w:val="left"/>
-            </w:pPr>
-            <w:r>
-              <w:rPr>
-                <w:rFonts w:ascii="TimeNewRoman" w:hAnsi="TimeNewRoman"/>
-                <w:sz w:val="30"/>
-              </w:rPr>
-              <w:t>72-25=</w:t>
-            </w:r>
-          </w:p>
-        </w:tc>
-        <w:tc>
-          <w:tcPr>
-            <w:tcW w:type="dxa" w:w="1987"/>
-          </w:tcPr>
-          <w:p>
-            <w:pPr>
-              <w:jc w:val="left"/>
-            </w:pPr>
-            <w:r>
-              <w:rPr>
-                <w:rFonts w:ascii="TimeNewRoman" w:hAnsi="TimeNewRoman"/>
-                <w:sz w:val="30"/>
-              </w:rPr>
-              <w:t>6+85=</w:t>
-            </w:r>
-          </w:p>
-        </w:tc>
-      </w:tr>
-      <w:tr>
-        <w:tc>
-          <w:tcPr>
-            <w:tcW w:type="dxa" w:w="1987"/>
-          </w:tcPr>
-          <w:p>
-            <w:pPr>
-              <w:jc w:val="left"/>
-            </w:pPr>
-            <w:r>
-              <w:rPr>
-                <w:rFonts w:ascii="TimeNewRoman" w:hAnsi="TimeNewRoman"/>
-                <w:sz w:val="30"/>
-              </w:rPr>
-              <w:t>63+18=</w:t>
-            </w:r>
-          </w:p>
-        </w:tc>
-        <w:tc>
-          <w:tcPr>
-            <w:tcW w:type="dxa" w:w="1987"/>
-          </w:tcPr>
-          <w:p>
-            <w:pPr>
-              <w:jc w:val="left"/>
-            </w:pPr>
-            <w:r>
-              <w:rPr>
-                <w:rFonts w:ascii="TimeNewRoman" w:hAnsi="TimeNewRoman"/>
-                <w:sz w:val="30"/>
-              </w:rPr>
-              <w:t>58+6=</w:t>
-            </w:r>
-          </w:p>
-        </w:tc>
-        <w:tc>
-          <w:tcPr>
-            <w:tcW w:type="dxa" w:w="1987"/>
-          </w:tcPr>
-          <w:p>
-            <w:pPr>
-              <w:jc w:val="left"/>
-            </w:pPr>
-            <w:r>
-              <w:rPr>
-                <w:rFonts w:ascii="TimeNewRoman" w:hAnsi="TimeNewRoman"/>
-                <w:sz w:val="30"/>
-              </w:rPr>
-              <w:t>95-47=</w:t>
-            </w:r>
-          </w:p>
-        </w:tc>
-        <w:tc>
-          <w:tcPr>
-            <w:tcW w:type="dxa" w:w="1987"/>
-          </w:tcPr>
-          <w:p>
-            <w:pPr>
-              <w:jc w:val="left"/>
-            </w:pPr>
-            <w:r>
-              <w:rPr>
-                <w:rFonts w:ascii="TimeNewRoman" w:hAnsi="TimeNewRoman"/>
-                <w:sz w:val="30"/>
-              </w:rPr>
-              <w:t>90-21=</w:t>
-            </w:r>
-          </w:p>
-        </w:tc>
-        <w:tc>
-          <w:tcPr>
-            <w:tcW w:type="dxa" w:w="1987"/>
-          </w:tcPr>
-          <w:p>
-            <w:pPr>
-              <w:jc w:val="left"/>
-            </w:pPr>
-            <w:r>
-              <w:rPr>
-                <w:rFonts w:ascii="TimeNewRoman" w:hAnsi="TimeNewRoman"/>
-                <w:sz w:val="30"/>
-              </w:rPr>
-              <w:t>39+57=</w:t>
-            </w:r>
-          </w:p>
-        </w:tc>
-      </w:tr>
-      <w:tr>
-        <w:tc>
-          <w:tcPr>
-            <w:tcW w:type="dxa" w:w="1987"/>
-          </w:tcPr>
-          <w:p>
-            <w:pPr>
-              <w:jc w:val="left"/>
-            </w:pPr>
-            <w:r>
-              <w:rPr>
-                <w:rFonts w:ascii="TimeNewRoman" w:hAnsi="TimeNewRoman"/>
-                <w:sz w:val="30"/>
-              </w:rPr>
-              <w:t>9+23=</w:t>
-            </w:r>
-          </w:p>
-        </w:tc>
-        <w:tc>
-          <w:tcPr>
-            <w:tcW w:type="dxa" w:w="1987"/>
-          </w:tcPr>
-          <w:p>
-            <w:pPr>
-              <w:jc w:val="left"/>
-            </w:pPr>
-            <w:r>
-              <w:rPr>
-                <w:rFonts w:ascii="TimeNewRoman" w:hAnsi="TimeNewRoman"/>
-                <w:sz w:val="30"/>
-              </w:rPr>
-              <w:t>14+19=</w:t>
-            </w:r>
-          </w:p>
-        </w:tc>
-        <w:tc>
-          <w:tcPr>
-            <w:tcW w:type="dxa" w:w="1987"/>
-          </w:tcPr>
-          <w:p>
-            <w:pPr>
-              <w:jc w:val="left"/>
-            </w:pPr>
-            <w:r>
-              <w:rPr>
-                <w:rFonts w:ascii="TimeNewRoman" w:hAnsi="TimeNewRoman"/>
-                <w:sz w:val="30"/>
-              </w:rPr>
-              <w:t>67-19=</w:t>
-            </w:r>
-          </w:p>
-        </w:tc>
-        <w:tc>
-          <w:tcPr>
-            <w:tcW w:type="dxa" w:w="1987"/>
-          </w:tcPr>
-          <w:p>
-            <w:pPr>
-              <w:jc w:val="left"/>
-            </w:pPr>
-            <w:r>
-              <w:rPr>
-                <w:rFonts w:ascii="TimeNewRoman" w:hAnsi="TimeNewRoman"/>
-                <w:sz w:val="30"/>
-              </w:rPr>
-              <w:t>26+49=</w:t>
-            </w:r>
-          </w:p>
-        </w:tc>
-        <w:tc>
-          <w:tcPr>
-            <w:tcW w:type="dxa" w:w="1987"/>
-          </w:tcPr>
-          <w:p>
-            <w:pPr>
-              <w:jc w:val="left"/>
-            </w:pPr>
-            <w:r>
-              <w:rPr>
-                <w:rFonts w:ascii="TimeNewRoman" w:hAnsi="TimeNewRoman"/>
-                <w:sz w:val="30"/>
-              </w:rPr>
-              <w:t>81-45=</w:t>
-            </w:r>
-          </w:p>
-        </w:tc>
-      </w:tr>
-      <w:tr>
-        <w:tc>
-          <w:tcPr>
-            <w:tcW w:type="dxa" w:w="1987"/>
-          </w:tcPr>
-          <w:p>
-            <w:pPr>
-              <w:jc w:val="left"/>
-            </w:pPr>
-            <w:r>
-              <w:rPr>
-                <w:rFonts w:ascii="TimeNewRoman" w:hAnsi="TimeNewRoman"/>
-                <w:sz w:val="30"/>
-              </w:rPr>
-              <w:t>57-49=</w:t>
-            </w:r>
-          </w:p>
-        </w:tc>
-        <w:tc>
-          <w:tcPr>
-            <w:tcW w:type="dxa" w:w="1987"/>
-          </w:tcPr>
-          <w:p>
-            <w:pPr>
-              <w:jc w:val="left"/>
-            </w:pPr>
-            <w:r>
-              <w:rPr>
-                <w:rFonts w:ascii="TimeNewRoman" w:hAnsi="TimeNewRoman"/>
-                <w:sz w:val="30"/>
-              </w:rPr>
-              <w:t>5+29=</w:t>
-            </w:r>
-          </w:p>
-        </w:tc>
-        <w:tc>
-          <w:tcPr>
-            <w:tcW w:type="dxa" w:w="1987"/>
-          </w:tcPr>
-          <w:p>
-            <w:pPr>
-              <w:jc w:val="left"/>
-            </w:pPr>
-            <w:r>
-              <w:rPr>
-                <w:rFonts w:ascii="TimeNewRoman" w:hAnsi="TimeNewRoman"/>
-                <w:sz w:val="30"/>
-              </w:rPr>
-              <w:t>38+46=</w:t>
-            </w:r>
-          </w:p>
-        </w:tc>
-        <w:tc>
-          <w:tcPr>
-            <w:tcW w:type="dxa" w:w="1987"/>
-          </w:tcPr>
-          <w:p>
-            <w:pPr>
-              <w:jc w:val="left"/>
-            </w:pPr>
-            <w:r>
-              <w:rPr>
-                <w:rFonts w:ascii="TimeNewRoman" w:hAnsi="TimeNewRoman"/>
-                <w:sz w:val="30"/>
-              </w:rPr>
-              <w:t>29+54=</w:t>
-            </w:r>
-          </w:p>
-        </w:tc>
-        <w:tc>
-          <w:tcPr>
-            <w:tcW w:type="dxa" w:w="1987"/>
-          </w:tcPr>
-          <w:p>
-            <w:pPr>
-              <w:jc w:val="left"/>
-            </w:pPr>
-            <w:r>
-              <w:rPr>
-                <w:rFonts w:ascii="TimeNewRoman" w:hAnsi="TimeNewRoman"/>
-                <w:sz w:val="30"/>
-              </w:rPr>
-              <w:t>7+86=</w:t>
-            </w:r>
-          </w:p>
-        </w:tc>
-      </w:tr>
-      <w:tr>
-        <w:tc>
-          <w:tcPr>
-            <w:tcW w:type="dxa" w:w="1987"/>
-          </w:tcPr>
-          <w:p>
-            <w:pPr>
-              <w:jc w:val="left"/>
-            </w:pPr>
-            <w:r>
-              <w:rPr>
-                <w:rFonts w:ascii="TimeNewRoman" w:hAnsi="TimeNewRoman"/>
-                <w:sz w:val="30"/>
-              </w:rPr>
-              <w:t>71-67=</w:t>
-            </w:r>
-          </w:p>
-        </w:tc>
-        <w:tc>
-          <w:tcPr>
-            <w:tcW w:type="dxa" w:w="1987"/>
-          </w:tcPr>
-          <w:p>
-            <w:pPr>
-              <w:jc w:val="left"/>
-            </w:pPr>
-            <w:r>
-              <w:rPr>
-                <w:rFonts w:ascii="TimeNewRoman" w:hAnsi="TimeNewRoman"/>
-                <w:sz w:val="30"/>
-              </w:rPr>
-              <w:t>97-59=</w:t>
-            </w:r>
-          </w:p>
-        </w:tc>
-        <w:tc>
-          <w:tcPr>
-            <w:tcW w:type="dxa" w:w="1987"/>
-          </w:tcPr>
-          <w:p>
-            <w:pPr>
-              <w:jc w:val="left"/>
-            </w:pPr>
-            <w:r>
-              <w:rPr>
-                <w:rFonts w:ascii="TimeNewRoman" w:hAnsi="TimeNewRoman"/>
-                <w:sz w:val="30"/>
-              </w:rPr>
-              <w:t>6+67=</w:t>
+              <w:t>70-58=</w:t>
             </w:r>
           </w:p>
         </w:tc>
@@ -1587,7 +891,7 @@
                 <w:rFonts w:ascii="TimeNewRoman" w:hAnsi="TimeNewRoman"/>
                 <w:sz w:val="30"/>
               </w:rPr>
-              <w:t>46+7=</w:t>
+              <w:t>9+72=</w:t>
             </w:r>
           </w:p>
         </w:tc>
@@ -1606,7 +910,7 @@
                 <w:rFonts w:ascii="TimeNewRoman" w:hAnsi="TimeNewRoman"/>
                 <w:sz w:val="30"/>
               </w:rPr>
-              <w:t>33-9=</w:t>
+              <w:t>71-44=</w:t>
             </w:r>
           </w:p>
         </w:tc>
@@ -1623,7 +927,7 @@
                 <w:rFonts w:ascii="TimeNewRoman" w:hAnsi="TimeNewRoman"/>
                 <w:sz w:val="30"/>
               </w:rPr>
-              <w:t>72-39=</w:t>
+              <w:t>38+54=</w:t>
             </w:r>
           </w:p>
         </w:tc>
@@ -1640,7 +944,7 @@
                 <w:rFonts w:ascii="TimeNewRoman" w:hAnsi="TimeNewRoman"/>
                 <w:sz w:val="30"/>
               </w:rPr>
-              <w:t>79+9=</w:t>
+              <w:t>47+27=</w:t>
             </w:r>
           </w:p>
         </w:tc>
@@ -1657,7 +961,7 @@
                 <w:rFonts w:ascii="TimeNewRoman" w:hAnsi="TimeNewRoman"/>
                 <w:sz w:val="30"/>
               </w:rPr>
-              <w:t>59+14=</w:t>
+              <w:t>9+3=</w:t>
             </w:r>
           </w:p>
         </w:tc>
@@ -1674,7 +978,7 @@
                 <w:rFonts w:ascii="TimeNewRoman" w:hAnsi="TimeNewRoman"/>
                 <w:sz w:val="30"/>
               </w:rPr>
-              <w:t>65-18=</w:t>
+              <w:t>35+28=</w:t>
             </w:r>
           </w:p>
         </w:tc>
@@ -1693,7 +997,7 @@
                 <w:rFonts w:ascii="TimeNewRoman" w:hAnsi="TimeNewRoman"/>
                 <w:sz w:val="30"/>
               </w:rPr>
-              <w:t>17+19=</w:t>
+              <w:t>82-37=</w:t>
             </w:r>
           </w:p>
         </w:tc>
@@ -1710,7 +1014,7 @@
                 <w:rFonts w:ascii="TimeNewRoman" w:hAnsi="TimeNewRoman"/>
                 <w:sz w:val="30"/>
               </w:rPr>
-              <w:t>14+27=</w:t>
+              <w:t>15+57=</w:t>
             </w:r>
           </w:p>
         </w:tc>
@@ -1727,7 +1031,7 @@
                 <w:rFonts w:ascii="TimeNewRoman" w:hAnsi="TimeNewRoman"/>
                 <w:sz w:val="30"/>
               </w:rPr>
-              <w:t>26+66=</w:t>
+              <w:t>57-48=</w:t>
             </w:r>
           </w:p>
         </w:tc>
@@ -1744,7 +1048,7 @@
                 <w:rFonts w:ascii="TimeNewRoman" w:hAnsi="TimeNewRoman"/>
                 <w:sz w:val="30"/>
               </w:rPr>
-              <w:t>39+49=</w:t>
+              <w:t>62-43=</w:t>
             </w:r>
           </w:p>
         </w:tc>
@@ -1761,7 +1065,703 @@
                 <w:rFonts w:ascii="TimeNewRoman" w:hAnsi="TimeNewRoman"/>
                 <w:sz w:val="30"/>
               </w:rPr>
-              <w:t>23+39=</w:t>
+              <w:t>19+8=</w:t>
+            </w:r>
+          </w:p>
+        </w:tc>
+      </w:tr>
+      <w:tr>
+        <w:tc>
+          <w:tcPr>
+            <w:tcW w:type="dxa" w:w="1987"/>
+          </w:tcPr>
+          <w:p>
+            <w:pPr>
+              <w:jc w:val="left"/>
+            </w:pPr>
+            <w:r>
+              <w:rPr>
+                <w:rFonts w:ascii="TimeNewRoman" w:hAnsi="TimeNewRoman"/>
+                <w:sz w:val="30"/>
+              </w:rPr>
+              <w:t>64+29=</w:t>
+            </w:r>
+          </w:p>
+        </w:tc>
+        <w:tc>
+          <w:tcPr>
+            <w:tcW w:type="dxa" w:w="1987"/>
+          </w:tcPr>
+          <w:p>
+            <w:pPr>
+              <w:jc w:val="left"/>
+            </w:pPr>
+            <w:r>
+              <w:rPr>
+                <w:rFonts w:ascii="TimeNewRoman" w:hAnsi="TimeNewRoman"/>
+                <w:sz w:val="30"/>
+              </w:rPr>
+              <w:t>66+9=</w:t>
+            </w:r>
+          </w:p>
+        </w:tc>
+        <w:tc>
+          <w:tcPr>
+            <w:tcW w:type="dxa" w:w="1987"/>
+          </w:tcPr>
+          <w:p>
+            <w:pPr>
+              <w:jc w:val="left"/>
+            </w:pPr>
+            <w:r>
+              <w:rPr>
+                <w:rFonts w:ascii="TimeNewRoman" w:hAnsi="TimeNewRoman"/>
+                <w:sz w:val="30"/>
+              </w:rPr>
+              <w:t>7+64=</w:t>
+            </w:r>
+          </w:p>
+        </w:tc>
+        <w:tc>
+          <w:tcPr>
+            <w:tcW w:type="dxa" w:w="1987"/>
+          </w:tcPr>
+          <w:p>
+            <w:pPr>
+              <w:jc w:val="left"/>
+            </w:pPr>
+            <w:r>
+              <w:rPr>
+                <w:rFonts w:ascii="TimeNewRoman" w:hAnsi="TimeNewRoman"/>
+                <w:sz w:val="30"/>
+              </w:rPr>
+              <w:t>19+56=</w:t>
+            </w:r>
+          </w:p>
+        </w:tc>
+        <w:tc>
+          <w:tcPr>
+            <w:tcW w:type="dxa" w:w="1987"/>
+          </w:tcPr>
+          <w:p>
+            <w:pPr>
+              <w:jc w:val="left"/>
+            </w:pPr>
+            <w:r>
+              <w:rPr>
+                <w:rFonts w:ascii="TimeNewRoman" w:hAnsi="TimeNewRoman"/>
+                <w:sz w:val="30"/>
+              </w:rPr>
+              <w:t>5+68=</w:t>
+            </w:r>
+          </w:p>
+        </w:tc>
+      </w:tr>
+      <w:tr>
+        <w:tc>
+          <w:tcPr>
+            <w:tcW w:type="dxa" w:w="1987"/>
+          </w:tcPr>
+          <w:p>
+            <w:pPr>
+              <w:jc w:val="left"/>
+            </w:pPr>
+            <w:r>
+              <w:rPr>
+                <w:rFonts w:ascii="TimeNewRoman" w:hAnsi="TimeNewRoman"/>
+                <w:sz w:val="30"/>
+              </w:rPr>
+              <w:t>41-26=</w:t>
+            </w:r>
+          </w:p>
+        </w:tc>
+        <w:tc>
+          <w:tcPr>
+            <w:tcW w:type="dxa" w:w="1987"/>
+          </w:tcPr>
+          <w:p>
+            <w:pPr>
+              <w:jc w:val="left"/>
+            </w:pPr>
+            <w:r>
+              <w:rPr>
+                <w:rFonts w:ascii="TimeNewRoman" w:hAnsi="TimeNewRoman"/>
+                <w:sz w:val="30"/>
+              </w:rPr>
+              <w:t>95-58=</w:t>
+            </w:r>
+          </w:p>
+        </w:tc>
+        <w:tc>
+          <w:tcPr>
+            <w:tcW w:type="dxa" w:w="1987"/>
+          </w:tcPr>
+          <w:p>
+            <w:pPr>
+              <w:jc w:val="left"/>
+            </w:pPr>
+            <w:r>
+              <w:rPr>
+                <w:rFonts w:ascii="TimeNewRoman" w:hAnsi="TimeNewRoman"/>
+                <w:sz w:val="30"/>
+              </w:rPr>
+              <w:t>90-3=</w:t>
+            </w:r>
+          </w:p>
+        </w:tc>
+        <w:tc>
+          <w:tcPr>
+            <w:tcW w:type="dxa" w:w="1987"/>
+          </w:tcPr>
+          <w:p>
+            <w:pPr>
+              <w:jc w:val="left"/>
+            </w:pPr>
+            <w:r>
+              <w:rPr>
+                <w:rFonts w:ascii="TimeNewRoman" w:hAnsi="TimeNewRoman"/>
+                <w:sz w:val="30"/>
+              </w:rPr>
+              <w:t>7+8=</w:t>
+            </w:r>
+          </w:p>
+        </w:tc>
+        <w:tc>
+          <w:tcPr>
+            <w:tcW w:type="dxa" w:w="1987"/>
+          </w:tcPr>
+          <w:p>
+            <w:pPr>
+              <w:jc w:val="left"/>
+            </w:pPr>
+            <w:r>
+              <w:rPr>
+                <w:rFonts w:ascii="TimeNewRoman" w:hAnsi="TimeNewRoman"/>
+                <w:sz w:val="30"/>
+              </w:rPr>
+              <w:t>58+24=</w:t>
+            </w:r>
+          </w:p>
+        </w:tc>
+      </w:tr>
+      <w:tr>
+        <w:tc>
+          <w:tcPr>
+            <w:tcW w:type="dxa" w:w="1987"/>
+          </w:tcPr>
+          <w:p>
+            <w:pPr>
+              <w:jc w:val="left"/>
+            </w:pPr>
+            <w:r>
+              <w:rPr>
+                <w:rFonts w:ascii="TimeNewRoman" w:hAnsi="TimeNewRoman"/>
+                <w:sz w:val="30"/>
+              </w:rPr>
+              <w:t>66+15=</w:t>
+            </w:r>
+          </w:p>
+        </w:tc>
+        <w:tc>
+          <w:tcPr>
+            <w:tcW w:type="dxa" w:w="1987"/>
+          </w:tcPr>
+          <w:p>
+            <w:pPr>
+              <w:jc w:val="left"/>
+            </w:pPr>
+            <w:r>
+              <w:rPr>
+                <w:rFonts w:ascii="TimeNewRoman" w:hAnsi="TimeNewRoman"/>
+                <w:sz w:val="30"/>
+              </w:rPr>
+              <w:t>73-39=</w:t>
+            </w:r>
+          </w:p>
+        </w:tc>
+        <w:tc>
+          <w:tcPr>
+            <w:tcW w:type="dxa" w:w="1987"/>
+          </w:tcPr>
+          <w:p>
+            <w:pPr>
+              <w:jc w:val="left"/>
+            </w:pPr>
+            <w:r>
+              <w:rPr>
+                <w:rFonts w:ascii="TimeNewRoman" w:hAnsi="TimeNewRoman"/>
+                <w:sz w:val="30"/>
+              </w:rPr>
+              <w:t>76+19=</w:t>
+            </w:r>
+          </w:p>
+        </w:tc>
+        <w:tc>
+          <w:tcPr>
+            <w:tcW w:type="dxa" w:w="1987"/>
+          </w:tcPr>
+          <w:p>
+            <w:pPr>
+              <w:jc w:val="left"/>
+            </w:pPr>
+            <w:r>
+              <w:rPr>
+                <w:rFonts w:ascii="TimeNewRoman" w:hAnsi="TimeNewRoman"/>
+                <w:sz w:val="30"/>
+              </w:rPr>
+              <w:t>74-38=</w:t>
+            </w:r>
+          </w:p>
+        </w:tc>
+        <w:tc>
+          <w:tcPr>
+            <w:tcW w:type="dxa" w:w="1987"/>
+          </w:tcPr>
+          <w:p>
+            <w:pPr>
+              <w:jc w:val="left"/>
+            </w:pPr>
+            <w:r>
+              <w:rPr>
+                <w:rFonts w:ascii="TimeNewRoman" w:hAnsi="TimeNewRoman"/>
+                <w:sz w:val="30"/>
+              </w:rPr>
+              <w:t>10-1=</w:t>
+            </w:r>
+          </w:p>
+        </w:tc>
+      </w:tr>
+      <w:tr>
+        <w:tc>
+          <w:tcPr>
+            <w:tcW w:type="dxa" w:w="1987"/>
+          </w:tcPr>
+          <w:p>
+            <w:pPr>
+              <w:jc w:val="left"/>
+            </w:pPr>
+            <w:r>
+              <w:rPr>
+                <w:rFonts w:ascii="TimeNewRoman" w:hAnsi="TimeNewRoman"/>
+                <w:sz w:val="30"/>
+              </w:rPr>
+              <w:t>49+15=</w:t>
+            </w:r>
+          </w:p>
+        </w:tc>
+        <w:tc>
+          <w:tcPr>
+            <w:tcW w:type="dxa" w:w="1987"/>
+          </w:tcPr>
+          <w:p>
+            <w:pPr>
+              <w:jc w:val="left"/>
+            </w:pPr>
+            <w:r>
+              <w:rPr>
+                <w:rFonts w:ascii="TimeNewRoman" w:hAnsi="TimeNewRoman"/>
+                <w:sz w:val="30"/>
+              </w:rPr>
+              <w:t>22-6=</w:t>
+            </w:r>
+          </w:p>
+        </w:tc>
+        <w:tc>
+          <w:tcPr>
+            <w:tcW w:type="dxa" w:w="1987"/>
+          </w:tcPr>
+          <w:p>
+            <w:pPr>
+              <w:jc w:val="left"/>
+            </w:pPr>
+            <w:r>
+              <w:rPr>
+                <w:rFonts w:ascii="TimeNewRoman" w:hAnsi="TimeNewRoman"/>
+                <w:sz w:val="30"/>
+              </w:rPr>
+              <w:t>69+24=</w:t>
+            </w:r>
+          </w:p>
+        </w:tc>
+        <w:tc>
+          <w:tcPr>
+            <w:tcW w:type="dxa" w:w="1987"/>
+          </w:tcPr>
+          <w:p>
+            <w:pPr>
+              <w:jc w:val="left"/>
+            </w:pPr>
+            <w:r>
+              <w:rPr>
+                <w:rFonts w:ascii="TimeNewRoman" w:hAnsi="TimeNewRoman"/>
+                <w:sz w:val="30"/>
+              </w:rPr>
+              <w:t>40-25=</w:t>
+            </w:r>
+          </w:p>
+        </w:tc>
+        <w:tc>
+          <w:tcPr>
+            <w:tcW w:type="dxa" w:w="1987"/>
+          </w:tcPr>
+          <w:p>
+            <w:pPr>
+              <w:jc w:val="left"/>
+            </w:pPr>
+            <w:r>
+              <w:rPr>
+                <w:rFonts w:ascii="TimeNewRoman" w:hAnsi="TimeNewRoman"/>
+                <w:sz w:val="30"/>
+              </w:rPr>
+              <w:t>90-78=</w:t>
+            </w:r>
+          </w:p>
+        </w:tc>
+      </w:tr>
+      <w:tr>
+        <w:tc>
+          <w:tcPr>
+            <w:tcW w:type="dxa" w:w="1987"/>
+          </w:tcPr>
+          <w:p>
+            <w:pPr>
+              <w:jc w:val="left"/>
+            </w:pPr>
+            <w:r>
+              <w:rPr>
+                <w:rFonts w:ascii="TimeNewRoman" w:hAnsi="TimeNewRoman"/>
+                <w:sz w:val="30"/>
+              </w:rPr>
+              <w:t>73-15=</w:t>
+            </w:r>
+          </w:p>
+        </w:tc>
+        <w:tc>
+          <w:tcPr>
+            <w:tcW w:type="dxa" w:w="1987"/>
+          </w:tcPr>
+          <w:p>
+            <w:pPr>
+              <w:jc w:val="left"/>
+            </w:pPr>
+            <w:r>
+              <w:rPr>
+                <w:rFonts w:ascii="TimeNewRoman" w:hAnsi="TimeNewRoman"/>
+                <w:sz w:val="30"/>
+              </w:rPr>
+              <w:t>45+36=</w:t>
+            </w:r>
+          </w:p>
+        </w:tc>
+        <w:tc>
+          <w:tcPr>
+            <w:tcW w:type="dxa" w:w="1987"/>
+          </w:tcPr>
+          <w:p>
+            <w:pPr>
+              <w:jc w:val="left"/>
+            </w:pPr>
+            <w:r>
+              <w:rPr>
+                <w:rFonts w:ascii="TimeNewRoman" w:hAnsi="TimeNewRoman"/>
+                <w:sz w:val="30"/>
+              </w:rPr>
+              <w:t>29+9=</w:t>
+            </w:r>
+          </w:p>
+        </w:tc>
+        <w:tc>
+          <w:tcPr>
+            <w:tcW w:type="dxa" w:w="1987"/>
+          </w:tcPr>
+          <w:p>
+            <w:pPr>
+              <w:jc w:val="left"/>
+            </w:pPr>
+            <w:r>
+              <w:rPr>
+                <w:rFonts w:ascii="TimeNewRoman" w:hAnsi="TimeNewRoman"/>
+                <w:sz w:val="30"/>
+              </w:rPr>
+              <w:t>6+45=</w:t>
+            </w:r>
+          </w:p>
+        </w:tc>
+        <w:tc>
+          <w:tcPr>
+            <w:tcW w:type="dxa" w:w="1987"/>
+          </w:tcPr>
+          <w:p>
+            <w:pPr>
+              <w:jc w:val="left"/>
+            </w:pPr>
+            <w:r>
+              <w:rPr>
+                <w:rFonts w:ascii="TimeNewRoman" w:hAnsi="TimeNewRoman"/>
+                <w:sz w:val="30"/>
+              </w:rPr>
+              <w:t>66+16=</w:t>
+            </w:r>
+          </w:p>
+        </w:tc>
+      </w:tr>
+      <w:tr>
+        <w:tc>
+          <w:tcPr>
+            <w:tcW w:type="dxa" w:w="1987"/>
+          </w:tcPr>
+          <w:p>
+            <w:pPr>
+              <w:jc w:val="left"/>
+            </w:pPr>
+            <w:r>
+              <w:rPr>
+                <w:rFonts w:ascii="TimeNewRoman" w:hAnsi="TimeNewRoman"/>
+                <w:sz w:val="30"/>
+              </w:rPr>
+              <w:t>80-43=</w:t>
+            </w:r>
+          </w:p>
+        </w:tc>
+        <w:tc>
+          <w:tcPr>
+            <w:tcW w:type="dxa" w:w="1987"/>
+          </w:tcPr>
+          <w:p>
+            <w:pPr>
+              <w:jc w:val="left"/>
+            </w:pPr>
+            <w:r>
+              <w:rPr>
+                <w:rFonts w:ascii="TimeNewRoman" w:hAnsi="TimeNewRoman"/>
+                <w:sz w:val="30"/>
+              </w:rPr>
+              <w:t>56+27=</w:t>
+            </w:r>
+          </w:p>
+        </w:tc>
+        <w:tc>
+          <w:tcPr>
+            <w:tcW w:type="dxa" w:w="1987"/>
+          </w:tcPr>
+          <w:p>
+            <w:pPr>
+              <w:jc w:val="left"/>
+            </w:pPr>
+            <w:r>
+              <w:rPr>
+                <w:rFonts w:ascii="TimeNewRoman" w:hAnsi="TimeNewRoman"/>
+                <w:sz w:val="30"/>
+              </w:rPr>
+              <w:t>13-8=</w:t>
+            </w:r>
+          </w:p>
+        </w:tc>
+        <w:tc>
+          <w:tcPr>
+            <w:tcW w:type="dxa" w:w="1987"/>
+          </w:tcPr>
+          <w:p>
+            <w:pPr>
+              <w:jc w:val="left"/>
+            </w:pPr>
+            <w:r>
+              <w:rPr>
+                <w:rFonts w:ascii="TimeNewRoman" w:hAnsi="TimeNewRoman"/>
+                <w:sz w:val="30"/>
+              </w:rPr>
+              <w:t>87-39=</w:t>
+            </w:r>
+          </w:p>
+        </w:tc>
+        <w:tc>
+          <w:tcPr>
+            <w:tcW w:type="dxa" w:w="1987"/>
+          </w:tcPr>
+          <w:p>
+            <w:pPr>
+              <w:jc w:val="left"/>
+            </w:pPr>
+            <w:r>
+              <w:rPr>
+                <w:rFonts w:ascii="TimeNewRoman" w:hAnsi="TimeNewRoman"/>
+                <w:sz w:val="30"/>
+              </w:rPr>
+              <w:t>42-33=</w:t>
+            </w:r>
+          </w:p>
+        </w:tc>
+      </w:tr>
+      <w:tr>
+        <w:tc>
+          <w:tcPr>
+            <w:tcW w:type="dxa" w:w="1987"/>
+          </w:tcPr>
+          <w:p>
+            <w:pPr>
+              <w:jc w:val="left"/>
+            </w:pPr>
+            <w:r>
+              <w:rPr>
+                <w:rFonts w:ascii="TimeNewRoman" w:hAnsi="TimeNewRoman"/>
+                <w:sz w:val="30"/>
+              </w:rPr>
+              <w:t>67+7=</w:t>
+            </w:r>
+          </w:p>
+        </w:tc>
+        <w:tc>
+          <w:tcPr>
+            <w:tcW w:type="dxa" w:w="1987"/>
+          </w:tcPr>
+          <w:p>
+            <w:pPr>
+              <w:jc w:val="left"/>
+            </w:pPr>
+            <w:r>
+              <w:rPr>
+                <w:rFonts w:ascii="TimeNewRoman" w:hAnsi="TimeNewRoman"/>
+                <w:sz w:val="30"/>
+              </w:rPr>
+              <w:t>92-15=</w:t>
+            </w:r>
+          </w:p>
+        </w:tc>
+        <w:tc>
+          <w:tcPr>
+            <w:tcW w:type="dxa" w:w="1987"/>
+          </w:tcPr>
+          <w:p>
+            <w:pPr>
+              <w:jc w:val="left"/>
+            </w:pPr>
+            <w:r>
+              <w:rPr>
+                <w:rFonts w:ascii="TimeNewRoman" w:hAnsi="TimeNewRoman"/>
+                <w:sz w:val="30"/>
+              </w:rPr>
+              <w:t>82-79=</w:t>
+            </w:r>
+          </w:p>
+        </w:tc>
+        <w:tc>
+          <w:tcPr>
+            <w:tcW w:type="dxa" w:w="1987"/>
+          </w:tcPr>
+          <w:p>
+            <w:pPr>
+              <w:jc w:val="left"/>
+            </w:pPr>
+            <w:r>
+              <w:rPr>
+                <w:rFonts w:ascii="TimeNewRoman" w:hAnsi="TimeNewRoman"/>
+                <w:sz w:val="30"/>
+              </w:rPr>
+              <w:t>48+13=</w:t>
+            </w:r>
+          </w:p>
+        </w:tc>
+        <w:tc>
+          <w:tcPr>
+            <w:tcW w:type="dxa" w:w="1987"/>
+          </w:tcPr>
+          <w:p>
+            <w:pPr>
+              <w:jc w:val="left"/>
+            </w:pPr>
+            <w:r>
+              <w:rPr>
+                <w:rFonts w:ascii="TimeNewRoman" w:hAnsi="TimeNewRoman"/>
+                <w:sz w:val="30"/>
+              </w:rPr>
+              <w:t>80-59=</w:t>
+            </w:r>
+          </w:p>
+        </w:tc>
+      </w:tr>
+      <w:tr>
+        <w:tc>
+          <w:tcPr>
+            <w:tcW w:type="dxa" w:w="1987"/>
+          </w:tcPr>
+          <w:p>
+            <w:pPr>
+              <w:jc w:val="left"/>
+            </w:pPr>
+            <w:r>
+              <w:rPr>
+                <w:rFonts w:ascii="TimeNewRoman" w:hAnsi="TimeNewRoman"/>
+                <w:sz w:val="30"/>
+              </w:rPr>
+              <w:t>94-89=</w:t>
+            </w:r>
+          </w:p>
+        </w:tc>
+        <w:tc>
+          <w:tcPr>
+            <w:tcW w:type="dxa" w:w="1987"/>
+          </w:tcPr>
+          <w:p>
+            <w:pPr>
+              <w:jc w:val="left"/>
+            </w:pPr>
+            <w:r>
+              <w:rPr>
+                <w:rFonts w:ascii="TimeNewRoman" w:hAnsi="TimeNewRoman"/>
+                <w:sz w:val="30"/>
+              </w:rPr>
+              <w:t>71-43=</w:t>
+            </w:r>
+          </w:p>
+        </w:tc>
+        <w:tc>
+          <w:tcPr>
+            <w:tcW w:type="dxa" w:w="1987"/>
+          </w:tcPr>
+          <w:p>
+            <w:pPr>
+              <w:jc w:val="left"/>
+            </w:pPr>
+            <w:r>
+              <w:rPr>
+                <w:rFonts w:ascii="TimeNewRoman" w:hAnsi="TimeNewRoman"/>
+                <w:sz w:val="30"/>
+              </w:rPr>
+              <w:t>25+6=</w:t>
+            </w:r>
+          </w:p>
+        </w:tc>
+        <w:tc>
+          <w:tcPr>
+            <w:tcW w:type="dxa" w:w="1987"/>
+          </w:tcPr>
+          <w:p>
+            <w:pPr>
+              <w:jc w:val="left"/>
+            </w:pPr>
+            <w:r>
+              <w:rPr>
+                <w:rFonts w:ascii="TimeNewRoman" w:hAnsi="TimeNewRoman"/>
+                <w:sz w:val="30"/>
+              </w:rPr>
+              <w:t>51-42=</w:t>
+            </w:r>
+          </w:p>
+        </w:tc>
+        <w:tc>
+          <w:tcPr>
+            <w:tcW w:type="dxa" w:w="1987"/>
+          </w:tcPr>
+          <w:p>
+            <w:pPr>
+              <w:jc w:val="left"/>
+            </w:pPr>
+            <w:r>
+              <w:rPr>
+                <w:rFonts w:ascii="TimeNewRoman" w:hAnsi="TimeNewRoman"/>
+                <w:sz w:val="30"/>
+              </w:rPr>
+              <w:t>90-66=</w:t>
             </w:r>
           </w:p>
         </w:tc>

--- a/adc_sbb_within_100.docx
+++ b/adc_sbb_within_100.docx
@@ -11,7 +11,7 @@
           <w:rFonts w:ascii="Arial" w:hAnsi="Arial"/>
           <w:sz w:val="30"/>
         </w:rPr>
-        <w:t>2026-09-15 Tuesday</w:t>
+        <w:t>2026-09-16 Wednesday</w:t>
       </w:r>
     </w:p>
     <w:tbl>
@@ -40,7 +40,7 @@
                 <w:rFonts w:ascii="TimeNewRoman" w:hAnsi="TimeNewRoman"/>
                 <w:sz w:val="30"/>
               </w:rPr>
-              <w:t>66-7=</w:t>
+              <w:t>15+26=</w:t>
             </w:r>
           </w:p>
         </w:tc>
@@ -57,7 +57,7 @@
                 <w:rFonts w:ascii="TimeNewRoman" w:hAnsi="TimeNewRoman"/>
                 <w:sz w:val="30"/>
               </w:rPr>
-              <w:t>21-8=</w:t>
+              <w:t>82-19=</w:t>
             </w:r>
           </w:p>
         </w:tc>
@@ -74,7 +74,7 @@
                 <w:rFonts w:ascii="TimeNewRoman" w:hAnsi="TimeNewRoman"/>
                 <w:sz w:val="30"/>
               </w:rPr>
-              <w:t>73-35=</w:t>
+              <w:t>17+58=</w:t>
             </w:r>
           </w:p>
         </w:tc>
@@ -91,7 +91,7 @@
                 <w:rFonts w:ascii="TimeNewRoman" w:hAnsi="TimeNewRoman"/>
                 <w:sz w:val="30"/>
               </w:rPr>
-              <w:t>6+48=</w:t>
+              <w:t>9+67=</w:t>
             </w:r>
           </w:p>
         </w:tc>
@@ -108,7 +108,7 @@
                 <w:rFonts w:ascii="TimeNewRoman" w:hAnsi="TimeNewRoman"/>
                 <w:sz w:val="30"/>
               </w:rPr>
-              <w:t>72-17=</w:t>
+              <w:t>8+69=</w:t>
             </w:r>
           </w:p>
         </w:tc>
@@ -127,7 +127,7 @@
                 <w:rFonts w:ascii="TimeNewRoman" w:hAnsi="TimeNewRoman"/>
                 <w:sz w:val="30"/>
               </w:rPr>
-              <w:t>49+43=</w:t>
+              <w:t>50-19=</w:t>
             </w:r>
           </w:p>
         </w:tc>
@@ -144,7 +144,7 @@
                 <w:rFonts w:ascii="TimeNewRoman" w:hAnsi="TimeNewRoman"/>
                 <w:sz w:val="30"/>
               </w:rPr>
-              <w:t>9+75=</w:t>
+              <w:t>62-9=</w:t>
             </w:r>
           </w:p>
         </w:tc>
@@ -161,7 +161,7 @@
                 <w:rFonts w:ascii="TimeNewRoman" w:hAnsi="TimeNewRoman"/>
                 <w:sz w:val="30"/>
               </w:rPr>
-              <w:t>20-5=</w:t>
+              <w:t>13+9=</w:t>
             </w:r>
           </w:p>
         </w:tc>
@@ -178,7 +178,7 @@
                 <w:rFonts w:ascii="TimeNewRoman" w:hAnsi="TimeNewRoman"/>
                 <w:sz w:val="30"/>
               </w:rPr>
-              <w:t>91-19=</w:t>
+              <w:t>36+46=</w:t>
             </w:r>
           </w:p>
         </w:tc>
@@ -195,7 +195,7 @@
                 <w:rFonts w:ascii="TimeNewRoman" w:hAnsi="TimeNewRoman"/>
                 <w:sz w:val="30"/>
               </w:rPr>
-              <w:t>21-17=</w:t>
+              <w:t>64-5=</w:t>
             </w:r>
           </w:p>
         </w:tc>
@@ -214,7 +214,7 @@
                 <w:rFonts w:ascii="TimeNewRoman" w:hAnsi="TimeNewRoman"/>
                 <w:sz w:val="30"/>
               </w:rPr>
-              <w:t>63-54=</w:t>
+              <w:t>88+4=</w:t>
             </w:r>
           </w:p>
         </w:tc>
@@ -231,7 +231,7 @@
                 <w:rFonts w:ascii="TimeNewRoman" w:hAnsi="TimeNewRoman"/>
                 <w:sz w:val="30"/>
               </w:rPr>
-              <w:t>94-29=</w:t>
+              <w:t>51-48=</w:t>
             </w:r>
           </w:p>
         </w:tc>
@@ -248,7 +248,7 @@
                 <w:rFonts w:ascii="TimeNewRoman" w:hAnsi="TimeNewRoman"/>
                 <w:sz w:val="30"/>
               </w:rPr>
-              <w:t>71-32=</w:t>
+              <w:t>45+36=</w:t>
             </w:r>
           </w:p>
         </w:tc>
@@ -265,7 +265,7 @@
                 <w:rFonts w:ascii="TimeNewRoman" w:hAnsi="TimeNewRoman"/>
                 <w:sz w:val="30"/>
               </w:rPr>
-              <w:t>30-27=</w:t>
+              <w:t>62-53=</w:t>
             </w:r>
           </w:p>
         </w:tc>
@@ -282,7 +282,7 @@
                 <w:rFonts w:ascii="TimeNewRoman" w:hAnsi="TimeNewRoman"/>
                 <w:sz w:val="30"/>
               </w:rPr>
-              <w:t>9+3=</w:t>
+              <w:t>25+17=</w:t>
             </w:r>
           </w:p>
         </w:tc>
@@ -301,7 +301,7 @@
                 <w:rFonts w:ascii="TimeNewRoman" w:hAnsi="TimeNewRoman"/>
                 <w:sz w:val="30"/>
               </w:rPr>
-              <w:t>36+25=</w:t>
+              <w:t>82-35=</w:t>
             </w:r>
           </w:p>
         </w:tc>
@@ -318,7 +318,7 @@
                 <w:rFonts w:ascii="TimeNewRoman" w:hAnsi="TimeNewRoman"/>
                 <w:sz w:val="30"/>
               </w:rPr>
-              <w:t>9+62=</w:t>
+              <w:t>88+4=</w:t>
             </w:r>
           </w:p>
         </w:tc>
@@ -335,7 +335,7 @@
                 <w:rFonts w:ascii="TimeNewRoman" w:hAnsi="TimeNewRoman"/>
                 <w:sz w:val="30"/>
               </w:rPr>
-              <w:t>89+5=</w:t>
+              <w:t>72-35=</w:t>
             </w:r>
           </w:p>
         </w:tc>
@@ -352,7 +352,7 @@
                 <w:rFonts w:ascii="TimeNewRoman" w:hAnsi="TimeNewRoman"/>
                 <w:sz w:val="30"/>
               </w:rPr>
-              <w:t>19+74=</w:t>
+              <w:t>43-16=</w:t>
             </w:r>
           </w:p>
         </w:tc>
@@ -369,7 +369,7 @@
                 <w:rFonts w:ascii="TimeNewRoman" w:hAnsi="TimeNewRoman"/>
                 <w:sz w:val="30"/>
               </w:rPr>
-              <w:t>68-29=</w:t>
+              <w:t>32+19=</w:t>
             </w:r>
           </w:p>
         </w:tc>
@@ -388,7 +388,7 @@
                 <w:rFonts w:ascii="TimeNewRoman" w:hAnsi="TimeNewRoman"/>
                 <w:sz w:val="30"/>
               </w:rPr>
-              <w:t>67-9=</w:t>
+              <w:t>9+83=</w:t>
             </w:r>
           </w:p>
         </w:tc>
@@ -405,7 +405,7 @@
                 <w:rFonts w:ascii="TimeNewRoman" w:hAnsi="TimeNewRoman"/>
                 <w:sz w:val="30"/>
               </w:rPr>
-              <w:t>51-27=</w:t>
+              <w:t>50-29=</w:t>
             </w:r>
           </w:p>
         </w:tc>
@@ -422,7 +422,7 @@
                 <w:rFonts w:ascii="TimeNewRoman" w:hAnsi="TimeNewRoman"/>
                 <w:sz w:val="30"/>
               </w:rPr>
-              <w:t>86-68=</w:t>
+              <w:t>86-18=</w:t>
             </w:r>
           </w:p>
         </w:tc>
@@ -439,7 +439,7 @@
                 <w:rFonts w:ascii="TimeNewRoman" w:hAnsi="TimeNewRoman"/>
                 <w:sz w:val="30"/>
               </w:rPr>
-              <w:t>19+65=</w:t>
+              <w:t>92-44=</w:t>
             </w:r>
           </w:p>
         </w:tc>
@@ -456,7 +456,7 @@
                 <w:rFonts w:ascii="TimeNewRoman" w:hAnsi="TimeNewRoman"/>
                 <w:sz w:val="30"/>
               </w:rPr>
-              <w:t>29+62=</w:t>
+              <w:t>62-9=</w:t>
             </w:r>
           </w:p>
         </w:tc>
@@ -475,7 +475,7 @@
                 <w:rFonts w:ascii="TimeNewRoman" w:hAnsi="TimeNewRoman"/>
                 <w:sz w:val="30"/>
               </w:rPr>
-              <w:t>53-36=</w:t>
+              <w:t>66+8=</w:t>
             </w:r>
           </w:p>
         </w:tc>
@@ -492,7 +492,7 @@
                 <w:rFonts w:ascii="TimeNewRoman" w:hAnsi="TimeNewRoman"/>
                 <w:sz w:val="30"/>
               </w:rPr>
-              <w:t>81-79=</w:t>
+              <w:t>3+69=</w:t>
             </w:r>
           </w:p>
         </w:tc>
@@ -509,7 +509,7 @@
                 <w:rFonts w:ascii="TimeNewRoman" w:hAnsi="TimeNewRoman"/>
                 <w:sz w:val="30"/>
               </w:rPr>
-              <w:t>74+8=</w:t>
+              <w:t>95-29=</w:t>
             </w:r>
           </w:p>
         </w:tc>
@@ -526,7 +526,7 @@
                 <w:rFonts w:ascii="TimeNewRoman" w:hAnsi="TimeNewRoman"/>
                 <w:sz w:val="30"/>
               </w:rPr>
-              <w:t>40-3=</w:t>
+              <w:t>16+48=</w:t>
             </w:r>
           </w:p>
         </w:tc>
@@ -543,7 +543,7 @@
                 <w:rFonts w:ascii="TimeNewRoman" w:hAnsi="TimeNewRoman"/>
                 <w:sz w:val="30"/>
               </w:rPr>
-              <w:t>48+3=</w:t>
+              <w:t>93-26=</w:t>
             </w:r>
           </w:p>
         </w:tc>
@@ -562,7 +562,7 @@
                 <w:rFonts w:ascii="TimeNewRoman" w:hAnsi="TimeNewRoman"/>
                 <w:sz w:val="30"/>
               </w:rPr>
-              <w:t>52-24=</w:t>
+              <w:t>43+9=</w:t>
             </w:r>
           </w:p>
         </w:tc>
@@ -579,7 +579,7 @@
                 <w:rFonts w:ascii="TimeNewRoman" w:hAnsi="TimeNewRoman"/>
                 <w:sz w:val="30"/>
               </w:rPr>
-              <w:t>71-53=</w:t>
+              <w:t>19+55=</w:t>
             </w:r>
           </w:p>
         </w:tc>
@@ -596,7 +596,7 @@
                 <w:rFonts w:ascii="TimeNewRoman" w:hAnsi="TimeNewRoman"/>
                 <w:sz w:val="30"/>
               </w:rPr>
-              <w:t>38+8=</w:t>
+              <w:t>83-39=</w:t>
             </w:r>
           </w:p>
         </w:tc>
@@ -613,7 +613,7 @@
                 <w:rFonts w:ascii="TimeNewRoman" w:hAnsi="TimeNewRoman"/>
                 <w:sz w:val="30"/>
               </w:rPr>
-              <w:t>72-58=</w:t>
+              <w:t>67+9=</w:t>
             </w:r>
           </w:p>
         </w:tc>
@@ -630,7 +630,7 @@
                 <w:rFonts w:ascii="TimeNewRoman" w:hAnsi="TimeNewRoman"/>
                 <w:sz w:val="30"/>
               </w:rPr>
-              <w:t>32+59=</w:t>
+              <w:t>59+29=</w:t>
             </w:r>
           </w:p>
         </w:tc>
@@ -649,7 +649,7 @@
                 <w:rFonts w:ascii="TimeNewRoman" w:hAnsi="TimeNewRoman"/>
                 <w:sz w:val="30"/>
               </w:rPr>
-              <w:t>38+24=</w:t>
+              <w:t>39+19=</w:t>
             </w:r>
           </w:p>
         </w:tc>
@@ -666,7 +666,7 @@
                 <w:rFonts w:ascii="TimeNewRoman" w:hAnsi="TimeNewRoman"/>
                 <w:sz w:val="30"/>
               </w:rPr>
-              <w:t>43+29=</w:t>
+              <w:t>84-67=</w:t>
             </w:r>
           </w:p>
         </w:tc>
@@ -683,7 +683,7 @@
                 <w:rFonts w:ascii="TimeNewRoman" w:hAnsi="TimeNewRoman"/>
                 <w:sz w:val="30"/>
               </w:rPr>
-              <w:t>32-29=</w:t>
+              <w:t>71-16=</w:t>
             </w:r>
           </w:p>
         </w:tc>
@@ -700,7 +700,7 @@
                 <w:rFonts w:ascii="TimeNewRoman" w:hAnsi="TimeNewRoman"/>
                 <w:sz w:val="30"/>
               </w:rPr>
-              <w:t>62-26=</w:t>
+              <w:t>86-18=</w:t>
             </w:r>
           </w:p>
         </w:tc>
@@ -717,7 +717,7 @@
                 <w:rFonts w:ascii="TimeNewRoman" w:hAnsi="TimeNewRoman"/>
                 <w:sz w:val="30"/>
               </w:rPr>
-              <w:t>91-2=</w:t>
+              <w:t>5+49=</w:t>
             </w:r>
           </w:p>
         </w:tc>
@@ -736,7 +736,7 @@
                 <w:rFonts w:ascii="TimeNewRoman" w:hAnsi="TimeNewRoman"/>
                 <w:sz w:val="30"/>
               </w:rPr>
-              <w:t>98-79=</w:t>
+              <w:t>17+24=</w:t>
             </w:r>
           </w:p>
         </w:tc>
@@ -753,7 +753,7 @@
                 <w:rFonts w:ascii="TimeNewRoman" w:hAnsi="TimeNewRoman"/>
                 <w:sz w:val="30"/>
               </w:rPr>
-              <w:t>50-44=</w:t>
+              <w:t>77+17=</w:t>
             </w:r>
           </w:p>
         </w:tc>
@@ -770,7 +770,7 @@
                 <w:rFonts w:ascii="TimeNewRoman" w:hAnsi="TimeNewRoman"/>
                 <w:sz w:val="30"/>
               </w:rPr>
-              <w:t>91-56=</w:t>
+              <w:t>41-18=</w:t>
             </w:r>
           </w:p>
         </w:tc>
@@ -787,7 +787,7 @@
                 <w:rFonts w:ascii="TimeNewRoman" w:hAnsi="TimeNewRoman"/>
                 <w:sz w:val="30"/>
               </w:rPr>
-              <w:t>38+34=</w:t>
+              <w:t>65-17=</w:t>
             </w:r>
           </w:p>
         </w:tc>
@@ -804,7 +804,7 @@
                 <w:rFonts w:ascii="TimeNewRoman" w:hAnsi="TimeNewRoman"/>
                 <w:sz w:val="30"/>
               </w:rPr>
-              <w:t>67-8=</w:t>
+              <w:t>86-9=</w:t>
             </w:r>
           </w:p>
         </w:tc>
@@ -823,7 +823,7 @@
                 <w:rFonts w:ascii="TimeNewRoman" w:hAnsi="TimeNewRoman"/>
                 <w:sz w:val="30"/>
               </w:rPr>
-              <w:t>35+56=</w:t>
+              <w:t>79+13=</w:t>
             </w:r>
           </w:p>
         </w:tc>
@@ -840,7 +840,7 @@
                 <w:rFonts w:ascii="TimeNewRoman" w:hAnsi="TimeNewRoman"/>
                 <w:sz w:val="30"/>
               </w:rPr>
-              <w:t>63+9=</w:t>
+              <w:t>46+37=</w:t>
             </w:r>
           </w:p>
         </w:tc>
@@ -857,7 +857,7 @@
                 <w:rFonts w:ascii="TimeNewRoman" w:hAnsi="TimeNewRoman"/>
                 <w:sz w:val="30"/>
               </w:rPr>
-              <w:t>70-58=</w:t>
+              <w:t>6+17=</w:t>
             </w:r>
           </w:p>
         </w:tc>
@@ -874,7 +874,7 @@
                 <w:rFonts w:ascii="TimeNewRoman" w:hAnsi="TimeNewRoman"/>
                 <w:sz w:val="30"/>
               </w:rPr>
-              <w:t>83+9=</w:t>
+              <w:t>97-38=</w:t>
             </w:r>
           </w:p>
         </w:tc>
@@ -891,7 +891,7 @@
                 <w:rFonts w:ascii="TimeNewRoman" w:hAnsi="TimeNewRoman"/>
                 <w:sz w:val="30"/>
               </w:rPr>
-              <w:t>9+72=</w:t>
+              <w:t>15+56=</w:t>
             </w:r>
           </w:p>
         </w:tc>
@@ -910,7 +910,7 @@
                 <w:rFonts w:ascii="TimeNewRoman" w:hAnsi="TimeNewRoman"/>
                 <w:sz w:val="30"/>
               </w:rPr>
-              <w:t>71-44=</w:t>
+              <w:t>59+6=</w:t>
             </w:r>
           </w:p>
         </w:tc>
@@ -927,7 +927,7 @@
                 <w:rFonts w:ascii="TimeNewRoman" w:hAnsi="TimeNewRoman"/>
                 <w:sz w:val="30"/>
               </w:rPr>
-              <w:t>38+54=</w:t>
+              <w:t>19+55=</w:t>
             </w:r>
           </w:p>
         </w:tc>
@@ -944,7 +944,7 @@
                 <w:rFonts w:ascii="TimeNewRoman" w:hAnsi="TimeNewRoman"/>
                 <w:sz w:val="30"/>
               </w:rPr>
-              <w:t>47+27=</w:t>
+              <w:t>46+27=</w:t>
             </w:r>
           </w:p>
         </w:tc>
@@ -961,7 +961,7 @@
                 <w:rFonts w:ascii="TimeNewRoman" w:hAnsi="TimeNewRoman"/>
                 <w:sz w:val="30"/>
               </w:rPr>
-              <w:t>9+3=</w:t>
+              <w:t>48+34=</w:t>
             </w:r>
           </w:p>
         </w:tc>
@@ -978,7 +978,7 @@
                 <w:rFonts w:ascii="TimeNewRoman" w:hAnsi="TimeNewRoman"/>
                 <w:sz w:val="30"/>
               </w:rPr>
-              <w:t>35+28=</w:t>
+              <w:t>75-47=</w:t>
             </w:r>
           </w:p>
         </w:tc>
@@ -997,7 +997,7 @@
                 <w:rFonts w:ascii="TimeNewRoman" w:hAnsi="TimeNewRoman"/>
                 <w:sz w:val="30"/>
               </w:rPr>
-              <w:t>82-37=</w:t>
+              <w:t>25+7=</w:t>
             </w:r>
           </w:p>
         </w:tc>
@@ -1014,7 +1014,7 @@
                 <w:rFonts w:ascii="TimeNewRoman" w:hAnsi="TimeNewRoman"/>
                 <w:sz w:val="30"/>
               </w:rPr>
-              <w:t>15+57=</w:t>
+              <w:t>86+8=</w:t>
             </w:r>
           </w:p>
         </w:tc>
@@ -1031,7 +1031,7 @@
                 <w:rFonts w:ascii="TimeNewRoman" w:hAnsi="TimeNewRoman"/>
                 <w:sz w:val="30"/>
               </w:rPr>
-              <w:t>57-48=</w:t>
+              <w:t>28+19=</w:t>
             </w:r>
           </w:p>
         </w:tc>
@@ -1048,7 +1048,7 @@
                 <w:rFonts w:ascii="TimeNewRoman" w:hAnsi="TimeNewRoman"/>
                 <w:sz w:val="30"/>
               </w:rPr>
-              <w:t>62-43=</w:t>
+              <w:t>4+77=</w:t>
             </w:r>
           </w:p>
         </w:tc>
@@ -1065,7 +1065,7 @@
                 <w:rFonts w:ascii="TimeNewRoman" w:hAnsi="TimeNewRoman"/>
                 <w:sz w:val="30"/>
               </w:rPr>
-              <w:t>19+8=</w:t>
+              <w:t>85-56=</w:t>
             </w:r>
           </w:p>
         </w:tc>
@@ -1084,7 +1084,7 @@
                 <w:rFonts w:ascii="TimeNewRoman" w:hAnsi="TimeNewRoman"/>
                 <w:sz w:val="30"/>
               </w:rPr>
-              <w:t>64+29=</w:t>
+              <w:t>94-85=</w:t>
             </w:r>
           </w:p>
         </w:tc>
@@ -1101,7 +1101,7 @@
                 <w:rFonts w:ascii="TimeNewRoman" w:hAnsi="TimeNewRoman"/>
                 <w:sz w:val="30"/>
               </w:rPr>
-              <w:t>66+9=</w:t>
+              <w:t>2+39=</w:t>
             </w:r>
           </w:p>
         </w:tc>
@@ -1118,7 +1118,7 @@
                 <w:rFonts w:ascii="TimeNewRoman" w:hAnsi="TimeNewRoman"/>
                 <w:sz w:val="30"/>
               </w:rPr>
-              <w:t>7+64=</w:t>
+              <w:t>14-9=</w:t>
             </w:r>
           </w:p>
         </w:tc>
@@ -1135,7 +1135,7 @@
                 <w:rFonts w:ascii="TimeNewRoman" w:hAnsi="TimeNewRoman"/>
                 <w:sz w:val="30"/>
               </w:rPr>
-              <w:t>19+56=</w:t>
+              <w:t>59+23=</w:t>
             </w:r>
           </w:p>
         </w:tc>
@@ -1152,7 +1152,7 @@
                 <w:rFonts w:ascii="TimeNewRoman" w:hAnsi="TimeNewRoman"/>
                 <w:sz w:val="30"/>
               </w:rPr>
-              <w:t>5+68=</w:t>
+              <w:t>74-18=</w:t>
             </w:r>
           </w:p>
         </w:tc>
@@ -1171,7 +1171,7 @@
                 <w:rFonts w:ascii="TimeNewRoman" w:hAnsi="TimeNewRoman"/>
                 <w:sz w:val="30"/>
               </w:rPr>
-              <w:t>41-26=</w:t>
+              <w:t>74-67=</w:t>
             </w:r>
           </w:p>
         </w:tc>
@@ -1188,7 +1188,94 @@
                 <w:rFonts w:ascii="TimeNewRoman" w:hAnsi="TimeNewRoman"/>
                 <w:sz w:val="30"/>
               </w:rPr>
-              <w:t>95-58=</w:t>
+              <w:t>76-38=</w:t>
+            </w:r>
+          </w:p>
+        </w:tc>
+        <w:tc>
+          <w:tcPr>
+            <w:tcW w:type="dxa" w:w="1987"/>
+          </w:tcPr>
+          <w:p>
+            <w:pPr>
+              <w:jc w:val="left"/>
+            </w:pPr>
+            <w:r>
+              <w:rPr>
+                <w:rFonts w:ascii="TimeNewRoman" w:hAnsi="TimeNewRoman"/>
+                <w:sz w:val="30"/>
+              </w:rPr>
+              <w:t>5+37=</w:t>
+            </w:r>
+          </w:p>
+        </w:tc>
+        <w:tc>
+          <w:tcPr>
+            <w:tcW w:type="dxa" w:w="1987"/>
+          </w:tcPr>
+          <w:p>
+            <w:pPr>
+              <w:jc w:val="left"/>
+            </w:pPr>
+            <w:r>
+              <w:rPr>
+                <w:rFonts w:ascii="TimeNewRoman" w:hAnsi="TimeNewRoman"/>
+                <w:sz w:val="30"/>
+              </w:rPr>
+              <w:t>85-18=</w:t>
+            </w:r>
+          </w:p>
+        </w:tc>
+        <w:tc>
+          <w:tcPr>
+            <w:tcW w:type="dxa" w:w="1987"/>
+          </w:tcPr>
+          <w:p>
+            <w:pPr>
+              <w:jc w:val="left"/>
+            </w:pPr>
+            <w:r>
+              <w:rPr>
+                <w:rFonts w:ascii="TimeNewRoman" w:hAnsi="TimeNewRoman"/>
+                <w:sz w:val="30"/>
+              </w:rPr>
+              <w:t>61-14=</w:t>
+            </w:r>
+          </w:p>
+        </w:tc>
+      </w:tr>
+      <w:tr>
+        <w:tc>
+          <w:tcPr>
+            <w:tcW w:type="dxa" w:w="1987"/>
+          </w:tcPr>
+          <w:p>
+            <w:pPr>
+              <w:jc w:val="left"/>
+            </w:pPr>
+            <w:r>
+              <w:rPr>
+                <w:rFonts w:ascii="TimeNewRoman" w:hAnsi="TimeNewRoman"/>
+                <w:sz w:val="30"/>
+              </w:rPr>
+              <w:t>16+39=</w:t>
+            </w:r>
+          </w:p>
+        </w:tc>
+        <w:tc>
+          <w:tcPr>
+            <w:tcW w:type="dxa" w:w="1987"/>
+          </w:tcPr>
+          <w:p>
+            <w:pPr>
+              <w:jc w:val="left"/>
+            </w:pPr>
+            <w:r>
+              <w:rPr>
+                <w:rFonts w:ascii="TimeNewRoman" w:hAnsi="TimeNewRoman"/>
+                <w:sz w:val="30"/>
+              </w:rPr>
+              <w:t>35+27=</w:t>
             </w:r>
           </w:p>
         </w:tc>
@@ -1222,7 +1309,7 @@
                 <w:rFonts w:ascii="TimeNewRoman" w:hAnsi="TimeNewRoman"/>
                 <w:sz w:val="30"/>
               </w:rPr>
-              <w:t>7+8=</w:t>
+              <w:t>16+35=</w:t>
             </w:r>
           </w:p>
         </w:tc>
@@ -1239,7 +1326,7 @@
                 <w:rFonts w:ascii="TimeNewRoman" w:hAnsi="TimeNewRoman"/>
                 <w:sz w:val="30"/>
               </w:rPr>
-              <w:t>58+24=</w:t>
+              <w:t>9+2=</w:t>
             </w:r>
           </w:p>
         </w:tc>
@@ -1258,7 +1345,7 @@
                 <w:rFonts w:ascii="TimeNewRoman" w:hAnsi="TimeNewRoman"/>
                 <w:sz w:val="30"/>
               </w:rPr>
-              <w:t>66+15=</w:t>
+              <w:t>85+7=</w:t>
             </w:r>
           </w:p>
         </w:tc>
@@ -1275,7 +1362,7 @@
                 <w:rFonts w:ascii="TimeNewRoman" w:hAnsi="TimeNewRoman"/>
                 <w:sz w:val="30"/>
               </w:rPr>
-              <w:t>73-39=</w:t>
+              <w:t>71-6=</w:t>
             </w:r>
           </w:p>
         </w:tc>
@@ -1292,7 +1379,181 @@
                 <w:rFonts w:ascii="TimeNewRoman" w:hAnsi="TimeNewRoman"/>
                 <w:sz w:val="30"/>
               </w:rPr>
-              <w:t>76+19=</w:t>
+              <w:t>49+36=</w:t>
+            </w:r>
+          </w:p>
+        </w:tc>
+        <w:tc>
+          <w:tcPr>
+            <w:tcW w:type="dxa" w:w="1987"/>
+          </w:tcPr>
+          <w:p>
+            <w:pPr>
+              <w:jc w:val="left"/>
+            </w:pPr>
+            <w:r>
+              <w:rPr>
+                <w:rFonts w:ascii="TimeNewRoman" w:hAnsi="TimeNewRoman"/>
+                <w:sz w:val="30"/>
+              </w:rPr>
+              <w:t>62-59=</w:t>
+            </w:r>
+          </w:p>
+        </w:tc>
+        <w:tc>
+          <w:tcPr>
+            <w:tcW w:type="dxa" w:w="1987"/>
+          </w:tcPr>
+          <w:p>
+            <w:pPr>
+              <w:jc w:val="left"/>
+            </w:pPr>
+            <w:r>
+              <w:rPr>
+                <w:rFonts w:ascii="TimeNewRoman" w:hAnsi="TimeNewRoman"/>
+                <w:sz w:val="30"/>
+              </w:rPr>
+              <w:t>5+49=</w:t>
+            </w:r>
+          </w:p>
+        </w:tc>
+      </w:tr>
+      <w:tr>
+        <w:tc>
+          <w:tcPr>
+            <w:tcW w:type="dxa" w:w="1987"/>
+          </w:tcPr>
+          <w:p>
+            <w:pPr>
+              <w:jc w:val="left"/>
+            </w:pPr>
+            <w:r>
+              <w:rPr>
+                <w:rFonts w:ascii="TimeNewRoman" w:hAnsi="TimeNewRoman"/>
+                <w:sz w:val="30"/>
+              </w:rPr>
+              <w:t>9+68=</w:t>
+            </w:r>
+          </w:p>
+        </w:tc>
+        <w:tc>
+          <w:tcPr>
+            <w:tcW w:type="dxa" w:w="1987"/>
+          </w:tcPr>
+          <w:p>
+            <w:pPr>
+              <w:jc w:val="left"/>
+            </w:pPr>
+            <w:r>
+              <w:rPr>
+                <w:rFonts w:ascii="TimeNewRoman" w:hAnsi="TimeNewRoman"/>
+                <w:sz w:val="30"/>
+              </w:rPr>
+              <w:t>97-78=</w:t>
+            </w:r>
+          </w:p>
+        </w:tc>
+        <w:tc>
+          <w:tcPr>
+            <w:tcW w:type="dxa" w:w="1987"/>
+          </w:tcPr>
+          <w:p>
+            <w:pPr>
+              <w:jc w:val="left"/>
+            </w:pPr>
+            <w:r>
+              <w:rPr>
+                <w:rFonts w:ascii="TimeNewRoman" w:hAnsi="TimeNewRoman"/>
+                <w:sz w:val="30"/>
+              </w:rPr>
+              <w:t>35+56=</w:t>
+            </w:r>
+          </w:p>
+        </w:tc>
+        <w:tc>
+          <w:tcPr>
+            <w:tcW w:type="dxa" w:w="1987"/>
+          </w:tcPr>
+          <w:p>
+            <w:pPr>
+              <w:jc w:val="left"/>
+            </w:pPr>
+            <w:r>
+              <w:rPr>
+                <w:rFonts w:ascii="TimeNewRoman" w:hAnsi="TimeNewRoman"/>
+                <w:sz w:val="30"/>
+              </w:rPr>
+              <w:t>70-8=</w:t>
+            </w:r>
+          </w:p>
+        </w:tc>
+        <w:tc>
+          <w:tcPr>
+            <w:tcW w:type="dxa" w:w="1987"/>
+          </w:tcPr>
+          <w:p>
+            <w:pPr>
+              <w:jc w:val="left"/>
+            </w:pPr>
+            <w:r>
+              <w:rPr>
+                <w:rFonts w:ascii="TimeNewRoman" w:hAnsi="TimeNewRoman"/>
+                <w:sz w:val="30"/>
+              </w:rPr>
+              <w:t>61-32=</w:t>
+            </w:r>
+          </w:p>
+        </w:tc>
+      </w:tr>
+      <w:tr>
+        <w:tc>
+          <w:tcPr>
+            <w:tcW w:type="dxa" w:w="1987"/>
+          </w:tcPr>
+          <w:p>
+            <w:pPr>
+              <w:jc w:val="left"/>
+            </w:pPr>
+            <w:r>
+              <w:rPr>
+                <w:rFonts w:ascii="TimeNewRoman" w:hAnsi="TimeNewRoman"/>
+                <w:sz w:val="30"/>
+              </w:rPr>
+              <w:t>74-46=</w:t>
+            </w:r>
+          </w:p>
+        </w:tc>
+        <w:tc>
+          <w:tcPr>
+            <w:tcW w:type="dxa" w:w="1987"/>
+          </w:tcPr>
+          <w:p>
+            <w:pPr>
+              <w:jc w:val="left"/>
+            </w:pPr>
+            <w:r>
+              <w:rPr>
+                <w:rFonts w:ascii="TimeNewRoman" w:hAnsi="TimeNewRoman"/>
+                <w:sz w:val="30"/>
+              </w:rPr>
+              <w:t>67-8=</w:t>
+            </w:r>
+          </w:p>
+        </w:tc>
+        <w:tc>
+          <w:tcPr>
+            <w:tcW w:type="dxa" w:w="1987"/>
+          </w:tcPr>
+          <w:p>
+            <w:pPr>
+              <w:jc w:val="left"/>
+            </w:pPr>
+            <w:r>
+              <w:rPr>
+                <w:rFonts w:ascii="TimeNewRoman" w:hAnsi="TimeNewRoman"/>
+                <w:sz w:val="30"/>
+              </w:rPr>
+              <w:t>72-3=</w:t>
             </w:r>
           </w:p>
         </w:tc>
@@ -1326,7 +1587,7 @@
                 <w:rFonts w:ascii="TimeNewRoman" w:hAnsi="TimeNewRoman"/>
                 <w:sz w:val="30"/>
               </w:rPr>
-              <w:t>10-1=</w:t>
+              <w:t>66-19=</w:t>
             </w:r>
           </w:p>
         </w:tc>
@@ -1345,7 +1606,7 @@
                 <w:rFonts w:ascii="TimeNewRoman" w:hAnsi="TimeNewRoman"/>
                 <w:sz w:val="30"/>
               </w:rPr>
-              <w:t>49+15=</w:t>
+              <w:t>49+48=</w:t>
             </w:r>
           </w:p>
         </w:tc>
@@ -1362,7 +1623,7 @@
                 <w:rFonts w:ascii="TimeNewRoman" w:hAnsi="TimeNewRoman"/>
                 <w:sz w:val="30"/>
               </w:rPr>
-              <w:t>22-6=</w:t>
+              <w:t>61-46=</w:t>
             </w:r>
           </w:p>
         </w:tc>
@@ -1379,7 +1640,7 @@
                 <w:rFonts w:ascii="TimeNewRoman" w:hAnsi="TimeNewRoman"/>
                 <w:sz w:val="30"/>
               </w:rPr>
-              <w:t>69+24=</w:t>
+              <w:t>91-14=</w:t>
             </w:r>
           </w:p>
         </w:tc>
@@ -1396,7 +1657,7 @@
                 <w:rFonts w:ascii="TimeNewRoman" w:hAnsi="TimeNewRoman"/>
                 <w:sz w:val="30"/>
               </w:rPr>
-              <w:t>40-25=</w:t>
+              <w:t>81-15=</w:t>
             </w:r>
           </w:p>
         </w:tc>
@@ -1413,7 +1674,7 @@
                 <w:rFonts w:ascii="TimeNewRoman" w:hAnsi="TimeNewRoman"/>
                 <w:sz w:val="30"/>
               </w:rPr>
-              <w:t>90-78=</w:t>
+              <w:t>18+74=</w:t>
             </w:r>
           </w:p>
         </w:tc>
@@ -1432,7 +1693,7 @@
                 <w:rFonts w:ascii="TimeNewRoman" w:hAnsi="TimeNewRoman"/>
                 <w:sz w:val="30"/>
               </w:rPr>
-              <w:t>73-15=</w:t>
+              <w:t>93-66=</w:t>
             </w:r>
           </w:p>
         </w:tc>
@@ -1449,7 +1710,7 @@
                 <w:rFonts w:ascii="TimeNewRoman" w:hAnsi="TimeNewRoman"/>
                 <w:sz w:val="30"/>
               </w:rPr>
-              <w:t>45+36=</w:t>
+              <w:t>37+17=</w:t>
             </w:r>
           </w:p>
         </w:tc>
@@ -1466,7 +1727,7 @@
                 <w:rFonts w:ascii="TimeNewRoman" w:hAnsi="TimeNewRoman"/>
                 <w:sz w:val="30"/>
               </w:rPr>
-              <w:t>29+9=</w:t>
+              <w:t>80-2=</w:t>
             </w:r>
           </w:p>
         </w:tc>
@@ -1483,7 +1744,7 @@
                 <w:rFonts w:ascii="TimeNewRoman" w:hAnsi="TimeNewRoman"/>
                 <w:sz w:val="30"/>
               </w:rPr>
-              <w:t>6+45=</w:t>
+              <w:t>4+77=</w:t>
             </w:r>
           </w:p>
         </w:tc>
@@ -1500,268 +1761,7 @@
                 <w:rFonts w:ascii="TimeNewRoman" w:hAnsi="TimeNewRoman"/>
                 <w:sz w:val="30"/>
               </w:rPr>
-              <w:t>66+16=</w:t>
-            </w:r>
-          </w:p>
-        </w:tc>
-      </w:tr>
-      <w:tr>
-        <w:tc>
-          <w:tcPr>
-            <w:tcW w:type="dxa" w:w="1987"/>
-          </w:tcPr>
-          <w:p>
-            <w:pPr>
-              <w:jc w:val="left"/>
-            </w:pPr>
-            <w:r>
-              <w:rPr>
-                <w:rFonts w:ascii="TimeNewRoman" w:hAnsi="TimeNewRoman"/>
-                <w:sz w:val="30"/>
-              </w:rPr>
-              <w:t>80-43=</w:t>
-            </w:r>
-          </w:p>
-        </w:tc>
-        <w:tc>
-          <w:tcPr>
-            <w:tcW w:type="dxa" w:w="1987"/>
-          </w:tcPr>
-          <w:p>
-            <w:pPr>
-              <w:jc w:val="left"/>
-            </w:pPr>
-            <w:r>
-              <w:rPr>
-                <w:rFonts w:ascii="TimeNewRoman" w:hAnsi="TimeNewRoman"/>
-                <w:sz w:val="30"/>
-              </w:rPr>
-              <w:t>56+27=</w:t>
-            </w:r>
-          </w:p>
-        </w:tc>
-        <w:tc>
-          <w:tcPr>
-            <w:tcW w:type="dxa" w:w="1987"/>
-          </w:tcPr>
-          <w:p>
-            <w:pPr>
-              <w:jc w:val="left"/>
-            </w:pPr>
-            <w:r>
-              <w:rPr>
-                <w:rFonts w:ascii="TimeNewRoman" w:hAnsi="TimeNewRoman"/>
-                <w:sz w:val="30"/>
-              </w:rPr>
-              <w:t>13-8=</w:t>
-            </w:r>
-          </w:p>
-        </w:tc>
-        <w:tc>
-          <w:tcPr>
-            <w:tcW w:type="dxa" w:w="1987"/>
-          </w:tcPr>
-          <w:p>
-            <w:pPr>
-              <w:jc w:val="left"/>
-            </w:pPr>
-            <w:r>
-              <w:rPr>
-                <w:rFonts w:ascii="TimeNewRoman" w:hAnsi="TimeNewRoman"/>
-                <w:sz w:val="30"/>
-              </w:rPr>
-              <w:t>87-39=</w:t>
-            </w:r>
-          </w:p>
-        </w:tc>
-        <w:tc>
-          <w:tcPr>
-            <w:tcW w:type="dxa" w:w="1987"/>
-          </w:tcPr>
-          <w:p>
-            <w:pPr>
-              <w:jc w:val="left"/>
-            </w:pPr>
-            <w:r>
-              <w:rPr>
-                <w:rFonts w:ascii="TimeNewRoman" w:hAnsi="TimeNewRoman"/>
-                <w:sz w:val="30"/>
-              </w:rPr>
-              <w:t>42-33=</w:t>
-            </w:r>
-          </w:p>
-        </w:tc>
-      </w:tr>
-      <w:tr>
-        <w:tc>
-          <w:tcPr>
-            <w:tcW w:type="dxa" w:w="1987"/>
-          </w:tcPr>
-          <w:p>
-            <w:pPr>
-              <w:jc w:val="left"/>
-            </w:pPr>
-            <w:r>
-              <w:rPr>
-                <w:rFonts w:ascii="TimeNewRoman" w:hAnsi="TimeNewRoman"/>
-                <w:sz w:val="30"/>
-              </w:rPr>
-              <w:t>67+7=</w:t>
-            </w:r>
-          </w:p>
-        </w:tc>
-        <w:tc>
-          <w:tcPr>
-            <w:tcW w:type="dxa" w:w="1987"/>
-          </w:tcPr>
-          <w:p>
-            <w:pPr>
-              <w:jc w:val="left"/>
-            </w:pPr>
-            <w:r>
-              <w:rPr>
-                <w:rFonts w:ascii="TimeNewRoman" w:hAnsi="TimeNewRoman"/>
-                <w:sz w:val="30"/>
-              </w:rPr>
-              <w:t>92-15=</w:t>
-            </w:r>
-          </w:p>
-        </w:tc>
-        <w:tc>
-          <w:tcPr>
-            <w:tcW w:type="dxa" w:w="1987"/>
-          </w:tcPr>
-          <w:p>
-            <w:pPr>
-              <w:jc w:val="left"/>
-            </w:pPr>
-            <w:r>
-              <w:rPr>
-                <w:rFonts w:ascii="TimeNewRoman" w:hAnsi="TimeNewRoman"/>
-                <w:sz w:val="30"/>
-              </w:rPr>
-              <w:t>82-79=</w:t>
-            </w:r>
-          </w:p>
-        </w:tc>
-        <w:tc>
-          <w:tcPr>
-            <w:tcW w:type="dxa" w:w="1987"/>
-          </w:tcPr>
-          <w:p>
-            <w:pPr>
-              <w:jc w:val="left"/>
-            </w:pPr>
-            <w:r>
-              <w:rPr>
-                <w:rFonts w:ascii="TimeNewRoman" w:hAnsi="TimeNewRoman"/>
-                <w:sz w:val="30"/>
-              </w:rPr>
-              <w:t>48+13=</w:t>
-            </w:r>
-          </w:p>
-        </w:tc>
-        <w:tc>
-          <w:tcPr>
-            <w:tcW w:type="dxa" w:w="1987"/>
-          </w:tcPr>
-          <w:p>
-            <w:pPr>
-              <w:jc w:val="left"/>
-            </w:pPr>
-            <w:r>
-              <w:rPr>
-                <w:rFonts w:ascii="TimeNewRoman" w:hAnsi="TimeNewRoman"/>
-                <w:sz w:val="30"/>
-              </w:rPr>
-              <w:t>80-59=</w:t>
-            </w:r>
-          </w:p>
-        </w:tc>
-      </w:tr>
-      <w:tr>
-        <w:tc>
-          <w:tcPr>
-            <w:tcW w:type="dxa" w:w="1987"/>
-          </w:tcPr>
-          <w:p>
-            <w:pPr>
-              <w:jc w:val="left"/>
-            </w:pPr>
-            <w:r>
-              <w:rPr>
-                <w:rFonts w:ascii="TimeNewRoman" w:hAnsi="TimeNewRoman"/>
-                <w:sz w:val="30"/>
-              </w:rPr>
-              <w:t>94-89=</w:t>
-            </w:r>
-          </w:p>
-        </w:tc>
-        <w:tc>
-          <w:tcPr>
-            <w:tcW w:type="dxa" w:w="1987"/>
-          </w:tcPr>
-          <w:p>
-            <w:pPr>
-              <w:jc w:val="left"/>
-            </w:pPr>
-            <w:r>
-              <w:rPr>
-                <w:rFonts w:ascii="TimeNewRoman" w:hAnsi="TimeNewRoman"/>
-                <w:sz w:val="30"/>
-              </w:rPr>
-              <w:t>71-43=</w:t>
-            </w:r>
-          </w:p>
-        </w:tc>
-        <w:tc>
-          <w:tcPr>
-            <w:tcW w:type="dxa" w:w="1987"/>
-          </w:tcPr>
-          <w:p>
-            <w:pPr>
-              <w:jc w:val="left"/>
-            </w:pPr>
-            <w:r>
-              <w:rPr>
-                <w:rFonts w:ascii="TimeNewRoman" w:hAnsi="TimeNewRoman"/>
-                <w:sz w:val="30"/>
-              </w:rPr>
-              <w:t>25+6=</w:t>
-            </w:r>
-          </w:p>
-        </w:tc>
-        <w:tc>
-          <w:tcPr>
-            <w:tcW w:type="dxa" w:w="1987"/>
-          </w:tcPr>
-          <w:p>
-            <w:pPr>
-              <w:jc w:val="left"/>
-            </w:pPr>
-            <w:r>
-              <w:rPr>
-                <w:rFonts w:ascii="TimeNewRoman" w:hAnsi="TimeNewRoman"/>
-                <w:sz w:val="30"/>
-              </w:rPr>
-              <w:t>51-42=</w:t>
-            </w:r>
-          </w:p>
-        </w:tc>
-        <w:tc>
-          <w:tcPr>
-            <w:tcW w:type="dxa" w:w="1987"/>
-          </w:tcPr>
-          <w:p>
-            <w:pPr>
-              <w:jc w:val="left"/>
-            </w:pPr>
-            <w:r>
-              <w:rPr>
-                <w:rFonts w:ascii="TimeNewRoman" w:hAnsi="TimeNewRoman"/>
-                <w:sz w:val="30"/>
-              </w:rPr>
-              <w:t>90-66=</w:t>
+              <w:t>90-65=</w:t>
             </w:r>
           </w:p>
         </w:tc>

--- a/adc_sbb_within_100.docx
+++ b/adc_sbb_within_100.docx
@@ -40,7 +40,7 @@
                 <w:rFonts w:ascii="TimeNewRoman" w:hAnsi="TimeNewRoman"/>
                 <w:sz w:val="30"/>
               </w:rPr>
-              <w:t>15+26=</w:t>
+              <w:t>16+17=</w:t>
             </w:r>
           </w:p>
         </w:tc>
@@ -57,7 +57,7 @@
                 <w:rFonts w:ascii="TimeNewRoman" w:hAnsi="TimeNewRoman"/>
                 <w:sz w:val="30"/>
               </w:rPr>
-              <w:t>82-19=</w:t>
+              <w:t>41-25=</w:t>
             </w:r>
           </w:p>
         </w:tc>
@@ -74,7 +74,7 @@
                 <w:rFonts w:ascii="TimeNewRoman" w:hAnsi="TimeNewRoman"/>
                 <w:sz w:val="30"/>
               </w:rPr>
-              <w:t>17+58=</w:t>
+              <w:t>94-15=</w:t>
             </w:r>
           </w:p>
         </w:tc>
@@ -91,7 +91,7 @@
                 <w:rFonts w:ascii="TimeNewRoman" w:hAnsi="TimeNewRoman"/>
                 <w:sz w:val="30"/>
               </w:rPr>
-              <w:t>9+67=</w:t>
+              <w:t>96-67=</w:t>
             </w:r>
           </w:p>
         </w:tc>
@@ -108,7 +108,7 @@
                 <w:rFonts w:ascii="TimeNewRoman" w:hAnsi="TimeNewRoman"/>
                 <w:sz w:val="30"/>
               </w:rPr>
-              <w:t>8+69=</w:t>
+              <w:t>76+17=</w:t>
             </w:r>
           </w:p>
         </w:tc>
@@ -127,7 +127,7 @@
                 <w:rFonts w:ascii="TimeNewRoman" w:hAnsi="TimeNewRoman"/>
                 <w:sz w:val="30"/>
               </w:rPr>
-              <w:t>50-19=</w:t>
+              <w:t>53-49=</w:t>
             </w:r>
           </w:p>
         </w:tc>
@@ -144,7 +144,7 @@
                 <w:rFonts w:ascii="TimeNewRoman" w:hAnsi="TimeNewRoman"/>
                 <w:sz w:val="30"/>
               </w:rPr>
-              <w:t>62-9=</w:t>
+              <w:t>6+28=</w:t>
             </w:r>
           </w:p>
         </w:tc>
@@ -161,7 +161,7 @@
                 <w:rFonts w:ascii="TimeNewRoman" w:hAnsi="TimeNewRoman"/>
                 <w:sz w:val="30"/>
               </w:rPr>
-              <w:t>13+9=</w:t>
+              <w:t>81-58=</w:t>
             </w:r>
           </w:p>
         </w:tc>
@@ -178,7 +178,7 @@
                 <w:rFonts w:ascii="TimeNewRoman" w:hAnsi="TimeNewRoman"/>
                 <w:sz w:val="30"/>
               </w:rPr>
-              <w:t>36+46=</w:t>
+              <w:t>7+66=</w:t>
             </w:r>
           </w:p>
         </w:tc>
@@ -195,7 +195,7 @@
                 <w:rFonts w:ascii="TimeNewRoman" w:hAnsi="TimeNewRoman"/>
                 <w:sz w:val="30"/>
               </w:rPr>
-              <w:t>64-5=</w:t>
+              <w:t>94-8=</w:t>
             </w:r>
           </w:p>
         </w:tc>
@@ -214,7 +214,7 @@
                 <w:rFonts w:ascii="TimeNewRoman" w:hAnsi="TimeNewRoman"/>
                 <w:sz w:val="30"/>
               </w:rPr>
-              <w:t>88+4=</w:t>
+              <w:t>26+39=</w:t>
             </w:r>
           </w:p>
         </w:tc>
@@ -231,7 +231,7 @@
                 <w:rFonts w:ascii="TimeNewRoman" w:hAnsi="TimeNewRoman"/>
                 <w:sz w:val="30"/>
               </w:rPr>
-              <w:t>51-48=</w:t>
+              <w:t>37+37=</w:t>
             </w:r>
           </w:p>
         </w:tc>
@@ -248,7 +248,7 @@
                 <w:rFonts w:ascii="TimeNewRoman" w:hAnsi="TimeNewRoman"/>
                 <w:sz w:val="30"/>
               </w:rPr>
-              <w:t>45+36=</w:t>
+              <w:t>64+18=</w:t>
             </w:r>
           </w:p>
         </w:tc>
@@ -265,7 +265,7 @@
                 <w:rFonts w:ascii="TimeNewRoman" w:hAnsi="TimeNewRoman"/>
                 <w:sz w:val="30"/>
               </w:rPr>
-              <w:t>62-53=</w:t>
+              <w:t>74-6=</w:t>
             </w:r>
           </w:p>
         </w:tc>
@@ -282,7 +282,7 @@
                 <w:rFonts w:ascii="TimeNewRoman" w:hAnsi="TimeNewRoman"/>
                 <w:sz w:val="30"/>
               </w:rPr>
-              <w:t>25+17=</w:t>
+              <w:t>73-66=</w:t>
             </w:r>
           </w:p>
         </w:tc>
@@ -301,7 +301,7 @@
                 <w:rFonts w:ascii="TimeNewRoman" w:hAnsi="TimeNewRoman"/>
                 <w:sz w:val="30"/>
               </w:rPr>
-              <w:t>82-35=</w:t>
+              <w:t>77-29=</w:t>
             </w:r>
           </w:p>
         </w:tc>
@@ -318,7 +318,7 @@
                 <w:rFonts w:ascii="TimeNewRoman" w:hAnsi="TimeNewRoman"/>
                 <w:sz w:val="30"/>
               </w:rPr>
-              <w:t>88+4=</w:t>
+              <w:t>81-48=</w:t>
             </w:r>
           </w:p>
         </w:tc>
@@ -335,7 +335,7 @@
                 <w:rFonts w:ascii="TimeNewRoman" w:hAnsi="TimeNewRoman"/>
                 <w:sz w:val="30"/>
               </w:rPr>
-              <w:t>72-35=</w:t>
+              <w:t>29+26=</w:t>
             </w:r>
           </w:p>
         </w:tc>
@@ -352,7 +352,7 @@
                 <w:rFonts w:ascii="TimeNewRoman" w:hAnsi="TimeNewRoman"/>
                 <w:sz w:val="30"/>
               </w:rPr>
-              <w:t>43-16=</w:t>
+              <w:t>56+15=</w:t>
             </w:r>
           </w:p>
         </w:tc>
@@ -369,7 +369,7 @@
                 <w:rFonts w:ascii="TimeNewRoman" w:hAnsi="TimeNewRoman"/>
                 <w:sz w:val="30"/>
               </w:rPr>
-              <w:t>32+19=</w:t>
+              <w:t>86-77=</w:t>
             </w:r>
           </w:p>
         </w:tc>
@@ -388,7 +388,7 @@
                 <w:rFonts w:ascii="TimeNewRoman" w:hAnsi="TimeNewRoman"/>
                 <w:sz w:val="30"/>
               </w:rPr>
-              <w:t>9+83=</w:t>
+              <w:t>73-8=</w:t>
             </w:r>
           </w:p>
         </w:tc>
@@ -405,7 +405,7 @@
                 <w:rFonts w:ascii="TimeNewRoman" w:hAnsi="TimeNewRoman"/>
                 <w:sz w:val="30"/>
               </w:rPr>
-              <w:t>50-29=</w:t>
+              <w:t>28+9=</w:t>
             </w:r>
           </w:p>
         </w:tc>
@@ -422,7 +422,7 @@
                 <w:rFonts w:ascii="TimeNewRoman" w:hAnsi="TimeNewRoman"/>
                 <w:sz w:val="30"/>
               </w:rPr>
-              <w:t>86-18=</w:t>
+              <w:t>77-28=</w:t>
             </w:r>
           </w:p>
         </w:tc>
@@ -439,7 +439,7 @@
                 <w:rFonts w:ascii="TimeNewRoman" w:hAnsi="TimeNewRoman"/>
                 <w:sz w:val="30"/>
               </w:rPr>
-              <w:t>92-44=</w:t>
+              <w:t>56-9=</w:t>
             </w:r>
           </w:p>
         </w:tc>
@@ -456,7 +456,7 @@
                 <w:rFonts w:ascii="TimeNewRoman" w:hAnsi="TimeNewRoman"/>
                 <w:sz w:val="30"/>
               </w:rPr>
-              <w:t>62-9=</w:t>
+              <w:t>15+26=</w:t>
             </w:r>
           </w:p>
         </w:tc>
@@ -475,128 +475,7 @@
                 <w:rFonts w:ascii="TimeNewRoman" w:hAnsi="TimeNewRoman"/>
                 <w:sz w:val="30"/>
               </w:rPr>
-              <w:t>66+8=</w:t>
-            </w:r>
-          </w:p>
-        </w:tc>
-        <w:tc>
-          <w:tcPr>
-            <w:tcW w:type="dxa" w:w="1987"/>
-          </w:tcPr>
-          <w:p>
-            <w:pPr>
-              <w:jc w:val="left"/>
-            </w:pPr>
-            <w:r>
-              <w:rPr>
-                <w:rFonts w:ascii="TimeNewRoman" w:hAnsi="TimeNewRoman"/>
-                <w:sz w:val="30"/>
-              </w:rPr>
-              <w:t>3+69=</w:t>
-            </w:r>
-          </w:p>
-        </w:tc>
-        <w:tc>
-          <w:tcPr>
-            <w:tcW w:type="dxa" w:w="1987"/>
-          </w:tcPr>
-          <w:p>
-            <w:pPr>
-              <w:jc w:val="left"/>
-            </w:pPr>
-            <w:r>
-              <w:rPr>
-                <w:rFonts w:ascii="TimeNewRoman" w:hAnsi="TimeNewRoman"/>
-                <w:sz w:val="30"/>
-              </w:rPr>
-              <w:t>95-29=</w:t>
-            </w:r>
-          </w:p>
-        </w:tc>
-        <w:tc>
-          <w:tcPr>
-            <w:tcW w:type="dxa" w:w="1987"/>
-          </w:tcPr>
-          <w:p>
-            <w:pPr>
-              <w:jc w:val="left"/>
-            </w:pPr>
-            <w:r>
-              <w:rPr>
-                <w:rFonts w:ascii="TimeNewRoman" w:hAnsi="TimeNewRoman"/>
-                <w:sz w:val="30"/>
-              </w:rPr>
-              <w:t>16+48=</w:t>
-            </w:r>
-          </w:p>
-        </w:tc>
-        <w:tc>
-          <w:tcPr>
-            <w:tcW w:type="dxa" w:w="1987"/>
-          </w:tcPr>
-          <w:p>
-            <w:pPr>
-              <w:jc w:val="left"/>
-            </w:pPr>
-            <w:r>
-              <w:rPr>
-                <w:rFonts w:ascii="TimeNewRoman" w:hAnsi="TimeNewRoman"/>
-                <w:sz w:val="30"/>
-              </w:rPr>
-              <w:t>93-26=</w:t>
-            </w:r>
-          </w:p>
-        </w:tc>
-      </w:tr>
-      <w:tr>
-        <w:tc>
-          <w:tcPr>
-            <w:tcW w:type="dxa" w:w="1987"/>
-          </w:tcPr>
-          <w:p>
-            <w:pPr>
-              <w:jc w:val="left"/>
-            </w:pPr>
-            <w:r>
-              <w:rPr>
-                <w:rFonts w:ascii="TimeNewRoman" w:hAnsi="TimeNewRoman"/>
-                <w:sz w:val="30"/>
-              </w:rPr>
-              <w:t>43+9=</w:t>
-            </w:r>
-          </w:p>
-        </w:tc>
-        <w:tc>
-          <w:tcPr>
-            <w:tcW w:type="dxa" w:w="1987"/>
-          </w:tcPr>
-          <w:p>
-            <w:pPr>
-              <w:jc w:val="left"/>
-            </w:pPr>
-            <w:r>
-              <w:rPr>
-                <w:rFonts w:ascii="TimeNewRoman" w:hAnsi="TimeNewRoman"/>
-                <w:sz w:val="30"/>
-              </w:rPr>
-              <w:t>19+55=</w:t>
-            </w:r>
-          </w:p>
-        </w:tc>
-        <w:tc>
-          <w:tcPr>
-            <w:tcW w:type="dxa" w:w="1987"/>
-          </w:tcPr>
-          <w:p>
-            <w:pPr>
-              <w:jc w:val="left"/>
-            </w:pPr>
-            <w:r>
-              <w:rPr>
-                <w:rFonts w:ascii="TimeNewRoman" w:hAnsi="TimeNewRoman"/>
-                <w:sz w:val="30"/>
-              </w:rPr>
-              <w:t>83-39=</w:t>
+              <w:t>69+3=</w:t>
             </w:r>
           </w:p>
         </w:tc>
@@ -630,7 +509,41 @@
                 <w:rFonts w:ascii="TimeNewRoman" w:hAnsi="TimeNewRoman"/>
                 <w:sz w:val="30"/>
               </w:rPr>
-              <w:t>59+29=</w:t>
+              <w:t>80-53=</w:t>
+            </w:r>
+          </w:p>
+        </w:tc>
+        <w:tc>
+          <w:tcPr>
+            <w:tcW w:type="dxa" w:w="1987"/>
+          </w:tcPr>
+          <w:p>
+            <w:pPr>
+              <w:jc w:val="left"/>
+            </w:pPr>
+            <w:r>
+              <w:rPr>
+                <w:rFonts w:ascii="TimeNewRoman" w:hAnsi="TimeNewRoman"/>
+                <w:sz w:val="30"/>
+              </w:rPr>
+              <w:t>36+7=</w:t>
+            </w:r>
+          </w:p>
+        </w:tc>
+        <w:tc>
+          <w:tcPr>
+            <w:tcW w:type="dxa" w:w="1987"/>
+          </w:tcPr>
+          <w:p>
+            <w:pPr>
+              <w:jc w:val="left"/>
+            </w:pPr>
+            <w:r>
+              <w:rPr>
+                <w:rFonts w:ascii="TimeNewRoman" w:hAnsi="TimeNewRoman"/>
+                <w:sz w:val="30"/>
+              </w:rPr>
+              <w:t>6+68=</w:t>
             </w:r>
           </w:p>
         </w:tc>
@@ -649,7 +562,7 @@
                 <w:rFonts w:ascii="TimeNewRoman" w:hAnsi="TimeNewRoman"/>
                 <w:sz w:val="30"/>
               </w:rPr>
-              <w:t>39+19=</w:t>
+              <w:t>59+19=</w:t>
             </w:r>
           </w:p>
         </w:tc>
@@ -666,7 +579,7 @@
                 <w:rFonts w:ascii="TimeNewRoman" w:hAnsi="TimeNewRoman"/>
                 <w:sz w:val="30"/>
               </w:rPr>
-              <w:t>84-67=</w:t>
+              <w:t>4+89=</w:t>
             </w:r>
           </w:p>
         </w:tc>
@@ -683,7 +596,7 @@
                 <w:rFonts w:ascii="TimeNewRoman" w:hAnsi="TimeNewRoman"/>
                 <w:sz w:val="30"/>
               </w:rPr>
-              <w:t>71-16=</w:t>
+              <w:t>70-22=</w:t>
             </w:r>
           </w:p>
         </w:tc>
@@ -700,7 +613,7 @@
                 <w:rFonts w:ascii="TimeNewRoman" w:hAnsi="TimeNewRoman"/>
                 <w:sz w:val="30"/>
               </w:rPr>
-              <w:t>86-18=</w:t>
+              <w:t>9+5=</w:t>
             </w:r>
           </w:p>
         </w:tc>
@@ -717,7 +630,7 @@
                 <w:rFonts w:ascii="TimeNewRoman" w:hAnsi="TimeNewRoman"/>
                 <w:sz w:val="30"/>
               </w:rPr>
-              <w:t>5+49=</w:t>
+              <w:t>91-23=</w:t>
             </w:r>
           </w:p>
         </w:tc>
@@ -736,7 +649,7 @@
                 <w:rFonts w:ascii="TimeNewRoman" w:hAnsi="TimeNewRoman"/>
                 <w:sz w:val="30"/>
               </w:rPr>
-              <w:t>17+24=</w:t>
+              <w:t>18+19=</w:t>
             </w:r>
           </w:p>
         </w:tc>
@@ -753,7 +666,7 @@
                 <w:rFonts w:ascii="TimeNewRoman" w:hAnsi="TimeNewRoman"/>
                 <w:sz w:val="30"/>
               </w:rPr>
-              <w:t>77+17=</w:t>
+              <w:t>44+29=</w:t>
             </w:r>
           </w:p>
         </w:tc>
@@ -770,7 +683,7 @@
                 <w:rFonts w:ascii="TimeNewRoman" w:hAnsi="TimeNewRoman"/>
                 <w:sz w:val="30"/>
               </w:rPr>
-              <w:t>41-18=</w:t>
+              <w:t>46-37=</w:t>
             </w:r>
           </w:p>
         </w:tc>
@@ -787,7 +700,7 @@
                 <w:rFonts w:ascii="TimeNewRoman" w:hAnsi="TimeNewRoman"/>
                 <w:sz w:val="30"/>
               </w:rPr>
-              <w:t>65-17=</w:t>
+              <w:t>85-78=</w:t>
             </w:r>
           </w:p>
         </w:tc>
@@ -804,7 +717,7 @@
                 <w:rFonts w:ascii="TimeNewRoman" w:hAnsi="TimeNewRoman"/>
                 <w:sz w:val="30"/>
               </w:rPr>
-              <w:t>86-9=</w:t>
+              <w:t>86-49=</w:t>
             </w:r>
           </w:p>
         </w:tc>
@@ -823,7 +736,7 @@
                 <w:rFonts w:ascii="TimeNewRoman" w:hAnsi="TimeNewRoman"/>
                 <w:sz w:val="30"/>
               </w:rPr>
-              <w:t>79+13=</w:t>
+              <w:t>82-54=</w:t>
             </w:r>
           </w:p>
         </w:tc>
@@ -840,7 +753,7 @@
                 <w:rFonts w:ascii="TimeNewRoman" w:hAnsi="TimeNewRoman"/>
                 <w:sz w:val="30"/>
               </w:rPr>
-              <w:t>46+37=</w:t>
+              <w:t>81-12=</w:t>
             </w:r>
           </w:p>
         </w:tc>
@@ -857,7 +770,7 @@
                 <w:rFonts w:ascii="TimeNewRoman" w:hAnsi="TimeNewRoman"/>
                 <w:sz w:val="30"/>
               </w:rPr>
-              <w:t>6+17=</w:t>
+              <w:t>80-56=</w:t>
             </w:r>
           </w:p>
         </w:tc>
@@ -874,7 +787,7 @@
                 <w:rFonts w:ascii="TimeNewRoman" w:hAnsi="TimeNewRoman"/>
                 <w:sz w:val="30"/>
               </w:rPr>
-              <w:t>97-38=</w:t>
+              <w:t>77-58=</w:t>
             </w:r>
           </w:p>
         </w:tc>
@@ -891,7 +804,7 @@
                 <w:rFonts w:ascii="TimeNewRoman" w:hAnsi="TimeNewRoman"/>
                 <w:sz w:val="30"/>
               </w:rPr>
-              <w:t>15+56=</w:t>
+              <w:t>28+18=</w:t>
             </w:r>
           </w:p>
         </w:tc>
@@ -910,7 +823,7 @@
                 <w:rFonts w:ascii="TimeNewRoman" w:hAnsi="TimeNewRoman"/>
                 <w:sz w:val="30"/>
               </w:rPr>
-              <w:t>59+6=</w:t>
+              <w:t>91-53=</w:t>
             </w:r>
           </w:p>
         </w:tc>
@@ -927,7 +840,7 @@
                 <w:rFonts w:ascii="TimeNewRoman" w:hAnsi="TimeNewRoman"/>
                 <w:sz w:val="30"/>
               </w:rPr>
-              <w:t>19+55=</w:t>
+              <w:t>70-59=</w:t>
             </w:r>
           </w:p>
         </w:tc>
@@ -944,7 +857,7 @@
                 <w:rFonts w:ascii="TimeNewRoman" w:hAnsi="TimeNewRoman"/>
                 <w:sz w:val="30"/>
               </w:rPr>
-              <w:t>46+27=</w:t>
+              <w:t>26+26=</w:t>
             </w:r>
           </w:p>
         </w:tc>
@@ -961,7 +874,7 @@
                 <w:rFonts w:ascii="TimeNewRoman" w:hAnsi="TimeNewRoman"/>
                 <w:sz w:val="30"/>
               </w:rPr>
-              <w:t>48+34=</w:t>
+              <w:t>58+9=</w:t>
             </w:r>
           </w:p>
         </w:tc>
@@ -978,7 +891,7 @@
                 <w:rFonts w:ascii="TimeNewRoman" w:hAnsi="TimeNewRoman"/>
                 <w:sz w:val="30"/>
               </w:rPr>
-              <w:t>75-47=</w:t>
+              <w:t>73-27=</w:t>
             </w:r>
           </w:p>
         </w:tc>
@@ -997,7 +910,7 @@
                 <w:rFonts w:ascii="TimeNewRoman" w:hAnsi="TimeNewRoman"/>
                 <w:sz w:val="30"/>
               </w:rPr>
-              <w:t>25+7=</w:t>
+              <w:t>77+19=</w:t>
             </w:r>
           </w:p>
         </w:tc>
@@ -1014,7 +927,7 @@
                 <w:rFonts w:ascii="TimeNewRoman" w:hAnsi="TimeNewRoman"/>
                 <w:sz w:val="30"/>
               </w:rPr>
-              <w:t>86+8=</w:t>
+              <w:t>74-8=</w:t>
             </w:r>
           </w:p>
         </w:tc>
@@ -1031,7 +944,7 @@
                 <w:rFonts w:ascii="TimeNewRoman" w:hAnsi="TimeNewRoman"/>
                 <w:sz w:val="30"/>
               </w:rPr>
-              <w:t>28+19=</w:t>
+              <w:t>66-29=</w:t>
             </w:r>
           </w:p>
         </w:tc>
@@ -1048,7 +961,7 @@
                 <w:rFonts w:ascii="TimeNewRoman" w:hAnsi="TimeNewRoman"/>
                 <w:sz w:val="30"/>
               </w:rPr>
-              <w:t>4+77=</w:t>
+              <w:t>93-37=</w:t>
             </w:r>
           </w:p>
         </w:tc>
@@ -1065,7 +978,7 @@
                 <w:rFonts w:ascii="TimeNewRoman" w:hAnsi="TimeNewRoman"/>
                 <w:sz w:val="30"/>
               </w:rPr>
-              <w:t>85-56=</w:t>
+              <w:t>17+15=</w:t>
             </w:r>
           </w:p>
         </w:tc>
@@ -1084,7 +997,7 @@
                 <w:rFonts w:ascii="TimeNewRoman" w:hAnsi="TimeNewRoman"/>
                 <w:sz w:val="30"/>
               </w:rPr>
-              <w:t>94-85=</w:t>
+              <w:t>17+57=</w:t>
             </w:r>
           </w:p>
         </w:tc>
@@ -1101,7 +1014,7 @@
                 <w:rFonts w:ascii="TimeNewRoman" w:hAnsi="TimeNewRoman"/>
                 <w:sz w:val="30"/>
               </w:rPr>
-              <w:t>2+39=</w:t>
+              <w:t>5+57=</w:t>
             </w:r>
           </w:p>
         </w:tc>
@@ -1118,7 +1031,7 @@
                 <w:rFonts w:ascii="TimeNewRoman" w:hAnsi="TimeNewRoman"/>
                 <w:sz w:val="30"/>
               </w:rPr>
-              <w:t>14-9=</w:t>
+              <w:t>6+29=</w:t>
             </w:r>
           </w:p>
         </w:tc>
@@ -1135,7 +1048,7 @@
                 <w:rFonts w:ascii="TimeNewRoman" w:hAnsi="TimeNewRoman"/>
                 <w:sz w:val="30"/>
               </w:rPr>
-              <w:t>59+23=</w:t>
+              <w:t>19+57=</w:t>
             </w:r>
           </w:p>
         </w:tc>
@@ -1152,7 +1065,7 @@
                 <w:rFonts w:ascii="TimeNewRoman" w:hAnsi="TimeNewRoman"/>
                 <w:sz w:val="30"/>
               </w:rPr>
-              <w:t>74-18=</w:t>
+              <w:t>40-8=</w:t>
             </w:r>
           </w:p>
         </w:tc>
@@ -1171,7 +1084,7 @@
                 <w:rFonts w:ascii="TimeNewRoman" w:hAnsi="TimeNewRoman"/>
                 <w:sz w:val="30"/>
               </w:rPr>
-              <w:t>74-67=</w:t>
+              <w:t>68+27=</w:t>
             </w:r>
           </w:p>
         </w:tc>
@@ -1188,7 +1101,7 @@
                 <w:rFonts w:ascii="TimeNewRoman" w:hAnsi="TimeNewRoman"/>
                 <w:sz w:val="30"/>
               </w:rPr>
-              <w:t>76-38=</w:t>
+              <w:t>44-17=</w:t>
             </w:r>
           </w:p>
         </w:tc>
@@ -1205,7 +1118,7 @@
                 <w:rFonts w:ascii="TimeNewRoman" w:hAnsi="TimeNewRoman"/>
                 <w:sz w:val="30"/>
               </w:rPr>
-              <w:t>5+37=</w:t>
+              <w:t>52-28=</w:t>
             </w:r>
           </w:p>
         </w:tc>
@@ -1222,7 +1135,7 @@
                 <w:rFonts w:ascii="TimeNewRoman" w:hAnsi="TimeNewRoman"/>
                 <w:sz w:val="30"/>
               </w:rPr>
-              <w:t>85-18=</w:t>
+              <w:t>49+46=</w:t>
             </w:r>
           </w:p>
         </w:tc>
@@ -1239,7 +1152,7 @@
                 <w:rFonts w:ascii="TimeNewRoman" w:hAnsi="TimeNewRoman"/>
                 <w:sz w:val="30"/>
               </w:rPr>
-              <w:t>61-14=</w:t>
+              <w:t>39+16=</w:t>
             </w:r>
           </w:p>
         </w:tc>
@@ -1258,7 +1171,7 @@
                 <w:rFonts w:ascii="TimeNewRoman" w:hAnsi="TimeNewRoman"/>
                 <w:sz w:val="30"/>
               </w:rPr>
-              <w:t>16+39=</w:t>
+              <w:t>56+27=</w:t>
             </w:r>
           </w:p>
         </w:tc>
@@ -1275,7 +1188,7 @@
                 <w:rFonts w:ascii="TimeNewRoman" w:hAnsi="TimeNewRoman"/>
                 <w:sz w:val="30"/>
               </w:rPr>
-              <w:t>35+27=</w:t>
+              <w:t>30-2=</w:t>
             </w:r>
           </w:p>
         </w:tc>
@@ -1292,7 +1205,7 @@
                 <w:rFonts w:ascii="TimeNewRoman" w:hAnsi="TimeNewRoman"/>
                 <w:sz w:val="30"/>
               </w:rPr>
-              <w:t>90-3=</w:t>
+              <w:t>55+18=</w:t>
             </w:r>
           </w:p>
         </w:tc>
@@ -1309,7 +1222,7 @@
                 <w:rFonts w:ascii="TimeNewRoman" w:hAnsi="TimeNewRoman"/>
                 <w:sz w:val="30"/>
               </w:rPr>
-              <w:t>16+35=</w:t>
+              <w:t>90-57=</w:t>
             </w:r>
           </w:p>
         </w:tc>
@@ -1326,7 +1239,7 @@
                 <w:rFonts w:ascii="TimeNewRoman" w:hAnsi="TimeNewRoman"/>
                 <w:sz w:val="30"/>
               </w:rPr>
-              <w:t>9+2=</w:t>
+              <w:t>33-28=</w:t>
             </w:r>
           </w:p>
         </w:tc>
@@ -1345,7 +1258,7 @@
                 <w:rFonts w:ascii="TimeNewRoman" w:hAnsi="TimeNewRoman"/>
                 <w:sz w:val="30"/>
               </w:rPr>
-              <w:t>85+7=</w:t>
+              <w:t>76-48=</w:t>
             </w:r>
           </w:p>
         </w:tc>
@@ -1362,7 +1275,7 @@
                 <w:rFonts w:ascii="TimeNewRoman" w:hAnsi="TimeNewRoman"/>
                 <w:sz w:val="30"/>
               </w:rPr>
-              <w:t>71-6=</w:t>
+              <w:t>78+8=</w:t>
             </w:r>
           </w:p>
         </w:tc>
@@ -1379,7 +1292,7 @@
                 <w:rFonts w:ascii="TimeNewRoman" w:hAnsi="TimeNewRoman"/>
                 <w:sz w:val="30"/>
               </w:rPr>
-              <w:t>49+36=</w:t>
+              <w:t>16+78=</w:t>
             </w:r>
           </w:p>
         </w:tc>
@@ -1396,7 +1309,7 @@
                 <w:rFonts w:ascii="TimeNewRoman" w:hAnsi="TimeNewRoman"/>
                 <w:sz w:val="30"/>
               </w:rPr>
-              <w:t>62-59=</w:t>
+              <w:t>42-19=</w:t>
             </w:r>
           </w:p>
         </w:tc>
@@ -1413,7 +1326,7 @@
                 <w:rFonts w:ascii="TimeNewRoman" w:hAnsi="TimeNewRoman"/>
                 <w:sz w:val="30"/>
               </w:rPr>
-              <w:t>5+49=</w:t>
+              <w:t>28+35=</w:t>
             </w:r>
           </w:p>
         </w:tc>
@@ -1432,7 +1345,7 @@
                 <w:rFonts w:ascii="TimeNewRoman" w:hAnsi="TimeNewRoman"/>
                 <w:sz w:val="30"/>
               </w:rPr>
-              <w:t>9+68=</w:t>
+              <w:t>54-8=</w:t>
             </w:r>
           </w:p>
         </w:tc>
@@ -1449,7 +1362,7 @@
                 <w:rFonts w:ascii="TimeNewRoman" w:hAnsi="TimeNewRoman"/>
                 <w:sz w:val="30"/>
               </w:rPr>
-              <w:t>97-78=</w:t>
+              <w:t>91-29=</w:t>
             </w:r>
           </w:p>
         </w:tc>
@@ -1466,7 +1379,7 @@
                 <w:rFonts w:ascii="TimeNewRoman" w:hAnsi="TimeNewRoman"/>
                 <w:sz w:val="30"/>
               </w:rPr>
-              <w:t>35+56=</w:t>
+              <w:t>8+77=</w:t>
             </w:r>
           </w:p>
         </w:tc>
@@ -1483,7 +1396,7 @@
                 <w:rFonts w:ascii="TimeNewRoman" w:hAnsi="TimeNewRoman"/>
                 <w:sz w:val="30"/>
               </w:rPr>
-              <w:t>70-8=</w:t>
+              <w:t>48+13=</w:t>
             </w:r>
           </w:p>
         </w:tc>
@@ -1500,7 +1413,7 @@
                 <w:rFonts w:ascii="TimeNewRoman" w:hAnsi="TimeNewRoman"/>
                 <w:sz w:val="30"/>
               </w:rPr>
-              <w:t>61-32=</w:t>
+              <w:t>7+38=</w:t>
             </w:r>
           </w:p>
         </w:tc>
@@ -1519,7 +1432,7 @@
                 <w:rFonts w:ascii="TimeNewRoman" w:hAnsi="TimeNewRoman"/>
                 <w:sz w:val="30"/>
               </w:rPr>
-              <w:t>74-46=</w:t>
+              <w:t>25+26=</w:t>
             </w:r>
           </w:p>
         </w:tc>
@@ -1536,7 +1449,7 @@
                 <w:rFonts w:ascii="TimeNewRoman" w:hAnsi="TimeNewRoman"/>
                 <w:sz w:val="30"/>
               </w:rPr>
-              <w:t>67-8=</w:t>
+              <w:t>37+16=</w:t>
             </w:r>
           </w:p>
         </w:tc>
@@ -1553,7 +1466,7 @@
                 <w:rFonts w:ascii="TimeNewRoman" w:hAnsi="TimeNewRoman"/>
                 <w:sz w:val="30"/>
               </w:rPr>
-              <w:t>72-3=</w:t>
+              <w:t>23+58=</w:t>
             </w:r>
           </w:p>
         </w:tc>
@@ -1570,7 +1483,7 @@
                 <w:rFonts w:ascii="TimeNewRoman" w:hAnsi="TimeNewRoman"/>
                 <w:sz w:val="30"/>
               </w:rPr>
-              <w:t>74-38=</w:t>
+              <w:t>83-19=</w:t>
             </w:r>
           </w:p>
         </w:tc>
@@ -1587,7 +1500,7 @@
                 <w:rFonts w:ascii="TimeNewRoman" w:hAnsi="TimeNewRoman"/>
                 <w:sz w:val="30"/>
               </w:rPr>
-              <w:t>66-19=</w:t>
+              <w:t>81-28=</w:t>
             </w:r>
           </w:p>
         </w:tc>
@@ -1606,7 +1519,7 @@
                 <w:rFonts w:ascii="TimeNewRoman" w:hAnsi="TimeNewRoman"/>
                 <w:sz w:val="30"/>
               </w:rPr>
-              <w:t>49+48=</w:t>
+              <w:t>16+55=</w:t>
             </w:r>
           </w:p>
         </w:tc>
@@ -1623,7 +1536,7 @@
                 <w:rFonts w:ascii="TimeNewRoman" w:hAnsi="TimeNewRoman"/>
                 <w:sz w:val="30"/>
               </w:rPr>
-              <w:t>61-46=</w:t>
+              <w:t>14-7=</w:t>
             </w:r>
           </w:p>
         </w:tc>
@@ -1640,7 +1553,7 @@
                 <w:rFonts w:ascii="TimeNewRoman" w:hAnsi="TimeNewRoman"/>
                 <w:sz w:val="30"/>
               </w:rPr>
-              <w:t>91-14=</w:t>
+              <w:t>24+18=</w:t>
             </w:r>
           </w:p>
         </w:tc>
@@ -1657,7 +1570,7 @@
                 <w:rFonts w:ascii="TimeNewRoman" w:hAnsi="TimeNewRoman"/>
                 <w:sz w:val="30"/>
               </w:rPr>
-              <w:t>81-15=</w:t>
+              <w:t>92-63=</w:t>
             </w:r>
           </w:p>
         </w:tc>
@@ -1674,7 +1587,7 @@
                 <w:rFonts w:ascii="TimeNewRoman" w:hAnsi="TimeNewRoman"/>
                 <w:sz w:val="30"/>
               </w:rPr>
-              <w:t>18+74=</w:t>
+              <w:t>43-18=</w:t>
             </w:r>
           </w:p>
         </w:tc>
@@ -1693,7 +1606,7 @@
                 <w:rFonts w:ascii="TimeNewRoman" w:hAnsi="TimeNewRoman"/>
                 <w:sz w:val="30"/>
               </w:rPr>
-              <w:t>93-66=</w:t>
+              <w:t>38+33=</w:t>
             </w:r>
           </w:p>
         </w:tc>
@@ -1710,7 +1623,7 @@
                 <w:rFonts w:ascii="TimeNewRoman" w:hAnsi="TimeNewRoman"/>
                 <w:sz w:val="30"/>
               </w:rPr>
-              <w:t>37+17=</w:t>
+              <w:t>43-36=</w:t>
             </w:r>
           </w:p>
         </w:tc>
@@ -1727,7 +1640,7 @@
                 <w:rFonts w:ascii="TimeNewRoman" w:hAnsi="TimeNewRoman"/>
                 <w:sz w:val="30"/>
               </w:rPr>
-              <w:t>80-2=</w:t>
+              <w:t>63-4=</w:t>
             </w:r>
           </w:p>
         </w:tc>
@@ -1744,7 +1657,7 @@
                 <w:rFonts w:ascii="TimeNewRoman" w:hAnsi="TimeNewRoman"/>
                 <w:sz w:val="30"/>
               </w:rPr>
-              <w:t>4+77=</w:t>
+              <w:t>58+4=</w:t>
             </w:r>
           </w:p>
         </w:tc>
@@ -1761,7 +1674,94 @@
                 <w:rFonts w:ascii="TimeNewRoman" w:hAnsi="TimeNewRoman"/>
                 <w:sz w:val="30"/>
               </w:rPr>
-              <w:t>90-65=</w:t>
+              <w:t>54-35=</w:t>
+            </w:r>
+          </w:p>
+        </w:tc>
+      </w:tr>
+      <w:tr>
+        <w:tc>
+          <w:tcPr>
+            <w:tcW w:type="dxa" w:w="1987"/>
+          </w:tcPr>
+          <w:p>
+            <w:pPr>
+              <w:jc w:val="left"/>
+            </w:pPr>
+            <w:r>
+              <w:rPr>
+                <w:rFonts w:ascii="TimeNewRoman" w:hAnsi="TimeNewRoman"/>
+                <w:sz w:val="30"/>
+              </w:rPr>
+              <w:t>39+25=</w:t>
+            </w:r>
+          </w:p>
+        </w:tc>
+        <w:tc>
+          <w:tcPr>
+            <w:tcW w:type="dxa" w:w="1987"/>
+          </w:tcPr>
+          <w:p>
+            <w:pPr>
+              <w:jc w:val="left"/>
+            </w:pPr>
+            <w:r>
+              <w:rPr>
+                <w:rFonts w:ascii="TimeNewRoman" w:hAnsi="TimeNewRoman"/>
+                <w:sz w:val="30"/>
+              </w:rPr>
+              <w:t>5+58=</w:t>
+            </w:r>
+          </w:p>
+        </w:tc>
+        <w:tc>
+          <w:tcPr>
+            <w:tcW w:type="dxa" w:w="1987"/>
+          </w:tcPr>
+          <w:p>
+            <w:pPr>
+              <w:jc w:val="left"/>
+            </w:pPr>
+            <w:r>
+              <w:rPr>
+                <w:rFonts w:ascii="TimeNewRoman" w:hAnsi="TimeNewRoman"/>
+                <w:sz w:val="30"/>
+              </w:rPr>
+              <w:t>57+26=</w:t>
+            </w:r>
+          </w:p>
+        </w:tc>
+        <w:tc>
+          <w:tcPr>
+            <w:tcW w:type="dxa" w:w="1987"/>
+          </w:tcPr>
+          <w:p>
+            <w:pPr>
+              <w:jc w:val="left"/>
+            </w:pPr>
+            <w:r>
+              <w:rPr>
+                <w:rFonts w:ascii="TimeNewRoman" w:hAnsi="TimeNewRoman"/>
+                <w:sz w:val="30"/>
+              </w:rPr>
+              <w:t>9+56=</w:t>
+            </w:r>
+          </w:p>
+        </w:tc>
+        <w:tc>
+          <w:tcPr>
+            <w:tcW w:type="dxa" w:w="1987"/>
+          </w:tcPr>
+          <w:p>
+            <w:pPr>
+              <w:jc w:val="left"/>
+            </w:pPr>
+            <w:r>
+              <w:rPr>
+                <w:rFonts w:ascii="TimeNewRoman" w:hAnsi="TimeNewRoman"/>
+                <w:sz w:val="30"/>
+              </w:rPr>
+              <w:t>81-29=</w:t>
             </w:r>
           </w:p>
         </w:tc>

--- a/adc_sbb_within_100.docx
+++ b/adc_sbb_within_100.docx
@@ -11,7 +11,7 @@
           <w:rFonts w:ascii="Arial" w:hAnsi="Arial"/>
           <w:sz w:val="30"/>
         </w:rPr>
-        <w:t>2026-09-16 Wednesday</w:t>
+        <w:t>2026-09-17 Thursday</w:t>
       </w:r>
     </w:p>
     <w:tbl>
@@ -40,7 +40,7 @@
                 <w:rFonts w:ascii="TimeNewRoman" w:hAnsi="TimeNewRoman"/>
                 <w:sz w:val="30"/>
               </w:rPr>
-              <w:t>16+17=</w:t>
+              <w:t>62-47=</w:t>
             </w:r>
           </w:p>
         </w:tc>
@@ -57,7 +57,7 @@
                 <w:rFonts w:ascii="TimeNewRoman" w:hAnsi="TimeNewRoman"/>
                 <w:sz w:val="30"/>
               </w:rPr>
-              <w:t>41-25=</w:t>
+              <w:t>80-18=</w:t>
             </w:r>
           </w:p>
         </w:tc>
@@ -74,7 +74,7 @@
                 <w:rFonts w:ascii="TimeNewRoman" w:hAnsi="TimeNewRoman"/>
                 <w:sz w:val="30"/>
               </w:rPr>
-              <w:t>94-15=</w:t>
+              <w:t>93-74=</w:t>
             </w:r>
           </w:p>
         </w:tc>
@@ -91,7 +91,7 @@
                 <w:rFonts w:ascii="TimeNewRoman" w:hAnsi="TimeNewRoman"/>
                 <w:sz w:val="30"/>
               </w:rPr>
-              <w:t>96-67=</w:t>
+              <w:t>91-54=</w:t>
             </w:r>
           </w:p>
         </w:tc>
@@ -108,7 +108,7 @@
                 <w:rFonts w:ascii="TimeNewRoman" w:hAnsi="TimeNewRoman"/>
                 <w:sz w:val="30"/>
               </w:rPr>
-              <w:t>76+17=</w:t>
+              <w:t>72-44=</w:t>
             </w:r>
           </w:p>
         </w:tc>
@@ -127,7 +127,7 @@
                 <w:rFonts w:ascii="TimeNewRoman" w:hAnsi="TimeNewRoman"/>
                 <w:sz w:val="30"/>
               </w:rPr>
-              <w:t>53-49=</w:t>
+              <w:t>46+37=</w:t>
             </w:r>
           </w:p>
         </w:tc>
@@ -144,7 +144,7 @@
                 <w:rFonts w:ascii="TimeNewRoman" w:hAnsi="TimeNewRoman"/>
                 <w:sz w:val="30"/>
               </w:rPr>
-              <w:t>6+28=</w:t>
+              <w:t>90-46=</w:t>
             </w:r>
           </w:p>
         </w:tc>
@@ -161,7 +161,7 @@
                 <w:rFonts w:ascii="TimeNewRoman" w:hAnsi="TimeNewRoman"/>
                 <w:sz w:val="30"/>
               </w:rPr>
-              <w:t>81-58=</w:t>
+              <w:t>48+25=</w:t>
             </w:r>
           </w:p>
         </w:tc>
@@ -178,7 +178,7 @@
                 <w:rFonts w:ascii="TimeNewRoman" w:hAnsi="TimeNewRoman"/>
                 <w:sz w:val="30"/>
               </w:rPr>
-              <w:t>7+66=</w:t>
+              <w:t>90-85=</w:t>
             </w:r>
           </w:p>
         </w:tc>
@@ -195,7 +195,7 @@
                 <w:rFonts w:ascii="TimeNewRoman" w:hAnsi="TimeNewRoman"/>
                 <w:sz w:val="30"/>
               </w:rPr>
-              <w:t>94-8=</w:t>
+              <w:t>59+19=</w:t>
             </w:r>
           </w:p>
         </w:tc>
@@ -214,7 +214,7 @@
                 <w:rFonts w:ascii="TimeNewRoman" w:hAnsi="TimeNewRoman"/>
                 <w:sz w:val="30"/>
               </w:rPr>
-              <w:t>26+39=</w:t>
+              <w:t>80-47=</w:t>
             </w:r>
           </w:p>
         </w:tc>
@@ -231,7 +231,7 @@
                 <w:rFonts w:ascii="TimeNewRoman" w:hAnsi="TimeNewRoman"/>
                 <w:sz w:val="30"/>
               </w:rPr>
-              <w:t>37+37=</w:t>
+              <w:t>52-39=</w:t>
             </w:r>
           </w:p>
         </w:tc>
@@ -248,7 +248,7 @@
                 <w:rFonts w:ascii="TimeNewRoman" w:hAnsi="TimeNewRoman"/>
                 <w:sz w:val="30"/>
               </w:rPr>
-              <w:t>64+18=</w:t>
+              <w:t>24+19=</w:t>
             </w:r>
           </w:p>
         </w:tc>
@@ -265,7 +265,7 @@
                 <w:rFonts w:ascii="TimeNewRoman" w:hAnsi="TimeNewRoman"/>
                 <w:sz w:val="30"/>
               </w:rPr>
-              <w:t>74-6=</w:t>
+              <w:t>67-38=</w:t>
             </w:r>
           </w:p>
         </w:tc>
@@ -282,7 +282,7 @@
                 <w:rFonts w:ascii="TimeNewRoman" w:hAnsi="TimeNewRoman"/>
                 <w:sz w:val="30"/>
               </w:rPr>
-              <w:t>73-66=</w:t>
+              <w:t>59+26=</w:t>
             </w:r>
           </w:p>
         </w:tc>
@@ -301,7 +301,7 @@
                 <w:rFonts w:ascii="TimeNewRoman" w:hAnsi="TimeNewRoman"/>
                 <w:sz w:val="30"/>
               </w:rPr>
-              <w:t>77-29=</w:t>
+              <w:t>5+58=</w:t>
             </w:r>
           </w:p>
         </w:tc>
@@ -318,7 +318,7 @@
                 <w:rFonts w:ascii="TimeNewRoman" w:hAnsi="TimeNewRoman"/>
                 <w:sz w:val="30"/>
               </w:rPr>
-              <w:t>81-48=</w:t>
+              <w:t>71-39=</w:t>
             </w:r>
           </w:p>
         </w:tc>
@@ -335,7 +335,7 @@
                 <w:rFonts w:ascii="TimeNewRoman" w:hAnsi="TimeNewRoman"/>
                 <w:sz w:val="30"/>
               </w:rPr>
-              <w:t>29+26=</w:t>
+              <w:t>69+9=</w:t>
             </w:r>
           </w:p>
         </w:tc>
@@ -352,7 +352,7 @@
                 <w:rFonts w:ascii="TimeNewRoman" w:hAnsi="TimeNewRoman"/>
                 <w:sz w:val="30"/>
               </w:rPr>
-              <w:t>56+15=</w:t>
+              <w:t>18+8=</w:t>
             </w:r>
           </w:p>
         </w:tc>
@@ -369,7 +369,7 @@
                 <w:rFonts w:ascii="TimeNewRoman" w:hAnsi="TimeNewRoman"/>
                 <w:sz w:val="30"/>
               </w:rPr>
-              <w:t>86-77=</w:t>
+              <w:t>77+16=</w:t>
             </w:r>
           </w:p>
         </w:tc>
@@ -388,7 +388,215 @@
                 <w:rFonts w:ascii="TimeNewRoman" w:hAnsi="TimeNewRoman"/>
                 <w:sz w:val="30"/>
               </w:rPr>
-              <w:t>73-8=</w:t>
+              <w:t>23-16=</w:t>
+            </w:r>
+          </w:p>
+        </w:tc>
+        <w:tc>
+          <w:tcPr>
+            <w:tcW w:type="dxa" w:w="1987"/>
+          </w:tcPr>
+          <w:p>
+            <w:pPr>
+              <w:jc w:val="left"/>
+            </w:pPr>
+            <w:r>
+              <w:rPr>
+                <w:rFonts w:ascii="TimeNewRoman" w:hAnsi="TimeNewRoman"/>
+                <w:sz w:val="30"/>
+              </w:rPr>
+              <w:t>47+14=</w:t>
+            </w:r>
+          </w:p>
+        </w:tc>
+        <w:tc>
+          <w:tcPr>
+            <w:tcW w:type="dxa" w:w="1987"/>
+          </w:tcPr>
+          <w:p>
+            <w:pPr>
+              <w:jc w:val="left"/>
+            </w:pPr>
+            <w:r>
+              <w:rPr>
+                <w:rFonts w:ascii="TimeNewRoman" w:hAnsi="TimeNewRoman"/>
+                <w:sz w:val="30"/>
+              </w:rPr>
+              <w:t>34-5=</w:t>
+            </w:r>
+          </w:p>
+        </w:tc>
+        <w:tc>
+          <w:tcPr>
+            <w:tcW w:type="dxa" w:w="1987"/>
+          </w:tcPr>
+          <w:p>
+            <w:pPr>
+              <w:jc w:val="left"/>
+            </w:pPr>
+            <w:r>
+              <w:rPr>
+                <w:rFonts w:ascii="TimeNewRoman" w:hAnsi="TimeNewRoman"/>
+                <w:sz w:val="30"/>
+              </w:rPr>
+              <w:t>50-8=</w:t>
+            </w:r>
+          </w:p>
+        </w:tc>
+        <w:tc>
+          <w:tcPr>
+            <w:tcW w:type="dxa" w:w="1987"/>
+          </w:tcPr>
+          <w:p>
+            <w:pPr>
+              <w:jc w:val="left"/>
+            </w:pPr>
+            <w:r>
+              <w:rPr>
+                <w:rFonts w:ascii="TimeNewRoman" w:hAnsi="TimeNewRoman"/>
+                <w:sz w:val="30"/>
+              </w:rPr>
+              <w:t>52-7=</w:t>
+            </w:r>
+          </w:p>
+        </w:tc>
+      </w:tr>
+      <w:tr>
+        <w:tc>
+          <w:tcPr>
+            <w:tcW w:type="dxa" w:w="1987"/>
+          </w:tcPr>
+          <w:p>
+            <w:pPr>
+              <w:jc w:val="left"/>
+            </w:pPr>
+            <w:r>
+              <w:rPr>
+                <w:rFonts w:ascii="TimeNewRoman" w:hAnsi="TimeNewRoman"/>
+                <w:sz w:val="30"/>
+              </w:rPr>
+              <w:t>86-19=</w:t>
+            </w:r>
+          </w:p>
+        </w:tc>
+        <w:tc>
+          <w:tcPr>
+            <w:tcW w:type="dxa" w:w="1987"/>
+          </w:tcPr>
+          <w:p>
+            <w:pPr>
+              <w:jc w:val="left"/>
+            </w:pPr>
+            <w:r>
+              <w:rPr>
+                <w:rFonts w:ascii="TimeNewRoman" w:hAnsi="TimeNewRoman"/>
+                <w:sz w:val="30"/>
+              </w:rPr>
+              <w:t>84-35=</w:t>
+            </w:r>
+          </w:p>
+        </w:tc>
+        <w:tc>
+          <w:tcPr>
+            <w:tcW w:type="dxa" w:w="1987"/>
+          </w:tcPr>
+          <w:p>
+            <w:pPr>
+              <w:jc w:val="left"/>
+            </w:pPr>
+            <w:r>
+              <w:rPr>
+                <w:rFonts w:ascii="TimeNewRoman" w:hAnsi="TimeNewRoman"/>
+                <w:sz w:val="30"/>
+              </w:rPr>
+              <w:t>49+24=</w:t>
+            </w:r>
+          </w:p>
+        </w:tc>
+        <w:tc>
+          <w:tcPr>
+            <w:tcW w:type="dxa" w:w="1987"/>
+          </w:tcPr>
+          <w:p>
+            <w:pPr>
+              <w:jc w:val="left"/>
+            </w:pPr>
+            <w:r>
+              <w:rPr>
+                <w:rFonts w:ascii="TimeNewRoman" w:hAnsi="TimeNewRoman"/>
+                <w:sz w:val="30"/>
+              </w:rPr>
+              <w:t>42-34=</w:t>
+            </w:r>
+          </w:p>
+        </w:tc>
+        <w:tc>
+          <w:tcPr>
+            <w:tcW w:type="dxa" w:w="1987"/>
+          </w:tcPr>
+          <w:p>
+            <w:pPr>
+              <w:jc w:val="left"/>
+            </w:pPr>
+            <w:r>
+              <w:rPr>
+                <w:rFonts w:ascii="TimeNewRoman" w:hAnsi="TimeNewRoman"/>
+                <w:sz w:val="30"/>
+              </w:rPr>
+              <w:t>10-3=</w:t>
+            </w:r>
+          </w:p>
+        </w:tc>
+      </w:tr>
+      <w:tr>
+        <w:tc>
+          <w:tcPr>
+            <w:tcW w:type="dxa" w:w="1987"/>
+          </w:tcPr>
+          <w:p>
+            <w:pPr>
+              <w:jc w:val="left"/>
+            </w:pPr>
+            <w:r>
+              <w:rPr>
+                <w:rFonts w:ascii="TimeNewRoman" w:hAnsi="TimeNewRoman"/>
+                <w:sz w:val="30"/>
+              </w:rPr>
+              <w:t>24-6=</w:t>
+            </w:r>
+          </w:p>
+        </w:tc>
+        <w:tc>
+          <w:tcPr>
+            <w:tcW w:type="dxa" w:w="1987"/>
+          </w:tcPr>
+          <w:p>
+            <w:pPr>
+              <w:jc w:val="left"/>
+            </w:pPr>
+            <w:r>
+              <w:rPr>
+                <w:rFonts w:ascii="TimeNewRoman" w:hAnsi="TimeNewRoman"/>
+                <w:sz w:val="30"/>
+              </w:rPr>
+              <w:t>53-45=</w:t>
+            </w:r>
+          </w:p>
+        </w:tc>
+        <w:tc>
+          <w:tcPr>
+            <w:tcW w:type="dxa" w:w="1987"/>
+          </w:tcPr>
+          <w:p>
+            <w:pPr>
+              <w:jc w:val="left"/>
+            </w:pPr>
+            <w:r>
+              <w:rPr>
+                <w:rFonts w:ascii="TimeNewRoman" w:hAnsi="TimeNewRoman"/>
+                <w:sz w:val="30"/>
+              </w:rPr>
+              <w:t>93-55=</w:t>
             </w:r>
           </w:p>
         </w:tc>
@@ -422,41 +630,7 @@
                 <w:rFonts w:ascii="TimeNewRoman" w:hAnsi="TimeNewRoman"/>
                 <w:sz w:val="30"/>
               </w:rPr>
-              <w:t>77-28=</w:t>
-            </w:r>
-          </w:p>
-        </w:tc>
-        <w:tc>
-          <w:tcPr>
-            <w:tcW w:type="dxa" w:w="1987"/>
-          </w:tcPr>
-          <w:p>
-            <w:pPr>
-              <w:jc w:val="left"/>
-            </w:pPr>
-            <w:r>
-              <w:rPr>
-                <w:rFonts w:ascii="TimeNewRoman" w:hAnsi="TimeNewRoman"/>
-                <w:sz w:val="30"/>
-              </w:rPr>
-              <w:t>56-9=</w:t>
-            </w:r>
-          </w:p>
-        </w:tc>
-        <w:tc>
-          <w:tcPr>
-            <w:tcW w:type="dxa" w:w="1987"/>
-          </w:tcPr>
-          <w:p>
-            <w:pPr>
-              <w:jc w:val="left"/>
-            </w:pPr>
-            <w:r>
-              <w:rPr>
-                <w:rFonts w:ascii="TimeNewRoman" w:hAnsi="TimeNewRoman"/>
-                <w:sz w:val="30"/>
-              </w:rPr>
-              <w:t>15+26=</w:t>
+              <w:t>90-59=</w:t>
             </w:r>
           </w:p>
         </w:tc>
@@ -475,7 +649,7 @@
                 <w:rFonts w:ascii="TimeNewRoman" w:hAnsi="TimeNewRoman"/>
                 <w:sz w:val="30"/>
               </w:rPr>
-              <w:t>69+3=</w:t>
+              <w:t>7+54=</w:t>
             </w:r>
           </w:p>
         </w:tc>
@@ -492,7 +666,7 @@
                 <w:rFonts w:ascii="TimeNewRoman" w:hAnsi="TimeNewRoman"/>
                 <w:sz w:val="30"/>
               </w:rPr>
-              <w:t>67+9=</w:t>
+              <w:t>57+16=</w:t>
             </w:r>
           </w:p>
         </w:tc>
@@ -509,7 +683,7 @@
                 <w:rFonts w:ascii="TimeNewRoman" w:hAnsi="TimeNewRoman"/>
                 <w:sz w:val="30"/>
               </w:rPr>
-              <w:t>80-53=</w:t>
+              <w:t>71-54=</w:t>
             </w:r>
           </w:p>
         </w:tc>
@@ -526,7 +700,7 @@
                 <w:rFonts w:ascii="TimeNewRoman" w:hAnsi="TimeNewRoman"/>
                 <w:sz w:val="30"/>
               </w:rPr>
-              <w:t>36+7=</w:t>
+              <w:t>31-6=</w:t>
             </w:r>
           </w:p>
         </w:tc>
@@ -543,7 +717,7 @@
                 <w:rFonts w:ascii="TimeNewRoman" w:hAnsi="TimeNewRoman"/>
                 <w:sz w:val="30"/>
               </w:rPr>
-              <w:t>6+68=</w:t>
+              <w:t>47+24=</w:t>
             </w:r>
           </w:p>
         </w:tc>
@@ -562,7 +736,7 @@
                 <w:rFonts w:ascii="TimeNewRoman" w:hAnsi="TimeNewRoman"/>
                 <w:sz w:val="30"/>
               </w:rPr>
-              <w:t>59+19=</w:t>
+              <w:t>49+38=</w:t>
             </w:r>
           </w:p>
         </w:tc>
@@ -579,7 +753,7 @@
                 <w:rFonts w:ascii="TimeNewRoman" w:hAnsi="TimeNewRoman"/>
                 <w:sz w:val="30"/>
               </w:rPr>
-              <w:t>4+89=</w:t>
+              <w:t>80-4=</w:t>
             </w:r>
           </w:p>
         </w:tc>
@@ -596,7 +770,7 @@
                 <w:rFonts w:ascii="TimeNewRoman" w:hAnsi="TimeNewRoman"/>
                 <w:sz w:val="30"/>
               </w:rPr>
-              <w:t>70-22=</w:t>
+              <w:t>9+74=</w:t>
             </w:r>
           </w:p>
         </w:tc>
@@ -613,7 +787,7 @@
                 <w:rFonts w:ascii="TimeNewRoman" w:hAnsi="TimeNewRoman"/>
                 <w:sz w:val="30"/>
               </w:rPr>
-              <w:t>9+5=</w:t>
+              <w:t>71-13=</w:t>
             </w:r>
           </w:p>
         </w:tc>
@@ -630,7 +804,7 @@
                 <w:rFonts w:ascii="TimeNewRoman" w:hAnsi="TimeNewRoman"/>
                 <w:sz w:val="30"/>
               </w:rPr>
-              <w:t>91-23=</w:t>
+              <w:t>56-7=</w:t>
             </w:r>
           </w:p>
         </w:tc>
@@ -649,7 +823,7 @@
                 <w:rFonts w:ascii="TimeNewRoman" w:hAnsi="TimeNewRoman"/>
                 <w:sz w:val="30"/>
               </w:rPr>
-              <w:t>18+19=</w:t>
+              <w:t>49+7=</w:t>
             </w:r>
           </w:p>
         </w:tc>
@@ -666,7 +840,7 @@
                 <w:rFonts w:ascii="TimeNewRoman" w:hAnsi="TimeNewRoman"/>
                 <w:sz w:val="30"/>
               </w:rPr>
-              <w:t>44+29=</w:t>
+              <w:t>83-35=</w:t>
             </w:r>
           </w:p>
         </w:tc>
@@ -683,7 +857,7 @@
                 <w:rFonts w:ascii="TimeNewRoman" w:hAnsi="TimeNewRoman"/>
                 <w:sz w:val="30"/>
               </w:rPr>
-              <w:t>46-37=</w:t>
+              <w:t>6+38=</w:t>
             </w:r>
           </w:p>
         </w:tc>
@@ -700,7 +874,7 @@
                 <w:rFonts w:ascii="TimeNewRoman" w:hAnsi="TimeNewRoman"/>
                 <w:sz w:val="30"/>
               </w:rPr>
-              <w:t>85-78=</w:t>
+              <w:t>69+23=</w:t>
             </w:r>
           </w:p>
         </w:tc>
@@ -717,7 +891,7 @@
                 <w:rFonts w:ascii="TimeNewRoman" w:hAnsi="TimeNewRoman"/>
                 <w:sz w:val="30"/>
               </w:rPr>
-              <w:t>86-49=</w:t>
+              <w:t>39+55=</w:t>
             </w:r>
           </w:p>
         </w:tc>
@@ -736,7 +910,7 @@
                 <w:rFonts w:ascii="TimeNewRoman" w:hAnsi="TimeNewRoman"/>
                 <w:sz w:val="30"/>
               </w:rPr>
-              <w:t>82-54=</w:t>
+              <w:t>62+29=</w:t>
             </w:r>
           </w:p>
         </w:tc>
@@ -753,7 +927,7 @@
                 <w:rFonts w:ascii="TimeNewRoman" w:hAnsi="TimeNewRoman"/>
                 <w:sz w:val="30"/>
               </w:rPr>
-              <w:t>81-12=</w:t>
+              <w:t>72-8=</w:t>
             </w:r>
           </w:p>
         </w:tc>
@@ -770,7 +944,7 @@
                 <w:rFonts w:ascii="TimeNewRoman" w:hAnsi="TimeNewRoman"/>
                 <w:sz w:val="30"/>
               </w:rPr>
-              <w:t>80-56=</w:t>
+              <w:t>67+16=</w:t>
             </w:r>
           </w:p>
         </w:tc>
@@ -787,7 +961,7 @@
                 <w:rFonts w:ascii="TimeNewRoman" w:hAnsi="TimeNewRoman"/>
                 <w:sz w:val="30"/>
               </w:rPr>
-              <w:t>77-58=</w:t>
+              <w:t>74-38=</w:t>
             </w:r>
           </w:p>
         </w:tc>
@@ -804,7 +978,7 @@
                 <w:rFonts w:ascii="TimeNewRoman" w:hAnsi="TimeNewRoman"/>
                 <w:sz w:val="30"/>
               </w:rPr>
-              <w:t>28+18=</w:t>
+              <w:t>24-6=</w:t>
             </w:r>
           </w:p>
         </w:tc>
@@ -823,7 +997,7 @@
                 <w:rFonts w:ascii="TimeNewRoman" w:hAnsi="TimeNewRoman"/>
                 <w:sz w:val="30"/>
               </w:rPr>
-              <w:t>91-53=</w:t>
+              <w:t>87+6=</w:t>
             </w:r>
           </w:p>
         </w:tc>
@@ -840,7 +1014,7 @@
                 <w:rFonts w:ascii="TimeNewRoman" w:hAnsi="TimeNewRoman"/>
                 <w:sz w:val="30"/>
               </w:rPr>
-              <w:t>70-59=</w:t>
+              <w:t>60-24=</w:t>
             </w:r>
           </w:p>
         </w:tc>
@@ -857,7 +1031,7 @@
                 <w:rFonts w:ascii="TimeNewRoman" w:hAnsi="TimeNewRoman"/>
                 <w:sz w:val="30"/>
               </w:rPr>
-              <w:t>26+26=</w:t>
+              <w:t>32-24=</w:t>
             </w:r>
           </w:p>
         </w:tc>
@@ -874,7 +1048,7 @@
                 <w:rFonts w:ascii="TimeNewRoman" w:hAnsi="TimeNewRoman"/>
                 <w:sz w:val="30"/>
               </w:rPr>
-              <w:t>58+9=</w:t>
+              <w:t>62-7=</w:t>
             </w:r>
           </w:p>
         </w:tc>
@@ -891,7 +1065,7 @@
                 <w:rFonts w:ascii="TimeNewRoman" w:hAnsi="TimeNewRoman"/>
                 <w:sz w:val="30"/>
               </w:rPr>
-              <w:t>73-27=</w:t>
+              <w:t>34+29=</w:t>
             </w:r>
           </w:p>
         </w:tc>
@@ -910,7 +1084,7 @@
                 <w:rFonts w:ascii="TimeNewRoman" w:hAnsi="TimeNewRoman"/>
                 <w:sz w:val="30"/>
               </w:rPr>
-              <w:t>77+19=</w:t>
+              <w:t>38+28=</w:t>
             </w:r>
           </w:p>
         </w:tc>
@@ -927,7 +1101,7 @@
                 <w:rFonts w:ascii="TimeNewRoman" w:hAnsi="TimeNewRoman"/>
                 <w:sz w:val="30"/>
               </w:rPr>
-              <w:t>74-8=</w:t>
+              <w:t>40-22=</w:t>
             </w:r>
           </w:p>
         </w:tc>
@@ -944,7 +1118,7 @@
                 <w:rFonts w:ascii="TimeNewRoman" w:hAnsi="TimeNewRoman"/>
                 <w:sz w:val="30"/>
               </w:rPr>
-              <w:t>66-29=</w:t>
+              <w:t>20-6=</w:t>
             </w:r>
           </w:p>
         </w:tc>
@@ -961,7 +1135,7 @@
                 <w:rFonts w:ascii="TimeNewRoman" w:hAnsi="TimeNewRoman"/>
                 <w:sz w:val="30"/>
               </w:rPr>
-              <w:t>93-37=</w:t>
+              <w:t>13+59=</w:t>
             </w:r>
           </w:p>
         </w:tc>
@@ -978,7 +1152,7 @@
                 <w:rFonts w:ascii="TimeNewRoman" w:hAnsi="TimeNewRoman"/>
                 <w:sz w:val="30"/>
               </w:rPr>
-              <w:t>17+15=</w:t>
+              <w:t>6+16=</w:t>
             </w:r>
           </w:p>
         </w:tc>
@@ -997,7 +1171,7 @@
                 <w:rFonts w:ascii="TimeNewRoman" w:hAnsi="TimeNewRoman"/>
                 <w:sz w:val="30"/>
               </w:rPr>
-              <w:t>17+57=</w:t>
+              <w:t>85-76=</w:t>
             </w:r>
           </w:p>
         </w:tc>
@@ -1014,10 +1188,411 @@
                 <w:rFonts w:ascii="TimeNewRoman" w:hAnsi="TimeNewRoman"/>
                 <w:sz w:val="30"/>
               </w:rPr>
-              <w:t>5+57=</w:t>
+              <w:t>17+67=</w:t>
             </w:r>
           </w:p>
         </w:tc>
+        <w:tc>
+          <w:tcPr>
+            <w:tcW w:type="dxa" w:w="1987"/>
+          </w:tcPr>
+          <w:p>
+            <w:pPr>
+              <w:jc w:val="left"/>
+            </w:pPr>
+            <w:r>
+              <w:rPr>
+                <w:rFonts w:ascii="TimeNewRoman" w:hAnsi="TimeNewRoman"/>
+                <w:sz w:val="30"/>
+              </w:rPr>
+              <w:t>64-17=</w:t>
+            </w:r>
+          </w:p>
+        </w:tc>
+        <w:tc>
+          <w:tcPr>
+            <w:tcW w:type="dxa" w:w="1987"/>
+          </w:tcPr>
+          <w:p>
+            <w:pPr>
+              <w:jc w:val="left"/>
+            </w:pPr>
+            <w:r>
+              <w:rPr>
+                <w:rFonts w:ascii="TimeNewRoman" w:hAnsi="TimeNewRoman"/>
+                <w:sz w:val="30"/>
+              </w:rPr>
+              <w:t>61-24=</w:t>
+            </w:r>
+          </w:p>
+        </w:tc>
+        <w:tc>
+          <w:tcPr>
+            <w:tcW w:type="dxa" w:w="1987"/>
+          </w:tcPr>
+          <w:p>
+            <w:pPr>
+              <w:jc w:val="left"/>
+            </w:pPr>
+            <w:r>
+              <w:rPr>
+                <w:rFonts w:ascii="TimeNewRoman" w:hAnsi="TimeNewRoman"/>
+                <w:sz w:val="30"/>
+              </w:rPr>
+              <w:t>48+36=</w:t>
+            </w:r>
+          </w:p>
+        </w:tc>
+      </w:tr>
+      <w:tr>
+        <w:tc>
+          <w:tcPr>
+            <w:tcW w:type="dxa" w:w="1987"/>
+          </w:tcPr>
+          <w:p>
+            <w:pPr>
+              <w:jc w:val="left"/>
+            </w:pPr>
+            <w:r>
+              <w:rPr>
+                <w:rFonts w:ascii="TimeNewRoman" w:hAnsi="TimeNewRoman"/>
+                <w:sz w:val="30"/>
+              </w:rPr>
+              <w:t>8+9=</w:t>
+            </w:r>
+          </w:p>
+        </w:tc>
+        <w:tc>
+          <w:tcPr>
+            <w:tcW w:type="dxa" w:w="1987"/>
+          </w:tcPr>
+          <w:p>
+            <w:pPr>
+              <w:jc w:val="left"/>
+            </w:pPr>
+            <w:r>
+              <w:rPr>
+                <w:rFonts w:ascii="TimeNewRoman" w:hAnsi="TimeNewRoman"/>
+                <w:sz w:val="30"/>
+              </w:rPr>
+              <w:t>58-39=</w:t>
+            </w:r>
+          </w:p>
+        </w:tc>
+        <w:tc>
+          <w:tcPr>
+            <w:tcW w:type="dxa" w:w="1987"/>
+          </w:tcPr>
+          <w:p>
+            <w:pPr>
+              <w:jc w:val="left"/>
+            </w:pPr>
+            <w:r>
+              <w:rPr>
+                <w:rFonts w:ascii="TimeNewRoman" w:hAnsi="TimeNewRoman"/>
+                <w:sz w:val="30"/>
+              </w:rPr>
+              <w:t>87-39=</w:t>
+            </w:r>
+          </w:p>
+        </w:tc>
+        <w:tc>
+          <w:tcPr>
+            <w:tcW w:type="dxa" w:w="1987"/>
+          </w:tcPr>
+          <w:p>
+            <w:pPr>
+              <w:jc w:val="left"/>
+            </w:pPr>
+            <w:r>
+              <w:rPr>
+                <w:rFonts w:ascii="TimeNewRoman" w:hAnsi="TimeNewRoman"/>
+                <w:sz w:val="30"/>
+              </w:rPr>
+              <w:t>91-34=</w:t>
+            </w:r>
+          </w:p>
+        </w:tc>
+        <w:tc>
+          <w:tcPr>
+            <w:tcW w:type="dxa" w:w="1987"/>
+          </w:tcPr>
+          <w:p>
+            <w:pPr>
+              <w:jc w:val="left"/>
+            </w:pPr>
+            <w:r>
+              <w:rPr>
+                <w:rFonts w:ascii="TimeNewRoman" w:hAnsi="TimeNewRoman"/>
+                <w:sz w:val="30"/>
+              </w:rPr>
+              <w:t>42-3=</w:t>
+            </w:r>
+          </w:p>
+        </w:tc>
+      </w:tr>
+      <w:tr>
+        <w:tc>
+          <w:tcPr>
+            <w:tcW w:type="dxa" w:w="1987"/>
+          </w:tcPr>
+          <w:p>
+            <w:pPr>
+              <w:jc w:val="left"/>
+            </w:pPr>
+            <w:r>
+              <w:rPr>
+                <w:rFonts w:ascii="TimeNewRoman" w:hAnsi="TimeNewRoman"/>
+                <w:sz w:val="30"/>
+              </w:rPr>
+              <w:t>16+75=</w:t>
+            </w:r>
+          </w:p>
+        </w:tc>
+        <w:tc>
+          <w:tcPr>
+            <w:tcW w:type="dxa" w:w="1987"/>
+          </w:tcPr>
+          <w:p>
+            <w:pPr>
+              <w:jc w:val="left"/>
+            </w:pPr>
+            <w:r>
+              <w:rPr>
+                <w:rFonts w:ascii="TimeNewRoman" w:hAnsi="TimeNewRoman"/>
+                <w:sz w:val="30"/>
+              </w:rPr>
+              <w:t>2+79=</w:t>
+            </w:r>
+          </w:p>
+        </w:tc>
+        <w:tc>
+          <w:tcPr>
+            <w:tcW w:type="dxa" w:w="1987"/>
+          </w:tcPr>
+          <w:p>
+            <w:pPr>
+              <w:jc w:val="left"/>
+            </w:pPr>
+            <w:r>
+              <w:rPr>
+                <w:rFonts w:ascii="TimeNewRoman" w:hAnsi="TimeNewRoman"/>
+                <w:sz w:val="30"/>
+              </w:rPr>
+              <w:t>66+27=</w:t>
+            </w:r>
+          </w:p>
+        </w:tc>
+        <w:tc>
+          <w:tcPr>
+            <w:tcW w:type="dxa" w:w="1987"/>
+          </w:tcPr>
+          <w:p>
+            <w:pPr>
+              <w:jc w:val="left"/>
+            </w:pPr>
+            <w:r>
+              <w:rPr>
+                <w:rFonts w:ascii="TimeNewRoman" w:hAnsi="TimeNewRoman"/>
+                <w:sz w:val="30"/>
+              </w:rPr>
+              <w:t>47+39=</w:t>
+            </w:r>
+          </w:p>
+        </w:tc>
+        <w:tc>
+          <w:tcPr>
+            <w:tcW w:type="dxa" w:w="1987"/>
+          </w:tcPr>
+          <w:p>
+            <w:pPr>
+              <w:jc w:val="left"/>
+            </w:pPr>
+            <w:r>
+              <w:rPr>
+                <w:rFonts w:ascii="TimeNewRoman" w:hAnsi="TimeNewRoman"/>
+                <w:sz w:val="30"/>
+              </w:rPr>
+              <w:t>63-55=</w:t>
+            </w:r>
+          </w:p>
+        </w:tc>
+      </w:tr>
+      <w:tr>
+        <w:tc>
+          <w:tcPr>
+            <w:tcW w:type="dxa" w:w="1987"/>
+          </w:tcPr>
+          <w:p>
+            <w:pPr>
+              <w:jc w:val="left"/>
+            </w:pPr>
+            <w:r>
+              <w:rPr>
+                <w:rFonts w:ascii="TimeNewRoman" w:hAnsi="TimeNewRoman"/>
+                <w:sz w:val="30"/>
+              </w:rPr>
+              <w:t>85+6=</w:t>
+            </w:r>
+          </w:p>
+        </w:tc>
+        <w:tc>
+          <w:tcPr>
+            <w:tcW w:type="dxa" w:w="1987"/>
+          </w:tcPr>
+          <w:p>
+            <w:pPr>
+              <w:jc w:val="left"/>
+            </w:pPr>
+            <w:r>
+              <w:rPr>
+                <w:rFonts w:ascii="TimeNewRoman" w:hAnsi="TimeNewRoman"/>
+                <w:sz w:val="30"/>
+              </w:rPr>
+              <w:t>91-35=</w:t>
+            </w:r>
+          </w:p>
+        </w:tc>
+        <w:tc>
+          <w:tcPr>
+            <w:tcW w:type="dxa" w:w="1987"/>
+          </w:tcPr>
+          <w:p>
+            <w:pPr>
+              <w:jc w:val="left"/>
+            </w:pPr>
+            <w:r>
+              <w:rPr>
+                <w:rFonts w:ascii="TimeNewRoman" w:hAnsi="TimeNewRoman"/>
+                <w:sz w:val="30"/>
+              </w:rPr>
+              <w:t>29+37=</w:t>
+            </w:r>
+          </w:p>
+        </w:tc>
+        <w:tc>
+          <w:tcPr>
+            <w:tcW w:type="dxa" w:w="1987"/>
+          </w:tcPr>
+          <w:p>
+            <w:pPr>
+              <w:jc w:val="left"/>
+            </w:pPr>
+            <w:r>
+              <w:rPr>
+                <w:rFonts w:ascii="TimeNewRoman" w:hAnsi="TimeNewRoman"/>
+                <w:sz w:val="30"/>
+              </w:rPr>
+              <w:t>81-67=</w:t>
+            </w:r>
+          </w:p>
+        </w:tc>
+        <w:tc>
+          <w:tcPr>
+            <w:tcW w:type="dxa" w:w="1987"/>
+          </w:tcPr>
+          <w:p>
+            <w:pPr>
+              <w:jc w:val="left"/>
+            </w:pPr>
+            <w:r>
+              <w:rPr>
+                <w:rFonts w:ascii="TimeNewRoman" w:hAnsi="TimeNewRoman"/>
+                <w:sz w:val="30"/>
+              </w:rPr>
+              <w:t>26+9=</w:t>
+            </w:r>
+          </w:p>
+        </w:tc>
+      </w:tr>
+      <w:tr>
+        <w:tc>
+          <w:tcPr>
+            <w:tcW w:type="dxa" w:w="1987"/>
+          </w:tcPr>
+          <w:p>
+            <w:pPr>
+              <w:jc w:val="left"/>
+            </w:pPr>
+            <w:r>
+              <w:rPr>
+                <w:rFonts w:ascii="TimeNewRoman" w:hAnsi="TimeNewRoman"/>
+                <w:sz w:val="30"/>
+              </w:rPr>
+              <w:t>93-39=</w:t>
+            </w:r>
+          </w:p>
+        </w:tc>
+        <w:tc>
+          <w:tcPr>
+            <w:tcW w:type="dxa" w:w="1987"/>
+          </w:tcPr>
+          <w:p>
+            <w:pPr>
+              <w:jc w:val="left"/>
+            </w:pPr>
+            <w:r>
+              <w:rPr>
+                <w:rFonts w:ascii="TimeNewRoman" w:hAnsi="TimeNewRoman"/>
+                <w:sz w:val="30"/>
+              </w:rPr>
+              <w:t>83-46=</w:t>
+            </w:r>
+          </w:p>
+        </w:tc>
+        <w:tc>
+          <w:tcPr>
+            <w:tcW w:type="dxa" w:w="1987"/>
+          </w:tcPr>
+          <w:p>
+            <w:pPr>
+              <w:jc w:val="left"/>
+            </w:pPr>
+            <w:r>
+              <w:rPr>
+                <w:rFonts w:ascii="TimeNewRoman" w:hAnsi="TimeNewRoman"/>
+                <w:sz w:val="30"/>
+              </w:rPr>
+              <w:t>7+75=</w:t>
+            </w:r>
+          </w:p>
+        </w:tc>
+        <w:tc>
+          <w:tcPr>
+            <w:tcW w:type="dxa" w:w="1987"/>
+          </w:tcPr>
+          <w:p>
+            <w:pPr>
+              <w:jc w:val="left"/>
+            </w:pPr>
+            <w:r>
+              <w:rPr>
+                <w:rFonts w:ascii="TimeNewRoman" w:hAnsi="TimeNewRoman"/>
+                <w:sz w:val="30"/>
+              </w:rPr>
+              <w:t>24+48=</w:t>
+            </w:r>
+          </w:p>
+        </w:tc>
+        <w:tc>
+          <w:tcPr>
+            <w:tcW w:type="dxa" w:w="1987"/>
+          </w:tcPr>
+          <w:p>
+            <w:pPr>
+              <w:jc w:val="left"/>
+            </w:pPr>
+            <w:r>
+              <w:rPr>
+                <w:rFonts w:ascii="TimeNewRoman" w:hAnsi="TimeNewRoman"/>
+                <w:sz w:val="30"/>
+              </w:rPr>
+              <w:t>82-69=</w:t>
+            </w:r>
+          </w:p>
+        </w:tc>
+      </w:tr>
+      <w:tr>
         <w:tc>
           <w:tcPr>
             <w:tcW w:type="dxa" w:w="1987"/>
@@ -1048,7 +1623,7 @@
                 <w:rFonts w:ascii="TimeNewRoman" w:hAnsi="TimeNewRoman"/>
                 <w:sz w:val="30"/>
               </w:rPr>
-              <w:t>19+57=</w:t>
+              <w:t>17+17=</w:t>
             </w:r>
           </w:p>
         </w:tc>
@@ -1065,12 +1640,80 @@
                 <w:rFonts w:ascii="TimeNewRoman" w:hAnsi="TimeNewRoman"/>
                 <w:sz w:val="30"/>
               </w:rPr>
-              <w:t>40-8=</w:t>
+              <w:t>83-44=</w:t>
+            </w:r>
+          </w:p>
+        </w:tc>
+        <w:tc>
+          <w:tcPr>
+            <w:tcW w:type="dxa" w:w="1987"/>
+          </w:tcPr>
+          <w:p>
+            <w:pPr>
+              <w:jc w:val="left"/>
+            </w:pPr>
+            <w:r>
+              <w:rPr>
+                <w:rFonts w:ascii="TimeNewRoman" w:hAnsi="TimeNewRoman"/>
+                <w:sz w:val="30"/>
+              </w:rPr>
+              <w:t>22-5=</w:t>
+            </w:r>
+          </w:p>
+        </w:tc>
+        <w:tc>
+          <w:tcPr>
+            <w:tcW w:type="dxa" w:w="1987"/>
+          </w:tcPr>
+          <w:p>
+            <w:pPr>
+              <w:jc w:val="left"/>
+            </w:pPr>
+            <w:r>
+              <w:rPr>
+                <w:rFonts w:ascii="TimeNewRoman" w:hAnsi="TimeNewRoman"/>
+                <w:sz w:val="30"/>
+              </w:rPr>
+              <w:t>16+57=</w:t>
             </w:r>
           </w:p>
         </w:tc>
       </w:tr>
       <w:tr>
+        <w:tc>
+          <w:tcPr>
+            <w:tcW w:type="dxa" w:w="1987"/>
+          </w:tcPr>
+          <w:p>
+            <w:pPr>
+              <w:jc w:val="left"/>
+            </w:pPr>
+            <w:r>
+              <w:rPr>
+                <w:rFonts w:ascii="TimeNewRoman" w:hAnsi="TimeNewRoman"/>
+                <w:sz w:val="30"/>
+              </w:rPr>
+              <w:t>48-29=</w:t>
+            </w:r>
+          </w:p>
+        </w:tc>
+        <w:tc>
+          <w:tcPr>
+            <w:tcW w:type="dxa" w:w="1987"/>
+          </w:tcPr>
+          <w:p>
+            <w:pPr>
+              <w:jc w:val="left"/>
+            </w:pPr>
+            <w:r>
+              <w:rPr>
+                <w:rFonts w:ascii="TimeNewRoman" w:hAnsi="TimeNewRoman"/>
+                <w:sz w:val="30"/>
+              </w:rPr>
+              <w:t>59+17=</w:t>
+            </w:r>
+          </w:p>
+        </w:tc>
         <w:tc>
           <w:tcPr>
             <w:tcW w:type="dxa" w:w="1987"/>
@@ -1101,7 +1744,7 @@
                 <w:rFonts w:ascii="TimeNewRoman" w:hAnsi="TimeNewRoman"/>
                 <w:sz w:val="30"/>
               </w:rPr>
-              <w:t>44-17=</w:t>
+              <w:t>15+78=</w:t>
             </w:r>
           </w:p>
         </w:tc>
@@ -1118,650 +1761,7 @@
                 <w:rFonts w:ascii="TimeNewRoman" w:hAnsi="TimeNewRoman"/>
                 <w:sz w:val="30"/>
               </w:rPr>
-              <w:t>52-28=</w:t>
-            </w:r>
-          </w:p>
-        </w:tc>
-        <w:tc>
-          <w:tcPr>
-            <w:tcW w:type="dxa" w:w="1987"/>
-          </w:tcPr>
-          <w:p>
-            <w:pPr>
-              <w:jc w:val="left"/>
-            </w:pPr>
-            <w:r>
-              <w:rPr>
-                <w:rFonts w:ascii="TimeNewRoman" w:hAnsi="TimeNewRoman"/>
-                <w:sz w:val="30"/>
-              </w:rPr>
-              <w:t>49+46=</w:t>
-            </w:r>
-          </w:p>
-        </w:tc>
-        <w:tc>
-          <w:tcPr>
-            <w:tcW w:type="dxa" w:w="1987"/>
-          </w:tcPr>
-          <w:p>
-            <w:pPr>
-              <w:jc w:val="left"/>
-            </w:pPr>
-            <w:r>
-              <w:rPr>
-                <w:rFonts w:ascii="TimeNewRoman" w:hAnsi="TimeNewRoman"/>
-                <w:sz w:val="30"/>
-              </w:rPr>
-              <w:t>39+16=</w:t>
-            </w:r>
-          </w:p>
-        </w:tc>
-      </w:tr>
-      <w:tr>
-        <w:tc>
-          <w:tcPr>
-            <w:tcW w:type="dxa" w:w="1987"/>
-          </w:tcPr>
-          <w:p>
-            <w:pPr>
-              <w:jc w:val="left"/>
-            </w:pPr>
-            <w:r>
-              <w:rPr>
-                <w:rFonts w:ascii="TimeNewRoman" w:hAnsi="TimeNewRoman"/>
-                <w:sz w:val="30"/>
-              </w:rPr>
-              <w:t>56+27=</w:t>
-            </w:r>
-          </w:p>
-        </w:tc>
-        <w:tc>
-          <w:tcPr>
-            <w:tcW w:type="dxa" w:w="1987"/>
-          </w:tcPr>
-          <w:p>
-            <w:pPr>
-              <w:jc w:val="left"/>
-            </w:pPr>
-            <w:r>
-              <w:rPr>
-                <w:rFonts w:ascii="TimeNewRoman" w:hAnsi="TimeNewRoman"/>
-                <w:sz w:val="30"/>
-              </w:rPr>
-              <w:t>30-2=</w:t>
-            </w:r>
-          </w:p>
-        </w:tc>
-        <w:tc>
-          <w:tcPr>
-            <w:tcW w:type="dxa" w:w="1987"/>
-          </w:tcPr>
-          <w:p>
-            <w:pPr>
-              <w:jc w:val="left"/>
-            </w:pPr>
-            <w:r>
-              <w:rPr>
-                <w:rFonts w:ascii="TimeNewRoman" w:hAnsi="TimeNewRoman"/>
-                <w:sz w:val="30"/>
-              </w:rPr>
-              <w:t>55+18=</w:t>
-            </w:r>
-          </w:p>
-        </w:tc>
-        <w:tc>
-          <w:tcPr>
-            <w:tcW w:type="dxa" w:w="1987"/>
-          </w:tcPr>
-          <w:p>
-            <w:pPr>
-              <w:jc w:val="left"/>
-            </w:pPr>
-            <w:r>
-              <w:rPr>
-                <w:rFonts w:ascii="TimeNewRoman" w:hAnsi="TimeNewRoman"/>
-                <w:sz w:val="30"/>
-              </w:rPr>
-              <w:t>90-57=</w:t>
-            </w:r>
-          </w:p>
-        </w:tc>
-        <w:tc>
-          <w:tcPr>
-            <w:tcW w:type="dxa" w:w="1987"/>
-          </w:tcPr>
-          <w:p>
-            <w:pPr>
-              <w:jc w:val="left"/>
-            </w:pPr>
-            <w:r>
-              <w:rPr>
-                <w:rFonts w:ascii="TimeNewRoman" w:hAnsi="TimeNewRoman"/>
-                <w:sz w:val="30"/>
-              </w:rPr>
-              <w:t>33-28=</w:t>
-            </w:r>
-          </w:p>
-        </w:tc>
-      </w:tr>
-      <w:tr>
-        <w:tc>
-          <w:tcPr>
-            <w:tcW w:type="dxa" w:w="1987"/>
-          </w:tcPr>
-          <w:p>
-            <w:pPr>
-              <w:jc w:val="left"/>
-            </w:pPr>
-            <w:r>
-              <w:rPr>
-                <w:rFonts w:ascii="TimeNewRoman" w:hAnsi="TimeNewRoman"/>
-                <w:sz w:val="30"/>
-              </w:rPr>
-              <w:t>76-48=</w:t>
-            </w:r>
-          </w:p>
-        </w:tc>
-        <w:tc>
-          <w:tcPr>
-            <w:tcW w:type="dxa" w:w="1987"/>
-          </w:tcPr>
-          <w:p>
-            <w:pPr>
-              <w:jc w:val="left"/>
-            </w:pPr>
-            <w:r>
-              <w:rPr>
-                <w:rFonts w:ascii="TimeNewRoman" w:hAnsi="TimeNewRoman"/>
-                <w:sz w:val="30"/>
-              </w:rPr>
-              <w:t>78+8=</w:t>
-            </w:r>
-          </w:p>
-        </w:tc>
-        <w:tc>
-          <w:tcPr>
-            <w:tcW w:type="dxa" w:w="1987"/>
-          </w:tcPr>
-          <w:p>
-            <w:pPr>
-              <w:jc w:val="left"/>
-            </w:pPr>
-            <w:r>
-              <w:rPr>
-                <w:rFonts w:ascii="TimeNewRoman" w:hAnsi="TimeNewRoman"/>
-                <w:sz w:val="30"/>
-              </w:rPr>
-              <w:t>16+78=</w:t>
-            </w:r>
-          </w:p>
-        </w:tc>
-        <w:tc>
-          <w:tcPr>
-            <w:tcW w:type="dxa" w:w="1987"/>
-          </w:tcPr>
-          <w:p>
-            <w:pPr>
-              <w:jc w:val="left"/>
-            </w:pPr>
-            <w:r>
-              <w:rPr>
-                <w:rFonts w:ascii="TimeNewRoman" w:hAnsi="TimeNewRoman"/>
-                <w:sz w:val="30"/>
-              </w:rPr>
-              <w:t>42-19=</w:t>
-            </w:r>
-          </w:p>
-        </w:tc>
-        <w:tc>
-          <w:tcPr>
-            <w:tcW w:type="dxa" w:w="1987"/>
-          </w:tcPr>
-          <w:p>
-            <w:pPr>
-              <w:jc w:val="left"/>
-            </w:pPr>
-            <w:r>
-              <w:rPr>
-                <w:rFonts w:ascii="TimeNewRoman" w:hAnsi="TimeNewRoman"/>
-                <w:sz w:val="30"/>
-              </w:rPr>
-              <w:t>28+35=</w:t>
-            </w:r>
-          </w:p>
-        </w:tc>
-      </w:tr>
-      <w:tr>
-        <w:tc>
-          <w:tcPr>
-            <w:tcW w:type="dxa" w:w="1987"/>
-          </w:tcPr>
-          <w:p>
-            <w:pPr>
-              <w:jc w:val="left"/>
-            </w:pPr>
-            <w:r>
-              <w:rPr>
-                <w:rFonts w:ascii="TimeNewRoman" w:hAnsi="TimeNewRoman"/>
-                <w:sz w:val="30"/>
-              </w:rPr>
-              <w:t>54-8=</w:t>
-            </w:r>
-          </w:p>
-        </w:tc>
-        <w:tc>
-          <w:tcPr>
-            <w:tcW w:type="dxa" w:w="1987"/>
-          </w:tcPr>
-          <w:p>
-            <w:pPr>
-              <w:jc w:val="left"/>
-            </w:pPr>
-            <w:r>
-              <w:rPr>
-                <w:rFonts w:ascii="TimeNewRoman" w:hAnsi="TimeNewRoman"/>
-                <w:sz w:val="30"/>
-              </w:rPr>
-              <w:t>91-29=</w:t>
-            </w:r>
-          </w:p>
-        </w:tc>
-        <w:tc>
-          <w:tcPr>
-            <w:tcW w:type="dxa" w:w="1987"/>
-          </w:tcPr>
-          <w:p>
-            <w:pPr>
-              <w:jc w:val="left"/>
-            </w:pPr>
-            <w:r>
-              <w:rPr>
-                <w:rFonts w:ascii="TimeNewRoman" w:hAnsi="TimeNewRoman"/>
-                <w:sz w:val="30"/>
-              </w:rPr>
-              <w:t>8+77=</w:t>
-            </w:r>
-          </w:p>
-        </w:tc>
-        <w:tc>
-          <w:tcPr>
-            <w:tcW w:type="dxa" w:w="1987"/>
-          </w:tcPr>
-          <w:p>
-            <w:pPr>
-              <w:jc w:val="left"/>
-            </w:pPr>
-            <w:r>
-              <w:rPr>
-                <w:rFonts w:ascii="TimeNewRoman" w:hAnsi="TimeNewRoman"/>
-                <w:sz w:val="30"/>
-              </w:rPr>
-              <w:t>48+13=</w:t>
-            </w:r>
-          </w:p>
-        </w:tc>
-        <w:tc>
-          <w:tcPr>
-            <w:tcW w:type="dxa" w:w="1987"/>
-          </w:tcPr>
-          <w:p>
-            <w:pPr>
-              <w:jc w:val="left"/>
-            </w:pPr>
-            <w:r>
-              <w:rPr>
-                <w:rFonts w:ascii="TimeNewRoman" w:hAnsi="TimeNewRoman"/>
-                <w:sz w:val="30"/>
-              </w:rPr>
-              <w:t>7+38=</w:t>
-            </w:r>
-          </w:p>
-        </w:tc>
-      </w:tr>
-      <w:tr>
-        <w:tc>
-          <w:tcPr>
-            <w:tcW w:type="dxa" w:w="1987"/>
-          </w:tcPr>
-          <w:p>
-            <w:pPr>
-              <w:jc w:val="left"/>
-            </w:pPr>
-            <w:r>
-              <w:rPr>
-                <w:rFonts w:ascii="TimeNewRoman" w:hAnsi="TimeNewRoman"/>
-                <w:sz w:val="30"/>
-              </w:rPr>
-              <w:t>25+26=</w:t>
-            </w:r>
-          </w:p>
-        </w:tc>
-        <w:tc>
-          <w:tcPr>
-            <w:tcW w:type="dxa" w:w="1987"/>
-          </w:tcPr>
-          <w:p>
-            <w:pPr>
-              <w:jc w:val="left"/>
-            </w:pPr>
-            <w:r>
-              <w:rPr>
-                <w:rFonts w:ascii="TimeNewRoman" w:hAnsi="TimeNewRoman"/>
-                <w:sz w:val="30"/>
-              </w:rPr>
-              <w:t>37+16=</w:t>
-            </w:r>
-          </w:p>
-        </w:tc>
-        <w:tc>
-          <w:tcPr>
-            <w:tcW w:type="dxa" w:w="1987"/>
-          </w:tcPr>
-          <w:p>
-            <w:pPr>
-              <w:jc w:val="left"/>
-            </w:pPr>
-            <w:r>
-              <w:rPr>
-                <w:rFonts w:ascii="TimeNewRoman" w:hAnsi="TimeNewRoman"/>
-                <w:sz w:val="30"/>
-              </w:rPr>
-              <w:t>23+58=</w:t>
-            </w:r>
-          </w:p>
-        </w:tc>
-        <w:tc>
-          <w:tcPr>
-            <w:tcW w:type="dxa" w:w="1987"/>
-          </w:tcPr>
-          <w:p>
-            <w:pPr>
-              <w:jc w:val="left"/>
-            </w:pPr>
-            <w:r>
-              <w:rPr>
-                <w:rFonts w:ascii="TimeNewRoman" w:hAnsi="TimeNewRoman"/>
-                <w:sz w:val="30"/>
-              </w:rPr>
-              <w:t>83-19=</w:t>
-            </w:r>
-          </w:p>
-        </w:tc>
-        <w:tc>
-          <w:tcPr>
-            <w:tcW w:type="dxa" w:w="1987"/>
-          </w:tcPr>
-          <w:p>
-            <w:pPr>
-              <w:jc w:val="left"/>
-            </w:pPr>
-            <w:r>
-              <w:rPr>
-                <w:rFonts w:ascii="TimeNewRoman" w:hAnsi="TimeNewRoman"/>
-                <w:sz w:val="30"/>
-              </w:rPr>
-              <w:t>81-28=</w:t>
-            </w:r>
-          </w:p>
-        </w:tc>
-      </w:tr>
-      <w:tr>
-        <w:tc>
-          <w:tcPr>
-            <w:tcW w:type="dxa" w:w="1987"/>
-          </w:tcPr>
-          <w:p>
-            <w:pPr>
-              <w:jc w:val="left"/>
-            </w:pPr>
-            <w:r>
-              <w:rPr>
-                <w:rFonts w:ascii="TimeNewRoman" w:hAnsi="TimeNewRoman"/>
-                <w:sz w:val="30"/>
-              </w:rPr>
-              <w:t>16+55=</w:t>
-            </w:r>
-          </w:p>
-        </w:tc>
-        <w:tc>
-          <w:tcPr>
-            <w:tcW w:type="dxa" w:w="1987"/>
-          </w:tcPr>
-          <w:p>
-            <w:pPr>
-              <w:jc w:val="left"/>
-            </w:pPr>
-            <w:r>
-              <w:rPr>
-                <w:rFonts w:ascii="TimeNewRoman" w:hAnsi="TimeNewRoman"/>
-                <w:sz w:val="30"/>
-              </w:rPr>
-              <w:t>14-7=</w:t>
-            </w:r>
-          </w:p>
-        </w:tc>
-        <w:tc>
-          <w:tcPr>
-            <w:tcW w:type="dxa" w:w="1987"/>
-          </w:tcPr>
-          <w:p>
-            <w:pPr>
-              <w:jc w:val="left"/>
-            </w:pPr>
-            <w:r>
-              <w:rPr>
-                <w:rFonts w:ascii="TimeNewRoman" w:hAnsi="TimeNewRoman"/>
-                <w:sz w:val="30"/>
-              </w:rPr>
-              <w:t>24+18=</w:t>
-            </w:r>
-          </w:p>
-        </w:tc>
-        <w:tc>
-          <w:tcPr>
-            <w:tcW w:type="dxa" w:w="1987"/>
-          </w:tcPr>
-          <w:p>
-            <w:pPr>
-              <w:jc w:val="left"/>
-            </w:pPr>
-            <w:r>
-              <w:rPr>
-                <w:rFonts w:ascii="TimeNewRoman" w:hAnsi="TimeNewRoman"/>
-                <w:sz w:val="30"/>
-              </w:rPr>
-              <w:t>92-63=</w:t>
-            </w:r>
-          </w:p>
-        </w:tc>
-        <w:tc>
-          <w:tcPr>
-            <w:tcW w:type="dxa" w:w="1987"/>
-          </w:tcPr>
-          <w:p>
-            <w:pPr>
-              <w:jc w:val="left"/>
-            </w:pPr>
-            <w:r>
-              <w:rPr>
-                <w:rFonts w:ascii="TimeNewRoman" w:hAnsi="TimeNewRoman"/>
-                <w:sz w:val="30"/>
-              </w:rPr>
-              <w:t>43-18=</w:t>
-            </w:r>
-          </w:p>
-        </w:tc>
-      </w:tr>
-      <w:tr>
-        <w:tc>
-          <w:tcPr>
-            <w:tcW w:type="dxa" w:w="1987"/>
-          </w:tcPr>
-          <w:p>
-            <w:pPr>
-              <w:jc w:val="left"/>
-            </w:pPr>
-            <w:r>
-              <w:rPr>
-                <w:rFonts w:ascii="TimeNewRoman" w:hAnsi="TimeNewRoman"/>
-                <w:sz w:val="30"/>
-              </w:rPr>
-              <w:t>38+33=</w:t>
-            </w:r>
-          </w:p>
-        </w:tc>
-        <w:tc>
-          <w:tcPr>
-            <w:tcW w:type="dxa" w:w="1987"/>
-          </w:tcPr>
-          <w:p>
-            <w:pPr>
-              <w:jc w:val="left"/>
-            </w:pPr>
-            <w:r>
-              <w:rPr>
-                <w:rFonts w:ascii="TimeNewRoman" w:hAnsi="TimeNewRoman"/>
-                <w:sz w:val="30"/>
-              </w:rPr>
-              <w:t>43-36=</w:t>
-            </w:r>
-          </w:p>
-        </w:tc>
-        <w:tc>
-          <w:tcPr>
-            <w:tcW w:type="dxa" w:w="1987"/>
-          </w:tcPr>
-          <w:p>
-            <w:pPr>
-              <w:jc w:val="left"/>
-            </w:pPr>
-            <w:r>
-              <w:rPr>
-                <w:rFonts w:ascii="TimeNewRoman" w:hAnsi="TimeNewRoman"/>
-                <w:sz w:val="30"/>
-              </w:rPr>
-              <w:t>63-4=</w:t>
-            </w:r>
-          </w:p>
-        </w:tc>
-        <w:tc>
-          <w:tcPr>
-            <w:tcW w:type="dxa" w:w="1987"/>
-          </w:tcPr>
-          <w:p>
-            <w:pPr>
-              <w:jc w:val="left"/>
-            </w:pPr>
-            <w:r>
-              <w:rPr>
-                <w:rFonts w:ascii="TimeNewRoman" w:hAnsi="TimeNewRoman"/>
-                <w:sz w:val="30"/>
-              </w:rPr>
-              <w:t>58+4=</w:t>
-            </w:r>
-          </w:p>
-        </w:tc>
-        <w:tc>
-          <w:tcPr>
-            <w:tcW w:type="dxa" w:w="1987"/>
-          </w:tcPr>
-          <w:p>
-            <w:pPr>
-              <w:jc w:val="left"/>
-            </w:pPr>
-            <w:r>
-              <w:rPr>
-                <w:rFonts w:ascii="TimeNewRoman" w:hAnsi="TimeNewRoman"/>
-                <w:sz w:val="30"/>
-              </w:rPr>
-              <w:t>54-35=</w:t>
-            </w:r>
-          </w:p>
-        </w:tc>
-      </w:tr>
-      <w:tr>
-        <w:tc>
-          <w:tcPr>
-            <w:tcW w:type="dxa" w:w="1987"/>
-          </w:tcPr>
-          <w:p>
-            <w:pPr>
-              <w:jc w:val="left"/>
-            </w:pPr>
-            <w:r>
-              <w:rPr>
-                <w:rFonts w:ascii="TimeNewRoman" w:hAnsi="TimeNewRoman"/>
-                <w:sz w:val="30"/>
-              </w:rPr>
-              <w:t>39+25=</w:t>
-            </w:r>
-          </w:p>
-        </w:tc>
-        <w:tc>
-          <w:tcPr>
-            <w:tcW w:type="dxa" w:w="1987"/>
-          </w:tcPr>
-          <w:p>
-            <w:pPr>
-              <w:jc w:val="left"/>
-            </w:pPr>
-            <w:r>
-              <w:rPr>
-                <w:rFonts w:ascii="TimeNewRoman" w:hAnsi="TimeNewRoman"/>
-                <w:sz w:val="30"/>
-              </w:rPr>
-              <w:t>5+58=</w:t>
-            </w:r>
-          </w:p>
-        </w:tc>
-        <w:tc>
-          <w:tcPr>
-            <w:tcW w:type="dxa" w:w="1987"/>
-          </w:tcPr>
-          <w:p>
-            <w:pPr>
-              <w:jc w:val="left"/>
-            </w:pPr>
-            <w:r>
-              <w:rPr>
-                <w:rFonts w:ascii="TimeNewRoman" w:hAnsi="TimeNewRoman"/>
-                <w:sz w:val="30"/>
-              </w:rPr>
-              <w:t>57+26=</w:t>
-            </w:r>
-          </w:p>
-        </w:tc>
-        <w:tc>
-          <w:tcPr>
-            <w:tcW w:type="dxa" w:w="1987"/>
-          </w:tcPr>
-          <w:p>
-            <w:pPr>
-              <w:jc w:val="left"/>
-            </w:pPr>
-            <w:r>
-              <w:rPr>
-                <w:rFonts w:ascii="TimeNewRoman" w:hAnsi="TimeNewRoman"/>
-                <w:sz w:val="30"/>
-              </w:rPr>
-              <w:t>9+56=</w:t>
-            </w:r>
-          </w:p>
-        </w:tc>
-        <w:tc>
-          <w:tcPr>
-            <w:tcW w:type="dxa" w:w="1987"/>
-          </w:tcPr>
-          <w:p>
-            <w:pPr>
-              <w:jc w:val="left"/>
-            </w:pPr>
-            <w:r>
-              <w:rPr>
-                <w:rFonts w:ascii="TimeNewRoman" w:hAnsi="TimeNewRoman"/>
-                <w:sz w:val="30"/>
-              </w:rPr>
-              <w:t>81-29=</w:t>
+              <w:t>38+26=</w:t>
             </w:r>
           </w:p>
         </w:tc>

--- a/adc_sbb_within_100.docx
+++ b/adc_sbb_within_100.docx
@@ -40,7 +40,7 @@
                 <w:rFonts w:ascii="TimeNewRoman" w:hAnsi="TimeNewRoman"/>
                 <w:sz w:val="30"/>
               </w:rPr>
-              <w:t>62-47=</w:t>
+              <w:t>82-27=</w:t>
             </w:r>
           </w:p>
         </w:tc>
@@ -57,7 +57,7 @@
                 <w:rFonts w:ascii="TimeNewRoman" w:hAnsi="TimeNewRoman"/>
                 <w:sz w:val="30"/>
               </w:rPr>
-              <w:t>80-18=</w:t>
+              <w:t>76+18=</w:t>
             </w:r>
           </w:p>
         </w:tc>
@@ -74,7 +74,7 @@
                 <w:rFonts w:ascii="TimeNewRoman" w:hAnsi="TimeNewRoman"/>
                 <w:sz w:val="30"/>
               </w:rPr>
-              <w:t>93-74=</w:t>
+              <w:t>82-18=</w:t>
             </w:r>
           </w:p>
         </w:tc>
@@ -91,7 +91,7 @@
                 <w:rFonts w:ascii="TimeNewRoman" w:hAnsi="TimeNewRoman"/>
                 <w:sz w:val="30"/>
               </w:rPr>
-              <w:t>91-54=</w:t>
+              <w:t>23+29=</w:t>
             </w:r>
           </w:p>
         </w:tc>
@@ -108,7 +108,7 @@
                 <w:rFonts w:ascii="TimeNewRoman" w:hAnsi="TimeNewRoman"/>
                 <w:sz w:val="30"/>
               </w:rPr>
-              <w:t>72-44=</w:t>
+              <w:t>37+57=</w:t>
             </w:r>
           </w:p>
         </w:tc>
@@ -127,7 +127,7 @@
                 <w:rFonts w:ascii="TimeNewRoman" w:hAnsi="TimeNewRoman"/>
                 <w:sz w:val="30"/>
               </w:rPr>
-              <w:t>46+37=</w:t>
+              <w:t>58+18=</w:t>
             </w:r>
           </w:p>
         </w:tc>
@@ -144,7 +144,7 @@
                 <w:rFonts w:ascii="TimeNewRoman" w:hAnsi="TimeNewRoman"/>
                 <w:sz w:val="30"/>
               </w:rPr>
-              <w:t>90-46=</w:t>
+              <w:t>50-32=</w:t>
             </w:r>
           </w:p>
         </w:tc>
@@ -161,7 +161,7 @@
                 <w:rFonts w:ascii="TimeNewRoman" w:hAnsi="TimeNewRoman"/>
                 <w:sz w:val="30"/>
               </w:rPr>
-              <w:t>48+25=</w:t>
+              <w:t>66+15=</w:t>
             </w:r>
           </w:p>
         </w:tc>
@@ -178,7 +178,7 @@
                 <w:rFonts w:ascii="TimeNewRoman" w:hAnsi="TimeNewRoman"/>
                 <w:sz w:val="30"/>
               </w:rPr>
-              <w:t>90-85=</w:t>
+              <w:t>23+9=</w:t>
             </w:r>
           </w:p>
         </w:tc>
@@ -195,7 +195,7 @@
                 <w:rFonts w:ascii="TimeNewRoman" w:hAnsi="TimeNewRoman"/>
                 <w:sz w:val="30"/>
               </w:rPr>
-              <w:t>59+19=</w:t>
+              <w:t>18+64=</w:t>
             </w:r>
           </w:p>
         </w:tc>
@@ -214,7 +214,7 @@
                 <w:rFonts w:ascii="TimeNewRoman" w:hAnsi="TimeNewRoman"/>
                 <w:sz w:val="30"/>
               </w:rPr>
-              <w:t>80-47=</w:t>
+              <w:t>46+17=</w:t>
             </w:r>
           </w:p>
         </w:tc>
@@ -231,7 +231,7 @@
                 <w:rFonts w:ascii="TimeNewRoman" w:hAnsi="TimeNewRoman"/>
                 <w:sz w:val="30"/>
               </w:rPr>
-              <w:t>52-39=</w:t>
+              <w:t>29+12=</w:t>
             </w:r>
           </w:p>
         </w:tc>
@@ -248,7 +248,7 @@
                 <w:rFonts w:ascii="TimeNewRoman" w:hAnsi="TimeNewRoman"/>
                 <w:sz w:val="30"/>
               </w:rPr>
-              <w:t>24+19=</w:t>
+              <w:t>64-29=</w:t>
             </w:r>
           </w:p>
         </w:tc>
@@ -265,7 +265,7 @@
                 <w:rFonts w:ascii="TimeNewRoman" w:hAnsi="TimeNewRoman"/>
                 <w:sz w:val="30"/>
               </w:rPr>
-              <w:t>67-38=</w:t>
+              <w:t>35+38=</w:t>
             </w:r>
           </w:p>
         </w:tc>
@@ -282,7 +282,7 @@
                 <w:rFonts w:ascii="TimeNewRoman" w:hAnsi="TimeNewRoman"/>
                 <w:sz w:val="30"/>
               </w:rPr>
-              <w:t>59+26=</w:t>
+              <w:t>6+27=</w:t>
             </w:r>
           </w:p>
         </w:tc>
@@ -301,7 +301,7 @@
                 <w:rFonts w:ascii="TimeNewRoman" w:hAnsi="TimeNewRoman"/>
                 <w:sz w:val="30"/>
               </w:rPr>
-              <w:t>5+58=</w:t>
+              <w:t>25+6=</w:t>
             </w:r>
           </w:p>
         </w:tc>
@@ -318,7 +318,7 @@
                 <w:rFonts w:ascii="TimeNewRoman" w:hAnsi="TimeNewRoman"/>
                 <w:sz w:val="30"/>
               </w:rPr>
-              <w:t>71-39=</w:t>
+              <w:t>80-13=</w:t>
             </w:r>
           </w:p>
         </w:tc>
@@ -335,7 +335,7 @@
                 <w:rFonts w:ascii="TimeNewRoman" w:hAnsi="TimeNewRoman"/>
                 <w:sz w:val="30"/>
               </w:rPr>
-              <w:t>69+9=</w:t>
+              <w:t>36+37=</w:t>
             </w:r>
           </w:p>
         </w:tc>
@@ -352,7 +352,7 @@
                 <w:rFonts w:ascii="TimeNewRoman" w:hAnsi="TimeNewRoman"/>
                 <w:sz w:val="30"/>
               </w:rPr>
-              <w:t>18+8=</w:t>
+              <w:t>37-19=</w:t>
             </w:r>
           </w:p>
         </w:tc>
@@ -369,7 +369,7 @@
                 <w:rFonts w:ascii="TimeNewRoman" w:hAnsi="TimeNewRoman"/>
                 <w:sz w:val="30"/>
               </w:rPr>
-              <w:t>77+16=</w:t>
+              <w:t>5+8=</w:t>
             </w:r>
           </w:p>
         </w:tc>
@@ -388,7 +388,7 @@
                 <w:rFonts w:ascii="TimeNewRoman" w:hAnsi="TimeNewRoman"/>
                 <w:sz w:val="30"/>
               </w:rPr>
-              <w:t>23-16=</w:t>
+              <w:t>7+36=</w:t>
             </w:r>
           </w:p>
         </w:tc>
@@ -405,7 +405,7 @@
                 <w:rFonts w:ascii="TimeNewRoman" w:hAnsi="TimeNewRoman"/>
                 <w:sz w:val="30"/>
               </w:rPr>
-              <w:t>47+14=</w:t>
+              <w:t>34+58=</w:t>
             </w:r>
           </w:p>
         </w:tc>
@@ -422,7 +422,7 @@
                 <w:rFonts w:ascii="TimeNewRoman" w:hAnsi="TimeNewRoman"/>
                 <w:sz w:val="30"/>
               </w:rPr>
-              <w:t>34-5=</w:t>
+              <w:t>56+8=</w:t>
             </w:r>
           </w:p>
         </w:tc>
@@ -439,7 +439,7 @@
                 <w:rFonts w:ascii="TimeNewRoman" w:hAnsi="TimeNewRoman"/>
                 <w:sz w:val="30"/>
               </w:rPr>
-              <w:t>50-8=</w:t>
+              <w:t>18+69=</w:t>
             </w:r>
           </w:p>
         </w:tc>
@@ -456,7 +456,7 @@
                 <w:rFonts w:ascii="TimeNewRoman" w:hAnsi="TimeNewRoman"/>
                 <w:sz w:val="30"/>
               </w:rPr>
-              <w:t>52-7=</w:t>
+              <w:t>52-48=</w:t>
             </w:r>
           </w:p>
         </w:tc>
@@ -475,7 +475,7 @@
                 <w:rFonts w:ascii="TimeNewRoman" w:hAnsi="TimeNewRoman"/>
                 <w:sz w:val="30"/>
               </w:rPr>
-              <w:t>86-19=</w:t>
+              <w:t>43+39=</w:t>
             </w:r>
           </w:p>
         </w:tc>
@@ -492,7 +492,7 @@
                 <w:rFonts w:ascii="TimeNewRoman" w:hAnsi="TimeNewRoman"/>
                 <w:sz w:val="30"/>
               </w:rPr>
-              <w:t>84-35=</w:t>
+              <w:t>47+47=</w:t>
             </w:r>
           </w:p>
         </w:tc>
@@ -509,7 +509,7 @@
                 <w:rFonts w:ascii="TimeNewRoman" w:hAnsi="TimeNewRoman"/>
                 <w:sz w:val="30"/>
               </w:rPr>
-              <w:t>49+24=</w:t>
+              <w:t>84-77=</w:t>
             </w:r>
           </w:p>
         </w:tc>
@@ -526,7 +526,1174 @@
                 <w:rFonts w:ascii="TimeNewRoman" w:hAnsi="TimeNewRoman"/>
                 <w:sz w:val="30"/>
               </w:rPr>
-              <w:t>42-34=</w:t>
+              <w:t>58+15=</w:t>
+            </w:r>
+          </w:p>
+        </w:tc>
+        <w:tc>
+          <w:tcPr>
+            <w:tcW w:type="dxa" w:w="1987"/>
+          </w:tcPr>
+          <w:p>
+            <w:pPr>
+              <w:jc w:val="left"/>
+            </w:pPr>
+            <w:r>
+              <w:rPr>
+                <w:rFonts w:ascii="TimeNewRoman" w:hAnsi="TimeNewRoman"/>
+                <w:sz w:val="30"/>
+              </w:rPr>
+              <w:t>39+44=</w:t>
+            </w:r>
+          </w:p>
+        </w:tc>
+      </w:tr>
+      <w:tr>
+        <w:tc>
+          <w:tcPr>
+            <w:tcW w:type="dxa" w:w="1987"/>
+          </w:tcPr>
+          <w:p>
+            <w:pPr>
+              <w:jc w:val="left"/>
+            </w:pPr>
+            <w:r>
+              <w:rPr>
+                <w:rFonts w:ascii="TimeNewRoman" w:hAnsi="TimeNewRoman"/>
+                <w:sz w:val="30"/>
+              </w:rPr>
+              <w:t>90-87=</w:t>
+            </w:r>
+          </w:p>
+        </w:tc>
+        <w:tc>
+          <w:tcPr>
+            <w:tcW w:type="dxa" w:w="1987"/>
+          </w:tcPr>
+          <w:p>
+            <w:pPr>
+              <w:jc w:val="left"/>
+            </w:pPr>
+            <w:r>
+              <w:rPr>
+                <w:rFonts w:ascii="TimeNewRoman" w:hAnsi="TimeNewRoman"/>
+                <w:sz w:val="30"/>
+              </w:rPr>
+              <w:t>73-36=</w:t>
+            </w:r>
+          </w:p>
+        </w:tc>
+        <w:tc>
+          <w:tcPr>
+            <w:tcW w:type="dxa" w:w="1987"/>
+          </w:tcPr>
+          <w:p>
+            <w:pPr>
+              <w:jc w:val="left"/>
+            </w:pPr>
+            <w:r>
+              <w:rPr>
+                <w:rFonts w:ascii="TimeNewRoman" w:hAnsi="TimeNewRoman"/>
+                <w:sz w:val="30"/>
+              </w:rPr>
+              <w:t>78-69=</w:t>
+            </w:r>
+          </w:p>
+        </w:tc>
+        <w:tc>
+          <w:tcPr>
+            <w:tcW w:type="dxa" w:w="1987"/>
+          </w:tcPr>
+          <w:p>
+            <w:pPr>
+              <w:jc w:val="left"/>
+            </w:pPr>
+            <w:r>
+              <w:rPr>
+                <w:rFonts w:ascii="TimeNewRoman" w:hAnsi="TimeNewRoman"/>
+                <w:sz w:val="30"/>
+              </w:rPr>
+              <w:t>57+35=</w:t>
+            </w:r>
+          </w:p>
+        </w:tc>
+        <w:tc>
+          <w:tcPr>
+            <w:tcW w:type="dxa" w:w="1987"/>
+          </w:tcPr>
+          <w:p>
+            <w:pPr>
+              <w:jc w:val="left"/>
+            </w:pPr>
+            <w:r>
+              <w:rPr>
+                <w:rFonts w:ascii="TimeNewRoman" w:hAnsi="TimeNewRoman"/>
+                <w:sz w:val="30"/>
+              </w:rPr>
+              <w:t>34-25=</w:t>
+            </w:r>
+          </w:p>
+        </w:tc>
+      </w:tr>
+      <w:tr>
+        <w:tc>
+          <w:tcPr>
+            <w:tcW w:type="dxa" w:w="1987"/>
+          </w:tcPr>
+          <w:p>
+            <w:pPr>
+              <w:jc w:val="left"/>
+            </w:pPr>
+            <w:r>
+              <w:rPr>
+                <w:rFonts w:ascii="TimeNewRoman" w:hAnsi="TimeNewRoman"/>
+                <w:sz w:val="30"/>
+              </w:rPr>
+              <w:t>38+29=</w:t>
+            </w:r>
+          </w:p>
+        </w:tc>
+        <w:tc>
+          <w:tcPr>
+            <w:tcW w:type="dxa" w:w="1987"/>
+          </w:tcPr>
+          <w:p>
+            <w:pPr>
+              <w:jc w:val="left"/>
+            </w:pPr>
+            <w:r>
+              <w:rPr>
+                <w:rFonts w:ascii="TimeNewRoman" w:hAnsi="TimeNewRoman"/>
+                <w:sz w:val="30"/>
+              </w:rPr>
+              <w:t>66-17=</w:t>
+            </w:r>
+          </w:p>
+        </w:tc>
+        <w:tc>
+          <w:tcPr>
+            <w:tcW w:type="dxa" w:w="1987"/>
+          </w:tcPr>
+          <w:p>
+            <w:pPr>
+              <w:jc w:val="left"/>
+            </w:pPr>
+            <w:r>
+              <w:rPr>
+                <w:rFonts w:ascii="TimeNewRoman" w:hAnsi="TimeNewRoman"/>
+                <w:sz w:val="30"/>
+              </w:rPr>
+              <w:t>70-47=</w:t>
+            </w:r>
+          </w:p>
+        </w:tc>
+        <w:tc>
+          <w:tcPr>
+            <w:tcW w:type="dxa" w:w="1987"/>
+          </w:tcPr>
+          <w:p>
+            <w:pPr>
+              <w:jc w:val="left"/>
+            </w:pPr>
+            <w:r>
+              <w:rPr>
+                <w:rFonts w:ascii="TimeNewRoman" w:hAnsi="TimeNewRoman"/>
+                <w:sz w:val="30"/>
+              </w:rPr>
+              <w:t>91-7=</w:t>
+            </w:r>
+          </w:p>
+        </w:tc>
+        <w:tc>
+          <w:tcPr>
+            <w:tcW w:type="dxa" w:w="1987"/>
+          </w:tcPr>
+          <w:p>
+            <w:pPr>
+              <w:jc w:val="left"/>
+            </w:pPr>
+            <w:r>
+              <w:rPr>
+                <w:rFonts w:ascii="TimeNewRoman" w:hAnsi="TimeNewRoman"/>
+                <w:sz w:val="30"/>
+              </w:rPr>
+              <w:t>20-15=</w:t>
+            </w:r>
+          </w:p>
+        </w:tc>
+      </w:tr>
+      <w:tr>
+        <w:tc>
+          <w:tcPr>
+            <w:tcW w:type="dxa" w:w="1987"/>
+          </w:tcPr>
+          <w:p>
+            <w:pPr>
+              <w:jc w:val="left"/>
+            </w:pPr>
+            <w:r>
+              <w:rPr>
+                <w:rFonts w:ascii="TimeNewRoman" w:hAnsi="TimeNewRoman"/>
+                <w:sz w:val="30"/>
+              </w:rPr>
+              <w:t>13+49=</w:t>
+            </w:r>
+          </w:p>
+        </w:tc>
+        <w:tc>
+          <w:tcPr>
+            <w:tcW w:type="dxa" w:w="1987"/>
+          </w:tcPr>
+          <w:p>
+            <w:pPr>
+              <w:jc w:val="left"/>
+            </w:pPr>
+            <w:r>
+              <w:rPr>
+                <w:rFonts w:ascii="TimeNewRoman" w:hAnsi="TimeNewRoman"/>
+                <w:sz w:val="30"/>
+              </w:rPr>
+              <w:t>49+18=</w:t>
+            </w:r>
+          </w:p>
+        </w:tc>
+        <w:tc>
+          <w:tcPr>
+            <w:tcW w:type="dxa" w:w="1987"/>
+          </w:tcPr>
+          <w:p>
+            <w:pPr>
+              <w:jc w:val="left"/>
+            </w:pPr>
+            <w:r>
+              <w:rPr>
+                <w:rFonts w:ascii="TimeNewRoman" w:hAnsi="TimeNewRoman"/>
+                <w:sz w:val="30"/>
+              </w:rPr>
+              <w:t>57+27=</w:t>
+            </w:r>
+          </w:p>
+        </w:tc>
+        <w:tc>
+          <w:tcPr>
+            <w:tcW w:type="dxa" w:w="1987"/>
+          </w:tcPr>
+          <w:p>
+            <w:pPr>
+              <w:jc w:val="left"/>
+            </w:pPr>
+            <w:r>
+              <w:rPr>
+                <w:rFonts w:ascii="TimeNewRoman" w:hAnsi="TimeNewRoman"/>
+                <w:sz w:val="30"/>
+              </w:rPr>
+              <w:t>80-78=</w:t>
+            </w:r>
+          </w:p>
+        </w:tc>
+        <w:tc>
+          <w:tcPr>
+            <w:tcW w:type="dxa" w:w="1987"/>
+          </w:tcPr>
+          <w:p>
+            <w:pPr>
+              <w:jc w:val="left"/>
+            </w:pPr>
+            <w:r>
+              <w:rPr>
+                <w:rFonts w:ascii="TimeNewRoman" w:hAnsi="TimeNewRoman"/>
+                <w:sz w:val="30"/>
+              </w:rPr>
+              <w:t>37+14=</w:t>
+            </w:r>
+          </w:p>
+        </w:tc>
+      </w:tr>
+      <w:tr>
+        <w:tc>
+          <w:tcPr>
+            <w:tcW w:type="dxa" w:w="1987"/>
+          </w:tcPr>
+          <w:p>
+            <w:pPr>
+              <w:jc w:val="left"/>
+            </w:pPr>
+            <w:r>
+              <w:rPr>
+                <w:rFonts w:ascii="TimeNewRoman" w:hAnsi="TimeNewRoman"/>
+                <w:sz w:val="30"/>
+              </w:rPr>
+              <w:t>71-58=</w:t>
+            </w:r>
+          </w:p>
+        </w:tc>
+        <w:tc>
+          <w:tcPr>
+            <w:tcW w:type="dxa" w:w="1987"/>
+          </w:tcPr>
+          <w:p>
+            <w:pPr>
+              <w:jc w:val="left"/>
+            </w:pPr>
+            <w:r>
+              <w:rPr>
+                <w:rFonts w:ascii="TimeNewRoman" w:hAnsi="TimeNewRoman"/>
+                <w:sz w:val="30"/>
+              </w:rPr>
+              <w:t>21-18=</w:t>
+            </w:r>
+          </w:p>
+        </w:tc>
+        <w:tc>
+          <w:tcPr>
+            <w:tcW w:type="dxa" w:w="1987"/>
+          </w:tcPr>
+          <w:p>
+            <w:pPr>
+              <w:jc w:val="left"/>
+            </w:pPr>
+            <w:r>
+              <w:rPr>
+                <w:rFonts w:ascii="TimeNewRoman" w:hAnsi="TimeNewRoman"/>
+                <w:sz w:val="30"/>
+              </w:rPr>
+              <w:t>77+18=</w:t>
+            </w:r>
+          </w:p>
+        </w:tc>
+        <w:tc>
+          <w:tcPr>
+            <w:tcW w:type="dxa" w:w="1987"/>
+          </w:tcPr>
+          <w:p>
+            <w:pPr>
+              <w:jc w:val="left"/>
+            </w:pPr>
+            <w:r>
+              <w:rPr>
+                <w:rFonts w:ascii="TimeNewRoman" w:hAnsi="TimeNewRoman"/>
+                <w:sz w:val="30"/>
+              </w:rPr>
+              <w:t>24-16=</w:t>
+            </w:r>
+          </w:p>
+        </w:tc>
+        <w:tc>
+          <w:tcPr>
+            <w:tcW w:type="dxa" w:w="1987"/>
+          </w:tcPr>
+          <w:p>
+            <w:pPr>
+              <w:jc w:val="left"/>
+            </w:pPr>
+            <w:r>
+              <w:rPr>
+                <w:rFonts w:ascii="TimeNewRoman" w:hAnsi="TimeNewRoman"/>
+                <w:sz w:val="30"/>
+              </w:rPr>
+              <w:t>23-17=</w:t>
+            </w:r>
+          </w:p>
+        </w:tc>
+      </w:tr>
+      <w:tr>
+        <w:tc>
+          <w:tcPr>
+            <w:tcW w:type="dxa" w:w="1987"/>
+          </w:tcPr>
+          <w:p>
+            <w:pPr>
+              <w:jc w:val="left"/>
+            </w:pPr>
+            <w:r>
+              <w:rPr>
+                <w:rFonts w:ascii="TimeNewRoman" w:hAnsi="TimeNewRoman"/>
+                <w:sz w:val="30"/>
+              </w:rPr>
+              <w:t>42-13=</w:t>
+            </w:r>
+          </w:p>
+        </w:tc>
+        <w:tc>
+          <w:tcPr>
+            <w:tcW w:type="dxa" w:w="1987"/>
+          </w:tcPr>
+          <w:p>
+            <w:pPr>
+              <w:jc w:val="left"/>
+            </w:pPr>
+            <w:r>
+              <w:rPr>
+                <w:rFonts w:ascii="TimeNewRoman" w:hAnsi="TimeNewRoman"/>
+                <w:sz w:val="30"/>
+              </w:rPr>
+              <w:t>39+5=</w:t>
+            </w:r>
+          </w:p>
+        </w:tc>
+        <w:tc>
+          <w:tcPr>
+            <w:tcW w:type="dxa" w:w="1987"/>
+          </w:tcPr>
+          <w:p>
+            <w:pPr>
+              <w:jc w:val="left"/>
+            </w:pPr>
+            <w:r>
+              <w:rPr>
+                <w:rFonts w:ascii="TimeNewRoman" w:hAnsi="TimeNewRoman"/>
+                <w:sz w:val="30"/>
+              </w:rPr>
+              <w:t>56+29=</w:t>
+            </w:r>
+          </w:p>
+        </w:tc>
+        <w:tc>
+          <w:tcPr>
+            <w:tcW w:type="dxa" w:w="1987"/>
+          </w:tcPr>
+          <w:p>
+            <w:pPr>
+              <w:jc w:val="left"/>
+            </w:pPr>
+            <w:r>
+              <w:rPr>
+                <w:rFonts w:ascii="TimeNewRoman" w:hAnsi="TimeNewRoman"/>
+                <w:sz w:val="30"/>
+              </w:rPr>
+              <w:t>29+3=</w:t>
+            </w:r>
+          </w:p>
+        </w:tc>
+        <w:tc>
+          <w:tcPr>
+            <w:tcW w:type="dxa" w:w="1987"/>
+          </w:tcPr>
+          <w:p>
+            <w:pPr>
+              <w:jc w:val="left"/>
+            </w:pPr>
+            <w:r>
+              <w:rPr>
+                <w:rFonts w:ascii="TimeNewRoman" w:hAnsi="TimeNewRoman"/>
+                <w:sz w:val="30"/>
+              </w:rPr>
+              <w:t>91-8=</w:t>
+            </w:r>
+          </w:p>
+        </w:tc>
+      </w:tr>
+      <w:tr>
+        <w:tc>
+          <w:tcPr>
+            <w:tcW w:type="dxa" w:w="1987"/>
+          </w:tcPr>
+          <w:p>
+            <w:pPr>
+              <w:jc w:val="left"/>
+            </w:pPr>
+            <w:r>
+              <w:rPr>
+                <w:rFonts w:ascii="TimeNewRoman" w:hAnsi="TimeNewRoman"/>
+                <w:sz w:val="30"/>
+              </w:rPr>
+              <w:t>77-9=</w:t>
+            </w:r>
+          </w:p>
+        </w:tc>
+        <w:tc>
+          <w:tcPr>
+            <w:tcW w:type="dxa" w:w="1987"/>
+          </w:tcPr>
+          <w:p>
+            <w:pPr>
+              <w:jc w:val="left"/>
+            </w:pPr>
+            <w:r>
+              <w:rPr>
+                <w:rFonts w:ascii="TimeNewRoman" w:hAnsi="TimeNewRoman"/>
+                <w:sz w:val="30"/>
+              </w:rPr>
+              <w:t>49+37=</w:t>
+            </w:r>
+          </w:p>
+        </w:tc>
+        <w:tc>
+          <w:tcPr>
+            <w:tcW w:type="dxa" w:w="1987"/>
+          </w:tcPr>
+          <w:p>
+            <w:pPr>
+              <w:jc w:val="left"/>
+            </w:pPr>
+            <w:r>
+              <w:rPr>
+                <w:rFonts w:ascii="TimeNewRoman" w:hAnsi="TimeNewRoman"/>
+                <w:sz w:val="30"/>
+              </w:rPr>
+              <w:t>15+46=</w:t>
+            </w:r>
+          </w:p>
+        </w:tc>
+        <w:tc>
+          <w:tcPr>
+            <w:tcW w:type="dxa" w:w="1987"/>
+          </w:tcPr>
+          <w:p>
+            <w:pPr>
+              <w:jc w:val="left"/>
+            </w:pPr>
+            <w:r>
+              <w:rPr>
+                <w:rFonts w:ascii="TimeNewRoman" w:hAnsi="TimeNewRoman"/>
+                <w:sz w:val="30"/>
+              </w:rPr>
+              <w:t>56+19=</w:t>
+            </w:r>
+          </w:p>
+        </w:tc>
+        <w:tc>
+          <w:tcPr>
+            <w:tcW w:type="dxa" w:w="1987"/>
+          </w:tcPr>
+          <w:p>
+            <w:pPr>
+              <w:jc w:val="left"/>
+            </w:pPr>
+            <w:r>
+              <w:rPr>
+                <w:rFonts w:ascii="TimeNewRoman" w:hAnsi="TimeNewRoman"/>
+                <w:sz w:val="30"/>
+              </w:rPr>
+              <w:t>30-13=</w:t>
+            </w:r>
+          </w:p>
+        </w:tc>
+      </w:tr>
+      <w:tr>
+        <w:tc>
+          <w:tcPr>
+            <w:tcW w:type="dxa" w:w="1987"/>
+          </w:tcPr>
+          <w:p>
+            <w:pPr>
+              <w:jc w:val="left"/>
+            </w:pPr>
+            <w:r>
+              <w:rPr>
+                <w:rFonts w:ascii="TimeNewRoman" w:hAnsi="TimeNewRoman"/>
+                <w:sz w:val="30"/>
+              </w:rPr>
+              <w:t>45+7=</w:t>
+            </w:r>
+          </w:p>
+        </w:tc>
+        <w:tc>
+          <w:tcPr>
+            <w:tcW w:type="dxa" w:w="1987"/>
+          </w:tcPr>
+          <w:p>
+            <w:pPr>
+              <w:jc w:val="left"/>
+            </w:pPr>
+            <w:r>
+              <w:rPr>
+                <w:rFonts w:ascii="TimeNewRoman" w:hAnsi="TimeNewRoman"/>
+                <w:sz w:val="30"/>
+              </w:rPr>
+              <w:t>7+88=</w:t>
+            </w:r>
+          </w:p>
+        </w:tc>
+        <w:tc>
+          <w:tcPr>
+            <w:tcW w:type="dxa" w:w="1987"/>
+          </w:tcPr>
+          <w:p>
+            <w:pPr>
+              <w:jc w:val="left"/>
+            </w:pPr>
+            <w:r>
+              <w:rPr>
+                <w:rFonts w:ascii="TimeNewRoman" w:hAnsi="TimeNewRoman"/>
+                <w:sz w:val="30"/>
+              </w:rPr>
+              <w:t>18+16=</w:t>
+            </w:r>
+          </w:p>
+        </w:tc>
+        <w:tc>
+          <w:tcPr>
+            <w:tcW w:type="dxa" w:w="1987"/>
+          </w:tcPr>
+          <w:p>
+            <w:pPr>
+              <w:jc w:val="left"/>
+            </w:pPr>
+            <w:r>
+              <w:rPr>
+                <w:rFonts w:ascii="TimeNewRoman" w:hAnsi="TimeNewRoman"/>
+                <w:sz w:val="30"/>
+              </w:rPr>
+              <w:t>19+42=</w:t>
+            </w:r>
+          </w:p>
+        </w:tc>
+        <w:tc>
+          <w:tcPr>
+            <w:tcW w:type="dxa" w:w="1987"/>
+          </w:tcPr>
+          <w:p>
+            <w:pPr>
+              <w:jc w:val="left"/>
+            </w:pPr>
+            <w:r>
+              <w:rPr>
+                <w:rFonts w:ascii="TimeNewRoman" w:hAnsi="TimeNewRoman"/>
+                <w:sz w:val="30"/>
+              </w:rPr>
+              <w:t>82-78=</w:t>
+            </w:r>
+          </w:p>
+        </w:tc>
+      </w:tr>
+      <w:tr>
+        <w:tc>
+          <w:tcPr>
+            <w:tcW w:type="dxa" w:w="1987"/>
+          </w:tcPr>
+          <w:p>
+            <w:pPr>
+              <w:jc w:val="left"/>
+            </w:pPr>
+            <w:r>
+              <w:rPr>
+                <w:rFonts w:ascii="TimeNewRoman" w:hAnsi="TimeNewRoman"/>
+                <w:sz w:val="30"/>
+              </w:rPr>
+              <w:t>6+26=</w:t>
+            </w:r>
+          </w:p>
+        </w:tc>
+        <w:tc>
+          <w:tcPr>
+            <w:tcW w:type="dxa" w:w="1987"/>
+          </w:tcPr>
+          <w:p>
+            <w:pPr>
+              <w:jc w:val="left"/>
+            </w:pPr>
+            <w:r>
+              <w:rPr>
+                <w:rFonts w:ascii="TimeNewRoman" w:hAnsi="TimeNewRoman"/>
+                <w:sz w:val="30"/>
+              </w:rPr>
+              <w:t>27+36=</w:t>
+            </w:r>
+          </w:p>
+        </w:tc>
+        <w:tc>
+          <w:tcPr>
+            <w:tcW w:type="dxa" w:w="1987"/>
+          </w:tcPr>
+          <w:p>
+            <w:pPr>
+              <w:jc w:val="left"/>
+            </w:pPr>
+            <w:r>
+              <w:rPr>
+                <w:rFonts w:ascii="TimeNewRoman" w:hAnsi="TimeNewRoman"/>
+                <w:sz w:val="30"/>
+              </w:rPr>
+              <w:t>4+7=</w:t>
+            </w:r>
+          </w:p>
+        </w:tc>
+        <w:tc>
+          <w:tcPr>
+            <w:tcW w:type="dxa" w:w="1987"/>
+          </w:tcPr>
+          <w:p>
+            <w:pPr>
+              <w:jc w:val="left"/>
+            </w:pPr>
+            <w:r>
+              <w:rPr>
+                <w:rFonts w:ascii="TimeNewRoman" w:hAnsi="TimeNewRoman"/>
+                <w:sz w:val="30"/>
+              </w:rPr>
+              <w:t>3+29=</w:t>
+            </w:r>
+          </w:p>
+        </w:tc>
+        <w:tc>
+          <w:tcPr>
+            <w:tcW w:type="dxa" w:w="1987"/>
+          </w:tcPr>
+          <w:p>
+            <w:pPr>
+              <w:jc w:val="left"/>
+            </w:pPr>
+            <w:r>
+              <w:rPr>
+                <w:rFonts w:ascii="TimeNewRoman" w:hAnsi="TimeNewRoman"/>
+                <w:sz w:val="30"/>
+              </w:rPr>
+              <w:t>98-39=</w:t>
+            </w:r>
+          </w:p>
+        </w:tc>
+      </w:tr>
+      <w:tr>
+        <w:tc>
+          <w:tcPr>
+            <w:tcW w:type="dxa" w:w="1987"/>
+          </w:tcPr>
+          <w:p>
+            <w:pPr>
+              <w:jc w:val="left"/>
+            </w:pPr>
+            <w:r>
+              <w:rPr>
+                <w:rFonts w:ascii="TimeNewRoman" w:hAnsi="TimeNewRoman"/>
+                <w:sz w:val="30"/>
+              </w:rPr>
+              <w:t>68+5=</w:t>
+            </w:r>
+          </w:p>
+        </w:tc>
+        <w:tc>
+          <w:tcPr>
+            <w:tcW w:type="dxa" w:w="1987"/>
+          </w:tcPr>
+          <w:p>
+            <w:pPr>
+              <w:jc w:val="left"/>
+            </w:pPr>
+            <w:r>
+              <w:rPr>
+                <w:rFonts w:ascii="TimeNewRoman" w:hAnsi="TimeNewRoman"/>
+                <w:sz w:val="30"/>
+              </w:rPr>
+              <w:t>12+19=</w:t>
+            </w:r>
+          </w:p>
+        </w:tc>
+        <w:tc>
+          <w:tcPr>
+            <w:tcW w:type="dxa" w:w="1987"/>
+          </w:tcPr>
+          <w:p>
+            <w:pPr>
+              <w:jc w:val="left"/>
+            </w:pPr>
+            <w:r>
+              <w:rPr>
+                <w:rFonts w:ascii="TimeNewRoman" w:hAnsi="TimeNewRoman"/>
+                <w:sz w:val="30"/>
+              </w:rPr>
+              <w:t>84-76=</w:t>
+            </w:r>
+          </w:p>
+        </w:tc>
+        <w:tc>
+          <w:tcPr>
+            <w:tcW w:type="dxa" w:w="1987"/>
+          </w:tcPr>
+          <w:p>
+            <w:pPr>
+              <w:jc w:val="left"/>
+            </w:pPr>
+            <w:r>
+              <w:rPr>
+                <w:rFonts w:ascii="TimeNewRoman" w:hAnsi="TimeNewRoman"/>
+                <w:sz w:val="30"/>
+              </w:rPr>
+              <w:t>80-59=</w:t>
+            </w:r>
+          </w:p>
+        </w:tc>
+        <w:tc>
+          <w:tcPr>
+            <w:tcW w:type="dxa" w:w="1987"/>
+          </w:tcPr>
+          <w:p>
+            <w:pPr>
+              <w:jc w:val="left"/>
+            </w:pPr>
+            <w:r>
+              <w:rPr>
+                <w:rFonts w:ascii="TimeNewRoman" w:hAnsi="TimeNewRoman"/>
+                <w:sz w:val="30"/>
+              </w:rPr>
+              <w:t>29+52=</w:t>
+            </w:r>
+          </w:p>
+        </w:tc>
+      </w:tr>
+      <w:tr>
+        <w:tc>
+          <w:tcPr>
+            <w:tcW w:type="dxa" w:w="1987"/>
+          </w:tcPr>
+          <w:p>
+            <w:pPr>
+              <w:jc w:val="left"/>
+            </w:pPr>
+            <w:r>
+              <w:rPr>
+                <w:rFonts w:ascii="TimeNewRoman" w:hAnsi="TimeNewRoman"/>
+                <w:sz w:val="30"/>
+              </w:rPr>
+              <w:t>9+56=</w:t>
+            </w:r>
+          </w:p>
+        </w:tc>
+        <w:tc>
+          <w:tcPr>
+            <w:tcW w:type="dxa" w:w="1987"/>
+          </w:tcPr>
+          <w:p>
+            <w:pPr>
+              <w:jc w:val="left"/>
+            </w:pPr>
+            <w:r>
+              <w:rPr>
+                <w:rFonts w:ascii="TimeNewRoman" w:hAnsi="TimeNewRoman"/>
+                <w:sz w:val="30"/>
+              </w:rPr>
+              <w:t>45+27=</w:t>
+            </w:r>
+          </w:p>
+        </w:tc>
+        <w:tc>
+          <w:tcPr>
+            <w:tcW w:type="dxa" w:w="1987"/>
+          </w:tcPr>
+          <w:p>
+            <w:pPr>
+              <w:jc w:val="left"/>
+            </w:pPr>
+            <w:r>
+              <w:rPr>
+                <w:rFonts w:ascii="TimeNewRoman" w:hAnsi="TimeNewRoman"/>
+                <w:sz w:val="30"/>
+              </w:rPr>
+              <w:t>64-36=</w:t>
+            </w:r>
+          </w:p>
+        </w:tc>
+        <w:tc>
+          <w:tcPr>
+            <w:tcW w:type="dxa" w:w="1987"/>
+          </w:tcPr>
+          <w:p>
+            <w:pPr>
+              <w:jc w:val="left"/>
+            </w:pPr>
+            <w:r>
+              <w:rPr>
+                <w:rFonts w:ascii="TimeNewRoman" w:hAnsi="TimeNewRoman"/>
+                <w:sz w:val="30"/>
+              </w:rPr>
+              <w:t>36+26=</w:t>
+            </w:r>
+          </w:p>
+        </w:tc>
+        <w:tc>
+          <w:tcPr>
+            <w:tcW w:type="dxa" w:w="1987"/>
+          </w:tcPr>
+          <w:p>
+            <w:pPr>
+              <w:jc w:val="left"/>
+            </w:pPr>
+            <w:r>
+              <w:rPr>
+                <w:rFonts w:ascii="TimeNewRoman" w:hAnsi="TimeNewRoman"/>
+                <w:sz w:val="30"/>
+              </w:rPr>
+              <w:t>68+18=</w:t>
+            </w:r>
+          </w:p>
+        </w:tc>
+      </w:tr>
+      <w:tr>
+        <w:tc>
+          <w:tcPr>
+            <w:tcW w:type="dxa" w:w="1987"/>
+          </w:tcPr>
+          <w:p>
+            <w:pPr>
+              <w:jc w:val="left"/>
+            </w:pPr>
+            <w:r>
+              <w:rPr>
+                <w:rFonts w:ascii="TimeNewRoman" w:hAnsi="TimeNewRoman"/>
+                <w:sz w:val="30"/>
+              </w:rPr>
+              <w:t>49+32=</w:t>
+            </w:r>
+          </w:p>
+        </w:tc>
+        <w:tc>
+          <w:tcPr>
+            <w:tcW w:type="dxa" w:w="1987"/>
+          </w:tcPr>
+          <w:p>
+            <w:pPr>
+              <w:jc w:val="left"/>
+            </w:pPr>
+            <w:r>
+              <w:rPr>
+                <w:rFonts w:ascii="TimeNewRoman" w:hAnsi="TimeNewRoman"/>
+                <w:sz w:val="30"/>
+              </w:rPr>
+              <w:t>86-39=</w:t>
+            </w:r>
+          </w:p>
+        </w:tc>
+        <w:tc>
+          <w:tcPr>
+            <w:tcW w:type="dxa" w:w="1987"/>
+          </w:tcPr>
+          <w:p>
+            <w:pPr>
+              <w:jc w:val="left"/>
+            </w:pPr>
+            <w:r>
+              <w:rPr>
+                <w:rFonts w:ascii="TimeNewRoman" w:hAnsi="TimeNewRoman"/>
+                <w:sz w:val="30"/>
+              </w:rPr>
+              <w:t>34-18=</w:t>
+            </w:r>
+          </w:p>
+        </w:tc>
+        <w:tc>
+          <w:tcPr>
+            <w:tcW w:type="dxa" w:w="1987"/>
+          </w:tcPr>
+          <w:p>
+            <w:pPr>
+              <w:jc w:val="left"/>
+            </w:pPr>
+            <w:r>
+              <w:rPr>
+                <w:rFonts w:ascii="TimeNewRoman" w:hAnsi="TimeNewRoman"/>
+                <w:sz w:val="30"/>
+              </w:rPr>
+              <w:t>15+77=</w:t>
+            </w:r>
+          </w:p>
+        </w:tc>
+        <w:tc>
+          <w:tcPr>
+            <w:tcW w:type="dxa" w:w="1987"/>
+          </w:tcPr>
+          <w:p>
+            <w:pPr>
+              <w:jc w:val="left"/>
+            </w:pPr>
+            <w:r>
+              <w:rPr>
+                <w:rFonts w:ascii="TimeNewRoman" w:hAnsi="TimeNewRoman"/>
+                <w:sz w:val="30"/>
+              </w:rPr>
+              <w:t>32-24=</w:t>
+            </w:r>
+          </w:p>
+        </w:tc>
+      </w:tr>
+      <w:tr>
+        <w:tc>
+          <w:tcPr>
+            <w:tcW w:type="dxa" w:w="1987"/>
+          </w:tcPr>
+          <w:p>
+            <w:pPr>
+              <w:jc w:val="left"/>
+            </w:pPr>
+            <w:r>
+              <w:rPr>
+                <w:rFonts w:ascii="TimeNewRoman" w:hAnsi="TimeNewRoman"/>
+                <w:sz w:val="30"/>
+              </w:rPr>
+              <w:t>56+18=</w:t>
+            </w:r>
+          </w:p>
+        </w:tc>
+        <w:tc>
+          <w:tcPr>
+            <w:tcW w:type="dxa" w:w="1987"/>
+          </w:tcPr>
+          <w:p>
+            <w:pPr>
+              <w:jc w:val="left"/>
+            </w:pPr>
+            <w:r>
+              <w:rPr>
+                <w:rFonts w:ascii="TimeNewRoman" w:hAnsi="TimeNewRoman"/>
+                <w:sz w:val="30"/>
+              </w:rPr>
+              <w:t>66-17=</w:t>
+            </w:r>
+          </w:p>
+        </w:tc>
+        <w:tc>
+          <w:tcPr>
+            <w:tcW w:type="dxa" w:w="1987"/>
+          </w:tcPr>
+          <w:p>
+            <w:pPr>
+              <w:jc w:val="left"/>
+            </w:pPr>
+            <w:r>
+              <w:rPr>
+                <w:rFonts w:ascii="TimeNewRoman" w:hAnsi="TimeNewRoman"/>
+                <w:sz w:val="30"/>
+              </w:rPr>
+              <w:t>58-19=</w:t>
+            </w:r>
+          </w:p>
+        </w:tc>
+        <w:tc>
+          <w:tcPr>
+            <w:tcW w:type="dxa" w:w="1987"/>
+          </w:tcPr>
+          <w:p>
+            <w:pPr>
+              <w:jc w:val="left"/>
+            </w:pPr>
+            <w:r>
+              <w:rPr>
+                <w:rFonts w:ascii="TimeNewRoman" w:hAnsi="TimeNewRoman"/>
+                <w:sz w:val="30"/>
+              </w:rPr>
+              <w:t>14+48=</w:t>
+            </w:r>
+          </w:p>
+        </w:tc>
+        <w:tc>
+          <w:tcPr>
+            <w:tcW w:type="dxa" w:w="1987"/>
+          </w:tcPr>
+          <w:p>
+            <w:pPr>
+              <w:jc w:val="left"/>
+            </w:pPr>
+            <w:r>
+              <w:rPr>
+                <w:rFonts w:ascii="TimeNewRoman" w:hAnsi="TimeNewRoman"/>
+                <w:sz w:val="30"/>
+              </w:rPr>
+              <w:t>58+19=</w:t>
+            </w:r>
+          </w:p>
+        </w:tc>
+      </w:tr>
+      <w:tr>
+        <w:tc>
+          <w:tcPr>
+            <w:tcW w:type="dxa" w:w="1987"/>
+          </w:tcPr>
+          <w:p>
+            <w:pPr>
+              <w:jc w:val="left"/>
+            </w:pPr>
+            <w:r>
+              <w:rPr>
+                <w:rFonts w:ascii="TimeNewRoman" w:hAnsi="TimeNewRoman"/>
+                <w:sz w:val="30"/>
+              </w:rPr>
+              <w:t>9+64=</w:t>
+            </w:r>
+          </w:p>
+        </w:tc>
+        <w:tc>
+          <w:tcPr>
+            <w:tcW w:type="dxa" w:w="1987"/>
+          </w:tcPr>
+          <w:p>
+            <w:pPr>
+              <w:jc w:val="left"/>
+            </w:pPr>
+            <w:r>
+              <w:rPr>
+                <w:rFonts w:ascii="TimeNewRoman" w:hAnsi="TimeNewRoman"/>
+                <w:sz w:val="30"/>
+              </w:rPr>
+              <w:t>35+57=</w:t>
+            </w:r>
+          </w:p>
+        </w:tc>
+        <w:tc>
+          <w:tcPr>
+            <w:tcW w:type="dxa" w:w="1987"/>
+          </w:tcPr>
+          <w:p>
+            <w:pPr>
+              <w:jc w:val="left"/>
+            </w:pPr>
+            <w:r>
+              <w:rPr>
+                <w:rFonts w:ascii="TimeNewRoman" w:hAnsi="TimeNewRoman"/>
+                <w:sz w:val="30"/>
+              </w:rPr>
+              <w:t>67+8=</w:t>
+            </w:r>
+          </w:p>
+        </w:tc>
+        <w:tc>
+          <w:tcPr>
+            <w:tcW w:type="dxa" w:w="1987"/>
+          </w:tcPr>
+          <w:p>
+            <w:pPr>
+              <w:jc w:val="left"/>
+            </w:pPr>
+            <w:r>
+              <w:rPr>
+                <w:rFonts w:ascii="TimeNewRoman" w:hAnsi="TimeNewRoman"/>
+                <w:sz w:val="30"/>
+              </w:rPr>
+              <w:t>67-48=</w:t>
+            </w:r>
+          </w:p>
+        </w:tc>
+        <w:tc>
+          <w:tcPr>
+            <w:tcW w:type="dxa" w:w="1987"/>
+          </w:tcPr>
+          <w:p>
+            <w:pPr>
+              <w:jc w:val="left"/>
+            </w:pPr>
+            <w:r>
+              <w:rPr>
+                <w:rFonts w:ascii="TimeNewRoman" w:hAnsi="TimeNewRoman"/>
+                <w:sz w:val="30"/>
+              </w:rPr>
+              <w:t>33+58=</w:t>
+            </w:r>
+          </w:p>
+        </w:tc>
+      </w:tr>
+      <w:tr>
+        <w:tc>
+          <w:tcPr>
+            <w:tcW w:type="dxa" w:w="1987"/>
+          </w:tcPr>
+          <w:p>
+            <w:pPr>
+              <w:jc w:val="left"/>
+            </w:pPr>
+            <w:r>
+              <w:rPr>
+                <w:rFonts w:ascii="TimeNewRoman" w:hAnsi="TimeNewRoman"/>
+                <w:sz w:val="30"/>
+              </w:rPr>
+              <w:t>76+16=</w:t>
             </w:r>
           </w:p>
         </w:tc>
@@ -547,8 +1714,6 @@
             </w:r>
           </w:p>
         </w:tc>
-      </w:tr>
-      <w:tr>
         <w:tc>
           <w:tcPr>
             <w:tcW w:type="dxa" w:w="1987"/>
@@ -562,7 +1727,7 @@
                 <w:rFonts w:ascii="TimeNewRoman" w:hAnsi="TimeNewRoman"/>
                 <w:sz w:val="30"/>
               </w:rPr>
-              <w:t>24-6=</w:t>
+              <w:t>77+9=</w:t>
             </w:r>
           </w:p>
         </w:tc>
@@ -579,7 +1744,7 @@
                 <w:rFonts w:ascii="TimeNewRoman" w:hAnsi="TimeNewRoman"/>
                 <w:sz w:val="30"/>
               </w:rPr>
-              <w:t>53-45=</w:t>
+              <w:t>75-27=</w:t>
             </w:r>
           </w:p>
         </w:tc>
@@ -596,1172 +1761,7 @@
                 <w:rFonts w:ascii="TimeNewRoman" w:hAnsi="TimeNewRoman"/>
                 <w:sz w:val="30"/>
               </w:rPr>
-              <w:t>93-55=</w:t>
-            </w:r>
-          </w:p>
-        </w:tc>
-        <w:tc>
-          <w:tcPr>
-            <w:tcW w:type="dxa" w:w="1987"/>
-          </w:tcPr>
-          <w:p>
-            <w:pPr>
-              <w:jc w:val="left"/>
-            </w:pPr>
-            <w:r>
-              <w:rPr>
-                <w:rFonts w:ascii="TimeNewRoman" w:hAnsi="TimeNewRoman"/>
-                <w:sz w:val="30"/>
-              </w:rPr>
-              <w:t>28+9=</w:t>
-            </w:r>
-          </w:p>
-        </w:tc>
-        <w:tc>
-          <w:tcPr>
-            <w:tcW w:type="dxa" w:w="1987"/>
-          </w:tcPr>
-          <w:p>
-            <w:pPr>
-              <w:jc w:val="left"/>
-            </w:pPr>
-            <w:r>
-              <w:rPr>
-                <w:rFonts w:ascii="TimeNewRoman" w:hAnsi="TimeNewRoman"/>
-                <w:sz w:val="30"/>
-              </w:rPr>
-              <w:t>90-59=</w:t>
-            </w:r>
-          </w:p>
-        </w:tc>
-      </w:tr>
-      <w:tr>
-        <w:tc>
-          <w:tcPr>
-            <w:tcW w:type="dxa" w:w="1987"/>
-          </w:tcPr>
-          <w:p>
-            <w:pPr>
-              <w:jc w:val="left"/>
-            </w:pPr>
-            <w:r>
-              <w:rPr>
-                <w:rFonts w:ascii="TimeNewRoman" w:hAnsi="TimeNewRoman"/>
-                <w:sz w:val="30"/>
-              </w:rPr>
-              <w:t>7+54=</w:t>
-            </w:r>
-          </w:p>
-        </w:tc>
-        <w:tc>
-          <w:tcPr>
-            <w:tcW w:type="dxa" w:w="1987"/>
-          </w:tcPr>
-          <w:p>
-            <w:pPr>
-              <w:jc w:val="left"/>
-            </w:pPr>
-            <w:r>
-              <w:rPr>
-                <w:rFonts w:ascii="TimeNewRoman" w:hAnsi="TimeNewRoman"/>
-                <w:sz w:val="30"/>
-              </w:rPr>
-              <w:t>57+16=</w:t>
-            </w:r>
-          </w:p>
-        </w:tc>
-        <w:tc>
-          <w:tcPr>
-            <w:tcW w:type="dxa" w:w="1987"/>
-          </w:tcPr>
-          <w:p>
-            <w:pPr>
-              <w:jc w:val="left"/>
-            </w:pPr>
-            <w:r>
-              <w:rPr>
-                <w:rFonts w:ascii="TimeNewRoman" w:hAnsi="TimeNewRoman"/>
-                <w:sz w:val="30"/>
-              </w:rPr>
-              <w:t>71-54=</w:t>
-            </w:r>
-          </w:p>
-        </w:tc>
-        <w:tc>
-          <w:tcPr>
-            <w:tcW w:type="dxa" w:w="1987"/>
-          </w:tcPr>
-          <w:p>
-            <w:pPr>
-              <w:jc w:val="left"/>
-            </w:pPr>
-            <w:r>
-              <w:rPr>
-                <w:rFonts w:ascii="TimeNewRoman" w:hAnsi="TimeNewRoman"/>
-                <w:sz w:val="30"/>
-              </w:rPr>
-              <w:t>31-6=</w:t>
-            </w:r>
-          </w:p>
-        </w:tc>
-        <w:tc>
-          <w:tcPr>
-            <w:tcW w:type="dxa" w:w="1987"/>
-          </w:tcPr>
-          <w:p>
-            <w:pPr>
-              <w:jc w:val="left"/>
-            </w:pPr>
-            <w:r>
-              <w:rPr>
-                <w:rFonts w:ascii="TimeNewRoman" w:hAnsi="TimeNewRoman"/>
-                <w:sz w:val="30"/>
-              </w:rPr>
-              <w:t>47+24=</w:t>
-            </w:r>
-          </w:p>
-        </w:tc>
-      </w:tr>
-      <w:tr>
-        <w:tc>
-          <w:tcPr>
-            <w:tcW w:type="dxa" w:w="1987"/>
-          </w:tcPr>
-          <w:p>
-            <w:pPr>
-              <w:jc w:val="left"/>
-            </w:pPr>
-            <w:r>
-              <w:rPr>
-                <w:rFonts w:ascii="TimeNewRoman" w:hAnsi="TimeNewRoman"/>
-                <w:sz w:val="30"/>
-              </w:rPr>
-              <w:t>49+38=</w:t>
-            </w:r>
-          </w:p>
-        </w:tc>
-        <w:tc>
-          <w:tcPr>
-            <w:tcW w:type="dxa" w:w="1987"/>
-          </w:tcPr>
-          <w:p>
-            <w:pPr>
-              <w:jc w:val="left"/>
-            </w:pPr>
-            <w:r>
-              <w:rPr>
-                <w:rFonts w:ascii="TimeNewRoman" w:hAnsi="TimeNewRoman"/>
-                <w:sz w:val="30"/>
-              </w:rPr>
-              <w:t>80-4=</w:t>
-            </w:r>
-          </w:p>
-        </w:tc>
-        <w:tc>
-          <w:tcPr>
-            <w:tcW w:type="dxa" w:w="1987"/>
-          </w:tcPr>
-          <w:p>
-            <w:pPr>
-              <w:jc w:val="left"/>
-            </w:pPr>
-            <w:r>
-              <w:rPr>
-                <w:rFonts w:ascii="TimeNewRoman" w:hAnsi="TimeNewRoman"/>
-                <w:sz w:val="30"/>
-              </w:rPr>
-              <w:t>9+74=</w:t>
-            </w:r>
-          </w:p>
-        </w:tc>
-        <w:tc>
-          <w:tcPr>
-            <w:tcW w:type="dxa" w:w="1987"/>
-          </w:tcPr>
-          <w:p>
-            <w:pPr>
-              <w:jc w:val="left"/>
-            </w:pPr>
-            <w:r>
-              <w:rPr>
-                <w:rFonts w:ascii="TimeNewRoman" w:hAnsi="TimeNewRoman"/>
-                <w:sz w:val="30"/>
-              </w:rPr>
-              <w:t>71-13=</w:t>
-            </w:r>
-          </w:p>
-        </w:tc>
-        <w:tc>
-          <w:tcPr>
-            <w:tcW w:type="dxa" w:w="1987"/>
-          </w:tcPr>
-          <w:p>
-            <w:pPr>
-              <w:jc w:val="left"/>
-            </w:pPr>
-            <w:r>
-              <w:rPr>
-                <w:rFonts w:ascii="TimeNewRoman" w:hAnsi="TimeNewRoman"/>
-                <w:sz w:val="30"/>
-              </w:rPr>
-              <w:t>56-7=</w:t>
-            </w:r>
-          </w:p>
-        </w:tc>
-      </w:tr>
-      <w:tr>
-        <w:tc>
-          <w:tcPr>
-            <w:tcW w:type="dxa" w:w="1987"/>
-          </w:tcPr>
-          <w:p>
-            <w:pPr>
-              <w:jc w:val="left"/>
-            </w:pPr>
-            <w:r>
-              <w:rPr>
-                <w:rFonts w:ascii="TimeNewRoman" w:hAnsi="TimeNewRoman"/>
-                <w:sz w:val="30"/>
-              </w:rPr>
-              <w:t>49+7=</w:t>
-            </w:r>
-          </w:p>
-        </w:tc>
-        <w:tc>
-          <w:tcPr>
-            <w:tcW w:type="dxa" w:w="1987"/>
-          </w:tcPr>
-          <w:p>
-            <w:pPr>
-              <w:jc w:val="left"/>
-            </w:pPr>
-            <w:r>
-              <w:rPr>
-                <w:rFonts w:ascii="TimeNewRoman" w:hAnsi="TimeNewRoman"/>
-                <w:sz w:val="30"/>
-              </w:rPr>
-              <w:t>83-35=</w:t>
-            </w:r>
-          </w:p>
-        </w:tc>
-        <w:tc>
-          <w:tcPr>
-            <w:tcW w:type="dxa" w:w="1987"/>
-          </w:tcPr>
-          <w:p>
-            <w:pPr>
-              <w:jc w:val="left"/>
-            </w:pPr>
-            <w:r>
-              <w:rPr>
-                <w:rFonts w:ascii="TimeNewRoman" w:hAnsi="TimeNewRoman"/>
-                <w:sz w:val="30"/>
-              </w:rPr>
-              <w:t>6+38=</w:t>
-            </w:r>
-          </w:p>
-        </w:tc>
-        <w:tc>
-          <w:tcPr>
-            <w:tcW w:type="dxa" w:w="1987"/>
-          </w:tcPr>
-          <w:p>
-            <w:pPr>
-              <w:jc w:val="left"/>
-            </w:pPr>
-            <w:r>
-              <w:rPr>
-                <w:rFonts w:ascii="TimeNewRoman" w:hAnsi="TimeNewRoman"/>
-                <w:sz w:val="30"/>
-              </w:rPr>
-              <w:t>69+23=</w:t>
-            </w:r>
-          </w:p>
-        </w:tc>
-        <w:tc>
-          <w:tcPr>
-            <w:tcW w:type="dxa" w:w="1987"/>
-          </w:tcPr>
-          <w:p>
-            <w:pPr>
-              <w:jc w:val="left"/>
-            </w:pPr>
-            <w:r>
-              <w:rPr>
-                <w:rFonts w:ascii="TimeNewRoman" w:hAnsi="TimeNewRoman"/>
-                <w:sz w:val="30"/>
-              </w:rPr>
-              <w:t>39+55=</w:t>
-            </w:r>
-          </w:p>
-        </w:tc>
-      </w:tr>
-      <w:tr>
-        <w:tc>
-          <w:tcPr>
-            <w:tcW w:type="dxa" w:w="1987"/>
-          </w:tcPr>
-          <w:p>
-            <w:pPr>
-              <w:jc w:val="left"/>
-            </w:pPr>
-            <w:r>
-              <w:rPr>
-                <w:rFonts w:ascii="TimeNewRoman" w:hAnsi="TimeNewRoman"/>
-                <w:sz w:val="30"/>
-              </w:rPr>
-              <w:t>62+29=</w:t>
-            </w:r>
-          </w:p>
-        </w:tc>
-        <w:tc>
-          <w:tcPr>
-            <w:tcW w:type="dxa" w:w="1987"/>
-          </w:tcPr>
-          <w:p>
-            <w:pPr>
-              <w:jc w:val="left"/>
-            </w:pPr>
-            <w:r>
-              <w:rPr>
-                <w:rFonts w:ascii="TimeNewRoman" w:hAnsi="TimeNewRoman"/>
-                <w:sz w:val="30"/>
-              </w:rPr>
-              <w:t>72-8=</w:t>
-            </w:r>
-          </w:p>
-        </w:tc>
-        <w:tc>
-          <w:tcPr>
-            <w:tcW w:type="dxa" w:w="1987"/>
-          </w:tcPr>
-          <w:p>
-            <w:pPr>
-              <w:jc w:val="left"/>
-            </w:pPr>
-            <w:r>
-              <w:rPr>
-                <w:rFonts w:ascii="TimeNewRoman" w:hAnsi="TimeNewRoman"/>
-                <w:sz w:val="30"/>
-              </w:rPr>
-              <w:t>67+16=</w:t>
-            </w:r>
-          </w:p>
-        </w:tc>
-        <w:tc>
-          <w:tcPr>
-            <w:tcW w:type="dxa" w:w="1987"/>
-          </w:tcPr>
-          <w:p>
-            <w:pPr>
-              <w:jc w:val="left"/>
-            </w:pPr>
-            <w:r>
-              <w:rPr>
-                <w:rFonts w:ascii="TimeNewRoman" w:hAnsi="TimeNewRoman"/>
-                <w:sz w:val="30"/>
-              </w:rPr>
-              <w:t>74-38=</w:t>
-            </w:r>
-          </w:p>
-        </w:tc>
-        <w:tc>
-          <w:tcPr>
-            <w:tcW w:type="dxa" w:w="1987"/>
-          </w:tcPr>
-          <w:p>
-            <w:pPr>
-              <w:jc w:val="left"/>
-            </w:pPr>
-            <w:r>
-              <w:rPr>
-                <w:rFonts w:ascii="TimeNewRoman" w:hAnsi="TimeNewRoman"/>
-                <w:sz w:val="30"/>
-              </w:rPr>
-              <w:t>24-6=</w:t>
-            </w:r>
-          </w:p>
-        </w:tc>
-      </w:tr>
-      <w:tr>
-        <w:tc>
-          <w:tcPr>
-            <w:tcW w:type="dxa" w:w="1987"/>
-          </w:tcPr>
-          <w:p>
-            <w:pPr>
-              <w:jc w:val="left"/>
-            </w:pPr>
-            <w:r>
-              <w:rPr>
-                <w:rFonts w:ascii="TimeNewRoman" w:hAnsi="TimeNewRoman"/>
-                <w:sz w:val="30"/>
-              </w:rPr>
-              <w:t>87+6=</w:t>
-            </w:r>
-          </w:p>
-        </w:tc>
-        <w:tc>
-          <w:tcPr>
-            <w:tcW w:type="dxa" w:w="1987"/>
-          </w:tcPr>
-          <w:p>
-            <w:pPr>
-              <w:jc w:val="left"/>
-            </w:pPr>
-            <w:r>
-              <w:rPr>
-                <w:rFonts w:ascii="TimeNewRoman" w:hAnsi="TimeNewRoman"/>
-                <w:sz w:val="30"/>
-              </w:rPr>
-              <w:t>60-24=</w:t>
-            </w:r>
-          </w:p>
-        </w:tc>
-        <w:tc>
-          <w:tcPr>
-            <w:tcW w:type="dxa" w:w="1987"/>
-          </w:tcPr>
-          <w:p>
-            <w:pPr>
-              <w:jc w:val="left"/>
-            </w:pPr>
-            <w:r>
-              <w:rPr>
-                <w:rFonts w:ascii="TimeNewRoman" w:hAnsi="TimeNewRoman"/>
-                <w:sz w:val="30"/>
-              </w:rPr>
-              <w:t>32-24=</w:t>
-            </w:r>
-          </w:p>
-        </w:tc>
-        <w:tc>
-          <w:tcPr>
-            <w:tcW w:type="dxa" w:w="1987"/>
-          </w:tcPr>
-          <w:p>
-            <w:pPr>
-              <w:jc w:val="left"/>
-            </w:pPr>
-            <w:r>
-              <w:rPr>
-                <w:rFonts w:ascii="TimeNewRoman" w:hAnsi="TimeNewRoman"/>
-                <w:sz w:val="30"/>
-              </w:rPr>
-              <w:t>62-7=</w:t>
-            </w:r>
-          </w:p>
-        </w:tc>
-        <w:tc>
-          <w:tcPr>
-            <w:tcW w:type="dxa" w:w="1987"/>
-          </w:tcPr>
-          <w:p>
-            <w:pPr>
-              <w:jc w:val="left"/>
-            </w:pPr>
-            <w:r>
-              <w:rPr>
-                <w:rFonts w:ascii="TimeNewRoman" w:hAnsi="TimeNewRoman"/>
-                <w:sz w:val="30"/>
-              </w:rPr>
-              <w:t>34+29=</w:t>
-            </w:r>
-          </w:p>
-        </w:tc>
-      </w:tr>
-      <w:tr>
-        <w:tc>
-          <w:tcPr>
-            <w:tcW w:type="dxa" w:w="1987"/>
-          </w:tcPr>
-          <w:p>
-            <w:pPr>
-              <w:jc w:val="left"/>
-            </w:pPr>
-            <w:r>
-              <w:rPr>
-                <w:rFonts w:ascii="TimeNewRoman" w:hAnsi="TimeNewRoman"/>
-                <w:sz w:val="30"/>
-              </w:rPr>
-              <w:t>38+28=</w:t>
-            </w:r>
-          </w:p>
-        </w:tc>
-        <w:tc>
-          <w:tcPr>
-            <w:tcW w:type="dxa" w:w="1987"/>
-          </w:tcPr>
-          <w:p>
-            <w:pPr>
-              <w:jc w:val="left"/>
-            </w:pPr>
-            <w:r>
-              <w:rPr>
-                <w:rFonts w:ascii="TimeNewRoman" w:hAnsi="TimeNewRoman"/>
-                <w:sz w:val="30"/>
-              </w:rPr>
-              <w:t>40-22=</w:t>
-            </w:r>
-          </w:p>
-        </w:tc>
-        <w:tc>
-          <w:tcPr>
-            <w:tcW w:type="dxa" w:w="1987"/>
-          </w:tcPr>
-          <w:p>
-            <w:pPr>
-              <w:jc w:val="left"/>
-            </w:pPr>
-            <w:r>
-              <w:rPr>
-                <w:rFonts w:ascii="TimeNewRoman" w:hAnsi="TimeNewRoman"/>
-                <w:sz w:val="30"/>
-              </w:rPr>
-              <w:t>20-6=</w:t>
-            </w:r>
-          </w:p>
-        </w:tc>
-        <w:tc>
-          <w:tcPr>
-            <w:tcW w:type="dxa" w:w="1987"/>
-          </w:tcPr>
-          <w:p>
-            <w:pPr>
-              <w:jc w:val="left"/>
-            </w:pPr>
-            <w:r>
-              <w:rPr>
-                <w:rFonts w:ascii="TimeNewRoman" w:hAnsi="TimeNewRoman"/>
-                <w:sz w:val="30"/>
-              </w:rPr>
-              <w:t>13+59=</w:t>
-            </w:r>
-          </w:p>
-        </w:tc>
-        <w:tc>
-          <w:tcPr>
-            <w:tcW w:type="dxa" w:w="1987"/>
-          </w:tcPr>
-          <w:p>
-            <w:pPr>
-              <w:jc w:val="left"/>
-            </w:pPr>
-            <w:r>
-              <w:rPr>
-                <w:rFonts w:ascii="TimeNewRoman" w:hAnsi="TimeNewRoman"/>
-                <w:sz w:val="30"/>
-              </w:rPr>
-              <w:t>6+16=</w:t>
-            </w:r>
-          </w:p>
-        </w:tc>
-      </w:tr>
-      <w:tr>
-        <w:tc>
-          <w:tcPr>
-            <w:tcW w:type="dxa" w:w="1987"/>
-          </w:tcPr>
-          <w:p>
-            <w:pPr>
-              <w:jc w:val="left"/>
-            </w:pPr>
-            <w:r>
-              <w:rPr>
-                <w:rFonts w:ascii="TimeNewRoman" w:hAnsi="TimeNewRoman"/>
-                <w:sz w:val="30"/>
-              </w:rPr>
-              <w:t>85-76=</w:t>
-            </w:r>
-          </w:p>
-        </w:tc>
-        <w:tc>
-          <w:tcPr>
-            <w:tcW w:type="dxa" w:w="1987"/>
-          </w:tcPr>
-          <w:p>
-            <w:pPr>
-              <w:jc w:val="left"/>
-            </w:pPr>
-            <w:r>
-              <w:rPr>
-                <w:rFonts w:ascii="TimeNewRoman" w:hAnsi="TimeNewRoman"/>
-                <w:sz w:val="30"/>
-              </w:rPr>
-              <w:t>17+67=</w:t>
-            </w:r>
-          </w:p>
-        </w:tc>
-        <w:tc>
-          <w:tcPr>
-            <w:tcW w:type="dxa" w:w="1987"/>
-          </w:tcPr>
-          <w:p>
-            <w:pPr>
-              <w:jc w:val="left"/>
-            </w:pPr>
-            <w:r>
-              <w:rPr>
-                <w:rFonts w:ascii="TimeNewRoman" w:hAnsi="TimeNewRoman"/>
-                <w:sz w:val="30"/>
-              </w:rPr>
-              <w:t>64-17=</w:t>
-            </w:r>
-          </w:p>
-        </w:tc>
-        <w:tc>
-          <w:tcPr>
-            <w:tcW w:type="dxa" w:w="1987"/>
-          </w:tcPr>
-          <w:p>
-            <w:pPr>
-              <w:jc w:val="left"/>
-            </w:pPr>
-            <w:r>
-              <w:rPr>
-                <w:rFonts w:ascii="TimeNewRoman" w:hAnsi="TimeNewRoman"/>
-                <w:sz w:val="30"/>
-              </w:rPr>
-              <w:t>61-24=</w:t>
-            </w:r>
-          </w:p>
-        </w:tc>
-        <w:tc>
-          <w:tcPr>
-            <w:tcW w:type="dxa" w:w="1987"/>
-          </w:tcPr>
-          <w:p>
-            <w:pPr>
-              <w:jc w:val="left"/>
-            </w:pPr>
-            <w:r>
-              <w:rPr>
-                <w:rFonts w:ascii="TimeNewRoman" w:hAnsi="TimeNewRoman"/>
-                <w:sz w:val="30"/>
-              </w:rPr>
-              <w:t>48+36=</w:t>
-            </w:r>
-          </w:p>
-        </w:tc>
-      </w:tr>
-      <w:tr>
-        <w:tc>
-          <w:tcPr>
-            <w:tcW w:type="dxa" w:w="1987"/>
-          </w:tcPr>
-          <w:p>
-            <w:pPr>
-              <w:jc w:val="left"/>
-            </w:pPr>
-            <w:r>
-              <w:rPr>
-                <w:rFonts w:ascii="TimeNewRoman" w:hAnsi="TimeNewRoman"/>
-                <w:sz w:val="30"/>
-              </w:rPr>
-              <w:t>8+9=</w:t>
-            </w:r>
-          </w:p>
-        </w:tc>
-        <w:tc>
-          <w:tcPr>
-            <w:tcW w:type="dxa" w:w="1987"/>
-          </w:tcPr>
-          <w:p>
-            <w:pPr>
-              <w:jc w:val="left"/>
-            </w:pPr>
-            <w:r>
-              <w:rPr>
-                <w:rFonts w:ascii="TimeNewRoman" w:hAnsi="TimeNewRoman"/>
-                <w:sz w:val="30"/>
-              </w:rPr>
-              <w:t>58-39=</w:t>
-            </w:r>
-          </w:p>
-        </w:tc>
-        <w:tc>
-          <w:tcPr>
-            <w:tcW w:type="dxa" w:w="1987"/>
-          </w:tcPr>
-          <w:p>
-            <w:pPr>
-              <w:jc w:val="left"/>
-            </w:pPr>
-            <w:r>
-              <w:rPr>
-                <w:rFonts w:ascii="TimeNewRoman" w:hAnsi="TimeNewRoman"/>
-                <w:sz w:val="30"/>
-              </w:rPr>
-              <w:t>87-39=</w:t>
-            </w:r>
-          </w:p>
-        </w:tc>
-        <w:tc>
-          <w:tcPr>
-            <w:tcW w:type="dxa" w:w="1987"/>
-          </w:tcPr>
-          <w:p>
-            <w:pPr>
-              <w:jc w:val="left"/>
-            </w:pPr>
-            <w:r>
-              <w:rPr>
-                <w:rFonts w:ascii="TimeNewRoman" w:hAnsi="TimeNewRoman"/>
-                <w:sz w:val="30"/>
-              </w:rPr>
-              <w:t>91-34=</w:t>
-            </w:r>
-          </w:p>
-        </w:tc>
-        <w:tc>
-          <w:tcPr>
-            <w:tcW w:type="dxa" w:w="1987"/>
-          </w:tcPr>
-          <w:p>
-            <w:pPr>
-              <w:jc w:val="left"/>
-            </w:pPr>
-            <w:r>
-              <w:rPr>
-                <w:rFonts w:ascii="TimeNewRoman" w:hAnsi="TimeNewRoman"/>
-                <w:sz w:val="30"/>
-              </w:rPr>
-              <w:t>42-3=</w:t>
-            </w:r>
-          </w:p>
-        </w:tc>
-      </w:tr>
-      <w:tr>
-        <w:tc>
-          <w:tcPr>
-            <w:tcW w:type="dxa" w:w="1987"/>
-          </w:tcPr>
-          <w:p>
-            <w:pPr>
-              <w:jc w:val="left"/>
-            </w:pPr>
-            <w:r>
-              <w:rPr>
-                <w:rFonts w:ascii="TimeNewRoman" w:hAnsi="TimeNewRoman"/>
-                <w:sz w:val="30"/>
-              </w:rPr>
-              <w:t>16+75=</w:t>
-            </w:r>
-          </w:p>
-        </w:tc>
-        <w:tc>
-          <w:tcPr>
-            <w:tcW w:type="dxa" w:w="1987"/>
-          </w:tcPr>
-          <w:p>
-            <w:pPr>
-              <w:jc w:val="left"/>
-            </w:pPr>
-            <w:r>
-              <w:rPr>
-                <w:rFonts w:ascii="TimeNewRoman" w:hAnsi="TimeNewRoman"/>
-                <w:sz w:val="30"/>
-              </w:rPr>
-              <w:t>2+79=</w:t>
-            </w:r>
-          </w:p>
-        </w:tc>
-        <w:tc>
-          <w:tcPr>
-            <w:tcW w:type="dxa" w:w="1987"/>
-          </w:tcPr>
-          <w:p>
-            <w:pPr>
-              <w:jc w:val="left"/>
-            </w:pPr>
-            <w:r>
-              <w:rPr>
-                <w:rFonts w:ascii="TimeNewRoman" w:hAnsi="TimeNewRoman"/>
-                <w:sz w:val="30"/>
-              </w:rPr>
-              <w:t>66+27=</w:t>
-            </w:r>
-          </w:p>
-        </w:tc>
-        <w:tc>
-          <w:tcPr>
-            <w:tcW w:type="dxa" w:w="1987"/>
-          </w:tcPr>
-          <w:p>
-            <w:pPr>
-              <w:jc w:val="left"/>
-            </w:pPr>
-            <w:r>
-              <w:rPr>
-                <w:rFonts w:ascii="TimeNewRoman" w:hAnsi="TimeNewRoman"/>
-                <w:sz w:val="30"/>
-              </w:rPr>
-              <w:t>47+39=</w:t>
-            </w:r>
-          </w:p>
-        </w:tc>
-        <w:tc>
-          <w:tcPr>
-            <w:tcW w:type="dxa" w:w="1987"/>
-          </w:tcPr>
-          <w:p>
-            <w:pPr>
-              <w:jc w:val="left"/>
-            </w:pPr>
-            <w:r>
-              <w:rPr>
-                <w:rFonts w:ascii="TimeNewRoman" w:hAnsi="TimeNewRoman"/>
-                <w:sz w:val="30"/>
-              </w:rPr>
-              <w:t>63-55=</w:t>
-            </w:r>
-          </w:p>
-        </w:tc>
-      </w:tr>
-      <w:tr>
-        <w:tc>
-          <w:tcPr>
-            <w:tcW w:type="dxa" w:w="1987"/>
-          </w:tcPr>
-          <w:p>
-            <w:pPr>
-              <w:jc w:val="left"/>
-            </w:pPr>
-            <w:r>
-              <w:rPr>
-                <w:rFonts w:ascii="TimeNewRoman" w:hAnsi="TimeNewRoman"/>
-                <w:sz w:val="30"/>
-              </w:rPr>
-              <w:t>85+6=</w:t>
-            </w:r>
-          </w:p>
-        </w:tc>
-        <w:tc>
-          <w:tcPr>
-            <w:tcW w:type="dxa" w:w="1987"/>
-          </w:tcPr>
-          <w:p>
-            <w:pPr>
-              <w:jc w:val="left"/>
-            </w:pPr>
-            <w:r>
-              <w:rPr>
-                <w:rFonts w:ascii="TimeNewRoman" w:hAnsi="TimeNewRoman"/>
-                <w:sz w:val="30"/>
-              </w:rPr>
-              <w:t>91-35=</w:t>
-            </w:r>
-          </w:p>
-        </w:tc>
-        <w:tc>
-          <w:tcPr>
-            <w:tcW w:type="dxa" w:w="1987"/>
-          </w:tcPr>
-          <w:p>
-            <w:pPr>
-              <w:jc w:val="left"/>
-            </w:pPr>
-            <w:r>
-              <w:rPr>
-                <w:rFonts w:ascii="TimeNewRoman" w:hAnsi="TimeNewRoman"/>
-                <w:sz w:val="30"/>
-              </w:rPr>
-              <w:t>29+37=</w:t>
-            </w:r>
-          </w:p>
-        </w:tc>
-        <w:tc>
-          <w:tcPr>
-            <w:tcW w:type="dxa" w:w="1987"/>
-          </w:tcPr>
-          <w:p>
-            <w:pPr>
-              <w:jc w:val="left"/>
-            </w:pPr>
-            <w:r>
-              <w:rPr>
-                <w:rFonts w:ascii="TimeNewRoman" w:hAnsi="TimeNewRoman"/>
-                <w:sz w:val="30"/>
-              </w:rPr>
-              <w:t>81-67=</w:t>
-            </w:r>
-          </w:p>
-        </w:tc>
-        <w:tc>
-          <w:tcPr>
-            <w:tcW w:type="dxa" w:w="1987"/>
-          </w:tcPr>
-          <w:p>
-            <w:pPr>
-              <w:jc w:val="left"/>
-            </w:pPr>
-            <w:r>
-              <w:rPr>
-                <w:rFonts w:ascii="TimeNewRoman" w:hAnsi="TimeNewRoman"/>
-                <w:sz w:val="30"/>
-              </w:rPr>
-              <w:t>26+9=</w:t>
-            </w:r>
-          </w:p>
-        </w:tc>
-      </w:tr>
-      <w:tr>
-        <w:tc>
-          <w:tcPr>
-            <w:tcW w:type="dxa" w:w="1987"/>
-          </w:tcPr>
-          <w:p>
-            <w:pPr>
-              <w:jc w:val="left"/>
-            </w:pPr>
-            <w:r>
-              <w:rPr>
-                <w:rFonts w:ascii="TimeNewRoman" w:hAnsi="TimeNewRoman"/>
-                <w:sz w:val="30"/>
-              </w:rPr>
-              <w:t>93-39=</w:t>
-            </w:r>
-          </w:p>
-        </w:tc>
-        <w:tc>
-          <w:tcPr>
-            <w:tcW w:type="dxa" w:w="1987"/>
-          </w:tcPr>
-          <w:p>
-            <w:pPr>
-              <w:jc w:val="left"/>
-            </w:pPr>
-            <w:r>
-              <w:rPr>
-                <w:rFonts w:ascii="TimeNewRoman" w:hAnsi="TimeNewRoman"/>
-                <w:sz w:val="30"/>
-              </w:rPr>
-              <w:t>83-46=</w:t>
-            </w:r>
-          </w:p>
-        </w:tc>
-        <w:tc>
-          <w:tcPr>
-            <w:tcW w:type="dxa" w:w="1987"/>
-          </w:tcPr>
-          <w:p>
-            <w:pPr>
-              <w:jc w:val="left"/>
-            </w:pPr>
-            <w:r>
-              <w:rPr>
-                <w:rFonts w:ascii="TimeNewRoman" w:hAnsi="TimeNewRoman"/>
-                <w:sz w:val="30"/>
-              </w:rPr>
-              <w:t>7+75=</w:t>
-            </w:r>
-          </w:p>
-        </w:tc>
-        <w:tc>
-          <w:tcPr>
-            <w:tcW w:type="dxa" w:w="1987"/>
-          </w:tcPr>
-          <w:p>
-            <w:pPr>
-              <w:jc w:val="left"/>
-            </w:pPr>
-            <w:r>
-              <w:rPr>
-                <w:rFonts w:ascii="TimeNewRoman" w:hAnsi="TimeNewRoman"/>
-                <w:sz w:val="30"/>
-              </w:rPr>
-              <w:t>24+48=</w:t>
-            </w:r>
-          </w:p>
-        </w:tc>
-        <w:tc>
-          <w:tcPr>
-            <w:tcW w:type="dxa" w:w="1987"/>
-          </w:tcPr>
-          <w:p>
-            <w:pPr>
-              <w:jc w:val="left"/>
-            </w:pPr>
-            <w:r>
-              <w:rPr>
-                <w:rFonts w:ascii="TimeNewRoman" w:hAnsi="TimeNewRoman"/>
-                <w:sz w:val="30"/>
-              </w:rPr>
-              <w:t>82-69=</w:t>
-            </w:r>
-          </w:p>
-        </w:tc>
-      </w:tr>
-      <w:tr>
-        <w:tc>
-          <w:tcPr>
-            <w:tcW w:type="dxa" w:w="1987"/>
-          </w:tcPr>
-          <w:p>
-            <w:pPr>
-              <w:jc w:val="left"/>
-            </w:pPr>
-            <w:r>
-              <w:rPr>
-                <w:rFonts w:ascii="TimeNewRoman" w:hAnsi="TimeNewRoman"/>
-                <w:sz w:val="30"/>
-              </w:rPr>
-              <w:t>6+29=</w:t>
-            </w:r>
-          </w:p>
-        </w:tc>
-        <w:tc>
-          <w:tcPr>
-            <w:tcW w:type="dxa" w:w="1987"/>
-          </w:tcPr>
-          <w:p>
-            <w:pPr>
-              <w:jc w:val="left"/>
-            </w:pPr>
-            <w:r>
-              <w:rPr>
-                <w:rFonts w:ascii="TimeNewRoman" w:hAnsi="TimeNewRoman"/>
-                <w:sz w:val="30"/>
-              </w:rPr>
-              <w:t>17+17=</w:t>
-            </w:r>
-          </w:p>
-        </w:tc>
-        <w:tc>
-          <w:tcPr>
-            <w:tcW w:type="dxa" w:w="1987"/>
-          </w:tcPr>
-          <w:p>
-            <w:pPr>
-              <w:jc w:val="left"/>
-            </w:pPr>
-            <w:r>
-              <w:rPr>
-                <w:rFonts w:ascii="TimeNewRoman" w:hAnsi="TimeNewRoman"/>
-                <w:sz w:val="30"/>
-              </w:rPr>
-              <w:t>83-44=</w:t>
-            </w:r>
-          </w:p>
-        </w:tc>
-        <w:tc>
-          <w:tcPr>
-            <w:tcW w:type="dxa" w:w="1987"/>
-          </w:tcPr>
-          <w:p>
-            <w:pPr>
-              <w:jc w:val="left"/>
-            </w:pPr>
-            <w:r>
-              <w:rPr>
-                <w:rFonts w:ascii="TimeNewRoman" w:hAnsi="TimeNewRoman"/>
-                <w:sz w:val="30"/>
-              </w:rPr>
-              <w:t>22-5=</w:t>
-            </w:r>
-          </w:p>
-        </w:tc>
-        <w:tc>
-          <w:tcPr>
-            <w:tcW w:type="dxa" w:w="1987"/>
-          </w:tcPr>
-          <w:p>
-            <w:pPr>
-              <w:jc w:val="left"/>
-            </w:pPr>
-            <w:r>
-              <w:rPr>
-                <w:rFonts w:ascii="TimeNewRoman" w:hAnsi="TimeNewRoman"/>
-                <w:sz w:val="30"/>
-              </w:rPr>
-              <w:t>16+57=</w:t>
-            </w:r>
-          </w:p>
-        </w:tc>
-      </w:tr>
-      <w:tr>
-        <w:tc>
-          <w:tcPr>
-            <w:tcW w:type="dxa" w:w="1987"/>
-          </w:tcPr>
-          <w:p>
-            <w:pPr>
-              <w:jc w:val="left"/>
-            </w:pPr>
-            <w:r>
-              <w:rPr>
-                <w:rFonts w:ascii="TimeNewRoman" w:hAnsi="TimeNewRoman"/>
-                <w:sz w:val="30"/>
-              </w:rPr>
-              <w:t>48-29=</w:t>
-            </w:r>
-          </w:p>
-        </w:tc>
-        <w:tc>
-          <w:tcPr>
-            <w:tcW w:type="dxa" w:w="1987"/>
-          </w:tcPr>
-          <w:p>
-            <w:pPr>
-              <w:jc w:val="left"/>
-            </w:pPr>
-            <w:r>
-              <w:rPr>
-                <w:rFonts w:ascii="TimeNewRoman" w:hAnsi="TimeNewRoman"/>
-                <w:sz w:val="30"/>
-              </w:rPr>
-              <w:t>59+17=</w:t>
-            </w:r>
-          </w:p>
-        </w:tc>
-        <w:tc>
-          <w:tcPr>
-            <w:tcW w:type="dxa" w:w="1987"/>
-          </w:tcPr>
-          <w:p>
-            <w:pPr>
-              <w:jc w:val="left"/>
-            </w:pPr>
-            <w:r>
-              <w:rPr>
-                <w:rFonts w:ascii="TimeNewRoman" w:hAnsi="TimeNewRoman"/>
-                <w:sz w:val="30"/>
-              </w:rPr>
-              <w:t>68+27=</w:t>
-            </w:r>
-          </w:p>
-        </w:tc>
-        <w:tc>
-          <w:tcPr>
-            <w:tcW w:type="dxa" w:w="1987"/>
-          </w:tcPr>
-          <w:p>
-            <w:pPr>
-              <w:jc w:val="left"/>
-            </w:pPr>
-            <w:r>
-              <w:rPr>
-                <w:rFonts w:ascii="TimeNewRoman" w:hAnsi="TimeNewRoman"/>
-                <w:sz w:val="30"/>
-              </w:rPr>
-              <w:t>15+78=</w:t>
-            </w:r>
-          </w:p>
-        </w:tc>
-        <w:tc>
-          <w:tcPr>
-            <w:tcW w:type="dxa" w:w="1987"/>
-          </w:tcPr>
-          <w:p>
-            <w:pPr>
-              <w:jc w:val="left"/>
-            </w:pPr>
-            <w:r>
-              <w:rPr>
-                <w:rFonts w:ascii="TimeNewRoman" w:hAnsi="TimeNewRoman"/>
-                <w:sz w:val="30"/>
-              </w:rPr>
-              <w:t>38+26=</w:t>
+              <w:t>69+13=</w:t>
             </w:r>
           </w:p>
         </w:tc>

--- a/adc_sbb_within_100.docx
+++ b/adc_sbb_within_100.docx
@@ -11,7 +11,7 @@
           <w:rFonts w:ascii="Arial" w:hAnsi="Arial"/>
           <w:sz w:val="30"/>
         </w:rPr>
-        <w:t>2026-09-17 Thursday</w:t>
+        <w:t>2026-09-18 Friday</w:t>
       </w:r>
     </w:p>
     <w:tbl>
@@ -40,7 +40,7 @@
                 <w:rFonts w:ascii="TimeNewRoman" w:hAnsi="TimeNewRoman"/>
                 <w:sz w:val="30"/>
               </w:rPr>
-              <w:t>82-27=</w:t>
+              <w:t>40-5=</w:t>
             </w:r>
           </w:p>
         </w:tc>
@@ -57,7 +57,7 @@
                 <w:rFonts w:ascii="TimeNewRoman" w:hAnsi="TimeNewRoman"/>
                 <w:sz w:val="30"/>
               </w:rPr>
-              <w:t>76+18=</w:t>
+              <w:t>58+4=</w:t>
             </w:r>
           </w:p>
         </w:tc>
@@ -74,7 +74,7 @@
                 <w:rFonts w:ascii="TimeNewRoman" w:hAnsi="TimeNewRoman"/>
                 <w:sz w:val="30"/>
               </w:rPr>
-              <w:t>82-18=</w:t>
+              <w:t>83+9=</w:t>
             </w:r>
           </w:p>
         </w:tc>
@@ -91,7 +91,7 @@
                 <w:rFonts w:ascii="TimeNewRoman" w:hAnsi="TimeNewRoman"/>
                 <w:sz w:val="30"/>
               </w:rPr>
-              <w:t>23+29=</w:t>
+              <w:t>7+87=</w:t>
             </w:r>
           </w:p>
         </w:tc>
@@ -108,7 +108,7 @@
                 <w:rFonts w:ascii="TimeNewRoman" w:hAnsi="TimeNewRoman"/>
                 <w:sz w:val="30"/>
               </w:rPr>
-              <w:t>37+57=</w:t>
+              <w:t>7+9=</w:t>
             </w:r>
           </w:p>
         </w:tc>
@@ -127,7 +127,7 @@
                 <w:rFonts w:ascii="TimeNewRoman" w:hAnsi="TimeNewRoman"/>
                 <w:sz w:val="30"/>
               </w:rPr>
-              <w:t>58+18=</w:t>
+              <w:t>24+69=</w:t>
             </w:r>
           </w:p>
         </w:tc>
@@ -144,7 +144,7 @@
                 <w:rFonts w:ascii="TimeNewRoman" w:hAnsi="TimeNewRoman"/>
                 <w:sz w:val="30"/>
               </w:rPr>
-              <w:t>50-32=</w:t>
+              <w:t>5+86=</w:t>
             </w:r>
           </w:p>
         </w:tc>
@@ -161,7 +161,7 @@
                 <w:rFonts w:ascii="TimeNewRoman" w:hAnsi="TimeNewRoman"/>
                 <w:sz w:val="30"/>
               </w:rPr>
-              <w:t>66+15=</w:t>
+              <w:t>38+49=</w:t>
             </w:r>
           </w:p>
         </w:tc>
@@ -178,7 +178,1051 @@
                 <w:rFonts w:ascii="TimeNewRoman" w:hAnsi="TimeNewRoman"/>
                 <w:sz w:val="30"/>
               </w:rPr>
-              <w:t>23+9=</w:t>
+              <w:t>29+65=</w:t>
+            </w:r>
+          </w:p>
+        </w:tc>
+        <w:tc>
+          <w:tcPr>
+            <w:tcW w:type="dxa" w:w="1987"/>
+          </w:tcPr>
+          <w:p>
+            <w:pPr>
+              <w:jc w:val="left"/>
+            </w:pPr>
+            <w:r>
+              <w:rPr>
+                <w:rFonts w:ascii="TimeNewRoman" w:hAnsi="TimeNewRoman"/>
+                <w:sz w:val="30"/>
+              </w:rPr>
+              <w:t>67-59=</w:t>
+            </w:r>
+          </w:p>
+        </w:tc>
+      </w:tr>
+      <w:tr>
+        <w:tc>
+          <w:tcPr>
+            <w:tcW w:type="dxa" w:w="1987"/>
+          </w:tcPr>
+          <w:p>
+            <w:pPr>
+              <w:jc w:val="left"/>
+            </w:pPr>
+            <w:r>
+              <w:rPr>
+                <w:rFonts w:ascii="TimeNewRoman" w:hAnsi="TimeNewRoman"/>
+                <w:sz w:val="30"/>
+              </w:rPr>
+              <w:t>54+9=</w:t>
+            </w:r>
+          </w:p>
+        </w:tc>
+        <w:tc>
+          <w:tcPr>
+            <w:tcW w:type="dxa" w:w="1987"/>
+          </w:tcPr>
+          <w:p>
+            <w:pPr>
+              <w:jc w:val="left"/>
+            </w:pPr>
+            <w:r>
+              <w:rPr>
+                <w:rFonts w:ascii="TimeNewRoman" w:hAnsi="TimeNewRoman"/>
+                <w:sz w:val="30"/>
+              </w:rPr>
+              <w:t>71-63=</w:t>
+            </w:r>
+          </w:p>
+        </w:tc>
+        <w:tc>
+          <w:tcPr>
+            <w:tcW w:type="dxa" w:w="1987"/>
+          </w:tcPr>
+          <w:p>
+            <w:pPr>
+              <w:jc w:val="left"/>
+            </w:pPr>
+            <w:r>
+              <w:rPr>
+                <w:rFonts w:ascii="TimeNewRoman" w:hAnsi="TimeNewRoman"/>
+                <w:sz w:val="30"/>
+              </w:rPr>
+              <w:t>39+46=</w:t>
+            </w:r>
+          </w:p>
+        </w:tc>
+        <w:tc>
+          <w:tcPr>
+            <w:tcW w:type="dxa" w:w="1987"/>
+          </w:tcPr>
+          <w:p>
+            <w:pPr>
+              <w:jc w:val="left"/>
+            </w:pPr>
+            <w:r>
+              <w:rPr>
+                <w:rFonts w:ascii="TimeNewRoman" w:hAnsi="TimeNewRoman"/>
+                <w:sz w:val="30"/>
+              </w:rPr>
+              <w:t>37-9=</w:t>
+            </w:r>
+          </w:p>
+        </w:tc>
+        <w:tc>
+          <w:tcPr>
+            <w:tcW w:type="dxa" w:w="1987"/>
+          </w:tcPr>
+          <w:p>
+            <w:pPr>
+              <w:jc w:val="left"/>
+            </w:pPr>
+            <w:r>
+              <w:rPr>
+                <w:rFonts w:ascii="TimeNewRoman" w:hAnsi="TimeNewRoman"/>
+                <w:sz w:val="30"/>
+              </w:rPr>
+              <w:t>26+47=</w:t>
+            </w:r>
+          </w:p>
+        </w:tc>
+      </w:tr>
+      <w:tr>
+        <w:tc>
+          <w:tcPr>
+            <w:tcW w:type="dxa" w:w="1987"/>
+          </w:tcPr>
+          <w:p>
+            <w:pPr>
+              <w:jc w:val="left"/>
+            </w:pPr>
+            <w:r>
+              <w:rPr>
+                <w:rFonts w:ascii="TimeNewRoman" w:hAnsi="TimeNewRoman"/>
+                <w:sz w:val="30"/>
+              </w:rPr>
+              <w:t>27+66=</w:t>
+            </w:r>
+          </w:p>
+        </w:tc>
+        <w:tc>
+          <w:tcPr>
+            <w:tcW w:type="dxa" w:w="1987"/>
+          </w:tcPr>
+          <w:p>
+            <w:pPr>
+              <w:jc w:val="left"/>
+            </w:pPr>
+            <w:r>
+              <w:rPr>
+                <w:rFonts w:ascii="TimeNewRoman" w:hAnsi="TimeNewRoman"/>
+                <w:sz w:val="30"/>
+              </w:rPr>
+              <w:t>29+18=</w:t>
+            </w:r>
+          </w:p>
+        </w:tc>
+        <w:tc>
+          <w:tcPr>
+            <w:tcW w:type="dxa" w:w="1987"/>
+          </w:tcPr>
+          <w:p>
+            <w:pPr>
+              <w:jc w:val="left"/>
+            </w:pPr>
+            <w:r>
+              <w:rPr>
+                <w:rFonts w:ascii="TimeNewRoman" w:hAnsi="TimeNewRoman"/>
+                <w:sz w:val="30"/>
+              </w:rPr>
+              <w:t>91-27=</w:t>
+            </w:r>
+          </w:p>
+        </w:tc>
+        <w:tc>
+          <w:tcPr>
+            <w:tcW w:type="dxa" w:w="1987"/>
+          </w:tcPr>
+          <w:p>
+            <w:pPr>
+              <w:jc w:val="left"/>
+            </w:pPr>
+            <w:r>
+              <w:rPr>
+                <w:rFonts w:ascii="TimeNewRoman" w:hAnsi="TimeNewRoman"/>
+                <w:sz w:val="30"/>
+              </w:rPr>
+              <w:t>45-16=</w:t>
+            </w:r>
+          </w:p>
+        </w:tc>
+        <w:tc>
+          <w:tcPr>
+            <w:tcW w:type="dxa" w:w="1987"/>
+          </w:tcPr>
+          <w:p>
+            <w:pPr>
+              <w:jc w:val="left"/>
+            </w:pPr>
+            <w:r>
+              <w:rPr>
+                <w:rFonts w:ascii="TimeNewRoman" w:hAnsi="TimeNewRoman"/>
+                <w:sz w:val="30"/>
+              </w:rPr>
+              <w:t>30-21=</w:t>
+            </w:r>
+          </w:p>
+        </w:tc>
+      </w:tr>
+      <w:tr>
+        <w:tc>
+          <w:tcPr>
+            <w:tcW w:type="dxa" w:w="1987"/>
+          </w:tcPr>
+          <w:p>
+            <w:pPr>
+              <w:jc w:val="left"/>
+            </w:pPr>
+            <w:r>
+              <w:rPr>
+                <w:rFonts w:ascii="TimeNewRoman" w:hAnsi="TimeNewRoman"/>
+                <w:sz w:val="30"/>
+              </w:rPr>
+              <w:t>50-17=</w:t>
+            </w:r>
+          </w:p>
+        </w:tc>
+        <w:tc>
+          <w:tcPr>
+            <w:tcW w:type="dxa" w:w="1987"/>
+          </w:tcPr>
+          <w:p>
+            <w:pPr>
+              <w:jc w:val="left"/>
+            </w:pPr>
+            <w:r>
+              <w:rPr>
+                <w:rFonts w:ascii="TimeNewRoman" w:hAnsi="TimeNewRoman"/>
+                <w:sz w:val="30"/>
+              </w:rPr>
+              <w:t>14+18=</w:t>
+            </w:r>
+          </w:p>
+        </w:tc>
+        <w:tc>
+          <w:tcPr>
+            <w:tcW w:type="dxa" w:w="1987"/>
+          </w:tcPr>
+          <w:p>
+            <w:pPr>
+              <w:jc w:val="left"/>
+            </w:pPr>
+            <w:r>
+              <w:rPr>
+                <w:rFonts w:ascii="TimeNewRoman" w:hAnsi="TimeNewRoman"/>
+                <w:sz w:val="30"/>
+              </w:rPr>
+              <w:t>28+39=</w:t>
+            </w:r>
+          </w:p>
+        </w:tc>
+        <w:tc>
+          <w:tcPr>
+            <w:tcW w:type="dxa" w:w="1987"/>
+          </w:tcPr>
+          <w:p>
+            <w:pPr>
+              <w:jc w:val="left"/>
+            </w:pPr>
+            <w:r>
+              <w:rPr>
+                <w:rFonts w:ascii="TimeNewRoman" w:hAnsi="TimeNewRoman"/>
+                <w:sz w:val="30"/>
+              </w:rPr>
+              <w:t>53-36=</w:t>
+            </w:r>
+          </w:p>
+        </w:tc>
+        <w:tc>
+          <w:tcPr>
+            <w:tcW w:type="dxa" w:w="1987"/>
+          </w:tcPr>
+          <w:p>
+            <w:pPr>
+              <w:jc w:val="left"/>
+            </w:pPr>
+            <w:r>
+              <w:rPr>
+                <w:rFonts w:ascii="TimeNewRoman" w:hAnsi="TimeNewRoman"/>
+                <w:sz w:val="30"/>
+              </w:rPr>
+              <w:t>98-29=</w:t>
+            </w:r>
+          </w:p>
+        </w:tc>
+      </w:tr>
+      <w:tr>
+        <w:tc>
+          <w:tcPr>
+            <w:tcW w:type="dxa" w:w="1987"/>
+          </w:tcPr>
+          <w:p>
+            <w:pPr>
+              <w:jc w:val="left"/>
+            </w:pPr>
+            <w:r>
+              <w:rPr>
+                <w:rFonts w:ascii="TimeNewRoman" w:hAnsi="TimeNewRoman"/>
+                <w:sz w:val="30"/>
+              </w:rPr>
+              <w:t>93-38=</w:t>
+            </w:r>
+          </w:p>
+        </w:tc>
+        <w:tc>
+          <w:tcPr>
+            <w:tcW w:type="dxa" w:w="1987"/>
+          </w:tcPr>
+          <w:p>
+            <w:pPr>
+              <w:jc w:val="left"/>
+            </w:pPr>
+            <w:r>
+              <w:rPr>
+                <w:rFonts w:ascii="TimeNewRoman" w:hAnsi="TimeNewRoman"/>
+                <w:sz w:val="30"/>
+              </w:rPr>
+              <w:t>92-13=</w:t>
+            </w:r>
+          </w:p>
+        </w:tc>
+        <w:tc>
+          <w:tcPr>
+            <w:tcW w:type="dxa" w:w="1987"/>
+          </w:tcPr>
+          <w:p>
+            <w:pPr>
+              <w:jc w:val="left"/>
+            </w:pPr>
+            <w:r>
+              <w:rPr>
+                <w:rFonts w:ascii="TimeNewRoman" w:hAnsi="TimeNewRoman"/>
+                <w:sz w:val="30"/>
+              </w:rPr>
+              <w:t>24-16=</w:t>
+            </w:r>
+          </w:p>
+        </w:tc>
+        <w:tc>
+          <w:tcPr>
+            <w:tcW w:type="dxa" w:w="1987"/>
+          </w:tcPr>
+          <w:p>
+            <w:pPr>
+              <w:jc w:val="left"/>
+            </w:pPr>
+            <w:r>
+              <w:rPr>
+                <w:rFonts w:ascii="TimeNewRoman" w:hAnsi="TimeNewRoman"/>
+                <w:sz w:val="30"/>
+              </w:rPr>
+              <w:t>83-26=</w:t>
+            </w:r>
+          </w:p>
+        </w:tc>
+        <w:tc>
+          <w:tcPr>
+            <w:tcW w:type="dxa" w:w="1987"/>
+          </w:tcPr>
+          <w:p>
+            <w:pPr>
+              <w:jc w:val="left"/>
+            </w:pPr>
+            <w:r>
+              <w:rPr>
+                <w:rFonts w:ascii="TimeNewRoman" w:hAnsi="TimeNewRoman"/>
+                <w:sz w:val="30"/>
+              </w:rPr>
+              <w:t>83-36=</w:t>
+            </w:r>
+          </w:p>
+        </w:tc>
+      </w:tr>
+      <w:tr>
+        <w:tc>
+          <w:tcPr>
+            <w:tcW w:type="dxa" w:w="1987"/>
+          </w:tcPr>
+          <w:p>
+            <w:pPr>
+              <w:jc w:val="left"/>
+            </w:pPr>
+            <w:r>
+              <w:rPr>
+                <w:rFonts w:ascii="TimeNewRoman" w:hAnsi="TimeNewRoman"/>
+                <w:sz w:val="30"/>
+              </w:rPr>
+              <w:t>52-27=</w:t>
+            </w:r>
+          </w:p>
+        </w:tc>
+        <w:tc>
+          <w:tcPr>
+            <w:tcW w:type="dxa" w:w="1987"/>
+          </w:tcPr>
+          <w:p>
+            <w:pPr>
+              <w:jc w:val="left"/>
+            </w:pPr>
+            <w:r>
+              <w:rPr>
+                <w:rFonts w:ascii="TimeNewRoman" w:hAnsi="TimeNewRoman"/>
+                <w:sz w:val="30"/>
+              </w:rPr>
+              <w:t>42-15=</w:t>
+            </w:r>
+          </w:p>
+        </w:tc>
+        <w:tc>
+          <w:tcPr>
+            <w:tcW w:type="dxa" w:w="1987"/>
+          </w:tcPr>
+          <w:p>
+            <w:pPr>
+              <w:jc w:val="left"/>
+            </w:pPr>
+            <w:r>
+              <w:rPr>
+                <w:rFonts w:ascii="TimeNewRoman" w:hAnsi="TimeNewRoman"/>
+                <w:sz w:val="30"/>
+              </w:rPr>
+              <w:t>81-78=</w:t>
+            </w:r>
+          </w:p>
+        </w:tc>
+        <w:tc>
+          <w:tcPr>
+            <w:tcW w:type="dxa" w:w="1987"/>
+          </w:tcPr>
+          <w:p>
+            <w:pPr>
+              <w:jc w:val="left"/>
+            </w:pPr>
+            <w:r>
+              <w:rPr>
+                <w:rFonts w:ascii="TimeNewRoman" w:hAnsi="TimeNewRoman"/>
+                <w:sz w:val="30"/>
+              </w:rPr>
+              <w:t>29+64=</w:t>
+            </w:r>
+          </w:p>
+        </w:tc>
+        <w:tc>
+          <w:tcPr>
+            <w:tcW w:type="dxa" w:w="1987"/>
+          </w:tcPr>
+          <w:p>
+            <w:pPr>
+              <w:jc w:val="left"/>
+            </w:pPr>
+            <w:r>
+              <w:rPr>
+                <w:rFonts w:ascii="TimeNewRoman" w:hAnsi="TimeNewRoman"/>
+                <w:sz w:val="30"/>
+              </w:rPr>
+              <w:t>58+28=</w:t>
+            </w:r>
+          </w:p>
+        </w:tc>
+      </w:tr>
+      <w:tr>
+        <w:tc>
+          <w:tcPr>
+            <w:tcW w:type="dxa" w:w="1987"/>
+          </w:tcPr>
+          <w:p>
+            <w:pPr>
+              <w:jc w:val="left"/>
+            </w:pPr>
+            <w:r>
+              <w:rPr>
+                <w:rFonts w:ascii="TimeNewRoman" w:hAnsi="TimeNewRoman"/>
+                <w:sz w:val="30"/>
+              </w:rPr>
+              <w:t>78+9=</w:t>
+            </w:r>
+          </w:p>
+        </w:tc>
+        <w:tc>
+          <w:tcPr>
+            <w:tcW w:type="dxa" w:w="1987"/>
+          </w:tcPr>
+          <w:p>
+            <w:pPr>
+              <w:jc w:val="left"/>
+            </w:pPr>
+            <w:r>
+              <w:rPr>
+                <w:rFonts w:ascii="TimeNewRoman" w:hAnsi="TimeNewRoman"/>
+                <w:sz w:val="30"/>
+              </w:rPr>
+              <w:t>52-49=</w:t>
+            </w:r>
+          </w:p>
+        </w:tc>
+        <w:tc>
+          <w:tcPr>
+            <w:tcW w:type="dxa" w:w="1987"/>
+          </w:tcPr>
+          <w:p>
+            <w:pPr>
+              <w:jc w:val="left"/>
+            </w:pPr>
+            <w:r>
+              <w:rPr>
+                <w:rFonts w:ascii="TimeNewRoman" w:hAnsi="TimeNewRoman"/>
+                <w:sz w:val="30"/>
+              </w:rPr>
+              <w:t>52-14=</w:t>
+            </w:r>
+          </w:p>
+        </w:tc>
+        <w:tc>
+          <w:tcPr>
+            <w:tcW w:type="dxa" w:w="1987"/>
+          </w:tcPr>
+          <w:p>
+            <w:pPr>
+              <w:jc w:val="left"/>
+            </w:pPr>
+            <w:r>
+              <w:rPr>
+                <w:rFonts w:ascii="TimeNewRoman" w:hAnsi="TimeNewRoman"/>
+                <w:sz w:val="30"/>
+              </w:rPr>
+              <w:t>16+46=</w:t>
+            </w:r>
+          </w:p>
+        </w:tc>
+        <w:tc>
+          <w:tcPr>
+            <w:tcW w:type="dxa" w:w="1987"/>
+          </w:tcPr>
+          <w:p>
+            <w:pPr>
+              <w:jc w:val="left"/>
+            </w:pPr>
+            <w:r>
+              <w:rPr>
+                <w:rFonts w:ascii="TimeNewRoman" w:hAnsi="TimeNewRoman"/>
+                <w:sz w:val="30"/>
+              </w:rPr>
+              <w:t>34+38=</w:t>
+            </w:r>
+          </w:p>
+        </w:tc>
+      </w:tr>
+      <w:tr>
+        <w:tc>
+          <w:tcPr>
+            <w:tcW w:type="dxa" w:w="1987"/>
+          </w:tcPr>
+          <w:p>
+            <w:pPr>
+              <w:jc w:val="left"/>
+            </w:pPr>
+            <w:r>
+              <w:rPr>
+                <w:rFonts w:ascii="TimeNewRoman" w:hAnsi="TimeNewRoman"/>
+                <w:sz w:val="30"/>
+              </w:rPr>
+              <w:t>28+13=</w:t>
+            </w:r>
+          </w:p>
+        </w:tc>
+        <w:tc>
+          <w:tcPr>
+            <w:tcW w:type="dxa" w:w="1987"/>
+          </w:tcPr>
+          <w:p>
+            <w:pPr>
+              <w:jc w:val="left"/>
+            </w:pPr>
+            <w:r>
+              <w:rPr>
+                <w:rFonts w:ascii="TimeNewRoman" w:hAnsi="TimeNewRoman"/>
+                <w:sz w:val="30"/>
+              </w:rPr>
+              <w:t>28+46=</w:t>
+            </w:r>
+          </w:p>
+        </w:tc>
+        <w:tc>
+          <w:tcPr>
+            <w:tcW w:type="dxa" w:w="1987"/>
+          </w:tcPr>
+          <w:p>
+            <w:pPr>
+              <w:jc w:val="left"/>
+            </w:pPr>
+            <w:r>
+              <w:rPr>
+                <w:rFonts w:ascii="TimeNewRoman" w:hAnsi="TimeNewRoman"/>
+                <w:sz w:val="30"/>
+              </w:rPr>
+              <w:t>87+5=</w:t>
+            </w:r>
+          </w:p>
+        </w:tc>
+        <w:tc>
+          <w:tcPr>
+            <w:tcW w:type="dxa" w:w="1987"/>
+          </w:tcPr>
+          <w:p>
+            <w:pPr>
+              <w:jc w:val="left"/>
+            </w:pPr>
+            <w:r>
+              <w:rPr>
+                <w:rFonts w:ascii="TimeNewRoman" w:hAnsi="TimeNewRoman"/>
+                <w:sz w:val="30"/>
+              </w:rPr>
+              <w:t>39+17=</w:t>
+            </w:r>
+          </w:p>
+        </w:tc>
+        <w:tc>
+          <w:tcPr>
+            <w:tcW w:type="dxa" w:w="1987"/>
+          </w:tcPr>
+          <w:p>
+            <w:pPr>
+              <w:jc w:val="left"/>
+            </w:pPr>
+            <w:r>
+              <w:rPr>
+                <w:rFonts w:ascii="TimeNewRoman" w:hAnsi="TimeNewRoman"/>
+                <w:sz w:val="30"/>
+              </w:rPr>
+              <w:t>39+13=</w:t>
+            </w:r>
+          </w:p>
+        </w:tc>
+      </w:tr>
+      <w:tr>
+        <w:tc>
+          <w:tcPr>
+            <w:tcW w:type="dxa" w:w="1987"/>
+          </w:tcPr>
+          <w:p>
+            <w:pPr>
+              <w:jc w:val="left"/>
+            </w:pPr>
+            <w:r>
+              <w:rPr>
+                <w:rFonts w:ascii="TimeNewRoman" w:hAnsi="TimeNewRoman"/>
+                <w:sz w:val="30"/>
+              </w:rPr>
+              <w:t>35+29=</w:t>
+            </w:r>
+          </w:p>
+        </w:tc>
+        <w:tc>
+          <w:tcPr>
+            <w:tcW w:type="dxa" w:w="1987"/>
+          </w:tcPr>
+          <w:p>
+            <w:pPr>
+              <w:jc w:val="left"/>
+            </w:pPr>
+            <w:r>
+              <w:rPr>
+                <w:rFonts w:ascii="TimeNewRoman" w:hAnsi="TimeNewRoman"/>
+                <w:sz w:val="30"/>
+              </w:rPr>
+              <w:t>77+18=</w:t>
+            </w:r>
+          </w:p>
+        </w:tc>
+        <w:tc>
+          <w:tcPr>
+            <w:tcW w:type="dxa" w:w="1987"/>
+          </w:tcPr>
+          <w:p>
+            <w:pPr>
+              <w:jc w:val="left"/>
+            </w:pPr>
+            <w:r>
+              <w:rPr>
+                <w:rFonts w:ascii="TimeNewRoman" w:hAnsi="TimeNewRoman"/>
+                <w:sz w:val="30"/>
+              </w:rPr>
+              <w:t>34-8=</w:t>
+            </w:r>
+          </w:p>
+        </w:tc>
+        <w:tc>
+          <w:tcPr>
+            <w:tcW w:type="dxa" w:w="1987"/>
+          </w:tcPr>
+          <w:p>
+            <w:pPr>
+              <w:jc w:val="left"/>
+            </w:pPr>
+            <w:r>
+              <w:rPr>
+                <w:rFonts w:ascii="TimeNewRoman" w:hAnsi="TimeNewRoman"/>
+                <w:sz w:val="30"/>
+              </w:rPr>
+              <w:t>35+19=</w:t>
+            </w:r>
+          </w:p>
+        </w:tc>
+        <w:tc>
+          <w:tcPr>
+            <w:tcW w:type="dxa" w:w="1987"/>
+          </w:tcPr>
+          <w:p>
+            <w:pPr>
+              <w:jc w:val="left"/>
+            </w:pPr>
+            <w:r>
+              <w:rPr>
+                <w:rFonts w:ascii="TimeNewRoman" w:hAnsi="TimeNewRoman"/>
+                <w:sz w:val="30"/>
+              </w:rPr>
+              <w:t>7+35=</w:t>
+            </w:r>
+          </w:p>
+        </w:tc>
+      </w:tr>
+      <w:tr>
+        <w:tc>
+          <w:tcPr>
+            <w:tcW w:type="dxa" w:w="1987"/>
+          </w:tcPr>
+          <w:p>
+            <w:pPr>
+              <w:jc w:val="left"/>
+            </w:pPr>
+            <w:r>
+              <w:rPr>
+                <w:rFonts w:ascii="TimeNewRoman" w:hAnsi="TimeNewRoman"/>
+                <w:sz w:val="30"/>
+              </w:rPr>
+              <w:t>33-7=</w:t>
+            </w:r>
+          </w:p>
+        </w:tc>
+        <w:tc>
+          <w:tcPr>
+            <w:tcW w:type="dxa" w:w="1987"/>
+          </w:tcPr>
+          <w:p>
+            <w:pPr>
+              <w:jc w:val="left"/>
+            </w:pPr>
+            <w:r>
+              <w:rPr>
+                <w:rFonts w:ascii="TimeNewRoman" w:hAnsi="TimeNewRoman"/>
+                <w:sz w:val="30"/>
+              </w:rPr>
+              <w:t>62-7=</w:t>
+            </w:r>
+          </w:p>
+        </w:tc>
+        <w:tc>
+          <w:tcPr>
+            <w:tcW w:type="dxa" w:w="1987"/>
+          </w:tcPr>
+          <w:p>
+            <w:pPr>
+              <w:jc w:val="left"/>
+            </w:pPr>
+            <w:r>
+              <w:rPr>
+                <w:rFonts w:ascii="TimeNewRoman" w:hAnsi="TimeNewRoman"/>
+                <w:sz w:val="30"/>
+              </w:rPr>
+              <w:t>84-58=</w:t>
+            </w:r>
+          </w:p>
+        </w:tc>
+        <w:tc>
+          <w:tcPr>
+            <w:tcW w:type="dxa" w:w="1987"/>
+          </w:tcPr>
+          <w:p>
+            <w:pPr>
+              <w:jc w:val="left"/>
+            </w:pPr>
+            <w:r>
+              <w:rPr>
+                <w:rFonts w:ascii="TimeNewRoman" w:hAnsi="TimeNewRoman"/>
+                <w:sz w:val="30"/>
+              </w:rPr>
+              <w:t>81-64=</w:t>
+            </w:r>
+          </w:p>
+        </w:tc>
+        <w:tc>
+          <w:tcPr>
+            <w:tcW w:type="dxa" w:w="1987"/>
+          </w:tcPr>
+          <w:p>
+            <w:pPr>
+              <w:jc w:val="left"/>
+            </w:pPr>
+            <w:r>
+              <w:rPr>
+                <w:rFonts w:ascii="TimeNewRoman" w:hAnsi="TimeNewRoman"/>
+                <w:sz w:val="30"/>
+              </w:rPr>
+              <w:t>11-3=</w:t>
+            </w:r>
+          </w:p>
+        </w:tc>
+      </w:tr>
+      <w:tr>
+        <w:tc>
+          <w:tcPr>
+            <w:tcW w:type="dxa" w:w="1987"/>
+          </w:tcPr>
+          <w:p>
+            <w:pPr>
+              <w:jc w:val="left"/>
+            </w:pPr>
+            <w:r>
+              <w:rPr>
+                <w:rFonts w:ascii="TimeNewRoman" w:hAnsi="TimeNewRoman"/>
+                <w:sz w:val="30"/>
+              </w:rPr>
+              <w:t>2+9=</w:t>
+            </w:r>
+          </w:p>
+        </w:tc>
+        <w:tc>
+          <w:tcPr>
+            <w:tcW w:type="dxa" w:w="1987"/>
+          </w:tcPr>
+          <w:p>
+            <w:pPr>
+              <w:jc w:val="left"/>
+            </w:pPr>
+            <w:r>
+              <w:rPr>
+                <w:rFonts w:ascii="TimeNewRoman" w:hAnsi="TimeNewRoman"/>
+                <w:sz w:val="30"/>
+              </w:rPr>
+              <w:t>16+28=</w:t>
+            </w:r>
+          </w:p>
+        </w:tc>
+        <w:tc>
+          <w:tcPr>
+            <w:tcW w:type="dxa" w:w="1987"/>
+          </w:tcPr>
+          <w:p>
+            <w:pPr>
+              <w:jc w:val="left"/>
+            </w:pPr>
+            <w:r>
+              <w:rPr>
+                <w:rFonts w:ascii="TimeNewRoman" w:hAnsi="TimeNewRoman"/>
+                <w:sz w:val="30"/>
+              </w:rPr>
+              <w:t>34-7=</w:t>
+            </w:r>
+          </w:p>
+        </w:tc>
+        <w:tc>
+          <w:tcPr>
+            <w:tcW w:type="dxa" w:w="1987"/>
+          </w:tcPr>
+          <w:p>
+            <w:pPr>
+              <w:jc w:val="left"/>
+            </w:pPr>
+            <w:r>
+              <w:rPr>
+                <w:rFonts w:ascii="TimeNewRoman" w:hAnsi="TimeNewRoman"/>
+                <w:sz w:val="30"/>
+              </w:rPr>
+              <w:t>65+28=</w:t>
+            </w:r>
+          </w:p>
+        </w:tc>
+        <w:tc>
+          <w:tcPr>
+            <w:tcW w:type="dxa" w:w="1987"/>
+          </w:tcPr>
+          <w:p>
+            <w:pPr>
+              <w:jc w:val="left"/>
+            </w:pPr>
+            <w:r>
+              <w:rPr>
+                <w:rFonts w:ascii="TimeNewRoman" w:hAnsi="TimeNewRoman"/>
+                <w:sz w:val="30"/>
+              </w:rPr>
+              <w:t>6+5=</w:t>
+            </w:r>
+          </w:p>
+        </w:tc>
+      </w:tr>
+      <w:tr>
+        <w:tc>
+          <w:tcPr>
+            <w:tcW w:type="dxa" w:w="1987"/>
+          </w:tcPr>
+          <w:p>
+            <w:pPr>
+              <w:jc w:val="left"/>
+            </w:pPr>
+            <w:r>
+              <w:rPr>
+                <w:rFonts w:ascii="TimeNewRoman" w:hAnsi="TimeNewRoman"/>
+                <w:sz w:val="30"/>
+              </w:rPr>
+              <w:t>44+49=</w:t>
+            </w:r>
+          </w:p>
+        </w:tc>
+        <w:tc>
+          <w:tcPr>
+            <w:tcW w:type="dxa" w:w="1987"/>
+          </w:tcPr>
+          <w:p>
+            <w:pPr>
+              <w:jc w:val="left"/>
+            </w:pPr>
+            <w:r>
+              <w:rPr>
+                <w:rFonts w:ascii="TimeNewRoman" w:hAnsi="TimeNewRoman"/>
+                <w:sz w:val="30"/>
+              </w:rPr>
+              <w:t>31-5=</w:t>
+            </w:r>
+          </w:p>
+        </w:tc>
+        <w:tc>
+          <w:tcPr>
+            <w:tcW w:type="dxa" w:w="1987"/>
+          </w:tcPr>
+          <w:p>
+            <w:pPr>
+              <w:jc w:val="left"/>
+            </w:pPr>
+            <w:r>
+              <w:rPr>
+                <w:rFonts w:ascii="TimeNewRoman" w:hAnsi="TimeNewRoman"/>
+                <w:sz w:val="30"/>
+              </w:rPr>
+              <w:t>37+17=</w:t>
+            </w:r>
+          </w:p>
+        </w:tc>
+        <w:tc>
+          <w:tcPr>
+            <w:tcW w:type="dxa" w:w="1987"/>
+          </w:tcPr>
+          <w:p>
+            <w:pPr>
+              <w:jc w:val="left"/>
+            </w:pPr>
+            <w:r>
+              <w:rPr>
+                <w:rFonts w:ascii="TimeNewRoman" w:hAnsi="TimeNewRoman"/>
+                <w:sz w:val="30"/>
+              </w:rPr>
+              <w:t>19+49=</w:t>
+            </w:r>
+          </w:p>
+        </w:tc>
+        <w:tc>
+          <w:tcPr>
+            <w:tcW w:type="dxa" w:w="1987"/>
+          </w:tcPr>
+          <w:p>
+            <w:pPr>
+              <w:jc w:val="left"/>
+            </w:pPr>
+            <w:r>
+              <w:rPr>
+                <w:rFonts w:ascii="TimeNewRoman" w:hAnsi="TimeNewRoman"/>
+                <w:sz w:val="30"/>
+              </w:rPr>
+              <w:t>82-54=</w:t>
+            </w:r>
+          </w:p>
+        </w:tc>
+      </w:tr>
+      <w:tr>
+        <w:tc>
+          <w:tcPr>
+            <w:tcW w:type="dxa" w:w="1987"/>
+          </w:tcPr>
+          <w:p>
+            <w:pPr>
+              <w:jc w:val="left"/>
+            </w:pPr>
+            <w:r>
+              <w:rPr>
+                <w:rFonts w:ascii="TimeNewRoman" w:hAnsi="TimeNewRoman"/>
+                <w:sz w:val="30"/>
+              </w:rPr>
+              <w:t>81-35=</w:t>
+            </w:r>
+          </w:p>
+        </w:tc>
+        <w:tc>
+          <w:tcPr>
+            <w:tcW w:type="dxa" w:w="1987"/>
+          </w:tcPr>
+          <w:p>
+            <w:pPr>
+              <w:jc w:val="left"/>
+            </w:pPr>
+            <w:r>
+              <w:rPr>
+                <w:rFonts w:ascii="TimeNewRoman" w:hAnsi="TimeNewRoman"/>
+                <w:sz w:val="30"/>
+              </w:rPr>
+              <w:t>70-2=</w:t>
+            </w:r>
+          </w:p>
+        </w:tc>
+        <w:tc>
+          <w:tcPr>
+            <w:tcW w:type="dxa" w:w="1987"/>
+          </w:tcPr>
+          <w:p>
+            <w:pPr>
+              <w:jc w:val="left"/>
+            </w:pPr>
+            <w:r>
+              <w:rPr>
+                <w:rFonts w:ascii="TimeNewRoman" w:hAnsi="TimeNewRoman"/>
+                <w:sz w:val="30"/>
+              </w:rPr>
+              <w:t>71-29=</w:t>
+            </w:r>
+          </w:p>
+        </w:tc>
+        <w:tc>
+          <w:tcPr>
+            <w:tcW w:type="dxa" w:w="1987"/>
+          </w:tcPr>
+          <w:p>
+            <w:pPr>
+              <w:jc w:val="left"/>
+            </w:pPr>
+            <w:r>
+              <w:rPr>
+                <w:rFonts w:ascii="TimeNewRoman" w:hAnsi="TimeNewRoman"/>
+                <w:sz w:val="30"/>
+              </w:rPr>
+              <w:t>17+64=</w:t>
             </w:r>
           </w:p>
         </w:tc>
@@ -214,7 +1258,7 @@
                 <w:rFonts w:ascii="TimeNewRoman" w:hAnsi="TimeNewRoman"/>
                 <w:sz w:val="30"/>
               </w:rPr>
-              <w:t>46+17=</w:t>
+              <w:t>68+9=</w:t>
             </w:r>
           </w:p>
         </w:tc>
@@ -231,7 +1275,7 @@
                 <w:rFonts w:ascii="TimeNewRoman" w:hAnsi="TimeNewRoman"/>
                 <w:sz w:val="30"/>
               </w:rPr>
-              <w:t>29+12=</w:t>
+              <w:t>94-35=</w:t>
             </w:r>
           </w:p>
         </w:tc>
@@ -248,7 +1292,7 @@
                 <w:rFonts w:ascii="TimeNewRoman" w:hAnsi="TimeNewRoman"/>
                 <w:sz w:val="30"/>
               </w:rPr>
-              <w:t>64-29=</w:t>
+              <w:t>6+8=</w:t>
             </w:r>
           </w:p>
         </w:tc>
@@ -265,7 +1309,7 @@
                 <w:rFonts w:ascii="TimeNewRoman" w:hAnsi="TimeNewRoman"/>
                 <w:sz w:val="30"/>
               </w:rPr>
-              <w:t>35+38=</w:t>
+              <w:t>28+67=</w:t>
             </w:r>
           </w:p>
         </w:tc>
@@ -282,790 +1326,7 @@
                 <w:rFonts w:ascii="TimeNewRoman" w:hAnsi="TimeNewRoman"/>
                 <w:sz w:val="30"/>
               </w:rPr>
-              <w:t>6+27=</w:t>
-            </w:r>
-          </w:p>
-        </w:tc>
-      </w:tr>
-      <w:tr>
-        <w:tc>
-          <w:tcPr>
-            <w:tcW w:type="dxa" w:w="1987"/>
-          </w:tcPr>
-          <w:p>
-            <w:pPr>
-              <w:jc w:val="left"/>
-            </w:pPr>
-            <w:r>
-              <w:rPr>
-                <w:rFonts w:ascii="TimeNewRoman" w:hAnsi="TimeNewRoman"/>
-                <w:sz w:val="30"/>
-              </w:rPr>
-              <w:t>25+6=</w:t>
-            </w:r>
-          </w:p>
-        </w:tc>
-        <w:tc>
-          <w:tcPr>
-            <w:tcW w:type="dxa" w:w="1987"/>
-          </w:tcPr>
-          <w:p>
-            <w:pPr>
-              <w:jc w:val="left"/>
-            </w:pPr>
-            <w:r>
-              <w:rPr>
-                <w:rFonts w:ascii="TimeNewRoman" w:hAnsi="TimeNewRoman"/>
-                <w:sz w:val="30"/>
-              </w:rPr>
-              <w:t>80-13=</w:t>
-            </w:r>
-          </w:p>
-        </w:tc>
-        <w:tc>
-          <w:tcPr>
-            <w:tcW w:type="dxa" w:w="1987"/>
-          </w:tcPr>
-          <w:p>
-            <w:pPr>
-              <w:jc w:val="left"/>
-            </w:pPr>
-            <w:r>
-              <w:rPr>
-                <w:rFonts w:ascii="TimeNewRoman" w:hAnsi="TimeNewRoman"/>
-                <w:sz w:val="30"/>
-              </w:rPr>
-              <w:t>36+37=</w:t>
-            </w:r>
-          </w:p>
-        </w:tc>
-        <w:tc>
-          <w:tcPr>
-            <w:tcW w:type="dxa" w:w="1987"/>
-          </w:tcPr>
-          <w:p>
-            <w:pPr>
-              <w:jc w:val="left"/>
-            </w:pPr>
-            <w:r>
-              <w:rPr>
-                <w:rFonts w:ascii="TimeNewRoman" w:hAnsi="TimeNewRoman"/>
-                <w:sz w:val="30"/>
-              </w:rPr>
-              <w:t>37-19=</w:t>
-            </w:r>
-          </w:p>
-        </w:tc>
-        <w:tc>
-          <w:tcPr>
-            <w:tcW w:type="dxa" w:w="1987"/>
-          </w:tcPr>
-          <w:p>
-            <w:pPr>
-              <w:jc w:val="left"/>
-            </w:pPr>
-            <w:r>
-              <w:rPr>
-                <w:rFonts w:ascii="TimeNewRoman" w:hAnsi="TimeNewRoman"/>
-                <w:sz w:val="30"/>
-              </w:rPr>
-              <w:t>5+8=</w:t>
-            </w:r>
-          </w:p>
-        </w:tc>
-      </w:tr>
-      <w:tr>
-        <w:tc>
-          <w:tcPr>
-            <w:tcW w:type="dxa" w:w="1987"/>
-          </w:tcPr>
-          <w:p>
-            <w:pPr>
-              <w:jc w:val="left"/>
-            </w:pPr>
-            <w:r>
-              <w:rPr>
-                <w:rFonts w:ascii="TimeNewRoman" w:hAnsi="TimeNewRoman"/>
-                <w:sz w:val="30"/>
-              </w:rPr>
-              <w:t>7+36=</w:t>
-            </w:r>
-          </w:p>
-        </w:tc>
-        <w:tc>
-          <w:tcPr>
-            <w:tcW w:type="dxa" w:w="1987"/>
-          </w:tcPr>
-          <w:p>
-            <w:pPr>
-              <w:jc w:val="left"/>
-            </w:pPr>
-            <w:r>
-              <w:rPr>
-                <w:rFonts w:ascii="TimeNewRoman" w:hAnsi="TimeNewRoman"/>
-                <w:sz w:val="30"/>
-              </w:rPr>
-              <w:t>34+58=</w:t>
-            </w:r>
-          </w:p>
-        </w:tc>
-        <w:tc>
-          <w:tcPr>
-            <w:tcW w:type="dxa" w:w="1987"/>
-          </w:tcPr>
-          <w:p>
-            <w:pPr>
-              <w:jc w:val="left"/>
-            </w:pPr>
-            <w:r>
-              <w:rPr>
-                <w:rFonts w:ascii="TimeNewRoman" w:hAnsi="TimeNewRoman"/>
-                <w:sz w:val="30"/>
-              </w:rPr>
-              <w:t>56+8=</w:t>
-            </w:r>
-          </w:p>
-        </w:tc>
-        <w:tc>
-          <w:tcPr>
-            <w:tcW w:type="dxa" w:w="1987"/>
-          </w:tcPr>
-          <w:p>
-            <w:pPr>
-              <w:jc w:val="left"/>
-            </w:pPr>
-            <w:r>
-              <w:rPr>
-                <w:rFonts w:ascii="TimeNewRoman" w:hAnsi="TimeNewRoman"/>
-                <w:sz w:val="30"/>
-              </w:rPr>
-              <w:t>18+69=</w:t>
-            </w:r>
-          </w:p>
-        </w:tc>
-        <w:tc>
-          <w:tcPr>
-            <w:tcW w:type="dxa" w:w="1987"/>
-          </w:tcPr>
-          <w:p>
-            <w:pPr>
-              <w:jc w:val="left"/>
-            </w:pPr>
-            <w:r>
-              <w:rPr>
-                <w:rFonts w:ascii="TimeNewRoman" w:hAnsi="TimeNewRoman"/>
-                <w:sz w:val="30"/>
-              </w:rPr>
-              <w:t>52-48=</w:t>
-            </w:r>
-          </w:p>
-        </w:tc>
-      </w:tr>
-      <w:tr>
-        <w:tc>
-          <w:tcPr>
-            <w:tcW w:type="dxa" w:w="1987"/>
-          </w:tcPr>
-          <w:p>
-            <w:pPr>
-              <w:jc w:val="left"/>
-            </w:pPr>
-            <w:r>
-              <w:rPr>
-                <w:rFonts w:ascii="TimeNewRoman" w:hAnsi="TimeNewRoman"/>
-                <w:sz w:val="30"/>
-              </w:rPr>
-              <w:t>43+39=</w:t>
-            </w:r>
-          </w:p>
-        </w:tc>
-        <w:tc>
-          <w:tcPr>
-            <w:tcW w:type="dxa" w:w="1987"/>
-          </w:tcPr>
-          <w:p>
-            <w:pPr>
-              <w:jc w:val="left"/>
-            </w:pPr>
-            <w:r>
-              <w:rPr>
-                <w:rFonts w:ascii="TimeNewRoman" w:hAnsi="TimeNewRoman"/>
-                <w:sz w:val="30"/>
-              </w:rPr>
-              <w:t>47+47=</w:t>
-            </w:r>
-          </w:p>
-        </w:tc>
-        <w:tc>
-          <w:tcPr>
-            <w:tcW w:type="dxa" w:w="1987"/>
-          </w:tcPr>
-          <w:p>
-            <w:pPr>
-              <w:jc w:val="left"/>
-            </w:pPr>
-            <w:r>
-              <w:rPr>
-                <w:rFonts w:ascii="TimeNewRoman" w:hAnsi="TimeNewRoman"/>
-                <w:sz w:val="30"/>
-              </w:rPr>
-              <w:t>84-77=</w:t>
-            </w:r>
-          </w:p>
-        </w:tc>
-        <w:tc>
-          <w:tcPr>
-            <w:tcW w:type="dxa" w:w="1987"/>
-          </w:tcPr>
-          <w:p>
-            <w:pPr>
-              <w:jc w:val="left"/>
-            </w:pPr>
-            <w:r>
-              <w:rPr>
-                <w:rFonts w:ascii="TimeNewRoman" w:hAnsi="TimeNewRoman"/>
-                <w:sz w:val="30"/>
-              </w:rPr>
-              <w:t>58+15=</w:t>
-            </w:r>
-          </w:p>
-        </w:tc>
-        <w:tc>
-          <w:tcPr>
-            <w:tcW w:type="dxa" w:w="1987"/>
-          </w:tcPr>
-          <w:p>
-            <w:pPr>
-              <w:jc w:val="left"/>
-            </w:pPr>
-            <w:r>
-              <w:rPr>
-                <w:rFonts w:ascii="TimeNewRoman" w:hAnsi="TimeNewRoman"/>
-                <w:sz w:val="30"/>
-              </w:rPr>
-              <w:t>39+44=</w:t>
-            </w:r>
-          </w:p>
-        </w:tc>
-      </w:tr>
-      <w:tr>
-        <w:tc>
-          <w:tcPr>
-            <w:tcW w:type="dxa" w:w="1987"/>
-          </w:tcPr>
-          <w:p>
-            <w:pPr>
-              <w:jc w:val="left"/>
-            </w:pPr>
-            <w:r>
-              <w:rPr>
-                <w:rFonts w:ascii="TimeNewRoman" w:hAnsi="TimeNewRoman"/>
-                <w:sz w:val="30"/>
-              </w:rPr>
-              <w:t>90-87=</w:t>
-            </w:r>
-          </w:p>
-        </w:tc>
-        <w:tc>
-          <w:tcPr>
-            <w:tcW w:type="dxa" w:w="1987"/>
-          </w:tcPr>
-          <w:p>
-            <w:pPr>
-              <w:jc w:val="left"/>
-            </w:pPr>
-            <w:r>
-              <w:rPr>
-                <w:rFonts w:ascii="TimeNewRoman" w:hAnsi="TimeNewRoman"/>
-                <w:sz w:val="30"/>
-              </w:rPr>
-              <w:t>73-36=</w:t>
-            </w:r>
-          </w:p>
-        </w:tc>
-        <w:tc>
-          <w:tcPr>
-            <w:tcW w:type="dxa" w:w="1987"/>
-          </w:tcPr>
-          <w:p>
-            <w:pPr>
-              <w:jc w:val="left"/>
-            </w:pPr>
-            <w:r>
-              <w:rPr>
-                <w:rFonts w:ascii="TimeNewRoman" w:hAnsi="TimeNewRoman"/>
-                <w:sz w:val="30"/>
-              </w:rPr>
-              <w:t>78-69=</w:t>
-            </w:r>
-          </w:p>
-        </w:tc>
-        <w:tc>
-          <w:tcPr>
-            <w:tcW w:type="dxa" w:w="1987"/>
-          </w:tcPr>
-          <w:p>
-            <w:pPr>
-              <w:jc w:val="left"/>
-            </w:pPr>
-            <w:r>
-              <w:rPr>
-                <w:rFonts w:ascii="TimeNewRoman" w:hAnsi="TimeNewRoman"/>
-                <w:sz w:val="30"/>
-              </w:rPr>
-              <w:t>57+35=</w:t>
-            </w:r>
-          </w:p>
-        </w:tc>
-        <w:tc>
-          <w:tcPr>
-            <w:tcW w:type="dxa" w:w="1987"/>
-          </w:tcPr>
-          <w:p>
-            <w:pPr>
-              <w:jc w:val="left"/>
-            </w:pPr>
-            <w:r>
-              <w:rPr>
-                <w:rFonts w:ascii="TimeNewRoman" w:hAnsi="TimeNewRoman"/>
-                <w:sz w:val="30"/>
-              </w:rPr>
-              <w:t>34-25=</w:t>
-            </w:r>
-          </w:p>
-        </w:tc>
-      </w:tr>
-      <w:tr>
-        <w:tc>
-          <w:tcPr>
-            <w:tcW w:type="dxa" w:w="1987"/>
-          </w:tcPr>
-          <w:p>
-            <w:pPr>
-              <w:jc w:val="left"/>
-            </w:pPr>
-            <w:r>
-              <w:rPr>
-                <w:rFonts w:ascii="TimeNewRoman" w:hAnsi="TimeNewRoman"/>
-                <w:sz w:val="30"/>
-              </w:rPr>
-              <w:t>38+29=</w:t>
-            </w:r>
-          </w:p>
-        </w:tc>
-        <w:tc>
-          <w:tcPr>
-            <w:tcW w:type="dxa" w:w="1987"/>
-          </w:tcPr>
-          <w:p>
-            <w:pPr>
-              <w:jc w:val="left"/>
-            </w:pPr>
-            <w:r>
-              <w:rPr>
-                <w:rFonts w:ascii="TimeNewRoman" w:hAnsi="TimeNewRoman"/>
-                <w:sz w:val="30"/>
-              </w:rPr>
-              <w:t>66-17=</w:t>
-            </w:r>
-          </w:p>
-        </w:tc>
-        <w:tc>
-          <w:tcPr>
-            <w:tcW w:type="dxa" w:w="1987"/>
-          </w:tcPr>
-          <w:p>
-            <w:pPr>
-              <w:jc w:val="left"/>
-            </w:pPr>
-            <w:r>
-              <w:rPr>
-                <w:rFonts w:ascii="TimeNewRoman" w:hAnsi="TimeNewRoman"/>
-                <w:sz w:val="30"/>
-              </w:rPr>
-              <w:t>70-47=</w:t>
-            </w:r>
-          </w:p>
-        </w:tc>
-        <w:tc>
-          <w:tcPr>
-            <w:tcW w:type="dxa" w:w="1987"/>
-          </w:tcPr>
-          <w:p>
-            <w:pPr>
-              <w:jc w:val="left"/>
-            </w:pPr>
-            <w:r>
-              <w:rPr>
-                <w:rFonts w:ascii="TimeNewRoman" w:hAnsi="TimeNewRoman"/>
-                <w:sz w:val="30"/>
-              </w:rPr>
-              <w:t>91-7=</w:t>
-            </w:r>
-          </w:p>
-        </w:tc>
-        <w:tc>
-          <w:tcPr>
-            <w:tcW w:type="dxa" w:w="1987"/>
-          </w:tcPr>
-          <w:p>
-            <w:pPr>
-              <w:jc w:val="left"/>
-            </w:pPr>
-            <w:r>
-              <w:rPr>
-                <w:rFonts w:ascii="TimeNewRoman" w:hAnsi="TimeNewRoman"/>
-                <w:sz w:val="30"/>
-              </w:rPr>
-              <w:t>20-15=</w:t>
-            </w:r>
-          </w:p>
-        </w:tc>
-      </w:tr>
-      <w:tr>
-        <w:tc>
-          <w:tcPr>
-            <w:tcW w:type="dxa" w:w="1987"/>
-          </w:tcPr>
-          <w:p>
-            <w:pPr>
-              <w:jc w:val="left"/>
-            </w:pPr>
-            <w:r>
-              <w:rPr>
-                <w:rFonts w:ascii="TimeNewRoman" w:hAnsi="TimeNewRoman"/>
-                <w:sz w:val="30"/>
-              </w:rPr>
-              <w:t>13+49=</w:t>
-            </w:r>
-          </w:p>
-        </w:tc>
-        <w:tc>
-          <w:tcPr>
-            <w:tcW w:type="dxa" w:w="1987"/>
-          </w:tcPr>
-          <w:p>
-            <w:pPr>
-              <w:jc w:val="left"/>
-            </w:pPr>
-            <w:r>
-              <w:rPr>
-                <w:rFonts w:ascii="TimeNewRoman" w:hAnsi="TimeNewRoman"/>
-                <w:sz w:val="30"/>
-              </w:rPr>
-              <w:t>49+18=</w:t>
-            </w:r>
-          </w:p>
-        </w:tc>
-        <w:tc>
-          <w:tcPr>
-            <w:tcW w:type="dxa" w:w="1987"/>
-          </w:tcPr>
-          <w:p>
-            <w:pPr>
-              <w:jc w:val="left"/>
-            </w:pPr>
-            <w:r>
-              <w:rPr>
-                <w:rFonts w:ascii="TimeNewRoman" w:hAnsi="TimeNewRoman"/>
-                <w:sz w:val="30"/>
-              </w:rPr>
-              <w:t>57+27=</w:t>
-            </w:r>
-          </w:p>
-        </w:tc>
-        <w:tc>
-          <w:tcPr>
-            <w:tcW w:type="dxa" w:w="1987"/>
-          </w:tcPr>
-          <w:p>
-            <w:pPr>
-              <w:jc w:val="left"/>
-            </w:pPr>
-            <w:r>
-              <w:rPr>
-                <w:rFonts w:ascii="TimeNewRoman" w:hAnsi="TimeNewRoman"/>
-                <w:sz w:val="30"/>
-              </w:rPr>
-              <w:t>80-78=</w:t>
-            </w:r>
-          </w:p>
-        </w:tc>
-        <w:tc>
-          <w:tcPr>
-            <w:tcW w:type="dxa" w:w="1987"/>
-          </w:tcPr>
-          <w:p>
-            <w:pPr>
-              <w:jc w:val="left"/>
-            </w:pPr>
-            <w:r>
-              <w:rPr>
-                <w:rFonts w:ascii="TimeNewRoman" w:hAnsi="TimeNewRoman"/>
-                <w:sz w:val="30"/>
-              </w:rPr>
-              <w:t>37+14=</w:t>
-            </w:r>
-          </w:p>
-        </w:tc>
-      </w:tr>
-      <w:tr>
-        <w:tc>
-          <w:tcPr>
-            <w:tcW w:type="dxa" w:w="1987"/>
-          </w:tcPr>
-          <w:p>
-            <w:pPr>
-              <w:jc w:val="left"/>
-            </w:pPr>
-            <w:r>
-              <w:rPr>
-                <w:rFonts w:ascii="TimeNewRoman" w:hAnsi="TimeNewRoman"/>
-                <w:sz w:val="30"/>
-              </w:rPr>
-              <w:t>71-58=</w:t>
-            </w:r>
-          </w:p>
-        </w:tc>
-        <w:tc>
-          <w:tcPr>
-            <w:tcW w:type="dxa" w:w="1987"/>
-          </w:tcPr>
-          <w:p>
-            <w:pPr>
-              <w:jc w:val="left"/>
-            </w:pPr>
-            <w:r>
-              <w:rPr>
-                <w:rFonts w:ascii="TimeNewRoman" w:hAnsi="TimeNewRoman"/>
-                <w:sz w:val="30"/>
-              </w:rPr>
-              <w:t>21-18=</w:t>
-            </w:r>
-          </w:p>
-        </w:tc>
-        <w:tc>
-          <w:tcPr>
-            <w:tcW w:type="dxa" w:w="1987"/>
-          </w:tcPr>
-          <w:p>
-            <w:pPr>
-              <w:jc w:val="left"/>
-            </w:pPr>
-            <w:r>
-              <w:rPr>
-                <w:rFonts w:ascii="TimeNewRoman" w:hAnsi="TimeNewRoman"/>
-                <w:sz w:val="30"/>
-              </w:rPr>
-              <w:t>77+18=</w:t>
-            </w:r>
-          </w:p>
-        </w:tc>
-        <w:tc>
-          <w:tcPr>
-            <w:tcW w:type="dxa" w:w="1987"/>
-          </w:tcPr>
-          <w:p>
-            <w:pPr>
-              <w:jc w:val="left"/>
-            </w:pPr>
-            <w:r>
-              <w:rPr>
-                <w:rFonts w:ascii="TimeNewRoman" w:hAnsi="TimeNewRoman"/>
-                <w:sz w:val="30"/>
-              </w:rPr>
-              <w:t>24-16=</w:t>
-            </w:r>
-          </w:p>
-        </w:tc>
-        <w:tc>
-          <w:tcPr>
-            <w:tcW w:type="dxa" w:w="1987"/>
-          </w:tcPr>
-          <w:p>
-            <w:pPr>
-              <w:jc w:val="left"/>
-            </w:pPr>
-            <w:r>
-              <w:rPr>
-                <w:rFonts w:ascii="TimeNewRoman" w:hAnsi="TimeNewRoman"/>
-                <w:sz w:val="30"/>
-              </w:rPr>
-              <w:t>23-17=</w:t>
-            </w:r>
-          </w:p>
-        </w:tc>
-      </w:tr>
-      <w:tr>
-        <w:tc>
-          <w:tcPr>
-            <w:tcW w:type="dxa" w:w="1987"/>
-          </w:tcPr>
-          <w:p>
-            <w:pPr>
-              <w:jc w:val="left"/>
-            </w:pPr>
-            <w:r>
-              <w:rPr>
-                <w:rFonts w:ascii="TimeNewRoman" w:hAnsi="TimeNewRoman"/>
-                <w:sz w:val="30"/>
-              </w:rPr>
-              <w:t>42-13=</w:t>
-            </w:r>
-          </w:p>
-        </w:tc>
-        <w:tc>
-          <w:tcPr>
-            <w:tcW w:type="dxa" w:w="1987"/>
-          </w:tcPr>
-          <w:p>
-            <w:pPr>
-              <w:jc w:val="left"/>
-            </w:pPr>
-            <w:r>
-              <w:rPr>
-                <w:rFonts w:ascii="TimeNewRoman" w:hAnsi="TimeNewRoman"/>
-                <w:sz w:val="30"/>
-              </w:rPr>
-              <w:t>39+5=</w:t>
-            </w:r>
-          </w:p>
-        </w:tc>
-        <w:tc>
-          <w:tcPr>
-            <w:tcW w:type="dxa" w:w="1987"/>
-          </w:tcPr>
-          <w:p>
-            <w:pPr>
-              <w:jc w:val="left"/>
-            </w:pPr>
-            <w:r>
-              <w:rPr>
-                <w:rFonts w:ascii="TimeNewRoman" w:hAnsi="TimeNewRoman"/>
-                <w:sz w:val="30"/>
-              </w:rPr>
-              <w:t>56+29=</w:t>
-            </w:r>
-          </w:p>
-        </w:tc>
-        <w:tc>
-          <w:tcPr>
-            <w:tcW w:type="dxa" w:w="1987"/>
-          </w:tcPr>
-          <w:p>
-            <w:pPr>
-              <w:jc w:val="left"/>
-            </w:pPr>
-            <w:r>
-              <w:rPr>
-                <w:rFonts w:ascii="TimeNewRoman" w:hAnsi="TimeNewRoman"/>
-                <w:sz w:val="30"/>
-              </w:rPr>
-              <w:t>29+3=</w:t>
-            </w:r>
-          </w:p>
-        </w:tc>
-        <w:tc>
-          <w:tcPr>
-            <w:tcW w:type="dxa" w:w="1987"/>
-          </w:tcPr>
-          <w:p>
-            <w:pPr>
-              <w:jc w:val="left"/>
-            </w:pPr>
-            <w:r>
-              <w:rPr>
-                <w:rFonts w:ascii="TimeNewRoman" w:hAnsi="TimeNewRoman"/>
-                <w:sz w:val="30"/>
-              </w:rPr>
-              <w:t>91-8=</w:t>
-            </w:r>
-          </w:p>
-        </w:tc>
-      </w:tr>
-      <w:tr>
-        <w:tc>
-          <w:tcPr>
-            <w:tcW w:type="dxa" w:w="1987"/>
-          </w:tcPr>
-          <w:p>
-            <w:pPr>
-              <w:jc w:val="left"/>
-            </w:pPr>
-            <w:r>
-              <w:rPr>
-                <w:rFonts w:ascii="TimeNewRoman" w:hAnsi="TimeNewRoman"/>
-                <w:sz w:val="30"/>
-              </w:rPr>
-              <w:t>77-9=</w:t>
-            </w:r>
-          </w:p>
-        </w:tc>
-        <w:tc>
-          <w:tcPr>
-            <w:tcW w:type="dxa" w:w="1987"/>
-          </w:tcPr>
-          <w:p>
-            <w:pPr>
-              <w:jc w:val="left"/>
-            </w:pPr>
-            <w:r>
-              <w:rPr>
-                <w:rFonts w:ascii="TimeNewRoman" w:hAnsi="TimeNewRoman"/>
-                <w:sz w:val="30"/>
-              </w:rPr>
-              <w:t>49+37=</w:t>
-            </w:r>
-          </w:p>
-        </w:tc>
-        <w:tc>
-          <w:tcPr>
-            <w:tcW w:type="dxa" w:w="1987"/>
-          </w:tcPr>
-          <w:p>
-            <w:pPr>
-              <w:jc w:val="left"/>
-            </w:pPr>
-            <w:r>
-              <w:rPr>
-                <w:rFonts w:ascii="TimeNewRoman" w:hAnsi="TimeNewRoman"/>
-                <w:sz w:val="30"/>
-              </w:rPr>
-              <w:t>15+46=</w:t>
-            </w:r>
-          </w:p>
-        </w:tc>
-        <w:tc>
-          <w:tcPr>
-            <w:tcW w:type="dxa" w:w="1987"/>
-          </w:tcPr>
-          <w:p>
-            <w:pPr>
-              <w:jc w:val="left"/>
-            </w:pPr>
-            <w:r>
-              <w:rPr>
-                <w:rFonts w:ascii="TimeNewRoman" w:hAnsi="TimeNewRoman"/>
-                <w:sz w:val="30"/>
-              </w:rPr>
-              <w:t>56+19=</w:t>
-            </w:r>
-          </w:p>
-        </w:tc>
-        <w:tc>
-          <w:tcPr>
-            <w:tcW w:type="dxa" w:w="1987"/>
-          </w:tcPr>
-          <w:p>
-            <w:pPr>
-              <w:jc w:val="left"/>
-            </w:pPr>
-            <w:r>
-              <w:rPr>
-                <w:rFonts w:ascii="TimeNewRoman" w:hAnsi="TimeNewRoman"/>
-                <w:sz w:val="30"/>
-              </w:rPr>
-              <w:t>30-13=</w:t>
+              <w:t>9+87=</w:t>
             </w:r>
           </w:p>
         </w:tc>
@@ -1101,7 +1362,7 @@
                 <w:rFonts w:ascii="TimeNewRoman" w:hAnsi="TimeNewRoman"/>
                 <w:sz w:val="30"/>
               </w:rPr>
-              <w:t>7+88=</w:t>
+              <w:t>59+27=</w:t>
             </w:r>
           </w:p>
         </w:tc>
@@ -1118,7 +1379,7 @@
                 <w:rFonts w:ascii="TimeNewRoman" w:hAnsi="TimeNewRoman"/>
                 <w:sz w:val="30"/>
               </w:rPr>
-              <w:t>18+16=</w:t>
+              <w:t>82-79=</w:t>
             </w:r>
           </w:p>
         </w:tc>
@@ -1135,7 +1396,7 @@
                 <w:rFonts w:ascii="TimeNewRoman" w:hAnsi="TimeNewRoman"/>
                 <w:sz w:val="30"/>
               </w:rPr>
-              <w:t>19+42=</w:t>
+              <w:t>90-27=</w:t>
             </w:r>
           </w:p>
         </w:tc>
@@ -1152,7 +1413,7 @@
                 <w:rFonts w:ascii="TimeNewRoman" w:hAnsi="TimeNewRoman"/>
                 <w:sz w:val="30"/>
               </w:rPr>
-              <w:t>82-78=</w:t>
+              <w:t>48+6=</w:t>
             </w:r>
           </w:p>
         </w:tc>
@@ -1171,7 +1432,7 @@
                 <w:rFonts w:ascii="TimeNewRoman" w:hAnsi="TimeNewRoman"/>
                 <w:sz w:val="30"/>
               </w:rPr>
-              <w:t>6+26=</w:t>
+              <w:t>18+79=</w:t>
             </w:r>
           </w:p>
         </w:tc>
@@ -1188,7 +1449,7 @@
                 <w:rFonts w:ascii="TimeNewRoman" w:hAnsi="TimeNewRoman"/>
                 <w:sz w:val="30"/>
               </w:rPr>
-              <w:t>27+36=</w:t>
+              <w:t>57-9=</w:t>
             </w:r>
           </w:p>
         </w:tc>
@@ -1205,7 +1466,7 @@
                 <w:rFonts w:ascii="TimeNewRoman" w:hAnsi="TimeNewRoman"/>
                 <w:sz w:val="30"/>
               </w:rPr>
-              <w:t>4+7=</w:t>
+              <w:t>60-14=</w:t>
             </w:r>
           </w:p>
         </w:tc>
@@ -1222,7 +1483,7 @@
                 <w:rFonts w:ascii="TimeNewRoman" w:hAnsi="TimeNewRoman"/>
                 <w:sz w:val="30"/>
               </w:rPr>
-              <w:t>3+29=</w:t>
+              <w:t>25+17=</w:t>
             </w:r>
           </w:p>
         </w:tc>
@@ -1239,7 +1500,7 @@
                 <w:rFonts w:ascii="TimeNewRoman" w:hAnsi="TimeNewRoman"/>
                 <w:sz w:val="30"/>
               </w:rPr>
-              <w:t>98-39=</w:t>
+              <w:t>69+7=</w:t>
             </w:r>
           </w:p>
         </w:tc>
@@ -1258,7 +1519,7 @@
                 <w:rFonts w:ascii="TimeNewRoman" w:hAnsi="TimeNewRoman"/>
                 <w:sz w:val="30"/>
               </w:rPr>
-              <w:t>68+5=</w:t>
+              <w:t>29+49=</w:t>
             </w:r>
           </w:p>
         </w:tc>
@@ -1275,7 +1536,7 @@
                 <w:rFonts w:ascii="TimeNewRoman" w:hAnsi="TimeNewRoman"/>
                 <w:sz w:val="30"/>
               </w:rPr>
-              <w:t>12+19=</w:t>
+              <w:t>80-43=</w:t>
             </w:r>
           </w:p>
         </w:tc>
@@ -1292,7 +1553,7 @@
                 <w:rFonts w:ascii="TimeNewRoman" w:hAnsi="TimeNewRoman"/>
                 <w:sz w:val="30"/>
               </w:rPr>
-              <w:t>84-76=</w:t>
+              <w:t>91-52=</w:t>
             </w:r>
           </w:p>
         </w:tc>
@@ -1309,7 +1570,7 @@
                 <w:rFonts w:ascii="TimeNewRoman" w:hAnsi="TimeNewRoman"/>
                 <w:sz w:val="30"/>
               </w:rPr>
-              <w:t>80-59=</w:t>
+              <w:t>90-79=</w:t>
             </w:r>
           </w:p>
         </w:tc>
@@ -1326,7 +1587,7 @@
                 <w:rFonts w:ascii="TimeNewRoman" w:hAnsi="TimeNewRoman"/>
                 <w:sz w:val="30"/>
               </w:rPr>
-              <w:t>29+52=</w:t>
+              <w:t>92-64=</w:t>
             </w:r>
           </w:p>
         </w:tc>
@@ -1345,7 +1606,7 @@
                 <w:rFonts w:ascii="TimeNewRoman" w:hAnsi="TimeNewRoman"/>
                 <w:sz w:val="30"/>
               </w:rPr>
-              <w:t>9+56=</w:t>
+              <w:t>44+48=</w:t>
             </w:r>
           </w:p>
         </w:tc>
@@ -1362,7 +1623,7 @@
                 <w:rFonts w:ascii="TimeNewRoman" w:hAnsi="TimeNewRoman"/>
                 <w:sz w:val="30"/>
               </w:rPr>
-              <w:t>45+27=</w:t>
+              <w:t>38+17=</w:t>
             </w:r>
           </w:p>
         </w:tc>
@@ -1379,7 +1640,7 @@
                 <w:rFonts w:ascii="TimeNewRoman" w:hAnsi="TimeNewRoman"/>
                 <w:sz w:val="30"/>
               </w:rPr>
-              <w:t>64-36=</w:t>
+              <w:t>46+28=</w:t>
             </w:r>
           </w:p>
         </w:tc>
@@ -1396,7 +1657,7 @@
                 <w:rFonts w:ascii="TimeNewRoman" w:hAnsi="TimeNewRoman"/>
                 <w:sz w:val="30"/>
               </w:rPr>
-              <w:t>36+26=</w:t>
+              <w:t>31-15=</w:t>
             </w:r>
           </w:p>
         </w:tc>
@@ -1413,7 +1674,7 @@
                 <w:rFonts w:ascii="TimeNewRoman" w:hAnsi="TimeNewRoman"/>
                 <w:sz w:val="30"/>
               </w:rPr>
-              <w:t>68+18=</w:t>
+              <w:t>4+88=</w:t>
             </w:r>
           </w:p>
         </w:tc>
@@ -1432,7 +1693,7 @@
                 <w:rFonts w:ascii="TimeNewRoman" w:hAnsi="TimeNewRoman"/>
                 <w:sz w:val="30"/>
               </w:rPr>
-              <w:t>49+32=</w:t>
+              <w:t>40-19=</w:t>
             </w:r>
           </w:p>
         </w:tc>
@@ -1449,7 +1710,7 @@
                 <w:rFonts w:ascii="TimeNewRoman" w:hAnsi="TimeNewRoman"/>
                 <w:sz w:val="30"/>
               </w:rPr>
-              <w:t>86-39=</w:t>
+              <w:t>5+57=</w:t>
             </w:r>
           </w:p>
         </w:tc>
@@ -1466,7 +1727,7 @@
                 <w:rFonts w:ascii="TimeNewRoman" w:hAnsi="TimeNewRoman"/>
                 <w:sz w:val="30"/>
               </w:rPr>
-              <w:t>34-18=</w:t>
+              <w:t>90-39=</w:t>
             </w:r>
           </w:p>
         </w:tc>
@@ -1483,7 +1744,7 @@
                 <w:rFonts w:ascii="TimeNewRoman" w:hAnsi="TimeNewRoman"/>
                 <w:sz w:val="30"/>
               </w:rPr>
-              <w:t>15+77=</w:t>
+              <w:t>94-27=</w:t>
             </w:r>
           </w:p>
         </w:tc>
@@ -1500,268 +1761,7 @@
                 <w:rFonts w:ascii="TimeNewRoman" w:hAnsi="TimeNewRoman"/>
                 <w:sz w:val="30"/>
               </w:rPr>
-              <w:t>32-24=</w:t>
-            </w:r>
-          </w:p>
-        </w:tc>
-      </w:tr>
-      <w:tr>
-        <w:tc>
-          <w:tcPr>
-            <w:tcW w:type="dxa" w:w="1987"/>
-          </w:tcPr>
-          <w:p>
-            <w:pPr>
-              <w:jc w:val="left"/>
-            </w:pPr>
-            <w:r>
-              <w:rPr>
-                <w:rFonts w:ascii="TimeNewRoman" w:hAnsi="TimeNewRoman"/>
-                <w:sz w:val="30"/>
-              </w:rPr>
-              <w:t>56+18=</w:t>
-            </w:r>
-          </w:p>
-        </w:tc>
-        <w:tc>
-          <w:tcPr>
-            <w:tcW w:type="dxa" w:w="1987"/>
-          </w:tcPr>
-          <w:p>
-            <w:pPr>
-              <w:jc w:val="left"/>
-            </w:pPr>
-            <w:r>
-              <w:rPr>
-                <w:rFonts w:ascii="TimeNewRoman" w:hAnsi="TimeNewRoman"/>
-                <w:sz w:val="30"/>
-              </w:rPr>
-              <w:t>66-17=</w:t>
-            </w:r>
-          </w:p>
-        </w:tc>
-        <w:tc>
-          <w:tcPr>
-            <w:tcW w:type="dxa" w:w="1987"/>
-          </w:tcPr>
-          <w:p>
-            <w:pPr>
-              <w:jc w:val="left"/>
-            </w:pPr>
-            <w:r>
-              <w:rPr>
-                <w:rFonts w:ascii="TimeNewRoman" w:hAnsi="TimeNewRoman"/>
-                <w:sz w:val="30"/>
-              </w:rPr>
-              <w:t>58-19=</w:t>
-            </w:r>
-          </w:p>
-        </w:tc>
-        <w:tc>
-          <w:tcPr>
-            <w:tcW w:type="dxa" w:w="1987"/>
-          </w:tcPr>
-          <w:p>
-            <w:pPr>
-              <w:jc w:val="left"/>
-            </w:pPr>
-            <w:r>
-              <w:rPr>
-                <w:rFonts w:ascii="TimeNewRoman" w:hAnsi="TimeNewRoman"/>
-                <w:sz w:val="30"/>
-              </w:rPr>
-              <w:t>14+48=</w:t>
-            </w:r>
-          </w:p>
-        </w:tc>
-        <w:tc>
-          <w:tcPr>
-            <w:tcW w:type="dxa" w:w="1987"/>
-          </w:tcPr>
-          <w:p>
-            <w:pPr>
-              <w:jc w:val="left"/>
-            </w:pPr>
-            <w:r>
-              <w:rPr>
-                <w:rFonts w:ascii="TimeNewRoman" w:hAnsi="TimeNewRoman"/>
-                <w:sz w:val="30"/>
-              </w:rPr>
-              <w:t>58+19=</w:t>
-            </w:r>
-          </w:p>
-        </w:tc>
-      </w:tr>
-      <w:tr>
-        <w:tc>
-          <w:tcPr>
-            <w:tcW w:type="dxa" w:w="1987"/>
-          </w:tcPr>
-          <w:p>
-            <w:pPr>
-              <w:jc w:val="left"/>
-            </w:pPr>
-            <w:r>
-              <w:rPr>
-                <w:rFonts w:ascii="TimeNewRoman" w:hAnsi="TimeNewRoman"/>
-                <w:sz w:val="30"/>
-              </w:rPr>
-              <w:t>9+64=</w:t>
-            </w:r>
-          </w:p>
-        </w:tc>
-        <w:tc>
-          <w:tcPr>
-            <w:tcW w:type="dxa" w:w="1987"/>
-          </w:tcPr>
-          <w:p>
-            <w:pPr>
-              <w:jc w:val="left"/>
-            </w:pPr>
-            <w:r>
-              <w:rPr>
-                <w:rFonts w:ascii="TimeNewRoman" w:hAnsi="TimeNewRoman"/>
-                <w:sz w:val="30"/>
-              </w:rPr>
-              <w:t>35+57=</w:t>
-            </w:r>
-          </w:p>
-        </w:tc>
-        <w:tc>
-          <w:tcPr>
-            <w:tcW w:type="dxa" w:w="1987"/>
-          </w:tcPr>
-          <w:p>
-            <w:pPr>
-              <w:jc w:val="left"/>
-            </w:pPr>
-            <w:r>
-              <w:rPr>
-                <w:rFonts w:ascii="TimeNewRoman" w:hAnsi="TimeNewRoman"/>
-                <w:sz w:val="30"/>
-              </w:rPr>
-              <w:t>67+8=</w:t>
-            </w:r>
-          </w:p>
-        </w:tc>
-        <w:tc>
-          <w:tcPr>
-            <w:tcW w:type="dxa" w:w="1987"/>
-          </w:tcPr>
-          <w:p>
-            <w:pPr>
-              <w:jc w:val="left"/>
-            </w:pPr>
-            <w:r>
-              <w:rPr>
-                <w:rFonts w:ascii="TimeNewRoman" w:hAnsi="TimeNewRoman"/>
-                <w:sz w:val="30"/>
-              </w:rPr>
-              <w:t>67-48=</w:t>
-            </w:r>
-          </w:p>
-        </w:tc>
-        <w:tc>
-          <w:tcPr>
-            <w:tcW w:type="dxa" w:w="1987"/>
-          </w:tcPr>
-          <w:p>
-            <w:pPr>
-              <w:jc w:val="left"/>
-            </w:pPr>
-            <w:r>
-              <w:rPr>
-                <w:rFonts w:ascii="TimeNewRoman" w:hAnsi="TimeNewRoman"/>
-                <w:sz w:val="30"/>
-              </w:rPr>
-              <w:t>33+58=</w:t>
-            </w:r>
-          </w:p>
-        </w:tc>
-      </w:tr>
-      <w:tr>
-        <w:tc>
-          <w:tcPr>
-            <w:tcW w:type="dxa" w:w="1987"/>
-          </w:tcPr>
-          <w:p>
-            <w:pPr>
-              <w:jc w:val="left"/>
-            </w:pPr>
-            <w:r>
-              <w:rPr>
-                <w:rFonts w:ascii="TimeNewRoman" w:hAnsi="TimeNewRoman"/>
-                <w:sz w:val="30"/>
-              </w:rPr>
-              <w:t>76+16=</w:t>
-            </w:r>
-          </w:p>
-        </w:tc>
-        <w:tc>
-          <w:tcPr>
-            <w:tcW w:type="dxa" w:w="1987"/>
-          </w:tcPr>
-          <w:p>
-            <w:pPr>
-              <w:jc w:val="left"/>
-            </w:pPr>
-            <w:r>
-              <w:rPr>
-                <w:rFonts w:ascii="TimeNewRoman" w:hAnsi="TimeNewRoman"/>
-                <w:sz w:val="30"/>
-              </w:rPr>
-              <w:t>10-3=</w:t>
-            </w:r>
-          </w:p>
-        </w:tc>
-        <w:tc>
-          <w:tcPr>
-            <w:tcW w:type="dxa" w:w="1987"/>
-          </w:tcPr>
-          <w:p>
-            <w:pPr>
-              <w:jc w:val="left"/>
-            </w:pPr>
-            <w:r>
-              <w:rPr>
-                <w:rFonts w:ascii="TimeNewRoman" w:hAnsi="TimeNewRoman"/>
-                <w:sz w:val="30"/>
-              </w:rPr>
-              <w:t>77+9=</w:t>
-            </w:r>
-          </w:p>
-        </w:tc>
-        <w:tc>
-          <w:tcPr>
-            <w:tcW w:type="dxa" w:w="1987"/>
-          </w:tcPr>
-          <w:p>
-            <w:pPr>
-              <w:jc w:val="left"/>
-            </w:pPr>
-            <w:r>
-              <w:rPr>
-                <w:rFonts w:ascii="TimeNewRoman" w:hAnsi="TimeNewRoman"/>
-                <w:sz w:val="30"/>
-              </w:rPr>
-              <w:t>75-27=</w:t>
-            </w:r>
-          </w:p>
-        </w:tc>
-        <w:tc>
-          <w:tcPr>
-            <w:tcW w:type="dxa" w:w="1987"/>
-          </w:tcPr>
-          <w:p>
-            <w:pPr>
-              <w:jc w:val="left"/>
-            </w:pPr>
-            <w:r>
-              <w:rPr>
-                <w:rFonts w:ascii="TimeNewRoman" w:hAnsi="TimeNewRoman"/>
-                <w:sz w:val="30"/>
-              </w:rPr>
-              <w:t>69+13=</w:t>
+              <w:t>30-19=</w:t>
             </w:r>
           </w:p>
         </w:tc>

--- a/adc_sbb_within_100.docx
+++ b/adc_sbb_within_100.docx
@@ -40,7 +40,7 @@
                 <w:rFonts w:ascii="TimeNewRoman" w:hAnsi="TimeNewRoman"/>
                 <w:sz w:val="30"/>
               </w:rPr>
-              <w:t>40-5=</w:t>
+              <w:t>33-9=</w:t>
             </w:r>
           </w:p>
         </w:tc>
@@ -57,7 +57,7 @@
                 <w:rFonts w:ascii="TimeNewRoman" w:hAnsi="TimeNewRoman"/>
                 <w:sz w:val="30"/>
               </w:rPr>
-              <w:t>58+4=</w:t>
+              <w:t>82-79=</w:t>
             </w:r>
           </w:p>
         </w:tc>
@@ -74,7 +74,7 @@
                 <w:rFonts w:ascii="TimeNewRoman" w:hAnsi="TimeNewRoman"/>
                 <w:sz w:val="30"/>
               </w:rPr>
-              <w:t>83+9=</w:t>
+              <w:t>78+13=</w:t>
             </w:r>
           </w:p>
         </w:tc>
@@ -91,7 +91,7 @@
                 <w:rFonts w:ascii="TimeNewRoman" w:hAnsi="TimeNewRoman"/>
                 <w:sz w:val="30"/>
               </w:rPr>
-              <w:t>7+87=</w:t>
+              <w:t>63-8=</w:t>
             </w:r>
           </w:p>
         </w:tc>
@@ -108,7 +108,7 @@
                 <w:rFonts w:ascii="TimeNewRoman" w:hAnsi="TimeNewRoman"/>
                 <w:sz w:val="30"/>
               </w:rPr>
-              <w:t>7+9=</w:t>
+              <w:t>78+3=</w:t>
             </w:r>
           </w:p>
         </w:tc>
@@ -127,7 +127,7 @@
                 <w:rFonts w:ascii="TimeNewRoman" w:hAnsi="TimeNewRoman"/>
                 <w:sz w:val="30"/>
               </w:rPr>
-              <w:t>24+69=</w:t>
+              <w:t>37+44=</w:t>
             </w:r>
           </w:p>
         </w:tc>
@@ -144,7 +144,7 @@
                 <w:rFonts w:ascii="TimeNewRoman" w:hAnsi="TimeNewRoman"/>
                 <w:sz w:val="30"/>
               </w:rPr>
-              <w:t>5+86=</w:t>
+              <w:t>17+54=</w:t>
             </w:r>
           </w:p>
         </w:tc>
@@ -161,7 +161,7 @@
                 <w:rFonts w:ascii="TimeNewRoman" w:hAnsi="TimeNewRoman"/>
                 <w:sz w:val="30"/>
               </w:rPr>
-              <w:t>38+49=</w:t>
+              <w:t>65+9=</w:t>
             </w:r>
           </w:p>
         </w:tc>
@@ -178,7 +178,7 @@
                 <w:rFonts w:ascii="TimeNewRoman" w:hAnsi="TimeNewRoman"/>
                 <w:sz w:val="30"/>
               </w:rPr>
-              <w:t>29+65=</w:t>
+              <w:t>71-36=</w:t>
             </w:r>
           </w:p>
         </w:tc>
@@ -195,7 +195,7 @@
                 <w:rFonts w:ascii="TimeNewRoman" w:hAnsi="TimeNewRoman"/>
                 <w:sz w:val="30"/>
               </w:rPr>
-              <w:t>67-59=</w:t>
+              <w:t>55-26=</w:t>
             </w:r>
           </w:p>
         </w:tc>
@@ -214,7 +214,7 @@
                 <w:rFonts w:ascii="TimeNewRoman" w:hAnsi="TimeNewRoman"/>
                 <w:sz w:val="30"/>
               </w:rPr>
-              <w:t>54+9=</w:t>
+              <w:t>80-36=</w:t>
             </w:r>
           </w:p>
         </w:tc>
@@ -231,7 +231,7 @@
                 <w:rFonts w:ascii="TimeNewRoman" w:hAnsi="TimeNewRoman"/>
                 <w:sz w:val="30"/>
               </w:rPr>
-              <w:t>71-63=</w:t>
+              <w:t>57+14=</w:t>
             </w:r>
           </w:p>
         </w:tc>
@@ -248,7 +248,7 @@
                 <w:rFonts w:ascii="TimeNewRoman" w:hAnsi="TimeNewRoman"/>
                 <w:sz w:val="30"/>
               </w:rPr>
-              <w:t>39+46=</w:t>
+              <w:t>37+58=</w:t>
             </w:r>
           </w:p>
         </w:tc>
@@ -265,7 +265,7 @@
                 <w:rFonts w:ascii="TimeNewRoman" w:hAnsi="TimeNewRoman"/>
                 <w:sz w:val="30"/>
               </w:rPr>
-              <w:t>37-9=</w:t>
+              <w:t>71-66=</w:t>
             </w:r>
           </w:p>
         </w:tc>
@@ -282,7 +282,7 @@
                 <w:rFonts w:ascii="TimeNewRoman" w:hAnsi="TimeNewRoman"/>
                 <w:sz w:val="30"/>
               </w:rPr>
-              <w:t>26+47=</w:t>
+              <w:t>19+14=</w:t>
             </w:r>
           </w:p>
         </w:tc>
@@ -301,7 +301,7 @@
                 <w:rFonts w:ascii="TimeNewRoman" w:hAnsi="TimeNewRoman"/>
                 <w:sz w:val="30"/>
               </w:rPr>
-              <w:t>27+66=</w:t>
+              <w:t>92-54=</w:t>
             </w:r>
           </w:p>
         </w:tc>
@@ -318,7 +318,7 @@
                 <w:rFonts w:ascii="TimeNewRoman" w:hAnsi="TimeNewRoman"/>
                 <w:sz w:val="30"/>
               </w:rPr>
-              <w:t>29+18=</w:t>
+              <w:t>49+7=</w:t>
             </w:r>
           </w:p>
         </w:tc>
@@ -335,7 +335,7 @@
                 <w:rFonts w:ascii="TimeNewRoman" w:hAnsi="TimeNewRoman"/>
                 <w:sz w:val="30"/>
               </w:rPr>
-              <w:t>91-27=</w:t>
+              <w:t>60-36=</w:t>
             </w:r>
           </w:p>
         </w:tc>
@@ -352,7 +352,7 @@
                 <w:rFonts w:ascii="TimeNewRoman" w:hAnsi="TimeNewRoman"/>
                 <w:sz w:val="30"/>
               </w:rPr>
-              <w:t>45-16=</w:t>
+              <w:t>84+8=</w:t>
             </w:r>
           </w:p>
         </w:tc>
@@ -369,7 +369,7 @@
                 <w:rFonts w:ascii="TimeNewRoman" w:hAnsi="TimeNewRoman"/>
                 <w:sz w:val="30"/>
               </w:rPr>
-              <w:t>30-21=</w:t>
+              <w:t>5+66=</w:t>
             </w:r>
           </w:p>
         </w:tc>
@@ -388,7 +388,7 @@
                 <w:rFonts w:ascii="TimeNewRoman" w:hAnsi="TimeNewRoman"/>
                 <w:sz w:val="30"/>
               </w:rPr>
-              <w:t>50-17=</w:t>
+              <w:t>42+9=</w:t>
             </w:r>
           </w:p>
         </w:tc>
@@ -405,7 +405,7 @@
                 <w:rFonts w:ascii="TimeNewRoman" w:hAnsi="TimeNewRoman"/>
                 <w:sz w:val="30"/>
               </w:rPr>
-              <w:t>14+18=</w:t>
+              <w:t>68+24=</w:t>
             </w:r>
           </w:p>
         </w:tc>
@@ -422,7 +422,7 @@
                 <w:rFonts w:ascii="TimeNewRoman" w:hAnsi="TimeNewRoman"/>
                 <w:sz w:val="30"/>
               </w:rPr>
-              <w:t>28+39=</w:t>
+              <w:t>14+68=</w:t>
             </w:r>
           </w:p>
         </w:tc>
@@ -439,7 +439,7 @@
                 <w:rFonts w:ascii="TimeNewRoman" w:hAnsi="TimeNewRoman"/>
                 <w:sz w:val="30"/>
               </w:rPr>
-              <w:t>53-36=</w:t>
+              <w:t>54-38=</w:t>
             </w:r>
           </w:p>
         </w:tc>
@@ -456,7 +456,7 @@
                 <w:rFonts w:ascii="TimeNewRoman" w:hAnsi="TimeNewRoman"/>
                 <w:sz w:val="30"/>
               </w:rPr>
-              <w:t>98-29=</w:t>
+              <w:t>38+18=</w:t>
             </w:r>
           </w:p>
         </w:tc>
@@ -475,7 +475,7 @@
                 <w:rFonts w:ascii="TimeNewRoman" w:hAnsi="TimeNewRoman"/>
                 <w:sz w:val="30"/>
               </w:rPr>
-              <w:t>93-38=</w:t>
+              <w:t>17+46=</w:t>
             </w:r>
           </w:p>
         </w:tc>
@@ -492,7 +492,773 @@
                 <w:rFonts w:ascii="TimeNewRoman" w:hAnsi="TimeNewRoman"/>
                 <w:sz w:val="30"/>
               </w:rPr>
-              <w:t>92-13=</w:t>
+              <w:t>6+58=</w:t>
+            </w:r>
+          </w:p>
+        </w:tc>
+        <w:tc>
+          <w:tcPr>
+            <w:tcW w:type="dxa" w:w="1987"/>
+          </w:tcPr>
+          <w:p>
+            <w:pPr>
+              <w:jc w:val="left"/>
+            </w:pPr>
+            <w:r>
+              <w:rPr>
+                <w:rFonts w:ascii="TimeNewRoman" w:hAnsi="TimeNewRoman"/>
+                <w:sz w:val="30"/>
+              </w:rPr>
+              <w:t>54+27=</w:t>
+            </w:r>
+          </w:p>
+        </w:tc>
+        <w:tc>
+          <w:tcPr>
+            <w:tcW w:type="dxa" w:w="1987"/>
+          </w:tcPr>
+          <w:p>
+            <w:pPr>
+              <w:jc w:val="left"/>
+            </w:pPr>
+            <w:r>
+              <w:rPr>
+                <w:rFonts w:ascii="TimeNewRoman" w:hAnsi="TimeNewRoman"/>
+                <w:sz w:val="30"/>
+              </w:rPr>
+              <w:t>38-29=</w:t>
+            </w:r>
+          </w:p>
+        </w:tc>
+        <w:tc>
+          <w:tcPr>
+            <w:tcW w:type="dxa" w:w="1987"/>
+          </w:tcPr>
+          <w:p>
+            <w:pPr>
+              <w:jc w:val="left"/>
+            </w:pPr>
+            <w:r>
+              <w:rPr>
+                <w:rFonts w:ascii="TimeNewRoman" w:hAnsi="TimeNewRoman"/>
+                <w:sz w:val="30"/>
+              </w:rPr>
+              <w:t>69+18=</w:t>
+            </w:r>
+          </w:p>
+        </w:tc>
+      </w:tr>
+      <w:tr>
+        <w:tc>
+          <w:tcPr>
+            <w:tcW w:type="dxa" w:w="1987"/>
+          </w:tcPr>
+          <w:p>
+            <w:pPr>
+              <w:jc w:val="left"/>
+            </w:pPr>
+            <w:r>
+              <w:rPr>
+                <w:rFonts w:ascii="TimeNewRoman" w:hAnsi="TimeNewRoman"/>
+                <w:sz w:val="30"/>
+              </w:rPr>
+              <w:t>50-36=</w:t>
+            </w:r>
+          </w:p>
+        </w:tc>
+        <w:tc>
+          <w:tcPr>
+            <w:tcW w:type="dxa" w:w="1987"/>
+          </w:tcPr>
+          <w:p>
+            <w:pPr>
+              <w:jc w:val="left"/>
+            </w:pPr>
+            <w:r>
+              <w:rPr>
+                <w:rFonts w:ascii="TimeNewRoman" w:hAnsi="TimeNewRoman"/>
+                <w:sz w:val="30"/>
+              </w:rPr>
+              <w:t>40-12=</w:t>
+            </w:r>
+          </w:p>
+        </w:tc>
+        <w:tc>
+          <w:tcPr>
+            <w:tcW w:type="dxa" w:w="1987"/>
+          </w:tcPr>
+          <w:p>
+            <w:pPr>
+              <w:jc w:val="left"/>
+            </w:pPr>
+            <w:r>
+              <w:rPr>
+                <w:rFonts w:ascii="TimeNewRoman" w:hAnsi="TimeNewRoman"/>
+                <w:sz w:val="30"/>
+              </w:rPr>
+              <w:t>36+35=</w:t>
+            </w:r>
+          </w:p>
+        </w:tc>
+        <w:tc>
+          <w:tcPr>
+            <w:tcW w:type="dxa" w:w="1987"/>
+          </w:tcPr>
+          <w:p>
+            <w:pPr>
+              <w:jc w:val="left"/>
+            </w:pPr>
+            <w:r>
+              <w:rPr>
+                <w:rFonts w:ascii="TimeNewRoman" w:hAnsi="TimeNewRoman"/>
+                <w:sz w:val="30"/>
+              </w:rPr>
+              <w:t>52-17=</w:t>
+            </w:r>
+          </w:p>
+        </w:tc>
+        <w:tc>
+          <w:tcPr>
+            <w:tcW w:type="dxa" w:w="1987"/>
+          </w:tcPr>
+          <w:p>
+            <w:pPr>
+              <w:jc w:val="left"/>
+            </w:pPr>
+            <w:r>
+              <w:rPr>
+                <w:rFonts w:ascii="TimeNewRoman" w:hAnsi="TimeNewRoman"/>
+                <w:sz w:val="30"/>
+              </w:rPr>
+              <w:t>19+22=</w:t>
+            </w:r>
+          </w:p>
+        </w:tc>
+      </w:tr>
+      <w:tr>
+        <w:tc>
+          <w:tcPr>
+            <w:tcW w:type="dxa" w:w="1987"/>
+          </w:tcPr>
+          <w:p>
+            <w:pPr>
+              <w:jc w:val="left"/>
+            </w:pPr>
+            <w:r>
+              <w:rPr>
+                <w:rFonts w:ascii="TimeNewRoman" w:hAnsi="TimeNewRoman"/>
+                <w:sz w:val="30"/>
+              </w:rPr>
+              <w:t>39+37=</w:t>
+            </w:r>
+          </w:p>
+        </w:tc>
+        <w:tc>
+          <w:tcPr>
+            <w:tcW w:type="dxa" w:w="1987"/>
+          </w:tcPr>
+          <w:p>
+            <w:pPr>
+              <w:jc w:val="left"/>
+            </w:pPr>
+            <w:r>
+              <w:rPr>
+                <w:rFonts w:ascii="TimeNewRoman" w:hAnsi="TimeNewRoman"/>
+                <w:sz w:val="30"/>
+              </w:rPr>
+              <w:t>8+78=</w:t>
+            </w:r>
+          </w:p>
+        </w:tc>
+        <w:tc>
+          <w:tcPr>
+            <w:tcW w:type="dxa" w:w="1987"/>
+          </w:tcPr>
+          <w:p>
+            <w:pPr>
+              <w:jc w:val="left"/>
+            </w:pPr>
+            <w:r>
+              <w:rPr>
+                <w:rFonts w:ascii="TimeNewRoman" w:hAnsi="TimeNewRoman"/>
+                <w:sz w:val="30"/>
+              </w:rPr>
+              <w:t>47+25=</w:t>
+            </w:r>
+          </w:p>
+        </w:tc>
+        <w:tc>
+          <w:tcPr>
+            <w:tcW w:type="dxa" w:w="1987"/>
+          </w:tcPr>
+          <w:p>
+            <w:pPr>
+              <w:jc w:val="left"/>
+            </w:pPr>
+            <w:r>
+              <w:rPr>
+                <w:rFonts w:ascii="TimeNewRoman" w:hAnsi="TimeNewRoman"/>
+                <w:sz w:val="30"/>
+              </w:rPr>
+              <w:t>47+44=</w:t>
+            </w:r>
+          </w:p>
+        </w:tc>
+        <w:tc>
+          <w:tcPr>
+            <w:tcW w:type="dxa" w:w="1987"/>
+          </w:tcPr>
+          <w:p>
+            <w:pPr>
+              <w:jc w:val="left"/>
+            </w:pPr>
+            <w:r>
+              <w:rPr>
+                <w:rFonts w:ascii="TimeNewRoman" w:hAnsi="TimeNewRoman"/>
+                <w:sz w:val="30"/>
+              </w:rPr>
+              <w:t>90-82=</w:t>
+            </w:r>
+          </w:p>
+        </w:tc>
+      </w:tr>
+      <w:tr>
+        <w:tc>
+          <w:tcPr>
+            <w:tcW w:type="dxa" w:w="1987"/>
+          </w:tcPr>
+          <w:p>
+            <w:pPr>
+              <w:jc w:val="left"/>
+            </w:pPr>
+            <w:r>
+              <w:rPr>
+                <w:rFonts w:ascii="TimeNewRoman" w:hAnsi="TimeNewRoman"/>
+                <w:sz w:val="30"/>
+              </w:rPr>
+              <w:t>60-36=</w:t>
+            </w:r>
+          </w:p>
+        </w:tc>
+        <w:tc>
+          <w:tcPr>
+            <w:tcW w:type="dxa" w:w="1987"/>
+          </w:tcPr>
+          <w:p>
+            <w:pPr>
+              <w:jc w:val="left"/>
+            </w:pPr>
+            <w:r>
+              <w:rPr>
+                <w:rFonts w:ascii="TimeNewRoman" w:hAnsi="TimeNewRoman"/>
+                <w:sz w:val="30"/>
+              </w:rPr>
+              <w:t>75-59=</w:t>
+            </w:r>
+          </w:p>
+        </w:tc>
+        <w:tc>
+          <w:tcPr>
+            <w:tcW w:type="dxa" w:w="1987"/>
+          </w:tcPr>
+          <w:p>
+            <w:pPr>
+              <w:jc w:val="left"/>
+            </w:pPr>
+            <w:r>
+              <w:rPr>
+                <w:rFonts w:ascii="TimeNewRoman" w:hAnsi="TimeNewRoman"/>
+                <w:sz w:val="30"/>
+              </w:rPr>
+              <w:t>51-7=</w:t>
+            </w:r>
+          </w:p>
+        </w:tc>
+        <w:tc>
+          <w:tcPr>
+            <w:tcW w:type="dxa" w:w="1987"/>
+          </w:tcPr>
+          <w:p>
+            <w:pPr>
+              <w:jc w:val="left"/>
+            </w:pPr>
+            <w:r>
+              <w:rPr>
+                <w:rFonts w:ascii="TimeNewRoman" w:hAnsi="TimeNewRoman"/>
+                <w:sz w:val="30"/>
+              </w:rPr>
+              <w:t>64+18=</w:t>
+            </w:r>
+          </w:p>
+        </w:tc>
+        <w:tc>
+          <w:tcPr>
+            <w:tcW w:type="dxa" w:w="1987"/>
+          </w:tcPr>
+          <w:p>
+            <w:pPr>
+              <w:jc w:val="left"/>
+            </w:pPr>
+            <w:r>
+              <w:rPr>
+                <w:rFonts w:ascii="TimeNewRoman" w:hAnsi="TimeNewRoman"/>
+                <w:sz w:val="30"/>
+              </w:rPr>
+              <w:t>53-38=</w:t>
+            </w:r>
+          </w:p>
+        </w:tc>
+      </w:tr>
+      <w:tr>
+        <w:tc>
+          <w:tcPr>
+            <w:tcW w:type="dxa" w:w="1987"/>
+          </w:tcPr>
+          <w:p>
+            <w:pPr>
+              <w:jc w:val="left"/>
+            </w:pPr>
+            <w:r>
+              <w:rPr>
+                <w:rFonts w:ascii="TimeNewRoman" w:hAnsi="TimeNewRoman"/>
+                <w:sz w:val="30"/>
+              </w:rPr>
+              <w:t>49+45=</w:t>
+            </w:r>
+          </w:p>
+        </w:tc>
+        <w:tc>
+          <w:tcPr>
+            <w:tcW w:type="dxa" w:w="1987"/>
+          </w:tcPr>
+          <w:p>
+            <w:pPr>
+              <w:jc w:val="left"/>
+            </w:pPr>
+            <w:r>
+              <w:rPr>
+                <w:rFonts w:ascii="TimeNewRoman" w:hAnsi="TimeNewRoman"/>
+                <w:sz w:val="30"/>
+              </w:rPr>
+              <w:t>22+39=</w:t>
+            </w:r>
+          </w:p>
+        </w:tc>
+        <w:tc>
+          <w:tcPr>
+            <w:tcW w:type="dxa" w:w="1987"/>
+          </w:tcPr>
+          <w:p>
+            <w:pPr>
+              <w:jc w:val="left"/>
+            </w:pPr>
+            <w:r>
+              <w:rPr>
+                <w:rFonts w:ascii="TimeNewRoman" w:hAnsi="TimeNewRoman"/>
+                <w:sz w:val="30"/>
+              </w:rPr>
+              <w:t>70-11=</w:t>
+            </w:r>
+          </w:p>
+        </w:tc>
+        <w:tc>
+          <w:tcPr>
+            <w:tcW w:type="dxa" w:w="1987"/>
+          </w:tcPr>
+          <w:p>
+            <w:pPr>
+              <w:jc w:val="left"/>
+            </w:pPr>
+            <w:r>
+              <w:rPr>
+                <w:rFonts w:ascii="TimeNewRoman" w:hAnsi="TimeNewRoman"/>
+                <w:sz w:val="30"/>
+              </w:rPr>
+              <w:t>70-65=</w:t>
+            </w:r>
+          </w:p>
+        </w:tc>
+        <w:tc>
+          <w:tcPr>
+            <w:tcW w:type="dxa" w:w="1987"/>
+          </w:tcPr>
+          <w:p>
+            <w:pPr>
+              <w:jc w:val="left"/>
+            </w:pPr>
+            <w:r>
+              <w:rPr>
+                <w:rFonts w:ascii="TimeNewRoman" w:hAnsi="TimeNewRoman"/>
+                <w:sz w:val="30"/>
+              </w:rPr>
+              <w:t>75+18=</w:t>
+            </w:r>
+          </w:p>
+        </w:tc>
+      </w:tr>
+      <w:tr>
+        <w:tc>
+          <w:tcPr>
+            <w:tcW w:type="dxa" w:w="1987"/>
+          </w:tcPr>
+          <w:p>
+            <w:pPr>
+              <w:jc w:val="left"/>
+            </w:pPr>
+            <w:r>
+              <w:rPr>
+                <w:rFonts w:ascii="TimeNewRoman" w:hAnsi="TimeNewRoman"/>
+                <w:sz w:val="30"/>
+              </w:rPr>
+              <w:t>90-11=</w:t>
+            </w:r>
+          </w:p>
+        </w:tc>
+        <w:tc>
+          <w:tcPr>
+            <w:tcW w:type="dxa" w:w="1987"/>
+          </w:tcPr>
+          <w:p>
+            <w:pPr>
+              <w:jc w:val="left"/>
+            </w:pPr>
+            <w:r>
+              <w:rPr>
+                <w:rFonts w:ascii="TimeNewRoman" w:hAnsi="TimeNewRoman"/>
+                <w:sz w:val="30"/>
+              </w:rPr>
+              <w:t>26+28=</w:t>
+            </w:r>
+          </w:p>
+        </w:tc>
+        <w:tc>
+          <w:tcPr>
+            <w:tcW w:type="dxa" w:w="1987"/>
+          </w:tcPr>
+          <w:p>
+            <w:pPr>
+              <w:jc w:val="left"/>
+            </w:pPr>
+            <w:r>
+              <w:rPr>
+                <w:rFonts w:ascii="TimeNewRoman" w:hAnsi="TimeNewRoman"/>
+                <w:sz w:val="30"/>
+              </w:rPr>
+              <w:t>62-56=</w:t>
+            </w:r>
+          </w:p>
+        </w:tc>
+        <w:tc>
+          <w:tcPr>
+            <w:tcW w:type="dxa" w:w="1987"/>
+          </w:tcPr>
+          <w:p>
+            <w:pPr>
+              <w:jc w:val="left"/>
+            </w:pPr>
+            <w:r>
+              <w:rPr>
+                <w:rFonts w:ascii="TimeNewRoman" w:hAnsi="TimeNewRoman"/>
+                <w:sz w:val="30"/>
+              </w:rPr>
+              <w:t>37+54=</w:t>
+            </w:r>
+          </w:p>
+        </w:tc>
+        <w:tc>
+          <w:tcPr>
+            <w:tcW w:type="dxa" w:w="1987"/>
+          </w:tcPr>
+          <w:p>
+            <w:pPr>
+              <w:jc w:val="left"/>
+            </w:pPr>
+            <w:r>
+              <w:rPr>
+                <w:rFonts w:ascii="TimeNewRoman" w:hAnsi="TimeNewRoman"/>
+                <w:sz w:val="30"/>
+              </w:rPr>
+              <w:t>82-37=</w:t>
+            </w:r>
+          </w:p>
+        </w:tc>
+      </w:tr>
+      <w:tr>
+        <w:tc>
+          <w:tcPr>
+            <w:tcW w:type="dxa" w:w="1987"/>
+          </w:tcPr>
+          <w:p>
+            <w:pPr>
+              <w:jc w:val="left"/>
+            </w:pPr>
+            <w:r>
+              <w:rPr>
+                <w:rFonts w:ascii="TimeNewRoman" w:hAnsi="TimeNewRoman"/>
+                <w:sz w:val="30"/>
+              </w:rPr>
+              <w:t>2+89=</w:t>
+            </w:r>
+          </w:p>
+        </w:tc>
+        <w:tc>
+          <w:tcPr>
+            <w:tcW w:type="dxa" w:w="1987"/>
+          </w:tcPr>
+          <w:p>
+            <w:pPr>
+              <w:jc w:val="left"/>
+            </w:pPr>
+            <w:r>
+              <w:rPr>
+                <w:rFonts w:ascii="TimeNewRoman" w:hAnsi="TimeNewRoman"/>
+                <w:sz w:val="30"/>
+              </w:rPr>
+              <w:t>28+56=</w:t>
+            </w:r>
+          </w:p>
+        </w:tc>
+        <w:tc>
+          <w:tcPr>
+            <w:tcW w:type="dxa" w:w="1987"/>
+          </w:tcPr>
+          <w:p>
+            <w:pPr>
+              <w:jc w:val="left"/>
+            </w:pPr>
+            <w:r>
+              <w:rPr>
+                <w:rFonts w:ascii="TimeNewRoman" w:hAnsi="TimeNewRoman"/>
+                <w:sz w:val="30"/>
+              </w:rPr>
+              <w:t>73+18=</w:t>
+            </w:r>
+          </w:p>
+        </w:tc>
+        <w:tc>
+          <w:tcPr>
+            <w:tcW w:type="dxa" w:w="1987"/>
+          </w:tcPr>
+          <w:p>
+            <w:pPr>
+              <w:jc w:val="left"/>
+            </w:pPr>
+            <w:r>
+              <w:rPr>
+                <w:rFonts w:ascii="TimeNewRoman" w:hAnsi="TimeNewRoman"/>
+                <w:sz w:val="30"/>
+              </w:rPr>
+              <w:t>39+14=</w:t>
+            </w:r>
+          </w:p>
+        </w:tc>
+        <w:tc>
+          <w:tcPr>
+            <w:tcW w:type="dxa" w:w="1987"/>
+          </w:tcPr>
+          <w:p>
+            <w:pPr>
+              <w:jc w:val="left"/>
+            </w:pPr>
+            <w:r>
+              <w:rPr>
+                <w:rFonts w:ascii="TimeNewRoman" w:hAnsi="TimeNewRoman"/>
+                <w:sz w:val="30"/>
+              </w:rPr>
+              <w:t>84-55=</w:t>
+            </w:r>
+          </w:p>
+        </w:tc>
+      </w:tr>
+      <w:tr>
+        <w:tc>
+          <w:tcPr>
+            <w:tcW w:type="dxa" w:w="1987"/>
+          </w:tcPr>
+          <w:p>
+            <w:pPr>
+              <w:jc w:val="left"/>
+            </w:pPr>
+            <w:r>
+              <w:rPr>
+                <w:rFonts w:ascii="TimeNewRoman" w:hAnsi="TimeNewRoman"/>
+                <w:sz w:val="30"/>
+              </w:rPr>
+              <w:t>62-57=</w:t>
+            </w:r>
+          </w:p>
+        </w:tc>
+        <w:tc>
+          <w:tcPr>
+            <w:tcW w:type="dxa" w:w="1987"/>
+          </w:tcPr>
+          <w:p>
+            <w:pPr>
+              <w:jc w:val="left"/>
+            </w:pPr>
+            <w:r>
+              <w:rPr>
+                <w:rFonts w:ascii="TimeNewRoman" w:hAnsi="TimeNewRoman"/>
+                <w:sz w:val="30"/>
+              </w:rPr>
+              <w:t>71-54=</w:t>
+            </w:r>
+          </w:p>
+        </w:tc>
+        <w:tc>
+          <w:tcPr>
+            <w:tcW w:type="dxa" w:w="1987"/>
+          </w:tcPr>
+          <w:p>
+            <w:pPr>
+              <w:jc w:val="left"/>
+            </w:pPr>
+            <w:r>
+              <w:rPr>
+                <w:rFonts w:ascii="TimeNewRoman" w:hAnsi="TimeNewRoman"/>
+                <w:sz w:val="30"/>
+              </w:rPr>
+              <w:t>81-24=</w:t>
+            </w:r>
+          </w:p>
+        </w:tc>
+        <w:tc>
+          <w:tcPr>
+            <w:tcW w:type="dxa" w:w="1987"/>
+          </w:tcPr>
+          <w:p>
+            <w:pPr>
+              <w:jc w:val="left"/>
+            </w:pPr>
+            <w:r>
+              <w:rPr>
+                <w:rFonts w:ascii="TimeNewRoman" w:hAnsi="TimeNewRoman"/>
+                <w:sz w:val="30"/>
+              </w:rPr>
+              <w:t>60-13=</w:t>
+            </w:r>
+          </w:p>
+        </w:tc>
+        <w:tc>
+          <w:tcPr>
+            <w:tcW w:type="dxa" w:w="1987"/>
+          </w:tcPr>
+          <w:p>
+            <w:pPr>
+              <w:jc w:val="left"/>
+            </w:pPr>
+            <w:r>
+              <w:rPr>
+                <w:rFonts w:ascii="TimeNewRoman" w:hAnsi="TimeNewRoman"/>
+                <w:sz w:val="30"/>
+              </w:rPr>
+              <w:t>33+48=</w:t>
+            </w:r>
+          </w:p>
+        </w:tc>
+      </w:tr>
+      <w:tr>
+        <w:tc>
+          <w:tcPr>
+            <w:tcW w:type="dxa" w:w="1987"/>
+          </w:tcPr>
+          <w:p>
+            <w:pPr>
+              <w:jc w:val="left"/>
+            </w:pPr>
+            <w:r>
+              <w:rPr>
+                <w:rFonts w:ascii="TimeNewRoman" w:hAnsi="TimeNewRoman"/>
+                <w:sz w:val="30"/>
+              </w:rPr>
+              <w:t>51-14=</w:t>
+            </w:r>
+          </w:p>
+        </w:tc>
+        <w:tc>
+          <w:tcPr>
+            <w:tcW w:type="dxa" w:w="1987"/>
+          </w:tcPr>
+          <w:p>
+            <w:pPr>
+              <w:jc w:val="left"/>
+            </w:pPr>
+            <w:r>
+              <w:rPr>
+                <w:rFonts w:ascii="TimeNewRoman" w:hAnsi="TimeNewRoman"/>
+                <w:sz w:val="30"/>
+              </w:rPr>
+              <w:t>81-33=</w:t>
+            </w:r>
+          </w:p>
+        </w:tc>
+        <w:tc>
+          <w:tcPr>
+            <w:tcW w:type="dxa" w:w="1987"/>
+          </w:tcPr>
+          <w:p>
+            <w:pPr>
+              <w:jc w:val="left"/>
+            </w:pPr>
+            <w:r>
+              <w:rPr>
+                <w:rFonts w:ascii="TimeNewRoman" w:hAnsi="TimeNewRoman"/>
+                <w:sz w:val="30"/>
+              </w:rPr>
+              <w:t>47+27=</w:t>
+            </w:r>
+          </w:p>
+        </w:tc>
+        <w:tc>
+          <w:tcPr>
+            <w:tcW w:type="dxa" w:w="1987"/>
+          </w:tcPr>
+          <w:p>
+            <w:pPr>
+              <w:jc w:val="left"/>
+            </w:pPr>
+            <w:r>
+              <w:rPr>
+                <w:rFonts w:ascii="TimeNewRoman" w:hAnsi="TimeNewRoman"/>
+                <w:sz w:val="30"/>
+              </w:rPr>
+              <w:t>9+76=</w:t>
+            </w:r>
+          </w:p>
+        </w:tc>
+        <w:tc>
+          <w:tcPr>
+            <w:tcW w:type="dxa" w:w="1987"/>
+          </w:tcPr>
+          <w:p>
+            <w:pPr>
+              <w:jc w:val="left"/>
+            </w:pPr>
+            <w:r>
+              <w:rPr>
+                <w:rFonts w:ascii="TimeNewRoman" w:hAnsi="TimeNewRoman"/>
+                <w:sz w:val="30"/>
+              </w:rPr>
+              <w:t>83-44=</w:t>
+            </w:r>
+          </w:p>
+        </w:tc>
+      </w:tr>
+      <w:tr>
+        <w:tc>
+          <w:tcPr>
+            <w:tcW w:type="dxa" w:w="1987"/>
+          </w:tcPr>
+          <w:p>
+            <w:pPr>
+              <w:jc w:val="left"/>
+            </w:pPr>
+            <w:r>
+              <w:rPr>
+                <w:rFonts w:ascii="TimeNewRoman" w:hAnsi="TimeNewRoman"/>
+                <w:sz w:val="30"/>
+              </w:rPr>
+              <w:t>24+27=</w:t>
             </w:r>
           </w:p>
         </w:tc>
@@ -526,7 +1292,7 @@
                 <w:rFonts w:ascii="TimeNewRoman" w:hAnsi="TimeNewRoman"/>
                 <w:sz w:val="30"/>
               </w:rPr>
-              <w:t>83-26=</w:t>
+              <w:t>33+38=</w:t>
             </w:r>
           </w:p>
         </w:tc>
@@ -543,7 +1309,24 @@
                 <w:rFonts w:ascii="TimeNewRoman" w:hAnsi="TimeNewRoman"/>
                 <w:sz w:val="30"/>
               </w:rPr>
-              <w:t>83-36=</w:t>
+              <w:t>60-32=</w:t>
+            </w:r>
+          </w:p>
+        </w:tc>
+        <w:tc>
+          <w:tcPr>
+            <w:tcW w:type="dxa" w:w="1987"/>
+          </w:tcPr>
+          <w:p>
+            <w:pPr>
+              <w:jc w:val="left"/>
+            </w:pPr>
+            <w:r>
+              <w:rPr>
+                <w:rFonts w:ascii="TimeNewRoman" w:hAnsi="TimeNewRoman"/>
+                <w:sz w:val="30"/>
+              </w:rPr>
+              <w:t>55-46=</w:t>
             </w:r>
           </w:p>
         </w:tc>
@@ -562,7 +1345,7 @@
                 <w:rFonts w:ascii="TimeNewRoman" w:hAnsi="TimeNewRoman"/>
                 <w:sz w:val="30"/>
               </w:rPr>
-              <w:t>52-27=</w:t>
+              <w:t>18+6=</w:t>
             </w:r>
           </w:p>
         </w:tc>
@@ -579,285 +1362,7 @@
                 <w:rFonts w:ascii="TimeNewRoman" w:hAnsi="TimeNewRoman"/>
                 <w:sz w:val="30"/>
               </w:rPr>
-              <w:t>42-15=</w:t>
-            </w:r>
-          </w:p>
-        </w:tc>
-        <w:tc>
-          <w:tcPr>
-            <w:tcW w:type="dxa" w:w="1987"/>
-          </w:tcPr>
-          <w:p>
-            <w:pPr>
-              <w:jc w:val="left"/>
-            </w:pPr>
-            <w:r>
-              <w:rPr>
-                <w:rFonts w:ascii="TimeNewRoman" w:hAnsi="TimeNewRoman"/>
-                <w:sz w:val="30"/>
-              </w:rPr>
-              <w:t>81-78=</w:t>
-            </w:r>
-          </w:p>
-        </w:tc>
-        <w:tc>
-          <w:tcPr>
-            <w:tcW w:type="dxa" w:w="1987"/>
-          </w:tcPr>
-          <w:p>
-            <w:pPr>
-              <w:jc w:val="left"/>
-            </w:pPr>
-            <w:r>
-              <w:rPr>
-                <w:rFonts w:ascii="TimeNewRoman" w:hAnsi="TimeNewRoman"/>
-                <w:sz w:val="30"/>
-              </w:rPr>
-              <w:t>29+64=</w:t>
-            </w:r>
-          </w:p>
-        </w:tc>
-        <w:tc>
-          <w:tcPr>
-            <w:tcW w:type="dxa" w:w="1987"/>
-          </w:tcPr>
-          <w:p>
-            <w:pPr>
-              <w:jc w:val="left"/>
-            </w:pPr>
-            <w:r>
-              <w:rPr>
-                <w:rFonts w:ascii="TimeNewRoman" w:hAnsi="TimeNewRoman"/>
-                <w:sz w:val="30"/>
-              </w:rPr>
-              <w:t>58+28=</w:t>
-            </w:r>
-          </w:p>
-        </w:tc>
-      </w:tr>
-      <w:tr>
-        <w:tc>
-          <w:tcPr>
-            <w:tcW w:type="dxa" w:w="1987"/>
-          </w:tcPr>
-          <w:p>
-            <w:pPr>
-              <w:jc w:val="left"/>
-            </w:pPr>
-            <w:r>
-              <w:rPr>
-                <w:rFonts w:ascii="TimeNewRoman" w:hAnsi="TimeNewRoman"/>
-                <w:sz w:val="30"/>
-              </w:rPr>
-              <w:t>78+9=</w:t>
-            </w:r>
-          </w:p>
-        </w:tc>
-        <w:tc>
-          <w:tcPr>
-            <w:tcW w:type="dxa" w:w="1987"/>
-          </w:tcPr>
-          <w:p>
-            <w:pPr>
-              <w:jc w:val="left"/>
-            </w:pPr>
-            <w:r>
-              <w:rPr>
-                <w:rFonts w:ascii="TimeNewRoman" w:hAnsi="TimeNewRoman"/>
-                <w:sz w:val="30"/>
-              </w:rPr>
-              <w:t>52-49=</w:t>
-            </w:r>
-          </w:p>
-        </w:tc>
-        <w:tc>
-          <w:tcPr>
-            <w:tcW w:type="dxa" w:w="1987"/>
-          </w:tcPr>
-          <w:p>
-            <w:pPr>
-              <w:jc w:val="left"/>
-            </w:pPr>
-            <w:r>
-              <w:rPr>
-                <w:rFonts w:ascii="TimeNewRoman" w:hAnsi="TimeNewRoman"/>
-                <w:sz w:val="30"/>
-              </w:rPr>
-              <w:t>52-14=</w:t>
-            </w:r>
-          </w:p>
-        </w:tc>
-        <w:tc>
-          <w:tcPr>
-            <w:tcW w:type="dxa" w:w="1987"/>
-          </w:tcPr>
-          <w:p>
-            <w:pPr>
-              <w:jc w:val="left"/>
-            </w:pPr>
-            <w:r>
-              <w:rPr>
-                <w:rFonts w:ascii="TimeNewRoman" w:hAnsi="TimeNewRoman"/>
-                <w:sz w:val="30"/>
-              </w:rPr>
-              <w:t>16+46=</w:t>
-            </w:r>
-          </w:p>
-        </w:tc>
-        <w:tc>
-          <w:tcPr>
-            <w:tcW w:type="dxa" w:w="1987"/>
-          </w:tcPr>
-          <w:p>
-            <w:pPr>
-              <w:jc w:val="left"/>
-            </w:pPr>
-            <w:r>
-              <w:rPr>
-                <w:rFonts w:ascii="TimeNewRoman" w:hAnsi="TimeNewRoman"/>
-                <w:sz w:val="30"/>
-              </w:rPr>
-              <w:t>34+38=</w:t>
-            </w:r>
-          </w:p>
-        </w:tc>
-      </w:tr>
-      <w:tr>
-        <w:tc>
-          <w:tcPr>
-            <w:tcW w:type="dxa" w:w="1987"/>
-          </w:tcPr>
-          <w:p>
-            <w:pPr>
-              <w:jc w:val="left"/>
-            </w:pPr>
-            <w:r>
-              <w:rPr>
-                <w:rFonts w:ascii="TimeNewRoman" w:hAnsi="TimeNewRoman"/>
-                <w:sz w:val="30"/>
-              </w:rPr>
-              <w:t>28+13=</w:t>
-            </w:r>
-          </w:p>
-        </w:tc>
-        <w:tc>
-          <w:tcPr>
-            <w:tcW w:type="dxa" w:w="1987"/>
-          </w:tcPr>
-          <w:p>
-            <w:pPr>
-              <w:jc w:val="left"/>
-            </w:pPr>
-            <w:r>
-              <w:rPr>
-                <w:rFonts w:ascii="TimeNewRoman" w:hAnsi="TimeNewRoman"/>
-                <w:sz w:val="30"/>
-              </w:rPr>
-              <w:t>28+46=</w:t>
-            </w:r>
-          </w:p>
-        </w:tc>
-        <w:tc>
-          <w:tcPr>
-            <w:tcW w:type="dxa" w:w="1987"/>
-          </w:tcPr>
-          <w:p>
-            <w:pPr>
-              <w:jc w:val="left"/>
-            </w:pPr>
-            <w:r>
-              <w:rPr>
-                <w:rFonts w:ascii="TimeNewRoman" w:hAnsi="TimeNewRoman"/>
-                <w:sz w:val="30"/>
-              </w:rPr>
-              <w:t>87+5=</w:t>
-            </w:r>
-          </w:p>
-        </w:tc>
-        <w:tc>
-          <w:tcPr>
-            <w:tcW w:type="dxa" w:w="1987"/>
-          </w:tcPr>
-          <w:p>
-            <w:pPr>
-              <w:jc w:val="left"/>
-            </w:pPr>
-            <w:r>
-              <w:rPr>
-                <w:rFonts w:ascii="TimeNewRoman" w:hAnsi="TimeNewRoman"/>
-                <w:sz w:val="30"/>
-              </w:rPr>
-              <w:t>39+17=</w:t>
-            </w:r>
-          </w:p>
-        </w:tc>
-        <w:tc>
-          <w:tcPr>
-            <w:tcW w:type="dxa" w:w="1987"/>
-          </w:tcPr>
-          <w:p>
-            <w:pPr>
-              <w:jc w:val="left"/>
-            </w:pPr>
-            <w:r>
-              <w:rPr>
-                <w:rFonts w:ascii="TimeNewRoman" w:hAnsi="TimeNewRoman"/>
-                <w:sz w:val="30"/>
-              </w:rPr>
-              <w:t>39+13=</w:t>
-            </w:r>
-          </w:p>
-        </w:tc>
-      </w:tr>
-      <w:tr>
-        <w:tc>
-          <w:tcPr>
-            <w:tcW w:type="dxa" w:w="1987"/>
-          </w:tcPr>
-          <w:p>
-            <w:pPr>
-              <w:jc w:val="left"/>
-            </w:pPr>
-            <w:r>
-              <w:rPr>
-                <w:rFonts w:ascii="TimeNewRoman" w:hAnsi="TimeNewRoman"/>
-                <w:sz w:val="30"/>
-              </w:rPr>
-              <w:t>35+29=</w:t>
-            </w:r>
-          </w:p>
-        </w:tc>
-        <w:tc>
-          <w:tcPr>
-            <w:tcW w:type="dxa" w:w="1987"/>
-          </w:tcPr>
-          <w:p>
-            <w:pPr>
-              <w:jc w:val="left"/>
-            </w:pPr>
-            <w:r>
-              <w:rPr>
-                <w:rFonts w:ascii="TimeNewRoman" w:hAnsi="TimeNewRoman"/>
-                <w:sz w:val="30"/>
-              </w:rPr>
-              <w:t>77+18=</w:t>
-            </w:r>
-          </w:p>
-        </w:tc>
-        <w:tc>
-          <w:tcPr>
-            <w:tcW w:type="dxa" w:w="1987"/>
-          </w:tcPr>
-          <w:p>
-            <w:pPr>
-              <w:jc w:val="left"/>
-            </w:pPr>
-            <w:r>
-              <w:rPr>
-                <w:rFonts w:ascii="TimeNewRoman" w:hAnsi="TimeNewRoman"/>
-                <w:sz w:val="30"/>
-              </w:rPr>
-              <w:t>34-8=</w:t>
+              <w:t>82-39=</w:t>
             </w:r>
           </w:p>
         </w:tc>
@@ -891,7 +1396,24 @@
                 <w:rFonts w:ascii="TimeNewRoman" w:hAnsi="TimeNewRoman"/>
                 <w:sz w:val="30"/>
               </w:rPr>
-              <w:t>7+35=</w:t>
+              <w:t>72-58=</w:t>
+            </w:r>
+          </w:p>
+        </w:tc>
+        <w:tc>
+          <w:tcPr>
+            <w:tcW w:type="dxa" w:w="1987"/>
+          </w:tcPr>
+          <w:p>
+            <w:pPr>
+              <w:jc w:val="left"/>
+            </w:pPr>
+            <w:r>
+              <w:rPr>
+                <w:rFonts w:ascii="TimeNewRoman" w:hAnsi="TimeNewRoman"/>
+                <w:sz w:val="30"/>
+              </w:rPr>
+              <w:t>12-4=</w:t>
             </w:r>
           </w:p>
         </w:tc>
@@ -910,7 +1432,7 @@
                 <w:rFonts w:ascii="TimeNewRoman" w:hAnsi="TimeNewRoman"/>
                 <w:sz w:val="30"/>
               </w:rPr>
-              <w:t>33-7=</w:t>
+              <w:t>86-49=</w:t>
             </w:r>
           </w:p>
         </w:tc>
@@ -927,7 +1449,7 @@
                 <w:rFonts w:ascii="TimeNewRoman" w:hAnsi="TimeNewRoman"/>
                 <w:sz w:val="30"/>
               </w:rPr>
-              <w:t>62-7=</w:t>
+              <w:t>80-19=</w:t>
             </w:r>
           </w:p>
         </w:tc>
@@ -944,7 +1466,7 @@
                 <w:rFonts w:ascii="TimeNewRoman" w:hAnsi="TimeNewRoman"/>
                 <w:sz w:val="30"/>
               </w:rPr>
-              <w:t>84-58=</w:t>
+              <w:t>3+8=</w:t>
             </w:r>
           </w:p>
         </w:tc>
@@ -961,7 +1483,7 @@
                 <w:rFonts w:ascii="TimeNewRoman" w:hAnsi="TimeNewRoman"/>
                 <w:sz w:val="30"/>
               </w:rPr>
-              <w:t>81-64=</w:t>
+              <w:t>70-29=</w:t>
             </w:r>
           </w:p>
         </w:tc>
@@ -978,7 +1500,7 @@
                 <w:rFonts w:ascii="TimeNewRoman" w:hAnsi="TimeNewRoman"/>
                 <w:sz w:val="30"/>
               </w:rPr>
-              <w:t>11-3=</w:t>
+              <w:t>70-4=</w:t>
             </w:r>
           </w:p>
         </w:tc>
@@ -997,7 +1519,7 @@
                 <w:rFonts w:ascii="TimeNewRoman" w:hAnsi="TimeNewRoman"/>
                 <w:sz w:val="30"/>
               </w:rPr>
-              <w:t>2+9=</w:t>
+              <w:t>64-56=</w:t>
             </w:r>
           </w:p>
         </w:tc>
@@ -1014,7 +1536,7 @@
                 <w:rFonts w:ascii="TimeNewRoman" w:hAnsi="TimeNewRoman"/>
                 <w:sz w:val="30"/>
               </w:rPr>
-              <w:t>16+28=</w:t>
+              <w:t>47+37=</w:t>
             </w:r>
           </w:p>
         </w:tc>
@@ -1031,7 +1553,7 @@
                 <w:rFonts w:ascii="TimeNewRoman" w:hAnsi="TimeNewRoman"/>
                 <w:sz w:val="30"/>
               </w:rPr>
-              <w:t>34-7=</w:t>
+              <w:t>87-49=</w:t>
             </w:r>
           </w:p>
         </w:tc>
@@ -1048,7 +1570,7 @@
                 <w:rFonts w:ascii="TimeNewRoman" w:hAnsi="TimeNewRoman"/>
                 <w:sz w:val="30"/>
               </w:rPr>
-              <w:t>65+28=</w:t>
+              <w:t>64-15=</w:t>
             </w:r>
           </w:p>
         </w:tc>
@@ -1065,7 +1587,7 @@
                 <w:rFonts w:ascii="TimeNewRoman" w:hAnsi="TimeNewRoman"/>
                 <w:sz w:val="30"/>
               </w:rPr>
-              <w:t>6+5=</w:t>
+              <w:t>30-15=</w:t>
             </w:r>
           </w:p>
         </w:tc>
@@ -1084,7 +1606,7 @@
                 <w:rFonts w:ascii="TimeNewRoman" w:hAnsi="TimeNewRoman"/>
                 <w:sz w:val="30"/>
               </w:rPr>
-              <w:t>44+49=</w:t>
+              <w:t>24+28=</w:t>
             </w:r>
           </w:p>
         </w:tc>
@@ -1101,7 +1623,7 @@
                 <w:rFonts w:ascii="TimeNewRoman" w:hAnsi="TimeNewRoman"/>
                 <w:sz w:val="30"/>
               </w:rPr>
-              <w:t>31-5=</w:t>
+              <w:t>19+75=</w:t>
             </w:r>
           </w:p>
         </w:tc>
@@ -1118,7 +1640,7 @@
                 <w:rFonts w:ascii="TimeNewRoman" w:hAnsi="TimeNewRoman"/>
                 <w:sz w:val="30"/>
               </w:rPr>
-              <w:t>37+17=</w:t>
+              <w:t>13+48=</w:t>
             </w:r>
           </w:p>
         </w:tc>
@@ -1135,7 +1657,7 @@
                 <w:rFonts w:ascii="TimeNewRoman" w:hAnsi="TimeNewRoman"/>
                 <w:sz w:val="30"/>
               </w:rPr>
-              <w:t>19+49=</w:t>
+              <w:t>75-59=</w:t>
             </w:r>
           </w:p>
         </w:tc>
@@ -1152,7 +1674,7 @@
                 <w:rFonts w:ascii="TimeNewRoman" w:hAnsi="TimeNewRoman"/>
                 <w:sz w:val="30"/>
               </w:rPr>
-              <w:t>82-54=</w:t>
+              <w:t>18+43=</w:t>
             </w:r>
           </w:p>
         </w:tc>
@@ -1171,7 +1693,7 @@
                 <w:rFonts w:ascii="TimeNewRoman" w:hAnsi="TimeNewRoman"/>
                 <w:sz w:val="30"/>
               </w:rPr>
-              <w:t>81-35=</w:t>
+              <w:t>66+29=</w:t>
             </w:r>
           </w:p>
         </w:tc>
@@ -1188,94 +1710,7 @@
                 <w:rFonts w:ascii="TimeNewRoman" w:hAnsi="TimeNewRoman"/>
                 <w:sz w:val="30"/>
               </w:rPr>
-              <w:t>70-2=</w:t>
-            </w:r>
-          </w:p>
-        </w:tc>
-        <w:tc>
-          <w:tcPr>
-            <w:tcW w:type="dxa" w:w="1987"/>
-          </w:tcPr>
-          <w:p>
-            <w:pPr>
-              <w:jc w:val="left"/>
-            </w:pPr>
-            <w:r>
-              <w:rPr>
-                <w:rFonts w:ascii="TimeNewRoman" w:hAnsi="TimeNewRoman"/>
-                <w:sz w:val="30"/>
-              </w:rPr>
-              <w:t>71-29=</w:t>
-            </w:r>
-          </w:p>
-        </w:tc>
-        <w:tc>
-          <w:tcPr>
-            <w:tcW w:type="dxa" w:w="1987"/>
-          </w:tcPr>
-          <w:p>
-            <w:pPr>
-              <w:jc w:val="left"/>
-            </w:pPr>
-            <w:r>
-              <w:rPr>
-                <w:rFonts w:ascii="TimeNewRoman" w:hAnsi="TimeNewRoman"/>
-                <w:sz w:val="30"/>
-              </w:rPr>
-              <w:t>17+64=</w:t>
-            </w:r>
-          </w:p>
-        </w:tc>
-        <w:tc>
-          <w:tcPr>
-            <w:tcW w:type="dxa" w:w="1987"/>
-          </w:tcPr>
-          <w:p>
-            <w:pPr>
-              <w:jc w:val="left"/>
-            </w:pPr>
-            <w:r>
-              <w:rPr>
-                <w:rFonts w:ascii="TimeNewRoman" w:hAnsi="TimeNewRoman"/>
-                <w:sz w:val="30"/>
-              </w:rPr>
-              <w:t>18+64=</w:t>
-            </w:r>
-          </w:p>
-        </w:tc>
-      </w:tr>
-      <w:tr>
-        <w:tc>
-          <w:tcPr>
-            <w:tcW w:type="dxa" w:w="1987"/>
-          </w:tcPr>
-          <w:p>
-            <w:pPr>
-              <w:jc w:val="left"/>
-            </w:pPr>
-            <w:r>
-              <w:rPr>
-                <w:rFonts w:ascii="TimeNewRoman" w:hAnsi="TimeNewRoman"/>
-                <w:sz w:val="30"/>
-              </w:rPr>
-              <w:t>68+9=</w:t>
-            </w:r>
-          </w:p>
-        </w:tc>
-        <w:tc>
-          <w:tcPr>
-            <w:tcW w:type="dxa" w:w="1987"/>
-          </w:tcPr>
-          <w:p>
-            <w:pPr>
-              <w:jc w:val="left"/>
-            </w:pPr>
-            <w:r>
-              <w:rPr>
-                <w:rFonts w:ascii="TimeNewRoman" w:hAnsi="TimeNewRoman"/>
-                <w:sz w:val="30"/>
-              </w:rPr>
-              <w:t>94-35=</w:t>
+              <w:t>57+7=</w:t>
             </w:r>
           </w:p>
         </w:tc>
@@ -1309,7 +1744,7 @@
                 <w:rFonts w:ascii="TimeNewRoman" w:hAnsi="TimeNewRoman"/>
                 <w:sz w:val="30"/>
               </w:rPr>
-              <w:t>28+67=</w:t>
+              <w:t>96-89=</w:t>
             </w:r>
           </w:p>
         </w:tc>
@@ -1326,442 +1761,7 @@
                 <w:rFonts w:ascii="TimeNewRoman" w:hAnsi="TimeNewRoman"/>
                 <w:sz w:val="30"/>
               </w:rPr>
-              <w:t>9+87=</w:t>
-            </w:r>
-          </w:p>
-        </w:tc>
-      </w:tr>
-      <w:tr>
-        <w:tc>
-          <w:tcPr>
-            <w:tcW w:type="dxa" w:w="1987"/>
-          </w:tcPr>
-          <w:p>
-            <w:pPr>
-              <w:jc w:val="left"/>
-            </w:pPr>
-            <w:r>
-              <w:rPr>
-                <w:rFonts w:ascii="TimeNewRoman" w:hAnsi="TimeNewRoman"/>
-                <w:sz w:val="30"/>
-              </w:rPr>
-              <w:t>45+7=</w:t>
-            </w:r>
-          </w:p>
-        </w:tc>
-        <w:tc>
-          <w:tcPr>
-            <w:tcW w:type="dxa" w:w="1987"/>
-          </w:tcPr>
-          <w:p>
-            <w:pPr>
-              <w:jc w:val="left"/>
-            </w:pPr>
-            <w:r>
-              <w:rPr>
-                <w:rFonts w:ascii="TimeNewRoman" w:hAnsi="TimeNewRoman"/>
-                <w:sz w:val="30"/>
-              </w:rPr>
-              <w:t>59+27=</w:t>
-            </w:r>
-          </w:p>
-        </w:tc>
-        <w:tc>
-          <w:tcPr>
-            <w:tcW w:type="dxa" w:w="1987"/>
-          </w:tcPr>
-          <w:p>
-            <w:pPr>
-              <w:jc w:val="left"/>
-            </w:pPr>
-            <w:r>
-              <w:rPr>
-                <w:rFonts w:ascii="TimeNewRoman" w:hAnsi="TimeNewRoman"/>
-                <w:sz w:val="30"/>
-              </w:rPr>
-              <w:t>82-79=</w:t>
-            </w:r>
-          </w:p>
-        </w:tc>
-        <w:tc>
-          <w:tcPr>
-            <w:tcW w:type="dxa" w:w="1987"/>
-          </w:tcPr>
-          <w:p>
-            <w:pPr>
-              <w:jc w:val="left"/>
-            </w:pPr>
-            <w:r>
-              <w:rPr>
-                <w:rFonts w:ascii="TimeNewRoman" w:hAnsi="TimeNewRoman"/>
-                <w:sz w:val="30"/>
-              </w:rPr>
-              <w:t>90-27=</w:t>
-            </w:r>
-          </w:p>
-        </w:tc>
-        <w:tc>
-          <w:tcPr>
-            <w:tcW w:type="dxa" w:w="1987"/>
-          </w:tcPr>
-          <w:p>
-            <w:pPr>
-              <w:jc w:val="left"/>
-            </w:pPr>
-            <w:r>
-              <w:rPr>
-                <w:rFonts w:ascii="TimeNewRoman" w:hAnsi="TimeNewRoman"/>
-                <w:sz w:val="30"/>
-              </w:rPr>
-              <w:t>48+6=</w:t>
-            </w:r>
-          </w:p>
-        </w:tc>
-      </w:tr>
-      <w:tr>
-        <w:tc>
-          <w:tcPr>
-            <w:tcW w:type="dxa" w:w="1987"/>
-          </w:tcPr>
-          <w:p>
-            <w:pPr>
-              <w:jc w:val="left"/>
-            </w:pPr>
-            <w:r>
-              <w:rPr>
-                <w:rFonts w:ascii="TimeNewRoman" w:hAnsi="TimeNewRoman"/>
-                <w:sz w:val="30"/>
-              </w:rPr>
-              <w:t>18+79=</w:t>
-            </w:r>
-          </w:p>
-        </w:tc>
-        <w:tc>
-          <w:tcPr>
-            <w:tcW w:type="dxa" w:w="1987"/>
-          </w:tcPr>
-          <w:p>
-            <w:pPr>
-              <w:jc w:val="left"/>
-            </w:pPr>
-            <w:r>
-              <w:rPr>
-                <w:rFonts w:ascii="TimeNewRoman" w:hAnsi="TimeNewRoman"/>
-                <w:sz w:val="30"/>
-              </w:rPr>
-              <w:t>57-9=</w:t>
-            </w:r>
-          </w:p>
-        </w:tc>
-        <w:tc>
-          <w:tcPr>
-            <w:tcW w:type="dxa" w:w="1987"/>
-          </w:tcPr>
-          <w:p>
-            <w:pPr>
-              <w:jc w:val="left"/>
-            </w:pPr>
-            <w:r>
-              <w:rPr>
-                <w:rFonts w:ascii="TimeNewRoman" w:hAnsi="TimeNewRoman"/>
-                <w:sz w:val="30"/>
-              </w:rPr>
-              <w:t>60-14=</w:t>
-            </w:r>
-          </w:p>
-        </w:tc>
-        <w:tc>
-          <w:tcPr>
-            <w:tcW w:type="dxa" w:w="1987"/>
-          </w:tcPr>
-          <w:p>
-            <w:pPr>
-              <w:jc w:val="left"/>
-            </w:pPr>
-            <w:r>
-              <w:rPr>
-                <w:rFonts w:ascii="TimeNewRoman" w:hAnsi="TimeNewRoman"/>
-                <w:sz w:val="30"/>
-              </w:rPr>
-              <w:t>25+17=</w:t>
-            </w:r>
-          </w:p>
-        </w:tc>
-        <w:tc>
-          <w:tcPr>
-            <w:tcW w:type="dxa" w:w="1987"/>
-          </w:tcPr>
-          <w:p>
-            <w:pPr>
-              <w:jc w:val="left"/>
-            </w:pPr>
-            <w:r>
-              <w:rPr>
-                <w:rFonts w:ascii="TimeNewRoman" w:hAnsi="TimeNewRoman"/>
-                <w:sz w:val="30"/>
-              </w:rPr>
-              <w:t>69+7=</w:t>
-            </w:r>
-          </w:p>
-        </w:tc>
-      </w:tr>
-      <w:tr>
-        <w:tc>
-          <w:tcPr>
-            <w:tcW w:type="dxa" w:w="1987"/>
-          </w:tcPr>
-          <w:p>
-            <w:pPr>
-              <w:jc w:val="left"/>
-            </w:pPr>
-            <w:r>
-              <w:rPr>
-                <w:rFonts w:ascii="TimeNewRoman" w:hAnsi="TimeNewRoman"/>
-                <w:sz w:val="30"/>
-              </w:rPr>
-              <w:t>29+49=</w:t>
-            </w:r>
-          </w:p>
-        </w:tc>
-        <w:tc>
-          <w:tcPr>
-            <w:tcW w:type="dxa" w:w="1987"/>
-          </w:tcPr>
-          <w:p>
-            <w:pPr>
-              <w:jc w:val="left"/>
-            </w:pPr>
-            <w:r>
-              <w:rPr>
-                <w:rFonts w:ascii="TimeNewRoman" w:hAnsi="TimeNewRoman"/>
-                <w:sz w:val="30"/>
-              </w:rPr>
-              <w:t>80-43=</w:t>
-            </w:r>
-          </w:p>
-        </w:tc>
-        <w:tc>
-          <w:tcPr>
-            <w:tcW w:type="dxa" w:w="1987"/>
-          </w:tcPr>
-          <w:p>
-            <w:pPr>
-              <w:jc w:val="left"/>
-            </w:pPr>
-            <w:r>
-              <w:rPr>
-                <w:rFonts w:ascii="TimeNewRoman" w:hAnsi="TimeNewRoman"/>
-                <w:sz w:val="30"/>
-              </w:rPr>
-              <w:t>91-52=</w:t>
-            </w:r>
-          </w:p>
-        </w:tc>
-        <w:tc>
-          <w:tcPr>
-            <w:tcW w:type="dxa" w:w="1987"/>
-          </w:tcPr>
-          <w:p>
-            <w:pPr>
-              <w:jc w:val="left"/>
-            </w:pPr>
-            <w:r>
-              <w:rPr>
-                <w:rFonts w:ascii="TimeNewRoman" w:hAnsi="TimeNewRoman"/>
-                <w:sz w:val="30"/>
-              </w:rPr>
-              <w:t>90-79=</w:t>
-            </w:r>
-          </w:p>
-        </w:tc>
-        <w:tc>
-          <w:tcPr>
-            <w:tcW w:type="dxa" w:w="1987"/>
-          </w:tcPr>
-          <w:p>
-            <w:pPr>
-              <w:jc w:val="left"/>
-            </w:pPr>
-            <w:r>
-              <w:rPr>
-                <w:rFonts w:ascii="TimeNewRoman" w:hAnsi="TimeNewRoman"/>
-                <w:sz w:val="30"/>
-              </w:rPr>
-              <w:t>92-64=</w:t>
-            </w:r>
-          </w:p>
-        </w:tc>
-      </w:tr>
-      <w:tr>
-        <w:tc>
-          <w:tcPr>
-            <w:tcW w:type="dxa" w:w="1987"/>
-          </w:tcPr>
-          <w:p>
-            <w:pPr>
-              <w:jc w:val="left"/>
-            </w:pPr>
-            <w:r>
-              <w:rPr>
-                <w:rFonts w:ascii="TimeNewRoman" w:hAnsi="TimeNewRoman"/>
-                <w:sz w:val="30"/>
-              </w:rPr>
-              <w:t>44+48=</w:t>
-            </w:r>
-          </w:p>
-        </w:tc>
-        <w:tc>
-          <w:tcPr>
-            <w:tcW w:type="dxa" w:w="1987"/>
-          </w:tcPr>
-          <w:p>
-            <w:pPr>
-              <w:jc w:val="left"/>
-            </w:pPr>
-            <w:r>
-              <w:rPr>
-                <w:rFonts w:ascii="TimeNewRoman" w:hAnsi="TimeNewRoman"/>
-                <w:sz w:val="30"/>
-              </w:rPr>
-              <w:t>38+17=</w:t>
-            </w:r>
-          </w:p>
-        </w:tc>
-        <w:tc>
-          <w:tcPr>
-            <w:tcW w:type="dxa" w:w="1987"/>
-          </w:tcPr>
-          <w:p>
-            <w:pPr>
-              <w:jc w:val="left"/>
-            </w:pPr>
-            <w:r>
-              <w:rPr>
-                <w:rFonts w:ascii="TimeNewRoman" w:hAnsi="TimeNewRoman"/>
-                <w:sz w:val="30"/>
-              </w:rPr>
-              <w:t>46+28=</w:t>
-            </w:r>
-          </w:p>
-        </w:tc>
-        <w:tc>
-          <w:tcPr>
-            <w:tcW w:type="dxa" w:w="1987"/>
-          </w:tcPr>
-          <w:p>
-            <w:pPr>
-              <w:jc w:val="left"/>
-            </w:pPr>
-            <w:r>
-              <w:rPr>
-                <w:rFonts w:ascii="TimeNewRoman" w:hAnsi="TimeNewRoman"/>
-                <w:sz w:val="30"/>
-              </w:rPr>
-              <w:t>31-15=</w:t>
-            </w:r>
-          </w:p>
-        </w:tc>
-        <w:tc>
-          <w:tcPr>
-            <w:tcW w:type="dxa" w:w="1987"/>
-          </w:tcPr>
-          <w:p>
-            <w:pPr>
-              <w:jc w:val="left"/>
-            </w:pPr>
-            <w:r>
-              <w:rPr>
-                <w:rFonts w:ascii="TimeNewRoman" w:hAnsi="TimeNewRoman"/>
-                <w:sz w:val="30"/>
-              </w:rPr>
-              <w:t>4+88=</w:t>
-            </w:r>
-          </w:p>
-        </w:tc>
-      </w:tr>
-      <w:tr>
-        <w:tc>
-          <w:tcPr>
-            <w:tcW w:type="dxa" w:w="1987"/>
-          </w:tcPr>
-          <w:p>
-            <w:pPr>
-              <w:jc w:val="left"/>
-            </w:pPr>
-            <w:r>
-              <w:rPr>
-                <w:rFonts w:ascii="TimeNewRoman" w:hAnsi="TimeNewRoman"/>
-                <w:sz w:val="30"/>
-              </w:rPr>
-              <w:t>40-19=</w:t>
-            </w:r>
-          </w:p>
-        </w:tc>
-        <w:tc>
-          <w:tcPr>
-            <w:tcW w:type="dxa" w:w="1987"/>
-          </w:tcPr>
-          <w:p>
-            <w:pPr>
-              <w:jc w:val="left"/>
-            </w:pPr>
-            <w:r>
-              <w:rPr>
-                <w:rFonts w:ascii="TimeNewRoman" w:hAnsi="TimeNewRoman"/>
-                <w:sz w:val="30"/>
-              </w:rPr>
-              <w:t>5+57=</w:t>
-            </w:r>
-          </w:p>
-        </w:tc>
-        <w:tc>
-          <w:tcPr>
-            <w:tcW w:type="dxa" w:w="1987"/>
-          </w:tcPr>
-          <w:p>
-            <w:pPr>
-              <w:jc w:val="left"/>
-            </w:pPr>
-            <w:r>
-              <w:rPr>
-                <w:rFonts w:ascii="TimeNewRoman" w:hAnsi="TimeNewRoman"/>
-                <w:sz w:val="30"/>
-              </w:rPr>
-              <w:t>90-39=</w:t>
-            </w:r>
-          </w:p>
-        </w:tc>
-        <w:tc>
-          <w:tcPr>
-            <w:tcW w:type="dxa" w:w="1987"/>
-          </w:tcPr>
-          <w:p>
-            <w:pPr>
-              <w:jc w:val="left"/>
-            </w:pPr>
-            <w:r>
-              <w:rPr>
-                <w:rFonts w:ascii="TimeNewRoman" w:hAnsi="TimeNewRoman"/>
-                <w:sz w:val="30"/>
-              </w:rPr>
-              <w:t>94-27=</w:t>
-            </w:r>
-          </w:p>
-        </w:tc>
-        <w:tc>
-          <w:tcPr>
-            <w:tcW w:type="dxa" w:w="1987"/>
-          </w:tcPr>
-          <w:p>
-            <w:pPr>
-              <w:jc w:val="left"/>
-            </w:pPr>
-            <w:r>
-              <w:rPr>
-                <w:rFonts w:ascii="TimeNewRoman" w:hAnsi="TimeNewRoman"/>
-                <w:sz w:val="30"/>
-              </w:rPr>
-              <w:t>30-19=</w:t>
+              <w:t>72-45=</w:t>
             </w:r>
           </w:p>
         </w:tc>

--- a/adc_sbb_within_100.docx
+++ b/adc_sbb_within_100.docx
@@ -11,7 +11,7 @@
           <w:rFonts w:ascii="Arial" w:hAnsi="Arial"/>
           <w:sz w:val="30"/>
         </w:rPr>
-        <w:t>2026-09-18 Friday</w:t>
+        <w:t>2026-09-19 Saturday</w:t>
       </w:r>
     </w:p>
     <w:tbl>
@@ -40,7 +40,7 @@
                 <w:rFonts w:ascii="TimeNewRoman" w:hAnsi="TimeNewRoman"/>
                 <w:sz w:val="30"/>
               </w:rPr>
-              <w:t>33-9=</w:t>
+              <w:t>18+4=</w:t>
             </w:r>
           </w:p>
         </w:tc>
@@ -57,7 +57,7 @@
                 <w:rFonts w:ascii="TimeNewRoman" w:hAnsi="TimeNewRoman"/>
                 <w:sz w:val="30"/>
               </w:rPr>
-              <w:t>82-79=</w:t>
+              <w:t>77+16=</w:t>
             </w:r>
           </w:p>
         </w:tc>
@@ -74,7 +74,7 @@
                 <w:rFonts w:ascii="TimeNewRoman" w:hAnsi="TimeNewRoman"/>
                 <w:sz w:val="30"/>
               </w:rPr>
-              <w:t>78+13=</w:t>
+              <w:t>74-16=</w:t>
             </w:r>
           </w:p>
         </w:tc>
@@ -91,7 +91,7 @@
                 <w:rFonts w:ascii="TimeNewRoman" w:hAnsi="TimeNewRoman"/>
                 <w:sz w:val="30"/>
               </w:rPr>
-              <w:t>63-8=</w:t>
+              <w:t>18+18=</w:t>
             </w:r>
           </w:p>
         </w:tc>
@@ -108,307 +108,12 @@
                 <w:rFonts w:ascii="TimeNewRoman" w:hAnsi="TimeNewRoman"/>
                 <w:sz w:val="30"/>
               </w:rPr>
-              <w:t>78+3=</w:t>
+              <w:t>53-7=</w:t>
             </w:r>
           </w:p>
         </w:tc>
       </w:tr>
       <w:tr>
-        <w:tc>
-          <w:tcPr>
-            <w:tcW w:type="dxa" w:w="1987"/>
-          </w:tcPr>
-          <w:p>
-            <w:pPr>
-              <w:jc w:val="left"/>
-            </w:pPr>
-            <w:r>
-              <w:rPr>
-                <w:rFonts w:ascii="TimeNewRoman" w:hAnsi="TimeNewRoman"/>
-                <w:sz w:val="30"/>
-              </w:rPr>
-              <w:t>37+44=</w:t>
-            </w:r>
-          </w:p>
-        </w:tc>
-        <w:tc>
-          <w:tcPr>
-            <w:tcW w:type="dxa" w:w="1987"/>
-          </w:tcPr>
-          <w:p>
-            <w:pPr>
-              <w:jc w:val="left"/>
-            </w:pPr>
-            <w:r>
-              <w:rPr>
-                <w:rFonts w:ascii="TimeNewRoman" w:hAnsi="TimeNewRoman"/>
-                <w:sz w:val="30"/>
-              </w:rPr>
-              <w:t>17+54=</w:t>
-            </w:r>
-          </w:p>
-        </w:tc>
-        <w:tc>
-          <w:tcPr>
-            <w:tcW w:type="dxa" w:w="1987"/>
-          </w:tcPr>
-          <w:p>
-            <w:pPr>
-              <w:jc w:val="left"/>
-            </w:pPr>
-            <w:r>
-              <w:rPr>
-                <w:rFonts w:ascii="TimeNewRoman" w:hAnsi="TimeNewRoman"/>
-                <w:sz w:val="30"/>
-              </w:rPr>
-              <w:t>65+9=</w:t>
-            </w:r>
-          </w:p>
-        </w:tc>
-        <w:tc>
-          <w:tcPr>
-            <w:tcW w:type="dxa" w:w="1987"/>
-          </w:tcPr>
-          <w:p>
-            <w:pPr>
-              <w:jc w:val="left"/>
-            </w:pPr>
-            <w:r>
-              <w:rPr>
-                <w:rFonts w:ascii="TimeNewRoman" w:hAnsi="TimeNewRoman"/>
-                <w:sz w:val="30"/>
-              </w:rPr>
-              <w:t>71-36=</w:t>
-            </w:r>
-          </w:p>
-        </w:tc>
-        <w:tc>
-          <w:tcPr>
-            <w:tcW w:type="dxa" w:w="1987"/>
-          </w:tcPr>
-          <w:p>
-            <w:pPr>
-              <w:jc w:val="left"/>
-            </w:pPr>
-            <w:r>
-              <w:rPr>
-                <w:rFonts w:ascii="TimeNewRoman" w:hAnsi="TimeNewRoman"/>
-                <w:sz w:val="30"/>
-              </w:rPr>
-              <w:t>55-26=</w:t>
-            </w:r>
-          </w:p>
-        </w:tc>
-      </w:tr>
-      <w:tr>
-        <w:tc>
-          <w:tcPr>
-            <w:tcW w:type="dxa" w:w="1987"/>
-          </w:tcPr>
-          <w:p>
-            <w:pPr>
-              <w:jc w:val="left"/>
-            </w:pPr>
-            <w:r>
-              <w:rPr>
-                <w:rFonts w:ascii="TimeNewRoman" w:hAnsi="TimeNewRoman"/>
-                <w:sz w:val="30"/>
-              </w:rPr>
-              <w:t>80-36=</w:t>
-            </w:r>
-          </w:p>
-        </w:tc>
-        <w:tc>
-          <w:tcPr>
-            <w:tcW w:type="dxa" w:w="1987"/>
-          </w:tcPr>
-          <w:p>
-            <w:pPr>
-              <w:jc w:val="left"/>
-            </w:pPr>
-            <w:r>
-              <w:rPr>
-                <w:rFonts w:ascii="TimeNewRoman" w:hAnsi="TimeNewRoman"/>
-                <w:sz w:val="30"/>
-              </w:rPr>
-              <w:t>57+14=</w:t>
-            </w:r>
-          </w:p>
-        </w:tc>
-        <w:tc>
-          <w:tcPr>
-            <w:tcW w:type="dxa" w:w="1987"/>
-          </w:tcPr>
-          <w:p>
-            <w:pPr>
-              <w:jc w:val="left"/>
-            </w:pPr>
-            <w:r>
-              <w:rPr>
-                <w:rFonts w:ascii="TimeNewRoman" w:hAnsi="TimeNewRoman"/>
-                <w:sz w:val="30"/>
-              </w:rPr>
-              <w:t>37+58=</w:t>
-            </w:r>
-          </w:p>
-        </w:tc>
-        <w:tc>
-          <w:tcPr>
-            <w:tcW w:type="dxa" w:w="1987"/>
-          </w:tcPr>
-          <w:p>
-            <w:pPr>
-              <w:jc w:val="left"/>
-            </w:pPr>
-            <w:r>
-              <w:rPr>
-                <w:rFonts w:ascii="TimeNewRoman" w:hAnsi="TimeNewRoman"/>
-                <w:sz w:val="30"/>
-              </w:rPr>
-              <w:t>71-66=</w:t>
-            </w:r>
-          </w:p>
-        </w:tc>
-        <w:tc>
-          <w:tcPr>
-            <w:tcW w:type="dxa" w:w="1987"/>
-          </w:tcPr>
-          <w:p>
-            <w:pPr>
-              <w:jc w:val="left"/>
-            </w:pPr>
-            <w:r>
-              <w:rPr>
-                <w:rFonts w:ascii="TimeNewRoman" w:hAnsi="TimeNewRoman"/>
-                <w:sz w:val="30"/>
-              </w:rPr>
-              <w:t>19+14=</w:t>
-            </w:r>
-          </w:p>
-        </w:tc>
-      </w:tr>
-      <w:tr>
-        <w:tc>
-          <w:tcPr>
-            <w:tcW w:type="dxa" w:w="1987"/>
-          </w:tcPr>
-          <w:p>
-            <w:pPr>
-              <w:jc w:val="left"/>
-            </w:pPr>
-            <w:r>
-              <w:rPr>
-                <w:rFonts w:ascii="TimeNewRoman" w:hAnsi="TimeNewRoman"/>
-                <w:sz w:val="30"/>
-              </w:rPr>
-              <w:t>92-54=</w:t>
-            </w:r>
-          </w:p>
-        </w:tc>
-        <w:tc>
-          <w:tcPr>
-            <w:tcW w:type="dxa" w:w="1987"/>
-          </w:tcPr>
-          <w:p>
-            <w:pPr>
-              <w:jc w:val="left"/>
-            </w:pPr>
-            <w:r>
-              <w:rPr>
-                <w:rFonts w:ascii="TimeNewRoman" w:hAnsi="TimeNewRoman"/>
-                <w:sz w:val="30"/>
-              </w:rPr>
-              <w:t>49+7=</w:t>
-            </w:r>
-          </w:p>
-        </w:tc>
-        <w:tc>
-          <w:tcPr>
-            <w:tcW w:type="dxa" w:w="1987"/>
-          </w:tcPr>
-          <w:p>
-            <w:pPr>
-              <w:jc w:val="left"/>
-            </w:pPr>
-            <w:r>
-              <w:rPr>
-                <w:rFonts w:ascii="TimeNewRoman" w:hAnsi="TimeNewRoman"/>
-                <w:sz w:val="30"/>
-              </w:rPr>
-              <w:t>60-36=</w:t>
-            </w:r>
-          </w:p>
-        </w:tc>
-        <w:tc>
-          <w:tcPr>
-            <w:tcW w:type="dxa" w:w="1987"/>
-          </w:tcPr>
-          <w:p>
-            <w:pPr>
-              <w:jc w:val="left"/>
-            </w:pPr>
-            <w:r>
-              <w:rPr>
-                <w:rFonts w:ascii="TimeNewRoman" w:hAnsi="TimeNewRoman"/>
-                <w:sz w:val="30"/>
-              </w:rPr>
-              <w:t>84+8=</w:t>
-            </w:r>
-          </w:p>
-        </w:tc>
-        <w:tc>
-          <w:tcPr>
-            <w:tcW w:type="dxa" w:w="1987"/>
-          </w:tcPr>
-          <w:p>
-            <w:pPr>
-              <w:jc w:val="left"/>
-            </w:pPr>
-            <w:r>
-              <w:rPr>
-                <w:rFonts w:ascii="TimeNewRoman" w:hAnsi="TimeNewRoman"/>
-                <w:sz w:val="30"/>
-              </w:rPr>
-              <w:t>5+66=</w:t>
-            </w:r>
-          </w:p>
-        </w:tc>
-      </w:tr>
-      <w:tr>
-        <w:tc>
-          <w:tcPr>
-            <w:tcW w:type="dxa" w:w="1987"/>
-          </w:tcPr>
-          <w:p>
-            <w:pPr>
-              <w:jc w:val="left"/>
-            </w:pPr>
-            <w:r>
-              <w:rPr>
-                <w:rFonts w:ascii="TimeNewRoman" w:hAnsi="TimeNewRoman"/>
-                <w:sz w:val="30"/>
-              </w:rPr>
-              <w:t>42+9=</w:t>
-            </w:r>
-          </w:p>
-        </w:tc>
-        <w:tc>
-          <w:tcPr>
-            <w:tcW w:type="dxa" w:w="1987"/>
-          </w:tcPr>
-          <w:p>
-            <w:pPr>
-              <w:jc w:val="left"/>
-            </w:pPr>
-            <w:r>
-              <w:rPr>
-                <w:rFonts w:ascii="TimeNewRoman" w:hAnsi="TimeNewRoman"/>
-                <w:sz w:val="30"/>
-              </w:rPr>
-              <w:t>68+24=</w:t>
-            </w:r>
-          </w:p>
-        </w:tc>
         <w:tc>
           <w:tcPr>
             <w:tcW w:type="dxa" w:w="1987"/>
@@ -439,7 +144,7 @@
                 <w:rFonts w:ascii="TimeNewRoman" w:hAnsi="TimeNewRoman"/>
                 <w:sz w:val="30"/>
               </w:rPr>
-              <w:t>54-38=</w:t>
+              <w:t>62-25=</w:t>
             </w:r>
           </w:p>
         </w:tc>
@@ -456,26 +161,7 @@
                 <w:rFonts w:ascii="TimeNewRoman" w:hAnsi="TimeNewRoman"/>
                 <w:sz w:val="30"/>
               </w:rPr>
-              <w:t>38+18=</w:t>
-            </w:r>
-          </w:p>
-        </w:tc>
-      </w:tr>
-      <w:tr>
-        <w:tc>
-          <w:tcPr>
-            <w:tcW w:type="dxa" w:w="1987"/>
-          </w:tcPr>
-          <w:p>
-            <w:pPr>
-              <w:jc w:val="left"/>
-            </w:pPr>
-            <w:r>
-              <w:rPr>
-                <w:rFonts w:ascii="TimeNewRoman" w:hAnsi="TimeNewRoman"/>
-                <w:sz w:val="30"/>
-              </w:rPr>
-              <w:t>17+46=</w:t>
+              <w:t>6+86=</w:t>
             </w:r>
           </w:p>
         </w:tc>
@@ -492,7 +178,7 @@
                 <w:rFonts w:ascii="TimeNewRoman" w:hAnsi="TimeNewRoman"/>
                 <w:sz w:val="30"/>
               </w:rPr>
-              <w:t>6+58=</w:t>
+              <w:t>36+16=</w:t>
             </w:r>
           </w:p>
         </w:tc>
@@ -509,302 +195,7 @@
                 <w:rFonts w:ascii="TimeNewRoman" w:hAnsi="TimeNewRoman"/>
                 <w:sz w:val="30"/>
               </w:rPr>
-              <w:t>54+27=</w:t>
-            </w:r>
-          </w:p>
-        </w:tc>
-        <w:tc>
-          <w:tcPr>
-            <w:tcW w:type="dxa" w:w="1987"/>
-          </w:tcPr>
-          <w:p>
-            <w:pPr>
-              <w:jc w:val="left"/>
-            </w:pPr>
-            <w:r>
-              <w:rPr>
-                <w:rFonts w:ascii="TimeNewRoman" w:hAnsi="TimeNewRoman"/>
-                <w:sz w:val="30"/>
-              </w:rPr>
-              <w:t>38-29=</w:t>
-            </w:r>
-          </w:p>
-        </w:tc>
-        <w:tc>
-          <w:tcPr>
-            <w:tcW w:type="dxa" w:w="1987"/>
-          </w:tcPr>
-          <w:p>
-            <w:pPr>
-              <w:jc w:val="left"/>
-            </w:pPr>
-            <w:r>
-              <w:rPr>
-                <w:rFonts w:ascii="TimeNewRoman" w:hAnsi="TimeNewRoman"/>
-                <w:sz w:val="30"/>
-              </w:rPr>
-              <w:t>69+18=</w:t>
-            </w:r>
-          </w:p>
-        </w:tc>
-      </w:tr>
-      <w:tr>
-        <w:tc>
-          <w:tcPr>
-            <w:tcW w:type="dxa" w:w="1987"/>
-          </w:tcPr>
-          <w:p>
-            <w:pPr>
-              <w:jc w:val="left"/>
-            </w:pPr>
-            <w:r>
-              <w:rPr>
-                <w:rFonts w:ascii="TimeNewRoman" w:hAnsi="TimeNewRoman"/>
-                <w:sz w:val="30"/>
-              </w:rPr>
-              <w:t>50-36=</w:t>
-            </w:r>
-          </w:p>
-        </w:tc>
-        <w:tc>
-          <w:tcPr>
-            <w:tcW w:type="dxa" w:w="1987"/>
-          </w:tcPr>
-          <w:p>
-            <w:pPr>
-              <w:jc w:val="left"/>
-            </w:pPr>
-            <w:r>
-              <w:rPr>
-                <w:rFonts w:ascii="TimeNewRoman" w:hAnsi="TimeNewRoman"/>
-                <w:sz w:val="30"/>
-              </w:rPr>
-              <w:t>40-12=</w:t>
-            </w:r>
-          </w:p>
-        </w:tc>
-        <w:tc>
-          <w:tcPr>
-            <w:tcW w:type="dxa" w:w="1987"/>
-          </w:tcPr>
-          <w:p>
-            <w:pPr>
-              <w:jc w:val="left"/>
-            </w:pPr>
-            <w:r>
-              <w:rPr>
-                <w:rFonts w:ascii="TimeNewRoman" w:hAnsi="TimeNewRoman"/>
-                <w:sz w:val="30"/>
-              </w:rPr>
-              <w:t>36+35=</w:t>
-            </w:r>
-          </w:p>
-        </w:tc>
-        <w:tc>
-          <w:tcPr>
-            <w:tcW w:type="dxa" w:w="1987"/>
-          </w:tcPr>
-          <w:p>
-            <w:pPr>
-              <w:jc w:val="left"/>
-            </w:pPr>
-            <w:r>
-              <w:rPr>
-                <w:rFonts w:ascii="TimeNewRoman" w:hAnsi="TimeNewRoman"/>
-                <w:sz w:val="30"/>
-              </w:rPr>
-              <w:t>52-17=</w:t>
-            </w:r>
-          </w:p>
-        </w:tc>
-        <w:tc>
-          <w:tcPr>
-            <w:tcW w:type="dxa" w:w="1987"/>
-          </w:tcPr>
-          <w:p>
-            <w:pPr>
-              <w:jc w:val="left"/>
-            </w:pPr>
-            <w:r>
-              <w:rPr>
-                <w:rFonts w:ascii="TimeNewRoman" w:hAnsi="TimeNewRoman"/>
-                <w:sz w:val="30"/>
-              </w:rPr>
-              <w:t>19+22=</w:t>
-            </w:r>
-          </w:p>
-        </w:tc>
-      </w:tr>
-      <w:tr>
-        <w:tc>
-          <w:tcPr>
-            <w:tcW w:type="dxa" w:w="1987"/>
-          </w:tcPr>
-          <w:p>
-            <w:pPr>
-              <w:jc w:val="left"/>
-            </w:pPr>
-            <w:r>
-              <w:rPr>
-                <w:rFonts w:ascii="TimeNewRoman" w:hAnsi="TimeNewRoman"/>
-                <w:sz w:val="30"/>
-              </w:rPr>
-              <w:t>39+37=</w:t>
-            </w:r>
-          </w:p>
-        </w:tc>
-        <w:tc>
-          <w:tcPr>
-            <w:tcW w:type="dxa" w:w="1987"/>
-          </w:tcPr>
-          <w:p>
-            <w:pPr>
-              <w:jc w:val="left"/>
-            </w:pPr>
-            <w:r>
-              <w:rPr>
-                <w:rFonts w:ascii="TimeNewRoman" w:hAnsi="TimeNewRoman"/>
-                <w:sz w:val="30"/>
-              </w:rPr>
-              <w:t>8+78=</w:t>
-            </w:r>
-          </w:p>
-        </w:tc>
-        <w:tc>
-          <w:tcPr>
-            <w:tcW w:type="dxa" w:w="1987"/>
-          </w:tcPr>
-          <w:p>
-            <w:pPr>
-              <w:jc w:val="left"/>
-            </w:pPr>
-            <w:r>
-              <w:rPr>
-                <w:rFonts w:ascii="TimeNewRoman" w:hAnsi="TimeNewRoman"/>
-                <w:sz w:val="30"/>
-              </w:rPr>
-              <w:t>47+25=</w:t>
-            </w:r>
-          </w:p>
-        </w:tc>
-        <w:tc>
-          <w:tcPr>
-            <w:tcW w:type="dxa" w:w="1987"/>
-          </w:tcPr>
-          <w:p>
-            <w:pPr>
-              <w:jc w:val="left"/>
-            </w:pPr>
-            <w:r>
-              <w:rPr>
-                <w:rFonts w:ascii="TimeNewRoman" w:hAnsi="TimeNewRoman"/>
-                <w:sz w:val="30"/>
-              </w:rPr>
-              <w:t>47+44=</w:t>
-            </w:r>
-          </w:p>
-        </w:tc>
-        <w:tc>
-          <w:tcPr>
-            <w:tcW w:type="dxa" w:w="1987"/>
-          </w:tcPr>
-          <w:p>
-            <w:pPr>
-              <w:jc w:val="left"/>
-            </w:pPr>
-            <w:r>
-              <w:rPr>
-                <w:rFonts w:ascii="TimeNewRoman" w:hAnsi="TimeNewRoman"/>
-                <w:sz w:val="30"/>
-              </w:rPr>
-              <w:t>90-82=</w:t>
-            </w:r>
-          </w:p>
-        </w:tc>
-      </w:tr>
-      <w:tr>
-        <w:tc>
-          <w:tcPr>
-            <w:tcW w:type="dxa" w:w="1987"/>
-          </w:tcPr>
-          <w:p>
-            <w:pPr>
-              <w:jc w:val="left"/>
-            </w:pPr>
-            <w:r>
-              <w:rPr>
-                <w:rFonts w:ascii="TimeNewRoman" w:hAnsi="TimeNewRoman"/>
-                <w:sz w:val="30"/>
-              </w:rPr>
-              <w:t>60-36=</w:t>
-            </w:r>
-          </w:p>
-        </w:tc>
-        <w:tc>
-          <w:tcPr>
-            <w:tcW w:type="dxa" w:w="1987"/>
-          </w:tcPr>
-          <w:p>
-            <w:pPr>
-              <w:jc w:val="left"/>
-            </w:pPr>
-            <w:r>
-              <w:rPr>
-                <w:rFonts w:ascii="TimeNewRoman" w:hAnsi="TimeNewRoman"/>
-                <w:sz w:val="30"/>
-              </w:rPr>
-              <w:t>75-59=</w:t>
-            </w:r>
-          </w:p>
-        </w:tc>
-        <w:tc>
-          <w:tcPr>
-            <w:tcW w:type="dxa" w:w="1987"/>
-          </w:tcPr>
-          <w:p>
-            <w:pPr>
-              <w:jc w:val="left"/>
-            </w:pPr>
-            <w:r>
-              <w:rPr>
-                <w:rFonts w:ascii="TimeNewRoman" w:hAnsi="TimeNewRoman"/>
-                <w:sz w:val="30"/>
-              </w:rPr>
-              <w:t>51-7=</w:t>
-            </w:r>
-          </w:p>
-        </w:tc>
-        <w:tc>
-          <w:tcPr>
-            <w:tcW w:type="dxa" w:w="1987"/>
-          </w:tcPr>
-          <w:p>
-            <w:pPr>
-              <w:jc w:val="left"/>
-            </w:pPr>
-            <w:r>
-              <w:rPr>
-                <w:rFonts w:ascii="TimeNewRoman" w:hAnsi="TimeNewRoman"/>
-                <w:sz w:val="30"/>
-              </w:rPr>
-              <w:t>64+18=</w:t>
-            </w:r>
-          </w:p>
-        </w:tc>
-        <w:tc>
-          <w:tcPr>
-            <w:tcW w:type="dxa" w:w="1987"/>
-          </w:tcPr>
-          <w:p>
-            <w:pPr>
-              <w:jc w:val="left"/>
-            </w:pPr>
-            <w:r>
-              <w:rPr>
-                <w:rFonts w:ascii="TimeNewRoman" w:hAnsi="TimeNewRoman"/>
-                <w:sz w:val="30"/>
-              </w:rPr>
-              <w:t>53-38=</w:t>
+              <w:t>93-7=</w:t>
             </w:r>
           </w:p>
         </w:tc>
@@ -840,7 +231,7 @@
                 <w:rFonts w:ascii="TimeNewRoman" w:hAnsi="TimeNewRoman"/>
                 <w:sz w:val="30"/>
               </w:rPr>
-              <w:t>22+39=</w:t>
+              <w:t>53-38=</w:t>
             </w:r>
           </w:p>
         </w:tc>
@@ -857,7 +248,7 @@
                 <w:rFonts w:ascii="TimeNewRoman" w:hAnsi="TimeNewRoman"/>
                 <w:sz w:val="30"/>
               </w:rPr>
-              <w:t>70-11=</w:t>
+              <w:t>49+2=</w:t>
             </w:r>
           </w:p>
         </w:tc>
@@ -874,7 +265,7 @@
                 <w:rFonts w:ascii="TimeNewRoman" w:hAnsi="TimeNewRoman"/>
                 <w:sz w:val="30"/>
               </w:rPr>
-              <w:t>70-65=</w:t>
+              <w:t>61-14=</w:t>
             </w:r>
           </w:p>
         </w:tc>
@@ -891,7 +282,7 @@
                 <w:rFonts w:ascii="TimeNewRoman" w:hAnsi="TimeNewRoman"/>
                 <w:sz w:val="30"/>
               </w:rPr>
-              <w:t>75+18=</w:t>
+              <w:t>75+17=</w:t>
             </w:r>
           </w:p>
         </w:tc>
@@ -910,7 +301,7 @@
                 <w:rFonts w:ascii="TimeNewRoman" w:hAnsi="TimeNewRoman"/>
                 <w:sz w:val="30"/>
               </w:rPr>
-              <w:t>90-11=</w:t>
+              <w:t>18+34=</w:t>
             </w:r>
           </w:p>
         </w:tc>
@@ -927,7 +318,7 @@
                 <w:rFonts w:ascii="TimeNewRoman" w:hAnsi="TimeNewRoman"/>
                 <w:sz w:val="30"/>
               </w:rPr>
-              <w:t>26+28=</w:t>
+              <w:t>44+39=</w:t>
             </w:r>
           </w:p>
         </w:tc>
@@ -944,7 +335,7 @@
                 <w:rFonts w:ascii="TimeNewRoman" w:hAnsi="TimeNewRoman"/>
                 <w:sz w:val="30"/>
               </w:rPr>
-              <w:t>62-56=</w:t>
+              <w:t>7+37=</w:t>
             </w:r>
           </w:p>
         </w:tc>
@@ -961,7 +352,7 @@
                 <w:rFonts w:ascii="TimeNewRoman" w:hAnsi="TimeNewRoman"/>
                 <w:sz w:val="30"/>
               </w:rPr>
-              <w:t>37+54=</w:t>
+              <w:t>19+9=</w:t>
             </w:r>
           </w:p>
         </w:tc>
@@ -978,7 +369,7 @@
                 <w:rFonts w:ascii="TimeNewRoman" w:hAnsi="TimeNewRoman"/>
                 <w:sz w:val="30"/>
               </w:rPr>
-              <w:t>82-37=</w:t>
+              <w:t>94-37=</w:t>
             </w:r>
           </w:p>
         </w:tc>
@@ -997,7 +388,7 @@
                 <w:rFonts w:ascii="TimeNewRoman" w:hAnsi="TimeNewRoman"/>
                 <w:sz w:val="30"/>
               </w:rPr>
-              <w:t>2+89=</w:t>
+              <w:t>54+28=</w:t>
             </w:r>
           </w:p>
         </w:tc>
@@ -1014,7 +405,7 @@
                 <w:rFonts w:ascii="TimeNewRoman" w:hAnsi="TimeNewRoman"/>
                 <w:sz w:val="30"/>
               </w:rPr>
-              <w:t>28+56=</w:t>
+              <w:t>29+26=</w:t>
             </w:r>
           </w:p>
         </w:tc>
@@ -1031,7 +422,7 @@
                 <w:rFonts w:ascii="TimeNewRoman" w:hAnsi="TimeNewRoman"/>
                 <w:sz w:val="30"/>
               </w:rPr>
-              <w:t>73+18=</w:t>
+              <w:t>60-6=</w:t>
             </w:r>
           </w:p>
         </w:tc>
@@ -1048,7 +439,7 @@
                 <w:rFonts w:ascii="TimeNewRoman" w:hAnsi="TimeNewRoman"/>
                 <w:sz w:val="30"/>
               </w:rPr>
-              <w:t>39+14=</w:t>
+              <w:t>94-49=</w:t>
             </w:r>
           </w:p>
         </w:tc>
@@ -1065,7 +456,7 @@
                 <w:rFonts w:ascii="TimeNewRoman" w:hAnsi="TimeNewRoman"/>
                 <w:sz w:val="30"/>
               </w:rPr>
-              <w:t>84-55=</w:t>
+              <w:t>38+39=</w:t>
             </w:r>
           </w:p>
         </w:tc>
@@ -1084,7 +475,7 @@
                 <w:rFonts w:ascii="TimeNewRoman" w:hAnsi="TimeNewRoman"/>
                 <w:sz w:val="30"/>
               </w:rPr>
-              <w:t>62-57=</w:t>
+              <w:t>36+25=</w:t>
             </w:r>
           </w:p>
         </w:tc>
@@ -1101,7 +492,7 @@
                 <w:rFonts w:ascii="TimeNewRoman" w:hAnsi="TimeNewRoman"/>
                 <w:sz w:val="30"/>
               </w:rPr>
-              <w:t>71-54=</w:t>
+              <w:t>4+18=</w:t>
             </w:r>
           </w:p>
         </w:tc>
@@ -1118,7 +509,7 @@
                 <w:rFonts w:ascii="TimeNewRoman" w:hAnsi="TimeNewRoman"/>
                 <w:sz w:val="30"/>
               </w:rPr>
-              <w:t>81-24=</w:t>
+              <w:t>82-55=</w:t>
             </w:r>
           </w:p>
         </w:tc>
@@ -1135,7 +526,7 @@
                 <w:rFonts w:ascii="TimeNewRoman" w:hAnsi="TimeNewRoman"/>
                 <w:sz w:val="30"/>
               </w:rPr>
-              <w:t>60-13=</w:t>
+              <w:t>7+74=</w:t>
             </w:r>
           </w:p>
         </w:tc>
@@ -1152,7 +543,7 @@
                 <w:rFonts w:ascii="TimeNewRoman" w:hAnsi="TimeNewRoman"/>
                 <w:sz w:val="30"/>
               </w:rPr>
-              <w:t>33+48=</w:t>
+              <w:t>14+78=</w:t>
             </w:r>
           </w:p>
         </w:tc>
@@ -1171,7 +562,7 @@
                 <w:rFonts w:ascii="TimeNewRoman" w:hAnsi="TimeNewRoman"/>
                 <w:sz w:val="30"/>
               </w:rPr>
-              <w:t>51-14=</w:t>
+              <w:t>90-61=</w:t>
             </w:r>
           </w:p>
         </w:tc>
@@ -1188,7 +579,7 @@
                 <w:rFonts w:ascii="TimeNewRoman" w:hAnsi="TimeNewRoman"/>
                 <w:sz w:val="30"/>
               </w:rPr>
-              <w:t>81-33=</w:t>
+              <w:t>87-38=</w:t>
             </w:r>
           </w:p>
         </w:tc>
@@ -1205,7 +596,7 @@
                 <w:rFonts w:ascii="TimeNewRoman" w:hAnsi="TimeNewRoman"/>
                 <w:sz w:val="30"/>
               </w:rPr>
-              <w:t>47+27=</w:t>
+              <w:t>84+9=</w:t>
             </w:r>
           </w:p>
         </w:tc>
@@ -1222,7 +613,7 @@
                 <w:rFonts w:ascii="TimeNewRoman" w:hAnsi="TimeNewRoman"/>
                 <w:sz w:val="30"/>
               </w:rPr>
-              <w:t>9+76=</w:t>
+              <w:t>97-39=</w:t>
             </w:r>
           </w:p>
         </w:tc>
@@ -1239,7 +630,7 @@
                 <w:rFonts w:ascii="TimeNewRoman" w:hAnsi="TimeNewRoman"/>
                 <w:sz w:val="30"/>
               </w:rPr>
-              <w:t>83-44=</w:t>
+              <w:t>92-56=</w:t>
             </w:r>
           </w:p>
         </w:tc>
@@ -1258,7 +649,7 @@
                 <w:rFonts w:ascii="TimeNewRoman" w:hAnsi="TimeNewRoman"/>
                 <w:sz w:val="30"/>
               </w:rPr>
-              <w:t>24+27=</w:t>
+              <w:t>26+36=</w:t>
             </w:r>
           </w:p>
         </w:tc>
@@ -1275,7 +666,7 @@
                 <w:rFonts w:ascii="TimeNewRoman" w:hAnsi="TimeNewRoman"/>
                 <w:sz w:val="30"/>
               </w:rPr>
-              <w:t>24-16=</w:t>
+              <w:t>44+48=</w:t>
             </w:r>
           </w:p>
         </w:tc>
@@ -1292,7 +683,7 @@
                 <w:rFonts w:ascii="TimeNewRoman" w:hAnsi="TimeNewRoman"/>
                 <w:sz w:val="30"/>
               </w:rPr>
-              <w:t>33+38=</w:t>
+              <w:t>97-18=</w:t>
             </w:r>
           </w:p>
         </w:tc>
@@ -1309,7 +700,7 @@
                 <w:rFonts w:ascii="TimeNewRoman" w:hAnsi="TimeNewRoman"/>
                 <w:sz w:val="30"/>
               </w:rPr>
-              <w:t>60-32=</w:t>
+              <w:t>23-15=</w:t>
             </w:r>
           </w:p>
         </w:tc>
@@ -1326,7 +717,7 @@
                 <w:rFonts w:ascii="TimeNewRoman" w:hAnsi="TimeNewRoman"/>
                 <w:sz w:val="30"/>
               </w:rPr>
-              <w:t>55-46=</w:t>
+              <w:t>28+25=</w:t>
             </w:r>
           </w:p>
         </w:tc>
@@ -1345,7 +736,7 @@
                 <w:rFonts w:ascii="TimeNewRoman" w:hAnsi="TimeNewRoman"/>
                 <w:sz w:val="30"/>
               </w:rPr>
-              <w:t>18+6=</w:t>
+              <w:t>29+18=</w:t>
             </w:r>
           </w:p>
         </w:tc>
@@ -1362,7 +753,7 @@
                 <w:rFonts w:ascii="TimeNewRoman" w:hAnsi="TimeNewRoman"/>
                 <w:sz w:val="30"/>
               </w:rPr>
-              <w:t>82-39=</w:t>
+              <w:t>12-3=</w:t>
             </w:r>
           </w:p>
         </w:tc>
@@ -1379,7 +770,7 @@
                 <w:rFonts w:ascii="TimeNewRoman" w:hAnsi="TimeNewRoman"/>
                 <w:sz w:val="30"/>
               </w:rPr>
-              <w:t>35+19=</w:t>
+              <w:t>28+46=</w:t>
             </w:r>
           </w:p>
         </w:tc>
@@ -1396,7 +787,7 @@
                 <w:rFonts w:ascii="TimeNewRoman" w:hAnsi="TimeNewRoman"/>
                 <w:sz w:val="30"/>
               </w:rPr>
-              <w:t>72-58=</w:t>
+              <w:t>48+3=</w:t>
             </w:r>
           </w:p>
         </w:tc>
@@ -1413,7 +804,7 @@
                 <w:rFonts w:ascii="TimeNewRoman" w:hAnsi="TimeNewRoman"/>
                 <w:sz w:val="30"/>
               </w:rPr>
-              <w:t>12-4=</w:t>
+              <w:t>76-39=</w:t>
             </w:r>
           </w:p>
         </w:tc>
@@ -1432,7 +823,7 @@
                 <w:rFonts w:ascii="TimeNewRoman" w:hAnsi="TimeNewRoman"/>
                 <w:sz w:val="30"/>
               </w:rPr>
-              <w:t>86-49=</w:t>
+              <w:t>49+29=</w:t>
             </w:r>
           </w:p>
         </w:tc>
@@ -1449,7 +840,7 @@
                 <w:rFonts w:ascii="TimeNewRoman" w:hAnsi="TimeNewRoman"/>
                 <w:sz w:val="30"/>
               </w:rPr>
-              <w:t>80-19=</w:t>
+              <w:t>90-19=</w:t>
             </w:r>
           </w:p>
         </w:tc>
@@ -1466,7 +857,7 @@
                 <w:rFonts w:ascii="TimeNewRoman" w:hAnsi="TimeNewRoman"/>
                 <w:sz w:val="30"/>
               </w:rPr>
-              <w:t>3+8=</w:t>
+              <w:t>61-29=</w:t>
             </w:r>
           </w:p>
         </w:tc>
@@ -1483,7 +874,7 @@
                 <w:rFonts w:ascii="TimeNewRoman" w:hAnsi="TimeNewRoman"/>
                 <w:sz w:val="30"/>
               </w:rPr>
-              <w:t>70-29=</w:t>
+              <w:t>54+39=</w:t>
             </w:r>
           </w:p>
         </w:tc>
@@ -1500,7 +891,7 @@
                 <w:rFonts w:ascii="TimeNewRoman" w:hAnsi="TimeNewRoman"/>
                 <w:sz w:val="30"/>
               </w:rPr>
-              <w:t>70-4=</w:t>
+              <w:t>39+59=</w:t>
             </w:r>
           </w:p>
         </w:tc>
@@ -1519,7 +910,7 @@
                 <w:rFonts w:ascii="TimeNewRoman" w:hAnsi="TimeNewRoman"/>
                 <w:sz w:val="30"/>
               </w:rPr>
-              <w:t>64-56=</w:t>
+              <w:t>48+36=</w:t>
             </w:r>
           </w:p>
         </w:tc>
@@ -1536,7 +927,7 @@
                 <w:rFonts w:ascii="TimeNewRoman" w:hAnsi="TimeNewRoman"/>
                 <w:sz w:val="30"/>
               </w:rPr>
-              <w:t>47+37=</w:t>
+              <w:t>29+4=</w:t>
             </w:r>
           </w:p>
         </w:tc>
@@ -1553,7 +944,7 @@
                 <w:rFonts w:ascii="TimeNewRoman" w:hAnsi="TimeNewRoman"/>
                 <w:sz w:val="30"/>
               </w:rPr>
-              <w:t>87-49=</w:t>
+              <w:t>90-32=</w:t>
             </w:r>
           </w:p>
         </w:tc>
@@ -1570,7 +961,7 @@
                 <w:rFonts w:ascii="TimeNewRoman" w:hAnsi="TimeNewRoman"/>
                 <w:sz w:val="30"/>
               </w:rPr>
-              <w:t>64-15=</w:t>
+              <w:t>34-26=</w:t>
             </w:r>
           </w:p>
         </w:tc>
@@ -1587,7 +978,7 @@
                 <w:rFonts w:ascii="TimeNewRoman" w:hAnsi="TimeNewRoman"/>
                 <w:sz w:val="30"/>
               </w:rPr>
-              <w:t>30-15=</w:t>
+              <w:t>92-18=</w:t>
             </w:r>
           </w:p>
         </w:tc>
@@ -1606,7 +997,7 @@
                 <w:rFonts w:ascii="TimeNewRoman" w:hAnsi="TimeNewRoman"/>
                 <w:sz w:val="30"/>
               </w:rPr>
-              <w:t>24+28=</w:t>
+              <w:t>50-4=</w:t>
             </w:r>
           </w:p>
         </w:tc>
@@ -1623,7 +1014,7 @@
                 <w:rFonts w:ascii="TimeNewRoman" w:hAnsi="TimeNewRoman"/>
                 <w:sz w:val="30"/>
               </w:rPr>
-              <w:t>19+75=</w:t>
+              <w:t>51-4=</w:t>
             </w:r>
           </w:p>
         </w:tc>
@@ -1640,7 +1031,7 @@
                 <w:rFonts w:ascii="TimeNewRoman" w:hAnsi="TimeNewRoman"/>
                 <w:sz w:val="30"/>
               </w:rPr>
-              <w:t>13+48=</w:t>
+              <w:t>93-56=</w:t>
             </w:r>
           </w:p>
         </w:tc>
@@ -1657,7 +1048,7 @@
                 <w:rFonts w:ascii="TimeNewRoman" w:hAnsi="TimeNewRoman"/>
                 <w:sz w:val="30"/>
               </w:rPr>
-              <w:t>75-59=</w:t>
+              <w:t>48+44=</w:t>
             </w:r>
           </w:p>
         </w:tc>
@@ -1674,7 +1065,7 @@
                 <w:rFonts w:ascii="TimeNewRoman" w:hAnsi="TimeNewRoman"/>
                 <w:sz w:val="30"/>
               </w:rPr>
-              <w:t>18+43=</w:t>
+              <w:t>18+27=</w:t>
             </w:r>
           </w:p>
         </w:tc>
@@ -1693,7 +1084,7 @@
                 <w:rFonts w:ascii="TimeNewRoman" w:hAnsi="TimeNewRoman"/>
                 <w:sz w:val="30"/>
               </w:rPr>
-              <w:t>66+29=</w:t>
+              <w:t>48-19=</w:t>
             </w:r>
           </w:p>
         </w:tc>
@@ -1710,7 +1101,7 @@
                 <w:rFonts w:ascii="TimeNewRoman" w:hAnsi="TimeNewRoman"/>
                 <w:sz w:val="30"/>
               </w:rPr>
-              <w:t>57+7=</w:t>
+              <w:t>32+29=</w:t>
             </w:r>
           </w:p>
         </w:tc>
@@ -1727,7 +1118,7 @@
                 <w:rFonts w:ascii="TimeNewRoman" w:hAnsi="TimeNewRoman"/>
                 <w:sz w:val="30"/>
               </w:rPr>
-              <w:t>6+8=</w:t>
+              <w:t>70-68=</w:t>
             </w:r>
           </w:p>
         </w:tc>
@@ -1744,7 +1135,7 @@
                 <w:rFonts w:ascii="TimeNewRoman" w:hAnsi="TimeNewRoman"/>
                 <w:sz w:val="30"/>
               </w:rPr>
-              <w:t>96-89=</w:t>
+              <w:t>65-37=</w:t>
             </w:r>
           </w:p>
         </w:tc>
@@ -1761,7 +1152,616 @@
                 <w:rFonts w:ascii="TimeNewRoman" w:hAnsi="TimeNewRoman"/>
                 <w:sz w:val="30"/>
               </w:rPr>
-              <w:t>72-45=</w:t>
+              <w:t>71-39=</w:t>
+            </w:r>
+          </w:p>
+        </w:tc>
+      </w:tr>
+      <w:tr>
+        <w:tc>
+          <w:tcPr>
+            <w:tcW w:type="dxa" w:w="1987"/>
+          </w:tcPr>
+          <w:p>
+            <w:pPr>
+              <w:jc w:val="left"/>
+            </w:pPr>
+            <w:r>
+              <w:rPr>
+                <w:rFonts w:ascii="TimeNewRoman" w:hAnsi="TimeNewRoman"/>
+                <w:sz w:val="30"/>
+              </w:rPr>
+              <w:t>26+47=</w:t>
+            </w:r>
+          </w:p>
+        </w:tc>
+        <w:tc>
+          <w:tcPr>
+            <w:tcW w:type="dxa" w:w="1987"/>
+          </w:tcPr>
+          <w:p>
+            <w:pPr>
+              <w:jc w:val="left"/>
+            </w:pPr>
+            <w:r>
+              <w:rPr>
+                <w:rFonts w:ascii="TimeNewRoman" w:hAnsi="TimeNewRoman"/>
+                <w:sz w:val="30"/>
+              </w:rPr>
+              <w:t>90-87=</w:t>
+            </w:r>
+          </w:p>
+        </w:tc>
+        <w:tc>
+          <w:tcPr>
+            <w:tcW w:type="dxa" w:w="1987"/>
+          </w:tcPr>
+          <w:p>
+            <w:pPr>
+              <w:jc w:val="left"/>
+            </w:pPr>
+            <w:r>
+              <w:rPr>
+                <w:rFonts w:ascii="TimeNewRoman" w:hAnsi="TimeNewRoman"/>
+                <w:sz w:val="30"/>
+              </w:rPr>
+              <w:t>8+49=</w:t>
+            </w:r>
+          </w:p>
+        </w:tc>
+        <w:tc>
+          <w:tcPr>
+            <w:tcW w:type="dxa" w:w="1987"/>
+          </w:tcPr>
+          <w:p>
+            <w:pPr>
+              <w:jc w:val="left"/>
+            </w:pPr>
+            <w:r>
+              <w:rPr>
+                <w:rFonts w:ascii="TimeNewRoman" w:hAnsi="TimeNewRoman"/>
+                <w:sz w:val="30"/>
+              </w:rPr>
+              <w:t>75-26=</w:t>
+            </w:r>
+          </w:p>
+        </w:tc>
+        <w:tc>
+          <w:tcPr>
+            <w:tcW w:type="dxa" w:w="1987"/>
+          </w:tcPr>
+          <w:p>
+            <w:pPr>
+              <w:jc w:val="left"/>
+            </w:pPr>
+            <w:r>
+              <w:rPr>
+                <w:rFonts w:ascii="TimeNewRoman" w:hAnsi="TimeNewRoman"/>
+                <w:sz w:val="30"/>
+              </w:rPr>
+              <w:t>57+19=</w:t>
+            </w:r>
+          </w:p>
+        </w:tc>
+      </w:tr>
+      <w:tr>
+        <w:tc>
+          <w:tcPr>
+            <w:tcW w:type="dxa" w:w="1987"/>
+          </w:tcPr>
+          <w:p>
+            <w:pPr>
+              <w:jc w:val="left"/>
+            </w:pPr>
+            <w:r>
+              <w:rPr>
+                <w:rFonts w:ascii="TimeNewRoman" w:hAnsi="TimeNewRoman"/>
+                <w:sz w:val="30"/>
+              </w:rPr>
+              <w:t>73+19=</w:t>
+            </w:r>
+          </w:p>
+        </w:tc>
+        <w:tc>
+          <w:tcPr>
+            <w:tcW w:type="dxa" w:w="1987"/>
+          </w:tcPr>
+          <w:p>
+            <w:pPr>
+              <w:jc w:val="left"/>
+            </w:pPr>
+            <w:r>
+              <w:rPr>
+                <w:rFonts w:ascii="TimeNewRoman" w:hAnsi="TimeNewRoman"/>
+                <w:sz w:val="30"/>
+              </w:rPr>
+              <w:t>36+28=</w:t>
+            </w:r>
+          </w:p>
+        </w:tc>
+        <w:tc>
+          <w:tcPr>
+            <w:tcW w:type="dxa" w:w="1987"/>
+          </w:tcPr>
+          <w:p>
+            <w:pPr>
+              <w:jc w:val="left"/>
+            </w:pPr>
+            <w:r>
+              <w:rPr>
+                <w:rFonts w:ascii="TimeNewRoman" w:hAnsi="TimeNewRoman"/>
+                <w:sz w:val="30"/>
+              </w:rPr>
+              <w:t>29+53=</w:t>
+            </w:r>
+          </w:p>
+        </w:tc>
+        <w:tc>
+          <w:tcPr>
+            <w:tcW w:type="dxa" w:w="1987"/>
+          </w:tcPr>
+          <w:p>
+            <w:pPr>
+              <w:jc w:val="left"/>
+            </w:pPr>
+            <w:r>
+              <w:rPr>
+                <w:rFonts w:ascii="TimeNewRoman" w:hAnsi="TimeNewRoman"/>
+                <w:sz w:val="30"/>
+              </w:rPr>
+              <w:t>16+77=</w:t>
+            </w:r>
+          </w:p>
+        </w:tc>
+        <w:tc>
+          <w:tcPr>
+            <w:tcW w:type="dxa" w:w="1987"/>
+          </w:tcPr>
+          <w:p>
+            <w:pPr>
+              <w:jc w:val="left"/>
+            </w:pPr>
+            <w:r>
+              <w:rPr>
+                <w:rFonts w:ascii="TimeNewRoman" w:hAnsi="TimeNewRoman"/>
+                <w:sz w:val="30"/>
+              </w:rPr>
+              <w:t>67+4=</w:t>
+            </w:r>
+          </w:p>
+        </w:tc>
+      </w:tr>
+      <w:tr>
+        <w:tc>
+          <w:tcPr>
+            <w:tcW w:type="dxa" w:w="1987"/>
+          </w:tcPr>
+          <w:p>
+            <w:pPr>
+              <w:jc w:val="left"/>
+            </w:pPr>
+            <w:r>
+              <w:rPr>
+                <w:rFonts w:ascii="TimeNewRoman" w:hAnsi="TimeNewRoman"/>
+                <w:sz w:val="30"/>
+              </w:rPr>
+              <w:t>23+39=</w:t>
+            </w:r>
+          </w:p>
+        </w:tc>
+        <w:tc>
+          <w:tcPr>
+            <w:tcW w:type="dxa" w:w="1987"/>
+          </w:tcPr>
+          <w:p>
+            <w:pPr>
+              <w:jc w:val="left"/>
+            </w:pPr>
+            <w:r>
+              <w:rPr>
+                <w:rFonts w:ascii="TimeNewRoman" w:hAnsi="TimeNewRoman"/>
+                <w:sz w:val="30"/>
+              </w:rPr>
+              <w:t>39+42=</w:t>
+            </w:r>
+          </w:p>
+        </w:tc>
+        <w:tc>
+          <w:tcPr>
+            <w:tcW w:type="dxa" w:w="1987"/>
+          </w:tcPr>
+          <w:p>
+            <w:pPr>
+              <w:jc w:val="left"/>
+            </w:pPr>
+            <w:r>
+              <w:rPr>
+                <w:rFonts w:ascii="TimeNewRoman" w:hAnsi="TimeNewRoman"/>
+                <w:sz w:val="30"/>
+              </w:rPr>
+              <w:t>61-58=</w:t>
+            </w:r>
+          </w:p>
+        </w:tc>
+        <w:tc>
+          <w:tcPr>
+            <w:tcW w:type="dxa" w:w="1987"/>
+          </w:tcPr>
+          <w:p>
+            <w:pPr>
+              <w:jc w:val="left"/>
+            </w:pPr>
+            <w:r>
+              <w:rPr>
+                <w:rFonts w:ascii="TimeNewRoman" w:hAnsi="TimeNewRoman"/>
+                <w:sz w:val="30"/>
+              </w:rPr>
+              <w:t>93-39=</w:t>
+            </w:r>
+          </w:p>
+        </w:tc>
+        <w:tc>
+          <w:tcPr>
+            <w:tcW w:type="dxa" w:w="1987"/>
+          </w:tcPr>
+          <w:p>
+            <w:pPr>
+              <w:jc w:val="left"/>
+            </w:pPr>
+            <w:r>
+              <w:rPr>
+                <w:rFonts w:ascii="TimeNewRoman" w:hAnsi="TimeNewRoman"/>
+                <w:sz w:val="30"/>
+              </w:rPr>
+              <w:t>82-56=</w:t>
+            </w:r>
+          </w:p>
+        </w:tc>
+      </w:tr>
+      <w:tr>
+        <w:tc>
+          <w:tcPr>
+            <w:tcW w:type="dxa" w:w="1987"/>
+          </w:tcPr>
+          <w:p>
+            <w:pPr>
+              <w:jc w:val="left"/>
+            </w:pPr>
+            <w:r>
+              <w:rPr>
+                <w:rFonts w:ascii="TimeNewRoman" w:hAnsi="TimeNewRoman"/>
+                <w:sz w:val="30"/>
+              </w:rPr>
+              <w:t>36-29=</w:t>
+            </w:r>
+          </w:p>
+        </w:tc>
+        <w:tc>
+          <w:tcPr>
+            <w:tcW w:type="dxa" w:w="1987"/>
+          </w:tcPr>
+          <w:p>
+            <w:pPr>
+              <w:jc w:val="left"/>
+            </w:pPr>
+            <w:r>
+              <w:rPr>
+                <w:rFonts w:ascii="TimeNewRoman" w:hAnsi="TimeNewRoman"/>
+                <w:sz w:val="30"/>
+              </w:rPr>
+              <w:t>22+49=</w:t>
+            </w:r>
+          </w:p>
+        </w:tc>
+        <w:tc>
+          <w:tcPr>
+            <w:tcW w:type="dxa" w:w="1987"/>
+          </w:tcPr>
+          <w:p>
+            <w:pPr>
+              <w:jc w:val="left"/>
+            </w:pPr>
+            <w:r>
+              <w:rPr>
+                <w:rFonts w:ascii="TimeNewRoman" w:hAnsi="TimeNewRoman"/>
+                <w:sz w:val="30"/>
+              </w:rPr>
+              <w:t>27+26=</w:t>
+            </w:r>
+          </w:p>
+        </w:tc>
+        <w:tc>
+          <w:tcPr>
+            <w:tcW w:type="dxa" w:w="1987"/>
+          </w:tcPr>
+          <w:p>
+            <w:pPr>
+              <w:jc w:val="left"/>
+            </w:pPr>
+            <w:r>
+              <w:rPr>
+                <w:rFonts w:ascii="TimeNewRoman" w:hAnsi="TimeNewRoman"/>
+                <w:sz w:val="30"/>
+              </w:rPr>
+              <w:t>6+67=</w:t>
+            </w:r>
+          </w:p>
+        </w:tc>
+        <w:tc>
+          <w:tcPr>
+            <w:tcW w:type="dxa" w:w="1987"/>
+          </w:tcPr>
+          <w:p>
+            <w:pPr>
+              <w:jc w:val="left"/>
+            </w:pPr>
+            <w:r>
+              <w:rPr>
+                <w:rFonts w:ascii="TimeNewRoman" w:hAnsi="TimeNewRoman"/>
+                <w:sz w:val="30"/>
+              </w:rPr>
+              <w:t>46+9=</w:t>
+            </w:r>
+          </w:p>
+        </w:tc>
+      </w:tr>
+      <w:tr>
+        <w:tc>
+          <w:tcPr>
+            <w:tcW w:type="dxa" w:w="1987"/>
+          </w:tcPr>
+          <w:p>
+            <w:pPr>
+              <w:jc w:val="left"/>
+            </w:pPr>
+            <w:r>
+              <w:rPr>
+                <w:rFonts w:ascii="TimeNewRoman" w:hAnsi="TimeNewRoman"/>
+                <w:sz w:val="30"/>
+              </w:rPr>
+              <w:t>34+38=</w:t>
+            </w:r>
+          </w:p>
+        </w:tc>
+        <w:tc>
+          <w:tcPr>
+            <w:tcW w:type="dxa" w:w="1987"/>
+          </w:tcPr>
+          <w:p>
+            <w:pPr>
+              <w:jc w:val="left"/>
+            </w:pPr>
+            <w:r>
+              <w:rPr>
+                <w:rFonts w:ascii="TimeNewRoman" w:hAnsi="TimeNewRoman"/>
+                <w:sz w:val="30"/>
+              </w:rPr>
+              <w:t>29+27=</w:t>
+            </w:r>
+          </w:p>
+        </w:tc>
+        <w:tc>
+          <w:tcPr>
+            <w:tcW w:type="dxa" w:w="1987"/>
+          </w:tcPr>
+          <w:p>
+            <w:pPr>
+              <w:jc w:val="left"/>
+            </w:pPr>
+            <w:r>
+              <w:rPr>
+                <w:rFonts w:ascii="TimeNewRoman" w:hAnsi="TimeNewRoman"/>
+                <w:sz w:val="30"/>
+              </w:rPr>
+              <w:t>23+49=</w:t>
+            </w:r>
+          </w:p>
+        </w:tc>
+        <w:tc>
+          <w:tcPr>
+            <w:tcW w:type="dxa" w:w="1987"/>
+          </w:tcPr>
+          <w:p>
+            <w:pPr>
+              <w:jc w:val="left"/>
+            </w:pPr>
+            <w:r>
+              <w:rPr>
+                <w:rFonts w:ascii="TimeNewRoman" w:hAnsi="TimeNewRoman"/>
+                <w:sz w:val="30"/>
+              </w:rPr>
+              <w:t>39+44=</w:t>
+            </w:r>
+          </w:p>
+        </w:tc>
+        <w:tc>
+          <w:tcPr>
+            <w:tcW w:type="dxa" w:w="1987"/>
+          </w:tcPr>
+          <w:p>
+            <w:pPr>
+              <w:jc w:val="left"/>
+            </w:pPr>
+            <w:r>
+              <w:rPr>
+                <w:rFonts w:ascii="TimeNewRoman" w:hAnsi="TimeNewRoman"/>
+                <w:sz w:val="30"/>
+              </w:rPr>
+              <w:t>96-39=</w:t>
+            </w:r>
+          </w:p>
+        </w:tc>
+      </w:tr>
+      <w:tr>
+        <w:tc>
+          <w:tcPr>
+            <w:tcW w:type="dxa" w:w="1987"/>
+          </w:tcPr>
+          <w:p>
+            <w:pPr>
+              <w:jc w:val="left"/>
+            </w:pPr>
+            <w:r>
+              <w:rPr>
+                <w:rFonts w:ascii="TimeNewRoman" w:hAnsi="TimeNewRoman"/>
+                <w:sz w:val="30"/>
+              </w:rPr>
+              <w:t>62-17=</w:t>
+            </w:r>
+          </w:p>
+        </w:tc>
+        <w:tc>
+          <w:tcPr>
+            <w:tcW w:type="dxa" w:w="1987"/>
+          </w:tcPr>
+          <w:p>
+            <w:pPr>
+              <w:jc w:val="left"/>
+            </w:pPr>
+            <w:r>
+              <w:rPr>
+                <w:rFonts w:ascii="TimeNewRoman" w:hAnsi="TimeNewRoman"/>
+                <w:sz w:val="30"/>
+              </w:rPr>
+              <w:t>29+45=</w:t>
+            </w:r>
+          </w:p>
+        </w:tc>
+        <w:tc>
+          <w:tcPr>
+            <w:tcW w:type="dxa" w:w="1987"/>
+          </w:tcPr>
+          <w:p>
+            <w:pPr>
+              <w:jc w:val="left"/>
+            </w:pPr>
+            <w:r>
+              <w:rPr>
+                <w:rFonts w:ascii="TimeNewRoman" w:hAnsi="TimeNewRoman"/>
+                <w:sz w:val="30"/>
+              </w:rPr>
+              <w:t>36+35=</w:t>
+            </w:r>
+          </w:p>
+        </w:tc>
+        <w:tc>
+          <w:tcPr>
+            <w:tcW w:type="dxa" w:w="1987"/>
+          </w:tcPr>
+          <w:p>
+            <w:pPr>
+              <w:jc w:val="left"/>
+            </w:pPr>
+            <w:r>
+              <w:rPr>
+                <w:rFonts w:ascii="TimeNewRoman" w:hAnsi="TimeNewRoman"/>
+                <w:sz w:val="30"/>
+              </w:rPr>
+              <w:t>35+16=</w:t>
+            </w:r>
+          </w:p>
+        </w:tc>
+        <w:tc>
+          <w:tcPr>
+            <w:tcW w:type="dxa" w:w="1987"/>
+          </w:tcPr>
+          <w:p>
+            <w:pPr>
+              <w:jc w:val="left"/>
+            </w:pPr>
+            <w:r>
+              <w:rPr>
+                <w:rFonts w:ascii="TimeNewRoman" w:hAnsi="TimeNewRoman"/>
+                <w:sz w:val="30"/>
+              </w:rPr>
+              <w:t>8+87=</w:t>
+            </w:r>
+          </w:p>
+        </w:tc>
+      </w:tr>
+      <w:tr>
+        <w:tc>
+          <w:tcPr>
+            <w:tcW w:type="dxa" w:w="1987"/>
+          </w:tcPr>
+          <w:p>
+            <w:pPr>
+              <w:jc w:val="left"/>
+            </w:pPr>
+            <w:r>
+              <w:rPr>
+                <w:rFonts w:ascii="TimeNewRoman" w:hAnsi="TimeNewRoman"/>
+                <w:sz w:val="30"/>
+              </w:rPr>
+              <w:t>90-52=</w:t>
+            </w:r>
+          </w:p>
+        </w:tc>
+        <w:tc>
+          <w:tcPr>
+            <w:tcW w:type="dxa" w:w="1987"/>
+          </w:tcPr>
+          <w:p>
+            <w:pPr>
+              <w:jc w:val="left"/>
+            </w:pPr>
+            <w:r>
+              <w:rPr>
+                <w:rFonts w:ascii="TimeNewRoman" w:hAnsi="TimeNewRoman"/>
+                <w:sz w:val="30"/>
+              </w:rPr>
+              <w:t>7+37=</w:t>
+            </w:r>
+          </w:p>
+        </w:tc>
+        <w:tc>
+          <w:tcPr>
+            <w:tcW w:type="dxa" w:w="1987"/>
+          </w:tcPr>
+          <w:p>
+            <w:pPr>
+              <w:jc w:val="left"/>
+            </w:pPr>
+            <w:r>
+              <w:rPr>
+                <w:rFonts w:ascii="TimeNewRoman" w:hAnsi="TimeNewRoman"/>
+                <w:sz w:val="30"/>
+              </w:rPr>
+              <w:t>26+29=</w:t>
+            </w:r>
+          </w:p>
+        </w:tc>
+        <w:tc>
+          <w:tcPr>
+            <w:tcW w:type="dxa" w:w="1987"/>
+          </w:tcPr>
+          <w:p>
+            <w:pPr>
+              <w:jc w:val="left"/>
+            </w:pPr>
+            <w:r>
+              <w:rPr>
+                <w:rFonts w:ascii="TimeNewRoman" w:hAnsi="TimeNewRoman"/>
+                <w:sz w:val="30"/>
+              </w:rPr>
+              <w:t>58+35=</w:t>
+            </w:r>
+          </w:p>
+        </w:tc>
+        <w:tc>
+          <w:tcPr>
+            <w:tcW w:type="dxa" w:w="1987"/>
+          </w:tcPr>
+          <w:p>
+            <w:pPr>
+              <w:jc w:val="left"/>
+            </w:pPr>
+            <w:r>
+              <w:rPr>
+                <w:rFonts w:ascii="TimeNewRoman" w:hAnsi="TimeNewRoman"/>
+                <w:sz w:val="30"/>
+              </w:rPr>
+              <w:t>3+49=</w:t>
             </w:r>
           </w:p>
         </w:tc>

--- a/adc_sbb_within_100.docx
+++ b/adc_sbb_within_100.docx
@@ -40,7 +40,7 @@
                 <w:rFonts w:ascii="TimeNewRoman" w:hAnsi="TimeNewRoman"/>
                 <w:sz w:val="30"/>
               </w:rPr>
-              <w:t>18+4=</w:t>
+              <w:t>91-64=</w:t>
             </w:r>
           </w:p>
         </w:tc>
@@ -57,7 +57,7 @@
                 <w:rFonts w:ascii="TimeNewRoman" w:hAnsi="TimeNewRoman"/>
                 <w:sz w:val="30"/>
               </w:rPr>
-              <w:t>77+16=</w:t>
+              <w:t>25+58=</w:t>
             </w:r>
           </w:p>
         </w:tc>
@@ -74,7 +74,7 @@
                 <w:rFonts w:ascii="TimeNewRoman" w:hAnsi="TimeNewRoman"/>
                 <w:sz w:val="30"/>
               </w:rPr>
-              <w:t>74-16=</w:t>
+              <w:t>24+48=</w:t>
             </w:r>
           </w:p>
         </w:tc>
@@ -91,7 +91,7 @@
                 <w:rFonts w:ascii="TimeNewRoman" w:hAnsi="TimeNewRoman"/>
                 <w:sz w:val="30"/>
               </w:rPr>
-              <w:t>18+18=</w:t>
+              <w:t>43-14=</w:t>
             </w:r>
           </w:p>
         </w:tc>
@@ -108,7 +108,7 @@
                 <w:rFonts w:ascii="TimeNewRoman" w:hAnsi="TimeNewRoman"/>
                 <w:sz w:val="30"/>
               </w:rPr>
-              <w:t>53-7=</w:t>
+              <w:t>31-6=</w:t>
             </w:r>
           </w:p>
         </w:tc>
@@ -127,7 +127,7 @@
                 <w:rFonts w:ascii="TimeNewRoman" w:hAnsi="TimeNewRoman"/>
                 <w:sz w:val="30"/>
               </w:rPr>
-              <w:t>14+68=</w:t>
+              <w:t>51-49=</w:t>
             </w:r>
           </w:p>
         </w:tc>
@@ -144,7 +144,7 @@
                 <w:rFonts w:ascii="TimeNewRoman" w:hAnsi="TimeNewRoman"/>
                 <w:sz w:val="30"/>
               </w:rPr>
-              <w:t>62-25=</w:t>
+              <w:t>19+33=</w:t>
             </w:r>
           </w:p>
         </w:tc>
@@ -161,7 +161,7 @@
                 <w:rFonts w:ascii="TimeNewRoman" w:hAnsi="TimeNewRoman"/>
                 <w:sz w:val="30"/>
               </w:rPr>
-              <w:t>6+86=</w:t>
+              <w:t>18+38=</w:t>
             </w:r>
           </w:p>
         </w:tc>
@@ -178,7 +178,7 @@
                 <w:rFonts w:ascii="TimeNewRoman" w:hAnsi="TimeNewRoman"/>
                 <w:sz w:val="30"/>
               </w:rPr>
-              <w:t>36+16=</w:t>
+              <w:t>92-48=</w:t>
             </w:r>
           </w:p>
         </w:tc>
@@ -195,7 +195,7 @@
                 <w:rFonts w:ascii="TimeNewRoman" w:hAnsi="TimeNewRoman"/>
                 <w:sz w:val="30"/>
               </w:rPr>
-              <w:t>93-7=</w:t>
+              <w:t>6+9=</w:t>
             </w:r>
           </w:p>
         </w:tc>
@@ -214,7 +214,7 @@
                 <w:rFonts w:ascii="TimeNewRoman" w:hAnsi="TimeNewRoman"/>
                 <w:sz w:val="30"/>
               </w:rPr>
-              <w:t>49+45=</w:t>
+              <w:t>90-57=</w:t>
             </w:r>
           </w:p>
         </w:tc>
@@ -231,7 +231,7 @@
                 <w:rFonts w:ascii="TimeNewRoman" w:hAnsi="TimeNewRoman"/>
                 <w:sz w:val="30"/>
               </w:rPr>
-              <w:t>53-38=</w:t>
+              <w:t>70-13=</w:t>
             </w:r>
           </w:p>
         </w:tc>
@@ -248,7 +248,7 @@
                 <w:rFonts w:ascii="TimeNewRoman" w:hAnsi="TimeNewRoman"/>
                 <w:sz w:val="30"/>
               </w:rPr>
-              <w:t>49+2=</w:t>
+              <w:t>85-28=</w:t>
             </w:r>
           </w:p>
         </w:tc>
@@ -265,7 +265,7 @@
                 <w:rFonts w:ascii="TimeNewRoman" w:hAnsi="TimeNewRoman"/>
                 <w:sz w:val="30"/>
               </w:rPr>
-              <w:t>61-14=</w:t>
+              <w:t>18+39=</w:t>
             </w:r>
           </w:p>
         </w:tc>
@@ -282,7 +282,7 @@
                 <w:rFonts w:ascii="TimeNewRoman" w:hAnsi="TimeNewRoman"/>
                 <w:sz w:val="30"/>
               </w:rPr>
-              <w:t>75+17=</w:t>
+              <w:t>49+24=</w:t>
             </w:r>
           </w:p>
         </w:tc>
@@ -301,7 +301,7 @@
                 <w:rFonts w:ascii="TimeNewRoman" w:hAnsi="TimeNewRoman"/>
                 <w:sz w:val="30"/>
               </w:rPr>
-              <w:t>18+34=</w:t>
+              <w:t>83-14=</w:t>
             </w:r>
           </w:p>
         </w:tc>
@@ -318,7 +318,7 @@
                 <w:rFonts w:ascii="TimeNewRoman" w:hAnsi="TimeNewRoman"/>
                 <w:sz w:val="30"/>
               </w:rPr>
-              <w:t>44+39=</w:t>
+              <w:t>56+35=</w:t>
             </w:r>
           </w:p>
         </w:tc>
@@ -335,7 +335,7 @@
                 <w:rFonts w:ascii="TimeNewRoman" w:hAnsi="TimeNewRoman"/>
                 <w:sz w:val="30"/>
               </w:rPr>
-              <w:t>7+37=</w:t>
+              <w:t>51-19=</w:t>
             </w:r>
           </w:p>
         </w:tc>
@@ -352,7 +352,7 @@
                 <w:rFonts w:ascii="TimeNewRoman" w:hAnsi="TimeNewRoman"/>
                 <w:sz w:val="30"/>
               </w:rPr>
-              <w:t>19+9=</w:t>
+              <w:t>78+7=</w:t>
             </w:r>
           </w:p>
         </w:tc>
@@ -369,7 +369,7 @@
                 <w:rFonts w:ascii="TimeNewRoman" w:hAnsi="TimeNewRoman"/>
                 <w:sz w:val="30"/>
               </w:rPr>
-              <w:t>94-37=</w:t>
+              <w:t>66-8=</w:t>
             </w:r>
           </w:p>
         </w:tc>
@@ -388,7 +388,7 @@
                 <w:rFonts w:ascii="TimeNewRoman" w:hAnsi="TimeNewRoman"/>
                 <w:sz w:val="30"/>
               </w:rPr>
-              <w:t>54+28=</w:t>
+              <w:t>35+7=</w:t>
             </w:r>
           </w:p>
         </w:tc>
@@ -405,7 +405,7 @@
                 <w:rFonts w:ascii="TimeNewRoman" w:hAnsi="TimeNewRoman"/>
                 <w:sz w:val="30"/>
               </w:rPr>
-              <w:t>29+26=</w:t>
+              <w:t>48+48=</w:t>
             </w:r>
           </w:p>
         </w:tc>
@@ -422,7 +422,7 @@
                 <w:rFonts w:ascii="TimeNewRoman" w:hAnsi="TimeNewRoman"/>
                 <w:sz w:val="30"/>
               </w:rPr>
-              <w:t>60-6=</w:t>
+              <w:t>91-24=</w:t>
             </w:r>
           </w:p>
         </w:tc>
@@ -439,7 +439,7 @@
                 <w:rFonts w:ascii="TimeNewRoman" w:hAnsi="TimeNewRoman"/>
                 <w:sz w:val="30"/>
               </w:rPr>
-              <w:t>94-49=</w:t>
+              <w:t>26+68=</w:t>
             </w:r>
           </w:p>
         </w:tc>
@@ -456,7 +456,7 @@
                 <w:rFonts w:ascii="TimeNewRoman" w:hAnsi="TimeNewRoman"/>
                 <w:sz w:val="30"/>
               </w:rPr>
-              <w:t>38+39=</w:t>
+              <w:t>47+18=</w:t>
             </w:r>
           </w:p>
         </w:tc>
@@ -475,7 +475,7 @@
                 <w:rFonts w:ascii="TimeNewRoman" w:hAnsi="TimeNewRoman"/>
                 <w:sz w:val="30"/>
               </w:rPr>
-              <w:t>36+25=</w:t>
+              <w:t>27+18=</w:t>
             </w:r>
           </w:p>
         </w:tc>
@@ -492,7 +492,7 @@
                 <w:rFonts w:ascii="TimeNewRoman" w:hAnsi="TimeNewRoman"/>
                 <w:sz w:val="30"/>
               </w:rPr>
-              <w:t>4+18=</w:t>
+              <w:t>82-27=</w:t>
             </w:r>
           </w:p>
         </w:tc>
@@ -509,7 +509,7 @@
                 <w:rFonts w:ascii="TimeNewRoman" w:hAnsi="TimeNewRoman"/>
                 <w:sz w:val="30"/>
               </w:rPr>
-              <w:t>82-55=</w:t>
+              <w:t>74-36=</w:t>
             </w:r>
           </w:p>
         </w:tc>
@@ -526,7 +526,7 @@
                 <w:rFonts w:ascii="TimeNewRoman" w:hAnsi="TimeNewRoman"/>
                 <w:sz w:val="30"/>
               </w:rPr>
-              <w:t>7+74=</w:t>
+              <w:t>22-6=</w:t>
             </w:r>
           </w:p>
         </w:tc>
@@ -543,7 +543,7 @@
                 <w:rFonts w:ascii="TimeNewRoman" w:hAnsi="TimeNewRoman"/>
                 <w:sz w:val="30"/>
               </w:rPr>
-              <w:t>14+78=</w:t>
+              <w:t>61-2=</w:t>
             </w:r>
           </w:p>
         </w:tc>
@@ -562,7 +562,7 @@
                 <w:rFonts w:ascii="TimeNewRoman" w:hAnsi="TimeNewRoman"/>
                 <w:sz w:val="30"/>
               </w:rPr>
-              <w:t>90-61=</w:t>
+              <w:t>57+37=</w:t>
             </w:r>
           </w:p>
         </w:tc>
@@ -579,7 +579,7 @@
                 <w:rFonts w:ascii="TimeNewRoman" w:hAnsi="TimeNewRoman"/>
                 <w:sz w:val="30"/>
               </w:rPr>
-              <w:t>87-38=</w:t>
+              <w:t>88-19=</w:t>
             </w:r>
           </w:p>
         </w:tc>
@@ -596,7 +596,7 @@
                 <w:rFonts w:ascii="TimeNewRoman" w:hAnsi="TimeNewRoman"/>
                 <w:sz w:val="30"/>
               </w:rPr>
-              <w:t>84+9=</w:t>
+              <w:t>58+33=</w:t>
             </w:r>
           </w:p>
         </w:tc>
@@ -613,7 +613,7 @@
                 <w:rFonts w:ascii="TimeNewRoman" w:hAnsi="TimeNewRoman"/>
                 <w:sz w:val="30"/>
               </w:rPr>
-              <w:t>97-39=</w:t>
+              <w:t>84-58=</w:t>
             </w:r>
           </w:p>
         </w:tc>
@@ -630,7 +630,7 @@
                 <w:rFonts w:ascii="TimeNewRoman" w:hAnsi="TimeNewRoman"/>
                 <w:sz w:val="30"/>
               </w:rPr>
-              <w:t>92-56=</w:t>
+              <w:t>97-19=</w:t>
             </w:r>
           </w:p>
         </w:tc>
@@ -649,7 +649,7 @@
                 <w:rFonts w:ascii="TimeNewRoman" w:hAnsi="TimeNewRoman"/>
                 <w:sz w:val="30"/>
               </w:rPr>
-              <w:t>26+36=</w:t>
+              <w:t>26+18=</w:t>
             </w:r>
           </w:p>
         </w:tc>
@@ -666,7 +666,7 @@
                 <w:rFonts w:ascii="TimeNewRoman" w:hAnsi="TimeNewRoman"/>
                 <w:sz w:val="30"/>
               </w:rPr>
-              <w:t>44+48=</w:t>
+              <w:t>20-2=</w:t>
             </w:r>
           </w:p>
         </w:tc>
@@ -683,7 +683,7 @@
                 <w:rFonts w:ascii="TimeNewRoman" w:hAnsi="TimeNewRoman"/>
                 <w:sz w:val="30"/>
               </w:rPr>
-              <w:t>97-18=</w:t>
+              <w:t>60-47=</w:t>
             </w:r>
           </w:p>
         </w:tc>
@@ -700,7 +700,7 @@
                 <w:rFonts w:ascii="TimeNewRoman" w:hAnsi="TimeNewRoman"/>
                 <w:sz w:val="30"/>
               </w:rPr>
-              <w:t>23-15=</w:t>
+              <w:t>5+36=</w:t>
             </w:r>
           </w:p>
         </w:tc>
@@ -717,7 +717,7 @@
                 <w:rFonts w:ascii="TimeNewRoman" w:hAnsi="TimeNewRoman"/>
                 <w:sz w:val="30"/>
               </w:rPr>
-              <w:t>28+25=</w:t>
+              <w:t>50-31=</w:t>
             </w:r>
           </w:p>
         </w:tc>
@@ -736,7 +736,7 @@
                 <w:rFonts w:ascii="TimeNewRoman" w:hAnsi="TimeNewRoman"/>
                 <w:sz w:val="30"/>
               </w:rPr>
-              <w:t>29+18=</w:t>
+              <w:t>84-36=</w:t>
             </w:r>
           </w:p>
         </w:tc>
@@ -753,7 +753,599 @@
                 <w:rFonts w:ascii="TimeNewRoman" w:hAnsi="TimeNewRoman"/>
                 <w:sz w:val="30"/>
               </w:rPr>
-              <w:t>12-3=</w:t>
+              <w:t>37+44=</w:t>
+            </w:r>
+          </w:p>
+        </w:tc>
+        <w:tc>
+          <w:tcPr>
+            <w:tcW w:type="dxa" w:w="1987"/>
+          </w:tcPr>
+          <w:p>
+            <w:pPr>
+              <w:jc w:val="left"/>
+            </w:pPr>
+            <w:r>
+              <w:rPr>
+                <w:rFonts w:ascii="TimeNewRoman" w:hAnsi="TimeNewRoman"/>
+                <w:sz w:val="30"/>
+              </w:rPr>
+              <w:t>7+64=</w:t>
+            </w:r>
+          </w:p>
+        </w:tc>
+        <w:tc>
+          <w:tcPr>
+            <w:tcW w:type="dxa" w:w="1987"/>
+          </w:tcPr>
+          <w:p>
+            <w:pPr>
+              <w:jc w:val="left"/>
+            </w:pPr>
+            <w:r>
+              <w:rPr>
+                <w:rFonts w:ascii="TimeNewRoman" w:hAnsi="TimeNewRoman"/>
+                <w:sz w:val="30"/>
+              </w:rPr>
+              <w:t>50-38=</w:t>
+            </w:r>
+          </w:p>
+        </w:tc>
+        <w:tc>
+          <w:tcPr>
+            <w:tcW w:type="dxa" w:w="1987"/>
+          </w:tcPr>
+          <w:p>
+            <w:pPr>
+              <w:jc w:val="left"/>
+            </w:pPr>
+            <w:r>
+              <w:rPr>
+                <w:rFonts w:ascii="TimeNewRoman" w:hAnsi="TimeNewRoman"/>
+                <w:sz w:val="30"/>
+              </w:rPr>
+              <w:t>93-67=</w:t>
+            </w:r>
+          </w:p>
+        </w:tc>
+      </w:tr>
+      <w:tr>
+        <w:tc>
+          <w:tcPr>
+            <w:tcW w:type="dxa" w:w="1987"/>
+          </w:tcPr>
+          <w:p>
+            <w:pPr>
+              <w:jc w:val="left"/>
+            </w:pPr>
+            <w:r>
+              <w:rPr>
+                <w:rFonts w:ascii="TimeNewRoman" w:hAnsi="TimeNewRoman"/>
+                <w:sz w:val="30"/>
+              </w:rPr>
+              <w:t>57+39=</w:t>
+            </w:r>
+          </w:p>
+        </w:tc>
+        <w:tc>
+          <w:tcPr>
+            <w:tcW w:type="dxa" w:w="1987"/>
+          </w:tcPr>
+          <w:p>
+            <w:pPr>
+              <w:jc w:val="left"/>
+            </w:pPr>
+            <w:r>
+              <w:rPr>
+                <w:rFonts w:ascii="TimeNewRoman" w:hAnsi="TimeNewRoman"/>
+                <w:sz w:val="30"/>
+              </w:rPr>
+              <w:t>40-31=</w:t>
+            </w:r>
+          </w:p>
+        </w:tc>
+        <w:tc>
+          <w:tcPr>
+            <w:tcW w:type="dxa" w:w="1987"/>
+          </w:tcPr>
+          <w:p>
+            <w:pPr>
+              <w:jc w:val="left"/>
+            </w:pPr>
+            <w:r>
+              <w:rPr>
+                <w:rFonts w:ascii="TimeNewRoman" w:hAnsi="TimeNewRoman"/>
+                <w:sz w:val="30"/>
+              </w:rPr>
+              <w:t>28+55=</w:t>
+            </w:r>
+          </w:p>
+        </w:tc>
+        <w:tc>
+          <w:tcPr>
+            <w:tcW w:type="dxa" w:w="1987"/>
+          </w:tcPr>
+          <w:p>
+            <w:pPr>
+              <w:jc w:val="left"/>
+            </w:pPr>
+            <w:r>
+              <w:rPr>
+                <w:rFonts w:ascii="TimeNewRoman" w:hAnsi="TimeNewRoman"/>
+                <w:sz w:val="30"/>
+              </w:rPr>
+              <w:t>45-6=</w:t>
+            </w:r>
+          </w:p>
+        </w:tc>
+        <w:tc>
+          <w:tcPr>
+            <w:tcW w:type="dxa" w:w="1987"/>
+          </w:tcPr>
+          <w:p>
+            <w:pPr>
+              <w:jc w:val="left"/>
+            </w:pPr>
+            <w:r>
+              <w:rPr>
+                <w:rFonts w:ascii="TimeNewRoman" w:hAnsi="TimeNewRoman"/>
+                <w:sz w:val="30"/>
+              </w:rPr>
+              <w:t>42-19=</w:t>
+            </w:r>
+          </w:p>
+        </w:tc>
+      </w:tr>
+      <w:tr>
+        <w:tc>
+          <w:tcPr>
+            <w:tcW w:type="dxa" w:w="1987"/>
+          </w:tcPr>
+          <w:p>
+            <w:pPr>
+              <w:jc w:val="left"/>
+            </w:pPr>
+            <w:r>
+              <w:rPr>
+                <w:rFonts w:ascii="TimeNewRoman" w:hAnsi="TimeNewRoman"/>
+                <w:sz w:val="30"/>
+              </w:rPr>
+              <w:t>25+67=</w:t>
+            </w:r>
+          </w:p>
+        </w:tc>
+        <w:tc>
+          <w:tcPr>
+            <w:tcW w:type="dxa" w:w="1987"/>
+          </w:tcPr>
+          <w:p>
+            <w:pPr>
+              <w:jc w:val="left"/>
+            </w:pPr>
+            <w:r>
+              <w:rPr>
+                <w:rFonts w:ascii="TimeNewRoman" w:hAnsi="TimeNewRoman"/>
+                <w:sz w:val="30"/>
+              </w:rPr>
+              <w:t>42-9=</w:t>
+            </w:r>
+          </w:p>
+        </w:tc>
+        <w:tc>
+          <w:tcPr>
+            <w:tcW w:type="dxa" w:w="1987"/>
+          </w:tcPr>
+          <w:p>
+            <w:pPr>
+              <w:jc w:val="left"/>
+            </w:pPr>
+            <w:r>
+              <w:rPr>
+                <w:rFonts w:ascii="TimeNewRoman" w:hAnsi="TimeNewRoman"/>
+                <w:sz w:val="30"/>
+              </w:rPr>
+              <w:t>39+57=</w:t>
+            </w:r>
+          </w:p>
+        </w:tc>
+        <w:tc>
+          <w:tcPr>
+            <w:tcW w:type="dxa" w:w="1987"/>
+          </w:tcPr>
+          <w:p>
+            <w:pPr>
+              <w:jc w:val="left"/>
+            </w:pPr>
+            <w:r>
+              <w:rPr>
+                <w:rFonts w:ascii="TimeNewRoman" w:hAnsi="TimeNewRoman"/>
+                <w:sz w:val="30"/>
+              </w:rPr>
+              <w:t>66+28=</w:t>
+            </w:r>
+          </w:p>
+        </w:tc>
+        <w:tc>
+          <w:tcPr>
+            <w:tcW w:type="dxa" w:w="1987"/>
+          </w:tcPr>
+          <w:p>
+            <w:pPr>
+              <w:jc w:val="left"/>
+            </w:pPr>
+            <w:r>
+              <w:rPr>
+                <w:rFonts w:ascii="TimeNewRoman" w:hAnsi="TimeNewRoman"/>
+                <w:sz w:val="30"/>
+              </w:rPr>
+              <w:t>31-13=</w:t>
+            </w:r>
+          </w:p>
+        </w:tc>
+      </w:tr>
+      <w:tr>
+        <w:tc>
+          <w:tcPr>
+            <w:tcW w:type="dxa" w:w="1987"/>
+          </w:tcPr>
+          <w:p>
+            <w:pPr>
+              <w:jc w:val="left"/>
+            </w:pPr>
+            <w:r>
+              <w:rPr>
+                <w:rFonts w:ascii="TimeNewRoman" w:hAnsi="TimeNewRoman"/>
+                <w:sz w:val="30"/>
+              </w:rPr>
+              <w:t>95-59=</w:t>
+            </w:r>
+          </w:p>
+        </w:tc>
+        <w:tc>
+          <w:tcPr>
+            <w:tcW w:type="dxa" w:w="1987"/>
+          </w:tcPr>
+          <w:p>
+            <w:pPr>
+              <w:jc w:val="left"/>
+            </w:pPr>
+            <w:r>
+              <w:rPr>
+                <w:rFonts w:ascii="TimeNewRoman" w:hAnsi="TimeNewRoman"/>
+                <w:sz w:val="30"/>
+              </w:rPr>
+              <w:t>41-14=</w:t>
+            </w:r>
+          </w:p>
+        </w:tc>
+        <w:tc>
+          <w:tcPr>
+            <w:tcW w:type="dxa" w:w="1987"/>
+          </w:tcPr>
+          <w:p>
+            <w:pPr>
+              <w:jc w:val="left"/>
+            </w:pPr>
+            <w:r>
+              <w:rPr>
+                <w:rFonts w:ascii="TimeNewRoman" w:hAnsi="TimeNewRoman"/>
+                <w:sz w:val="30"/>
+              </w:rPr>
+              <w:t>73-49=</w:t>
+            </w:r>
+          </w:p>
+        </w:tc>
+        <w:tc>
+          <w:tcPr>
+            <w:tcW w:type="dxa" w:w="1987"/>
+          </w:tcPr>
+          <w:p>
+            <w:pPr>
+              <w:jc w:val="left"/>
+            </w:pPr>
+            <w:r>
+              <w:rPr>
+                <w:rFonts w:ascii="TimeNewRoman" w:hAnsi="TimeNewRoman"/>
+                <w:sz w:val="30"/>
+              </w:rPr>
+              <w:t>21-4=</w:t>
+            </w:r>
+          </w:p>
+        </w:tc>
+        <w:tc>
+          <w:tcPr>
+            <w:tcW w:type="dxa" w:w="1987"/>
+          </w:tcPr>
+          <w:p>
+            <w:pPr>
+              <w:jc w:val="left"/>
+            </w:pPr>
+            <w:r>
+              <w:rPr>
+                <w:rFonts w:ascii="TimeNewRoman" w:hAnsi="TimeNewRoman"/>
+                <w:sz w:val="30"/>
+              </w:rPr>
+              <w:t>59+13=</w:t>
+            </w:r>
+          </w:p>
+        </w:tc>
+      </w:tr>
+      <w:tr>
+        <w:tc>
+          <w:tcPr>
+            <w:tcW w:type="dxa" w:w="1987"/>
+          </w:tcPr>
+          <w:p>
+            <w:pPr>
+              <w:jc w:val="left"/>
+            </w:pPr>
+            <w:r>
+              <w:rPr>
+                <w:rFonts w:ascii="TimeNewRoman" w:hAnsi="TimeNewRoman"/>
+                <w:sz w:val="30"/>
+              </w:rPr>
+              <w:t>56+15=</w:t>
+            </w:r>
+          </w:p>
+        </w:tc>
+        <w:tc>
+          <w:tcPr>
+            <w:tcW w:type="dxa" w:w="1987"/>
+          </w:tcPr>
+          <w:p>
+            <w:pPr>
+              <w:jc w:val="left"/>
+            </w:pPr>
+            <w:r>
+              <w:rPr>
+                <w:rFonts w:ascii="TimeNewRoman" w:hAnsi="TimeNewRoman"/>
+                <w:sz w:val="30"/>
+              </w:rPr>
+              <w:t>49+13=</w:t>
+            </w:r>
+          </w:p>
+        </w:tc>
+        <w:tc>
+          <w:tcPr>
+            <w:tcW w:type="dxa" w:w="1987"/>
+          </w:tcPr>
+          <w:p>
+            <w:pPr>
+              <w:jc w:val="left"/>
+            </w:pPr>
+            <w:r>
+              <w:rPr>
+                <w:rFonts w:ascii="TimeNewRoman" w:hAnsi="TimeNewRoman"/>
+                <w:sz w:val="30"/>
+              </w:rPr>
+              <w:t>60-57=</w:t>
+            </w:r>
+          </w:p>
+        </w:tc>
+        <w:tc>
+          <w:tcPr>
+            <w:tcW w:type="dxa" w:w="1987"/>
+          </w:tcPr>
+          <w:p>
+            <w:pPr>
+              <w:jc w:val="left"/>
+            </w:pPr>
+            <w:r>
+              <w:rPr>
+                <w:rFonts w:ascii="TimeNewRoman" w:hAnsi="TimeNewRoman"/>
+                <w:sz w:val="30"/>
+              </w:rPr>
+              <w:t>73-18=</w:t>
+            </w:r>
+          </w:p>
+        </w:tc>
+        <w:tc>
+          <w:tcPr>
+            <w:tcW w:type="dxa" w:w="1987"/>
+          </w:tcPr>
+          <w:p>
+            <w:pPr>
+              <w:jc w:val="left"/>
+            </w:pPr>
+            <w:r>
+              <w:rPr>
+                <w:rFonts w:ascii="TimeNewRoman" w:hAnsi="TimeNewRoman"/>
+                <w:sz w:val="30"/>
+              </w:rPr>
+              <w:t>93-57=</w:t>
+            </w:r>
+          </w:p>
+        </w:tc>
+      </w:tr>
+      <w:tr>
+        <w:tc>
+          <w:tcPr>
+            <w:tcW w:type="dxa" w:w="1987"/>
+          </w:tcPr>
+          <w:p>
+            <w:pPr>
+              <w:jc w:val="left"/>
+            </w:pPr>
+            <w:r>
+              <w:rPr>
+                <w:rFonts w:ascii="TimeNewRoman" w:hAnsi="TimeNewRoman"/>
+                <w:sz w:val="30"/>
+              </w:rPr>
+              <w:t>8+4=</w:t>
+            </w:r>
+          </w:p>
+        </w:tc>
+        <w:tc>
+          <w:tcPr>
+            <w:tcW w:type="dxa" w:w="1987"/>
+          </w:tcPr>
+          <w:p>
+            <w:pPr>
+              <w:jc w:val="left"/>
+            </w:pPr>
+            <w:r>
+              <w:rPr>
+                <w:rFonts w:ascii="TimeNewRoman" w:hAnsi="TimeNewRoman"/>
+                <w:sz w:val="30"/>
+              </w:rPr>
+              <w:t>26-7=</w:t>
+            </w:r>
+          </w:p>
+        </w:tc>
+        <w:tc>
+          <w:tcPr>
+            <w:tcW w:type="dxa" w:w="1987"/>
+          </w:tcPr>
+          <w:p>
+            <w:pPr>
+              <w:jc w:val="left"/>
+            </w:pPr>
+            <w:r>
+              <w:rPr>
+                <w:rFonts w:ascii="TimeNewRoman" w:hAnsi="TimeNewRoman"/>
+                <w:sz w:val="30"/>
+              </w:rPr>
+              <w:t>28+13=</w:t>
+            </w:r>
+          </w:p>
+        </w:tc>
+        <w:tc>
+          <w:tcPr>
+            <w:tcW w:type="dxa" w:w="1987"/>
+          </w:tcPr>
+          <w:p>
+            <w:pPr>
+              <w:jc w:val="left"/>
+            </w:pPr>
+            <w:r>
+              <w:rPr>
+                <w:rFonts w:ascii="TimeNewRoman" w:hAnsi="TimeNewRoman"/>
+                <w:sz w:val="30"/>
+              </w:rPr>
+              <w:t>85-79=</w:t>
+            </w:r>
+          </w:p>
+        </w:tc>
+        <w:tc>
+          <w:tcPr>
+            <w:tcW w:type="dxa" w:w="1987"/>
+          </w:tcPr>
+          <w:p>
+            <w:pPr>
+              <w:jc w:val="left"/>
+            </w:pPr>
+            <w:r>
+              <w:rPr>
+                <w:rFonts w:ascii="TimeNewRoman" w:hAnsi="TimeNewRoman"/>
+                <w:sz w:val="30"/>
+              </w:rPr>
+              <w:t>86-69=</w:t>
+            </w:r>
+          </w:p>
+        </w:tc>
+      </w:tr>
+      <w:tr>
+        <w:tc>
+          <w:tcPr>
+            <w:tcW w:type="dxa" w:w="1987"/>
+          </w:tcPr>
+          <w:p>
+            <w:pPr>
+              <w:jc w:val="left"/>
+            </w:pPr>
+            <w:r>
+              <w:rPr>
+                <w:rFonts w:ascii="TimeNewRoman" w:hAnsi="TimeNewRoman"/>
+                <w:sz w:val="30"/>
+              </w:rPr>
+              <w:t>79+5=</w:t>
+            </w:r>
+          </w:p>
+        </w:tc>
+        <w:tc>
+          <w:tcPr>
+            <w:tcW w:type="dxa" w:w="1987"/>
+          </w:tcPr>
+          <w:p>
+            <w:pPr>
+              <w:jc w:val="left"/>
+            </w:pPr>
+            <w:r>
+              <w:rPr>
+                <w:rFonts w:ascii="TimeNewRoman" w:hAnsi="TimeNewRoman"/>
+                <w:sz w:val="30"/>
+              </w:rPr>
+              <w:t>34+57=</w:t>
+            </w:r>
+          </w:p>
+        </w:tc>
+        <w:tc>
+          <w:tcPr>
+            <w:tcW w:type="dxa" w:w="1987"/>
+          </w:tcPr>
+          <w:p>
+            <w:pPr>
+              <w:jc w:val="left"/>
+            </w:pPr>
+            <w:r>
+              <w:rPr>
+                <w:rFonts w:ascii="TimeNewRoman" w:hAnsi="TimeNewRoman"/>
+                <w:sz w:val="30"/>
+              </w:rPr>
+              <w:t>87+5=</w:t>
+            </w:r>
+          </w:p>
+        </w:tc>
+        <w:tc>
+          <w:tcPr>
+            <w:tcW w:type="dxa" w:w="1987"/>
+          </w:tcPr>
+          <w:p>
+            <w:pPr>
+              <w:jc w:val="left"/>
+            </w:pPr>
+            <w:r>
+              <w:rPr>
+                <w:rFonts w:ascii="TimeNewRoman" w:hAnsi="TimeNewRoman"/>
+                <w:sz w:val="30"/>
+              </w:rPr>
+              <w:t>66-59=</w:t>
+            </w:r>
+          </w:p>
+        </w:tc>
+        <w:tc>
+          <w:tcPr>
+            <w:tcW w:type="dxa" w:w="1987"/>
+          </w:tcPr>
+          <w:p>
+            <w:pPr>
+              <w:jc w:val="left"/>
+            </w:pPr>
+            <w:r>
+              <w:rPr>
+                <w:rFonts w:ascii="TimeNewRoman" w:hAnsi="TimeNewRoman"/>
+                <w:sz w:val="30"/>
+              </w:rPr>
+              <w:t>29+7=</w:t>
+            </w:r>
+          </w:p>
+        </w:tc>
+      </w:tr>
+      <w:tr>
+        <w:tc>
+          <w:tcPr>
+            <w:tcW w:type="dxa" w:w="1987"/>
+          </w:tcPr>
+          <w:p>
+            <w:pPr>
+              <w:jc w:val="left"/>
+            </w:pPr>
+            <w:r>
+              <w:rPr>
+                <w:rFonts w:ascii="TimeNewRoman" w:hAnsi="TimeNewRoman"/>
+                <w:sz w:val="30"/>
+              </w:rPr>
+              <w:t>8+39=</w:t>
             </w:r>
           </w:p>
         </w:tc>
@@ -787,7 +1379,7 @@
                 <w:rFonts w:ascii="TimeNewRoman" w:hAnsi="TimeNewRoman"/>
                 <w:sz w:val="30"/>
               </w:rPr>
-              <w:t>48+3=</w:t>
+              <w:t>64-15=</w:t>
             </w:r>
           </w:p>
         </w:tc>
@@ -804,7 +1396,24 @@
                 <w:rFonts w:ascii="TimeNewRoman" w:hAnsi="TimeNewRoman"/>
                 <w:sz w:val="30"/>
               </w:rPr>
-              <w:t>76-39=</w:t>
+              <w:t>9+28=</w:t>
+            </w:r>
+          </w:p>
+        </w:tc>
+        <w:tc>
+          <w:tcPr>
+            <w:tcW w:type="dxa" w:w="1987"/>
+          </w:tcPr>
+          <w:p>
+            <w:pPr>
+              <w:jc w:val="left"/>
+            </w:pPr>
+            <w:r>
+              <w:rPr>
+                <w:rFonts w:ascii="TimeNewRoman" w:hAnsi="TimeNewRoman"/>
+                <w:sz w:val="30"/>
+              </w:rPr>
+              <w:t>71-4=</w:t>
             </w:r>
           </w:p>
         </w:tc>
@@ -823,7 +1432,7 @@
                 <w:rFonts w:ascii="TimeNewRoman" w:hAnsi="TimeNewRoman"/>
                 <w:sz w:val="30"/>
               </w:rPr>
-              <w:t>49+29=</w:t>
+              <w:t>90-73=</w:t>
             </w:r>
           </w:p>
         </w:tc>
@@ -840,7 +1449,7 @@
                 <w:rFonts w:ascii="TimeNewRoman" w:hAnsi="TimeNewRoman"/>
                 <w:sz w:val="30"/>
               </w:rPr>
-              <w:t>90-19=</w:t>
+              <w:t>48+13=</w:t>
             </w:r>
           </w:p>
         </w:tc>
@@ -857,7 +1466,7 @@
                 <w:rFonts w:ascii="TimeNewRoman" w:hAnsi="TimeNewRoman"/>
                 <w:sz w:val="30"/>
               </w:rPr>
-              <w:t>61-29=</w:t>
+              <w:t>5+88=</w:t>
             </w:r>
           </w:p>
         </w:tc>
@@ -874,7 +1483,7 @@
                 <w:rFonts w:ascii="TimeNewRoman" w:hAnsi="TimeNewRoman"/>
                 <w:sz w:val="30"/>
               </w:rPr>
-              <w:t>54+39=</w:t>
+              <w:t>25+68=</w:t>
             </w:r>
           </w:p>
         </w:tc>
@@ -891,7 +1500,7 @@
                 <w:rFonts w:ascii="TimeNewRoman" w:hAnsi="TimeNewRoman"/>
                 <w:sz w:val="30"/>
               </w:rPr>
-              <w:t>39+59=</w:t>
+              <w:t>8+53=</w:t>
             </w:r>
           </w:p>
         </w:tc>
@@ -910,7 +1519,7 @@
                 <w:rFonts w:ascii="TimeNewRoman" w:hAnsi="TimeNewRoman"/>
                 <w:sz w:val="30"/>
               </w:rPr>
-              <w:t>48+36=</w:t>
+              <w:t>98-89=</w:t>
             </w:r>
           </w:p>
         </w:tc>
@@ -927,7 +1536,7 @@
                 <w:rFonts w:ascii="TimeNewRoman" w:hAnsi="TimeNewRoman"/>
                 <w:sz w:val="30"/>
               </w:rPr>
-              <w:t>29+4=</w:t>
+              <w:t>66+19=</w:t>
             </w:r>
           </w:p>
         </w:tc>
@@ -944,7 +1553,7 @@
                 <w:rFonts w:ascii="TimeNewRoman" w:hAnsi="TimeNewRoman"/>
                 <w:sz w:val="30"/>
               </w:rPr>
-              <w:t>90-32=</w:t>
+              <w:t>72-46=</w:t>
             </w:r>
           </w:p>
         </w:tc>
@@ -961,7 +1570,7 @@
                 <w:rFonts w:ascii="TimeNewRoman" w:hAnsi="TimeNewRoman"/>
                 <w:sz w:val="30"/>
               </w:rPr>
-              <w:t>34-26=</w:t>
+              <w:t>93-78=</w:t>
             </w:r>
           </w:p>
         </w:tc>
@@ -978,7 +1587,7 @@
                 <w:rFonts w:ascii="TimeNewRoman" w:hAnsi="TimeNewRoman"/>
                 <w:sz w:val="30"/>
               </w:rPr>
-              <w:t>92-18=</w:t>
+              <w:t>91-46=</w:t>
             </w:r>
           </w:p>
         </w:tc>
@@ -997,7 +1606,7 @@
                 <w:rFonts w:ascii="TimeNewRoman" w:hAnsi="TimeNewRoman"/>
                 <w:sz w:val="30"/>
               </w:rPr>
-              <w:t>50-4=</w:t>
+              <w:t>90-14=</w:t>
             </w:r>
           </w:p>
         </w:tc>
@@ -1014,7 +1623,7 @@
                 <w:rFonts w:ascii="TimeNewRoman" w:hAnsi="TimeNewRoman"/>
                 <w:sz w:val="30"/>
               </w:rPr>
-              <w:t>51-4=</w:t>
+              <w:t>26-9=</w:t>
             </w:r>
           </w:p>
         </w:tc>
@@ -1031,7 +1640,7 @@
                 <w:rFonts w:ascii="TimeNewRoman" w:hAnsi="TimeNewRoman"/>
                 <w:sz w:val="30"/>
               </w:rPr>
-              <w:t>93-56=</w:t>
+              <w:t>36+37=</w:t>
             </w:r>
           </w:p>
         </w:tc>
@@ -1048,7 +1657,7 @@
                 <w:rFonts w:ascii="TimeNewRoman" w:hAnsi="TimeNewRoman"/>
                 <w:sz w:val="30"/>
               </w:rPr>
-              <w:t>48+44=</w:t>
+              <w:t>63-26=</w:t>
             </w:r>
           </w:p>
         </w:tc>
@@ -1065,7 +1674,7 @@
                 <w:rFonts w:ascii="TimeNewRoman" w:hAnsi="TimeNewRoman"/>
                 <w:sz w:val="30"/>
               </w:rPr>
-              <w:t>18+27=</w:t>
+              <w:t>44+27=</w:t>
             </w:r>
           </w:p>
         </w:tc>
@@ -1084,7 +1693,7 @@
                 <w:rFonts w:ascii="TimeNewRoman" w:hAnsi="TimeNewRoman"/>
                 <w:sz w:val="30"/>
               </w:rPr>
-              <w:t>48-19=</w:t>
+              <w:t>86-19=</w:t>
             </w:r>
           </w:p>
         </w:tc>
@@ -1101,7 +1710,7 @@
                 <w:rFonts w:ascii="TimeNewRoman" w:hAnsi="TimeNewRoman"/>
                 <w:sz w:val="30"/>
               </w:rPr>
-              <w:t>32+29=</w:t>
+              <w:t>64-8=</w:t>
             </w:r>
           </w:p>
         </w:tc>
@@ -1118,7 +1727,7 @@
                 <w:rFonts w:ascii="TimeNewRoman" w:hAnsi="TimeNewRoman"/>
                 <w:sz w:val="30"/>
               </w:rPr>
-              <w:t>70-68=</w:t>
+              <w:t>73-26=</w:t>
             </w:r>
           </w:p>
         </w:tc>
@@ -1135,7 +1744,7 @@
                 <w:rFonts w:ascii="TimeNewRoman" w:hAnsi="TimeNewRoman"/>
                 <w:sz w:val="30"/>
               </w:rPr>
-              <w:t>65-37=</w:t>
+              <w:t>19+47=</w:t>
             </w:r>
           </w:p>
         </w:tc>
@@ -1152,616 +1761,7 @@
                 <w:rFonts w:ascii="TimeNewRoman" w:hAnsi="TimeNewRoman"/>
                 <w:sz w:val="30"/>
               </w:rPr>
-              <w:t>71-39=</w:t>
-            </w:r>
-          </w:p>
-        </w:tc>
-      </w:tr>
-      <w:tr>
-        <w:tc>
-          <w:tcPr>
-            <w:tcW w:type="dxa" w:w="1987"/>
-          </w:tcPr>
-          <w:p>
-            <w:pPr>
-              <w:jc w:val="left"/>
-            </w:pPr>
-            <w:r>
-              <w:rPr>
-                <w:rFonts w:ascii="TimeNewRoman" w:hAnsi="TimeNewRoman"/>
-                <w:sz w:val="30"/>
-              </w:rPr>
-              <w:t>26+47=</w:t>
-            </w:r>
-          </w:p>
-        </w:tc>
-        <w:tc>
-          <w:tcPr>
-            <w:tcW w:type="dxa" w:w="1987"/>
-          </w:tcPr>
-          <w:p>
-            <w:pPr>
-              <w:jc w:val="left"/>
-            </w:pPr>
-            <w:r>
-              <w:rPr>
-                <w:rFonts w:ascii="TimeNewRoman" w:hAnsi="TimeNewRoman"/>
-                <w:sz w:val="30"/>
-              </w:rPr>
-              <w:t>90-87=</w:t>
-            </w:r>
-          </w:p>
-        </w:tc>
-        <w:tc>
-          <w:tcPr>
-            <w:tcW w:type="dxa" w:w="1987"/>
-          </w:tcPr>
-          <w:p>
-            <w:pPr>
-              <w:jc w:val="left"/>
-            </w:pPr>
-            <w:r>
-              <w:rPr>
-                <w:rFonts w:ascii="TimeNewRoman" w:hAnsi="TimeNewRoman"/>
-                <w:sz w:val="30"/>
-              </w:rPr>
-              <w:t>8+49=</w:t>
-            </w:r>
-          </w:p>
-        </w:tc>
-        <w:tc>
-          <w:tcPr>
-            <w:tcW w:type="dxa" w:w="1987"/>
-          </w:tcPr>
-          <w:p>
-            <w:pPr>
-              <w:jc w:val="left"/>
-            </w:pPr>
-            <w:r>
-              <w:rPr>
-                <w:rFonts w:ascii="TimeNewRoman" w:hAnsi="TimeNewRoman"/>
-                <w:sz w:val="30"/>
-              </w:rPr>
-              <w:t>75-26=</w:t>
-            </w:r>
-          </w:p>
-        </w:tc>
-        <w:tc>
-          <w:tcPr>
-            <w:tcW w:type="dxa" w:w="1987"/>
-          </w:tcPr>
-          <w:p>
-            <w:pPr>
-              <w:jc w:val="left"/>
-            </w:pPr>
-            <w:r>
-              <w:rPr>
-                <w:rFonts w:ascii="TimeNewRoman" w:hAnsi="TimeNewRoman"/>
-                <w:sz w:val="30"/>
-              </w:rPr>
-              <w:t>57+19=</w:t>
-            </w:r>
-          </w:p>
-        </w:tc>
-      </w:tr>
-      <w:tr>
-        <w:tc>
-          <w:tcPr>
-            <w:tcW w:type="dxa" w:w="1987"/>
-          </w:tcPr>
-          <w:p>
-            <w:pPr>
-              <w:jc w:val="left"/>
-            </w:pPr>
-            <w:r>
-              <w:rPr>
-                <w:rFonts w:ascii="TimeNewRoman" w:hAnsi="TimeNewRoman"/>
-                <w:sz w:val="30"/>
-              </w:rPr>
-              <w:t>73+19=</w:t>
-            </w:r>
-          </w:p>
-        </w:tc>
-        <w:tc>
-          <w:tcPr>
-            <w:tcW w:type="dxa" w:w="1987"/>
-          </w:tcPr>
-          <w:p>
-            <w:pPr>
-              <w:jc w:val="left"/>
-            </w:pPr>
-            <w:r>
-              <w:rPr>
-                <w:rFonts w:ascii="TimeNewRoman" w:hAnsi="TimeNewRoman"/>
-                <w:sz w:val="30"/>
-              </w:rPr>
-              <w:t>36+28=</w:t>
-            </w:r>
-          </w:p>
-        </w:tc>
-        <w:tc>
-          <w:tcPr>
-            <w:tcW w:type="dxa" w:w="1987"/>
-          </w:tcPr>
-          <w:p>
-            <w:pPr>
-              <w:jc w:val="left"/>
-            </w:pPr>
-            <w:r>
-              <w:rPr>
-                <w:rFonts w:ascii="TimeNewRoman" w:hAnsi="TimeNewRoman"/>
-                <w:sz w:val="30"/>
-              </w:rPr>
-              <w:t>29+53=</w:t>
-            </w:r>
-          </w:p>
-        </w:tc>
-        <w:tc>
-          <w:tcPr>
-            <w:tcW w:type="dxa" w:w="1987"/>
-          </w:tcPr>
-          <w:p>
-            <w:pPr>
-              <w:jc w:val="left"/>
-            </w:pPr>
-            <w:r>
-              <w:rPr>
-                <w:rFonts w:ascii="TimeNewRoman" w:hAnsi="TimeNewRoman"/>
-                <w:sz w:val="30"/>
-              </w:rPr>
-              <w:t>16+77=</w:t>
-            </w:r>
-          </w:p>
-        </w:tc>
-        <w:tc>
-          <w:tcPr>
-            <w:tcW w:type="dxa" w:w="1987"/>
-          </w:tcPr>
-          <w:p>
-            <w:pPr>
-              <w:jc w:val="left"/>
-            </w:pPr>
-            <w:r>
-              <w:rPr>
-                <w:rFonts w:ascii="TimeNewRoman" w:hAnsi="TimeNewRoman"/>
-                <w:sz w:val="30"/>
-              </w:rPr>
-              <w:t>67+4=</w:t>
-            </w:r>
-          </w:p>
-        </w:tc>
-      </w:tr>
-      <w:tr>
-        <w:tc>
-          <w:tcPr>
-            <w:tcW w:type="dxa" w:w="1987"/>
-          </w:tcPr>
-          <w:p>
-            <w:pPr>
-              <w:jc w:val="left"/>
-            </w:pPr>
-            <w:r>
-              <w:rPr>
-                <w:rFonts w:ascii="TimeNewRoman" w:hAnsi="TimeNewRoman"/>
-                <w:sz w:val="30"/>
-              </w:rPr>
-              <w:t>23+39=</w:t>
-            </w:r>
-          </w:p>
-        </w:tc>
-        <w:tc>
-          <w:tcPr>
-            <w:tcW w:type="dxa" w:w="1987"/>
-          </w:tcPr>
-          <w:p>
-            <w:pPr>
-              <w:jc w:val="left"/>
-            </w:pPr>
-            <w:r>
-              <w:rPr>
-                <w:rFonts w:ascii="TimeNewRoman" w:hAnsi="TimeNewRoman"/>
-                <w:sz w:val="30"/>
-              </w:rPr>
-              <w:t>39+42=</w:t>
-            </w:r>
-          </w:p>
-        </w:tc>
-        <w:tc>
-          <w:tcPr>
-            <w:tcW w:type="dxa" w:w="1987"/>
-          </w:tcPr>
-          <w:p>
-            <w:pPr>
-              <w:jc w:val="left"/>
-            </w:pPr>
-            <w:r>
-              <w:rPr>
-                <w:rFonts w:ascii="TimeNewRoman" w:hAnsi="TimeNewRoman"/>
-                <w:sz w:val="30"/>
-              </w:rPr>
-              <w:t>61-58=</w:t>
-            </w:r>
-          </w:p>
-        </w:tc>
-        <w:tc>
-          <w:tcPr>
-            <w:tcW w:type="dxa" w:w="1987"/>
-          </w:tcPr>
-          <w:p>
-            <w:pPr>
-              <w:jc w:val="left"/>
-            </w:pPr>
-            <w:r>
-              <w:rPr>
-                <w:rFonts w:ascii="TimeNewRoman" w:hAnsi="TimeNewRoman"/>
-                <w:sz w:val="30"/>
-              </w:rPr>
-              <w:t>93-39=</w:t>
-            </w:r>
-          </w:p>
-        </w:tc>
-        <w:tc>
-          <w:tcPr>
-            <w:tcW w:type="dxa" w:w="1987"/>
-          </w:tcPr>
-          <w:p>
-            <w:pPr>
-              <w:jc w:val="left"/>
-            </w:pPr>
-            <w:r>
-              <w:rPr>
-                <w:rFonts w:ascii="TimeNewRoman" w:hAnsi="TimeNewRoman"/>
-                <w:sz w:val="30"/>
-              </w:rPr>
-              <w:t>82-56=</w:t>
-            </w:r>
-          </w:p>
-        </w:tc>
-      </w:tr>
-      <w:tr>
-        <w:tc>
-          <w:tcPr>
-            <w:tcW w:type="dxa" w:w="1987"/>
-          </w:tcPr>
-          <w:p>
-            <w:pPr>
-              <w:jc w:val="left"/>
-            </w:pPr>
-            <w:r>
-              <w:rPr>
-                <w:rFonts w:ascii="TimeNewRoman" w:hAnsi="TimeNewRoman"/>
-                <w:sz w:val="30"/>
-              </w:rPr>
-              <w:t>36-29=</w:t>
-            </w:r>
-          </w:p>
-        </w:tc>
-        <w:tc>
-          <w:tcPr>
-            <w:tcW w:type="dxa" w:w="1987"/>
-          </w:tcPr>
-          <w:p>
-            <w:pPr>
-              <w:jc w:val="left"/>
-            </w:pPr>
-            <w:r>
-              <w:rPr>
-                <w:rFonts w:ascii="TimeNewRoman" w:hAnsi="TimeNewRoman"/>
-                <w:sz w:val="30"/>
-              </w:rPr>
-              <w:t>22+49=</w:t>
-            </w:r>
-          </w:p>
-        </w:tc>
-        <w:tc>
-          <w:tcPr>
-            <w:tcW w:type="dxa" w:w="1987"/>
-          </w:tcPr>
-          <w:p>
-            <w:pPr>
-              <w:jc w:val="left"/>
-            </w:pPr>
-            <w:r>
-              <w:rPr>
-                <w:rFonts w:ascii="TimeNewRoman" w:hAnsi="TimeNewRoman"/>
-                <w:sz w:val="30"/>
-              </w:rPr>
-              <w:t>27+26=</w:t>
-            </w:r>
-          </w:p>
-        </w:tc>
-        <w:tc>
-          <w:tcPr>
-            <w:tcW w:type="dxa" w:w="1987"/>
-          </w:tcPr>
-          <w:p>
-            <w:pPr>
-              <w:jc w:val="left"/>
-            </w:pPr>
-            <w:r>
-              <w:rPr>
-                <w:rFonts w:ascii="TimeNewRoman" w:hAnsi="TimeNewRoman"/>
-                <w:sz w:val="30"/>
-              </w:rPr>
-              <w:t>6+67=</w:t>
-            </w:r>
-          </w:p>
-        </w:tc>
-        <w:tc>
-          <w:tcPr>
-            <w:tcW w:type="dxa" w:w="1987"/>
-          </w:tcPr>
-          <w:p>
-            <w:pPr>
-              <w:jc w:val="left"/>
-            </w:pPr>
-            <w:r>
-              <w:rPr>
-                <w:rFonts w:ascii="TimeNewRoman" w:hAnsi="TimeNewRoman"/>
-                <w:sz w:val="30"/>
-              </w:rPr>
-              <w:t>46+9=</w:t>
-            </w:r>
-          </w:p>
-        </w:tc>
-      </w:tr>
-      <w:tr>
-        <w:tc>
-          <w:tcPr>
-            <w:tcW w:type="dxa" w:w="1987"/>
-          </w:tcPr>
-          <w:p>
-            <w:pPr>
-              <w:jc w:val="left"/>
-            </w:pPr>
-            <w:r>
-              <w:rPr>
-                <w:rFonts w:ascii="TimeNewRoman" w:hAnsi="TimeNewRoman"/>
-                <w:sz w:val="30"/>
-              </w:rPr>
-              <w:t>34+38=</w:t>
-            </w:r>
-          </w:p>
-        </w:tc>
-        <w:tc>
-          <w:tcPr>
-            <w:tcW w:type="dxa" w:w="1987"/>
-          </w:tcPr>
-          <w:p>
-            <w:pPr>
-              <w:jc w:val="left"/>
-            </w:pPr>
-            <w:r>
-              <w:rPr>
-                <w:rFonts w:ascii="TimeNewRoman" w:hAnsi="TimeNewRoman"/>
-                <w:sz w:val="30"/>
-              </w:rPr>
-              <w:t>29+27=</w:t>
-            </w:r>
-          </w:p>
-        </w:tc>
-        <w:tc>
-          <w:tcPr>
-            <w:tcW w:type="dxa" w:w="1987"/>
-          </w:tcPr>
-          <w:p>
-            <w:pPr>
-              <w:jc w:val="left"/>
-            </w:pPr>
-            <w:r>
-              <w:rPr>
-                <w:rFonts w:ascii="TimeNewRoman" w:hAnsi="TimeNewRoman"/>
-                <w:sz w:val="30"/>
-              </w:rPr>
-              <w:t>23+49=</w:t>
-            </w:r>
-          </w:p>
-        </w:tc>
-        <w:tc>
-          <w:tcPr>
-            <w:tcW w:type="dxa" w:w="1987"/>
-          </w:tcPr>
-          <w:p>
-            <w:pPr>
-              <w:jc w:val="left"/>
-            </w:pPr>
-            <w:r>
-              <w:rPr>
-                <w:rFonts w:ascii="TimeNewRoman" w:hAnsi="TimeNewRoman"/>
-                <w:sz w:val="30"/>
-              </w:rPr>
-              <w:t>39+44=</w:t>
-            </w:r>
-          </w:p>
-        </w:tc>
-        <w:tc>
-          <w:tcPr>
-            <w:tcW w:type="dxa" w:w="1987"/>
-          </w:tcPr>
-          <w:p>
-            <w:pPr>
-              <w:jc w:val="left"/>
-            </w:pPr>
-            <w:r>
-              <w:rPr>
-                <w:rFonts w:ascii="TimeNewRoman" w:hAnsi="TimeNewRoman"/>
-                <w:sz w:val="30"/>
-              </w:rPr>
-              <w:t>96-39=</w:t>
-            </w:r>
-          </w:p>
-        </w:tc>
-      </w:tr>
-      <w:tr>
-        <w:tc>
-          <w:tcPr>
-            <w:tcW w:type="dxa" w:w="1987"/>
-          </w:tcPr>
-          <w:p>
-            <w:pPr>
-              <w:jc w:val="left"/>
-            </w:pPr>
-            <w:r>
-              <w:rPr>
-                <w:rFonts w:ascii="TimeNewRoman" w:hAnsi="TimeNewRoman"/>
-                <w:sz w:val="30"/>
-              </w:rPr>
-              <w:t>62-17=</w:t>
-            </w:r>
-          </w:p>
-        </w:tc>
-        <w:tc>
-          <w:tcPr>
-            <w:tcW w:type="dxa" w:w="1987"/>
-          </w:tcPr>
-          <w:p>
-            <w:pPr>
-              <w:jc w:val="left"/>
-            </w:pPr>
-            <w:r>
-              <w:rPr>
-                <w:rFonts w:ascii="TimeNewRoman" w:hAnsi="TimeNewRoman"/>
-                <w:sz w:val="30"/>
-              </w:rPr>
-              <w:t>29+45=</w:t>
-            </w:r>
-          </w:p>
-        </w:tc>
-        <w:tc>
-          <w:tcPr>
-            <w:tcW w:type="dxa" w:w="1987"/>
-          </w:tcPr>
-          <w:p>
-            <w:pPr>
-              <w:jc w:val="left"/>
-            </w:pPr>
-            <w:r>
-              <w:rPr>
-                <w:rFonts w:ascii="TimeNewRoman" w:hAnsi="TimeNewRoman"/>
-                <w:sz w:val="30"/>
-              </w:rPr>
-              <w:t>36+35=</w:t>
-            </w:r>
-          </w:p>
-        </w:tc>
-        <w:tc>
-          <w:tcPr>
-            <w:tcW w:type="dxa" w:w="1987"/>
-          </w:tcPr>
-          <w:p>
-            <w:pPr>
-              <w:jc w:val="left"/>
-            </w:pPr>
-            <w:r>
-              <w:rPr>
-                <w:rFonts w:ascii="TimeNewRoman" w:hAnsi="TimeNewRoman"/>
-                <w:sz w:val="30"/>
-              </w:rPr>
-              <w:t>35+16=</w:t>
-            </w:r>
-          </w:p>
-        </w:tc>
-        <w:tc>
-          <w:tcPr>
-            <w:tcW w:type="dxa" w:w="1987"/>
-          </w:tcPr>
-          <w:p>
-            <w:pPr>
-              <w:jc w:val="left"/>
-            </w:pPr>
-            <w:r>
-              <w:rPr>
-                <w:rFonts w:ascii="TimeNewRoman" w:hAnsi="TimeNewRoman"/>
-                <w:sz w:val="30"/>
-              </w:rPr>
-              <w:t>8+87=</w:t>
-            </w:r>
-          </w:p>
-        </w:tc>
-      </w:tr>
-      <w:tr>
-        <w:tc>
-          <w:tcPr>
-            <w:tcW w:type="dxa" w:w="1987"/>
-          </w:tcPr>
-          <w:p>
-            <w:pPr>
-              <w:jc w:val="left"/>
-            </w:pPr>
-            <w:r>
-              <w:rPr>
-                <w:rFonts w:ascii="TimeNewRoman" w:hAnsi="TimeNewRoman"/>
-                <w:sz w:val="30"/>
-              </w:rPr>
-              <w:t>90-52=</w:t>
-            </w:r>
-          </w:p>
-        </w:tc>
-        <w:tc>
-          <w:tcPr>
-            <w:tcW w:type="dxa" w:w="1987"/>
-          </w:tcPr>
-          <w:p>
-            <w:pPr>
-              <w:jc w:val="left"/>
-            </w:pPr>
-            <w:r>
-              <w:rPr>
-                <w:rFonts w:ascii="TimeNewRoman" w:hAnsi="TimeNewRoman"/>
-                <w:sz w:val="30"/>
-              </w:rPr>
-              <w:t>7+37=</w:t>
-            </w:r>
-          </w:p>
-        </w:tc>
-        <w:tc>
-          <w:tcPr>
-            <w:tcW w:type="dxa" w:w="1987"/>
-          </w:tcPr>
-          <w:p>
-            <w:pPr>
-              <w:jc w:val="left"/>
-            </w:pPr>
-            <w:r>
-              <w:rPr>
-                <w:rFonts w:ascii="TimeNewRoman" w:hAnsi="TimeNewRoman"/>
-                <w:sz w:val="30"/>
-              </w:rPr>
-              <w:t>26+29=</w:t>
-            </w:r>
-          </w:p>
-        </w:tc>
-        <w:tc>
-          <w:tcPr>
-            <w:tcW w:type="dxa" w:w="1987"/>
-          </w:tcPr>
-          <w:p>
-            <w:pPr>
-              <w:jc w:val="left"/>
-            </w:pPr>
-            <w:r>
-              <w:rPr>
-                <w:rFonts w:ascii="TimeNewRoman" w:hAnsi="TimeNewRoman"/>
-                <w:sz w:val="30"/>
-              </w:rPr>
-              <w:t>58+35=</w:t>
-            </w:r>
-          </w:p>
-        </w:tc>
-        <w:tc>
-          <w:tcPr>
-            <w:tcW w:type="dxa" w:w="1987"/>
-          </w:tcPr>
-          <w:p>
-            <w:pPr>
-              <w:jc w:val="left"/>
-            </w:pPr>
-            <w:r>
-              <w:rPr>
-                <w:rFonts w:ascii="TimeNewRoman" w:hAnsi="TimeNewRoman"/>
-                <w:sz w:val="30"/>
-              </w:rPr>
-              <w:t>3+49=</w:t>
+              <w:t>44-8=</w:t>
             </w:r>
           </w:p>
         </w:tc>

--- a/adc_sbb_within_100.docx
+++ b/adc_sbb_within_100.docx
@@ -11,7 +11,7 @@
           <w:rFonts w:ascii="Arial" w:hAnsi="Arial"/>
           <w:sz w:val="30"/>
         </w:rPr>
-        <w:t>2026-09-19 Saturday</w:t>
+        <w:t>2026-09-20 Sunday</w:t>
       </w:r>
     </w:p>
     <w:tbl>
@@ -40,7 +40,7 @@
                 <w:rFonts w:ascii="TimeNewRoman" w:hAnsi="TimeNewRoman"/>
                 <w:sz w:val="30"/>
               </w:rPr>
-              <w:t>91-64=</w:t>
+              <w:t>20-5=</w:t>
             </w:r>
           </w:p>
         </w:tc>
@@ -57,7 +57,7 @@
                 <w:rFonts w:ascii="TimeNewRoman" w:hAnsi="TimeNewRoman"/>
                 <w:sz w:val="30"/>
               </w:rPr>
-              <w:t>25+58=</w:t>
+              <w:t>39+13=</w:t>
             </w:r>
           </w:p>
         </w:tc>
@@ -74,7 +74,7 @@
                 <w:rFonts w:ascii="TimeNewRoman" w:hAnsi="TimeNewRoman"/>
                 <w:sz w:val="30"/>
               </w:rPr>
-              <w:t>24+48=</w:t>
+              <w:t>8+48=</w:t>
             </w:r>
           </w:p>
         </w:tc>
@@ -91,7 +91,7 @@
                 <w:rFonts w:ascii="TimeNewRoman" w:hAnsi="TimeNewRoman"/>
                 <w:sz w:val="30"/>
               </w:rPr>
-              <w:t>43-14=</w:t>
+              <w:t>7+85=</w:t>
             </w:r>
           </w:p>
         </w:tc>
@@ -108,7 +108,7 @@
                 <w:rFonts w:ascii="TimeNewRoman" w:hAnsi="TimeNewRoman"/>
                 <w:sz w:val="30"/>
               </w:rPr>
-              <w:t>31-6=</w:t>
+              <w:t>19+49=</w:t>
             </w:r>
           </w:p>
         </w:tc>
@@ -127,7 +127,372 @@
                 <w:rFonts w:ascii="TimeNewRoman" w:hAnsi="TimeNewRoman"/>
                 <w:sz w:val="30"/>
               </w:rPr>
-              <w:t>51-49=</w:t>
+              <w:t>78+14=</w:t>
+            </w:r>
+          </w:p>
+        </w:tc>
+        <w:tc>
+          <w:tcPr>
+            <w:tcW w:type="dxa" w:w="1987"/>
+          </w:tcPr>
+          <w:p>
+            <w:pPr>
+              <w:jc w:val="left"/>
+            </w:pPr>
+            <w:r>
+              <w:rPr>
+                <w:rFonts w:ascii="TimeNewRoman" w:hAnsi="TimeNewRoman"/>
+                <w:sz w:val="30"/>
+              </w:rPr>
+              <w:t>35-29=</w:t>
+            </w:r>
+          </w:p>
+        </w:tc>
+        <w:tc>
+          <w:tcPr>
+            <w:tcW w:type="dxa" w:w="1987"/>
+          </w:tcPr>
+          <w:p>
+            <w:pPr>
+              <w:jc w:val="left"/>
+            </w:pPr>
+            <w:r>
+              <w:rPr>
+                <w:rFonts w:ascii="TimeNewRoman" w:hAnsi="TimeNewRoman"/>
+                <w:sz w:val="30"/>
+              </w:rPr>
+              <w:t>46+19=</w:t>
+            </w:r>
+          </w:p>
+        </w:tc>
+        <w:tc>
+          <w:tcPr>
+            <w:tcW w:type="dxa" w:w="1987"/>
+          </w:tcPr>
+          <w:p>
+            <w:pPr>
+              <w:jc w:val="left"/>
+            </w:pPr>
+            <w:r>
+              <w:rPr>
+                <w:rFonts w:ascii="TimeNewRoman" w:hAnsi="TimeNewRoman"/>
+                <w:sz w:val="30"/>
+              </w:rPr>
+              <w:t>46+19=</w:t>
+            </w:r>
+          </w:p>
+        </w:tc>
+        <w:tc>
+          <w:tcPr>
+            <w:tcW w:type="dxa" w:w="1987"/>
+          </w:tcPr>
+          <w:p>
+            <w:pPr>
+              <w:jc w:val="left"/>
+            </w:pPr>
+            <w:r>
+              <w:rPr>
+                <w:rFonts w:ascii="TimeNewRoman" w:hAnsi="TimeNewRoman"/>
+                <w:sz w:val="30"/>
+              </w:rPr>
+              <w:t>70-69=</w:t>
+            </w:r>
+          </w:p>
+        </w:tc>
+      </w:tr>
+      <w:tr>
+        <w:tc>
+          <w:tcPr>
+            <w:tcW w:type="dxa" w:w="1987"/>
+          </w:tcPr>
+          <w:p>
+            <w:pPr>
+              <w:jc w:val="left"/>
+            </w:pPr>
+            <w:r>
+              <w:rPr>
+                <w:rFonts w:ascii="TimeNewRoman" w:hAnsi="TimeNewRoman"/>
+                <w:sz w:val="30"/>
+              </w:rPr>
+              <w:t>20-12=</w:t>
+            </w:r>
+          </w:p>
+        </w:tc>
+        <w:tc>
+          <w:tcPr>
+            <w:tcW w:type="dxa" w:w="1987"/>
+          </w:tcPr>
+          <w:p>
+            <w:pPr>
+              <w:jc w:val="left"/>
+            </w:pPr>
+            <w:r>
+              <w:rPr>
+                <w:rFonts w:ascii="TimeNewRoman" w:hAnsi="TimeNewRoman"/>
+                <w:sz w:val="30"/>
+              </w:rPr>
+              <w:t>85+6=</w:t>
+            </w:r>
+          </w:p>
+        </w:tc>
+        <w:tc>
+          <w:tcPr>
+            <w:tcW w:type="dxa" w:w="1987"/>
+          </w:tcPr>
+          <w:p>
+            <w:pPr>
+              <w:jc w:val="left"/>
+            </w:pPr>
+            <w:r>
+              <w:rPr>
+                <w:rFonts w:ascii="TimeNewRoman" w:hAnsi="TimeNewRoman"/>
+                <w:sz w:val="30"/>
+              </w:rPr>
+              <w:t>17+79=</w:t>
+            </w:r>
+          </w:p>
+        </w:tc>
+        <w:tc>
+          <w:tcPr>
+            <w:tcW w:type="dxa" w:w="1987"/>
+          </w:tcPr>
+          <w:p>
+            <w:pPr>
+              <w:jc w:val="left"/>
+            </w:pPr>
+            <w:r>
+              <w:rPr>
+                <w:rFonts w:ascii="TimeNewRoman" w:hAnsi="TimeNewRoman"/>
+                <w:sz w:val="30"/>
+              </w:rPr>
+              <w:t>26+16=</w:t>
+            </w:r>
+          </w:p>
+        </w:tc>
+        <w:tc>
+          <w:tcPr>
+            <w:tcW w:type="dxa" w:w="1987"/>
+          </w:tcPr>
+          <w:p>
+            <w:pPr>
+              <w:jc w:val="left"/>
+            </w:pPr>
+            <w:r>
+              <w:rPr>
+                <w:rFonts w:ascii="TimeNewRoman" w:hAnsi="TimeNewRoman"/>
+                <w:sz w:val="30"/>
+              </w:rPr>
+              <w:t>67-49=</w:t>
+            </w:r>
+          </w:p>
+        </w:tc>
+      </w:tr>
+      <w:tr>
+        <w:tc>
+          <w:tcPr>
+            <w:tcW w:type="dxa" w:w="1987"/>
+          </w:tcPr>
+          <w:p>
+            <w:pPr>
+              <w:jc w:val="left"/>
+            </w:pPr>
+            <w:r>
+              <w:rPr>
+                <w:rFonts w:ascii="TimeNewRoman" w:hAnsi="TimeNewRoman"/>
+                <w:sz w:val="30"/>
+              </w:rPr>
+              <w:t>65-56=</w:t>
+            </w:r>
+          </w:p>
+        </w:tc>
+        <w:tc>
+          <w:tcPr>
+            <w:tcW w:type="dxa" w:w="1987"/>
+          </w:tcPr>
+          <w:p>
+            <w:pPr>
+              <w:jc w:val="left"/>
+            </w:pPr>
+            <w:r>
+              <w:rPr>
+                <w:rFonts w:ascii="TimeNewRoman" w:hAnsi="TimeNewRoman"/>
+                <w:sz w:val="30"/>
+              </w:rPr>
+              <w:t>85-47=</w:t>
+            </w:r>
+          </w:p>
+        </w:tc>
+        <w:tc>
+          <w:tcPr>
+            <w:tcW w:type="dxa" w:w="1987"/>
+          </w:tcPr>
+          <w:p>
+            <w:pPr>
+              <w:jc w:val="left"/>
+            </w:pPr>
+            <w:r>
+              <w:rPr>
+                <w:rFonts w:ascii="TimeNewRoman" w:hAnsi="TimeNewRoman"/>
+                <w:sz w:val="30"/>
+              </w:rPr>
+              <w:t>7+4=</w:t>
+            </w:r>
+          </w:p>
+        </w:tc>
+        <w:tc>
+          <w:tcPr>
+            <w:tcW w:type="dxa" w:w="1987"/>
+          </w:tcPr>
+          <w:p>
+            <w:pPr>
+              <w:jc w:val="left"/>
+            </w:pPr>
+            <w:r>
+              <w:rPr>
+                <w:rFonts w:ascii="TimeNewRoman" w:hAnsi="TimeNewRoman"/>
+                <w:sz w:val="30"/>
+              </w:rPr>
+              <w:t>44+17=</w:t>
+            </w:r>
+          </w:p>
+        </w:tc>
+        <w:tc>
+          <w:tcPr>
+            <w:tcW w:type="dxa" w:w="1987"/>
+          </w:tcPr>
+          <w:p>
+            <w:pPr>
+              <w:jc w:val="left"/>
+            </w:pPr>
+            <w:r>
+              <w:rPr>
+                <w:rFonts w:ascii="TimeNewRoman" w:hAnsi="TimeNewRoman"/>
+                <w:sz w:val="30"/>
+              </w:rPr>
+              <w:t>5+28=</w:t>
+            </w:r>
+          </w:p>
+        </w:tc>
+      </w:tr>
+      <w:tr>
+        <w:tc>
+          <w:tcPr>
+            <w:tcW w:type="dxa" w:w="1987"/>
+          </w:tcPr>
+          <w:p>
+            <w:pPr>
+              <w:jc w:val="left"/>
+            </w:pPr>
+            <w:r>
+              <w:rPr>
+                <w:rFonts w:ascii="TimeNewRoman" w:hAnsi="TimeNewRoman"/>
+                <w:sz w:val="30"/>
+              </w:rPr>
+              <w:t>25+7=</w:t>
+            </w:r>
+          </w:p>
+        </w:tc>
+        <w:tc>
+          <w:tcPr>
+            <w:tcW w:type="dxa" w:w="1987"/>
+          </w:tcPr>
+          <w:p>
+            <w:pPr>
+              <w:jc w:val="left"/>
+            </w:pPr>
+            <w:r>
+              <w:rPr>
+                <w:rFonts w:ascii="TimeNewRoman" w:hAnsi="TimeNewRoman"/>
+                <w:sz w:val="30"/>
+              </w:rPr>
+              <w:t>39+8=</w:t>
+            </w:r>
+          </w:p>
+        </w:tc>
+        <w:tc>
+          <w:tcPr>
+            <w:tcW w:type="dxa" w:w="1987"/>
+          </w:tcPr>
+          <w:p>
+            <w:pPr>
+              <w:jc w:val="left"/>
+            </w:pPr>
+            <w:r>
+              <w:rPr>
+                <w:rFonts w:ascii="TimeNewRoman" w:hAnsi="TimeNewRoman"/>
+                <w:sz w:val="30"/>
+              </w:rPr>
+              <w:t>73-19=</w:t>
+            </w:r>
+          </w:p>
+        </w:tc>
+        <w:tc>
+          <w:tcPr>
+            <w:tcW w:type="dxa" w:w="1987"/>
+          </w:tcPr>
+          <w:p>
+            <w:pPr>
+              <w:jc w:val="left"/>
+            </w:pPr>
+            <w:r>
+              <w:rPr>
+                <w:rFonts w:ascii="TimeNewRoman" w:hAnsi="TimeNewRoman"/>
+                <w:sz w:val="30"/>
+              </w:rPr>
+              <w:t>7+77=</w:t>
+            </w:r>
+          </w:p>
+        </w:tc>
+        <w:tc>
+          <w:tcPr>
+            <w:tcW w:type="dxa" w:w="1987"/>
+          </w:tcPr>
+          <w:p>
+            <w:pPr>
+              <w:jc w:val="left"/>
+            </w:pPr>
+            <w:r>
+              <w:rPr>
+                <w:rFonts w:ascii="TimeNewRoman" w:hAnsi="TimeNewRoman"/>
+                <w:sz w:val="30"/>
+              </w:rPr>
+              <w:t>28+16=</w:t>
+            </w:r>
+          </w:p>
+        </w:tc>
+      </w:tr>
+      <w:tr>
+        <w:tc>
+          <w:tcPr>
+            <w:tcW w:type="dxa" w:w="1987"/>
+          </w:tcPr>
+          <w:p>
+            <w:pPr>
+              <w:jc w:val="left"/>
+            </w:pPr>
+            <w:r>
+              <w:rPr>
+                <w:rFonts w:ascii="TimeNewRoman" w:hAnsi="TimeNewRoman"/>
+                <w:sz w:val="30"/>
+              </w:rPr>
+              <w:t>36+16=</w:t>
+            </w:r>
+          </w:p>
+        </w:tc>
+        <w:tc>
+          <w:tcPr>
+            <w:tcW w:type="dxa" w:w="1987"/>
+          </w:tcPr>
+          <w:p>
+            <w:pPr>
+              <w:jc w:val="left"/>
+            </w:pPr>
+            <w:r>
+              <w:rPr>
+                <w:rFonts w:ascii="TimeNewRoman" w:hAnsi="TimeNewRoman"/>
+                <w:sz w:val="30"/>
+              </w:rPr>
+              <w:t>19+59=</w:t>
             </w:r>
           </w:p>
         </w:tc>
@@ -161,7 +526,7 @@
                 <w:rFonts w:ascii="TimeNewRoman" w:hAnsi="TimeNewRoman"/>
                 <w:sz w:val="30"/>
               </w:rPr>
-              <w:t>18+38=</w:t>
+              <w:t>22+29=</w:t>
             </w:r>
           </w:p>
         </w:tc>
@@ -178,24 +543,7 @@
                 <w:rFonts w:ascii="TimeNewRoman" w:hAnsi="TimeNewRoman"/>
                 <w:sz w:val="30"/>
               </w:rPr>
-              <w:t>92-48=</w:t>
-            </w:r>
-          </w:p>
-        </w:tc>
-        <w:tc>
-          <w:tcPr>
-            <w:tcW w:type="dxa" w:w="1987"/>
-          </w:tcPr>
-          <w:p>
-            <w:pPr>
-              <w:jc w:val="left"/>
-            </w:pPr>
-            <w:r>
-              <w:rPr>
-                <w:rFonts w:ascii="TimeNewRoman" w:hAnsi="TimeNewRoman"/>
-                <w:sz w:val="30"/>
-              </w:rPr>
-              <w:t>6+9=</w:t>
+              <w:t>27+56=</w:t>
             </w:r>
           </w:p>
         </w:tc>
@@ -214,7 +562,7 @@
                 <w:rFonts w:ascii="TimeNewRoman" w:hAnsi="TimeNewRoman"/>
                 <w:sz w:val="30"/>
               </w:rPr>
-              <w:t>90-57=</w:t>
+              <w:t>18+14=</w:t>
             </w:r>
           </w:p>
         </w:tc>
@@ -231,7 +579,7 @@
                 <w:rFonts w:ascii="TimeNewRoman" w:hAnsi="TimeNewRoman"/>
                 <w:sz w:val="30"/>
               </w:rPr>
-              <w:t>70-13=</w:t>
+              <w:t>49+14=</w:t>
             </w:r>
           </w:p>
         </w:tc>
@@ -248,7 +596,7 @@
                 <w:rFonts w:ascii="TimeNewRoman" w:hAnsi="TimeNewRoman"/>
                 <w:sz w:val="30"/>
               </w:rPr>
-              <w:t>85-28=</w:t>
+              <w:t>94-88=</w:t>
             </w:r>
           </w:p>
         </w:tc>
@@ -265,7 +613,7 @@
                 <w:rFonts w:ascii="TimeNewRoman" w:hAnsi="TimeNewRoman"/>
                 <w:sz w:val="30"/>
               </w:rPr>
-              <w:t>18+39=</w:t>
+              <w:t>9+25=</w:t>
             </w:r>
           </w:p>
         </w:tc>
@@ -282,7 +630,7 @@
                 <w:rFonts w:ascii="TimeNewRoman" w:hAnsi="TimeNewRoman"/>
                 <w:sz w:val="30"/>
               </w:rPr>
-              <w:t>49+24=</w:t>
+              <w:t>29+64=</w:t>
             </w:r>
           </w:p>
         </w:tc>
@@ -301,7 +649,7 @@
                 <w:rFonts w:ascii="TimeNewRoman" w:hAnsi="TimeNewRoman"/>
                 <w:sz w:val="30"/>
               </w:rPr>
-              <w:t>83-14=</w:t>
+              <w:t>44-16=</w:t>
             </w:r>
           </w:p>
         </w:tc>
@@ -318,7 +666,7 @@
                 <w:rFonts w:ascii="TimeNewRoman" w:hAnsi="TimeNewRoman"/>
                 <w:sz w:val="30"/>
               </w:rPr>
-              <w:t>56+35=</w:t>
+              <w:t>64-25=</w:t>
             </w:r>
           </w:p>
         </w:tc>
@@ -335,7 +683,7 @@
                 <w:rFonts w:ascii="TimeNewRoman" w:hAnsi="TimeNewRoman"/>
                 <w:sz w:val="30"/>
               </w:rPr>
-              <w:t>51-19=</w:t>
+              <w:t>53-45=</w:t>
             </w:r>
           </w:p>
         </w:tc>
@@ -352,7 +700,7 @@
                 <w:rFonts w:ascii="TimeNewRoman" w:hAnsi="TimeNewRoman"/>
                 <w:sz w:val="30"/>
               </w:rPr>
-              <w:t>78+7=</w:t>
+              <w:t>15+48=</w:t>
             </w:r>
           </w:p>
         </w:tc>
@@ -369,7 +717,7 @@
                 <w:rFonts w:ascii="TimeNewRoman" w:hAnsi="TimeNewRoman"/>
                 <w:sz w:val="30"/>
               </w:rPr>
-              <w:t>66-8=</w:t>
+              <w:t>91-64=</w:t>
             </w:r>
           </w:p>
         </w:tc>
@@ -388,7 +736,7 @@
                 <w:rFonts w:ascii="TimeNewRoman" w:hAnsi="TimeNewRoman"/>
                 <w:sz w:val="30"/>
               </w:rPr>
-              <w:t>35+7=</w:t>
+              <w:t>70-43=</w:t>
             </w:r>
           </w:p>
         </w:tc>
@@ -405,7 +753,7 @@
                 <w:rFonts w:ascii="TimeNewRoman" w:hAnsi="TimeNewRoman"/>
                 <w:sz w:val="30"/>
               </w:rPr>
-              <w:t>48+48=</w:t>
+              <w:t>7+58=</w:t>
             </w:r>
           </w:p>
         </w:tc>
@@ -422,7 +770,7 @@
                 <w:rFonts w:ascii="TimeNewRoman" w:hAnsi="TimeNewRoman"/>
                 <w:sz w:val="30"/>
               </w:rPr>
-              <w:t>91-24=</w:t>
+              <w:t>65+28=</w:t>
             </w:r>
           </w:p>
         </w:tc>
@@ -439,7 +787,7 @@
                 <w:rFonts w:ascii="TimeNewRoman" w:hAnsi="TimeNewRoman"/>
                 <w:sz w:val="30"/>
               </w:rPr>
-              <w:t>26+68=</w:t>
+              <w:t>59+39=</w:t>
             </w:r>
           </w:p>
         </w:tc>
@@ -456,7 +804,7 @@
                 <w:rFonts w:ascii="TimeNewRoman" w:hAnsi="TimeNewRoman"/>
                 <w:sz w:val="30"/>
               </w:rPr>
-              <w:t>47+18=</w:t>
+              <w:t>58+27=</w:t>
             </w:r>
           </w:p>
         </w:tc>
@@ -475,7 +823,7 @@
                 <w:rFonts w:ascii="TimeNewRoman" w:hAnsi="TimeNewRoman"/>
                 <w:sz w:val="30"/>
               </w:rPr>
-              <w:t>27+18=</w:t>
+              <w:t>81-37=</w:t>
             </w:r>
           </w:p>
         </w:tc>
@@ -492,7 +840,7 @@
                 <w:rFonts w:ascii="TimeNewRoman" w:hAnsi="TimeNewRoman"/>
                 <w:sz w:val="30"/>
               </w:rPr>
-              <w:t>82-27=</w:t>
+              <w:t>19+36=</w:t>
             </w:r>
           </w:p>
         </w:tc>
@@ -509,7 +857,7 @@
                 <w:rFonts w:ascii="TimeNewRoman" w:hAnsi="TimeNewRoman"/>
                 <w:sz w:val="30"/>
               </w:rPr>
-              <w:t>74-36=</w:t>
+              <w:t>9+46=</w:t>
             </w:r>
           </w:p>
         </w:tc>
@@ -526,7 +874,7 @@
                 <w:rFonts w:ascii="TimeNewRoman" w:hAnsi="TimeNewRoman"/>
                 <w:sz w:val="30"/>
               </w:rPr>
-              <w:t>22-6=</w:t>
+              <w:t>46+47=</w:t>
             </w:r>
           </w:p>
         </w:tc>
@@ -543,7 +891,7 @@
                 <w:rFonts w:ascii="TimeNewRoman" w:hAnsi="TimeNewRoman"/>
                 <w:sz w:val="30"/>
               </w:rPr>
-              <w:t>61-2=</w:t>
+              <w:t>93-17=</w:t>
             </w:r>
           </w:p>
         </w:tc>
@@ -562,7 +910,7 @@
                 <w:rFonts w:ascii="TimeNewRoman" w:hAnsi="TimeNewRoman"/>
                 <w:sz w:val="30"/>
               </w:rPr>
-              <w:t>57+37=</w:t>
+              <w:t>36-19=</w:t>
             </w:r>
           </w:p>
         </w:tc>
@@ -579,616 +927,7 @@
                 <w:rFonts w:ascii="TimeNewRoman" w:hAnsi="TimeNewRoman"/>
                 <w:sz w:val="30"/>
               </w:rPr>
-              <w:t>88-19=</w:t>
-            </w:r>
-          </w:p>
-        </w:tc>
-        <w:tc>
-          <w:tcPr>
-            <w:tcW w:type="dxa" w:w="1987"/>
-          </w:tcPr>
-          <w:p>
-            <w:pPr>
-              <w:jc w:val="left"/>
-            </w:pPr>
-            <w:r>
-              <w:rPr>
-                <w:rFonts w:ascii="TimeNewRoman" w:hAnsi="TimeNewRoman"/>
-                <w:sz w:val="30"/>
-              </w:rPr>
-              <w:t>58+33=</w:t>
-            </w:r>
-          </w:p>
-        </w:tc>
-        <w:tc>
-          <w:tcPr>
-            <w:tcW w:type="dxa" w:w="1987"/>
-          </w:tcPr>
-          <w:p>
-            <w:pPr>
-              <w:jc w:val="left"/>
-            </w:pPr>
-            <w:r>
-              <w:rPr>
-                <w:rFonts w:ascii="TimeNewRoman" w:hAnsi="TimeNewRoman"/>
-                <w:sz w:val="30"/>
-              </w:rPr>
-              <w:t>84-58=</w:t>
-            </w:r>
-          </w:p>
-        </w:tc>
-        <w:tc>
-          <w:tcPr>
-            <w:tcW w:type="dxa" w:w="1987"/>
-          </w:tcPr>
-          <w:p>
-            <w:pPr>
-              <w:jc w:val="left"/>
-            </w:pPr>
-            <w:r>
-              <w:rPr>
-                <w:rFonts w:ascii="TimeNewRoman" w:hAnsi="TimeNewRoman"/>
-                <w:sz w:val="30"/>
-              </w:rPr>
-              <w:t>97-19=</w:t>
-            </w:r>
-          </w:p>
-        </w:tc>
-      </w:tr>
-      <w:tr>
-        <w:tc>
-          <w:tcPr>
-            <w:tcW w:type="dxa" w:w="1987"/>
-          </w:tcPr>
-          <w:p>
-            <w:pPr>
-              <w:jc w:val="left"/>
-            </w:pPr>
-            <w:r>
-              <w:rPr>
-                <w:rFonts w:ascii="TimeNewRoman" w:hAnsi="TimeNewRoman"/>
-                <w:sz w:val="30"/>
-              </w:rPr>
-              <w:t>26+18=</w:t>
-            </w:r>
-          </w:p>
-        </w:tc>
-        <w:tc>
-          <w:tcPr>
-            <w:tcW w:type="dxa" w:w="1987"/>
-          </w:tcPr>
-          <w:p>
-            <w:pPr>
-              <w:jc w:val="left"/>
-            </w:pPr>
-            <w:r>
-              <w:rPr>
-                <w:rFonts w:ascii="TimeNewRoman" w:hAnsi="TimeNewRoman"/>
-                <w:sz w:val="30"/>
-              </w:rPr>
-              <w:t>20-2=</w:t>
-            </w:r>
-          </w:p>
-        </w:tc>
-        <w:tc>
-          <w:tcPr>
-            <w:tcW w:type="dxa" w:w="1987"/>
-          </w:tcPr>
-          <w:p>
-            <w:pPr>
-              <w:jc w:val="left"/>
-            </w:pPr>
-            <w:r>
-              <w:rPr>
-                <w:rFonts w:ascii="TimeNewRoman" w:hAnsi="TimeNewRoman"/>
-                <w:sz w:val="30"/>
-              </w:rPr>
-              <w:t>60-47=</w:t>
-            </w:r>
-          </w:p>
-        </w:tc>
-        <w:tc>
-          <w:tcPr>
-            <w:tcW w:type="dxa" w:w="1987"/>
-          </w:tcPr>
-          <w:p>
-            <w:pPr>
-              <w:jc w:val="left"/>
-            </w:pPr>
-            <w:r>
-              <w:rPr>
-                <w:rFonts w:ascii="TimeNewRoman" w:hAnsi="TimeNewRoman"/>
-                <w:sz w:val="30"/>
-              </w:rPr>
-              <w:t>5+36=</w:t>
-            </w:r>
-          </w:p>
-        </w:tc>
-        <w:tc>
-          <w:tcPr>
-            <w:tcW w:type="dxa" w:w="1987"/>
-          </w:tcPr>
-          <w:p>
-            <w:pPr>
-              <w:jc w:val="left"/>
-            </w:pPr>
-            <w:r>
-              <w:rPr>
-                <w:rFonts w:ascii="TimeNewRoman" w:hAnsi="TimeNewRoman"/>
-                <w:sz w:val="30"/>
-              </w:rPr>
-              <w:t>50-31=</w:t>
-            </w:r>
-          </w:p>
-        </w:tc>
-      </w:tr>
-      <w:tr>
-        <w:tc>
-          <w:tcPr>
-            <w:tcW w:type="dxa" w:w="1987"/>
-          </w:tcPr>
-          <w:p>
-            <w:pPr>
-              <w:jc w:val="left"/>
-            </w:pPr>
-            <w:r>
-              <w:rPr>
-                <w:rFonts w:ascii="TimeNewRoman" w:hAnsi="TimeNewRoman"/>
-                <w:sz w:val="30"/>
-              </w:rPr>
-              <w:t>84-36=</w:t>
-            </w:r>
-          </w:p>
-        </w:tc>
-        <w:tc>
-          <w:tcPr>
-            <w:tcW w:type="dxa" w:w="1987"/>
-          </w:tcPr>
-          <w:p>
-            <w:pPr>
-              <w:jc w:val="left"/>
-            </w:pPr>
-            <w:r>
-              <w:rPr>
-                <w:rFonts w:ascii="TimeNewRoman" w:hAnsi="TimeNewRoman"/>
-                <w:sz w:val="30"/>
-              </w:rPr>
-              <w:t>37+44=</w:t>
-            </w:r>
-          </w:p>
-        </w:tc>
-        <w:tc>
-          <w:tcPr>
-            <w:tcW w:type="dxa" w:w="1987"/>
-          </w:tcPr>
-          <w:p>
-            <w:pPr>
-              <w:jc w:val="left"/>
-            </w:pPr>
-            <w:r>
-              <w:rPr>
-                <w:rFonts w:ascii="TimeNewRoman" w:hAnsi="TimeNewRoman"/>
-                <w:sz w:val="30"/>
-              </w:rPr>
-              <w:t>7+64=</w:t>
-            </w:r>
-          </w:p>
-        </w:tc>
-        <w:tc>
-          <w:tcPr>
-            <w:tcW w:type="dxa" w:w="1987"/>
-          </w:tcPr>
-          <w:p>
-            <w:pPr>
-              <w:jc w:val="left"/>
-            </w:pPr>
-            <w:r>
-              <w:rPr>
-                <w:rFonts w:ascii="TimeNewRoman" w:hAnsi="TimeNewRoman"/>
-                <w:sz w:val="30"/>
-              </w:rPr>
-              <w:t>50-38=</w:t>
-            </w:r>
-          </w:p>
-        </w:tc>
-        <w:tc>
-          <w:tcPr>
-            <w:tcW w:type="dxa" w:w="1987"/>
-          </w:tcPr>
-          <w:p>
-            <w:pPr>
-              <w:jc w:val="left"/>
-            </w:pPr>
-            <w:r>
-              <w:rPr>
-                <w:rFonts w:ascii="TimeNewRoman" w:hAnsi="TimeNewRoman"/>
-                <w:sz w:val="30"/>
-              </w:rPr>
-              <w:t>93-67=</w:t>
-            </w:r>
-          </w:p>
-        </w:tc>
-      </w:tr>
-      <w:tr>
-        <w:tc>
-          <w:tcPr>
-            <w:tcW w:type="dxa" w:w="1987"/>
-          </w:tcPr>
-          <w:p>
-            <w:pPr>
-              <w:jc w:val="left"/>
-            </w:pPr>
-            <w:r>
-              <w:rPr>
-                <w:rFonts w:ascii="TimeNewRoman" w:hAnsi="TimeNewRoman"/>
-                <w:sz w:val="30"/>
-              </w:rPr>
-              <w:t>57+39=</w:t>
-            </w:r>
-          </w:p>
-        </w:tc>
-        <w:tc>
-          <w:tcPr>
-            <w:tcW w:type="dxa" w:w="1987"/>
-          </w:tcPr>
-          <w:p>
-            <w:pPr>
-              <w:jc w:val="left"/>
-            </w:pPr>
-            <w:r>
-              <w:rPr>
-                <w:rFonts w:ascii="TimeNewRoman" w:hAnsi="TimeNewRoman"/>
-                <w:sz w:val="30"/>
-              </w:rPr>
-              <w:t>40-31=</w:t>
-            </w:r>
-          </w:p>
-        </w:tc>
-        <w:tc>
-          <w:tcPr>
-            <w:tcW w:type="dxa" w:w="1987"/>
-          </w:tcPr>
-          <w:p>
-            <w:pPr>
-              <w:jc w:val="left"/>
-            </w:pPr>
-            <w:r>
-              <w:rPr>
-                <w:rFonts w:ascii="TimeNewRoman" w:hAnsi="TimeNewRoman"/>
-                <w:sz w:val="30"/>
-              </w:rPr>
-              <w:t>28+55=</w:t>
-            </w:r>
-          </w:p>
-        </w:tc>
-        <w:tc>
-          <w:tcPr>
-            <w:tcW w:type="dxa" w:w="1987"/>
-          </w:tcPr>
-          <w:p>
-            <w:pPr>
-              <w:jc w:val="left"/>
-            </w:pPr>
-            <w:r>
-              <w:rPr>
-                <w:rFonts w:ascii="TimeNewRoman" w:hAnsi="TimeNewRoman"/>
-                <w:sz w:val="30"/>
-              </w:rPr>
-              <w:t>45-6=</w:t>
-            </w:r>
-          </w:p>
-        </w:tc>
-        <w:tc>
-          <w:tcPr>
-            <w:tcW w:type="dxa" w:w="1987"/>
-          </w:tcPr>
-          <w:p>
-            <w:pPr>
-              <w:jc w:val="left"/>
-            </w:pPr>
-            <w:r>
-              <w:rPr>
-                <w:rFonts w:ascii="TimeNewRoman" w:hAnsi="TimeNewRoman"/>
-                <w:sz w:val="30"/>
-              </w:rPr>
-              <w:t>42-19=</w:t>
-            </w:r>
-          </w:p>
-        </w:tc>
-      </w:tr>
-      <w:tr>
-        <w:tc>
-          <w:tcPr>
-            <w:tcW w:type="dxa" w:w="1987"/>
-          </w:tcPr>
-          <w:p>
-            <w:pPr>
-              <w:jc w:val="left"/>
-            </w:pPr>
-            <w:r>
-              <w:rPr>
-                <w:rFonts w:ascii="TimeNewRoman" w:hAnsi="TimeNewRoman"/>
-                <w:sz w:val="30"/>
-              </w:rPr>
-              <w:t>25+67=</w:t>
-            </w:r>
-          </w:p>
-        </w:tc>
-        <w:tc>
-          <w:tcPr>
-            <w:tcW w:type="dxa" w:w="1987"/>
-          </w:tcPr>
-          <w:p>
-            <w:pPr>
-              <w:jc w:val="left"/>
-            </w:pPr>
-            <w:r>
-              <w:rPr>
-                <w:rFonts w:ascii="TimeNewRoman" w:hAnsi="TimeNewRoman"/>
-                <w:sz w:val="30"/>
-              </w:rPr>
-              <w:t>42-9=</w:t>
-            </w:r>
-          </w:p>
-        </w:tc>
-        <w:tc>
-          <w:tcPr>
-            <w:tcW w:type="dxa" w:w="1987"/>
-          </w:tcPr>
-          <w:p>
-            <w:pPr>
-              <w:jc w:val="left"/>
-            </w:pPr>
-            <w:r>
-              <w:rPr>
-                <w:rFonts w:ascii="TimeNewRoman" w:hAnsi="TimeNewRoman"/>
-                <w:sz w:val="30"/>
-              </w:rPr>
-              <w:t>39+57=</w:t>
-            </w:r>
-          </w:p>
-        </w:tc>
-        <w:tc>
-          <w:tcPr>
-            <w:tcW w:type="dxa" w:w="1987"/>
-          </w:tcPr>
-          <w:p>
-            <w:pPr>
-              <w:jc w:val="left"/>
-            </w:pPr>
-            <w:r>
-              <w:rPr>
-                <w:rFonts w:ascii="TimeNewRoman" w:hAnsi="TimeNewRoman"/>
-                <w:sz w:val="30"/>
-              </w:rPr>
-              <w:t>66+28=</w:t>
-            </w:r>
-          </w:p>
-        </w:tc>
-        <w:tc>
-          <w:tcPr>
-            <w:tcW w:type="dxa" w:w="1987"/>
-          </w:tcPr>
-          <w:p>
-            <w:pPr>
-              <w:jc w:val="left"/>
-            </w:pPr>
-            <w:r>
-              <w:rPr>
-                <w:rFonts w:ascii="TimeNewRoman" w:hAnsi="TimeNewRoman"/>
-                <w:sz w:val="30"/>
-              </w:rPr>
-              <w:t>31-13=</w:t>
-            </w:r>
-          </w:p>
-        </w:tc>
-      </w:tr>
-      <w:tr>
-        <w:tc>
-          <w:tcPr>
-            <w:tcW w:type="dxa" w:w="1987"/>
-          </w:tcPr>
-          <w:p>
-            <w:pPr>
-              <w:jc w:val="left"/>
-            </w:pPr>
-            <w:r>
-              <w:rPr>
-                <w:rFonts w:ascii="TimeNewRoman" w:hAnsi="TimeNewRoman"/>
-                <w:sz w:val="30"/>
-              </w:rPr>
-              <w:t>95-59=</w:t>
-            </w:r>
-          </w:p>
-        </w:tc>
-        <w:tc>
-          <w:tcPr>
-            <w:tcW w:type="dxa" w:w="1987"/>
-          </w:tcPr>
-          <w:p>
-            <w:pPr>
-              <w:jc w:val="left"/>
-            </w:pPr>
-            <w:r>
-              <w:rPr>
-                <w:rFonts w:ascii="TimeNewRoman" w:hAnsi="TimeNewRoman"/>
-                <w:sz w:val="30"/>
-              </w:rPr>
-              <w:t>41-14=</w:t>
-            </w:r>
-          </w:p>
-        </w:tc>
-        <w:tc>
-          <w:tcPr>
-            <w:tcW w:type="dxa" w:w="1987"/>
-          </w:tcPr>
-          <w:p>
-            <w:pPr>
-              <w:jc w:val="left"/>
-            </w:pPr>
-            <w:r>
-              <w:rPr>
-                <w:rFonts w:ascii="TimeNewRoman" w:hAnsi="TimeNewRoman"/>
-                <w:sz w:val="30"/>
-              </w:rPr>
-              <w:t>73-49=</w:t>
-            </w:r>
-          </w:p>
-        </w:tc>
-        <w:tc>
-          <w:tcPr>
-            <w:tcW w:type="dxa" w:w="1987"/>
-          </w:tcPr>
-          <w:p>
-            <w:pPr>
-              <w:jc w:val="left"/>
-            </w:pPr>
-            <w:r>
-              <w:rPr>
-                <w:rFonts w:ascii="TimeNewRoman" w:hAnsi="TimeNewRoman"/>
-                <w:sz w:val="30"/>
-              </w:rPr>
-              <w:t>21-4=</w:t>
-            </w:r>
-          </w:p>
-        </w:tc>
-        <w:tc>
-          <w:tcPr>
-            <w:tcW w:type="dxa" w:w="1987"/>
-          </w:tcPr>
-          <w:p>
-            <w:pPr>
-              <w:jc w:val="left"/>
-            </w:pPr>
-            <w:r>
-              <w:rPr>
-                <w:rFonts w:ascii="TimeNewRoman" w:hAnsi="TimeNewRoman"/>
-                <w:sz w:val="30"/>
-              </w:rPr>
-              <w:t>59+13=</w:t>
-            </w:r>
-          </w:p>
-        </w:tc>
-      </w:tr>
-      <w:tr>
-        <w:tc>
-          <w:tcPr>
-            <w:tcW w:type="dxa" w:w="1987"/>
-          </w:tcPr>
-          <w:p>
-            <w:pPr>
-              <w:jc w:val="left"/>
-            </w:pPr>
-            <w:r>
-              <w:rPr>
-                <w:rFonts w:ascii="TimeNewRoman" w:hAnsi="TimeNewRoman"/>
-                <w:sz w:val="30"/>
-              </w:rPr>
-              <w:t>56+15=</w:t>
-            </w:r>
-          </w:p>
-        </w:tc>
-        <w:tc>
-          <w:tcPr>
-            <w:tcW w:type="dxa" w:w="1987"/>
-          </w:tcPr>
-          <w:p>
-            <w:pPr>
-              <w:jc w:val="left"/>
-            </w:pPr>
-            <w:r>
-              <w:rPr>
-                <w:rFonts w:ascii="TimeNewRoman" w:hAnsi="TimeNewRoman"/>
-                <w:sz w:val="30"/>
-              </w:rPr>
-              <w:t>49+13=</w:t>
-            </w:r>
-          </w:p>
-        </w:tc>
-        <w:tc>
-          <w:tcPr>
-            <w:tcW w:type="dxa" w:w="1987"/>
-          </w:tcPr>
-          <w:p>
-            <w:pPr>
-              <w:jc w:val="left"/>
-            </w:pPr>
-            <w:r>
-              <w:rPr>
-                <w:rFonts w:ascii="TimeNewRoman" w:hAnsi="TimeNewRoman"/>
-                <w:sz w:val="30"/>
-              </w:rPr>
-              <w:t>60-57=</w:t>
-            </w:r>
-          </w:p>
-        </w:tc>
-        <w:tc>
-          <w:tcPr>
-            <w:tcW w:type="dxa" w:w="1987"/>
-          </w:tcPr>
-          <w:p>
-            <w:pPr>
-              <w:jc w:val="left"/>
-            </w:pPr>
-            <w:r>
-              <w:rPr>
-                <w:rFonts w:ascii="TimeNewRoman" w:hAnsi="TimeNewRoman"/>
-                <w:sz w:val="30"/>
-              </w:rPr>
-              <w:t>73-18=</w:t>
-            </w:r>
-          </w:p>
-        </w:tc>
-        <w:tc>
-          <w:tcPr>
-            <w:tcW w:type="dxa" w:w="1987"/>
-          </w:tcPr>
-          <w:p>
-            <w:pPr>
-              <w:jc w:val="left"/>
-            </w:pPr>
-            <w:r>
-              <w:rPr>
-                <w:rFonts w:ascii="TimeNewRoman" w:hAnsi="TimeNewRoman"/>
-                <w:sz w:val="30"/>
-              </w:rPr>
-              <w:t>93-57=</w:t>
-            </w:r>
-          </w:p>
-        </w:tc>
-      </w:tr>
-      <w:tr>
-        <w:tc>
-          <w:tcPr>
-            <w:tcW w:type="dxa" w:w="1987"/>
-          </w:tcPr>
-          <w:p>
-            <w:pPr>
-              <w:jc w:val="left"/>
-            </w:pPr>
-            <w:r>
-              <w:rPr>
-                <w:rFonts w:ascii="TimeNewRoman" w:hAnsi="TimeNewRoman"/>
-                <w:sz w:val="30"/>
-              </w:rPr>
-              <w:t>8+4=</w:t>
-            </w:r>
-          </w:p>
-        </w:tc>
-        <w:tc>
-          <w:tcPr>
-            <w:tcW w:type="dxa" w:w="1987"/>
-          </w:tcPr>
-          <w:p>
-            <w:pPr>
-              <w:jc w:val="left"/>
-            </w:pPr>
-            <w:r>
-              <w:rPr>
-                <w:rFonts w:ascii="TimeNewRoman" w:hAnsi="TimeNewRoman"/>
-                <w:sz w:val="30"/>
-              </w:rPr>
-              <w:t>26-7=</w:t>
+              <w:t>17+15=</w:t>
             </w:r>
           </w:p>
         </w:tc>
@@ -1222,7 +961,7 @@
                 <w:rFonts w:ascii="TimeNewRoman" w:hAnsi="TimeNewRoman"/>
                 <w:sz w:val="30"/>
               </w:rPr>
-              <w:t>85-79=</w:t>
+              <w:t>65-29=</w:t>
             </w:r>
           </w:p>
         </w:tc>
@@ -1239,7 +978,7 @@
                 <w:rFonts w:ascii="TimeNewRoman" w:hAnsi="TimeNewRoman"/>
                 <w:sz w:val="30"/>
               </w:rPr>
-              <w:t>86-69=</w:t>
+              <w:t>25+26=</w:t>
             </w:r>
           </w:p>
         </w:tc>
@@ -1258,7 +997,7 @@
                 <w:rFonts w:ascii="TimeNewRoman" w:hAnsi="TimeNewRoman"/>
                 <w:sz w:val="30"/>
               </w:rPr>
-              <w:t>79+5=</w:t>
+              <w:t>91-22=</w:t>
             </w:r>
           </w:p>
         </w:tc>
@@ -1275,7 +1014,7 @@
                 <w:rFonts w:ascii="TimeNewRoman" w:hAnsi="TimeNewRoman"/>
                 <w:sz w:val="30"/>
               </w:rPr>
-              <w:t>34+57=</w:t>
+              <w:t>83-58=</w:t>
             </w:r>
           </w:p>
         </w:tc>
@@ -1292,7 +1031,7 @@
                 <w:rFonts w:ascii="TimeNewRoman" w:hAnsi="TimeNewRoman"/>
                 <w:sz w:val="30"/>
               </w:rPr>
-              <w:t>87+5=</w:t>
+              <w:t>55+26=</w:t>
             </w:r>
           </w:p>
         </w:tc>
@@ -1309,7 +1048,7 @@
                 <w:rFonts w:ascii="TimeNewRoman" w:hAnsi="TimeNewRoman"/>
                 <w:sz w:val="30"/>
               </w:rPr>
-              <w:t>66-59=</w:t>
+              <w:t>62-55=</w:t>
             </w:r>
           </w:p>
         </w:tc>
@@ -1326,7 +1065,7 @@
                 <w:rFonts w:ascii="TimeNewRoman" w:hAnsi="TimeNewRoman"/>
                 <w:sz w:val="30"/>
               </w:rPr>
-              <w:t>29+7=</w:t>
+              <w:t>49+48=</w:t>
             </w:r>
           </w:p>
         </w:tc>
@@ -1345,7 +1084,7 @@
                 <w:rFonts w:ascii="TimeNewRoman" w:hAnsi="TimeNewRoman"/>
                 <w:sz w:val="30"/>
               </w:rPr>
-              <w:t>8+39=</w:t>
+              <w:t>37+35=</w:t>
             </w:r>
           </w:p>
         </w:tc>
@@ -1362,7 +1101,7 @@
                 <w:rFonts w:ascii="TimeNewRoman" w:hAnsi="TimeNewRoman"/>
                 <w:sz w:val="30"/>
               </w:rPr>
-              <w:t>28+46=</w:t>
+              <w:t>18+16=</w:t>
             </w:r>
           </w:p>
         </w:tc>
@@ -1379,7 +1118,7 @@
                 <w:rFonts w:ascii="TimeNewRoman" w:hAnsi="TimeNewRoman"/>
                 <w:sz w:val="30"/>
               </w:rPr>
-              <w:t>64-15=</w:t>
+              <w:t>53-17=</w:t>
             </w:r>
           </w:p>
         </w:tc>
@@ -1396,94 +1135,7 @@
                 <w:rFonts w:ascii="TimeNewRoman" w:hAnsi="TimeNewRoman"/>
                 <w:sz w:val="30"/>
               </w:rPr>
-              <w:t>9+28=</w:t>
-            </w:r>
-          </w:p>
-        </w:tc>
-        <w:tc>
-          <w:tcPr>
-            <w:tcW w:type="dxa" w:w="1987"/>
-          </w:tcPr>
-          <w:p>
-            <w:pPr>
-              <w:jc w:val="left"/>
-            </w:pPr>
-            <w:r>
-              <w:rPr>
-                <w:rFonts w:ascii="TimeNewRoman" w:hAnsi="TimeNewRoman"/>
-                <w:sz w:val="30"/>
-              </w:rPr>
-              <w:t>71-4=</w:t>
-            </w:r>
-          </w:p>
-        </w:tc>
-      </w:tr>
-      <w:tr>
-        <w:tc>
-          <w:tcPr>
-            <w:tcW w:type="dxa" w:w="1987"/>
-          </w:tcPr>
-          <w:p>
-            <w:pPr>
-              <w:jc w:val="left"/>
-            </w:pPr>
-            <w:r>
-              <w:rPr>
-                <w:rFonts w:ascii="TimeNewRoman" w:hAnsi="TimeNewRoman"/>
-                <w:sz w:val="30"/>
-              </w:rPr>
-              <w:t>90-73=</w:t>
-            </w:r>
-          </w:p>
-        </w:tc>
-        <w:tc>
-          <w:tcPr>
-            <w:tcW w:type="dxa" w:w="1987"/>
-          </w:tcPr>
-          <w:p>
-            <w:pPr>
-              <w:jc w:val="left"/>
-            </w:pPr>
-            <w:r>
-              <w:rPr>
-                <w:rFonts w:ascii="TimeNewRoman" w:hAnsi="TimeNewRoman"/>
-                <w:sz w:val="30"/>
-              </w:rPr>
-              <w:t>48+13=</w:t>
-            </w:r>
-          </w:p>
-        </w:tc>
-        <w:tc>
-          <w:tcPr>
-            <w:tcW w:type="dxa" w:w="1987"/>
-          </w:tcPr>
-          <w:p>
-            <w:pPr>
-              <w:jc w:val="left"/>
-            </w:pPr>
-            <w:r>
-              <w:rPr>
-                <w:rFonts w:ascii="TimeNewRoman" w:hAnsi="TimeNewRoman"/>
-                <w:sz w:val="30"/>
-              </w:rPr>
-              <w:t>5+88=</w:t>
-            </w:r>
-          </w:p>
-        </w:tc>
-        <w:tc>
-          <w:tcPr>
-            <w:tcW w:type="dxa" w:w="1987"/>
-          </w:tcPr>
-          <w:p>
-            <w:pPr>
-              <w:jc w:val="left"/>
-            </w:pPr>
-            <w:r>
-              <w:rPr>
-                <w:rFonts w:ascii="TimeNewRoman" w:hAnsi="TimeNewRoman"/>
-                <w:sz w:val="30"/>
-              </w:rPr>
-              <w:t>25+68=</w:t>
+              <w:t>43-16=</w:t>
             </w:r>
           </w:p>
         </w:tc>
@@ -1519,7 +1171,7 @@
                 <w:rFonts w:ascii="TimeNewRoman" w:hAnsi="TimeNewRoman"/>
                 <w:sz w:val="30"/>
               </w:rPr>
-              <w:t>98-89=</w:t>
+              <w:t>5+87=</w:t>
             </w:r>
           </w:p>
         </w:tc>
@@ -1536,7 +1188,7 @@
                 <w:rFonts w:ascii="TimeNewRoman" w:hAnsi="TimeNewRoman"/>
                 <w:sz w:val="30"/>
               </w:rPr>
-              <w:t>66+19=</w:t>
+              <w:t>82-56=</w:t>
             </w:r>
           </w:p>
         </w:tc>
@@ -1553,7 +1205,7 @@
                 <w:rFonts w:ascii="TimeNewRoman" w:hAnsi="TimeNewRoman"/>
                 <w:sz w:val="30"/>
               </w:rPr>
-              <w:t>72-46=</w:t>
+              <w:t>18+15=</w:t>
             </w:r>
           </w:p>
         </w:tc>
@@ -1570,7 +1222,7 @@
                 <w:rFonts w:ascii="TimeNewRoman" w:hAnsi="TimeNewRoman"/>
                 <w:sz w:val="30"/>
               </w:rPr>
-              <w:t>93-78=</w:t>
+              <w:t>67+19=</w:t>
             </w:r>
           </w:p>
         </w:tc>
@@ -1587,7 +1239,7 @@
                 <w:rFonts w:ascii="TimeNewRoman" w:hAnsi="TimeNewRoman"/>
                 <w:sz w:val="30"/>
               </w:rPr>
-              <w:t>91-46=</w:t>
+              <w:t>61-6=</w:t>
             </w:r>
           </w:p>
         </w:tc>
@@ -1606,7 +1258,7 @@
                 <w:rFonts w:ascii="TimeNewRoman" w:hAnsi="TimeNewRoman"/>
                 <w:sz w:val="30"/>
               </w:rPr>
-              <w:t>90-14=</w:t>
+              <w:t>62-57=</w:t>
             </w:r>
           </w:p>
         </w:tc>
@@ -1623,7 +1275,7 @@
                 <w:rFonts w:ascii="TimeNewRoman" w:hAnsi="TimeNewRoman"/>
                 <w:sz w:val="30"/>
               </w:rPr>
-              <w:t>26-9=</w:t>
+              <w:t>23-9=</w:t>
             </w:r>
           </w:p>
         </w:tc>
@@ -1640,7 +1292,7 @@
                 <w:rFonts w:ascii="TimeNewRoman" w:hAnsi="TimeNewRoman"/>
                 <w:sz w:val="30"/>
               </w:rPr>
-              <w:t>36+37=</w:t>
+              <w:t>82-29=</w:t>
             </w:r>
           </w:p>
         </w:tc>
@@ -1657,7 +1309,7 @@
                 <w:rFonts w:ascii="TimeNewRoman" w:hAnsi="TimeNewRoman"/>
                 <w:sz w:val="30"/>
               </w:rPr>
-              <w:t>63-26=</w:t>
+              <w:t>92-69=</w:t>
             </w:r>
           </w:p>
         </w:tc>
@@ -1674,7 +1326,7 @@
                 <w:rFonts w:ascii="TimeNewRoman" w:hAnsi="TimeNewRoman"/>
                 <w:sz w:val="30"/>
               </w:rPr>
-              <w:t>44+27=</w:t>
+              <w:t>95-6=</w:t>
             </w:r>
           </w:p>
         </w:tc>
@@ -1693,7 +1345,7 @@
                 <w:rFonts w:ascii="TimeNewRoman" w:hAnsi="TimeNewRoman"/>
                 <w:sz w:val="30"/>
               </w:rPr>
-              <w:t>86-19=</w:t>
+              <w:t>91-34=</w:t>
             </w:r>
           </w:p>
         </w:tc>
@@ -1710,7 +1362,7 @@
                 <w:rFonts w:ascii="TimeNewRoman" w:hAnsi="TimeNewRoman"/>
                 <w:sz w:val="30"/>
               </w:rPr>
-              <w:t>64-8=</w:t>
+              <w:t>27+18=</w:t>
             </w:r>
           </w:p>
         </w:tc>
@@ -1727,7 +1379,7 @@
                 <w:rFonts w:ascii="TimeNewRoman" w:hAnsi="TimeNewRoman"/>
                 <w:sz w:val="30"/>
               </w:rPr>
-              <w:t>73-26=</w:t>
+              <w:t>48+18=</w:t>
             </w:r>
           </w:p>
         </w:tc>
@@ -1744,7 +1396,7 @@
                 <w:rFonts w:ascii="TimeNewRoman" w:hAnsi="TimeNewRoman"/>
                 <w:sz w:val="30"/>
               </w:rPr>
-              <w:t>19+47=</w:t>
+              <w:t>49+46=</w:t>
             </w:r>
           </w:p>
         </w:tc>
@@ -1761,7 +1413,355 @@
                 <w:rFonts w:ascii="TimeNewRoman" w:hAnsi="TimeNewRoman"/>
                 <w:sz w:val="30"/>
               </w:rPr>
-              <w:t>44-8=</w:t>
+              <w:t>55-49=</w:t>
+            </w:r>
+          </w:p>
+        </w:tc>
+      </w:tr>
+      <w:tr>
+        <w:tc>
+          <w:tcPr>
+            <w:tcW w:type="dxa" w:w="1987"/>
+          </w:tcPr>
+          <w:p>
+            <w:pPr>
+              <w:jc w:val="left"/>
+            </w:pPr>
+            <w:r>
+              <w:rPr>
+                <w:rFonts w:ascii="TimeNewRoman" w:hAnsi="TimeNewRoman"/>
+                <w:sz w:val="30"/>
+              </w:rPr>
+              <w:t>63+9=</w:t>
+            </w:r>
+          </w:p>
+        </w:tc>
+        <w:tc>
+          <w:tcPr>
+            <w:tcW w:type="dxa" w:w="1987"/>
+          </w:tcPr>
+          <w:p>
+            <w:pPr>
+              <w:jc w:val="left"/>
+            </w:pPr>
+            <w:r>
+              <w:rPr>
+                <w:rFonts w:ascii="TimeNewRoman" w:hAnsi="TimeNewRoman"/>
+                <w:sz w:val="30"/>
+              </w:rPr>
+              <w:t>44+39=</w:t>
+            </w:r>
+          </w:p>
+        </w:tc>
+        <w:tc>
+          <w:tcPr>
+            <w:tcW w:type="dxa" w:w="1987"/>
+          </w:tcPr>
+          <w:p>
+            <w:pPr>
+              <w:jc w:val="left"/>
+            </w:pPr>
+            <w:r>
+              <w:rPr>
+                <w:rFonts w:ascii="TimeNewRoman" w:hAnsi="TimeNewRoman"/>
+                <w:sz w:val="30"/>
+              </w:rPr>
+              <w:t>77+19=</w:t>
+            </w:r>
+          </w:p>
+        </w:tc>
+        <w:tc>
+          <w:tcPr>
+            <w:tcW w:type="dxa" w:w="1987"/>
+          </w:tcPr>
+          <w:p>
+            <w:pPr>
+              <w:jc w:val="left"/>
+            </w:pPr>
+            <w:r>
+              <w:rPr>
+                <w:rFonts w:ascii="TimeNewRoman" w:hAnsi="TimeNewRoman"/>
+                <w:sz w:val="30"/>
+              </w:rPr>
+              <w:t>92-27=</w:t>
+            </w:r>
+          </w:p>
+        </w:tc>
+        <w:tc>
+          <w:tcPr>
+            <w:tcW w:type="dxa" w:w="1987"/>
+          </w:tcPr>
+          <w:p>
+            <w:pPr>
+              <w:jc w:val="left"/>
+            </w:pPr>
+            <w:r>
+              <w:rPr>
+                <w:rFonts w:ascii="TimeNewRoman" w:hAnsi="TimeNewRoman"/>
+                <w:sz w:val="30"/>
+              </w:rPr>
+              <w:t>19+36=</w:t>
+            </w:r>
+          </w:p>
+        </w:tc>
+      </w:tr>
+      <w:tr>
+        <w:tc>
+          <w:tcPr>
+            <w:tcW w:type="dxa" w:w="1987"/>
+          </w:tcPr>
+          <w:p>
+            <w:pPr>
+              <w:jc w:val="left"/>
+            </w:pPr>
+            <w:r>
+              <w:rPr>
+                <w:rFonts w:ascii="TimeNewRoman" w:hAnsi="TimeNewRoman"/>
+                <w:sz w:val="30"/>
+              </w:rPr>
+              <w:t>23+58=</w:t>
+            </w:r>
+          </w:p>
+        </w:tc>
+        <w:tc>
+          <w:tcPr>
+            <w:tcW w:type="dxa" w:w="1987"/>
+          </w:tcPr>
+          <w:p>
+            <w:pPr>
+              <w:jc w:val="left"/>
+            </w:pPr>
+            <w:r>
+              <w:rPr>
+                <w:rFonts w:ascii="TimeNewRoman" w:hAnsi="TimeNewRoman"/>
+                <w:sz w:val="30"/>
+              </w:rPr>
+              <w:t>94-47=</w:t>
+            </w:r>
+          </w:p>
+        </w:tc>
+        <w:tc>
+          <w:tcPr>
+            <w:tcW w:type="dxa" w:w="1987"/>
+          </w:tcPr>
+          <w:p>
+            <w:pPr>
+              <w:jc w:val="left"/>
+            </w:pPr>
+            <w:r>
+              <w:rPr>
+                <w:rFonts w:ascii="TimeNewRoman" w:hAnsi="TimeNewRoman"/>
+                <w:sz w:val="30"/>
+              </w:rPr>
+              <w:t>22-13=</w:t>
+            </w:r>
+          </w:p>
+        </w:tc>
+        <w:tc>
+          <w:tcPr>
+            <w:tcW w:type="dxa" w:w="1987"/>
+          </w:tcPr>
+          <w:p>
+            <w:pPr>
+              <w:jc w:val="left"/>
+            </w:pPr>
+            <w:r>
+              <w:rPr>
+                <w:rFonts w:ascii="TimeNewRoman" w:hAnsi="TimeNewRoman"/>
+                <w:sz w:val="30"/>
+              </w:rPr>
+              <w:t>57+26=</w:t>
+            </w:r>
+          </w:p>
+        </w:tc>
+        <w:tc>
+          <w:tcPr>
+            <w:tcW w:type="dxa" w:w="1987"/>
+          </w:tcPr>
+          <w:p>
+            <w:pPr>
+              <w:jc w:val="left"/>
+            </w:pPr>
+            <w:r>
+              <w:rPr>
+                <w:rFonts w:ascii="TimeNewRoman" w:hAnsi="TimeNewRoman"/>
+                <w:sz w:val="30"/>
+              </w:rPr>
+              <w:t>26-8=</w:t>
+            </w:r>
+          </w:p>
+        </w:tc>
+      </w:tr>
+      <w:tr>
+        <w:tc>
+          <w:tcPr>
+            <w:tcW w:type="dxa" w:w="1987"/>
+          </w:tcPr>
+          <w:p>
+            <w:pPr>
+              <w:jc w:val="left"/>
+            </w:pPr>
+            <w:r>
+              <w:rPr>
+                <w:rFonts w:ascii="TimeNewRoman" w:hAnsi="TimeNewRoman"/>
+                <w:sz w:val="30"/>
+              </w:rPr>
+              <w:t>61-34=</w:t>
+            </w:r>
+          </w:p>
+        </w:tc>
+        <w:tc>
+          <w:tcPr>
+            <w:tcW w:type="dxa" w:w="1987"/>
+          </w:tcPr>
+          <w:p>
+            <w:pPr>
+              <w:jc w:val="left"/>
+            </w:pPr>
+            <w:r>
+              <w:rPr>
+                <w:rFonts w:ascii="TimeNewRoman" w:hAnsi="TimeNewRoman"/>
+                <w:sz w:val="30"/>
+              </w:rPr>
+              <w:t>44-9=</w:t>
+            </w:r>
+          </w:p>
+        </w:tc>
+        <w:tc>
+          <w:tcPr>
+            <w:tcW w:type="dxa" w:w="1987"/>
+          </w:tcPr>
+          <w:p>
+            <w:pPr>
+              <w:jc w:val="left"/>
+            </w:pPr>
+            <w:r>
+              <w:rPr>
+                <w:rFonts w:ascii="TimeNewRoman" w:hAnsi="TimeNewRoman"/>
+                <w:sz w:val="30"/>
+              </w:rPr>
+              <w:t>41-6=</w:t>
+            </w:r>
+          </w:p>
+        </w:tc>
+        <w:tc>
+          <w:tcPr>
+            <w:tcW w:type="dxa" w:w="1987"/>
+          </w:tcPr>
+          <w:p>
+            <w:pPr>
+              <w:jc w:val="left"/>
+            </w:pPr>
+            <w:r>
+              <w:rPr>
+                <w:rFonts w:ascii="TimeNewRoman" w:hAnsi="TimeNewRoman"/>
+                <w:sz w:val="30"/>
+              </w:rPr>
+              <w:t>24+47=</w:t>
+            </w:r>
+          </w:p>
+        </w:tc>
+        <w:tc>
+          <w:tcPr>
+            <w:tcW w:type="dxa" w:w="1987"/>
+          </w:tcPr>
+          <w:p>
+            <w:pPr>
+              <w:jc w:val="left"/>
+            </w:pPr>
+            <w:r>
+              <w:rPr>
+                <w:rFonts w:ascii="TimeNewRoman" w:hAnsi="TimeNewRoman"/>
+                <w:sz w:val="30"/>
+              </w:rPr>
+              <w:t>60-26=</w:t>
+            </w:r>
+          </w:p>
+        </w:tc>
+      </w:tr>
+      <w:tr>
+        <w:tc>
+          <w:tcPr>
+            <w:tcW w:type="dxa" w:w="1987"/>
+          </w:tcPr>
+          <w:p>
+            <w:pPr>
+              <w:jc w:val="left"/>
+            </w:pPr>
+            <w:r>
+              <w:rPr>
+                <w:rFonts w:ascii="TimeNewRoman" w:hAnsi="TimeNewRoman"/>
+                <w:sz w:val="30"/>
+              </w:rPr>
+              <w:t>72+9=</w:t>
+            </w:r>
+          </w:p>
+        </w:tc>
+        <w:tc>
+          <w:tcPr>
+            <w:tcW w:type="dxa" w:w="1987"/>
+          </w:tcPr>
+          <w:p>
+            <w:pPr>
+              <w:jc w:val="left"/>
+            </w:pPr>
+            <w:r>
+              <w:rPr>
+                <w:rFonts w:ascii="TimeNewRoman" w:hAnsi="TimeNewRoman"/>
+                <w:sz w:val="30"/>
+              </w:rPr>
+              <w:t>49+4=</w:t>
+            </w:r>
+          </w:p>
+        </w:tc>
+        <w:tc>
+          <w:tcPr>
+            <w:tcW w:type="dxa" w:w="1987"/>
+          </w:tcPr>
+          <w:p>
+            <w:pPr>
+              <w:jc w:val="left"/>
+            </w:pPr>
+            <w:r>
+              <w:rPr>
+                <w:rFonts w:ascii="TimeNewRoman" w:hAnsi="TimeNewRoman"/>
+                <w:sz w:val="30"/>
+              </w:rPr>
+              <w:t>52+29=</w:t>
+            </w:r>
+          </w:p>
+        </w:tc>
+        <w:tc>
+          <w:tcPr>
+            <w:tcW w:type="dxa" w:w="1987"/>
+          </w:tcPr>
+          <w:p>
+            <w:pPr>
+              <w:jc w:val="left"/>
+            </w:pPr>
+            <w:r>
+              <w:rPr>
+                <w:rFonts w:ascii="TimeNewRoman" w:hAnsi="TimeNewRoman"/>
+                <w:sz w:val="30"/>
+              </w:rPr>
+              <w:t>80-46=</w:t>
+            </w:r>
+          </w:p>
+        </w:tc>
+        <w:tc>
+          <w:tcPr>
+            <w:tcW w:type="dxa" w:w="1987"/>
+          </w:tcPr>
+          <w:p>
+            <w:pPr>
+              <w:jc w:val="left"/>
+            </w:pPr>
+            <w:r>
+              <w:rPr>
+                <w:rFonts w:ascii="TimeNewRoman" w:hAnsi="TimeNewRoman"/>
+                <w:sz w:val="30"/>
+              </w:rPr>
+              <w:t>14+8=</w:t>
             </w:r>
           </w:p>
         </w:tc>

--- a/adc_sbb_within_100.docx
+++ b/adc_sbb_within_100.docx
@@ -40,7 +40,7 @@
                 <w:rFonts w:ascii="TimeNewRoman" w:hAnsi="TimeNewRoman"/>
                 <w:sz w:val="30"/>
               </w:rPr>
-              <w:t>20-5=</w:t>
+              <w:t>9+83=</w:t>
             </w:r>
           </w:p>
         </w:tc>
@@ -57,7 +57,7 @@
                 <w:rFonts w:ascii="TimeNewRoman" w:hAnsi="TimeNewRoman"/>
                 <w:sz w:val="30"/>
               </w:rPr>
-              <w:t>39+13=</w:t>
+              <w:t>68+27=</w:t>
             </w:r>
           </w:p>
         </w:tc>
@@ -74,7 +74,7 @@
                 <w:rFonts w:ascii="TimeNewRoman" w:hAnsi="TimeNewRoman"/>
                 <w:sz w:val="30"/>
               </w:rPr>
-              <w:t>8+48=</w:t>
+              <w:t>54+38=</w:t>
             </w:r>
           </w:p>
         </w:tc>
@@ -91,7 +91,7 @@
                 <w:rFonts w:ascii="TimeNewRoman" w:hAnsi="TimeNewRoman"/>
                 <w:sz w:val="30"/>
               </w:rPr>
-              <w:t>7+85=</w:t>
+              <w:t>54+37=</w:t>
             </w:r>
           </w:p>
         </w:tc>
@@ -108,7 +108,7 @@
                 <w:rFonts w:ascii="TimeNewRoman" w:hAnsi="TimeNewRoman"/>
                 <w:sz w:val="30"/>
               </w:rPr>
-              <w:t>19+49=</w:t>
+              <w:t>83+8=</w:t>
             </w:r>
           </w:p>
         </w:tc>
@@ -127,7 +127,7 @@
                 <w:rFonts w:ascii="TimeNewRoman" w:hAnsi="TimeNewRoman"/>
                 <w:sz w:val="30"/>
               </w:rPr>
-              <w:t>78+14=</w:t>
+              <w:t>20-8=</w:t>
             </w:r>
           </w:p>
         </w:tc>
@@ -144,7 +144,7 @@
                 <w:rFonts w:ascii="TimeNewRoman" w:hAnsi="TimeNewRoman"/>
                 <w:sz w:val="30"/>
               </w:rPr>
-              <w:t>35-29=</w:t>
+              <w:t>86+9=</w:t>
             </w:r>
           </w:p>
         </w:tc>
@@ -161,7 +161,7 @@
                 <w:rFonts w:ascii="TimeNewRoman" w:hAnsi="TimeNewRoman"/>
                 <w:sz w:val="30"/>
               </w:rPr>
-              <w:t>46+19=</w:t>
+              <w:t>29+24=</w:t>
             </w:r>
           </w:p>
         </w:tc>
@@ -178,7 +178,7 @@
                 <w:rFonts w:ascii="TimeNewRoman" w:hAnsi="TimeNewRoman"/>
                 <w:sz w:val="30"/>
               </w:rPr>
-              <w:t>46+19=</w:t>
+              <w:t>64+8=</w:t>
             </w:r>
           </w:p>
         </w:tc>
@@ -195,7 +195,7 @@
                 <w:rFonts w:ascii="TimeNewRoman" w:hAnsi="TimeNewRoman"/>
                 <w:sz w:val="30"/>
               </w:rPr>
-              <w:t>70-69=</w:t>
+              <w:t>28+58=</w:t>
             </w:r>
           </w:p>
         </w:tc>
@@ -214,7 +214,7 @@
                 <w:rFonts w:ascii="TimeNewRoman" w:hAnsi="TimeNewRoman"/>
                 <w:sz w:val="30"/>
               </w:rPr>
-              <w:t>20-12=</w:t>
+              <w:t>36+38=</w:t>
             </w:r>
           </w:p>
         </w:tc>
@@ -231,7 +231,7 @@
                 <w:rFonts w:ascii="TimeNewRoman" w:hAnsi="TimeNewRoman"/>
                 <w:sz w:val="30"/>
               </w:rPr>
-              <w:t>85+6=</w:t>
+              <w:t>15+18=</w:t>
             </w:r>
           </w:p>
         </w:tc>
@@ -248,7 +248,7 @@
                 <w:rFonts w:ascii="TimeNewRoman" w:hAnsi="TimeNewRoman"/>
                 <w:sz w:val="30"/>
               </w:rPr>
-              <w:t>17+79=</w:t>
+              <w:t>53-34=</w:t>
             </w:r>
           </w:p>
         </w:tc>
@@ -265,7 +265,7 @@
                 <w:rFonts w:ascii="TimeNewRoman" w:hAnsi="TimeNewRoman"/>
                 <w:sz w:val="30"/>
               </w:rPr>
-              <w:t>26+16=</w:t>
+              <w:t>60-58=</w:t>
             </w:r>
           </w:p>
         </w:tc>
@@ -282,7 +282,7 @@
                 <w:rFonts w:ascii="TimeNewRoman" w:hAnsi="TimeNewRoman"/>
                 <w:sz w:val="30"/>
               </w:rPr>
-              <w:t>67-49=</w:t>
+              <w:t>53-4=</w:t>
             </w:r>
           </w:p>
         </w:tc>
@@ -301,7 +301,7 @@
                 <w:rFonts w:ascii="TimeNewRoman" w:hAnsi="TimeNewRoman"/>
                 <w:sz w:val="30"/>
               </w:rPr>
-              <w:t>65-56=</w:t>
+              <w:t>65+8=</w:t>
             </w:r>
           </w:p>
         </w:tc>
@@ -318,7 +318,7 @@
                 <w:rFonts w:ascii="TimeNewRoman" w:hAnsi="TimeNewRoman"/>
                 <w:sz w:val="30"/>
               </w:rPr>
-              <w:t>85-47=</w:t>
+              <w:t>60-51=</w:t>
             </w:r>
           </w:p>
         </w:tc>
@@ -335,7 +335,7 @@
                 <w:rFonts w:ascii="TimeNewRoman" w:hAnsi="TimeNewRoman"/>
                 <w:sz w:val="30"/>
               </w:rPr>
-              <w:t>7+4=</w:t>
+              <w:t>55+27=</w:t>
             </w:r>
           </w:p>
         </w:tc>
@@ -352,7 +352,7 @@
                 <w:rFonts w:ascii="TimeNewRoman" w:hAnsi="TimeNewRoman"/>
                 <w:sz w:val="30"/>
               </w:rPr>
-              <w:t>44+17=</w:t>
+              <w:t>36+27=</w:t>
             </w:r>
           </w:p>
         </w:tc>
@@ -369,7 +369,7 @@
                 <w:rFonts w:ascii="TimeNewRoman" w:hAnsi="TimeNewRoman"/>
                 <w:sz w:val="30"/>
               </w:rPr>
-              <w:t>5+28=</w:t>
+              <w:t>31-13=</w:t>
             </w:r>
           </w:p>
         </w:tc>
@@ -388,7 +388,7 @@
                 <w:rFonts w:ascii="TimeNewRoman" w:hAnsi="TimeNewRoman"/>
                 <w:sz w:val="30"/>
               </w:rPr>
-              <w:t>25+7=</w:t>
+              <w:t>97-68=</w:t>
             </w:r>
           </w:p>
         </w:tc>
@@ -405,7 +405,7 @@
                 <w:rFonts w:ascii="TimeNewRoman" w:hAnsi="TimeNewRoman"/>
                 <w:sz w:val="30"/>
               </w:rPr>
-              <w:t>39+8=</w:t>
+              <w:t>26+49=</w:t>
             </w:r>
           </w:p>
         </w:tc>
@@ -422,7 +422,7 @@
                 <w:rFonts w:ascii="TimeNewRoman" w:hAnsi="TimeNewRoman"/>
                 <w:sz w:val="30"/>
               </w:rPr>
-              <w:t>73-19=</w:t>
+              <w:t>40-27=</w:t>
             </w:r>
           </w:p>
         </w:tc>
@@ -439,7 +439,7 @@
                 <w:rFonts w:ascii="TimeNewRoman" w:hAnsi="TimeNewRoman"/>
                 <w:sz w:val="30"/>
               </w:rPr>
-              <w:t>7+77=</w:t>
+              <w:t>19+66=</w:t>
             </w:r>
           </w:p>
         </w:tc>
@@ -456,7 +456,7 @@
                 <w:rFonts w:ascii="TimeNewRoman" w:hAnsi="TimeNewRoman"/>
                 <w:sz w:val="30"/>
               </w:rPr>
-              <w:t>28+16=</w:t>
+              <w:t>16+35=</w:t>
             </w:r>
           </w:p>
         </w:tc>
@@ -475,7 +475,7 @@
                 <w:rFonts w:ascii="TimeNewRoman" w:hAnsi="TimeNewRoman"/>
                 <w:sz w:val="30"/>
               </w:rPr>
-              <w:t>36+16=</w:t>
+              <w:t>28+39=</w:t>
             </w:r>
           </w:p>
         </w:tc>
@@ -492,7 +492,7 @@
                 <w:rFonts w:ascii="TimeNewRoman" w:hAnsi="TimeNewRoman"/>
                 <w:sz w:val="30"/>
               </w:rPr>
-              <w:t>19+59=</w:t>
+              <w:t>51-16=</w:t>
             </w:r>
           </w:p>
         </w:tc>
@@ -509,7 +509,7 @@
                 <w:rFonts w:ascii="TimeNewRoman" w:hAnsi="TimeNewRoman"/>
                 <w:sz w:val="30"/>
               </w:rPr>
-              <w:t>19+33=</w:t>
+              <w:t>42-7=</w:t>
             </w:r>
           </w:p>
         </w:tc>
@@ -526,7 +526,7 @@
                 <w:rFonts w:ascii="TimeNewRoman" w:hAnsi="TimeNewRoman"/>
                 <w:sz w:val="30"/>
               </w:rPr>
-              <w:t>22+29=</w:t>
+              <w:t>20-2=</w:t>
             </w:r>
           </w:p>
         </w:tc>
@@ -543,7 +543,7 @@
                 <w:rFonts w:ascii="TimeNewRoman" w:hAnsi="TimeNewRoman"/>
                 <w:sz w:val="30"/>
               </w:rPr>
-              <w:t>27+56=</w:t>
+              <w:t>71-9=</w:t>
             </w:r>
           </w:p>
         </w:tc>
@@ -562,7 +562,7 @@
                 <w:rFonts w:ascii="TimeNewRoman" w:hAnsi="TimeNewRoman"/>
                 <w:sz w:val="30"/>
               </w:rPr>
-              <w:t>18+14=</w:t>
+              <w:t>88+9=</w:t>
             </w:r>
           </w:p>
         </w:tc>
@@ -579,7 +579,7 @@
                 <w:rFonts w:ascii="TimeNewRoman" w:hAnsi="TimeNewRoman"/>
                 <w:sz w:val="30"/>
               </w:rPr>
-              <w:t>49+14=</w:t>
+              <w:t>93-28=</w:t>
             </w:r>
           </w:p>
         </w:tc>
@@ -596,7 +596,7 @@
                 <w:rFonts w:ascii="TimeNewRoman" w:hAnsi="TimeNewRoman"/>
                 <w:sz w:val="30"/>
               </w:rPr>
-              <w:t>94-88=</w:t>
+              <w:t>30-9=</w:t>
             </w:r>
           </w:p>
         </w:tc>
@@ -613,7 +613,7 @@
                 <w:rFonts w:ascii="TimeNewRoman" w:hAnsi="TimeNewRoman"/>
                 <w:sz w:val="30"/>
               </w:rPr>
-              <w:t>9+25=</w:t>
+              <w:t>70-24=</w:t>
             </w:r>
           </w:p>
         </w:tc>
@@ -630,7 +630,7 @@
                 <w:rFonts w:ascii="TimeNewRoman" w:hAnsi="TimeNewRoman"/>
                 <w:sz w:val="30"/>
               </w:rPr>
-              <w:t>29+64=</w:t>
+              <w:t>58+9=</w:t>
             </w:r>
           </w:p>
         </w:tc>
@@ -649,7 +649,7 @@
                 <w:rFonts w:ascii="TimeNewRoman" w:hAnsi="TimeNewRoman"/>
                 <w:sz w:val="30"/>
               </w:rPr>
-              <w:t>44-16=</w:t>
+              <w:t>8+55=</w:t>
             </w:r>
           </w:p>
         </w:tc>
@@ -666,7 +666,7 @@
                 <w:rFonts w:ascii="TimeNewRoman" w:hAnsi="TimeNewRoman"/>
                 <w:sz w:val="30"/>
               </w:rPr>
-              <w:t>64-25=</w:t>
+              <w:t>72-47=</w:t>
             </w:r>
           </w:p>
         </w:tc>
@@ -683,7 +683,7 @@
                 <w:rFonts w:ascii="TimeNewRoman" w:hAnsi="TimeNewRoman"/>
                 <w:sz w:val="30"/>
               </w:rPr>
-              <w:t>53-45=</w:t>
+              <w:t>28+18=</w:t>
             </w:r>
           </w:p>
         </w:tc>
@@ -700,7 +700,7 @@
                 <w:rFonts w:ascii="TimeNewRoman" w:hAnsi="TimeNewRoman"/>
                 <w:sz w:val="30"/>
               </w:rPr>
-              <w:t>15+48=</w:t>
+              <w:t>90-34=</w:t>
             </w:r>
           </w:p>
         </w:tc>
@@ -717,7 +717,7 @@
                 <w:rFonts w:ascii="TimeNewRoman" w:hAnsi="TimeNewRoman"/>
                 <w:sz w:val="30"/>
               </w:rPr>
-              <w:t>91-64=</w:t>
+              <w:t>20-6=</w:t>
             </w:r>
           </w:p>
         </w:tc>
@@ -736,7 +736,7 @@
                 <w:rFonts w:ascii="TimeNewRoman" w:hAnsi="TimeNewRoman"/>
                 <w:sz w:val="30"/>
               </w:rPr>
-              <w:t>70-43=</w:t>
+              <w:t>50-49=</w:t>
             </w:r>
           </w:p>
         </w:tc>
@@ -753,7 +753,7 @@
                 <w:rFonts w:ascii="TimeNewRoman" w:hAnsi="TimeNewRoman"/>
                 <w:sz w:val="30"/>
               </w:rPr>
-              <w:t>7+58=</w:t>
+              <w:t>94-67=</w:t>
             </w:r>
           </w:p>
         </w:tc>
@@ -770,7 +770,7 @@
                 <w:rFonts w:ascii="TimeNewRoman" w:hAnsi="TimeNewRoman"/>
                 <w:sz w:val="30"/>
               </w:rPr>
-              <w:t>65+28=</w:t>
+              <w:t>87-68=</w:t>
             </w:r>
           </w:p>
         </w:tc>
@@ -787,7 +787,7 @@
                 <w:rFonts w:ascii="TimeNewRoman" w:hAnsi="TimeNewRoman"/>
                 <w:sz w:val="30"/>
               </w:rPr>
-              <w:t>59+39=</w:t>
+              <w:t>24+68=</w:t>
             </w:r>
           </w:p>
         </w:tc>
@@ -804,7 +804,7 @@
                 <w:rFonts w:ascii="TimeNewRoman" w:hAnsi="TimeNewRoman"/>
                 <w:sz w:val="30"/>
               </w:rPr>
-              <w:t>58+27=</w:t>
+              <w:t>92-9=</w:t>
             </w:r>
           </w:p>
         </w:tc>
@@ -823,7 +823,7 @@
                 <w:rFonts w:ascii="TimeNewRoman" w:hAnsi="TimeNewRoman"/>
                 <w:sz w:val="30"/>
               </w:rPr>
-              <w:t>81-37=</w:t>
+              <w:t>72-65=</w:t>
             </w:r>
           </w:p>
         </w:tc>
@@ -840,7 +840,7 @@
                 <w:rFonts w:ascii="TimeNewRoman" w:hAnsi="TimeNewRoman"/>
                 <w:sz w:val="30"/>
               </w:rPr>
-              <w:t>19+36=</w:t>
+              <w:t>91-54=</w:t>
             </w:r>
           </w:p>
         </w:tc>
@@ -857,7 +857,7 @@
                 <w:rFonts w:ascii="TimeNewRoman" w:hAnsi="TimeNewRoman"/>
                 <w:sz w:val="30"/>
               </w:rPr>
-              <w:t>9+46=</w:t>
+              <w:t>58-49=</w:t>
             </w:r>
           </w:p>
         </w:tc>
@@ -874,7 +874,7 @@
                 <w:rFonts w:ascii="TimeNewRoman" w:hAnsi="TimeNewRoman"/>
                 <w:sz w:val="30"/>
               </w:rPr>
-              <w:t>46+47=</w:t>
+              <w:t>46-38=</w:t>
             </w:r>
           </w:p>
         </w:tc>
@@ -891,7 +891,7 @@
                 <w:rFonts w:ascii="TimeNewRoman" w:hAnsi="TimeNewRoman"/>
                 <w:sz w:val="30"/>
               </w:rPr>
-              <w:t>93-17=</w:t>
+              <w:t>23-5=</w:t>
             </w:r>
           </w:p>
         </w:tc>
@@ -910,7 +910,7 @@
                 <w:rFonts w:ascii="TimeNewRoman" w:hAnsi="TimeNewRoman"/>
                 <w:sz w:val="30"/>
               </w:rPr>
-              <w:t>36-19=</w:t>
+              <w:t>60-5=</w:t>
             </w:r>
           </w:p>
         </w:tc>
@@ -927,7 +927,7 @@
                 <w:rFonts w:ascii="TimeNewRoman" w:hAnsi="TimeNewRoman"/>
                 <w:sz w:val="30"/>
               </w:rPr>
-              <w:t>17+15=</w:t>
+              <w:t>46-39=</w:t>
             </w:r>
           </w:p>
         </w:tc>
@@ -944,7 +944,7 @@
                 <w:rFonts w:ascii="TimeNewRoman" w:hAnsi="TimeNewRoman"/>
                 <w:sz w:val="30"/>
               </w:rPr>
-              <w:t>28+13=</w:t>
+              <w:t>35+36=</w:t>
             </w:r>
           </w:p>
         </w:tc>
@@ -961,7 +961,7 @@
                 <w:rFonts w:ascii="TimeNewRoman" w:hAnsi="TimeNewRoman"/>
                 <w:sz w:val="30"/>
               </w:rPr>
-              <w:t>65-29=</w:t>
+              <w:t>53-8=</w:t>
             </w:r>
           </w:p>
         </w:tc>
@@ -978,7 +978,7 @@
                 <w:rFonts w:ascii="TimeNewRoman" w:hAnsi="TimeNewRoman"/>
                 <w:sz w:val="30"/>
               </w:rPr>
-              <w:t>25+26=</w:t>
+              <w:t>3+58=</w:t>
             </w:r>
           </w:p>
         </w:tc>
@@ -997,7 +997,7 @@
                 <w:rFonts w:ascii="TimeNewRoman" w:hAnsi="TimeNewRoman"/>
                 <w:sz w:val="30"/>
               </w:rPr>
-              <w:t>91-22=</w:t>
+              <w:t>40-14=</w:t>
             </w:r>
           </w:p>
         </w:tc>
@@ -1014,7 +1014,7 @@
                 <w:rFonts w:ascii="TimeNewRoman" w:hAnsi="TimeNewRoman"/>
                 <w:sz w:val="30"/>
               </w:rPr>
-              <w:t>83-58=</w:t>
+              <w:t>87+7=</w:t>
             </w:r>
           </w:p>
         </w:tc>
@@ -1031,7 +1031,7 @@
                 <w:rFonts w:ascii="TimeNewRoman" w:hAnsi="TimeNewRoman"/>
                 <w:sz w:val="30"/>
               </w:rPr>
-              <w:t>55+26=</w:t>
+              <w:t>81-54=</w:t>
             </w:r>
           </w:p>
         </w:tc>
@@ -1048,7 +1048,7 @@
                 <w:rFonts w:ascii="TimeNewRoman" w:hAnsi="TimeNewRoman"/>
                 <w:sz w:val="30"/>
               </w:rPr>
-              <w:t>62-55=</w:t>
+              <w:t>7+8=</w:t>
             </w:r>
           </w:p>
         </w:tc>
@@ -1065,7 +1065,7 @@
                 <w:rFonts w:ascii="TimeNewRoman" w:hAnsi="TimeNewRoman"/>
                 <w:sz w:val="30"/>
               </w:rPr>
-              <w:t>49+48=</w:t>
+              <w:t>5+49=</w:t>
             </w:r>
           </w:p>
         </w:tc>
@@ -1084,7 +1084,7 @@
                 <w:rFonts w:ascii="TimeNewRoman" w:hAnsi="TimeNewRoman"/>
                 <w:sz w:val="30"/>
               </w:rPr>
-              <w:t>37+35=</w:t>
+              <w:t>18+35=</w:t>
             </w:r>
           </w:p>
         </w:tc>
@@ -1101,7 +1101,7 @@
                 <w:rFonts w:ascii="TimeNewRoman" w:hAnsi="TimeNewRoman"/>
                 <w:sz w:val="30"/>
               </w:rPr>
-              <w:t>18+16=</w:t>
+              <w:t>9+83=</w:t>
             </w:r>
           </w:p>
         </w:tc>
@@ -1118,7 +1118,7 @@
                 <w:rFonts w:ascii="TimeNewRoman" w:hAnsi="TimeNewRoman"/>
                 <w:sz w:val="30"/>
               </w:rPr>
-              <w:t>53-17=</w:t>
+              <w:t>32-24=</w:t>
             </w:r>
           </w:p>
         </w:tc>
@@ -1135,7 +1135,7 @@
                 <w:rFonts w:ascii="TimeNewRoman" w:hAnsi="TimeNewRoman"/>
                 <w:sz w:val="30"/>
               </w:rPr>
-              <w:t>43-16=</w:t>
+              <w:t>18+27=</w:t>
             </w:r>
           </w:p>
         </w:tc>
@@ -1152,7 +1152,7 @@
                 <w:rFonts w:ascii="TimeNewRoman" w:hAnsi="TimeNewRoman"/>
                 <w:sz w:val="30"/>
               </w:rPr>
-              <w:t>8+53=</w:t>
+              <w:t>6+79=</w:t>
             </w:r>
           </w:p>
         </w:tc>
@@ -1171,7 +1171,7 @@
                 <w:rFonts w:ascii="TimeNewRoman" w:hAnsi="TimeNewRoman"/>
                 <w:sz w:val="30"/>
               </w:rPr>
-              <w:t>5+87=</w:t>
+              <w:t>75-36=</w:t>
             </w:r>
           </w:p>
         </w:tc>
@@ -1188,7 +1188,7 @@
                 <w:rFonts w:ascii="TimeNewRoman" w:hAnsi="TimeNewRoman"/>
                 <w:sz w:val="30"/>
               </w:rPr>
-              <w:t>82-56=</w:t>
+              <w:t>31-9=</w:t>
             </w:r>
           </w:p>
         </w:tc>
@@ -1205,7 +1205,7 @@
                 <w:rFonts w:ascii="TimeNewRoman" w:hAnsi="TimeNewRoman"/>
                 <w:sz w:val="30"/>
               </w:rPr>
-              <w:t>18+15=</w:t>
+              <w:t>25+39=</w:t>
             </w:r>
           </w:p>
         </w:tc>
@@ -1222,7 +1222,7 @@
                 <w:rFonts w:ascii="TimeNewRoman" w:hAnsi="TimeNewRoman"/>
                 <w:sz w:val="30"/>
               </w:rPr>
-              <w:t>67+19=</w:t>
+              <w:t>73+9=</w:t>
             </w:r>
           </w:p>
         </w:tc>
@@ -1239,7 +1239,7 @@
                 <w:rFonts w:ascii="TimeNewRoman" w:hAnsi="TimeNewRoman"/>
                 <w:sz w:val="30"/>
               </w:rPr>
-              <w:t>61-6=</w:t>
+              <w:t>8+54=</w:t>
             </w:r>
           </w:p>
         </w:tc>
@@ -1258,7 +1258,7 @@
                 <w:rFonts w:ascii="TimeNewRoman" w:hAnsi="TimeNewRoman"/>
                 <w:sz w:val="30"/>
               </w:rPr>
-              <w:t>62-57=</w:t>
+              <w:t>35+58=</w:t>
             </w:r>
           </w:p>
         </w:tc>
@@ -1275,7 +1275,7 @@
                 <w:rFonts w:ascii="TimeNewRoman" w:hAnsi="TimeNewRoman"/>
                 <w:sz w:val="30"/>
               </w:rPr>
-              <w:t>23-9=</w:t>
+              <w:t>37+36=</w:t>
             </w:r>
           </w:p>
         </w:tc>
@@ -1292,7 +1292,7 @@
                 <w:rFonts w:ascii="TimeNewRoman" w:hAnsi="TimeNewRoman"/>
                 <w:sz w:val="30"/>
               </w:rPr>
-              <w:t>82-29=</w:t>
+              <w:t>37+8=</w:t>
             </w:r>
           </w:p>
         </w:tc>
@@ -1309,7 +1309,7 @@
                 <w:rFonts w:ascii="TimeNewRoman" w:hAnsi="TimeNewRoman"/>
                 <w:sz w:val="30"/>
               </w:rPr>
-              <w:t>92-69=</w:t>
+              <w:t>27-9=</w:t>
             </w:r>
           </w:p>
         </w:tc>
@@ -1326,7 +1326,7 @@
                 <w:rFonts w:ascii="TimeNewRoman" w:hAnsi="TimeNewRoman"/>
                 <w:sz w:val="30"/>
               </w:rPr>
-              <w:t>95-6=</w:t>
+              <w:t>64+19=</w:t>
             </w:r>
           </w:p>
         </w:tc>
@@ -1345,7 +1345,7 @@
                 <w:rFonts w:ascii="TimeNewRoman" w:hAnsi="TimeNewRoman"/>
                 <w:sz w:val="30"/>
               </w:rPr>
-              <w:t>91-34=</w:t>
+              <w:t>82-24=</w:t>
             </w:r>
           </w:p>
         </w:tc>
@@ -1362,7 +1362,7 @@
                 <w:rFonts w:ascii="TimeNewRoman" w:hAnsi="TimeNewRoman"/>
                 <w:sz w:val="30"/>
               </w:rPr>
-              <w:t>27+18=</w:t>
+              <w:t>82-23=</w:t>
             </w:r>
           </w:p>
         </w:tc>
@@ -1379,7 +1379,7 @@
                 <w:rFonts w:ascii="TimeNewRoman" w:hAnsi="TimeNewRoman"/>
                 <w:sz w:val="30"/>
               </w:rPr>
-              <w:t>48+18=</w:t>
+              <w:t>83-25=</w:t>
             </w:r>
           </w:p>
         </w:tc>
@@ -1396,7 +1396,7 @@
                 <w:rFonts w:ascii="TimeNewRoman" w:hAnsi="TimeNewRoman"/>
                 <w:sz w:val="30"/>
               </w:rPr>
-              <w:t>49+46=</w:t>
+              <w:t>53+9=</w:t>
             </w:r>
           </w:p>
         </w:tc>
@@ -1413,12 +1413,237 @@
                 <w:rFonts w:ascii="TimeNewRoman" w:hAnsi="TimeNewRoman"/>
                 <w:sz w:val="30"/>
               </w:rPr>
-              <w:t>55-49=</w:t>
+              <w:t>21-18=</w:t>
             </w:r>
           </w:p>
         </w:tc>
       </w:tr>
       <w:tr>
+        <w:tc>
+          <w:tcPr>
+            <w:tcW w:type="dxa" w:w="1987"/>
+          </w:tcPr>
+          <w:p>
+            <w:pPr>
+              <w:jc w:val="left"/>
+            </w:pPr>
+            <w:r>
+              <w:rPr>
+                <w:rFonts w:ascii="TimeNewRoman" w:hAnsi="TimeNewRoman"/>
+                <w:sz w:val="30"/>
+              </w:rPr>
+              <w:t>72-56=</w:t>
+            </w:r>
+          </w:p>
+        </w:tc>
+        <w:tc>
+          <w:tcPr>
+            <w:tcW w:type="dxa" w:w="1987"/>
+          </w:tcPr>
+          <w:p>
+            <w:pPr>
+              <w:jc w:val="left"/>
+            </w:pPr>
+            <w:r>
+              <w:rPr>
+                <w:rFonts w:ascii="TimeNewRoman" w:hAnsi="TimeNewRoman"/>
+                <w:sz w:val="30"/>
+              </w:rPr>
+              <w:t>43-15=</w:t>
+            </w:r>
+          </w:p>
+        </w:tc>
+        <w:tc>
+          <w:tcPr>
+            <w:tcW w:type="dxa" w:w="1987"/>
+          </w:tcPr>
+          <w:p>
+            <w:pPr>
+              <w:jc w:val="left"/>
+            </w:pPr>
+            <w:r>
+              <w:rPr>
+                <w:rFonts w:ascii="TimeNewRoman" w:hAnsi="TimeNewRoman"/>
+                <w:sz w:val="30"/>
+              </w:rPr>
+              <w:t>34+48=</w:t>
+            </w:r>
+          </w:p>
+        </w:tc>
+        <w:tc>
+          <w:tcPr>
+            <w:tcW w:type="dxa" w:w="1987"/>
+          </w:tcPr>
+          <w:p>
+            <w:pPr>
+              <w:jc w:val="left"/>
+            </w:pPr>
+            <w:r>
+              <w:rPr>
+                <w:rFonts w:ascii="TimeNewRoman" w:hAnsi="TimeNewRoman"/>
+                <w:sz w:val="30"/>
+              </w:rPr>
+              <w:t>61-4=</w:t>
+            </w:r>
+          </w:p>
+        </w:tc>
+        <w:tc>
+          <w:tcPr>
+            <w:tcW w:type="dxa" w:w="1987"/>
+          </w:tcPr>
+          <w:p>
+            <w:pPr>
+              <w:jc w:val="left"/>
+            </w:pPr>
+            <w:r>
+              <w:rPr>
+                <w:rFonts w:ascii="TimeNewRoman" w:hAnsi="TimeNewRoman"/>
+                <w:sz w:val="30"/>
+              </w:rPr>
+              <w:t>87-78=</w:t>
+            </w:r>
+          </w:p>
+        </w:tc>
+      </w:tr>
+      <w:tr>
+        <w:tc>
+          <w:tcPr>
+            <w:tcW w:type="dxa" w:w="1987"/>
+          </w:tcPr>
+          <w:p>
+            <w:pPr>
+              <w:jc w:val="left"/>
+            </w:pPr>
+            <w:r>
+              <w:rPr>
+                <w:rFonts w:ascii="TimeNewRoman" w:hAnsi="TimeNewRoman"/>
+                <w:sz w:val="30"/>
+              </w:rPr>
+              <w:t>74-47=</w:t>
+            </w:r>
+          </w:p>
+        </w:tc>
+        <w:tc>
+          <w:tcPr>
+            <w:tcW w:type="dxa" w:w="1987"/>
+          </w:tcPr>
+          <w:p>
+            <w:pPr>
+              <w:jc w:val="left"/>
+            </w:pPr>
+            <w:r>
+              <w:rPr>
+                <w:rFonts w:ascii="TimeNewRoman" w:hAnsi="TimeNewRoman"/>
+                <w:sz w:val="30"/>
+              </w:rPr>
+              <w:t>26+47=</w:t>
+            </w:r>
+          </w:p>
+        </w:tc>
+        <w:tc>
+          <w:tcPr>
+            <w:tcW w:type="dxa" w:w="1987"/>
+          </w:tcPr>
+          <w:p>
+            <w:pPr>
+              <w:jc w:val="left"/>
+            </w:pPr>
+            <w:r>
+              <w:rPr>
+                <w:rFonts w:ascii="TimeNewRoman" w:hAnsi="TimeNewRoman"/>
+                <w:sz w:val="30"/>
+              </w:rPr>
+              <w:t>6+45=</w:t>
+            </w:r>
+          </w:p>
+        </w:tc>
+        <w:tc>
+          <w:tcPr>
+            <w:tcW w:type="dxa" w:w="1987"/>
+          </w:tcPr>
+          <w:p>
+            <w:pPr>
+              <w:jc w:val="left"/>
+            </w:pPr>
+            <w:r>
+              <w:rPr>
+                <w:rFonts w:ascii="TimeNewRoman" w:hAnsi="TimeNewRoman"/>
+                <w:sz w:val="30"/>
+              </w:rPr>
+              <w:t>5+17=</w:t>
+            </w:r>
+          </w:p>
+        </w:tc>
+        <w:tc>
+          <w:tcPr>
+            <w:tcW w:type="dxa" w:w="1987"/>
+          </w:tcPr>
+          <w:p>
+            <w:pPr>
+              <w:jc w:val="left"/>
+            </w:pPr>
+            <w:r>
+              <w:rPr>
+                <w:rFonts w:ascii="TimeNewRoman" w:hAnsi="TimeNewRoman"/>
+                <w:sz w:val="30"/>
+              </w:rPr>
+              <w:t>81-65=</w:t>
+            </w:r>
+          </w:p>
+        </w:tc>
+      </w:tr>
+      <w:tr>
+        <w:tc>
+          <w:tcPr>
+            <w:tcW w:type="dxa" w:w="1987"/>
+          </w:tcPr>
+          <w:p>
+            <w:pPr>
+              <w:jc w:val="left"/>
+            </w:pPr>
+            <w:r>
+              <w:rPr>
+                <w:rFonts w:ascii="TimeNewRoman" w:hAnsi="TimeNewRoman"/>
+                <w:sz w:val="30"/>
+              </w:rPr>
+              <w:t>21-2=</w:t>
+            </w:r>
+          </w:p>
+        </w:tc>
+        <w:tc>
+          <w:tcPr>
+            <w:tcW w:type="dxa" w:w="1987"/>
+          </w:tcPr>
+          <w:p>
+            <w:pPr>
+              <w:jc w:val="left"/>
+            </w:pPr>
+            <w:r>
+              <w:rPr>
+                <w:rFonts w:ascii="TimeNewRoman" w:hAnsi="TimeNewRoman"/>
+                <w:sz w:val="30"/>
+              </w:rPr>
+              <w:t>59+29=</w:t>
+            </w:r>
+          </w:p>
+        </w:tc>
+        <w:tc>
+          <w:tcPr>
+            <w:tcW w:type="dxa" w:w="1987"/>
+          </w:tcPr>
+          <w:p>
+            <w:pPr>
+              <w:jc w:val="left"/>
+            </w:pPr>
+            <w:r>
+              <w:rPr>
+                <w:rFonts w:ascii="TimeNewRoman" w:hAnsi="TimeNewRoman"/>
+                <w:sz w:val="30"/>
+              </w:rPr>
+              <w:t>32-27=</w:t>
+            </w:r>
+          </w:p>
+        </w:tc>
         <w:tc>
           <w:tcPr>
             <w:tcW w:type="dxa" w:w="1987"/>
@@ -1449,58 +1674,7 @@
                 <w:rFonts w:ascii="TimeNewRoman" w:hAnsi="TimeNewRoman"/>
                 <w:sz w:val="30"/>
               </w:rPr>
-              <w:t>44+39=</w:t>
-            </w:r>
-          </w:p>
-        </w:tc>
-        <w:tc>
-          <w:tcPr>
-            <w:tcW w:type="dxa" w:w="1987"/>
-          </w:tcPr>
-          <w:p>
-            <w:pPr>
-              <w:jc w:val="left"/>
-            </w:pPr>
-            <w:r>
-              <w:rPr>
-                <w:rFonts w:ascii="TimeNewRoman" w:hAnsi="TimeNewRoman"/>
-                <w:sz w:val="30"/>
-              </w:rPr>
-              <w:t>77+19=</w:t>
-            </w:r>
-          </w:p>
-        </w:tc>
-        <w:tc>
-          <w:tcPr>
-            <w:tcW w:type="dxa" w:w="1987"/>
-          </w:tcPr>
-          <w:p>
-            <w:pPr>
-              <w:jc w:val="left"/>
-            </w:pPr>
-            <w:r>
-              <w:rPr>
-                <w:rFonts w:ascii="TimeNewRoman" w:hAnsi="TimeNewRoman"/>
-                <w:sz w:val="30"/>
-              </w:rPr>
-              <w:t>92-27=</w:t>
-            </w:r>
-          </w:p>
-        </w:tc>
-        <w:tc>
-          <w:tcPr>
-            <w:tcW w:type="dxa" w:w="1987"/>
-          </w:tcPr>
-          <w:p>
-            <w:pPr>
-              <w:jc w:val="left"/>
-            </w:pPr>
-            <w:r>
-              <w:rPr>
-                <w:rFonts w:ascii="TimeNewRoman" w:hAnsi="TimeNewRoman"/>
-                <w:sz w:val="30"/>
-              </w:rPr>
-              <w:t>19+36=</w:t>
+              <w:t>7+9=</w:t>
             </w:r>
           </w:p>
         </w:tc>
@@ -1519,7 +1693,7 @@
                 <w:rFonts w:ascii="TimeNewRoman" w:hAnsi="TimeNewRoman"/>
                 <w:sz w:val="30"/>
               </w:rPr>
-              <w:t>23+58=</w:t>
+              <w:t>54-16=</w:t>
             </w:r>
           </w:p>
         </w:tc>
@@ -1536,7 +1710,7 @@
                 <w:rFonts w:ascii="TimeNewRoman" w:hAnsi="TimeNewRoman"/>
                 <w:sz w:val="30"/>
               </w:rPr>
-              <w:t>94-47=</w:t>
+              <w:t>25+9=</w:t>
             </w:r>
           </w:p>
         </w:tc>
@@ -1553,7 +1727,7 @@
                 <w:rFonts w:ascii="TimeNewRoman" w:hAnsi="TimeNewRoman"/>
                 <w:sz w:val="30"/>
               </w:rPr>
-              <w:t>22-13=</w:t>
+              <w:t>43-28=</w:t>
             </w:r>
           </w:p>
         </w:tc>
@@ -1570,7 +1744,7 @@
                 <w:rFonts w:ascii="TimeNewRoman" w:hAnsi="TimeNewRoman"/>
                 <w:sz w:val="30"/>
               </w:rPr>
-              <w:t>57+26=</w:t>
+              <w:t>28+58=</w:t>
             </w:r>
           </w:p>
         </w:tc>
@@ -1587,181 +1761,7 @@
                 <w:rFonts w:ascii="TimeNewRoman" w:hAnsi="TimeNewRoman"/>
                 <w:sz w:val="30"/>
               </w:rPr>
-              <w:t>26-8=</w:t>
-            </w:r>
-          </w:p>
-        </w:tc>
-      </w:tr>
-      <w:tr>
-        <w:tc>
-          <w:tcPr>
-            <w:tcW w:type="dxa" w:w="1987"/>
-          </w:tcPr>
-          <w:p>
-            <w:pPr>
-              <w:jc w:val="left"/>
-            </w:pPr>
-            <w:r>
-              <w:rPr>
-                <w:rFonts w:ascii="TimeNewRoman" w:hAnsi="TimeNewRoman"/>
-                <w:sz w:val="30"/>
-              </w:rPr>
-              <w:t>61-34=</w:t>
-            </w:r>
-          </w:p>
-        </w:tc>
-        <w:tc>
-          <w:tcPr>
-            <w:tcW w:type="dxa" w:w="1987"/>
-          </w:tcPr>
-          <w:p>
-            <w:pPr>
-              <w:jc w:val="left"/>
-            </w:pPr>
-            <w:r>
-              <w:rPr>
-                <w:rFonts w:ascii="TimeNewRoman" w:hAnsi="TimeNewRoman"/>
-                <w:sz w:val="30"/>
-              </w:rPr>
-              <w:t>44-9=</w:t>
-            </w:r>
-          </w:p>
-        </w:tc>
-        <w:tc>
-          <w:tcPr>
-            <w:tcW w:type="dxa" w:w="1987"/>
-          </w:tcPr>
-          <w:p>
-            <w:pPr>
-              <w:jc w:val="left"/>
-            </w:pPr>
-            <w:r>
-              <w:rPr>
-                <w:rFonts w:ascii="TimeNewRoman" w:hAnsi="TimeNewRoman"/>
-                <w:sz w:val="30"/>
-              </w:rPr>
-              <w:t>41-6=</w:t>
-            </w:r>
-          </w:p>
-        </w:tc>
-        <w:tc>
-          <w:tcPr>
-            <w:tcW w:type="dxa" w:w="1987"/>
-          </w:tcPr>
-          <w:p>
-            <w:pPr>
-              <w:jc w:val="left"/>
-            </w:pPr>
-            <w:r>
-              <w:rPr>
-                <w:rFonts w:ascii="TimeNewRoman" w:hAnsi="TimeNewRoman"/>
-                <w:sz w:val="30"/>
-              </w:rPr>
-              <w:t>24+47=</w:t>
-            </w:r>
-          </w:p>
-        </w:tc>
-        <w:tc>
-          <w:tcPr>
-            <w:tcW w:type="dxa" w:w="1987"/>
-          </w:tcPr>
-          <w:p>
-            <w:pPr>
-              <w:jc w:val="left"/>
-            </w:pPr>
-            <w:r>
-              <w:rPr>
-                <w:rFonts w:ascii="TimeNewRoman" w:hAnsi="TimeNewRoman"/>
-                <w:sz w:val="30"/>
-              </w:rPr>
-              <w:t>60-26=</w:t>
-            </w:r>
-          </w:p>
-        </w:tc>
-      </w:tr>
-      <w:tr>
-        <w:tc>
-          <w:tcPr>
-            <w:tcW w:type="dxa" w:w="1987"/>
-          </w:tcPr>
-          <w:p>
-            <w:pPr>
-              <w:jc w:val="left"/>
-            </w:pPr>
-            <w:r>
-              <w:rPr>
-                <w:rFonts w:ascii="TimeNewRoman" w:hAnsi="TimeNewRoman"/>
-                <w:sz w:val="30"/>
-              </w:rPr>
-              <w:t>72+9=</w:t>
-            </w:r>
-          </w:p>
-        </w:tc>
-        <w:tc>
-          <w:tcPr>
-            <w:tcW w:type="dxa" w:w="1987"/>
-          </w:tcPr>
-          <w:p>
-            <w:pPr>
-              <w:jc w:val="left"/>
-            </w:pPr>
-            <w:r>
-              <w:rPr>
-                <w:rFonts w:ascii="TimeNewRoman" w:hAnsi="TimeNewRoman"/>
-                <w:sz w:val="30"/>
-              </w:rPr>
-              <w:t>49+4=</w:t>
-            </w:r>
-          </w:p>
-        </w:tc>
-        <w:tc>
-          <w:tcPr>
-            <w:tcW w:type="dxa" w:w="1987"/>
-          </w:tcPr>
-          <w:p>
-            <w:pPr>
-              <w:jc w:val="left"/>
-            </w:pPr>
-            <w:r>
-              <w:rPr>
-                <w:rFonts w:ascii="TimeNewRoman" w:hAnsi="TimeNewRoman"/>
-                <w:sz w:val="30"/>
-              </w:rPr>
-              <w:t>52+29=</w:t>
-            </w:r>
-          </w:p>
-        </w:tc>
-        <w:tc>
-          <w:tcPr>
-            <w:tcW w:type="dxa" w:w="1987"/>
-          </w:tcPr>
-          <w:p>
-            <w:pPr>
-              <w:jc w:val="left"/>
-            </w:pPr>
-            <w:r>
-              <w:rPr>
-                <w:rFonts w:ascii="TimeNewRoman" w:hAnsi="TimeNewRoman"/>
-                <w:sz w:val="30"/>
-              </w:rPr>
-              <w:t>80-46=</w:t>
-            </w:r>
-          </w:p>
-        </w:tc>
-        <w:tc>
-          <w:tcPr>
-            <w:tcW w:type="dxa" w:w="1987"/>
-          </w:tcPr>
-          <w:p>
-            <w:pPr>
-              <w:jc w:val="left"/>
-            </w:pPr>
-            <w:r>
-              <w:rPr>
-                <w:rFonts w:ascii="TimeNewRoman" w:hAnsi="TimeNewRoman"/>
-                <w:sz w:val="30"/>
-              </w:rPr>
-              <w:t>14+8=</w:t>
+              <w:t>74-18=</w:t>
             </w:r>
           </w:p>
         </w:tc>

--- a/adc_sbb_within_100.docx
+++ b/adc_sbb_within_100.docx
@@ -11,7 +11,7 @@
           <w:rFonts w:ascii="Arial" w:hAnsi="Arial"/>
           <w:sz w:val="30"/>
         </w:rPr>
-        <w:t>2026-09-20 Sunday</w:t>
+        <w:t>2026-09-21 Monday</w:t>
       </w:r>
     </w:p>
     <w:tbl>
@@ -40,7 +40,7 @@
                 <w:rFonts w:ascii="TimeNewRoman" w:hAnsi="TimeNewRoman"/>
                 <w:sz w:val="30"/>
               </w:rPr>
-              <w:t>9+83=</w:t>
+              <w:t>67+16=</w:t>
             </w:r>
           </w:p>
         </w:tc>
@@ -57,7 +57,7 @@
                 <w:rFonts w:ascii="TimeNewRoman" w:hAnsi="TimeNewRoman"/>
                 <w:sz w:val="30"/>
               </w:rPr>
-              <w:t>68+27=</w:t>
+              <w:t>80-76=</w:t>
             </w:r>
           </w:p>
         </w:tc>
@@ -74,7 +74,7 @@
                 <w:rFonts w:ascii="TimeNewRoman" w:hAnsi="TimeNewRoman"/>
                 <w:sz w:val="30"/>
               </w:rPr>
-              <w:t>54+38=</w:t>
+              <w:t>15+16=</w:t>
             </w:r>
           </w:p>
         </w:tc>
@@ -91,7 +91,7 @@
                 <w:rFonts w:ascii="TimeNewRoman" w:hAnsi="TimeNewRoman"/>
                 <w:sz w:val="30"/>
               </w:rPr>
-              <w:t>54+37=</w:t>
+              <w:t>74-38=</w:t>
             </w:r>
           </w:p>
         </w:tc>
@@ -108,7 +108,7 @@
                 <w:rFonts w:ascii="TimeNewRoman" w:hAnsi="TimeNewRoman"/>
                 <w:sz w:val="30"/>
               </w:rPr>
-              <w:t>83+8=</w:t>
+              <w:t>61-25=</w:t>
             </w:r>
           </w:p>
         </w:tc>
@@ -127,7 +127,7 @@
                 <w:rFonts w:ascii="TimeNewRoman" w:hAnsi="TimeNewRoman"/>
                 <w:sz w:val="30"/>
               </w:rPr>
-              <w:t>20-8=</w:t>
+              <w:t>41-9=</w:t>
             </w:r>
           </w:p>
         </w:tc>
@@ -144,7 +144,7 @@
                 <w:rFonts w:ascii="TimeNewRoman" w:hAnsi="TimeNewRoman"/>
                 <w:sz w:val="30"/>
               </w:rPr>
-              <w:t>86+9=</w:t>
+              <w:t>9+35=</w:t>
             </w:r>
           </w:p>
         </w:tc>
@@ -161,7 +161,7 @@
                 <w:rFonts w:ascii="TimeNewRoman" w:hAnsi="TimeNewRoman"/>
                 <w:sz w:val="30"/>
               </w:rPr>
-              <w:t>29+24=</w:t>
+              <w:t>13-6=</w:t>
             </w:r>
           </w:p>
         </w:tc>
@@ -178,7 +178,7 @@
                 <w:rFonts w:ascii="TimeNewRoman" w:hAnsi="TimeNewRoman"/>
                 <w:sz w:val="30"/>
               </w:rPr>
-              <w:t>64+8=</w:t>
+              <w:t>52-26=</w:t>
             </w:r>
           </w:p>
         </w:tc>
@@ -195,7 +195,7 @@
                 <w:rFonts w:ascii="TimeNewRoman" w:hAnsi="TimeNewRoman"/>
                 <w:sz w:val="30"/>
               </w:rPr>
-              <w:t>28+58=</w:t>
+              <w:t>83-57=</w:t>
             </w:r>
           </w:p>
         </w:tc>
@@ -214,7 +214,7 @@
                 <w:rFonts w:ascii="TimeNewRoman" w:hAnsi="TimeNewRoman"/>
                 <w:sz w:val="30"/>
               </w:rPr>
-              <w:t>36+38=</w:t>
+              <w:t>37+36=</w:t>
             </w:r>
           </w:p>
         </w:tc>
@@ -231,7 +231,7 @@
                 <w:rFonts w:ascii="TimeNewRoman" w:hAnsi="TimeNewRoman"/>
                 <w:sz w:val="30"/>
               </w:rPr>
-              <w:t>15+18=</w:t>
+              <w:t>91-63=</w:t>
             </w:r>
           </w:p>
         </w:tc>
@@ -248,7 +248,7 @@
                 <w:rFonts w:ascii="TimeNewRoman" w:hAnsi="TimeNewRoman"/>
                 <w:sz w:val="30"/>
               </w:rPr>
-              <w:t>53-34=</w:t>
+              <w:t>55-49=</w:t>
             </w:r>
           </w:p>
         </w:tc>
@@ -265,7 +265,7 @@
                 <w:rFonts w:ascii="TimeNewRoman" w:hAnsi="TimeNewRoman"/>
                 <w:sz w:val="30"/>
               </w:rPr>
-              <w:t>60-58=</w:t>
+              <w:t>52-5=</w:t>
             </w:r>
           </w:p>
         </w:tc>
@@ -282,7 +282,7 @@
                 <w:rFonts w:ascii="TimeNewRoman" w:hAnsi="TimeNewRoman"/>
                 <w:sz w:val="30"/>
               </w:rPr>
-              <w:t>53-4=</w:t>
+              <w:t>92-26=</w:t>
             </w:r>
           </w:p>
         </w:tc>
@@ -301,7 +301,7 @@
                 <w:rFonts w:ascii="TimeNewRoman" w:hAnsi="TimeNewRoman"/>
                 <w:sz w:val="30"/>
               </w:rPr>
-              <w:t>65+8=</w:t>
+              <w:t>5+56=</w:t>
             </w:r>
           </w:p>
         </w:tc>
@@ -318,7 +318,7 @@
                 <w:rFonts w:ascii="TimeNewRoman" w:hAnsi="TimeNewRoman"/>
                 <w:sz w:val="30"/>
               </w:rPr>
-              <w:t>60-51=</w:t>
+              <w:t>8+63=</w:t>
             </w:r>
           </w:p>
         </w:tc>
@@ -335,7 +335,7 @@
                 <w:rFonts w:ascii="TimeNewRoman" w:hAnsi="TimeNewRoman"/>
                 <w:sz w:val="30"/>
               </w:rPr>
-              <w:t>55+27=</w:t>
+              <w:t>67+28=</w:t>
             </w:r>
           </w:p>
         </w:tc>
@@ -352,7 +352,7 @@
                 <w:rFonts w:ascii="TimeNewRoman" w:hAnsi="TimeNewRoman"/>
                 <w:sz w:val="30"/>
               </w:rPr>
-              <w:t>36+27=</w:t>
+              <w:t>91-39=</w:t>
             </w:r>
           </w:p>
         </w:tc>
@@ -369,7 +369,7 @@
                 <w:rFonts w:ascii="TimeNewRoman" w:hAnsi="TimeNewRoman"/>
                 <w:sz w:val="30"/>
               </w:rPr>
-              <w:t>31-13=</w:t>
+              <w:t>90-44=</w:t>
             </w:r>
           </w:p>
         </w:tc>
@@ -388,7 +388,7 @@
                 <w:rFonts w:ascii="TimeNewRoman" w:hAnsi="TimeNewRoman"/>
                 <w:sz w:val="30"/>
               </w:rPr>
-              <w:t>97-68=</w:t>
+              <w:t>46+35=</w:t>
             </w:r>
           </w:p>
         </w:tc>
@@ -405,7 +405,7 @@
                 <w:rFonts w:ascii="TimeNewRoman" w:hAnsi="TimeNewRoman"/>
                 <w:sz w:val="30"/>
               </w:rPr>
-              <w:t>26+49=</w:t>
+              <w:t>14+8=</w:t>
             </w:r>
           </w:p>
         </w:tc>
@@ -422,7 +422,7 @@
                 <w:rFonts w:ascii="TimeNewRoman" w:hAnsi="TimeNewRoman"/>
                 <w:sz w:val="30"/>
               </w:rPr>
-              <w:t>40-27=</w:t>
+              <w:t>61-42=</w:t>
             </w:r>
           </w:p>
         </w:tc>
@@ -439,7 +439,7 @@
                 <w:rFonts w:ascii="TimeNewRoman" w:hAnsi="TimeNewRoman"/>
                 <w:sz w:val="30"/>
               </w:rPr>
-              <w:t>19+66=</w:t>
+              <w:t>9+35=</w:t>
             </w:r>
           </w:p>
         </w:tc>
@@ -456,7 +456,7 @@
                 <w:rFonts w:ascii="TimeNewRoman" w:hAnsi="TimeNewRoman"/>
                 <w:sz w:val="30"/>
               </w:rPr>
-              <w:t>16+35=</w:t>
+              <w:t>65+27=</w:t>
             </w:r>
           </w:p>
         </w:tc>
@@ -475,7 +475,7 @@
                 <w:rFonts w:ascii="TimeNewRoman" w:hAnsi="TimeNewRoman"/>
                 <w:sz w:val="30"/>
               </w:rPr>
-              <w:t>28+39=</w:t>
+              <w:t>22-9=</w:t>
             </w:r>
           </w:p>
         </w:tc>
@@ -492,7 +492,7 @@
                 <w:rFonts w:ascii="TimeNewRoman" w:hAnsi="TimeNewRoman"/>
                 <w:sz w:val="30"/>
               </w:rPr>
-              <w:t>51-16=</w:t>
+              <w:t>17+74=</w:t>
             </w:r>
           </w:p>
         </w:tc>
@@ -509,7 +509,7 @@
                 <w:rFonts w:ascii="TimeNewRoman" w:hAnsi="TimeNewRoman"/>
                 <w:sz w:val="30"/>
               </w:rPr>
-              <w:t>42-7=</w:t>
+              <w:t>2+89=</w:t>
             </w:r>
           </w:p>
         </w:tc>
@@ -526,7 +526,7 @@
                 <w:rFonts w:ascii="TimeNewRoman" w:hAnsi="TimeNewRoman"/>
                 <w:sz w:val="30"/>
               </w:rPr>
-              <w:t>20-2=</w:t>
+              <w:t>55-16=</w:t>
             </w:r>
           </w:p>
         </w:tc>
@@ -543,7 +543,7 @@
                 <w:rFonts w:ascii="TimeNewRoman" w:hAnsi="TimeNewRoman"/>
                 <w:sz w:val="30"/>
               </w:rPr>
-              <w:t>71-9=</w:t>
+              <w:t>25-6=</w:t>
             </w:r>
           </w:p>
         </w:tc>
@@ -562,7 +562,7 @@
                 <w:rFonts w:ascii="TimeNewRoman" w:hAnsi="TimeNewRoman"/>
                 <w:sz w:val="30"/>
               </w:rPr>
-              <w:t>88+9=</w:t>
+              <w:t>92-59=</w:t>
             </w:r>
           </w:p>
         </w:tc>
@@ -579,7 +579,7 @@
                 <w:rFonts w:ascii="TimeNewRoman" w:hAnsi="TimeNewRoman"/>
                 <w:sz w:val="30"/>
               </w:rPr>
-              <w:t>93-28=</w:t>
+              <w:t>82-38=</w:t>
             </w:r>
           </w:p>
         </w:tc>
@@ -596,7 +596,7 @@
                 <w:rFonts w:ascii="TimeNewRoman" w:hAnsi="TimeNewRoman"/>
                 <w:sz w:val="30"/>
               </w:rPr>
-              <w:t>30-9=</w:t>
+              <w:t>95-16=</w:t>
             </w:r>
           </w:p>
         </w:tc>
@@ -613,7 +613,7 @@
                 <w:rFonts w:ascii="TimeNewRoman" w:hAnsi="TimeNewRoman"/>
                 <w:sz w:val="30"/>
               </w:rPr>
-              <w:t>70-24=</w:t>
+              <w:t>55+28=</w:t>
             </w:r>
           </w:p>
         </w:tc>
@@ -630,355 +630,7 @@
                 <w:rFonts w:ascii="TimeNewRoman" w:hAnsi="TimeNewRoman"/>
                 <w:sz w:val="30"/>
               </w:rPr>
-              <w:t>58+9=</w:t>
-            </w:r>
-          </w:p>
-        </w:tc>
-      </w:tr>
-      <w:tr>
-        <w:tc>
-          <w:tcPr>
-            <w:tcW w:type="dxa" w:w="1987"/>
-          </w:tcPr>
-          <w:p>
-            <w:pPr>
-              <w:jc w:val="left"/>
-            </w:pPr>
-            <w:r>
-              <w:rPr>
-                <w:rFonts w:ascii="TimeNewRoman" w:hAnsi="TimeNewRoman"/>
-                <w:sz w:val="30"/>
-              </w:rPr>
-              <w:t>8+55=</w:t>
-            </w:r>
-          </w:p>
-        </w:tc>
-        <w:tc>
-          <w:tcPr>
-            <w:tcW w:type="dxa" w:w="1987"/>
-          </w:tcPr>
-          <w:p>
-            <w:pPr>
-              <w:jc w:val="left"/>
-            </w:pPr>
-            <w:r>
-              <w:rPr>
-                <w:rFonts w:ascii="TimeNewRoman" w:hAnsi="TimeNewRoman"/>
-                <w:sz w:val="30"/>
-              </w:rPr>
-              <w:t>72-47=</w:t>
-            </w:r>
-          </w:p>
-        </w:tc>
-        <w:tc>
-          <w:tcPr>
-            <w:tcW w:type="dxa" w:w="1987"/>
-          </w:tcPr>
-          <w:p>
-            <w:pPr>
-              <w:jc w:val="left"/>
-            </w:pPr>
-            <w:r>
-              <w:rPr>
-                <w:rFonts w:ascii="TimeNewRoman" w:hAnsi="TimeNewRoman"/>
-                <w:sz w:val="30"/>
-              </w:rPr>
-              <w:t>28+18=</w:t>
-            </w:r>
-          </w:p>
-        </w:tc>
-        <w:tc>
-          <w:tcPr>
-            <w:tcW w:type="dxa" w:w="1987"/>
-          </w:tcPr>
-          <w:p>
-            <w:pPr>
-              <w:jc w:val="left"/>
-            </w:pPr>
-            <w:r>
-              <w:rPr>
-                <w:rFonts w:ascii="TimeNewRoman" w:hAnsi="TimeNewRoman"/>
-                <w:sz w:val="30"/>
-              </w:rPr>
-              <w:t>90-34=</w:t>
-            </w:r>
-          </w:p>
-        </w:tc>
-        <w:tc>
-          <w:tcPr>
-            <w:tcW w:type="dxa" w:w="1987"/>
-          </w:tcPr>
-          <w:p>
-            <w:pPr>
-              <w:jc w:val="left"/>
-            </w:pPr>
-            <w:r>
-              <w:rPr>
-                <w:rFonts w:ascii="TimeNewRoman" w:hAnsi="TimeNewRoman"/>
-                <w:sz w:val="30"/>
-              </w:rPr>
-              <w:t>20-6=</w:t>
-            </w:r>
-          </w:p>
-        </w:tc>
-      </w:tr>
-      <w:tr>
-        <w:tc>
-          <w:tcPr>
-            <w:tcW w:type="dxa" w:w="1987"/>
-          </w:tcPr>
-          <w:p>
-            <w:pPr>
-              <w:jc w:val="left"/>
-            </w:pPr>
-            <w:r>
-              <w:rPr>
-                <w:rFonts w:ascii="TimeNewRoman" w:hAnsi="TimeNewRoman"/>
-                <w:sz w:val="30"/>
-              </w:rPr>
-              <w:t>50-49=</w:t>
-            </w:r>
-          </w:p>
-        </w:tc>
-        <w:tc>
-          <w:tcPr>
-            <w:tcW w:type="dxa" w:w="1987"/>
-          </w:tcPr>
-          <w:p>
-            <w:pPr>
-              <w:jc w:val="left"/>
-            </w:pPr>
-            <w:r>
-              <w:rPr>
-                <w:rFonts w:ascii="TimeNewRoman" w:hAnsi="TimeNewRoman"/>
-                <w:sz w:val="30"/>
-              </w:rPr>
-              <w:t>94-67=</w:t>
-            </w:r>
-          </w:p>
-        </w:tc>
-        <w:tc>
-          <w:tcPr>
-            <w:tcW w:type="dxa" w:w="1987"/>
-          </w:tcPr>
-          <w:p>
-            <w:pPr>
-              <w:jc w:val="left"/>
-            </w:pPr>
-            <w:r>
-              <w:rPr>
-                <w:rFonts w:ascii="TimeNewRoman" w:hAnsi="TimeNewRoman"/>
-                <w:sz w:val="30"/>
-              </w:rPr>
-              <w:t>87-68=</w:t>
-            </w:r>
-          </w:p>
-        </w:tc>
-        <w:tc>
-          <w:tcPr>
-            <w:tcW w:type="dxa" w:w="1987"/>
-          </w:tcPr>
-          <w:p>
-            <w:pPr>
-              <w:jc w:val="left"/>
-            </w:pPr>
-            <w:r>
-              <w:rPr>
-                <w:rFonts w:ascii="TimeNewRoman" w:hAnsi="TimeNewRoman"/>
-                <w:sz w:val="30"/>
-              </w:rPr>
-              <w:t>24+68=</w:t>
-            </w:r>
-          </w:p>
-        </w:tc>
-        <w:tc>
-          <w:tcPr>
-            <w:tcW w:type="dxa" w:w="1987"/>
-          </w:tcPr>
-          <w:p>
-            <w:pPr>
-              <w:jc w:val="left"/>
-            </w:pPr>
-            <w:r>
-              <w:rPr>
-                <w:rFonts w:ascii="TimeNewRoman" w:hAnsi="TimeNewRoman"/>
-                <w:sz w:val="30"/>
-              </w:rPr>
-              <w:t>92-9=</w:t>
-            </w:r>
-          </w:p>
-        </w:tc>
-      </w:tr>
-      <w:tr>
-        <w:tc>
-          <w:tcPr>
-            <w:tcW w:type="dxa" w:w="1987"/>
-          </w:tcPr>
-          <w:p>
-            <w:pPr>
-              <w:jc w:val="left"/>
-            </w:pPr>
-            <w:r>
-              <w:rPr>
-                <w:rFonts w:ascii="TimeNewRoman" w:hAnsi="TimeNewRoman"/>
-                <w:sz w:val="30"/>
-              </w:rPr>
-              <w:t>72-65=</w:t>
-            </w:r>
-          </w:p>
-        </w:tc>
-        <w:tc>
-          <w:tcPr>
-            <w:tcW w:type="dxa" w:w="1987"/>
-          </w:tcPr>
-          <w:p>
-            <w:pPr>
-              <w:jc w:val="left"/>
-            </w:pPr>
-            <w:r>
-              <w:rPr>
-                <w:rFonts w:ascii="TimeNewRoman" w:hAnsi="TimeNewRoman"/>
-                <w:sz w:val="30"/>
-              </w:rPr>
-              <w:t>91-54=</w:t>
-            </w:r>
-          </w:p>
-        </w:tc>
-        <w:tc>
-          <w:tcPr>
-            <w:tcW w:type="dxa" w:w="1987"/>
-          </w:tcPr>
-          <w:p>
-            <w:pPr>
-              <w:jc w:val="left"/>
-            </w:pPr>
-            <w:r>
-              <w:rPr>
-                <w:rFonts w:ascii="TimeNewRoman" w:hAnsi="TimeNewRoman"/>
-                <w:sz w:val="30"/>
-              </w:rPr>
-              <w:t>58-49=</w:t>
-            </w:r>
-          </w:p>
-        </w:tc>
-        <w:tc>
-          <w:tcPr>
-            <w:tcW w:type="dxa" w:w="1987"/>
-          </w:tcPr>
-          <w:p>
-            <w:pPr>
-              <w:jc w:val="left"/>
-            </w:pPr>
-            <w:r>
-              <w:rPr>
-                <w:rFonts w:ascii="TimeNewRoman" w:hAnsi="TimeNewRoman"/>
-                <w:sz w:val="30"/>
-              </w:rPr>
-              <w:t>46-38=</w:t>
-            </w:r>
-          </w:p>
-        </w:tc>
-        <w:tc>
-          <w:tcPr>
-            <w:tcW w:type="dxa" w:w="1987"/>
-          </w:tcPr>
-          <w:p>
-            <w:pPr>
-              <w:jc w:val="left"/>
-            </w:pPr>
-            <w:r>
-              <w:rPr>
-                <w:rFonts w:ascii="TimeNewRoman" w:hAnsi="TimeNewRoman"/>
-                <w:sz w:val="30"/>
-              </w:rPr>
-              <w:t>23-5=</w:t>
-            </w:r>
-          </w:p>
-        </w:tc>
-      </w:tr>
-      <w:tr>
-        <w:tc>
-          <w:tcPr>
-            <w:tcW w:type="dxa" w:w="1987"/>
-          </w:tcPr>
-          <w:p>
-            <w:pPr>
-              <w:jc w:val="left"/>
-            </w:pPr>
-            <w:r>
-              <w:rPr>
-                <w:rFonts w:ascii="TimeNewRoman" w:hAnsi="TimeNewRoman"/>
-                <w:sz w:val="30"/>
-              </w:rPr>
-              <w:t>60-5=</w:t>
-            </w:r>
-          </w:p>
-        </w:tc>
-        <w:tc>
-          <w:tcPr>
-            <w:tcW w:type="dxa" w:w="1987"/>
-          </w:tcPr>
-          <w:p>
-            <w:pPr>
-              <w:jc w:val="left"/>
-            </w:pPr>
-            <w:r>
-              <w:rPr>
-                <w:rFonts w:ascii="TimeNewRoman" w:hAnsi="TimeNewRoman"/>
-                <w:sz w:val="30"/>
-              </w:rPr>
-              <w:t>46-39=</w:t>
-            </w:r>
-          </w:p>
-        </w:tc>
-        <w:tc>
-          <w:tcPr>
-            <w:tcW w:type="dxa" w:w="1987"/>
-          </w:tcPr>
-          <w:p>
-            <w:pPr>
-              <w:jc w:val="left"/>
-            </w:pPr>
-            <w:r>
-              <w:rPr>
-                <w:rFonts w:ascii="TimeNewRoman" w:hAnsi="TimeNewRoman"/>
-                <w:sz w:val="30"/>
-              </w:rPr>
-              <w:t>35+36=</w:t>
-            </w:r>
-          </w:p>
-        </w:tc>
-        <w:tc>
-          <w:tcPr>
-            <w:tcW w:type="dxa" w:w="1987"/>
-          </w:tcPr>
-          <w:p>
-            <w:pPr>
-              <w:jc w:val="left"/>
-            </w:pPr>
-            <w:r>
-              <w:rPr>
-                <w:rFonts w:ascii="TimeNewRoman" w:hAnsi="TimeNewRoman"/>
-                <w:sz w:val="30"/>
-              </w:rPr>
-              <w:t>53-8=</w:t>
-            </w:r>
-          </w:p>
-        </w:tc>
-        <w:tc>
-          <w:tcPr>
-            <w:tcW w:type="dxa" w:w="1987"/>
-          </w:tcPr>
-          <w:p>
-            <w:pPr>
-              <w:jc w:val="left"/>
-            </w:pPr>
-            <w:r>
-              <w:rPr>
-                <w:rFonts w:ascii="TimeNewRoman" w:hAnsi="TimeNewRoman"/>
-                <w:sz w:val="30"/>
-              </w:rPr>
-              <w:t>3+58=</w:t>
+              <w:t>38+59=</w:t>
             </w:r>
           </w:p>
         </w:tc>
@@ -1014,7 +666,7 @@
                 <w:rFonts w:ascii="TimeNewRoman" w:hAnsi="TimeNewRoman"/>
                 <w:sz w:val="30"/>
               </w:rPr>
-              <w:t>87+7=</w:t>
+              <w:t>3+78=</w:t>
             </w:r>
           </w:p>
         </w:tc>
@@ -1031,7 +683,7 @@
                 <w:rFonts w:ascii="TimeNewRoman" w:hAnsi="TimeNewRoman"/>
                 <w:sz w:val="30"/>
               </w:rPr>
-              <w:t>81-54=</w:t>
+              <w:t>72-7=</w:t>
             </w:r>
           </w:p>
         </w:tc>
@@ -1048,7 +700,7 @@
                 <w:rFonts w:ascii="TimeNewRoman" w:hAnsi="TimeNewRoman"/>
                 <w:sz w:val="30"/>
               </w:rPr>
-              <w:t>7+8=</w:t>
+              <w:t>39+7=</w:t>
             </w:r>
           </w:p>
         </w:tc>
@@ -1065,7 +717,7 @@
                 <w:rFonts w:ascii="TimeNewRoman" w:hAnsi="TimeNewRoman"/>
                 <w:sz w:val="30"/>
               </w:rPr>
-              <w:t>5+49=</w:t>
+              <w:t>91-33=</w:t>
             </w:r>
           </w:p>
         </w:tc>
@@ -1084,7 +736,7 @@
                 <w:rFonts w:ascii="TimeNewRoman" w:hAnsi="TimeNewRoman"/>
                 <w:sz w:val="30"/>
               </w:rPr>
-              <w:t>18+35=</w:t>
+              <w:t>94-45=</w:t>
             </w:r>
           </w:p>
         </w:tc>
@@ -1101,7 +753,7 @@
                 <w:rFonts w:ascii="TimeNewRoman" w:hAnsi="TimeNewRoman"/>
                 <w:sz w:val="30"/>
               </w:rPr>
-              <w:t>9+83=</w:t>
+              <w:t>76-17=</w:t>
             </w:r>
           </w:p>
         </w:tc>
@@ -1118,7 +770,7 @@
                 <w:rFonts w:ascii="TimeNewRoman" w:hAnsi="TimeNewRoman"/>
                 <w:sz w:val="30"/>
               </w:rPr>
-              <w:t>32-24=</w:t>
+              <w:t>91-63=</w:t>
             </w:r>
           </w:p>
         </w:tc>
@@ -1135,7 +787,7 @@
                 <w:rFonts w:ascii="TimeNewRoman" w:hAnsi="TimeNewRoman"/>
                 <w:sz w:val="30"/>
               </w:rPr>
-              <w:t>18+27=</w:t>
+              <w:t>93-6=</w:t>
             </w:r>
           </w:p>
         </w:tc>
@@ -1152,7 +804,7 @@
                 <w:rFonts w:ascii="TimeNewRoman" w:hAnsi="TimeNewRoman"/>
                 <w:sz w:val="30"/>
               </w:rPr>
-              <w:t>6+79=</w:t>
+              <w:t>39+36=</w:t>
             </w:r>
           </w:p>
         </w:tc>
@@ -1188,7 +840,7 @@
                 <w:rFonts w:ascii="TimeNewRoman" w:hAnsi="TimeNewRoman"/>
                 <w:sz w:val="30"/>
               </w:rPr>
-              <w:t>31-9=</w:t>
+              <w:t>33-24=</w:t>
             </w:r>
           </w:p>
         </w:tc>
@@ -1205,7 +857,7 @@
                 <w:rFonts w:ascii="TimeNewRoman" w:hAnsi="TimeNewRoman"/>
                 <w:sz w:val="30"/>
               </w:rPr>
-              <w:t>25+39=</w:t>
+              <w:t>28+43=</w:t>
             </w:r>
           </w:p>
         </w:tc>
@@ -1222,7 +874,7 @@
                 <w:rFonts w:ascii="TimeNewRoman" w:hAnsi="TimeNewRoman"/>
                 <w:sz w:val="30"/>
               </w:rPr>
-              <w:t>73+9=</w:t>
+              <w:t>76-37=</w:t>
             </w:r>
           </w:p>
         </w:tc>
@@ -1239,7 +891,7 @@
                 <w:rFonts w:ascii="TimeNewRoman" w:hAnsi="TimeNewRoman"/>
                 <w:sz w:val="30"/>
               </w:rPr>
-              <w:t>8+54=</w:t>
+              <w:t>59+26=</w:t>
             </w:r>
           </w:p>
         </w:tc>
@@ -1258,7 +910,7 @@
                 <w:rFonts w:ascii="TimeNewRoman" w:hAnsi="TimeNewRoman"/>
                 <w:sz w:val="30"/>
               </w:rPr>
-              <w:t>35+58=</w:t>
+              <w:t>46+38=</w:t>
             </w:r>
           </w:p>
         </w:tc>
@@ -1275,7 +927,7 @@
                 <w:rFonts w:ascii="TimeNewRoman" w:hAnsi="TimeNewRoman"/>
                 <w:sz w:val="30"/>
               </w:rPr>
-              <w:t>37+36=</w:t>
+              <w:t>62-53=</w:t>
             </w:r>
           </w:p>
         </w:tc>
@@ -1292,7 +944,7 @@
                 <w:rFonts w:ascii="TimeNewRoman" w:hAnsi="TimeNewRoman"/>
                 <w:sz w:val="30"/>
               </w:rPr>
-              <w:t>37+8=</w:t>
+              <w:t>90-72=</w:t>
             </w:r>
           </w:p>
         </w:tc>
@@ -1309,7 +961,7 @@
                 <w:rFonts w:ascii="TimeNewRoman" w:hAnsi="TimeNewRoman"/>
                 <w:sz w:val="30"/>
               </w:rPr>
-              <w:t>27-9=</w:t>
+              <w:t>72-19=</w:t>
             </w:r>
           </w:p>
         </w:tc>
@@ -1326,7 +978,7 @@
                 <w:rFonts w:ascii="TimeNewRoman" w:hAnsi="TimeNewRoman"/>
                 <w:sz w:val="30"/>
               </w:rPr>
-              <w:t>64+19=</w:t>
+              <w:t>76+6=</w:t>
             </w:r>
           </w:p>
         </w:tc>
@@ -1345,7 +997,7 @@
                 <w:rFonts w:ascii="TimeNewRoman" w:hAnsi="TimeNewRoman"/>
                 <w:sz w:val="30"/>
               </w:rPr>
-              <w:t>82-24=</w:t>
+              <w:t>38+36=</w:t>
             </w:r>
           </w:p>
         </w:tc>
@@ -1362,7 +1014,7 @@
                 <w:rFonts w:ascii="TimeNewRoman" w:hAnsi="TimeNewRoman"/>
                 <w:sz w:val="30"/>
               </w:rPr>
-              <w:t>82-23=</w:t>
+              <w:t>40-26=</w:t>
             </w:r>
           </w:p>
         </w:tc>
@@ -1379,7 +1031,7 @@
                 <w:rFonts w:ascii="TimeNewRoman" w:hAnsi="TimeNewRoman"/>
                 <w:sz w:val="30"/>
               </w:rPr>
-              <w:t>83-25=</w:t>
+              <w:t>34+29=</w:t>
             </w:r>
           </w:p>
         </w:tc>
@@ -1396,7 +1048,7 @@
                 <w:rFonts w:ascii="TimeNewRoman" w:hAnsi="TimeNewRoman"/>
                 <w:sz w:val="30"/>
               </w:rPr>
-              <w:t>53+9=</w:t>
+              <w:t>70-41=</w:t>
             </w:r>
           </w:p>
         </w:tc>
@@ -1413,7 +1065,7 @@
                 <w:rFonts w:ascii="TimeNewRoman" w:hAnsi="TimeNewRoman"/>
                 <w:sz w:val="30"/>
               </w:rPr>
-              <w:t>21-18=</w:t>
+              <w:t>49+8=</w:t>
             </w:r>
           </w:p>
         </w:tc>
@@ -1432,7 +1084,7 @@
                 <w:rFonts w:ascii="TimeNewRoman" w:hAnsi="TimeNewRoman"/>
                 <w:sz w:val="30"/>
               </w:rPr>
-              <w:t>72-56=</w:t>
+              <w:t>53+28=</w:t>
             </w:r>
           </w:p>
         </w:tc>
@@ -1449,7 +1101,7 @@
                 <w:rFonts w:ascii="TimeNewRoman" w:hAnsi="TimeNewRoman"/>
                 <w:sz w:val="30"/>
               </w:rPr>
-              <w:t>43-15=</w:t>
+              <w:t>86-57=</w:t>
             </w:r>
           </w:p>
         </w:tc>
@@ -1466,7 +1118,7 @@
                 <w:rFonts w:ascii="TimeNewRoman" w:hAnsi="TimeNewRoman"/>
                 <w:sz w:val="30"/>
               </w:rPr>
-              <w:t>34+48=</w:t>
+              <w:t>24+18=</w:t>
             </w:r>
           </w:p>
         </w:tc>
@@ -1483,7 +1135,7 @@
                 <w:rFonts w:ascii="TimeNewRoman" w:hAnsi="TimeNewRoman"/>
                 <w:sz w:val="30"/>
               </w:rPr>
-              <w:t>61-4=</w:t>
+              <w:t>46-7=</w:t>
             </w:r>
           </w:p>
         </w:tc>
@@ -1500,7 +1152,7 @@
                 <w:rFonts w:ascii="TimeNewRoman" w:hAnsi="TimeNewRoman"/>
                 <w:sz w:val="30"/>
               </w:rPr>
-              <w:t>87-78=</w:t>
+              <w:t>37+25=</w:t>
             </w:r>
           </w:p>
         </w:tc>
@@ -1519,7 +1171,7 @@
                 <w:rFonts w:ascii="TimeNewRoman" w:hAnsi="TimeNewRoman"/>
                 <w:sz w:val="30"/>
               </w:rPr>
-              <w:t>74-47=</w:t>
+              <w:t>86+7=</w:t>
             </w:r>
           </w:p>
         </w:tc>
@@ -1536,7 +1188,7 @@
                 <w:rFonts w:ascii="TimeNewRoman" w:hAnsi="TimeNewRoman"/>
                 <w:sz w:val="30"/>
               </w:rPr>
-              <w:t>26+47=</w:t>
+              <w:t>38+57=</w:t>
             </w:r>
           </w:p>
         </w:tc>
@@ -1553,7 +1205,7 @@
                 <w:rFonts w:ascii="TimeNewRoman" w:hAnsi="TimeNewRoman"/>
                 <w:sz w:val="30"/>
               </w:rPr>
-              <w:t>6+45=</w:t>
+              <w:t>91-52=</w:t>
             </w:r>
           </w:p>
         </w:tc>
@@ -1570,7 +1222,7 @@
                 <w:rFonts w:ascii="TimeNewRoman" w:hAnsi="TimeNewRoman"/>
                 <w:sz w:val="30"/>
               </w:rPr>
-              <w:t>5+17=</w:t>
+              <w:t>39+57=</w:t>
             </w:r>
           </w:p>
         </w:tc>
@@ -1587,7 +1239,7 @@
                 <w:rFonts w:ascii="TimeNewRoman" w:hAnsi="TimeNewRoman"/>
                 <w:sz w:val="30"/>
               </w:rPr>
-              <w:t>81-65=</w:t>
+              <w:t>94-25=</w:t>
             </w:r>
           </w:p>
         </w:tc>
@@ -1606,7 +1258,7 @@
                 <w:rFonts w:ascii="TimeNewRoman" w:hAnsi="TimeNewRoman"/>
                 <w:sz w:val="30"/>
               </w:rPr>
-              <w:t>21-2=</w:t>
+              <w:t>27+25=</w:t>
             </w:r>
           </w:p>
         </w:tc>
@@ -1623,7 +1275,7 @@
                 <w:rFonts w:ascii="TimeNewRoman" w:hAnsi="TimeNewRoman"/>
                 <w:sz w:val="30"/>
               </w:rPr>
-              <w:t>59+29=</w:t>
+              <w:t>87-38=</w:t>
             </w:r>
           </w:p>
         </w:tc>
@@ -1640,7 +1292,7 @@
                 <w:rFonts w:ascii="TimeNewRoman" w:hAnsi="TimeNewRoman"/>
                 <w:sz w:val="30"/>
               </w:rPr>
-              <w:t>32-27=</w:t>
+              <w:t>24+38=</w:t>
             </w:r>
           </w:p>
         </w:tc>
@@ -1657,7 +1309,7 @@
                 <w:rFonts w:ascii="TimeNewRoman" w:hAnsi="TimeNewRoman"/>
                 <w:sz w:val="30"/>
               </w:rPr>
-              <w:t>63+9=</w:t>
+              <w:t>44+18=</w:t>
             </w:r>
           </w:p>
         </w:tc>
@@ -1674,7 +1326,7 @@
                 <w:rFonts w:ascii="TimeNewRoman" w:hAnsi="TimeNewRoman"/>
                 <w:sz w:val="30"/>
               </w:rPr>
-              <w:t>7+9=</w:t>
+              <w:t>8+34=</w:t>
             </w:r>
           </w:p>
         </w:tc>
@@ -1693,7 +1345,7 @@
                 <w:rFonts w:ascii="TimeNewRoman" w:hAnsi="TimeNewRoman"/>
                 <w:sz w:val="30"/>
               </w:rPr>
-              <w:t>54-16=</w:t>
+              <w:t>57+36=</w:t>
             </w:r>
           </w:p>
         </w:tc>
@@ -1710,7 +1362,7 @@
                 <w:rFonts w:ascii="TimeNewRoman" w:hAnsi="TimeNewRoman"/>
                 <w:sz w:val="30"/>
               </w:rPr>
-              <w:t>25+9=</w:t>
+              <w:t>78+18=</w:t>
             </w:r>
           </w:p>
         </w:tc>
@@ -1727,7 +1379,7 @@
                 <w:rFonts w:ascii="TimeNewRoman" w:hAnsi="TimeNewRoman"/>
                 <w:sz w:val="30"/>
               </w:rPr>
-              <w:t>43-28=</w:t>
+              <w:t>71-34=</w:t>
             </w:r>
           </w:p>
         </w:tc>
@@ -1744,7 +1396,7 @@
                 <w:rFonts w:ascii="TimeNewRoman" w:hAnsi="TimeNewRoman"/>
                 <w:sz w:val="30"/>
               </w:rPr>
-              <w:t>28+58=</w:t>
+              <w:t>71-25=</w:t>
             </w:r>
           </w:p>
         </w:tc>
@@ -1761,7 +1413,355 @@
                 <w:rFonts w:ascii="TimeNewRoman" w:hAnsi="TimeNewRoman"/>
                 <w:sz w:val="30"/>
               </w:rPr>
-              <w:t>74-18=</w:t>
+              <w:t>8+27=</w:t>
+            </w:r>
+          </w:p>
+        </w:tc>
+      </w:tr>
+      <w:tr>
+        <w:tc>
+          <w:tcPr>
+            <w:tcW w:type="dxa" w:w="1987"/>
+          </w:tcPr>
+          <w:p>
+            <w:pPr>
+              <w:jc w:val="left"/>
+            </w:pPr>
+            <w:r>
+              <w:rPr>
+                <w:rFonts w:ascii="TimeNewRoman" w:hAnsi="TimeNewRoman"/>
+                <w:sz w:val="30"/>
+              </w:rPr>
+              <w:t>14+8=</w:t>
+            </w:r>
+          </w:p>
+        </w:tc>
+        <w:tc>
+          <w:tcPr>
+            <w:tcW w:type="dxa" w:w="1987"/>
+          </w:tcPr>
+          <w:p>
+            <w:pPr>
+              <w:jc w:val="left"/>
+            </w:pPr>
+            <w:r>
+              <w:rPr>
+                <w:rFonts w:ascii="TimeNewRoman" w:hAnsi="TimeNewRoman"/>
+                <w:sz w:val="30"/>
+              </w:rPr>
+              <w:t>93-79=</w:t>
+            </w:r>
+          </w:p>
+        </w:tc>
+        <w:tc>
+          <w:tcPr>
+            <w:tcW w:type="dxa" w:w="1987"/>
+          </w:tcPr>
+          <w:p>
+            <w:pPr>
+              <w:jc w:val="left"/>
+            </w:pPr>
+            <w:r>
+              <w:rPr>
+                <w:rFonts w:ascii="TimeNewRoman" w:hAnsi="TimeNewRoman"/>
+                <w:sz w:val="30"/>
+              </w:rPr>
+              <w:t>52-9=</w:t>
+            </w:r>
+          </w:p>
+        </w:tc>
+        <w:tc>
+          <w:tcPr>
+            <w:tcW w:type="dxa" w:w="1987"/>
+          </w:tcPr>
+          <w:p>
+            <w:pPr>
+              <w:jc w:val="left"/>
+            </w:pPr>
+            <w:r>
+              <w:rPr>
+                <w:rFonts w:ascii="TimeNewRoman" w:hAnsi="TimeNewRoman"/>
+                <w:sz w:val="30"/>
+              </w:rPr>
+              <w:t>19+74=</w:t>
+            </w:r>
+          </w:p>
+        </w:tc>
+        <w:tc>
+          <w:tcPr>
+            <w:tcW w:type="dxa" w:w="1987"/>
+          </w:tcPr>
+          <w:p>
+            <w:pPr>
+              <w:jc w:val="left"/>
+            </w:pPr>
+            <w:r>
+              <w:rPr>
+                <w:rFonts w:ascii="TimeNewRoman" w:hAnsi="TimeNewRoman"/>
+                <w:sz w:val="30"/>
+              </w:rPr>
+              <w:t>71-18=</w:t>
+            </w:r>
+          </w:p>
+        </w:tc>
+      </w:tr>
+      <w:tr>
+        <w:tc>
+          <w:tcPr>
+            <w:tcW w:type="dxa" w:w="1987"/>
+          </w:tcPr>
+          <w:p>
+            <w:pPr>
+              <w:jc w:val="left"/>
+            </w:pPr>
+            <w:r>
+              <w:rPr>
+                <w:rFonts w:ascii="TimeNewRoman" w:hAnsi="TimeNewRoman"/>
+                <w:sz w:val="30"/>
+              </w:rPr>
+              <w:t>23+28=</w:t>
+            </w:r>
+          </w:p>
+        </w:tc>
+        <w:tc>
+          <w:tcPr>
+            <w:tcW w:type="dxa" w:w="1987"/>
+          </w:tcPr>
+          <w:p>
+            <w:pPr>
+              <w:jc w:val="left"/>
+            </w:pPr>
+            <w:r>
+              <w:rPr>
+                <w:rFonts w:ascii="TimeNewRoman" w:hAnsi="TimeNewRoman"/>
+                <w:sz w:val="30"/>
+              </w:rPr>
+              <w:t>24-5=</w:t>
+            </w:r>
+          </w:p>
+        </w:tc>
+        <w:tc>
+          <w:tcPr>
+            <w:tcW w:type="dxa" w:w="1987"/>
+          </w:tcPr>
+          <w:p>
+            <w:pPr>
+              <w:jc w:val="left"/>
+            </w:pPr>
+            <w:r>
+              <w:rPr>
+                <w:rFonts w:ascii="TimeNewRoman" w:hAnsi="TimeNewRoman"/>
+                <w:sz w:val="30"/>
+              </w:rPr>
+              <w:t>64-18=</w:t>
+            </w:r>
+          </w:p>
+        </w:tc>
+        <w:tc>
+          <w:tcPr>
+            <w:tcW w:type="dxa" w:w="1987"/>
+          </w:tcPr>
+          <w:p>
+            <w:pPr>
+              <w:jc w:val="left"/>
+            </w:pPr>
+            <w:r>
+              <w:rPr>
+                <w:rFonts w:ascii="TimeNewRoman" w:hAnsi="TimeNewRoman"/>
+                <w:sz w:val="30"/>
+              </w:rPr>
+              <w:t>74+9=</w:t>
+            </w:r>
+          </w:p>
+        </w:tc>
+        <w:tc>
+          <w:tcPr>
+            <w:tcW w:type="dxa" w:w="1987"/>
+          </w:tcPr>
+          <w:p>
+            <w:pPr>
+              <w:jc w:val="left"/>
+            </w:pPr>
+            <w:r>
+              <w:rPr>
+                <w:rFonts w:ascii="TimeNewRoman" w:hAnsi="TimeNewRoman"/>
+                <w:sz w:val="30"/>
+              </w:rPr>
+              <w:t>90-14=</w:t>
+            </w:r>
+          </w:p>
+        </w:tc>
+      </w:tr>
+      <w:tr>
+        <w:tc>
+          <w:tcPr>
+            <w:tcW w:type="dxa" w:w="1987"/>
+          </w:tcPr>
+          <w:p>
+            <w:pPr>
+              <w:jc w:val="left"/>
+            </w:pPr>
+            <w:r>
+              <w:rPr>
+                <w:rFonts w:ascii="TimeNewRoman" w:hAnsi="TimeNewRoman"/>
+                <w:sz w:val="30"/>
+              </w:rPr>
+              <w:t>74+9=</w:t>
+            </w:r>
+          </w:p>
+        </w:tc>
+        <w:tc>
+          <w:tcPr>
+            <w:tcW w:type="dxa" w:w="1987"/>
+          </w:tcPr>
+          <w:p>
+            <w:pPr>
+              <w:jc w:val="left"/>
+            </w:pPr>
+            <w:r>
+              <w:rPr>
+                <w:rFonts w:ascii="TimeNewRoman" w:hAnsi="TimeNewRoman"/>
+                <w:sz w:val="30"/>
+              </w:rPr>
+              <w:t>74+18=</w:t>
+            </w:r>
+          </w:p>
+        </w:tc>
+        <w:tc>
+          <w:tcPr>
+            <w:tcW w:type="dxa" w:w="1987"/>
+          </w:tcPr>
+          <w:p>
+            <w:pPr>
+              <w:jc w:val="left"/>
+            </w:pPr>
+            <w:r>
+              <w:rPr>
+                <w:rFonts w:ascii="TimeNewRoman" w:hAnsi="TimeNewRoman"/>
+                <w:sz w:val="30"/>
+              </w:rPr>
+              <w:t>26+69=</w:t>
+            </w:r>
+          </w:p>
+        </w:tc>
+        <w:tc>
+          <w:tcPr>
+            <w:tcW w:type="dxa" w:w="1987"/>
+          </w:tcPr>
+          <w:p>
+            <w:pPr>
+              <w:jc w:val="left"/>
+            </w:pPr>
+            <w:r>
+              <w:rPr>
+                <w:rFonts w:ascii="TimeNewRoman" w:hAnsi="TimeNewRoman"/>
+                <w:sz w:val="30"/>
+              </w:rPr>
+              <w:t>97-8=</w:t>
+            </w:r>
+          </w:p>
+        </w:tc>
+        <w:tc>
+          <w:tcPr>
+            <w:tcW w:type="dxa" w:w="1987"/>
+          </w:tcPr>
+          <w:p>
+            <w:pPr>
+              <w:jc w:val="left"/>
+            </w:pPr>
+            <w:r>
+              <w:rPr>
+                <w:rFonts w:ascii="TimeNewRoman" w:hAnsi="TimeNewRoman"/>
+                <w:sz w:val="30"/>
+              </w:rPr>
+              <w:t>93-35=</w:t>
+            </w:r>
+          </w:p>
+        </w:tc>
+      </w:tr>
+      <w:tr>
+        <w:tc>
+          <w:tcPr>
+            <w:tcW w:type="dxa" w:w="1987"/>
+          </w:tcPr>
+          <w:p>
+            <w:pPr>
+              <w:jc w:val="left"/>
+            </w:pPr>
+            <w:r>
+              <w:rPr>
+                <w:rFonts w:ascii="TimeNewRoman" w:hAnsi="TimeNewRoman"/>
+                <w:sz w:val="30"/>
+              </w:rPr>
+              <w:t>25-16=</w:t>
+            </w:r>
+          </w:p>
+        </w:tc>
+        <w:tc>
+          <w:tcPr>
+            <w:tcW w:type="dxa" w:w="1987"/>
+          </w:tcPr>
+          <w:p>
+            <w:pPr>
+              <w:jc w:val="left"/>
+            </w:pPr>
+            <w:r>
+              <w:rPr>
+                <w:rFonts w:ascii="TimeNewRoman" w:hAnsi="TimeNewRoman"/>
+                <w:sz w:val="30"/>
+              </w:rPr>
+              <w:t>72-13=</w:t>
+            </w:r>
+          </w:p>
+        </w:tc>
+        <w:tc>
+          <w:tcPr>
+            <w:tcW w:type="dxa" w:w="1987"/>
+          </w:tcPr>
+          <w:p>
+            <w:pPr>
+              <w:jc w:val="left"/>
+            </w:pPr>
+            <w:r>
+              <w:rPr>
+                <w:rFonts w:ascii="TimeNewRoman" w:hAnsi="TimeNewRoman"/>
+                <w:sz w:val="30"/>
+              </w:rPr>
+              <w:t>84-9=</w:t>
+            </w:r>
+          </w:p>
+        </w:tc>
+        <w:tc>
+          <w:tcPr>
+            <w:tcW w:type="dxa" w:w="1987"/>
+          </w:tcPr>
+          <w:p>
+            <w:pPr>
+              <w:jc w:val="left"/>
+            </w:pPr>
+            <w:r>
+              <w:rPr>
+                <w:rFonts w:ascii="TimeNewRoman" w:hAnsi="TimeNewRoman"/>
+                <w:sz w:val="30"/>
+              </w:rPr>
+              <w:t>35+37=</w:t>
+            </w:r>
+          </w:p>
+        </w:tc>
+        <w:tc>
+          <w:tcPr>
+            <w:tcW w:type="dxa" w:w="1987"/>
+          </w:tcPr>
+          <w:p>
+            <w:pPr>
+              <w:jc w:val="left"/>
+            </w:pPr>
+            <w:r>
+              <w:rPr>
+                <w:rFonts w:ascii="TimeNewRoman" w:hAnsi="TimeNewRoman"/>
+                <w:sz w:val="30"/>
+              </w:rPr>
+              <w:t>83-24=</w:t>
             </w:r>
           </w:p>
         </w:tc>

--- a/adc_sbb_within_100.docx
+++ b/adc_sbb_within_100.docx
@@ -40,7 +40,7 @@
                 <w:rFonts w:ascii="TimeNewRoman" w:hAnsi="TimeNewRoman"/>
                 <w:sz w:val="30"/>
               </w:rPr>
-              <w:t>67+16=</w:t>
+              <w:t>98-89=</w:t>
             </w:r>
           </w:p>
         </w:tc>
@@ -57,7 +57,7 @@
                 <w:rFonts w:ascii="TimeNewRoman" w:hAnsi="TimeNewRoman"/>
                 <w:sz w:val="30"/>
               </w:rPr>
-              <w:t>80-76=</w:t>
+              <w:t>45+48=</w:t>
             </w:r>
           </w:p>
         </w:tc>
@@ -74,7 +74,7 @@
                 <w:rFonts w:ascii="TimeNewRoman" w:hAnsi="TimeNewRoman"/>
                 <w:sz w:val="30"/>
               </w:rPr>
-              <w:t>15+16=</w:t>
+              <w:t>37+34=</w:t>
             </w:r>
           </w:p>
         </w:tc>
@@ -91,7 +91,7 @@
                 <w:rFonts w:ascii="TimeNewRoman" w:hAnsi="TimeNewRoman"/>
                 <w:sz w:val="30"/>
               </w:rPr>
-              <w:t>74-38=</w:t>
+              <w:t>59+12=</w:t>
             </w:r>
           </w:p>
         </w:tc>
@@ -108,7 +108,7 @@
                 <w:rFonts w:ascii="TimeNewRoman" w:hAnsi="TimeNewRoman"/>
                 <w:sz w:val="30"/>
               </w:rPr>
-              <w:t>61-25=</w:t>
+              <w:t>32+29=</w:t>
             </w:r>
           </w:p>
         </w:tc>
@@ -127,7 +127,7 @@
                 <w:rFonts w:ascii="TimeNewRoman" w:hAnsi="TimeNewRoman"/>
                 <w:sz w:val="30"/>
               </w:rPr>
-              <w:t>41-9=</w:t>
+              <w:t>36+35=</w:t>
             </w:r>
           </w:p>
         </w:tc>
@@ -144,7 +144,7 @@
                 <w:rFonts w:ascii="TimeNewRoman" w:hAnsi="TimeNewRoman"/>
                 <w:sz w:val="30"/>
               </w:rPr>
-              <w:t>9+35=</w:t>
+              <w:t>5+7=</w:t>
             </w:r>
           </w:p>
         </w:tc>
@@ -161,7 +161,7 @@
                 <w:rFonts w:ascii="TimeNewRoman" w:hAnsi="TimeNewRoman"/>
                 <w:sz w:val="30"/>
               </w:rPr>
-              <w:t>13-6=</w:t>
+              <w:t>47+29=</w:t>
             </w:r>
           </w:p>
         </w:tc>
@@ -178,7 +178,7 @@
                 <w:rFonts w:ascii="TimeNewRoman" w:hAnsi="TimeNewRoman"/>
                 <w:sz w:val="30"/>
               </w:rPr>
-              <w:t>52-26=</w:t>
+              <w:t>40-17=</w:t>
             </w:r>
           </w:p>
         </w:tc>
@@ -195,7 +195,7 @@
                 <w:rFonts w:ascii="TimeNewRoman" w:hAnsi="TimeNewRoman"/>
                 <w:sz w:val="30"/>
               </w:rPr>
-              <w:t>83-57=</w:t>
+              <w:t>46-39=</w:t>
             </w:r>
           </w:p>
         </w:tc>
@@ -214,7 +214,7 @@
                 <w:rFonts w:ascii="TimeNewRoman" w:hAnsi="TimeNewRoman"/>
                 <w:sz w:val="30"/>
               </w:rPr>
-              <w:t>37+36=</w:t>
+              <w:t>48+27=</w:t>
             </w:r>
           </w:p>
         </w:tc>
@@ -231,7 +231,7 @@
                 <w:rFonts w:ascii="TimeNewRoman" w:hAnsi="TimeNewRoman"/>
                 <w:sz w:val="30"/>
               </w:rPr>
-              <w:t>91-63=</w:t>
+              <w:t>92-43=</w:t>
             </w:r>
           </w:p>
         </w:tc>
@@ -248,7 +248,7 @@
                 <w:rFonts w:ascii="TimeNewRoman" w:hAnsi="TimeNewRoman"/>
                 <w:sz w:val="30"/>
               </w:rPr>
-              <w:t>55-49=</w:t>
+              <w:t>39+12=</w:t>
             </w:r>
           </w:p>
         </w:tc>
@@ -265,7 +265,7 @@
                 <w:rFonts w:ascii="TimeNewRoman" w:hAnsi="TimeNewRoman"/>
                 <w:sz w:val="30"/>
               </w:rPr>
-              <w:t>52-5=</w:t>
+              <w:t>68+4=</w:t>
             </w:r>
           </w:p>
         </w:tc>
@@ -282,7 +282,7 @@
                 <w:rFonts w:ascii="TimeNewRoman" w:hAnsi="TimeNewRoman"/>
                 <w:sz w:val="30"/>
               </w:rPr>
-              <w:t>92-26=</w:t>
+              <w:t>38+53=</w:t>
             </w:r>
           </w:p>
         </w:tc>
@@ -301,7 +301,7 @@
                 <w:rFonts w:ascii="TimeNewRoman" w:hAnsi="TimeNewRoman"/>
                 <w:sz w:val="30"/>
               </w:rPr>
-              <w:t>5+56=</w:t>
+              <w:t>38+15=</w:t>
             </w:r>
           </w:p>
         </w:tc>
@@ -318,7 +318,7 @@
                 <w:rFonts w:ascii="TimeNewRoman" w:hAnsi="TimeNewRoman"/>
                 <w:sz w:val="30"/>
               </w:rPr>
-              <w:t>8+63=</w:t>
+              <w:t>46+8=</w:t>
             </w:r>
           </w:p>
         </w:tc>
@@ -335,7 +335,7 @@
                 <w:rFonts w:ascii="TimeNewRoman" w:hAnsi="TimeNewRoman"/>
                 <w:sz w:val="30"/>
               </w:rPr>
-              <w:t>67+28=</w:t>
+              <w:t>81-16=</w:t>
             </w:r>
           </w:p>
         </w:tc>
@@ -352,7 +352,7 @@
                 <w:rFonts w:ascii="TimeNewRoman" w:hAnsi="TimeNewRoman"/>
                 <w:sz w:val="30"/>
               </w:rPr>
-              <w:t>91-39=</w:t>
+              <w:t>47+18=</w:t>
             </w:r>
           </w:p>
         </w:tc>
@@ -369,7 +369,7 @@
                 <w:rFonts w:ascii="TimeNewRoman" w:hAnsi="TimeNewRoman"/>
                 <w:sz w:val="30"/>
               </w:rPr>
-              <w:t>90-44=</w:t>
+              <w:t>69+7=</w:t>
             </w:r>
           </w:p>
         </w:tc>
@@ -388,7 +388,7 @@
                 <w:rFonts w:ascii="TimeNewRoman" w:hAnsi="TimeNewRoman"/>
                 <w:sz w:val="30"/>
               </w:rPr>
-              <w:t>46+35=</w:t>
+              <w:t>70-59=</w:t>
             </w:r>
           </w:p>
         </w:tc>
@@ -405,7 +405,7 @@
                 <w:rFonts w:ascii="TimeNewRoman" w:hAnsi="TimeNewRoman"/>
                 <w:sz w:val="30"/>
               </w:rPr>
-              <w:t>14+8=</w:t>
+              <w:t>74-37=</w:t>
             </w:r>
           </w:p>
         </w:tc>
@@ -422,7 +422,7 @@
                 <w:rFonts w:ascii="TimeNewRoman" w:hAnsi="TimeNewRoman"/>
                 <w:sz w:val="30"/>
               </w:rPr>
-              <w:t>61-42=</w:t>
+              <w:t>20-18=</w:t>
             </w:r>
           </w:p>
         </w:tc>
@@ -439,7 +439,391 @@
                 <w:rFonts w:ascii="TimeNewRoman" w:hAnsi="TimeNewRoman"/>
                 <w:sz w:val="30"/>
               </w:rPr>
-              <w:t>9+35=</w:t>
+              <w:t>47-39=</w:t>
+            </w:r>
+          </w:p>
+        </w:tc>
+        <w:tc>
+          <w:tcPr>
+            <w:tcW w:type="dxa" w:w="1987"/>
+          </w:tcPr>
+          <w:p>
+            <w:pPr>
+              <w:jc w:val="left"/>
+            </w:pPr>
+            <w:r>
+              <w:rPr>
+                <w:rFonts w:ascii="TimeNewRoman" w:hAnsi="TimeNewRoman"/>
+                <w:sz w:val="30"/>
+              </w:rPr>
+              <w:t>4+89=</w:t>
+            </w:r>
+          </w:p>
+        </w:tc>
+      </w:tr>
+      <w:tr>
+        <w:tc>
+          <w:tcPr>
+            <w:tcW w:type="dxa" w:w="1987"/>
+          </w:tcPr>
+          <w:p>
+            <w:pPr>
+              <w:jc w:val="left"/>
+            </w:pPr>
+            <w:r>
+              <w:rPr>
+                <w:rFonts w:ascii="TimeNewRoman" w:hAnsi="TimeNewRoman"/>
+                <w:sz w:val="30"/>
+              </w:rPr>
+              <w:t>6+39=</w:t>
+            </w:r>
+          </w:p>
+        </w:tc>
+        <w:tc>
+          <w:tcPr>
+            <w:tcW w:type="dxa" w:w="1987"/>
+          </w:tcPr>
+          <w:p>
+            <w:pPr>
+              <w:jc w:val="left"/>
+            </w:pPr>
+            <w:r>
+              <w:rPr>
+                <w:rFonts w:ascii="TimeNewRoman" w:hAnsi="TimeNewRoman"/>
+                <w:sz w:val="30"/>
+              </w:rPr>
+              <w:t>34+7=</w:t>
+            </w:r>
+          </w:p>
+        </w:tc>
+        <w:tc>
+          <w:tcPr>
+            <w:tcW w:type="dxa" w:w="1987"/>
+          </w:tcPr>
+          <w:p>
+            <w:pPr>
+              <w:jc w:val="left"/>
+            </w:pPr>
+            <w:r>
+              <w:rPr>
+                <w:rFonts w:ascii="TimeNewRoman" w:hAnsi="TimeNewRoman"/>
+                <w:sz w:val="30"/>
+              </w:rPr>
+              <w:t>48+29=</w:t>
+            </w:r>
+          </w:p>
+        </w:tc>
+        <w:tc>
+          <w:tcPr>
+            <w:tcW w:type="dxa" w:w="1987"/>
+          </w:tcPr>
+          <w:p>
+            <w:pPr>
+              <w:jc w:val="left"/>
+            </w:pPr>
+            <w:r>
+              <w:rPr>
+                <w:rFonts w:ascii="TimeNewRoman" w:hAnsi="TimeNewRoman"/>
+                <w:sz w:val="30"/>
+              </w:rPr>
+              <w:t>95-26=</w:t>
+            </w:r>
+          </w:p>
+        </w:tc>
+        <w:tc>
+          <w:tcPr>
+            <w:tcW w:type="dxa" w:w="1987"/>
+          </w:tcPr>
+          <w:p>
+            <w:pPr>
+              <w:jc w:val="left"/>
+            </w:pPr>
+            <w:r>
+              <w:rPr>
+                <w:rFonts w:ascii="TimeNewRoman" w:hAnsi="TimeNewRoman"/>
+                <w:sz w:val="30"/>
+              </w:rPr>
+              <w:t>85-47=</w:t>
+            </w:r>
+          </w:p>
+        </w:tc>
+      </w:tr>
+      <w:tr>
+        <w:tc>
+          <w:tcPr>
+            <w:tcW w:type="dxa" w:w="1987"/>
+          </w:tcPr>
+          <w:p>
+            <w:pPr>
+              <w:jc w:val="left"/>
+            </w:pPr>
+            <w:r>
+              <w:rPr>
+                <w:rFonts w:ascii="TimeNewRoman" w:hAnsi="TimeNewRoman"/>
+                <w:sz w:val="30"/>
+              </w:rPr>
+              <w:t>81-34=</w:t>
+            </w:r>
+          </w:p>
+        </w:tc>
+        <w:tc>
+          <w:tcPr>
+            <w:tcW w:type="dxa" w:w="1987"/>
+          </w:tcPr>
+          <w:p>
+            <w:pPr>
+              <w:jc w:val="left"/>
+            </w:pPr>
+            <w:r>
+              <w:rPr>
+                <w:rFonts w:ascii="TimeNewRoman" w:hAnsi="TimeNewRoman"/>
+                <w:sz w:val="30"/>
+              </w:rPr>
+              <w:t>54-49=</w:t>
+            </w:r>
+          </w:p>
+        </w:tc>
+        <w:tc>
+          <w:tcPr>
+            <w:tcW w:type="dxa" w:w="1987"/>
+          </w:tcPr>
+          <w:p>
+            <w:pPr>
+              <w:jc w:val="left"/>
+            </w:pPr>
+            <w:r>
+              <w:rPr>
+                <w:rFonts w:ascii="TimeNewRoman" w:hAnsi="TimeNewRoman"/>
+                <w:sz w:val="30"/>
+              </w:rPr>
+              <w:t>98-29=</w:t>
+            </w:r>
+          </w:p>
+        </w:tc>
+        <w:tc>
+          <w:tcPr>
+            <w:tcW w:type="dxa" w:w="1987"/>
+          </w:tcPr>
+          <w:p>
+            <w:pPr>
+              <w:jc w:val="left"/>
+            </w:pPr>
+            <w:r>
+              <w:rPr>
+                <w:rFonts w:ascii="TimeNewRoman" w:hAnsi="TimeNewRoman"/>
+                <w:sz w:val="30"/>
+              </w:rPr>
+              <w:t>70-12=</w:t>
+            </w:r>
+          </w:p>
+        </w:tc>
+        <w:tc>
+          <w:tcPr>
+            <w:tcW w:type="dxa" w:w="1987"/>
+          </w:tcPr>
+          <w:p>
+            <w:pPr>
+              <w:jc w:val="left"/>
+            </w:pPr>
+            <w:r>
+              <w:rPr>
+                <w:rFonts w:ascii="TimeNewRoman" w:hAnsi="TimeNewRoman"/>
+                <w:sz w:val="30"/>
+              </w:rPr>
+              <w:t>48-29=</w:t>
+            </w:r>
+          </w:p>
+        </w:tc>
+      </w:tr>
+      <w:tr>
+        <w:tc>
+          <w:tcPr>
+            <w:tcW w:type="dxa" w:w="1987"/>
+          </w:tcPr>
+          <w:p>
+            <w:pPr>
+              <w:jc w:val="left"/>
+            </w:pPr>
+            <w:r>
+              <w:rPr>
+                <w:rFonts w:ascii="TimeNewRoman" w:hAnsi="TimeNewRoman"/>
+                <w:sz w:val="30"/>
+              </w:rPr>
+              <w:t>81-22=</w:t>
+            </w:r>
+          </w:p>
+        </w:tc>
+        <w:tc>
+          <w:tcPr>
+            <w:tcW w:type="dxa" w:w="1987"/>
+          </w:tcPr>
+          <w:p>
+            <w:pPr>
+              <w:jc w:val="left"/>
+            </w:pPr>
+            <w:r>
+              <w:rPr>
+                <w:rFonts w:ascii="TimeNewRoman" w:hAnsi="TimeNewRoman"/>
+                <w:sz w:val="30"/>
+              </w:rPr>
+              <w:t>52-4=</w:t>
+            </w:r>
+          </w:p>
+        </w:tc>
+        <w:tc>
+          <w:tcPr>
+            <w:tcW w:type="dxa" w:w="1987"/>
+          </w:tcPr>
+          <w:p>
+            <w:pPr>
+              <w:jc w:val="left"/>
+            </w:pPr>
+            <w:r>
+              <w:rPr>
+                <w:rFonts w:ascii="TimeNewRoman" w:hAnsi="TimeNewRoman"/>
+                <w:sz w:val="30"/>
+              </w:rPr>
+              <w:t>19+59=</w:t>
+            </w:r>
+          </w:p>
+        </w:tc>
+        <w:tc>
+          <w:tcPr>
+            <w:tcW w:type="dxa" w:w="1987"/>
+          </w:tcPr>
+          <w:p>
+            <w:pPr>
+              <w:jc w:val="left"/>
+            </w:pPr>
+            <w:r>
+              <w:rPr>
+                <w:rFonts w:ascii="TimeNewRoman" w:hAnsi="TimeNewRoman"/>
+                <w:sz w:val="30"/>
+              </w:rPr>
+              <w:t>49+25=</w:t>
+            </w:r>
+          </w:p>
+        </w:tc>
+        <w:tc>
+          <w:tcPr>
+            <w:tcW w:type="dxa" w:w="1987"/>
+          </w:tcPr>
+          <w:p>
+            <w:pPr>
+              <w:jc w:val="left"/>
+            </w:pPr>
+            <w:r>
+              <w:rPr>
+                <w:rFonts w:ascii="TimeNewRoman" w:hAnsi="TimeNewRoman"/>
+                <w:sz w:val="30"/>
+              </w:rPr>
+              <w:t>83-29=</w:t>
+            </w:r>
+          </w:p>
+        </w:tc>
+      </w:tr>
+      <w:tr>
+        <w:tc>
+          <w:tcPr>
+            <w:tcW w:type="dxa" w:w="1987"/>
+          </w:tcPr>
+          <w:p>
+            <w:pPr>
+              <w:jc w:val="left"/>
+            </w:pPr>
+            <w:r>
+              <w:rPr>
+                <w:rFonts w:ascii="TimeNewRoman" w:hAnsi="TimeNewRoman"/>
+                <w:sz w:val="30"/>
+              </w:rPr>
+              <w:t>24-19=</w:t>
+            </w:r>
+          </w:p>
+        </w:tc>
+        <w:tc>
+          <w:tcPr>
+            <w:tcW w:type="dxa" w:w="1987"/>
+          </w:tcPr>
+          <w:p>
+            <w:pPr>
+              <w:jc w:val="left"/>
+            </w:pPr>
+            <w:r>
+              <w:rPr>
+                <w:rFonts w:ascii="TimeNewRoman" w:hAnsi="TimeNewRoman"/>
+                <w:sz w:val="30"/>
+              </w:rPr>
+              <w:t>57+26=</w:t>
+            </w:r>
+          </w:p>
+        </w:tc>
+        <w:tc>
+          <w:tcPr>
+            <w:tcW w:type="dxa" w:w="1987"/>
+          </w:tcPr>
+          <w:p>
+            <w:pPr>
+              <w:jc w:val="left"/>
+            </w:pPr>
+            <w:r>
+              <w:rPr>
+                <w:rFonts w:ascii="TimeNewRoman" w:hAnsi="TimeNewRoman"/>
+                <w:sz w:val="30"/>
+              </w:rPr>
+              <w:t>9+64=</w:t>
+            </w:r>
+          </w:p>
+        </w:tc>
+        <w:tc>
+          <w:tcPr>
+            <w:tcW w:type="dxa" w:w="1987"/>
+          </w:tcPr>
+          <w:p>
+            <w:pPr>
+              <w:jc w:val="left"/>
+            </w:pPr>
+            <w:r>
+              <w:rPr>
+                <w:rFonts w:ascii="TimeNewRoman" w:hAnsi="TimeNewRoman"/>
+                <w:sz w:val="30"/>
+              </w:rPr>
+              <w:t>32-27=</w:t>
+            </w:r>
+          </w:p>
+        </w:tc>
+        <w:tc>
+          <w:tcPr>
+            <w:tcW w:type="dxa" w:w="1987"/>
+          </w:tcPr>
+          <w:p>
+            <w:pPr>
+              <w:jc w:val="left"/>
+            </w:pPr>
+            <w:r>
+              <w:rPr>
+                <w:rFonts w:ascii="TimeNewRoman" w:hAnsi="TimeNewRoman"/>
+                <w:sz w:val="30"/>
+              </w:rPr>
+              <w:t>17+28=</w:t>
+            </w:r>
+          </w:p>
+        </w:tc>
+      </w:tr>
+      <w:tr>
+        <w:tc>
+          <w:tcPr>
+            <w:tcW w:type="dxa" w:w="1987"/>
+          </w:tcPr>
+          <w:p>
+            <w:pPr>
+              <w:jc w:val="left"/>
+            </w:pPr>
+            <w:r>
+              <w:rPr>
+                <w:rFonts w:ascii="TimeNewRoman" w:hAnsi="TimeNewRoman"/>
+                <w:sz w:val="30"/>
+              </w:rPr>
+              <w:t>61-46=</w:t>
             </w:r>
           </w:p>
         </w:tc>
@@ -460,8 +844,6 @@
             </w:r>
           </w:p>
         </w:tc>
-      </w:tr>
-      <w:tr>
         <w:tc>
           <w:tcPr>
             <w:tcW w:type="dxa" w:w="1987"/>
@@ -475,7 +857,7 @@
                 <w:rFonts w:ascii="TimeNewRoman" w:hAnsi="TimeNewRoman"/>
                 <w:sz w:val="30"/>
               </w:rPr>
-              <w:t>22-9=</w:t>
+              <w:t>55-36=</w:t>
             </w:r>
           </w:p>
         </w:tc>
@@ -492,7 +874,7 @@
                 <w:rFonts w:ascii="TimeNewRoman" w:hAnsi="TimeNewRoman"/>
                 <w:sz w:val="30"/>
               </w:rPr>
-              <w:t>17+74=</w:t>
+              <w:t>97-9=</w:t>
             </w:r>
           </w:p>
         </w:tc>
@@ -509,41 +891,7 @@
                 <w:rFonts w:ascii="TimeNewRoman" w:hAnsi="TimeNewRoman"/>
                 <w:sz w:val="30"/>
               </w:rPr>
-              <w:t>2+89=</w:t>
-            </w:r>
-          </w:p>
-        </w:tc>
-        <w:tc>
-          <w:tcPr>
-            <w:tcW w:type="dxa" w:w="1987"/>
-          </w:tcPr>
-          <w:p>
-            <w:pPr>
-              <w:jc w:val="left"/>
-            </w:pPr>
-            <w:r>
-              <w:rPr>
-                <w:rFonts w:ascii="TimeNewRoman" w:hAnsi="TimeNewRoman"/>
-                <w:sz w:val="30"/>
-              </w:rPr>
-              <w:t>55-16=</w:t>
-            </w:r>
-          </w:p>
-        </w:tc>
-        <w:tc>
-          <w:tcPr>
-            <w:tcW w:type="dxa" w:w="1987"/>
-          </w:tcPr>
-          <w:p>
-            <w:pPr>
-              <w:jc w:val="left"/>
-            </w:pPr>
-            <w:r>
-              <w:rPr>
-                <w:rFonts w:ascii="TimeNewRoman" w:hAnsi="TimeNewRoman"/>
-                <w:sz w:val="30"/>
-              </w:rPr>
-              <w:t>25-6=</w:t>
+              <w:t>61-49=</w:t>
             </w:r>
           </w:p>
         </w:tc>
@@ -562,7 +910,7 @@
                 <w:rFonts w:ascii="TimeNewRoman" w:hAnsi="TimeNewRoman"/>
                 <w:sz w:val="30"/>
               </w:rPr>
-              <w:t>92-59=</w:t>
+              <w:t>9+37=</w:t>
             </w:r>
           </w:p>
         </w:tc>
@@ -579,7 +927,7 @@
                 <w:rFonts w:ascii="TimeNewRoman" w:hAnsi="TimeNewRoman"/>
                 <w:sz w:val="30"/>
               </w:rPr>
-              <w:t>82-38=</w:t>
+              <w:t>5+67=</w:t>
             </w:r>
           </w:p>
         </w:tc>
@@ -596,7 +944,7 @@
                 <w:rFonts w:ascii="TimeNewRoman" w:hAnsi="TimeNewRoman"/>
                 <w:sz w:val="30"/>
               </w:rPr>
-              <w:t>95-16=</w:t>
+              <w:t>36+26=</w:t>
             </w:r>
           </w:p>
         </w:tc>
@@ -613,7 +961,7 @@
                 <w:rFonts w:ascii="TimeNewRoman" w:hAnsi="TimeNewRoman"/>
                 <w:sz w:val="30"/>
               </w:rPr>
-              <w:t>55+28=</w:t>
+              <w:t>60-16=</w:t>
             </w:r>
           </w:p>
         </w:tc>
@@ -630,7 +978,7 @@
                 <w:rFonts w:ascii="TimeNewRoman" w:hAnsi="TimeNewRoman"/>
                 <w:sz w:val="30"/>
               </w:rPr>
-              <w:t>38+59=</w:t>
+              <w:t>26+59=</w:t>
             </w:r>
           </w:p>
         </w:tc>
@@ -649,7 +997,7 @@
                 <w:rFonts w:ascii="TimeNewRoman" w:hAnsi="TimeNewRoman"/>
                 <w:sz w:val="30"/>
               </w:rPr>
-              <w:t>40-14=</w:t>
+              <w:t>43-24=</w:t>
             </w:r>
           </w:p>
         </w:tc>
@@ -666,7 +1014,7 @@
                 <w:rFonts w:ascii="TimeNewRoman" w:hAnsi="TimeNewRoman"/>
                 <w:sz w:val="30"/>
               </w:rPr>
-              <w:t>3+78=</w:t>
+              <w:t>2+79=</w:t>
             </w:r>
           </w:p>
         </w:tc>
@@ -683,7 +1031,7 @@
                 <w:rFonts w:ascii="TimeNewRoman" w:hAnsi="TimeNewRoman"/>
                 <w:sz w:val="30"/>
               </w:rPr>
-              <w:t>72-7=</w:t>
+              <w:t>18+49=</w:t>
             </w:r>
           </w:p>
         </w:tc>
@@ -700,7 +1048,7 @@
                 <w:rFonts w:ascii="TimeNewRoman" w:hAnsi="TimeNewRoman"/>
                 <w:sz w:val="30"/>
               </w:rPr>
-              <w:t>39+7=</w:t>
+              <w:t>42+49=</w:t>
             </w:r>
           </w:p>
         </w:tc>
@@ -717,790 +1065,7 @@
                 <w:rFonts w:ascii="TimeNewRoman" w:hAnsi="TimeNewRoman"/>
                 <w:sz w:val="30"/>
               </w:rPr>
-              <w:t>91-33=</w:t>
-            </w:r>
-          </w:p>
-        </w:tc>
-      </w:tr>
-      <w:tr>
-        <w:tc>
-          <w:tcPr>
-            <w:tcW w:type="dxa" w:w="1987"/>
-          </w:tcPr>
-          <w:p>
-            <w:pPr>
-              <w:jc w:val="left"/>
-            </w:pPr>
-            <w:r>
-              <w:rPr>
-                <w:rFonts w:ascii="TimeNewRoman" w:hAnsi="TimeNewRoman"/>
-                <w:sz w:val="30"/>
-              </w:rPr>
-              <w:t>94-45=</w:t>
-            </w:r>
-          </w:p>
-        </w:tc>
-        <w:tc>
-          <w:tcPr>
-            <w:tcW w:type="dxa" w:w="1987"/>
-          </w:tcPr>
-          <w:p>
-            <w:pPr>
-              <w:jc w:val="left"/>
-            </w:pPr>
-            <w:r>
-              <w:rPr>
-                <w:rFonts w:ascii="TimeNewRoman" w:hAnsi="TimeNewRoman"/>
-                <w:sz w:val="30"/>
-              </w:rPr>
-              <w:t>76-17=</w:t>
-            </w:r>
-          </w:p>
-        </w:tc>
-        <w:tc>
-          <w:tcPr>
-            <w:tcW w:type="dxa" w:w="1987"/>
-          </w:tcPr>
-          <w:p>
-            <w:pPr>
-              <w:jc w:val="left"/>
-            </w:pPr>
-            <w:r>
-              <w:rPr>
-                <w:rFonts w:ascii="TimeNewRoman" w:hAnsi="TimeNewRoman"/>
-                <w:sz w:val="30"/>
-              </w:rPr>
-              <w:t>91-63=</w:t>
-            </w:r>
-          </w:p>
-        </w:tc>
-        <w:tc>
-          <w:tcPr>
-            <w:tcW w:type="dxa" w:w="1987"/>
-          </w:tcPr>
-          <w:p>
-            <w:pPr>
-              <w:jc w:val="left"/>
-            </w:pPr>
-            <w:r>
-              <w:rPr>
-                <w:rFonts w:ascii="TimeNewRoman" w:hAnsi="TimeNewRoman"/>
-                <w:sz w:val="30"/>
-              </w:rPr>
-              <w:t>93-6=</w:t>
-            </w:r>
-          </w:p>
-        </w:tc>
-        <w:tc>
-          <w:tcPr>
-            <w:tcW w:type="dxa" w:w="1987"/>
-          </w:tcPr>
-          <w:p>
-            <w:pPr>
-              <w:jc w:val="left"/>
-            </w:pPr>
-            <w:r>
-              <w:rPr>
-                <w:rFonts w:ascii="TimeNewRoman" w:hAnsi="TimeNewRoman"/>
-                <w:sz w:val="30"/>
-              </w:rPr>
-              <w:t>39+36=</w:t>
-            </w:r>
-          </w:p>
-        </w:tc>
-      </w:tr>
-      <w:tr>
-        <w:tc>
-          <w:tcPr>
-            <w:tcW w:type="dxa" w:w="1987"/>
-          </w:tcPr>
-          <w:p>
-            <w:pPr>
-              <w:jc w:val="left"/>
-            </w:pPr>
-            <w:r>
-              <w:rPr>
-                <w:rFonts w:ascii="TimeNewRoman" w:hAnsi="TimeNewRoman"/>
-                <w:sz w:val="30"/>
-              </w:rPr>
-              <w:t>75-36=</w:t>
-            </w:r>
-          </w:p>
-        </w:tc>
-        <w:tc>
-          <w:tcPr>
-            <w:tcW w:type="dxa" w:w="1987"/>
-          </w:tcPr>
-          <w:p>
-            <w:pPr>
-              <w:jc w:val="left"/>
-            </w:pPr>
-            <w:r>
-              <w:rPr>
-                <w:rFonts w:ascii="TimeNewRoman" w:hAnsi="TimeNewRoman"/>
-                <w:sz w:val="30"/>
-              </w:rPr>
-              <w:t>33-24=</w:t>
-            </w:r>
-          </w:p>
-        </w:tc>
-        <w:tc>
-          <w:tcPr>
-            <w:tcW w:type="dxa" w:w="1987"/>
-          </w:tcPr>
-          <w:p>
-            <w:pPr>
-              <w:jc w:val="left"/>
-            </w:pPr>
-            <w:r>
-              <w:rPr>
-                <w:rFonts w:ascii="TimeNewRoman" w:hAnsi="TimeNewRoman"/>
-                <w:sz w:val="30"/>
-              </w:rPr>
-              <w:t>28+43=</w:t>
-            </w:r>
-          </w:p>
-        </w:tc>
-        <w:tc>
-          <w:tcPr>
-            <w:tcW w:type="dxa" w:w="1987"/>
-          </w:tcPr>
-          <w:p>
-            <w:pPr>
-              <w:jc w:val="left"/>
-            </w:pPr>
-            <w:r>
-              <w:rPr>
-                <w:rFonts w:ascii="TimeNewRoman" w:hAnsi="TimeNewRoman"/>
-                <w:sz w:val="30"/>
-              </w:rPr>
-              <w:t>76-37=</w:t>
-            </w:r>
-          </w:p>
-        </w:tc>
-        <w:tc>
-          <w:tcPr>
-            <w:tcW w:type="dxa" w:w="1987"/>
-          </w:tcPr>
-          <w:p>
-            <w:pPr>
-              <w:jc w:val="left"/>
-            </w:pPr>
-            <w:r>
-              <w:rPr>
-                <w:rFonts w:ascii="TimeNewRoman" w:hAnsi="TimeNewRoman"/>
-                <w:sz w:val="30"/>
-              </w:rPr>
-              <w:t>59+26=</w:t>
-            </w:r>
-          </w:p>
-        </w:tc>
-      </w:tr>
-      <w:tr>
-        <w:tc>
-          <w:tcPr>
-            <w:tcW w:type="dxa" w:w="1987"/>
-          </w:tcPr>
-          <w:p>
-            <w:pPr>
-              <w:jc w:val="left"/>
-            </w:pPr>
-            <w:r>
-              <w:rPr>
-                <w:rFonts w:ascii="TimeNewRoman" w:hAnsi="TimeNewRoman"/>
-                <w:sz w:val="30"/>
-              </w:rPr>
-              <w:t>46+38=</w:t>
-            </w:r>
-          </w:p>
-        </w:tc>
-        <w:tc>
-          <w:tcPr>
-            <w:tcW w:type="dxa" w:w="1987"/>
-          </w:tcPr>
-          <w:p>
-            <w:pPr>
-              <w:jc w:val="left"/>
-            </w:pPr>
-            <w:r>
-              <w:rPr>
-                <w:rFonts w:ascii="TimeNewRoman" w:hAnsi="TimeNewRoman"/>
-                <w:sz w:val="30"/>
-              </w:rPr>
-              <w:t>62-53=</w:t>
-            </w:r>
-          </w:p>
-        </w:tc>
-        <w:tc>
-          <w:tcPr>
-            <w:tcW w:type="dxa" w:w="1987"/>
-          </w:tcPr>
-          <w:p>
-            <w:pPr>
-              <w:jc w:val="left"/>
-            </w:pPr>
-            <w:r>
-              <w:rPr>
-                <w:rFonts w:ascii="TimeNewRoman" w:hAnsi="TimeNewRoman"/>
-                <w:sz w:val="30"/>
-              </w:rPr>
-              <w:t>90-72=</w:t>
-            </w:r>
-          </w:p>
-        </w:tc>
-        <w:tc>
-          <w:tcPr>
-            <w:tcW w:type="dxa" w:w="1987"/>
-          </w:tcPr>
-          <w:p>
-            <w:pPr>
-              <w:jc w:val="left"/>
-            </w:pPr>
-            <w:r>
-              <w:rPr>
-                <w:rFonts w:ascii="TimeNewRoman" w:hAnsi="TimeNewRoman"/>
-                <w:sz w:val="30"/>
-              </w:rPr>
-              <w:t>72-19=</w:t>
-            </w:r>
-          </w:p>
-        </w:tc>
-        <w:tc>
-          <w:tcPr>
-            <w:tcW w:type="dxa" w:w="1987"/>
-          </w:tcPr>
-          <w:p>
-            <w:pPr>
-              <w:jc w:val="left"/>
-            </w:pPr>
-            <w:r>
-              <w:rPr>
-                <w:rFonts w:ascii="TimeNewRoman" w:hAnsi="TimeNewRoman"/>
-                <w:sz w:val="30"/>
-              </w:rPr>
-              <w:t>76+6=</w:t>
-            </w:r>
-          </w:p>
-        </w:tc>
-      </w:tr>
-      <w:tr>
-        <w:tc>
-          <w:tcPr>
-            <w:tcW w:type="dxa" w:w="1987"/>
-          </w:tcPr>
-          <w:p>
-            <w:pPr>
-              <w:jc w:val="left"/>
-            </w:pPr>
-            <w:r>
-              <w:rPr>
-                <w:rFonts w:ascii="TimeNewRoman" w:hAnsi="TimeNewRoman"/>
-                <w:sz w:val="30"/>
-              </w:rPr>
-              <w:t>38+36=</w:t>
-            </w:r>
-          </w:p>
-        </w:tc>
-        <w:tc>
-          <w:tcPr>
-            <w:tcW w:type="dxa" w:w="1987"/>
-          </w:tcPr>
-          <w:p>
-            <w:pPr>
-              <w:jc w:val="left"/>
-            </w:pPr>
-            <w:r>
-              <w:rPr>
-                <w:rFonts w:ascii="TimeNewRoman" w:hAnsi="TimeNewRoman"/>
-                <w:sz w:val="30"/>
-              </w:rPr>
-              <w:t>40-26=</w:t>
-            </w:r>
-          </w:p>
-        </w:tc>
-        <w:tc>
-          <w:tcPr>
-            <w:tcW w:type="dxa" w:w="1987"/>
-          </w:tcPr>
-          <w:p>
-            <w:pPr>
-              <w:jc w:val="left"/>
-            </w:pPr>
-            <w:r>
-              <w:rPr>
-                <w:rFonts w:ascii="TimeNewRoman" w:hAnsi="TimeNewRoman"/>
-                <w:sz w:val="30"/>
-              </w:rPr>
-              <w:t>34+29=</w:t>
-            </w:r>
-          </w:p>
-        </w:tc>
-        <w:tc>
-          <w:tcPr>
-            <w:tcW w:type="dxa" w:w="1987"/>
-          </w:tcPr>
-          <w:p>
-            <w:pPr>
-              <w:jc w:val="left"/>
-            </w:pPr>
-            <w:r>
-              <w:rPr>
-                <w:rFonts w:ascii="TimeNewRoman" w:hAnsi="TimeNewRoman"/>
-                <w:sz w:val="30"/>
-              </w:rPr>
-              <w:t>70-41=</w:t>
-            </w:r>
-          </w:p>
-        </w:tc>
-        <w:tc>
-          <w:tcPr>
-            <w:tcW w:type="dxa" w:w="1987"/>
-          </w:tcPr>
-          <w:p>
-            <w:pPr>
-              <w:jc w:val="left"/>
-            </w:pPr>
-            <w:r>
-              <w:rPr>
-                <w:rFonts w:ascii="TimeNewRoman" w:hAnsi="TimeNewRoman"/>
-                <w:sz w:val="30"/>
-              </w:rPr>
-              <w:t>49+8=</w:t>
-            </w:r>
-          </w:p>
-        </w:tc>
-      </w:tr>
-      <w:tr>
-        <w:tc>
-          <w:tcPr>
-            <w:tcW w:type="dxa" w:w="1987"/>
-          </w:tcPr>
-          <w:p>
-            <w:pPr>
-              <w:jc w:val="left"/>
-            </w:pPr>
-            <w:r>
-              <w:rPr>
-                <w:rFonts w:ascii="TimeNewRoman" w:hAnsi="TimeNewRoman"/>
-                <w:sz w:val="30"/>
-              </w:rPr>
-              <w:t>53+28=</w:t>
-            </w:r>
-          </w:p>
-        </w:tc>
-        <w:tc>
-          <w:tcPr>
-            <w:tcW w:type="dxa" w:w="1987"/>
-          </w:tcPr>
-          <w:p>
-            <w:pPr>
-              <w:jc w:val="left"/>
-            </w:pPr>
-            <w:r>
-              <w:rPr>
-                <w:rFonts w:ascii="TimeNewRoman" w:hAnsi="TimeNewRoman"/>
-                <w:sz w:val="30"/>
-              </w:rPr>
-              <w:t>86-57=</w:t>
-            </w:r>
-          </w:p>
-        </w:tc>
-        <w:tc>
-          <w:tcPr>
-            <w:tcW w:type="dxa" w:w="1987"/>
-          </w:tcPr>
-          <w:p>
-            <w:pPr>
-              <w:jc w:val="left"/>
-            </w:pPr>
-            <w:r>
-              <w:rPr>
-                <w:rFonts w:ascii="TimeNewRoman" w:hAnsi="TimeNewRoman"/>
-                <w:sz w:val="30"/>
-              </w:rPr>
-              <w:t>24+18=</w:t>
-            </w:r>
-          </w:p>
-        </w:tc>
-        <w:tc>
-          <w:tcPr>
-            <w:tcW w:type="dxa" w:w="1987"/>
-          </w:tcPr>
-          <w:p>
-            <w:pPr>
-              <w:jc w:val="left"/>
-            </w:pPr>
-            <w:r>
-              <w:rPr>
-                <w:rFonts w:ascii="TimeNewRoman" w:hAnsi="TimeNewRoman"/>
-                <w:sz w:val="30"/>
-              </w:rPr>
-              <w:t>46-7=</w:t>
-            </w:r>
-          </w:p>
-        </w:tc>
-        <w:tc>
-          <w:tcPr>
-            <w:tcW w:type="dxa" w:w="1987"/>
-          </w:tcPr>
-          <w:p>
-            <w:pPr>
-              <w:jc w:val="left"/>
-            </w:pPr>
-            <w:r>
-              <w:rPr>
-                <w:rFonts w:ascii="TimeNewRoman" w:hAnsi="TimeNewRoman"/>
-                <w:sz w:val="30"/>
-              </w:rPr>
-              <w:t>37+25=</w:t>
-            </w:r>
-          </w:p>
-        </w:tc>
-      </w:tr>
-      <w:tr>
-        <w:tc>
-          <w:tcPr>
-            <w:tcW w:type="dxa" w:w="1987"/>
-          </w:tcPr>
-          <w:p>
-            <w:pPr>
-              <w:jc w:val="left"/>
-            </w:pPr>
-            <w:r>
-              <w:rPr>
-                <w:rFonts w:ascii="TimeNewRoman" w:hAnsi="TimeNewRoman"/>
-                <w:sz w:val="30"/>
-              </w:rPr>
-              <w:t>86+7=</w:t>
-            </w:r>
-          </w:p>
-        </w:tc>
-        <w:tc>
-          <w:tcPr>
-            <w:tcW w:type="dxa" w:w="1987"/>
-          </w:tcPr>
-          <w:p>
-            <w:pPr>
-              <w:jc w:val="left"/>
-            </w:pPr>
-            <w:r>
-              <w:rPr>
-                <w:rFonts w:ascii="TimeNewRoman" w:hAnsi="TimeNewRoman"/>
-                <w:sz w:val="30"/>
-              </w:rPr>
-              <w:t>38+57=</w:t>
-            </w:r>
-          </w:p>
-        </w:tc>
-        <w:tc>
-          <w:tcPr>
-            <w:tcW w:type="dxa" w:w="1987"/>
-          </w:tcPr>
-          <w:p>
-            <w:pPr>
-              <w:jc w:val="left"/>
-            </w:pPr>
-            <w:r>
-              <w:rPr>
-                <w:rFonts w:ascii="TimeNewRoman" w:hAnsi="TimeNewRoman"/>
-                <w:sz w:val="30"/>
-              </w:rPr>
-              <w:t>91-52=</w:t>
-            </w:r>
-          </w:p>
-        </w:tc>
-        <w:tc>
-          <w:tcPr>
-            <w:tcW w:type="dxa" w:w="1987"/>
-          </w:tcPr>
-          <w:p>
-            <w:pPr>
-              <w:jc w:val="left"/>
-            </w:pPr>
-            <w:r>
-              <w:rPr>
-                <w:rFonts w:ascii="TimeNewRoman" w:hAnsi="TimeNewRoman"/>
-                <w:sz w:val="30"/>
-              </w:rPr>
-              <w:t>39+57=</w:t>
-            </w:r>
-          </w:p>
-        </w:tc>
-        <w:tc>
-          <w:tcPr>
-            <w:tcW w:type="dxa" w:w="1987"/>
-          </w:tcPr>
-          <w:p>
-            <w:pPr>
-              <w:jc w:val="left"/>
-            </w:pPr>
-            <w:r>
-              <w:rPr>
-                <w:rFonts w:ascii="TimeNewRoman" w:hAnsi="TimeNewRoman"/>
-                <w:sz w:val="30"/>
-              </w:rPr>
-              <w:t>94-25=</w:t>
-            </w:r>
-          </w:p>
-        </w:tc>
-      </w:tr>
-      <w:tr>
-        <w:tc>
-          <w:tcPr>
-            <w:tcW w:type="dxa" w:w="1987"/>
-          </w:tcPr>
-          <w:p>
-            <w:pPr>
-              <w:jc w:val="left"/>
-            </w:pPr>
-            <w:r>
-              <w:rPr>
-                <w:rFonts w:ascii="TimeNewRoman" w:hAnsi="TimeNewRoman"/>
-                <w:sz w:val="30"/>
-              </w:rPr>
-              <w:t>27+25=</w:t>
-            </w:r>
-          </w:p>
-        </w:tc>
-        <w:tc>
-          <w:tcPr>
-            <w:tcW w:type="dxa" w:w="1987"/>
-          </w:tcPr>
-          <w:p>
-            <w:pPr>
-              <w:jc w:val="left"/>
-            </w:pPr>
-            <w:r>
-              <w:rPr>
-                <w:rFonts w:ascii="TimeNewRoman" w:hAnsi="TimeNewRoman"/>
-                <w:sz w:val="30"/>
-              </w:rPr>
-              <w:t>87-38=</w:t>
-            </w:r>
-          </w:p>
-        </w:tc>
-        <w:tc>
-          <w:tcPr>
-            <w:tcW w:type="dxa" w:w="1987"/>
-          </w:tcPr>
-          <w:p>
-            <w:pPr>
-              <w:jc w:val="left"/>
-            </w:pPr>
-            <w:r>
-              <w:rPr>
-                <w:rFonts w:ascii="TimeNewRoman" w:hAnsi="TimeNewRoman"/>
-                <w:sz w:val="30"/>
-              </w:rPr>
-              <w:t>24+38=</w:t>
-            </w:r>
-          </w:p>
-        </w:tc>
-        <w:tc>
-          <w:tcPr>
-            <w:tcW w:type="dxa" w:w="1987"/>
-          </w:tcPr>
-          <w:p>
-            <w:pPr>
-              <w:jc w:val="left"/>
-            </w:pPr>
-            <w:r>
-              <w:rPr>
-                <w:rFonts w:ascii="TimeNewRoman" w:hAnsi="TimeNewRoman"/>
-                <w:sz w:val="30"/>
-              </w:rPr>
-              <w:t>44+18=</w:t>
-            </w:r>
-          </w:p>
-        </w:tc>
-        <w:tc>
-          <w:tcPr>
-            <w:tcW w:type="dxa" w:w="1987"/>
-          </w:tcPr>
-          <w:p>
-            <w:pPr>
-              <w:jc w:val="left"/>
-            </w:pPr>
-            <w:r>
-              <w:rPr>
-                <w:rFonts w:ascii="TimeNewRoman" w:hAnsi="TimeNewRoman"/>
-                <w:sz w:val="30"/>
-              </w:rPr>
-              <w:t>8+34=</w:t>
-            </w:r>
-          </w:p>
-        </w:tc>
-      </w:tr>
-      <w:tr>
-        <w:tc>
-          <w:tcPr>
-            <w:tcW w:type="dxa" w:w="1987"/>
-          </w:tcPr>
-          <w:p>
-            <w:pPr>
-              <w:jc w:val="left"/>
-            </w:pPr>
-            <w:r>
-              <w:rPr>
-                <w:rFonts w:ascii="TimeNewRoman" w:hAnsi="TimeNewRoman"/>
-                <w:sz w:val="30"/>
-              </w:rPr>
-              <w:t>57+36=</w:t>
-            </w:r>
-          </w:p>
-        </w:tc>
-        <w:tc>
-          <w:tcPr>
-            <w:tcW w:type="dxa" w:w="1987"/>
-          </w:tcPr>
-          <w:p>
-            <w:pPr>
-              <w:jc w:val="left"/>
-            </w:pPr>
-            <w:r>
-              <w:rPr>
-                <w:rFonts w:ascii="TimeNewRoman" w:hAnsi="TimeNewRoman"/>
-                <w:sz w:val="30"/>
-              </w:rPr>
-              <w:t>78+18=</w:t>
-            </w:r>
-          </w:p>
-        </w:tc>
-        <w:tc>
-          <w:tcPr>
-            <w:tcW w:type="dxa" w:w="1987"/>
-          </w:tcPr>
-          <w:p>
-            <w:pPr>
-              <w:jc w:val="left"/>
-            </w:pPr>
-            <w:r>
-              <w:rPr>
-                <w:rFonts w:ascii="TimeNewRoman" w:hAnsi="TimeNewRoman"/>
-                <w:sz w:val="30"/>
-              </w:rPr>
-              <w:t>71-34=</w:t>
-            </w:r>
-          </w:p>
-        </w:tc>
-        <w:tc>
-          <w:tcPr>
-            <w:tcW w:type="dxa" w:w="1987"/>
-          </w:tcPr>
-          <w:p>
-            <w:pPr>
-              <w:jc w:val="left"/>
-            </w:pPr>
-            <w:r>
-              <w:rPr>
-                <w:rFonts w:ascii="TimeNewRoman" w:hAnsi="TimeNewRoman"/>
-                <w:sz w:val="30"/>
-              </w:rPr>
-              <w:t>71-25=</w:t>
-            </w:r>
-          </w:p>
-        </w:tc>
-        <w:tc>
-          <w:tcPr>
-            <w:tcW w:type="dxa" w:w="1987"/>
-          </w:tcPr>
-          <w:p>
-            <w:pPr>
-              <w:jc w:val="left"/>
-            </w:pPr>
-            <w:r>
-              <w:rPr>
-                <w:rFonts w:ascii="TimeNewRoman" w:hAnsi="TimeNewRoman"/>
-                <w:sz w:val="30"/>
-              </w:rPr>
-              <w:t>8+27=</w:t>
-            </w:r>
-          </w:p>
-        </w:tc>
-      </w:tr>
-      <w:tr>
-        <w:tc>
-          <w:tcPr>
-            <w:tcW w:type="dxa" w:w="1987"/>
-          </w:tcPr>
-          <w:p>
-            <w:pPr>
-              <w:jc w:val="left"/>
-            </w:pPr>
-            <w:r>
-              <w:rPr>
-                <w:rFonts w:ascii="TimeNewRoman" w:hAnsi="TimeNewRoman"/>
-                <w:sz w:val="30"/>
-              </w:rPr>
-              <w:t>14+8=</w:t>
-            </w:r>
-          </w:p>
-        </w:tc>
-        <w:tc>
-          <w:tcPr>
-            <w:tcW w:type="dxa" w:w="1987"/>
-          </w:tcPr>
-          <w:p>
-            <w:pPr>
-              <w:jc w:val="left"/>
-            </w:pPr>
-            <w:r>
-              <w:rPr>
-                <w:rFonts w:ascii="TimeNewRoman" w:hAnsi="TimeNewRoman"/>
-                <w:sz w:val="30"/>
-              </w:rPr>
-              <w:t>93-79=</w:t>
-            </w:r>
-          </w:p>
-        </w:tc>
-        <w:tc>
-          <w:tcPr>
-            <w:tcW w:type="dxa" w:w="1987"/>
-          </w:tcPr>
-          <w:p>
-            <w:pPr>
-              <w:jc w:val="left"/>
-            </w:pPr>
-            <w:r>
-              <w:rPr>
-                <w:rFonts w:ascii="TimeNewRoman" w:hAnsi="TimeNewRoman"/>
-                <w:sz w:val="30"/>
-              </w:rPr>
-              <w:t>52-9=</w:t>
-            </w:r>
-          </w:p>
-        </w:tc>
-        <w:tc>
-          <w:tcPr>
-            <w:tcW w:type="dxa" w:w="1987"/>
-          </w:tcPr>
-          <w:p>
-            <w:pPr>
-              <w:jc w:val="left"/>
-            </w:pPr>
-            <w:r>
-              <w:rPr>
-                <w:rFonts w:ascii="TimeNewRoman" w:hAnsi="TimeNewRoman"/>
-                <w:sz w:val="30"/>
-              </w:rPr>
-              <w:t>19+74=</w:t>
-            </w:r>
-          </w:p>
-        </w:tc>
-        <w:tc>
-          <w:tcPr>
-            <w:tcW w:type="dxa" w:w="1987"/>
-          </w:tcPr>
-          <w:p>
-            <w:pPr>
-              <w:jc w:val="left"/>
-            </w:pPr>
-            <w:r>
-              <w:rPr>
-                <w:rFonts w:ascii="TimeNewRoman" w:hAnsi="TimeNewRoman"/>
-                <w:sz w:val="30"/>
-              </w:rPr>
-              <w:t>71-18=</w:t>
+              <w:t>49+27=</w:t>
             </w:r>
           </w:p>
         </w:tc>
@@ -1536,7 +1101,7 @@
                 <w:rFonts w:ascii="TimeNewRoman" w:hAnsi="TimeNewRoman"/>
                 <w:sz w:val="30"/>
               </w:rPr>
-              <w:t>24-5=</w:t>
+              <w:t>53-28=</w:t>
             </w:r>
           </w:p>
         </w:tc>
@@ -1553,7 +1118,7 @@
                 <w:rFonts w:ascii="TimeNewRoman" w:hAnsi="TimeNewRoman"/>
                 <w:sz w:val="30"/>
               </w:rPr>
-              <w:t>64-18=</w:t>
+              <w:t>73-16=</w:t>
             </w:r>
           </w:p>
         </w:tc>
@@ -1570,7 +1135,7 @@
                 <w:rFonts w:ascii="TimeNewRoman" w:hAnsi="TimeNewRoman"/>
                 <w:sz w:val="30"/>
               </w:rPr>
-              <w:t>74+9=</w:t>
+              <w:t>19+47=</w:t>
             </w:r>
           </w:p>
         </w:tc>
@@ -1587,7 +1152,7 @@
                 <w:rFonts w:ascii="TimeNewRoman" w:hAnsi="TimeNewRoman"/>
                 <w:sz w:val="30"/>
               </w:rPr>
-              <w:t>90-14=</w:t>
+              <w:t>92-6=</w:t>
             </w:r>
           </w:p>
         </w:tc>
@@ -1606,7 +1171,7 @@
                 <w:rFonts w:ascii="TimeNewRoman" w:hAnsi="TimeNewRoman"/>
                 <w:sz w:val="30"/>
               </w:rPr>
-              <w:t>74+9=</w:t>
+              <w:t>74+19=</w:t>
             </w:r>
           </w:p>
         </w:tc>
@@ -1623,7 +1188,7 @@
                 <w:rFonts w:ascii="TimeNewRoman" w:hAnsi="TimeNewRoman"/>
                 <w:sz w:val="30"/>
               </w:rPr>
-              <w:t>74+18=</w:t>
+              <w:t>18+48=</w:t>
             </w:r>
           </w:p>
         </w:tc>
@@ -1640,7 +1205,7 @@
                 <w:rFonts w:ascii="TimeNewRoman" w:hAnsi="TimeNewRoman"/>
                 <w:sz w:val="30"/>
               </w:rPr>
-              <w:t>26+69=</w:t>
+              <w:t>51-28=</w:t>
             </w:r>
           </w:p>
         </w:tc>
@@ -1657,7 +1222,7 @@
                 <w:rFonts w:ascii="TimeNewRoman" w:hAnsi="TimeNewRoman"/>
                 <w:sz w:val="30"/>
               </w:rPr>
-              <w:t>97-8=</w:t>
+              <w:t>6+19=</w:t>
             </w:r>
           </w:p>
         </w:tc>
@@ -1674,7 +1239,7 @@
                 <w:rFonts w:ascii="TimeNewRoman" w:hAnsi="TimeNewRoman"/>
                 <w:sz w:val="30"/>
               </w:rPr>
-              <w:t>93-35=</w:t>
+              <w:t>28+66=</w:t>
             </w:r>
           </w:p>
         </w:tc>
@@ -1693,7 +1258,7 @@
                 <w:rFonts w:ascii="TimeNewRoman" w:hAnsi="TimeNewRoman"/>
                 <w:sz w:val="30"/>
               </w:rPr>
-              <w:t>25-16=</w:t>
+              <w:t>37+58=</w:t>
             </w:r>
           </w:p>
         </w:tc>
@@ -1710,7 +1275,7 @@
                 <w:rFonts w:ascii="TimeNewRoman" w:hAnsi="TimeNewRoman"/>
                 <w:sz w:val="30"/>
               </w:rPr>
-              <w:t>72-13=</w:t>
+              <w:t>28+37=</w:t>
             </w:r>
           </w:p>
         </w:tc>
@@ -1727,7 +1292,7 @@
                 <w:rFonts w:ascii="TimeNewRoman" w:hAnsi="TimeNewRoman"/>
                 <w:sz w:val="30"/>
               </w:rPr>
-              <w:t>84-9=</w:t>
+              <w:t>84+9=</w:t>
             </w:r>
           </w:p>
         </w:tc>
@@ -1744,7 +1309,7 @@
                 <w:rFonts w:ascii="TimeNewRoman" w:hAnsi="TimeNewRoman"/>
                 <w:sz w:val="30"/>
               </w:rPr>
-              <w:t>35+37=</w:t>
+              <w:t>41-24=</w:t>
             </w:r>
           </w:p>
         </w:tc>
@@ -1761,7 +1326,442 @@
                 <w:rFonts w:ascii="TimeNewRoman" w:hAnsi="TimeNewRoman"/>
                 <w:sz w:val="30"/>
               </w:rPr>
-              <w:t>83-24=</w:t>
+              <w:t>50-38=</w:t>
+            </w:r>
+          </w:p>
+        </w:tc>
+      </w:tr>
+      <w:tr>
+        <w:tc>
+          <w:tcPr>
+            <w:tcW w:type="dxa" w:w="1987"/>
+          </w:tcPr>
+          <w:p>
+            <w:pPr>
+              <w:jc w:val="left"/>
+            </w:pPr>
+            <w:r>
+              <w:rPr>
+                <w:rFonts w:ascii="TimeNewRoman" w:hAnsi="TimeNewRoman"/>
+                <w:sz w:val="30"/>
+              </w:rPr>
+              <w:t>87-69=</w:t>
+            </w:r>
+          </w:p>
+        </w:tc>
+        <w:tc>
+          <w:tcPr>
+            <w:tcW w:type="dxa" w:w="1987"/>
+          </w:tcPr>
+          <w:p>
+            <w:pPr>
+              <w:jc w:val="left"/>
+            </w:pPr>
+            <w:r>
+              <w:rPr>
+                <w:rFonts w:ascii="TimeNewRoman" w:hAnsi="TimeNewRoman"/>
+                <w:sz w:val="30"/>
+              </w:rPr>
+              <w:t>51-42=</w:t>
+            </w:r>
+          </w:p>
+        </w:tc>
+        <w:tc>
+          <w:tcPr>
+            <w:tcW w:type="dxa" w:w="1987"/>
+          </w:tcPr>
+          <w:p>
+            <w:pPr>
+              <w:jc w:val="left"/>
+            </w:pPr>
+            <w:r>
+              <w:rPr>
+                <w:rFonts w:ascii="TimeNewRoman" w:hAnsi="TimeNewRoman"/>
+                <w:sz w:val="30"/>
+              </w:rPr>
+              <w:t>2+9=</w:t>
+            </w:r>
+          </w:p>
+        </w:tc>
+        <w:tc>
+          <w:tcPr>
+            <w:tcW w:type="dxa" w:w="1987"/>
+          </w:tcPr>
+          <w:p>
+            <w:pPr>
+              <w:jc w:val="left"/>
+            </w:pPr>
+            <w:r>
+              <w:rPr>
+                <w:rFonts w:ascii="TimeNewRoman" w:hAnsi="TimeNewRoman"/>
+                <w:sz w:val="30"/>
+              </w:rPr>
+              <w:t>34-8=</w:t>
+            </w:r>
+          </w:p>
+        </w:tc>
+        <w:tc>
+          <w:tcPr>
+            <w:tcW w:type="dxa" w:w="1987"/>
+          </w:tcPr>
+          <w:p>
+            <w:pPr>
+              <w:jc w:val="left"/>
+            </w:pPr>
+            <w:r>
+              <w:rPr>
+                <w:rFonts w:ascii="TimeNewRoman" w:hAnsi="TimeNewRoman"/>
+                <w:sz w:val="30"/>
+              </w:rPr>
+              <w:t>93-69=</w:t>
+            </w:r>
+          </w:p>
+        </w:tc>
+      </w:tr>
+      <w:tr>
+        <w:tc>
+          <w:tcPr>
+            <w:tcW w:type="dxa" w:w="1987"/>
+          </w:tcPr>
+          <w:p>
+            <w:pPr>
+              <w:jc w:val="left"/>
+            </w:pPr>
+            <w:r>
+              <w:rPr>
+                <w:rFonts w:ascii="TimeNewRoman" w:hAnsi="TimeNewRoman"/>
+                <w:sz w:val="30"/>
+              </w:rPr>
+              <w:t>49+49=</w:t>
+            </w:r>
+          </w:p>
+        </w:tc>
+        <w:tc>
+          <w:tcPr>
+            <w:tcW w:type="dxa" w:w="1987"/>
+          </w:tcPr>
+          <w:p>
+            <w:pPr>
+              <w:jc w:val="left"/>
+            </w:pPr>
+            <w:r>
+              <w:rPr>
+                <w:rFonts w:ascii="TimeNewRoman" w:hAnsi="TimeNewRoman"/>
+                <w:sz w:val="30"/>
+              </w:rPr>
+              <w:t>74-58=</w:t>
+            </w:r>
+          </w:p>
+        </w:tc>
+        <w:tc>
+          <w:tcPr>
+            <w:tcW w:type="dxa" w:w="1987"/>
+          </w:tcPr>
+          <w:p>
+            <w:pPr>
+              <w:jc w:val="left"/>
+            </w:pPr>
+            <w:r>
+              <w:rPr>
+                <w:rFonts w:ascii="TimeNewRoman" w:hAnsi="TimeNewRoman"/>
+                <w:sz w:val="30"/>
+              </w:rPr>
+              <w:t>85+8=</w:t>
+            </w:r>
+          </w:p>
+        </w:tc>
+        <w:tc>
+          <w:tcPr>
+            <w:tcW w:type="dxa" w:w="1987"/>
+          </w:tcPr>
+          <w:p>
+            <w:pPr>
+              <w:jc w:val="left"/>
+            </w:pPr>
+            <w:r>
+              <w:rPr>
+                <w:rFonts w:ascii="TimeNewRoman" w:hAnsi="TimeNewRoman"/>
+                <w:sz w:val="30"/>
+              </w:rPr>
+              <w:t>89+6=</w:t>
+            </w:r>
+          </w:p>
+        </w:tc>
+        <w:tc>
+          <w:tcPr>
+            <w:tcW w:type="dxa" w:w="1987"/>
+          </w:tcPr>
+          <w:p>
+            <w:pPr>
+              <w:jc w:val="left"/>
+            </w:pPr>
+            <w:r>
+              <w:rPr>
+                <w:rFonts w:ascii="TimeNewRoman" w:hAnsi="TimeNewRoman"/>
+                <w:sz w:val="30"/>
+              </w:rPr>
+              <w:t>37+29=</w:t>
+            </w:r>
+          </w:p>
+        </w:tc>
+      </w:tr>
+      <w:tr>
+        <w:tc>
+          <w:tcPr>
+            <w:tcW w:type="dxa" w:w="1987"/>
+          </w:tcPr>
+          <w:p>
+            <w:pPr>
+              <w:jc w:val="left"/>
+            </w:pPr>
+            <w:r>
+              <w:rPr>
+                <w:rFonts w:ascii="TimeNewRoman" w:hAnsi="TimeNewRoman"/>
+                <w:sz w:val="30"/>
+              </w:rPr>
+              <w:t>29+53=</w:t>
+            </w:r>
+          </w:p>
+        </w:tc>
+        <w:tc>
+          <w:tcPr>
+            <w:tcW w:type="dxa" w:w="1987"/>
+          </w:tcPr>
+          <w:p>
+            <w:pPr>
+              <w:jc w:val="left"/>
+            </w:pPr>
+            <w:r>
+              <w:rPr>
+                <w:rFonts w:ascii="TimeNewRoman" w:hAnsi="TimeNewRoman"/>
+                <w:sz w:val="30"/>
+              </w:rPr>
+              <w:t>70-38=</w:t>
+            </w:r>
+          </w:p>
+        </w:tc>
+        <w:tc>
+          <w:tcPr>
+            <w:tcW w:type="dxa" w:w="1987"/>
+          </w:tcPr>
+          <w:p>
+            <w:pPr>
+              <w:jc w:val="left"/>
+            </w:pPr>
+            <w:r>
+              <w:rPr>
+                <w:rFonts w:ascii="TimeNewRoman" w:hAnsi="TimeNewRoman"/>
+                <w:sz w:val="30"/>
+              </w:rPr>
+              <w:t>21-13=</w:t>
+            </w:r>
+          </w:p>
+        </w:tc>
+        <w:tc>
+          <w:tcPr>
+            <w:tcW w:type="dxa" w:w="1987"/>
+          </w:tcPr>
+          <w:p>
+            <w:pPr>
+              <w:jc w:val="left"/>
+            </w:pPr>
+            <w:r>
+              <w:rPr>
+                <w:rFonts w:ascii="TimeNewRoman" w:hAnsi="TimeNewRoman"/>
+                <w:sz w:val="30"/>
+              </w:rPr>
+              <w:t>53-38=</w:t>
+            </w:r>
+          </w:p>
+        </w:tc>
+        <w:tc>
+          <w:tcPr>
+            <w:tcW w:type="dxa" w:w="1987"/>
+          </w:tcPr>
+          <w:p>
+            <w:pPr>
+              <w:jc w:val="left"/>
+            </w:pPr>
+            <w:r>
+              <w:rPr>
+                <w:rFonts w:ascii="TimeNewRoman" w:hAnsi="TimeNewRoman"/>
+                <w:sz w:val="30"/>
+              </w:rPr>
+              <w:t>33+9=</w:t>
+            </w:r>
+          </w:p>
+        </w:tc>
+      </w:tr>
+      <w:tr>
+        <w:tc>
+          <w:tcPr>
+            <w:tcW w:type="dxa" w:w="1987"/>
+          </w:tcPr>
+          <w:p>
+            <w:pPr>
+              <w:jc w:val="left"/>
+            </w:pPr>
+            <w:r>
+              <w:rPr>
+                <w:rFonts w:ascii="TimeNewRoman" w:hAnsi="TimeNewRoman"/>
+                <w:sz w:val="30"/>
+              </w:rPr>
+              <w:t>80-19=</w:t>
+            </w:r>
+          </w:p>
+        </w:tc>
+        <w:tc>
+          <w:tcPr>
+            <w:tcW w:type="dxa" w:w="1987"/>
+          </w:tcPr>
+          <w:p>
+            <w:pPr>
+              <w:jc w:val="left"/>
+            </w:pPr>
+            <w:r>
+              <w:rPr>
+                <w:rFonts w:ascii="TimeNewRoman" w:hAnsi="TimeNewRoman"/>
+                <w:sz w:val="30"/>
+              </w:rPr>
+              <w:t>45+48=</w:t>
+            </w:r>
+          </w:p>
+        </w:tc>
+        <w:tc>
+          <w:tcPr>
+            <w:tcW w:type="dxa" w:w="1987"/>
+          </w:tcPr>
+          <w:p>
+            <w:pPr>
+              <w:jc w:val="left"/>
+            </w:pPr>
+            <w:r>
+              <w:rPr>
+                <w:rFonts w:ascii="TimeNewRoman" w:hAnsi="TimeNewRoman"/>
+                <w:sz w:val="30"/>
+              </w:rPr>
+              <w:t>33+29=</w:t>
+            </w:r>
+          </w:p>
+        </w:tc>
+        <w:tc>
+          <w:tcPr>
+            <w:tcW w:type="dxa" w:w="1987"/>
+          </w:tcPr>
+          <w:p>
+            <w:pPr>
+              <w:jc w:val="left"/>
+            </w:pPr>
+            <w:r>
+              <w:rPr>
+                <w:rFonts w:ascii="TimeNewRoman" w:hAnsi="TimeNewRoman"/>
+                <w:sz w:val="30"/>
+              </w:rPr>
+              <w:t>24+8=</w:t>
+            </w:r>
+          </w:p>
+        </w:tc>
+        <w:tc>
+          <w:tcPr>
+            <w:tcW w:type="dxa" w:w="1987"/>
+          </w:tcPr>
+          <w:p>
+            <w:pPr>
+              <w:jc w:val="left"/>
+            </w:pPr>
+            <w:r>
+              <w:rPr>
+                <w:rFonts w:ascii="TimeNewRoman" w:hAnsi="TimeNewRoman"/>
+                <w:sz w:val="30"/>
+              </w:rPr>
+              <w:t>56+5=</w:t>
+            </w:r>
+          </w:p>
+        </w:tc>
+      </w:tr>
+      <w:tr>
+        <w:tc>
+          <w:tcPr>
+            <w:tcW w:type="dxa" w:w="1987"/>
+          </w:tcPr>
+          <w:p>
+            <w:pPr>
+              <w:jc w:val="left"/>
+            </w:pPr>
+            <w:r>
+              <w:rPr>
+                <w:rFonts w:ascii="TimeNewRoman" w:hAnsi="TimeNewRoman"/>
+                <w:sz w:val="30"/>
+              </w:rPr>
+              <w:t>8+19=</w:t>
+            </w:r>
+          </w:p>
+        </w:tc>
+        <w:tc>
+          <w:tcPr>
+            <w:tcW w:type="dxa" w:w="1987"/>
+          </w:tcPr>
+          <w:p>
+            <w:pPr>
+              <w:jc w:val="left"/>
+            </w:pPr>
+            <w:r>
+              <w:rPr>
+                <w:rFonts w:ascii="TimeNewRoman" w:hAnsi="TimeNewRoman"/>
+                <w:sz w:val="30"/>
+              </w:rPr>
+              <w:t>28+8=</w:t>
+            </w:r>
+          </w:p>
+        </w:tc>
+        <w:tc>
+          <w:tcPr>
+            <w:tcW w:type="dxa" w:w="1987"/>
+          </w:tcPr>
+          <w:p>
+            <w:pPr>
+              <w:jc w:val="left"/>
+            </w:pPr>
+            <w:r>
+              <w:rPr>
+                <w:rFonts w:ascii="TimeNewRoman" w:hAnsi="TimeNewRoman"/>
+                <w:sz w:val="30"/>
+              </w:rPr>
+              <w:t>70-1=</w:t>
+            </w:r>
+          </w:p>
+        </w:tc>
+        <w:tc>
+          <w:tcPr>
+            <w:tcW w:type="dxa" w:w="1987"/>
+          </w:tcPr>
+          <w:p>
+            <w:pPr>
+              <w:jc w:val="left"/>
+            </w:pPr>
+            <w:r>
+              <w:rPr>
+                <w:rFonts w:ascii="TimeNewRoman" w:hAnsi="TimeNewRoman"/>
+                <w:sz w:val="30"/>
+              </w:rPr>
+              <w:t>27+4=</w:t>
+            </w:r>
+          </w:p>
+        </w:tc>
+        <w:tc>
+          <w:tcPr>
+            <w:tcW w:type="dxa" w:w="1987"/>
+          </w:tcPr>
+          <w:p>
+            <w:pPr>
+              <w:jc w:val="left"/>
+            </w:pPr>
+            <w:r>
+              <w:rPr>
+                <w:rFonts w:ascii="TimeNewRoman" w:hAnsi="TimeNewRoman"/>
+                <w:sz w:val="30"/>
+              </w:rPr>
+              <w:t>2+19=</w:t>
             </w:r>
           </w:p>
         </w:tc>

--- a/adc_sbb_within_100.docx
+++ b/adc_sbb_within_100.docx
@@ -11,7 +11,7 @@
           <w:rFonts w:ascii="Arial" w:hAnsi="Arial"/>
           <w:sz w:val="30"/>
         </w:rPr>
-        <w:t>2026-09-21 Monday</w:t>
+        <w:t>2026-09-22 Tuesday</w:t>
       </w:r>
     </w:p>
     <w:tbl>
@@ -40,7 +40,7 @@
                 <w:rFonts w:ascii="TimeNewRoman" w:hAnsi="TimeNewRoman"/>
                 <w:sz w:val="30"/>
               </w:rPr>
-              <w:t>98-89=</w:t>
+              <w:t>94-88=</w:t>
             </w:r>
           </w:p>
         </w:tc>
@@ -57,7 +57,7 @@
                 <w:rFonts w:ascii="TimeNewRoman" w:hAnsi="TimeNewRoman"/>
                 <w:sz w:val="30"/>
               </w:rPr>
-              <w:t>45+48=</w:t>
+              <w:t>52-15=</w:t>
             </w:r>
           </w:p>
         </w:tc>
@@ -74,7 +74,7 @@
                 <w:rFonts w:ascii="TimeNewRoman" w:hAnsi="TimeNewRoman"/>
                 <w:sz w:val="30"/>
               </w:rPr>
-              <w:t>37+34=</w:t>
+              <w:t>74-15=</w:t>
             </w:r>
           </w:p>
         </w:tc>
@@ -91,7 +91,7 @@
                 <w:rFonts w:ascii="TimeNewRoman" w:hAnsi="TimeNewRoman"/>
                 <w:sz w:val="30"/>
               </w:rPr>
-              <w:t>59+12=</w:t>
+              <w:t>61-32=</w:t>
             </w:r>
           </w:p>
         </w:tc>
@@ -108,7 +108,7 @@
                 <w:rFonts w:ascii="TimeNewRoman" w:hAnsi="TimeNewRoman"/>
                 <w:sz w:val="30"/>
               </w:rPr>
-              <w:t>32+29=</w:t>
+              <w:t>80-64=</w:t>
             </w:r>
           </w:p>
         </w:tc>
@@ -127,7 +127,7 @@
                 <w:rFonts w:ascii="TimeNewRoman" w:hAnsi="TimeNewRoman"/>
                 <w:sz w:val="30"/>
               </w:rPr>
-              <w:t>36+35=</w:t>
+              <w:t>19+62=</w:t>
             </w:r>
           </w:p>
         </w:tc>
@@ -144,7 +144,7 @@
                 <w:rFonts w:ascii="TimeNewRoman" w:hAnsi="TimeNewRoman"/>
                 <w:sz w:val="30"/>
               </w:rPr>
-              <w:t>5+7=</w:t>
+              <w:t>55+17=</w:t>
             </w:r>
           </w:p>
         </w:tc>
@@ -161,7 +161,7 @@
                 <w:rFonts w:ascii="TimeNewRoman" w:hAnsi="TimeNewRoman"/>
                 <w:sz w:val="30"/>
               </w:rPr>
-              <w:t>47+29=</w:t>
+              <w:t>27+64=</w:t>
             </w:r>
           </w:p>
         </w:tc>
@@ -178,7 +178,7 @@
                 <w:rFonts w:ascii="TimeNewRoman" w:hAnsi="TimeNewRoman"/>
                 <w:sz w:val="30"/>
               </w:rPr>
-              <w:t>40-17=</w:t>
+              <w:t>17+4=</w:t>
             </w:r>
           </w:p>
         </w:tc>
@@ -195,7 +195,7 @@
                 <w:rFonts w:ascii="TimeNewRoman" w:hAnsi="TimeNewRoman"/>
                 <w:sz w:val="30"/>
               </w:rPr>
-              <w:t>46-39=</w:t>
+              <w:t>18+18=</w:t>
             </w:r>
           </w:p>
         </w:tc>
@@ -214,7 +214,7 @@
                 <w:rFonts w:ascii="TimeNewRoman" w:hAnsi="TimeNewRoman"/>
                 <w:sz w:val="30"/>
               </w:rPr>
-              <w:t>48+27=</w:t>
+              <w:t>45+49=</w:t>
             </w:r>
           </w:p>
         </w:tc>
@@ -231,7 +231,7 @@
                 <w:rFonts w:ascii="TimeNewRoman" w:hAnsi="TimeNewRoman"/>
                 <w:sz w:val="30"/>
               </w:rPr>
-              <w:t>92-43=</w:t>
+              <w:t>63-14=</w:t>
             </w:r>
           </w:p>
         </w:tc>
@@ -248,7 +248,7 @@
                 <w:rFonts w:ascii="TimeNewRoman" w:hAnsi="TimeNewRoman"/>
                 <w:sz w:val="30"/>
               </w:rPr>
-              <w:t>39+12=</w:t>
+              <w:t>17+35=</w:t>
             </w:r>
           </w:p>
         </w:tc>
@@ -265,7 +265,7 @@
                 <w:rFonts w:ascii="TimeNewRoman" w:hAnsi="TimeNewRoman"/>
                 <w:sz w:val="30"/>
               </w:rPr>
-              <w:t>68+4=</w:t>
+              <w:t>70-38=</w:t>
             </w:r>
           </w:p>
         </w:tc>
@@ -282,7 +282,7 @@
                 <w:rFonts w:ascii="TimeNewRoman" w:hAnsi="TimeNewRoman"/>
                 <w:sz w:val="30"/>
               </w:rPr>
-              <w:t>38+53=</w:t>
+              <w:t>80-79=</w:t>
             </w:r>
           </w:p>
         </w:tc>
@@ -301,7 +301,7 @@
                 <w:rFonts w:ascii="TimeNewRoman" w:hAnsi="TimeNewRoman"/>
                 <w:sz w:val="30"/>
               </w:rPr>
-              <w:t>38+15=</w:t>
+              <w:t>6+15=</w:t>
             </w:r>
           </w:p>
         </w:tc>
@@ -318,7 +318,7 @@
                 <w:rFonts w:ascii="TimeNewRoman" w:hAnsi="TimeNewRoman"/>
                 <w:sz w:val="30"/>
               </w:rPr>
-              <w:t>46+8=</w:t>
+              <w:t>60-34=</w:t>
             </w:r>
           </w:p>
         </w:tc>
@@ -335,7 +335,7 @@
                 <w:rFonts w:ascii="TimeNewRoman" w:hAnsi="TimeNewRoman"/>
                 <w:sz w:val="30"/>
               </w:rPr>
-              <w:t>81-16=</w:t>
+              <w:t>68+5=</w:t>
             </w:r>
           </w:p>
         </w:tc>
@@ -352,7 +352,7 @@
                 <w:rFonts w:ascii="TimeNewRoman" w:hAnsi="TimeNewRoman"/>
                 <w:sz w:val="30"/>
               </w:rPr>
-              <w:t>47+18=</w:t>
+              <w:t>55+29=</w:t>
             </w:r>
           </w:p>
         </w:tc>
@@ -369,7 +369,7 @@
                 <w:rFonts w:ascii="TimeNewRoman" w:hAnsi="TimeNewRoman"/>
                 <w:sz w:val="30"/>
               </w:rPr>
-              <w:t>69+7=</w:t>
+              <w:t>76-49=</w:t>
             </w:r>
           </w:p>
         </w:tc>
@@ -388,7 +388,7 @@
                 <w:rFonts w:ascii="TimeNewRoman" w:hAnsi="TimeNewRoman"/>
                 <w:sz w:val="30"/>
               </w:rPr>
-              <w:t>70-59=</w:t>
+              <w:t>9+46=</w:t>
             </w:r>
           </w:p>
         </w:tc>
@@ -405,7 +405,7 @@
                 <w:rFonts w:ascii="TimeNewRoman" w:hAnsi="TimeNewRoman"/>
                 <w:sz w:val="30"/>
               </w:rPr>
-              <w:t>74-37=</w:t>
+              <w:t>14+47=</w:t>
             </w:r>
           </w:p>
         </w:tc>
@@ -422,7 +422,7 @@
                 <w:rFonts w:ascii="TimeNewRoman" w:hAnsi="TimeNewRoman"/>
                 <w:sz w:val="30"/>
               </w:rPr>
-              <w:t>20-18=</w:t>
+              <w:t>93-34=</w:t>
             </w:r>
           </w:p>
         </w:tc>
@@ -439,7 +439,7 @@
                 <w:rFonts w:ascii="TimeNewRoman" w:hAnsi="TimeNewRoman"/>
                 <w:sz w:val="30"/>
               </w:rPr>
-              <w:t>47-39=</w:t>
+              <w:t>86+7=</w:t>
             </w:r>
           </w:p>
         </w:tc>
@@ -456,7 +456,7 @@
                 <w:rFonts w:ascii="TimeNewRoman" w:hAnsi="TimeNewRoman"/>
                 <w:sz w:val="30"/>
               </w:rPr>
-              <w:t>4+89=</w:t>
+              <w:t>58+36=</w:t>
             </w:r>
           </w:p>
         </w:tc>
@@ -475,7 +475,7 @@
                 <w:rFonts w:ascii="TimeNewRoman" w:hAnsi="TimeNewRoman"/>
                 <w:sz w:val="30"/>
               </w:rPr>
-              <w:t>6+39=</w:t>
+              <w:t>40-2=</w:t>
             </w:r>
           </w:p>
         </w:tc>
@@ -492,7 +492,7 @@
                 <w:rFonts w:ascii="TimeNewRoman" w:hAnsi="TimeNewRoman"/>
                 <w:sz w:val="30"/>
               </w:rPr>
-              <w:t>34+7=</w:t>
+              <w:t>78+9=</w:t>
             </w:r>
           </w:p>
         </w:tc>
@@ -509,7 +509,7 @@
                 <w:rFonts w:ascii="TimeNewRoman" w:hAnsi="TimeNewRoman"/>
                 <w:sz w:val="30"/>
               </w:rPr>
-              <w:t>48+29=</w:t>
+              <w:t>94-85=</w:t>
             </w:r>
           </w:p>
         </w:tc>
@@ -526,7 +526,7 @@
                 <w:rFonts w:ascii="TimeNewRoman" w:hAnsi="TimeNewRoman"/>
                 <w:sz w:val="30"/>
               </w:rPr>
-              <w:t>95-26=</w:t>
+              <w:t>39+26=</w:t>
             </w:r>
           </w:p>
         </w:tc>
@@ -543,7 +543,7 @@
                 <w:rFonts w:ascii="TimeNewRoman" w:hAnsi="TimeNewRoman"/>
                 <w:sz w:val="30"/>
               </w:rPr>
-              <w:t>85-47=</w:t>
+              <w:t>17+37=</w:t>
             </w:r>
           </w:p>
         </w:tc>
@@ -562,7 +562,7 @@
                 <w:rFonts w:ascii="TimeNewRoman" w:hAnsi="TimeNewRoman"/>
                 <w:sz w:val="30"/>
               </w:rPr>
-              <w:t>81-34=</w:t>
+              <w:t>22-19=</w:t>
             </w:r>
           </w:p>
         </w:tc>
@@ -579,7 +579,7 @@
                 <w:rFonts w:ascii="TimeNewRoman" w:hAnsi="TimeNewRoman"/>
                 <w:sz w:val="30"/>
               </w:rPr>
-              <w:t>54-49=</w:t>
+              <w:t>26+37=</w:t>
             </w:r>
           </w:p>
         </w:tc>
@@ -596,7 +596,7 @@
                 <w:rFonts w:ascii="TimeNewRoman" w:hAnsi="TimeNewRoman"/>
                 <w:sz w:val="30"/>
               </w:rPr>
-              <w:t>98-29=</w:t>
+              <w:t>66+29=</w:t>
             </w:r>
           </w:p>
         </w:tc>
@@ -613,7 +613,7 @@
                 <w:rFonts w:ascii="TimeNewRoman" w:hAnsi="TimeNewRoman"/>
                 <w:sz w:val="30"/>
               </w:rPr>
-              <w:t>70-12=</w:t>
+              <w:t>40-9=</w:t>
             </w:r>
           </w:p>
         </w:tc>
@@ -630,7 +630,7 @@
                 <w:rFonts w:ascii="TimeNewRoman" w:hAnsi="TimeNewRoman"/>
                 <w:sz w:val="30"/>
               </w:rPr>
-              <w:t>48-29=</w:t>
+              <w:t>72-15=</w:t>
             </w:r>
           </w:p>
         </w:tc>
@@ -649,7 +649,7 @@
                 <w:rFonts w:ascii="TimeNewRoman" w:hAnsi="TimeNewRoman"/>
                 <w:sz w:val="30"/>
               </w:rPr>
-              <w:t>81-22=</w:t>
+              <w:t>54-19=</w:t>
             </w:r>
           </w:p>
         </w:tc>
@@ -666,7 +666,7 @@
                 <w:rFonts w:ascii="TimeNewRoman" w:hAnsi="TimeNewRoman"/>
                 <w:sz w:val="30"/>
               </w:rPr>
-              <w:t>52-4=</w:t>
+              <w:t>81-67=</w:t>
             </w:r>
           </w:p>
         </w:tc>
@@ -683,7 +683,7 @@
                 <w:rFonts w:ascii="TimeNewRoman" w:hAnsi="TimeNewRoman"/>
                 <w:sz w:val="30"/>
               </w:rPr>
-              <w:t>19+59=</w:t>
+              <w:t>68+19=</w:t>
             </w:r>
           </w:p>
         </w:tc>
@@ -700,7 +700,7 @@
                 <w:rFonts w:ascii="TimeNewRoman" w:hAnsi="TimeNewRoman"/>
                 <w:sz w:val="30"/>
               </w:rPr>
-              <w:t>49+25=</w:t>
+              <w:t>46+18=</w:t>
             </w:r>
           </w:p>
         </w:tc>
@@ -717,7 +717,7 @@
                 <w:rFonts w:ascii="TimeNewRoman" w:hAnsi="TimeNewRoman"/>
                 <w:sz w:val="30"/>
               </w:rPr>
-              <w:t>83-29=</w:t>
+              <w:t>19+29=</w:t>
             </w:r>
           </w:p>
         </w:tc>
@@ -736,7 +736,7 @@
                 <w:rFonts w:ascii="TimeNewRoman" w:hAnsi="TimeNewRoman"/>
                 <w:sz w:val="30"/>
               </w:rPr>
-              <w:t>24-19=</w:t>
+              <w:t>27+58=</w:t>
             </w:r>
           </w:p>
         </w:tc>
@@ -753,7 +753,7 @@
                 <w:rFonts w:ascii="TimeNewRoman" w:hAnsi="TimeNewRoman"/>
                 <w:sz w:val="30"/>
               </w:rPr>
-              <w:t>57+26=</w:t>
+              <w:t>19+38=</w:t>
             </w:r>
           </w:p>
         </w:tc>
@@ -770,7 +770,7 @@
                 <w:rFonts w:ascii="TimeNewRoman" w:hAnsi="TimeNewRoman"/>
                 <w:sz w:val="30"/>
               </w:rPr>
-              <w:t>9+64=</w:t>
+              <w:t>19+68=</w:t>
             </w:r>
           </w:p>
         </w:tc>
@@ -787,7 +787,7 @@
                 <w:rFonts w:ascii="TimeNewRoman" w:hAnsi="TimeNewRoman"/>
                 <w:sz w:val="30"/>
               </w:rPr>
-              <w:t>32-27=</w:t>
+              <w:t>17+76=</w:t>
             </w:r>
           </w:p>
         </w:tc>
@@ -804,7 +804,7 @@
                 <w:rFonts w:ascii="TimeNewRoman" w:hAnsi="TimeNewRoman"/>
                 <w:sz w:val="30"/>
               </w:rPr>
-              <w:t>17+28=</w:t>
+              <w:t>60-11=</w:t>
             </w:r>
           </w:p>
         </w:tc>
@@ -823,7 +823,7 @@
                 <w:rFonts w:ascii="TimeNewRoman" w:hAnsi="TimeNewRoman"/>
                 <w:sz w:val="30"/>
               </w:rPr>
-              <w:t>61-46=</w:t>
+              <w:t>24+9=</w:t>
             </w:r>
           </w:p>
         </w:tc>
@@ -840,7 +840,7 @@
                 <w:rFonts w:ascii="TimeNewRoman" w:hAnsi="TimeNewRoman"/>
                 <w:sz w:val="30"/>
               </w:rPr>
-              <w:t>65+27=</w:t>
+              <w:t>8+38=</w:t>
             </w:r>
           </w:p>
         </w:tc>
@@ -857,7 +857,7 @@
                 <w:rFonts w:ascii="TimeNewRoman" w:hAnsi="TimeNewRoman"/>
                 <w:sz w:val="30"/>
               </w:rPr>
-              <w:t>55-36=</w:t>
+              <w:t>37+46=</w:t>
             </w:r>
           </w:p>
         </w:tc>
@@ -874,7 +874,7 @@
                 <w:rFonts w:ascii="TimeNewRoman" w:hAnsi="TimeNewRoman"/>
                 <w:sz w:val="30"/>
               </w:rPr>
-              <w:t>97-9=</w:t>
+              <w:t>15+57=</w:t>
             </w:r>
           </w:p>
         </w:tc>
@@ -891,7 +891,7 @@
                 <w:rFonts w:ascii="TimeNewRoman" w:hAnsi="TimeNewRoman"/>
                 <w:sz w:val="30"/>
               </w:rPr>
-              <w:t>61-49=</w:t>
+              <w:t>82-24=</w:t>
             </w:r>
           </w:p>
         </w:tc>
@@ -910,7 +910,7 @@
                 <w:rFonts w:ascii="TimeNewRoman" w:hAnsi="TimeNewRoman"/>
                 <w:sz w:val="30"/>
               </w:rPr>
-              <w:t>9+37=</w:t>
+              <w:t>52+19=</w:t>
             </w:r>
           </w:p>
         </w:tc>
@@ -927,7 +927,7 @@
                 <w:rFonts w:ascii="TimeNewRoman" w:hAnsi="TimeNewRoman"/>
                 <w:sz w:val="30"/>
               </w:rPr>
-              <w:t>5+67=</w:t>
+              <w:t>87-19=</w:t>
             </w:r>
           </w:p>
         </w:tc>
@@ -944,7 +944,7 @@
                 <w:rFonts w:ascii="TimeNewRoman" w:hAnsi="TimeNewRoman"/>
                 <w:sz w:val="30"/>
               </w:rPr>
-              <w:t>36+26=</w:t>
+              <w:t>87-49=</w:t>
             </w:r>
           </w:p>
         </w:tc>
@@ -961,7 +961,7 @@
                 <w:rFonts w:ascii="TimeNewRoman" w:hAnsi="TimeNewRoman"/>
                 <w:sz w:val="30"/>
               </w:rPr>
-              <w:t>60-16=</w:t>
+              <w:t>49+33=</w:t>
             </w:r>
           </w:p>
         </w:tc>
@@ -978,7 +978,7 @@
                 <w:rFonts w:ascii="TimeNewRoman" w:hAnsi="TimeNewRoman"/>
                 <w:sz w:val="30"/>
               </w:rPr>
-              <w:t>26+59=</w:t>
+              <w:t>6+87=</w:t>
             </w:r>
           </w:p>
         </w:tc>
@@ -997,7 +997,7 @@
                 <w:rFonts w:ascii="TimeNewRoman" w:hAnsi="TimeNewRoman"/>
                 <w:sz w:val="30"/>
               </w:rPr>
-              <w:t>43-24=</w:t>
+              <w:t>70-11=</w:t>
             </w:r>
           </w:p>
         </w:tc>
@@ -1014,7 +1014,7 @@
                 <w:rFonts w:ascii="TimeNewRoman" w:hAnsi="TimeNewRoman"/>
                 <w:sz w:val="30"/>
               </w:rPr>
-              <w:t>2+79=</w:t>
+              <w:t>60-29=</w:t>
             </w:r>
           </w:p>
         </w:tc>
@@ -1031,7 +1031,7 @@
                 <w:rFonts w:ascii="TimeNewRoman" w:hAnsi="TimeNewRoman"/>
                 <w:sz w:val="30"/>
               </w:rPr>
-              <w:t>18+49=</w:t>
+              <w:t>46+25=</w:t>
             </w:r>
           </w:p>
         </w:tc>
@@ -1048,7 +1048,7 @@
                 <w:rFonts w:ascii="TimeNewRoman" w:hAnsi="TimeNewRoman"/>
                 <w:sz w:val="30"/>
               </w:rPr>
-              <w:t>42+49=</w:t>
+              <w:t>28+37=</w:t>
             </w:r>
           </w:p>
         </w:tc>
@@ -1065,7 +1065,7 @@
                 <w:rFonts w:ascii="TimeNewRoman" w:hAnsi="TimeNewRoman"/>
                 <w:sz w:val="30"/>
               </w:rPr>
-              <w:t>49+27=</w:t>
+              <w:t>80-45=</w:t>
             </w:r>
           </w:p>
         </w:tc>
@@ -1084,7 +1084,389 @@
                 <w:rFonts w:ascii="TimeNewRoman" w:hAnsi="TimeNewRoman"/>
                 <w:sz w:val="30"/>
               </w:rPr>
-              <w:t>23+28=</w:t>
+              <w:t>6+19=</w:t>
+            </w:r>
+          </w:p>
+        </w:tc>
+        <w:tc>
+          <w:tcPr>
+            <w:tcW w:type="dxa" w:w="1987"/>
+          </w:tcPr>
+          <w:p>
+            <w:pPr>
+              <w:jc w:val="left"/>
+            </w:pPr>
+            <w:r>
+              <w:rPr>
+                <w:rFonts w:ascii="TimeNewRoman" w:hAnsi="TimeNewRoman"/>
+                <w:sz w:val="30"/>
+              </w:rPr>
+              <w:t>23+9=</w:t>
+            </w:r>
+          </w:p>
+        </w:tc>
+        <w:tc>
+          <w:tcPr>
+            <w:tcW w:type="dxa" w:w="1987"/>
+          </w:tcPr>
+          <w:p>
+            <w:pPr>
+              <w:jc w:val="left"/>
+            </w:pPr>
+            <w:r>
+              <w:rPr>
+                <w:rFonts w:ascii="TimeNewRoman" w:hAnsi="TimeNewRoman"/>
+                <w:sz w:val="30"/>
+              </w:rPr>
+              <w:t>50-47=</w:t>
+            </w:r>
+          </w:p>
+        </w:tc>
+        <w:tc>
+          <w:tcPr>
+            <w:tcW w:type="dxa" w:w="1987"/>
+          </w:tcPr>
+          <w:p>
+            <w:pPr>
+              <w:jc w:val="left"/>
+            </w:pPr>
+            <w:r>
+              <w:rPr>
+                <w:rFonts w:ascii="TimeNewRoman" w:hAnsi="TimeNewRoman"/>
+                <w:sz w:val="30"/>
+              </w:rPr>
+              <w:t>51-17=</w:t>
+            </w:r>
+          </w:p>
+        </w:tc>
+        <w:tc>
+          <w:tcPr>
+            <w:tcW w:type="dxa" w:w="1987"/>
+          </w:tcPr>
+          <w:p>
+            <w:pPr>
+              <w:jc w:val="left"/>
+            </w:pPr>
+            <w:r>
+              <w:rPr>
+                <w:rFonts w:ascii="TimeNewRoman" w:hAnsi="TimeNewRoman"/>
+                <w:sz w:val="30"/>
+              </w:rPr>
+              <w:t>19+26=</w:t>
+            </w:r>
+          </w:p>
+        </w:tc>
+      </w:tr>
+      <w:tr>
+        <w:tc>
+          <w:tcPr>
+            <w:tcW w:type="dxa" w:w="1987"/>
+          </w:tcPr>
+          <w:p>
+            <w:pPr>
+              <w:jc w:val="left"/>
+            </w:pPr>
+            <w:r>
+              <w:rPr>
+                <w:rFonts w:ascii="TimeNewRoman" w:hAnsi="TimeNewRoman"/>
+                <w:sz w:val="30"/>
+              </w:rPr>
+              <w:t>93-26=</w:t>
+            </w:r>
+          </w:p>
+        </w:tc>
+        <w:tc>
+          <w:tcPr>
+            <w:tcW w:type="dxa" w:w="1987"/>
+          </w:tcPr>
+          <w:p>
+            <w:pPr>
+              <w:jc w:val="left"/>
+            </w:pPr>
+            <w:r>
+              <w:rPr>
+                <w:rFonts w:ascii="TimeNewRoman" w:hAnsi="TimeNewRoman"/>
+                <w:sz w:val="30"/>
+              </w:rPr>
+              <w:t>39+2=</w:t>
+            </w:r>
+          </w:p>
+        </w:tc>
+        <w:tc>
+          <w:tcPr>
+            <w:tcW w:type="dxa" w:w="1987"/>
+          </w:tcPr>
+          <w:p>
+            <w:pPr>
+              <w:jc w:val="left"/>
+            </w:pPr>
+            <w:r>
+              <w:rPr>
+                <w:rFonts w:ascii="TimeNewRoman" w:hAnsi="TimeNewRoman"/>
+                <w:sz w:val="30"/>
+              </w:rPr>
+              <w:t>72-68=</w:t>
+            </w:r>
+          </w:p>
+        </w:tc>
+        <w:tc>
+          <w:tcPr>
+            <w:tcW w:type="dxa" w:w="1987"/>
+          </w:tcPr>
+          <w:p>
+            <w:pPr>
+              <w:jc w:val="left"/>
+            </w:pPr>
+            <w:r>
+              <w:rPr>
+                <w:rFonts w:ascii="TimeNewRoman" w:hAnsi="TimeNewRoman"/>
+                <w:sz w:val="30"/>
+              </w:rPr>
+              <w:t>6+17=</w:t>
+            </w:r>
+          </w:p>
+        </w:tc>
+        <w:tc>
+          <w:tcPr>
+            <w:tcW w:type="dxa" w:w="1987"/>
+          </w:tcPr>
+          <w:p>
+            <w:pPr>
+              <w:jc w:val="left"/>
+            </w:pPr>
+            <w:r>
+              <w:rPr>
+                <w:rFonts w:ascii="TimeNewRoman" w:hAnsi="TimeNewRoman"/>
+                <w:sz w:val="30"/>
+              </w:rPr>
+              <w:t>36+18=</w:t>
+            </w:r>
+          </w:p>
+        </w:tc>
+      </w:tr>
+      <w:tr>
+        <w:tc>
+          <w:tcPr>
+            <w:tcW w:type="dxa" w:w="1987"/>
+          </w:tcPr>
+          <w:p>
+            <w:pPr>
+              <w:jc w:val="left"/>
+            </w:pPr>
+            <w:r>
+              <w:rPr>
+                <w:rFonts w:ascii="TimeNewRoman" w:hAnsi="TimeNewRoman"/>
+                <w:sz w:val="30"/>
+              </w:rPr>
+              <w:t>95-19=</w:t>
+            </w:r>
+          </w:p>
+        </w:tc>
+        <w:tc>
+          <w:tcPr>
+            <w:tcW w:type="dxa" w:w="1987"/>
+          </w:tcPr>
+          <w:p>
+            <w:pPr>
+              <w:jc w:val="left"/>
+            </w:pPr>
+            <w:r>
+              <w:rPr>
+                <w:rFonts w:ascii="TimeNewRoman" w:hAnsi="TimeNewRoman"/>
+                <w:sz w:val="30"/>
+              </w:rPr>
+              <w:t>91-64=</w:t>
+            </w:r>
+          </w:p>
+        </w:tc>
+        <w:tc>
+          <w:tcPr>
+            <w:tcW w:type="dxa" w:w="1987"/>
+          </w:tcPr>
+          <w:p>
+            <w:pPr>
+              <w:jc w:val="left"/>
+            </w:pPr>
+            <w:r>
+              <w:rPr>
+                <w:rFonts w:ascii="TimeNewRoman" w:hAnsi="TimeNewRoman"/>
+                <w:sz w:val="30"/>
+              </w:rPr>
+              <w:t>4+87=</w:t>
+            </w:r>
+          </w:p>
+        </w:tc>
+        <w:tc>
+          <w:tcPr>
+            <w:tcW w:type="dxa" w:w="1987"/>
+          </w:tcPr>
+          <w:p>
+            <w:pPr>
+              <w:jc w:val="left"/>
+            </w:pPr>
+            <w:r>
+              <w:rPr>
+                <w:rFonts w:ascii="TimeNewRoman" w:hAnsi="TimeNewRoman"/>
+                <w:sz w:val="30"/>
+              </w:rPr>
+              <w:t>7+44=</w:t>
+            </w:r>
+          </w:p>
+        </w:tc>
+        <w:tc>
+          <w:tcPr>
+            <w:tcW w:type="dxa" w:w="1987"/>
+          </w:tcPr>
+          <w:p>
+            <w:pPr>
+              <w:jc w:val="left"/>
+            </w:pPr>
+            <w:r>
+              <w:rPr>
+                <w:rFonts w:ascii="TimeNewRoman" w:hAnsi="TimeNewRoman"/>
+                <w:sz w:val="30"/>
+              </w:rPr>
+              <w:t>5+89=</w:t>
+            </w:r>
+          </w:p>
+        </w:tc>
+      </w:tr>
+      <w:tr>
+        <w:tc>
+          <w:tcPr>
+            <w:tcW w:type="dxa" w:w="1987"/>
+          </w:tcPr>
+          <w:p>
+            <w:pPr>
+              <w:jc w:val="left"/>
+            </w:pPr>
+            <w:r>
+              <w:rPr>
+                <w:rFonts w:ascii="TimeNewRoman" w:hAnsi="TimeNewRoman"/>
+                <w:sz w:val="30"/>
+              </w:rPr>
+              <w:t>61-42=</w:t>
+            </w:r>
+          </w:p>
+        </w:tc>
+        <w:tc>
+          <w:tcPr>
+            <w:tcW w:type="dxa" w:w="1987"/>
+          </w:tcPr>
+          <w:p>
+            <w:pPr>
+              <w:jc w:val="left"/>
+            </w:pPr>
+            <w:r>
+              <w:rPr>
+                <w:rFonts w:ascii="TimeNewRoman" w:hAnsi="TimeNewRoman"/>
+                <w:sz w:val="30"/>
+              </w:rPr>
+              <w:t>39+43=</w:t>
+            </w:r>
+          </w:p>
+        </w:tc>
+        <w:tc>
+          <w:tcPr>
+            <w:tcW w:type="dxa" w:w="1987"/>
+          </w:tcPr>
+          <w:p>
+            <w:pPr>
+              <w:jc w:val="left"/>
+            </w:pPr>
+            <w:r>
+              <w:rPr>
+                <w:rFonts w:ascii="TimeNewRoman" w:hAnsi="TimeNewRoman"/>
+                <w:sz w:val="30"/>
+              </w:rPr>
+              <w:t>75-9=</w:t>
+            </w:r>
+          </w:p>
+        </w:tc>
+        <w:tc>
+          <w:tcPr>
+            <w:tcW w:type="dxa" w:w="1987"/>
+          </w:tcPr>
+          <w:p>
+            <w:pPr>
+              <w:jc w:val="left"/>
+            </w:pPr>
+            <w:r>
+              <w:rPr>
+                <w:rFonts w:ascii="TimeNewRoman" w:hAnsi="TimeNewRoman"/>
+                <w:sz w:val="30"/>
+              </w:rPr>
+              <w:t>27+36=</w:t>
+            </w:r>
+          </w:p>
+        </w:tc>
+        <w:tc>
+          <w:tcPr>
+            <w:tcW w:type="dxa" w:w="1987"/>
+          </w:tcPr>
+          <w:p>
+            <w:pPr>
+              <w:jc w:val="left"/>
+            </w:pPr>
+            <w:r>
+              <w:rPr>
+                <w:rFonts w:ascii="TimeNewRoman" w:hAnsi="TimeNewRoman"/>
+                <w:sz w:val="30"/>
+              </w:rPr>
+              <w:t>53-39=</w:t>
+            </w:r>
+          </w:p>
+        </w:tc>
+      </w:tr>
+      <w:tr>
+        <w:tc>
+          <w:tcPr>
+            <w:tcW w:type="dxa" w:w="1987"/>
+          </w:tcPr>
+          <w:p>
+            <w:pPr>
+              <w:jc w:val="left"/>
+            </w:pPr>
+            <w:r>
+              <w:rPr>
+                <w:rFonts w:ascii="TimeNewRoman" w:hAnsi="TimeNewRoman"/>
+                <w:sz w:val="30"/>
+              </w:rPr>
+              <w:t>71-67=</w:t>
+            </w:r>
+          </w:p>
+        </w:tc>
+        <w:tc>
+          <w:tcPr>
+            <w:tcW w:type="dxa" w:w="1987"/>
+          </w:tcPr>
+          <w:p>
+            <w:pPr>
+              <w:jc w:val="left"/>
+            </w:pPr>
+            <w:r>
+              <w:rPr>
+                <w:rFonts w:ascii="TimeNewRoman" w:hAnsi="TimeNewRoman"/>
+                <w:sz w:val="30"/>
+              </w:rPr>
+              <w:t>4+49=</w:t>
+            </w:r>
+          </w:p>
+        </w:tc>
+        <w:tc>
+          <w:tcPr>
+            <w:tcW w:type="dxa" w:w="1987"/>
+          </w:tcPr>
+          <w:p>
+            <w:pPr>
+              <w:jc w:val="left"/>
+            </w:pPr>
+            <w:r>
+              <w:rPr>
+                <w:rFonts w:ascii="TimeNewRoman" w:hAnsi="TimeNewRoman"/>
+                <w:sz w:val="30"/>
+              </w:rPr>
+              <w:t>5+56=</w:t>
             </w:r>
           </w:p>
         </w:tc>
@@ -1118,41 +1500,7 @@
                 <w:rFonts w:ascii="TimeNewRoman" w:hAnsi="TimeNewRoman"/>
                 <w:sz w:val="30"/>
               </w:rPr>
-              <w:t>73-16=</w:t>
-            </w:r>
-          </w:p>
-        </w:tc>
-        <w:tc>
-          <w:tcPr>
-            <w:tcW w:type="dxa" w:w="1987"/>
-          </w:tcPr>
-          <w:p>
-            <w:pPr>
-              <w:jc w:val="left"/>
-            </w:pPr>
-            <w:r>
-              <w:rPr>
-                <w:rFonts w:ascii="TimeNewRoman" w:hAnsi="TimeNewRoman"/>
-                <w:sz w:val="30"/>
-              </w:rPr>
-              <w:t>19+47=</w:t>
-            </w:r>
-          </w:p>
-        </w:tc>
-        <w:tc>
-          <w:tcPr>
-            <w:tcW w:type="dxa" w:w="1987"/>
-          </w:tcPr>
-          <w:p>
-            <w:pPr>
-              <w:jc w:val="left"/>
-            </w:pPr>
-            <w:r>
-              <w:rPr>
-                <w:rFonts w:ascii="TimeNewRoman" w:hAnsi="TimeNewRoman"/>
-                <w:sz w:val="30"/>
-              </w:rPr>
-              <w:t>92-6=</w:t>
+              <w:t>50-9=</w:t>
             </w:r>
           </w:p>
         </w:tc>
@@ -1171,7 +1519,7 @@
                 <w:rFonts w:ascii="TimeNewRoman" w:hAnsi="TimeNewRoman"/>
                 <w:sz w:val="30"/>
               </w:rPr>
-              <w:t>74+19=</w:t>
+              <w:t>76-17=</w:t>
             </w:r>
           </w:p>
         </w:tc>
@@ -1188,7 +1536,7 @@
                 <w:rFonts w:ascii="TimeNewRoman" w:hAnsi="TimeNewRoman"/>
                 <w:sz w:val="30"/>
               </w:rPr>
-              <w:t>18+48=</w:t>
+              <w:t>96-78=</w:t>
             </w:r>
           </w:p>
         </w:tc>
@@ -1205,7 +1553,7 @@
                 <w:rFonts w:ascii="TimeNewRoman" w:hAnsi="TimeNewRoman"/>
                 <w:sz w:val="30"/>
               </w:rPr>
-              <w:t>51-28=</w:t>
+              <w:t>36+57=</w:t>
             </w:r>
           </w:p>
         </w:tc>
@@ -1222,7 +1570,7 @@
                 <w:rFonts w:ascii="TimeNewRoman" w:hAnsi="TimeNewRoman"/>
                 <w:sz w:val="30"/>
               </w:rPr>
-              <w:t>6+19=</w:t>
+              <w:t>9+28=</w:t>
             </w:r>
           </w:p>
         </w:tc>
@@ -1239,7 +1587,7 @@
                 <w:rFonts w:ascii="TimeNewRoman" w:hAnsi="TimeNewRoman"/>
                 <w:sz w:val="30"/>
               </w:rPr>
-              <w:t>28+66=</w:t>
+              <w:t>66-29=</w:t>
             </w:r>
           </w:p>
         </w:tc>
@@ -1258,7 +1606,7 @@
                 <w:rFonts w:ascii="TimeNewRoman" w:hAnsi="TimeNewRoman"/>
                 <w:sz w:val="30"/>
               </w:rPr>
-              <w:t>37+58=</w:t>
+              <w:t>71-36=</w:t>
             </w:r>
           </w:p>
         </w:tc>
@@ -1275,7 +1623,7 @@
                 <w:rFonts w:ascii="TimeNewRoman" w:hAnsi="TimeNewRoman"/>
                 <w:sz w:val="30"/>
               </w:rPr>
-              <w:t>28+37=</w:t>
+              <w:t>43-39=</w:t>
             </w:r>
           </w:p>
         </w:tc>
@@ -1292,7 +1640,7 @@
                 <w:rFonts w:ascii="TimeNewRoman" w:hAnsi="TimeNewRoman"/>
                 <w:sz w:val="30"/>
               </w:rPr>
-              <w:t>84+9=</w:t>
+              <w:t>40-22=</w:t>
             </w:r>
           </w:p>
         </w:tc>
@@ -1309,7 +1657,7 @@
                 <w:rFonts w:ascii="TimeNewRoman" w:hAnsi="TimeNewRoman"/>
                 <w:sz w:val="30"/>
               </w:rPr>
-              <w:t>41-24=</w:t>
+              <w:t>39+54=</w:t>
             </w:r>
           </w:p>
         </w:tc>
@@ -1326,7 +1674,7 @@
                 <w:rFonts w:ascii="TimeNewRoman" w:hAnsi="TimeNewRoman"/>
                 <w:sz w:val="30"/>
               </w:rPr>
-              <w:t>50-38=</w:t>
+              <w:t>63-9=</w:t>
             </w:r>
           </w:p>
         </w:tc>
@@ -1345,7 +1693,7 @@
                 <w:rFonts w:ascii="TimeNewRoman" w:hAnsi="TimeNewRoman"/>
                 <w:sz w:val="30"/>
               </w:rPr>
-              <w:t>87-69=</w:t>
+              <w:t>74-38=</w:t>
             </w:r>
           </w:p>
         </w:tc>
@@ -1362,7 +1710,7 @@
                 <w:rFonts w:ascii="TimeNewRoman" w:hAnsi="TimeNewRoman"/>
                 <w:sz w:val="30"/>
               </w:rPr>
-              <w:t>51-42=</w:t>
+              <w:t>75-49=</w:t>
             </w:r>
           </w:p>
         </w:tc>
@@ -1379,7 +1727,7 @@
                 <w:rFonts w:ascii="TimeNewRoman" w:hAnsi="TimeNewRoman"/>
                 <w:sz w:val="30"/>
               </w:rPr>
-              <w:t>2+9=</w:t>
+              <w:t>97-28=</w:t>
             </w:r>
           </w:p>
         </w:tc>
@@ -1396,7 +1744,7 @@
                 <w:rFonts w:ascii="TimeNewRoman" w:hAnsi="TimeNewRoman"/>
                 <w:sz w:val="30"/>
               </w:rPr>
-              <w:t>34-8=</w:t>
+              <w:t>47+19=</w:t>
             </w:r>
           </w:p>
         </w:tc>
@@ -1413,355 +1761,7 @@
                 <w:rFonts w:ascii="TimeNewRoman" w:hAnsi="TimeNewRoman"/>
                 <w:sz w:val="30"/>
               </w:rPr>
-              <w:t>93-69=</w:t>
-            </w:r>
-          </w:p>
-        </w:tc>
-      </w:tr>
-      <w:tr>
-        <w:tc>
-          <w:tcPr>
-            <w:tcW w:type="dxa" w:w="1987"/>
-          </w:tcPr>
-          <w:p>
-            <w:pPr>
-              <w:jc w:val="left"/>
-            </w:pPr>
-            <w:r>
-              <w:rPr>
-                <w:rFonts w:ascii="TimeNewRoman" w:hAnsi="TimeNewRoman"/>
-                <w:sz w:val="30"/>
-              </w:rPr>
-              <w:t>49+49=</w:t>
-            </w:r>
-          </w:p>
-        </w:tc>
-        <w:tc>
-          <w:tcPr>
-            <w:tcW w:type="dxa" w:w="1987"/>
-          </w:tcPr>
-          <w:p>
-            <w:pPr>
-              <w:jc w:val="left"/>
-            </w:pPr>
-            <w:r>
-              <w:rPr>
-                <w:rFonts w:ascii="TimeNewRoman" w:hAnsi="TimeNewRoman"/>
-                <w:sz w:val="30"/>
-              </w:rPr>
-              <w:t>74-58=</w:t>
-            </w:r>
-          </w:p>
-        </w:tc>
-        <w:tc>
-          <w:tcPr>
-            <w:tcW w:type="dxa" w:w="1987"/>
-          </w:tcPr>
-          <w:p>
-            <w:pPr>
-              <w:jc w:val="left"/>
-            </w:pPr>
-            <w:r>
-              <w:rPr>
-                <w:rFonts w:ascii="TimeNewRoman" w:hAnsi="TimeNewRoman"/>
-                <w:sz w:val="30"/>
-              </w:rPr>
-              <w:t>85+8=</w:t>
-            </w:r>
-          </w:p>
-        </w:tc>
-        <w:tc>
-          <w:tcPr>
-            <w:tcW w:type="dxa" w:w="1987"/>
-          </w:tcPr>
-          <w:p>
-            <w:pPr>
-              <w:jc w:val="left"/>
-            </w:pPr>
-            <w:r>
-              <w:rPr>
-                <w:rFonts w:ascii="TimeNewRoman" w:hAnsi="TimeNewRoman"/>
-                <w:sz w:val="30"/>
-              </w:rPr>
-              <w:t>89+6=</w:t>
-            </w:r>
-          </w:p>
-        </w:tc>
-        <w:tc>
-          <w:tcPr>
-            <w:tcW w:type="dxa" w:w="1987"/>
-          </w:tcPr>
-          <w:p>
-            <w:pPr>
-              <w:jc w:val="left"/>
-            </w:pPr>
-            <w:r>
-              <w:rPr>
-                <w:rFonts w:ascii="TimeNewRoman" w:hAnsi="TimeNewRoman"/>
-                <w:sz w:val="30"/>
-              </w:rPr>
-              <w:t>37+29=</w:t>
-            </w:r>
-          </w:p>
-        </w:tc>
-      </w:tr>
-      <w:tr>
-        <w:tc>
-          <w:tcPr>
-            <w:tcW w:type="dxa" w:w="1987"/>
-          </w:tcPr>
-          <w:p>
-            <w:pPr>
-              <w:jc w:val="left"/>
-            </w:pPr>
-            <w:r>
-              <w:rPr>
-                <w:rFonts w:ascii="TimeNewRoman" w:hAnsi="TimeNewRoman"/>
-                <w:sz w:val="30"/>
-              </w:rPr>
-              <w:t>29+53=</w:t>
-            </w:r>
-          </w:p>
-        </w:tc>
-        <w:tc>
-          <w:tcPr>
-            <w:tcW w:type="dxa" w:w="1987"/>
-          </w:tcPr>
-          <w:p>
-            <w:pPr>
-              <w:jc w:val="left"/>
-            </w:pPr>
-            <w:r>
-              <w:rPr>
-                <w:rFonts w:ascii="TimeNewRoman" w:hAnsi="TimeNewRoman"/>
-                <w:sz w:val="30"/>
-              </w:rPr>
-              <w:t>70-38=</w:t>
-            </w:r>
-          </w:p>
-        </w:tc>
-        <w:tc>
-          <w:tcPr>
-            <w:tcW w:type="dxa" w:w="1987"/>
-          </w:tcPr>
-          <w:p>
-            <w:pPr>
-              <w:jc w:val="left"/>
-            </w:pPr>
-            <w:r>
-              <w:rPr>
-                <w:rFonts w:ascii="TimeNewRoman" w:hAnsi="TimeNewRoman"/>
-                <w:sz w:val="30"/>
-              </w:rPr>
-              <w:t>21-13=</w:t>
-            </w:r>
-          </w:p>
-        </w:tc>
-        <w:tc>
-          <w:tcPr>
-            <w:tcW w:type="dxa" w:w="1987"/>
-          </w:tcPr>
-          <w:p>
-            <w:pPr>
-              <w:jc w:val="left"/>
-            </w:pPr>
-            <w:r>
-              <w:rPr>
-                <w:rFonts w:ascii="TimeNewRoman" w:hAnsi="TimeNewRoman"/>
-                <w:sz w:val="30"/>
-              </w:rPr>
-              <w:t>53-38=</w:t>
-            </w:r>
-          </w:p>
-        </w:tc>
-        <w:tc>
-          <w:tcPr>
-            <w:tcW w:type="dxa" w:w="1987"/>
-          </w:tcPr>
-          <w:p>
-            <w:pPr>
-              <w:jc w:val="left"/>
-            </w:pPr>
-            <w:r>
-              <w:rPr>
-                <w:rFonts w:ascii="TimeNewRoman" w:hAnsi="TimeNewRoman"/>
-                <w:sz w:val="30"/>
-              </w:rPr>
-              <w:t>33+9=</w:t>
-            </w:r>
-          </w:p>
-        </w:tc>
-      </w:tr>
-      <w:tr>
-        <w:tc>
-          <w:tcPr>
-            <w:tcW w:type="dxa" w:w="1987"/>
-          </w:tcPr>
-          <w:p>
-            <w:pPr>
-              <w:jc w:val="left"/>
-            </w:pPr>
-            <w:r>
-              <w:rPr>
-                <w:rFonts w:ascii="TimeNewRoman" w:hAnsi="TimeNewRoman"/>
-                <w:sz w:val="30"/>
-              </w:rPr>
-              <w:t>80-19=</w:t>
-            </w:r>
-          </w:p>
-        </w:tc>
-        <w:tc>
-          <w:tcPr>
-            <w:tcW w:type="dxa" w:w="1987"/>
-          </w:tcPr>
-          <w:p>
-            <w:pPr>
-              <w:jc w:val="left"/>
-            </w:pPr>
-            <w:r>
-              <w:rPr>
-                <w:rFonts w:ascii="TimeNewRoman" w:hAnsi="TimeNewRoman"/>
-                <w:sz w:val="30"/>
-              </w:rPr>
-              <w:t>45+48=</w:t>
-            </w:r>
-          </w:p>
-        </w:tc>
-        <w:tc>
-          <w:tcPr>
-            <w:tcW w:type="dxa" w:w="1987"/>
-          </w:tcPr>
-          <w:p>
-            <w:pPr>
-              <w:jc w:val="left"/>
-            </w:pPr>
-            <w:r>
-              <w:rPr>
-                <w:rFonts w:ascii="TimeNewRoman" w:hAnsi="TimeNewRoman"/>
-                <w:sz w:val="30"/>
-              </w:rPr>
-              <w:t>33+29=</w:t>
-            </w:r>
-          </w:p>
-        </w:tc>
-        <w:tc>
-          <w:tcPr>
-            <w:tcW w:type="dxa" w:w="1987"/>
-          </w:tcPr>
-          <w:p>
-            <w:pPr>
-              <w:jc w:val="left"/>
-            </w:pPr>
-            <w:r>
-              <w:rPr>
-                <w:rFonts w:ascii="TimeNewRoman" w:hAnsi="TimeNewRoman"/>
-                <w:sz w:val="30"/>
-              </w:rPr>
-              <w:t>24+8=</w:t>
-            </w:r>
-          </w:p>
-        </w:tc>
-        <w:tc>
-          <w:tcPr>
-            <w:tcW w:type="dxa" w:w="1987"/>
-          </w:tcPr>
-          <w:p>
-            <w:pPr>
-              <w:jc w:val="left"/>
-            </w:pPr>
-            <w:r>
-              <w:rPr>
-                <w:rFonts w:ascii="TimeNewRoman" w:hAnsi="TimeNewRoman"/>
-                <w:sz w:val="30"/>
-              </w:rPr>
-              <w:t>56+5=</w:t>
-            </w:r>
-          </w:p>
-        </w:tc>
-      </w:tr>
-      <w:tr>
-        <w:tc>
-          <w:tcPr>
-            <w:tcW w:type="dxa" w:w="1987"/>
-          </w:tcPr>
-          <w:p>
-            <w:pPr>
-              <w:jc w:val="left"/>
-            </w:pPr>
-            <w:r>
-              <w:rPr>
-                <w:rFonts w:ascii="TimeNewRoman" w:hAnsi="TimeNewRoman"/>
-                <w:sz w:val="30"/>
-              </w:rPr>
-              <w:t>8+19=</w:t>
-            </w:r>
-          </w:p>
-        </w:tc>
-        <w:tc>
-          <w:tcPr>
-            <w:tcW w:type="dxa" w:w="1987"/>
-          </w:tcPr>
-          <w:p>
-            <w:pPr>
-              <w:jc w:val="left"/>
-            </w:pPr>
-            <w:r>
-              <w:rPr>
-                <w:rFonts w:ascii="TimeNewRoman" w:hAnsi="TimeNewRoman"/>
-                <w:sz w:val="30"/>
-              </w:rPr>
-              <w:t>28+8=</w:t>
-            </w:r>
-          </w:p>
-        </w:tc>
-        <w:tc>
-          <w:tcPr>
-            <w:tcW w:type="dxa" w:w="1987"/>
-          </w:tcPr>
-          <w:p>
-            <w:pPr>
-              <w:jc w:val="left"/>
-            </w:pPr>
-            <w:r>
-              <w:rPr>
-                <w:rFonts w:ascii="TimeNewRoman" w:hAnsi="TimeNewRoman"/>
-                <w:sz w:val="30"/>
-              </w:rPr>
-              <w:t>70-1=</w:t>
-            </w:r>
-          </w:p>
-        </w:tc>
-        <w:tc>
-          <w:tcPr>
-            <w:tcW w:type="dxa" w:w="1987"/>
-          </w:tcPr>
-          <w:p>
-            <w:pPr>
-              <w:jc w:val="left"/>
-            </w:pPr>
-            <w:r>
-              <w:rPr>
-                <w:rFonts w:ascii="TimeNewRoman" w:hAnsi="TimeNewRoman"/>
-                <w:sz w:val="30"/>
-              </w:rPr>
-              <w:t>27+4=</w:t>
-            </w:r>
-          </w:p>
-        </w:tc>
-        <w:tc>
-          <w:tcPr>
-            <w:tcW w:type="dxa" w:w="1987"/>
-          </w:tcPr>
-          <w:p>
-            <w:pPr>
-              <w:jc w:val="left"/>
-            </w:pPr>
-            <w:r>
-              <w:rPr>
-                <w:rFonts w:ascii="TimeNewRoman" w:hAnsi="TimeNewRoman"/>
-                <w:sz w:val="30"/>
-              </w:rPr>
-              <w:t>2+19=</w:t>
+              <w:t>70-58=</w:t>
             </w:r>
           </w:p>
         </w:tc>

--- a/adc_sbb_within_100.docx
+++ b/adc_sbb_within_100.docx
@@ -40,1172 +40,7 @@
                 <w:rFonts w:ascii="TimeNewRoman" w:hAnsi="TimeNewRoman"/>
                 <w:sz w:val="30"/>
               </w:rPr>
-              <w:t>94-88=</w:t>
-            </w:r>
-          </w:p>
-        </w:tc>
-        <w:tc>
-          <w:tcPr>
-            <w:tcW w:type="dxa" w:w="1987"/>
-          </w:tcPr>
-          <w:p>
-            <w:pPr>
-              <w:jc w:val="left"/>
-            </w:pPr>
-            <w:r>
-              <w:rPr>
-                <w:rFonts w:ascii="TimeNewRoman" w:hAnsi="TimeNewRoman"/>
-                <w:sz w:val="30"/>
-              </w:rPr>
-              <w:t>52-15=</w:t>
-            </w:r>
-          </w:p>
-        </w:tc>
-        <w:tc>
-          <w:tcPr>
-            <w:tcW w:type="dxa" w:w="1987"/>
-          </w:tcPr>
-          <w:p>
-            <w:pPr>
-              <w:jc w:val="left"/>
-            </w:pPr>
-            <w:r>
-              <w:rPr>
-                <w:rFonts w:ascii="TimeNewRoman" w:hAnsi="TimeNewRoman"/>
-                <w:sz w:val="30"/>
-              </w:rPr>
-              <w:t>74-15=</w:t>
-            </w:r>
-          </w:p>
-        </w:tc>
-        <w:tc>
-          <w:tcPr>
-            <w:tcW w:type="dxa" w:w="1987"/>
-          </w:tcPr>
-          <w:p>
-            <w:pPr>
-              <w:jc w:val="left"/>
-            </w:pPr>
-            <w:r>
-              <w:rPr>
-                <w:rFonts w:ascii="TimeNewRoman" w:hAnsi="TimeNewRoman"/>
-                <w:sz w:val="30"/>
-              </w:rPr>
-              <w:t>61-32=</w:t>
-            </w:r>
-          </w:p>
-        </w:tc>
-        <w:tc>
-          <w:tcPr>
-            <w:tcW w:type="dxa" w:w="1987"/>
-          </w:tcPr>
-          <w:p>
-            <w:pPr>
-              <w:jc w:val="left"/>
-            </w:pPr>
-            <w:r>
-              <w:rPr>
-                <w:rFonts w:ascii="TimeNewRoman" w:hAnsi="TimeNewRoman"/>
-                <w:sz w:val="30"/>
-              </w:rPr>
-              <w:t>80-64=</w:t>
-            </w:r>
-          </w:p>
-        </w:tc>
-      </w:tr>
-      <w:tr>
-        <w:tc>
-          <w:tcPr>
-            <w:tcW w:type="dxa" w:w="1987"/>
-          </w:tcPr>
-          <w:p>
-            <w:pPr>
-              <w:jc w:val="left"/>
-            </w:pPr>
-            <w:r>
-              <w:rPr>
-                <w:rFonts w:ascii="TimeNewRoman" w:hAnsi="TimeNewRoman"/>
-                <w:sz w:val="30"/>
-              </w:rPr>
-              <w:t>19+62=</w:t>
-            </w:r>
-          </w:p>
-        </w:tc>
-        <w:tc>
-          <w:tcPr>
-            <w:tcW w:type="dxa" w:w="1987"/>
-          </w:tcPr>
-          <w:p>
-            <w:pPr>
-              <w:jc w:val="left"/>
-            </w:pPr>
-            <w:r>
-              <w:rPr>
-                <w:rFonts w:ascii="TimeNewRoman" w:hAnsi="TimeNewRoman"/>
-                <w:sz w:val="30"/>
-              </w:rPr>
-              <w:t>55+17=</w:t>
-            </w:r>
-          </w:p>
-        </w:tc>
-        <w:tc>
-          <w:tcPr>
-            <w:tcW w:type="dxa" w:w="1987"/>
-          </w:tcPr>
-          <w:p>
-            <w:pPr>
-              <w:jc w:val="left"/>
-            </w:pPr>
-            <w:r>
-              <w:rPr>
-                <w:rFonts w:ascii="TimeNewRoman" w:hAnsi="TimeNewRoman"/>
-                <w:sz w:val="30"/>
-              </w:rPr>
-              <w:t>27+64=</w:t>
-            </w:r>
-          </w:p>
-        </w:tc>
-        <w:tc>
-          <w:tcPr>
-            <w:tcW w:type="dxa" w:w="1987"/>
-          </w:tcPr>
-          <w:p>
-            <w:pPr>
-              <w:jc w:val="left"/>
-            </w:pPr>
-            <w:r>
-              <w:rPr>
-                <w:rFonts w:ascii="TimeNewRoman" w:hAnsi="TimeNewRoman"/>
-                <w:sz w:val="30"/>
-              </w:rPr>
-              <w:t>17+4=</w:t>
-            </w:r>
-          </w:p>
-        </w:tc>
-        <w:tc>
-          <w:tcPr>
-            <w:tcW w:type="dxa" w:w="1987"/>
-          </w:tcPr>
-          <w:p>
-            <w:pPr>
-              <w:jc w:val="left"/>
-            </w:pPr>
-            <w:r>
-              <w:rPr>
-                <w:rFonts w:ascii="TimeNewRoman" w:hAnsi="TimeNewRoman"/>
-                <w:sz w:val="30"/>
-              </w:rPr>
-              <w:t>18+18=</w:t>
-            </w:r>
-          </w:p>
-        </w:tc>
-      </w:tr>
-      <w:tr>
-        <w:tc>
-          <w:tcPr>
-            <w:tcW w:type="dxa" w:w="1987"/>
-          </w:tcPr>
-          <w:p>
-            <w:pPr>
-              <w:jc w:val="left"/>
-            </w:pPr>
-            <w:r>
-              <w:rPr>
-                <w:rFonts w:ascii="TimeNewRoman" w:hAnsi="TimeNewRoman"/>
-                <w:sz w:val="30"/>
-              </w:rPr>
-              <w:t>45+49=</w:t>
-            </w:r>
-          </w:p>
-        </w:tc>
-        <w:tc>
-          <w:tcPr>
-            <w:tcW w:type="dxa" w:w="1987"/>
-          </w:tcPr>
-          <w:p>
-            <w:pPr>
-              <w:jc w:val="left"/>
-            </w:pPr>
-            <w:r>
-              <w:rPr>
-                <w:rFonts w:ascii="TimeNewRoman" w:hAnsi="TimeNewRoman"/>
-                <w:sz w:val="30"/>
-              </w:rPr>
-              <w:t>63-14=</w:t>
-            </w:r>
-          </w:p>
-        </w:tc>
-        <w:tc>
-          <w:tcPr>
-            <w:tcW w:type="dxa" w:w="1987"/>
-          </w:tcPr>
-          <w:p>
-            <w:pPr>
-              <w:jc w:val="left"/>
-            </w:pPr>
-            <w:r>
-              <w:rPr>
-                <w:rFonts w:ascii="TimeNewRoman" w:hAnsi="TimeNewRoman"/>
-                <w:sz w:val="30"/>
-              </w:rPr>
-              <w:t>17+35=</w:t>
-            </w:r>
-          </w:p>
-        </w:tc>
-        <w:tc>
-          <w:tcPr>
-            <w:tcW w:type="dxa" w:w="1987"/>
-          </w:tcPr>
-          <w:p>
-            <w:pPr>
-              <w:jc w:val="left"/>
-            </w:pPr>
-            <w:r>
-              <w:rPr>
-                <w:rFonts w:ascii="TimeNewRoman" w:hAnsi="TimeNewRoman"/>
-                <w:sz w:val="30"/>
-              </w:rPr>
-              <w:t>70-38=</w:t>
-            </w:r>
-          </w:p>
-        </w:tc>
-        <w:tc>
-          <w:tcPr>
-            <w:tcW w:type="dxa" w:w="1987"/>
-          </w:tcPr>
-          <w:p>
-            <w:pPr>
-              <w:jc w:val="left"/>
-            </w:pPr>
-            <w:r>
-              <w:rPr>
-                <w:rFonts w:ascii="TimeNewRoman" w:hAnsi="TimeNewRoman"/>
-                <w:sz w:val="30"/>
-              </w:rPr>
-              <w:t>80-79=</w:t>
-            </w:r>
-          </w:p>
-        </w:tc>
-      </w:tr>
-      <w:tr>
-        <w:tc>
-          <w:tcPr>
-            <w:tcW w:type="dxa" w:w="1987"/>
-          </w:tcPr>
-          <w:p>
-            <w:pPr>
-              <w:jc w:val="left"/>
-            </w:pPr>
-            <w:r>
-              <w:rPr>
-                <w:rFonts w:ascii="TimeNewRoman" w:hAnsi="TimeNewRoman"/>
-                <w:sz w:val="30"/>
-              </w:rPr>
-              <w:t>6+15=</w:t>
-            </w:r>
-          </w:p>
-        </w:tc>
-        <w:tc>
-          <w:tcPr>
-            <w:tcW w:type="dxa" w:w="1987"/>
-          </w:tcPr>
-          <w:p>
-            <w:pPr>
-              <w:jc w:val="left"/>
-            </w:pPr>
-            <w:r>
-              <w:rPr>
-                <w:rFonts w:ascii="TimeNewRoman" w:hAnsi="TimeNewRoman"/>
-                <w:sz w:val="30"/>
-              </w:rPr>
-              <w:t>60-34=</w:t>
-            </w:r>
-          </w:p>
-        </w:tc>
-        <w:tc>
-          <w:tcPr>
-            <w:tcW w:type="dxa" w:w="1987"/>
-          </w:tcPr>
-          <w:p>
-            <w:pPr>
-              <w:jc w:val="left"/>
-            </w:pPr>
-            <w:r>
-              <w:rPr>
-                <w:rFonts w:ascii="TimeNewRoman" w:hAnsi="TimeNewRoman"/>
-                <w:sz w:val="30"/>
-              </w:rPr>
-              <w:t>68+5=</w:t>
-            </w:r>
-          </w:p>
-        </w:tc>
-        <w:tc>
-          <w:tcPr>
-            <w:tcW w:type="dxa" w:w="1987"/>
-          </w:tcPr>
-          <w:p>
-            <w:pPr>
-              <w:jc w:val="left"/>
-            </w:pPr>
-            <w:r>
-              <w:rPr>
-                <w:rFonts w:ascii="TimeNewRoman" w:hAnsi="TimeNewRoman"/>
-                <w:sz w:val="30"/>
-              </w:rPr>
-              <w:t>55+29=</w:t>
-            </w:r>
-          </w:p>
-        </w:tc>
-        <w:tc>
-          <w:tcPr>
-            <w:tcW w:type="dxa" w:w="1987"/>
-          </w:tcPr>
-          <w:p>
-            <w:pPr>
-              <w:jc w:val="left"/>
-            </w:pPr>
-            <w:r>
-              <w:rPr>
-                <w:rFonts w:ascii="TimeNewRoman" w:hAnsi="TimeNewRoman"/>
-                <w:sz w:val="30"/>
-              </w:rPr>
-              <w:t>76-49=</w:t>
-            </w:r>
-          </w:p>
-        </w:tc>
-      </w:tr>
-      <w:tr>
-        <w:tc>
-          <w:tcPr>
-            <w:tcW w:type="dxa" w:w="1987"/>
-          </w:tcPr>
-          <w:p>
-            <w:pPr>
-              <w:jc w:val="left"/>
-            </w:pPr>
-            <w:r>
-              <w:rPr>
-                <w:rFonts w:ascii="TimeNewRoman" w:hAnsi="TimeNewRoman"/>
-                <w:sz w:val="30"/>
-              </w:rPr>
-              <w:t>9+46=</w:t>
-            </w:r>
-          </w:p>
-        </w:tc>
-        <w:tc>
-          <w:tcPr>
-            <w:tcW w:type="dxa" w:w="1987"/>
-          </w:tcPr>
-          <w:p>
-            <w:pPr>
-              <w:jc w:val="left"/>
-            </w:pPr>
-            <w:r>
-              <w:rPr>
-                <w:rFonts w:ascii="TimeNewRoman" w:hAnsi="TimeNewRoman"/>
-                <w:sz w:val="30"/>
-              </w:rPr>
-              <w:t>14+47=</w:t>
-            </w:r>
-          </w:p>
-        </w:tc>
-        <w:tc>
-          <w:tcPr>
-            <w:tcW w:type="dxa" w:w="1987"/>
-          </w:tcPr>
-          <w:p>
-            <w:pPr>
-              <w:jc w:val="left"/>
-            </w:pPr>
-            <w:r>
-              <w:rPr>
-                <w:rFonts w:ascii="TimeNewRoman" w:hAnsi="TimeNewRoman"/>
-                <w:sz w:val="30"/>
-              </w:rPr>
-              <w:t>93-34=</w:t>
-            </w:r>
-          </w:p>
-        </w:tc>
-        <w:tc>
-          <w:tcPr>
-            <w:tcW w:type="dxa" w:w="1987"/>
-          </w:tcPr>
-          <w:p>
-            <w:pPr>
-              <w:jc w:val="left"/>
-            </w:pPr>
-            <w:r>
-              <w:rPr>
-                <w:rFonts w:ascii="TimeNewRoman" w:hAnsi="TimeNewRoman"/>
-                <w:sz w:val="30"/>
-              </w:rPr>
-              <w:t>86+7=</w:t>
-            </w:r>
-          </w:p>
-        </w:tc>
-        <w:tc>
-          <w:tcPr>
-            <w:tcW w:type="dxa" w:w="1987"/>
-          </w:tcPr>
-          <w:p>
-            <w:pPr>
-              <w:jc w:val="left"/>
-            </w:pPr>
-            <w:r>
-              <w:rPr>
-                <w:rFonts w:ascii="TimeNewRoman" w:hAnsi="TimeNewRoman"/>
-                <w:sz w:val="30"/>
-              </w:rPr>
-              <w:t>58+36=</w:t>
-            </w:r>
-          </w:p>
-        </w:tc>
-      </w:tr>
-      <w:tr>
-        <w:tc>
-          <w:tcPr>
-            <w:tcW w:type="dxa" w:w="1987"/>
-          </w:tcPr>
-          <w:p>
-            <w:pPr>
-              <w:jc w:val="left"/>
-            </w:pPr>
-            <w:r>
-              <w:rPr>
-                <w:rFonts w:ascii="TimeNewRoman" w:hAnsi="TimeNewRoman"/>
-                <w:sz w:val="30"/>
-              </w:rPr>
-              <w:t>40-2=</w:t>
-            </w:r>
-          </w:p>
-        </w:tc>
-        <w:tc>
-          <w:tcPr>
-            <w:tcW w:type="dxa" w:w="1987"/>
-          </w:tcPr>
-          <w:p>
-            <w:pPr>
-              <w:jc w:val="left"/>
-            </w:pPr>
-            <w:r>
-              <w:rPr>
-                <w:rFonts w:ascii="TimeNewRoman" w:hAnsi="TimeNewRoman"/>
-                <w:sz w:val="30"/>
-              </w:rPr>
-              <w:t>78+9=</w:t>
-            </w:r>
-          </w:p>
-        </w:tc>
-        <w:tc>
-          <w:tcPr>
-            <w:tcW w:type="dxa" w:w="1987"/>
-          </w:tcPr>
-          <w:p>
-            <w:pPr>
-              <w:jc w:val="left"/>
-            </w:pPr>
-            <w:r>
-              <w:rPr>
-                <w:rFonts w:ascii="TimeNewRoman" w:hAnsi="TimeNewRoman"/>
-                <w:sz w:val="30"/>
-              </w:rPr>
-              <w:t>94-85=</w:t>
-            </w:r>
-          </w:p>
-        </w:tc>
-        <w:tc>
-          <w:tcPr>
-            <w:tcW w:type="dxa" w:w="1987"/>
-          </w:tcPr>
-          <w:p>
-            <w:pPr>
-              <w:jc w:val="left"/>
-            </w:pPr>
-            <w:r>
-              <w:rPr>
-                <w:rFonts w:ascii="TimeNewRoman" w:hAnsi="TimeNewRoman"/>
-                <w:sz w:val="30"/>
-              </w:rPr>
-              <w:t>39+26=</w:t>
-            </w:r>
-          </w:p>
-        </w:tc>
-        <w:tc>
-          <w:tcPr>
-            <w:tcW w:type="dxa" w:w="1987"/>
-          </w:tcPr>
-          <w:p>
-            <w:pPr>
-              <w:jc w:val="left"/>
-            </w:pPr>
-            <w:r>
-              <w:rPr>
-                <w:rFonts w:ascii="TimeNewRoman" w:hAnsi="TimeNewRoman"/>
-                <w:sz w:val="30"/>
-              </w:rPr>
-              <w:t>17+37=</w:t>
-            </w:r>
-          </w:p>
-        </w:tc>
-      </w:tr>
-      <w:tr>
-        <w:tc>
-          <w:tcPr>
-            <w:tcW w:type="dxa" w:w="1987"/>
-          </w:tcPr>
-          <w:p>
-            <w:pPr>
-              <w:jc w:val="left"/>
-            </w:pPr>
-            <w:r>
-              <w:rPr>
-                <w:rFonts w:ascii="TimeNewRoman" w:hAnsi="TimeNewRoman"/>
-                <w:sz w:val="30"/>
-              </w:rPr>
-              <w:t>22-19=</w:t>
-            </w:r>
-          </w:p>
-        </w:tc>
-        <w:tc>
-          <w:tcPr>
-            <w:tcW w:type="dxa" w:w="1987"/>
-          </w:tcPr>
-          <w:p>
-            <w:pPr>
-              <w:jc w:val="left"/>
-            </w:pPr>
-            <w:r>
-              <w:rPr>
-                <w:rFonts w:ascii="TimeNewRoman" w:hAnsi="TimeNewRoman"/>
-                <w:sz w:val="30"/>
-              </w:rPr>
-              <w:t>26+37=</w:t>
-            </w:r>
-          </w:p>
-        </w:tc>
-        <w:tc>
-          <w:tcPr>
-            <w:tcW w:type="dxa" w:w="1987"/>
-          </w:tcPr>
-          <w:p>
-            <w:pPr>
-              <w:jc w:val="left"/>
-            </w:pPr>
-            <w:r>
-              <w:rPr>
-                <w:rFonts w:ascii="TimeNewRoman" w:hAnsi="TimeNewRoman"/>
-                <w:sz w:val="30"/>
-              </w:rPr>
-              <w:t>66+29=</w:t>
-            </w:r>
-          </w:p>
-        </w:tc>
-        <w:tc>
-          <w:tcPr>
-            <w:tcW w:type="dxa" w:w="1987"/>
-          </w:tcPr>
-          <w:p>
-            <w:pPr>
-              <w:jc w:val="left"/>
-            </w:pPr>
-            <w:r>
-              <w:rPr>
-                <w:rFonts w:ascii="TimeNewRoman" w:hAnsi="TimeNewRoman"/>
-                <w:sz w:val="30"/>
-              </w:rPr>
-              <w:t>40-9=</w:t>
-            </w:r>
-          </w:p>
-        </w:tc>
-        <w:tc>
-          <w:tcPr>
-            <w:tcW w:type="dxa" w:w="1987"/>
-          </w:tcPr>
-          <w:p>
-            <w:pPr>
-              <w:jc w:val="left"/>
-            </w:pPr>
-            <w:r>
-              <w:rPr>
-                <w:rFonts w:ascii="TimeNewRoman" w:hAnsi="TimeNewRoman"/>
-                <w:sz w:val="30"/>
-              </w:rPr>
-              <w:t>72-15=</w:t>
-            </w:r>
-          </w:p>
-        </w:tc>
-      </w:tr>
-      <w:tr>
-        <w:tc>
-          <w:tcPr>
-            <w:tcW w:type="dxa" w:w="1987"/>
-          </w:tcPr>
-          <w:p>
-            <w:pPr>
-              <w:jc w:val="left"/>
-            </w:pPr>
-            <w:r>
-              <w:rPr>
-                <w:rFonts w:ascii="TimeNewRoman" w:hAnsi="TimeNewRoman"/>
-                <w:sz w:val="30"/>
-              </w:rPr>
-              <w:t>54-19=</w:t>
-            </w:r>
-          </w:p>
-        </w:tc>
-        <w:tc>
-          <w:tcPr>
-            <w:tcW w:type="dxa" w:w="1987"/>
-          </w:tcPr>
-          <w:p>
-            <w:pPr>
-              <w:jc w:val="left"/>
-            </w:pPr>
-            <w:r>
-              <w:rPr>
-                <w:rFonts w:ascii="TimeNewRoman" w:hAnsi="TimeNewRoman"/>
-                <w:sz w:val="30"/>
-              </w:rPr>
-              <w:t>81-67=</w:t>
-            </w:r>
-          </w:p>
-        </w:tc>
-        <w:tc>
-          <w:tcPr>
-            <w:tcW w:type="dxa" w:w="1987"/>
-          </w:tcPr>
-          <w:p>
-            <w:pPr>
-              <w:jc w:val="left"/>
-            </w:pPr>
-            <w:r>
-              <w:rPr>
-                <w:rFonts w:ascii="TimeNewRoman" w:hAnsi="TimeNewRoman"/>
-                <w:sz w:val="30"/>
-              </w:rPr>
-              <w:t>68+19=</w:t>
-            </w:r>
-          </w:p>
-        </w:tc>
-        <w:tc>
-          <w:tcPr>
-            <w:tcW w:type="dxa" w:w="1987"/>
-          </w:tcPr>
-          <w:p>
-            <w:pPr>
-              <w:jc w:val="left"/>
-            </w:pPr>
-            <w:r>
-              <w:rPr>
-                <w:rFonts w:ascii="TimeNewRoman" w:hAnsi="TimeNewRoman"/>
-                <w:sz w:val="30"/>
-              </w:rPr>
-              <w:t>46+18=</w:t>
-            </w:r>
-          </w:p>
-        </w:tc>
-        <w:tc>
-          <w:tcPr>
-            <w:tcW w:type="dxa" w:w="1987"/>
-          </w:tcPr>
-          <w:p>
-            <w:pPr>
-              <w:jc w:val="left"/>
-            </w:pPr>
-            <w:r>
-              <w:rPr>
-                <w:rFonts w:ascii="TimeNewRoman" w:hAnsi="TimeNewRoman"/>
-                <w:sz w:val="30"/>
-              </w:rPr>
-              <w:t>19+29=</w:t>
-            </w:r>
-          </w:p>
-        </w:tc>
-      </w:tr>
-      <w:tr>
-        <w:tc>
-          <w:tcPr>
-            <w:tcW w:type="dxa" w:w="1987"/>
-          </w:tcPr>
-          <w:p>
-            <w:pPr>
-              <w:jc w:val="left"/>
-            </w:pPr>
-            <w:r>
-              <w:rPr>
-                <w:rFonts w:ascii="TimeNewRoman" w:hAnsi="TimeNewRoman"/>
-                <w:sz w:val="30"/>
-              </w:rPr>
-              <w:t>27+58=</w:t>
-            </w:r>
-          </w:p>
-        </w:tc>
-        <w:tc>
-          <w:tcPr>
-            <w:tcW w:type="dxa" w:w="1987"/>
-          </w:tcPr>
-          <w:p>
-            <w:pPr>
-              <w:jc w:val="left"/>
-            </w:pPr>
-            <w:r>
-              <w:rPr>
-                <w:rFonts w:ascii="TimeNewRoman" w:hAnsi="TimeNewRoman"/>
-                <w:sz w:val="30"/>
-              </w:rPr>
-              <w:t>19+38=</w:t>
-            </w:r>
-          </w:p>
-        </w:tc>
-        <w:tc>
-          <w:tcPr>
-            <w:tcW w:type="dxa" w:w="1987"/>
-          </w:tcPr>
-          <w:p>
-            <w:pPr>
-              <w:jc w:val="left"/>
-            </w:pPr>
-            <w:r>
-              <w:rPr>
-                <w:rFonts w:ascii="TimeNewRoman" w:hAnsi="TimeNewRoman"/>
-                <w:sz w:val="30"/>
-              </w:rPr>
-              <w:t>19+68=</w:t>
-            </w:r>
-          </w:p>
-        </w:tc>
-        <w:tc>
-          <w:tcPr>
-            <w:tcW w:type="dxa" w:w="1987"/>
-          </w:tcPr>
-          <w:p>
-            <w:pPr>
-              <w:jc w:val="left"/>
-            </w:pPr>
-            <w:r>
-              <w:rPr>
-                <w:rFonts w:ascii="TimeNewRoman" w:hAnsi="TimeNewRoman"/>
-                <w:sz w:val="30"/>
-              </w:rPr>
-              <w:t>17+76=</w:t>
-            </w:r>
-          </w:p>
-        </w:tc>
-        <w:tc>
-          <w:tcPr>
-            <w:tcW w:type="dxa" w:w="1987"/>
-          </w:tcPr>
-          <w:p>
-            <w:pPr>
-              <w:jc w:val="left"/>
-            </w:pPr>
-            <w:r>
-              <w:rPr>
-                <w:rFonts w:ascii="TimeNewRoman" w:hAnsi="TimeNewRoman"/>
-                <w:sz w:val="30"/>
-              </w:rPr>
-              <w:t>60-11=</w:t>
-            </w:r>
-          </w:p>
-        </w:tc>
-      </w:tr>
-      <w:tr>
-        <w:tc>
-          <w:tcPr>
-            <w:tcW w:type="dxa" w:w="1987"/>
-          </w:tcPr>
-          <w:p>
-            <w:pPr>
-              <w:jc w:val="left"/>
-            </w:pPr>
-            <w:r>
-              <w:rPr>
-                <w:rFonts w:ascii="TimeNewRoman" w:hAnsi="TimeNewRoman"/>
-                <w:sz w:val="30"/>
-              </w:rPr>
-              <w:t>24+9=</w:t>
-            </w:r>
-          </w:p>
-        </w:tc>
-        <w:tc>
-          <w:tcPr>
-            <w:tcW w:type="dxa" w:w="1987"/>
-          </w:tcPr>
-          <w:p>
-            <w:pPr>
-              <w:jc w:val="left"/>
-            </w:pPr>
-            <w:r>
-              <w:rPr>
-                <w:rFonts w:ascii="TimeNewRoman" w:hAnsi="TimeNewRoman"/>
-                <w:sz w:val="30"/>
-              </w:rPr>
-              <w:t>8+38=</w:t>
-            </w:r>
-          </w:p>
-        </w:tc>
-        <w:tc>
-          <w:tcPr>
-            <w:tcW w:type="dxa" w:w="1987"/>
-          </w:tcPr>
-          <w:p>
-            <w:pPr>
-              <w:jc w:val="left"/>
-            </w:pPr>
-            <w:r>
-              <w:rPr>
-                <w:rFonts w:ascii="TimeNewRoman" w:hAnsi="TimeNewRoman"/>
-                <w:sz w:val="30"/>
-              </w:rPr>
-              <w:t>37+46=</w:t>
-            </w:r>
-          </w:p>
-        </w:tc>
-        <w:tc>
-          <w:tcPr>
-            <w:tcW w:type="dxa" w:w="1987"/>
-          </w:tcPr>
-          <w:p>
-            <w:pPr>
-              <w:jc w:val="left"/>
-            </w:pPr>
-            <w:r>
-              <w:rPr>
-                <w:rFonts w:ascii="TimeNewRoman" w:hAnsi="TimeNewRoman"/>
-                <w:sz w:val="30"/>
-              </w:rPr>
-              <w:t>15+57=</w:t>
-            </w:r>
-          </w:p>
-        </w:tc>
-        <w:tc>
-          <w:tcPr>
-            <w:tcW w:type="dxa" w:w="1987"/>
-          </w:tcPr>
-          <w:p>
-            <w:pPr>
-              <w:jc w:val="left"/>
-            </w:pPr>
-            <w:r>
-              <w:rPr>
-                <w:rFonts w:ascii="TimeNewRoman" w:hAnsi="TimeNewRoman"/>
-                <w:sz w:val="30"/>
-              </w:rPr>
-              <w:t>82-24=</w:t>
-            </w:r>
-          </w:p>
-        </w:tc>
-      </w:tr>
-      <w:tr>
-        <w:tc>
-          <w:tcPr>
-            <w:tcW w:type="dxa" w:w="1987"/>
-          </w:tcPr>
-          <w:p>
-            <w:pPr>
-              <w:jc w:val="left"/>
-            </w:pPr>
-            <w:r>
-              <w:rPr>
-                <w:rFonts w:ascii="TimeNewRoman" w:hAnsi="TimeNewRoman"/>
-                <w:sz w:val="30"/>
-              </w:rPr>
-              <w:t>52+19=</w:t>
-            </w:r>
-          </w:p>
-        </w:tc>
-        <w:tc>
-          <w:tcPr>
-            <w:tcW w:type="dxa" w:w="1987"/>
-          </w:tcPr>
-          <w:p>
-            <w:pPr>
-              <w:jc w:val="left"/>
-            </w:pPr>
-            <w:r>
-              <w:rPr>
-                <w:rFonts w:ascii="TimeNewRoman" w:hAnsi="TimeNewRoman"/>
-                <w:sz w:val="30"/>
-              </w:rPr>
-              <w:t>87-19=</w:t>
-            </w:r>
-          </w:p>
-        </w:tc>
-        <w:tc>
-          <w:tcPr>
-            <w:tcW w:type="dxa" w:w="1987"/>
-          </w:tcPr>
-          <w:p>
-            <w:pPr>
-              <w:jc w:val="left"/>
-            </w:pPr>
-            <w:r>
-              <w:rPr>
-                <w:rFonts w:ascii="TimeNewRoman" w:hAnsi="TimeNewRoman"/>
-                <w:sz w:val="30"/>
-              </w:rPr>
-              <w:t>87-49=</w:t>
-            </w:r>
-          </w:p>
-        </w:tc>
-        <w:tc>
-          <w:tcPr>
-            <w:tcW w:type="dxa" w:w="1987"/>
-          </w:tcPr>
-          <w:p>
-            <w:pPr>
-              <w:jc w:val="left"/>
-            </w:pPr>
-            <w:r>
-              <w:rPr>
-                <w:rFonts w:ascii="TimeNewRoman" w:hAnsi="TimeNewRoman"/>
-                <w:sz w:val="30"/>
-              </w:rPr>
-              <w:t>49+33=</w:t>
-            </w:r>
-          </w:p>
-        </w:tc>
-        <w:tc>
-          <w:tcPr>
-            <w:tcW w:type="dxa" w:w="1987"/>
-          </w:tcPr>
-          <w:p>
-            <w:pPr>
-              <w:jc w:val="left"/>
-            </w:pPr>
-            <w:r>
-              <w:rPr>
-                <w:rFonts w:ascii="TimeNewRoman" w:hAnsi="TimeNewRoman"/>
-                <w:sz w:val="30"/>
-              </w:rPr>
-              <w:t>6+87=</w:t>
-            </w:r>
-          </w:p>
-        </w:tc>
-      </w:tr>
-      <w:tr>
-        <w:tc>
-          <w:tcPr>
-            <w:tcW w:type="dxa" w:w="1987"/>
-          </w:tcPr>
-          <w:p>
-            <w:pPr>
-              <w:jc w:val="left"/>
-            </w:pPr>
-            <w:r>
-              <w:rPr>
-                <w:rFonts w:ascii="TimeNewRoman" w:hAnsi="TimeNewRoman"/>
-                <w:sz w:val="30"/>
-              </w:rPr>
-              <w:t>70-11=</w:t>
-            </w:r>
-          </w:p>
-        </w:tc>
-        <w:tc>
-          <w:tcPr>
-            <w:tcW w:type="dxa" w:w="1987"/>
-          </w:tcPr>
-          <w:p>
-            <w:pPr>
-              <w:jc w:val="left"/>
-            </w:pPr>
-            <w:r>
-              <w:rPr>
-                <w:rFonts w:ascii="TimeNewRoman" w:hAnsi="TimeNewRoman"/>
-                <w:sz w:val="30"/>
-              </w:rPr>
-              <w:t>60-29=</w:t>
-            </w:r>
-          </w:p>
-        </w:tc>
-        <w:tc>
-          <w:tcPr>
-            <w:tcW w:type="dxa" w:w="1987"/>
-          </w:tcPr>
-          <w:p>
-            <w:pPr>
-              <w:jc w:val="left"/>
-            </w:pPr>
-            <w:r>
-              <w:rPr>
-                <w:rFonts w:ascii="TimeNewRoman" w:hAnsi="TimeNewRoman"/>
-                <w:sz w:val="30"/>
-              </w:rPr>
-              <w:t>46+25=</w:t>
-            </w:r>
-          </w:p>
-        </w:tc>
-        <w:tc>
-          <w:tcPr>
-            <w:tcW w:type="dxa" w:w="1987"/>
-          </w:tcPr>
-          <w:p>
-            <w:pPr>
-              <w:jc w:val="left"/>
-            </w:pPr>
-            <w:r>
-              <w:rPr>
-                <w:rFonts w:ascii="TimeNewRoman" w:hAnsi="TimeNewRoman"/>
-                <w:sz w:val="30"/>
-              </w:rPr>
-              <w:t>28+37=</w:t>
-            </w:r>
-          </w:p>
-        </w:tc>
-        <w:tc>
-          <w:tcPr>
-            <w:tcW w:type="dxa" w:w="1987"/>
-          </w:tcPr>
-          <w:p>
-            <w:pPr>
-              <w:jc w:val="left"/>
-            </w:pPr>
-            <w:r>
-              <w:rPr>
-                <w:rFonts w:ascii="TimeNewRoman" w:hAnsi="TimeNewRoman"/>
-                <w:sz w:val="30"/>
-              </w:rPr>
-              <w:t>80-45=</w:t>
-            </w:r>
-          </w:p>
-        </w:tc>
-      </w:tr>
-      <w:tr>
-        <w:tc>
-          <w:tcPr>
-            <w:tcW w:type="dxa" w:w="1987"/>
-          </w:tcPr>
-          <w:p>
-            <w:pPr>
-              <w:jc w:val="left"/>
-            </w:pPr>
-            <w:r>
-              <w:rPr>
-                <w:rFonts w:ascii="TimeNewRoman" w:hAnsi="TimeNewRoman"/>
-                <w:sz w:val="30"/>
-              </w:rPr>
-              <w:t>6+19=</w:t>
-            </w:r>
-          </w:p>
-        </w:tc>
-        <w:tc>
-          <w:tcPr>
-            <w:tcW w:type="dxa" w:w="1987"/>
-          </w:tcPr>
-          <w:p>
-            <w:pPr>
-              <w:jc w:val="left"/>
-            </w:pPr>
-            <w:r>
-              <w:rPr>
-                <w:rFonts w:ascii="TimeNewRoman" w:hAnsi="TimeNewRoman"/>
-                <w:sz w:val="30"/>
-              </w:rPr>
-              <w:t>23+9=</w:t>
-            </w:r>
-          </w:p>
-        </w:tc>
-        <w:tc>
-          <w:tcPr>
-            <w:tcW w:type="dxa" w:w="1987"/>
-          </w:tcPr>
-          <w:p>
-            <w:pPr>
-              <w:jc w:val="left"/>
-            </w:pPr>
-            <w:r>
-              <w:rPr>
-                <w:rFonts w:ascii="TimeNewRoman" w:hAnsi="TimeNewRoman"/>
-                <w:sz w:val="30"/>
-              </w:rPr>
-              <w:t>50-47=</w:t>
-            </w:r>
-          </w:p>
-        </w:tc>
-        <w:tc>
-          <w:tcPr>
-            <w:tcW w:type="dxa" w:w="1987"/>
-          </w:tcPr>
-          <w:p>
-            <w:pPr>
-              <w:jc w:val="left"/>
-            </w:pPr>
-            <w:r>
-              <w:rPr>
-                <w:rFonts w:ascii="TimeNewRoman" w:hAnsi="TimeNewRoman"/>
-                <w:sz w:val="30"/>
-              </w:rPr>
-              <w:t>51-17=</w:t>
-            </w:r>
-          </w:p>
-        </w:tc>
-        <w:tc>
-          <w:tcPr>
-            <w:tcW w:type="dxa" w:w="1987"/>
-          </w:tcPr>
-          <w:p>
-            <w:pPr>
-              <w:jc w:val="left"/>
-            </w:pPr>
-            <w:r>
-              <w:rPr>
-                <w:rFonts w:ascii="TimeNewRoman" w:hAnsi="TimeNewRoman"/>
-                <w:sz w:val="30"/>
-              </w:rPr>
-              <w:t>19+26=</w:t>
-            </w:r>
-          </w:p>
-        </w:tc>
-      </w:tr>
-      <w:tr>
-        <w:tc>
-          <w:tcPr>
-            <w:tcW w:type="dxa" w:w="1987"/>
-          </w:tcPr>
-          <w:p>
-            <w:pPr>
-              <w:jc w:val="left"/>
-            </w:pPr>
-            <w:r>
-              <w:rPr>
-                <w:rFonts w:ascii="TimeNewRoman" w:hAnsi="TimeNewRoman"/>
-                <w:sz w:val="30"/>
-              </w:rPr>
-              <w:t>93-26=</w:t>
-            </w:r>
-          </w:p>
-        </w:tc>
-        <w:tc>
-          <w:tcPr>
-            <w:tcW w:type="dxa" w:w="1987"/>
-          </w:tcPr>
-          <w:p>
-            <w:pPr>
-              <w:jc w:val="left"/>
-            </w:pPr>
-            <w:r>
-              <w:rPr>
-                <w:rFonts w:ascii="TimeNewRoman" w:hAnsi="TimeNewRoman"/>
-                <w:sz w:val="30"/>
-              </w:rPr>
-              <w:t>39+2=</w:t>
-            </w:r>
-          </w:p>
-        </w:tc>
-        <w:tc>
-          <w:tcPr>
-            <w:tcW w:type="dxa" w:w="1987"/>
-          </w:tcPr>
-          <w:p>
-            <w:pPr>
-              <w:jc w:val="left"/>
-            </w:pPr>
-            <w:r>
-              <w:rPr>
-                <w:rFonts w:ascii="TimeNewRoman" w:hAnsi="TimeNewRoman"/>
-                <w:sz w:val="30"/>
-              </w:rPr>
-              <w:t>72-68=</w:t>
+              <w:t>75-37=</w:t>
             </w:r>
           </w:p>
         </w:tc>
@@ -1239,7 +74,41 @@
                 <w:rFonts w:ascii="TimeNewRoman" w:hAnsi="TimeNewRoman"/>
                 <w:sz w:val="30"/>
               </w:rPr>
-              <w:t>36+18=</w:t>
+              <w:t>63+8=</w:t>
+            </w:r>
+          </w:p>
+        </w:tc>
+        <w:tc>
+          <w:tcPr>
+            <w:tcW w:type="dxa" w:w="1987"/>
+          </w:tcPr>
+          <w:p>
+            <w:pPr>
+              <w:jc w:val="left"/>
+            </w:pPr>
+            <w:r>
+              <w:rPr>
+                <w:rFonts w:ascii="TimeNewRoman" w:hAnsi="TimeNewRoman"/>
+                <w:sz w:val="30"/>
+              </w:rPr>
+              <w:t>16+9=</w:t>
+            </w:r>
+          </w:p>
+        </w:tc>
+        <w:tc>
+          <w:tcPr>
+            <w:tcW w:type="dxa" w:w="1987"/>
+          </w:tcPr>
+          <w:p>
+            <w:pPr>
+              <w:jc w:val="left"/>
+            </w:pPr>
+            <w:r>
+              <w:rPr>
+                <w:rFonts w:ascii="TimeNewRoman" w:hAnsi="TimeNewRoman"/>
+                <w:sz w:val="30"/>
+              </w:rPr>
+              <w:t>26+65=</w:t>
             </w:r>
           </w:p>
         </w:tc>
@@ -1258,7 +127,7 @@
                 <w:rFonts w:ascii="TimeNewRoman" w:hAnsi="TimeNewRoman"/>
                 <w:sz w:val="30"/>
               </w:rPr>
-              <w:t>95-19=</w:t>
+              <w:t>16+56=</w:t>
             </w:r>
           </w:p>
         </w:tc>
@@ -1275,7 +144,7 @@
                 <w:rFonts w:ascii="TimeNewRoman" w:hAnsi="TimeNewRoman"/>
                 <w:sz w:val="30"/>
               </w:rPr>
-              <w:t>91-64=</w:t>
+              <w:t>27+18=</w:t>
             </w:r>
           </w:p>
         </w:tc>
@@ -1292,7 +161,7 @@
                 <w:rFonts w:ascii="TimeNewRoman" w:hAnsi="TimeNewRoman"/>
                 <w:sz w:val="30"/>
               </w:rPr>
-              <w:t>4+87=</w:t>
+              <w:t>76-47=</w:t>
             </w:r>
           </w:p>
         </w:tc>
@@ -1309,7 +178,7 @@
                 <w:rFonts w:ascii="TimeNewRoman" w:hAnsi="TimeNewRoman"/>
                 <w:sz w:val="30"/>
               </w:rPr>
-              <w:t>7+44=</w:t>
+              <w:t>94-78=</w:t>
             </w:r>
           </w:p>
         </w:tc>
@@ -1326,7 +195,7 @@
                 <w:rFonts w:ascii="TimeNewRoman" w:hAnsi="TimeNewRoman"/>
                 <w:sz w:val="30"/>
               </w:rPr>
-              <w:t>5+89=</w:t>
+              <w:t>61-56=</w:t>
             </w:r>
           </w:p>
         </w:tc>
@@ -1345,7 +214,7 @@
                 <w:rFonts w:ascii="TimeNewRoman" w:hAnsi="TimeNewRoman"/>
                 <w:sz w:val="30"/>
               </w:rPr>
-              <w:t>61-42=</w:t>
+              <w:t>23-16=</w:t>
             </w:r>
           </w:p>
         </w:tc>
@@ -1362,7 +231,7 @@
                 <w:rFonts w:ascii="TimeNewRoman" w:hAnsi="TimeNewRoman"/>
                 <w:sz w:val="30"/>
               </w:rPr>
-              <w:t>39+43=</w:t>
+              <w:t>46-19=</w:t>
             </w:r>
           </w:p>
         </w:tc>
@@ -1379,7 +248,7 @@
                 <w:rFonts w:ascii="TimeNewRoman" w:hAnsi="TimeNewRoman"/>
                 <w:sz w:val="30"/>
               </w:rPr>
-              <w:t>75-9=</w:t>
+              <w:t>90-49=</w:t>
             </w:r>
           </w:p>
         </w:tc>
@@ -1396,7 +265,7 @@
                 <w:rFonts w:ascii="TimeNewRoman" w:hAnsi="TimeNewRoman"/>
                 <w:sz w:val="30"/>
               </w:rPr>
-              <w:t>27+36=</w:t>
+              <w:t>73-16=</w:t>
             </w:r>
           </w:p>
         </w:tc>
@@ -1413,7 +282,7 @@
                 <w:rFonts w:ascii="TimeNewRoman" w:hAnsi="TimeNewRoman"/>
                 <w:sz w:val="30"/>
               </w:rPr>
-              <w:t>53-39=</w:t>
+              <w:t>84-57=</w:t>
             </w:r>
           </w:p>
         </w:tc>
@@ -1432,7 +301,7 @@
                 <w:rFonts w:ascii="TimeNewRoman" w:hAnsi="TimeNewRoman"/>
                 <w:sz w:val="30"/>
               </w:rPr>
-              <w:t>71-67=</w:t>
+              <w:t>60-22=</w:t>
             </w:r>
           </w:p>
         </w:tc>
@@ -1449,7 +318,7 @@
                 <w:rFonts w:ascii="TimeNewRoman" w:hAnsi="TimeNewRoman"/>
                 <w:sz w:val="30"/>
               </w:rPr>
-              <w:t>4+49=</w:t>
+              <w:t>49+47=</w:t>
             </w:r>
           </w:p>
         </w:tc>
@@ -1466,7 +335,7 @@
                 <w:rFonts w:ascii="TimeNewRoman" w:hAnsi="TimeNewRoman"/>
                 <w:sz w:val="30"/>
               </w:rPr>
-              <w:t>5+56=</w:t>
+              <w:t>5+26=</w:t>
             </w:r>
           </w:p>
         </w:tc>
@@ -1483,7 +352,7 @@
                 <w:rFonts w:ascii="TimeNewRoman" w:hAnsi="TimeNewRoman"/>
                 <w:sz w:val="30"/>
               </w:rPr>
-              <w:t>53-28=</w:t>
+              <w:t>73-16=</w:t>
             </w:r>
           </w:p>
         </w:tc>
@@ -1500,7 +369,7 @@
                 <w:rFonts w:ascii="TimeNewRoman" w:hAnsi="TimeNewRoman"/>
                 <w:sz w:val="30"/>
               </w:rPr>
-              <w:t>50-9=</w:t>
+              <w:t>26+26=</w:t>
             </w:r>
           </w:p>
         </w:tc>
@@ -1519,7 +388,7 @@
                 <w:rFonts w:ascii="TimeNewRoman" w:hAnsi="TimeNewRoman"/>
                 <w:sz w:val="30"/>
               </w:rPr>
-              <w:t>76-17=</w:t>
+              <w:t>39+35=</w:t>
             </w:r>
           </w:p>
         </w:tc>
@@ -1536,7 +405,7 @@
                 <w:rFonts w:ascii="TimeNewRoman" w:hAnsi="TimeNewRoman"/>
                 <w:sz w:val="30"/>
               </w:rPr>
-              <w:t>96-78=</w:t>
+              <w:t>30-12=</w:t>
             </w:r>
           </w:p>
         </w:tc>
@@ -1553,7 +422,7 @@
                 <w:rFonts w:ascii="TimeNewRoman" w:hAnsi="TimeNewRoman"/>
                 <w:sz w:val="30"/>
               </w:rPr>
-              <w:t>36+57=</w:t>
+              <w:t>7+34=</w:t>
             </w:r>
           </w:p>
         </w:tc>
@@ -1570,7 +439,7 @@
                 <w:rFonts w:ascii="TimeNewRoman" w:hAnsi="TimeNewRoman"/>
                 <w:sz w:val="30"/>
               </w:rPr>
-              <w:t>9+28=</w:t>
+              <w:t>91-17=</w:t>
             </w:r>
           </w:p>
         </w:tc>
@@ -1587,7 +456,7 @@
                 <w:rFonts w:ascii="TimeNewRoman" w:hAnsi="TimeNewRoman"/>
                 <w:sz w:val="30"/>
               </w:rPr>
-              <w:t>66-29=</w:t>
+              <w:t>6+28=</w:t>
             </w:r>
           </w:p>
         </w:tc>
@@ -1606,7 +475,7 @@
                 <w:rFonts w:ascii="TimeNewRoman" w:hAnsi="TimeNewRoman"/>
                 <w:sz w:val="30"/>
               </w:rPr>
-              <w:t>71-36=</w:t>
+              <w:t>36+19=</w:t>
             </w:r>
           </w:p>
         </w:tc>
@@ -1623,7 +492,7 @@
                 <w:rFonts w:ascii="TimeNewRoman" w:hAnsi="TimeNewRoman"/>
                 <w:sz w:val="30"/>
               </w:rPr>
-              <w:t>43-39=</w:t>
+              <w:t>81-64=</w:t>
             </w:r>
           </w:p>
         </w:tc>
@@ -1640,7 +509,7 @@
                 <w:rFonts w:ascii="TimeNewRoman" w:hAnsi="TimeNewRoman"/>
                 <w:sz w:val="30"/>
               </w:rPr>
-              <w:t>40-22=</w:t>
+              <w:t>63-39=</w:t>
             </w:r>
           </w:p>
         </w:tc>
@@ -1657,7 +526,7 @@
                 <w:rFonts w:ascii="TimeNewRoman" w:hAnsi="TimeNewRoman"/>
                 <w:sz w:val="30"/>
               </w:rPr>
-              <w:t>39+54=</w:t>
+              <w:t>55-27=</w:t>
             </w:r>
           </w:p>
         </w:tc>
@@ -1674,7 +543,7 @@
                 <w:rFonts w:ascii="TimeNewRoman" w:hAnsi="TimeNewRoman"/>
                 <w:sz w:val="30"/>
               </w:rPr>
-              <w:t>63-9=</w:t>
+              <w:t>93-89=</w:t>
             </w:r>
           </w:p>
         </w:tc>
@@ -1693,7 +562,7 @@
                 <w:rFonts w:ascii="TimeNewRoman" w:hAnsi="TimeNewRoman"/>
                 <w:sz w:val="30"/>
               </w:rPr>
-              <w:t>74-38=</w:t>
+              <w:t>8+26=</w:t>
             </w:r>
           </w:p>
         </w:tc>
@@ -1710,7 +579,7 @@
                 <w:rFonts w:ascii="TimeNewRoman" w:hAnsi="TimeNewRoman"/>
                 <w:sz w:val="30"/>
               </w:rPr>
-              <w:t>75-49=</w:t>
+              <w:t>35-19=</w:t>
             </w:r>
           </w:p>
         </w:tc>
@@ -1727,7 +596,7 @@
                 <w:rFonts w:ascii="TimeNewRoman" w:hAnsi="TimeNewRoman"/>
                 <w:sz w:val="30"/>
               </w:rPr>
-              <w:t>97-28=</w:t>
+              <w:t>96-68=</w:t>
             </w:r>
           </w:p>
         </w:tc>
@@ -1744,7 +613,7 @@
                 <w:rFonts w:ascii="TimeNewRoman" w:hAnsi="TimeNewRoman"/>
                 <w:sz w:val="30"/>
               </w:rPr>
-              <w:t>47+19=</w:t>
+              <w:t>83-56=</w:t>
             </w:r>
           </w:p>
         </w:tc>
@@ -1761,7 +630,1138 @@
                 <w:rFonts w:ascii="TimeNewRoman" w:hAnsi="TimeNewRoman"/>
                 <w:sz w:val="30"/>
               </w:rPr>
-              <w:t>70-58=</w:t>
+              <w:t>84-7=</w:t>
+            </w:r>
+          </w:p>
+        </w:tc>
+      </w:tr>
+      <w:tr>
+        <w:tc>
+          <w:tcPr>
+            <w:tcW w:type="dxa" w:w="1987"/>
+          </w:tcPr>
+          <w:p>
+            <w:pPr>
+              <w:jc w:val="left"/>
+            </w:pPr>
+            <w:r>
+              <w:rPr>
+                <w:rFonts w:ascii="TimeNewRoman" w:hAnsi="TimeNewRoman"/>
+                <w:sz w:val="30"/>
+              </w:rPr>
+              <w:t>24+19=</w:t>
+            </w:r>
+          </w:p>
+        </w:tc>
+        <w:tc>
+          <w:tcPr>
+            <w:tcW w:type="dxa" w:w="1987"/>
+          </w:tcPr>
+          <w:p>
+            <w:pPr>
+              <w:jc w:val="left"/>
+            </w:pPr>
+            <w:r>
+              <w:rPr>
+                <w:rFonts w:ascii="TimeNewRoman" w:hAnsi="TimeNewRoman"/>
+                <w:sz w:val="30"/>
+              </w:rPr>
+              <w:t>36-18=</w:t>
+            </w:r>
+          </w:p>
+        </w:tc>
+        <w:tc>
+          <w:tcPr>
+            <w:tcW w:type="dxa" w:w="1987"/>
+          </w:tcPr>
+          <w:p>
+            <w:pPr>
+              <w:jc w:val="left"/>
+            </w:pPr>
+            <w:r>
+              <w:rPr>
+                <w:rFonts w:ascii="TimeNewRoman" w:hAnsi="TimeNewRoman"/>
+                <w:sz w:val="30"/>
+              </w:rPr>
+              <w:t>20-14=</w:t>
+            </w:r>
+          </w:p>
+        </w:tc>
+        <w:tc>
+          <w:tcPr>
+            <w:tcW w:type="dxa" w:w="1987"/>
+          </w:tcPr>
+          <w:p>
+            <w:pPr>
+              <w:jc w:val="left"/>
+            </w:pPr>
+            <w:r>
+              <w:rPr>
+                <w:rFonts w:ascii="TimeNewRoman" w:hAnsi="TimeNewRoman"/>
+                <w:sz w:val="30"/>
+              </w:rPr>
+              <w:t>75+19=</w:t>
+            </w:r>
+          </w:p>
+        </w:tc>
+        <w:tc>
+          <w:tcPr>
+            <w:tcW w:type="dxa" w:w="1987"/>
+          </w:tcPr>
+          <w:p>
+            <w:pPr>
+              <w:jc w:val="left"/>
+            </w:pPr>
+            <w:r>
+              <w:rPr>
+                <w:rFonts w:ascii="TimeNewRoman" w:hAnsi="TimeNewRoman"/>
+                <w:sz w:val="30"/>
+              </w:rPr>
+              <w:t>93-74=</w:t>
+            </w:r>
+          </w:p>
+        </w:tc>
+      </w:tr>
+      <w:tr>
+        <w:tc>
+          <w:tcPr>
+            <w:tcW w:type="dxa" w:w="1987"/>
+          </w:tcPr>
+          <w:p>
+            <w:pPr>
+              <w:jc w:val="left"/>
+            </w:pPr>
+            <w:r>
+              <w:rPr>
+                <w:rFonts w:ascii="TimeNewRoman" w:hAnsi="TimeNewRoman"/>
+                <w:sz w:val="30"/>
+              </w:rPr>
+              <w:t>60-34=</w:t>
+            </w:r>
+          </w:p>
+        </w:tc>
+        <w:tc>
+          <w:tcPr>
+            <w:tcW w:type="dxa" w:w="1987"/>
+          </w:tcPr>
+          <w:p>
+            <w:pPr>
+              <w:jc w:val="left"/>
+            </w:pPr>
+            <w:r>
+              <w:rPr>
+                <w:rFonts w:ascii="TimeNewRoman" w:hAnsi="TimeNewRoman"/>
+                <w:sz w:val="30"/>
+              </w:rPr>
+              <w:t>5+57=</w:t>
+            </w:r>
+          </w:p>
+        </w:tc>
+        <w:tc>
+          <w:tcPr>
+            <w:tcW w:type="dxa" w:w="1987"/>
+          </w:tcPr>
+          <w:p>
+            <w:pPr>
+              <w:jc w:val="left"/>
+            </w:pPr>
+            <w:r>
+              <w:rPr>
+                <w:rFonts w:ascii="TimeNewRoman" w:hAnsi="TimeNewRoman"/>
+                <w:sz w:val="30"/>
+              </w:rPr>
+              <w:t>17+45=</w:t>
+            </w:r>
+          </w:p>
+        </w:tc>
+        <w:tc>
+          <w:tcPr>
+            <w:tcW w:type="dxa" w:w="1987"/>
+          </w:tcPr>
+          <w:p>
+            <w:pPr>
+              <w:jc w:val="left"/>
+            </w:pPr>
+            <w:r>
+              <w:rPr>
+                <w:rFonts w:ascii="TimeNewRoman" w:hAnsi="TimeNewRoman"/>
+                <w:sz w:val="30"/>
+              </w:rPr>
+              <w:t>7+17=</w:t>
+            </w:r>
+          </w:p>
+        </w:tc>
+        <w:tc>
+          <w:tcPr>
+            <w:tcW w:type="dxa" w:w="1987"/>
+          </w:tcPr>
+          <w:p>
+            <w:pPr>
+              <w:jc w:val="left"/>
+            </w:pPr>
+            <w:r>
+              <w:rPr>
+                <w:rFonts w:ascii="TimeNewRoman" w:hAnsi="TimeNewRoman"/>
+                <w:sz w:val="30"/>
+              </w:rPr>
+              <w:t>47+9=</w:t>
+            </w:r>
+          </w:p>
+        </w:tc>
+      </w:tr>
+      <w:tr>
+        <w:tc>
+          <w:tcPr>
+            <w:tcW w:type="dxa" w:w="1987"/>
+          </w:tcPr>
+          <w:p>
+            <w:pPr>
+              <w:jc w:val="left"/>
+            </w:pPr>
+            <w:r>
+              <w:rPr>
+                <w:rFonts w:ascii="TimeNewRoman" w:hAnsi="TimeNewRoman"/>
+                <w:sz w:val="30"/>
+              </w:rPr>
+              <w:t>6+39=</w:t>
+            </w:r>
+          </w:p>
+        </w:tc>
+        <w:tc>
+          <w:tcPr>
+            <w:tcW w:type="dxa" w:w="1987"/>
+          </w:tcPr>
+          <w:p>
+            <w:pPr>
+              <w:jc w:val="left"/>
+            </w:pPr>
+            <w:r>
+              <w:rPr>
+                <w:rFonts w:ascii="TimeNewRoman" w:hAnsi="TimeNewRoman"/>
+                <w:sz w:val="30"/>
+              </w:rPr>
+              <w:t>39+32=</w:t>
+            </w:r>
+          </w:p>
+        </w:tc>
+        <w:tc>
+          <w:tcPr>
+            <w:tcW w:type="dxa" w:w="1987"/>
+          </w:tcPr>
+          <w:p>
+            <w:pPr>
+              <w:jc w:val="left"/>
+            </w:pPr>
+            <w:r>
+              <w:rPr>
+                <w:rFonts w:ascii="TimeNewRoman" w:hAnsi="TimeNewRoman"/>
+                <w:sz w:val="30"/>
+              </w:rPr>
+              <w:t>84-66=</w:t>
+            </w:r>
+          </w:p>
+        </w:tc>
+        <w:tc>
+          <w:tcPr>
+            <w:tcW w:type="dxa" w:w="1987"/>
+          </w:tcPr>
+          <w:p>
+            <w:pPr>
+              <w:jc w:val="left"/>
+            </w:pPr>
+            <w:r>
+              <w:rPr>
+                <w:rFonts w:ascii="TimeNewRoman" w:hAnsi="TimeNewRoman"/>
+                <w:sz w:val="30"/>
+              </w:rPr>
+              <w:t>62-39=</w:t>
+            </w:r>
+          </w:p>
+        </w:tc>
+        <w:tc>
+          <w:tcPr>
+            <w:tcW w:type="dxa" w:w="1987"/>
+          </w:tcPr>
+          <w:p>
+            <w:pPr>
+              <w:jc w:val="left"/>
+            </w:pPr>
+            <w:r>
+              <w:rPr>
+                <w:rFonts w:ascii="TimeNewRoman" w:hAnsi="TimeNewRoman"/>
+                <w:sz w:val="30"/>
+              </w:rPr>
+              <w:t>54+38=</w:t>
+            </w:r>
+          </w:p>
+        </w:tc>
+      </w:tr>
+      <w:tr>
+        <w:tc>
+          <w:tcPr>
+            <w:tcW w:type="dxa" w:w="1987"/>
+          </w:tcPr>
+          <w:p>
+            <w:pPr>
+              <w:jc w:val="left"/>
+            </w:pPr>
+            <w:r>
+              <w:rPr>
+                <w:rFonts w:ascii="TimeNewRoman" w:hAnsi="TimeNewRoman"/>
+                <w:sz w:val="30"/>
+              </w:rPr>
+              <w:t>26-7=</w:t>
+            </w:r>
+          </w:p>
+        </w:tc>
+        <w:tc>
+          <w:tcPr>
+            <w:tcW w:type="dxa" w:w="1987"/>
+          </w:tcPr>
+          <w:p>
+            <w:pPr>
+              <w:jc w:val="left"/>
+            </w:pPr>
+            <w:r>
+              <w:rPr>
+                <w:rFonts w:ascii="TimeNewRoman" w:hAnsi="TimeNewRoman"/>
+                <w:sz w:val="30"/>
+              </w:rPr>
+              <w:t>75-36=</w:t>
+            </w:r>
+          </w:p>
+        </w:tc>
+        <w:tc>
+          <w:tcPr>
+            <w:tcW w:type="dxa" w:w="1987"/>
+          </w:tcPr>
+          <w:p>
+            <w:pPr>
+              <w:jc w:val="left"/>
+            </w:pPr>
+            <w:r>
+              <w:rPr>
+                <w:rFonts w:ascii="TimeNewRoman" w:hAnsi="TimeNewRoman"/>
+                <w:sz w:val="30"/>
+              </w:rPr>
+              <w:t>34+8=</w:t>
+            </w:r>
+          </w:p>
+        </w:tc>
+        <w:tc>
+          <w:tcPr>
+            <w:tcW w:type="dxa" w:w="1987"/>
+          </w:tcPr>
+          <w:p>
+            <w:pPr>
+              <w:jc w:val="left"/>
+            </w:pPr>
+            <w:r>
+              <w:rPr>
+                <w:rFonts w:ascii="TimeNewRoman" w:hAnsi="TimeNewRoman"/>
+                <w:sz w:val="30"/>
+              </w:rPr>
+              <w:t>7+57=</w:t>
+            </w:r>
+          </w:p>
+        </w:tc>
+        <w:tc>
+          <w:tcPr>
+            <w:tcW w:type="dxa" w:w="1987"/>
+          </w:tcPr>
+          <w:p>
+            <w:pPr>
+              <w:jc w:val="left"/>
+            </w:pPr>
+            <w:r>
+              <w:rPr>
+                <w:rFonts w:ascii="TimeNewRoman" w:hAnsi="TimeNewRoman"/>
+                <w:sz w:val="30"/>
+              </w:rPr>
+              <w:t>62-39=</w:t>
+            </w:r>
+          </w:p>
+        </w:tc>
+      </w:tr>
+      <w:tr>
+        <w:tc>
+          <w:tcPr>
+            <w:tcW w:type="dxa" w:w="1987"/>
+          </w:tcPr>
+          <w:p>
+            <w:pPr>
+              <w:jc w:val="left"/>
+            </w:pPr>
+            <w:r>
+              <w:rPr>
+                <w:rFonts w:ascii="TimeNewRoman" w:hAnsi="TimeNewRoman"/>
+                <w:sz w:val="30"/>
+              </w:rPr>
+              <w:t>70-27=</w:t>
+            </w:r>
+          </w:p>
+        </w:tc>
+        <w:tc>
+          <w:tcPr>
+            <w:tcW w:type="dxa" w:w="1987"/>
+          </w:tcPr>
+          <w:p>
+            <w:pPr>
+              <w:jc w:val="left"/>
+            </w:pPr>
+            <w:r>
+              <w:rPr>
+                <w:rFonts w:ascii="TimeNewRoman" w:hAnsi="TimeNewRoman"/>
+                <w:sz w:val="30"/>
+              </w:rPr>
+              <w:t>24-6=</w:t>
+            </w:r>
+          </w:p>
+        </w:tc>
+        <w:tc>
+          <w:tcPr>
+            <w:tcW w:type="dxa" w:w="1987"/>
+          </w:tcPr>
+          <w:p>
+            <w:pPr>
+              <w:jc w:val="left"/>
+            </w:pPr>
+            <w:r>
+              <w:rPr>
+                <w:rFonts w:ascii="TimeNewRoman" w:hAnsi="TimeNewRoman"/>
+                <w:sz w:val="30"/>
+              </w:rPr>
+              <w:t>71-63=</w:t>
+            </w:r>
+          </w:p>
+        </w:tc>
+        <w:tc>
+          <w:tcPr>
+            <w:tcW w:type="dxa" w:w="1987"/>
+          </w:tcPr>
+          <w:p>
+            <w:pPr>
+              <w:jc w:val="left"/>
+            </w:pPr>
+            <w:r>
+              <w:rPr>
+                <w:rFonts w:ascii="TimeNewRoman" w:hAnsi="TimeNewRoman"/>
+                <w:sz w:val="30"/>
+              </w:rPr>
+              <w:t>66+16=</w:t>
+            </w:r>
+          </w:p>
+        </w:tc>
+        <w:tc>
+          <w:tcPr>
+            <w:tcW w:type="dxa" w:w="1987"/>
+          </w:tcPr>
+          <w:p>
+            <w:pPr>
+              <w:jc w:val="left"/>
+            </w:pPr>
+            <w:r>
+              <w:rPr>
+                <w:rFonts w:ascii="TimeNewRoman" w:hAnsi="TimeNewRoman"/>
+                <w:sz w:val="30"/>
+              </w:rPr>
+              <w:t>91-28=</w:t>
+            </w:r>
+          </w:p>
+        </w:tc>
+      </w:tr>
+      <w:tr>
+        <w:tc>
+          <w:tcPr>
+            <w:tcW w:type="dxa" w:w="1987"/>
+          </w:tcPr>
+          <w:p>
+            <w:pPr>
+              <w:jc w:val="left"/>
+            </w:pPr>
+            <w:r>
+              <w:rPr>
+                <w:rFonts w:ascii="TimeNewRoman" w:hAnsi="TimeNewRoman"/>
+                <w:sz w:val="30"/>
+              </w:rPr>
+              <w:t>76+5=</w:t>
+            </w:r>
+          </w:p>
+        </w:tc>
+        <w:tc>
+          <w:tcPr>
+            <w:tcW w:type="dxa" w:w="1987"/>
+          </w:tcPr>
+          <w:p>
+            <w:pPr>
+              <w:jc w:val="left"/>
+            </w:pPr>
+            <w:r>
+              <w:rPr>
+                <w:rFonts w:ascii="TimeNewRoman" w:hAnsi="TimeNewRoman"/>
+                <w:sz w:val="30"/>
+              </w:rPr>
+              <w:t>75-27=</w:t>
+            </w:r>
+          </w:p>
+        </w:tc>
+        <w:tc>
+          <w:tcPr>
+            <w:tcW w:type="dxa" w:w="1987"/>
+          </w:tcPr>
+          <w:p>
+            <w:pPr>
+              <w:jc w:val="left"/>
+            </w:pPr>
+            <w:r>
+              <w:rPr>
+                <w:rFonts w:ascii="TimeNewRoman" w:hAnsi="TimeNewRoman"/>
+                <w:sz w:val="30"/>
+              </w:rPr>
+              <w:t>39+13=</w:t>
+            </w:r>
+          </w:p>
+        </w:tc>
+        <w:tc>
+          <w:tcPr>
+            <w:tcW w:type="dxa" w:w="1987"/>
+          </w:tcPr>
+          <w:p>
+            <w:pPr>
+              <w:jc w:val="left"/>
+            </w:pPr>
+            <w:r>
+              <w:rPr>
+                <w:rFonts w:ascii="TimeNewRoman" w:hAnsi="TimeNewRoman"/>
+                <w:sz w:val="30"/>
+              </w:rPr>
+              <w:t>69+23=</w:t>
+            </w:r>
+          </w:p>
+        </w:tc>
+        <w:tc>
+          <w:tcPr>
+            <w:tcW w:type="dxa" w:w="1987"/>
+          </w:tcPr>
+          <w:p>
+            <w:pPr>
+              <w:jc w:val="left"/>
+            </w:pPr>
+            <w:r>
+              <w:rPr>
+                <w:rFonts w:ascii="TimeNewRoman" w:hAnsi="TimeNewRoman"/>
+                <w:sz w:val="30"/>
+              </w:rPr>
+              <w:t>9+22=</w:t>
+            </w:r>
+          </w:p>
+        </w:tc>
+      </w:tr>
+      <w:tr>
+        <w:tc>
+          <w:tcPr>
+            <w:tcW w:type="dxa" w:w="1987"/>
+          </w:tcPr>
+          <w:p>
+            <w:pPr>
+              <w:jc w:val="left"/>
+            </w:pPr>
+            <w:r>
+              <w:rPr>
+                <w:rFonts w:ascii="TimeNewRoman" w:hAnsi="TimeNewRoman"/>
+                <w:sz w:val="30"/>
+              </w:rPr>
+              <w:t>59+6=</w:t>
+            </w:r>
+          </w:p>
+        </w:tc>
+        <w:tc>
+          <w:tcPr>
+            <w:tcW w:type="dxa" w:w="1987"/>
+          </w:tcPr>
+          <w:p>
+            <w:pPr>
+              <w:jc w:val="left"/>
+            </w:pPr>
+            <w:r>
+              <w:rPr>
+                <w:rFonts w:ascii="TimeNewRoman" w:hAnsi="TimeNewRoman"/>
+                <w:sz w:val="30"/>
+              </w:rPr>
+              <w:t>45+47=</w:t>
+            </w:r>
+          </w:p>
+        </w:tc>
+        <w:tc>
+          <w:tcPr>
+            <w:tcW w:type="dxa" w:w="1987"/>
+          </w:tcPr>
+          <w:p>
+            <w:pPr>
+              <w:jc w:val="left"/>
+            </w:pPr>
+            <w:r>
+              <w:rPr>
+                <w:rFonts w:ascii="TimeNewRoman" w:hAnsi="TimeNewRoman"/>
+                <w:sz w:val="30"/>
+              </w:rPr>
+              <w:t>18+54=</w:t>
+            </w:r>
+          </w:p>
+        </w:tc>
+        <w:tc>
+          <w:tcPr>
+            <w:tcW w:type="dxa" w:w="1987"/>
+          </w:tcPr>
+          <w:p>
+            <w:pPr>
+              <w:jc w:val="left"/>
+            </w:pPr>
+            <w:r>
+              <w:rPr>
+                <w:rFonts w:ascii="TimeNewRoman" w:hAnsi="TimeNewRoman"/>
+                <w:sz w:val="30"/>
+              </w:rPr>
+              <w:t>4+67=</w:t>
+            </w:r>
+          </w:p>
+        </w:tc>
+        <w:tc>
+          <w:tcPr>
+            <w:tcW w:type="dxa" w:w="1987"/>
+          </w:tcPr>
+          <w:p>
+            <w:pPr>
+              <w:jc w:val="left"/>
+            </w:pPr>
+            <w:r>
+              <w:rPr>
+                <w:rFonts w:ascii="TimeNewRoman" w:hAnsi="TimeNewRoman"/>
+                <w:sz w:val="30"/>
+              </w:rPr>
+              <w:t>48+27=</w:t>
+            </w:r>
+          </w:p>
+        </w:tc>
+      </w:tr>
+      <w:tr>
+        <w:tc>
+          <w:tcPr>
+            <w:tcW w:type="dxa" w:w="1987"/>
+          </w:tcPr>
+          <w:p>
+            <w:pPr>
+              <w:jc w:val="left"/>
+            </w:pPr>
+            <w:r>
+              <w:rPr>
+                <w:rFonts w:ascii="TimeNewRoman" w:hAnsi="TimeNewRoman"/>
+                <w:sz w:val="30"/>
+              </w:rPr>
+              <w:t>23-4=</w:t>
+            </w:r>
+          </w:p>
+        </w:tc>
+        <w:tc>
+          <w:tcPr>
+            <w:tcW w:type="dxa" w:w="1987"/>
+          </w:tcPr>
+          <w:p>
+            <w:pPr>
+              <w:jc w:val="left"/>
+            </w:pPr>
+            <w:r>
+              <w:rPr>
+                <w:rFonts w:ascii="TimeNewRoman" w:hAnsi="TimeNewRoman"/>
+                <w:sz w:val="30"/>
+              </w:rPr>
+              <w:t>43+38=</w:t>
+            </w:r>
+          </w:p>
+        </w:tc>
+        <w:tc>
+          <w:tcPr>
+            <w:tcW w:type="dxa" w:w="1987"/>
+          </w:tcPr>
+          <w:p>
+            <w:pPr>
+              <w:jc w:val="left"/>
+            </w:pPr>
+            <w:r>
+              <w:rPr>
+                <w:rFonts w:ascii="TimeNewRoman" w:hAnsi="TimeNewRoman"/>
+                <w:sz w:val="30"/>
+              </w:rPr>
+              <w:t>52+29=</w:t>
+            </w:r>
+          </w:p>
+        </w:tc>
+        <w:tc>
+          <w:tcPr>
+            <w:tcW w:type="dxa" w:w="1987"/>
+          </w:tcPr>
+          <w:p>
+            <w:pPr>
+              <w:jc w:val="left"/>
+            </w:pPr>
+            <w:r>
+              <w:rPr>
+                <w:rFonts w:ascii="TimeNewRoman" w:hAnsi="TimeNewRoman"/>
+                <w:sz w:val="30"/>
+              </w:rPr>
+              <w:t>93-49=</w:t>
+            </w:r>
+          </w:p>
+        </w:tc>
+        <w:tc>
+          <w:tcPr>
+            <w:tcW w:type="dxa" w:w="1987"/>
+          </w:tcPr>
+          <w:p>
+            <w:pPr>
+              <w:jc w:val="left"/>
+            </w:pPr>
+            <w:r>
+              <w:rPr>
+                <w:rFonts w:ascii="TimeNewRoman" w:hAnsi="TimeNewRoman"/>
+                <w:sz w:val="30"/>
+              </w:rPr>
+              <w:t>77+5=</w:t>
+            </w:r>
+          </w:p>
+        </w:tc>
+      </w:tr>
+      <w:tr>
+        <w:tc>
+          <w:tcPr>
+            <w:tcW w:type="dxa" w:w="1987"/>
+          </w:tcPr>
+          <w:p>
+            <w:pPr>
+              <w:jc w:val="left"/>
+            </w:pPr>
+            <w:r>
+              <w:rPr>
+                <w:rFonts w:ascii="TimeNewRoman" w:hAnsi="TimeNewRoman"/>
+                <w:sz w:val="30"/>
+              </w:rPr>
+              <w:t>90-12=</w:t>
+            </w:r>
+          </w:p>
+        </w:tc>
+        <w:tc>
+          <w:tcPr>
+            <w:tcW w:type="dxa" w:w="1987"/>
+          </w:tcPr>
+          <w:p>
+            <w:pPr>
+              <w:jc w:val="left"/>
+            </w:pPr>
+            <w:r>
+              <w:rPr>
+                <w:rFonts w:ascii="TimeNewRoman" w:hAnsi="TimeNewRoman"/>
+                <w:sz w:val="30"/>
+              </w:rPr>
+              <w:t>72-39=</w:t>
+            </w:r>
+          </w:p>
+        </w:tc>
+        <w:tc>
+          <w:tcPr>
+            <w:tcW w:type="dxa" w:w="1987"/>
+          </w:tcPr>
+          <w:p>
+            <w:pPr>
+              <w:jc w:val="left"/>
+            </w:pPr>
+            <w:r>
+              <w:rPr>
+                <w:rFonts w:ascii="TimeNewRoman" w:hAnsi="TimeNewRoman"/>
+                <w:sz w:val="30"/>
+              </w:rPr>
+              <w:t>80-69=</w:t>
+            </w:r>
+          </w:p>
+        </w:tc>
+        <w:tc>
+          <w:tcPr>
+            <w:tcW w:type="dxa" w:w="1987"/>
+          </w:tcPr>
+          <w:p>
+            <w:pPr>
+              <w:jc w:val="left"/>
+            </w:pPr>
+            <w:r>
+              <w:rPr>
+                <w:rFonts w:ascii="TimeNewRoman" w:hAnsi="TimeNewRoman"/>
+                <w:sz w:val="30"/>
+              </w:rPr>
+              <w:t>28+29=</w:t>
+            </w:r>
+          </w:p>
+        </w:tc>
+        <w:tc>
+          <w:tcPr>
+            <w:tcW w:type="dxa" w:w="1987"/>
+          </w:tcPr>
+          <w:p>
+            <w:pPr>
+              <w:jc w:val="left"/>
+            </w:pPr>
+            <w:r>
+              <w:rPr>
+                <w:rFonts w:ascii="TimeNewRoman" w:hAnsi="TimeNewRoman"/>
+                <w:sz w:val="30"/>
+              </w:rPr>
+              <w:t>80-1=</w:t>
+            </w:r>
+          </w:p>
+        </w:tc>
+      </w:tr>
+      <w:tr>
+        <w:tc>
+          <w:tcPr>
+            <w:tcW w:type="dxa" w:w="1987"/>
+          </w:tcPr>
+          <w:p>
+            <w:pPr>
+              <w:jc w:val="left"/>
+            </w:pPr>
+            <w:r>
+              <w:rPr>
+                <w:rFonts w:ascii="TimeNewRoman" w:hAnsi="TimeNewRoman"/>
+                <w:sz w:val="30"/>
+              </w:rPr>
+              <w:t>72-19=</w:t>
+            </w:r>
+          </w:p>
+        </w:tc>
+        <w:tc>
+          <w:tcPr>
+            <w:tcW w:type="dxa" w:w="1987"/>
+          </w:tcPr>
+          <w:p>
+            <w:pPr>
+              <w:jc w:val="left"/>
+            </w:pPr>
+            <w:r>
+              <w:rPr>
+                <w:rFonts w:ascii="TimeNewRoman" w:hAnsi="TimeNewRoman"/>
+                <w:sz w:val="30"/>
+              </w:rPr>
+              <w:t>52-47=</w:t>
+            </w:r>
+          </w:p>
+        </w:tc>
+        <w:tc>
+          <w:tcPr>
+            <w:tcW w:type="dxa" w:w="1987"/>
+          </w:tcPr>
+          <w:p>
+            <w:pPr>
+              <w:jc w:val="left"/>
+            </w:pPr>
+            <w:r>
+              <w:rPr>
+                <w:rFonts w:ascii="TimeNewRoman" w:hAnsi="TimeNewRoman"/>
+                <w:sz w:val="30"/>
+              </w:rPr>
+              <w:t>84-48=</w:t>
+            </w:r>
+          </w:p>
+        </w:tc>
+        <w:tc>
+          <w:tcPr>
+            <w:tcW w:type="dxa" w:w="1987"/>
+          </w:tcPr>
+          <w:p>
+            <w:pPr>
+              <w:jc w:val="left"/>
+            </w:pPr>
+            <w:r>
+              <w:rPr>
+                <w:rFonts w:ascii="TimeNewRoman" w:hAnsi="TimeNewRoman"/>
+                <w:sz w:val="30"/>
+              </w:rPr>
+              <w:t>68+9=</w:t>
+            </w:r>
+          </w:p>
+        </w:tc>
+        <w:tc>
+          <w:tcPr>
+            <w:tcW w:type="dxa" w:w="1987"/>
+          </w:tcPr>
+          <w:p>
+            <w:pPr>
+              <w:jc w:val="left"/>
+            </w:pPr>
+            <w:r>
+              <w:rPr>
+                <w:rFonts w:ascii="TimeNewRoman" w:hAnsi="TimeNewRoman"/>
+                <w:sz w:val="30"/>
+              </w:rPr>
+              <w:t>49+32=</w:t>
+            </w:r>
+          </w:p>
+        </w:tc>
+      </w:tr>
+      <w:tr>
+        <w:tc>
+          <w:tcPr>
+            <w:tcW w:type="dxa" w:w="1987"/>
+          </w:tcPr>
+          <w:p>
+            <w:pPr>
+              <w:jc w:val="left"/>
+            </w:pPr>
+            <w:r>
+              <w:rPr>
+                <w:rFonts w:ascii="TimeNewRoman" w:hAnsi="TimeNewRoman"/>
+                <w:sz w:val="30"/>
+              </w:rPr>
+              <w:t>51-42=</w:t>
+            </w:r>
+          </w:p>
+        </w:tc>
+        <w:tc>
+          <w:tcPr>
+            <w:tcW w:type="dxa" w:w="1987"/>
+          </w:tcPr>
+          <w:p>
+            <w:pPr>
+              <w:jc w:val="left"/>
+            </w:pPr>
+            <w:r>
+              <w:rPr>
+                <w:rFonts w:ascii="TimeNewRoman" w:hAnsi="TimeNewRoman"/>
+                <w:sz w:val="30"/>
+              </w:rPr>
+              <w:t>92-13=</w:t>
+            </w:r>
+          </w:p>
+        </w:tc>
+        <w:tc>
+          <w:tcPr>
+            <w:tcW w:type="dxa" w:w="1987"/>
+          </w:tcPr>
+          <w:p>
+            <w:pPr>
+              <w:jc w:val="left"/>
+            </w:pPr>
+            <w:r>
+              <w:rPr>
+                <w:rFonts w:ascii="TimeNewRoman" w:hAnsi="TimeNewRoman"/>
+                <w:sz w:val="30"/>
+              </w:rPr>
+              <w:t>27+57=</w:t>
+            </w:r>
+          </w:p>
+        </w:tc>
+        <w:tc>
+          <w:tcPr>
+            <w:tcW w:type="dxa" w:w="1987"/>
+          </w:tcPr>
+          <w:p>
+            <w:pPr>
+              <w:jc w:val="left"/>
+            </w:pPr>
+            <w:r>
+              <w:rPr>
+                <w:rFonts w:ascii="TimeNewRoman" w:hAnsi="TimeNewRoman"/>
+                <w:sz w:val="30"/>
+              </w:rPr>
+              <w:t>71-34=</w:t>
+            </w:r>
+          </w:p>
+        </w:tc>
+        <w:tc>
+          <w:tcPr>
+            <w:tcW w:type="dxa" w:w="1987"/>
+          </w:tcPr>
+          <w:p>
+            <w:pPr>
+              <w:jc w:val="left"/>
+            </w:pPr>
+            <w:r>
+              <w:rPr>
+                <w:rFonts w:ascii="TimeNewRoman" w:hAnsi="TimeNewRoman"/>
+                <w:sz w:val="30"/>
+              </w:rPr>
+              <w:t>38+14=</w:t>
+            </w:r>
+          </w:p>
+        </w:tc>
+      </w:tr>
+      <w:tr>
+        <w:tc>
+          <w:tcPr>
+            <w:tcW w:type="dxa" w:w="1987"/>
+          </w:tcPr>
+          <w:p>
+            <w:pPr>
+              <w:jc w:val="left"/>
+            </w:pPr>
+            <w:r>
+              <w:rPr>
+                <w:rFonts w:ascii="TimeNewRoman" w:hAnsi="TimeNewRoman"/>
+                <w:sz w:val="30"/>
+              </w:rPr>
+              <w:t>72-28=</w:t>
+            </w:r>
+          </w:p>
+        </w:tc>
+        <w:tc>
+          <w:tcPr>
+            <w:tcW w:type="dxa" w:w="1987"/>
+          </w:tcPr>
+          <w:p>
+            <w:pPr>
+              <w:jc w:val="left"/>
+            </w:pPr>
+            <w:r>
+              <w:rPr>
+                <w:rFonts w:ascii="TimeNewRoman" w:hAnsi="TimeNewRoman"/>
+                <w:sz w:val="30"/>
+              </w:rPr>
+              <w:t>90-52=</w:t>
+            </w:r>
+          </w:p>
+        </w:tc>
+        <w:tc>
+          <w:tcPr>
+            <w:tcW w:type="dxa" w:w="1987"/>
+          </w:tcPr>
+          <w:p>
+            <w:pPr>
+              <w:jc w:val="left"/>
+            </w:pPr>
+            <w:r>
+              <w:rPr>
+                <w:rFonts w:ascii="TimeNewRoman" w:hAnsi="TimeNewRoman"/>
+                <w:sz w:val="30"/>
+              </w:rPr>
+              <w:t>62-9=</w:t>
+            </w:r>
+          </w:p>
+        </w:tc>
+        <w:tc>
+          <w:tcPr>
+            <w:tcW w:type="dxa" w:w="1987"/>
+          </w:tcPr>
+          <w:p>
+            <w:pPr>
+              <w:jc w:val="left"/>
+            </w:pPr>
+            <w:r>
+              <w:rPr>
+                <w:rFonts w:ascii="TimeNewRoman" w:hAnsi="TimeNewRoman"/>
+                <w:sz w:val="30"/>
+              </w:rPr>
+              <w:t>27-8=</w:t>
+            </w:r>
+          </w:p>
+        </w:tc>
+        <w:tc>
+          <w:tcPr>
+            <w:tcW w:type="dxa" w:w="1987"/>
+          </w:tcPr>
+          <w:p>
+            <w:pPr>
+              <w:jc w:val="left"/>
+            </w:pPr>
+            <w:r>
+              <w:rPr>
+                <w:rFonts w:ascii="TimeNewRoman" w:hAnsi="TimeNewRoman"/>
+                <w:sz w:val="30"/>
+              </w:rPr>
+              <w:t>74+7=</w:t>
+            </w:r>
+          </w:p>
+        </w:tc>
+      </w:tr>
+      <w:tr>
+        <w:tc>
+          <w:tcPr>
+            <w:tcW w:type="dxa" w:w="1987"/>
+          </w:tcPr>
+          <w:p>
+            <w:pPr>
+              <w:jc w:val="left"/>
+            </w:pPr>
+            <w:r>
+              <w:rPr>
+                <w:rFonts w:ascii="TimeNewRoman" w:hAnsi="TimeNewRoman"/>
+                <w:sz w:val="30"/>
+              </w:rPr>
+              <w:t>89+6=</w:t>
+            </w:r>
+          </w:p>
+        </w:tc>
+        <w:tc>
+          <w:tcPr>
+            <w:tcW w:type="dxa" w:w="1987"/>
+          </w:tcPr>
+          <w:p>
+            <w:pPr>
+              <w:jc w:val="left"/>
+            </w:pPr>
+            <w:r>
+              <w:rPr>
+                <w:rFonts w:ascii="TimeNewRoman" w:hAnsi="TimeNewRoman"/>
+                <w:sz w:val="30"/>
+              </w:rPr>
+              <w:t>94-46=</w:t>
+            </w:r>
+          </w:p>
+        </w:tc>
+        <w:tc>
+          <w:tcPr>
+            <w:tcW w:type="dxa" w:w="1987"/>
+          </w:tcPr>
+          <w:p>
+            <w:pPr>
+              <w:jc w:val="left"/>
+            </w:pPr>
+            <w:r>
+              <w:rPr>
+                <w:rFonts w:ascii="TimeNewRoman" w:hAnsi="TimeNewRoman"/>
+                <w:sz w:val="30"/>
+              </w:rPr>
+              <w:t>14+79=</w:t>
+            </w:r>
+          </w:p>
+        </w:tc>
+        <w:tc>
+          <w:tcPr>
+            <w:tcW w:type="dxa" w:w="1987"/>
+          </w:tcPr>
+          <w:p>
+            <w:pPr>
+              <w:jc w:val="left"/>
+            </w:pPr>
+            <w:r>
+              <w:rPr>
+                <w:rFonts w:ascii="TimeNewRoman" w:hAnsi="TimeNewRoman"/>
+                <w:sz w:val="30"/>
+              </w:rPr>
+              <w:t>62-58=</w:t>
+            </w:r>
+          </w:p>
+        </w:tc>
+        <w:tc>
+          <w:tcPr>
+            <w:tcW w:type="dxa" w:w="1987"/>
+          </w:tcPr>
+          <w:p>
+            <w:pPr>
+              <w:jc w:val="left"/>
+            </w:pPr>
+            <w:r>
+              <w:rPr>
+                <w:rFonts w:ascii="TimeNewRoman" w:hAnsi="TimeNewRoman"/>
+                <w:sz w:val="30"/>
+              </w:rPr>
+              <w:t>34-29=</w:t>
             </w:r>
           </w:p>
         </w:tc>

--- a/adc_sbb_within_100.docx
+++ b/adc_sbb_within_100.docx
@@ -11,7 +11,7 @@
           <w:rFonts w:ascii="Arial" w:hAnsi="Arial"/>
           <w:sz w:val="30"/>
         </w:rPr>
-        <w:t>2026-09-22 Tuesday</w:t>
+        <w:t>2026-09-23 Wednesday</w:t>
       </w:r>
     </w:p>
     <w:tbl>
@@ -40,7 +40,7 @@
                 <w:rFonts w:ascii="TimeNewRoman" w:hAnsi="TimeNewRoman"/>
                 <w:sz w:val="30"/>
               </w:rPr>
-              <w:t>75-37=</w:t>
+              <w:t>17+69=</w:t>
             </w:r>
           </w:p>
         </w:tc>
@@ -57,7 +57,7 @@
                 <w:rFonts w:ascii="TimeNewRoman" w:hAnsi="TimeNewRoman"/>
                 <w:sz w:val="30"/>
               </w:rPr>
-              <w:t>6+17=</w:t>
+              <w:t>37+37=</w:t>
             </w:r>
           </w:p>
         </w:tc>
@@ -74,234 +74,7 @@
                 <w:rFonts w:ascii="TimeNewRoman" w:hAnsi="TimeNewRoman"/>
                 <w:sz w:val="30"/>
               </w:rPr>
-              <w:t>63+8=</w:t>
-            </w:r>
-          </w:p>
-        </w:tc>
-        <w:tc>
-          <w:tcPr>
-            <w:tcW w:type="dxa" w:w="1987"/>
-          </w:tcPr>
-          <w:p>
-            <w:pPr>
-              <w:jc w:val="left"/>
-            </w:pPr>
-            <w:r>
-              <w:rPr>
-                <w:rFonts w:ascii="TimeNewRoman" w:hAnsi="TimeNewRoman"/>
-                <w:sz w:val="30"/>
-              </w:rPr>
-              <w:t>16+9=</w:t>
-            </w:r>
-          </w:p>
-        </w:tc>
-        <w:tc>
-          <w:tcPr>
-            <w:tcW w:type="dxa" w:w="1987"/>
-          </w:tcPr>
-          <w:p>
-            <w:pPr>
-              <w:jc w:val="left"/>
-            </w:pPr>
-            <w:r>
-              <w:rPr>
-                <w:rFonts w:ascii="TimeNewRoman" w:hAnsi="TimeNewRoman"/>
-                <w:sz w:val="30"/>
-              </w:rPr>
-              <w:t>26+65=</w:t>
-            </w:r>
-          </w:p>
-        </w:tc>
-      </w:tr>
-      <w:tr>
-        <w:tc>
-          <w:tcPr>
-            <w:tcW w:type="dxa" w:w="1987"/>
-          </w:tcPr>
-          <w:p>
-            <w:pPr>
-              <w:jc w:val="left"/>
-            </w:pPr>
-            <w:r>
-              <w:rPr>
-                <w:rFonts w:ascii="TimeNewRoman" w:hAnsi="TimeNewRoman"/>
-                <w:sz w:val="30"/>
-              </w:rPr>
-              <w:t>16+56=</w:t>
-            </w:r>
-          </w:p>
-        </w:tc>
-        <w:tc>
-          <w:tcPr>
-            <w:tcW w:type="dxa" w:w="1987"/>
-          </w:tcPr>
-          <w:p>
-            <w:pPr>
-              <w:jc w:val="left"/>
-            </w:pPr>
-            <w:r>
-              <w:rPr>
-                <w:rFonts w:ascii="TimeNewRoman" w:hAnsi="TimeNewRoman"/>
-                <w:sz w:val="30"/>
-              </w:rPr>
-              <w:t>27+18=</w:t>
-            </w:r>
-          </w:p>
-        </w:tc>
-        <w:tc>
-          <w:tcPr>
-            <w:tcW w:type="dxa" w:w="1987"/>
-          </w:tcPr>
-          <w:p>
-            <w:pPr>
-              <w:jc w:val="left"/>
-            </w:pPr>
-            <w:r>
-              <w:rPr>
-                <w:rFonts w:ascii="TimeNewRoman" w:hAnsi="TimeNewRoman"/>
-                <w:sz w:val="30"/>
-              </w:rPr>
-              <w:t>76-47=</w:t>
-            </w:r>
-          </w:p>
-        </w:tc>
-        <w:tc>
-          <w:tcPr>
-            <w:tcW w:type="dxa" w:w="1987"/>
-          </w:tcPr>
-          <w:p>
-            <w:pPr>
-              <w:jc w:val="left"/>
-            </w:pPr>
-            <w:r>
-              <w:rPr>
-                <w:rFonts w:ascii="TimeNewRoman" w:hAnsi="TimeNewRoman"/>
-                <w:sz w:val="30"/>
-              </w:rPr>
-              <w:t>94-78=</w:t>
-            </w:r>
-          </w:p>
-        </w:tc>
-        <w:tc>
-          <w:tcPr>
-            <w:tcW w:type="dxa" w:w="1987"/>
-          </w:tcPr>
-          <w:p>
-            <w:pPr>
-              <w:jc w:val="left"/>
-            </w:pPr>
-            <w:r>
-              <w:rPr>
-                <w:rFonts w:ascii="TimeNewRoman" w:hAnsi="TimeNewRoman"/>
-                <w:sz w:val="30"/>
-              </w:rPr>
-              <w:t>61-56=</w:t>
-            </w:r>
-          </w:p>
-        </w:tc>
-      </w:tr>
-      <w:tr>
-        <w:tc>
-          <w:tcPr>
-            <w:tcW w:type="dxa" w:w="1987"/>
-          </w:tcPr>
-          <w:p>
-            <w:pPr>
-              <w:jc w:val="left"/>
-            </w:pPr>
-            <w:r>
-              <w:rPr>
-                <w:rFonts w:ascii="TimeNewRoman" w:hAnsi="TimeNewRoman"/>
-                <w:sz w:val="30"/>
-              </w:rPr>
-              <w:t>23-16=</w:t>
-            </w:r>
-          </w:p>
-        </w:tc>
-        <w:tc>
-          <w:tcPr>
-            <w:tcW w:type="dxa" w:w="1987"/>
-          </w:tcPr>
-          <w:p>
-            <w:pPr>
-              <w:jc w:val="left"/>
-            </w:pPr>
-            <w:r>
-              <w:rPr>
-                <w:rFonts w:ascii="TimeNewRoman" w:hAnsi="TimeNewRoman"/>
-                <w:sz w:val="30"/>
-              </w:rPr>
-              <w:t>46-19=</w:t>
-            </w:r>
-          </w:p>
-        </w:tc>
-        <w:tc>
-          <w:tcPr>
-            <w:tcW w:type="dxa" w:w="1987"/>
-          </w:tcPr>
-          <w:p>
-            <w:pPr>
-              <w:jc w:val="left"/>
-            </w:pPr>
-            <w:r>
-              <w:rPr>
-                <w:rFonts w:ascii="TimeNewRoman" w:hAnsi="TimeNewRoman"/>
-                <w:sz w:val="30"/>
-              </w:rPr>
-              <w:t>90-49=</w:t>
-            </w:r>
-          </w:p>
-        </w:tc>
-        <w:tc>
-          <w:tcPr>
-            <w:tcW w:type="dxa" w:w="1987"/>
-          </w:tcPr>
-          <w:p>
-            <w:pPr>
-              <w:jc w:val="left"/>
-            </w:pPr>
-            <w:r>
-              <w:rPr>
-                <w:rFonts w:ascii="TimeNewRoman" w:hAnsi="TimeNewRoman"/>
-                <w:sz w:val="30"/>
-              </w:rPr>
-              <w:t>73-16=</w:t>
-            </w:r>
-          </w:p>
-        </w:tc>
-        <w:tc>
-          <w:tcPr>
-            <w:tcW w:type="dxa" w:w="1987"/>
-          </w:tcPr>
-          <w:p>
-            <w:pPr>
-              <w:jc w:val="left"/>
-            </w:pPr>
-            <w:r>
-              <w:rPr>
-                <w:rFonts w:ascii="TimeNewRoman" w:hAnsi="TimeNewRoman"/>
-                <w:sz w:val="30"/>
-              </w:rPr>
-              <w:t>84-57=</w:t>
-            </w:r>
-          </w:p>
-        </w:tc>
-      </w:tr>
-      <w:tr>
-        <w:tc>
-          <w:tcPr>
-            <w:tcW w:type="dxa" w:w="1987"/>
-          </w:tcPr>
-          <w:p>
-            <w:pPr>
-              <w:jc w:val="left"/>
-            </w:pPr>
-            <w:r>
-              <w:rPr>
-                <w:rFonts w:ascii="TimeNewRoman" w:hAnsi="TimeNewRoman"/>
-                <w:sz w:val="30"/>
-              </w:rPr>
-              <w:t>60-22=</w:t>
+              <w:t>39+5=</w:t>
             </w:r>
           </w:p>
         </w:tc>
@@ -335,41 +108,7 @@
                 <w:rFonts w:ascii="TimeNewRoman" w:hAnsi="TimeNewRoman"/>
                 <w:sz w:val="30"/>
               </w:rPr>
-              <w:t>5+26=</w:t>
-            </w:r>
-          </w:p>
-        </w:tc>
-        <w:tc>
-          <w:tcPr>
-            <w:tcW w:type="dxa" w:w="1987"/>
-          </w:tcPr>
-          <w:p>
-            <w:pPr>
-              <w:jc w:val="left"/>
-            </w:pPr>
-            <w:r>
-              <w:rPr>
-                <w:rFonts w:ascii="TimeNewRoman" w:hAnsi="TimeNewRoman"/>
-                <w:sz w:val="30"/>
-              </w:rPr>
-              <w:t>73-16=</w:t>
-            </w:r>
-          </w:p>
-        </w:tc>
-        <w:tc>
-          <w:tcPr>
-            <w:tcW w:type="dxa" w:w="1987"/>
-          </w:tcPr>
-          <w:p>
-            <w:pPr>
-              <w:jc w:val="left"/>
-            </w:pPr>
-            <w:r>
-              <w:rPr>
-                <w:rFonts w:ascii="TimeNewRoman" w:hAnsi="TimeNewRoman"/>
-                <w:sz w:val="30"/>
-              </w:rPr>
-              <w:t>26+26=</w:t>
+              <w:t>25+8=</w:t>
             </w:r>
           </w:p>
         </w:tc>
@@ -388,7 +127,7 @@
                 <w:rFonts w:ascii="TimeNewRoman" w:hAnsi="TimeNewRoman"/>
                 <w:sz w:val="30"/>
               </w:rPr>
-              <w:t>39+35=</w:t>
+              <w:t>95-59=</w:t>
             </w:r>
           </w:p>
         </w:tc>
@@ -405,7 +144,7 @@
                 <w:rFonts w:ascii="TimeNewRoman" w:hAnsi="TimeNewRoman"/>
                 <w:sz w:val="30"/>
               </w:rPr>
-              <w:t>30-12=</w:t>
+              <w:t>95-6=</w:t>
             </w:r>
           </w:p>
         </w:tc>
@@ -422,7 +161,7 @@
                 <w:rFonts w:ascii="TimeNewRoman" w:hAnsi="TimeNewRoman"/>
                 <w:sz w:val="30"/>
               </w:rPr>
-              <w:t>7+34=</w:t>
+              <w:t>5+49=</w:t>
             </w:r>
           </w:p>
         </w:tc>
@@ -439,7 +178,7 @@
                 <w:rFonts w:ascii="TimeNewRoman" w:hAnsi="TimeNewRoman"/>
                 <w:sz w:val="30"/>
               </w:rPr>
-              <w:t>91-17=</w:t>
+              <w:t>57+14=</w:t>
             </w:r>
           </w:p>
         </w:tc>
@@ -456,7 +195,7 @@
                 <w:rFonts w:ascii="TimeNewRoman" w:hAnsi="TimeNewRoman"/>
                 <w:sz w:val="30"/>
               </w:rPr>
-              <w:t>6+28=</w:t>
+              <w:t>72-45=</w:t>
             </w:r>
           </w:p>
         </w:tc>
@@ -475,7 +214,7 @@
                 <w:rFonts w:ascii="TimeNewRoman" w:hAnsi="TimeNewRoman"/>
                 <w:sz w:val="30"/>
               </w:rPr>
-              <w:t>36+19=</w:t>
+              <w:t>46-8=</w:t>
             </w:r>
           </w:p>
         </w:tc>
@@ -492,7 +231,7 @@
                 <w:rFonts w:ascii="TimeNewRoman" w:hAnsi="TimeNewRoman"/>
                 <w:sz w:val="30"/>
               </w:rPr>
-              <w:t>81-64=</w:t>
+              <w:t>50-26=</w:t>
             </w:r>
           </w:p>
         </w:tc>
@@ -509,7 +248,7 @@
                 <w:rFonts w:ascii="TimeNewRoman" w:hAnsi="TimeNewRoman"/>
                 <w:sz w:val="30"/>
               </w:rPr>
-              <w:t>63-39=</w:t>
+              <w:t>31-26=</w:t>
             </w:r>
           </w:p>
         </w:tc>
@@ -526,7 +265,7 @@
                 <w:rFonts w:ascii="TimeNewRoman" w:hAnsi="TimeNewRoman"/>
                 <w:sz w:val="30"/>
               </w:rPr>
-              <w:t>55-27=</w:t>
+              <w:t>15-8=</w:t>
             </w:r>
           </w:p>
         </w:tc>
@@ -543,7 +282,7 @@
                 <w:rFonts w:ascii="TimeNewRoman" w:hAnsi="TimeNewRoman"/>
                 <w:sz w:val="30"/>
               </w:rPr>
-              <w:t>93-89=</w:t>
+              <w:t>40-11=</w:t>
             </w:r>
           </w:p>
         </w:tc>
@@ -562,7 +301,7 @@
                 <w:rFonts w:ascii="TimeNewRoman" w:hAnsi="TimeNewRoman"/>
                 <w:sz w:val="30"/>
               </w:rPr>
-              <w:t>8+26=</w:t>
+              <w:t>50-29=</w:t>
             </w:r>
           </w:p>
         </w:tc>
@@ -579,7 +318,7 @@
                 <w:rFonts w:ascii="TimeNewRoman" w:hAnsi="TimeNewRoman"/>
                 <w:sz w:val="30"/>
               </w:rPr>
-              <w:t>35-19=</w:t>
+              <w:t>82-57=</w:t>
             </w:r>
           </w:p>
         </w:tc>
@@ -596,7 +335,7 @@
                 <w:rFonts w:ascii="TimeNewRoman" w:hAnsi="TimeNewRoman"/>
                 <w:sz w:val="30"/>
               </w:rPr>
-              <w:t>96-68=</w:t>
+              <w:t>54+9=</w:t>
             </w:r>
           </w:p>
         </w:tc>
@@ -613,7 +352,7 @@
                 <w:rFonts w:ascii="TimeNewRoman" w:hAnsi="TimeNewRoman"/>
                 <w:sz w:val="30"/>
               </w:rPr>
-              <w:t>83-56=</w:t>
+              <w:t>56-29=</w:t>
             </w:r>
           </w:p>
         </w:tc>
@@ -630,181 +369,7 @@
                 <w:rFonts w:ascii="TimeNewRoman" w:hAnsi="TimeNewRoman"/>
                 <w:sz w:val="30"/>
               </w:rPr>
-              <w:t>84-7=</w:t>
-            </w:r>
-          </w:p>
-        </w:tc>
-      </w:tr>
-      <w:tr>
-        <w:tc>
-          <w:tcPr>
-            <w:tcW w:type="dxa" w:w="1987"/>
-          </w:tcPr>
-          <w:p>
-            <w:pPr>
-              <w:jc w:val="left"/>
-            </w:pPr>
-            <w:r>
-              <w:rPr>
-                <w:rFonts w:ascii="TimeNewRoman" w:hAnsi="TimeNewRoman"/>
-                <w:sz w:val="30"/>
-              </w:rPr>
-              <w:t>24+19=</w:t>
-            </w:r>
-          </w:p>
-        </w:tc>
-        <w:tc>
-          <w:tcPr>
-            <w:tcW w:type="dxa" w:w="1987"/>
-          </w:tcPr>
-          <w:p>
-            <w:pPr>
-              <w:jc w:val="left"/>
-            </w:pPr>
-            <w:r>
-              <w:rPr>
-                <w:rFonts w:ascii="TimeNewRoman" w:hAnsi="TimeNewRoman"/>
-                <w:sz w:val="30"/>
-              </w:rPr>
-              <w:t>36-18=</w:t>
-            </w:r>
-          </w:p>
-        </w:tc>
-        <w:tc>
-          <w:tcPr>
-            <w:tcW w:type="dxa" w:w="1987"/>
-          </w:tcPr>
-          <w:p>
-            <w:pPr>
-              <w:jc w:val="left"/>
-            </w:pPr>
-            <w:r>
-              <w:rPr>
-                <w:rFonts w:ascii="TimeNewRoman" w:hAnsi="TimeNewRoman"/>
-                <w:sz w:val="30"/>
-              </w:rPr>
-              <w:t>20-14=</w:t>
-            </w:r>
-          </w:p>
-        </w:tc>
-        <w:tc>
-          <w:tcPr>
-            <w:tcW w:type="dxa" w:w="1987"/>
-          </w:tcPr>
-          <w:p>
-            <w:pPr>
-              <w:jc w:val="left"/>
-            </w:pPr>
-            <w:r>
-              <w:rPr>
-                <w:rFonts w:ascii="TimeNewRoman" w:hAnsi="TimeNewRoman"/>
-                <w:sz w:val="30"/>
-              </w:rPr>
-              <w:t>75+19=</w:t>
-            </w:r>
-          </w:p>
-        </w:tc>
-        <w:tc>
-          <w:tcPr>
-            <w:tcW w:type="dxa" w:w="1987"/>
-          </w:tcPr>
-          <w:p>
-            <w:pPr>
-              <w:jc w:val="left"/>
-            </w:pPr>
-            <w:r>
-              <w:rPr>
-                <w:rFonts w:ascii="TimeNewRoman" w:hAnsi="TimeNewRoman"/>
-                <w:sz w:val="30"/>
-              </w:rPr>
-              <w:t>93-74=</w:t>
-            </w:r>
-          </w:p>
-        </w:tc>
-      </w:tr>
-      <w:tr>
-        <w:tc>
-          <w:tcPr>
-            <w:tcW w:type="dxa" w:w="1987"/>
-          </w:tcPr>
-          <w:p>
-            <w:pPr>
-              <w:jc w:val="left"/>
-            </w:pPr>
-            <w:r>
-              <w:rPr>
-                <w:rFonts w:ascii="TimeNewRoman" w:hAnsi="TimeNewRoman"/>
-                <w:sz w:val="30"/>
-              </w:rPr>
-              <w:t>60-34=</w:t>
-            </w:r>
-          </w:p>
-        </w:tc>
-        <w:tc>
-          <w:tcPr>
-            <w:tcW w:type="dxa" w:w="1987"/>
-          </w:tcPr>
-          <w:p>
-            <w:pPr>
-              <w:jc w:val="left"/>
-            </w:pPr>
-            <w:r>
-              <w:rPr>
-                <w:rFonts w:ascii="TimeNewRoman" w:hAnsi="TimeNewRoman"/>
-                <w:sz w:val="30"/>
-              </w:rPr>
-              <w:t>5+57=</w:t>
-            </w:r>
-          </w:p>
-        </w:tc>
-        <w:tc>
-          <w:tcPr>
-            <w:tcW w:type="dxa" w:w="1987"/>
-          </w:tcPr>
-          <w:p>
-            <w:pPr>
-              <w:jc w:val="left"/>
-            </w:pPr>
-            <w:r>
-              <w:rPr>
-                <w:rFonts w:ascii="TimeNewRoman" w:hAnsi="TimeNewRoman"/>
-                <w:sz w:val="30"/>
-              </w:rPr>
-              <w:t>17+45=</w:t>
-            </w:r>
-          </w:p>
-        </w:tc>
-        <w:tc>
-          <w:tcPr>
-            <w:tcW w:type="dxa" w:w="1987"/>
-          </w:tcPr>
-          <w:p>
-            <w:pPr>
-              <w:jc w:val="left"/>
-            </w:pPr>
-            <w:r>
-              <w:rPr>
-                <w:rFonts w:ascii="TimeNewRoman" w:hAnsi="TimeNewRoman"/>
-                <w:sz w:val="30"/>
-              </w:rPr>
-              <w:t>7+17=</w:t>
-            </w:r>
-          </w:p>
-        </w:tc>
-        <w:tc>
-          <w:tcPr>
-            <w:tcW w:type="dxa" w:w="1987"/>
-          </w:tcPr>
-          <w:p>
-            <w:pPr>
-              <w:jc w:val="left"/>
-            </w:pPr>
-            <w:r>
-              <w:rPr>
-                <w:rFonts w:ascii="TimeNewRoman" w:hAnsi="TimeNewRoman"/>
-                <w:sz w:val="30"/>
-              </w:rPr>
-              <w:t>47+9=</w:t>
+              <w:t>6+66=</w:t>
             </w:r>
           </w:p>
         </w:tc>
@@ -840,7 +405,7 @@
                 <w:rFonts w:ascii="TimeNewRoman" w:hAnsi="TimeNewRoman"/>
                 <w:sz w:val="30"/>
               </w:rPr>
-              <w:t>39+32=</w:t>
+              <w:t>71-29=</w:t>
             </w:r>
           </w:p>
         </w:tc>
@@ -857,7 +422,7 @@
                 <w:rFonts w:ascii="TimeNewRoman" w:hAnsi="TimeNewRoman"/>
                 <w:sz w:val="30"/>
               </w:rPr>
-              <w:t>84-66=</w:t>
+              <w:t>34+19=</w:t>
             </w:r>
           </w:p>
         </w:tc>
@@ -874,7 +439,7 @@
                 <w:rFonts w:ascii="TimeNewRoman" w:hAnsi="TimeNewRoman"/>
                 <w:sz w:val="30"/>
               </w:rPr>
-              <w:t>62-39=</w:t>
+              <w:t>80-78=</w:t>
             </w:r>
           </w:p>
         </w:tc>
@@ -891,7 +456,7 @@
                 <w:rFonts w:ascii="TimeNewRoman" w:hAnsi="TimeNewRoman"/>
                 <w:sz w:val="30"/>
               </w:rPr>
-              <w:t>54+38=</w:t>
+              <w:t>8+44=</w:t>
             </w:r>
           </w:p>
         </w:tc>
@@ -910,7 +475,7 @@
                 <w:rFonts w:ascii="TimeNewRoman" w:hAnsi="TimeNewRoman"/>
                 <w:sz w:val="30"/>
               </w:rPr>
-              <w:t>26-7=</w:t>
+              <w:t>7+26=</w:t>
             </w:r>
           </w:p>
         </w:tc>
@@ -927,7 +492,7 @@
                 <w:rFonts w:ascii="TimeNewRoman" w:hAnsi="TimeNewRoman"/>
                 <w:sz w:val="30"/>
               </w:rPr>
-              <w:t>75-36=</w:t>
+              <w:t>84-19=</w:t>
             </w:r>
           </w:p>
         </w:tc>
@@ -944,7 +509,7 @@
                 <w:rFonts w:ascii="TimeNewRoman" w:hAnsi="TimeNewRoman"/>
                 <w:sz w:val="30"/>
               </w:rPr>
-              <w:t>34+8=</w:t>
+              <w:t>71-2=</w:t>
             </w:r>
           </w:p>
         </w:tc>
@@ -961,7 +526,7 @@
                 <w:rFonts w:ascii="TimeNewRoman" w:hAnsi="TimeNewRoman"/>
                 <w:sz w:val="30"/>
               </w:rPr>
-              <w:t>7+57=</w:t>
+              <w:t>22-16=</w:t>
             </w:r>
           </w:p>
         </w:tc>
@@ -978,7 +543,7 @@
                 <w:rFonts w:ascii="TimeNewRoman" w:hAnsi="TimeNewRoman"/>
                 <w:sz w:val="30"/>
               </w:rPr>
-              <w:t>62-39=</w:t>
+              <w:t>7+38=</w:t>
             </w:r>
           </w:p>
         </w:tc>
@@ -997,7 +562,7 @@
                 <w:rFonts w:ascii="TimeNewRoman" w:hAnsi="TimeNewRoman"/>
                 <w:sz w:val="30"/>
               </w:rPr>
-              <w:t>70-27=</w:t>
+              <w:t>3+29=</w:t>
             </w:r>
           </w:p>
         </w:tc>
@@ -1014,7 +579,7 @@
                 <w:rFonts w:ascii="TimeNewRoman" w:hAnsi="TimeNewRoman"/>
                 <w:sz w:val="30"/>
               </w:rPr>
-              <w:t>24-6=</w:t>
+              <w:t>58-39=</w:t>
             </w:r>
           </w:p>
         </w:tc>
@@ -1031,7 +596,7 @@
                 <w:rFonts w:ascii="TimeNewRoman" w:hAnsi="TimeNewRoman"/>
                 <w:sz w:val="30"/>
               </w:rPr>
-              <w:t>71-63=</w:t>
+              <w:t>31-24=</w:t>
             </w:r>
           </w:p>
         </w:tc>
@@ -1048,7 +613,7 @@
                 <w:rFonts w:ascii="TimeNewRoman" w:hAnsi="TimeNewRoman"/>
                 <w:sz w:val="30"/>
               </w:rPr>
-              <w:t>66+16=</w:t>
+              <w:t>90-48=</w:t>
             </w:r>
           </w:p>
         </w:tc>
@@ -1065,7 +630,7 @@
                 <w:rFonts w:ascii="TimeNewRoman" w:hAnsi="TimeNewRoman"/>
                 <w:sz w:val="30"/>
               </w:rPr>
-              <w:t>91-28=</w:t>
+              <w:t>34+57=</w:t>
             </w:r>
           </w:p>
         </w:tc>
@@ -1084,7 +649,7 @@
                 <w:rFonts w:ascii="TimeNewRoman" w:hAnsi="TimeNewRoman"/>
                 <w:sz w:val="30"/>
               </w:rPr>
-              <w:t>76+5=</w:t>
+              <w:t>7+8=</w:t>
             </w:r>
           </w:p>
         </w:tc>
@@ -1101,7 +666,7 @@
                 <w:rFonts w:ascii="TimeNewRoman" w:hAnsi="TimeNewRoman"/>
                 <w:sz w:val="30"/>
               </w:rPr>
-              <w:t>75-27=</w:t>
+              <w:t>90-87=</w:t>
             </w:r>
           </w:p>
         </w:tc>
@@ -1118,7 +683,7 @@
                 <w:rFonts w:ascii="TimeNewRoman" w:hAnsi="TimeNewRoman"/>
                 <w:sz w:val="30"/>
               </w:rPr>
-              <w:t>39+13=</w:t>
+              <w:t>52+9=</w:t>
             </w:r>
           </w:p>
         </w:tc>
@@ -1135,7 +700,478 @@
                 <w:rFonts w:ascii="TimeNewRoman" w:hAnsi="TimeNewRoman"/>
                 <w:sz w:val="30"/>
               </w:rPr>
-              <w:t>69+23=</w:t>
+              <w:t>61-56=</w:t>
+            </w:r>
+          </w:p>
+        </w:tc>
+        <w:tc>
+          <w:tcPr>
+            <w:tcW w:type="dxa" w:w="1987"/>
+          </w:tcPr>
+          <w:p>
+            <w:pPr>
+              <w:jc w:val="left"/>
+            </w:pPr>
+            <w:r>
+              <w:rPr>
+                <w:rFonts w:ascii="TimeNewRoman" w:hAnsi="TimeNewRoman"/>
+                <w:sz w:val="30"/>
+              </w:rPr>
+              <w:t>23+68=</w:t>
+            </w:r>
+          </w:p>
+        </w:tc>
+      </w:tr>
+      <w:tr>
+        <w:tc>
+          <w:tcPr>
+            <w:tcW w:type="dxa" w:w="1987"/>
+          </w:tcPr>
+          <w:p>
+            <w:pPr>
+              <w:jc w:val="left"/>
+            </w:pPr>
+            <w:r>
+              <w:rPr>
+                <w:rFonts w:ascii="TimeNewRoman" w:hAnsi="TimeNewRoman"/>
+                <w:sz w:val="30"/>
+              </w:rPr>
+              <w:t>25+6=</w:t>
+            </w:r>
+          </w:p>
+        </w:tc>
+        <w:tc>
+          <w:tcPr>
+            <w:tcW w:type="dxa" w:w="1987"/>
+          </w:tcPr>
+          <w:p>
+            <w:pPr>
+              <w:jc w:val="left"/>
+            </w:pPr>
+            <w:r>
+              <w:rPr>
+                <w:rFonts w:ascii="TimeNewRoman" w:hAnsi="TimeNewRoman"/>
+                <w:sz w:val="30"/>
+              </w:rPr>
+              <w:t>82-76=</w:t>
+            </w:r>
+          </w:p>
+        </w:tc>
+        <w:tc>
+          <w:tcPr>
+            <w:tcW w:type="dxa" w:w="1987"/>
+          </w:tcPr>
+          <w:p>
+            <w:pPr>
+              <w:jc w:val="left"/>
+            </w:pPr>
+            <w:r>
+              <w:rPr>
+                <w:rFonts w:ascii="TimeNewRoman" w:hAnsi="TimeNewRoman"/>
+                <w:sz w:val="30"/>
+              </w:rPr>
+              <w:t>59+4=</w:t>
+            </w:r>
+          </w:p>
+        </w:tc>
+        <w:tc>
+          <w:tcPr>
+            <w:tcW w:type="dxa" w:w="1987"/>
+          </w:tcPr>
+          <w:p>
+            <w:pPr>
+              <w:jc w:val="left"/>
+            </w:pPr>
+            <w:r>
+              <w:rPr>
+                <w:rFonts w:ascii="TimeNewRoman" w:hAnsi="TimeNewRoman"/>
+                <w:sz w:val="30"/>
+              </w:rPr>
+              <w:t>36-28=</w:t>
+            </w:r>
+          </w:p>
+        </w:tc>
+        <w:tc>
+          <w:tcPr>
+            <w:tcW w:type="dxa" w:w="1987"/>
+          </w:tcPr>
+          <w:p>
+            <w:pPr>
+              <w:jc w:val="left"/>
+            </w:pPr>
+            <w:r>
+              <w:rPr>
+                <w:rFonts w:ascii="TimeNewRoman" w:hAnsi="TimeNewRoman"/>
+                <w:sz w:val="30"/>
+              </w:rPr>
+              <w:t>16+38=</w:t>
+            </w:r>
+          </w:p>
+        </w:tc>
+      </w:tr>
+      <w:tr>
+        <w:tc>
+          <w:tcPr>
+            <w:tcW w:type="dxa" w:w="1987"/>
+          </w:tcPr>
+          <w:p>
+            <w:pPr>
+              <w:jc w:val="left"/>
+            </w:pPr>
+            <w:r>
+              <w:rPr>
+                <w:rFonts w:ascii="TimeNewRoman" w:hAnsi="TimeNewRoman"/>
+                <w:sz w:val="30"/>
+              </w:rPr>
+              <w:t>27+14=</w:t>
+            </w:r>
+          </w:p>
+        </w:tc>
+        <w:tc>
+          <w:tcPr>
+            <w:tcW w:type="dxa" w:w="1987"/>
+          </w:tcPr>
+          <w:p>
+            <w:pPr>
+              <w:jc w:val="left"/>
+            </w:pPr>
+            <w:r>
+              <w:rPr>
+                <w:rFonts w:ascii="TimeNewRoman" w:hAnsi="TimeNewRoman"/>
+                <w:sz w:val="30"/>
+              </w:rPr>
+              <w:t>63-38=</w:t>
+            </w:r>
+          </w:p>
+        </w:tc>
+        <w:tc>
+          <w:tcPr>
+            <w:tcW w:type="dxa" w:w="1987"/>
+          </w:tcPr>
+          <w:p>
+            <w:pPr>
+              <w:jc w:val="left"/>
+            </w:pPr>
+            <w:r>
+              <w:rPr>
+                <w:rFonts w:ascii="TimeNewRoman" w:hAnsi="TimeNewRoman"/>
+                <w:sz w:val="30"/>
+              </w:rPr>
+              <w:t>32-3=</w:t>
+            </w:r>
+          </w:p>
+        </w:tc>
+        <w:tc>
+          <w:tcPr>
+            <w:tcW w:type="dxa" w:w="1987"/>
+          </w:tcPr>
+          <w:p>
+            <w:pPr>
+              <w:jc w:val="left"/>
+            </w:pPr>
+            <w:r>
+              <w:rPr>
+                <w:rFonts w:ascii="TimeNewRoman" w:hAnsi="TimeNewRoman"/>
+                <w:sz w:val="30"/>
+              </w:rPr>
+              <w:t>74-7=</w:t>
+            </w:r>
+          </w:p>
+        </w:tc>
+        <w:tc>
+          <w:tcPr>
+            <w:tcW w:type="dxa" w:w="1987"/>
+          </w:tcPr>
+          <w:p>
+            <w:pPr>
+              <w:jc w:val="left"/>
+            </w:pPr>
+            <w:r>
+              <w:rPr>
+                <w:rFonts w:ascii="TimeNewRoman" w:hAnsi="TimeNewRoman"/>
+                <w:sz w:val="30"/>
+              </w:rPr>
+              <w:t>53-5=</w:t>
+            </w:r>
+          </w:p>
+        </w:tc>
+      </w:tr>
+      <w:tr>
+        <w:tc>
+          <w:tcPr>
+            <w:tcW w:type="dxa" w:w="1987"/>
+          </w:tcPr>
+          <w:p>
+            <w:pPr>
+              <w:jc w:val="left"/>
+            </w:pPr>
+            <w:r>
+              <w:rPr>
+                <w:rFonts w:ascii="TimeNewRoman" w:hAnsi="TimeNewRoman"/>
+                <w:sz w:val="30"/>
+              </w:rPr>
+              <w:t>70-66=</w:t>
+            </w:r>
+          </w:p>
+        </w:tc>
+        <w:tc>
+          <w:tcPr>
+            <w:tcW w:type="dxa" w:w="1987"/>
+          </w:tcPr>
+          <w:p>
+            <w:pPr>
+              <w:jc w:val="left"/>
+            </w:pPr>
+            <w:r>
+              <w:rPr>
+                <w:rFonts w:ascii="TimeNewRoman" w:hAnsi="TimeNewRoman"/>
+                <w:sz w:val="30"/>
+              </w:rPr>
+              <w:t>2+19=</w:t>
+            </w:r>
+          </w:p>
+        </w:tc>
+        <w:tc>
+          <w:tcPr>
+            <w:tcW w:type="dxa" w:w="1987"/>
+          </w:tcPr>
+          <w:p>
+            <w:pPr>
+              <w:jc w:val="left"/>
+            </w:pPr>
+            <w:r>
+              <w:rPr>
+                <w:rFonts w:ascii="TimeNewRoman" w:hAnsi="TimeNewRoman"/>
+                <w:sz w:val="30"/>
+              </w:rPr>
+              <w:t>82-14=</w:t>
+            </w:r>
+          </w:p>
+        </w:tc>
+        <w:tc>
+          <w:tcPr>
+            <w:tcW w:type="dxa" w:w="1987"/>
+          </w:tcPr>
+          <w:p>
+            <w:pPr>
+              <w:jc w:val="left"/>
+            </w:pPr>
+            <w:r>
+              <w:rPr>
+                <w:rFonts w:ascii="TimeNewRoman" w:hAnsi="TimeNewRoman"/>
+                <w:sz w:val="30"/>
+              </w:rPr>
+              <w:t>16+67=</w:t>
+            </w:r>
+          </w:p>
+        </w:tc>
+        <w:tc>
+          <w:tcPr>
+            <w:tcW w:type="dxa" w:w="1987"/>
+          </w:tcPr>
+          <w:p>
+            <w:pPr>
+              <w:jc w:val="left"/>
+            </w:pPr>
+            <w:r>
+              <w:rPr>
+                <w:rFonts w:ascii="TimeNewRoman" w:hAnsi="TimeNewRoman"/>
+                <w:sz w:val="30"/>
+              </w:rPr>
+              <w:t>29+9=</w:t>
+            </w:r>
+          </w:p>
+        </w:tc>
+      </w:tr>
+      <w:tr>
+        <w:tc>
+          <w:tcPr>
+            <w:tcW w:type="dxa" w:w="1987"/>
+          </w:tcPr>
+          <w:p>
+            <w:pPr>
+              <w:jc w:val="left"/>
+            </w:pPr>
+            <w:r>
+              <w:rPr>
+                <w:rFonts w:ascii="TimeNewRoman" w:hAnsi="TimeNewRoman"/>
+                <w:sz w:val="30"/>
+              </w:rPr>
+              <w:t>83-66=</w:t>
+            </w:r>
+          </w:p>
+        </w:tc>
+        <w:tc>
+          <w:tcPr>
+            <w:tcW w:type="dxa" w:w="1987"/>
+          </w:tcPr>
+          <w:p>
+            <w:pPr>
+              <w:jc w:val="left"/>
+            </w:pPr>
+            <w:r>
+              <w:rPr>
+                <w:rFonts w:ascii="TimeNewRoman" w:hAnsi="TimeNewRoman"/>
+                <w:sz w:val="30"/>
+              </w:rPr>
+              <w:t>58+35=</w:t>
+            </w:r>
+          </w:p>
+        </w:tc>
+        <w:tc>
+          <w:tcPr>
+            <w:tcW w:type="dxa" w:w="1987"/>
+          </w:tcPr>
+          <w:p>
+            <w:pPr>
+              <w:jc w:val="left"/>
+            </w:pPr>
+            <w:r>
+              <w:rPr>
+                <w:rFonts w:ascii="TimeNewRoman" w:hAnsi="TimeNewRoman"/>
+                <w:sz w:val="30"/>
+              </w:rPr>
+              <w:t>71-2=</w:t>
+            </w:r>
+          </w:p>
+        </w:tc>
+        <w:tc>
+          <w:tcPr>
+            <w:tcW w:type="dxa" w:w="1987"/>
+          </w:tcPr>
+          <w:p>
+            <w:pPr>
+              <w:jc w:val="left"/>
+            </w:pPr>
+            <w:r>
+              <w:rPr>
+                <w:rFonts w:ascii="TimeNewRoman" w:hAnsi="TimeNewRoman"/>
+                <w:sz w:val="30"/>
+              </w:rPr>
+              <w:t>38+18=</w:t>
+            </w:r>
+          </w:p>
+        </w:tc>
+        <w:tc>
+          <w:tcPr>
+            <w:tcW w:type="dxa" w:w="1987"/>
+          </w:tcPr>
+          <w:p>
+            <w:pPr>
+              <w:jc w:val="left"/>
+            </w:pPr>
+            <w:r>
+              <w:rPr>
+                <w:rFonts w:ascii="TimeNewRoman" w:hAnsi="TimeNewRoman"/>
+                <w:sz w:val="30"/>
+              </w:rPr>
+              <w:t>21-19=</w:t>
+            </w:r>
+          </w:p>
+        </w:tc>
+      </w:tr>
+      <w:tr>
+        <w:tc>
+          <w:tcPr>
+            <w:tcW w:type="dxa" w:w="1987"/>
+          </w:tcPr>
+          <w:p>
+            <w:pPr>
+              <w:jc w:val="left"/>
+            </w:pPr>
+            <w:r>
+              <w:rPr>
+                <w:rFonts w:ascii="TimeNewRoman" w:hAnsi="TimeNewRoman"/>
+                <w:sz w:val="30"/>
+              </w:rPr>
+              <w:t>50-32=</w:t>
+            </w:r>
+          </w:p>
+        </w:tc>
+        <w:tc>
+          <w:tcPr>
+            <w:tcW w:type="dxa" w:w="1987"/>
+          </w:tcPr>
+          <w:p>
+            <w:pPr>
+              <w:jc w:val="left"/>
+            </w:pPr>
+            <w:r>
+              <w:rPr>
+                <w:rFonts w:ascii="TimeNewRoman" w:hAnsi="TimeNewRoman"/>
+                <w:sz w:val="30"/>
+              </w:rPr>
+              <w:t>44-16=</w:t>
+            </w:r>
+          </w:p>
+        </w:tc>
+        <w:tc>
+          <w:tcPr>
+            <w:tcW w:type="dxa" w:w="1987"/>
+          </w:tcPr>
+          <w:p>
+            <w:pPr>
+              <w:jc w:val="left"/>
+            </w:pPr>
+            <w:r>
+              <w:rPr>
+                <w:rFonts w:ascii="TimeNewRoman" w:hAnsi="TimeNewRoman"/>
+                <w:sz w:val="30"/>
+              </w:rPr>
+              <w:t>5+16=</w:t>
+            </w:r>
+          </w:p>
+        </w:tc>
+        <w:tc>
+          <w:tcPr>
+            <w:tcW w:type="dxa" w:w="1987"/>
+          </w:tcPr>
+          <w:p>
+            <w:pPr>
+              <w:jc w:val="left"/>
+            </w:pPr>
+            <w:r>
+              <w:rPr>
+                <w:rFonts w:ascii="TimeNewRoman" w:hAnsi="TimeNewRoman"/>
+                <w:sz w:val="30"/>
+              </w:rPr>
+              <w:t>90-9=</w:t>
+            </w:r>
+          </w:p>
+        </w:tc>
+        <w:tc>
+          <w:tcPr>
+            <w:tcW w:type="dxa" w:w="1987"/>
+          </w:tcPr>
+          <w:p>
+            <w:pPr>
+              <w:jc w:val="left"/>
+            </w:pPr>
+            <w:r>
+              <w:rPr>
+                <w:rFonts w:ascii="TimeNewRoman" w:hAnsi="TimeNewRoman"/>
+                <w:sz w:val="30"/>
+              </w:rPr>
+              <w:t>44-29=</w:t>
+            </w:r>
+          </w:p>
+        </w:tc>
+      </w:tr>
+      <w:tr>
+        <w:tc>
+          <w:tcPr>
+            <w:tcW w:type="dxa" w:w="1987"/>
+          </w:tcPr>
+          <w:p>
+            <w:pPr>
+              <w:jc w:val="left"/>
+            </w:pPr>
+            <w:r>
+              <w:rPr>
+                <w:rFonts w:ascii="TimeNewRoman" w:hAnsi="TimeNewRoman"/>
+                <w:sz w:val="30"/>
+              </w:rPr>
+              <w:t>23+18=</w:t>
             </w:r>
           </w:p>
         </w:tc>
@@ -1156,8 +1192,6 @@
             </w:r>
           </w:p>
         </w:tc>
-      </w:tr>
-      <w:tr>
         <w:tc>
           <w:tcPr>
             <w:tcW w:type="dxa" w:w="1987"/>
@@ -1171,7 +1205,7 @@
                 <w:rFonts w:ascii="TimeNewRoman" w:hAnsi="TimeNewRoman"/>
                 <w:sz w:val="30"/>
               </w:rPr>
-              <w:t>59+6=</w:t>
+              <w:t>44-9=</w:t>
             </w:r>
           </w:p>
         </w:tc>
@@ -1188,7 +1222,7 @@
                 <w:rFonts w:ascii="TimeNewRoman" w:hAnsi="TimeNewRoman"/>
                 <w:sz w:val="30"/>
               </w:rPr>
-              <w:t>45+47=</w:t>
+              <w:t>83-39=</w:t>
             </w:r>
           </w:p>
         </w:tc>
@@ -1205,41 +1239,7 @@
                 <w:rFonts w:ascii="TimeNewRoman" w:hAnsi="TimeNewRoman"/>
                 <w:sz w:val="30"/>
               </w:rPr>
-              <w:t>18+54=</w:t>
-            </w:r>
-          </w:p>
-        </w:tc>
-        <w:tc>
-          <w:tcPr>
-            <w:tcW w:type="dxa" w:w="1987"/>
-          </w:tcPr>
-          <w:p>
-            <w:pPr>
-              <w:jc w:val="left"/>
-            </w:pPr>
-            <w:r>
-              <w:rPr>
-                <w:rFonts w:ascii="TimeNewRoman" w:hAnsi="TimeNewRoman"/>
-                <w:sz w:val="30"/>
-              </w:rPr>
-              <w:t>4+67=</w:t>
-            </w:r>
-          </w:p>
-        </w:tc>
-        <w:tc>
-          <w:tcPr>
-            <w:tcW w:type="dxa" w:w="1987"/>
-          </w:tcPr>
-          <w:p>
-            <w:pPr>
-              <w:jc w:val="left"/>
-            </w:pPr>
-            <w:r>
-              <w:rPr>
-                <w:rFonts w:ascii="TimeNewRoman" w:hAnsi="TimeNewRoman"/>
-                <w:sz w:val="30"/>
-              </w:rPr>
-              <w:t>48+27=</w:t>
+              <w:t>30-28=</w:t>
             </w:r>
           </w:p>
         </w:tc>
@@ -1258,7 +1258,7 @@
                 <w:rFonts w:ascii="TimeNewRoman" w:hAnsi="TimeNewRoman"/>
                 <w:sz w:val="30"/>
               </w:rPr>
-              <w:t>23-4=</w:t>
+              <w:t>58+7=</w:t>
             </w:r>
           </w:p>
         </w:tc>
@@ -1275,7 +1275,7 @@
                 <w:rFonts w:ascii="TimeNewRoman" w:hAnsi="TimeNewRoman"/>
                 <w:sz w:val="30"/>
               </w:rPr>
-              <w:t>43+38=</w:t>
+              <w:t>39+6=</w:t>
             </w:r>
           </w:p>
         </w:tc>
@@ -1292,7 +1292,7 @@
                 <w:rFonts w:ascii="TimeNewRoman" w:hAnsi="TimeNewRoman"/>
                 <w:sz w:val="30"/>
               </w:rPr>
-              <w:t>52+29=</w:t>
+              <w:t>5+68=</w:t>
             </w:r>
           </w:p>
         </w:tc>
@@ -1309,7 +1309,7 @@
                 <w:rFonts w:ascii="TimeNewRoman" w:hAnsi="TimeNewRoman"/>
                 <w:sz w:val="30"/>
               </w:rPr>
-              <w:t>93-49=</w:t>
+              <w:t>56+16=</w:t>
             </w:r>
           </w:p>
         </w:tc>
@@ -1326,7 +1326,7 @@
                 <w:rFonts w:ascii="TimeNewRoman" w:hAnsi="TimeNewRoman"/>
                 <w:sz w:val="30"/>
               </w:rPr>
-              <w:t>77+5=</w:t>
+              <w:t>63-36=</w:t>
             </w:r>
           </w:p>
         </w:tc>
@@ -1345,7 +1345,7 @@
                 <w:rFonts w:ascii="TimeNewRoman" w:hAnsi="TimeNewRoman"/>
                 <w:sz w:val="30"/>
               </w:rPr>
-              <w:t>90-12=</w:t>
+              <w:t>51-35=</w:t>
             </w:r>
           </w:p>
         </w:tc>
@@ -1362,7 +1362,7 @@
                 <w:rFonts w:ascii="TimeNewRoman" w:hAnsi="TimeNewRoman"/>
                 <w:sz w:val="30"/>
               </w:rPr>
-              <w:t>72-39=</w:t>
+              <w:t>82-15=</w:t>
             </w:r>
           </w:p>
         </w:tc>
@@ -1379,7 +1379,7 @@
                 <w:rFonts w:ascii="TimeNewRoman" w:hAnsi="TimeNewRoman"/>
                 <w:sz w:val="30"/>
               </w:rPr>
-              <w:t>80-69=</w:t>
+              <w:t>8+58=</w:t>
             </w:r>
           </w:p>
         </w:tc>
@@ -1396,7 +1396,7 @@
                 <w:rFonts w:ascii="TimeNewRoman" w:hAnsi="TimeNewRoman"/>
                 <w:sz w:val="30"/>
               </w:rPr>
-              <w:t>28+29=</w:t>
+              <w:t>60-59=</w:t>
             </w:r>
           </w:p>
         </w:tc>
@@ -1413,7 +1413,7 @@
                 <w:rFonts w:ascii="TimeNewRoman" w:hAnsi="TimeNewRoman"/>
                 <w:sz w:val="30"/>
               </w:rPr>
-              <w:t>80-1=</w:t>
+              <w:t>19+33=</w:t>
             </w:r>
           </w:p>
         </w:tc>
@@ -1432,7 +1432,7 @@
                 <w:rFonts w:ascii="TimeNewRoman" w:hAnsi="TimeNewRoman"/>
                 <w:sz w:val="30"/>
               </w:rPr>
-              <w:t>72-19=</w:t>
+              <w:t>19+2=</w:t>
             </w:r>
           </w:p>
         </w:tc>
@@ -1449,7 +1449,7 @@
                 <w:rFonts w:ascii="TimeNewRoman" w:hAnsi="TimeNewRoman"/>
                 <w:sz w:val="30"/>
               </w:rPr>
-              <w:t>52-47=</w:t>
+              <w:t>68+16=</w:t>
             </w:r>
           </w:p>
         </w:tc>
@@ -1466,7 +1466,7 @@
                 <w:rFonts w:ascii="TimeNewRoman" w:hAnsi="TimeNewRoman"/>
                 <w:sz w:val="30"/>
               </w:rPr>
-              <w:t>84-48=</w:t>
+              <w:t>80-46=</w:t>
             </w:r>
           </w:p>
         </w:tc>
@@ -1483,7 +1483,7 @@
                 <w:rFonts w:ascii="TimeNewRoman" w:hAnsi="TimeNewRoman"/>
                 <w:sz w:val="30"/>
               </w:rPr>
-              <w:t>68+9=</w:t>
+              <w:t>49+33=</w:t>
             </w:r>
           </w:p>
         </w:tc>
@@ -1500,7 +1500,7 @@
                 <w:rFonts w:ascii="TimeNewRoman" w:hAnsi="TimeNewRoman"/>
                 <w:sz w:val="30"/>
               </w:rPr>
-              <w:t>49+32=</w:t>
+              <w:t>27+17=</w:t>
             </w:r>
           </w:p>
         </w:tc>
@@ -1519,7 +1519,7 @@
                 <w:rFonts w:ascii="TimeNewRoman" w:hAnsi="TimeNewRoman"/>
                 <w:sz w:val="30"/>
               </w:rPr>
-              <w:t>51-42=</w:t>
+              <w:t>43-15=</w:t>
             </w:r>
           </w:p>
         </w:tc>
@@ -1536,7 +1536,7 @@
                 <w:rFonts w:ascii="TimeNewRoman" w:hAnsi="TimeNewRoman"/>
                 <w:sz w:val="30"/>
               </w:rPr>
-              <w:t>92-13=</w:t>
+              <w:t>92-73=</w:t>
             </w:r>
           </w:p>
         </w:tc>
@@ -1553,7 +1553,7 @@
                 <w:rFonts w:ascii="TimeNewRoman" w:hAnsi="TimeNewRoman"/>
                 <w:sz w:val="30"/>
               </w:rPr>
-              <w:t>27+57=</w:t>
+              <w:t>18+39=</w:t>
             </w:r>
           </w:p>
         </w:tc>
@@ -1570,7 +1570,7 @@
                 <w:rFonts w:ascii="TimeNewRoman" w:hAnsi="TimeNewRoman"/>
                 <w:sz w:val="30"/>
               </w:rPr>
-              <w:t>71-34=</w:t>
+              <w:t>41-22=</w:t>
             </w:r>
           </w:p>
         </w:tc>
@@ -1587,7 +1587,7 @@
                 <w:rFonts w:ascii="TimeNewRoman" w:hAnsi="TimeNewRoman"/>
                 <w:sz w:val="30"/>
               </w:rPr>
-              <w:t>38+14=</w:t>
+              <w:t>18+64=</w:t>
             </w:r>
           </w:p>
         </w:tc>
@@ -1606,7 +1606,7 @@
                 <w:rFonts w:ascii="TimeNewRoman" w:hAnsi="TimeNewRoman"/>
                 <w:sz w:val="30"/>
               </w:rPr>
-              <w:t>72-28=</w:t>
+              <w:t>28+43=</w:t>
             </w:r>
           </w:p>
         </w:tc>
@@ -1623,7 +1623,7 @@
                 <w:rFonts w:ascii="TimeNewRoman" w:hAnsi="TimeNewRoman"/>
                 <w:sz w:val="30"/>
               </w:rPr>
-              <w:t>90-52=</w:t>
+              <w:t>11-6=</w:t>
             </w:r>
           </w:p>
         </w:tc>
@@ -1640,7 +1640,7 @@
                 <w:rFonts w:ascii="TimeNewRoman" w:hAnsi="TimeNewRoman"/>
                 <w:sz w:val="30"/>
               </w:rPr>
-              <w:t>62-9=</w:t>
+              <w:t>71-32=</w:t>
             </w:r>
           </w:p>
         </w:tc>
@@ -1657,7 +1657,7 @@
                 <w:rFonts w:ascii="TimeNewRoman" w:hAnsi="TimeNewRoman"/>
                 <w:sz w:val="30"/>
               </w:rPr>
-              <w:t>27-8=</w:t>
+              <w:t>67-38=</w:t>
             </w:r>
           </w:p>
         </w:tc>
@@ -1674,7 +1674,7 @@
                 <w:rFonts w:ascii="TimeNewRoman" w:hAnsi="TimeNewRoman"/>
                 <w:sz w:val="30"/>
               </w:rPr>
-              <w:t>74+7=</w:t>
+              <w:t>55+16=</w:t>
             </w:r>
           </w:p>
         </w:tc>
@@ -1693,7 +1693,7 @@
                 <w:rFonts w:ascii="TimeNewRoman" w:hAnsi="TimeNewRoman"/>
                 <w:sz w:val="30"/>
               </w:rPr>
-              <w:t>89+6=</w:t>
+              <w:t>51-24=</w:t>
             </w:r>
           </w:p>
         </w:tc>
@@ -1710,7 +1710,7 @@
                 <w:rFonts w:ascii="TimeNewRoman" w:hAnsi="TimeNewRoman"/>
                 <w:sz w:val="30"/>
               </w:rPr>
-              <w:t>94-46=</w:t>
+              <w:t>86-58=</w:t>
             </w:r>
           </w:p>
         </w:tc>
@@ -1727,7 +1727,7 @@
                 <w:rFonts w:ascii="TimeNewRoman" w:hAnsi="TimeNewRoman"/>
                 <w:sz w:val="30"/>
               </w:rPr>
-              <w:t>14+79=</w:t>
+              <w:t>74-55=</w:t>
             </w:r>
           </w:p>
         </w:tc>
@@ -1744,7 +1744,7 @@
                 <w:rFonts w:ascii="TimeNewRoman" w:hAnsi="TimeNewRoman"/>
                 <w:sz w:val="30"/>
               </w:rPr>
-              <w:t>62-58=</w:t>
+              <w:t>15+76=</w:t>
             </w:r>
           </w:p>
         </w:tc>
@@ -1761,7 +1761,7 @@
                 <w:rFonts w:ascii="TimeNewRoman" w:hAnsi="TimeNewRoman"/>
                 <w:sz w:val="30"/>
               </w:rPr>
-              <w:t>34-29=</w:t>
+              <w:t>57+37=</w:t>
             </w:r>
           </w:p>
         </w:tc>

--- a/adc_sbb_within_100.docx
+++ b/adc_sbb_within_100.docx
@@ -40,7 +40,1607 @@
                 <w:rFonts w:ascii="TimeNewRoman" w:hAnsi="TimeNewRoman"/>
                 <w:sz w:val="30"/>
               </w:rPr>
-              <w:t>17+69=</w:t>
+              <w:t>44+28=</w:t>
+            </w:r>
+          </w:p>
+        </w:tc>
+        <w:tc>
+          <w:tcPr>
+            <w:tcW w:type="dxa" w:w="1987"/>
+          </w:tcPr>
+          <w:p>
+            <w:pPr>
+              <w:jc w:val="left"/>
+            </w:pPr>
+            <w:r>
+              <w:rPr>
+                <w:rFonts w:ascii="TimeNewRoman" w:hAnsi="TimeNewRoman"/>
+                <w:sz w:val="30"/>
+              </w:rPr>
+              <w:t>90-35=</w:t>
+            </w:r>
+          </w:p>
+        </w:tc>
+        <w:tc>
+          <w:tcPr>
+            <w:tcW w:type="dxa" w:w="1987"/>
+          </w:tcPr>
+          <w:p>
+            <w:pPr>
+              <w:jc w:val="left"/>
+            </w:pPr>
+            <w:r>
+              <w:rPr>
+                <w:rFonts w:ascii="TimeNewRoman" w:hAnsi="TimeNewRoman"/>
+                <w:sz w:val="30"/>
+              </w:rPr>
+              <w:t>72-66=</w:t>
+            </w:r>
+          </w:p>
+        </w:tc>
+        <w:tc>
+          <w:tcPr>
+            <w:tcW w:type="dxa" w:w="1987"/>
+          </w:tcPr>
+          <w:p>
+            <w:pPr>
+              <w:jc w:val="left"/>
+            </w:pPr>
+            <w:r>
+              <w:rPr>
+                <w:rFonts w:ascii="TimeNewRoman" w:hAnsi="TimeNewRoman"/>
+                <w:sz w:val="30"/>
+              </w:rPr>
+              <w:t>73+8=</w:t>
+            </w:r>
+          </w:p>
+        </w:tc>
+        <w:tc>
+          <w:tcPr>
+            <w:tcW w:type="dxa" w:w="1987"/>
+          </w:tcPr>
+          <w:p>
+            <w:pPr>
+              <w:jc w:val="left"/>
+            </w:pPr>
+            <w:r>
+              <w:rPr>
+                <w:rFonts w:ascii="TimeNewRoman" w:hAnsi="TimeNewRoman"/>
+                <w:sz w:val="30"/>
+              </w:rPr>
+              <w:t>32-6=</w:t>
+            </w:r>
+          </w:p>
+        </w:tc>
+      </w:tr>
+      <w:tr>
+        <w:tc>
+          <w:tcPr>
+            <w:tcW w:type="dxa" w:w="1987"/>
+          </w:tcPr>
+          <w:p>
+            <w:pPr>
+              <w:jc w:val="left"/>
+            </w:pPr>
+            <w:r>
+              <w:rPr>
+                <w:rFonts w:ascii="TimeNewRoman" w:hAnsi="TimeNewRoman"/>
+                <w:sz w:val="30"/>
+              </w:rPr>
+              <w:t>61-23=</w:t>
+            </w:r>
+          </w:p>
+        </w:tc>
+        <w:tc>
+          <w:tcPr>
+            <w:tcW w:type="dxa" w:w="1987"/>
+          </w:tcPr>
+          <w:p>
+            <w:pPr>
+              <w:jc w:val="left"/>
+            </w:pPr>
+            <w:r>
+              <w:rPr>
+                <w:rFonts w:ascii="TimeNewRoman" w:hAnsi="TimeNewRoman"/>
+                <w:sz w:val="30"/>
+              </w:rPr>
+              <w:t>44+9=</w:t>
+            </w:r>
+          </w:p>
+        </w:tc>
+        <w:tc>
+          <w:tcPr>
+            <w:tcW w:type="dxa" w:w="1987"/>
+          </w:tcPr>
+          <w:p>
+            <w:pPr>
+              <w:jc w:val="left"/>
+            </w:pPr>
+            <w:r>
+              <w:rPr>
+                <w:rFonts w:ascii="TimeNewRoman" w:hAnsi="TimeNewRoman"/>
+                <w:sz w:val="30"/>
+              </w:rPr>
+              <w:t>41-15=</w:t>
+            </w:r>
+          </w:p>
+        </w:tc>
+        <w:tc>
+          <w:tcPr>
+            <w:tcW w:type="dxa" w:w="1987"/>
+          </w:tcPr>
+          <w:p>
+            <w:pPr>
+              <w:jc w:val="left"/>
+            </w:pPr>
+            <w:r>
+              <w:rPr>
+                <w:rFonts w:ascii="TimeNewRoman" w:hAnsi="TimeNewRoman"/>
+                <w:sz w:val="30"/>
+              </w:rPr>
+              <w:t>38+36=</w:t>
+            </w:r>
+          </w:p>
+        </w:tc>
+        <w:tc>
+          <w:tcPr>
+            <w:tcW w:type="dxa" w:w="1987"/>
+          </w:tcPr>
+          <w:p>
+            <w:pPr>
+              <w:jc w:val="left"/>
+            </w:pPr>
+            <w:r>
+              <w:rPr>
+                <w:rFonts w:ascii="TimeNewRoman" w:hAnsi="TimeNewRoman"/>
+                <w:sz w:val="30"/>
+              </w:rPr>
+              <w:t>59+12=</w:t>
+            </w:r>
+          </w:p>
+        </w:tc>
+      </w:tr>
+      <w:tr>
+        <w:tc>
+          <w:tcPr>
+            <w:tcW w:type="dxa" w:w="1987"/>
+          </w:tcPr>
+          <w:p>
+            <w:pPr>
+              <w:jc w:val="left"/>
+            </w:pPr>
+            <w:r>
+              <w:rPr>
+                <w:rFonts w:ascii="TimeNewRoman" w:hAnsi="TimeNewRoman"/>
+                <w:sz w:val="30"/>
+              </w:rPr>
+              <w:t>6+18=</w:t>
+            </w:r>
+          </w:p>
+        </w:tc>
+        <w:tc>
+          <w:tcPr>
+            <w:tcW w:type="dxa" w:w="1987"/>
+          </w:tcPr>
+          <w:p>
+            <w:pPr>
+              <w:jc w:val="left"/>
+            </w:pPr>
+            <w:r>
+              <w:rPr>
+                <w:rFonts w:ascii="TimeNewRoman" w:hAnsi="TimeNewRoman"/>
+                <w:sz w:val="30"/>
+              </w:rPr>
+              <w:t>84-59=</w:t>
+            </w:r>
+          </w:p>
+        </w:tc>
+        <w:tc>
+          <w:tcPr>
+            <w:tcW w:type="dxa" w:w="1987"/>
+          </w:tcPr>
+          <w:p>
+            <w:pPr>
+              <w:jc w:val="left"/>
+            </w:pPr>
+            <w:r>
+              <w:rPr>
+                <w:rFonts w:ascii="TimeNewRoman" w:hAnsi="TimeNewRoman"/>
+                <w:sz w:val="30"/>
+              </w:rPr>
+              <w:t>52+39=</w:t>
+            </w:r>
+          </w:p>
+        </w:tc>
+        <w:tc>
+          <w:tcPr>
+            <w:tcW w:type="dxa" w:w="1987"/>
+          </w:tcPr>
+          <w:p>
+            <w:pPr>
+              <w:jc w:val="left"/>
+            </w:pPr>
+            <w:r>
+              <w:rPr>
+                <w:rFonts w:ascii="TimeNewRoman" w:hAnsi="TimeNewRoman"/>
+                <w:sz w:val="30"/>
+              </w:rPr>
+              <w:t>9+73=</w:t>
+            </w:r>
+          </w:p>
+        </w:tc>
+        <w:tc>
+          <w:tcPr>
+            <w:tcW w:type="dxa" w:w="1987"/>
+          </w:tcPr>
+          <w:p>
+            <w:pPr>
+              <w:jc w:val="left"/>
+            </w:pPr>
+            <w:r>
+              <w:rPr>
+                <w:rFonts w:ascii="TimeNewRoman" w:hAnsi="TimeNewRoman"/>
+                <w:sz w:val="30"/>
+              </w:rPr>
+              <w:t>16+25=</w:t>
+            </w:r>
+          </w:p>
+        </w:tc>
+      </w:tr>
+      <w:tr>
+        <w:tc>
+          <w:tcPr>
+            <w:tcW w:type="dxa" w:w="1987"/>
+          </w:tcPr>
+          <w:p>
+            <w:pPr>
+              <w:jc w:val="left"/>
+            </w:pPr>
+            <w:r>
+              <w:rPr>
+                <w:rFonts w:ascii="TimeNewRoman" w:hAnsi="TimeNewRoman"/>
+                <w:sz w:val="30"/>
+              </w:rPr>
+              <w:t>17+64=</w:t>
+            </w:r>
+          </w:p>
+        </w:tc>
+        <w:tc>
+          <w:tcPr>
+            <w:tcW w:type="dxa" w:w="1987"/>
+          </w:tcPr>
+          <w:p>
+            <w:pPr>
+              <w:jc w:val="left"/>
+            </w:pPr>
+            <w:r>
+              <w:rPr>
+                <w:rFonts w:ascii="TimeNewRoman" w:hAnsi="TimeNewRoman"/>
+                <w:sz w:val="30"/>
+              </w:rPr>
+              <w:t>5+67=</w:t>
+            </w:r>
+          </w:p>
+        </w:tc>
+        <w:tc>
+          <w:tcPr>
+            <w:tcW w:type="dxa" w:w="1987"/>
+          </w:tcPr>
+          <w:p>
+            <w:pPr>
+              <w:jc w:val="left"/>
+            </w:pPr>
+            <w:r>
+              <w:rPr>
+                <w:rFonts w:ascii="TimeNewRoman" w:hAnsi="TimeNewRoman"/>
+                <w:sz w:val="30"/>
+              </w:rPr>
+              <w:t>71-64=</w:t>
+            </w:r>
+          </w:p>
+        </w:tc>
+        <w:tc>
+          <w:tcPr>
+            <w:tcW w:type="dxa" w:w="1987"/>
+          </w:tcPr>
+          <w:p>
+            <w:pPr>
+              <w:jc w:val="left"/>
+            </w:pPr>
+            <w:r>
+              <w:rPr>
+                <w:rFonts w:ascii="TimeNewRoman" w:hAnsi="TimeNewRoman"/>
+                <w:sz w:val="30"/>
+              </w:rPr>
+              <w:t>74+9=</w:t>
+            </w:r>
+          </w:p>
+        </w:tc>
+        <w:tc>
+          <w:tcPr>
+            <w:tcW w:type="dxa" w:w="1987"/>
+          </w:tcPr>
+          <w:p>
+            <w:pPr>
+              <w:jc w:val="left"/>
+            </w:pPr>
+            <w:r>
+              <w:rPr>
+                <w:rFonts w:ascii="TimeNewRoman" w:hAnsi="TimeNewRoman"/>
+                <w:sz w:val="30"/>
+              </w:rPr>
+              <w:t>90-26=</w:t>
+            </w:r>
+          </w:p>
+        </w:tc>
+      </w:tr>
+      <w:tr>
+        <w:tc>
+          <w:tcPr>
+            <w:tcW w:type="dxa" w:w="1987"/>
+          </w:tcPr>
+          <w:p>
+            <w:pPr>
+              <w:jc w:val="left"/>
+            </w:pPr>
+            <w:r>
+              <w:rPr>
+                <w:rFonts w:ascii="TimeNewRoman" w:hAnsi="TimeNewRoman"/>
+                <w:sz w:val="30"/>
+              </w:rPr>
+              <w:t>84-47=</w:t>
+            </w:r>
+          </w:p>
+        </w:tc>
+        <w:tc>
+          <w:tcPr>
+            <w:tcW w:type="dxa" w:w="1987"/>
+          </w:tcPr>
+          <w:p>
+            <w:pPr>
+              <w:jc w:val="left"/>
+            </w:pPr>
+            <w:r>
+              <w:rPr>
+                <w:rFonts w:ascii="TimeNewRoman" w:hAnsi="TimeNewRoman"/>
+                <w:sz w:val="30"/>
+              </w:rPr>
+              <w:t>13+78=</w:t>
+            </w:r>
+          </w:p>
+        </w:tc>
+        <w:tc>
+          <w:tcPr>
+            <w:tcW w:type="dxa" w:w="1987"/>
+          </w:tcPr>
+          <w:p>
+            <w:pPr>
+              <w:jc w:val="left"/>
+            </w:pPr>
+            <w:r>
+              <w:rPr>
+                <w:rFonts w:ascii="TimeNewRoman" w:hAnsi="TimeNewRoman"/>
+                <w:sz w:val="30"/>
+              </w:rPr>
+              <w:t>74-47=</w:t>
+            </w:r>
+          </w:p>
+        </w:tc>
+        <w:tc>
+          <w:tcPr>
+            <w:tcW w:type="dxa" w:w="1987"/>
+          </w:tcPr>
+          <w:p>
+            <w:pPr>
+              <w:jc w:val="left"/>
+            </w:pPr>
+            <w:r>
+              <w:rPr>
+                <w:rFonts w:ascii="TimeNewRoman" w:hAnsi="TimeNewRoman"/>
+                <w:sz w:val="30"/>
+              </w:rPr>
+              <w:t>49+12=</w:t>
+            </w:r>
+          </w:p>
+        </w:tc>
+        <w:tc>
+          <w:tcPr>
+            <w:tcW w:type="dxa" w:w="1987"/>
+          </w:tcPr>
+          <w:p>
+            <w:pPr>
+              <w:jc w:val="left"/>
+            </w:pPr>
+            <w:r>
+              <w:rPr>
+                <w:rFonts w:ascii="TimeNewRoman" w:hAnsi="TimeNewRoman"/>
+                <w:sz w:val="30"/>
+              </w:rPr>
+              <w:t>63-27=</w:t>
+            </w:r>
+          </w:p>
+        </w:tc>
+      </w:tr>
+      <w:tr>
+        <w:tc>
+          <w:tcPr>
+            <w:tcW w:type="dxa" w:w="1987"/>
+          </w:tcPr>
+          <w:p>
+            <w:pPr>
+              <w:jc w:val="left"/>
+            </w:pPr>
+            <w:r>
+              <w:rPr>
+                <w:rFonts w:ascii="TimeNewRoman" w:hAnsi="TimeNewRoman"/>
+                <w:sz w:val="30"/>
+              </w:rPr>
+              <w:t>73-34=</w:t>
+            </w:r>
+          </w:p>
+        </w:tc>
+        <w:tc>
+          <w:tcPr>
+            <w:tcW w:type="dxa" w:w="1987"/>
+          </w:tcPr>
+          <w:p>
+            <w:pPr>
+              <w:jc w:val="left"/>
+            </w:pPr>
+            <w:r>
+              <w:rPr>
+                <w:rFonts w:ascii="TimeNewRoman" w:hAnsi="TimeNewRoman"/>
+                <w:sz w:val="30"/>
+              </w:rPr>
+              <w:t>6+29=</w:t>
+            </w:r>
+          </w:p>
+        </w:tc>
+        <w:tc>
+          <w:tcPr>
+            <w:tcW w:type="dxa" w:w="1987"/>
+          </w:tcPr>
+          <w:p>
+            <w:pPr>
+              <w:jc w:val="left"/>
+            </w:pPr>
+            <w:r>
+              <w:rPr>
+                <w:rFonts w:ascii="TimeNewRoman" w:hAnsi="TimeNewRoman"/>
+                <w:sz w:val="30"/>
+              </w:rPr>
+              <w:t>19+72=</w:t>
+            </w:r>
+          </w:p>
+        </w:tc>
+        <w:tc>
+          <w:tcPr>
+            <w:tcW w:type="dxa" w:w="1987"/>
+          </w:tcPr>
+          <w:p>
+            <w:pPr>
+              <w:jc w:val="left"/>
+            </w:pPr>
+            <w:r>
+              <w:rPr>
+                <w:rFonts w:ascii="TimeNewRoman" w:hAnsi="TimeNewRoman"/>
+                <w:sz w:val="30"/>
+              </w:rPr>
+              <w:t>70-4=</w:t>
+            </w:r>
+          </w:p>
+        </w:tc>
+        <w:tc>
+          <w:tcPr>
+            <w:tcW w:type="dxa" w:w="1987"/>
+          </w:tcPr>
+          <w:p>
+            <w:pPr>
+              <w:jc w:val="left"/>
+            </w:pPr>
+            <w:r>
+              <w:rPr>
+                <w:rFonts w:ascii="TimeNewRoman" w:hAnsi="TimeNewRoman"/>
+                <w:sz w:val="30"/>
+              </w:rPr>
+              <w:t>90-29=</w:t>
+            </w:r>
+          </w:p>
+        </w:tc>
+      </w:tr>
+      <w:tr>
+        <w:tc>
+          <w:tcPr>
+            <w:tcW w:type="dxa" w:w="1987"/>
+          </w:tcPr>
+          <w:p>
+            <w:pPr>
+              <w:jc w:val="left"/>
+            </w:pPr>
+            <w:r>
+              <w:rPr>
+                <w:rFonts w:ascii="TimeNewRoman" w:hAnsi="TimeNewRoman"/>
+                <w:sz w:val="30"/>
+              </w:rPr>
+              <w:t>18+23=</w:t>
+            </w:r>
+          </w:p>
+        </w:tc>
+        <w:tc>
+          <w:tcPr>
+            <w:tcW w:type="dxa" w:w="1987"/>
+          </w:tcPr>
+          <w:p>
+            <w:pPr>
+              <w:jc w:val="left"/>
+            </w:pPr>
+            <w:r>
+              <w:rPr>
+                <w:rFonts w:ascii="TimeNewRoman" w:hAnsi="TimeNewRoman"/>
+                <w:sz w:val="30"/>
+              </w:rPr>
+              <w:t>29+66=</w:t>
+            </w:r>
+          </w:p>
+        </w:tc>
+        <w:tc>
+          <w:tcPr>
+            <w:tcW w:type="dxa" w:w="1987"/>
+          </w:tcPr>
+          <w:p>
+            <w:pPr>
+              <w:jc w:val="left"/>
+            </w:pPr>
+            <w:r>
+              <w:rPr>
+                <w:rFonts w:ascii="TimeNewRoman" w:hAnsi="TimeNewRoman"/>
+                <w:sz w:val="30"/>
+              </w:rPr>
+              <w:t>59+29=</w:t>
+            </w:r>
+          </w:p>
+        </w:tc>
+        <w:tc>
+          <w:tcPr>
+            <w:tcW w:type="dxa" w:w="1987"/>
+          </w:tcPr>
+          <w:p>
+            <w:pPr>
+              <w:jc w:val="left"/>
+            </w:pPr>
+            <w:r>
+              <w:rPr>
+                <w:rFonts w:ascii="TimeNewRoman" w:hAnsi="TimeNewRoman"/>
+                <w:sz w:val="30"/>
+              </w:rPr>
+              <w:t>83-37=</w:t>
+            </w:r>
+          </w:p>
+        </w:tc>
+        <w:tc>
+          <w:tcPr>
+            <w:tcW w:type="dxa" w:w="1987"/>
+          </w:tcPr>
+          <w:p>
+            <w:pPr>
+              <w:jc w:val="left"/>
+            </w:pPr>
+            <w:r>
+              <w:rPr>
+                <w:rFonts w:ascii="TimeNewRoman" w:hAnsi="TimeNewRoman"/>
+                <w:sz w:val="30"/>
+              </w:rPr>
+              <w:t>9+84=</w:t>
+            </w:r>
+          </w:p>
+        </w:tc>
+      </w:tr>
+      <w:tr>
+        <w:tc>
+          <w:tcPr>
+            <w:tcW w:type="dxa" w:w="1987"/>
+          </w:tcPr>
+          <w:p>
+            <w:pPr>
+              <w:jc w:val="left"/>
+            </w:pPr>
+            <w:r>
+              <w:rPr>
+                <w:rFonts w:ascii="TimeNewRoman" w:hAnsi="TimeNewRoman"/>
+                <w:sz w:val="30"/>
+              </w:rPr>
+              <w:t>25+58=</w:t>
+            </w:r>
+          </w:p>
+        </w:tc>
+        <w:tc>
+          <w:tcPr>
+            <w:tcW w:type="dxa" w:w="1987"/>
+          </w:tcPr>
+          <w:p>
+            <w:pPr>
+              <w:jc w:val="left"/>
+            </w:pPr>
+            <w:r>
+              <w:rPr>
+                <w:rFonts w:ascii="TimeNewRoman" w:hAnsi="TimeNewRoman"/>
+                <w:sz w:val="30"/>
+              </w:rPr>
+              <w:t>67-38=</w:t>
+            </w:r>
+          </w:p>
+        </w:tc>
+        <w:tc>
+          <w:tcPr>
+            <w:tcW w:type="dxa" w:w="1987"/>
+          </w:tcPr>
+          <w:p>
+            <w:pPr>
+              <w:jc w:val="left"/>
+            </w:pPr>
+            <w:r>
+              <w:rPr>
+                <w:rFonts w:ascii="TimeNewRoman" w:hAnsi="TimeNewRoman"/>
+                <w:sz w:val="30"/>
+              </w:rPr>
+              <w:t>18+68=</w:t>
+            </w:r>
+          </w:p>
+        </w:tc>
+        <w:tc>
+          <w:tcPr>
+            <w:tcW w:type="dxa" w:w="1987"/>
+          </w:tcPr>
+          <w:p>
+            <w:pPr>
+              <w:jc w:val="left"/>
+            </w:pPr>
+            <w:r>
+              <w:rPr>
+                <w:rFonts w:ascii="TimeNewRoman" w:hAnsi="TimeNewRoman"/>
+                <w:sz w:val="30"/>
+              </w:rPr>
+              <w:t>7+64=</w:t>
+            </w:r>
+          </w:p>
+        </w:tc>
+        <w:tc>
+          <w:tcPr>
+            <w:tcW w:type="dxa" w:w="1987"/>
+          </w:tcPr>
+          <w:p>
+            <w:pPr>
+              <w:jc w:val="left"/>
+            </w:pPr>
+            <w:r>
+              <w:rPr>
+                <w:rFonts w:ascii="TimeNewRoman" w:hAnsi="TimeNewRoman"/>
+                <w:sz w:val="30"/>
+              </w:rPr>
+              <w:t>13+49=</w:t>
+            </w:r>
+          </w:p>
+        </w:tc>
+      </w:tr>
+      <w:tr>
+        <w:tc>
+          <w:tcPr>
+            <w:tcW w:type="dxa" w:w="1987"/>
+          </w:tcPr>
+          <w:p>
+            <w:pPr>
+              <w:jc w:val="left"/>
+            </w:pPr>
+            <w:r>
+              <w:rPr>
+                <w:rFonts w:ascii="TimeNewRoman" w:hAnsi="TimeNewRoman"/>
+                <w:sz w:val="30"/>
+              </w:rPr>
+              <w:t>21-5=</w:t>
+            </w:r>
+          </w:p>
+        </w:tc>
+        <w:tc>
+          <w:tcPr>
+            <w:tcW w:type="dxa" w:w="1987"/>
+          </w:tcPr>
+          <w:p>
+            <w:pPr>
+              <w:jc w:val="left"/>
+            </w:pPr>
+            <w:r>
+              <w:rPr>
+                <w:rFonts w:ascii="TimeNewRoman" w:hAnsi="TimeNewRoman"/>
+                <w:sz w:val="30"/>
+              </w:rPr>
+              <w:t>23-6=</w:t>
+            </w:r>
+          </w:p>
+        </w:tc>
+        <w:tc>
+          <w:tcPr>
+            <w:tcW w:type="dxa" w:w="1987"/>
+          </w:tcPr>
+          <w:p>
+            <w:pPr>
+              <w:jc w:val="left"/>
+            </w:pPr>
+            <w:r>
+              <w:rPr>
+                <w:rFonts w:ascii="TimeNewRoman" w:hAnsi="TimeNewRoman"/>
+                <w:sz w:val="30"/>
+              </w:rPr>
+              <w:t>92-9=</w:t>
+            </w:r>
+          </w:p>
+        </w:tc>
+        <w:tc>
+          <w:tcPr>
+            <w:tcW w:type="dxa" w:w="1987"/>
+          </w:tcPr>
+          <w:p>
+            <w:pPr>
+              <w:jc w:val="left"/>
+            </w:pPr>
+            <w:r>
+              <w:rPr>
+                <w:rFonts w:ascii="TimeNewRoman" w:hAnsi="TimeNewRoman"/>
+                <w:sz w:val="30"/>
+              </w:rPr>
+              <w:t>25+58=</w:t>
+            </w:r>
+          </w:p>
+        </w:tc>
+        <w:tc>
+          <w:tcPr>
+            <w:tcW w:type="dxa" w:w="1987"/>
+          </w:tcPr>
+          <w:p>
+            <w:pPr>
+              <w:jc w:val="left"/>
+            </w:pPr>
+            <w:r>
+              <w:rPr>
+                <w:rFonts w:ascii="TimeNewRoman" w:hAnsi="TimeNewRoman"/>
+                <w:sz w:val="30"/>
+              </w:rPr>
+              <w:t>28+6=</w:t>
+            </w:r>
+          </w:p>
+        </w:tc>
+      </w:tr>
+      <w:tr>
+        <w:tc>
+          <w:tcPr>
+            <w:tcW w:type="dxa" w:w="1987"/>
+          </w:tcPr>
+          <w:p>
+            <w:pPr>
+              <w:jc w:val="left"/>
+            </w:pPr>
+            <w:r>
+              <w:rPr>
+                <w:rFonts w:ascii="TimeNewRoman" w:hAnsi="TimeNewRoman"/>
+                <w:sz w:val="30"/>
+              </w:rPr>
+              <w:t>56+16=</w:t>
+            </w:r>
+          </w:p>
+        </w:tc>
+        <w:tc>
+          <w:tcPr>
+            <w:tcW w:type="dxa" w:w="1987"/>
+          </w:tcPr>
+          <w:p>
+            <w:pPr>
+              <w:jc w:val="left"/>
+            </w:pPr>
+            <w:r>
+              <w:rPr>
+                <w:rFonts w:ascii="TimeNewRoman" w:hAnsi="TimeNewRoman"/>
+                <w:sz w:val="30"/>
+              </w:rPr>
+              <w:t>50-4=</w:t>
+            </w:r>
+          </w:p>
+        </w:tc>
+        <w:tc>
+          <w:tcPr>
+            <w:tcW w:type="dxa" w:w="1987"/>
+          </w:tcPr>
+          <w:p>
+            <w:pPr>
+              <w:jc w:val="left"/>
+            </w:pPr>
+            <w:r>
+              <w:rPr>
+                <w:rFonts w:ascii="TimeNewRoman" w:hAnsi="TimeNewRoman"/>
+                <w:sz w:val="30"/>
+              </w:rPr>
+              <w:t>61-54=</w:t>
+            </w:r>
+          </w:p>
+        </w:tc>
+        <w:tc>
+          <w:tcPr>
+            <w:tcW w:type="dxa" w:w="1987"/>
+          </w:tcPr>
+          <w:p>
+            <w:pPr>
+              <w:jc w:val="left"/>
+            </w:pPr>
+            <w:r>
+              <w:rPr>
+                <w:rFonts w:ascii="TimeNewRoman" w:hAnsi="TimeNewRoman"/>
+                <w:sz w:val="30"/>
+              </w:rPr>
+              <w:t>20-12=</w:t>
+            </w:r>
+          </w:p>
+        </w:tc>
+        <w:tc>
+          <w:tcPr>
+            <w:tcW w:type="dxa" w:w="1987"/>
+          </w:tcPr>
+          <w:p>
+            <w:pPr>
+              <w:jc w:val="left"/>
+            </w:pPr>
+            <w:r>
+              <w:rPr>
+                <w:rFonts w:ascii="TimeNewRoman" w:hAnsi="TimeNewRoman"/>
+                <w:sz w:val="30"/>
+              </w:rPr>
+              <w:t>91-28=</w:t>
+            </w:r>
+          </w:p>
+        </w:tc>
+      </w:tr>
+      <w:tr>
+        <w:tc>
+          <w:tcPr>
+            <w:tcW w:type="dxa" w:w="1987"/>
+          </w:tcPr>
+          <w:p>
+            <w:pPr>
+              <w:jc w:val="left"/>
+            </w:pPr>
+            <w:r>
+              <w:rPr>
+                <w:rFonts w:ascii="TimeNewRoman" w:hAnsi="TimeNewRoman"/>
+                <w:sz w:val="30"/>
+              </w:rPr>
+              <w:t>31-14=</w:t>
+            </w:r>
+          </w:p>
+        </w:tc>
+        <w:tc>
+          <w:tcPr>
+            <w:tcW w:type="dxa" w:w="1987"/>
+          </w:tcPr>
+          <w:p>
+            <w:pPr>
+              <w:jc w:val="left"/>
+            </w:pPr>
+            <w:r>
+              <w:rPr>
+                <w:rFonts w:ascii="TimeNewRoman" w:hAnsi="TimeNewRoman"/>
+                <w:sz w:val="30"/>
+              </w:rPr>
+              <w:t>85-9=</w:t>
+            </w:r>
+          </w:p>
+        </w:tc>
+        <w:tc>
+          <w:tcPr>
+            <w:tcW w:type="dxa" w:w="1987"/>
+          </w:tcPr>
+          <w:p>
+            <w:pPr>
+              <w:jc w:val="left"/>
+            </w:pPr>
+            <w:r>
+              <w:rPr>
+                <w:rFonts w:ascii="TimeNewRoman" w:hAnsi="TimeNewRoman"/>
+                <w:sz w:val="30"/>
+              </w:rPr>
+              <w:t>73-34=</w:t>
+            </w:r>
+          </w:p>
+        </w:tc>
+        <w:tc>
+          <w:tcPr>
+            <w:tcW w:type="dxa" w:w="1987"/>
+          </w:tcPr>
+          <w:p>
+            <w:pPr>
+              <w:jc w:val="left"/>
+            </w:pPr>
+            <w:r>
+              <w:rPr>
+                <w:rFonts w:ascii="TimeNewRoman" w:hAnsi="TimeNewRoman"/>
+                <w:sz w:val="30"/>
+              </w:rPr>
+              <w:t>14-7=</w:t>
+            </w:r>
+          </w:p>
+        </w:tc>
+        <w:tc>
+          <w:tcPr>
+            <w:tcW w:type="dxa" w:w="1987"/>
+          </w:tcPr>
+          <w:p>
+            <w:pPr>
+              <w:jc w:val="left"/>
+            </w:pPr>
+            <w:r>
+              <w:rPr>
+                <w:rFonts w:ascii="TimeNewRoman" w:hAnsi="TimeNewRoman"/>
+                <w:sz w:val="30"/>
+              </w:rPr>
+              <w:t>39+17=</w:t>
+            </w:r>
+          </w:p>
+        </w:tc>
+      </w:tr>
+      <w:tr>
+        <w:tc>
+          <w:tcPr>
+            <w:tcW w:type="dxa" w:w="1987"/>
+          </w:tcPr>
+          <w:p>
+            <w:pPr>
+              <w:jc w:val="left"/>
+            </w:pPr>
+            <w:r>
+              <w:rPr>
+                <w:rFonts w:ascii="TimeNewRoman" w:hAnsi="TimeNewRoman"/>
+                <w:sz w:val="30"/>
+              </w:rPr>
+              <w:t>75+7=</w:t>
+            </w:r>
+          </w:p>
+        </w:tc>
+        <w:tc>
+          <w:tcPr>
+            <w:tcW w:type="dxa" w:w="1987"/>
+          </w:tcPr>
+          <w:p>
+            <w:pPr>
+              <w:jc w:val="left"/>
+            </w:pPr>
+            <w:r>
+              <w:rPr>
+                <w:rFonts w:ascii="TimeNewRoman" w:hAnsi="TimeNewRoman"/>
+                <w:sz w:val="30"/>
+              </w:rPr>
+              <w:t>38+33=</w:t>
+            </w:r>
+          </w:p>
+        </w:tc>
+        <w:tc>
+          <w:tcPr>
+            <w:tcW w:type="dxa" w:w="1987"/>
+          </w:tcPr>
+          <w:p>
+            <w:pPr>
+              <w:jc w:val="left"/>
+            </w:pPr>
+            <w:r>
+              <w:rPr>
+                <w:rFonts w:ascii="TimeNewRoman" w:hAnsi="TimeNewRoman"/>
+                <w:sz w:val="30"/>
+              </w:rPr>
+              <w:t>55+9=</w:t>
+            </w:r>
+          </w:p>
+        </w:tc>
+        <w:tc>
+          <w:tcPr>
+            <w:tcW w:type="dxa" w:w="1987"/>
+          </w:tcPr>
+          <w:p>
+            <w:pPr>
+              <w:jc w:val="left"/>
+            </w:pPr>
+            <w:r>
+              <w:rPr>
+                <w:rFonts w:ascii="TimeNewRoman" w:hAnsi="TimeNewRoman"/>
+                <w:sz w:val="30"/>
+              </w:rPr>
+              <w:t>18+26=</w:t>
+            </w:r>
+          </w:p>
+        </w:tc>
+        <w:tc>
+          <w:tcPr>
+            <w:tcW w:type="dxa" w:w="1987"/>
+          </w:tcPr>
+          <w:p>
+            <w:pPr>
+              <w:jc w:val="left"/>
+            </w:pPr>
+            <w:r>
+              <w:rPr>
+                <w:rFonts w:ascii="TimeNewRoman" w:hAnsi="TimeNewRoman"/>
+                <w:sz w:val="30"/>
+              </w:rPr>
+              <w:t>59+34=</w:t>
+            </w:r>
+          </w:p>
+        </w:tc>
+      </w:tr>
+      <w:tr>
+        <w:tc>
+          <w:tcPr>
+            <w:tcW w:type="dxa" w:w="1987"/>
+          </w:tcPr>
+          <w:p>
+            <w:pPr>
+              <w:jc w:val="left"/>
+            </w:pPr>
+            <w:r>
+              <w:rPr>
+                <w:rFonts w:ascii="TimeNewRoman" w:hAnsi="TimeNewRoman"/>
+                <w:sz w:val="30"/>
+              </w:rPr>
+              <w:t>17+35=</w:t>
+            </w:r>
+          </w:p>
+        </w:tc>
+        <w:tc>
+          <w:tcPr>
+            <w:tcW w:type="dxa" w:w="1987"/>
+          </w:tcPr>
+          <w:p>
+            <w:pPr>
+              <w:jc w:val="left"/>
+            </w:pPr>
+            <w:r>
+              <w:rPr>
+                <w:rFonts w:ascii="TimeNewRoman" w:hAnsi="TimeNewRoman"/>
+                <w:sz w:val="30"/>
+              </w:rPr>
+              <w:t>41-36=</w:t>
+            </w:r>
+          </w:p>
+        </w:tc>
+        <w:tc>
+          <w:tcPr>
+            <w:tcW w:type="dxa" w:w="1987"/>
+          </w:tcPr>
+          <w:p>
+            <w:pPr>
+              <w:jc w:val="left"/>
+            </w:pPr>
+            <w:r>
+              <w:rPr>
+                <w:rFonts w:ascii="TimeNewRoman" w:hAnsi="TimeNewRoman"/>
+                <w:sz w:val="30"/>
+              </w:rPr>
+              <w:t>28+44=</w:t>
+            </w:r>
+          </w:p>
+        </w:tc>
+        <w:tc>
+          <w:tcPr>
+            <w:tcW w:type="dxa" w:w="1987"/>
+          </w:tcPr>
+          <w:p>
+            <w:pPr>
+              <w:jc w:val="left"/>
+            </w:pPr>
+            <w:r>
+              <w:rPr>
+                <w:rFonts w:ascii="TimeNewRoman" w:hAnsi="TimeNewRoman"/>
+                <w:sz w:val="30"/>
+              </w:rPr>
+              <w:t>73-55=</w:t>
+            </w:r>
+          </w:p>
+        </w:tc>
+        <w:tc>
+          <w:tcPr>
+            <w:tcW w:type="dxa" w:w="1987"/>
+          </w:tcPr>
+          <w:p>
+            <w:pPr>
+              <w:jc w:val="left"/>
+            </w:pPr>
+            <w:r>
+              <w:rPr>
+                <w:rFonts w:ascii="TimeNewRoman" w:hAnsi="TimeNewRoman"/>
+                <w:sz w:val="30"/>
+              </w:rPr>
+              <w:t>85-59=</w:t>
+            </w:r>
+          </w:p>
+        </w:tc>
+      </w:tr>
+      <w:tr>
+        <w:tc>
+          <w:tcPr>
+            <w:tcW w:type="dxa" w:w="1987"/>
+          </w:tcPr>
+          <w:p>
+            <w:pPr>
+              <w:jc w:val="left"/>
+            </w:pPr>
+            <w:r>
+              <w:rPr>
+                <w:rFonts w:ascii="TimeNewRoman" w:hAnsi="TimeNewRoman"/>
+                <w:sz w:val="30"/>
+              </w:rPr>
+              <w:t>48+48=</w:t>
+            </w:r>
+          </w:p>
+        </w:tc>
+        <w:tc>
+          <w:tcPr>
+            <w:tcW w:type="dxa" w:w="1987"/>
+          </w:tcPr>
+          <w:p>
+            <w:pPr>
+              <w:jc w:val="left"/>
+            </w:pPr>
+            <w:r>
+              <w:rPr>
+                <w:rFonts w:ascii="TimeNewRoman" w:hAnsi="TimeNewRoman"/>
+                <w:sz w:val="30"/>
+              </w:rPr>
+              <w:t>47+15=</w:t>
+            </w:r>
+          </w:p>
+        </w:tc>
+        <w:tc>
+          <w:tcPr>
+            <w:tcW w:type="dxa" w:w="1987"/>
+          </w:tcPr>
+          <w:p>
+            <w:pPr>
+              <w:jc w:val="left"/>
+            </w:pPr>
+            <w:r>
+              <w:rPr>
+                <w:rFonts w:ascii="TimeNewRoman" w:hAnsi="TimeNewRoman"/>
+                <w:sz w:val="30"/>
+              </w:rPr>
+              <w:t>7+56=</w:t>
+            </w:r>
+          </w:p>
+        </w:tc>
+        <w:tc>
+          <w:tcPr>
+            <w:tcW w:type="dxa" w:w="1987"/>
+          </w:tcPr>
+          <w:p>
+            <w:pPr>
+              <w:jc w:val="left"/>
+            </w:pPr>
+            <w:r>
+              <w:rPr>
+                <w:rFonts w:ascii="TimeNewRoman" w:hAnsi="TimeNewRoman"/>
+                <w:sz w:val="30"/>
+              </w:rPr>
+              <w:t>91-17=</w:t>
+            </w:r>
+          </w:p>
+        </w:tc>
+        <w:tc>
+          <w:tcPr>
+            <w:tcW w:type="dxa" w:w="1987"/>
+          </w:tcPr>
+          <w:p>
+            <w:pPr>
+              <w:jc w:val="left"/>
+            </w:pPr>
+            <w:r>
+              <w:rPr>
+                <w:rFonts w:ascii="TimeNewRoman" w:hAnsi="TimeNewRoman"/>
+                <w:sz w:val="30"/>
+              </w:rPr>
+              <w:t>49+4=</w:t>
+            </w:r>
+          </w:p>
+        </w:tc>
+      </w:tr>
+      <w:tr>
+        <w:tc>
+          <w:tcPr>
+            <w:tcW w:type="dxa" w:w="1987"/>
+          </w:tcPr>
+          <w:p>
+            <w:pPr>
+              <w:jc w:val="left"/>
+            </w:pPr>
+            <w:r>
+              <w:rPr>
+                <w:rFonts w:ascii="TimeNewRoman" w:hAnsi="TimeNewRoman"/>
+                <w:sz w:val="30"/>
+              </w:rPr>
+              <w:t>7+38=</w:t>
+            </w:r>
+          </w:p>
+        </w:tc>
+        <w:tc>
+          <w:tcPr>
+            <w:tcW w:type="dxa" w:w="1987"/>
+          </w:tcPr>
+          <w:p>
+            <w:pPr>
+              <w:jc w:val="left"/>
+            </w:pPr>
+            <w:r>
+              <w:rPr>
+                <w:rFonts w:ascii="TimeNewRoman" w:hAnsi="TimeNewRoman"/>
+                <w:sz w:val="30"/>
+              </w:rPr>
+              <w:t>39+46=</w:t>
+            </w:r>
+          </w:p>
+        </w:tc>
+        <w:tc>
+          <w:tcPr>
+            <w:tcW w:type="dxa" w:w="1987"/>
+          </w:tcPr>
+          <w:p>
+            <w:pPr>
+              <w:jc w:val="left"/>
+            </w:pPr>
+            <w:r>
+              <w:rPr>
+                <w:rFonts w:ascii="TimeNewRoman" w:hAnsi="TimeNewRoman"/>
+                <w:sz w:val="30"/>
+              </w:rPr>
+              <w:t>48+33=</w:t>
+            </w:r>
+          </w:p>
+        </w:tc>
+        <w:tc>
+          <w:tcPr>
+            <w:tcW w:type="dxa" w:w="1987"/>
+          </w:tcPr>
+          <w:p>
+            <w:pPr>
+              <w:jc w:val="left"/>
+            </w:pPr>
+            <w:r>
+              <w:rPr>
+                <w:rFonts w:ascii="TimeNewRoman" w:hAnsi="TimeNewRoman"/>
+                <w:sz w:val="30"/>
+              </w:rPr>
+              <w:t>95-18=</w:t>
+            </w:r>
+          </w:p>
+        </w:tc>
+        <w:tc>
+          <w:tcPr>
+            <w:tcW w:type="dxa" w:w="1987"/>
+          </w:tcPr>
+          <w:p>
+            <w:pPr>
+              <w:jc w:val="left"/>
+            </w:pPr>
+            <w:r>
+              <w:rPr>
+                <w:rFonts w:ascii="TimeNewRoman" w:hAnsi="TimeNewRoman"/>
+                <w:sz w:val="30"/>
+              </w:rPr>
+              <w:t>81-34=</w:t>
+            </w:r>
+          </w:p>
+        </w:tc>
+      </w:tr>
+      <w:tr>
+        <w:tc>
+          <w:tcPr>
+            <w:tcW w:type="dxa" w:w="1987"/>
+          </w:tcPr>
+          <w:p>
+            <w:pPr>
+              <w:jc w:val="left"/>
+            </w:pPr>
+            <w:r>
+              <w:rPr>
+                <w:rFonts w:ascii="TimeNewRoman" w:hAnsi="TimeNewRoman"/>
+                <w:sz w:val="30"/>
+              </w:rPr>
+              <w:t>60-53=</w:t>
+            </w:r>
+          </w:p>
+        </w:tc>
+        <w:tc>
+          <w:tcPr>
+            <w:tcW w:type="dxa" w:w="1987"/>
+          </w:tcPr>
+          <w:p>
+            <w:pPr>
+              <w:jc w:val="left"/>
+            </w:pPr>
+            <w:r>
+              <w:rPr>
+                <w:rFonts w:ascii="TimeNewRoman" w:hAnsi="TimeNewRoman"/>
+                <w:sz w:val="30"/>
+              </w:rPr>
+              <w:t>7+19=</w:t>
+            </w:r>
+          </w:p>
+        </w:tc>
+        <w:tc>
+          <w:tcPr>
+            <w:tcW w:type="dxa" w:w="1987"/>
+          </w:tcPr>
+          <w:p>
+            <w:pPr>
+              <w:jc w:val="left"/>
+            </w:pPr>
+            <w:r>
+              <w:rPr>
+                <w:rFonts w:ascii="TimeNewRoman" w:hAnsi="TimeNewRoman"/>
+                <w:sz w:val="30"/>
+              </w:rPr>
+              <w:t>89+9=</w:t>
+            </w:r>
+          </w:p>
+        </w:tc>
+        <w:tc>
+          <w:tcPr>
+            <w:tcW w:type="dxa" w:w="1987"/>
+          </w:tcPr>
+          <w:p>
+            <w:pPr>
+              <w:jc w:val="left"/>
+            </w:pPr>
+            <w:r>
+              <w:rPr>
+                <w:rFonts w:ascii="TimeNewRoman" w:hAnsi="TimeNewRoman"/>
+                <w:sz w:val="30"/>
+              </w:rPr>
+              <w:t>10-8=</w:t>
+            </w:r>
+          </w:p>
+        </w:tc>
+        <w:tc>
+          <w:tcPr>
+            <w:tcW w:type="dxa" w:w="1987"/>
+          </w:tcPr>
+          <w:p>
+            <w:pPr>
+              <w:jc w:val="left"/>
+            </w:pPr>
+            <w:r>
+              <w:rPr>
+                <w:rFonts w:ascii="TimeNewRoman" w:hAnsi="TimeNewRoman"/>
+                <w:sz w:val="30"/>
+              </w:rPr>
+              <w:t>4+49=</w:t>
+            </w:r>
+          </w:p>
+        </w:tc>
+      </w:tr>
+      <w:tr>
+        <w:tc>
+          <w:tcPr>
+            <w:tcW w:type="dxa" w:w="1987"/>
+          </w:tcPr>
+          <w:p>
+            <w:pPr>
+              <w:jc w:val="left"/>
+            </w:pPr>
+            <w:r>
+              <w:rPr>
+                <w:rFonts w:ascii="TimeNewRoman" w:hAnsi="TimeNewRoman"/>
+                <w:sz w:val="30"/>
+              </w:rPr>
+              <w:t>24+39=</w:t>
+            </w:r>
+          </w:p>
+        </w:tc>
+        <w:tc>
+          <w:tcPr>
+            <w:tcW w:type="dxa" w:w="1987"/>
+          </w:tcPr>
+          <w:p>
+            <w:pPr>
+              <w:jc w:val="left"/>
+            </w:pPr>
+            <w:r>
+              <w:rPr>
+                <w:rFonts w:ascii="TimeNewRoman" w:hAnsi="TimeNewRoman"/>
+                <w:sz w:val="30"/>
+              </w:rPr>
+              <w:t>29+16=</w:t>
+            </w:r>
+          </w:p>
+        </w:tc>
+        <w:tc>
+          <w:tcPr>
+            <w:tcW w:type="dxa" w:w="1987"/>
+          </w:tcPr>
+          <w:p>
+            <w:pPr>
+              <w:jc w:val="left"/>
+            </w:pPr>
+            <w:r>
+              <w:rPr>
+                <w:rFonts w:ascii="TimeNewRoman" w:hAnsi="TimeNewRoman"/>
+                <w:sz w:val="30"/>
+              </w:rPr>
+              <w:t>19+54=</w:t>
+            </w:r>
+          </w:p>
+        </w:tc>
+        <w:tc>
+          <w:tcPr>
+            <w:tcW w:type="dxa" w:w="1987"/>
+          </w:tcPr>
+          <w:p>
+            <w:pPr>
+              <w:jc w:val="left"/>
+            </w:pPr>
+            <w:r>
+              <w:rPr>
+                <w:rFonts w:ascii="TimeNewRoman" w:hAnsi="TimeNewRoman"/>
+                <w:sz w:val="30"/>
+              </w:rPr>
+              <w:t>17+79=</w:t>
+            </w:r>
+          </w:p>
+        </w:tc>
+        <w:tc>
+          <w:tcPr>
+            <w:tcW w:type="dxa" w:w="1987"/>
+          </w:tcPr>
+          <w:p>
+            <w:pPr>
+              <w:jc w:val="left"/>
+            </w:pPr>
+            <w:r>
+              <w:rPr>
+                <w:rFonts w:ascii="TimeNewRoman" w:hAnsi="TimeNewRoman"/>
+                <w:sz w:val="30"/>
+              </w:rPr>
+              <w:t>80-59=</w:t>
+            </w:r>
+          </w:p>
+        </w:tc>
+      </w:tr>
+      <w:tr>
+        <w:tc>
+          <w:tcPr>
+            <w:tcW w:type="dxa" w:w="1987"/>
+          </w:tcPr>
+          <w:p>
+            <w:pPr>
+              <w:jc w:val="left"/>
+            </w:pPr>
+            <w:r>
+              <w:rPr>
+                <w:rFonts w:ascii="TimeNewRoman" w:hAnsi="TimeNewRoman"/>
+                <w:sz w:val="30"/>
+              </w:rPr>
+              <w:t>58+13=</w:t>
+            </w:r>
+          </w:p>
+        </w:tc>
+        <w:tc>
+          <w:tcPr>
+            <w:tcW w:type="dxa" w:w="1987"/>
+          </w:tcPr>
+          <w:p>
+            <w:pPr>
+              <w:jc w:val="left"/>
+            </w:pPr>
+            <w:r>
+              <w:rPr>
+                <w:rFonts w:ascii="TimeNewRoman" w:hAnsi="TimeNewRoman"/>
+                <w:sz w:val="30"/>
+              </w:rPr>
+              <w:t>82-23=</w:t>
+            </w:r>
+          </w:p>
+        </w:tc>
+        <w:tc>
+          <w:tcPr>
+            <w:tcW w:type="dxa" w:w="1987"/>
+          </w:tcPr>
+          <w:p>
+            <w:pPr>
+              <w:jc w:val="left"/>
+            </w:pPr>
+            <w:r>
+              <w:rPr>
+                <w:rFonts w:ascii="TimeNewRoman" w:hAnsi="TimeNewRoman"/>
+                <w:sz w:val="30"/>
+              </w:rPr>
+              <w:t>39+7=</w:t>
+            </w:r>
+          </w:p>
+        </w:tc>
+        <w:tc>
+          <w:tcPr>
+            <w:tcW w:type="dxa" w:w="1987"/>
+          </w:tcPr>
+          <w:p>
+            <w:pPr>
+              <w:jc w:val="left"/>
+            </w:pPr>
+            <w:r>
+              <w:rPr>
+                <w:rFonts w:ascii="TimeNewRoman" w:hAnsi="TimeNewRoman"/>
+                <w:sz w:val="30"/>
+              </w:rPr>
+              <w:t>6+47=</w:t>
+            </w:r>
+          </w:p>
+        </w:tc>
+        <w:tc>
+          <w:tcPr>
+            <w:tcW w:type="dxa" w:w="1987"/>
+          </w:tcPr>
+          <w:p>
+            <w:pPr>
+              <w:jc w:val="left"/>
+            </w:pPr>
+            <w:r>
+              <w:rPr>
+                <w:rFonts w:ascii="TimeNewRoman" w:hAnsi="TimeNewRoman"/>
+                <w:sz w:val="30"/>
+              </w:rPr>
+              <w:t>81-2=</w:t>
+            </w:r>
+          </w:p>
+        </w:tc>
+      </w:tr>
+      <w:tr>
+        <w:tc>
+          <w:tcPr>
+            <w:tcW w:type="dxa" w:w="1987"/>
+          </w:tcPr>
+          <w:p>
+            <w:pPr>
+              <w:jc w:val="left"/>
+            </w:pPr>
+            <w:r>
+              <w:rPr>
+                <w:rFonts w:ascii="TimeNewRoman" w:hAnsi="TimeNewRoman"/>
+                <w:sz w:val="30"/>
+              </w:rPr>
+              <w:t>28-9=</w:t>
+            </w:r>
+          </w:p>
+        </w:tc>
+        <w:tc>
+          <w:tcPr>
+            <w:tcW w:type="dxa" w:w="1987"/>
+          </w:tcPr>
+          <w:p>
+            <w:pPr>
+              <w:jc w:val="left"/>
+            </w:pPr>
+            <w:r>
+              <w:rPr>
+                <w:rFonts w:ascii="TimeNewRoman" w:hAnsi="TimeNewRoman"/>
+                <w:sz w:val="30"/>
+              </w:rPr>
+              <w:t>31-19=</w:t>
+            </w:r>
+          </w:p>
+        </w:tc>
+        <w:tc>
+          <w:tcPr>
+            <w:tcW w:type="dxa" w:w="1987"/>
+          </w:tcPr>
+          <w:p>
+            <w:pPr>
+              <w:jc w:val="left"/>
+            </w:pPr>
+            <w:r>
+              <w:rPr>
+                <w:rFonts w:ascii="TimeNewRoman" w:hAnsi="TimeNewRoman"/>
+                <w:sz w:val="30"/>
+              </w:rPr>
+              <w:t>92-69=</w:t>
             </w:r>
           </w:p>
         </w:tc>
@@ -74,41 +1674,7 @@
                 <w:rFonts w:ascii="TimeNewRoman" w:hAnsi="TimeNewRoman"/>
                 <w:sz w:val="30"/>
               </w:rPr>
-              <w:t>39+5=</w:t>
-            </w:r>
-          </w:p>
-        </w:tc>
-        <w:tc>
-          <w:tcPr>
-            <w:tcW w:type="dxa" w:w="1987"/>
-          </w:tcPr>
-          <w:p>
-            <w:pPr>
-              <w:jc w:val="left"/>
-            </w:pPr>
-            <w:r>
-              <w:rPr>
-                <w:rFonts w:ascii="TimeNewRoman" w:hAnsi="TimeNewRoman"/>
-                <w:sz w:val="30"/>
-              </w:rPr>
-              <w:t>49+47=</w:t>
-            </w:r>
-          </w:p>
-        </w:tc>
-        <w:tc>
-          <w:tcPr>
-            <w:tcW w:type="dxa" w:w="1987"/>
-          </w:tcPr>
-          <w:p>
-            <w:pPr>
-              <w:jc w:val="left"/>
-            </w:pPr>
-            <w:r>
-              <w:rPr>
-                <w:rFonts w:ascii="TimeNewRoman" w:hAnsi="TimeNewRoman"/>
-                <w:sz w:val="30"/>
-              </w:rPr>
-              <w:t>25+8=</w:t>
+              <w:t>80-12=</w:t>
             </w:r>
           </w:p>
         </w:tc>
@@ -127,7 +1693,7 @@
                 <w:rFonts w:ascii="TimeNewRoman" w:hAnsi="TimeNewRoman"/>
                 <w:sz w:val="30"/>
               </w:rPr>
-              <w:t>95-59=</w:t>
+              <w:t>5+38=</w:t>
             </w:r>
           </w:p>
         </w:tc>
@@ -144,7 +1710,7 @@
                 <w:rFonts w:ascii="TimeNewRoman" w:hAnsi="TimeNewRoman"/>
                 <w:sz w:val="30"/>
               </w:rPr>
-              <w:t>95-6=</w:t>
+              <w:t>36+55=</w:t>
             </w:r>
           </w:p>
         </w:tc>
@@ -161,7 +1727,7 @@
                 <w:rFonts w:ascii="TimeNewRoman" w:hAnsi="TimeNewRoman"/>
                 <w:sz w:val="30"/>
               </w:rPr>
-              <w:t>5+49=</w:t>
+              <w:t>60-4=</w:t>
             </w:r>
           </w:p>
         </w:tc>
@@ -178,7 +1744,7 @@
                 <w:rFonts w:ascii="TimeNewRoman" w:hAnsi="TimeNewRoman"/>
                 <w:sz w:val="30"/>
               </w:rPr>
-              <w:t>57+14=</w:t>
+              <w:t>81-16=</w:t>
             </w:r>
           </w:p>
         </w:tc>
@@ -195,1573 +1761,7 @@
                 <w:rFonts w:ascii="TimeNewRoman" w:hAnsi="TimeNewRoman"/>
                 <w:sz w:val="30"/>
               </w:rPr>
-              <w:t>72-45=</w:t>
-            </w:r>
-          </w:p>
-        </w:tc>
-      </w:tr>
-      <w:tr>
-        <w:tc>
-          <w:tcPr>
-            <w:tcW w:type="dxa" w:w="1987"/>
-          </w:tcPr>
-          <w:p>
-            <w:pPr>
-              <w:jc w:val="left"/>
-            </w:pPr>
-            <w:r>
-              <w:rPr>
-                <w:rFonts w:ascii="TimeNewRoman" w:hAnsi="TimeNewRoman"/>
-                <w:sz w:val="30"/>
-              </w:rPr>
-              <w:t>46-8=</w:t>
-            </w:r>
-          </w:p>
-        </w:tc>
-        <w:tc>
-          <w:tcPr>
-            <w:tcW w:type="dxa" w:w="1987"/>
-          </w:tcPr>
-          <w:p>
-            <w:pPr>
-              <w:jc w:val="left"/>
-            </w:pPr>
-            <w:r>
-              <w:rPr>
-                <w:rFonts w:ascii="TimeNewRoman" w:hAnsi="TimeNewRoman"/>
-                <w:sz w:val="30"/>
-              </w:rPr>
-              <w:t>50-26=</w:t>
-            </w:r>
-          </w:p>
-        </w:tc>
-        <w:tc>
-          <w:tcPr>
-            <w:tcW w:type="dxa" w:w="1987"/>
-          </w:tcPr>
-          <w:p>
-            <w:pPr>
-              <w:jc w:val="left"/>
-            </w:pPr>
-            <w:r>
-              <w:rPr>
-                <w:rFonts w:ascii="TimeNewRoman" w:hAnsi="TimeNewRoman"/>
-                <w:sz w:val="30"/>
-              </w:rPr>
-              <w:t>31-26=</w:t>
-            </w:r>
-          </w:p>
-        </w:tc>
-        <w:tc>
-          <w:tcPr>
-            <w:tcW w:type="dxa" w:w="1987"/>
-          </w:tcPr>
-          <w:p>
-            <w:pPr>
-              <w:jc w:val="left"/>
-            </w:pPr>
-            <w:r>
-              <w:rPr>
-                <w:rFonts w:ascii="TimeNewRoman" w:hAnsi="TimeNewRoman"/>
-                <w:sz w:val="30"/>
-              </w:rPr>
-              <w:t>15-8=</w:t>
-            </w:r>
-          </w:p>
-        </w:tc>
-        <w:tc>
-          <w:tcPr>
-            <w:tcW w:type="dxa" w:w="1987"/>
-          </w:tcPr>
-          <w:p>
-            <w:pPr>
-              <w:jc w:val="left"/>
-            </w:pPr>
-            <w:r>
-              <w:rPr>
-                <w:rFonts w:ascii="TimeNewRoman" w:hAnsi="TimeNewRoman"/>
-                <w:sz w:val="30"/>
-              </w:rPr>
-              <w:t>40-11=</w:t>
-            </w:r>
-          </w:p>
-        </w:tc>
-      </w:tr>
-      <w:tr>
-        <w:tc>
-          <w:tcPr>
-            <w:tcW w:type="dxa" w:w="1987"/>
-          </w:tcPr>
-          <w:p>
-            <w:pPr>
-              <w:jc w:val="left"/>
-            </w:pPr>
-            <w:r>
-              <w:rPr>
-                <w:rFonts w:ascii="TimeNewRoman" w:hAnsi="TimeNewRoman"/>
-                <w:sz w:val="30"/>
-              </w:rPr>
-              <w:t>50-29=</w:t>
-            </w:r>
-          </w:p>
-        </w:tc>
-        <w:tc>
-          <w:tcPr>
-            <w:tcW w:type="dxa" w:w="1987"/>
-          </w:tcPr>
-          <w:p>
-            <w:pPr>
-              <w:jc w:val="left"/>
-            </w:pPr>
-            <w:r>
-              <w:rPr>
-                <w:rFonts w:ascii="TimeNewRoman" w:hAnsi="TimeNewRoman"/>
-                <w:sz w:val="30"/>
-              </w:rPr>
-              <w:t>82-57=</w:t>
-            </w:r>
-          </w:p>
-        </w:tc>
-        <w:tc>
-          <w:tcPr>
-            <w:tcW w:type="dxa" w:w="1987"/>
-          </w:tcPr>
-          <w:p>
-            <w:pPr>
-              <w:jc w:val="left"/>
-            </w:pPr>
-            <w:r>
-              <w:rPr>
-                <w:rFonts w:ascii="TimeNewRoman" w:hAnsi="TimeNewRoman"/>
-                <w:sz w:val="30"/>
-              </w:rPr>
-              <w:t>54+9=</w:t>
-            </w:r>
-          </w:p>
-        </w:tc>
-        <w:tc>
-          <w:tcPr>
-            <w:tcW w:type="dxa" w:w="1987"/>
-          </w:tcPr>
-          <w:p>
-            <w:pPr>
-              <w:jc w:val="left"/>
-            </w:pPr>
-            <w:r>
-              <w:rPr>
-                <w:rFonts w:ascii="TimeNewRoman" w:hAnsi="TimeNewRoman"/>
-                <w:sz w:val="30"/>
-              </w:rPr>
-              <w:t>56-29=</w:t>
-            </w:r>
-          </w:p>
-        </w:tc>
-        <w:tc>
-          <w:tcPr>
-            <w:tcW w:type="dxa" w:w="1987"/>
-          </w:tcPr>
-          <w:p>
-            <w:pPr>
-              <w:jc w:val="left"/>
-            </w:pPr>
-            <w:r>
-              <w:rPr>
-                <w:rFonts w:ascii="TimeNewRoman" w:hAnsi="TimeNewRoman"/>
-                <w:sz w:val="30"/>
-              </w:rPr>
-              <w:t>6+66=</w:t>
-            </w:r>
-          </w:p>
-        </w:tc>
-      </w:tr>
-      <w:tr>
-        <w:tc>
-          <w:tcPr>
-            <w:tcW w:type="dxa" w:w="1987"/>
-          </w:tcPr>
-          <w:p>
-            <w:pPr>
-              <w:jc w:val="left"/>
-            </w:pPr>
-            <w:r>
-              <w:rPr>
-                <w:rFonts w:ascii="TimeNewRoman" w:hAnsi="TimeNewRoman"/>
-                <w:sz w:val="30"/>
-              </w:rPr>
-              <w:t>6+39=</w:t>
-            </w:r>
-          </w:p>
-        </w:tc>
-        <w:tc>
-          <w:tcPr>
-            <w:tcW w:type="dxa" w:w="1987"/>
-          </w:tcPr>
-          <w:p>
-            <w:pPr>
-              <w:jc w:val="left"/>
-            </w:pPr>
-            <w:r>
-              <w:rPr>
-                <w:rFonts w:ascii="TimeNewRoman" w:hAnsi="TimeNewRoman"/>
-                <w:sz w:val="30"/>
-              </w:rPr>
-              <w:t>71-29=</w:t>
-            </w:r>
-          </w:p>
-        </w:tc>
-        <w:tc>
-          <w:tcPr>
-            <w:tcW w:type="dxa" w:w="1987"/>
-          </w:tcPr>
-          <w:p>
-            <w:pPr>
-              <w:jc w:val="left"/>
-            </w:pPr>
-            <w:r>
-              <w:rPr>
-                <w:rFonts w:ascii="TimeNewRoman" w:hAnsi="TimeNewRoman"/>
-                <w:sz w:val="30"/>
-              </w:rPr>
-              <w:t>34+19=</w:t>
-            </w:r>
-          </w:p>
-        </w:tc>
-        <w:tc>
-          <w:tcPr>
-            <w:tcW w:type="dxa" w:w="1987"/>
-          </w:tcPr>
-          <w:p>
-            <w:pPr>
-              <w:jc w:val="left"/>
-            </w:pPr>
-            <w:r>
-              <w:rPr>
-                <w:rFonts w:ascii="TimeNewRoman" w:hAnsi="TimeNewRoman"/>
-                <w:sz w:val="30"/>
-              </w:rPr>
-              <w:t>80-78=</w:t>
-            </w:r>
-          </w:p>
-        </w:tc>
-        <w:tc>
-          <w:tcPr>
-            <w:tcW w:type="dxa" w:w="1987"/>
-          </w:tcPr>
-          <w:p>
-            <w:pPr>
-              <w:jc w:val="left"/>
-            </w:pPr>
-            <w:r>
-              <w:rPr>
-                <w:rFonts w:ascii="TimeNewRoman" w:hAnsi="TimeNewRoman"/>
-                <w:sz w:val="30"/>
-              </w:rPr>
-              <w:t>8+44=</w:t>
-            </w:r>
-          </w:p>
-        </w:tc>
-      </w:tr>
-      <w:tr>
-        <w:tc>
-          <w:tcPr>
-            <w:tcW w:type="dxa" w:w="1987"/>
-          </w:tcPr>
-          <w:p>
-            <w:pPr>
-              <w:jc w:val="left"/>
-            </w:pPr>
-            <w:r>
-              <w:rPr>
-                <w:rFonts w:ascii="TimeNewRoman" w:hAnsi="TimeNewRoman"/>
-                <w:sz w:val="30"/>
-              </w:rPr>
-              <w:t>7+26=</w:t>
-            </w:r>
-          </w:p>
-        </w:tc>
-        <w:tc>
-          <w:tcPr>
-            <w:tcW w:type="dxa" w:w="1987"/>
-          </w:tcPr>
-          <w:p>
-            <w:pPr>
-              <w:jc w:val="left"/>
-            </w:pPr>
-            <w:r>
-              <w:rPr>
-                <w:rFonts w:ascii="TimeNewRoman" w:hAnsi="TimeNewRoman"/>
-                <w:sz w:val="30"/>
-              </w:rPr>
-              <w:t>84-19=</w:t>
-            </w:r>
-          </w:p>
-        </w:tc>
-        <w:tc>
-          <w:tcPr>
-            <w:tcW w:type="dxa" w:w="1987"/>
-          </w:tcPr>
-          <w:p>
-            <w:pPr>
-              <w:jc w:val="left"/>
-            </w:pPr>
-            <w:r>
-              <w:rPr>
-                <w:rFonts w:ascii="TimeNewRoman" w:hAnsi="TimeNewRoman"/>
-                <w:sz w:val="30"/>
-              </w:rPr>
-              <w:t>71-2=</w:t>
-            </w:r>
-          </w:p>
-        </w:tc>
-        <w:tc>
-          <w:tcPr>
-            <w:tcW w:type="dxa" w:w="1987"/>
-          </w:tcPr>
-          <w:p>
-            <w:pPr>
-              <w:jc w:val="left"/>
-            </w:pPr>
-            <w:r>
-              <w:rPr>
-                <w:rFonts w:ascii="TimeNewRoman" w:hAnsi="TimeNewRoman"/>
-                <w:sz w:val="30"/>
-              </w:rPr>
-              <w:t>22-16=</w:t>
-            </w:r>
-          </w:p>
-        </w:tc>
-        <w:tc>
-          <w:tcPr>
-            <w:tcW w:type="dxa" w:w="1987"/>
-          </w:tcPr>
-          <w:p>
-            <w:pPr>
-              <w:jc w:val="left"/>
-            </w:pPr>
-            <w:r>
-              <w:rPr>
-                <w:rFonts w:ascii="TimeNewRoman" w:hAnsi="TimeNewRoman"/>
-                <w:sz w:val="30"/>
-              </w:rPr>
-              <w:t>7+38=</w:t>
-            </w:r>
-          </w:p>
-        </w:tc>
-      </w:tr>
-      <w:tr>
-        <w:tc>
-          <w:tcPr>
-            <w:tcW w:type="dxa" w:w="1987"/>
-          </w:tcPr>
-          <w:p>
-            <w:pPr>
-              <w:jc w:val="left"/>
-            </w:pPr>
-            <w:r>
-              <w:rPr>
-                <w:rFonts w:ascii="TimeNewRoman" w:hAnsi="TimeNewRoman"/>
-                <w:sz w:val="30"/>
-              </w:rPr>
-              <w:t>3+29=</w:t>
-            </w:r>
-          </w:p>
-        </w:tc>
-        <w:tc>
-          <w:tcPr>
-            <w:tcW w:type="dxa" w:w="1987"/>
-          </w:tcPr>
-          <w:p>
-            <w:pPr>
-              <w:jc w:val="left"/>
-            </w:pPr>
-            <w:r>
-              <w:rPr>
-                <w:rFonts w:ascii="TimeNewRoman" w:hAnsi="TimeNewRoman"/>
-                <w:sz w:val="30"/>
-              </w:rPr>
-              <w:t>58-39=</w:t>
-            </w:r>
-          </w:p>
-        </w:tc>
-        <w:tc>
-          <w:tcPr>
-            <w:tcW w:type="dxa" w:w="1987"/>
-          </w:tcPr>
-          <w:p>
-            <w:pPr>
-              <w:jc w:val="left"/>
-            </w:pPr>
-            <w:r>
-              <w:rPr>
-                <w:rFonts w:ascii="TimeNewRoman" w:hAnsi="TimeNewRoman"/>
-                <w:sz w:val="30"/>
-              </w:rPr>
-              <w:t>31-24=</w:t>
-            </w:r>
-          </w:p>
-        </w:tc>
-        <w:tc>
-          <w:tcPr>
-            <w:tcW w:type="dxa" w:w="1987"/>
-          </w:tcPr>
-          <w:p>
-            <w:pPr>
-              <w:jc w:val="left"/>
-            </w:pPr>
-            <w:r>
-              <w:rPr>
-                <w:rFonts w:ascii="TimeNewRoman" w:hAnsi="TimeNewRoman"/>
-                <w:sz w:val="30"/>
-              </w:rPr>
-              <w:t>90-48=</w:t>
-            </w:r>
-          </w:p>
-        </w:tc>
-        <w:tc>
-          <w:tcPr>
-            <w:tcW w:type="dxa" w:w="1987"/>
-          </w:tcPr>
-          <w:p>
-            <w:pPr>
-              <w:jc w:val="left"/>
-            </w:pPr>
-            <w:r>
-              <w:rPr>
-                <w:rFonts w:ascii="TimeNewRoman" w:hAnsi="TimeNewRoman"/>
-                <w:sz w:val="30"/>
-              </w:rPr>
-              <w:t>34+57=</w:t>
-            </w:r>
-          </w:p>
-        </w:tc>
-      </w:tr>
-      <w:tr>
-        <w:tc>
-          <w:tcPr>
-            <w:tcW w:type="dxa" w:w="1987"/>
-          </w:tcPr>
-          <w:p>
-            <w:pPr>
-              <w:jc w:val="left"/>
-            </w:pPr>
-            <w:r>
-              <w:rPr>
-                <w:rFonts w:ascii="TimeNewRoman" w:hAnsi="TimeNewRoman"/>
-                <w:sz w:val="30"/>
-              </w:rPr>
-              <w:t>7+8=</w:t>
-            </w:r>
-          </w:p>
-        </w:tc>
-        <w:tc>
-          <w:tcPr>
-            <w:tcW w:type="dxa" w:w="1987"/>
-          </w:tcPr>
-          <w:p>
-            <w:pPr>
-              <w:jc w:val="left"/>
-            </w:pPr>
-            <w:r>
-              <w:rPr>
-                <w:rFonts w:ascii="TimeNewRoman" w:hAnsi="TimeNewRoman"/>
-                <w:sz w:val="30"/>
-              </w:rPr>
-              <w:t>90-87=</w:t>
-            </w:r>
-          </w:p>
-        </w:tc>
-        <w:tc>
-          <w:tcPr>
-            <w:tcW w:type="dxa" w:w="1987"/>
-          </w:tcPr>
-          <w:p>
-            <w:pPr>
-              <w:jc w:val="left"/>
-            </w:pPr>
-            <w:r>
-              <w:rPr>
-                <w:rFonts w:ascii="TimeNewRoman" w:hAnsi="TimeNewRoman"/>
-                <w:sz w:val="30"/>
-              </w:rPr>
-              <w:t>52+9=</w:t>
-            </w:r>
-          </w:p>
-        </w:tc>
-        <w:tc>
-          <w:tcPr>
-            <w:tcW w:type="dxa" w:w="1987"/>
-          </w:tcPr>
-          <w:p>
-            <w:pPr>
-              <w:jc w:val="left"/>
-            </w:pPr>
-            <w:r>
-              <w:rPr>
-                <w:rFonts w:ascii="TimeNewRoman" w:hAnsi="TimeNewRoman"/>
-                <w:sz w:val="30"/>
-              </w:rPr>
-              <w:t>61-56=</w:t>
-            </w:r>
-          </w:p>
-        </w:tc>
-        <w:tc>
-          <w:tcPr>
-            <w:tcW w:type="dxa" w:w="1987"/>
-          </w:tcPr>
-          <w:p>
-            <w:pPr>
-              <w:jc w:val="left"/>
-            </w:pPr>
-            <w:r>
-              <w:rPr>
-                <w:rFonts w:ascii="TimeNewRoman" w:hAnsi="TimeNewRoman"/>
-                <w:sz w:val="30"/>
-              </w:rPr>
-              <w:t>23+68=</w:t>
-            </w:r>
-          </w:p>
-        </w:tc>
-      </w:tr>
-      <w:tr>
-        <w:tc>
-          <w:tcPr>
-            <w:tcW w:type="dxa" w:w="1987"/>
-          </w:tcPr>
-          <w:p>
-            <w:pPr>
-              <w:jc w:val="left"/>
-            </w:pPr>
-            <w:r>
-              <w:rPr>
-                <w:rFonts w:ascii="TimeNewRoman" w:hAnsi="TimeNewRoman"/>
-                <w:sz w:val="30"/>
-              </w:rPr>
-              <w:t>25+6=</w:t>
-            </w:r>
-          </w:p>
-        </w:tc>
-        <w:tc>
-          <w:tcPr>
-            <w:tcW w:type="dxa" w:w="1987"/>
-          </w:tcPr>
-          <w:p>
-            <w:pPr>
-              <w:jc w:val="left"/>
-            </w:pPr>
-            <w:r>
-              <w:rPr>
-                <w:rFonts w:ascii="TimeNewRoman" w:hAnsi="TimeNewRoman"/>
-                <w:sz w:val="30"/>
-              </w:rPr>
-              <w:t>82-76=</w:t>
-            </w:r>
-          </w:p>
-        </w:tc>
-        <w:tc>
-          <w:tcPr>
-            <w:tcW w:type="dxa" w:w="1987"/>
-          </w:tcPr>
-          <w:p>
-            <w:pPr>
-              <w:jc w:val="left"/>
-            </w:pPr>
-            <w:r>
-              <w:rPr>
-                <w:rFonts w:ascii="TimeNewRoman" w:hAnsi="TimeNewRoman"/>
-                <w:sz w:val="30"/>
-              </w:rPr>
-              <w:t>59+4=</w:t>
-            </w:r>
-          </w:p>
-        </w:tc>
-        <w:tc>
-          <w:tcPr>
-            <w:tcW w:type="dxa" w:w="1987"/>
-          </w:tcPr>
-          <w:p>
-            <w:pPr>
-              <w:jc w:val="left"/>
-            </w:pPr>
-            <w:r>
-              <w:rPr>
-                <w:rFonts w:ascii="TimeNewRoman" w:hAnsi="TimeNewRoman"/>
-                <w:sz w:val="30"/>
-              </w:rPr>
-              <w:t>36-28=</w:t>
-            </w:r>
-          </w:p>
-        </w:tc>
-        <w:tc>
-          <w:tcPr>
-            <w:tcW w:type="dxa" w:w="1987"/>
-          </w:tcPr>
-          <w:p>
-            <w:pPr>
-              <w:jc w:val="left"/>
-            </w:pPr>
-            <w:r>
-              <w:rPr>
-                <w:rFonts w:ascii="TimeNewRoman" w:hAnsi="TimeNewRoman"/>
-                <w:sz w:val="30"/>
-              </w:rPr>
-              <w:t>16+38=</w:t>
-            </w:r>
-          </w:p>
-        </w:tc>
-      </w:tr>
-      <w:tr>
-        <w:tc>
-          <w:tcPr>
-            <w:tcW w:type="dxa" w:w="1987"/>
-          </w:tcPr>
-          <w:p>
-            <w:pPr>
-              <w:jc w:val="left"/>
-            </w:pPr>
-            <w:r>
-              <w:rPr>
-                <w:rFonts w:ascii="TimeNewRoman" w:hAnsi="TimeNewRoman"/>
-                <w:sz w:val="30"/>
-              </w:rPr>
-              <w:t>27+14=</w:t>
-            </w:r>
-          </w:p>
-        </w:tc>
-        <w:tc>
-          <w:tcPr>
-            <w:tcW w:type="dxa" w:w="1987"/>
-          </w:tcPr>
-          <w:p>
-            <w:pPr>
-              <w:jc w:val="left"/>
-            </w:pPr>
-            <w:r>
-              <w:rPr>
-                <w:rFonts w:ascii="TimeNewRoman" w:hAnsi="TimeNewRoman"/>
-                <w:sz w:val="30"/>
-              </w:rPr>
-              <w:t>63-38=</w:t>
-            </w:r>
-          </w:p>
-        </w:tc>
-        <w:tc>
-          <w:tcPr>
-            <w:tcW w:type="dxa" w:w="1987"/>
-          </w:tcPr>
-          <w:p>
-            <w:pPr>
-              <w:jc w:val="left"/>
-            </w:pPr>
-            <w:r>
-              <w:rPr>
-                <w:rFonts w:ascii="TimeNewRoman" w:hAnsi="TimeNewRoman"/>
-                <w:sz w:val="30"/>
-              </w:rPr>
-              <w:t>32-3=</w:t>
-            </w:r>
-          </w:p>
-        </w:tc>
-        <w:tc>
-          <w:tcPr>
-            <w:tcW w:type="dxa" w:w="1987"/>
-          </w:tcPr>
-          <w:p>
-            <w:pPr>
-              <w:jc w:val="left"/>
-            </w:pPr>
-            <w:r>
-              <w:rPr>
-                <w:rFonts w:ascii="TimeNewRoman" w:hAnsi="TimeNewRoman"/>
-                <w:sz w:val="30"/>
-              </w:rPr>
-              <w:t>74-7=</w:t>
-            </w:r>
-          </w:p>
-        </w:tc>
-        <w:tc>
-          <w:tcPr>
-            <w:tcW w:type="dxa" w:w="1987"/>
-          </w:tcPr>
-          <w:p>
-            <w:pPr>
-              <w:jc w:val="left"/>
-            </w:pPr>
-            <w:r>
-              <w:rPr>
-                <w:rFonts w:ascii="TimeNewRoman" w:hAnsi="TimeNewRoman"/>
-                <w:sz w:val="30"/>
-              </w:rPr>
-              <w:t>53-5=</w:t>
-            </w:r>
-          </w:p>
-        </w:tc>
-      </w:tr>
-      <w:tr>
-        <w:tc>
-          <w:tcPr>
-            <w:tcW w:type="dxa" w:w="1987"/>
-          </w:tcPr>
-          <w:p>
-            <w:pPr>
-              <w:jc w:val="left"/>
-            </w:pPr>
-            <w:r>
-              <w:rPr>
-                <w:rFonts w:ascii="TimeNewRoman" w:hAnsi="TimeNewRoman"/>
-                <w:sz w:val="30"/>
-              </w:rPr>
-              <w:t>70-66=</w:t>
-            </w:r>
-          </w:p>
-        </w:tc>
-        <w:tc>
-          <w:tcPr>
-            <w:tcW w:type="dxa" w:w="1987"/>
-          </w:tcPr>
-          <w:p>
-            <w:pPr>
-              <w:jc w:val="left"/>
-            </w:pPr>
-            <w:r>
-              <w:rPr>
-                <w:rFonts w:ascii="TimeNewRoman" w:hAnsi="TimeNewRoman"/>
-                <w:sz w:val="30"/>
-              </w:rPr>
-              <w:t>2+19=</w:t>
-            </w:r>
-          </w:p>
-        </w:tc>
-        <w:tc>
-          <w:tcPr>
-            <w:tcW w:type="dxa" w:w="1987"/>
-          </w:tcPr>
-          <w:p>
-            <w:pPr>
-              <w:jc w:val="left"/>
-            </w:pPr>
-            <w:r>
-              <w:rPr>
-                <w:rFonts w:ascii="TimeNewRoman" w:hAnsi="TimeNewRoman"/>
-                <w:sz w:val="30"/>
-              </w:rPr>
-              <w:t>82-14=</w:t>
-            </w:r>
-          </w:p>
-        </w:tc>
-        <w:tc>
-          <w:tcPr>
-            <w:tcW w:type="dxa" w:w="1987"/>
-          </w:tcPr>
-          <w:p>
-            <w:pPr>
-              <w:jc w:val="left"/>
-            </w:pPr>
-            <w:r>
-              <w:rPr>
-                <w:rFonts w:ascii="TimeNewRoman" w:hAnsi="TimeNewRoman"/>
-                <w:sz w:val="30"/>
-              </w:rPr>
-              <w:t>16+67=</w:t>
-            </w:r>
-          </w:p>
-        </w:tc>
-        <w:tc>
-          <w:tcPr>
-            <w:tcW w:type="dxa" w:w="1987"/>
-          </w:tcPr>
-          <w:p>
-            <w:pPr>
-              <w:jc w:val="left"/>
-            </w:pPr>
-            <w:r>
-              <w:rPr>
-                <w:rFonts w:ascii="TimeNewRoman" w:hAnsi="TimeNewRoman"/>
-                <w:sz w:val="30"/>
-              </w:rPr>
-              <w:t>29+9=</w:t>
-            </w:r>
-          </w:p>
-        </w:tc>
-      </w:tr>
-      <w:tr>
-        <w:tc>
-          <w:tcPr>
-            <w:tcW w:type="dxa" w:w="1987"/>
-          </w:tcPr>
-          <w:p>
-            <w:pPr>
-              <w:jc w:val="left"/>
-            </w:pPr>
-            <w:r>
-              <w:rPr>
-                <w:rFonts w:ascii="TimeNewRoman" w:hAnsi="TimeNewRoman"/>
-                <w:sz w:val="30"/>
-              </w:rPr>
-              <w:t>83-66=</w:t>
-            </w:r>
-          </w:p>
-        </w:tc>
-        <w:tc>
-          <w:tcPr>
-            <w:tcW w:type="dxa" w:w="1987"/>
-          </w:tcPr>
-          <w:p>
-            <w:pPr>
-              <w:jc w:val="left"/>
-            </w:pPr>
-            <w:r>
-              <w:rPr>
-                <w:rFonts w:ascii="TimeNewRoman" w:hAnsi="TimeNewRoman"/>
-                <w:sz w:val="30"/>
-              </w:rPr>
-              <w:t>58+35=</w:t>
-            </w:r>
-          </w:p>
-        </w:tc>
-        <w:tc>
-          <w:tcPr>
-            <w:tcW w:type="dxa" w:w="1987"/>
-          </w:tcPr>
-          <w:p>
-            <w:pPr>
-              <w:jc w:val="left"/>
-            </w:pPr>
-            <w:r>
-              <w:rPr>
-                <w:rFonts w:ascii="TimeNewRoman" w:hAnsi="TimeNewRoman"/>
-                <w:sz w:val="30"/>
-              </w:rPr>
-              <w:t>71-2=</w:t>
-            </w:r>
-          </w:p>
-        </w:tc>
-        <w:tc>
-          <w:tcPr>
-            <w:tcW w:type="dxa" w:w="1987"/>
-          </w:tcPr>
-          <w:p>
-            <w:pPr>
-              <w:jc w:val="left"/>
-            </w:pPr>
-            <w:r>
-              <w:rPr>
-                <w:rFonts w:ascii="TimeNewRoman" w:hAnsi="TimeNewRoman"/>
-                <w:sz w:val="30"/>
-              </w:rPr>
-              <w:t>38+18=</w:t>
-            </w:r>
-          </w:p>
-        </w:tc>
-        <w:tc>
-          <w:tcPr>
-            <w:tcW w:type="dxa" w:w="1987"/>
-          </w:tcPr>
-          <w:p>
-            <w:pPr>
-              <w:jc w:val="left"/>
-            </w:pPr>
-            <w:r>
-              <w:rPr>
-                <w:rFonts w:ascii="TimeNewRoman" w:hAnsi="TimeNewRoman"/>
-                <w:sz w:val="30"/>
-              </w:rPr>
-              <w:t>21-19=</w:t>
-            </w:r>
-          </w:p>
-        </w:tc>
-      </w:tr>
-      <w:tr>
-        <w:tc>
-          <w:tcPr>
-            <w:tcW w:type="dxa" w:w="1987"/>
-          </w:tcPr>
-          <w:p>
-            <w:pPr>
-              <w:jc w:val="left"/>
-            </w:pPr>
-            <w:r>
-              <w:rPr>
-                <w:rFonts w:ascii="TimeNewRoman" w:hAnsi="TimeNewRoman"/>
-                <w:sz w:val="30"/>
-              </w:rPr>
-              <w:t>50-32=</w:t>
-            </w:r>
-          </w:p>
-        </w:tc>
-        <w:tc>
-          <w:tcPr>
-            <w:tcW w:type="dxa" w:w="1987"/>
-          </w:tcPr>
-          <w:p>
-            <w:pPr>
-              <w:jc w:val="left"/>
-            </w:pPr>
-            <w:r>
-              <w:rPr>
-                <w:rFonts w:ascii="TimeNewRoman" w:hAnsi="TimeNewRoman"/>
-                <w:sz w:val="30"/>
-              </w:rPr>
-              <w:t>44-16=</w:t>
-            </w:r>
-          </w:p>
-        </w:tc>
-        <w:tc>
-          <w:tcPr>
-            <w:tcW w:type="dxa" w:w="1987"/>
-          </w:tcPr>
-          <w:p>
-            <w:pPr>
-              <w:jc w:val="left"/>
-            </w:pPr>
-            <w:r>
-              <w:rPr>
-                <w:rFonts w:ascii="TimeNewRoman" w:hAnsi="TimeNewRoman"/>
-                <w:sz w:val="30"/>
-              </w:rPr>
-              <w:t>5+16=</w:t>
-            </w:r>
-          </w:p>
-        </w:tc>
-        <w:tc>
-          <w:tcPr>
-            <w:tcW w:type="dxa" w:w="1987"/>
-          </w:tcPr>
-          <w:p>
-            <w:pPr>
-              <w:jc w:val="left"/>
-            </w:pPr>
-            <w:r>
-              <w:rPr>
-                <w:rFonts w:ascii="TimeNewRoman" w:hAnsi="TimeNewRoman"/>
-                <w:sz w:val="30"/>
-              </w:rPr>
-              <w:t>90-9=</w:t>
-            </w:r>
-          </w:p>
-        </w:tc>
-        <w:tc>
-          <w:tcPr>
-            <w:tcW w:type="dxa" w:w="1987"/>
-          </w:tcPr>
-          <w:p>
-            <w:pPr>
-              <w:jc w:val="left"/>
-            </w:pPr>
-            <w:r>
-              <w:rPr>
-                <w:rFonts w:ascii="TimeNewRoman" w:hAnsi="TimeNewRoman"/>
-                <w:sz w:val="30"/>
-              </w:rPr>
-              <w:t>44-29=</w:t>
-            </w:r>
-          </w:p>
-        </w:tc>
-      </w:tr>
-      <w:tr>
-        <w:tc>
-          <w:tcPr>
-            <w:tcW w:type="dxa" w:w="1987"/>
-          </w:tcPr>
-          <w:p>
-            <w:pPr>
-              <w:jc w:val="left"/>
-            </w:pPr>
-            <w:r>
-              <w:rPr>
-                <w:rFonts w:ascii="TimeNewRoman" w:hAnsi="TimeNewRoman"/>
-                <w:sz w:val="30"/>
-              </w:rPr>
-              <w:t>23+18=</w:t>
-            </w:r>
-          </w:p>
-        </w:tc>
-        <w:tc>
-          <w:tcPr>
-            <w:tcW w:type="dxa" w:w="1987"/>
-          </w:tcPr>
-          <w:p>
-            <w:pPr>
-              <w:jc w:val="left"/>
-            </w:pPr>
-            <w:r>
-              <w:rPr>
-                <w:rFonts w:ascii="TimeNewRoman" w:hAnsi="TimeNewRoman"/>
-                <w:sz w:val="30"/>
-              </w:rPr>
-              <w:t>9+22=</w:t>
-            </w:r>
-          </w:p>
-        </w:tc>
-        <w:tc>
-          <w:tcPr>
-            <w:tcW w:type="dxa" w:w="1987"/>
-          </w:tcPr>
-          <w:p>
-            <w:pPr>
-              <w:jc w:val="left"/>
-            </w:pPr>
-            <w:r>
-              <w:rPr>
-                <w:rFonts w:ascii="TimeNewRoman" w:hAnsi="TimeNewRoman"/>
-                <w:sz w:val="30"/>
-              </w:rPr>
-              <w:t>44-9=</w:t>
-            </w:r>
-          </w:p>
-        </w:tc>
-        <w:tc>
-          <w:tcPr>
-            <w:tcW w:type="dxa" w:w="1987"/>
-          </w:tcPr>
-          <w:p>
-            <w:pPr>
-              <w:jc w:val="left"/>
-            </w:pPr>
-            <w:r>
-              <w:rPr>
-                <w:rFonts w:ascii="TimeNewRoman" w:hAnsi="TimeNewRoman"/>
-                <w:sz w:val="30"/>
-              </w:rPr>
-              <w:t>83-39=</w:t>
-            </w:r>
-          </w:p>
-        </w:tc>
-        <w:tc>
-          <w:tcPr>
-            <w:tcW w:type="dxa" w:w="1987"/>
-          </w:tcPr>
-          <w:p>
-            <w:pPr>
-              <w:jc w:val="left"/>
-            </w:pPr>
-            <w:r>
-              <w:rPr>
-                <w:rFonts w:ascii="TimeNewRoman" w:hAnsi="TimeNewRoman"/>
-                <w:sz w:val="30"/>
-              </w:rPr>
-              <w:t>30-28=</w:t>
-            </w:r>
-          </w:p>
-        </w:tc>
-      </w:tr>
-      <w:tr>
-        <w:tc>
-          <w:tcPr>
-            <w:tcW w:type="dxa" w:w="1987"/>
-          </w:tcPr>
-          <w:p>
-            <w:pPr>
-              <w:jc w:val="left"/>
-            </w:pPr>
-            <w:r>
-              <w:rPr>
-                <w:rFonts w:ascii="TimeNewRoman" w:hAnsi="TimeNewRoman"/>
-                <w:sz w:val="30"/>
-              </w:rPr>
-              <w:t>58+7=</w:t>
-            </w:r>
-          </w:p>
-        </w:tc>
-        <w:tc>
-          <w:tcPr>
-            <w:tcW w:type="dxa" w:w="1987"/>
-          </w:tcPr>
-          <w:p>
-            <w:pPr>
-              <w:jc w:val="left"/>
-            </w:pPr>
-            <w:r>
-              <w:rPr>
-                <w:rFonts w:ascii="TimeNewRoman" w:hAnsi="TimeNewRoman"/>
-                <w:sz w:val="30"/>
-              </w:rPr>
-              <w:t>39+6=</w:t>
-            </w:r>
-          </w:p>
-        </w:tc>
-        <w:tc>
-          <w:tcPr>
-            <w:tcW w:type="dxa" w:w="1987"/>
-          </w:tcPr>
-          <w:p>
-            <w:pPr>
-              <w:jc w:val="left"/>
-            </w:pPr>
-            <w:r>
-              <w:rPr>
-                <w:rFonts w:ascii="TimeNewRoman" w:hAnsi="TimeNewRoman"/>
-                <w:sz w:val="30"/>
-              </w:rPr>
-              <w:t>5+68=</w:t>
-            </w:r>
-          </w:p>
-        </w:tc>
-        <w:tc>
-          <w:tcPr>
-            <w:tcW w:type="dxa" w:w="1987"/>
-          </w:tcPr>
-          <w:p>
-            <w:pPr>
-              <w:jc w:val="left"/>
-            </w:pPr>
-            <w:r>
-              <w:rPr>
-                <w:rFonts w:ascii="TimeNewRoman" w:hAnsi="TimeNewRoman"/>
-                <w:sz w:val="30"/>
-              </w:rPr>
-              <w:t>56+16=</w:t>
-            </w:r>
-          </w:p>
-        </w:tc>
-        <w:tc>
-          <w:tcPr>
-            <w:tcW w:type="dxa" w:w="1987"/>
-          </w:tcPr>
-          <w:p>
-            <w:pPr>
-              <w:jc w:val="left"/>
-            </w:pPr>
-            <w:r>
-              <w:rPr>
-                <w:rFonts w:ascii="TimeNewRoman" w:hAnsi="TimeNewRoman"/>
-                <w:sz w:val="30"/>
-              </w:rPr>
-              <w:t>63-36=</w:t>
-            </w:r>
-          </w:p>
-        </w:tc>
-      </w:tr>
-      <w:tr>
-        <w:tc>
-          <w:tcPr>
-            <w:tcW w:type="dxa" w:w="1987"/>
-          </w:tcPr>
-          <w:p>
-            <w:pPr>
-              <w:jc w:val="left"/>
-            </w:pPr>
-            <w:r>
-              <w:rPr>
-                <w:rFonts w:ascii="TimeNewRoman" w:hAnsi="TimeNewRoman"/>
-                <w:sz w:val="30"/>
-              </w:rPr>
-              <w:t>51-35=</w:t>
-            </w:r>
-          </w:p>
-        </w:tc>
-        <w:tc>
-          <w:tcPr>
-            <w:tcW w:type="dxa" w:w="1987"/>
-          </w:tcPr>
-          <w:p>
-            <w:pPr>
-              <w:jc w:val="left"/>
-            </w:pPr>
-            <w:r>
-              <w:rPr>
-                <w:rFonts w:ascii="TimeNewRoman" w:hAnsi="TimeNewRoman"/>
-                <w:sz w:val="30"/>
-              </w:rPr>
-              <w:t>82-15=</w:t>
-            </w:r>
-          </w:p>
-        </w:tc>
-        <w:tc>
-          <w:tcPr>
-            <w:tcW w:type="dxa" w:w="1987"/>
-          </w:tcPr>
-          <w:p>
-            <w:pPr>
-              <w:jc w:val="left"/>
-            </w:pPr>
-            <w:r>
-              <w:rPr>
-                <w:rFonts w:ascii="TimeNewRoman" w:hAnsi="TimeNewRoman"/>
-                <w:sz w:val="30"/>
-              </w:rPr>
-              <w:t>8+58=</w:t>
-            </w:r>
-          </w:p>
-        </w:tc>
-        <w:tc>
-          <w:tcPr>
-            <w:tcW w:type="dxa" w:w="1987"/>
-          </w:tcPr>
-          <w:p>
-            <w:pPr>
-              <w:jc w:val="left"/>
-            </w:pPr>
-            <w:r>
-              <w:rPr>
-                <w:rFonts w:ascii="TimeNewRoman" w:hAnsi="TimeNewRoman"/>
-                <w:sz w:val="30"/>
-              </w:rPr>
-              <w:t>60-59=</w:t>
-            </w:r>
-          </w:p>
-        </w:tc>
-        <w:tc>
-          <w:tcPr>
-            <w:tcW w:type="dxa" w:w="1987"/>
-          </w:tcPr>
-          <w:p>
-            <w:pPr>
-              <w:jc w:val="left"/>
-            </w:pPr>
-            <w:r>
-              <w:rPr>
-                <w:rFonts w:ascii="TimeNewRoman" w:hAnsi="TimeNewRoman"/>
-                <w:sz w:val="30"/>
-              </w:rPr>
-              <w:t>19+33=</w:t>
-            </w:r>
-          </w:p>
-        </w:tc>
-      </w:tr>
-      <w:tr>
-        <w:tc>
-          <w:tcPr>
-            <w:tcW w:type="dxa" w:w="1987"/>
-          </w:tcPr>
-          <w:p>
-            <w:pPr>
-              <w:jc w:val="left"/>
-            </w:pPr>
-            <w:r>
-              <w:rPr>
-                <w:rFonts w:ascii="TimeNewRoman" w:hAnsi="TimeNewRoman"/>
-                <w:sz w:val="30"/>
-              </w:rPr>
-              <w:t>19+2=</w:t>
-            </w:r>
-          </w:p>
-        </w:tc>
-        <w:tc>
-          <w:tcPr>
-            <w:tcW w:type="dxa" w:w="1987"/>
-          </w:tcPr>
-          <w:p>
-            <w:pPr>
-              <w:jc w:val="left"/>
-            </w:pPr>
-            <w:r>
-              <w:rPr>
-                <w:rFonts w:ascii="TimeNewRoman" w:hAnsi="TimeNewRoman"/>
-                <w:sz w:val="30"/>
-              </w:rPr>
-              <w:t>68+16=</w:t>
-            </w:r>
-          </w:p>
-        </w:tc>
-        <w:tc>
-          <w:tcPr>
-            <w:tcW w:type="dxa" w:w="1987"/>
-          </w:tcPr>
-          <w:p>
-            <w:pPr>
-              <w:jc w:val="left"/>
-            </w:pPr>
-            <w:r>
-              <w:rPr>
-                <w:rFonts w:ascii="TimeNewRoman" w:hAnsi="TimeNewRoman"/>
-                <w:sz w:val="30"/>
-              </w:rPr>
-              <w:t>80-46=</w:t>
-            </w:r>
-          </w:p>
-        </w:tc>
-        <w:tc>
-          <w:tcPr>
-            <w:tcW w:type="dxa" w:w="1987"/>
-          </w:tcPr>
-          <w:p>
-            <w:pPr>
-              <w:jc w:val="left"/>
-            </w:pPr>
-            <w:r>
-              <w:rPr>
-                <w:rFonts w:ascii="TimeNewRoman" w:hAnsi="TimeNewRoman"/>
-                <w:sz w:val="30"/>
-              </w:rPr>
-              <w:t>49+33=</w:t>
-            </w:r>
-          </w:p>
-        </w:tc>
-        <w:tc>
-          <w:tcPr>
-            <w:tcW w:type="dxa" w:w="1987"/>
-          </w:tcPr>
-          <w:p>
-            <w:pPr>
-              <w:jc w:val="left"/>
-            </w:pPr>
-            <w:r>
-              <w:rPr>
-                <w:rFonts w:ascii="TimeNewRoman" w:hAnsi="TimeNewRoman"/>
-                <w:sz w:val="30"/>
-              </w:rPr>
-              <w:t>27+17=</w:t>
-            </w:r>
-          </w:p>
-        </w:tc>
-      </w:tr>
-      <w:tr>
-        <w:tc>
-          <w:tcPr>
-            <w:tcW w:type="dxa" w:w="1987"/>
-          </w:tcPr>
-          <w:p>
-            <w:pPr>
-              <w:jc w:val="left"/>
-            </w:pPr>
-            <w:r>
-              <w:rPr>
-                <w:rFonts w:ascii="TimeNewRoman" w:hAnsi="TimeNewRoman"/>
-                <w:sz w:val="30"/>
-              </w:rPr>
-              <w:t>43-15=</w:t>
-            </w:r>
-          </w:p>
-        </w:tc>
-        <w:tc>
-          <w:tcPr>
-            <w:tcW w:type="dxa" w:w="1987"/>
-          </w:tcPr>
-          <w:p>
-            <w:pPr>
-              <w:jc w:val="left"/>
-            </w:pPr>
-            <w:r>
-              <w:rPr>
-                <w:rFonts w:ascii="TimeNewRoman" w:hAnsi="TimeNewRoman"/>
-                <w:sz w:val="30"/>
-              </w:rPr>
-              <w:t>92-73=</w:t>
-            </w:r>
-          </w:p>
-        </w:tc>
-        <w:tc>
-          <w:tcPr>
-            <w:tcW w:type="dxa" w:w="1987"/>
-          </w:tcPr>
-          <w:p>
-            <w:pPr>
-              <w:jc w:val="left"/>
-            </w:pPr>
-            <w:r>
-              <w:rPr>
-                <w:rFonts w:ascii="TimeNewRoman" w:hAnsi="TimeNewRoman"/>
-                <w:sz w:val="30"/>
-              </w:rPr>
-              <w:t>18+39=</w:t>
-            </w:r>
-          </w:p>
-        </w:tc>
-        <w:tc>
-          <w:tcPr>
-            <w:tcW w:type="dxa" w:w="1987"/>
-          </w:tcPr>
-          <w:p>
-            <w:pPr>
-              <w:jc w:val="left"/>
-            </w:pPr>
-            <w:r>
-              <w:rPr>
-                <w:rFonts w:ascii="TimeNewRoman" w:hAnsi="TimeNewRoman"/>
-                <w:sz w:val="30"/>
-              </w:rPr>
-              <w:t>41-22=</w:t>
-            </w:r>
-          </w:p>
-        </w:tc>
-        <w:tc>
-          <w:tcPr>
-            <w:tcW w:type="dxa" w:w="1987"/>
-          </w:tcPr>
-          <w:p>
-            <w:pPr>
-              <w:jc w:val="left"/>
-            </w:pPr>
-            <w:r>
-              <w:rPr>
-                <w:rFonts w:ascii="TimeNewRoman" w:hAnsi="TimeNewRoman"/>
-                <w:sz w:val="30"/>
-              </w:rPr>
-              <w:t>18+64=</w:t>
-            </w:r>
-          </w:p>
-        </w:tc>
-      </w:tr>
-      <w:tr>
-        <w:tc>
-          <w:tcPr>
-            <w:tcW w:type="dxa" w:w="1987"/>
-          </w:tcPr>
-          <w:p>
-            <w:pPr>
-              <w:jc w:val="left"/>
-            </w:pPr>
-            <w:r>
-              <w:rPr>
-                <w:rFonts w:ascii="TimeNewRoman" w:hAnsi="TimeNewRoman"/>
-                <w:sz w:val="30"/>
-              </w:rPr>
-              <w:t>28+43=</w:t>
-            </w:r>
-          </w:p>
-        </w:tc>
-        <w:tc>
-          <w:tcPr>
-            <w:tcW w:type="dxa" w:w="1987"/>
-          </w:tcPr>
-          <w:p>
-            <w:pPr>
-              <w:jc w:val="left"/>
-            </w:pPr>
-            <w:r>
-              <w:rPr>
-                <w:rFonts w:ascii="TimeNewRoman" w:hAnsi="TimeNewRoman"/>
-                <w:sz w:val="30"/>
-              </w:rPr>
-              <w:t>11-6=</w:t>
-            </w:r>
-          </w:p>
-        </w:tc>
-        <w:tc>
-          <w:tcPr>
-            <w:tcW w:type="dxa" w:w="1987"/>
-          </w:tcPr>
-          <w:p>
-            <w:pPr>
-              <w:jc w:val="left"/>
-            </w:pPr>
-            <w:r>
-              <w:rPr>
-                <w:rFonts w:ascii="TimeNewRoman" w:hAnsi="TimeNewRoman"/>
-                <w:sz w:val="30"/>
-              </w:rPr>
-              <w:t>71-32=</w:t>
-            </w:r>
-          </w:p>
-        </w:tc>
-        <w:tc>
-          <w:tcPr>
-            <w:tcW w:type="dxa" w:w="1987"/>
-          </w:tcPr>
-          <w:p>
-            <w:pPr>
-              <w:jc w:val="left"/>
-            </w:pPr>
-            <w:r>
-              <w:rPr>
-                <w:rFonts w:ascii="TimeNewRoman" w:hAnsi="TimeNewRoman"/>
-                <w:sz w:val="30"/>
-              </w:rPr>
-              <w:t>67-38=</w:t>
-            </w:r>
-          </w:p>
-        </w:tc>
-        <w:tc>
-          <w:tcPr>
-            <w:tcW w:type="dxa" w:w="1987"/>
-          </w:tcPr>
-          <w:p>
-            <w:pPr>
-              <w:jc w:val="left"/>
-            </w:pPr>
-            <w:r>
-              <w:rPr>
-                <w:rFonts w:ascii="TimeNewRoman" w:hAnsi="TimeNewRoman"/>
-                <w:sz w:val="30"/>
-              </w:rPr>
-              <w:t>55+16=</w:t>
-            </w:r>
-          </w:p>
-        </w:tc>
-      </w:tr>
-      <w:tr>
-        <w:tc>
-          <w:tcPr>
-            <w:tcW w:type="dxa" w:w="1987"/>
-          </w:tcPr>
-          <w:p>
-            <w:pPr>
-              <w:jc w:val="left"/>
-            </w:pPr>
-            <w:r>
-              <w:rPr>
-                <w:rFonts w:ascii="TimeNewRoman" w:hAnsi="TimeNewRoman"/>
-                <w:sz w:val="30"/>
-              </w:rPr>
-              <w:t>51-24=</w:t>
-            </w:r>
-          </w:p>
-        </w:tc>
-        <w:tc>
-          <w:tcPr>
-            <w:tcW w:type="dxa" w:w="1987"/>
-          </w:tcPr>
-          <w:p>
-            <w:pPr>
-              <w:jc w:val="left"/>
-            </w:pPr>
-            <w:r>
-              <w:rPr>
-                <w:rFonts w:ascii="TimeNewRoman" w:hAnsi="TimeNewRoman"/>
-                <w:sz w:val="30"/>
-              </w:rPr>
-              <w:t>86-58=</w:t>
-            </w:r>
-          </w:p>
-        </w:tc>
-        <w:tc>
-          <w:tcPr>
-            <w:tcW w:type="dxa" w:w="1987"/>
-          </w:tcPr>
-          <w:p>
-            <w:pPr>
-              <w:jc w:val="left"/>
-            </w:pPr>
-            <w:r>
-              <w:rPr>
-                <w:rFonts w:ascii="TimeNewRoman" w:hAnsi="TimeNewRoman"/>
-                <w:sz w:val="30"/>
-              </w:rPr>
-              <w:t>74-55=</w:t>
-            </w:r>
-          </w:p>
-        </w:tc>
-        <w:tc>
-          <w:tcPr>
-            <w:tcW w:type="dxa" w:w="1987"/>
-          </w:tcPr>
-          <w:p>
-            <w:pPr>
-              <w:jc w:val="left"/>
-            </w:pPr>
-            <w:r>
-              <w:rPr>
-                <w:rFonts w:ascii="TimeNewRoman" w:hAnsi="TimeNewRoman"/>
-                <w:sz w:val="30"/>
-              </w:rPr>
-              <w:t>15+76=</w:t>
-            </w:r>
-          </w:p>
-        </w:tc>
-        <w:tc>
-          <w:tcPr>
-            <w:tcW w:type="dxa" w:w="1987"/>
-          </w:tcPr>
-          <w:p>
-            <w:pPr>
-              <w:jc w:val="left"/>
-            </w:pPr>
-            <w:r>
-              <w:rPr>
-                <w:rFonts w:ascii="TimeNewRoman" w:hAnsi="TimeNewRoman"/>
-                <w:sz w:val="30"/>
-              </w:rPr>
-              <w:t>57+37=</w:t>
+              <w:t>64-25=</w:t>
             </w:r>
           </w:p>
         </w:tc>

--- a/adc_sbb_within_100.docx
+++ b/adc_sbb_within_100.docx
@@ -11,7 +11,7 @@
           <w:rFonts w:ascii="Arial" w:hAnsi="Arial"/>
           <w:sz w:val="30"/>
         </w:rPr>
-        <w:t>2026-09-23 Wednesday</w:t>
+        <w:t>2026-09-24 Thursday</w:t>
       </w:r>
     </w:p>
     <w:tbl>
@@ -40,7 +40,7 @@
                 <w:rFonts w:ascii="TimeNewRoman" w:hAnsi="TimeNewRoman"/>
                 <w:sz w:val="30"/>
               </w:rPr>
-              <w:t>44+28=</w:t>
+              <w:t>29+7=</w:t>
             </w:r>
           </w:p>
         </w:tc>
@@ -57,7 +57,7 @@
                 <w:rFonts w:ascii="TimeNewRoman" w:hAnsi="TimeNewRoman"/>
                 <w:sz w:val="30"/>
               </w:rPr>
-              <w:t>90-35=</w:t>
+              <w:t>89+8=</w:t>
             </w:r>
           </w:p>
         </w:tc>
@@ -74,7 +74,7 @@
                 <w:rFonts w:ascii="TimeNewRoman" w:hAnsi="TimeNewRoman"/>
                 <w:sz w:val="30"/>
               </w:rPr>
-              <w:t>72-66=</w:t>
+              <w:t>53+39=</w:t>
             </w:r>
           </w:p>
         </w:tc>
@@ -91,7 +91,7 @@
                 <w:rFonts w:ascii="TimeNewRoman" w:hAnsi="TimeNewRoman"/>
                 <w:sz w:val="30"/>
               </w:rPr>
-              <w:t>73+8=</w:t>
+              <w:t>56+5=</w:t>
             </w:r>
           </w:p>
         </w:tc>
@@ -108,7 +108,7 @@
                 <w:rFonts w:ascii="TimeNewRoman" w:hAnsi="TimeNewRoman"/>
                 <w:sz w:val="30"/>
               </w:rPr>
-              <w:t>32-6=</w:t>
+              <w:t>23+38=</w:t>
             </w:r>
           </w:p>
         </w:tc>
@@ -127,7 +127,7 @@
                 <w:rFonts w:ascii="TimeNewRoman" w:hAnsi="TimeNewRoman"/>
                 <w:sz w:val="30"/>
               </w:rPr>
-              <w:t>61-23=</w:t>
+              <w:t>96-28=</w:t>
             </w:r>
           </w:p>
         </w:tc>
@@ -144,7 +144,7 @@
                 <w:rFonts w:ascii="TimeNewRoman" w:hAnsi="TimeNewRoman"/>
                 <w:sz w:val="30"/>
               </w:rPr>
-              <w:t>44+9=</w:t>
+              <w:t>36+48=</w:t>
             </w:r>
           </w:p>
         </w:tc>
@@ -161,7 +161,7 @@
                 <w:rFonts w:ascii="TimeNewRoman" w:hAnsi="TimeNewRoman"/>
                 <w:sz w:val="30"/>
               </w:rPr>
-              <w:t>41-15=</w:t>
+              <w:t>60-37=</w:t>
             </w:r>
           </w:p>
         </w:tc>
@@ -178,7 +178,7 @@
                 <w:rFonts w:ascii="TimeNewRoman" w:hAnsi="TimeNewRoman"/>
                 <w:sz w:val="30"/>
               </w:rPr>
-              <w:t>38+36=</w:t>
+              <w:t>18+8=</w:t>
             </w:r>
           </w:p>
         </w:tc>
@@ -195,7 +195,7 @@
                 <w:rFonts w:ascii="TimeNewRoman" w:hAnsi="TimeNewRoman"/>
                 <w:sz w:val="30"/>
               </w:rPr>
-              <w:t>59+12=</w:t>
+              <w:t>10-1=</w:t>
             </w:r>
           </w:p>
         </w:tc>
@@ -214,790 +214,7 @@
                 <w:rFonts w:ascii="TimeNewRoman" w:hAnsi="TimeNewRoman"/>
                 <w:sz w:val="30"/>
               </w:rPr>
-              <w:t>6+18=</w:t>
-            </w:r>
-          </w:p>
-        </w:tc>
-        <w:tc>
-          <w:tcPr>
-            <w:tcW w:type="dxa" w:w="1987"/>
-          </w:tcPr>
-          <w:p>
-            <w:pPr>
-              <w:jc w:val="left"/>
-            </w:pPr>
-            <w:r>
-              <w:rPr>
-                <w:rFonts w:ascii="TimeNewRoman" w:hAnsi="TimeNewRoman"/>
-                <w:sz w:val="30"/>
-              </w:rPr>
-              <w:t>84-59=</w:t>
-            </w:r>
-          </w:p>
-        </w:tc>
-        <w:tc>
-          <w:tcPr>
-            <w:tcW w:type="dxa" w:w="1987"/>
-          </w:tcPr>
-          <w:p>
-            <w:pPr>
-              <w:jc w:val="left"/>
-            </w:pPr>
-            <w:r>
-              <w:rPr>
-                <w:rFonts w:ascii="TimeNewRoman" w:hAnsi="TimeNewRoman"/>
-                <w:sz w:val="30"/>
-              </w:rPr>
-              <w:t>52+39=</w:t>
-            </w:r>
-          </w:p>
-        </w:tc>
-        <w:tc>
-          <w:tcPr>
-            <w:tcW w:type="dxa" w:w="1987"/>
-          </w:tcPr>
-          <w:p>
-            <w:pPr>
-              <w:jc w:val="left"/>
-            </w:pPr>
-            <w:r>
-              <w:rPr>
-                <w:rFonts w:ascii="TimeNewRoman" w:hAnsi="TimeNewRoman"/>
-                <w:sz w:val="30"/>
-              </w:rPr>
-              <w:t>9+73=</w:t>
-            </w:r>
-          </w:p>
-        </w:tc>
-        <w:tc>
-          <w:tcPr>
-            <w:tcW w:type="dxa" w:w="1987"/>
-          </w:tcPr>
-          <w:p>
-            <w:pPr>
-              <w:jc w:val="left"/>
-            </w:pPr>
-            <w:r>
-              <w:rPr>
-                <w:rFonts w:ascii="TimeNewRoman" w:hAnsi="TimeNewRoman"/>
-                <w:sz w:val="30"/>
-              </w:rPr>
-              <w:t>16+25=</w:t>
-            </w:r>
-          </w:p>
-        </w:tc>
-      </w:tr>
-      <w:tr>
-        <w:tc>
-          <w:tcPr>
-            <w:tcW w:type="dxa" w:w="1987"/>
-          </w:tcPr>
-          <w:p>
-            <w:pPr>
-              <w:jc w:val="left"/>
-            </w:pPr>
-            <w:r>
-              <w:rPr>
-                <w:rFonts w:ascii="TimeNewRoman" w:hAnsi="TimeNewRoman"/>
-                <w:sz w:val="30"/>
-              </w:rPr>
-              <w:t>17+64=</w:t>
-            </w:r>
-          </w:p>
-        </w:tc>
-        <w:tc>
-          <w:tcPr>
-            <w:tcW w:type="dxa" w:w="1987"/>
-          </w:tcPr>
-          <w:p>
-            <w:pPr>
-              <w:jc w:val="left"/>
-            </w:pPr>
-            <w:r>
-              <w:rPr>
-                <w:rFonts w:ascii="TimeNewRoman" w:hAnsi="TimeNewRoman"/>
-                <w:sz w:val="30"/>
-              </w:rPr>
-              <w:t>5+67=</w:t>
-            </w:r>
-          </w:p>
-        </w:tc>
-        <w:tc>
-          <w:tcPr>
-            <w:tcW w:type="dxa" w:w="1987"/>
-          </w:tcPr>
-          <w:p>
-            <w:pPr>
-              <w:jc w:val="left"/>
-            </w:pPr>
-            <w:r>
-              <w:rPr>
-                <w:rFonts w:ascii="TimeNewRoman" w:hAnsi="TimeNewRoman"/>
-                <w:sz w:val="30"/>
-              </w:rPr>
-              <w:t>71-64=</w:t>
-            </w:r>
-          </w:p>
-        </w:tc>
-        <w:tc>
-          <w:tcPr>
-            <w:tcW w:type="dxa" w:w="1987"/>
-          </w:tcPr>
-          <w:p>
-            <w:pPr>
-              <w:jc w:val="left"/>
-            </w:pPr>
-            <w:r>
-              <w:rPr>
-                <w:rFonts w:ascii="TimeNewRoman" w:hAnsi="TimeNewRoman"/>
-                <w:sz w:val="30"/>
-              </w:rPr>
-              <w:t>74+9=</w:t>
-            </w:r>
-          </w:p>
-        </w:tc>
-        <w:tc>
-          <w:tcPr>
-            <w:tcW w:type="dxa" w:w="1987"/>
-          </w:tcPr>
-          <w:p>
-            <w:pPr>
-              <w:jc w:val="left"/>
-            </w:pPr>
-            <w:r>
-              <w:rPr>
-                <w:rFonts w:ascii="TimeNewRoman" w:hAnsi="TimeNewRoman"/>
-                <w:sz w:val="30"/>
-              </w:rPr>
-              <w:t>90-26=</w:t>
-            </w:r>
-          </w:p>
-        </w:tc>
-      </w:tr>
-      <w:tr>
-        <w:tc>
-          <w:tcPr>
-            <w:tcW w:type="dxa" w:w="1987"/>
-          </w:tcPr>
-          <w:p>
-            <w:pPr>
-              <w:jc w:val="left"/>
-            </w:pPr>
-            <w:r>
-              <w:rPr>
-                <w:rFonts w:ascii="TimeNewRoman" w:hAnsi="TimeNewRoman"/>
-                <w:sz w:val="30"/>
-              </w:rPr>
-              <w:t>84-47=</w:t>
-            </w:r>
-          </w:p>
-        </w:tc>
-        <w:tc>
-          <w:tcPr>
-            <w:tcW w:type="dxa" w:w="1987"/>
-          </w:tcPr>
-          <w:p>
-            <w:pPr>
-              <w:jc w:val="left"/>
-            </w:pPr>
-            <w:r>
-              <w:rPr>
-                <w:rFonts w:ascii="TimeNewRoman" w:hAnsi="TimeNewRoman"/>
-                <w:sz w:val="30"/>
-              </w:rPr>
-              <w:t>13+78=</w:t>
-            </w:r>
-          </w:p>
-        </w:tc>
-        <w:tc>
-          <w:tcPr>
-            <w:tcW w:type="dxa" w:w="1987"/>
-          </w:tcPr>
-          <w:p>
-            <w:pPr>
-              <w:jc w:val="left"/>
-            </w:pPr>
-            <w:r>
-              <w:rPr>
-                <w:rFonts w:ascii="TimeNewRoman" w:hAnsi="TimeNewRoman"/>
-                <w:sz w:val="30"/>
-              </w:rPr>
-              <w:t>74-47=</w:t>
-            </w:r>
-          </w:p>
-        </w:tc>
-        <w:tc>
-          <w:tcPr>
-            <w:tcW w:type="dxa" w:w="1987"/>
-          </w:tcPr>
-          <w:p>
-            <w:pPr>
-              <w:jc w:val="left"/>
-            </w:pPr>
-            <w:r>
-              <w:rPr>
-                <w:rFonts w:ascii="TimeNewRoman" w:hAnsi="TimeNewRoman"/>
-                <w:sz w:val="30"/>
-              </w:rPr>
-              <w:t>49+12=</w:t>
-            </w:r>
-          </w:p>
-        </w:tc>
-        <w:tc>
-          <w:tcPr>
-            <w:tcW w:type="dxa" w:w="1987"/>
-          </w:tcPr>
-          <w:p>
-            <w:pPr>
-              <w:jc w:val="left"/>
-            </w:pPr>
-            <w:r>
-              <w:rPr>
-                <w:rFonts w:ascii="TimeNewRoman" w:hAnsi="TimeNewRoman"/>
-                <w:sz w:val="30"/>
-              </w:rPr>
-              <w:t>63-27=</w:t>
-            </w:r>
-          </w:p>
-        </w:tc>
-      </w:tr>
-      <w:tr>
-        <w:tc>
-          <w:tcPr>
-            <w:tcW w:type="dxa" w:w="1987"/>
-          </w:tcPr>
-          <w:p>
-            <w:pPr>
-              <w:jc w:val="left"/>
-            </w:pPr>
-            <w:r>
-              <w:rPr>
-                <w:rFonts w:ascii="TimeNewRoman" w:hAnsi="TimeNewRoman"/>
-                <w:sz w:val="30"/>
-              </w:rPr>
-              <w:t>73-34=</w:t>
-            </w:r>
-          </w:p>
-        </w:tc>
-        <w:tc>
-          <w:tcPr>
-            <w:tcW w:type="dxa" w:w="1987"/>
-          </w:tcPr>
-          <w:p>
-            <w:pPr>
-              <w:jc w:val="left"/>
-            </w:pPr>
-            <w:r>
-              <w:rPr>
-                <w:rFonts w:ascii="TimeNewRoman" w:hAnsi="TimeNewRoman"/>
-                <w:sz w:val="30"/>
-              </w:rPr>
-              <w:t>6+29=</w:t>
-            </w:r>
-          </w:p>
-        </w:tc>
-        <w:tc>
-          <w:tcPr>
-            <w:tcW w:type="dxa" w:w="1987"/>
-          </w:tcPr>
-          <w:p>
-            <w:pPr>
-              <w:jc w:val="left"/>
-            </w:pPr>
-            <w:r>
-              <w:rPr>
-                <w:rFonts w:ascii="TimeNewRoman" w:hAnsi="TimeNewRoman"/>
-                <w:sz w:val="30"/>
-              </w:rPr>
-              <w:t>19+72=</w:t>
-            </w:r>
-          </w:p>
-        </w:tc>
-        <w:tc>
-          <w:tcPr>
-            <w:tcW w:type="dxa" w:w="1987"/>
-          </w:tcPr>
-          <w:p>
-            <w:pPr>
-              <w:jc w:val="left"/>
-            </w:pPr>
-            <w:r>
-              <w:rPr>
-                <w:rFonts w:ascii="TimeNewRoman" w:hAnsi="TimeNewRoman"/>
-                <w:sz w:val="30"/>
-              </w:rPr>
-              <w:t>70-4=</w:t>
-            </w:r>
-          </w:p>
-        </w:tc>
-        <w:tc>
-          <w:tcPr>
-            <w:tcW w:type="dxa" w:w="1987"/>
-          </w:tcPr>
-          <w:p>
-            <w:pPr>
-              <w:jc w:val="left"/>
-            </w:pPr>
-            <w:r>
-              <w:rPr>
-                <w:rFonts w:ascii="TimeNewRoman" w:hAnsi="TimeNewRoman"/>
-                <w:sz w:val="30"/>
-              </w:rPr>
-              <w:t>90-29=</w:t>
-            </w:r>
-          </w:p>
-        </w:tc>
-      </w:tr>
-      <w:tr>
-        <w:tc>
-          <w:tcPr>
-            <w:tcW w:type="dxa" w:w="1987"/>
-          </w:tcPr>
-          <w:p>
-            <w:pPr>
-              <w:jc w:val="left"/>
-            </w:pPr>
-            <w:r>
-              <w:rPr>
-                <w:rFonts w:ascii="TimeNewRoman" w:hAnsi="TimeNewRoman"/>
-                <w:sz w:val="30"/>
-              </w:rPr>
-              <w:t>18+23=</w:t>
-            </w:r>
-          </w:p>
-        </w:tc>
-        <w:tc>
-          <w:tcPr>
-            <w:tcW w:type="dxa" w:w="1987"/>
-          </w:tcPr>
-          <w:p>
-            <w:pPr>
-              <w:jc w:val="left"/>
-            </w:pPr>
-            <w:r>
-              <w:rPr>
-                <w:rFonts w:ascii="TimeNewRoman" w:hAnsi="TimeNewRoman"/>
-                <w:sz w:val="30"/>
-              </w:rPr>
-              <w:t>29+66=</w:t>
-            </w:r>
-          </w:p>
-        </w:tc>
-        <w:tc>
-          <w:tcPr>
-            <w:tcW w:type="dxa" w:w="1987"/>
-          </w:tcPr>
-          <w:p>
-            <w:pPr>
-              <w:jc w:val="left"/>
-            </w:pPr>
-            <w:r>
-              <w:rPr>
-                <w:rFonts w:ascii="TimeNewRoman" w:hAnsi="TimeNewRoman"/>
-                <w:sz w:val="30"/>
-              </w:rPr>
-              <w:t>59+29=</w:t>
-            </w:r>
-          </w:p>
-        </w:tc>
-        <w:tc>
-          <w:tcPr>
-            <w:tcW w:type="dxa" w:w="1987"/>
-          </w:tcPr>
-          <w:p>
-            <w:pPr>
-              <w:jc w:val="left"/>
-            </w:pPr>
-            <w:r>
-              <w:rPr>
-                <w:rFonts w:ascii="TimeNewRoman" w:hAnsi="TimeNewRoman"/>
-                <w:sz w:val="30"/>
-              </w:rPr>
-              <w:t>83-37=</w:t>
-            </w:r>
-          </w:p>
-        </w:tc>
-        <w:tc>
-          <w:tcPr>
-            <w:tcW w:type="dxa" w:w="1987"/>
-          </w:tcPr>
-          <w:p>
-            <w:pPr>
-              <w:jc w:val="left"/>
-            </w:pPr>
-            <w:r>
-              <w:rPr>
-                <w:rFonts w:ascii="TimeNewRoman" w:hAnsi="TimeNewRoman"/>
-                <w:sz w:val="30"/>
-              </w:rPr>
-              <w:t>9+84=</w:t>
-            </w:r>
-          </w:p>
-        </w:tc>
-      </w:tr>
-      <w:tr>
-        <w:tc>
-          <w:tcPr>
-            <w:tcW w:type="dxa" w:w="1987"/>
-          </w:tcPr>
-          <w:p>
-            <w:pPr>
-              <w:jc w:val="left"/>
-            </w:pPr>
-            <w:r>
-              <w:rPr>
-                <w:rFonts w:ascii="TimeNewRoman" w:hAnsi="TimeNewRoman"/>
-                <w:sz w:val="30"/>
-              </w:rPr>
-              <w:t>25+58=</w:t>
-            </w:r>
-          </w:p>
-        </w:tc>
-        <w:tc>
-          <w:tcPr>
-            <w:tcW w:type="dxa" w:w="1987"/>
-          </w:tcPr>
-          <w:p>
-            <w:pPr>
-              <w:jc w:val="left"/>
-            </w:pPr>
-            <w:r>
-              <w:rPr>
-                <w:rFonts w:ascii="TimeNewRoman" w:hAnsi="TimeNewRoman"/>
-                <w:sz w:val="30"/>
-              </w:rPr>
-              <w:t>67-38=</w:t>
-            </w:r>
-          </w:p>
-        </w:tc>
-        <w:tc>
-          <w:tcPr>
-            <w:tcW w:type="dxa" w:w="1987"/>
-          </w:tcPr>
-          <w:p>
-            <w:pPr>
-              <w:jc w:val="left"/>
-            </w:pPr>
-            <w:r>
-              <w:rPr>
-                <w:rFonts w:ascii="TimeNewRoman" w:hAnsi="TimeNewRoman"/>
-                <w:sz w:val="30"/>
-              </w:rPr>
-              <w:t>18+68=</w:t>
-            </w:r>
-          </w:p>
-        </w:tc>
-        <w:tc>
-          <w:tcPr>
-            <w:tcW w:type="dxa" w:w="1987"/>
-          </w:tcPr>
-          <w:p>
-            <w:pPr>
-              <w:jc w:val="left"/>
-            </w:pPr>
-            <w:r>
-              <w:rPr>
-                <w:rFonts w:ascii="TimeNewRoman" w:hAnsi="TimeNewRoman"/>
-                <w:sz w:val="30"/>
-              </w:rPr>
-              <w:t>7+64=</w:t>
-            </w:r>
-          </w:p>
-        </w:tc>
-        <w:tc>
-          <w:tcPr>
-            <w:tcW w:type="dxa" w:w="1987"/>
-          </w:tcPr>
-          <w:p>
-            <w:pPr>
-              <w:jc w:val="left"/>
-            </w:pPr>
-            <w:r>
-              <w:rPr>
-                <w:rFonts w:ascii="TimeNewRoman" w:hAnsi="TimeNewRoman"/>
-                <w:sz w:val="30"/>
-              </w:rPr>
-              <w:t>13+49=</w:t>
-            </w:r>
-          </w:p>
-        </w:tc>
-      </w:tr>
-      <w:tr>
-        <w:tc>
-          <w:tcPr>
-            <w:tcW w:type="dxa" w:w="1987"/>
-          </w:tcPr>
-          <w:p>
-            <w:pPr>
-              <w:jc w:val="left"/>
-            </w:pPr>
-            <w:r>
-              <w:rPr>
-                <w:rFonts w:ascii="TimeNewRoman" w:hAnsi="TimeNewRoman"/>
-                <w:sz w:val="30"/>
-              </w:rPr>
-              <w:t>21-5=</w:t>
-            </w:r>
-          </w:p>
-        </w:tc>
-        <w:tc>
-          <w:tcPr>
-            <w:tcW w:type="dxa" w:w="1987"/>
-          </w:tcPr>
-          <w:p>
-            <w:pPr>
-              <w:jc w:val="left"/>
-            </w:pPr>
-            <w:r>
-              <w:rPr>
-                <w:rFonts w:ascii="TimeNewRoman" w:hAnsi="TimeNewRoman"/>
-                <w:sz w:val="30"/>
-              </w:rPr>
-              <w:t>23-6=</w:t>
-            </w:r>
-          </w:p>
-        </w:tc>
-        <w:tc>
-          <w:tcPr>
-            <w:tcW w:type="dxa" w:w="1987"/>
-          </w:tcPr>
-          <w:p>
-            <w:pPr>
-              <w:jc w:val="left"/>
-            </w:pPr>
-            <w:r>
-              <w:rPr>
-                <w:rFonts w:ascii="TimeNewRoman" w:hAnsi="TimeNewRoman"/>
-                <w:sz w:val="30"/>
-              </w:rPr>
-              <w:t>92-9=</w:t>
-            </w:r>
-          </w:p>
-        </w:tc>
-        <w:tc>
-          <w:tcPr>
-            <w:tcW w:type="dxa" w:w="1987"/>
-          </w:tcPr>
-          <w:p>
-            <w:pPr>
-              <w:jc w:val="left"/>
-            </w:pPr>
-            <w:r>
-              <w:rPr>
-                <w:rFonts w:ascii="TimeNewRoman" w:hAnsi="TimeNewRoman"/>
-                <w:sz w:val="30"/>
-              </w:rPr>
-              <w:t>25+58=</w:t>
-            </w:r>
-          </w:p>
-        </w:tc>
-        <w:tc>
-          <w:tcPr>
-            <w:tcW w:type="dxa" w:w="1987"/>
-          </w:tcPr>
-          <w:p>
-            <w:pPr>
-              <w:jc w:val="left"/>
-            </w:pPr>
-            <w:r>
-              <w:rPr>
-                <w:rFonts w:ascii="TimeNewRoman" w:hAnsi="TimeNewRoman"/>
-                <w:sz w:val="30"/>
-              </w:rPr>
-              <w:t>28+6=</w:t>
-            </w:r>
-          </w:p>
-        </w:tc>
-      </w:tr>
-      <w:tr>
-        <w:tc>
-          <w:tcPr>
-            <w:tcW w:type="dxa" w:w="1987"/>
-          </w:tcPr>
-          <w:p>
-            <w:pPr>
-              <w:jc w:val="left"/>
-            </w:pPr>
-            <w:r>
-              <w:rPr>
-                <w:rFonts w:ascii="TimeNewRoman" w:hAnsi="TimeNewRoman"/>
-                <w:sz w:val="30"/>
-              </w:rPr>
-              <w:t>56+16=</w:t>
-            </w:r>
-          </w:p>
-        </w:tc>
-        <w:tc>
-          <w:tcPr>
-            <w:tcW w:type="dxa" w:w="1987"/>
-          </w:tcPr>
-          <w:p>
-            <w:pPr>
-              <w:jc w:val="left"/>
-            </w:pPr>
-            <w:r>
-              <w:rPr>
-                <w:rFonts w:ascii="TimeNewRoman" w:hAnsi="TimeNewRoman"/>
-                <w:sz w:val="30"/>
-              </w:rPr>
-              <w:t>50-4=</w:t>
-            </w:r>
-          </w:p>
-        </w:tc>
-        <w:tc>
-          <w:tcPr>
-            <w:tcW w:type="dxa" w:w="1987"/>
-          </w:tcPr>
-          <w:p>
-            <w:pPr>
-              <w:jc w:val="left"/>
-            </w:pPr>
-            <w:r>
-              <w:rPr>
-                <w:rFonts w:ascii="TimeNewRoman" w:hAnsi="TimeNewRoman"/>
-                <w:sz w:val="30"/>
-              </w:rPr>
-              <w:t>61-54=</w:t>
-            </w:r>
-          </w:p>
-        </w:tc>
-        <w:tc>
-          <w:tcPr>
-            <w:tcW w:type="dxa" w:w="1987"/>
-          </w:tcPr>
-          <w:p>
-            <w:pPr>
-              <w:jc w:val="left"/>
-            </w:pPr>
-            <w:r>
-              <w:rPr>
-                <w:rFonts w:ascii="TimeNewRoman" w:hAnsi="TimeNewRoman"/>
-                <w:sz w:val="30"/>
-              </w:rPr>
-              <w:t>20-12=</w:t>
-            </w:r>
-          </w:p>
-        </w:tc>
-        <w:tc>
-          <w:tcPr>
-            <w:tcW w:type="dxa" w:w="1987"/>
-          </w:tcPr>
-          <w:p>
-            <w:pPr>
-              <w:jc w:val="left"/>
-            </w:pPr>
-            <w:r>
-              <w:rPr>
-                <w:rFonts w:ascii="TimeNewRoman" w:hAnsi="TimeNewRoman"/>
-                <w:sz w:val="30"/>
-              </w:rPr>
-              <w:t>91-28=</w:t>
-            </w:r>
-          </w:p>
-        </w:tc>
-      </w:tr>
-      <w:tr>
-        <w:tc>
-          <w:tcPr>
-            <w:tcW w:type="dxa" w:w="1987"/>
-          </w:tcPr>
-          <w:p>
-            <w:pPr>
-              <w:jc w:val="left"/>
-            </w:pPr>
-            <w:r>
-              <w:rPr>
-                <w:rFonts w:ascii="TimeNewRoman" w:hAnsi="TimeNewRoman"/>
-                <w:sz w:val="30"/>
-              </w:rPr>
-              <w:t>31-14=</w:t>
-            </w:r>
-          </w:p>
-        </w:tc>
-        <w:tc>
-          <w:tcPr>
-            <w:tcW w:type="dxa" w:w="1987"/>
-          </w:tcPr>
-          <w:p>
-            <w:pPr>
-              <w:jc w:val="left"/>
-            </w:pPr>
-            <w:r>
-              <w:rPr>
-                <w:rFonts w:ascii="TimeNewRoman" w:hAnsi="TimeNewRoman"/>
-                <w:sz w:val="30"/>
-              </w:rPr>
-              <w:t>85-9=</w:t>
-            </w:r>
-          </w:p>
-        </w:tc>
-        <w:tc>
-          <w:tcPr>
-            <w:tcW w:type="dxa" w:w="1987"/>
-          </w:tcPr>
-          <w:p>
-            <w:pPr>
-              <w:jc w:val="left"/>
-            </w:pPr>
-            <w:r>
-              <w:rPr>
-                <w:rFonts w:ascii="TimeNewRoman" w:hAnsi="TimeNewRoman"/>
-                <w:sz w:val="30"/>
-              </w:rPr>
-              <w:t>73-34=</w:t>
-            </w:r>
-          </w:p>
-        </w:tc>
-        <w:tc>
-          <w:tcPr>
-            <w:tcW w:type="dxa" w:w="1987"/>
-          </w:tcPr>
-          <w:p>
-            <w:pPr>
-              <w:jc w:val="left"/>
-            </w:pPr>
-            <w:r>
-              <w:rPr>
-                <w:rFonts w:ascii="TimeNewRoman" w:hAnsi="TimeNewRoman"/>
-                <w:sz w:val="30"/>
-              </w:rPr>
-              <w:t>14-7=</w:t>
-            </w:r>
-          </w:p>
-        </w:tc>
-        <w:tc>
-          <w:tcPr>
-            <w:tcW w:type="dxa" w:w="1987"/>
-          </w:tcPr>
-          <w:p>
-            <w:pPr>
-              <w:jc w:val="left"/>
-            </w:pPr>
-            <w:r>
-              <w:rPr>
-                <w:rFonts w:ascii="TimeNewRoman" w:hAnsi="TimeNewRoman"/>
-                <w:sz w:val="30"/>
-              </w:rPr>
-              <w:t>39+17=</w:t>
-            </w:r>
-          </w:p>
-        </w:tc>
-      </w:tr>
-      <w:tr>
-        <w:tc>
-          <w:tcPr>
-            <w:tcW w:type="dxa" w:w="1987"/>
-          </w:tcPr>
-          <w:p>
-            <w:pPr>
-              <w:jc w:val="left"/>
-            </w:pPr>
-            <w:r>
-              <w:rPr>
-                <w:rFonts w:ascii="TimeNewRoman" w:hAnsi="TimeNewRoman"/>
-                <w:sz w:val="30"/>
-              </w:rPr>
-              <w:t>75+7=</w:t>
+              <w:t>5+88=</w:t>
             </w:r>
           </w:p>
         </w:tc>
@@ -1031,7 +248,7 @@
                 <w:rFonts w:ascii="TimeNewRoman" w:hAnsi="TimeNewRoman"/>
                 <w:sz w:val="30"/>
               </w:rPr>
-              <w:t>55+9=</w:t>
+              <w:t>48+26=</w:t>
             </w:r>
           </w:p>
         </w:tc>
@@ -1048,7 +265,7 @@
                 <w:rFonts w:ascii="TimeNewRoman" w:hAnsi="TimeNewRoman"/>
                 <w:sz w:val="30"/>
               </w:rPr>
-              <w:t>18+26=</w:t>
+              <w:t>97-48=</w:t>
             </w:r>
           </w:p>
         </w:tc>
@@ -1065,7 +282,7 @@
                 <w:rFonts w:ascii="TimeNewRoman" w:hAnsi="TimeNewRoman"/>
                 <w:sz w:val="30"/>
               </w:rPr>
-              <w:t>59+34=</w:t>
+              <w:t>29+25=</w:t>
             </w:r>
           </w:p>
         </w:tc>
@@ -1084,7 +301,7 @@
                 <w:rFonts w:ascii="TimeNewRoman" w:hAnsi="TimeNewRoman"/>
                 <w:sz w:val="30"/>
               </w:rPr>
-              <w:t>17+35=</w:t>
+              <w:t>53-9=</w:t>
             </w:r>
           </w:p>
         </w:tc>
@@ -1101,7 +318,7 @@
                 <w:rFonts w:ascii="TimeNewRoman" w:hAnsi="TimeNewRoman"/>
                 <w:sz w:val="30"/>
               </w:rPr>
-              <w:t>41-36=</w:t>
+              <w:t>27+44=</w:t>
             </w:r>
           </w:p>
         </w:tc>
@@ -1118,7 +335,7 @@
                 <w:rFonts w:ascii="TimeNewRoman" w:hAnsi="TimeNewRoman"/>
                 <w:sz w:val="30"/>
               </w:rPr>
-              <w:t>28+44=</w:t>
+              <w:t>89+9=</w:t>
             </w:r>
           </w:p>
         </w:tc>
@@ -1135,7 +352,7 @@
                 <w:rFonts w:ascii="TimeNewRoman" w:hAnsi="TimeNewRoman"/>
                 <w:sz w:val="30"/>
               </w:rPr>
-              <w:t>73-55=</w:t>
+              <w:t>82-36=</w:t>
             </w:r>
           </w:p>
         </w:tc>
@@ -1152,7 +369,7 @@
                 <w:rFonts w:ascii="TimeNewRoman" w:hAnsi="TimeNewRoman"/>
                 <w:sz w:val="30"/>
               </w:rPr>
-              <w:t>85-59=</w:t>
+              <w:t>22-9=</w:t>
             </w:r>
           </w:p>
         </w:tc>
@@ -1171,7 +388,7 @@
                 <w:rFonts w:ascii="TimeNewRoman" w:hAnsi="TimeNewRoman"/>
                 <w:sz w:val="30"/>
               </w:rPr>
-              <w:t>48+48=</w:t>
+              <w:t>51-4=</w:t>
             </w:r>
           </w:p>
         </w:tc>
@@ -1188,7 +405,7 @@
                 <w:rFonts w:ascii="TimeNewRoman" w:hAnsi="TimeNewRoman"/>
                 <w:sz w:val="30"/>
               </w:rPr>
-              <w:t>47+15=</w:t>
+              <w:t>35+16=</w:t>
             </w:r>
           </w:p>
         </w:tc>
@@ -1205,7 +422,669 @@
                 <w:rFonts w:ascii="TimeNewRoman" w:hAnsi="TimeNewRoman"/>
                 <w:sz w:val="30"/>
               </w:rPr>
-              <w:t>7+56=</w:t>
+              <w:t>45-16=</w:t>
+            </w:r>
+          </w:p>
+        </w:tc>
+        <w:tc>
+          <w:tcPr>
+            <w:tcW w:type="dxa" w:w="1987"/>
+          </w:tcPr>
+          <w:p>
+            <w:pPr>
+              <w:jc w:val="left"/>
+            </w:pPr>
+            <w:r>
+              <w:rPr>
+                <w:rFonts w:ascii="TimeNewRoman" w:hAnsi="TimeNewRoman"/>
+                <w:sz w:val="30"/>
+              </w:rPr>
+              <w:t>83-4=</w:t>
+            </w:r>
+          </w:p>
+        </w:tc>
+        <w:tc>
+          <w:tcPr>
+            <w:tcW w:type="dxa" w:w="1987"/>
+          </w:tcPr>
+          <w:p>
+            <w:pPr>
+              <w:jc w:val="left"/>
+            </w:pPr>
+            <w:r>
+              <w:rPr>
+                <w:rFonts w:ascii="TimeNewRoman" w:hAnsi="TimeNewRoman"/>
+                <w:sz w:val="30"/>
+              </w:rPr>
+              <w:t>75-7=</w:t>
+            </w:r>
+          </w:p>
+        </w:tc>
+      </w:tr>
+      <w:tr>
+        <w:tc>
+          <w:tcPr>
+            <w:tcW w:type="dxa" w:w="1987"/>
+          </w:tcPr>
+          <w:p>
+            <w:pPr>
+              <w:jc w:val="left"/>
+            </w:pPr>
+            <w:r>
+              <w:rPr>
+                <w:rFonts w:ascii="TimeNewRoman" w:hAnsi="TimeNewRoman"/>
+                <w:sz w:val="30"/>
+              </w:rPr>
+              <w:t>16+15=</w:t>
+            </w:r>
+          </w:p>
+        </w:tc>
+        <w:tc>
+          <w:tcPr>
+            <w:tcW w:type="dxa" w:w="1987"/>
+          </w:tcPr>
+          <w:p>
+            <w:pPr>
+              <w:jc w:val="left"/>
+            </w:pPr>
+            <w:r>
+              <w:rPr>
+                <w:rFonts w:ascii="TimeNewRoman" w:hAnsi="TimeNewRoman"/>
+                <w:sz w:val="30"/>
+              </w:rPr>
+              <w:t>72-7=</w:t>
+            </w:r>
+          </w:p>
+        </w:tc>
+        <w:tc>
+          <w:tcPr>
+            <w:tcW w:type="dxa" w:w="1987"/>
+          </w:tcPr>
+          <w:p>
+            <w:pPr>
+              <w:jc w:val="left"/>
+            </w:pPr>
+            <w:r>
+              <w:rPr>
+                <w:rFonts w:ascii="TimeNewRoman" w:hAnsi="TimeNewRoman"/>
+                <w:sz w:val="30"/>
+              </w:rPr>
+              <w:t>17+9=</w:t>
+            </w:r>
+          </w:p>
+        </w:tc>
+        <w:tc>
+          <w:tcPr>
+            <w:tcW w:type="dxa" w:w="1987"/>
+          </w:tcPr>
+          <w:p>
+            <w:pPr>
+              <w:jc w:val="left"/>
+            </w:pPr>
+            <w:r>
+              <w:rPr>
+                <w:rFonts w:ascii="TimeNewRoman" w:hAnsi="TimeNewRoman"/>
+                <w:sz w:val="30"/>
+              </w:rPr>
+              <w:t>86-28=</w:t>
+            </w:r>
+          </w:p>
+        </w:tc>
+        <w:tc>
+          <w:tcPr>
+            <w:tcW w:type="dxa" w:w="1987"/>
+          </w:tcPr>
+          <w:p>
+            <w:pPr>
+              <w:jc w:val="left"/>
+            </w:pPr>
+            <w:r>
+              <w:rPr>
+                <w:rFonts w:ascii="TimeNewRoman" w:hAnsi="TimeNewRoman"/>
+                <w:sz w:val="30"/>
+              </w:rPr>
+              <w:t>98-69=</w:t>
+            </w:r>
+          </w:p>
+        </w:tc>
+      </w:tr>
+      <w:tr>
+        <w:tc>
+          <w:tcPr>
+            <w:tcW w:type="dxa" w:w="1987"/>
+          </w:tcPr>
+          <w:p>
+            <w:pPr>
+              <w:jc w:val="left"/>
+            </w:pPr>
+            <w:r>
+              <w:rPr>
+                <w:rFonts w:ascii="TimeNewRoman" w:hAnsi="TimeNewRoman"/>
+                <w:sz w:val="30"/>
+              </w:rPr>
+              <w:t>72-4=</w:t>
+            </w:r>
+          </w:p>
+        </w:tc>
+        <w:tc>
+          <w:tcPr>
+            <w:tcW w:type="dxa" w:w="1987"/>
+          </w:tcPr>
+          <w:p>
+            <w:pPr>
+              <w:jc w:val="left"/>
+            </w:pPr>
+            <w:r>
+              <w:rPr>
+                <w:rFonts w:ascii="TimeNewRoman" w:hAnsi="TimeNewRoman"/>
+                <w:sz w:val="30"/>
+              </w:rPr>
+              <w:t>29+52=</w:t>
+            </w:r>
+          </w:p>
+        </w:tc>
+        <w:tc>
+          <w:tcPr>
+            <w:tcW w:type="dxa" w:w="1987"/>
+          </w:tcPr>
+          <w:p>
+            <w:pPr>
+              <w:jc w:val="left"/>
+            </w:pPr>
+            <w:r>
+              <w:rPr>
+                <w:rFonts w:ascii="TimeNewRoman" w:hAnsi="TimeNewRoman"/>
+                <w:sz w:val="30"/>
+              </w:rPr>
+              <w:t>53-48=</w:t>
+            </w:r>
+          </w:p>
+        </w:tc>
+        <w:tc>
+          <w:tcPr>
+            <w:tcW w:type="dxa" w:w="1987"/>
+          </w:tcPr>
+          <w:p>
+            <w:pPr>
+              <w:jc w:val="left"/>
+            </w:pPr>
+            <w:r>
+              <w:rPr>
+                <w:rFonts w:ascii="TimeNewRoman" w:hAnsi="TimeNewRoman"/>
+                <w:sz w:val="30"/>
+              </w:rPr>
+              <w:t>92-59=</w:t>
+            </w:r>
+          </w:p>
+        </w:tc>
+        <w:tc>
+          <w:tcPr>
+            <w:tcW w:type="dxa" w:w="1987"/>
+          </w:tcPr>
+          <w:p>
+            <w:pPr>
+              <w:jc w:val="left"/>
+            </w:pPr>
+            <w:r>
+              <w:rPr>
+                <w:rFonts w:ascii="TimeNewRoman" w:hAnsi="TimeNewRoman"/>
+                <w:sz w:val="30"/>
+              </w:rPr>
+              <w:t>39+46=</w:t>
+            </w:r>
+          </w:p>
+        </w:tc>
+      </w:tr>
+      <w:tr>
+        <w:tc>
+          <w:tcPr>
+            <w:tcW w:type="dxa" w:w="1987"/>
+          </w:tcPr>
+          <w:p>
+            <w:pPr>
+              <w:jc w:val="left"/>
+            </w:pPr>
+            <w:r>
+              <w:rPr>
+                <w:rFonts w:ascii="TimeNewRoman" w:hAnsi="TimeNewRoman"/>
+                <w:sz w:val="30"/>
+              </w:rPr>
+              <w:t>55+27=</w:t>
+            </w:r>
+          </w:p>
+        </w:tc>
+        <w:tc>
+          <w:tcPr>
+            <w:tcW w:type="dxa" w:w="1987"/>
+          </w:tcPr>
+          <w:p>
+            <w:pPr>
+              <w:jc w:val="left"/>
+            </w:pPr>
+            <w:r>
+              <w:rPr>
+                <w:rFonts w:ascii="TimeNewRoman" w:hAnsi="TimeNewRoman"/>
+                <w:sz w:val="30"/>
+              </w:rPr>
+              <w:t>70-28=</w:t>
+            </w:r>
+          </w:p>
+        </w:tc>
+        <w:tc>
+          <w:tcPr>
+            <w:tcW w:type="dxa" w:w="1987"/>
+          </w:tcPr>
+          <w:p>
+            <w:pPr>
+              <w:jc w:val="left"/>
+            </w:pPr>
+            <w:r>
+              <w:rPr>
+                <w:rFonts w:ascii="TimeNewRoman" w:hAnsi="TimeNewRoman"/>
+                <w:sz w:val="30"/>
+              </w:rPr>
+              <w:t>90-52=</w:t>
+            </w:r>
+          </w:p>
+        </w:tc>
+        <w:tc>
+          <w:tcPr>
+            <w:tcW w:type="dxa" w:w="1987"/>
+          </w:tcPr>
+          <w:p>
+            <w:pPr>
+              <w:jc w:val="left"/>
+            </w:pPr>
+            <w:r>
+              <w:rPr>
+                <w:rFonts w:ascii="TimeNewRoman" w:hAnsi="TimeNewRoman"/>
+                <w:sz w:val="30"/>
+              </w:rPr>
+              <w:t>51-35=</w:t>
+            </w:r>
+          </w:p>
+        </w:tc>
+        <w:tc>
+          <w:tcPr>
+            <w:tcW w:type="dxa" w:w="1987"/>
+          </w:tcPr>
+          <w:p>
+            <w:pPr>
+              <w:jc w:val="left"/>
+            </w:pPr>
+            <w:r>
+              <w:rPr>
+                <w:rFonts w:ascii="TimeNewRoman" w:hAnsi="TimeNewRoman"/>
+                <w:sz w:val="30"/>
+              </w:rPr>
+              <w:t>3+89=</w:t>
+            </w:r>
+          </w:p>
+        </w:tc>
+      </w:tr>
+      <w:tr>
+        <w:tc>
+          <w:tcPr>
+            <w:tcW w:type="dxa" w:w="1987"/>
+          </w:tcPr>
+          <w:p>
+            <w:pPr>
+              <w:jc w:val="left"/>
+            </w:pPr>
+            <w:r>
+              <w:rPr>
+                <w:rFonts w:ascii="TimeNewRoman" w:hAnsi="TimeNewRoman"/>
+                <w:sz w:val="30"/>
+              </w:rPr>
+              <w:t>38+48=</w:t>
+            </w:r>
+          </w:p>
+        </w:tc>
+        <w:tc>
+          <w:tcPr>
+            <w:tcW w:type="dxa" w:w="1987"/>
+          </w:tcPr>
+          <w:p>
+            <w:pPr>
+              <w:jc w:val="left"/>
+            </w:pPr>
+            <w:r>
+              <w:rPr>
+                <w:rFonts w:ascii="TimeNewRoman" w:hAnsi="TimeNewRoman"/>
+                <w:sz w:val="30"/>
+              </w:rPr>
+              <w:t>94-28=</w:t>
+            </w:r>
+          </w:p>
+        </w:tc>
+        <w:tc>
+          <w:tcPr>
+            <w:tcW w:type="dxa" w:w="1987"/>
+          </w:tcPr>
+          <w:p>
+            <w:pPr>
+              <w:jc w:val="left"/>
+            </w:pPr>
+            <w:r>
+              <w:rPr>
+                <w:rFonts w:ascii="TimeNewRoman" w:hAnsi="TimeNewRoman"/>
+                <w:sz w:val="30"/>
+              </w:rPr>
+              <w:t>58+17=</w:t>
+            </w:r>
+          </w:p>
+        </w:tc>
+        <w:tc>
+          <w:tcPr>
+            <w:tcW w:type="dxa" w:w="1987"/>
+          </w:tcPr>
+          <w:p>
+            <w:pPr>
+              <w:jc w:val="left"/>
+            </w:pPr>
+            <w:r>
+              <w:rPr>
+                <w:rFonts w:ascii="TimeNewRoman" w:hAnsi="TimeNewRoman"/>
+                <w:sz w:val="30"/>
+              </w:rPr>
+              <w:t>17+25=</w:t>
+            </w:r>
+          </w:p>
+        </w:tc>
+        <w:tc>
+          <w:tcPr>
+            <w:tcW w:type="dxa" w:w="1987"/>
+          </w:tcPr>
+          <w:p>
+            <w:pPr>
+              <w:jc w:val="left"/>
+            </w:pPr>
+            <w:r>
+              <w:rPr>
+                <w:rFonts w:ascii="TimeNewRoman" w:hAnsi="TimeNewRoman"/>
+                <w:sz w:val="30"/>
+              </w:rPr>
+              <w:t>70-49=</w:t>
+            </w:r>
+          </w:p>
+        </w:tc>
+      </w:tr>
+      <w:tr>
+        <w:tc>
+          <w:tcPr>
+            <w:tcW w:type="dxa" w:w="1987"/>
+          </w:tcPr>
+          <w:p>
+            <w:pPr>
+              <w:jc w:val="left"/>
+            </w:pPr>
+            <w:r>
+              <w:rPr>
+                <w:rFonts w:ascii="TimeNewRoman" w:hAnsi="TimeNewRoman"/>
+                <w:sz w:val="30"/>
+              </w:rPr>
+              <w:t>40-16=</w:t>
+            </w:r>
+          </w:p>
+        </w:tc>
+        <w:tc>
+          <w:tcPr>
+            <w:tcW w:type="dxa" w:w="1987"/>
+          </w:tcPr>
+          <w:p>
+            <w:pPr>
+              <w:jc w:val="left"/>
+            </w:pPr>
+            <w:r>
+              <w:rPr>
+                <w:rFonts w:ascii="TimeNewRoman" w:hAnsi="TimeNewRoman"/>
+                <w:sz w:val="30"/>
+              </w:rPr>
+              <w:t>82-55=</w:t>
+            </w:r>
+          </w:p>
+        </w:tc>
+        <w:tc>
+          <w:tcPr>
+            <w:tcW w:type="dxa" w:w="1987"/>
+          </w:tcPr>
+          <w:p>
+            <w:pPr>
+              <w:jc w:val="left"/>
+            </w:pPr>
+            <w:r>
+              <w:rPr>
+                <w:rFonts w:ascii="TimeNewRoman" w:hAnsi="TimeNewRoman"/>
+                <w:sz w:val="30"/>
+              </w:rPr>
+              <w:t>15-7=</w:t>
+            </w:r>
+          </w:p>
+        </w:tc>
+        <w:tc>
+          <w:tcPr>
+            <w:tcW w:type="dxa" w:w="1987"/>
+          </w:tcPr>
+          <w:p>
+            <w:pPr>
+              <w:jc w:val="left"/>
+            </w:pPr>
+            <w:r>
+              <w:rPr>
+                <w:rFonts w:ascii="TimeNewRoman" w:hAnsi="TimeNewRoman"/>
+                <w:sz w:val="30"/>
+              </w:rPr>
+              <w:t>53-24=</w:t>
+            </w:r>
+          </w:p>
+        </w:tc>
+        <w:tc>
+          <w:tcPr>
+            <w:tcW w:type="dxa" w:w="1987"/>
+          </w:tcPr>
+          <w:p>
+            <w:pPr>
+              <w:jc w:val="left"/>
+            </w:pPr>
+            <w:r>
+              <w:rPr>
+                <w:rFonts w:ascii="TimeNewRoman" w:hAnsi="TimeNewRoman"/>
+                <w:sz w:val="30"/>
+              </w:rPr>
+              <w:t>72-47=</w:t>
+            </w:r>
+          </w:p>
+        </w:tc>
+      </w:tr>
+      <w:tr>
+        <w:tc>
+          <w:tcPr>
+            <w:tcW w:type="dxa" w:w="1987"/>
+          </w:tcPr>
+          <w:p>
+            <w:pPr>
+              <w:jc w:val="left"/>
+            </w:pPr>
+            <w:r>
+              <w:rPr>
+                <w:rFonts w:ascii="TimeNewRoman" w:hAnsi="TimeNewRoman"/>
+                <w:sz w:val="30"/>
+              </w:rPr>
+              <w:t>7+18=</w:t>
+            </w:r>
+          </w:p>
+        </w:tc>
+        <w:tc>
+          <w:tcPr>
+            <w:tcW w:type="dxa" w:w="1987"/>
+          </w:tcPr>
+          <w:p>
+            <w:pPr>
+              <w:jc w:val="left"/>
+            </w:pPr>
+            <w:r>
+              <w:rPr>
+                <w:rFonts w:ascii="TimeNewRoman" w:hAnsi="TimeNewRoman"/>
+                <w:sz w:val="30"/>
+              </w:rPr>
+              <w:t>73-25=</w:t>
+            </w:r>
+          </w:p>
+        </w:tc>
+        <w:tc>
+          <w:tcPr>
+            <w:tcW w:type="dxa" w:w="1987"/>
+          </w:tcPr>
+          <w:p>
+            <w:pPr>
+              <w:jc w:val="left"/>
+            </w:pPr>
+            <w:r>
+              <w:rPr>
+                <w:rFonts w:ascii="TimeNewRoman" w:hAnsi="TimeNewRoman"/>
+                <w:sz w:val="30"/>
+              </w:rPr>
+              <w:t>82-75=</w:t>
+            </w:r>
+          </w:p>
+        </w:tc>
+        <w:tc>
+          <w:tcPr>
+            <w:tcW w:type="dxa" w:w="1987"/>
+          </w:tcPr>
+          <w:p>
+            <w:pPr>
+              <w:jc w:val="left"/>
+            </w:pPr>
+            <w:r>
+              <w:rPr>
+                <w:rFonts w:ascii="TimeNewRoman" w:hAnsi="TimeNewRoman"/>
+                <w:sz w:val="30"/>
+              </w:rPr>
+              <w:t>91-14=</w:t>
+            </w:r>
+          </w:p>
+        </w:tc>
+        <w:tc>
+          <w:tcPr>
+            <w:tcW w:type="dxa" w:w="1987"/>
+          </w:tcPr>
+          <w:p>
+            <w:pPr>
+              <w:jc w:val="left"/>
+            </w:pPr>
+            <w:r>
+              <w:rPr>
+                <w:rFonts w:ascii="TimeNewRoman" w:hAnsi="TimeNewRoman"/>
+                <w:sz w:val="30"/>
+              </w:rPr>
+              <w:t>81-49=</w:t>
+            </w:r>
+          </w:p>
+        </w:tc>
+      </w:tr>
+      <w:tr>
+        <w:tc>
+          <w:tcPr>
+            <w:tcW w:type="dxa" w:w="1987"/>
+          </w:tcPr>
+          <w:p>
+            <w:pPr>
+              <w:jc w:val="left"/>
+            </w:pPr>
+            <w:r>
+              <w:rPr>
+                <w:rFonts w:ascii="TimeNewRoman" w:hAnsi="TimeNewRoman"/>
+                <w:sz w:val="30"/>
+              </w:rPr>
+              <w:t>41-27=</w:t>
+            </w:r>
+          </w:p>
+        </w:tc>
+        <w:tc>
+          <w:tcPr>
+            <w:tcW w:type="dxa" w:w="1987"/>
+          </w:tcPr>
+          <w:p>
+            <w:pPr>
+              <w:jc w:val="left"/>
+            </w:pPr>
+            <w:r>
+              <w:rPr>
+                <w:rFonts w:ascii="TimeNewRoman" w:hAnsi="TimeNewRoman"/>
+                <w:sz w:val="30"/>
+              </w:rPr>
+              <w:t>58+9=</w:t>
+            </w:r>
+          </w:p>
+        </w:tc>
+        <w:tc>
+          <w:tcPr>
+            <w:tcW w:type="dxa" w:w="1987"/>
+          </w:tcPr>
+          <w:p>
+            <w:pPr>
+              <w:jc w:val="left"/>
+            </w:pPr>
+            <w:r>
+              <w:rPr>
+                <w:rFonts w:ascii="TimeNewRoman" w:hAnsi="TimeNewRoman"/>
+                <w:sz w:val="30"/>
+              </w:rPr>
+              <w:t>8+46=</w:t>
+            </w:r>
+          </w:p>
+        </w:tc>
+        <w:tc>
+          <w:tcPr>
+            <w:tcW w:type="dxa" w:w="1987"/>
+          </w:tcPr>
+          <w:p>
+            <w:pPr>
+              <w:jc w:val="left"/>
+            </w:pPr>
+            <w:r>
+              <w:rPr>
+                <w:rFonts w:ascii="TimeNewRoman" w:hAnsi="TimeNewRoman"/>
+                <w:sz w:val="30"/>
+              </w:rPr>
+              <w:t>71-28=</w:t>
+            </w:r>
+          </w:p>
+        </w:tc>
+        <w:tc>
+          <w:tcPr>
+            <w:tcW w:type="dxa" w:w="1987"/>
+          </w:tcPr>
+          <w:p>
+            <w:pPr>
+              <w:jc w:val="left"/>
+            </w:pPr>
+            <w:r>
+              <w:rPr>
+                <w:rFonts w:ascii="TimeNewRoman" w:hAnsi="TimeNewRoman"/>
+                <w:sz w:val="30"/>
+              </w:rPr>
+              <w:t>24+39=</w:t>
+            </w:r>
+          </w:p>
+        </w:tc>
+      </w:tr>
+      <w:tr>
+        <w:tc>
+          <w:tcPr>
+            <w:tcW w:type="dxa" w:w="1987"/>
+          </w:tcPr>
+          <w:p>
+            <w:pPr>
+              <w:jc w:val="left"/>
+            </w:pPr>
+            <w:r>
+              <w:rPr>
+                <w:rFonts w:ascii="TimeNewRoman" w:hAnsi="TimeNewRoman"/>
+                <w:sz w:val="30"/>
+              </w:rPr>
+              <w:t>25-8=</w:t>
             </w:r>
           </w:p>
         </w:tc>
@@ -1239,7 +1118,41 @@
                 <w:rFonts w:ascii="TimeNewRoman" w:hAnsi="TimeNewRoman"/>
                 <w:sz w:val="30"/>
               </w:rPr>
-              <w:t>49+4=</w:t>
+              <w:t>36+5=</w:t>
+            </w:r>
+          </w:p>
+        </w:tc>
+        <w:tc>
+          <w:tcPr>
+            <w:tcW w:type="dxa" w:w="1987"/>
+          </w:tcPr>
+          <w:p>
+            <w:pPr>
+              <w:jc w:val="left"/>
+            </w:pPr>
+            <w:r>
+              <w:rPr>
+                <w:rFonts w:ascii="TimeNewRoman" w:hAnsi="TimeNewRoman"/>
+                <w:sz w:val="30"/>
+              </w:rPr>
+              <w:t>92-77=</w:t>
+            </w:r>
+          </w:p>
+        </w:tc>
+        <w:tc>
+          <w:tcPr>
+            <w:tcW w:type="dxa" w:w="1987"/>
+          </w:tcPr>
+          <w:p>
+            <w:pPr>
+              <w:jc w:val="left"/>
+            </w:pPr>
+            <w:r>
+              <w:rPr>
+                <w:rFonts w:ascii="TimeNewRoman" w:hAnsi="TimeNewRoman"/>
+                <w:sz w:val="30"/>
+              </w:rPr>
+              <w:t>78-29=</w:t>
             </w:r>
           </w:p>
         </w:tc>
@@ -1258,7 +1171,7 @@
                 <w:rFonts w:ascii="TimeNewRoman" w:hAnsi="TimeNewRoman"/>
                 <w:sz w:val="30"/>
               </w:rPr>
-              <w:t>7+38=</w:t>
+              <w:t>50-41=</w:t>
             </w:r>
           </w:p>
         </w:tc>
@@ -1275,7 +1188,7 @@
                 <w:rFonts w:ascii="TimeNewRoman" w:hAnsi="TimeNewRoman"/>
                 <w:sz w:val="30"/>
               </w:rPr>
-              <w:t>39+46=</w:t>
+              <w:t>52-6=</w:t>
             </w:r>
           </w:p>
         </w:tc>
@@ -1292,7 +1205,7 @@
                 <w:rFonts w:ascii="TimeNewRoman" w:hAnsi="TimeNewRoman"/>
                 <w:sz w:val="30"/>
               </w:rPr>
-              <w:t>48+33=</w:t>
+              <w:t>16+25=</w:t>
             </w:r>
           </w:p>
         </w:tc>
@@ -1309,7 +1222,7 @@
                 <w:rFonts w:ascii="TimeNewRoman" w:hAnsi="TimeNewRoman"/>
                 <w:sz w:val="30"/>
               </w:rPr>
-              <w:t>95-18=</w:t>
+              <w:t>8+56=</w:t>
             </w:r>
           </w:p>
         </w:tc>
@@ -1326,7 +1239,7 @@
                 <w:rFonts w:ascii="TimeNewRoman" w:hAnsi="TimeNewRoman"/>
                 <w:sz w:val="30"/>
               </w:rPr>
-              <w:t>81-34=</w:t>
+              <w:t>18+35=</w:t>
             </w:r>
           </w:p>
         </w:tc>
@@ -1345,7 +1258,7 @@
                 <w:rFonts w:ascii="TimeNewRoman" w:hAnsi="TimeNewRoman"/>
                 <w:sz w:val="30"/>
               </w:rPr>
-              <w:t>60-53=</w:t>
+              <w:t>20-15=</w:t>
             </w:r>
           </w:p>
         </w:tc>
@@ -1362,7 +1275,7 @@
                 <w:rFonts w:ascii="TimeNewRoman" w:hAnsi="TimeNewRoman"/>
                 <w:sz w:val="30"/>
               </w:rPr>
-              <w:t>7+19=</w:t>
+              <w:t>46+16=</w:t>
             </w:r>
           </w:p>
         </w:tc>
@@ -1379,7 +1292,7 @@
                 <w:rFonts w:ascii="TimeNewRoman" w:hAnsi="TimeNewRoman"/>
                 <w:sz w:val="30"/>
               </w:rPr>
-              <w:t>89+9=</w:t>
+              <w:t>48+28=</w:t>
             </w:r>
           </w:p>
         </w:tc>
@@ -1396,7 +1309,7 @@
                 <w:rFonts w:ascii="TimeNewRoman" w:hAnsi="TimeNewRoman"/>
                 <w:sz w:val="30"/>
               </w:rPr>
-              <w:t>10-8=</w:t>
+              <w:t>49+19=</w:t>
             </w:r>
           </w:p>
         </w:tc>
@@ -1413,7 +1326,7 @@
                 <w:rFonts w:ascii="TimeNewRoman" w:hAnsi="TimeNewRoman"/>
                 <w:sz w:val="30"/>
               </w:rPr>
-              <w:t>4+49=</w:t>
+              <w:t>40-18=</w:t>
             </w:r>
           </w:p>
         </w:tc>
@@ -1432,7 +1345,7 @@
                 <w:rFonts w:ascii="TimeNewRoman" w:hAnsi="TimeNewRoman"/>
                 <w:sz w:val="30"/>
               </w:rPr>
-              <w:t>24+39=</w:t>
+              <w:t>18+78=</w:t>
             </w:r>
           </w:p>
         </w:tc>
@@ -1449,7 +1362,7 @@
                 <w:rFonts w:ascii="TimeNewRoman" w:hAnsi="TimeNewRoman"/>
                 <w:sz w:val="30"/>
               </w:rPr>
-              <w:t>29+16=</w:t>
+              <w:t>16+5=</w:t>
             </w:r>
           </w:p>
         </w:tc>
@@ -1466,7 +1379,7 @@
                 <w:rFonts w:ascii="TimeNewRoman" w:hAnsi="TimeNewRoman"/>
                 <w:sz w:val="30"/>
               </w:rPr>
-              <w:t>19+54=</w:t>
+              <w:t>22-9=</w:t>
             </w:r>
           </w:p>
         </w:tc>
@@ -1483,7 +1396,7 @@
                 <w:rFonts w:ascii="TimeNewRoman" w:hAnsi="TimeNewRoman"/>
                 <w:sz w:val="30"/>
               </w:rPr>
-              <w:t>17+79=</w:t>
+              <w:t>83-54=</w:t>
             </w:r>
           </w:p>
         </w:tc>
@@ -1500,7 +1413,7 @@
                 <w:rFonts w:ascii="TimeNewRoman" w:hAnsi="TimeNewRoman"/>
                 <w:sz w:val="30"/>
               </w:rPr>
-              <w:t>80-59=</w:t>
+              <w:t>91-54=</w:t>
             </w:r>
           </w:p>
         </w:tc>
@@ -1519,7 +1432,7 @@
                 <w:rFonts w:ascii="TimeNewRoman" w:hAnsi="TimeNewRoman"/>
                 <w:sz w:val="30"/>
               </w:rPr>
-              <w:t>58+13=</w:t>
+              <w:t>7+67=</w:t>
             </w:r>
           </w:p>
         </w:tc>
@@ -1536,7 +1449,7 @@
                 <w:rFonts w:ascii="TimeNewRoman" w:hAnsi="TimeNewRoman"/>
                 <w:sz w:val="30"/>
               </w:rPr>
-              <w:t>82-23=</w:t>
+              <w:t>37+39=</w:t>
             </w:r>
           </w:p>
         </w:tc>
@@ -1553,7 +1466,7 @@
                 <w:rFonts w:ascii="TimeNewRoman" w:hAnsi="TimeNewRoman"/>
                 <w:sz w:val="30"/>
               </w:rPr>
-              <w:t>39+7=</w:t>
+              <w:t>38+39=</w:t>
             </w:r>
           </w:p>
         </w:tc>
@@ -1570,7 +1483,7 @@
                 <w:rFonts w:ascii="TimeNewRoman" w:hAnsi="TimeNewRoman"/>
                 <w:sz w:val="30"/>
               </w:rPr>
-              <w:t>6+47=</w:t>
+              <w:t>7+66=</w:t>
             </w:r>
           </w:p>
         </w:tc>
@@ -1587,7 +1500,7 @@
                 <w:rFonts w:ascii="TimeNewRoman" w:hAnsi="TimeNewRoman"/>
                 <w:sz w:val="30"/>
               </w:rPr>
-              <w:t>81-2=</w:t>
+              <w:t>25+8=</w:t>
             </w:r>
           </w:p>
         </w:tc>
@@ -1606,7 +1519,7 @@
                 <w:rFonts w:ascii="TimeNewRoman" w:hAnsi="TimeNewRoman"/>
                 <w:sz w:val="30"/>
               </w:rPr>
-              <w:t>28-9=</w:t>
+              <w:t>17+77=</w:t>
             </w:r>
           </w:p>
         </w:tc>
@@ -1623,7 +1536,7 @@
                 <w:rFonts w:ascii="TimeNewRoman" w:hAnsi="TimeNewRoman"/>
                 <w:sz w:val="30"/>
               </w:rPr>
-              <w:t>31-19=</w:t>
+              <w:t>24+17=</w:t>
             </w:r>
           </w:p>
         </w:tc>
@@ -1640,7 +1553,7 @@
                 <w:rFonts w:ascii="TimeNewRoman" w:hAnsi="TimeNewRoman"/>
                 <w:sz w:val="30"/>
               </w:rPr>
-              <w:t>92-69=</w:t>
+              <w:t>45+29=</w:t>
             </w:r>
           </w:p>
         </w:tc>
@@ -1657,7 +1570,7 @@
                 <w:rFonts w:ascii="TimeNewRoman" w:hAnsi="TimeNewRoman"/>
                 <w:sz w:val="30"/>
               </w:rPr>
-              <w:t>37+37=</w:t>
+              <w:t>71-62=</w:t>
             </w:r>
           </w:p>
         </w:tc>
@@ -1674,7 +1587,7 @@
                 <w:rFonts w:ascii="TimeNewRoman" w:hAnsi="TimeNewRoman"/>
                 <w:sz w:val="30"/>
               </w:rPr>
-              <w:t>80-12=</w:t>
+              <w:t>86-79=</w:t>
             </w:r>
           </w:p>
         </w:tc>
@@ -1693,7 +1606,7 @@
                 <w:rFonts w:ascii="TimeNewRoman" w:hAnsi="TimeNewRoman"/>
                 <w:sz w:val="30"/>
               </w:rPr>
-              <w:t>5+38=</w:t>
+              <w:t>50-37=</w:t>
             </w:r>
           </w:p>
         </w:tc>
@@ -1710,7 +1623,7 @@
                 <w:rFonts w:ascii="TimeNewRoman" w:hAnsi="TimeNewRoman"/>
                 <w:sz w:val="30"/>
               </w:rPr>
-              <w:t>36+55=</w:t>
+              <w:t>33+48=</w:t>
             </w:r>
           </w:p>
         </w:tc>
@@ -1727,7 +1640,77 @@
                 <w:rFonts w:ascii="TimeNewRoman" w:hAnsi="TimeNewRoman"/>
                 <w:sz w:val="30"/>
               </w:rPr>
-              <w:t>60-4=</w:t>
+              <w:t>61-8=</w:t>
+            </w:r>
+          </w:p>
+        </w:tc>
+        <w:tc>
+          <w:tcPr>
+            <w:tcW w:type="dxa" w:w="1987"/>
+          </w:tcPr>
+          <w:p>
+            <w:pPr>
+              <w:jc w:val="left"/>
+            </w:pPr>
+            <w:r>
+              <w:rPr>
+                <w:rFonts w:ascii="TimeNewRoman" w:hAnsi="TimeNewRoman"/>
+                <w:sz w:val="30"/>
+              </w:rPr>
+              <w:t>4+47=</w:t>
+            </w:r>
+          </w:p>
+        </w:tc>
+        <w:tc>
+          <w:tcPr>
+            <w:tcW w:type="dxa" w:w="1987"/>
+          </w:tcPr>
+          <w:p>
+            <w:pPr>
+              <w:jc w:val="left"/>
+            </w:pPr>
+            <w:r>
+              <w:rPr>
+                <w:rFonts w:ascii="TimeNewRoman" w:hAnsi="TimeNewRoman"/>
+                <w:sz w:val="30"/>
+              </w:rPr>
+              <w:t>82-39=</w:t>
+            </w:r>
+          </w:p>
+        </w:tc>
+      </w:tr>
+      <w:tr>
+        <w:tc>
+          <w:tcPr>
+            <w:tcW w:type="dxa" w:w="1987"/>
+          </w:tcPr>
+          <w:p>
+            <w:pPr>
+              <w:jc w:val="left"/>
+            </w:pPr>
+            <w:r>
+              <w:rPr>
+                <w:rFonts w:ascii="TimeNewRoman" w:hAnsi="TimeNewRoman"/>
+                <w:sz w:val="30"/>
+              </w:rPr>
+              <w:t>64+8=</w:t>
+            </w:r>
+          </w:p>
+        </w:tc>
+        <w:tc>
+          <w:tcPr>
+            <w:tcW w:type="dxa" w:w="1987"/>
+          </w:tcPr>
+          <w:p>
+            <w:pPr>
+              <w:jc w:val="left"/>
+            </w:pPr>
+            <w:r>
+              <w:rPr>
+                <w:rFonts w:ascii="TimeNewRoman" w:hAnsi="TimeNewRoman"/>
+                <w:sz w:val="30"/>
+              </w:rPr>
+              <w:t>9+64=</w:t>
             </w:r>
           </w:p>
         </w:tc>
@@ -1761,7 +1744,24 @@
                 <w:rFonts w:ascii="TimeNewRoman" w:hAnsi="TimeNewRoman"/>
                 <w:sz w:val="30"/>
               </w:rPr>
-              <w:t>64-25=</w:t>
+              <w:t>62-26=</w:t>
+            </w:r>
+          </w:p>
+        </w:tc>
+        <w:tc>
+          <w:tcPr>
+            <w:tcW w:type="dxa" w:w="1987"/>
+          </w:tcPr>
+          <w:p>
+            <w:pPr>
+              <w:jc w:val="left"/>
+            </w:pPr>
+            <w:r>
+              <w:rPr>
+                <w:rFonts w:ascii="TimeNewRoman" w:hAnsi="TimeNewRoman"/>
+                <w:sz w:val="30"/>
+              </w:rPr>
+              <w:t>97-69=</w:t>
             </w:r>
           </w:p>
         </w:tc>

--- a/adc_sbb_within_100.docx
+++ b/adc_sbb_within_100.docx
@@ -40,7 +40,7 @@
                 <w:rFonts w:ascii="TimeNewRoman" w:hAnsi="TimeNewRoman"/>
                 <w:sz w:val="30"/>
               </w:rPr>
-              <w:t>29+7=</w:t>
+              <w:t>55+29=</w:t>
             </w:r>
           </w:p>
         </w:tc>
@@ -57,7 +57,7 @@
                 <w:rFonts w:ascii="TimeNewRoman" w:hAnsi="TimeNewRoman"/>
                 <w:sz w:val="30"/>
               </w:rPr>
-              <w:t>89+8=</w:t>
+              <w:t>39+43=</w:t>
             </w:r>
           </w:p>
         </w:tc>
@@ -74,7 +74,7 @@
                 <w:rFonts w:ascii="TimeNewRoman" w:hAnsi="TimeNewRoman"/>
                 <w:sz w:val="30"/>
               </w:rPr>
-              <w:t>53+39=</w:t>
+              <w:t>8+47=</w:t>
             </w:r>
           </w:p>
         </w:tc>
@@ -91,7 +91,7 @@
                 <w:rFonts w:ascii="TimeNewRoman" w:hAnsi="TimeNewRoman"/>
                 <w:sz w:val="30"/>
               </w:rPr>
-              <w:t>56+5=</w:t>
+              <w:t>16+27=</w:t>
             </w:r>
           </w:p>
         </w:tc>
@@ -108,7 +108,7 @@
                 <w:rFonts w:ascii="TimeNewRoman" w:hAnsi="TimeNewRoman"/>
                 <w:sz w:val="30"/>
               </w:rPr>
-              <w:t>23+38=</w:t>
+              <w:t>48+15=</w:t>
             </w:r>
           </w:p>
         </w:tc>
@@ -127,7 +127,7 @@
                 <w:rFonts w:ascii="TimeNewRoman" w:hAnsi="TimeNewRoman"/>
                 <w:sz w:val="30"/>
               </w:rPr>
-              <w:t>96-28=</w:t>
+              <w:t>90-29=</w:t>
             </w:r>
           </w:p>
         </w:tc>
@@ -144,7 +144,7 @@
                 <w:rFonts w:ascii="TimeNewRoman" w:hAnsi="TimeNewRoman"/>
                 <w:sz w:val="30"/>
               </w:rPr>
-              <w:t>36+48=</w:t>
+              <w:t>82-39=</w:t>
             </w:r>
           </w:p>
         </w:tc>
@@ -161,7 +161,7 @@
                 <w:rFonts w:ascii="TimeNewRoman" w:hAnsi="TimeNewRoman"/>
                 <w:sz w:val="30"/>
               </w:rPr>
-              <w:t>60-37=</w:t>
+              <w:t>87-69=</w:t>
             </w:r>
           </w:p>
         </w:tc>
@@ -178,7 +178,7 @@
                 <w:rFonts w:ascii="TimeNewRoman" w:hAnsi="TimeNewRoman"/>
                 <w:sz w:val="30"/>
               </w:rPr>
-              <w:t>18+8=</w:t>
+              <w:t>42-8=</w:t>
             </w:r>
           </w:p>
         </w:tc>
@@ -195,7 +195,7 @@
                 <w:rFonts w:ascii="TimeNewRoman" w:hAnsi="TimeNewRoman"/>
                 <w:sz w:val="30"/>
               </w:rPr>
-              <w:t>10-1=</w:t>
+              <w:t>94-88=</w:t>
             </w:r>
           </w:p>
         </w:tc>
@@ -214,7 +214,7 @@
                 <w:rFonts w:ascii="TimeNewRoman" w:hAnsi="TimeNewRoman"/>
                 <w:sz w:val="30"/>
               </w:rPr>
-              <w:t>5+88=</w:t>
+              <w:t>17+54=</w:t>
             </w:r>
           </w:p>
         </w:tc>
@@ -231,7 +231,7 @@
                 <w:rFonts w:ascii="TimeNewRoman" w:hAnsi="TimeNewRoman"/>
                 <w:sz w:val="30"/>
               </w:rPr>
-              <w:t>38+33=</w:t>
+              <w:t>21-6=</w:t>
             </w:r>
           </w:p>
         </w:tc>
@@ -248,7 +248,7 @@
                 <w:rFonts w:ascii="TimeNewRoman" w:hAnsi="TimeNewRoman"/>
                 <w:sz w:val="30"/>
               </w:rPr>
-              <w:t>48+26=</w:t>
+              <w:t>34+47=</w:t>
             </w:r>
           </w:p>
         </w:tc>
@@ -265,7 +265,7 @@
                 <w:rFonts w:ascii="TimeNewRoman" w:hAnsi="TimeNewRoman"/>
                 <w:sz w:val="30"/>
               </w:rPr>
-              <w:t>97-48=</w:t>
+              <w:t>28+69=</w:t>
             </w:r>
           </w:p>
         </w:tc>
@@ -282,7 +282,7 @@
                 <w:rFonts w:ascii="TimeNewRoman" w:hAnsi="TimeNewRoman"/>
                 <w:sz w:val="30"/>
               </w:rPr>
-              <w:t>29+25=</w:t>
+              <w:t>64+28=</w:t>
             </w:r>
           </w:p>
         </w:tc>
@@ -301,7 +301,7 @@
                 <w:rFonts w:ascii="TimeNewRoman" w:hAnsi="TimeNewRoman"/>
                 <w:sz w:val="30"/>
               </w:rPr>
-              <w:t>53-9=</w:t>
+              <w:t>3+69=</w:t>
             </w:r>
           </w:p>
         </w:tc>
@@ -318,7 +318,7 @@
                 <w:rFonts w:ascii="TimeNewRoman" w:hAnsi="TimeNewRoman"/>
                 <w:sz w:val="30"/>
               </w:rPr>
-              <w:t>27+44=</w:t>
+              <w:t>46+46=</w:t>
             </w:r>
           </w:p>
         </w:tc>
@@ -335,7 +335,7 @@
                 <w:rFonts w:ascii="TimeNewRoman" w:hAnsi="TimeNewRoman"/>
                 <w:sz w:val="30"/>
               </w:rPr>
-              <w:t>89+9=</w:t>
+              <w:t>54-26=</w:t>
             </w:r>
           </w:p>
         </w:tc>
@@ -352,7 +352,7 @@
                 <w:rFonts w:ascii="TimeNewRoman" w:hAnsi="TimeNewRoman"/>
                 <w:sz w:val="30"/>
               </w:rPr>
-              <w:t>82-36=</w:t>
+              <w:t>17+74=</w:t>
             </w:r>
           </w:p>
         </w:tc>
@@ -369,7 +369,7 @@
                 <w:rFonts w:ascii="TimeNewRoman" w:hAnsi="TimeNewRoman"/>
                 <w:sz w:val="30"/>
               </w:rPr>
-              <w:t>22-9=</w:t>
+              <w:t>50-37=</w:t>
             </w:r>
           </w:p>
         </w:tc>
@@ -388,7 +388,7 @@
                 <w:rFonts w:ascii="TimeNewRoman" w:hAnsi="TimeNewRoman"/>
                 <w:sz w:val="30"/>
               </w:rPr>
-              <w:t>51-4=</w:t>
+              <w:t>80-2=</w:t>
             </w:r>
           </w:p>
         </w:tc>
@@ -405,7 +405,7 @@
                 <w:rFonts w:ascii="TimeNewRoman" w:hAnsi="TimeNewRoman"/>
                 <w:sz w:val="30"/>
               </w:rPr>
-              <w:t>35+16=</w:t>
+              <w:t>33-6=</w:t>
             </w:r>
           </w:p>
         </w:tc>
@@ -422,7 +422,7 @@
                 <w:rFonts w:ascii="TimeNewRoman" w:hAnsi="TimeNewRoman"/>
                 <w:sz w:val="30"/>
               </w:rPr>
-              <w:t>45-16=</w:t>
+              <w:t>94-69=</w:t>
             </w:r>
           </w:p>
         </w:tc>
@@ -439,7 +439,7 @@
                 <w:rFonts w:ascii="TimeNewRoman" w:hAnsi="TimeNewRoman"/>
                 <w:sz w:val="30"/>
               </w:rPr>
-              <w:t>83-4=</w:t>
+              <w:t>19+37=</w:t>
             </w:r>
           </w:p>
         </w:tc>
@@ -456,7 +456,7 @@
                 <w:rFonts w:ascii="TimeNewRoman" w:hAnsi="TimeNewRoman"/>
                 <w:sz w:val="30"/>
               </w:rPr>
-              <w:t>75-7=</w:t>
+              <w:t>67-39=</w:t>
             </w:r>
           </w:p>
         </w:tc>
@@ -475,7 +475,7 @@
                 <w:rFonts w:ascii="TimeNewRoman" w:hAnsi="TimeNewRoman"/>
                 <w:sz w:val="30"/>
               </w:rPr>
-              <w:t>16+15=</w:t>
+              <w:t>59+14=</w:t>
             </w:r>
           </w:p>
         </w:tc>
@@ -492,7 +492,7 @@
                 <w:rFonts w:ascii="TimeNewRoman" w:hAnsi="TimeNewRoman"/>
                 <w:sz w:val="30"/>
               </w:rPr>
-              <w:t>72-7=</w:t>
+              <w:t>70-7=</w:t>
             </w:r>
           </w:p>
         </w:tc>
@@ -509,7 +509,7 @@
                 <w:rFonts w:ascii="TimeNewRoman" w:hAnsi="TimeNewRoman"/>
                 <w:sz w:val="30"/>
               </w:rPr>
-              <w:t>17+9=</w:t>
+              <w:t>78+14=</w:t>
             </w:r>
           </w:p>
         </w:tc>
@@ -526,7 +526,7 @@
                 <w:rFonts w:ascii="TimeNewRoman" w:hAnsi="TimeNewRoman"/>
                 <w:sz w:val="30"/>
               </w:rPr>
-              <w:t>86-28=</w:t>
+              <w:t>17+44=</w:t>
             </w:r>
           </w:p>
         </w:tc>
@@ -543,7 +543,7 @@
                 <w:rFonts w:ascii="TimeNewRoman" w:hAnsi="TimeNewRoman"/>
                 <w:sz w:val="30"/>
               </w:rPr>
-              <w:t>98-69=</w:t>
+              <w:t>73-56=</w:t>
             </w:r>
           </w:p>
         </w:tc>
@@ -562,7 +562,7 @@
                 <w:rFonts w:ascii="TimeNewRoman" w:hAnsi="TimeNewRoman"/>
                 <w:sz w:val="30"/>
               </w:rPr>
-              <w:t>72-4=</w:t>
+              <w:t>7+26=</w:t>
             </w:r>
           </w:p>
         </w:tc>
@@ -579,7 +579,7 @@
                 <w:rFonts w:ascii="TimeNewRoman" w:hAnsi="TimeNewRoman"/>
                 <w:sz w:val="30"/>
               </w:rPr>
-              <w:t>29+52=</w:t>
+              <w:t>28+15=</w:t>
             </w:r>
           </w:p>
         </w:tc>
@@ -596,7 +596,7 @@
                 <w:rFonts w:ascii="TimeNewRoman" w:hAnsi="TimeNewRoman"/>
                 <w:sz w:val="30"/>
               </w:rPr>
-              <w:t>53-48=</w:t>
+              <w:t>86+6=</w:t>
             </w:r>
           </w:p>
         </w:tc>
@@ -613,7 +613,7 @@
                 <w:rFonts w:ascii="TimeNewRoman" w:hAnsi="TimeNewRoman"/>
                 <w:sz w:val="30"/>
               </w:rPr>
-              <w:t>92-59=</w:t>
+              <w:t>31-13=</w:t>
             </w:r>
           </w:p>
         </w:tc>
@@ -630,7 +630,7 @@
                 <w:rFonts w:ascii="TimeNewRoman" w:hAnsi="TimeNewRoman"/>
                 <w:sz w:val="30"/>
               </w:rPr>
-              <w:t>39+46=</w:t>
+              <w:t>34+19=</w:t>
             </w:r>
           </w:p>
         </w:tc>
@@ -649,7 +649,7 @@
                 <w:rFonts w:ascii="TimeNewRoman" w:hAnsi="TimeNewRoman"/>
                 <w:sz w:val="30"/>
               </w:rPr>
-              <w:t>55+27=</w:t>
+              <w:t>51-43=</w:t>
             </w:r>
           </w:p>
         </w:tc>
@@ -666,7 +666,7 @@
                 <w:rFonts w:ascii="TimeNewRoman" w:hAnsi="TimeNewRoman"/>
                 <w:sz w:val="30"/>
               </w:rPr>
-              <w:t>70-28=</w:t>
+              <w:t>29+32=</w:t>
             </w:r>
           </w:p>
         </w:tc>
@@ -683,7 +683,7 @@
                 <w:rFonts w:ascii="TimeNewRoman" w:hAnsi="TimeNewRoman"/>
                 <w:sz w:val="30"/>
               </w:rPr>
-              <w:t>90-52=</w:t>
+              <w:t>53+38=</w:t>
             </w:r>
           </w:p>
         </w:tc>
@@ -700,7 +700,442 @@
                 <w:rFonts w:ascii="TimeNewRoman" w:hAnsi="TimeNewRoman"/>
                 <w:sz w:val="30"/>
               </w:rPr>
-              <w:t>51-35=</w:t>
+              <w:t>77+5=</w:t>
+            </w:r>
+          </w:p>
+        </w:tc>
+        <w:tc>
+          <w:tcPr>
+            <w:tcW w:type="dxa" w:w="1987"/>
+          </w:tcPr>
+          <w:p>
+            <w:pPr>
+              <w:jc w:val="left"/>
+            </w:pPr>
+            <w:r>
+              <w:rPr>
+                <w:rFonts w:ascii="TimeNewRoman" w:hAnsi="TimeNewRoman"/>
+                <w:sz w:val="30"/>
+              </w:rPr>
+              <w:t>53+29=</w:t>
+            </w:r>
+          </w:p>
+        </w:tc>
+      </w:tr>
+      <w:tr>
+        <w:tc>
+          <w:tcPr>
+            <w:tcW w:type="dxa" w:w="1987"/>
+          </w:tcPr>
+          <w:p>
+            <w:pPr>
+              <w:jc w:val="left"/>
+            </w:pPr>
+            <w:r>
+              <w:rPr>
+                <w:rFonts w:ascii="TimeNewRoman" w:hAnsi="TimeNewRoman"/>
+                <w:sz w:val="30"/>
+              </w:rPr>
+              <w:t>32+59=</w:t>
+            </w:r>
+          </w:p>
+        </w:tc>
+        <w:tc>
+          <w:tcPr>
+            <w:tcW w:type="dxa" w:w="1987"/>
+          </w:tcPr>
+          <w:p>
+            <w:pPr>
+              <w:jc w:val="left"/>
+            </w:pPr>
+            <w:r>
+              <w:rPr>
+                <w:rFonts w:ascii="TimeNewRoman" w:hAnsi="TimeNewRoman"/>
+                <w:sz w:val="30"/>
+              </w:rPr>
+              <w:t>95-9=</w:t>
+            </w:r>
+          </w:p>
+        </w:tc>
+        <w:tc>
+          <w:tcPr>
+            <w:tcW w:type="dxa" w:w="1987"/>
+          </w:tcPr>
+          <w:p>
+            <w:pPr>
+              <w:jc w:val="left"/>
+            </w:pPr>
+            <w:r>
+              <w:rPr>
+                <w:rFonts w:ascii="TimeNewRoman" w:hAnsi="TimeNewRoman"/>
+                <w:sz w:val="30"/>
+              </w:rPr>
+              <w:t>19+59=</w:t>
+            </w:r>
+          </w:p>
+        </w:tc>
+        <w:tc>
+          <w:tcPr>
+            <w:tcW w:type="dxa" w:w="1987"/>
+          </w:tcPr>
+          <w:p>
+            <w:pPr>
+              <w:jc w:val="left"/>
+            </w:pPr>
+            <w:r>
+              <w:rPr>
+                <w:rFonts w:ascii="TimeNewRoman" w:hAnsi="TimeNewRoman"/>
+                <w:sz w:val="30"/>
+              </w:rPr>
+              <w:t>56+35=</w:t>
+            </w:r>
+          </w:p>
+        </w:tc>
+        <w:tc>
+          <w:tcPr>
+            <w:tcW w:type="dxa" w:w="1987"/>
+          </w:tcPr>
+          <w:p>
+            <w:pPr>
+              <w:jc w:val="left"/>
+            </w:pPr>
+            <w:r>
+              <w:rPr>
+                <w:rFonts w:ascii="TimeNewRoman" w:hAnsi="TimeNewRoman"/>
+                <w:sz w:val="30"/>
+              </w:rPr>
+              <w:t>41-9=</w:t>
+            </w:r>
+          </w:p>
+        </w:tc>
+      </w:tr>
+      <w:tr>
+        <w:tc>
+          <w:tcPr>
+            <w:tcW w:type="dxa" w:w="1987"/>
+          </w:tcPr>
+          <w:p>
+            <w:pPr>
+              <w:jc w:val="left"/>
+            </w:pPr>
+            <w:r>
+              <w:rPr>
+                <w:rFonts w:ascii="TimeNewRoman" w:hAnsi="TimeNewRoman"/>
+                <w:sz w:val="30"/>
+              </w:rPr>
+              <w:t>70-47=</w:t>
+            </w:r>
+          </w:p>
+        </w:tc>
+        <w:tc>
+          <w:tcPr>
+            <w:tcW w:type="dxa" w:w="1987"/>
+          </w:tcPr>
+          <w:p>
+            <w:pPr>
+              <w:jc w:val="left"/>
+            </w:pPr>
+            <w:r>
+              <w:rPr>
+                <w:rFonts w:ascii="TimeNewRoman" w:hAnsi="TimeNewRoman"/>
+                <w:sz w:val="30"/>
+              </w:rPr>
+              <w:t>59+24=</w:t>
+            </w:r>
+          </w:p>
+        </w:tc>
+        <w:tc>
+          <w:tcPr>
+            <w:tcW w:type="dxa" w:w="1987"/>
+          </w:tcPr>
+          <w:p>
+            <w:pPr>
+              <w:jc w:val="left"/>
+            </w:pPr>
+            <w:r>
+              <w:rPr>
+                <w:rFonts w:ascii="TimeNewRoman" w:hAnsi="TimeNewRoman"/>
+                <w:sz w:val="30"/>
+              </w:rPr>
+              <w:t>23-9=</w:t>
+            </w:r>
+          </w:p>
+        </w:tc>
+        <w:tc>
+          <w:tcPr>
+            <w:tcW w:type="dxa" w:w="1987"/>
+          </w:tcPr>
+          <w:p>
+            <w:pPr>
+              <w:jc w:val="left"/>
+            </w:pPr>
+            <w:r>
+              <w:rPr>
+                <w:rFonts w:ascii="TimeNewRoman" w:hAnsi="TimeNewRoman"/>
+                <w:sz w:val="30"/>
+              </w:rPr>
+              <w:t>8+59=</w:t>
+            </w:r>
+          </w:p>
+        </w:tc>
+        <w:tc>
+          <w:tcPr>
+            <w:tcW w:type="dxa" w:w="1987"/>
+          </w:tcPr>
+          <w:p>
+            <w:pPr>
+              <w:jc w:val="left"/>
+            </w:pPr>
+            <w:r>
+              <w:rPr>
+                <w:rFonts w:ascii="TimeNewRoman" w:hAnsi="TimeNewRoman"/>
+                <w:sz w:val="30"/>
+              </w:rPr>
+              <w:t>60-13=</w:t>
+            </w:r>
+          </w:p>
+        </w:tc>
+      </w:tr>
+      <w:tr>
+        <w:tc>
+          <w:tcPr>
+            <w:tcW w:type="dxa" w:w="1987"/>
+          </w:tcPr>
+          <w:p>
+            <w:pPr>
+              <w:jc w:val="left"/>
+            </w:pPr>
+            <w:r>
+              <w:rPr>
+                <w:rFonts w:ascii="TimeNewRoman" w:hAnsi="TimeNewRoman"/>
+                <w:sz w:val="30"/>
+              </w:rPr>
+              <w:t>65+26=</w:t>
+            </w:r>
+          </w:p>
+        </w:tc>
+        <w:tc>
+          <w:tcPr>
+            <w:tcW w:type="dxa" w:w="1987"/>
+          </w:tcPr>
+          <w:p>
+            <w:pPr>
+              <w:jc w:val="left"/>
+            </w:pPr>
+            <w:r>
+              <w:rPr>
+                <w:rFonts w:ascii="TimeNewRoman" w:hAnsi="TimeNewRoman"/>
+                <w:sz w:val="30"/>
+              </w:rPr>
+              <w:t>91-39=</w:t>
+            </w:r>
+          </w:p>
+        </w:tc>
+        <w:tc>
+          <w:tcPr>
+            <w:tcW w:type="dxa" w:w="1987"/>
+          </w:tcPr>
+          <w:p>
+            <w:pPr>
+              <w:jc w:val="left"/>
+            </w:pPr>
+            <w:r>
+              <w:rPr>
+                <w:rFonts w:ascii="TimeNewRoman" w:hAnsi="TimeNewRoman"/>
+                <w:sz w:val="30"/>
+              </w:rPr>
+              <w:t>46+7=</w:t>
+            </w:r>
+          </w:p>
+        </w:tc>
+        <w:tc>
+          <w:tcPr>
+            <w:tcW w:type="dxa" w:w="1987"/>
+          </w:tcPr>
+          <w:p>
+            <w:pPr>
+              <w:jc w:val="left"/>
+            </w:pPr>
+            <w:r>
+              <w:rPr>
+                <w:rFonts w:ascii="TimeNewRoman" w:hAnsi="TimeNewRoman"/>
+                <w:sz w:val="30"/>
+              </w:rPr>
+              <w:t>48+16=</w:t>
+            </w:r>
+          </w:p>
+        </w:tc>
+        <w:tc>
+          <w:tcPr>
+            <w:tcW w:type="dxa" w:w="1987"/>
+          </w:tcPr>
+          <w:p>
+            <w:pPr>
+              <w:jc w:val="left"/>
+            </w:pPr>
+            <w:r>
+              <w:rPr>
+                <w:rFonts w:ascii="TimeNewRoman" w:hAnsi="TimeNewRoman"/>
+                <w:sz w:val="30"/>
+              </w:rPr>
+              <w:t>71-39=</w:t>
+            </w:r>
+          </w:p>
+        </w:tc>
+      </w:tr>
+      <w:tr>
+        <w:tc>
+          <w:tcPr>
+            <w:tcW w:type="dxa" w:w="1987"/>
+          </w:tcPr>
+          <w:p>
+            <w:pPr>
+              <w:jc w:val="left"/>
+            </w:pPr>
+            <w:r>
+              <w:rPr>
+                <w:rFonts w:ascii="TimeNewRoman" w:hAnsi="TimeNewRoman"/>
+                <w:sz w:val="30"/>
+              </w:rPr>
+              <w:t>82-66=</w:t>
+            </w:r>
+          </w:p>
+        </w:tc>
+        <w:tc>
+          <w:tcPr>
+            <w:tcW w:type="dxa" w:w="1987"/>
+          </w:tcPr>
+          <w:p>
+            <w:pPr>
+              <w:jc w:val="left"/>
+            </w:pPr>
+            <w:r>
+              <w:rPr>
+                <w:rFonts w:ascii="TimeNewRoman" w:hAnsi="TimeNewRoman"/>
+                <w:sz w:val="30"/>
+              </w:rPr>
+              <w:t>72-68=</w:t>
+            </w:r>
+          </w:p>
+        </w:tc>
+        <w:tc>
+          <w:tcPr>
+            <w:tcW w:type="dxa" w:w="1987"/>
+          </w:tcPr>
+          <w:p>
+            <w:pPr>
+              <w:jc w:val="left"/>
+            </w:pPr>
+            <w:r>
+              <w:rPr>
+                <w:rFonts w:ascii="TimeNewRoman" w:hAnsi="TimeNewRoman"/>
+                <w:sz w:val="30"/>
+              </w:rPr>
+              <w:t>35+17=</w:t>
+            </w:r>
+          </w:p>
+        </w:tc>
+        <w:tc>
+          <w:tcPr>
+            <w:tcW w:type="dxa" w:w="1987"/>
+          </w:tcPr>
+          <w:p>
+            <w:pPr>
+              <w:jc w:val="left"/>
+            </w:pPr>
+            <w:r>
+              <w:rPr>
+                <w:rFonts w:ascii="TimeNewRoman" w:hAnsi="TimeNewRoman"/>
+                <w:sz w:val="30"/>
+              </w:rPr>
+              <w:t>84-78=</w:t>
+            </w:r>
+          </w:p>
+        </w:tc>
+        <w:tc>
+          <w:tcPr>
+            <w:tcW w:type="dxa" w:w="1987"/>
+          </w:tcPr>
+          <w:p>
+            <w:pPr>
+              <w:jc w:val="left"/>
+            </w:pPr>
+            <w:r>
+              <w:rPr>
+                <w:rFonts w:ascii="TimeNewRoman" w:hAnsi="TimeNewRoman"/>
+                <w:sz w:val="30"/>
+              </w:rPr>
+              <w:t>46+25=</w:t>
+            </w:r>
+          </w:p>
+        </w:tc>
+      </w:tr>
+      <w:tr>
+        <w:tc>
+          <w:tcPr>
+            <w:tcW w:type="dxa" w:w="1987"/>
+          </w:tcPr>
+          <w:p>
+            <w:pPr>
+              <w:jc w:val="left"/>
+            </w:pPr>
+            <w:r>
+              <w:rPr>
+                <w:rFonts w:ascii="TimeNewRoman" w:hAnsi="TimeNewRoman"/>
+                <w:sz w:val="30"/>
+              </w:rPr>
+              <w:t>7+44=</w:t>
+            </w:r>
+          </w:p>
+        </w:tc>
+        <w:tc>
+          <w:tcPr>
+            <w:tcW w:type="dxa" w:w="1987"/>
+          </w:tcPr>
+          <w:p>
+            <w:pPr>
+              <w:jc w:val="left"/>
+            </w:pPr>
+            <w:r>
+              <w:rPr>
+                <w:rFonts w:ascii="TimeNewRoman" w:hAnsi="TimeNewRoman"/>
+                <w:sz w:val="30"/>
+              </w:rPr>
+              <w:t>15+36=</w:t>
+            </w:r>
+          </w:p>
+        </w:tc>
+        <w:tc>
+          <w:tcPr>
+            <w:tcW w:type="dxa" w:w="1987"/>
+          </w:tcPr>
+          <w:p>
+            <w:pPr>
+              <w:jc w:val="left"/>
+            </w:pPr>
+            <w:r>
+              <w:rPr>
+                <w:rFonts w:ascii="TimeNewRoman" w:hAnsi="TimeNewRoman"/>
+                <w:sz w:val="30"/>
+              </w:rPr>
+              <w:t>32+39=</w:t>
+            </w:r>
+          </w:p>
+        </w:tc>
+        <w:tc>
+          <w:tcPr>
+            <w:tcW w:type="dxa" w:w="1987"/>
+          </w:tcPr>
+          <w:p>
+            <w:pPr>
+              <w:jc w:val="left"/>
+            </w:pPr>
+            <w:r>
+              <w:rPr>
+                <w:rFonts w:ascii="TimeNewRoman" w:hAnsi="TimeNewRoman"/>
+                <w:sz w:val="30"/>
+              </w:rPr>
+              <w:t>44+19=</w:t>
             </w:r>
           </w:p>
         </w:tc>
@@ -736,7 +1171,7 @@
                 <w:rFonts w:ascii="TimeNewRoman" w:hAnsi="TimeNewRoman"/>
                 <w:sz w:val="30"/>
               </w:rPr>
-              <w:t>38+48=</w:t>
+              <w:t>7+38=</w:t>
             </w:r>
           </w:p>
         </w:tc>
@@ -753,7 +1188,7 @@
                 <w:rFonts w:ascii="TimeNewRoman" w:hAnsi="TimeNewRoman"/>
                 <w:sz w:val="30"/>
               </w:rPr>
-              <w:t>94-28=</w:t>
+              <w:t>46+9=</w:t>
             </w:r>
           </w:p>
         </w:tc>
@@ -770,7 +1205,7 @@
                 <w:rFonts w:ascii="TimeNewRoman" w:hAnsi="TimeNewRoman"/>
                 <w:sz w:val="30"/>
               </w:rPr>
-              <w:t>58+17=</w:t>
+              <w:t>75-48=</w:t>
             </w:r>
           </w:p>
         </w:tc>
@@ -787,7 +1222,7 @@
                 <w:rFonts w:ascii="TimeNewRoman" w:hAnsi="TimeNewRoman"/>
                 <w:sz w:val="30"/>
               </w:rPr>
-              <w:t>17+25=</w:t>
+              <w:t>44+37=</w:t>
             </w:r>
           </w:p>
         </w:tc>
@@ -804,7 +1239,7 @@
                 <w:rFonts w:ascii="TimeNewRoman" w:hAnsi="TimeNewRoman"/>
                 <w:sz w:val="30"/>
               </w:rPr>
-              <w:t>70-49=</w:t>
+              <w:t>37+55=</w:t>
             </w:r>
           </w:p>
         </w:tc>
@@ -823,7 +1258,7 @@
                 <w:rFonts w:ascii="TimeNewRoman" w:hAnsi="TimeNewRoman"/>
                 <w:sz w:val="30"/>
               </w:rPr>
-              <w:t>40-16=</w:t>
+              <w:t>29+54=</w:t>
             </w:r>
           </w:p>
         </w:tc>
@@ -840,7 +1275,7 @@
                 <w:rFonts w:ascii="TimeNewRoman" w:hAnsi="TimeNewRoman"/>
                 <w:sz w:val="30"/>
               </w:rPr>
-              <w:t>82-55=</w:t>
+              <w:t>39+38=</w:t>
             </w:r>
           </w:p>
         </w:tc>
@@ -857,7 +1292,7 @@
                 <w:rFonts w:ascii="TimeNewRoman" w:hAnsi="TimeNewRoman"/>
                 <w:sz w:val="30"/>
               </w:rPr>
-              <w:t>15-7=</w:t>
+              <w:t>52-15=</w:t>
             </w:r>
           </w:p>
         </w:tc>
@@ -874,7 +1309,7 @@
                 <w:rFonts w:ascii="TimeNewRoman" w:hAnsi="TimeNewRoman"/>
                 <w:sz w:val="30"/>
               </w:rPr>
-              <w:t>53-24=</w:t>
+              <w:t>80-75=</w:t>
             </w:r>
           </w:p>
         </w:tc>
@@ -891,7 +1326,7 @@
                 <w:rFonts w:ascii="TimeNewRoman" w:hAnsi="TimeNewRoman"/>
                 <w:sz w:val="30"/>
               </w:rPr>
-              <w:t>72-47=</w:t>
+              <w:t>46-9=</w:t>
             </w:r>
           </w:p>
         </w:tc>
@@ -910,268 +1345,7 @@
                 <w:rFonts w:ascii="TimeNewRoman" w:hAnsi="TimeNewRoman"/>
                 <w:sz w:val="30"/>
               </w:rPr>
-              <w:t>7+18=</w:t>
-            </w:r>
-          </w:p>
-        </w:tc>
-        <w:tc>
-          <w:tcPr>
-            <w:tcW w:type="dxa" w:w="1987"/>
-          </w:tcPr>
-          <w:p>
-            <w:pPr>
-              <w:jc w:val="left"/>
-            </w:pPr>
-            <w:r>
-              <w:rPr>
-                <w:rFonts w:ascii="TimeNewRoman" w:hAnsi="TimeNewRoman"/>
-                <w:sz w:val="30"/>
-              </w:rPr>
-              <w:t>73-25=</w:t>
-            </w:r>
-          </w:p>
-        </w:tc>
-        <w:tc>
-          <w:tcPr>
-            <w:tcW w:type="dxa" w:w="1987"/>
-          </w:tcPr>
-          <w:p>
-            <w:pPr>
-              <w:jc w:val="left"/>
-            </w:pPr>
-            <w:r>
-              <w:rPr>
-                <w:rFonts w:ascii="TimeNewRoman" w:hAnsi="TimeNewRoman"/>
-                <w:sz w:val="30"/>
-              </w:rPr>
-              <w:t>82-75=</w:t>
-            </w:r>
-          </w:p>
-        </w:tc>
-        <w:tc>
-          <w:tcPr>
-            <w:tcW w:type="dxa" w:w="1987"/>
-          </w:tcPr>
-          <w:p>
-            <w:pPr>
-              <w:jc w:val="left"/>
-            </w:pPr>
-            <w:r>
-              <w:rPr>
-                <w:rFonts w:ascii="TimeNewRoman" w:hAnsi="TimeNewRoman"/>
-                <w:sz w:val="30"/>
-              </w:rPr>
-              <w:t>91-14=</w:t>
-            </w:r>
-          </w:p>
-        </w:tc>
-        <w:tc>
-          <w:tcPr>
-            <w:tcW w:type="dxa" w:w="1987"/>
-          </w:tcPr>
-          <w:p>
-            <w:pPr>
-              <w:jc w:val="left"/>
-            </w:pPr>
-            <w:r>
-              <w:rPr>
-                <w:rFonts w:ascii="TimeNewRoman" w:hAnsi="TimeNewRoman"/>
-                <w:sz w:val="30"/>
-              </w:rPr>
-              <w:t>81-49=</w:t>
-            </w:r>
-          </w:p>
-        </w:tc>
-      </w:tr>
-      <w:tr>
-        <w:tc>
-          <w:tcPr>
-            <w:tcW w:type="dxa" w:w="1987"/>
-          </w:tcPr>
-          <w:p>
-            <w:pPr>
-              <w:jc w:val="left"/>
-            </w:pPr>
-            <w:r>
-              <w:rPr>
-                <w:rFonts w:ascii="TimeNewRoman" w:hAnsi="TimeNewRoman"/>
-                <w:sz w:val="30"/>
-              </w:rPr>
-              <w:t>41-27=</w:t>
-            </w:r>
-          </w:p>
-        </w:tc>
-        <w:tc>
-          <w:tcPr>
-            <w:tcW w:type="dxa" w:w="1987"/>
-          </w:tcPr>
-          <w:p>
-            <w:pPr>
-              <w:jc w:val="left"/>
-            </w:pPr>
-            <w:r>
-              <w:rPr>
-                <w:rFonts w:ascii="TimeNewRoman" w:hAnsi="TimeNewRoman"/>
-                <w:sz w:val="30"/>
-              </w:rPr>
-              <w:t>58+9=</w:t>
-            </w:r>
-          </w:p>
-        </w:tc>
-        <w:tc>
-          <w:tcPr>
-            <w:tcW w:type="dxa" w:w="1987"/>
-          </w:tcPr>
-          <w:p>
-            <w:pPr>
-              <w:jc w:val="left"/>
-            </w:pPr>
-            <w:r>
-              <w:rPr>
-                <w:rFonts w:ascii="TimeNewRoman" w:hAnsi="TimeNewRoman"/>
-                <w:sz w:val="30"/>
-              </w:rPr>
-              <w:t>8+46=</w:t>
-            </w:r>
-          </w:p>
-        </w:tc>
-        <w:tc>
-          <w:tcPr>
-            <w:tcW w:type="dxa" w:w="1987"/>
-          </w:tcPr>
-          <w:p>
-            <w:pPr>
-              <w:jc w:val="left"/>
-            </w:pPr>
-            <w:r>
-              <w:rPr>
-                <w:rFonts w:ascii="TimeNewRoman" w:hAnsi="TimeNewRoman"/>
-                <w:sz w:val="30"/>
-              </w:rPr>
-              <w:t>71-28=</w:t>
-            </w:r>
-          </w:p>
-        </w:tc>
-        <w:tc>
-          <w:tcPr>
-            <w:tcW w:type="dxa" w:w="1987"/>
-          </w:tcPr>
-          <w:p>
-            <w:pPr>
-              <w:jc w:val="left"/>
-            </w:pPr>
-            <w:r>
-              <w:rPr>
-                <w:rFonts w:ascii="TimeNewRoman" w:hAnsi="TimeNewRoman"/>
-                <w:sz w:val="30"/>
-              </w:rPr>
-              <w:t>24+39=</w:t>
-            </w:r>
-          </w:p>
-        </w:tc>
-      </w:tr>
-      <w:tr>
-        <w:tc>
-          <w:tcPr>
-            <w:tcW w:type="dxa" w:w="1987"/>
-          </w:tcPr>
-          <w:p>
-            <w:pPr>
-              <w:jc w:val="left"/>
-            </w:pPr>
-            <w:r>
-              <w:rPr>
-                <w:rFonts w:ascii="TimeNewRoman" w:hAnsi="TimeNewRoman"/>
-                <w:sz w:val="30"/>
-              </w:rPr>
-              <w:t>25-8=</w:t>
-            </w:r>
-          </w:p>
-        </w:tc>
-        <w:tc>
-          <w:tcPr>
-            <w:tcW w:type="dxa" w:w="1987"/>
-          </w:tcPr>
-          <w:p>
-            <w:pPr>
-              <w:jc w:val="left"/>
-            </w:pPr>
-            <w:r>
-              <w:rPr>
-                <w:rFonts w:ascii="TimeNewRoman" w:hAnsi="TimeNewRoman"/>
-                <w:sz w:val="30"/>
-              </w:rPr>
-              <w:t>91-17=</w:t>
-            </w:r>
-          </w:p>
-        </w:tc>
-        <w:tc>
-          <w:tcPr>
-            <w:tcW w:type="dxa" w:w="1987"/>
-          </w:tcPr>
-          <w:p>
-            <w:pPr>
-              <w:jc w:val="left"/>
-            </w:pPr>
-            <w:r>
-              <w:rPr>
-                <w:rFonts w:ascii="TimeNewRoman" w:hAnsi="TimeNewRoman"/>
-                <w:sz w:val="30"/>
-              </w:rPr>
-              <w:t>36+5=</w:t>
-            </w:r>
-          </w:p>
-        </w:tc>
-        <w:tc>
-          <w:tcPr>
-            <w:tcW w:type="dxa" w:w="1987"/>
-          </w:tcPr>
-          <w:p>
-            <w:pPr>
-              <w:jc w:val="left"/>
-            </w:pPr>
-            <w:r>
-              <w:rPr>
-                <w:rFonts w:ascii="TimeNewRoman" w:hAnsi="TimeNewRoman"/>
-                <w:sz w:val="30"/>
-              </w:rPr>
-              <w:t>92-77=</w:t>
-            </w:r>
-          </w:p>
-        </w:tc>
-        <w:tc>
-          <w:tcPr>
-            <w:tcW w:type="dxa" w:w="1987"/>
-          </w:tcPr>
-          <w:p>
-            <w:pPr>
-              <w:jc w:val="left"/>
-            </w:pPr>
-            <w:r>
-              <w:rPr>
-                <w:rFonts w:ascii="TimeNewRoman" w:hAnsi="TimeNewRoman"/>
-                <w:sz w:val="30"/>
-              </w:rPr>
-              <w:t>78-29=</w:t>
-            </w:r>
-          </w:p>
-        </w:tc>
-      </w:tr>
-      <w:tr>
-        <w:tc>
-          <w:tcPr>
-            <w:tcW w:type="dxa" w:w="1987"/>
-          </w:tcPr>
-          <w:p>
-            <w:pPr>
-              <w:jc w:val="left"/>
-            </w:pPr>
-            <w:r>
-              <w:rPr>
-                <w:rFonts w:ascii="TimeNewRoman" w:hAnsi="TimeNewRoman"/>
-                <w:sz w:val="30"/>
-              </w:rPr>
-              <w:t>50-41=</w:t>
+              <w:t>94-79=</w:t>
             </w:r>
           </w:p>
         </w:tc>
@@ -1205,7 +1379,7 @@
                 <w:rFonts w:ascii="TimeNewRoman" w:hAnsi="TimeNewRoman"/>
                 <w:sz w:val="30"/>
               </w:rPr>
-              <w:t>16+25=</w:t>
+              <w:t>89+9=</w:t>
             </w:r>
           </w:p>
         </w:tc>
@@ -1222,7 +1396,7 @@
                 <w:rFonts w:ascii="TimeNewRoman" w:hAnsi="TimeNewRoman"/>
                 <w:sz w:val="30"/>
               </w:rPr>
-              <w:t>8+56=</w:t>
+              <w:t>90-1=</w:t>
             </w:r>
           </w:p>
         </w:tc>
@@ -1239,7 +1413,7 @@
                 <w:rFonts w:ascii="TimeNewRoman" w:hAnsi="TimeNewRoman"/>
                 <w:sz w:val="30"/>
               </w:rPr>
-              <w:t>18+35=</w:t>
+              <w:t>53-35=</w:t>
             </w:r>
           </w:p>
         </w:tc>
@@ -1258,7 +1432,7 @@
                 <w:rFonts w:ascii="TimeNewRoman" w:hAnsi="TimeNewRoman"/>
                 <w:sz w:val="30"/>
               </w:rPr>
-              <w:t>20-15=</w:t>
+              <w:t>94-77=</w:t>
             </w:r>
           </w:p>
         </w:tc>
@@ -1275,7 +1449,7 @@
                 <w:rFonts w:ascii="TimeNewRoman" w:hAnsi="TimeNewRoman"/>
                 <w:sz w:val="30"/>
               </w:rPr>
-              <w:t>46+16=</w:t>
+              <w:t>66-17=</w:t>
             </w:r>
           </w:p>
         </w:tc>
@@ -1292,7 +1466,7 @@
                 <w:rFonts w:ascii="TimeNewRoman" w:hAnsi="TimeNewRoman"/>
                 <w:sz w:val="30"/>
               </w:rPr>
-              <w:t>48+28=</w:t>
+              <w:t>92-63=</w:t>
             </w:r>
           </w:p>
         </w:tc>
@@ -1309,7 +1483,7 @@
                 <w:rFonts w:ascii="TimeNewRoman" w:hAnsi="TimeNewRoman"/>
                 <w:sz w:val="30"/>
               </w:rPr>
-              <w:t>49+19=</w:t>
+              <w:t>29+25=</w:t>
             </w:r>
           </w:p>
         </w:tc>
@@ -1326,7 +1500,7 @@
                 <w:rFonts w:ascii="TimeNewRoman" w:hAnsi="TimeNewRoman"/>
                 <w:sz w:val="30"/>
               </w:rPr>
-              <w:t>40-18=</w:t>
+              <w:t>22-14=</w:t>
             </w:r>
           </w:p>
         </w:tc>
@@ -1345,7 +1519,7 @@
                 <w:rFonts w:ascii="TimeNewRoman" w:hAnsi="TimeNewRoman"/>
                 <w:sz w:val="30"/>
               </w:rPr>
-              <w:t>18+78=</w:t>
+              <w:t>82-65=</w:t>
             </w:r>
           </w:p>
         </w:tc>
@@ -1362,7 +1536,7 @@
                 <w:rFonts w:ascii="TimeNewRoman" w:hAnsi="TimeNewRoman"/>
                 <w:sz w:val="30"/>
               </w:rPr>
-              <w:t>16+5=</w:t>
+              <w:t>51-36=</w:t>
             </w:r>
           </w:p>
         </w:tc>
@@ -1379,7 +1553,7 @@
                 <w:rFonts w:ascii="TimeNewRoman" w:hAnsi="TimeNewRoman"/>
                 <w:sz w:val="30"/>
               </w:rPr>
-              <w:t>22-9=</w:t>
+              <w:t>8+89=</w:t>
             </w:r>
           </w:p>
         </w:tc>
@@ -1396,7 +1570,7 @@
                 <w:rFonts w:ascii="TimeNewRoman" w:hAnsi="TimeNewRoman"/>
                 <w:sz w:val="30"/>
               </w:rPr>
-              <w:t>83-54=</w:t>
+              <w:t>54-8=</w:t>
             </w:r>
           </w:p>
         </w:tc>
@@ -1413,7 +1587,7 @@
                 <w:rFonts w:ascii="TimeNewRoman" w:hAnsi="TimeNewRoman"/>
                 <w:sz w:val="30"/>
               </w:rPr>
-              <w:t>91-54=</w:t>
+              <w:t>80-43=</w:t>
             </w:r>
           </w:p>
         </w:tc>
@@ -1432,7 +1606,7 @@
                 <w:rFonts w:ascii="TimeNewRoman" w:hAnsi="TimeNewRoman"/>
                 <w:sz w:val="30"/>
               </w:rPr>
-              <w:t>7+67=</w:t>
+              <w:t>19+5=</w:t>
             </w:r>
           </w:p>
         </w:tc>
@@ -1449,7 +1623,7 @@
                 <w:rFonts w:ascii="TimeNewRoman" w:hAnsi="TimeNewRoman"/>
                 <w:sz w:val="30"/>
               </w:rPr>
-              <w:t>37+39=</w:t>
+              <w:t>61-23=</w:t>
             </w:r>
           </w:p>
         </w:tc>
@@ -1466,7 +1640,7 @@
                 <w:rFonts w:ascii="TimeNewRoman" w:hAnsi="TimeNewRoman"/>
                 <w:sz w:val="30"/>
               </w:rPr>
-              <w:t>38+39=</w:t>
+              <w:t>27+56=</w:t>
             </w:r>
           </w:p>
         </w:tc>
@@ -1483,7 +1657,7 @@
                 <w:rFonts w:ascii="TimeNewRoman" w:hAnsi="TimeNewRoman"/>
                 <w:sz w:val="30"/>
               </w:rPr>
-              <w:t>7+66=</w:t>
+              <w:t>44-17=</w:t>
             </w:r>
           </w:p>
         </w:tc>
@@ -1500,7 +1674,7 @@
                 <w:rFonts w:ascii="TimeNewRoman" w:hAnsi="TimeNewRoman"/>
                 <w:sz w:val="30"/>
               </w:rPr>
-              <w:t>25+8=</w:t>
+              <w:t>92-46=</w:t>
             </w:r>
           </w:p>
         </w:tc>
@@ -1519,7 +1693,7 @@
                 <w:rFonts w:ascii="TimeNewRoman" w:hAnsi="TimeNewRoman"/>
                 <w:sz w:val="30"/>
               </w:rPr>
-              <w:t>17+77=</w:t>
+              <w:t>28+4=</w:t>
             </w:r>
           </w:p>
         </w:tc>
@@ -1536,7 +1710,7 @@
                 <w:rFonts w:ascii="TimeNewRoman" w:hAnsi="TimeNewRoman"/>
                 <w:sz w:val="30"/>
               </w:rPr>
-              <w:t>24+17=</w:t>
+              <w:t>53-44=</w:t>
             </w:r>
           </w:p>
         </w:tc>
@@ -1553,7 +1727,7 @@
                 <w:rFonts w:ascii="TimeNewRoman" w:hAnsi="TimeNewRoman"/>
                 <w:sz w:val="30"/>
               </w:rPr>
-              <w:t>45+29=</w:t>
+              <w:t>52-7=</w:t>
             </w:r>
           </w:p>
         </w:tc>
@@ -1570,7 +1744,7 @@
                 <w:rFonts w:ascii="TimeNewRoman" w:hAnsi="TimeNewRoman"/>
                 <w:sz w:val="30"/>
               </w:rPr>
-              <w:t>71-62=</w:t>
+              <w:t>53-9=</w:t>
             </w:r>
           </w:p>
         </w:tc>
@@ -1587,181 +1761,7 @@
                 <w:rFonts w:ascii="TimeNewRoman" w:hAnsi="TimeNewRoman"/>
                 <w:sz w:val="30"/>
               </w:rPr>
-              <w:t>86-79=</w:t>
-            </w:r>
-          </w:p>
-        </w:tc>
-      </w:tr>
-      <w:tr>
-        <w:tc>
-          <w:tcPr>
-            <w:tcW w:type="dxa" w:w="1987"/>
-          </w:tcPr>
-          <w:p>
-            <w:pPr>
-              <w:jc w:val="left"/>
-            </w:pPr>
-            <w:r>
-              <w:rPr>
-                <w:rFonts w:ascii="TimeNewRoman" w:hAnsi="TimeNewRoman"/>
-                <w:sz w:val="30"/>
-              </w:rPr>
-              <w:t>50-37=</w:t>
-            </w:r>
-          </w:p>
-        </w:tc>
-        <w:tc>
-          <w:tcPr>
-            <w:tcW w:type="dxa" w:w="1987"/>
-          </w:tcPr>
-          <w:p>
-            <w:pPr>
-              <w:jc w:val="left"/>
-            </w:pPr>
-            <w:r>
-              <w:rPr>
-                <w:rFonts w:ascii="TimeNewRoman" w:hAnsi="TimeNewRoman"/>
-                <w:sz w:val="30"/>
-              </w:rPr>
-              <w:t>33+48=</w:t>
-            </w:r>
-          </w:p>
-        </w:tc>
-        <w:tc>
-          <w:tcPr>
-            <w:tcW w:type="dxa" w:w="1987"/>
-          </w:tcPr>
-          <w:p>
-            <w:pPr>
-              <w:jc w:val="left"/>
-            </w:pPr>
-            <w:r>
-              <w:rPr>
-                <w:rFonts w:ascii="TimeNewRoman" w:hAnsi="TimeNewRoman"/>
-                <w:sz w:val="30"/>
-              </w:rPr>
-              <w:t>61-8=</w:t>
-            </w:r>
-          </w:p>
-        </w:tc>
-        <w:tc>
-          <w:tcPr>
-            <w:tcW w:type="dxa" w:w="1987"/>
-          </w:tcPr>
-          <w:p>
-            <w:pPr>
-              <w:jc w:val="left"/>
-            </w:pPr>
-            <w:r>
-              <w:rPr>
-                <w:rFonts w:ascii="TimeNewRoman" w:hAnsi="TimeNewRoman"/>
-                <w:sz w:val="30"/>
-              </w:rPr>
-              <w:t>4+47=</w:t>
-            </w:r>
-          </w:p>
-        </w:tc>
-        <w:tc>
-          <w:tcPr>
-            <w:tcW w:type="dxa" w:w="1987"/>
-          </w:tcPr>
-          <w:p>
-            <w:pPr>
-              <w:jc w:val="left"/>
-            </w:pPr>
-            <w:r>
-              <w:rPr>
-                <w:rFonts w:ascii="TimeNewRoman" w:hAnsi="TimeNewRoman"/>
-                <w:sz w:val="30"/>
-              </w:rPr>
-              <w:t>82-39=</w:t>
-            </w:r>
-          </w:p>
-        </w:tc>
-      </w:tr>
-      <w:tr>
-        <w:tc>
-          <w:tcPr>
-            <w:tcW w:type="dxa" w:w="1987"/>
-          </w:tcPr>
-          <w:p>
-            <w:pPr>
-              <w:jc w:val="left"/>
-            </w:pPr>
-            <w:r>
-              <w:rPr>
-                <w:rFonts w:ascii="TimeNewRoman" w:hAnsi="TimeNewRoman"/>
-                <w:sz w:val="30"/>
-              </w:rPr>
-              <w:t>64+8=</w:t>
-            </w:r>
-          </w:p>
-        </w:tc>
-        <w:tc>
-          <w:tcPr>
-            <w:tcW w:type="dxa" w:w="1987"/>
-          </w:tcPr>
-          <w:p>
-            <w:pPr>
-              <w:jc w:val="left"/>
-            </w:pPr>
-            <w:r>
-              <w:rPr>
-                <w:rFonts w:ascii="TimeNewRoman" w:hAnsi="TimeNewRoman"/>
-                <w:sz w:val="30"/>
-              </w:rPr>
-              <w:t>9+64=</w:t>
-            </w:r>
-          </w:p>
-        </w:tc>
-        <w:tc>
-          <w:tcPr>
-            <w:tcW w:type="dxa" w:w="1987"/>
-          </w:tcPr>
-          <w:p>
-            <w:pPr>
-              <w:jc w:val="left"/>
-            </w:pPr>
-            <w:r>
-              <w:rPr>
-                <w:rFonts w:ascii="TimeNewRoman" w:hAnsi="TimeNewRoman"/>
-                <w:sz w:val="30"/>
-              </w:rPr>
-              <w:t>81-16=</w:t>
-            </w:r>
-          </w:p>
-        </w:tc>
-        <w:tc>
-          <w:tcPr>
-            <w:tcW w:type="dxa" w:w="1987"/>
-          </w:tcPr>
-          <w:p>
-            <w:pPr>
-              <w:jc w:val="left"/>
-            </w:pPr>
-            <w:r>
-              <w:rPr>
-                <w:rFonts w:ascii="TimeNewRoman" w:hAnsi="TimeNewRoman"/>
-                <w:sz w:val="30"/>
-              </w:rPr>
-              <w:t>62-26=</w:t>
-            </w:r>
-          </w:p>
-        </w:tc>
-        <w:tc>
-          <w:tcPr>
-            <w:tcW w:type="dxa" w:w="1987"/>
-          </w:tcPr>
-          <w:p>
-            <w:pPr>
-              <w:jc w:val="left"/>
-            </w:pPr>
-            <w:r>
-              <w:rPr>
-                <w:rFonts w:ascii="TimeNewRoman" w:hAnsi="TimeNewRoman"/>
-                <w:sz w:val="30"/>
-              </w:rPr>
-              <w:t>97-69=</w:t>
+              <w:t>43+38=</w:t>
             </w:r>
           </w:p>
         </w:tc>

--- a/adc_sbb_within_100.docx
+++ b/adc_sbb_within_100.docx
@@ -11,7 +11,7 @@
           <w:rFonts w:ascii="Arial" w:hAnsi="Arial"/>
           <w:sz w:val="30"/>
         </w:rPr>
-        <w:t>2026-09-24 Thursday</w:t>
+        <w:t>2026-09-25 Friday</w:t>
       </w:r>
     </w:p>
     <w:tbl>
@@ -40,7 +40,7 @@
                 <w:rFonts w:ascii="TimeNewRoman" w:hAnsi="TimeNewRoman"/>
                 <w:sz w:val="30"/>
               </w:rPr>
-              <w:t>55+29=</w:t>
+              <w:t>51-35=</w:t>
             </w:r>
           </w:p>
         </w:tc>
@@ -57,7 +57,7 @@
                 <w:rFonts w:ascii="TimeNewRoman" w:hAnsi="TimeNewRoman"/>
                 <w:sz w:val="30"/>
               </w:rPr>
-              <w:t>39+43=</w:t>
+              <w:t>31-4=</w:t>
             </w:r>
           </w:p>
         </w:tc>
@@ -74,7 +74,7 @@
                 <w:rFonts w:ascii="TimeNewRoman" w:hAnsi="TimeNewRoman"/>
                 <w:sz w:val="30"/>
               </w:rPr>
-              <w:t>8+47=</w:t>
+              <w:t>8+63=</w:t>
             </w:r>
           </w:p>
         </w:tc>
@@ -91,7 +91,7 @@
                 <w:rFonts w:ascii="TimeNewRoman" w:hAnsi="TimeNewRoman"/>
                 <w:sz w:val="30"/>
               </w:rPr>
-              <w:t>16+27=</w:t>
+              <w:t>68+3=</w:t>
             </w:r>
           </w:p>
         </w:tc>
@@ -108,7 +108,7 @@
                 <w:rFonts w:ascii="TimeNewRoman" w:hAnsi="TimeNewRoman"/>
                 <w:sz w:val="30"/>
               </w:rPr>
-              <w:t>48+15=</w:t>
+              <w:t>49+42=</w:t>
             </w:r>
           </w:p>
         </w:tc>
@@ -127,7 +127,7 @@
                 <w:rFonts w:ascii="TimeNewRoman" w:hAnsi="TimeNewRoman"/>
                 <w:sz w:val="30"/>
               </w:rPr>
-              <w:t>90-29=</w:t>
+              <w:t>18+18=</w:t>
             </w:r>
           </w:p>
         </w:tc>
@@ -144,7 +144,7 @@
                 <w:rFonts w:ascii="TimeNewRoman" w:hAnsi="TimeNewRoman"/>
                 <w:sz w:val="30"/>
               </w:rPr>
-              <w:t>82-39=</w:t>
+              <w:t>58+35=</w:t>
             </w:r>
           </w:p>
         </w:tc>
@@ -161,7 +161,7 @@
                 <w:rFonts w:ascii="TimeNewRoman" w:hAnsi="TimeNewRoman"/>
                 <w:sz w:val="30"/>
               </w:rPr>
-              <w:t>87-69=</w:t>
+              <w:t>18+3=</w:t>
             </w:r>
           </w:p>
         </w:tc>
@@ -178,268 +178,7 @@
                 <w:rFonts w:ascii="TimeNewRoman" w:hAnsi="TimeNewRoman"/>
                 <w:sz w:val="30"/>
               </w:rPr>
-              <w:t>42-8=</w:t>
-            </w:r>
-          </w:p>
-        </w:tc>
-        <w:tc>
-          <w:tcPr>
-            <w:tcW w:type="dxa" w:w="1987"/>
-          </w:tcPr>
-          <w:p>
-            <w:pPr>
-              <w:jc w:val="left"/>
-            </w:pPr>
-            <w:r>
-              <w:rPr>
-                <w:rFonts w:ascii="TimeNewRoman" w:hAnsi="TimeNewRoman"/>
-                <w:sz w:val="30"/>
-              </w:rPr>
-              <w:t>94-88=</w:t>
-            </w:r>
-          </w:p>
-        </w:tc>
-      </w:tr>
-      <w:tr>
-        <w:tc>
-          <w:tcPr>
-            <w:tcW w:type="dxa" w:w="1987"/>
-          </w:tcPr>
-          <w:p>
-            <w:pPr>
-              <w:jc w:val="left"/>
-            </w:pPr>
-            <w:r>
-              <w:rPr>
-                <w:rFonts w:ascii="TimeNewRoman" w:hAnsi="TimeNewRoman"/>
-                <w:sz w:val="30"/>
-              </w:rPr>
-              <w:t>17+54=</w:t>
-            </w:r>
-          </w:p>
-        </w:tc>
-        <w:tc>
-          <w:tcPr>
-            <w:tcW w:type="dxa" w:w="1987"/>
-          </w:tcPr>
-          <w:p>
-            <w:pPr>
-              <w:jc w:val="left"/>
-            </w:pPr>
-            <w:r>
-              <w:rPr>
-                <w:rFonts w:ascii="TimeNewRoman" w:hAnsi="TimeNewRoman"/>
-                <w:sz w:val="30"/>
-              </w:rPr>
-              <w:t>21-6=</w:t>
-            </w:r>
-          </w:p>
-        </w:tc>
-        <w:tc>
-          <w:tcPr>
-            <w:tcW w:type="dxa" w:w="1987"/>
-          </w:tcPr>
-          <w:p>
-            <w:pPr>
-              <w:jc w:val="left"/>
-            </w:pPr>
-            <w:r>
-              <w:rPr>
-                <w:rFonts w:ascii="TimeNewRoman" w:hAnsi="TimeNewRoman"/>
-                <w:sz w:val="30"/>
-              </w:rPr>
-              <w:t>34+47=</w:t>
-            </w:r>
-          </w:p>
-        </w:tc>
-        <w:tc>
-          <w:tcPr>
-            <w:tcW w:type="dxa" w:w="1987"/>
-          </w:tcPr>
-          <w:p>
-            <w:pPr>
-              <w:jc w:val="left"/>
-            </w:pPr>
-            <w:r>
-              <w:rPr>
-                <w:rFonts w:ascii="TimeNewRoman" w:hAnsi="TimeNewRoman"/>
-                <w:sz w:val="30"/>
-              </w:rPr>
-              <w:t>28+69=</w:t>
-            </w:r>
-          </w:p>
-        </w:tc>
-        <w:tc>
-          <w:tcPr>
-            <w:tcW w:type="dxa" w:w="1987"/>
-          </w:tcPr>
-          <w:p>
-            <w:pPr>
-              <w:jc w:val="left"/>
-            </w:pPr>
-            <w:r>
-              <w:rPr>
-                <w:rFonts w:ascii="TimeNewRoman" w:hAnsi="TimeNewRoman"/>
-                <w:sz w:val="30"/>
-              </w:rPr>
-              <w:t>64+28=</w:t>
-            </w:r>
-          </w:p>
-        </w:tc>
-      </w:tr>
-      <w:tr>
-        <w:tc>
-          <w:tcPr>
-            <w:tcW w:type="dxa" w:w="1987"/>
-          </w:tcPr>
-          <w:p>
-            <w:pPr>
-              <w:jc w:val="left"/>
-            </w:pPr>
-            <w:r>
-              <w:rPr>
-                <w:rFonts w:ascii="TimeNewRoman" w:hAnsi="TimeNewRoman"/>
-                <w:sz w:val="30"/>
-              </w:rPr>
-              <w:t>3+69=</w:t>
-            </w:r>
-          </w:p>
-        </w:tc>
-        <w:tc>
-          <w:tcPr>
-            <w:tcW w:type="dxa" w:w="1987"/>
-          </w:tcPr>
-          <w:p>
-            <w:pPr>
-              <w:jc w:val="left"/>
-            </w:pPr>
-            <w:r>
-              <w:rPr>
-                <w:rFonts w:ascii="TimeNewRoman" w:hAnsi="TimeNewRoman"/>
-                <w:sz w:val="30"/>
-              </w:rPr>
-              <w:t>46+46=</w:t>
-            </w:r>
-          </w:p>
-        </w:tc>
-        <w:tc>
-          <w:tcPr>
-            <w:tcW w:type="dxa" w:w="1987"/>
-          </w:tcPr>
-          <w:p>
-            <w:pPr>
-              <w:jc w:val="left"/>
-            </w:pPr>
-            <w:r>
-              <w:rPr>
-                <w:rFonts w:ascii="TimeNewRoman" w:hAnsi="TimeNewRoman"/>
-                <w:sz w:val="30"/>
-              </w:rPr>
-              <w:t>54-26=</w:t>
-            </w:r>
-          </w:p>
-        </w:tc>
-        <w:tc>
-          <w:tcPr>
-            <w:tcW w:type="dxa" w:w="1987"/>
-          </w:tcPr>
-          <w:p>
-            <w:pPr>
-              <w:jc w:val="left"/>
-            </w:pPr>
-            <w:r>
-              <w:rPr>
-                <w:rFonts w:ascii="TimeNewRoman" w:hAnsi="TimeNewRoman"/>
-                <w:sz w:val="30"/>
-              </w:rPr>
-              <w:t>17+74=</w:t>
-            </w:r>
-          </w:p>
-        </w:tc>
-        <w:tc>
-          <w:tcPr>
-            <w:tcW w:type="dxa" w:w="1987"/>
-          </w:tcPr>
-          <w:p>
-            <w:pPr>
-              <w:jc w:val="left"/>
-            </w:pPr>
-            <w:r>
-              <w:rPr>
-                <w:rFonts w:ascii="TimeNewRoman" w:hAnsi="TimeNewRoman"/>
-                <w:sz w:val="30"/>
-              </w:rPr>
-              <w:t>50-37=</w:t>
-            </w:r>
-          </w:p>
-        </w:tc>
-      </w:tr>
-      <w:tr>
-        <w:tc>
-          <w:tcPr>
-            <w:tcW w:type="dxa" w:w="1987"/>
-          </w:tcPr>
-          <w:p>
-            <w:pPr>
-              <w:jc w:val="left"/>
-            </w:pPr>
-            <w:r>
-              <w:rPr>
-                <w:rFonts w:ascii="TimeNewRoman" w:hAnsi="TimeNewRoman"/>
-                <w:sz w:val="30"/>
-              </w:rPr>
-              <w:t>80-2=</w:t>
-            </w:r>
-          </w:p>
-        </w:tc>
-        <w:tc>
-          <w:tcPr>
-            <w:tcW w:type="dxa" w:w="1987"/>
-          </w:tcPr>
-          <w:p>
-            <w:pPr>
-              <w:jc w:val="left"/>
-            </w:pPr>
-            <w:r>
-              <w:rPr>
-                <w:rFonts w:ascii="TimeNewRoman" w:hAnsi="TimeNewRoman"/>
-                <w:sz w:val="30"/>
-              </w:rPr>
-              <w:t>33-6=</w:t>
-            </w:r>
-          </w:p>
-        </w:tc>
-        <w:tc>
-          <w:tcPr>
-            <w:tcW w:type="dxa" w:w="1987"/>
-          </w:tcPr>
-          <w:p>
-            <w:pPr>
-              <w:jc w:val="left"/>
-            </w:pPr>
-            <w:r>
-              <w:rPr>
-                <w:rFonts w:ascii="TimeNewRoman" w:hAnsi="TimeNewRoman"/>
-                <w:sz w:val="30"/>
-              </w:rPr>
-              <w:t>94-69=</w:t>
-            </w:r>
-          </w:p>
-        </w:tc>
-        <w:tc>
-          <w:tcPr>
-            <w:tcW w:type="dxa" w:w="1987"/>
-          </w:tcPr>
-          <w:p>
-            <w:pPr>
-              <w:jc w:val="left"/>
-            </w:pPr>
-            <w:r>
-              <w:rPr>
-                <w:rFonts w:ascii="TimeNewRoman" w:hAnsi="TimeNewRoman"/>
-                <w:sz w:val="30"/>
-              </w:rPr>
-              <w:t>19+37=</w:t>
+              <w:t>83+9=</w:t>
             </w:r>
           </w:p>
         </w:tc>
@@ -475,7 +214,7 @@
                 <w:rFonts w:ascii="TimeNewRoman" w:hAnsi="TimeNewRoman"/>
                 <w:sz w:val="30"/>
               </w:rPr>
-              <w:t>59+14=</w:t>
+              <w:t>9+24=</w:t>
             </w:r>
           </w:p>
         </w:tc>
@@ -492,7 +231,7 @@
                 <w:rFonts w:ascii="TimeNewRoman" w:hAnsi="TimeNewRoman"/>
                 <w:sz w:val="30"/>
               </w:rPr>
-              <w:t>70-7=</w:t>
+              <w:t>6+17=</w:t>
             </w:r>
           </w:p>
         </w:tc>
@@ -509,7 +248,7 @@
                 <w:rFonts w:ascii="TimeNewRoman" w:hAnsi="TimeNewRoman"/>
                 <w:sz w:val="30"/>
               </w:rPr>
-              <w:t>78+14=</w:t>
+              <w:t>13+39=</w:t>
             </w:r>
           </w:p>
         </w:tc>
@@ -526,7 +265,7 @@
                 <w:rFonts w:ascii="TimeNewRoman" w:hAnsi="TimeNewRoman"/>
                 <w:sz w:val="30"/>
               </w:rPr>
-              <w:t>17+44=</w:t>
+              <w:t>23+39=</w:t>
             </w:r>
           </w:p>
         </w:tc>
@@ -543,7 +282,7 @@
                 <w:rFonts w:ascii="TimeNewRoman" w:hAnsi="TimeNewRoman"/>
                 <w:sz w:val="30"/>
               </w:rPr>
-              <w:t>73-56=</w:t>
+              <w:t>34+37=</w:t>
             </w:r>
           </w:p>
         </w:tc>
@@ -562,7 +301,7 @@
                 <w:rFonts w:ascii="TimeNewRoman" w:hAnsi="TimeNewRoman"/>
                 <w:sz w:val="30"/>
               </w:rPr>
-              <w:t>7+26=</w:t>
+              <w:t>46+38=</w:t>
             </w:r>
           </w:p>
         </w:tc>
@@ -579,7 +318,7 @@
                 <w:rFonts w:ascii="TimeNewRoman" w:hAnsi="TimeNewRoman"/>
                 <w:sz w:val="30"/>
               </w:rPr>
-              <w:t>28+15=</w:t>
+              <w:t>52+9=</w:t>
             </w:r>
           </w:p>
         </w:tc>
@@ -596,7 +335,7 @@
                 <w:rFonts w:ascii="TimeNewRoman" w:hAnsi="TimeNewRoman"/>
                 <w:sz w:val="30"/>
               </w:rPr>
-              <w:t>86+6=</w:t>
+              <w:t>91-15=</w:t>
             </w:r>
           </w:p>
         </w:tc>
@@ -613,7 +352,7 @@
                 <w:rFonts w:ascii="TimeNewRoman" w:hAnsi="TimeNewRoman"/>
                 <w:sz w:val="30"/>
               </w:rPr>
-              <w:t>31-13=</w:t>
+              <w:t>48+47=</w:t>
             </w:r>
           </w:p>
         </w:tc>
@@ -630,7 +369,7 @@
                 <w:rFonts w:ascii="TimeNewRoman" w:hAnsi="TimeNewRoman"/>
                 <w:sz w:val="30"/>
               </w:rPr>
-              <w:t>34+19=</w:t>
+              <w:t>75-28=</w:t>
             </w:r>
           </w:p>
         </w:tc>
@@ -649,7 +388,7 @@
                 <w:rFonts w:ascii="TimeNewRoman" w:hAnsi="TimeNewRoman"/>
                 <w:sz w:val="30"/>
               </w:rPr>
-              <w:t>51-43=</w:t>
+              <w:t>37+58=</w:t>
             </w:r>
           </w:p>
         </w:tc>
@@ -666,7 +405,7 @@
                 <w:rFonts w:ascii="TimeNewRoman" w:hAnsi="TimeNewRoman"/>
                 <w:sz w:val="30"/>
               </w:rPr>
-              <w:t>29+32=</w:t>
+              <w:t>31-17=</w:t>
             </w:r>
           </w:p>
         </w:tc>
@@ -683,7 +422,7 @@
                 <w:rFonts w:ascii="TimeNewRoman" w:hAnsi="TimeNewRoman"/>
                 <w:sz w:val="30"/>
               </w:rPr>
-              <w:t>53+38=</w:t>
+              <w:t>27+14=</w:t>
             </w:r>
           </w:p>
         </w:tc>
@@ -700,7 +439,7 @@
                 <w:rFonts w:ascii="TimeNewRoman" w:hAnsi="TimeNewRoman"/>
                 <w:sz w:val="30"/>
               </w:rPr>
-              <w:t>77+5=</w:t>
+              <w:t>91-28=</w:t>
             </w:r>
           </w:p>
         </w:tc>
@@ -717,7 +456,7 @@
                 <w:rFonts w:ascii="TimeNewRoman" w:hAnsi="TimeNewRoman"/>
                 <w:sz w:val="30"/>
               </w:rPr>
-              <w:t>53+29=</w:t>
+              <w:t>83-54=</w:t>
             </w:r>
           </w:p>
         </w:tc>
@@ -736,7 +475,7 @@
                 <w:rFonts w:ascii="TimeNewRoman" w:hAnsi="TimeNewRoman"/>
                 <w:sz w:val="30"/>
               </w:rPr>
-              <w:t>32+59=</w:t>
+              <w:t>37+54=</w:t>
             </w:r>
           </w:p>
         </w:tc>
@@ -753,7 +492,7 @@
                 <w:rFonts w:ascii="TimeNewRoman" w:hAnsi="TimeNewRoman"/>
                 <w:sz w:val="30"/>
               </w:rPr>
-              <w:t>95-9=</w:t>
+              <w:t>89+6=</w:t>
             </w:r>
           </w:p>
         </w:tc>
@@ -770,7 +509,7 @@
                 <w:rFonts w:ascii="TimeNewRoman" w:hAnsi="TimeNewRoman"/>
                 <w:sz w:val="30"/>
               </w:rPr>
-              <w:t>19+59=</w:t>
+              <w:t>63-6=</w:t>
             </w:r>
           </w:p>
         </w:tc>
@@ -787,7 +526,7 @@
                 <w:rFonts w:ascii="TimeNewRoman" w:hAnsi="TimeNewRoman"/>
                 <w:sz w:val="30"/>
               </w:rPr>
-              <w:t>56+35=</w:t>
+              <w:t>3+18=</w:t>
             </w:r>
           </w:p>
         </w:tc>
@@ -804,7 +543,7 @@
                 <w:rFonts w:ascii="TimeNewRoman" w:hAnsi="TimeNewRoman"/>
                 <w:sz w:val="30"/>
               </w:rPr>
-              <w:t>41-9=</w:t>
+              <w:t>17+78=</w:t>
             </w:r>
           </w:p>
         </w:tc>
@@ -823,7 +562,7 @@
                 <w:rFonts w:ascii="TimeNewRoman" w:hAnsi="TimeNewRoman"/>
                 <w:sz w:val="30"/>
               </w:rPr>
-              <w:t>70-47=</w:t>
+              <w:t>65+19=</w:t>
             </w:r>
           </w:p>
         </w:tc>
@@ -840,7 +579,7 @@
                 <w:rFonts w:ascii="TimeNewRoman" w:hAnsi="TimeNewRoman"/>
                 <w:sz w:val="30"/>
               </w:rPr>
-              <w:t>59+24=</w:t>
+              <w:t>29+59=</w:t>
             </w:r>
           </w:p>
         </w:tc>
@@ -857,7 +596,7 @@
                 <w:rFonts w:ascii="TimeNewRoman" w:hAnsi="TimeNewRoman"/>
                 <w:sz w:val="30"/>
               </w:rPr>
-              <w:t>23-9=</w:t>
+              <w:t>42-17=</w:t>
             </w:r>
           </w:p>
         </w:tc>
@@ -874,7 +613,7 @@
                 <w:rFonts w:ascii="TimeNewRoman" w:hAnsi="TimeNewRoman"/>
                 <w:sz w:val="30"/>
               </w:rPr>
-              <w:t>8+59=</w:t>
+              <w:t>29+38=</w:t>
             </w:r>
           </w:p>
         </w:tc>
@@ -891,7 +630,7 @@
                 <w:rFonts w:ascii="TimeNewRoman" w:hAnsi="TimeNewRoman"/>
                 <w:sz w:val="30"/>
               </w:rPr>
-              <w:t>60-13=</w:t>
+              <w:t>25+27=</w:t>
             </w:r>
           </w:p>
         </w:tc>
@@ -910,7 +649,7 @@
                 <w:rFonts w:ascii="TimeNewRoman" w:hAnsi="TimeNewRoman"/>
                 <w:sz w:val="30"/>
               </w:rPr>
-              <w:t>65+26=</w:t>
+              <w:t>20-5=</w:t>
             </w:r>
           </w:p>
         </w:tc>
@@ -927,7 +666,7 @@
                 <w:rFonts w:ascii="TimeNewRoman" w:hAnsi="TimeNewRoman"/>
                 <w:sz w:val="30"/>
               </w:rPr>
-              <w:t>91-39=</w:t>
+              <w:t>28+35=</w:t>
             </w:r>
           </w:p>
         </w:tc>
@@ -944,7 +683,7 @@
                 <w:rFonts w:ascii="TimeNewRoman" w:hAnsi="TimeNewRoman"/>
                 <w:sz w:val="30"/>
               </w:rPr>
-              <w:t>46+7=</w:t>
+              <w:t>16+49=</w:t>
             </w:r>
           </w:p>
         </w:tc>
@@ -961,7 +700,7 @@
                 <w:rFonts w:ascii="TimeNewRoman" w:hAnsi="TimeNewRoman"/>
                 <w:sz w:val="30"/>
               </w:rPr>
-              <w:t>48+16=</w:t>
+              <w:t>72-36=</w:t>
             </w:r>
           </w:p>
         </w:tc>
@@ -978,7 +717,7 @@
                 <w:rFonts w:ascii="TimeNewRoman" w:hAnsi="TimeNewRoman"/>
                 <w:sz w:val="30"/>
               </w:rPr>
-              <w:t>71-39=</w:t>
+              <w:t>75+17=</w:t>
             </w:r>
           </w:p>
         </w:tc>
@@ -997,7 +736,7 @@
                 <w:rFonts w:ascii="TimeNewRoman" w:hAnsi="TimeNewRoman"/>
                 <w:sz w:val="30"/>
               </w:rPr>
-              <w:t>82-66=</w:t>
+              <w:t>48+7=</w:t>
             </w:r>
           </w:p>
         </w:tc>
@@ -1014,7 +753,7 @@
                 <w:rFonts w:ascii="TimeNewRoman" w:hAnsi="TimeNewRoman"/>
                 <w:sz w:val="30"/>
               </w:rPr>
-              <w:t>72-68=</w:t>
+              <w:t>7+16=</w:t>
             </w:r>
           </w:p>
         </w:tc>
@@ -1031,7 +770,7 @@
                 <w:rFonts w:ascii="TimeNewRoman" w:hAnsi="TimeNewRoman"/>
                 <w:sz w:val="30"/>
               </w:rPr>
-              <w:t>35+17=</w:t>
+              <w:t>38+9=</w:t>
             </w:r>
           </w:p>
         </w:tc>
@@ -1048,7 +787,7 @@
                 <w:rFonts w:ascii="TimeNewRoman" w:hAnsi="TimeNewRoman"/>
                 <w:sz w:val="30"/>
               </w:rPr>
-              <w:t>84-78=</w:t>
+              <w:t>43-26=</w:t>
             </w:r>
           </w:p>
         </w:tc>
@@ -1065,7 +804,7 @@
                 <w:rFonts w:ascii="TimeNewRoman" w:hAnsi="TimeNewRoman"/>
                 <w:sz w:val="30"/>
               </w:rPr>
-              <w:t>46+25=</w:t>
+              <w:t>43-29=</w:t>
             </w:r>
           </w:p>
         </w:tc>
@@ -1084,7 +823,7 @@
                 <w:rFonts w:ascii="TimeNewRoman" w:hAnsi="TimeNewRoman"/>
                 <w:sz w:val="30"/>
               </w:rPr>
-              <w:t>7+44=</w:t>
+              <w:t>28+55=</w:t>
             </w:r>
           </w:p>
         </w:tc>
@@ -1101,7 +840,7 @@
                 <w:rFonts w:ascii="TimeNewRoman" w:hAnsi="TimeNewRoman"/>
                 <w:sz w:val="30"/>
               </w:rPr>
-              <w:t>15+36=</w:t>
+              <w:t>57-49=</w:t>
             </w:r>
           </w:p>
         </w:tc>
@@ -1118,7 +857,7 @@
                 <w:rFonts w:ascii="TimeNewRoman" w:hAnsi="TimeNewRoman"/>
                 <w:sz w:val="30"/>
               </w:rPr>
-              <w:t>32+39=</w:t>
+              <w:t>5+9=</w:t>
             </w:r>
           </w:p>
         </w:tc>
@@ -1135,7 +874,7 @@
                 <w:rFonts w:ascii="TimeNewRoman" w:hAnsi="TimeNewRoman"/>
                 <w:sz w:val="30"/>
               </w:rPr>
-              <w:t>44+19=</w:t>
+              <w:t>28+59=</w:t>
             </w:r>
           </w:p>
         </w:tc>
@@ -1152,7 +891,7 @@
                 <w:rFonts w:ascii="TimeNewRoman" w:hAnsi="TimeNewRoman"/>
                 <w:sz w:val="30"/>
               </w:rPr>
-              <w:t>3+89=</w:t>
+              <w:t>70-49=</w:t>
             </w:r>
           </w:p>
         </w:tc>
@@ -1171,7 +910,7 @@
                 <w:rFonts w:ascii="TimeNewRoman" w:hAnsi="TimeNewRoman"/>
                 <w:sz w:val="30"/>
               </w:rPr>
-              <w:t>7+38=</w:t>
+              <w:t>97-38=</w:t>
             </w:r>
           </w:p>
         </w:tc>
@@ -1188,7 +927,7 @@
                 <w:rFonts w:ascii="TimeNewRoman" w:hAnsi="TimeNewRoman"/>
                 <w:sz w:val="30"/>
               </w:rPr>
-              <w:t>46+9=</w:t>
+              <w:t>49+28=</w:t>
             </w:r>
           </w:p>
         </w:tc>
@@ -1205,7 +944,7 @@
                 <w:rFonts w:ascii="TimeNewRoman" w:hAnsi="TimeNewRoman"/>
                 <w:sz w:val="30"/>
               </w:rPr>
-              <w:t>75-48=</w:t>
+              <w:t>13+38=</w:t>
             </w:r>
           </w:p>
         </w:tc>
@@ -1222,7 +961,7 @@
                 <w:rFonts w:ascii="TimeNewRoman" w:hAnsi="TimeNewRoman"/>
                 <w:sz w:val="30"/>
               </w:rPr>
-              <w:t>44+37=</w:t>
+              <w:t>37+34=</w:t>
             </w:r>
           </w:p>
         </w:tc>
@@ -1239,7 +978,7 @@
                 <w:rFonts w:ascii="TimeNewRoman" w:hAnsi="TimeNewRoman"/>
                 <w:sz w:val="30"/>
               </w:rPr>
-              <w:t>37+55=</w:t>
+              <w:t>93-9=</w:t>
             </w:r>
           </w:p>
         </w:tc>
@@ -1258,7 +997,7 @@
                 <w:rFonts w:ascii="TimeNewRoman" w:hAnsi="TimeNewRoman"/>
                 <w:sz w:val="30"/>
               </w:rPr>
-              <w:t>29+54=</w:t>
+              <w:t>82-7=</w:t>
             </w:r>
           </w:p>
         </w:tc>
@@ -1275,7 +1014,7 @@
                 <w:rFonts w:ascii="TimeNewRoman" w:hAnsi="TimeNewRoman"/>
                 <w:sz w:val="30"/>
               </w:rPr>
-              <w:t>39+38=</w:t>
+              <w:t>14+8=</w:t>
             </w:r>
           </w:p>
         </w:tc>
@@ -1292,7 +1031,7 @@
                 <w:rFonts w:ascii="TimeNewRoman" w:hAnsi="TimeNewRoman"/>
                 <w:sz w:val="30"/>
               </w:rPr>
-              <w:t>52-15=</w:t>
+              <w:t>23-17=</w:t>
             </w:r>
           </w:p>
         </w:tc>
@@ -1309,7 +1048,7 @@
                 <w:rFonts w:ascii="TimeNewRoman" w:hAnsi="TimeNewRoman"/>
                 <w:sz w:val="30"/>
               </w:rPr>
-              <w:t>80-75=</w:t>
+              <w:t>72-63=</w:t>
             </w:r>
           </w:p>
         </w:tc>
@@ -1326,7 +1065,7 @@
                 <w:rFonts w:ascii="TimeNewRoman" w:hAnsi="TimeNewRoman"/>
                 <w:sz w:val="30"/>
               </w:rPr>
-              <w:t>46-9=</w:t>
+              <w:t>71-17=</w:t>
             </w:r>
           </w:p>
         </w:tc>
@@ -1345,7 +1084,7 @@
                 <w:rFonts w:ascii="TimeNewRoman" w:hAnsi="TimeNewRoman"/>
                 <w:sz w:val="30"/>
               </w:rPr>
-              <w:t>94-79=</w:t>
+              <w:t>64-17=</w:t>
             </w:r>
           </w:p>
         </w:tc>
@@ -1362,7 +1101,7 @@
                 <w:rFonts w:ascii="TimeNewRoman" w:hAnsi="TimeNewRoman"/>
                 <w:sz w:val="30"/>
               </w:rPr>
-              <w:t>52-6=</w:t>
+              <w:t>79+7=</w:t>
             </w:r>
           </w:p>
         </w:tc>
@@ -1379,7 +1118,7 @@
                 <w:rFonts w:ascii="TimeNewRoman" w:hAnsi="TimeNewRoman"/>
                 <w:sz w:val="30"/>
               </w:rPr>
-              <w:t>89+9=</w:t>
+              <w:t>74+8=</w:t>
             </w:r>
           </w:p>
         </w:tc>
@@ -1396,7 +1135,7 @@
                 <w:rFonts w:ascii="TimeNewRoman" w:hAnsi="TimeNewRoman"/>
                 <w:sz w:val="30"/>
               </w:rPr>
-              <w:t>90-1=</w:t>
+              <w:t>18+77=</w:t>
             </w:r>
           </w:p>
         </w:tc>
@@ -1413,7 +1152,7 @@
                 <w:rFonts w:ascii="TimeNewRoman" w:hAnsi="TimeNewRoman"/>
                 <w:sz w:val="30"/>
               </w:rPr>
-              <w:t>53-35=</w:t>
+              <w:t>19+62=</w:t>
             </w:r>
           </w:p>
         </w:tc>
@@ -1432,7 +1171,7 @@
                 <w:rFonts w:ascii="TimeNewRoman" w:hAnsi="TimeNewRoman"/>
                 <w:sz w:val="30"/>
               </w:rPr>
-              <w:t>94-77=</w:t>
+              <w:t>43-24=</w:t>
             </w:r>
           </w:p>
         </w:tc>
@@ -1449,7 +1188,7 @@
                 <w:rFonts w:ascii="TimeNewRoman" w:hAnsi="TimeNewRoman"/>
                 <w:sz w:val="30"/>
               </w:rPr>
-              <w:t>66-17=</w:t>
+              <w:t>96-77=</w:t>
             </w:r>
           </w:p>
         </w:tc>
@@ -1466,7 +1205,7 @@
                 <w:rFonts w:ascii="TimeNewRoman" w:hAnsi="TimeNewRoman"/>
                 <w:sz w:val="30"/>
               </w:rPr>
-              <w:t>92-63=</w:t>
+              <w:t>39+37=</w:t>
             </w:r>
           </w:p>
         </w:tc>
@@ -1483,7 +1222,7 @@
                 <w:rFonts w:ascii="TimeNewRoman" w:hAnsi="TimeNewRoman"/>
                 <w:sz w:val="30"/>
               </w:rPr>
-              <w:t>29+25=</w:t>
+              <w:t>23+49=</w:t>
             </w:r>
           </w:p>
         </w:tc>
@@ -1500,7 +1239,7 @@
                 <w:rFonts w:ascii="TimeNewRoman" w:hAnsi="TimeNewRoman"/>
                 <w:sz w:val="30"/>
               </w:rPr>
-              <w:t>22-14=</w:t>
+              <w:t>29+38=</w:t>
             </w:r>
           </w:p>
         </w:tc>
@@ -1519,7 +1258,7 @@
                 <w:rFonts w:ascii="TimeNewRoman" w:hAnsi="TimeNewRoman"/>
                 <w:sz w:val="30"/>
               </w:rPr>
-              <w:t>82-65=</w:t>
+              <w:t>35-16=</w:t>
             </w:r>
           </w:p>
         </w:tc>
@@ -1536,7 +1275,7 @@
                 <w:rFonts w:ascii="TimeNewRoman" w:hAnsi="TimeNewRoman"/>
                 <w:sz w:val="30"/>
               </w:rPr>
-              <w:t>51-36=</w:t>
+              <w:t>65+29=</w:t>
             </w:r>
           </w:p>
         </w:tc>
@@ -1553,7 +1292,7 @@
                 <w:rFonts w:ascii="TimeNewRoman" w:hAnsi="TimeNewRoman"/>
                 <w:sz w:val="30"/>
               </w:rPr>
-              <w:t>8+89=</w:t>
+              <w:t>72-46=</w:t>
             </w:r>
           </w:p>
         </w:tc>
@@ -1570,7 +1309,7 @@
                 <w:rFonts w:ascii="TimeNewRoman" w:hAnsi="TimeNewRoman"/>
                 <w:sz w:val="30"/>
               </w:rPr>
-              <w:t>54-8=</w:t>
+              <w:t>71-42=</w:t>
             </w:r>
           </w:p>
         </w:tc>
@@ -1587,7 +1326,7 @@
                 <w:rFonts w:ascii="TimeNewRoman" w:hAnsi="TimeNewRoman"/>
                 <w:sz w:val="30"/>
               </w:rPr>
-              <w:t>80-43=</w:t>
+              <w:t>85-77=</w:t>
             </w:r>
           </w:p>
         </w:tc>
@@ -1606,7 +1345,7 @@
                 <w:rFonts w:ascii="TimeNewRoman" w:hAnsi="TimeNewRoman"/>
                 <w:sz w:val="30"/>
               </w:rPr>
-              <w:t>19+5=</w:t>
+              <w:t>9+56=</w:t>
             </w:r>
           </w:p>
         </w:tc>
@@ -1623,7 +1362,7 @@
                 <w:rFonts w:ascii="TimeNewRoman" w:hAnsi="TimeNewRoman"/>
                 <w:sz w:val="30"/>
               </w:rPr>
-              <w:t>61-23=</w:t>
+              <w:t>55+17=</w:t>
             </w:r>
           </w:p>
         </w:tc>
@@ -1640,7 +1379,7 @@
                 <w:rFonts w:ascii="TimeNewRoman" w:hAnsi="TimeNewRoman"/>
                 <w:sz w:val="30"/>
               </w:rPr>
-              <w:t>27+56=</w:t>
+              <w:t>50-37=</w:t>
             </w:r>
           </w:p>
         </w:tc>
@@ -1657,7 +1396,7 @@
                 <w:rFonts w:ascii="TimeNewRoman" w:hAnsi="TimeNewRoman"/>
                 <w:sz w:val="30"/>
               </w:rPr>
-              <w:t>44-17=</w:t>
+              <w:t>81-74=</w:t>
             </w:r>
           </w:p>
         </w:tc>
@@ -1674,7 +1413,7 @@
                 <w:rFonts w:ascii="TimeNewRoman" w:hAnsi="TimeNewRoman"/>
                 <w:sz w:val="30"/>
               </w:rPr>
-              <w:t>92-46=</w:t>
+              <w:t>27+26=</w:t>
             </w:r>
           </w:p>
         </w:tc>
@@ -1693,7 +1432,7 @@
                 <w:rFonts w:ascii="TimeNewRoman" w:hAnsi="TimeNewRoman"/>
                 <w:sz w:val="30"/>
               </w:rPr>
-              <w:t>28+4=</w:t>
+              <w:t>8+24=</w:t>
             </w:r>
           </w:p>
         </w:tc>
@@ -1710,7 +1449,7 @@
                 <w:rFonts w:ascii="TimeNewRoman" w:hAnsi="TimeNewRoman"/>
                 <w:sz w:val="30"/>
               </w:rPr>
-              <w:t>53-44=</w:t>
+              <w:t>74-7=</w:t>
             </w:r>
           </w:p>
         </w:tc>
@@ -1727,7 +1466,7 @@
                 <w:rFonts w:ascii="TimeNewRoman" w:hAnsi="TimeNewRoman"/>
                 <w:sz w:val="30"/>
               </w:rPr>
-              <w:t>52-7=</w:t>
+              <w:t>82-54=</w:t>
             </w:r>
           </w:p>
         </w:tc>
@@ -1744,7 +1483,7 @@
                 <w:rFonts w:ascii="TimeNewRoman" w:hAnsi="TimeNewRoman"/>
                 <w:sz w:val="30"/>
               </w:rPr>
-              <w:t>53-9=</w:t>
+              <w:t>56-37=</w:t>
             </w:r>
           </w:p>
         </w:tc>
@@ -1761,7 +1500,268 @@
                 <w:rFonts w:ascii="TimeNewRoman" w:hAnsi="TimeNewRoman"/>
                 <w:sz w:val="30"/>
               </w:rPr>
-              <w:t>43+38=</w:t>
+              <w:t>29+6=</w:t>
+            </w:r>
+          </w:p>
+        </w:tc>
+      </w:tr>
+      <w:tr>
+        <w:tc>
+          <w:tcPr>
+            <w:tcW w:type="dxa" w:w="1987"/>
+          </w:tcPr>
+          <w:p>
+            <w:pPr>
+              <w:jc w:val="left"/>
+            </w:pPr>
+            <w:r>
+              <w:rPr>
+                <w:rFonts w:ascii="TimeNewRoman" w:hAnsi="TimeNewRoman"/>
+                <w:sz w:val="30"/>
+              </w:rPr>
+              <w:t>8+5=</w:t>
+            </w:r>
+          </w:p>
+        </w:tc>
+        <w:tc>
+          <w:tcPr>
+            <w:tcW w:type="dxa" w:w="1987"/>
+          </w:tcPr>
+          <w:p>
+            <w:pPr>
+              <w:jc w:val="left"/>
+            </w:pPr>
+            <w:r>
+              <w:rPr>
+                <w:rFonts w:ascii="TimeNewRoman" w:hAnsi="TimeNewRoman"/>
+                <w:sz w:val="30"/>
+              </w:rPr>
+              <w:t>92-79=</w:t>
+            </w:r>
+          </w:p>
+        </w:tc>
+        <w:tc>
+          <w:tcPr>
+            <w:tcW w:type="dxa" w:w="1987"/>
+          </w:tcPr>
+          <w:p>
+            <w:pPr>
+              <w:jc w:val="left"/>
+            </w:pPr>
+            <w:r>
+              <w:rPr>
+                <w:rFonts w:ascii="TimeNewRoman" w:hAnsi="TimeNewRoman"/>
+                <w:sz w:val="30"/>
+              </w:rPr>
+              <w:t>97-78=</w:t>
+            </w:r>
+          </w:p>
+        </w:tc>
+        <w:tc>
+          <w:tcPr>
+            <w:tcW w:type="dxa" w:w="1987"/>
+          </w:tcPr>
+          <w:p>
+            <w:pPr>
+              <w:jc w:val="left"/>
+            </w:pPr>
+            <w:r>
+              <w:rPr>
+                <w:rFonts w:ascii="TimeNewRoman" w:hAnsi="TimeNewRoman"/>
+                <w:sz w:val="30"/>
+              </w:rPr>
+              <w:t>39+26=</w:t>
+            </w:r>
+          </w:p>
+        </w:tc>
+        <w:tc>
+          <w:tcPr>
+            <w:tcW w:type="dxa" w:w="1987"/>
+          </w:tcPr>
+          <w:p>
+            <w:pPr>
+              <w:jc w:val="left"/>
+            </w:pPr>
+            <w:r>
+              <w:rPr>
+                <w:rFonts w:ascii="TimeNewRoman" w:hAnsi="TimeNewRoman"/>
+                <w:sz w:val="30"/>
+              </w:rPr>
+              <w:t>71-15=</w:t>
+            </w:r>
+          </w:p>
+        </w:tc>
+      </w:tr>
+      <w:tr>
+        <w:tc>
+          <w:tcPr>
+            <w:tcW w:type="dxa" w:w="1987"/>
+          </w:tcPr>
+          <w:p>
+            <w:pPr>
+              <w:jc w:val="left"/>
+            </w:pPr>
+            <w:r>
+              <w:rPr>
+                <w:rFonts w:ascii="TimeNewRoman" w:hAnsi="TimeNewRoman"/>
+                <w:sz w:val="30"/>
+              </w:rPr>
+              <w:t>65-16=</w:t>
+            </w:r>
+          </w:p>
+        </w:tc>
+        <w:tc>
+          <w:tcPr>
+            <w:tcW w:type="dxa" w:w="1987"/>
+          </w:tcPr>
+          <w:p>
+            <w:pPr>
+              <w:jc w:val="left"/>
+            </w:pPr>
+            <w:r>
+              <w:rPr>
+                <w:rFonts w:ascii="TimeNewRoman" w:hAnsi="TimeNewRoman"/>
+                <w:sz w:val="30"/>
+              </w:rPr>
+              <w:t>61-45=</w:t>
+            </w:r>
+          </w:p>
+        </w:tc>
+        <w:tc>
+          <w:tcPr>
+            <w:tcW w:type="dxa" w:w="1987"/>
+          </w:tcPr>
+          <w:p>
+            <w:pPr>
+              <w:jc w:val="left"/>
+            </w:pPr>
+            <w:r>
+              <w:rPr>
+                <w:rFonts w:ascii="TimeNewRoman" w:hAnsi="TimeNewRoman"/>
+                <w:sz w:val="30"/>
+              </w:rPr>
+              <w:t>72-29=</w:t>
+            </w:r>
+          </w:p>
+        </w:tc>
+        <w:tc>
+          <w:tcPr>
+            <w:tcW w:type="dxa" w:w="1987"/>
+          </w:tcPr>
+          <w:p>
+            <w:pPr>
+              <w:jc w:val="left"/>
+            </w:pPr>
+            <w:r>
+              <w:rPr>
+                <w:rFonts w:ascii="TimeNewRoman" w:hAnsi="TimeNewRoman"/>
+                <w:sz w:val="30"/>
+              </w:rPr>
+              <w:t>46+29=</w:t>
+            </w:r>
+          </w:p>
+        </w:tc>
+        <w:tc>
+          <w:tcPr>
+            <w:tcW w:type="dxa" w:w="1987"/>
+          </w:tcPr>
+          <w:p>
+            <w:pPr>
+              <w:jc w:val="left"/>
+            </w:pPr>
+            <w:r>
+              <w:rPr>
+                <w:rFonts w:ascii="TimeNewRoman" w:hAnsi="TimeNewRoman"/>
+                <w:sz w:val="30"/>
+              </w:rPr>
+              <w:t>6+47=</w:t>
+            </w:r>
+          </w:p>
+        </w:tc>
+      </w:tr>
+      <w:tr>
+        <w:tc>
+          <w:tcPr>
+            <w:tcW w:type="dxa" w:w="1987"/>
+          </w:tcPr>
+          <w:p>
+            <w:pPr>
+              <w:jc w:val="left"/>
+            </w:pPr>
+            <w:r>
+              <w:rPr>
+                <w:rFonts w:ascii="TimeNewRoman" w:hAnsi="TimeNewRoman"/>
+                <w:sz w:val="30"/>
+              </w:rPr>
+              <w:t>50-19=</w:t>
+            </w:r>
+          </w:p>
+        </w:tc>
+        <w:tc>
+          <w:tcPr>
+            <w:tcW w:type="dxa" w:w="1987"/>
+          </w:tcPr>
+          <w:p>
+            <w:pPr>
+              <w:jc w:val="left"/>
+            </w:pPr>
+            <w:r>
+              <w:rPr>
+                <w:rFonts w:ascii="TimeNewRoman" w:hAnsi="TimeNewRoman"/>
+                <w:sz w:val="30"/>
+              </w:rPr>
+              <w:t>49+18=</w:t>
+            </w:r>
+          </w:p>
+        </w:tc>
+        <w:tc>
+          <w:tcPr>
+            <w:tcW w:type="dxa" w:w="1987"/>
+          </w:tcPr>
+          <w:p>
+            <w:pPr>
+              <w:jc w:val="left"/>
+            </w:pPr>
+            <w:r>
+              <w:rPr>
+                <w:rFonts w:ascii="TimeNewRoman" w:hAnsi="TimeNewRoman"/>
+                <w:sz w:val="30"/>
+              </w:rPr>
+              <w:t>19+65=</w:t>
+            </w:r>
+          </w:p>
+        </w:tc>
+        <w:tc>
+          <w:tcPr>
+            <w:tcW w:type="dxa" w:w="1987"/>
+          </w:tcPr>
+          <w:p>
+            <w:pPr>
+              <w:jc w:val="left"/>
+            </w:pPr>
+            <w:r>
+              <w:rPr>
+                <w:rFonts w:ascii="TimeNewRoman" w:hAnsi="TimeNewRoman"/>
+                <w:sz w:val="30"/>
+              </w:rPr>
+              <w:t>70-64=</w:t>
+            </w:r>
+          </w:p>
+        </w:tc>
+        <w:tc>
+          <w:tcPr>
+            <w:tcW w:type="dxa" w:w="1987"/>
+          </w:tcPr>
+          <w:p>
+            <w:pPr>
+              <w:jc w:val="left"/>
+            </w:pPr>
+            <w:r>
+              <w:rPr>
+                <w:rFonts w:ascii="TimeNewRoman" w:hAnsi="TimeNewRoman"/>
+                <w:sz w:val="30"/>
+              </w:rPr>
+              <w:t>91-67=</w:t>
             </w:r>
           </w:p>
         </w:tc>

--- a/adc_sbb_within_100.docx
+++ b/adc_sbb_within_100.docx
@@ -40,7 +40,7 @@
                 <w:rFonts w:ascii="TimeNewRoman" w:hAnsi="TimeNewRoman"/>
                 <w:sz w:val="30"/>
               </w:rPr>
-              <w:t>51-35=</w:t>
+              <w:t>83-55=</w:t>
             </w:r>
           </w:p>
         </w:tc>
@@ -57,7 +57,7 @@
                 <w:rFonts w:ascii="TimeNewRoman" w:hAnsi="TimeNewRoman"/>
                 <w:sz w:val="30"/>
               </w:rPr>
-              <w:t>31-4=</w:t>
+              <w:t>5+76=</w:t>
             </w:r>
           </w:p>
         </w:tc>
@@ -74,7 +74,7 @@
                 <w:rFonts w:ascii="TimeNewRoman" w:hAnsi="TimeNewRoman"/>
                 <w:sz w:val="30"/>
               </w:rPr>
-              <w:t>8+63=</w:t>
+              <w:t>24-16=</w:t>
             </w:r>
           </w:p>
         </w:tc>
@@ -91,7 +91,7 @@
                 <w:rFonts w:ascii="TimeNewRoman" w:hAnsi="TimeNewRoman"/>
                 <w:sz w:val="30"/>
               </w:rPr>
-              <w:t>68+3=</w:t>
+              <w:t>9+37=</w:t>
             </w:r>
           </w:p>
         </w:tc>
@@ -108,7 +108,7 @@
                 <w:rFonts w:ascii="TimeNewRoman" w:hAnsi="TimeNewRoman"/>
                 <w:sz w:val="30"/>
               </w:rPr>
-              <w:t>49+42=</w:t>
+              <w:t>24+9=</w:t>
             </w:r>
           </w:p>
         </w:tc>
@@ -127,7 +127,7 @@
                 <w:rFonts w:ascii="TimeNewRoman" w:hAnsi="TimeNewRoman"/>
                 <w:sz w:val="30"/>
               </w:rPr>
-              <w:t>18+18=</w:t>
+              <w:t>42+9=</w:t>
             </w:r>
           </w:p>
         </w:tc>
@@ -144,7 +144,7 @@
                 <w:rFonts w:ascii="TimeNewRoman" w:hAnsi="TimeNewRoman"/>
                 <w:sz w:val="30"/>
               </w:rPr>
-              <w:t>58+35=</w:t>
+              <w:t>93-29=</w:t>
             </w:r>
           </w:p>
         </w:tc>
@@ -161,7 +161,7 @@
                 <w:rFonts w:ascii="TimeNewRoman" w:hAnsi="TimeNewRoman"/>
                 <w:sz w:val="30"/>
               </w:rPr>
-              <w:t>18+3=</w:t>
+              <w:t>22+39=</w:t>
             </w:r>
           </w:p>
         </w:tc>
@@ -178,7 +178,7 @@
                 <w:rFonts w:ascii="TimeNewRoman" w:hAnsi="TimeNewRoman"/>
                 <w:sz w:val="30"/>
               </w:rPr>
-              <w:t>83+9=</w:t>
+              <w:t>63-59=</w:t>
             </w:r>
           </w:p>
         </w:tc>
@@ -195,7 +195,7 @@
                 <w:rFonts w:ascii="TimeNewRoman" w:hAnsi="TimeNewRoman"/>
                 <w:sz w:val="30"/>
               </w:rPr>
-              <w:t>67-39=</w:t>
+              <w:t>25-7=</w:t>
             </w:r>
           </w:p>
         </w:tc>
@@ -214,7 +214,7 @@
                 <w:rFonts w:ascii="TimeNewRoman" w:hAnsi="TimeNewRoman"/>
                 <w:sz w:val="30"/>
               </w:rPr>
-              <w:t>9+24=</w:t>
+              <w:t>90-23=</w:t>
             </w:r>
           </w:p>
         </w:tc>
@@ -231,7 +231,7 @@
                 <w:rFonts w:ascii="TimeNewRoman" w:hAnsi="TimeNewRoman"/>
                 <w:sz w:val="30"/>
               </w:rPr>
-              <w:t>6+17=</w:t>
+              <w:t>28+3=</w:t>
             </w:r>
           </w:p>
         </w:tc>
@@ -248,7 +248,7 @@
                 <w:rFonts w:ascii="TimeNewRoman" w:hAnsi="TimeNewRoman"/>
                 <w:sz w:val="30"/>
               </w:rPr>
-              <w:t>13+39=</w:t>
+              <w:t>38+47=</w:t>
             </w:r>
           </w:p>
         </w:tc>
@@ -265,7 +265,7 @@
                 <w:rFonts w:ascii="TimeNewRoman" w:hAnsi="TimeNewRoman"/>
                 <w:sz w:val="30"/>
               </w:rPr>
-              <w:t>23+39=</w:t>
+              <w:t>46+45=</w:t>
             </w:r>
           </w:p>
         </w:tc>
@@ -282,7 +282,7 @@
                 <w:rFonts w:ascii="TimeNewRoman" w:hAnsi="TimeNewRoman"/>
                 <w:sz w:val="30"/>
               </w:rPr>
-              <w:t>34+37=</w:t>
+              <w:t>88+6=</w:t>
             </w:r>
           </w:p>
         </w:tc>
@@ -301,7 +301,7 @@
                 <w:rFonts w:ascii="TimeNewRoman" w:hAnsi="TimeNewRoman"/>
                 <w:sz w:val="30"/>
               </w:rPr>
-              <w:t>46+38=</w:t>
+              <w:t>19+23=</w:t>
             </w:r>
           </w:p>
         </w:tc>
@@ -318,7 +318,737 @@
                 <w:rFonts w:ascii="TimeNewRoman" w:hAnsi="TimeNewRoman"/>
                 <w:sz w:val="30"/>
               </w:rPr>
-              <w:t>52+9=</w:t>
+              <w:t>85-58=</w:t>
+            </w:r>
+          </w:p>
+        </w:tc>
+        <w:tc>
+          <w:tcPr>
+            <w:tcW w:type="dxa" w:w="1987"/>
+          </w:tcPr>
+          <w:p>
+            <w:pPr>
+              <w:jc w:val="left"/>
+            </w:pPr>
+            <w:r>
+              <w:rPr>
+                <w:rFonts w:ascii="TimeNewRoman" w:hAnsi="TimeNewRoman"/>
+                <w:sz w:val="30"/>
+              </w:rPr>
+              <w:t>96-87=</w:t>
+            </w:r>
+          </w:p>
+        </w:tc>
+        <w:tc>
+          <w:tcPr>
+            <w:tcW w:type="dxa" w:w="1987"/>
+          </w:tcPr>
+          <w:p>
+            <w:pPr>
+              <w:jc w:val="left"/>
+            </w:pPr>
+            <w:r>
+              <w:rPr>
+                <w:rFonts w:ascii="TimeNewRoman" w:hAnsi="TimeNewRoman"/>
+                <w:sz w:val="30"/>
+              </w:rPr>
+              <w:t>81-77=</w:t>
+            </w:r>
+          </w:p>
+        </w:tc>
+        <w:tc>
+          <w:tcPr>
+            <w:tcW w:type="dxa" w:w="1987"/>
+          </w:tcPr>
+          <w:p>
+            <w:pPr>
+              <w:jc w:val="left"/>
+            </w:pPr>
+            <w:r>
+              <w:rPr>
+                <w:rFonts w:ascii="TimeNewRoman" w:hAnsi="TimeNewRoman"/>
+                <w:sz w:val="30"/>
+              </w:rPr>
+              <w:t>58+6=</w:t>
+            </w:r>
+          </w:p>
+        </w:tc>
+      </w:tr>
+      <w:tr>
+        <w:tc>
+          <w:tcPr>
+            <w:tcW w:type="dxa" w:w="1987"/>
+          </w:tcPr>
+          <w:p>
+            <w:pPr>
+              <w:jc w:val="left"/>
+            </w:pPr>
+            <w:r>
+              <w:rPr>
+                <w:rFonts w:ascii="TimeNewRoman" w:hAnsi="TimeNewRoman"/>
+                <w:sz w:val="30"/>
+              </w:rPr>
+              <w:t>82-18=</w:t>
+            </w:r>
+          </w:p>
+        </w:tc>
+        <w:tc>
+          <w:tcPr>
+            <w:tcW w:type="dxa" w:w="1987"/>
+          </w:tcPr>
+          <w:p>
+            <w:pPr>
+              <w:jc w:val="left"/>
+            </w:pPr>
+            <w:r>
+              <w:rPr>
+                <w:rFonts w:ascii="TimeNewRoman" w:hAnsi="TimeNewRoman"/>
+                <w:sz w:val="30"/>
+              </w:rPr>
+              <w:t>71-54=</w:t>
+            </w:r>
+          </w:p>
+        </w:tc>
+        <w:tc>
+          <w:tcPr>
+            <w:tcW w:type="dxa" w:w="1987"/>
+          </w:tcPr>
+          <w:p>
+            <w:pPr>
+              <w:jc w:val="left"/>
+            </w:pPr>
+            <w:r>
+              <w:rPr>
+                <w:rFonts w:ascii="TimeNewRoman" w:hAnsi="TimeNewRoman"/>
+                <w:sz w:val="30"/>
+              </w:rPr>
+              <w:t>42-18=</w:t>
+            </w:r>
+          </w:p>
+        </w:tc>
+        <w:tc>
+          <w:tcPr>
+            <w:tcW w:type="dxa" w:w="1987"/>
+          </w:tcPr>
+          <w:p>
+            <w:pPr>
+              <w:jc w:val="left"/>
+            </w:pPr>
+            <w:r>
+              <w:rPr>
+                <w:rFonts w:ascii="TimeNewRoman" w:hAnsi="TimeNewRoman"/>
+                <w:sz w:val="30"/>
+              </w:rPr>
+              <w:t>26+67=</w:t>
+            </w:r>
+          </w:p>
+        </w:tc>
+        <w:tc>
+          <w:tcPr>
+            <w:tcW w:type="dxa" w:w="1987"/>
+          </w:tcPr>
+          <w:p>
+            <w:pPr>
+              <w:jc w:val="left"/>
+            </w:pPr>
+            <w:r>
+              <w:rPr>
+                <w:rFonts w:ascii="TimeNewRoman" w:hAnsi="TimeNewRoman"/>
+                <w:sz w:val="30"/>
+              </w:rPr>
+              <w:t>97-49=</w:t>
+            </w:r>
+          </w:p>
+        </w:tc>
+      </w:tr>
+      <w:tr>
+        <w:tc>
+          <w:tcPr>
+            <w:tcW w:type="dxa" w:w="1987"/>
+          </w:tcPr>
+          <w:p>
+            <w:pPr>
+              <w:jc w:val="left"/>
+            </w:pPr>
+            <w:r>
+              <w:rPr>
+                <w:rFonts w:ascii="TimeNewRoman" w:hAnsi="TimeNewRoman"/>
+                <w:sz w:val="30"/>
+              </w:rPr>
+              <w:t>28+69=</w:t>
+            </w:r>
+          </w:p>
+        </w:tc>
+        <w:tc>
+          <w:tcPr>
+            <w:tcW w:type="dxa" w:w="1987"/>
+          </w:tcPr>
+          <w:p>
+            <w:pPr>
+              <w:jc w:val="left"/>
+            </w:pPr>
+            <w:r>
+              <w:rPr>
+                <w:rFonts w:ascii="TimeNewRoman" w:hAnsi="TimeNewRoman"/>
+                <w:sz w:val="30"/>
+              </w:rPr>
+              <w:t>46-8=</w:t>
+            </w:r>
+          </w:p>
+        </w:tc>
+        <w:tc>
+          <w:tcPr>
+            <w:tcW w:type="dxa" w:w="1987"/>
+          </w:tcPr>
+          <w:p>
+            <w:pPr>
+              <w:jc w:val="left"/>
+            </w:pPr>
+            <w:r>
+              <w:rPr>
+                <w:rFonts w:ascii="TimeNewRoman" w:hAnsi="TimeNewRoman"/>
+                <w:sz w:val="30"/>
+              </w:rPr>
+              <w:t>4+19=</w:t>
+            </w:r>
+          </w:p>
+        </w:tc>
+        <w:tc>
+          <w:tcPr>
+            <w:tcW w:type="dxa" w:w="1987"/>
+          </w:tcPr>
+          <w:p>
+            <w:pPr>
+              <w:jc w:val="left"/>
+            </w:pPr>
+            <w:r>
+              <w:rPr>
+                <w:rFonts w:ascii="TimeNewRoman" w:hAnsi="TimeNewRoman"/>
+                <w:sz w:val="30"/>
+              </w:rPr>
+              <w:t>17+7=</w:t>
+            </w:r>
+          </w:p>
+        </w:tc>
+        <w:tc>
+          <w:tcPr>
+            <w:tcW w:type="dxa" w:w="1987"/>
+          </w:tcPr>
+          <w:p>
+            <w:pPr>
+              <w:jc w:val="left"/>
+            </w:pPr>
+            <w:r>
+              <w:rPr>
+                <w:rFonts w:ascii="TimeNewRoman" w:hAnsi="TimeNewRoman"/>
+                <w:sz w:val="30"/>
+              </w:rPr>
+              <w:t>19+16=</w:t>
+            </w:r>
+          </w:p>
+        </w:tc>
+      </w:tr>
+      <w:tr>
+        <w:tc>
+          <w:tcPr>
+            <w:tcW w:type="dxa" w:w="1987"/>
+          </w:tcPr>
+          <w:p>
+            <w:pPr>
+              <w:jc w:val="left"/>
+            </w:pPr>
+            <w:r>
+              <w:rPr>
+                <w:rFonts w:ascii="TimeNewRoman" w:hAnsi="TimeNewRoman"/>
+                <w:sz w:val="30"/>
+              </w:rPr>
+              <w:t>68+5=</w:t>
+            </w:r>
+          </w:p>
+        </w:tc>
+        <w:tc>
+          <w:tcPr>
+            <w:tcW w:type="dxa" w:w="1987"/>
+          </w:tcPr>
+          <w:p>
+            <w:pPr>
+              <w:jc w:val="left"/>
+            </w:pPr>
+            <w:r>
+              <w:rPr>
+                <w:rFonts w:ascii="TimeNewRoman" w:hAnsi="TimeNewRoman"/>
+                <w:sz w:val="30"/>
+              </w:rPr>
+              <w:t>91-67=</w:t>
+            </w:r>
+          </w:p>
+        </w:tc>
+        <w:tc>
+          <w:tcPr>
+            <w:tcW w:type="dxa" w:w="1987"/>
+          </w:tcPr>
+          <w:p>
+            <w:pPr>
+              <w:jc w:val="left"/>
+            </w:pPr>
+            <w:r>
+              <w:rPr>
+                <w:rFonts w:ascii="TimeNewRoman" w:hAnsi="TimeNewRoman"/>
+                <w:sz w:val="30"/>
+              </w:rPr>
+              <w:t>29+7=</w:t>
+            </w:r>
+          </w:p>
+        </w:tc>
+        <w:tc>
+          <w:tcPr>
+            <w:tcW w:type="dxa" w:w="1987"/>
+          </w:tcPr>
+          <w:p>
+            <w:pPr>
+              <w:jc w:val="left"/>
+            </w:pPr>
+            <w:r>
+              <w:rPr>
+                <w:rFonts w:ascii="TimeNewRoman" w:hAnsi="TimeNewRoman"/>
+                <w:sz w:val="30"/>
+              </w:rPr>
+              <w:t>61-32=</w:t>
+            </w:r>
+          </w:p>
+        </w:tc>
+        <w:tc>
+          <w:tcPr>
+            <w:tcW w:type="dxa" w:w="1987"/>
+          </w:tcPr>
+          <w:p>
+            <w:pPr>
+              <w:jc w:val="left"/>
+            </w:pPr>
+            <w:r>
+              <w:rPr>
+                <w:rFonts w:ascii="TimeNewRoman" w:hAnsi="TimeNewRoman"/>
+                <w:sz w:val="30"/>
+              </w:rPr>
+              <w:t>50-48=</w:t>
+            </w:r>
+          </w:p>
+        </w:tc>
+      </w:tr>
+      <w:tr>
+        <w:tc>
+          <w:tcPr>
+            <w:tcW w:type="dxa" w:w="1987"/>
+          </w:tcPr>
+          <w:p>
+            <w:pPr>
+              <w:jc w:val="left"/>
+            </w:pPr>
+            <w:r>
+              <w:rPr>
+                <w:rFonts w:ascii="TimeNewRoman" w:hAnsi="TimeNewRoman"/>
+                <w:sz w:val="30"/>
+              </w:rPr>
+              <w:t>60-39=</w:t>
+            </w:r>
+          </w:p>
+        </w:tc>
+        <w:tc>
+          <w:tcPr>
+            <w:tcW w:type="dxa" w:w="1987"/>
+          </w:tcPr>
+          <w:p>
+            <w:pPr>
+              <w:jc w:val="left"/>
+            </w:pPr>
+            <w:r>
+              <w:rPr>
+                <w:rFonts w:ascii="TimeNewRoman" w:hAnsi="TimeNewRoman"/>
+                <w:sz w:val="30"/>
+              </w:rPr>
+              <w:t>97-58=</w:t>
+            </w:r>
+          </w:p>
+        </w:tc>
+        <w:tc>
+          <w:tcPr>
+            <w:tcW w:type="dxa" w:w="1987"/>
+          </w:tcPr>
+          <w:p>
+            <w:pPr>
+              <w:jc w:val="left"/>
+            </w:pPr>
+            <w:r>
+              <w:rPr>
+                <w:rFonts w:ascii="TimeNewRoman" w:hAnsi="TimeNewRoman"/>
+                <w:sz w:val="30"/>
+              </w:rPr>
+              <w:t>18+4=</w:t>
+            </w:r>
+          </w:p>
+        </w:tc>
+        <w:tc>
+          <w:tcPr>
+            <w:tcW w:type="dxa" w:w="1987"/>
+          </w:tcPr>
+          <w:p>
+            <w:pPr>
+              <w:jc w:val="left"/>
+            </w:pPr>
+            <w:r>
+              <w:rPr>
+                <w:rFonts w:ascii="TimeNewRoman" w:hAnsi="TimeNewRoman"/>
+                <w:sz w:val="30"/>
+              </w:rPr>
+              <w:t>92-57=</w:t>
+            </w:r>
+          </w:p>
+        </w:tc>
+        <w:tc>
+          <w:tcPr>
+            <w:tcW w:type="dxa" w:w="1987"/>
+          </w:tcPr>
+          <w:p>
+            <w:pPr>
+              <w:jc w:val="left"/>
+            </w:pPr>
+            <w:r>
+              <w:rPr>
+                <w:rFonts w:ascii="TimeNewRoman" w:hAnsi="TimeNewRoman"/>
+                <w:sz w:val="30"/>
+              </w:rPr>
+              <w:t>31-12=</w:t>
+            </w:r>
+          </w:p>
+        </w:tc>
+      </w:tr>
+      <w:tr>
+        <w:tc>
+          <w:tcPr>
+            <w:tcW w:type="dxa" w:w="1987"/>
+          </w:tcPr>
+          <w:p>
+            <w:pPr>
+              <w:jc w:val="left"/>
+            </w:pPr>
+            <w:r>
+              <w:rPr>
+                <w:rFonts w:ascii="TimeNewRoman" w:hAnsi="TimeNewRoman"/>
+                <w:sz w:val="30"/>
+              </w:rPr>
+              <w:t>49+2=</w:t>
+            </w:r>
+          </w:p>
+        </w:tc>
+        <w:tc>
+          <w:tcPr>
+            <w:tcW w:type="dxa" w:w="1987"/>
+          </w:tcPr>
+          <w:p>
+            <w:pPr>
+              <w:jc w:val="left"/>
+            </w:pPr>
+            <w:r>
+              <w:rPr>
+                <w:rFonts w:ascii="TimeNewRoman" w:hAnsi="TimeNewRoman"/>
+                <w:sz w:val="30"/>
+              </w:rPr>
+              <w:t>93-27=</w:t>
+            </w:r>
+          </w:p>
+        </w:tc>
+        <w:tc>
+          <w:tcPr>
+            <w:tcW w:type="dxa" w:w="1987"/>
+          </w:tcPr>
+          <w:p>
+            <w:pPr>
+              <w:jc w:val="left"/>
+            </w:pPr>
+            <w:r>
+              <w:rPr>
+                <w:rFonts w:ascii="TimeNewRoman" w:hAnsi="TimeNewRoman"/>
+                <w:sz w:val="30"/>
+              </w:rPr>
+              <w:t>33+59=</w:t>
+            </w:r>
+          </w:p>
+        </w:tc>
+        <w:tc>
+          <w:tcPr>
+            <w:tcW w:type="dxa" w:w="1987"/>
+          </w:tcPr>
+          <w:p>
+            <w:pPr>
+              <w:jc w:val="left"/>
+            </w:pPr>
+            <w:r>
+              <w:rPr>
+                <w:rFonts w:ascii="TimeNewRoman" w:hAnsi="TimeNewRoman"/>
+                <w:sz w:val="30"/>
+              </w:rPr>
+              <w:t>48+18=</w:t>
+            </w:r>
+          </w:p>
+        </w:tc>
+        <w:tc>
+          <w:tcPr>
+            <w:tcW w:type="dxa" w:w="1987"/>
+          </w:tcPr>
+          <w:p>
+            <w:pPr>
+              <w:jc w:val="left"/>
+            </w:pPr>
+            <w:r>
+              <w:rPr>
+                <w:rFonts w:ascii="TimeNewRoman" w:hAnsi="TimeNewRoman"/>
+                <w:sz w:val="30"/>
+              </w:rPr>
+              <w:t>27+69=</w:t>
+            </w:r>
+          </w:p>
+        </w:tc>
+      </w:tr>
+      <w:tr>
+        <w:tc>
+          <w:tcPr>
+            <w:tcW w:type="dxa" w:w="1987"/>
+          </w:tcPr>
+          <w:p>
+            <w:pPr>
+              <w:jc w:val="left"/>
+            </w:pPr>
+            <w:r>
+              <w:rPr>
+                <w:rFonts w:ascii="TimeNewRoman" w:hAnsi="TimeNewRoman"/>
+                <w:sz w:val="30"/>
+              </w:rPr>
+              <w:t>8+4=</w:t>
+            </w:r>
+          </w:p>
+        </w:tc>
+        <w:tc>
+          <w:tcPr>
+            <w:tcW w:type="dxa" w:w="1987"/>
+          </w:tcPr>
+          <w:p>
+            <w:pPr>
+              <w:jc w:val="left"/>
+            </w:pPr>
+            <w:r>
+              <w:rPr>
+                <w:rFonts w:ascii="TimeNewRoman" w:hAnsi="TimeNewRoman"/>
+                <w:sz w:val="30"/>
+              </w:rPr>
+              <w:t>90-33=</w:t>
+            </w:r>
+          </w:p>
+        </w:tc>
+        <w:tc>
+          <w:tcPr>
+            <w:tcW w:type="dxa" w:w="1987"/>
+          </w:tcPr>
+          <w:p>
+            <w:pPr>
+              <w:jc w:val="left"/>
+            </w:pPr>
+            <w:r>
+              <w:rPr>
+                <w:rFonts w:ascii="TimeNewRoman" w:hAnsi="TimeNewRoman"/>
+                <w:sz w:val="30"/>
+              </w:rPr>
+              <w:t>57+4=</w:t>
+            </w:r>
+          </w:p>
+        </w:tc>
+        <w:tc>
+          <w:tcPr>
+            <w:tcW w:type="dxa" w:w="1987"/>
+          </w:tcPr>
+          <w:p>
+            <w:pPr>
+              <w:jc w:val="left"/>
+            </w:pPr>
+            <w:r>
+              <w:rPr>
+                <w:rFonts w:ascii="TimeNewRoman" w:hAnsi="TimeNewRoman"/>
+                <w:sz w:val="30"/>
+              </w:rPr>
+              <w:t>82-53=</w:t>
+            </w:r>
+          </w:p>
+        </w:tc>
+        <w:tc>
+          <w:tcPr>
+            <w:tcW w:type="dxa" w:w="1987"/>
+          </w:tcPr>
+          <w:p>
+            <w:pPr>
+              <w:jc w:val="left"/>
+            </w:pPr>
+            <w:r>
+              <w:rPr>
+                <w:rFonts w:ascii="TimeNewRoman" w:hAnsi="TimeNewRoman"/>
+                <w:sz w:val="30"/>
+              </w:rPr>
+              <w:t>45-28=</w:t>
+            </w:r>
+          </w:p>
+        </w:tc>
+      </w:tr>
+      <w:tr>
+        <w:tc>
+          <w:tcPr>
+            <w:tcW w:type="dxa" w:w="1987"/>
+          </w:tcPr>
+          <w:p>
+            <w:pPr>
+              <w:jc w:val="left"/>
+            </w:pPr>
+            <w:r>
+              <w:rPr>
+                <w:rFonts w:ascii="TimeNewRoman" w:hAnsi="TimeNewRoman"/>
+                <w:sz w:val="30"/>
+              </w:rPr>
+              <w:t>91-23=</w:t>
+            </w:r>
+          </w:p>
+        </w:tc>
+        <w:tc>
+          <w:tcPr>
+            <w:tcW w:type="dxa" w:w="1987"/>
+          </w:tcPr>
+          <w:p>
+            <w:pPr>
+              <w:jc w:val="left"/>
+            </w:pPr>
+            <w:r>
+              <w:rPr>
+                <w:rFonts w:ascii="TimeNewRoman" w:hAnsi="TimeNewRoman"/>
+                <w:sz w:val="30"/>
+              </w:rPr>
+              <w:t>53-39=</w:t>
+            </w:r>
+          </w:p>
+        </w:tc>
+        <w:tc>
+          <w:tcPr>
+            <w:tcW w:type="dxa" w:w="1987"/>
+          </w:tcPr>
+          <w:p>
+            <w:pPr>
+              <w:jc w:val="left"/>
+            </w:pPr>
+            <w:r>
+              <w:rPr>
+                <w:rFonts w:ascii="TimeNewRoman" w:hAnsi="TimeNewRoman"/>
+                <w:sz w:val="30"/>
+              </w:rPr>
+              <w:t>94-77=</w:t>
+            </w:r>
+          </w:p>
+        </w:tc>
+        <w:tc>
+          <w:tcPr>
+            <w:tcW w:type="dxa" w:w="1987"/>
+          </w:tcPr>
+          <w:p>
+            <w:pPr>
+              <w:jc w:val="left"/>
+            </w:pPr>
+            <w:r>
+              <w:rPr>
+                <w:rFonts w:ascii="TimeNewRoman" w:hAnsi="TimeNewRoman"/>
+                <w:sz w:val="30"/>
+              </w:rPr>
+              <w:t>76+17=</w:t>
+            </w:r>
+          </w:p>
+        </w:tc>
+        <w:tc>
+          <w:tcPr>
+            <w:tcW w:type="dxa" w:w="1987"/>
+          </w:tcPr>
+          <w:p>
+            <w:pPr>
+              <w:jc w:val="left"/>
+            </w:pPr>
+            <w:r>
+              <w:rPr>
+                <w:rFonts w:ascii="TimeNewRoman" w:hAnsi="TimeNewRoman"/>
+                <w:sz w:val="30"/>
+              </w:rPr>
+              <w:t>94-5=</w:t>
+            </w:r>
+          </w:p>
+        </w:tc>
+      </w:tr>
+      <w:tr>
+        <w:tc>
+          <w:tcPr>
+            <w:tcW w:type="dxa" w:w="1987"/>
+          </w:tcPr>
+          <w:p>
+            <w:pPr>
+              <w:jc w:val="left"/>
+            </w:pPr>
+            <w:r>
+              <w:rPr>
+                <w:rFonts w:ascii="TimeNewRoman" w:hAnsi="TimeNewRoman"/>
+                <w:sz w:val="30"/>
+              </w:rPr>
+              <w:t>69+8=</w:t>
+            </w:r>
+          </w:p>
+        </w:tc>
+        <w:tc>
+          <w:tcPr>
+            <w:tcW w:type="dxa" w:w="1987"/>
+          </w:tcPr>
+          <w:p>
+            <w:pPr>
+              <w:jc w:val="left"/>
+            </w:pPr>
+            <w:r>
+              <w:rPr>
+                <w:rFonts w:ascii="TimeNewRoman" w:hAnsi="TimeNewRoman"/>
+                <w:sz w:val="30"/>
+              </w:rPr>
+              <w:t>50-23=</w:t>
+            </w:r>
+          </w:p>
+        </w:tc>
+        <w:tc>
+          <w:tcPr>
+            <w:tcW w:type="dxa" w:w="1987"/>
+          </w:tcPr>
+          <w:p>
+            <w:pPr>
+              <w:jc w:val="left"/>
+            </w:pPr>
+            <w:r>
+              <w:rPr>
+                <w:rFonts w:ascii="TimeNewRoman" w:hAnsi="TimeNewRoman"/>
+                <w:sz w:val="30"/>
+              </w:rPr>
+              <w:t>18+28=</w:t>
+            </w:r>
+          </w:p>
+        </w:tc>
+        <w:tc>
+          <w:tcPr>
+            <w:tcW w:type="dxa" w:w="1987"/>
+          </w:tcPr>
+          <w:p>
+            <w:pPr>
+              <w:jc w:val="left"/>
+            </w:pPr>
+            <w:r>
+              <w:rPr>
+                <w:rFonts w:ascii="TimeNewRoman" w:hAnsi="TimeNewRoman"/>
+                <w:sz w:val="30"/>
+              </w:rPr>
+              <w:t>17+37=</w:t>
             </w:r>
           </w:p>
         </w:tc>
@@ -339,6 +1069,8 @@
             </w:r>
           </w:p>
         </w:tc>
+      </w:tr>
+      <w:tr>
         <w:tc>
           <w:tcPr>
             <w:tcW w:type="dxa" w:w="1987"/>
@@ -352,7 +1084,7 @@
                 <w:rFonts w:ascii="TimeNewRoman" w:hAnsi="TimeNewRoman"/>
                 <w:sz w:val="30"/>
               </w:rPr>
-              <w:t>48+47=</w:t>
+              <w:t>45-19=</w:t>
             </w:r>
           </w:p>
         </w:tc>
@@ -369,7 +1101,58 @@
                 <w:rFonts w:ascii="TimeNewRoman" w:hAnsi="TimeNewRoman"/>
                 <w:sz w:val="30"/>
               </w:rPr>
-              <w:t>75-28=</w:t>
+              <w:t>18+23=</w:t>
+            </w:r>
+          </w:p>
+        </w:tc>
+        <w:tc>
+          <w:tcPr>
+            <w:tcW w:type="dxa" w:w="1987"/>
+          </w:tcPr>
+          <w:p>
+            <w:pPr>
+              <w:jc w:val="left"/>
+            </w:pPr>
+            <w:r>
+              <w:rPr>
+                <w:rFonts w:ascii="TimeNewRoman" w:hAnsi="TimeNewRoman"/>
+                <w:sz w:val="30"/>
+              </w:rPr>
+              <w:t>26+66=</w:t>
+            </w:r>
+          </w:p>
+        </w:tc>
+        <w:tc>
+          <w:tcPr>
+            <w:tcW w:type="dxa" w:w="1987"/>
+          </w:tcPr>
+          <w:p>
+            <w:pPr>
+              <w:jc w:val="left"/>
+            </w:pPr>
+            <w:r>
+              <w:rPr>
+                <w:rFonts w:ascii="TimeNewRoman" w:hAnsi="TimeNewRoman"/>
+                <w:sz w:val="30"/>
+              </w:rPr>
+              <w:t>47-19=</w:t>
+            </w:r>
+          </w:p>
+        </w:tc>
+        <w:tc>
+          <w:tcPr>
+            <w:tcW w:type="dxa" w:w="1987"/>
+          </w:tcPr>
+          <w:p>
+            <w:pPr>
+              <w:jc w:val="left"/>
+            </w:pPr>
+            <w:r>
+              <w:rPr>
+                <w:rFonts w:ascii="TimeNewRoman" w:hAnsi="TimeNewRoman"/>
+                <w:sz w:val="30"/>
+              </w:rPr>
+              <w:t>66+16=</w:t>
             </w:r>
           </w:p>
         </w:tc>
@@ -388,7 +1171,7 @@
                 <w:rFonts w:ascii="TimeNewRoman" w:hAnsi="TimeNewRoman"/>
                 <w:sz w:val="30"/>
               </w:rPr>
-              <w:t>37+58=</w:t>
+              <w:t>47-38=</w:t>
             </w:r>
           </w:p>
         </w:tc>
@@ -405,7 +1188,7 @@
                 <w:rFonts w:ascii="TimeNewRoman" w:hAnsi="TimeNewRoman"/>
                 <w:sz w:val="30"/>
               </w:rPr>
-              <w:t>31-17=</w:t>
+              <w:t>76-28=</w:t>
             </w:r>
           </w:p>
         </w:tc>
@@ -422,7 +1205,7 @@
                 <w:rFonts w:ascii="TimeNewRoman" w:hAnsi="TimeNewRoman"/>
                 <w:sz w:val="30"/>
               </w:rPr>
-              <w:t>27+14=</w:t>
+              <w:t>84-38=</w:t>
             </w:r>
           </w:p>
         </w:tc>
@@ -439,7 +1222,7 @@
                 <w:rFonts w:ascii="TimeNewRoman" w:hAnsi="TimeNewRoman"/>
                 <w:sz w:val="30"/>
               </w:rPr>
-              <w:t>91-28=</w:t>
+              <w:t>39+12=</w:t>
             </w:r>
           </w:p>
         </w:tc>
@@ -456,7 +1239,7 @@
                 <w:rFonts w:ascii="TimeNewRoman" w:hAnsi="TimeNewRoman"/>
                 <w:sz w:val="30"/>
               </w:rPr>
-              <w:t>83-54=</w:t>
+              <w:t>46+48=</w:t>
             </w:r>
           </w:p>
         </w:tc>
@@ -475,7 +1258,7 @@
                 <w:rFonts w:ascii="TimeNewRoman" w:hAnsi="TimeNewRoman"/>
                 <w:sz w:val="30"/>
               </w:rPr>
-              <w:t>37+54=</w:t>
+              <w:t>22-19=</w:t>
             </w:r>
           </w:p>
         </w:tc>
@@ -492,7 +1275,7 @@
                 <w:rFonts w:ascii="TimeNewRoman" w:hAnsi="TimeNewRoman"/>
                 <w:sz w:val="30"/>
               </w:rPr>
-              <w:t>89+6=</w:t>
+              <w:t>83-67=</w:t>
             </w:r>
           </w:p>
         </w:tc>
@@ -509,7 +1292,7 @@
                 <w:rFonts w:ascii="TimeNewRoman" w:hAnsi="TimeNewRoman"/>
                 <w:sz w:val="30"/>
               </w:rPr>
-              <w:t>63-6=</w:t>
+              <w:t>21-2=</w:t>
             </w:r>
           </w:p>
         </w:tc>
@@ -526,7 +1309,7 @@
                 <w:rFonts w:ascii="TimeNewRoman" w:hAnsi="TimeNewRoman"/>
                 <w:sz w:val="30"/>
               </w:rPr>
-              <w:t>3+18=</w:t>
+              <w:t>53-49=</w:t>
             </w:r>
           </w:p>
         </w:tc>
@@ -543,7 +1326,7 @@
                 <w:rFonts w:ascii="TimeNewRoman" w:hAnsi="TimeNewRoman"/>
                 <w:sz w:val="30"/>
               </w:rPr>
-              <w:t>17+78=</w:t>
+              <w:t>52-24=</w:t>
             </w:r>
           </w:p>
         </w:tc>
@@ -562,7 +1345,7 @@
                 <w:rFonts w:ascii="TimeNewRoman" w:hAnsi="TimeNewRoman"/>
                 <w:sz w:val="30"/>
               </w:rPr>
-              <w:t>65+19=</w:t>
+              <w:t>95-77=</w:t>
             </w:r>
           </w:p>
         </w:tc>
@@ -579,7 +1362,7 @@
                 <w:rFonts w:ascii="TimeNewRoman" w:hAnsi="TimeNewRoman"/>
                 <w:sz w:val="30"/>
               </w:rPr>
-              <w:t>29+59=</w:t>
+              <w:t>54-46=</w:t>
             </w:r>
           </w:p>
         </w:tc>
@@ -596,7 +1379,7 @@
                 <w:rFonts w:ascii="TimeNewRoman" w:hAnsi="TimeNewRoman"/>
                 <w:sz w:val="30"/>
               </w:rPr>
-              <w:t>42-17=</w:t>
+              <w:t>9+63=</w:t>
             </w:r>
           </w:p>
         </w:tc>
@@ -613,7 +1396,7 @@
                 <w:rFonts w:ascii="TimeNewRoman" w:hAnsi="TimeNewRoman"/>
                 <w:sz w:val="30"/>
               </w:rPr>
-              <w:t>29+38=</w:t>
+              <w:t>35+37=</w:t>
             </w:r>
           </w:p>
         </w:tc>
@@ -630,7 +1413,7 @@
                 <w:rFonts w:ascii="TimeNewRoman" w:hAnsi="TimeNewRoman"/>
                 <w:sz w:val="30"/>
               </w:rPr>
-              <w:t>25+27=</w:t>
+              <w:t>34+18=</w:t>
             </w:r>
           </w:p>
         </w:tc>
@@ -649,7 +1432,7 @@
                 <w:rFonts w:ascii="TimeNewRoman" w:hAnsi="TimeNewRoman"/>
                 <w:sz w:val="30"/>
               </w:rPr>
-              <w:t>20-5=</w:t>
+              <w:t>57+28=</w:t>
             </w:r>
           </w:p>
         </w:tc>
@@ -666,7 +1449,7 @@
                 <w:rFonts w:ascii="TimeNewRoman" w:hAnsi="TimeNewRoman"/>
                 <w:sz w:val="30"/>
               </w:rPr>
-              <w:t>28+35=</w:t>
+              <w:t>96-29=</w:t>
             </w:r>
           </w:p>
         </w:tc>
@@ -683,7 +1466,7 @@
                 <w:rFonts w:ascii="TimeNewRoman" w:hAnsi="TimeNewRoman"/>
                 <w:sz w:val="30"/>
               </w:rPr>
-              <w:t>16+49=</w:t>
+              <w:t>72-17=</w:t>
             </w:r>
           </w:p>
         </w:tc>
@@ -700,7 +1483,7 @@
                 <w:rFonts w:ascii="TimeNewRoman" w:hAnsi="TimeNewRoman"/>
                 <w:sz w:val="30"/>
               </w:rPr>
-              <w:t>72-36=</w:t>
+              <w:t>95-8=</w:t>
             </w:r>
           </w:p>
         </w:tc>
@@ -717,7 +1500,7 @@
                 <w:rFonts w:ascii="TimeNewRoman" w:hAnsi="TimeNewRoman"/>
                 <w:sz w:val="30"/>
               </w:rPr>
-              <w:t>75+17=</w:t>
+              <w:t>65-47=</w:t>
             </w:r>
           </w:p>
         </w:tc>
@@ -736,7 +1519,7 @@
                 <w:rFonts w:ascii="TimeNewRoman" w:hAnsi="TimeNewRoman"/>
                 <w:sz w:val="30"/>
               </w:rPr>
-              <w:t>48+7=</w:t>
+              <w:t>94-37=</w:t>
             </w:r>
           </w:p>
         </w:tc>
@@ -753,7 +1536,7 @@
                 <w:rFonts w:ascii="TimeNewRoman" w:hAnsi="TimeNewRoman"/>
                 <w:sz w:val="30"/>
               </w:rPr>
-              <w:t>7+16=</w:t>
+              <w:t>16+36=</w:t>
             </w:r>
           </w:p>
         </w:tc>
@@ -770,7 +1553,7 @@
                 <w:rFonts w:ascii="TimeNewRoman" w:hAnsi="TimeNewRoman"/>
                 <w:sz w:val="30"/>
               </w:rPr>
-              <w:t>38+9=</w:t>
+              <w:t>27+39=</w:t>
             </w:r>
           </w:p>
         </w:tc>
@@ -787,7 +1570,7 @@
                 <w:rFonts w:ascii="TimeNewRoman" w:hAnsi="TimeNewRoman"/>
                 <w:sz w:val="30"/>
               </w:rPr>
-              <w:t>43-26=</w:t>
+              <w:t>60-37=</w:t>
             </w:r>
           </w:p>
         </w:tc>
@@ -804,7 +1587,7 @@
                 <w:rFonts w:ascii="TimeNewRoman" w:hAnsi="TimeNewRoman"/>
                 <w:sz w:val="30"/>
               </w:rPr>
-              <w:t>43-29=</w:t>
+              <w:t>56+38=</w:t>
             </w:r>
           </w:p>
         </w:tc>
@@ -823,7 +1606,7 @@
                 <w:rFonts w:ascii="TimeNewRoman" w:hAnsi="TimeNewRoman"/>
                 <w:sz w:val="30"/>
               </w:rPr>
-              <w:t>28+55=</w:t>
+              <w:t>64+17=</w:t>
             </w:r>
           </w:p>
         </w:tc>
@@ -840,7 +1623,7 @@
                 <w:rFonts w:ascii="TimeNewRoman" w:hAnsi="TimeNewRoman"/>
                 <w:sz w:val="30"/>
               </w:rPr>
-              <w:t>57-49=</w:t>
+              <w:t>65-46=</w:t>
             </w:r>
           </w:p>
         </w:tc>
@@ -857,7 +1640,7 @@
                 <w:rFonts w:ascii="TimeNewRoman" w:hAnsi="TimeNewRoman"/>
                 <w:sz w:val="30"/>
               </w:rPr>
-              <w:t>5+9=</w:t>
+              <w:t>6+25=</w:t>
             </w:r>
           </w:p>
         </w:tc>
@@ -874,7 +1657,7 @@
                 <w:rFonts w:ascii="TimeNewRoman" w:hAnsi="TimeNewRoman"/>
                 <w:sz w:val="30"/>
               </w:rPr>
-              <w:t>28+59=</w:t>
+              <w:t>7+27=</w:t>
             </w:r>
           </w:p>
         </w:tc>
@@ -891,7 +1674,7 @@
                 <w:rFonts w:ascii="TimeNewRoman" w:hAnsi="TimeNewRoman"/>
                 <w:sz w:val="30"/>
               </w:rPr>
-              <w:t>70-49=</w:t>
+              <w:t>58+38=</w:t>
             </w:r>
           </w:p>
         </w:tc>
@@ -910,7 +1693,7 @@
                 <w:rFonts w:ascii="TimeNewRoman" w:hAnsi="TimeNewRoman"/>
                 <w:sz w:val="30"/>
               </w:rPr>
-              <w:t>97-38=</w:t>
+              <w:t>32-13=</w:t>
             </w:r>
           </w:p>
         </w:tc>
@@ -927,7 +1710,7 @@
                 <w:rFonts w:ascii="TimeNewRoman" w:hAnsi="TimeNewRoman"/>
                 <w:sz w:val="30"/>
               </w:rPr>
-              <w:t>49+28=</w:t>
+              <w:t>82-44=</w:t>
             </w:r>
           </w:p>
         </w:tc>
@@ -944,7 +1727,7 @@
                 <w:rFonts w:ascii="TimeNewRoman" w:hAnsi="TimeNewRoman"/>
                 <w:sz w:val="30"/>
               </w:rPr>
-              <w:t>13+38=</w:t>
+              <w:t>4+68=</w:t>
             </w:r>
           </w:p>
         </w:tc>
@@ -961,7 +1744,7 @@
                 <w:rFonts w:ascii="TimeNewRoman" w:hAnsi="TimeNewRoman"/>
                 <w:sz w:val="30"/>
               </w:rPr>
-              <w:t>37+34=</w:t>
+              <w:t>82-58=</w:t>
             </w:r>
           </w:p>
         </w:tc>
@@ -978,790 +1761,7 @@
                 <w:rFonts w:ascii="TimeNewRoman" w:hAnsi="TimeNewRoman"/>
                 <w:sz w:val="30"/>
               </w:rPr>
-              <w:t>93-9=</w:t>
-            </w:r>
-          </w:p>
-        </w:tc>
-      </w:tr>
-      <w:tr>
-        <w:tc>
-          <w:tcPr>
-            <w:tcW w:type="dxa" w:w="1987"/>
-          </w:tcPr>
-          <w:p>
-            <w:pPr>
-              <w:jc w:val="left"/>
-            </w:pPr>
-            <w:r>
-              <w:rPr>
-                <w:rFonts w:ascii="TimeNewRoman" w:hAnsi="TimeNewRoman"/>
-                <w:sz w:val="30"/>
-              </w:rPr>
-              <w:t>82-7=</w:t>
-            </w:r>
-          </w:p>
-        </w:tc>
-        <w:tc>
-          <w:tcPr>
-            <w:tcW w:type="dxa" w:w="1987"/>
-          </w:tcPr>
-          <w:p>
-            <w:pPr>
-              <w:jc w:val="left"/>
-            </w:pPr>
-            <w:r>
-              <w:rPr>
-                <w:rFonts w:ascii="TimeNewRoman" w:hAnsi="TimeNewRoman"/>
-                <w:sz w:val="30"/>
-              </w:rPr>
-              <w:t>14+8=</w:t>
-            </w:r>
-          </w:p>
-        </w:tc>
-        <w:tc>
-          <w:tcPr>
-            <w:tcW w:type="dxa" w:w="1987"/>
-          </w:tcPr>
-          <w:p>
-            <w:pPr>
-              <w:jc w:val="left"/>
-            </w:pPr>
-            <w:r>
-              <w:rPr>
-                <w:rFonts w:ascii="TimeNewRoman" w:hAnsi="TimeNewRoman"/>
-                <w:sz w:val="30"/>
-              </w:rPr>
-              <w:t>23-17=</w:t>
-            </w:r>
-          </w:p>
-        </w:tc>
-        <w:tc>
-          <w:tcPr>
-            <w:tcW w:type="dxa" w:w="1987"/>
-          </w:tcPr>
-          <w:p>
-            <w:pPr>
-              <w:jc w:val="left"/>
-            </w:pPr>
-            <w:r>
-              <w:rPr>
-                <w:rFonts w:ascii="TimeNewRoman" w:hAnsi="TimeNewRoman"/>
-                <w:sz w:val="30"/>
-              </w:rPr>
-              <w:t>72-63=</w:t>
-            </w:r>
-          </w:p>
-        </w:tc>
-        <w:tc>
-          <w:tcPr>
-            <w:tcW w:type="dxa" w:w="1987"/>
-          </w:tcPr>
-          <w:p>
-            <w:pPr>
-              <w:jc w:val="left"/>
-            </w:pPr>
-            <w:r>
-              <w:rPr>
-                <w:rFonts w:ascii="TimeNewRoman" w:hAnsi="TimeNewRoman"/>
-                <w:sz w:val="30"/>
-              </w:rPr>
-              <w:t>71-17=</w:t>
-            </w:r>
-          </w:p>
-        </w:tc>
-      </w:tr>
-      <w:tr>
-        <w:tc>
-          <w:tcPr>
-            <w:tcW w:type="dxa" w:w="1987"/>
-          </w:tcPr>
-          <w:p>
-            <w:pPr>
-              <w:jc w:val="left"/>
-            </w:pPr>
-            <w:r>
-              <w:rPr>
-                <w:rFonts w:ascii="TimeNewRoman" w:hAnsi="TimeNewRoman"/>
-                <w:sz w:val="30"/>
-              </w:rPr>
-              <w:t>64-17=</w:t>
-            </w:r>
-          </w:p>
-        </w:tc>
-        <w:tc>
-          <w:tcPr>
-            <w:tcW w:type="dxa" w:w="1987"/>
-          </w:tcPr>
-          <w:p>
-            <w:pPr>
-              <w:jc w:val="left"/>
-            </w:pPr>
-            <w:r>
-              <w:rPr>
-                <w:rFonts w:ascii="TimeNewRoman" w:hAnsi="TimeNewRoman"/>
-                <w:sz w:val="30"/>
-              </w:rPr>
-              <w:t>79+7=</w:t>
-            </w:r>
-          </w:p>
-        </w:tc>
-        <w:tc>
-          <w:tcPr>
-            <w:tcW w:type="dxa" w:w="1987"/>
-          </w:tcPr>
-          <w:p>
-            <w:pPr>
-              <w:jc w:val="left"/>
-            </w:pPr>
-            <w:r>
-              <w:rPr>
-                <w:rFonts w:ascii="TimeNewRoman" w:hAnsi="TimeNewRoman"/>
-                <w:sz w:val="30"/>
-              </w:rPr>
-              <w:t>74+8=</w:t>
-            </w:r>
-          </w:p>
-        </w:tc>
-        <w:tc>
-          <w:tcPr>
-            <w:tcW w:type="dxa" w:w="1987"/>
-          </w:tcPr>
-          <w:p>
-            <w:pPr>
-              <w:jc w:val="left"/>
-            </w:pPr>
-            <w:r>
-              <w:rPr>
-                <w:rFonts w:ascii="TimeNewRoman" w:hAnsi="TimeNewRoman"/>
-                <w:sz w:val="30"/>
-              </w:rPr>
-              <w:t>18+77=</w:t>
-            </w:r>
-          </w:p>
-        </w:tc>
-        <w:tc>
-          <w:tcPr>
-            <w:tcW w:type="dxa" w:w="1987"/>
-          </w:tcPr>
-          <w:p>
-            <w:pPr>
-              <w:jc w:val="left"/>
-            </w:pPr>
-            <w:r>
-              <w:rPr>
-                <w:rFonts w:ascii="TimeNewRoman" w:hAnsi="TimeNewRoman"/>
-                <w:sz w:val="30"/>
-              </w:rPr>
-              <w:t>19+62=</w:t>
-            </w:r>
-          </w:p>
-        </w:tc>
-      </w:tr>
-      <w:tr>
-        <w:tc>
-          <w:tcPr>
-            <w:tcW w:type="dxa" w:w="1987"/>
-          </w:tcPr>
-          <w:p>
-            <w:pPr>
-              <w:jc w:val="left"/>
-            </w:pPr>
-            <w:r>
-              <w:rPr>
-                <w:rFonts w:ascii="TimeNewRoman" w:hAnsi="TimeNewRoman"/>
-                <w:sz w:val="30"/>
-              </w:rPr>
-              <w:t>43-24=</w:t>
-            </w:r>
-          </w:p>
-        </w:tc>
-        <w:tc>
-          <w:tcPr>
-            <w:tcW w:type="dxa" w:w="1987"/>
-          </w:tcPr>
-          <w:p>
-            <w:pPr>
-              <w:jc w:val="left"/>
-            </w:pPr>
-            <w:r>
-              <w:rPr>
-                <w:rFonts w:ascii="TimeNewRoman" w:hAnsi="TimeNewRoman"/>
-                <w:sz w:val="30"/>
-              </w:rPr>
-              <w:t>96-77=</w:t>
-            </w:r>
-          </w:p>
-        </w:tc>
-        <w:tc>
-          <w:tcPr>
-            <w:tcW w:type="dxa" w:w="1987"/>
-          </w:tcPr>
-          <w:p>
-            <w:pPr>
-              <w:jc w:val="left"/>
-            </w:pPr>
-            <w:r>
-              <w:rPr>
-                <w:rFonts w:ascii="TimeNewRoman" w:hAnsi="TimeNewRoman"/>
-                <w:sz w:val="30"/>
-              </w:rPr>
-              <w:t>39+37=</w:t>
-            </w:r>
-          </w:p>
-        </w:tc>
-        <w:tc>
-          <w:tcPr>
-            <w:tcW w:type="dxa" w:w="1987"/>
-          </w:tcPr>
-          <w:p>
-            <w:pPr>
-              <w:jc w:val="left"/>
-            </w:pPr>
-            <w:r>
-              <w:rPr>
-                <w:rFonts w:ascii="TimeNewRoman" w:hAnsi="TimeNewRoman"/>
-                <w:sz w:val="30"/>
-              </w:rPr>
-              <w:t>23+49=</w:t>
-            </w:r>
-          </w:p>
-        </w:tc>
-        <w:tc>
-          <w:tcPr>
-            <w:tcW w:type="dxa" w:w="1987"/>
-          </w:tcPr>
-          <w:p>
-            <w:pPr>
-              <w:jc w:val="left"/>
-            </w:pPr>
-            <w:r>
-              <w:rPr>
-                <w:rFonts w:ascii="TimeNewRoman" w:hAnsi="TimeNewRoman"/>
-                <w:sz w:val="30"/>
-              </w:rPr>
-              <w:t>29+38=</w:t>
-            </w:r>
-          </w:p>
-        </w:tc>
-      </w:tr>
-      <w:tr>
-        <w:tc>
-          <w:tcPr>
-            <w:tcW w:type="dxa" w:w="1987"/>
-          </w:tcPr>
-          <w:p>
-            <w:pPr>
-              <w:jc w:val="left"/>
-            </w:pPr>
-            <w:r>
-              <w:rPr>
-                <w:rFonts w:ascii="TimeNewRoman" w:hAnsi="TimeNewRoman"/>
-                <w:sz w:val="30"/>
-              </w:rPr>
-              <w:t>35-16=</w:t>
-            </w:r>
-          </w:p>
-        </w:tc>
-        <w:tc>
-          <w:tcPr>
-            <w:tcW w:type="dxa" w:w="1987"/>
-          </w:tcPr>
-          <w:p>
-            <w:pPr>
-              <w:jc w:val="left"/>
-            </w:pPr>
-            <w:r>
-              <w:rPr>
-                <w:rFonts w:ascii="TimeNewRoman" w:hAnsi="TimeNewRoman"/>
-                <w:sz w:val="30"/>
-              </w:rPr>
-              <w:t>65+29=</w:t>
-            </w:r>
-          </w:p>
-        </w:tc>
-        <w:tc>
-          <w:tcPr>
-            <w:tcW w:type="dxa" w:w="1987"/>
-          </w:tcPr>
-          <w:p>
-            <w:pPr>
-              <w:jc w:val="left"/>
-            </w:pPr>
-            <w:r>
-              <w:rPr>
-                <w:rFonts w:ascii="TimeNewRoman" w:hAnsi="TimeNewRoman"/>
-                <w:sz w:val="30"/>
-              </w:rPr>
-              <w:t>72-46=</w:t>
-            </w:r>
-          </w:p>
-        </w:tc>
-        <w:tc>
-          <w:tcPr>
-            <w:tcW w:type="dxa" w:w="1987"/>
-          </w:tcPr>
-          <w:p>
-            <w:pPr>
-              <w:jc w:val="left"/>
-            </w:pPr>
-            <w:r>
-              <w:rPr>
-                <w:rFonts w:ascii="TimeNewRoman" w:hAnsi="TimeNewRoman"/>
-                <w:sz w:val="30"/>
-              </w:rPr>
-              <w:t>71-42=</w:t>
-            </w:r>
-          </w:p>
-        </w:tc>
-        <w:tc>
-          <w:tcPr>
-            <w:tcW w:type="dxa" w:w="1987"/>
-          </w:tcPr>
-          <w:p>
-            <w:pPr>
-              <w:jc w:val="left"/>
-            </w:pPr>
-            <w:r>
-              <w:rPr>
-                <w:rFonts w:ascii="TimeNewRoman" w:hAnsi="TimeNewRoman"/>
-                <w:sz w:val="30"/>
-              </w:rPr>
-              <w:t>85-77=</w:t>
-            </w:r>
-          </w:p>
-        </w:tc>
-      </w:tr>
-      <w:tr>
-        <w:tc>
-          <w:tcPr>
-            <w:tcW w:type="dxa" w:w="1987"/>
-          </w:tcPr>
-          <w:p>
-            <w:pPr>
-              <w:jc w:val="left"/>
-            </w:pPr>
-            <w:r>
-              <w:rPr>
-                <w:rFonts w:ascii="TimeNewRoman" w:hAnsi="TimeNewRoman"/>
-                <w:sz w:val="30"/>
-              </w:rPr>
-              <w:t>9+56=</w:t>
-            </w:r>
-          </w:p>
-        </w:tc>
-        <w:tc>
-          <w:tcPr>
-            <w:tcW w:type="dxa" w:w="1987"/>
-          </w:tcPr>
-          <w:p>
-            <w:pPr>
-              <w:jc w:val="left"/>
-            </w:pPr>
-            <w:r>
-              <w:rPr>
-                <w:rFonts w:ascii="TimeNewRoman" w:hAnsi="TimeNewRoman"/>
-                <w:sz w:val="30"/>
-              </w:rPr>
-              <w:t>55+17=</w:t>
-            </w:r>
-          </w:p>
-        </w:tc>
-        <w:tc>
-          <w:tcPr>
-            <w:tcW w:type="dxa" w:w="1987"/>
-          </w:tcPr>
-          <w:p>
-            <w:pPr>
-              <w:jc w:val="left"/>
-            </w:pPr>
-            <w:r>
-              <w:rPr>
-                <w:rFonts w:ascii="TimeNewRoman" w:hAnsi="TimeNewRoman"/>
-                <w:sz w:val="30"/>
-              </w:rPr>
-              <w:t>50-37=</w:t>
-            </w:r>
-          </w:p>
-        </w:tc>
-        <w:tc>
-          <w:tcPr>
-            <w:tcW w:type="dxa" w:w="1987"/>
-          </w:tcPr>
-          <w:p>
-            <w:pPr>
-              <w:jc w:val="left"/>
-            </w:pPr>
-            <w:r>
-              <w:rPr>
-                <w:rFonts w:ascii="TimeNewRoman" w:hAnsi="TimeNewRoman"/>
-                <w:sz w:val="30"/>
-              </w:rPr>
-              <w:t>81-74=</w:t>
-            </w:r>
-          </w:p>
-        </w:tc>
-        <w:tc>
-          <w:tcPr>
-            <w:tcW w:type="dxa" w:w="1987"/>
-          </w:tcPr>
-          <w:p>
-            <w:pPr>
-              <w:jc w:val="left"/>
-            </w:pPr>
-            <w:r>
-              <w:rPr>
-                <w:rFonts w:ascii="TimeNewRoman" w:hAnsi="TimeNewRoman"/>
-                <w:sz w:val="30"/>
-              </w:rPr>
-              <w:t>27+26=</w:t>
-            </w:r>
-          </w:p>
-        </w:tc>
-      </w:tr>
-      <w:tr>
-        <w:tc>
-          <w:tcPr>
-            <w:tcW w:type="dxa" w:w="1987"/>
-          </w:tcPr>
-          <w:p>
-            <w:pPr>
-              <w:jc w:val="left"/>
-            </w:pPr>
-            <w:r>
-              <w:rPr>
-                <w:rFonts w:ascii="TimeNewRoman" w:hAnsi="TimeNewRoman"/>
-                <w:sz w:val="30"/>
-              </w:rPr>
-              <w:t>8+24=</w:t>
-            </w:r>
-          </w:p>
-        </w:tc>
-        <w:tc>
-          <w:tcPr>
-            <w:tcW w:type="dxa" w:w="1987"/>
-          </w:tcPr>
-          <w:p>
-            <w:pPr>
-              <w:jc w:val="left"/>
-            </w:pPr>
-            <w:r>
-              <w:rPr>
-                <w:rFonts w:ascii="TimeNewRoman" w:hAnsi="TimeNewRoman"/>
-                <w:sz w:val="30"/>
-              </w:rPr>
-              <w:t>74-7=</w:t>
-            </w:r>
-          </w:p>
-        </w:tc>
-        <w:tc>
-          <w:tcPr>
-            <w:tcW w:type="dxa" w:w="1987"/>
-          </w:tcPr>
-          <w:p>
-            <w:pPr>
-              <w:jc w:val="left"/>
-            </w:pPr>
-            <w:r>
-              <w:rPr>
-                <w:rFonts w:ascii="TimeNewRoman" w:hAnsi="TimeNewRoman"/>
-                <w:sz w:val="30"/>
-              </w:rPr>
-              <w:t>82-54=</w:t>
-            </w:r>
-          </w:p>
-        </w:tc>
-        <w:tc>
-          <w:tcPr>
-            <w:tcW w:type="dxa" w:w="1987"/>
-          </w:tcPr>
-          <w:p>
-            <w:pPr>
-              <w:jc w:val="left"/>
-            </w:pPr>
-            <w:r>
-              <w:rPr>
-                <w:rFonts w:ascii="TimeNewRoman" w:hAnsi="TimeNewRoman"/>
-                <w:sz w:val="30"/>
-              </w:rPr>
-              <w:t>56-37=</w:t>
-            </w:r>
-          </w:p>
-        </w:tc>
-        <w:tc>
-          <w:tcPr>
-            <w:tcW w:type="dxa" w:w="1987"/>
-          </w:tcPr>
-          <w:p>
-            <w:pPr>
-              <w:jc w:val="left"/>
-            </w:pPr>
-            <w:r>
-              <w:rPr>
-                <w:rFonts w:ascii="TimeNewRoman" w:hAnsi="TimeNewRoman"/>
-                <w:sz w:val="30"/>
-              </w:rPr>
-              <w:t>29+6=</w:t>
-            </w:r>
-          </w:p>
-        </w:tc>
-      </w:tr>
-      <w:tr>
-        <w:tc>
-          <w:tcPr>
-            <w:tcW w:type="dxa" w:w="1987"/>
-          </w:tcPr>
-          <w:p>
-            <w:pPr>
-              <w:jc w:val="left"/>
-            </w:pPr>
-            <w:r>
-              <w:rPr>
-                <w:rFonts w:ascii="TimeNewRoman" w:hAnsi="TimeNewRoman"/>
-                <w:sz w:val="30"/>
-              </w:rPr>
-              <w:t>8+5=</w:t>
-            </w:r>
-          </w:p>
-        </w:tc>
-        <w:tc>
-          <w:tcPr>
-            <w:tcW w:type="dxa" w:w="1987"/>
-          </w:tcPr>
-          <w:p>
-            <w:pPr>
-              <w:jc w:val="left"/>
-            </w:pPr>
-            <w:r>
-              <w:rPr>
-                <w:rFonts w:ascii="TimeNewRoman" w:hAnsi="TimeNewRoman"/>
-                <w:sz w:val="30"/>
-              </w:rPr>
-              <w:t>92-79=</w:t>
-            </w:r>
-          </w:p>
-        </w:tc>
-        <w:tc>
-          <w:tcPr>
-            <w:tcW w:type="dxa" w:w="1987"/>
-          </w:tcPr>
-          <w:p>
-            <w:pPr>
-              <w:jc w:val="left"/>
-            </w:pPr>
-            <w:r>
-              <w:rPr>
-                <w:rFonts w:ascii="TimeNewRoman" w:hAnsi="TimeNewRoman"/>
-                <w:sz w:val="30"/>
-              </w:rPr>
-              <w:t>97-78=</w:t>
-            </w:r>
-          </w:p>
-        </w:tc>
-        <w:tc>
-          <w:tcPr>
-            <w:tcW w:type="dxa" w:w="1987"/>
-          </w:tcPr>
-          <w:p>
-            <w:pPr>
-              <w:jc w:val="left"/>
-            </w:pPr>
-            <w:r>
-              <w:rPr>
-                <w:rFonts w:ascii="TimeNewRoman" w:hAnsi="TimeNewRoman"/>
-                <w:sz w:val="30"/>
-              </w:rPr>
-              <w:t>39+26=</w:t>
-            </w:r>
-          </w:p>
-        </w:tc>
-        <w:tc>
-          <w:tcPr>
-            <w:tcW w:type="dxa" w:w="1987"/>
-          </w:tcPr>
-          <w:p>
-            <w:pPr>
-              <w:jc w:val="left"/>
-            </w:pPr>
-            <w:r>
-              <w:rPr>
-                <w:rFonts w:ascii="TimeNewRoman" w:hAnsi="TimeNewRoman"/>
-                <w:sz w:val="30"/>
-              </w:rPr>
-              <w:t>71-15=</w:t>
-            </w:r>
-          </w:p>
-        </w:tc>
-      </w:tr>
-      <w:tr>
-        <w:tc>
-          <w:tcPr>
-            <w:tcW w:type="dxa" w:w="1987"/>
-          </w:tcPr>
-          <w:p>
-            <w:pPr>
-              <w:jc w:val="left"/>
-            </w:pPr>
-            <w:r>
-              <w:rPr>
-                <w:rFonts w:ascii="TimeNewRoman" w:hAnsi="TimeNewRoman"/>
-                <w:sz w:val="30"/>
-              </w:rPr>
-              <w:t>65-16=</w:t>
-            </w:r>
-          </w:p>
-        </w:tc>
-        <w:tc>
-          <w:tcPr>
-            <w:tcW w:type="dxa" w:w="1987"/>
-          </w:tcPr>
-          <w:p>
-            <w:pPr>
-              <w:jc w:val="left"/>
-            </w:pPr>
-            <w:r>
-              <w:rPr>
-                <w:rFonts w:ascii="TimeNewRoman" w:hAnsi="TimeNewRoman"/>
-                <w:sz w:val="30"/>
-              </w:rPr>
-              <w:t>61-45=</w:t>
-            </w:r>
-          </w:p>
-        </w:tc>
-        <w:tc>
-          <w:tcPr>
-            <w:tcW w:type="dxa" w:w="1987"/>
-          </w:tcPr>
-          <w:p>
-            <w:pPr>
-              <w:jc w:val="left"/>
-            </w:pPr>
-            <w:r>
-              <w:rPr>
-                <w:rFonts w:ascii="TimeNewRoman" w:hAnsi="TimeNewRoman"/>
-                <w:sz w:val="30"/>
-              </w:rPr>
-              <w:t>72-29=</w:t>
-            </w:r>
-          </w:p>
-        </w:tc>
-        <w:tc>
-          <w:tcPr>
-            <w:tcW w:type="dxa" w:w="1987"/>
-          </w:tcPr>
-          <w:p>
-            <w:pPr>
-              <w:jc w:val="left"/>
-            </w:pPr>
-            <w:r>
-              <w:rPr>
-                <w:rFonts w:ascii="TimeNewRoman" w:hAnsi="TimeNewRoman"/>
-                <w:sz w:val="30"/>
-              </w:rPr>
-              <w:t>46+29=</w:t>
-            </w:r>
-          </w:p>
-        </w:tc>
-        <w:tc>
-          <w:tcPr>
-            <w:tcW w:type="dxa" w:w="1987"/>
-          </w:tcPr>
-          <w:p>
-            <w:pPr>
-              <w:jc w:val="left"/>
-            </w:pPr>
-            <w:r>
-              <w:rPr>
-                <w:rFonts w:ascii="TimeNewRoman" w:hAnsi="TimeNewRoman"/>
-                <w:sz w:val="30"/>
-              </w:rPr>
-              <w:t>6+47=</w:t>
-            </w:r>
-          </w:p>
-        </w:tc>
-      </w:tr>
-      <w:tr>
-        <w:tc>
-          <w:tcPr>
-            <w:tcW w:type="dxa" w:w="1987"/>
-          </w:tcPr>
-          <w:p>
-            <w:pPr>
-              <w:jc w:val="left"/>
-            </w:pPr>
-            <w:r>
-              <w:rPr>
-                <w:rFonts w:ascii="TimeNewRoman" w:hAnsi="TimeNewRoman"/>
-                <w:sz w:val="30"/>
-              </w:rPr>
-              <w:t>50-19=</w:t>
-            </w:r>
-          </w:p>
-        </w:tc>
-        <w:tc>
-          <w:tcPr>
-            <w:tcW w:type="dxa" w:w="1987"/>
-          </w:tcPr>
-          <w:p>
-            <w:pPr>
-              <w:jc w:val="left"/>
-            </w:pPr>
-            <w:r>
-              <w:rPr>
-                <w:rFonts w:ascii="TimeNewRoman" w:hAnsi="TimeNewRoman"/>
-                <w:sz w:val="30"/>
-              </w:rPr>
-              <w:t>49+18=</w:t>
-            </w:r>
-          </w:p>
-        </w:tc>
-        <w:tc>
-          <w:tcPr>
-            <w:tcW w:type="dxa" w:w="1987"/>
-          </w:tcPr>
-          <w:p>
-            <w:pPr>
-              <w:jc w:val="left"/>
-            </w:pPr>
-            <w:r>
-              <w:rPr>
-                <w:rFonts w:ascii="TimeNewRoman" w:hAnsi="TimeNewRoman"/>
-                <w:sz w:val="30"/>
-              </w:rPr>
-              <w:t>19+65=</w:t>
-            </w:r>
-          </w:p>
-        </w:tc>
-        <w:tc>
-          <w:tcPr>
-            <w:tcW w:type="dxa" w:w="1987"/>
-          </w:tcPr>
-          <w:p>
-            <w:pPr>
-              <w:jc w:val="left"/>
-            </w:pPr>
-            <w:r>
-              <w:rPr>
-                <w:rFonts w:ascii="TimeNewRoman" w:hAnsi="TimeNewRoman"/>
-                <w:sz w:val="30"/>
-              </w:rPr>
-              <w:t>70-64=</w:t>
-            </w:r>
-          </w:p>
-        </w:tc>
-        <w:tc>
-          <w:tcPr>
-            <w:tcW w:type="dxa" w:w="1987"/>
-          </w:tcPr>
-          <w:p>
-            <w:pPr>
-              <w:jc w:val="left"/>
-            </w:pPr>
-            <w:r>
-              <w:rPr>
-                <w:rFonts w:ascii="TimeNewRoman" w:hAnsi="TimeNewRoman"/>
-                <w:sz w:val="30"/>
-              </w:rPr>
-              <w:t>91-67=</w:t>
+              <w:t>86-68=</w:t>
             </w:r>
           </w:p>
         </w:tc>

--- a/adc_sbb_within_100.docx
+++ b/adc_sbb_within_100.docx
@@ -11,7 +11,7 @@
           <w:rFonts w:ascii="Arial" w:hAnsi="Arial"/>
           <w:sz w:val="30"/>
         </w:rPr>
-        <w:t>2026-09-25 Friday</w:t>
+        <w:t>2026-09-26 Saturday</w:t>
       </w:r>
     </w:p>
     <w:tbl>
@@ -27,301 +27,6 @@
         <w:gridCol w:w="1987"/>
       </w:tblGrid>
       <w:tr>
-        <w:tc>
-          <w:tcPr>
-            <w:tcW w:type="dxa" w:w="1987"/>
-          </w:tcPr>
-          <w:p>
-            <w:pPr>
-              <w:jc w:val="left"/>
-            </w:pPr>
-            <w:r>
-              <w:rPr>
-                <w:rFonts w:ascii="TimeNewRoman" w:hAnsi="TimeNewRoman"/>
-                <w:sz w:val="30"/>
-              </w:rPr>
-              <w:t>83-55=</w:t>
-            </w:r>
-          </w:p>
-        </w:tc>
-        <w:tc>
-          <w:tcPr>
-            <w:tcW w:type="dxa" w:w="1987"/>
-          </w:tcPr>
-          <w:p>
-            <w:pPr>
-              <w:jc w:val="left"/>
-            </w:pPr>
-            <w:r>
-              <w:rPr>
-                <w:rFonts w:ascii="TimeNewRoman" w:hAnsi="TimeNewRoman"/>
-                <w:sz w:val="30"/>
-              </w:rPr>
-              <w:t>5+76=</w:t>
-            </w:r>
-          </w:p>
-        </w:tc>
-        <w:tc>
-          <w:tcPr>
-            <w:tcW w:type="dxa" w:w="1987"/>
-          </w:tcPr>
-          <w:p>
-            <w:pPr>
-              <w:jc w:val="left"/>
-            </w:pPr>
-            <w:r>
-              <w:rPr>
-                <w:rFonts w:ascii="TimeNewRoman" w:hAnsi="TimeNewRoman"/>
-                <w:sz w:val="30"/>
-              </w:rPr>
-              <w:t>24-16=</w:t>
-            </w:r>
-          </w:p>
-        </w:tc>
-        <w:tc>
-          <w:tcPr>
-            <w:tcW w:type="dxa" w:w="1987"/>
-          </w:tcPr>
-          <w:p>
-            <w:pPr>
-              <w:jc w:val="left"/>
-            </w:pPr>
-            <w:r>
-              <w:rPr>
-                <w:rFonts w:ascii="TimeNewRoman" w:hAnsi="TimeNewRoman"/>
-                <w:sz w:val="30"/>
-              </w:rPr>
-              <w:t>9+37=</w:t>
-            </w:r>
-          </w:p>
-        </w:tc>
-        <w:tc>
-          <w:tcPr>
-            <w:tcW w:type="dxa" w:w="1987"/>
-          </w:tcPr>
-          <w:p>
-            <w:pPr>
-              <w:jc w:val="left"/>
-            </w:pPr>
-            <w:r>
-              <w:rPr>
-                <w:rFonts w:ascii="TimeNewRoman" w:hAnsi="TimeNewRoman"/>
-                <w:sz w:val="30"/>
-              </w:rPr>
-              <w:t>24+9=</w:t>
-            </w:r>
-          </w:p>
-        </w:tc>
-      </w:tr>
-      <w:tr>
-        <w:tc>
-          <w:tcPr>
-            <w:tcW w:type="dxa" w:w="1987"/>
-          </w:tcPr>
-          <w:p>
-            <w:pPr>
-              <w:jc w:val="left"/>
-            </w:pPr>
-            <w:r>
-              <w:rPr>
-                <w:rFonts w:ascii="TimeNewRoman" w:hAnsi="TimeNewRoman"/>
-                <w:sz w:val="30"/>
-              </w:rPr>
-              <w:t>42+9=</w:t>
-            </w:r>
-          </w:p>
-        </w:tc>
-        <w:tc>
-          <w:tcPr>
-            <w:tcW w:type="dxa" w:w="1987"/>
-          </w:tcPr>
-          <w:p>
-            <w:pPr>
-              <w:jc w:val="left"/>
-            </w:pPr>
-            <w:r>
-              <w:rPr>
-                <w:rFonts w:ascii="TimeNewRoman" w:hAnsi="TimeNewRoman"/>
-                <w:sz w:val="30"/>
-              </w:rPr>
-              <w:t>93-29=</w:t>
-            </w:r>
-          </w:p>
-        </w:tc>
-        <w:tc>
-          <w:tcPr>
-            <w:tcW w:type="dxa" w:w="1987"/>
-          </w:tcPr>
-          <w:p>
-            <w:pPr>
-              <w:jc w:val="left"/>
-            </w:pPr>
-            <w:r>
-              <w:rPr>
-                <w:rFonts w:ascii="TimeNewRoman" w:hAnsi="TimeNewRoman"/>
-                <w:sz w:val="30"/>
-              </w:rPr>
-              <w:t>22+39=</w:t>
-            </w:r>
-          </w:p>
-        </w:tc>
-        <w:tc>
-          <w:tcPr>
-            <w:tcW w:type="dxa" w:w="1987"/>
-          </w:tcPr>
-          <w:p>
-            <w:pPr>
-              <w:jc w:val="left"/>
-            </w:pPr>
-            <w:r>
-              <w:rPr>
-                <w:rFonts w:ascii="TimeNewRoman" w:hAnsi="TimeNewRoman"/>
-                <w:sz w:val="30"/>
-              </w:rPr>
-              <w:t>63-59=</w:t>
-            </w:r>
-          </w:p>
-        </w:tc>
-        <w:tc>
-          <w:tcPr>
-            <w:tcW w:type="dxa" w:w="1987"/>
-          </w:tcPr>
-          <w:p>
-            <w:pPr>
-              <w:jc w:val="left"/>
-            </w:pPr>
-            <w:r>
-              <w:rPr>
-                <w:rFonts w:ascii="TimeNewRoman" w:hAnsi="TimeNewRoman"/>
-                <w:sz w:val="30"/>
-              </w:rPr>
-              <w:t>25-7=</w:t>
-            </w:r>
-          </w:p>
-        </w:tc>
-      </w:tr>
-      <w:tr>
-        <w:tc>
-          <w:tcPr>
-            <w:tcW w:type="dxa" w:w="1987"/>
-          </w:tcPr>
-          <w:p>
-            <w:pPr>
-              <w:jc w:val="left"/>
-            </w:pPr>
-            <w:r>
-              <w:rPr>
-                <w:rFonts w:ascii="TimeNewRoman" w:hAnsi="TimeNewRoman"/>
-                <w:sz w:val="30"/>
-              </w:rPr>
-              <w:t>90-23=</w:t>
-            </w:r>
-          </w:p>
-        </w:tc>
-        <w:tc>
-          <w:tcPr>
-            <w:tcW w:type="dxa" w:w="1987"/>
-          </w:tcPr>
-          <w:p>
-            <w:pPr>
-              <w:jc w:val="left"/>
-            </w:pPr>
-            <w:r>
-              <w:rPr>
-                <w:rFonts w:ascii="TimeNewRoman" w:hAnsi="TimeNewRoman"/>
-                <w:sz w:val="30"/>
-              </w:rPr>
-              <w:t>28+3=</w:t>
-            </w:r>
-          </w:p>
-        </w:tc>
-        <w:tc>
-          <w:tcPr>
-            <w:tcW w:type="dxa" w:w="1987"/>
-          </w:tcPr>
-          <w:p>
-            <w:pPr>
-              <w:jc w:val="left"/>
-            </w:pPr>
-            <w:r>
-              <w:rPr>
-                <w:rFonts w:ascii="TimeNewRoman" w:hAnsi="TimeNewRoman"/>
-                <w:sz w:val="30"/>
-              </w:rPr>
-              <w:t>38+47=</w:t>
-            </w:r>
-          </w:p>
-        </w:tc>
-        <w:tc>
-          <w:tcPr>
-            <w:tcW w:type="dxa" w:w="1987"/>
-          </w:tcPr>
-          <w:p>
-            <w:pPr>
-              <w:jc w:val="left"/>
-            </w:pPr>
-            <w:r>
-              <w:rPr>
-                <w:rFonts w:ascii="TimeNewRoman" w:hAnsi="TimeNewRoman"/>
-                <w:sz w:val="30"/>
-              </w:rPr>
-              <w:t>46+45=</w:t>
-            </w:r>
-          </w:p>
-        </w:tc>
-        <w:tc>
-          <w:tcPr>
-            <w:tcW w:type="dxa" w:w="1987"/>
-          </w:tcPr>
-          <w:p>
-            <w:pPr>
-              <w:jc w:val="left"/>
-            </w:pPr>
-            <w:r>
-              <w:rPr>
-                <w:rFonts w:ascii="TimeNewRoman" w:hAnsi="TimeNewRoman"/>
-                <w:sz w:val="30"/>
-              </w:rPr>
-              <w:t>88+6=</w:t>
-            </w:r>
-          </w:p>
-        </w:tc>
-      </w:tr>
-      <w:tr>
-        <w:tc>
-          <w:tcPr>
-            <w:tcW w:type="dxa" w:w="1987"/>
-          </w:tcPr>
-          <w:p>
-            <w:pPr>
-              <w:jc w:val="left"/>
-            </w:pPr>
-            <w:r>
-              <w:rPr>
-                <w:rFonts w:ascii="TimeNewRoman" w:hAnsi="TimeNewRoman"/>
-                <w:sz w:val="30"/>
-              </w:rPr>
-              <w:t>19+23=</w:t>
-            </w:r>
-          </w:p>
-        </w:tc>
-        <w:tc>
-          <w:tcPr>
-            <w:tcW w:type="dxa" w:w="1987"/>
-          </w:tcPr>
-          <w:p>
-            <w:pPr>
-              <w:jc w:val="left"/>
-            </w:pPr>
-            <w:r>
-              <w:rPr>
-                <w:rFonts w:ascii="TimeNewRoman" w:hAnsi="TimeNewRoman"/>
-                <w:sz w:val="30"/>
-              </w:rPr>
-              <w:t>85-58=</w:t>
-            </w:r>
-          </w:p>
-        </w:tc>
         <w:tc>
           <w:tcPr>
             <w:tcW w:type="dxa" w:w="1987"/>
@@ -352,7 +57,7 @@
                 <w:rFonts w:ascii="TimeNewRoman" w:hAnsi="TimeNewRoman"/>
                 <w:sz w:val="30"/>
               </w:rPr>
-              <w:t>81-77=</w:t>
+              <w:t>69+14=</w:t>
             </w:r>
           </w:p>
         </w:tc>
@@ -369,26 +74,7 @@
                 <w:rFonts w:ascii="TimeNewRoman" w:hAnsi="TimeNewRoman"/>
                 <w:sz w:val="30"/>
               </w:rPr>
-              <w:t>58+6=</w:t>
-            </w:r>
-          </w:p>
-        </w:tc>
-      </w:tr>
-      <w:tr>
-        <w:tc>
-          <w:tcPr>
-            <w:tcW w:type="dxa" w:w="1987"/>
-          </w:tcPr>
-          <w:p>
-            <w:pPr>
-              <w:jc w:val="left"/>
-            </w:pPr>
-            <w:r>
-              <w:rPr>
-                <w:rFonts w:ascii="TimeNewRoman" w:hAnsi="TimeNewRoman"/>
-                <w:sz w:val="30"/>
-              </w:rPr>
-              <w:t>82-18=</w:t>
+              <w:t>33-26=</w:t>
             </w:r>
           </w:p>
         </w:tc>
@@ -405,7 +91,7 @@
                 <w:rFonts w:ascii="TimeNewRoman" w:hAnsi="TimeNewRoman"/>
                 <w:sz w:val="30"/>
               </w:rPr>
-              <w:t>71-54=</w:t>
+              <w:t>61-46=</w:t>
             </w:r>
           </w:p>
         </w:tc>
@@ -422,1194 +108,12 @@
                 <w:rFonts w:ascii="TimeNewRoman" w:hAnsi="TimeNewRoman"/>
                 <w:sz w:val="30"/>
               </w:rPr>
-              <w:t>42-18=</w:t>
-            </w:r>
-          </w:p>
-        </w:tc>
-        <w:tc>
-          <w:tcPr>
-            <w:tcW w:type="dxa" w:w="1987"/>
-          </w:tcPr>
-          <w:p>
-            <w:pPr>
-              <w:jc w:val="left"/>
-            </w:pPr>
-            <w:r>
-              <w:rPr>
-                <w:rFonts w:ascii="TimeNewRoman" w:hAnsi="TimeNewRoman"/>
-                <w:sz w:val="30"/>
-              </w:rPr>
-              <w:t>26+67=</w:t>
-            </w:r>
-          </w:p>
-        </w:tc>
-        <w:tc>
-          <w:tcPr>
-            <w:tcW w:type="dxa" w:w="1987"/>
-          </w:tcPr>
-          <w:p>
-            <w:pPr>
-              <w:jc w:val="left"/>
-            </w:pPr>
-            <w:r>
-              <w:rPr>
-                <w:rFonts w:ascii="TimeNewRoman" w:hAnsi="TimeNewRoman"/>
-                <w:sz w:val="30"/>
-              </w:rPr>
-              <w:t>97-49=</w:t>
+              <w:t>68-39=</w:t>
             </w:r>
           </w:p>
         </w:tc>
       </w:tr>
       <w:tr>
-        <w:tc>
-          <w:tcPr>
-            <w:tcW w:type="dxa" w:w="1987"/>
-          </w:tcPr>
-          <w:p>
-            <w:pPr>
-              <w:jc w:val="left"/>
-            </w:pPr>
-            <w:r>
-              <w:rPr>
-                <w:rFonts w:ascii="TimeNewRoman" w:hAnsi="TimeNewRoman"/>
-                <w:sz w:val="30"/>
-              </w:rPr>
-              <w:t>28+69=</w:t>
-            </w:r>
-          </w:p>
-        </w:tc>
-        <w:tc>
-          <w:tcPr>
-            <w:tcW w:type="dxa" w:w="1987"/>
-          </w:tcPr>
-          <w:p>
-            <w:pPr>
-              <w:jc w:val="left"/>
-            </w:pPr>
-            <w:r>
-              <w:rPr>
-                <w:rFonts w:ascii="TimeNewRoman" w:hAnsi="TimeNewRoman"/>
-                <w:sz w:val="30"/>
-              </w:rPr>
-              <w:t>46-8=</w:t>
-            </w:r>
-          </w:p>
-        </w:tc>
-        <w:tc>
-          <w:tcPr>
-            <w:tcW w:type="dxa" w:w="1987"/>
-          </w:tcPr>
-          <w:p>
-            <w:pPr>
-              <w:jc w:val="left"/>
-            </w:pPr>
-            <w:r>
-              <w:rPr>
-                <w:rFonts w:ascii="TimeNewRoman" w:hAnsi="TimeNewRoman"/>
-                <w:sz w:val="30"/>
-              </w:rPr>
-              <w:t>4+19=</w:t>
-            </w:r>
-          </w:p>
-        </w:tc>
-        <w:tc>
-          <w:tcPr>
-            <w:tcW w:type="dxa" w:w="1987"/>
-          </w:tcPr>
-          <w:p>
-            <w:pPr>
-              <w:jc w:val="left"/>
-            </w:pPr>
-            <w:r>
-              <w:rPr>
-                <w:rFonts w:ascii="TimeNewRoman" w:hAnsi="TimeNewRoman"/>
-                <w:sz w:val="30"/>
-              </w:rPr>
-              <w:t>17+7=</w:t>
-            </w:r>
-          </w:p>
-        </w:tc>
-        <w:tc>
-          <w:tcPr>
-            <w:tcW w:type="dxa" w:w="1987"/>
-          </w:tcPr>
-          <w:p>
-            <w:pPr>
-              <w:jc w:val="left"/>
-            </w:pPr>
-            <w:r>
-              <w:rPr>
-                <w:rFonts w:ascii="TimeNewRoman" w:hAnsi="TimeNewRoman"/>
-                <w:sz w:val="30"/>
-              </w:rPr>
-              <w:t>19+16=</w:t>
-            </w:r>
-          </w:p>
-        </w:tc>
-      </w:tr>
-      <w:tr>
-        <w:tc>
-          <w:tcPr>
-            <w:tcW w:type="dxa" w:w="1987"/>
-          </w:tcPr>
-          <w:p>
-            <w:pPr>
-              <w:jc w:val="left"/>
-            </w:pPr>
-            <w:r>
-              <w:rPr>
-                <w:rFonts w:ascii="TimeNewRoman" w:hAnsi="TimeNewRoman"/>
-                <w:sz w:val="30"/>
-              </w:rPr>
-              <w:t>68+5=</w:t>
-            </w:r>
-          </w:p>
-        </w:tc>
-        <w:tc>
-          <w:tcPr>
-            <w:tcW w:type="dxa" w:w="1987"/>
-          </w:tcPr>
-          <w:p>
-            <w:pPr>
-              <w:jc w:val="left"/>
-            </w:pPr>
-            <w:r>
-              <w:rPr>
-                <w:rFonts w:ascii="TimeNewRoman" w:hAnsi="TimeNewRoman"/>
-                <w:sz w:val="30"/>
-              </w:rPr>
-              <w:t>91-67=</w:t>
-            </w:r>
-          </w:p>
-        </w:tc>
-        <w:tc>
-          <w:tcPr>
-            <w:tcW w:type="dxa" w:w="1987"/>
-          </w:tcPr>
-          <w:p>
-            <w:pPr>
-              <w:jc w:val="left"/>
-            </w:pPr>
-            <w:r>
-              <w:rPr>
-                <w:rFonts w:ascii="TimeNewRoman" w:hAnsi="TimeNewRoman"/>
-                <w:sz w:val="30"/>
-              </w:rPr>
-              <w:t>29+7=</w:t>
-            </w:r>
-          </w:p>
-        </w:tc>
-        <w:tc>
-          <w:tcPr>
-            <w:tcW w:type="dxa" w:w="1987"/>
-          </w:tcPr>
-          <w:p>
-            <w:pPr>
-              <w:jc w:val="left"/>
-            </w:pPr>
-            <w:r>
-              <w:rPr>
-                <w:rFonts w:ascii="TimeNewRoman" w:hAnsi="TimeNewRoman"/>
-                <w:sz w:val="30"/>
-              </w:rPr>
-              <w:t>61-32=</w:t>
-            </w:r>
-          </w:p>
-        </w:tc>
-        <w:tc>
-          <w:tcPr>
-            <w:tcW w:type="dxa" w:w="1987"/>
-          </w:tcPr>
-          <w:p>
-            <w:pPr>
-              <w:jc w:val="left"/>
-            </w:pPr>
-            <w:r>
-              <w:rPr>
-                <w:rFonts w:ascii="TimeNewRoman" w:hAnsi="TimeNewRoman"/>
-                <w:sz w:val="30"/>
-              </w:rPr>
-              <w:t>50-48=</w:t>
-            </w:r>
-          </w:p>
-        </w:tc>
-      </w:tr>
-      <w:tr>
-        <w:tc>
-          <w:tcPr>
-            <w:tcW w:type="dxa" w:w="1987"/>
-          </w:tcPr>
-          <w:p>
-            <w:pPr>
-              <w:jc w:val="left"/>
-            </w:pPr>
-            <w:r>
-              <w:rPr>
-                <w:rFonts w:ascii="TimeNewRoman" w:hAnsi="TimeNewRoman"/>
-                <w:sz w:val="30"/>
-              </w:rPr>
-              <w:t>60-39=</w:t>
-            </w:r>
-          </w:p>
-        </w:tc>
-        <w:tc>
-          <w:tcPr>
-            <w:tcW w:type="dxa" w:w="1987"/>
-          </w:tcPr>
-          <w:p>
-            <w:pPr>
-              <w:jc w:val="left"/>
-            </w:pPr>
-            <w:r>
-              <w:rPr>
-                <w:rFonts w:ascii="TimeNewRoman" w:hAnsi="TimeNewRoman"/>
-                <w:sz w:val="30"/>
-              </w:rPr>
-              <w:t>97-58=</w:t>
-            </w:r>
-          </w:p>
-        </w:tc>
-        <w:tc>
-          <w:tcPr>
-            <w:tcW w:type="dxa" w:w="1987"/>
-          </w:tcPr>
-          <w:p>
-            <w:pPr>
-              <w:jc w:val="left"/>
-            </w:pPr>
-            <w:r>
-              <w:rPr>
-                <w:rFonts w:ascii="TimeNewRoman" w:hAnsi="TimeNewRoman"/>
-                <w:sz w:val="30"/>
-              </w:rPr>
-              <w:t>18+4=</w:t>
-            </w:r>
-          </w:p>
-        </w:tc>
-        <w:tc>
-          <w:tcPr>
-            <w:tcW w:type="dxa" w:w="1987"/>
-          </w:tcPr>
-          <w:p>
-            <w:pPr>
-              <w:jc w:val="left"/>
-            </w:pPr>
-            <w:r>
-              <w:rPr>
-                <w:rFonts w:ascii="TimeNewRoman" w:hAnsi="TimeNewRoman"/>
-                <w:sz w:val="30"/>
-              </w:rPr>
-              <w:t>92-57=</w:t>
-            </w:r>
-          </w:p>
-        </w:tc>
-        <w:tc>
-          <w:tcPr>
-            <w:tcW w:type="dxa" w:w="1987"/>
-          </w:tcPr>
-          <w:p>
-            <w:pPr>
-              <w:jc w:val="left"/>
-            </w:pPr>
-            <w:r>
-              <w:rPr>
-                <w:rFonts w:ascii="TimeNewRoman" w:hAnsi="TimeNewRoman"/>
-                <w:sz w:val="30"/>
-              </w:rPr>
-              <w:t>31-12=</w:t>
-            </w:r>
-          </w:p>
-        </w:tc>
-      </w:tr>
-      <w:tr>
-        <w:tc>
-          <w:tcPr>
-            <w:tcW w:type="dxa" w:w="1987"/>
-          </w:tcPr>
-          <w:p>
-            <w:pPr>
-              <w:jc w:val="left"/>
-            </w:pPr>
-            <w:r>
-              <w:rPr>
-                <w:rFonts w:ascii="TimeNewRoman" w:hAnsi="TimeNewRoman"/>
-                <w:sz w:val="30"/>
-              </w:rPr>
-              <w:t>49+2=</w:t>
-            </w:r>
-          </w:p>
-        </w:tc>
-        <w:tc>
-          <w:tcPr>
-            <w:tcW w:type="dxa" w:w="1987"/>
-          </w:tcPr>
-          <w:p>
-            <w:pPr>
-              <w:jc w:val="left"/>
-            </w:pPr>
-            <w:r>
-              <w:rPr>
-                <w:rFonts w:ascii="TimeNewRoman" w:hAnsi="TimeNewRoman"/>
-                <w:sz w:val="30"/>
-              </w:rPr>
-              <w:t>93-27=</w:t>
-            </w:r>
-          </w:p>
-        </w:tc>
-        <w:tc>
-          <w:tcPr>
-            <w:tcW w:type="dxa" w:w="1987"/>
-          </w:tcPr>
-          <w:p>
-            <w:pPr>
-              <w:jc w:val="left"/>
-            </w:pPr>
-            <w:r>
-              <w:rPr>
-                <w:rFonts w:ascii="TimeNewRoman" w:hAnsi="TimeNewRoman"/>
-                <w:sz w:val="30"/>
-              </w:rPr>
-              <w:t>33+59=</w:t>
-            </w:r>
-          </w:p>
-        </w:tc>
-        <w:tc>
-          <w:tcPr>
-            <w:tcW w:type="dxa" w:w="1987"/>
-          </w:tcPr>
-          <w:p>
-            <w:pPr>
-              <w:jc w:val="left"/>
-            </w:pPr>
-            <w:r>
-              <w:rPr>
-                <w:rFonts w:ascii="TimeNewRoman" w:hAnsi="TimeNewRoman"/>
-                <w:sz w:val="30"/>
-              </w:rPr>
-              <w:t>48+18=</w:t>
-            </w:r>
-          </w:p>
-        </w:tc>
-        <w:tc>
-          <w:tcPr>
-            <w:tcW w:type="dxa" w:w="1987"/>
-          </w:tcPr>
-          <w:p>
-            <w:pPr>
-              <w:jc w:val="left"/>
-            </w:pPr>
-            <w:r>
-              <w:rPr>
-                <w:rFonts w:ascii="TimeNewRoman" w:hAnsi="TimeNewRoman"/>
-                <w:sz w:val="30"/>
-              </w:rPr>
-              <w:t>27+69=</w:t>
-            </w:r>
-          </w:p>
-        </w:tc>
-      </w:tr>
-      <w:tr>
-        <w:tc>
-          <w:tcPr>
-            <w:tcW w:type="dxa" w:w="1987"/>
-          </w:tcPr>
-          <w:p>
-            <w:pPr>
-              <w:jc w:val="left"/>
-            </w:pPr>
-            <w:r>
-              <w:rPr>
-                <w:rFonts w:ascii="TimeNewRoman" w:hAnsi="TimeNewRoman"/>
-                <w:sz w:val="30"/>
-              </w:rPr>
-              <w:t>8+4=</w:t>
-            </w:r>
-          </w:p>
-        </w:tc>
-        <w:tc>
-          <w:tcPr>
-            <w:tcW w:type="dxa" w:w="1987"/>
-          </w:tcPr>
-          <w:p>
-            <w:pPr>
-              <w:jc w:val="left"/>
-            </w:pPr>
-            <w:r>
-              <w:rPr>
-                <w:rFonts w:ascii="TimeNewRoman" w:hAnsi="TimeNewRoman"/>
-                <w:sz w:val="30"/>
-              </w:rPr>
-              <w:t>90-33=</w:t>
-            </w:r>
-          </w:p>
-        </w:tc>
-        <w:tc>
-          <w:tcPr>
-            <w:tcW w:type="dxa" w:w="1987"/>
-          </w:tcPr>
-          <w:p>
-            <w:pPr>
-              <w:jc w:val="left"/>
-            </w:pPr>
-            <w:r>
-              <w:rPr>
-                <w:rFonts w:ascii="TimeNewRoman" w:hAnsi="TimeNewRoman"/>
-                <w:sz w:val="30"/>
-              </w:rPr>
-              <w:t>57+4=</w:t>
-            </w:r>
-          </w:p>
-        </w:tc>
-        <w:tc>
-          <w:tcPr>
-            <w:tcW w:type="dxa" w:w="1987"/>
-          </w:tcPr>
-          <w:p>
-            <w:pPr>
-              <w:jc w:val="left"/>
-            </w:pPr>
-            <w:r>
-              <w:rPr>
-                <w:rFonts w:ascii="TimeNewRoman" w:hAnsi="TimeNewRoman"/>
-                <w:sz w:val="30"/>
-              </w:rPr>
-              <w:t>82-53=</w:t>
-            </w:r>
-          </w:p>
-        </w:tc>
-        <w:tc>
-          <w:tcPr>
-            <w:tcW w:type="dxa" w:w="1987"/>
-          </w:tcPr>
-          <w:p>
-            <w:pPr>
-              <w:jc w:val="left"/>
-            </w:pPr>
-            <w:r>
-              <w:rPr>
-                <w:rFonts w:ascii="TimeNewRoman" w:hAnsi="TimeNewRoman"/>
-                <w:sz w:val="30"/>
-              </w:rPr>
-              <w:t>45-28=</w:t>
-            </w:r>
-          </w:p>
-        </w:tc>
-      </w:tr>
-      <w:tr>
-        <w:tc>
-          <w:tcPr>
-            <w:tcW w:type="dxa" w:w="1987"/>
-          </w:tcPr>
-          <w:p>
-            <w:pPr>
-              <w:jc w:val="left"/>
-            </w:pPr>
-            <w:r>
-              <w:rPr>
-                <w:rFonts w:ascii="TimeNewRoman" w:hAnsi="TimeNewRoman"/>
-                <w:sz w:val="30"/>
-              </w:rPr>
-              <w:t>91-23=</w:t>
-            </w:r>
-          </w:p>
-        </w:tc>
-        <w:tc>
-          <w:tcPr>
-            <w:tcW w:type="dxa" w:w="1987"/>
-          </w:tcPr>
-          <w:p>
-            <w:pPr>
-              <w:jc w:val="left"/>
-            </w:pPr>
-            <w:r>
-              <w:rPr>
-                <w:rFonts w:ascii="TimeNewRoman" w:hAnsi="TimeNewRoman"/>
-                <w:sz w:val="30"/>
-              </w:rPr>
-              <w:t>53-39=</w:t>
-            </w:r>
-          </w:p>
-        </w:tc>
-        <w:tc>
-          <w:tcPr>
-            <w:tcW w:type="dxa" w:w="1987"/>
-          </w:tcPr>
-          <w:p>
-            <w:pPr>
-              <w:jc w:val="left"/>
-            </w:pPr>
-            <w:r>
-              <w:rPr>
-                <w:rFonts w:ascii="TimeNewRoman" w:hAnsi="TimeNewRoman"/>
-                <w:sz w:val="30"/>
-              </w:rPr>
-              <w:t>94-77=</w:t>
-            </w:r>
-          </w:p>
-        </w:tc>
-        <w:tc>
-          <w:tcPr>
-            <w:tcW w:type="dxa" w:w="1987"/>
-          </w:tcPr>
-          <w:p>
-            <w:pPr>
-              <w:jc w:val="left"/>
-            </w:pPr>
-            <w:r>
-              <w:rPr>
-                <w:rFonts w:ascii="TimeNewRoman" w:hAnsi="TimeNewRoman"/>
-                <w:sz w:val="30"/>
-              </w:rPr>
-              <w:t>76+17=</w:t>
-            </w:r>
-          </w:p>
-        </w:tc>
-        <w:tc>
-          <w:tcPr>
-            <w:tcW w:type="dxa" w:w="1987"/>
-          </w:tcPr>
-          <w:p>
-            <w:pPr>
-              <w:jc w:val="left"/>
-            </w:pPr>
-            <w:r>
-              <w:rPr>
-                <w:rFonts w:ascii="TimeNewRoman" w:hAnsi="TimeNewRoman"/>
-                <w:sz w:val="30"/>
-              </w:rPr>
-              <w:t>94-5=</w:t>
-            </w:r>
-          </w:p>
-        </w:tc>
-      </w:tr>
-      <w:tr>
-        <w:tc>
-          <w:tcPr>
-            <w:tcW w:type="dxa" w:w="1987"/>
-          </w:tcPr>
-          <w:p>
-            <w:pPr>
-              <w:jc w:val="left"/>
-            </w:pPr>
-            <w:r>
-              <w:rPr>
-                <w:rFonts w:ascii="TimeNewRoman" w:hAnsi="TimeNewRoman"/>
-                <w:sz w:val="30"/>
-              </w:rPr>
-              <w:t>69+8=</w:t>
-            </w:r>
-          </w:p>
-        </w:tc>
-        <w:tc>
-          <w:tcPr>
-            <w:tcW w:type="dxa" w:w="1987"/>
-          </w:tcPr>
-          <w:p>
-            <w:pPr>
-              <w:jc w:val="left"/>
-            </w:pPr>
-            <w:r>
-              <w:rPr>
-                <w:rFonts w:ascii="TimeNewRoman" w:hAnsi="TimeNewRoman"/>
-                <w:sz w:val="30"/>
-              </w:rPr>
-              <w:t>50-23=</w:t>
-            </w:r>
-          </w:p>
-        </w:tc>
-        <w:tc>
-          <w:tcPr>
-            <w:tcW w:type="dxa" w:w="1987"/>
-          </w:tcPr>
-          <w:p>
-            <w:pPr>
-              <w:jc w:val="left"/>
-            </w:pPr>
-            <w:r>
-              <w:rPr>
-                <w:rFonts w:ascii="TimeNewRoman" w:hAnsi="TimeNewRoman"/>
-                <w:sz w:val="30"/>
-              </w:rPr>
-              <w:t>18+28=</w:t>
-            </w:r>
-          </w:p>
-        </w:tc>
-        <w:tc>
-          <w:tcPr>
-            <w:tcW w:type="dxa" w:w="1987"/>
-          </w:tcPr>
-          <w:p>
-            <w:pPr>
-              <w:jc w:val="left"/>
-            </w:pPr>
-            <w:r>
-              <w:rPr>
-                <w:rFonts w:ascii="TimeNewRoman" w:hAnsi="TimeNewRoman"/>
-                <w:sz w:val="30"/>
-              </w:rPr>
-              <w:t>17+37=</w:t>
-            </w:r>
-          </w:p>
-        </w:tc>
-        <w:tc>
-          <w:tcPr>
-            <w:tcW w:type="dxa" w:w="1987"/>
-          </w:tcPr>
-          <w:p>
-            <w:pPr>
-              <w:jc w:val="left"/>
-            </w:pPr>
-            <w:r>
-              <w:rPr>
-                <w:rFonts w:ascii="TimeNewRoman" w:hAnsi="TimeNewRoman"/>
-                <w:sz w:val="30"/>
-              </w:rPr>
-              <w:t>91-15=</w:t>
-            </w:r>
-          </w:p>
-        </w:tc>
-      </w:tr>
-      <w:tr>
-        <w:tc>
-          <w:tcPr>
-            <w:tcW w:type="dxa" w:w="1987"/>
-          </w:tcPr>
-          <w:p>
-            <w:pPr>
-              <w:jc w:val="left"/>
-            </w:pPr>
-            <w:r>
-              <w:rPr>
-                <w:rFonts w:ascii="TimeNewRoman" w:hAnsi="TimeNewRoman"/>
-                <w:sz w:val="30"/>
-              </w:rPr>
-              <w:t>45-19=</w:t>
-            </w:r>
-          </w:p>
-        </w:tc>
-        <w:tc>
-          <w:tcPr>
-            <w:tcW w:type="dxa" w:w="1987"/>
-          </w:tcPr>
-          <w:p>
-            <w:pPr>
-              <w:jc w:val="left"/>
-            </w:pPr>
-            <w:r>
-              <w:rPr>
-                <w:rFonts w:ascii="TimeNewRoman" w:hAnsi="TimeNewRoman"/>
-                <w:sz w:val="30"/>
-              </w:rPr>
-              <w:t>18+23=</w:t>
-            </w:r>
-          </w:p>
-        </w:tc>
-        <w:tc>
-          <w:tcPr>
-            <w:tcW w:type="dxa" w:w="1987"/>
-          </w:tcPr>
-          <w:p>
-            <w:pPr>
-              <w:jc w:val="left"/>
-            </w:pPr>
-            <w:r>
-              <w:rPr>
-                <w:rFonts w:ascii="TimeNewRoman" w:hAnsi="TimeNewRoman"/>
-                <w:sz w:val="30"/>
-              </w:rPr>
-              <w:t>26+66=</w:t>
-            </w:r>
-          </w:p>
-        </w:tc>
-        <w:tc>
-          <w:tcPr>
-            <w:tcW w:type="dxa" w:w="1987"/>
-          </w:tcPr>
-          <w:p>
-            <w:pPr>
-              <w:jc w:val="left"/>
-            </w:pPr>
-            <w:r>
-              <w:rPr>
-                <w:rFonts w:ascii="TimeNewRoman" w:hAnsi="TimeNewRoman"/>
-                <w:sz w:val="30"/>
-              </w:rPr>
-              <w:t>47-19=</w:t>
-            </w:r>
-          </w:p>
-        </w:tc>
-        <w:tc>
-          <w:tcPr>
-            <w:tcW w:type="dxa" w:w="1987"/>
-          </w:tcPr>
-          <w:p>
-            <w:pPr>
-              <w:jc w:val="left"/>
-            </w:pPr>
-            <w:r>
-              <w:rPr>
-                <w:rFonts w:ascii="TimeNewRoman" w:hAnsi="TimeNewRoman"/>
-                <w:sz w:val="30"/>
-              </w:rPr>
-              <w:t>66+16=</w:t>
-            </w:r>
-          </w:p>
-        </w:tc>
-      </w:tr>
-      <w:tr>
-        <w:tc>
-          <w:tcPr>
-            <w:tcW w:type="dxa" w:w="1987"/>
-          </w:tcPr>
-          <w:p>
-            <w:pPr>
-              <w:jc w:val="left"/>
-            </w:pPr>
-            <w:r>
-              <w:rPr>
-                <w:rFonts w:ascii="TimeNewRoman" w:hAnsi="TimeNewRoman"/>
-                <w:sz w:val="30"/>
-              </w:rPr>
-              <w:t>47-38=</w:t>
-            </w:r>
-          </w:p>
-        </w:tc>
-        <w:tc>
-          <w:tcPr>
-            <w:tcW w:type="dxa" w:w="1987"/>
-          </w:tcPr>
-          <w:p>
-            <w:pPr>
-              <w:jc w:val="left"/>
-            </w:pPr>
-            <w:r>
-              <w:rPr>
-                <w:rFonts w:ascii="TimeNewRoman" w:hAnsi="TimeNewRoman"/>
-                <w:sz w:val="30"/>
-              </w:rPr>
-              <w:t>76-28=</w:t>
-            </w:r>
-          </w:p>
-        </w:tc>
-        <w:tc>
-          <w:tcPr>
-            <w:tcW w:type="dxa" w:w="1987"/>
-          </w:tcPr>
-          <w:p>
-            <w:pPr>
-              <w:jc w:val="left"/>
-            </w:pPr>
-            <w:r>
-              <w:rPr>
-                <w:rFonts w:ascii="TimeNewRoman" w:hAnsi="TimeNewRoman"/>
-                <w:sz w:val="30"/>
-              </w:rPr>
-              <w:t>84-38=</w:t>
-            </w:r>
-          </w:p>
-        </w:tc>
-        <w:tc>
-          <w:tcPr>
-            <w:tcW w:type="dxa" w:w="1987"/>
-          </w:tcPr>
-          <w:p>
-            <w:pPr>
-              <w:jc w:val="left"/>
-            </w:pPr>
-            <w:r>
-              <w:rPr>
-                <w:rFonts w:ascii="TimeNewRoman" w:hAnsi="TimeNewRoman"/>
-                <w:sz w:val="30"/>
-              </w:rPr>
-              <w:t>39+12=</w:t>
-            </w:r>
-          </w:p>
-        </w:tc>
-        <w:tc>
-          <w:tcPr>
-            <w:tcW w:type="dxa" w:w="1987"/>
-          </w:tcPr>
-          <w:p>
-            <w:pPr>
-              <w:jc w:val="left"/>
-            </w:pPr>
-            <w:r>
-              <w:rPr>
-                <w:rFonts w:ascii="TimeNewRoman" w:hAnsi="TimeNewRoman"/>
-                <w:sz w:val="30"/>
-              </w:rPr>
-              <w:t>46+48=</w:t>
-            </w:r>
-          </w:p>
-        </w:tc>
-      </w:tr>
-      <w:tr>
-        <w:tc>
-          <w:tcPr>
-            <w:tcW w:type="dxa" w:w="1987"/>
-          </w:tcPr>
-          <w:p>
-            <w:pPr>
-              <w:jc w:val="left"/>
-            </w:pPr>
-            <w:r>
-              <w:rPr>
-                <w:rFonts w:ascii="TimeNewRoman" w:hAnsi="TimeNewRoman"/>
-                <w:sz w:val="30"/>
-              </w:rPr>
-              <w:t>22-19=</w:t>
-            </w:r>
-          </w:p>
-        </w:tc>
-        <w:tc>
-          <w:tcPr>
-            <w:tcW w:type="dxa" w:w="1987"/>
-          </w:tcPr>
-          <w:p>
-            <w:pPr>
-              <w:jc w:val="left"/>
-            </w:pPr>
-            <w:r>
-              <w:rPr>
-                <w:rFonts w:ascii="TimeNewRoman" w:hAnsi="TimeNewRoman"/>
-                <w:sz w:val="30"/>
-              </w:rPr>
-              <w:t>83-67=</w:t>
-            </w:r>
-          </w:p>
-        </w:tc>
-        <w:tc>
-          <w:tcPr>
-            <w:tcW w:type="dxa" w:w="1987"/>
-          </w:tcPr>
-          <w:p>
-            <w:pPr>
-              <w:jc w:val="left"/>
-            </w:pPr>
-            <w:r>
-              <w:rPr>
-                <w:rFonts w:ascii="TimeNewRoman" w:hAnsi="TimeNewRoman"/>
-                <w:sz w:val="30"/>
-              </w:rPr>
-              <w:t>21-2=</w:t>
-            </w:r>
-          </w:p>
-        </w:tc>
-        <w:tc>
-          <w:tcPr>
-            <w:tcW w:type="dxa" w:w="1987"/>
-          </w:tcPr>
-          <w:p>
-            <w:pPr>
-              <w:jc w:val="left"/>
-            </w:pPr>
-            <w:r>
-              <w:rPr>
-                <w:rFonts w:ascii="TimeNewRoman" w:hAnsi="TimeNewRoman"/>
-                <w:sz w:val="30"/>
-              </w:rPr>
-              <w:t>53-49=</w:t>
-            </w:r>
-          </w:p>
-        </w:tc>
-        <w:tc>
-          <w:tcPr>
-            <w:tcW w:type="dxa" w:w="1987"/>
-          </w:tcPr>
-          <w:p>
-            <w:pPr>
-              <w:jc w:val="left"/>
-            </w:pPr>
-            <w:r>
-              <w:rPr>
-                <w:rFonts w:ascii="TimeNewRoman" w:hAnsi="TimeNewRoman"/>
-                <w:sz w:val="30"/>
-              </w:rPr>
-              <w:t>52-24=</w:t>
-            </w:r>
-          </w:p>
-        </w:tc>
-      </w:tr>
-      <w:tr>
-        <w:tc>
-          <w:tcPr>
-            <w:tcW w:type="dxa" w:w="1987"/>
-          </w:tcPr>
-          <w:p>
-            <w:pPr>
-              <w:jc w:val="left"/>
-            </w:pPr>
-            <w:r>
-              <w:rPr>
-                <w:rFonts w:ascii="TimeNewRoman" w:hAnsi="TimeNewRoman"/>
-                <w:sz w:val="30"/>
-              </w:rPr>
-              <w:t>95-77=</w:t>
-            </w:r>
-          </w:p>
-        </w:tc>
-        <w:tc>
-          <w:tcPr>
-            <w:tcW w:type="dxa" w:w="1987"/>
-          </w:tcPr>
-          <w:p>
-            <w:pPr>
-              <w:jc w:val="left"/>
-            </w:pPr>
-            <w:r>
-              <w:rPr>
-                <w:rFonts w:ascii="TimeNewRoman" w:hAnsi="TimeNewRoman"/>
-                <w:sz w:val="30"/>
-              </w:rPr>
-              <w:t>54-46=</w:t>
-            </w:r>
-          </w:p>
-        </w:tc>
-        <w:tc>
-          <w:tcPr>
-            <w:tcW w:type="dxa" w:w="1987"/>
-          </w:tcPr>
-          <w:p>
-            <w:pPr>
-              <w:jc w:val="left"/>
-            </w:pPr>
-            <w:r>
-              <w:rPr>
-                <w:rFonts w:ascii="TimeNewRoman" w:hAnsi="TimeNewRoman"/>
-                <w:sz w:val="30"/>
-              </w:rPr>
-              <w:t>9+63=</w:t>
-            </w:r>
-          </w:p>
-        </w:tc>
-        <w:tc>
-          <w:tcPr>
-            <w:tcW w:type="dxa" w:w="1987"/>
-          </w:tcPr>
-          <w:p>
-            <w:pPr>
-              <w:jc w:val="left"/>
-            </w:pPr>
-            <w:r>
-              <w:rPr>
-                <w:rFonts w:ascii="TimeNewRoman" w:hAnsi="TimeNewRoman"/>
-                <w:sz w:val="30"/>
-              </w:rPr>
-              <w:t>35+37=</w:t>
-            </w:r>
-          </w:p>
-        </w:tc>
-        <w:tc>
-          <w:tcPr>
-            <w:tcW w:type="dxa" w:w="1987"/>
-          </w:tcPr>
-          <w:p>
-            <w:pPr>
-              <w:jc w:val="left"/>
-            </w:pPr>
-            <w:r>
-              <w:rPr>
-                <w:rFonts w:ascii="TimeNewRoman" w:hAnsi="TimeNewRoman"/>
-                <w:sz w:val="30"/>
-              </w:rPr>
-              <w:t>34+18=</w:t>
-            </w:r>
-          </w:p>
-        </w:tc>
-      </w:tr>
-      <w:tr>
-        <w:tc>
-          <w:tcPr>
-            <w:tcW w:type="dxa" w:w="1987"/>
-          </w:tcPr>
-          <w:p>
-            <w:pPr>
-              <w:jc w:val="left"/>
-            </w:pPr>
-            <w:r>
-              <w:rPr>
-                <w:rFonts w:ascii="TimeNewRoman" w:hAnsi="TimeNewRoman"/>
-                <w:sz w:val="30"/>
-              </w:rPr>
-              <w:t>57+28=</w:t>
-            </w:r>
-          </w:p>
-        </w:tc>
-        <w:tc>
-          <w:tcPr>
-            <w:tcW w:type="dxa" w:w="1987"/>
-          </w:tcPr>
-          <w:p>
-            <w:pPr>
-              <w:jc w:val="left"/>
-            </w:pPr>
-            <w:r>
-              <w:rPr>
-                <w:rFonts w:ascii="TimeNewRoman" w:hAnsi="TimeNewRoman"/>
-                <w:sz w:val="30"/>
-              </w:rPr>
-              <w:t>96-29=</w:t>
-            </w:r>
-          </w:p>
-        </w:tc>
-        <w:tc>
-          <w:tcPr>
-            <w:tcW w:type="dxa" w:w="1987"/>
-          </w:tcPr>
-          <w:p>
-            <w:pPr>
-              <w:jc w:val="left"/>
-            </w:pPr>
-            <w:r>
-              <w:rPr>
-                <w:rFonts w:ascii="TimeNewRoman" w:hAnsi="TimeNewRoman"/>
-                <w:sz w:val="30"/>
-              </w:rPr>
-              <w:t>72-17=</w:t>
-            </w:r>
-          </w:p>
-        </w:tc>
-        <w:tc>
-          <w:tcPr>
-            <w:tcW w:type="dxa" w:w="1987"/>
-          </w:tcPr>
-          <w:p>
-            <w:pPr>
-              <w:jc w:val="left"/>
-            </w:pPr>
-            <w:r>
-              <w:rPr>
-                <w:rFonts w:ascii="TimeNewRoman" w:hAnsi="TimeNewRoman"/>
-                <w:sz w:val="30"/>
-              </w:rPr>
-              <w:t>95-8=</w:t>
-            </w:r>
-          </w:p>
-        </w:tc>
-        <w:tc>
-          <w:tcPr>
-            <w:tcW w:type="dxa" w:w="1987"/>
-          </w:tcPr>
-          <w:p>
-            <w:pPr>
-              <w:jc w:val="left"/>
-            </w:pPr>
-            <w:r>
-              <w:rPr>
-                <w:rFonts w:ascii="TimeNewRoman" w:hAnsi="TimeNewRoman"/>
-                <w:sz w:val="30"/>
-              </w:rPr>
-              <w:t>65-47=</w:t>
-            </w:r>
-          </w:p>
-        </w:tc>
-      </w:tr>
-      <w:tr>
-        <w:tc>
-          <w:tcPr>
-            <w:tcW w:type="dxa" w:w="1987"/>
-          </w:tcPr>
-          <w:p>
-            <w:pPr>
-              <w:jc w:val="left"/>
-            </w:pPr>
-            <w:r>
-              <w:rPr>
-                <w:rFonts w:ascii="TimeNewRoman" w:hAnsi="TimeNewRoman"/>
-                <w:sz w:val="30"/>
-              </w:rPr>
-              <w:t>94-37=</w:t>
-            </w:r>
-          </w:p>
-        </w:tc>
-        <w:tc>
-          <w:tcPr>
-            <w:tcW w:type="dxa" w:w="1987"/>
-          </w:tcPr>
-          <w:p>
-            <w:pPr>
-              <w:jc w:val="left"/>
-            </w:pPr>
-            <w:r>
-              <w:rPr>
-                <w:rFonts w:ascii="TimeNewRoman" w:hAnsi="TimeNewRoman"/>
-                <w:sz w:val="30"/>
-              </w:rPr>
-              <w:t>16+36=</w:t>
-            </w:r>
-          </w:p>
-        </w:tc>
-        <w:tc>
-          <w:tcPr>
-            <w:tcW w:type="dxa" w:w="1987"/>
-          </w:tcPr>
-          <w:p>
-            <w:pPr>
-              <w:jc w:val="left"/>
-            </w:pPr>
-            <w:r>
-              <w:rPr>
-                <w:rFonts w:ascii="TimeNewRoman" w:hAnsi="TimeNewRoman"/>
-                <w:sz w:val="30"/>
-              </w:rPr>
-              <w:t>27+39=</w:t>
-            </w:r>
-          </w:p>
-        </w:tc>
-        <w:tc>
-          <w:tcPr>
-            <w:tcW w:type="dxa" w:w="1987"/>
-          </w:tcPr>
-          <w:p>
-            <w:pPr>
-              <w:jc w:val="left"/>
-            </w:pPr>
-            <w:r>
-              <w:rPr>
-                <w:rFonts w:ascii="TimeNewRoman" w:hAnsi="TimeNewRoman"/>
-                <w:sz w:val="30"/>
-              </w:rPr>
-              <w:t>60-37=</w:t>
-            </w:r>
-          </w:p>
-        </w:tc>
-        <w:tc>
-          <w:tcPr>
-            <w:tcW w:type="dxa" w:w="1987"/>
-          </w:tcPr>
-          <w:p>
-            <w:pPr>
-              <w:jc w:val="left"/>
-            </w:pPr>
-            <w:r>
-              <w:rPr>
-                <w:rFonts w:ascii="TimeNewRoman" w:hAnsi="TimeNewRoman"/>
-                <w:sz w:val="30"/>
-              </w:rPr>
-              <w:t>56+38=</w:t>
-            </w:r>
-          </w:p>
-        </w:tc>
-      </w:tr>
-      <w:tr>
-        <w:tc>
-          <w:tcPr>
-            <w:tcW w:type="dxa" w:w="1987"/>
-          </w:tcPr>
-          <w:p>
-            <w:pPr>
-              <w:jc w:val="left"/>
-            </w:pPr>
-            <w:r>
-              <w:rPr>
-                <w:rFonts w:ascii="TimeNewRoman" w:hAnsi="TimeNewRoman"/>
-                <w:sz w:val="30"/>
-              </w:rPr>
-              <w:t>64+17=</w:t>
-            </w:r>
-          </w:p>
-        </w:tc>
         <w:tc>
           <w:tcPr>
             <w:tcW w:type="dxa" w:w="1987"/>
@@ -1640,7 +144,7 @@
                 <w:rFonts w:ascii="TimeNewRoman" w:hAnsi="TimeNewRoman"/>
                 <w:sz w:val="30"/>
               </w:rPr>
-              <w:t>6+25=</w:t>
+              <w:t>93-66=</w:t>
             </w:r>
           </w:p>
         </w:tc>
@@ -1657,7 +161,7 @@
                 <w:rFonts w:ascii="TimeNewRoman" w:hAnsi="TimeNewRoman"/>
                 <w:sz w:val="30"/>
               </w:rPr>
-              <w:t>7+27=</w:t>
+              <w:t>4+77=</w:t>
             </w:r>
           </w:p>
         </w:tc>
@@ -1674,7 +178,24 @@
                 <w:rFonts w:ascii="TimeNewRoman" w:hAnsi="TimeNewRoman"/>
                 <w:sz w:val="30"/>
               </w:rPr>
-              <w:t>58+38=</w:t>
+              <w:t>57+16=</w:t>
+            </w:r>
+          </w:p>
+        </w:tc>
+        <w:tc>
+          <w:tcPr>
+            <w:tcW w:type="dxa" w:w="1987"/>
+          </w:tcPr>
+          <w:p>
+            <w:pPr>
+              <w:jc w:val="left"/>
+            </w:pPr>
+            <w:r>
+              <w:rPr>
+                <w:rFonts w:ascii="TimeNewRoman" w:hAnsi="TimeNewRoman"/>
+                <w:sz w:val="30"/>
+              </w:rPr>
+              <w:t>85-58=</w:t>
             </w:r>
           </w:p>
         </w:tc>
@@ -1693,7 +214,7 @@
                 <w:rFonts w:ascii="TimeNewRoman" w:hAnsi="TimeNewRoman"/>
                 <w:sz w:val="30"/>
               </w:rPr>
-              <w:t>32-13=</w:t>
+              <w:t>71-4=</w:t>
             </w:r>
           </w:p>
         </w:tc>
@@ -1710,7 +231,7 @@
                 <w:rFonts w:ascii="TimeNewRoman" w:hAnsi="TimeNewRoman"/>
                 <w:sz w:val="30"/>
               </w:rPr>
-              <w:t>82-44=</w:t>
+              <w:t>82-15=</w:t>
             </w:r>
           </w:p>
         </w:tc>
@@ -1727,7 +248,7 @@
                 <w:rFonts w:ascii="TimeNewRoman" w:hAnsi="TimeNewRoman"/>
                 <w:sz w:val="30"/>
               </w:rPr>
-              <w:t>4+68=</w:t>
+              <w:t>50-9=</w:t>
             </w:r>
           </w:p>
         </w:tc>
@@ -1744,7 +265,7 @@
                 <w:rFonts w:ascii="TimeNewRoman" w:hAnsi="TimeNewRoman"/>
                 <w:sz w:val="30"/>
               </w:rPr>
-              <w:t>82-58=</w:t>
+              <w:t>58+23=</w:t>
             </w:r>
           </w:p>
         </w:tc>
@@ -1761,7 +282,1486 @@
                 <w:rFonts w:ascii="TimeNewRoman" w:hAnsi="TimeNewRoman"/>
                 <w:sz w:val="30"/>
               </w:rPr>
-              <w:t>86-68=</w:t>
+              <w:t>9+26=</w:t>
+            </w:r>
+          </w:p>
+        </w:tc>
+      </w:tr>
+      <w:tr>
+        <w:tc>
+          <w:tcPr>
+            <w:tcW w:type="dxa" w:w="1987"/>
+          </w:tcPr>
+          <w:p>
+            <w:pPr>
+              <w:jc w:val="left"/>
+            </w:pPr>
+            <w:r>
+              <w:rPr>
+                <w:rFonts w:ascii="TimeNewRoman" w:hAnsi="TimeNewRoman"/>
+                <w:sz w:val="30"/>
+              </w:rPr>
+              <w:t>60-13=</w:t>
+            </w:r>
+          </w:p>
+        </w:tc>
+        <w:tc>
+          <w:tcPr>
+            <w:tcW w:type="dxa" w:w="1987"/>
+          </w:tcPr>
+          <w:p>
+            <w:pPr>
+              <w:jc w:val="left"/>
+            </w:pPr>
+            <w:r>
+              <w:rPr>
+                <w:rFonts w:ascii="TimeNewRoman" w:hAnsi="TimeNewRoman"/>
+                <w:sz w:val="30"/>
+              </w:rPr>
+              <w:t>27-18=</w:t>
+            </w:r>
+          </w:p>
+        </w:tc>
+        <w:tc>
+          <w:tcPr>
+            <w:tcW w:type="dxa" w:w="1987"/>
+          </w:tcPr>
+          <w:p>
+            <w:pPr>
+              <w:jc w:val="left"/>
+            </w:pPr>
+            <w:r>
+              <w:rPr>
+                <w:rFonts w:ascii="TimeNewRoman" w:hAnsi="TimeNewRoman"/>
+                <w:sz w:val="30"/>
+              </w:rPr>
+              <w:t>25+46=</w:t>
+            </w:r>
+          </w:p>
+        </w:tc>
+        <w:tc>
+          <w:tcPr>
+            <w:tcW w:type="dxa" w:w="1987"/>
+          </w:tcPr>
+          <w:p>
+            <w:pPr>
+              <w:jc w:val="left"/>
+            </w:pPr>
+            <w:r>
+              <w:rPr>
+                <w:rFonts w:ascii="TimeNewRoman" w:hAnsi="TimeNewRoman"/>
+                <w:sz w:val="30"/>
+              </w:rPr>
+              <w:t>77+16=</w:t>
+            </w:r>
+          </w:p>
+        </w:tc>
+        <w:tc>
+          <w:tcPr>
+            <w:tcW w:type="dxa" w:w="1987"/>
+          </w:tcPr>
+          <w:p>
+            <w:pPr>
+              <w:jc w:val="left"/>
+            </w:pPr>
+            <w:r>
+              <w:rPr>
+                <w:rFonts w:ascii="TimeNewRoman" w:hAnsi="TimeNewRoman"/>
+                <w:sz w:val="30"/>
+              </w:rPr>
+              <w:t>60-38=</w:t>
+            </w:r>
+          </w:p>
+        </w:tc>
+      </w:tr>
+      <w:tr>
+        <w:tc>
+          <w:tcPr>
+            <w:tcW w:type="dxa" w:w="1987"/>
+          </w:tcPr>
+          <w:p>
+            <w:pPr>
+              <w:jc w:val="left"/>
+            </w:pPr>
+            <w:r>
+              <w:rPr>
+                <w:rFonts w:ascii="TimeNewRoman" w:hAnsi="TimeNewRoman"/>
+                <w:sz w:val="30"/>
+              </w:rPr>
+              <w:t>6+88=</w:t>
+            </w:r>
+          </w:p>
+        </w:tc>
+        <w:tc>
+          <w:tcPr>
+            <w:tcW w:type="dxa" w:w="1987"/>
+          </w:tcPr>
+          <w:p>
+            <w:pPr>
+              <w:jc w:val="left"/>
+            </w:pPr>
+            <w:r>
+              <w:rPr>
+                <w:rFonts w:ascii="TimeNewRoman" w:hAnsi="TimeNewRoman"/>
+                <w:sz w:val="30"/>
+              </w:rPr>
+              <w:t>96-9=</w:t>
+            </w:r>
+          </w:p>
+        </w:tc>
+        <w:tc>
+          <w:tcPr>
+            <w:tcW w:type="dxa" w:w="1987"/>
+          </w:tcPr>
+          <w:p>
+            <w:pPr>
+              <w:jc w:val="left"/>
+            </w:pPr>
+            <w:r>
+              <w:rPr>
+                <w:rFonts w:ascii="TimeNewRoman" w:hAnsi="TimeNewRoman"/>
+                <w:sz w:val="30"/>
+              </w:rPr>
+              <w:t>26+37=</w:t>
+            </w:r>
+          </w:p>
+        </w:tc>
+        <w:tc>
+          <w:tcPr>
+            <w:tcW w:type="dxa" w:w="1987"/>
+          </w:tcPr>
+          <w:p>
+            <w:pPr>
+              <w:jc w:val="left"/>
+            </w:pPr>
+            <w:r>
+              <w:rPr>
+                <w:rFonts w:ascii="TimeNewRoman" w:hAnsi="TimeNewRoman"/>
+                <w:sz w:val="30"/>
+              </w:rPr>
+              <w:t>7+35=</w:t>
+            </w:r>
+          </w:p>
+        </w:tc>
+        <w:tc>
+          <w:tcPr>
+            <w:tcW w:type="dxa" w:w="1987"/>
+          </w:tcPr>
+          <w:p>
+            <w:pPr>
+              <w:jc w:val="left"/>
+            </w:pPr>
+            <w:r>
+              <w:rPr>
+                <w:rFonts w:ascii="TimeNewRoman" w:hAnsi="TimeNewRoman"/>
+                <w:sz w:val="30"/>
+              </w:rPr>
+              <w:t>93-65=</w:t>
+            </w:r>
+          </w:p>
+        </w:tc>
+      </w:tr>
+      <w:tr>
+        <w:tc>
+          <w:tcPr>
+            <w:tcW w:type="dxa" w:w="1987"/>
+          </w:tcPr>
+          <w:p>
+            <w:pPr>
+              <w:jc w:val="left"/>
+            </w:pPr>
+            <w:r>
+              <w:rPr>
+                <w:rFonts w:ascii="TimeNewRoman" w:hAnsi="TimeNewRoman"/>
+                <w:sz w:val="30"/>
+              </w:rPr>
+              <w:t>24+29=</w:t>
+            </w:r>
+          </w:p>
+        </w:tc>
+        <w:tc>
+          <w:tcPr>
+            <w:tcW w:type="dxa" w:w="1987"/>
+          </w:tcPr>
+          <w:p>
+            <w:pPr>
+              <w:jc w:val="left"/>
+            </w:pPr>
+            <w:r>
+              <w:rPr>
+                <w:rFonts w:ascii="TimeNewRoman" w:hAnsi="TimeNewRoman"/>
+                <w:sz w:val="30"/>
+              </w:rPr>
+              <w:t>91-4=</w:t>
+            </w:r>
+          </w:p>
+        </w:tc>
+        <w:tc>
+          <w:tcPr>
+            <w:tcW w:type="dxa" w:w="1987"/>
+          </w:tcPr>
+          <w:p>
+            <w:pPr>
+              <w:jc w:val="left"/>
+            </w:pPr>
+            <w:r>
+              <w:rPr>
+                <w:rFonts w:ascii="TimeNewRoman" w:hAnsi="TimeNewRoman"/>
+                <w:sz w:val="30"/>
+              </w:rPr>
+              <w:t>56-17=</w:t>
+            </w:r>
+          </w:p>
+        </w:tc>
+        <w:tc>
+          <w:tcPr>
+            <w:tcW w:type="dxa" w:w="1987"/>
+          </w:tcPr>
+          <w:p>
+            <w:pPr>
+              <w:jc w:val="left"/>
+            </w:pPr>
+            <w:r>
+              <w:rPr>
+                <w:rFonts w:ascii="TimeNewRoman" w:hAnsi="TimeNewRoman"/>
+                <w:sz w:val="30"/>
+              </w:rPr>
+              <w:t>80-3=</w:t>
+            </w:r>
+          </w:p>
+        </w:tc>
+        <w:tc>
+          <w:tcPr>
+            <w:tcW w:type="dxa" w:w="1987"/>
+          </w:tcPr>
+          <w:p>
+            <w:pPr>
+              <w:jc w:val="left"/>
+            </w:pPr>
+            <w:r>
+              <w:rPr>
+                <w:rFonts w:ascii="TimeNewRoman" w:hAnsi="TimeNewRoman"/>
+                <w:sz w:val="30"/>
+              </w:rPr>
+              <w:t>65-36=</w:t>
+            </w:r>
+          </w:p>
+        </w:tc>
+      </w:tr>
+      <w:tr>
+        <w:tc>
+          <w:tcPr>
+            <w:tcW w:type="dxa" w:w="1987"/>
+          </w:tcPr>
+          <w:p>
+            <w:pPr>
+              <w:jc w:val="left"/>
+            </w:pPr>
+            <w:r>
+              <w:rPr>
+                <w:rFonts w:ascii="TimeNewRoman" w:hAnsi="TimeNewRoman"/>
+                <w:sz w:val="30"/>
+              </w:rPr>
+              <w:t>82-75=</w:t>
+            </w:r>
+          </w:p>
+        </w:tc>
+        <w:tc>
+          <w:tcPr>
+            <w:tcW w:type="dxa" w:w="1987"/>
+          </w:tcPr>
+          <w:p>
+            <w:pPr>
+              <w:jc w:val="left"/>
+            </w:pPr>
+            <w:r>
+              <w:rPr>
+                <w:rFonts w:ascii="TimeNewRoman" w:hAnsi="TimeNewRoman"/>
+                <w:sz w:val="30"/>
+              </w:rPr>
+              <w:t>74+17=</w:t>
+            </w:r>
+          </w:p>
+        </w:tc>
+        <w:tc>
+          <w:tcPr>
+            <w:tcW w:type="dxa" w:w="1987"/>
+          </w:tcPr>
+          <w:p>
+            <w:pPr>
+              <w:jc w:val="left"/>
+            </w:pPr>
+            <w:r>
+              <w:rPr>
+                <w:rFonts w:ascii="TimeNewRoman" w:hAnsi="TimeNewRoman"/>
+                <w:sz w:val="30"/>
+              </w:rPr>
+              <w:t>5+69=</w:t>
+            </w:r>
+          </w:p>
+        </w:tc>
+        <w:tc>
+          <w:tcPr>
+            <w:tcW w:type="dxa" w:w="1987"/>
+          </w:tcPr>
+          <w:p>
+            <w:pPr>
+              <w:jc w:val="left"/>
+            </w:pPr>
+            <w:r>
+              <w:rPr>
+                <w:rFonts w:ascii="TimeNewRoman" w:hAnsi="TimeNewRoman"/>
+                <w:sz w:val="30"/>
+              </w:rPr>
+              <w:t>14+39=</w:t>
+            </w:r>
+          </w:p>
+        </w:tc>
+        <w:tc>
+          <w:tcPr>
+            <w:tcW w:type="dxa" w:w="1987"/>
+          </w:tcPr>
+          <w:p>
+            <w:pPr>
+              <w:jc w:val="left"/>
+            </w:pPr>
+            <w:r>
+              <w:rPr>
+                <w:rFonts w:ascii="TimeNewRoman" w:hAnsi="TimeNewRoman"/>
+                <w:sz w:val="30"/>
+              </w:rPr>
+              <w:t>92-43=</w:t>
+            </w:r>
+          </w:p>
+        </w:tc>
+      </w:tr>
+      <w:tr>
+        <w:tc>
+          <w:tcPr>
+            <w:tcW w:type="dxa" w:w="1987"/>
+          </w:tcPr>
+          <w:p>
+            <w:pPr>
+              <w:jc w:val="left"/>
+            </w:pPr>
+            <w:r>
+              <w:rPr>
+                <w:rFonts w:ascii="TimeNewRoman" w:hAnsi="TimeNewRoman"/>
+                <w:sz w:val="30"/>
+              </w:rPr>
+              <w:t>43+28=</w:t>
+            </w:r>
+          </w:p>
+        </w:tc>
+        <w:tc>
+          <w:tcPr>
+            <w:tcW w:type="dxa" w:w="1987"/>
+          </w:tcPr>
+          <w:p>
+            <w:pPr>
+              <w:jc w:val="left"/>
+            </w:pPr>
+            <w:r>
+              <w:rPr>
+                <w:rFonts w:ascii="TimeNewRoman" w:hAnsi="TimeNewRoman"/>
+                <w:sz w:val="30"/>
+              </w:rPr>
+              <w:t>55-48=</w:t>
+            </w:r>
+          </w:p>
+        </w:tc>
+        <w:tc>
+          <w:tcPr>
+            <w:tcW w:type="dxa" w:w="1987"/>
+          </w:tcPr>
+          <w:p>
+            <w:pPr>
+              <w:jc w:val="left"/>
+            </w:pPr>
+            <w:r>
+              <w:rPr>
+                <w:rFonts w:ascii="TimeNewRoman" w:hAnsi="TimeNewRoman"/>
+                <w:sz w:val="30"/>
+              </w:rPr>
+              <w:t>8+6=</w:t>
+            </w:r>
+          </w:p>
+        </w:tc>
+        <w:tc>
+          <w:tcPr>
+            <w:tcW w:type="dxa" w:w="1987"/>
+          </w:tcPr>
+          <w:p>
+            <w:pPr>
+              <w:jc w:val="left"/>
+            </w:pPr>
+            <w:r>
+              <w:rPr>
+                <w:rFonts w:ascii="TimeNewRoman" w:hAnsi="TimeNewRoman"/>
+                <w:sz w:val="30"/>
+              </w:rPr>
+              <w:t>78-9=</w:t>
+            </w:r>
+          </w:p>
+        </w:tc>
+        <w:tc>
+          <w:tcPr>
+            <w:tcW w:type="dxa" w:w="1987"/>
+          </w:tcPr>
+          <w:p>
+            <w:pPr>
+              <w:jc w:val="left"/>
+            </w:pPr>
+            <w:r>
+              <w:rPr>
+                <w:rFonts w:ascii="TimeNewRoman" w:hAnsi="TimeNewRoman"/>
+                <w:sz w:val="30"/>
+              </w:rPr>
+              <w:t>64+28=</w:t>
+            </w:r>
+          </w:p>
+        </w:tc>
+      </w:tr>
+      <w:tr>
+        <w:tc>
+          <w:tcPr>
+            <w:tcW w:type="dxa" w:w="1987"/>
+          </w:tcPr>
+          <w:p>
+            <w:pPr>
+              <w:jc w:val="left"/>
+            </w:pPr>
+            <w:r>
+              <w:rPr>
+                <w:rFonts w:ascii="TimeNewRoman" w:hAnsi="TimeNewRoman"/>
+                <w:sz w:val="30"/>
+              </w:rPr>
+              <w:t>81-24=</w:t>
+            </w:r>
+          </w:p>
+        </w:tc>
+        <w:tc>
+          <w:tcPr>
+            <w:tcW w:type="dxa" w:w="1987"/>
+          </w:tcPr>
+          <w:p>
+            <w:pPr>
+              <w:jc w:val="left"/>
+            </w:pPr>
+            <w:r>
+              <w:rPr>
+                <w:rFonts w:ascii="TimeNewRoman" w:hAnsi="TimeNewRoman"/>
+                <w:sz w:val="30"/>
+              </w:rPr>
+              <w:t>30-21=</w:t>
+            </w:r>
+          </w:p>
+        </w:tc>
+        <w:tc>
+          <w:tcPr>
+            <w:tcW w:type="dxa" w:w="1987"/>
+          </w:tcPr>
+          <w:p>
+            <w:pPr>
+              <w:jc w:val="left"/>
+            </w:pPr>
+            <w:r>
+              <w:rPr>
+                <w:rFonts w:ascii="TimeNewRoman" w:hAnsi="TimeNewRoman"/>
+                <w:sz w:val="30"/>
+              </w:rPr>
+              <w:t>3+8=</w:t>
+            </w:r>
+          </w:p>
+        </w:tc>
+        <w:tc>
+          <w:tcPr>
+            <w:tcW w:type="dxa" w:w="1987"/>
+          </w:tcPr>
+          <w:p>
+            <w:pPr>
+              <w:jc w:val="left"/>
+            </w:pPr>
+            <w:r>
+              <w:rPr>
+                <w:rFonts w:ascii="TimeNewRoman" w:hAnsi="TimeNewRoman"/>
+                <w:sz w:val="30"/>
+              </w:rPr>
+              <w:t>52-6=</w:t>
+            </w:r>
+          </w:p>
+        </w:tc>
+        <w:tc>
+          <w:tcPr>
+            <w:tcW w:type="dxa" w:w="1987"/>
+          </w:tcPr>
+          <w:p>
+            <w:pPr>
+              <w:jc w:val="left"/>
+            </w:pPr>
+            <w:r>
+              <w:rPr>
+                <w:rFonts w:ascii="TimeNewRoman" w:hAnsi="TimeNewRoman"/>
+                <w:sz w:val="30"/>
+              </w:rPr>
+              <w:t>85-18=</w:t>
+            </w:r>
+          </w:p>
+        </w:tc>
+      </w:tr>
+      <w:tr>
+        <w:tc>
+          <w:tcPr>
+            <w:tcW w:type="dxa" w:w="1987"/>
+          </w:tcPr>
+          <w:p>
+            <w:pPr>
+              <w:jc w:val="left"/>
+            </w:pPr>
+            <w:r>
+              <w:rPr>
+                <w:rFonts w:ascii="TimeNewRoman" w:hAnsi="TimeNewRoman"/>
+                <w:sz w:val="30"/>
+              </w:rPr>
+              <w:t>75-8=</w:t>
+            </w:r>
+          </w:p>
+        </w:tc>
+        <w:tc>
+          <w:tcPr>
+            <w:tcW w:type="dxa" w:w="1987"/>
+          </w:tcPr>
+          <w:p>
+            <w:pPr>
+              <w:jc w:val="left"/>
+            </w:pPr>
+            <w:r>
+              <w:rPr>
+                <w:rFonts w:ascii="TimeNewRoman" w:hAnsi="TimeNewRoman"/>
+                <w:sz w:val="30"/>
+              </w:rPr>
+              <w:t>23+18=</w:t>
+            </w:r>
+          </w:p>
+        </w:tc>
+        <w:tc>
+          <w:tcPr>
+            <w:tcW w:type="dxa" w:w="1987"/>
+          </w:tcPr>
+          <w:p>
+            <w:pPr>
+              <w:jc w:val="left"/>
+            </w:pPr>
+            <w:r>
+              <w:rPr>
+                <w:rFonts w:ascii="TimeNewRoman" w:hAnsi="TimeNewRoman"/>
+                <w:sz w:val="30"/>
+              </w:rPr>
+              <w:t>39+23=</w:t>
+            </w:r>
+          </w:p>
+        </w:tc>
+        <w:tc>
+          <w:tcPr>
+            <w:tcW w:type="dxa" w:w="1987"/>
+          </w:tcPr>
+          <w:p>
+            <w:pPr>
+              <w:jc w:val="left"/>
+            </w:pPr>
+            <w:r>
+              <w:rPr>
+                <w:rFonts w:ascii="TimeNewRoman" w:hAnsi="TimeNewRoman"/>
+                <w:sz w:val="30"/>
+              </w:rPr>
+              <w:t>94-35=</w:t>
+            </w:r>
+          </w:p>
+        </w:tc>
+        <w:tc>
+          <w:tcPr>
+            <w:tcW w:type="dxa" w:w="1987"/>
+          </w:tcPr>
+          <w:p>
+            <w:pPr>
+              <w:jc w:val="left"/>
+            </w:pPr>
+            <w:r>
+              <w:rPr>
+                <w:rFonts w:ascii="TimeNewRoman" w:hAnsi="TimeNewRoman"/>
+                <w:sz w:val="30"/>
+              </w:rPr>
+              <w:t>94-48=</w:t>
+            </w:r>
+          </w:p>
+        </w:tc>
+      </w:tr>
+      <w:tr>
+        <w:tc>
+          <w:tcPr>
+            <w:tcW w:type="dxa" w:w="1987"/>
+          </w:tcPr>
+          <w:p>
+            <w:pPr>
+              <w:jc w:val="left"/>
+            </w:pPr>
+            <w:r>
+              <w:rPr>
+                <w:rFonts w:ascii="TimeNewRoman" w:hAnsi="TimeNewRoman"/>
+                <w:sz w:val="30"/>
+              </w:rPr>
+              <w:t>33-4=</w:t>
+            </w:r>
+          </w:p>
+        </w:tc>
+        <w:tc>
+          <w:tcPr>
+            <w:tcW w:type="dxa" w:w="1987"/>
+          </w:tcPr>
+          <w:p>
+            <w:pPr>
+              <w:jc w:val="left"/>
+            </w:pPr>
+            <w:r>
+              <w:rPr>
+                <w:rFonts w:ascii="TimeNewRoman" w:hAnsi="TimeNewRoman"/>
+                <w:sz w:val="30"/>
+              </w:rPr>
+              <w:t>16+16=</w:t>
+            </w:r>
+          </w:p>
+        </w:tc>
+        <w:tc>
+          <w:tcPr>
+            <w:tcW w:type="dxa" w:w="1987"/>
+          </w:tcPr>
+          <w:p>
+            <w:pPr>
+              <w:jc w:val="left"/>
+            </w:pPr>
+            <w:r>
+              <w:rPr>
+                <w:rFonts w:ascii="TimeNewRoman" w:hAnsi="TimeNewRoman"/>
+                <w:sz w:val="30"/>
+              </w:rPr>
+              <w:t>90-1=</w:t>
+            </w:r>
+          </w:p>
+        </w:tc>
+        <w:tc>
+          <w:tcPr>
+            <w:tcW w:type="dxa" w:w="1987"/>
+          </w:tcPr>
+          <w:p>
+            <w:pPr>
+              <w:jc w:val="left"/>
+            </w:pPr>
+            <w:r>
+              <w:rPr>
+                <w:rFonts w:ascii="TimeNewRoman" w:hAnsi="TimeNewRoman"/>
+                <w:sz w:val="30"/>
+              </w:rPr>
+              <w:t>69+14=</w:t>
+            </w:r>
+          </w:p>
+        </w:tc>
+        <w:tc>
+          <w:tcPr>
+            <w:tcW w:type="dxa" w:w="1987"/>
+          </w:tcPr>
+          <w:p>
+            <w:pPr>
+              <w:jc w:val="left"/>
+            </w:pPr>
+            <w:r>
+              <w:rPr>
+                <w:rFonts w:ascii="TimeNewRoman" w:hAnsi="TimeNewRoman"/>
+                <w:sz w:val="30"/>
+              </w:rPr>
+              <w:t>28+18=</w:t>
+            </w:r>
+          </w:p>
+        </w:tc>
+      </w:tr>
+      <w:tr>
+        <w:tc>
+          <w:tcPr>
+            <w:tcW w:type="dxa" w:w="1987"/>
+          </w:tcPr>
+          <w:p>
+            <w:pPr>
+              <w:jc w:val="left"/>
+            </w:pPr>
+            <w:r>
+              <w:rPr>
+                <w:rFonts w:ascii="TimeNewRoman" w:hAnsi="TimeNewRoman"/>
+                <w:sz w:val="30"/>
+              </w:rPr>
+              <w:t>47+48=</w:t>
+            </w:r>
+          </w:p>
+        </w:tc>
+        <w:tc>
+          <w:tcPr>
+            <w:tcW w:type="dxa" w:w="1987"/>
+          </w:tcPr>
+          <w:p>
+            <w:pPr>
+              <w:jc w:val="left"/>
+            </w:pPr>
+            <w:r>
+              <w:rPr>
+                <w:rFonts w:ascii="TimeNewRoman" w:hAnsi="TimeNewRoman"/>
+                <w:sz w:val="30"/>
+              </w:rPr>
+              <w:t>97-39=</w:t>
+            </w:r>
+          </w:p>
+        </w:tc>
+        <w:tc>
+          <w:tcPr>
+            <w:tcW w:type="dxa" w:w="1987"/>
+          </w:tcPr>
+          <w:p>
+            <w:pPr>
+              <w:jc w:val="left"/>
+            </w:pPr>
+            <w:r>
+              <w:rPr>
+                <w:rFonts w:ascii="TimeNewRoman" w:hAnsi="TimeNewRoman"/>
+                <w:sz w:val="30"/>
+              </w:rPr>
+              <w:t>28+16=</w:t>
+            </w:r>
+          </w:p>
+        </w:tc>
+        <w:tc>
+          <w:tcPr>
+            <w:tcW w:type="dxa" w:w="1987"/>
+          </w:tcPr>
+          <w:p>
+            <w:pPr>
+              <w:jc w:val="left"/>
+            </w:pPr>
+            <w:r>
+              <w:rPr>
+                <w:rFonts w:ascii="TimeNewRoman" w:hAnsi="TimeNewRoman"/>
+                <w:sz w:val="30"/>
+              </w:rPr>
+              <w:t>66+7=</w:t>
+            </w:r>
+          </w:p>
+        </w:tc>
+        <w:tc>
+          <w:tcPr>
+            <w:tcW w:type="dxa" w:w="1987"/>
+          </w:tcPr>
+          <w:p>
+            <w:pPr>
+              <w:jc w:val="left"/>
+            </w:pPr>
+            <w:r>
+              <w:rPr>
+                <w:rFonts w:ascii="TimeNewRoman" w:hAnsi="TimeNewRoman"/>
+                <w:sz w:val="30"/>
+              </w:rPr>
+              <w:t>23-8=</w:t>
+            </w:r>
+          </w:p>
+        </w:tc>
+      </w:tr>
+      <w:tr>
+        <w:tc>
+          <w:tcPr>
+            <w:tcW w:type="dxa" w:w="1987"/>
+          </w:tcPr>
+          <w:p>
+            <w:pPr>
+              <w:jc w:val="left"/>
+            </w:pPr>
+            <w:r>
+              <w:rPr>
+                <w:rFonts w:ascii="TimeNewRoman" w:hAnsi="TimeNewRoman"/>
+                <w:sz w:val="30"/>
+              </w:rPr>
+              <w:t>43-27=</w:t>
+            </w:r>
+          </w:p>
+        </w:tc>
+        <w:tc>
+          <w:tcPr>
+            <w:tcW w:type="dxa" w:w="1987"/>
+          </w:tcPr>
+          <w:p>
+            <w:pPr>
+              <w:jc w:val="left"/>
+            </w:pPr>
+            <w:r>
+              <w:rPr>
+                <w:rFonts w:ascii="TimeNewRoman" w:hAnsi="TimeNewRoman"/>
+                <w:sz w:val="30"/>
+              </w:rPr>
+              <w:t>16+9=</w:t>
+            </w:r>
+          </w:p>
+        </w:tc>
+        <w:tc>
+          <w:tcPr>
+            <w:tcW w:type="dxa" w:w="1987"/>
+          </w:tcPr>
+          <w:p>
+            <w:pPr>
+              <w:jc w:val="left"/>
+            </w:pPr>
+            <w:r>
+              <w:rPr>
+                <w:rFonts w:ascii="TimeNewRoman" w:hAnsi="TimeNewRoman"/>
+                <w:sz w:val="30"/>
+              </w:rPr>
+              <w:t>94-19=</w:t>
+            </w:r>
+          </w:p>
+        </w:tc>
+        <w:tc>
+          <w:tcPr>
+            <w:tcW w:type="dxa" w:w="1987"/>
+          </w:tcPr>
+          <w:p>
+            <w:pPr>
+              <w:jc w:val="left"/>
+            </w:pPr>
+            <w:r>
+              <w:rPr>
+                <w:rFonts w:ascii="TimeNewRoman" w:hAnsi="TimeNewRoman"/>
+                <w:sz w:val="30"/>
+              </w:rPr>
+              <w:t>18+64=</w:t>
+            </w:r>
+          </w:p>
+        </w:tc>
+        <w:tc>
+          <w:tcPr>
+            <w:tcW w:type="dxa" w:w="1987"/>
+          </w:tcPr>
+          <w:p>
+            <w:pPr>
+              <w:jc w:val="left"/>
+            </w:pPr>
+            <w:r>
+              <w:rPr>
+                <w:rFonts w:ascii="TimeNewRoman" w:hAnsi="TimeNewRoman"/>
+                <w:sz w:val="30"/>
+              </w:rPr>
+              <w:t>28+23=</w:t>
+            </w:r>
+          </w:p>
+        </w:tc>
+      </w:tr>
+      <w:tr>
+        <w:tc>
+          <w:tcPr>
+            <w:tcW w:type="dxa" w:w="1987"/>
+          </w:tcPr>
+          <w:p>
+            <w:pPr>
+              <w:jc w:val="left"/>
+            </w:pPr>
+            <w:r>
+              <w:rPr>
+                <w:rFonts w:ascii="TimeNewRoman" w:hAnsi="TimeNewRoman"/>
+                <w:sz w:val="30"/>
+              </w:rPr>
+              <w:t>91-79=</w:t>
+            </w:r>
+          </w:p>
+        </w:tc>
+        <w:tc>
+          <w:tcPr>
+            <w:tcW w:type="dxa" w:w="1987"/>
+          </w:tcPr>
+          <w:p>
+            <w:pPr>
+              <w:jc w:val="left"/>
+            </w:pPr>
+            <w:r>
+              <w:rPr>
+                <w:rFonts w:ascii="TimeNewRoman" w:hAnsi="TimeNewRoman"/>
+                <w:sz w:val="30"/>
+              </w:rPr>
+              <w:t>76+18=</w:t>
+            </w:r>
+          </w:p>
+        </w:tc>
+        <w:tc>
+          <w:tcPr>
+            <w:tcW w:type="dxa" w:w="1987"/>
+          </w:tcPr>
+          <w:p>
+            <w:pPr>
+              <w:jc w:val="left"/>
+            </w:pPr>
+            <w:r>
+              <w:rPr>
+                <w:rFonts w:ascii="TimeNewRoman" w:hAnsi="TimeNewRoman"/>
+                <w:sz w:val="30"/>
+              </w:rPr>
+              <w:t>57-29=</w:t>
+            </w:r>
+          </w:p>
+        </w:tc>
+        <w:tc>
+          <w:tcPr>
+            <w:tcW w:type="dxa" w:w="1987"/>
+          </w:tcPr>
+          <w:p>
+            <w:pPr>
+              <w:jc w:val="left"/>
+            </w:pPr>
+            <w:r>
+              <w:rPr>
+                <w:rFonts w:ascii="TimeNewRoman" w:hAnsi="TimeNewRoman"/>
+                <w:sz w:val="30"/>
+              </w:rPr>
+              <w:t>5+8=</w:t>
+            </w:r>
+          </w:p>
+        </w:tc>
+        <w:tc>
+          <w:tcPr>
+            <w:tcW w:type="dxa" w:w="1987"/>
+          </w:tcPr>
+          <w:p>
+            <w:pPr>
+              <w:jc w:val="left"/>
+            </w:pPr>
+            <w:r>
+              <w:rPr>
+                <w:rFonts w:ascii="TimeNewRoman" w:hAnsi="TimeNewRoman"/>
+                <w:sz w:val="30"/>
+              </w:rPr>
+              <w:t>95-88=</w:t>
+            </w:r>
+          </w:p>
+        </w:tc>
+      </w:tr>
+      <w:tr>
+        <w:tc>
+          <w:tcPr>
+            <w:tcW w:type="dxa" w:w="1987"/>
+          </w:tcPr>
+          <w:p>
+            <w:pPr>
+              <w:jc w:val="left"/>
+            </w:pPr>
+            <w:r>
+              <w:rPr>
+                <w:rFonts w:ascii="TimeNewRoman" w:hAnsi="TimeNewRoman"/>
+                <w:sz w:val="30"/>
+              </w:rPr>
+              <w:t>2+89=</w:t>
+            </w:r>
+          </w:p>
+        </w:tc>
+        <w:tc>
+          <w:tcPr>
+            <w:tcW w:type="dxa" w:w="1987"/>
+          </w:tcPr>
+          <w:p>
+            <w:pPr>
+              <w:jc w:val="left"/>
+            </w:pPr>
+            <w:r>
+              <w:rPr>
+                <w:rFonts w:ascii="TimeNewRoman" w:hAnsi="TimeNewRoman"/>
+                <w:sz w:val="30"/>
+              </w:rPr>
+              <w:t>18+47=</w:t>
+            </w:r>
+          </w:p>
+        </w:tc>
+        <w:tc>
+          <w:tcPr>
+            <w:tcW w:type="dxa" w:w="1987"/>
+          </w:tcPr>
+          <w:p>
+            <w:pPr>
+              <w:jc w:val="left"/>
+            </w:pPr>
+            <w:r>
+              <w:rPr>
+                <w:rFonts w:ascii="TimeNewRoman" w:hAnsi="TimeNewRoman"/>
+                <w:sz w:val="30"/>
+              </w:rPr>
+              <w:t>63-15=</w:t>
+            </w:r>
+          </w:p>
+        </w:tc>
+        <w:tc>
+          <w:tcPr>
+            <w:tcW w:type="dxa" w:w="1987"/>
+          </w:tcPr>
+          <w:p>
+            <w:pPr>
+              <w:jc w:val="left"/>
+            </w:pPr>
+            <w:r>
+              <w:rPr>
+                <w:rFonts w:ascii="TimeNewRoman" w:hAnsi="TimeNewRoman"/>
+                <w:sz w:val="30"/>
+              </w:rPr>
+              <w:t>16+69=</w:t>
+            </w:r>
+          </w:p>
+        </w:tc>
+        <w:tc>
+          <w:tcPr>
+            <w:tcW w:type="dxa" w:w="1987"/>
+          </w:tcPr>
+          <w:p>
+            <w:pPr>
+              <w:jc w:val="left"/>
+            </w:pPr>
+            <w:r>
+              <w:rPr>
+                <w:rFonts w:ascii="TimeNewRoman" w:hAnsi="TimeNewRoman"/>
+                <w:sz w:val="30"/>
+              </w:rPr>
+              <w:t>6+6=</w:t>
+            </w:r>
+          </w:p>
+        </w:tc>
+      </w:tr>
+      <w:tr>
+        <w:tc>
+          <w:tcPr>
+            <w:tcW w:type="dxa" w:w="1987"/>
+          </w:tcPr>
+          <w:p>
+            <w:pPr>
+              <w:jc w:val="left"/>
+            </w:pPr>
+            <w:r>
+              <w:rPr>
+                <w:rFonts w:ascii="TimeNewRoman" w:hAnsi="TimeNewRoman"/>
+                <w:sz w:val="30"/>
+              </w:rPr>
+              <w:t>7+69=</w:t>
+            </w:r>
+          </w:p>
+        </w:tc>
+        <w:tc>
+          <w:tcPr>
+            <w:tcW w:type="dxa" w:w="1987"/>
+          </w:tcPr>
+          <w:p>
+            <w:pPr>
+              <w:jc w:val="left"/>
+            </w:pPr>
+            <w:r>
+              <w:rPr>
+                <w:rFonts w:ascii="TimeNewRoman" w:hAnsi="TimeNewRoman"/>
+                <w:sz w:val="30"/>
+              </w:rPr>
+              <w:t>7+69=</w:t>
+            </w:r>
+          </w:p>
+        </w:tc>
+        <w:tc>
+          <w:tcPr>
+            <w:tcW w:type="dxa" w:w="1987"/>
+          </w:tcPr>
+          <w:p>
+            <w:pPr>
+              <w:jc w:val="left"/>
+            </w:pPr>
+            <w:r>
+              <w:rPr>
+                <w:rFonts w:ascii="TimeNewRoman" w:hAnsi="TimeNewRoman"/>
+                <w:sz w:val="30"/>
+              </w:rPr>
+              <w:t>61-48=</w:t>
+            </w:r>
+          </w:p>
+        </w:tc>
+        <w:tc>
+          <w:tcPr>
+            <w:tcW w:type="dxa" w:w="1987"/>
+          </w:tcPr>
+          <w:p>
+            <w:pPr>
+              <w:jc w:val="left"/>
+            </w:pPr>
+            <w:r>
+              <w:rPr>
+                <w:rFonts w:ascii="TimeNewRoman" w:hAnsi="TimeNewRoman"/>
+                <w:sz w:val="30"/>
+              </w:rPr>
+              <w:t>50-11=</w:t>
+            </w:r>
+          </w:p>
+        </w:tc>
+        <w:tc>
+          <w:tcPr>
+            <w:tcW w:type="dxa" w:w="1987"/>
+          </w:tcPr>
+          <w:p>
+            <w:pPr>
+              <w:jc w:val="left"/>
+            </w:pPr>
+            <w:r>
+              <w:rPr>
+                <w:rFonts w:ascii="TimeNewRoman" w:hAnsi="TimeNewRoman"/>
+                <w:sz w:val="30"/>
+              </w:rPr>
+              <w:t>83-78=</w:t>
+            </w:r>
+          </w:p>
+        </w:tc>
+      </w:tr>
+      <w:tr>
+        <w:tc>
+          <w:tcPr>
+            <w:tcW w:type="dxa" w:w="1987"/>
+          </w:tcPr>
+          <w:p>
+            <w:pPr>
+              <w:jc w:val="left"/>
+            </w:pPr>
+            <w:r>
+              <w:rPr>
+                <w:rFonts w:ascii="TimeNewRoman" w:hAnsi="TimeNewRoman"/>
+                <w:sz w:val="30"/>
+              </w:rPr>
+              <w:t>89+2=</w:t>
+            </w:r>
+          </w:p>
+        </w:tc>
+        <w:tc>
+          <w:tcPr>
+            <w:tcW w:type="dxa" w:w="1987"/>
+          </w:tcPr>
+          <w:p>
+            <w:pPr>
+              <w:jc w:val="left"/>
+            </w:pPr>
+            <w:r>
+              <w:rPr>
+                <w:rFonts w:ascii="TimeNewRoman" w:hAnsi="TimeNewRoman"/>
+                <w:sz w:val="30"/>
+              </w:rPr>
+              <w:t>62-9=</w:t>
+            </w:r>
+          </w:p>
+        </w:tc>
+        <w:tc>
+          <w:tcPr>
+            <w:tcW w:type="dxa" w:w="1987"/>
+          </w:tcPr>
+          <w:p>
+            <w:pPr>
+              <w:jc w:val="left"/>
+            </w:pPr>
+            <w:r>
+              <w:rPr>
+                <w:rFonts w:ascii="TimeNewRoman" w:hAnsi="TimeNewRoman"/>
+                <w:sz w:val="30"/>
+              </w:rPr>
+              <w:t>39+7=</w:t>
+            </w:r>
+          </w:p>
+        </w:tc>
+        <w:tc>
+          <w:tcPr>
+            <w:tcW w:type="dxa" w:w="1987"/>
+          </w:tcPr>
+          <w:p>
+            <w:pPr>
+              <w:jc w:val="left"/>
+            </w:pPr>
+            <w:r>
+              <w:rPr>
+                <w:rFonts w:ascii="TimeNewRoman" w:hAnsi="TimeNewRoman"/>
+                <w:sz w:val="30"/>
+              </w:rPr>
+              <w:t>76+8=</w:t>
+            </w:r>
+          </w:p>
+        </w:tc>
+        <w:tc>
+          <w:tcPr>
+            <w:tcW w:type="dxa" w:w="1987"/>
+          </w:tcPr>
+          <w:p>
+            <w:pPr>
+              <w:jc w:val="left"/>
+            </w:pPr>
+            <w:r>
+              <w:rPr>
+                <w:rFonts w:ascii="TimeNewRoman" w:hAnsi="TimeNewRoman"/>
+                <w:sz w:val="30"/>
+              </w:rPr>
+              <w:t>28+15=</w:t>
+            </w:r>
+          </w:p>
+        </w:tc>
+      </w:tr>
+      <w:tr>
+        <w:tc>
+          <w:tcPr>
+            <w:tcW w:type="dxa" w:w="1987"/>
+          </w:tcPr>
+          <w:p>
+            <w:pPr>
+              <w:jc w:val="left"/>
+            </w:pPr>
+            <w:r>
+              <w:rPr>
+                <w:rFonts w:ascii="TimeNewRoman" w:hAnsi="TimeNewRoman"/>
+                <w:sz w:val="30"/>
+              </w:rPr>
+              <w:t>31-17=</w:t>
+            </w:r>
+          </w:p>
+        </w:tc>
+        <w:tc>
+          <w:tcPr>
+            <w:tcW w:type="dxa" w:w="1987"/>
+          </w:tcPr>
+          <w:p>
+            <w:pPr>
+              <w:jc w:val="left"/>
+            </w:pPr>
+            <w:r>
+              <w:rPr>
+                <w:rFonts w:ascii="TimeNewRoman" w:hAnsi="TimeNewRoman"/>
+                <w:sz w:val="30"/>
+              </w:rPr>
+              <w:t>4+77=</w:t>
+            </w:r>
+          </w:p>
+        </w:tc>
+        <w:tc>
+          <w:tcPr>
+            <w:tcW w:type="dxa" w:w="1987"/>
+          </w:tcPr>
+          <w:p>
+            <w:pPr>
+              <w:jc w:val="left"/>
+            </w:pPr>
+            <w:r>
+              <w:rPr>
+                <w:rFonts w:ascii="TimeNewRoman" w:hAnsi="TimeNewRoman"/>
+                <w:sz w:val="30"/>
+              </w:rPr>
+              <w:t>52-18=</w:t>
+            </w:r>
+          </w:p>
+        </w:tc>
+        <w:tc>
+          <w:tcPr>
+            <w:tcW w:type="dxa" w:w="1987"/>
+          </w:tcPr>
+          <w:p>
+            <w:pPr>
+              <w:jc w:val="left"/>
+            </w:pPr>
+            <w:r>
+              <w:rPr>
+                <w:rFonts w:ascii="TimeNewRoman" w:hAnsi="TimeNewRoman"/>
+                <w:sz w:val="30"/>
+              </w:rPr>
+              <w:t>25+28=</w:t>
+            </w:r>
+          </w:p>
+        </w:tc>
+        <w:tc>
+          <w:tcPr>
+            <w:tcW w:type="dxa" w:w="1987"/>
+          </w:tcPr>
+          <w:p>
+            <w:pPr>
+              <w:jc w:val="left"/>
+            </w:pPr>
+            <w:r>
+              <w:rPr>
+                <w:rFonts w:ascii="TimeNewRoman" w:hAnsi="TimeNewRoman"/>
+                <w:sz w:val="30"/>
+              </w:rPr>
+              <w:t>40-37=</w:t>
+            </w:r>
+          </w:p>
+        </w:tc>
+      </w:tr>
+      <w:tr>
+        <w:tc>
+          <w:tcPr>
+            <w:tcW w:type="dxa" w:w="1987"/>
+          </w:tcPr>
+          <w:p>
+            <w:pPr>
+              <w:jc w:val="left"/>
+            </w:pPr>
+            <w:r>
+              <w:rPr>
+                <w:rFonts w:ascii="TimeNewRoman" w:hAnsi="TimeNewRoman"/>
+                <w:sz w:val="30"/>
+              </w:rPr>
+              <w:t>18+65=</w:t>
+            </w:r>
+          </w:p>
+        </w:tc>
+        <w:tc>
+          <w:tcPr>
+            <w:tcW w:type="dxa" w:w="1987"/>
+          </w:tcPr>
+          <w:p>
+            <w:pPr>
+              <w:jc w:val="left"/>
+            </w:pPr>
+            <w:r>
+              <w:rPr>
+                <w:rFonts w:ascii="TimeNewRoman" w:hAnsi="TimeNewRoman"/>
+                <w:sz w:val="30"/>
+              </w:rPr>
+              <w:t>49+12=</w:t>
+            </w:r>
+          </w:p>
+        </w:tc>
+        <w:tc>
+          <w:tcPr>
+            <w:tcW w:type="dxa" w:w="1987"/>
+          </w:tcPr>
+          <w:p>
+            <w:pPr>
+              <w:jc w:val="left"/>
+            </w:pPr>
+            <w:r>
+              <w:rPr>
+                <w:rFonts w:ascii="TimeNewRoman" w:hAnsi="TimeNewRoman"/>
+                <w:sz w:val="30"/>
+              </w:rPr>
+              <w:t>13+48=</w:t>
+            </w:r>
+          </w:p>
+        </w:tc>
+        <w:tc>
+          <w:tcPr>
+            <w:tcW w:type="dxa" w:w="1987"/>
+          </w:tcPr>
+          <w:p>
+            <w:pPr>
+              <w:jc w:val="left"/>
+            </w:pPr>
+            <w:r>
+              <w:rPr>
+                <w:rFonts w:ascii="TimeNewRoman" w:hAnsi="TimeNewRoman"/>
+                <w:sz w:val="30"/>
+              </w:rPr>
+              <w:t>71-25=</w:t>
+            </w:r>
+          </w:p>
+        </w:tc>
+        <w:tc>
+          <w:tcPr>
+            <w:tcW w:type="dxa" w:w="1987"/>
+          </w:tcPr>
+          <w:p>
+            <w:pPr>
+              <w:jc w:val="left"/>
+            </w:pPr>
+            <w:r>
+              <w:rPr>
+                <w:rFonts w:ascii="TimeNewRoman" w:hAnsi="TimeNewRoman"/>
+                <w:sz w:val="30"/>
+              </w:rPr>
+              <w:t>44-38=</w:t>
+            </w:r>
+          </w:p>
+        </w:tc>
+      </w:tr>
+      <w:tr>
+        <w:tc>
+          <w:tcPr>
+            <w:tcW w:type="dxa" w:w="1987"/>
+          </w:tcPr>
+          <w:p>
+            <w:pPr>
+              <w:jc w:val="left"/>
+            </w:pPr>
+            <w:r>
+              <w:rPr>
+                <w:rFonts w:ascii="TimeNewRoman" w:hAnsi="TimeNewRoman"/>
+                <w:sz w:val="30"/>
+              </w:rPr>
+              <w:t>52-43=</w:t>
+            </w:r>
+          </w:p>
+        </w:tc>
+        <w:tc>
+          <w:tcPr>
+            <w:tcW w:type="dxa" w:w="1987"/>
+          </w:tcPr>
+          <w:p>
+            <w:pPr>
+              <w:jc w:val="left"/>
+            </w:pPr>
+            <w:r>
+              <w:rPr>
+                <w:rFonts w:ascii="TimeNewRoman" w:hAnsi="TimeNewRoman"/>
+                <w:sz w:val="30"/>
+              </w:rPr>
+              <w:t>82-4=</w:t>
+            </w:r>
+          </w:p>
+        </w:tc>
+        <w:tc>
+          <w:tcPr>
+            <w:tcW w:type="dxa" w:w="1987"/>
+          </w:tcPr>
+          <w:p>
+            <w:pPr>
+              <w:jc w:val="left"/>
+            </w:pPr>
+            <w:r>
+              <w:rPr>
+                <w:rFonts w:ascii="TimeNewRoman" w:hAnsi="TimeNewRoman"/>
+                <w:sz w:val="30"/>
+              </w:rPr>
+              <w:t>8+39=</w:t>
+            </w:r>
+          </w:p>
+        </w:tc>
+        <w:tc>
+          <w:tcPr>
+            <w:tcW w:type="dxa" w:w="1987"/>
+          </w:tcPr>
+          <w:p>
+            <w:pPr>
+              <w:jc w:val="left"/>
+            </w:pPr>
+            <w:r>
+              <w:rPr>
+                <w:rFonts w:ascii="TimeNewRoman" w:hAnsi="TimeNewRoman"/>
+                <w:sz w:val="30"/>
+              </w:rPr>
+              <w:t>50-41=</w:t>
+            </w:r>
+          </w:p>
+        </w:tc>
+        <w:tc>
+          <w:tcPr>
+            <w:tcW w:type="dxa" w:w="1987"/>
+          </w:tcPr>
+          <w:p>
+            <w:pPr>
+              <w:jc w:val="left"/>
+            </w:pPr>
+            <w:r>
+              <w:rPr>
+                <w:rFonts w:ascii="TimeNewRoman" w:hAnsi="TimeNewRoman"/>
+                <w:sz w:val="30"/>
+              </w:rPr>
+              <w:t>36+57=</w:t>
             </w:r>
           </w:p>
         </w:tc>

--- a/adc_sbb_within_100.docx
+++ b/adc_sbb_within_100.docx
@@ -40,7 +40,7 @@
                 <w:rFonts w:ascii="TimeNewRoman" w:hAnsi="TimeNewRoman"/>
                 <w:sz w:val="30"/>
               </w:rPr>
-              <w:t>96-87=</w:t>
+              <w:t>49+34=</w:t>
             </w:r>
           </w:p>
         </w:tc>
@@ -57,7 +57,7 @@
                 <w:rFonts w:ascii="TimeNewRoman" w:hAnsi="TimeNewRoman"/>
                 <w:sz w:val="30"/>
               </w:rPr>
-              <w:t>69+14=</w:t>
+              <w:t>95-66=</w:t>
             </w:r>
           </w:p>
         </w:tc>
@@ -74,7 +74,7 @@
                 <w:rFonts w:ascii="TimeNewRoman" w:hAnsi="TimeNewRoman"/>
                 <w:sz w:val="30"/>
               </w:rPr>
-              <w:t>33-26=</w:t>
+              <w:t>57+26=</w:t>
             </w:r>
           </w:p>
         </w:tc>
@@ -91,843 +91,7 @@
                 <w:rFonts w:ascii="TimeNewRoman" w:hAnsi="TimeNewRoman"/>
                 <w:sz w:val="30"/>
               </w:rPr>
-              <w:t>61-46=</w:t>
-            </w:r>
-          </w:p>
-        </w:tc>
-        <w:tc>
-          <w:tcPr>
-            <w:tcW w:type="dxa" w:w="1987"/>
-          </w:tcPr>
-          <w:p>
-            <w:pPr>
-              <w:jc w:val="left"/>
-            </w:pPr>
-            <w:r>
-              <w:rPr>
-                <w:rFonts w:ascii="TimeNewRoman" w:hAnsi="TimeNewRoman"/>
-                <w:sz w:val="30"/>
-              </w:rPr>
-              <w:t>68-39=</w:t>
-            </w:r>
-          </w:p>
-        </w:tc>
-      </w:tr>
-      <w:tr>
-        <w:tc>
-          <w:tcPr>
-            <w:tcW w:type="dxa" w:w="1987"/>
-          </w:tcPr>
-          <w:p>
-            <w:pPr>
-              <w:jc w:val="left"/>
-            </w:pPr>
-            <w:r>
-              <w:rPr>
-                <w:rFonts w:ascii="TimeNewRoman" w:hAnsi="TimeNewRoman"/>
-                <w:sz w:val="30"/>
-              </w:rPr>
-              <w:t>65-46=</w:t>
-            </w:r>
-          </w:p>
-        </w:tc>
-        <w:tc>
-          <w:tcPr>
-            <w:tcW w:type="dxa" w:w="1987"/>
-          </w:tcPr>
-          <w:p>
-            <w:pPr>
-              <w:jc w:val="left"/>
-            </w:pPr>
-            <w:r>
-              <w:rPr>
-                <w:rFonts w:ascii="TimeNewRoman" w:hAnsi="TimeNewRoman"/>
-                <w:sz w:val="30"/>
-              </w:rPr>
-              <w:t>93-66=</w:t>
-            </w:r>
-          </w:p>
-        </w:tc>
-        <w:tc>
-          <w:tcPr>
-            <w:tcW w:type="dxa" w:w="1987"/>
-          </w:tcPr>
-          <w:p>
-            <w:pPr>
-              <w:jc w:val="left"/>
-            </w:pPr>
-            <w:r>
-              <w:rPr>
-                <w:rFonts w:ascii="TimeNewRoman" w:hAnsi="TimeNewRoman"/>
-                <w:sz w:val="30"/>
-              </w:rPr>
-              <w:t>4+77=</w:t>
-            </w:r>
-          </w:p>
-        </w:tc>
-        <w:tc>
-          <w:tcPr>
-            <w:tcW w:type="dxa" w:w="1987"/>
-          </w:tcPr>
-          <w:p>
-            <w:pPr>
-              <w:jc w:val="left"/>
-            </w:pPr>
-            <w:r>
-              <w:rPr>
-                <w:rFonts w:ascii="TimeNewRoman" w:hAnsi="TimeNewRoman"/>
-                <w:sz w:val="30"/>
-              </w:rPr>
-              <w:t>57+16=</w:t>
-            </w:r>
-          </w:p>
-        </w:tc>
-        <w:tc>
-          <w:tcPr>
-            <w:tcW w:type="dxa" w:w="1987"/>
-          </w:tcPr>
-          <w:p>
-            <w:pPr>
-              <w:jc w:val="left"/>
-            </w:pPr>
-            <w:r>
-              <w:rPr>
-                <w:rFonts w:ascii="TimeNewRoman" w:hAnsi="TimeNewRoman"/>
-                <w:sz w:val="30"/>
-              </w:rPr>
-              <w:t>85-58=</w:t>
-            </w:r>
-          </w:p>
-        </w:tc>
-      </w:tr>
-      <w:tr>
-        <w:tc>
-          <w:tcPr>
-            <w:tcW w:type="dxa" w:w="1987"/>
-          </w:tcPr>
-          <w:p>
-            <w:pPr>
-              <w:jc w:val="left"/>
-            </w:pPr>
-            <w:r>
-              <w:rPr>
-                <w:rFonts w:ascii="TimeNewRoman" w:hAnsi="TimeNewRoman"/>
-                <w:sz w:val="30"/>
-              </w:rPr>
-              <w:t>71-4=</w:t>
-            </w:r>
-          </w:p>
-        </w:tc>
-        <w:tc>
-          <w:tcPr>
-            <w:tcW w:type="dxa" w:w="1987"/>
-          </w:tcPr>
-          <w:p>
-            <w:pPr>
-              <w:jc w:val="left"/>
-            </w:pPr>
-            <w:r>
-              <w:rPr>
-                <w:rFonts w:ascii="TimeNewRoman" w:hAnsi="TimeNewRoman"/>
-                <w:sz w:val="30"/>
-              </w:rPr>
-              <w:t>82-15=</w:t>
-            </w:r>
-          </w:p>
-        </w:tc>
-        <w:tc>
-          <w:tcPr>
-            <w:tcW w:type="dxa" w:w="1987"/>
-          </w:tcPr>
-          <w:p>
-            <w:pPr>
-              <w:jc w:val="left"/>
-            </w:pPr>
-            <w:r>
-              <w:rPr>
-                <w:rFonts w:ascii="TimeNewRoman" w:hAnsi="TimeNewRoman"/>
-                <w:sz w:val="30"/>
-              </w:rPr>
-              <w:t>50-9=</w:t>
-            </w:r>
-          </w:p>
-        </w:tc>
-        <w:tc>
-          <w:tcPr>
-            <w:tcW w:type="dxa" w:w="1987"/>
-          </w:tcPr>
-          <w:p>
-            <w:pPr>
-              <w:jc w:val="left"/>
-            </w:pPr>
-            <w:r>
-              <w:rPr>
-                <w:rFonts w:ascii="TimeNewRoman" w:hAnsi="TimeNewRoman"/>
-                <w:sz w:val="30"/>
-              </w:rPr>
-              <w:t>58+23=</w:t>
-            </w:r>
-          </w:p>
-        </w:tc>
-        <w:tc>
-          <w:tcPr>
-            <w:tcW w:type="dxa" w:w="1987"/>
-          </w:tcPr>
-          <w:p>
-            <w:pPr>
-              <w:jc w:val="left"/>
-            </w:pPr>
-            <w:r>
-              <w:rPr>
-                <w:rFonts w:ascii="TimeNewRoman" w:hAnsi="TimeNewRoman"/>
-                <w:sz w:val="30"/>
-              </w:rPr>
-              <w:t>9+26=</w:t>
-            </w:r>
-          </w:p>
-        </w:tc>
-      </w:tr>
-      <w:tr>
-        <w:tc>
-          <w:tcPr>
-            <w:tcW w:type="dxa" w:w="1987"/>
-          </w:tcPr>
-          <w:p>
-            <w:pPr>
-              <w:jc w:val="left"/>
-            </w:pPr>
-            <w:r>
-              <w:rPr>
-                <w:rFonts w:ascii="TimeNewRoman" w:hAnsi="TimeNewRoman"/>
-                <w:sz w:val="30"/>
-              </w:rPr>
-              <w:t>60-13=</w:t>
-            </w:r>
-          </w:p>
-        </w:tc>
-        <w:tc>
-          <w:tcPr>
-            <w:tcW w:type="dxa" w:w="1987"/>
-          </w:tcPr>
-          <w:p>
-            <w:pPr>
-              <w:jc w:val="left"/>
-            </w:pPr>
-            <w:r>
-              <w:rPr>
-                <w:rFonts w:ascii="TimeNewRoman" w:hAnsi="TimeNewRoman"/>
-                <w:sz w:val="30"/>
-              </w:rPr>
-              <w:t>27-18=</w:t>
-            </w:r>
-          </w:p>
-        </w:tc>
-        <w:tc>
-          <w:tcPr>
-            <w:tcW w:type="dxa" w:w="1987"/>
-          </w:tcPr>
-          <w:p>
-            <w:pPr>
-              <w:jc w:val="left"/>
-            </w:pPr>
-            <w:r>
-              <w:rPr>
-                <w:rFonts w:ascii="TimeNewRoman" w:hAnsi="TimeNewRoman"/>
-                <w:sz w:val="30"/>
-              </w:rPr>
-              <w:t>25+46=</w:t>
-            </w:r>
-          </w:p>
-        </w:tc>
-        <w:tc>
-          <w:tcPr>
-            <w:tcW w:type="dxa" w:w="1987"/>
-          </w:tcPr>
-          <w:p>
-            <w:pPr>
-              <w:jc w:val="left"/>
-            </w:pPr>
-            <w:r>
-              <w:rPr>
-                <w:rFonts w:ascii="TimeNewRoman" w:hAnsi="TimeNewRoman"/>
-                <w:sz w:val="30"/>
-              </w:rPr>
-              <w:t>77+16=</w:t>
-            </w:r>
-          </w:p>
-        </w:tc>
-        <w:tc>
-          <w:tcPr>
-            <w:tcW w:type="dxa" w:w="1987"/>
-          </w:tcPr>
-          <w:p>
-            <w:pPr>
-              <w:jc w:val="left"/>
-            </w:pPr>
-            <w:r>
-              <w:rPr>
-                <w:rFonts w:ascii="TimeNewRoman" w:hAnsi="TimeNewRoman"/>
-                <w:sz w:val="30"/>
-              </w:rPr>
-              <w:t>60-38=</w:t>
-            </w:r>
-          </w:p>
-        </w:tc>
-      </w:tr>
-      <w:tr>
-        <w:tc>
-          <w:tcPr>
-            <w:tcW w:type="dxa" w:w="1987"/>
-          </w:tcPr>
-          <w:p>
-            <w:pPr>
-              <w:jc w:val="left"/>
-            </w:pPr>
-            <w:r>
-              <w:rPr>
-                <w:rFonts w:ascii="TimeNewRoman" w:hAnsi="TimeNewRoman"/>
-                <w:sz w:val="30"/>
-              </w:rPr>
-              <w:t>6+88=</w:t>
-            </w:r>
-          </w:p>
-        </w:tc>
-        <w:tc>
-          <w:tcPr>
-            <w:tcW w:type="dxa" w:w="1987"/>
-          </w:tcPr>
-          <w:p>
-            <w:pPr>
-              <w:jc w:val="left"/>
-            </w:pPr>
-            <w:r>
-              <w:rPr>
-                <w:rFonts w:ascii="TimeNewRoman" w:hAnsi="TimeNewRoman"/>
-                <w:sz w:val="30"/>
-              </w:rPr>
-              <w:t>96-9=</w:t>
-            </w:r>
-          </w:p>
-        </w:tc>
-        <w:tc>
-          <w:tcPr>
-            <w:tcW w:type="dxa" w:w="1987"/>
-          </w:tcPr>
-          <w:p>
-            <w:pPr>
-              <w:jc w:val="left"/>
-            </w:pPr>
-            <w:r>
-              <w:rPr>
-                <w:rFonts w:ascii="TimeNewRoman" w:hAnsi="TimeNewRoman"/>
-                <w:sz w:val="30"/>
-              </w:rPr>
-              <w:t>26+37=</w:t>
-            </w:r>
-          </w:p>
-        </w:tc>
-        <w:tc>
-          <w:tcPr>
-            <w:tcW w:type="dxa" w:w="1987"/>
-          </w:tcPr>
-          <w:p>
-            <w:pPr>
-              <w:jc w:val="left"/>
-            </w:pPr>
-            <w:r>
-              <w:rPr>
-                <w:rFonts w:ascii="TimeNewRoman" w:hAnsi="TimeNewRoman"/>
-                <w:sz w:val="30"/>
-              </w:rPr>
-              <w:t>7+35=</w:t>
-            </w:r>
-          </w:p>
-        </w:tc>
-        <w:tc>
-          <w:tcPr>
-            <w:tcW w:type="dxa" w:w="1987"/>
-          </w:tcPr>
-          <w:p>
-            <w:pPr>
-              <w:jc w:val="left"/>
-            </w:pPr>
-            <w:r>
-              <w:rPr>
-                <w:rFonts w:ascii="TimeNewRoman" w:hAnsi="TimeNewRoman"/>
-                <w:sz w:val="30"/>
-              </w:rPr>
-              <w:t>93-65=</w:t>
-            </w:r>
-          </w:p>
-        </w:tc>
-      </w:tr>
-      <w:tr>
-        <w:tc>
-          <w:tcPr>
-            <w:tcW w:type="dxa" w:w="1987"/>
-          </w:tcPr>
-          <w:p>
-            <w:pPr>
-              <w:jc w:val="left"/>
-            </w:pPr>
-            <w:r>
-              <w:rPr>
-                <w:rFonts w:ascii="TimeNewRoman" w:hAnsi="TimeNewRoman"/>
-                <w:sz w:val="30"/>
-              </w:rPr>
-              <w:t>24+29=</w:t>
-            </w:r>
-          </w:p>
-        </w:tc>
-        <w:tc>
-          <w:tcPr>
-            <w:tcW w:type="dxa" w:w="1987"/>
-          </w:tcPr>
-          <w:p>
-            <w:pPr>
-              <w:jc w:val="left"/>
-            </w:pPr>
-            <w:r>
-              <w:rPr>
-                <w:rFonts w:ascii="TimeNewRoman" w:hAnsi="TimeNewRoman"/>
-                <w:sz w:val="30"/>
-              </w:rPr>
-              <w:t>91-4=</w:t>
-            </w:r>
-          </w:p>
-        </w:tc>
-        <w:tc>
-          <w:tcPr>
-            <w:tcW w:type="dxa" w:w="1987"/>
-          </w:tcPr>
-          <w:p>
-            <w:pPr>
-              <w:jc w:val="left"/>
-            </w:pPr>
-            <w:r>
-              <w:rPr>
-                <w:rFonts w:ascii="TimeNewRoman" w:hAnsi="TimeNewRoman"/>
-                <w:sz w:val="30"/>
-              </w:rPr>
-              <w:t>56-17=</w:t>
-            </w:r>
-          </w:p>
-        </w:tc>
-        <w:tc>
-          <w:tcPr>
-            <w:tcW w:type="dxa" w:w="1987"/>
-          </w:tcPr>
-          <w:p>
-            <w:pPr>
-              <w:jc w:val="left"/>
-            </w:pPr>
-            <w:r>
-              <w:rPr>
-                <w:rFonts w:ascii="TimeNewRoman" w:hAnsi="TimeNewRoman"/>
-                <w:sz w:val="30"/>
-              </w:rPr>
-              <w:t>80-3=</w:t>
-            </w:r>
-          </w:p>
-        </w:tc>
-        <w:tc>
-          <w:tcPr>
-            <w:tcW w:type="dxa" w:w="1987"/>
-          </w:tcPr>
-          <w:p>
-            <w:pPr>
-              <w:jc w:val="left"/>
-            </w:pPr>
-            <w:r>
-              <w:rPr>
-                <w:rFonts w:ascii="TimeNewRoman" w:hAnsi="TimeNewRoman"/>
-                <w:sz w:val="30"/>
-              </w:rPr>
-              <w:t>65-36=</w:t>
-            </w:r>
-          </w:p>
-        </w:tc>
-      </w:tr>
-      <w:tr>
-        <w:tc>
-          <w:tcPr>
-            <w:tcW w:type="dxa" w:w="1987"/>
-          </w:tcPr>
-          <w:p>
-            <w:pPr>
-              <w:jc w:val="left"/>
-            </w:pPr>
-            <w:r>
-              <w:rPr>
-                <w:rFonts w:ascii="TimeNewRoman" w:hAnsi="TimeNewRoman"/>
-                <w:sz w:val="30"/>
-              </w:rPr>
-              <w:t>82-75=</w:t>
-            </w:r>
-          </w:p>
-        </w:tc>
-        <w:tc>
-          <w:tcPr>
-            <w:tcW w:type="dxa" w:w="1987"/>
-          </w:tcPr>
-          <w:p>
-            <w:pPr>
-              <w:jc w:val="left"/>
-            </w:pPr>
-            <w:r>
-              <w:rPr>
-                <w:rFonts w:ascii="TimeNewRoman" w:hAnsi="TimeNewRoman"/>
-                <w:sz w:val="30"/>
-              </w:rPr>
-              <w:t>74+17=</w:t>
-            </w:r>
-          </w:p>
-        </w:tc>
-        <w:tc>
-          <w:tcPr>
-            <w:tcW w:type="dxa" w:w="1987"/>
-          </w:tcPr>
-          <w:p>
-            <w:pPr>
-              <w:jc w:val="left"/>
-            </w:pPr>
-            <w:r>
-              <w:rPr>
-                <w:rFonts w:ascii="TimeNewRoman" w:hAnsi="TimeNewRoman"/>
-                <w:sz w:val="30"/>
-              </w:rPr>
-              <w:t>5+69=</w:t>
-            </w:r>
-          </w:p>
-        </w:tc>
-        <w:tc>
-          <w:tcPr>
-            <w:tcW w:type="dxa" w:w="1987"/>
-          </w:tcPr>
-          <w:p>
-            <w:pPr>
-              <w:jc w:val="left"/>
-            </w:pPr>
-            <w:r>
-              <w:rPr>
-                <w:rFonts w:ascii="TimeNewRoman" w:hAnsi="TimeNewRoman"/>
-                <w:sz w:val="30"/>
-              </w:rPr>
-              <w:t>14+39=</w:t>
-            </w:r>
-          </w:p>
-        </w:tc>
-        <w:tc>
-          <w:tcPr>
-            <w:tcW w:type="dxa" w:w="1987"/>
-          </w:tcPr>
-          <w:p>
-            <w:pPr>
-              <w:jc w:val="left"/>
-            </w:pPr>
-            <w:r>
-              <w:rPr>
-                <w:rFonts w:ascii="TimeNewRoman" w:hAnsi="TimeNewRoman"/>
-                <w:sz w:val="30"/>
-              </w:rPr>
-              <w:t>92-43=</w:t>
-            </w:r>
-          </w:p>
-        </w:tc>
-      </w:tr>
-      <w:tr>
-        <w:tc>
-          <w:tcPr>
-            <w:tcW w:type="dxa" w:w="1987"/>
-          </w:tcPr>
-          <w:p>
-            <w:pPr>
-              <w:jc w:val="left"/>
-            </w:pPr>
-            <w:r>
-              <w:rPr>
-                <w:rFonts w:ascii="TimeNewRoman" w:hAnsi="TimeNewRoman"/>
-                <w:sz w:val="30"/>
-              </w:rPr>
-              <w:t>43+28=</w:t>
-            </w:r>
-          </w:p>
-        </w:tc>
-        <w:tc>
-          <w:tcPr>
-            <w:tcW w:type="dxa" w:w="1987"/>
-          </w:tcPr>
-          <w:p>
-            <w:pPr>
-              <w:jc w:val="left"/>
-            </w:pPr>
-            <w:r>
-              <w:rPr>
-                <w:rFonts w:ascii="TimeNewRoman" w:hAnsi="TimeNewRoman"/>
-                <w:sz w:val="30"/>
-              </w:rPr>
-              <w:t>55-48=</w:t>
-            </w:r>
-          </w:p>
-        </w:tc>
-        <w:tc>
-          <w:tcPr>
-            <w:tcW w:type="dxa" w:w="1987"/>
-          </w:tcPr>
-          <w:p>
-            <w:pPr>
-              <w:jc w:val="left"/>
-            </w:pPr>
-            <w:r>
-              <w:rPr>
-                <w:rFonts w:ascii="TimeNewRoman" w:hAnsi="TimeNewRoman"/>
-                <w:sz w:val="30"/>
-              </w:rPr>
-              <w:t>8+6=</w:t>
-            </w:r>
-          </w:p>
-        </w:tc>
-        <w:tc>
-          <w:tcPr>
-            <w:tcW w:type="dxa" w:w="1987"/>
-          </w:tcPr>
-          <w:p>
-            <w:pPr>
-              <w:jc w:val="left"/>
-            </w:pPr>
-            <w:r>
-              <w:rPr>
-                <w:rFonts w:ascii="TimeNewRoman" w:hAnsi="TimeNewRoman"/>
-                <w:sz w:val="30"/>
-              </w:rPr>
-              <w:t>78-9=</w:t>
-            </w:r>
-          </w:p>
-        </w:tc>
-        <w:tc>
-          <w:tcPr>
-            <w:tcW w:type="dxa" w:w="1987"/>
-          </w:tcPr>
-          <w:p>
-            <w:pPr>
-              <w:jc w:val="left"/>
-            </w:pPr>
-            <w:r>
-              <w:rPr>
-                <w:rFonts w:ascii="TimeNewRoman" w:hAnsi="TimeNewRoman"/>
-                <w:sz w:val="30"/>
-              </w:rPr>
-              <w:t>64+28=</w:t>
-            </w:r>
-          </w:p>
-        </w:tc>
-      </w:tr>
-      <w:tr>
-        <w:tc>
-          <w:tcPr>
-            <w:tcW w:type="dxa" w:w="1987"/>
-          </w:tcPr>
-          <w:p>
-            <w:pPr>
-              <w:jc w:val="left"/>
-            </w:pPr>
-            <w:r>
-              <w:rPr>
-                <w:rFonts w:ascii="TimeNewRoman" w:hAnsi="TimeNewRoman"/>
-                <w:sz w:val="30"/>
-              </w:rPr>
-              <w:t>81-24=</w:t>
-            </w:r>
-          </w:p>
-        </w:tc>
-        <w:tc>
-          <w:tcPr>
-            <w:tcW w:type="dxa" w:w="1987"/>
-          </w:tcPr>
-          <w:p>
-            <w:pPr>
-              <w:jc w:val="left"/>
-            </w:pPr>
-            <w:r>
-              <w:rPr>
-                <w:rFonts w:ascii="TimeNewRoman" w:hAnsi="TimeNewRoman"/>
-                <w:sz w:val="30"/>
-              </w:rPr>
-              <w:t>30-21=</w:t>
-            </w:r>
-          </w:p>
-        </w:tc>
-        <w:tc>
-          <w:tcPr>
-            <w:tcW w:type="dxa" w:w="1987"/>
-          </w:tcPr>
-          <w:p>
-            <w:pPr>
-              <w:jc w:val="left"/>
-            </w:pPr>
-            <w:r>
-              <w:rPr>
-                <w:rFonts w:ascii="TimeNewRoman" w:hAnsi="TimeNewRoman"/>
-                <w:sz w:val="30"/>
-              </w:rPr>
-              <w:t>3+8=</w:t>
-            </w:r>
-          </w:p>
-        </w:tc>
-        <w:tc>
-          <w:tcPr>
-            <w:tcW w:type="dxa" w:w="1987"/>
-          </w:tcPr>
-          <w:p>
-            <w:pPr>
-              <w:jc w:val="left"/>
-            </w:pPr>
-            <w:r>
-              <w:rPr>
-                <w:rFonts w:ascii="TimeNewRoman" w:hAnsi="TimeNewRoman"/>
-                <w:sz w:val="30"/>
-              </w:rPr>
-              <w:t>52-6=</w:t>
-            </w:r>
-          </w:p>
-        </w:tc>
-        <w:tc>
-          <w:tcPr>
-            <w:tcW w:type="dxa" w:w="1987"/>
-          </w:tcPr>
-          <w:p>
-            <w:pPr>
-              <w:jc w:val="left"/>
-            </w:pPr>
-            <w:r>
-              <w:rPr>
-                <w:rFonts w:ascii="TimeNewRoman" w:hAnsi="TimeNewRoman"/>
-                <w:sz w:val="30"/>
-              </w:rPr>
-              <w:t>85-18=</w:t>
-            </w:r>
-          </w:p>
-        </w:tc>
-      </w:tr>
-      <w:tr>
-        <w:tc>
-          <w:tcPr>
-            <w:tcW w:type="dxa" w:w="1987"/>
-          </w:tcPr>
-          <w:p>
-            <w:pPr>
-              <w:jc w:val="left"/>
-            </w:pPr>
-            <w:r>
-              <w:rPr>
-                <w:rFonts w:ascii="TimeNewRoman" w:hAnsi="TimeNewRoman"/>
-                <w:sz w:val="30"/>
-              </w:rPr>
-              <w:t>75-8=</w:t>
-            </w:r>
-          </w:p>
-        </w:tc>
-        <w:tc>
-          <w:tcPr>
-            <w:tcW w:type="dxa" w:w="1987"/>
-          </w:tcPr>
-          <w:p>
-            <w:pPr>
-              <w:jc w:val="left"/>
-            </w:pPr>
-            <w:r>
-              <w:rPr>
-                <w:rFonts w:ascii="TimeNewRoman" w:hAnsi="TimeNewRoman"/>
-                <w:sz w:val="30"/>
-              </w:rPr>
-              <w:t>23+18=</w:t>
-            </w:r>
-          </w:p>
-        </w:tc>
-        <w:tc>
-          <w:tcPr>
-            <w:tcW w:type="dxa" w:w="1987"/>
-          </w:tcPr>
-          <w:p>
-            <w:pPr>
-              <w:jc w:val="left"/>
-            </w:pPr>
-            <w:r>
-              <w:rPr>
-                <w:rFonts w:ascii="TimeNewRoman" w:hAnsi="TimeNewRoman"/>
-                <w:sz w:val="30"/>
-              </w:rPr>
-              <w:t>39+23=</w:t>
-            </w:r>
-          </w:p>
-        </w:tc>
-        <w:tc>
-          <w:tcPr>
-            <w:tcW w:type="dxa" w:w="1987"/>
-          </w:tcPr>
-          <w:p>
-            <w:pPr>
-              <w:jc w:val="left"/>
-            </w:pPr>
-            <w:r>
-              <w:rPr>
-                <w:rFonts w:ascii="TimeNewRoman" w:hAnsi="TimeNewRoman"/>
-                <w:sz w:val="30"/>
-              </w:rPr>
-              <w:t>94-35=</w:t>
-            </w:r>
-          </w:p>
-        </w:tc>
-        <w:tc>
-          <w:tcPr>
-            <w:tcW w:type="dxa" w:w="1987"/>
-          </w:tcPr>
-          <w:p>
-            <w:pPr>
-              <w:jc w:val="left"/>
-            </w:pPr>
-            <w:r>
-              <w:rPr>
-                <w:rFonts w:ascii="TimeNewRoman" w:hAnsi="TimeNewRoman"/>
-                <w:sz w:val="30"/>
-              </w:rPr>
-              <w:t>94-48=</w:t>
-            </w:r>
-          </w:p>
-        </w:tc>
-      </w:tr>
-      <w:tr>
-        <w:tc>
-          <w:tcPr>
-            <w:tcW w:type="dxa" w:w="1987"/>
-          </w:tcPr>
-          <w:p>
-            <w:pPr>
-              <w:jc w:val="left"/>
-            </w:pPr>
-            <w:r>
-              <w:rPr>
-                <w:rFonts w:ascii="TimeNewRoman" w:hAnsi="TimeNewRoman"/>
-                <w:sz w:val="30"/>
-              </w:rPr>
-              <w:t>33-4=</w:t>
-            </w:r>
-          </w:p>
-        </w:tc>
-        <w:tc>
-          <w:tcPr>
-            <w:tcW w:type="dxa" w:w="1987"/>
-          </w:tcPr>
-          <w:p>
-            <w:pPr>
-              <w:jc w:val="left"/>
-            </w:pPr>
-            <w:r>
-              <w:rPr>
-                <w:rFonts w:ascii="TimeNewRoman" w:hAnsi="TimeNewRoman"/>
-                <w:sz w:val="30"/>
-              </w:rPr>
-              <w:t>16+16=</w:t>
+              <w:t>56+39=</w:t>
             </w:r>
           </w:p>
         </w:tc>
@@ -948,6 +112,8 @@
             </w:r>
           </w:p>
         </w:tc>
+      </w:tr>
+      <w:tr>
         <w:tc>
           <w:tcPr>
             <w:tcW w:type="dxa" w:w="1987"/>
@@ -961,7 +127,7 @@
                 <w:rFonts w:ascii="TimeNewRoman" w:hAnsi="TimeNewRoman"/>
                 <w:sz w:val="30"/>
               </w:rPr>
-              <w:t>69+14=</w:t>
+              <w:t>67+14=</w:t>
             </w:r>
           </w:p>
         </w:tc>
@@ -978,7 +144,58 @@
                 <w:rFonts w:ascii="TimeNewRoman" w:hAnsi="TimeNewRoman"/>
                 <w:sz w:val="30"/>
               </w:rPr>
-              <w:t>28+18=</w:t>
+              <w:t>35-17=</w:t>
+            </w:r>
+          </w:p>
+        </w:tc>
+        <w:tc>
+          <w:tcPr>
+            <w:tcW w:type="dxa" w:w="1987"/>
+          </w:tcPr>
+          <w:p>
+            <w:pPr>
+              <w:jc w:val="left"/>
+            </w:pPr>
+            <w:r>
+              <w:rPr>
+                <w:rFonts w:ascii="TimeNewRoman" w:hAnsi="TimeNewRoman"/>
+                <w:sz w:val="30"/>
+              </w:rPr>
+              <w:t>69+23=</w:t>
+            </w:r>
+          </w:p>
+        </w:tc>
+        <w:tc>
+          <w:tcPr>
+            <w:tcW w:type="dxa" w:w="1987"/>
+          </w:tcPr>
+          <w:p>
+            <w:pPr>
+              <w:jc w:val="left"/>
+            </w:pPr>
+            <w:r>
+              <w:rPr>
+                <w:rFonts w:ascii="TimeNewRoman" w:hAnsi="TimeNewRoman"/>
+                <w:sz w:val="30"/>
+              </w:rPr>
+              <w:t>82-68=</w:t>
+            </w:r>
+          </w:p>
+        </w:tc>
+        <w:tc>
+          <w:tcPr>
+            <w:tcW w:type="dxa" w:w="1987"/>
+          </w:tcPr>
+          <w:p>
+            <w:pPr>
+              <w:jc w:val="left"/>
+            </w:pPr>
+            <w:r>
+              <w:rPr>
+                <w:rFonts w:ascii="TimeNewRoman" w:hAnsi="TimeNewRoman"/>
+                <w:sz w:val="30"/>
+              </w:rPr>
+              <w:t>61-3=</w:t>
             </w:r>
           </w:p>
         </w:tc>
@@ -997,7 +214,7 @@
                 <w:rFonts w:ascii="TimeNewRoman" w:hAnsi="TimeNewRoman"/>
                 <w:sz w:val="30"/>
               </w:rPr>
-              <w:t>47+48=</w:t>
+              <w:t>34-16=</w:t>
             </w:r>
           </w:p>
         </w:tc>
@@ -1014,7 +231,7 @@
                 <w:rFonts w:ascii="TimeNewRoman" w:hAnsi="TimeNewRoman"/>
                 <w:sz w:val="30"/>
               </w:rPr>
-              <w:t>97-39=</w:t>
+              <w:t>18+8=</w:t>
             </w:r>
           </w:p>
         </w:tc>
@@ -1031,7 +248,7 @@
                 <w:rFonts w:ascii="TimeNewRoman" w:hAnsi="TimeNewRoman"/>
                 <w:sz w:val="30"/>
               </w:rPr>
-              <w:t>28+16=</w:t>
+              <w:t>49+17=</w:t>
             </w:r>
           </w:p>
         </w:tc>
@@ -1048,7 +265,7 @@
                 <w:rFonts w:ascii="TimeNewRoman" w:hAnsi="TimeNewRoman"/>
                 <w:sz w:val="30"/>
               </w:rPr>
-              <w:t>66+7=</w:t>
+              <w:t>32-15=</w:t>
             </w:r>
           </w:p>
         </w:tc>
@@ -1065,7 +282,7 @@
                 <w:rFonts w:ascii="TimeNewRoman" w:hAnsi="TimeNewRoman"/>
                 <w:sz w:val="30"/>
               </w:rPr>
-              <w:t>23-8=</w:t>
+              <w:t>41-39=</w:t>
             </w:r>
           </w:p>
         </w:tc>
@@ -1084,7 +301,7 @@
                 <w:rFonts w:ascii="TimeNewRoman" w:hAnsi="TimeNewRoman"/>
                 <w:sz w:val="30"/>
               </w:rPr>
-              <w:t>43-27=</w:t>
+              <w:t>67+19=</w:t>
             </w:r>
           </w:p>
         </w:tc>
@@ -1101,7 +318,7 @@
                 <w:rFonts w:ascii="TimeNewRoman" w:hAnsi="TimeNewRoman"/>
                 <w:sz w:val="30"/>
               </w:rPr>
-              <w:t>16+9=</w:t>
+              <w:t>60-24=</w:t>
             </w:r>
           </w:p>
         </w:tc>
@@ -1118,7 +335,7 @@
                 <w:rFonts w:ascii="TimeNewRoman" w:hAnsi="TimeNewRoman"/>
                 <w:sz w:val="30"/>
               </w:rPr>
-              <w:t>94-19=</w:t>
+              <w:t>80-28=</w:t>
             </w:r>
           </w:p>
         </w:tc>
@@ -1135,7 +352,7 @@
                 <w:rFonts w:ascii="TimeNewRoman" w:hAnsi="TimeNewRoman"/>
                 <w:sz w:val="30"/>
               </w:rPr>
-              <w:t>18+64=</w:t>
+              <w:t>47+26=</w:t>
             </w:r>
           </w:p>
         </w:tc>
@@ -1152,7 +369,7 @@
                 <w:rFonts w:ascii="TimeNewRoman" w:hAnsi="TimeNewRoman"/>
                 <w:sz w:val="30"/>
               </w:rPr>
-              <w:t>28+23=</w:t>
+              <w:t>43+28=</w:t>
             </w:r>
           </w:p>
         </w:tc>
@@ -1171,7 +388,7 @@
                 <w:rFonts w:ascii="TimeNewRoman" w:hAnsi="TimeNewRoman"/>
                 <w:sz w:val="30"/>
               </w:rPr>
-              <w:t>91-79=</w:t>
+              <w:t>49+22=</w:t>
             </w:r>
           </w:p>
         </w:tc>
@@ -1188,7 +405,7 @@
                 <w:rFonts w:ascii="TimeNewRoman" w:hAnsi="TimeNewRoman"/>
                 <w:sz w:val="30"/>
               </w:rPr>
-              <w:t>76+18=</w:t>
+              <w:t>39+29=</w:t>
             </w:r>
           </w:p>
         </w:tc>
@@ -1205,7 +422,7 @@
                 <w:rFonts w:ascii="TimeNewRoman" w:hAnsi="TimeNewRoman"/>
                 <w:sz w:val="30"/>
               </w:rPr>
-              <w:t>57-29=</w:t>
+              <w:t>96-47=</w:t>
             </w:r>
           </w:p>
         </w:tc>
@@ -1222,7 +439,7 @@
                 <w:rFonts w:ascii="TimeNewRoman" w:hAnsi="TimeNewRoman"/>
                 <w:sz w:val="30"/>
               </w:rPr>
-              <w:t>5+8=</w:t>
+              <w:t>83-38=</w:t>
             </w:r>
           </w:p>
         </w:tc>
@@ -1239,7 +456,7 @@
                 <w:rFonts w:ascii="TimeNewRoman" w:hAnsi="TimeNewRoman"/>
                 <w:sz w:val="30"/>
               </w:rPr>
-              <w:t>95-88=</w:t>
+              <w:t>57+27=</w:t>
             </w:r>
           </w:p>
         </w:tc>
@@ -1258,7 +475,7 @@
                 <w:rFonts w:ascii="TimeNewRoman" w:hAnsi="TimeNewRoman"/>
                 <w:sz w:val="30"/>
               </w:rPr>
-              <w:t>2+89=</w:t>
+              <w:t>30-16=</w:t>
             </w:r>
           </w:p>
         </w:tc>
@@ -1275,7 +492,7 @@
                 <w:rFonts w:ascii="TimeNewRoman" w:hAnsi="TimeNewRoman"/>
                 <w:sz w:val="30"/>
               </w:rPr>
-              <w:t>18+47=</w:t>
+              <w:t>43-36=</w:t>
             </w:r>
           </w:p>
         </w:tc>
@@ -1292,7 +509,7 @@
                 <w:rFonts w:ascii="TimeNewRoman" w:hAnsi="TimeNewRoman"/>
                 <w:sz w:val="30"/>
               </w:rPr>
-              <w:t>63-15=</w:t>
+              <w:t>9+14=</w:t>
             </w:r>
           </w:p>
         </w:tc>
@@ -1309,7 +526,7 @@
                 <w:rFonts w:ascii="TimeNewRoman" w:hAnsi="TimeNewRoman"/>
                 <w:sz w:val="30"/>
               </w:rPr>
-              <w:t>16+69=</w:t>
+              <w:t>8+84=</w:t>
             </w:r>
           </w:p>
         </w:tc>
@@ -1326,7 +543,7 @@
                 <w:rFonts w:ascii="TimeNewRoman" w:hAnsi="TimeNewRoman"/>
                 <w:sz w:val="30"/>
               </w:rPr>
-              <w:t>6+6=</w:t>
+              <w:t>93-27=</w:t>
             </w:r>
           </w:p>
         </w:tc>
@@ -1345,7 +562,7 @@
                 <w:rFonts w:ascii="TimeNewRoman" w:hAnsi="TimeNewRoman"/>
                 <w:sz w:val="30"/>
               </w:rPr>
-              <w:t>7+69=</w:t>
+              <w:t>44+9=</w:t>
             </w:r>
           </w:p>
         </w:tc>
@@ -1362,7 +579,7 @@
                 <w:rFonts w:ascii="TimeNewRoman" w:hAnsi="TimeNewRoman"/>
                 <w:sz w:val="30"/>
               </w:rPr>
-              <w:t>7+69=</w:t>
+              <w:t>8+43=</w:t>
             </w:r>
           </w:p>
         </w:tc>
@@ -1379,7 +596,7 @@
                 <w:rFonts w:ascii="TimeNewRoman" w:hAnsi="TimeNewRoman"/>
                 <w:sz w:val="30"/>
               </w:rPr>
-              <w:t>61-48=</w:t>
+              <w:t>66+27=</w:t>
             </w:r>
           </w:p>
         </w:tc>
@@ -1396,7 +613,7 @@
                 <w:rFonts w:ascii="TimeNewRoman" w:hAnsi="TimeNewRoman"/>
                 <w:sz w:val="30"/>
               </w:rPr>
-              <w:t>50-11=</w:t>
+              <w:t>16+47=</w:t>
             </w:r>
           </w:p>
         </w:tc>
@@ -1413,7 +630,7 @@
                 <w:rFonts w:ascii="TimeNewRoman" w:hAnsi="TimeNewRoman"/>
                 <w:sz w:val="30"/>
               </w:rPr>
-              <w:t>83-78=</w:t>
+              <w:t>5+9=</w:t>
             </w:r>
           </w:p>
         </w:tc>
@@ -1432,7 +649,7 @@
                 <w:rFonts w:ascii="TimeNewRoman" w:hAnsi="TimeNewRoman"/>
                 <w:sz w:val="30"/>
               </w:rPr>
-              <w:t>89+2=</w:t>
+              <w:t>54-6=</w:t>
             </w:r>
           </w:p>
         </w:tc>
@@ -1449,7 +666,7 @@
                 <w:rFonts w:ascii="TimeNewRoman" w:hAnsi="TimeNewRoman"/>
                 <w:sz w:val="30"/>
               </w:rPr>
-              <w:t>62-9=</w:t>
+              <w:t>47+16=</w:t>
             </w:r>
           </w:p>
         </w:tc>
@@ -1466,7 +683,7 @@
                 <w:rFonts w:ascii="TimeNewRoman" w:hAnsi="TimeNewRoman"/>
                 <w:sz w:val="30"/>
               </w:rPr>
-              <w:t>39+7=</w:t>
+              <w:t>59+9=</w:t>
             </w:r>
           </w:p>
         </w:tc>
@@ -1483,7 +700,7 @@
                 <w:rFonts w:ascii="TimeNewRoman" w:hAnsi="TimeNewRoman"/>
                 <w:sz w:val="30"/>
               </w:rPr>
-              <w:t>76+8=</w:t>
+              <w:t>72-3=</w:t>
             </w:r>
           </w:p>
         </w:tc>
@@ -1500,7 +717,7 @@
                 <w:rFonts w:ascii="TimeNewRoman" w:hAnsi="TimeNewRoman"/>
                 <w:sz w:val="30"/>
               </w:rPr>
-              <w:t>28+15=</w:t>
+              <w:t>68+3=</w:t>
             </w:r>
           </w:p>
         </w:tc>
@@ -1519,7 +736,7 @@
                 <w:rFonts w:ascii="TimeNewRoman" w:hAnsi="TimeNewRoman"/>
                 <w:sz w:val="30"/>
               </w:rPr>
-              <w:t>31-17=</w:t>
+              <w:t>14+68=</w:t>
             </w:r>
           </w:p>
         </w:tc>
@@ -1536,7 +753,7 @@
                 <w:rFonts w:ascii="TimeNewRoman" w:hAnsi="TimeNewRoman"/>
                 <w:sz w:val="30"/>
               </w:rPr>
-              <w:t>4+77=</w:t>
+              <w:t>9+39=</w:t>
             </w:r>
           </w:p>
         </w:tc>
@@ -1553,7 +770,7 @@
                 <w:rFonts w:ascii="TimeNewRoman" w:hAnsi="TimeNewRoman"/>
                 <w:sz w:val="30"/>
               </w:rPr>
-              <w:t>52-18=</w:t>
+              <w:t>17+59=</w:t>
             </w:r>
           </w:p>
         </w:tc>
@@ -1570,7 +787,7 @@
                 <w:rFonts w:ascii="TimeNewRoman" w:hAnsi="TimeNewRoman"/>
                 <w:sz w:val="30"/>
               </w:rPr>
-              <w:t>25+28=</w:t>
+              <w:t>17+25=</w:t>
             </w:r>
           </w:p>
         </w:tc>
@@ -1587,7 +804,7 @@
                 <w:rFonts w:ascii="TimeNewRoman" w:hAnsi="TimeNewRoman"/>
                 <w:sz w:val="30"/>
               </w:rPr>
-              <w:t>40-37=</w:t>
+              <w:t>42-24=</w:t>
             </w:r>
           </w:p>
         </w:tc>
@@ -1606,7 +823,7 @@
                 <w:rFonts w:ascii="TimeNewRoman" w:hAnsi="TimeNewRoman"/>
                 <w:sz w:val="30"/>
               </w:rPr>
-              <w:t>18+65=</w:t>
+              <w:t>2+49=</w:t>
             </w:r>
           </w:p>
         </w:tc>
@@ -1623,7 +840,7 @@
                 <w:rFonts w:ascii="TimeNewRoman" w:hAnsi="TimeNewRoman"/>
                 <w:sz w:val="30"/>
               </w:rPr>
-              <w:t>49+12=</w:t>
+              <w:t>50-29=</w:t>
             </w:r>
           </w:p>
         </w:tc>
@@ -1640,7 +857,7 @@
                 <w:rFonts w:ascii="TimeNewRoman" w:hAnsi="TimeNewRoman"/>
                 <w:sz w:val="30"/>
               </w:rPr>
-              <w:t>13+48=</w:t>
+              <w:t>73-64=</w:t>
             </w:r>
           </w:p>
         </w:tc>
@@ -1657,7 +874,7 @@
                 <w:rFonts w:ascii="TimeNewRoman" w:hAnsi="TimeNewRoman"/>
                 <w:sz w:val="30"/>
               </w:rPr>
-              <w:t>71-25=</w:t>
+              <w:t>59+9=</w:t>
             </w:r>
           </w:p>
         </w:tc>
@@ -1674,7 +891,7 @@
                 <w:rFonts w:ascii="TimeNewRoman" w:hAnsi="TimeNewRoman"/>
                 <w:sz w:val="30"/>
               </w:rPr>
-              <w:t>44-38=</w:t>
+              <w:t>56+16=</w:t>
             </w:r>
           </w:p>
         </w:tc>
@@ -1693,7 +910,7 @@
                 <w:rFonts w:ascii="TimeNewRoman" w:hAnsi="TimeNewRoman"/>
                 <w:sz w:val="30"/>
               </w:rPr>
-              <w:t>52-43=</w:t>
+              <w:t>34+28=</w:t>
             </w:r>
           </w:p>
         </w:tc>
@@ -1710,7 +927,7 @@
                 <w:rFonts w:ascii="TimeNewRoman" w:hAnsi="TimeNewRoman"/>
                 <w:sz w:val="30"/>
               </w:rPr>
-              <w:t>82-4=</w:t>
+              <w:t>50-14=</w:t>
             </w:r>
           </w:p>
         </w:tc>
@@ -1727,7 +944,7 @@
                 <w:rFonts w:ascii="TimeNewRoman" w:hAnsi="TimeNewRoman"/>
                 <w:sz w:val="30"/>
               </w:rPr>
-              <w:t>8+39=</w:t>
+              <w:t>82-8=</w:t>
             </w:r>
           </w:p>
         </w:tc>
@@ -1744,7 +961,7 @@
                 <w:rFonts w:ascii="TimeNewRoman" w:hAnsi="TimeNewRoman"/>
                 <w:sz w:val="30"/>
               </w:rPr>
-              <w:t>50-41=</w:t>
+              <w:t>29+52=</w:t>
             </w:r>
           </w:p>
         </w:tc>
@@ -1761,7 +978,790 @@
                 <w:rFonts w:ascii="TimeNewRoman" w:hAnsi="TimeNewRoman"/>
                 <w:sz w:val="30"/>
               </w:rPr>
-              <w:t>36+57=</w:t>
+              <w:t>85+8=</w:t>
+            </w:r>
+          </w:p>
+        </w:tc>
+      </w:tr>
+      <w:tr>
+        <w:tc>
+          <w:tcPr>
+            <w:tcW w:type="dxa" w:w="1987"/>
+          </w:tcPr>
+          <w:p>
+            <w:pPr>
+              <w:jc w:val="left"/>
+            </w:pPr>
+            <w:r>
+              <w:rPr>
+                <w:rFonts w:ascii="TimeNewRoman" w:hAnsi="TimeNewRoman"/>
+                <w:sz w:val="30"/>
+              </w:rPr>
+              <w:t>39+43=</w:t>
+            </w:r>
+          </w:p>
+        </w:tc>
+        <w:tc>
+          <w:tcPr>
+            <w:tcW w:type="dxa" w:w="1987"/>
+          </w:tcPr>
+          <w:p>
+            <w:pPr>
+              <w:jc w:val="left"/>
+            </w:pPr>
+            <w:r>
+              <w:rPr>
+                <w:rFonts w:ascii="TimeNewRoman" w:hAnsi="TimeNewRoman"/>
+                <w:sz w:val="30"/>
+              </w:rPr>
+              <w:t>9+87=</w:t>
+            </w:r>
+          </w:p>
+        </w:tc>
+        <w:tc>
+          <w:tcPr>
+            <w:tcW w:type="dxa" w:w="1987"/>
+          </w:tcPr>
+          <w:p>
+            <w:pPr>
+              <w:jc w:val="left"/>
+            </w:pPr>
+            <w:r>
+              <w:rPr>
+                <w:rFonts w:ascii="TimeNewRoman" w:hAnsi="TimeNewRoman"/>
+                <w:sz w:val="30"/>
+              </w:rPr>
+              <w:t>67-39=</w:t>
+            </w:r>
+          </w:p>
+        </w:tc>
+        <w:tc>
+          <w:tcPr>
+            <w:tcW w:type="dxa" w:w="1987"/>
+          </w:tcPr>
+          <w:p>
+            <w:pPr>
+              <w:jc w:val="left"/>
+            </w:pPr>
+            <w:r>
+              <w:rPr>
+                <w:rFonts w:ascii="TimeNewRoman" w:hAnsi="TimeNewRoman"/>
+                <w:sz w:val="30"/>
+              </w:rPr>
+              <w:t>65-56=</w:t>
+            </w:r>
+          </w:p>
+        </w:tc>
+        <w:tc>
+          <w:tcPr>
+            <w:tcW w:type="dxa" w:w="1987"/>
+          </w:tcPr>
+          <w:p>
+            <w:pPr>
+              <w:jc w:val="left"/>
+            </w:pPr>
+            <w:r>
+              <w:rPr>
+                <w:rFonts w:ascii="TimeNewRoman" w:hAnsi="TimeNewRoman"/>
+                <w:sz w:val="30"/>
+              </w:rPr>
+              <w:t>53-8=</w:t>
+            </w:r>
+          </w:p>
+        </w:tc>
+      </w:tr>
+      <w:tr>
+        <w:tc>
+          <w:tcPr>
+            <w:tcW w:type="dxa" w:w="1987"/>
+          </w:tcPr>
+          <w:p>
+            <w:pPr>
+              <w:jc w:val="left"/>
+            </w:pPr>
+            <w:r>
+              <w:rPr>
+                <w:rFonts w:ascii="TimeNewRoman" w:hAnsi="TimeNewRoman"/>
+                <w:sz w:val="30"/>
+              </w:rPr>
+              <w:t>70-63=</w:t>
+            </w:r>
+          </w:p>
+        </w:tc>
+        <w:tc>
+          <w:tcPr>
+            <w:tcW w:type="dxa" w:w="1987"/>
+          </w:tcPr>
+          <w:p>
+            <w:pPr>
+              <w:jc w:val="left"/>
+            </w:pPr>
+            <w:r>
+              <w:rPr>
+                <w:rFonts w:ascii="TimeNewRoman" w:hAnsi="TimeNewRoman"/>
+                <w:sz w:val="30"/>
+              </w:rPr>
+              <w:t>70-25=</w:t>
+            </w:r>
+          </w:p>
+        </w:tc>
+        <w:tc>
+          <w:tcPr>
+            <w:tcW w:type="dxa" w:w="1987"/>
+          </w:tcPr>
+          <w:p>
+            <w:pPr>
+              <w:jc w:val="left"/>
+            </w:pPr>
+            <w:r>
+              <w:rPr>
+                <w:rFonts w:ascii="TimeNewRoman" w:hAnsi="TimeNewRoman"/>
+                <w:sz w:val="30"/>
+              </w:rPr>
+              <w:t>26+8=</w:t>
+            </w:r>
+          </w:p>
+        </w:tc>
+        <w:tc>
+          <w:tcPr>
+            <w:tcW w:type="dxa" w:w="1987"/>
+          </w:tcPr>
+          <w:p>
+            <w:pPr>
+              <w:jc w:val="left"/>
+            </w:pPr>
+            <w:r>
+              <w:rPr>
+                <w:rFonts w:ascii="TimeNewRoman" w:hAnsi="TimeNewRoman"/>
+                <w:sz w:val="30"/>
+              </w:rPr>
+              <w:t>23+19=</w:t>
+            </w:r>
+          </w:p>
+        </w:tc>
+        <w:tc>
+          <w:tcPr>
+            <w:tcW w:type="dxa" w:w="1987"/>
+          </w:tcPr>
+          <w:p>
+            <w:pPr>
+              <w:jc w:val="left"/>
+            </w:pPr>
+            <w:r>
+              <w:rPr>
+                <w:rFonts w:ascii="TimeNewRoman" w:hAnsi="TimeNewRoman"/>
+                <w:sz w:val="30"/>
+              </w:rPr>
+              <w:t>9+64=</w:t>
+            </w:r>
+          </w:p>
+        </w:tc>
+      </w:tr>
+      <w:tr>
+        <w:tc>
+          <w:tcPr>
+            <w:tcW w:type="dxa" w:w="1987"/>
+          </w:tcPr>
+          <w:p>
+            <w:pPr>
+              <w:jc w:val="left"/>
+            </w:pPr>
+            <w:r>
+              <w:rPr>
+                <w:rFonts w:ascii="TimeNewRoman" w:hAnsi="TimeNewRoman"/>
+                <w:sz w:val="30"/>
+              </w:rPr>
+              <w:t>27+64=</w:t>
+            </w:r>
+          </w:p>
+        </w:tc>
+        <w:tc>
+          <w:tcPr>
+            <w:tcW w:type="dxa" w:w="1987"/>
+          </w:tcPr>
+          <w:p>
+            <w:pPr>
+              <w:jc w:val="left"/>
+            </w:pPr>
+            <w:r>
+              <w:rPr>
+                <w:rFonts w:ascii="TimeNewRoman" w:hAnsi="TimeNewRoman"/>
+                <w:sz w:val="30"/>
+              </w:rPr>
+              <w:t>93-27=</w:t>
+            </w:r>
+          </w:p>
+        </w:tc>
+        <w:tc>
+          <w:tcPr>
+            <w:tcW w:type="dxa" w:w="1987"/>
+          </w:tcPr>
+          <w:p>
+            <w:pPr>
+              <w:jc w:val="left"/>
+            </w:pPr>
+            <w:r>
+              <w:rPr>
+                <w:rFonts w:ascii="TimeNewRoman" w:hAnsi="TimeNewRoman"/>
+                <w:sz w:val="30"/>
+              </w:rPr>
+              <w:t>39+28=</w:t>
+            </w:r>
+          </w:p>
+        </w:tc>
+        <w:tc>
+          <w:tcPr>
+            <w:tcW w:type="dxa" w:w="1987"/>
+          </w:tcPr>
+          <w:p>
+            <w:pPr>
+              <w:jc w:val="left"/>
+            </w:pPr>
+            <w:r>
+              <w:rPr>
+                <w:rFonts w:ascii="TimeNewRoman" w:hAnsi="TimeNewRoman"/>
+                <w:sz w:val="30"/>
+              </w:rPr>
+              <w:t>80-4=</w:t>
+            </w:r>
+          </w:p>
+        </w:tc>
+        <w:tc>
+          <w:tcPr>
+            <w:tcW w:type="dxa" w:w="1987"/>
+          </w:tcPr>
+          <w:p>
+            <w:pPr>
+              <w:jc w:val="left"/>
+            </w:pPr>
+            <w:r>
+              <w:rPr>
+                <w:rFonts w:ascii="TimeNewRoman" w:hAnsi="TimeNewRoman"/>
+                <w:sz w:val="30"/>
+              </w:rPr>
+              <w:t>80-63=</w:t>
+            </w:r>
+          </w:p>
+        </w:tc>
+      </w:tr>
+      <w:tr>
+        <w:tc>
+          <w:tcPr>
+            <w:tcW w:type="dxa" w:w="1987"/>
+          </w:tcPr>
+          <w:p>
+            <w:pPr>
+              <w:jc w:val="left"/>
+            </w:pPr>
+            <w:r>
+              <w:rPr>
+                <w:rFonts w:ascii="TimeNewRoman" w:hAnsi="TimeNewRoman"/>
+                <w:sz w:val="30"/>
+              </w:rPr>
+              <w:t>2+39=</w:t>
+            </w:r>
+          </w:p>
+        </w:tc>
+        <w:tc>
+          <w:tcPr>
+            <w:tcW w:type="dxa" w:w="1987"/>
+          </w:tcPr>
+          <w:p>
+            <w:pPr>
+              <w:jc w:val="left"/>
+            </w:pPr>
+            <w:r>
+              <w:rPr>
+                <w:rFonts w:ascii="TimeNewRoman" w:hAnsi="TimeNewRoman"/>
+                <w:sz w:val="30"/>
+              </w:rPr>
+              <w:t>49+39=</w:t>
+            </w:r>
+          </w:p>
+        </w:tc>
+        <w:tc>
+          <w:tcPr>
+            <w:tcW w:type="dxa" w:w="1987"/>
+          </w:tcPr>
+          <w:p>
+            <w:pPr>
+              <w:jc w:val="left"/>
+            </w:pPr>
+            <w:r>
+              <w:rPr>
+                <w:rFonts w:ascii="TimeNewRoman" w:hAnsi="TimeNewRoman"/>
+                <w:sz w:val="30"/>
+              </w:rPr>
+              <w:t>71-9=</w:t>
+            </w:r>
+          </w:p>
+        </w:tc>
+        <w:tc>
+          <w:tcPr>
+            <w:tcW w:type="dxa" w:w="1987"/>
+          </w:tcPr>
+          <w:p>
+            <w:pPr>
+              <w:jc w:val="left"/>
+            </w:pPr>
+            <w:r>
+              <w:rPr>
+                <w:rFonts w:ascii="TimeNewRoman" w:hAnsi="TimeNewRoman"/>
+                <w:sz w:val="30"/>
+              </w:rPr>
+              <w:t>92-78=</w:t>
+            </w:r>
+          </w:p>
+        </w:tc>
+        <w:tc>
+          <w:tcPr>
+            <w:tcW w:type="dxa" w:w="1987"/>
+          </w:tcPr>
+          <w:p>
+            <w:pPr>
+              <w:jc w:val="left"/>
+            </w:pPr>
+            <w:r>
+              <w:rPr>
+                <w:rFonts w:ascii="TimeNewRoman" w:hAnsi="TimeNewRoman"/>
+                <w:sz w:val="30"/>
+              </w:rPr>
+              <w:t>48-29=</w:t>
+            </w:r>
+          </w:p>
+        </w:tc>
+      </w:tr>
+      <w:tr>
+        <w:tc>
+          <w:tcPr>
+            <w:tcW w:type="dxa" w:w="1987"/>
+          </w:tcPr>
+          <w:p>
+            <w:pPr>
+              <w:jc w:val="left"/>
+            </w:pPr>
+            <w:r>
+              <w:rPr>
+                <w:rFonts w:ascii="TimeNewRoman" w:hAnsi="TimeNewRoman"/>
+                <w:sz w:val="30"/>
+              </w:rPr>
+              <w:t>84-48=</w:t>
+            </w:r>
+          </w:p>
+        </w:tc>
+        <w:tc>
+          <w:tcPr>
+            <w:tcW w:type="dxa" w:w="1987"/>
+          </w:tcPr>
+          <w:p>
+            <w:pPr>
+              <w:jc w:val="left"/>
+            </w:pPr>
+            <w:r>
+              <w:rPr>
+                <w:rFonts w:ascii="TimeNewRoman" w:hAnsi="TimeNewRoman"/>
+                <w:sz w:val="30"/>
+              </w:rPr>
+              <w:t>54+8=</w:t>
+            </w:r>
+          </w:p>
+        </w:tc>
+        <w:tc>
+          <w:tcPr>
+            <w:tcW w:type="dxa" w:w="1987"/>
+          </w:tcPr>
+          <w:p>
+            <w:pPr>
+              <w:jc w:val="left"/>
+            </w:pPr>
+            <w:r>
+              <w:rPr>
+                <w:rFonts w:ascii="TimeNewRoman" w:hAnsi="TimeNewRoman"/>
+                <w:sz w:val="30"/>
+              </w:rPr>
+              <w:t>67+9=</w:t>
+            </w:r>
+          </w:p>
+        </w:tc>
+        <w:tc>
+          <w:tcPr>
+            <w:tcW w:type="dxa" w:w="1987"/>
+          </w:tcPr>
+          <w:p>
+            <w:pPr>
+              <w:jc w:val="left"/>
+            </w:pPr>
+            <w:r>
+              <w:rPr>
+                <w:rFonts w:ascii="TimeNewRoman" w:hAnsi="TimeNewRoman"/>
+                <w:sz w:val="30"/>
+              </w:rPr>
+              <w:t>70-8=</w:t>
+            </w:r>
+          </w:p>
+        </w:tc>
+        <w:tc>
+          <w:tcPr>
+            <w:tcW w:type="dxa" w:w="1987"/>
+          </w:tcPr>
+          <w:p>
+            <w:pPr>
+              <w:jc w:val="left"/>
+            </w:pPr>
+            <w:r>
+              <w:rPr>
+                <w:rFonts w:ascii="TimeNewRoman" w:hAnsi="TimeNewRoman"/>
+                <w:sz w:val="30"/>
+              </w:rPr>
+              <w:t>94-36=</w:t>
+            </w:r>
+          </w:p>
+        </w:tc>
+      </w:tr>
+      <w:tr>
+        <w:tc>
+          <w:tcPr>
+            <w:tcW w:type="dxa" w:w="1987"/>
+          </w:tcPr>
+          <w:p>
+            <w:pPr>
+              <w:jc w:val="left"/>
+            </w:pPr>
+            <w:r>
+              <w:rPr>
+                <w:rFonts w:ascii="TimeNewRoman" w:hAnsi="TimeNewRoman"/>
+                <w:sz w:val="30"/>
+              </w:rPr>
+              <w:t>43-15=</w:t>
+            </w:r>
+          </w:p>
+        </w:tc>
+        <w:tc>
+          <w:tcPr>
+            <w:tcW w:type="dxa" w:w="1987"/>
+          </w:tcPr>
+          <w:p>
+            <w:pPr>
+              <w:jc w:val="left"/>
+            </w:pPr>
+            <w:r>
+              <w:rPr>
+                <w:rFonts w:ascii="TimeNewRoman" w:hAnsi="TimeNewRoman"/>
+                <w:sz w:val="30"/>
+              </w:rPr>
+              <w:t>34+18=</w:t>
+            </w:r>
+          </w:p>
+        </w:tc>
+        <w:tc>
+          <w:tcPr>
+            <w:tcW w:type="dxa" w:w="1987"/>
+          </w:tcPr>
+          <w:p>
+            <w:pPr>
+              <w:jc w:val="left"/>
+            </w:pPr>
+            <w:r>
+              <w:rPr>
+                <w:rFonts w:ascii="TimeNewRoman" w:hAnsi="TimeNewRoman"/>
+                <w:sz w:val="30"/>
+              </w:rPr>
+              <w:t>47+34=</w:t>
+            </w:r>
+          </w:p>
+        </w:tc>
+        <w:tc>
+          <w:tcPr>
+            <w:tcW w:type="dxa" w:w="1987"/>
+          </w:tcPr>
+          <w:p>
+            <w:pPr>
+              <w:jc w:val="left"/>
+            </w:pPr>
+            <w:r>
+              <w:rPr>
+                <w:rFonts w:ascii="TimeNewRoman" w:hAnsi="TimeNewRoman"/>
+                <w:sz w:val="30"/>
+              </w:rPr>
+              <w:t>64-35=</w:t>
+            </w:r>
+          </w:p>
+        </w:tc>
+        <w:tc>
+          <w:tcPr>
+            <w:tcW w:type="dxa" w:w="1987"/>
+          </w:tcPr>
+          <w:p>
+            <w:pPr>
+              <w:jc w:val="left"/>
+            </w:pPr>
+            <w:r>
+              <w:rPr>
+                <w:rFonts w:ascii="TimeNewRoman" w:hAnsi="TimeNewRoman"/>
+                <w:sz w:val="30"/>
+              </w:rPr>
+              <w:t>71-53=</w:t>
+            </w:r>
+          </w:p>
+        </w:tc>
+      </w:tr>
+      <w:tr>
+        <w:tc>
+          <w:tcPr>
+            <w:tcW w:type="dxa" w:w="1987"/>
+          </w:tcPr>
+          <w:p>
+            <w:pPr>
+              <w:jc w:val="left"/>
+            </w:pPr>
+            <w:r>
+              <w:rPr>
+                <w:rFonts w:ascii="TimeNewRoman" w:hAnsi="TimeNewRoman"/>
+                <w:sz w:val="30"/>
+              </w:rPr>
+              <w:t>7+68=</w:t>
+            </w:r>
+          </w:p>
+        </w:tc>
+        <w:tc>
+          <w:tcPr>
+            <w:tcW w:type="dxa" w:w="1987"/>
+          </w:tcPr>
+          <w:p>
+            <w:pPr>
+              <w:jc w:val="left"/>
+            </w:pPr>
+            <w:r>
+              <w:rPr>
+                <w:rFonts w:ascii="TimeNewRoman" w:hAnsi="TimeNewRoman"/>
+                <w:sz w:val="30"/>
+              </w:rPr>
+              <w:t>73-56=</w:t>
+            </w:r>
+          </w:p>
+        </w:tc>
+        <w:tc>
+          <w:tcPr>
+            <w:tcW w:type="dxa" w:w="1987"/>
+          </w:tcPr>
+          <w:p>
+            <w:pPr>
+              <w:jc w:val="left"/>
+            </w:pPr>
+            <w:r>
+              <w:rPr>
+                <w:rFonts w:ascii="TimeNewRoman" w:hAnsi="TimeNewRoman"/>
+                <w:sz w:val="30"/>
+              </w:rPr>
+              <w:t>79+3=</w:t>
+            </w:r>
+          </w:p>
+        </w:tc>
+        <w:tc>
+          <w:tcPr>
+            <w:tcW w:type="dxa" w:w="1987"/>
+          </w:tcPr>
+          <w:p>
+            <w:pPr>
+              <w:jc w:val="left"/>
+            </w:pPr>
+            <w:r>
+              <w:rPr>
+                <w:rFonts w:ascii="TimeNewRoman" w:hAnsi="TimeNewRoman"/>
+                <w:sz w:val="30"/>
+              </w:rPr>
+              <w:t>49+16=</w:t>
+            </w:r>
+          </w:p>
+        </w:tc>
+        <w:tc>
+          <w:tcPr>
+            <w:tcW w:type="dxa" w:w="1987"/>
+          </w:tcPr>
+          <w:p>
+            <w:pPr>
+              <w:jc w:val="left"/>
+            </w:pPr>
+            <w:r>
+              <w:rPr>
+                <w:rFonts w:ascii="TimeNewRoman" w:hAnsi="TimeNewRoman"/>
+                <w:sz w:val="30"/>
+              </w:rPr>
+              <w:t>82-79=</w:t>
+            </w:r>
+          </w:p>
+        </w:tc>
+      </w:tr>
+      <w:tr>
+        <w:tc>
+          <w:tcPr>
+            <w:tcW w:type="dxa" w:w="1987"/>
+          </w:tcPr>
+          <w:p>
+            <w:pPr>
+              <w:jc w:val="left"/>
+            </w:pPr>
+            <w:r>
+              <w:rPr>
+                <w:rFonts w:ascii="TimeNewRoman" w:hAnsi="TimeNewRoman"/>
+                <w:sz w:val="30"/>
+              </w:rPr>
+              <w:t>21-7=</w:t>
+            </w:r>
+          </w:p>
+        </w:tc>
+        <w:tc>
+          <w:tcPr>
+            <w:tcW w:type="dxa" w:w="1987"/>
+          </w:tcPr>
+          <w:p>
+            <w:pPr>
+              <w:jc w:val="left"/>
+            </w:pPr>
+            <w:r>
+              <w:rPr>
+                <w:rFonts w:ascii="TimeNewRoman" w:hAnsi="TimeNewRoman"/>
+                <w:sz w:val="30"/>
+              </w:rPr>
+              <w:t>9+32=</w:t>
+            </w:r>
+          </w:p>
+        </w:tc>
+        <w:tc>
+          <w:tcPr>
+            <w:tcW w:type="dxa" w:w="1987"/>
+          </w:tcPr>
+          <w:p>
+            <w:pPr>
+              <w:jc w:val="left"/>
+            </w:pPr>
+            <w:r>
+              <w:rPr>
+                <w:rFonts w:ascii="TimeNewRoman" w:hAnsi="TimeNewRoman"/>
+                <w:sz w:val="30"/>
+              </w:rPr>
+              <w:t>19+8=</w:t>
+            </w:r>
+          </w:p>
+        </w:tc>
+        <w:tc>
+          <w:tcPr>
+            <w:tcW w:type="dxa" w:w="1987"/>
+          </w:tcPr>
+          <w:p>
+            <w:pPr>
+              <w:jc w:val="left"/>
+            </w:pPr>
+            <w:r>
+              <w:rPr>
+                <w:rFonts w:ascii="TimeNewRoman" w:hAnsi="TimeNewRoman"/>
+                <w:sz w:val="30"/>
+              </w:rPr>
+              <w:t>26+65=</w:t>
+            </w:r>
+          </w:p>
+        </w:tc>
+        <w:tc>
+          <w:tcPr>
+            <w:tcW w:type="dxa" w:w="1987"/>
+          </w:tcPr>
+          <w:p>
+            <w:pPr>
+              <w:jc w:val="left"/>
+            </w:pPr>
+            <w:r>
+              <w:rPr>
+                <w:rFonts w:ascii="TimeNewRoman" w:hAnsi="TimeNewRoman"/>
+                <w:sz w:val="30"/>
+              </w:rPr>
+              <w:t>59+27=</w:t>
+            </w:r>
+          </w:p>
+        </w:tc>
+      </w:tr>
+      <w:tr>
+        <w:tc>
+          <w:tcPr>
+            <w:tcW w:type="dxa" w:w="1987"/>
+          </w:tcPr>
+          <w:p>
+            <w:pPr>
+              <w:jc w:val="left"/>
+            </w:pPr>
+            <w:r>
+              <w:rPr>
+                <w:rFonts w:ascii="TimeNewRoman" w:hAnsi="TimeNewRoman"/>
+                <w:sz w:val="30"/>
+              </w:rPr>
+              <w:t>8+29=</w:t>
+            </w:r>
+          </w:p>
+        </w:tc>
+        <w:tc>
+          <w:tcPr>
+            <w:tcW w:type="dxa" w:w="1987"/>
+          </w:tcPr>
+          <w:p>
+            <w:pPr>
+              <w:jc w:val="left"/>
+            </w:pPr>
+            <w:r>
+              <w:rPr>
+                <w:rFonts w:ascii="TimeNewRoman" w:hAnsi="TimeNewRoman"/>
+                <w:sz w:val="30"/>
+              </w:rPr>
+              <w:t>70-39=</w:t>
+            </w:r>
+          </w:p>
+        </w:tc>
+        <w:tc>
+          <w:tcPr>
+            <w:tcW w:type="dxa" w:w="1987"/>
+          </w:tcPr>
+          <w:p>
+            <w:pPr>
+              <w:jc w:val="left"/>
+            </w:pPr>
+            <w:r>
+              <w:rPr>
+                <w:rFonts w:ascii="TimeNewRoman" w:hAnsi="TimeNewRoman"/>
+                <w:sz w:val="30"/>
+              </w:rPr>
+              <w:t>92-44=</w:t>
+            </w:r>
+          </w:p>
+        </w:tc>
+        <w:tc>
+          <w:tcPr>
+            <w:tcW w:type="dxa" w:w="1987"/>
+          </w:tcPr>
+          <w:p>
+            <w:pPr>
+              <w:jc w:val="left"/>
+            </w:pPr>
+            <w:r>
+              <w:rPr>
+                <w:rFonts w:ascii="TimeNewRoman" w:hAnsi="TimeNewRoman"/>
+                <w:sz w:val="30"/>
+              </w:rPr>
+              <w:t>28+37=</w:t>
+            </w:r>
+          </w:p>
+        </w:tc>
+        <w:tc>
+          <w:tcPr>
+            <w:tcW w:type="dxa" w:w="1987"/>
+          </w:tcPr>
+          <w:p>
+            <w:pPr>
+              <w:jc w:val="left"/>
+            </w:pPr>
+            <w:r>
+              <w:rPr>
+                <w:rFonts w:ascii="TimeNewRoman" w:hAnsi="TimeNewRoman"/>
+                <w:sz w:val="30"/>
+              </w:rPr>
+              <w:t>69+16=</w:t>
             </w:r>
           </w:p>
         </w:tc>

--- a/adc_sbb_within_100.docx
+++ b/adc_sbb_within_100.docx
@@ -11,7 +11,7 @@
           <w:rFonts w:ascii="Arial" w:hAnsi="Arial"/>
           <w:sz w:val="30"/>
         </w:rPr>
-        <w:t>2026-09-26 Saturday</w:t>
+        <w:t>2026-09-27 Sunday</w:t>
       </w:r>
     </w:p>
     <w:tbl>
@@ -40,7 +40,7 @@
                 <w:rFonts w:ascii="TimeNewRoman" w:hAnsi="TimeNewRoman"/>
                 <w:sz w:val="30"/>
               </w:rPr>
-              <w:t>49+34=</w:t>
+              <w:t>27+49=</w:t>
             </w:r>
           </w:p>
         </w:tc>
@@ -57,7 +57,7 @@
                 <w:rFonts w:ascii="TimeNewRoman" w:hAnsi="TimeNewRoman"/>
                 <w:sz w:val="30"/>
               </w:rPr>
-              <w:t>95-66=</w:t>
+              <w:t>80-31=</w:t>
             </w:r>
           </w:p>
         </w:tc>
@@ -74,7 +74,7 @@
                 <w:rFonts w:ascii="TimeNewRoman" w:hAnsi="TimeNewRoman"/>
                 <w:sz w:val="30"/>
               </w:rPr>
-              <w:t>57+26=</w:t>
+              <w:t>5+48=</w:t>
             </w:r>
           </w:p>
         </w:tc>
@@ -91,7 +91,7 @@
                 <w:rFonts w:ascii="TimeNewRoman" w:hAnsi="TimeNewRoman"/>
                 <w:sz w:val="30"/>
               </w:rPr>
-              <w:t>56+39=</w:t>
+              <w:t>8+7=</w:t>
             </w:r>
           </w:p>
         </w:tc>
@@ -108,7 +108,7 @@
                 <w:rFonts w:ascii="TimeNewRoman" w:hAnsi="TimeNewRoman"/>
                 <w:sz w:val="30"/>
               </w:rPr>
-              <w:t>90-1=</w:t>
+              <w:t>41-17=</w:t>
             </w:r>
           </w:p>
         </w:tc>
@@ -127,7 +127,7 @@
                 <w:rFonts w:ascii="TimeNewRoman" w:hAnsi="TimeNewRoman"/>
                 <w:sz w:val="30"/>
               </w:rPr>
-              <w:t>67+14=</w:t>
+              <w:t>48+34=</w:t>
             </w:r>
           </w:p>
         </w:tc>
@@ -144,7 +144,7 @@
                 <w:rFonts w:ascii="TimeNewRoman" w:hAnsi="TimeNewRoman"/>
                 <w:sz w:val="30"/>
               </w:rPr>
-              <w:t>35-17=</w:t>
+              <w:t>41-27=</w:t>
             </w:r>
           </w:p>
         </w:tc>
@@ -161,7 +161,7 @@
                 <w:rFonts w:ascii="TimeNewRoman" w:hAnsi="TimeNewRoman"/>
                 <w:sz w:val="30"/>
               </w:rPr>
-              <w:t>69+23=</w:t>
+              <w:t>72-4=</w:t>
             </w:r>
           </w:p>
         </w:tc>
@@ -178,7 +178,7 @@
                 <w:rFonts w:ascii="TimeNewRoman" w:hAnsi="TimeNewRoman"/>
                 <w:sz w:val="30"/>
               </w:rPr>
-              <w:t>82-68=</w:t>
+              <w:t>6+17=</w:t>
             </w:r>
           </w:p>
         </w:tc>
@@ -195,7 +195,7 @@
                 <w:rFonts w:ascii="TimeNewRoman" w:hAnsi="TimeNewRoman"/>
                 <w:sz w:val="30"/>
               </w:rPr>
-              <w:t>61-3=</w:t>
+              <w:t>9+68=</w:t>
             </w:r>
           </w:p>
         </w:tc>
@@ -214,7 +214,7 @@
                 <w:rFonts w:ascii="TimeNewRoman" w:hAnsi="TimeNewRoman"/>
                 <w:sz w:val="30"/>
               </w:rPr>
-              <w:t>34-16=</w:t>
+              <w:t>39+6=</w:t>
             </w:r>
           </w:p>
         </w:tc>
@@ -231,7 +231,7 @@
                 <w:rFonts w:ascii="TimeNewRoman" w:hAnsi="TimeNewRoman"/>
                 <w:sz w:val="30"/>
               </w:rPr>
-              <w:t>18+8=</w:t>
+              <w:t>82-76=</w:t>
             </w:r>
           </w:p>
         </w:tc>
@@ -248,7 +248,7 @@
                 <w:rFonts w:ascii="TimeNewRoman" w:hAnsi="TimeNewRoman"/>
                 <w:sz w:val="30"/>
               </w:rPr>
-              <w:t>49+17=</w:t>
+              <w:t>73-14=</w:t>
             </w:r>
           </w:p>
         </w:tc>
@@ -265,7 +265,7 @@
                 <w:rFonts w:ascii="TimeNewRoman" w:hAnsi="TimeNewRoman"/>
                 <w:sz w:val="30"/>
               </w:rPr>
-              <w:t>32-15=</w:t>
+              <w:t>30-11=</w:t>
             </w:r>
           </w:p>
         </w:tc>
@@ -282,7 +282,7 @@
                 <w:rFonts w:ascii="TimeNewRoman" w:hAnsi="TimeNewRoman"/>
                 <w:sz w:val="30"/>
               </w:rPr>
-              <w:t>41-39=</w:t>
+              <w:t>87+9=</w:t>
             </w:r>
           </w:p>
         </w:tc>
@@ -301,7 +301,7 @@
                 <w:rFonts w:ascii="TimeNewRoman" w:hAnsi="TimeNewRoman"/>
                 <w:sz w:val="30"/>
               </w:rPr>
-              <w:t>67+19=</w:t>
+              <w:t>37+16=</w:t>
             </w:r>
           </w:p>
         </w:tc>
@@ -318,7 +318,7 @@
                 <w:rFonts w:ascii="TimeNewRoman" w:hAnsi="TimeNewRoman"/>
                 <w:sz w:val="30"/>
               </w:rPr>
-              <w:t>60-24=</w:t>
+              <w:t>27+34=</w:t>
             </w:r>
           </w:p>
         </w:tc>
@@ -335,7 +335,7 @@
                 <w:rFonts w:ascii="TimeNewRoman" w:hAnsi="TimeNewRoman"/>
                 <w:sz w:val="30"/>
               </w:rPr>
-              <w:t>80-28=</w:t>
+              <w:t>52+29=</w:t>
             </w:r>
           </w:p>
         </w:tc>
@@ -352,7 +352,7 @@
                 <w:rFonts w:ascii="TimeNewRoman" w:hAnsi="TimeNewRoman"/>
                 <w:sz w:val="30"/>
               </w:rPr>
-              <w:t>47+26=</w:t>
+              <w:t>3+29=</w:t>
             </w:r>
           </w:p>
         </w:tc>
@@ -369,7 +369,7 @@
                 <w:rFonts w:ascii="TimeNewRoman" w:hAnsi="TimeNewRoman"/>
                 <w:sz w:val="30"/>
               </w:rPr>
-              <w:t>43+28=</w:t>
+              <w:t>67-38=</w:t>
             </w:r>
           </w:p>
         </w:tc>
@@ -388,7 +388,7 @@
                 <w:rFonts w:ascii="TimeNewRoman" w:hAnsi="TimeNewRoman"/>
                 <w:sz w:val="30"/>
               </w:rPr>
-              <w:t>49+22=</w:t>
+              <w:t>84+7=</w:t>
             </w:r>
           </w:p>
         </w:tc>
@@ -405,7 +405,7 @@
                 <w:rFonts w:ascii="TimeNewRoman" w:hAnsi="TimeNewRoman"/>
                 <w:sz w:val="30"/>
               </w:rPr>
-              <w:t>39+29=</w:t>
+              <w:t>83-16=</w:t>
             </w:r>
           </w:p>
         </w:tc>
@@ -422,7 +422,7 @@
                 <w:rFonts w:ascii="TimeNewRoman" w:hAnsi="TimeNewRoman"/>
                 <w:sz w:val="30"/>
               </w:rPr>
-              <w:t>96-47=</w:t>
+              <w:t>39+42=</w:t>
             </w:r>
           </w:p>
         </w:tc>
@@ -439,7 +439,7 @@
                 <w:rFonts w:ascii="TimeNewRoman" w:hAnsi="TimeNewRoman"/>
                 <w:sz w:val="30"/>
               </w:rPr>
-              <w:t>83-38=</w:t>
+              <w:t>7+69=</w:t>
             </w:r>
           </w:p>
         </w:tc>
@@ -456,7 +456,7 @@
                 <w:rFonts w:ascii="TimeNewRoman" w:hAnsi="TimeNewRoman"/>
                 <w:sz w:val="30"/>
               </w:rPr>
-              <w:t>57+27=</w:t>
+              <w:t>30-18=</w:t>
             </w:r>
           </w:p>
         </w:tc>
@@ -475,7 +475,7 @@
                 <w:rFonts w:ascii="TimeNewRoman" w:hAnsi="TimeNewRoman"/>
                 <w:sz w:val="30"/>
               </w:rPr>
-              <w:t>30-16=</w:t>
+              <w:t>71-25=</w:t>
             </w:r>
           </w:p>
         </w:tc>
@@ -492,7 +492,7 @@
                 <w:rFonts w:ascii="TimeNewRoman" w:hAnsi="TimeNewRoman"/>
                 <w:sz w:val="30"/>
               </w:rPr>
-              <w:t>43-36=</w:t>
+              <w:t>81-19=</w:t>
             </w:r>
           </w:p>
         </w:tc>
@@ -509,7 +509,7 @@
                 <w:rFonts w:ascii="TimeNewRoman" w:hAnsi="TimeNewRoman"/>
                 <w:sz w:val="30"/>
               </w:rPr>
-              <w:t>9+14=</w:t>
+              <w:t>52-43=</w:t>
             </w:r>
           </w:p>
         </w:tc>
@@ -526,7 +526,7 @@
                 <w:rFonts w:ascii="TimeNewRoman" w:hAnsi="TimeNewRoman"/>
                 <w:sz w:val="30"/>
               </w:rPr>
-              <w:t>8+84=</w:t>
+              <w:t>17+76=</w:t>
             </w:r>
           </w:p>
         </w:tc>
@@ -543,7 +543,7 @@
                 <w:rFonts w:ascii="TimeNewRoman" w:hAnsi="TimeNewRoman"/>
                 <w:sz w:val="30"/>
               </w:rPr>
-              <w:t>93-27=</w:t>
+              <w:t>35-8=</w:t>
             </w:r>
           </w:p>
         </w:tc>
@@ -562,7 +562,7 @@
                 <w:rFonts w:ascii="TimeNewRoman" w:hAnsi="TimeNewRoman"/>
                 <w:sz w:val="30"/>
               </w:rPr>
-              <w:t>44+9=</w:t>
+              <w:t>91-83=</w:t>
             </w:r>
           </w:p>
         </w:tc>
@@ -579,7 +579,7 @@
                 <w:rFonts w:ascii="TimeNewRoman" w:hAnsi="TimeNewRoman"/>
                 <w:sz w:val="30"/>
               </w:rPr>
-              <w:t>8+43=</w:t>
+              <w:t>57+34=</w:t>
             </w:r>
           </w:p>
         </w:tc>
@@ -596,7 +596,7 @@
                 <w:rFonts w:ascii="TimeNewRoman" w:hAnsi="TimeNewRoman"/>
                 <w:sz w:val="30"/>
               </w:rPr>
-              <w:t>66+27=</w:t>
+              <w:t>9+83=</w:t>
             </w:r>
           </w:p>
         </w:tc>
@@ -613,7 +613,7 @@
                 <w:rFonts w:ascii="TimeNewRoman" w:hAnsi="TimeNewRoman"/>
                 <w:sz w:val="30"/>
               </w:rPr>
-              <w:t>16+47=</w:t>
+              <w:t>91-23=</w:t>
             </w:r>
           </w:p>
         </w:tc>
@@ -630,7 +630,7 @@
                 <w:rFonts w:ascii="TimeNewRoman" w:hAnsi="TimeNewRoman"/>
                 <w:sz w:val="30"/>
               </w:rPr>
-              <w:t>5+9=</w:t>
+              <w:t>36-27=</w:t>
             </w:r>
           </w:p>
         </w:tc>
@@ -649,7 +649,7 @@
                 <w:rFonts w:ascii="TimeNewRoman" w:hAnsi="TimeNewRoman"/>
                 <w:sz w:val="30"/>
               </w:rPr>
-              <w:t>54-6=</w:t>
+              <w:t>42+19=</w:t>
             </w:r>
           </w:p>
         </w:tc>
@@ -666,7 +666,7 @@
                 <w:rFonts w:ascii="TimeNewRoman" w:hAnsi="TimeNewRoman"/>
                 <w:sz w:val="30"/>
               </w:rPr>
-              <w:t>47+16=</w:t>
+              <w:t>37+27=</w:t>
             </w:r>
           </w:p>
         </w:tc>
@@ -683,7 +683,7 @@
                 <w:rFonts w:ascii="TimeNewRoman" w:hAnsi="TimeNewRoman"/>
                 <w:sz w:val="30"/>
               </w:rPr>
-              <w:t>59+9=</w:t>
+              <w:t>10-7=</w:t>
             </w:r>
           </w:p>
         </w:tc>
@@ -700,7 +700,7 @@
                 <w:rFonts w:ascii="TimeNewRoman" w:hAnsi="TimeNewRoman"/>
                 <w:sz w:val="30"/>
               </w:rPr>
-              <w:t>72-3=</w:t>
+              <w:t>94-86=</w:t>
             </w:r>
           </w:p>
         </w:tc>
@@ -717,7 +717,7 @@
                 <w:rFonts w:ascii="TimeNewRoman" w:hAnsi="TimeNewRoman"/>
                 <w:sz w:val="30"/>
               </w:rPr>
-              <w:t>68+3=</w:t>
+              <w:t>6+38=</w:t>
             </w:r>
           </w:p>
         </w:tc>
@@ -736,7 +736,7 @@
                 <w:rFonts w:ascii="TimeNewRoman" w:hAnsi="TimeNewRoman"/>
                 <w:sz w:val="30"/>
               </w:rPr>
-              <w:t>14+68=</w:t>
+              <w:t>50-21=</w:t>
             </w:r>
           </w:p>
         </w:tc>
@@ -753,7 +753,7 @@
                 <w:rFonts w:ascii="TimeNewRoman" w:hAnsi="TimeNewRoman"/>
                 <w:sz w:val="30"/>
               </w:rPr>
-              <w:t>9+39=</w:t>
+              <w:t>64-6=</w:t>
             </w:r>
           </w:p>
         </w:tc>
@@ -770,7 +770,7 @@
                 <w:rFonts w:ascii="TimeNewRoman" w:hAnsi="TimeNewRoman"/>
                 <w:sz w:val="30"/>
               </w:rPr>
-              <w:t>17+59=</w:t>
+              <w:t>71-23=</w:t>
             </w:r>
           </w:p>
         </w:tc>
@@ -787,7 +787,7 @@
                 <w:rFonts w:ascii="TimeNewRoman" w:hAnsi="TimeNewRoman"/>
                 <w:sz w:val="30"/>
               </w:rPr>
-              <w:t>17+25=</w:t>
+              <w:t>81-47=</w:t>
             </w:r>
           </w:p>
         </w:tc>
@@ -804,7 +804,7 @@
                 <w:rFonts w:ascii="TimeNewRoman" w:hAnsi="TimeNewRoman"/>
                 <w:sz w:val="30"/>
               </w:rPr>
-              <w:t>42-24=</w:t>
+              <w:t>23+8=</w:t>
             </w:r>
           </w:p>
         </w:tc>
@@ -823,7 +823,7 @@
                 <w:rFonts w:ascii="TimeNewRoman" w:hAnsi="TimeNewRoman"/>
                 <w:sz w:val="30"/>
               </w:rPr>
-              <w:t>2+49=</w:t>
+              <w:t>34+38=</w:t>
             </w:r>
           </w:p>
         </w:tc>
@@ -840,7 +840,7 @@
                 <w:rFonts w:ascii="TimeNewRoman" w:hAnsi="TimeNewRoman"/>
                 <w:sz w:val="30"/>
               </w:rPr>
-              <w:t>50-29=</w:t>
+              <w:t>34+48=</w:t>
             </w:r>
           </w:p>
         </w:tc>
@@ -857,7 +857,7 @@
                 <w:rFonts w:ascii="TimeNewRoman" w:hAnsi="TimeNewRoman"/>
                 <w:sz w:val="30"/>
               </w:rPr>
-              <w:t>73-64=</w:t>
+              <w:t>25+16=</w:t>
             </w:r>
           </w:p>
         </w:tc>
@@ -874,7 +874,7 @@
                 <w:rFonts w:ascii="TimeNewRoman" w:hAnsi="TimeNewRoman"/>
                 <w:sz w:val="30"/>
               </w:rPr>
-              <w:t>59+9=</w:t>
+              <w:t>55-38=</w:t>
             </w:r>
           </w:p>
         </w:tc>
@@ -891,7 +891,7 @@
                 <w:rFonts w:ascii="TimeNewRoman" w:hAnsi="TimeNewRoman"/>
                 <w:sz w:val="30"/>
               </w:rPr>
-              <w:t>56+16=</w:t>
+              <w:t>70-27=</w:t>
             </w:r>
           </w:p>
         </w:tc>
@@ -910,7 +910,7 @@
                 <w:rFonts w:ascii="TimeNewRoman" w:hAnsi="TimeNewRoman"/>
                 <w:sz w:val="30"/>
               </w:rPr>
-              <w:t>34+28=</w:t>
+              <w:t>71-39=</w:t>
             </w:r>
           </w:p>
         </w:tc>
@@ -927,7 +927,7 @@
                 <w:rFonts w:ascii="TimeNewRoman" w:hAnsi="TimeNewRoman"/>
                 <w:sz w:val="30"/>
               </w:rPr>
-              <w:t>50-14=</w:t>
+              <w:t>14+47=</w:t>
             </w:r>
           </w:p>
         </w:tc>
@@ -944,7 +944,7 @@
                 <w:rFonts w:ascii="TimeNewRoman" w:hAnsi="TimeNewRoman"/>
                 <w:sz w:val="30"/>
               </w:rPr>
-              <w:t>82-8=</w:t>
+              <w:t>66-47=</w:t>
             </w:r>
           </w:p>
         </w:tc>
@@ -961,7 +961,7 @@
                 <w:rFonts w:ascii="TimeNewRoman" w:hAnsi="TimeNewRoman"/>
                 <w:sz w:val="30"/>
               </w:rPr>
-              <w:t>29+52=</w:t>
+              <w:t>93-49=</w:t>
             </w:r>
           </w:p>
         </w:tc>
@@ -978,7 +978,7 @@
                 <w:rFonts w:ascii="TimeNewRoman" w:hAnsi="TimeNewRoman"/>
                 <w:sz w:val="30"/>
               </w:rPr>
-              <w:t>85+8=</w:t>
+              <w:t>39+33=</w:t>
             </w:r>
           </w:p>
         </w:tc>
@@ -997,7 +997,7 @@
                 <w:rFonts w:ascii="TimeNewRoman" w:hAnsi="TimeNewRoman"/>
                 <w:sz w:val="30"/>
               </w:rPr>
-              <w:t>39+43=</w:t>
+              <w:t>80-18=</w:t>
             </w:r>
           </w:p>
         </w:tc>
@@ -1014,7 +1014,7 @@
                 <w:rFonts w:ascii="TimeNewRoman" w:hAnsi="TimeNewRoman"/>
                 <w:sz w:val="30"/>
               </w:rPr>
-              <w:t>9+87=</w:t>
+              <w:t>50-44=</w:t>
             </w:r>
           </w:p>
         </w:tc>
@@ -1031,7 +1031,7 @@
                 <w:rFonts w:ascii="TimeNewRoman" w:hAnsi="TimeNewRoman"/>
                 <w:sz w:val="30"/>
               </w:rPr>
-              <w:t>67-39=</w:t>
+              <w:t>26+16=</w:t>
             </w:r>
           </w:p>
         </w:tc>
@@ -1048,442 +1048,7 @@
                 <w:rFonts w:ascii="TimeNewRoman" w:hAnsi="TimeNewRoman"/>
                 <w:sz w:val="30"/>
               </w:rPr>
-              <w:t>65-56=</w:t>
-            </w:r>
-          </w:p>
-        </w:tc>
-        <w:tc>
-          <w:tcPr>
-            <w:tcW w:type="dxa" w:w="1987"/>
-          </w:tcPr>
-          <w:p>
-            <w:pPr>
-              <w:jc w:val="left"/>
-            </w:pPr>
-            <w:r>
-              <w:rPr>
-                <w:rFonts w:ascii="TimeNewRoman" w:hAnsi="TimeNewRoman"/>
-                <w:sz w:val="30"/>
-              </w:rPr>
-              <w:t>53-8=</w:t>
-            </w:r>
-          </w:p>
-        </w:tc>
-      </w:tr>
-      <w:tr>
-        <w:tc>
-          <w:tcPr>
-            <w:tcW w:type="dxa" w:w="1987"/>
-          </w:tcPr>
-          <w:p>
-            <w:pPr>
-              <w:jc w:val="left"/>
-            </w:pPr>
-            <w:r>
-              <w:rPr>
-                <w:rFonts w:ascii="TimeNewRoman" w:hAnsi="TimeNewRoman"/>
-                <w:sz w:val="30"/>
-              </w:rPr>
-              <w:t>70-63=</w:t>
-            </w:r>
-          </w:p>
-        </w:tc>
-        <w:tc>
-          <w:tcPr>
-            <w:tcW w:type="dxa" w:w="1987"/>
-          </w:tcPr>
-          <w:p>
-            <w:pPr>
-              <w:jc w:val="left"/>
-            </w:pPr>
-            <w:r>
-              <w:rPr>
-                <w:rFonts w:ascii="TimeNewRoman" w:hAnsi="TimeNewRoman"/>
-                <w:sz w:val="30"/>
-              </w:rPr>
-              <w:t>70-25=</w:t>
-            </w:r>
-          </w:p>
-        </w:tc>
-        <w:tc>
-          <w:tcPr>
-            <w:tcW w:type="dxa" w:w="1987"/>
-          </w:tcPr>
-          <w:p>
-            <w:pPr>
-              <w:jc w:val="left"/>
-            </w:pPr>
-            <w:r>
-              <w:rPr>
-                <w:rFonts w:ascii="TimeNewRoman" w:hAnsi="TimeNewRoman"/>
-                <w:sz w:val="30"/>
-              </w:rPr>
-              <w:t>26+8=</w:t>
-            </w:r>
-          </w:p>
-        </w:tc>
-        <w:tc>
-          <w:tcPr>
-            <w:tcW w:type="dxa" w:w="1987"/>
-          </w:tcPr>
-          <w:p>
-            <w:pPr>
-              <w:jc w:val="left"/>
-            </w:pPr>
-            <w:r>
-              <w:rPr>
-                <w:rFonts w:ascii="TimeNewRoman" w:hAnsi="TimeNewRoman"/>
-                <w:sz w:val="30"/>
-              </w:rPr>
-              <w:t>23+19=</w:t>
-            </w:r>
-          </w:p>
-        </w:tc>
-        <w:tc>
-          <w:tcPr>
-            <w:tcW w:type="dxa" w:w="1987"/>
-          </w:tcPr>
-          <w:p>
-            <w:pPr>
-              <w:jc w:val="left"/>
-            </w:pPr>
-            <w:r>
-              <w:rPr>
-                <w:rFonts w:ascii="TimeNewRoman" w:hAnsi="TimeNewRoman"/>
-                <w:sz w:val="30"/>
-              </w:rPr>
-              <w:t>9+64=</w:t>
-            </w:r>
-          </w:p>
-        </w:tc>
-      </w:tr>
-      <w:tr>
-        <w:tc>
-          <w:tcPr>
-            <w:tcW w:type="dxa" w:w="1987"/>
-          </w:tcPr>
-          <w:p>
-            <w:pPr>
-              <w:jc w:val="left"/>
-            </w:pPr>
-            <w:r>
-              <w:rPr>
-                <w:rFonts w:ascii="TimeNewRoman" w:hAnsi="TimeNewRoman"/>
-                <w:sz w:val="30"/>
-              </w:rPr>
-              <w:t>27+64=</w:t>
-            </w:r>
-          </w:p>
-        </w:tc>
-        <w:tc>
-          <w:tcPr>
-            <w:tcW w:type="dxa" w:w="1987"/>
-          </w:tcPr>
-          <w:p>
-            <w:pPr>
-              <w:jc w:val="left"/>
-            </w:pPr>
-            <w:r>
-              <w:rPr>
-                <w:rFonts w:ascii="TimeNewRoman" w:hAnsi="TimeNewRoman"/>
-                <w:sz w:val="30"/>
-              </w:rPr>
-              <w:t>93-27=</w:t>
-            </w:r>
-          </w:p>
-        </w:tc>
-        <w:tc>
-          <w:tcPr>
-            <w:tcW w:type="dxa" w:w="1987"/>
-          </w:tcPr>
-          <w:p>
-            <w:pPr>
-              <w:jc w:val="left"/>
-            </w:pPr>
-            <w:r>
-              <w:rPr>
-                <w:rFonts w:ascii="TimeNewRoman" w:hAnsi="TimeNewRoman"/>
-                <w:sz w:val="30"/>
-              </w:rPr>
-              <w:t>39+28=</w:t>
-            </w:r>
-          </w:p>
-        </w:tc>
-        <w:tc>
-          <w:tcPr>
-            <w:tcW w:type="dxa" w:w="1987"/>
-          </w:tcPr>
-          <w:p>
-            <w:pPr>
-              <w:jc w:val="left"/>
-            </w:pPr>
-            <w:r>
-              <w:rPr>
-                <w:rFonts w:ascii="TimeNewRoman" w:hAnsi="TimeNewRoman"/>
-                <w:sz w:val="30"/>
-              </w:rPr>
-              <w:t>80-4=</w:t>
-            </w:r>
-          </w:p>
-        </w:tc>
-        <w:tc>
-          <w:tcPr>
-            <w:tcW w:type="dxa" w:w="1987"/>
-          </w:tcPr>
-          <w:p>
-            <w:pPr>
-              <w:jc w:val="left"/>
-            </w:pPr>
-            <w:r>
-              <w:rPr>
-                <w:rFonts w:ascii="TimeNewRoman" w:hAnsi="TimeNewRoman"/>
-                <w:sz w:val="30"/>
-              </w:rPr>
-              <w:t>80-63=</w:t>
-            </w:r>
-          </w:p>
-        </w:tc>
-      </w:tr>
-      <w:tr>
-        <w:tc>
-          <w:tcPr>
-            <w:tcW w:type="dxa" w:w="1987"/>
-          </w:tcPr>
-          <w:p>
-            <w:pPr>
-              <w:jc w:val="left"/>
-            </w:pPr>
-            <w:r>
-              <w:rPr>
-                <w:rFonts w:ascii="TimeNewRoman" w:hAnsi="TimeNewRoman"/>
-                <w:sz w:val="30"/>
-              </w:rPr>
-              <w:t>2+39=</w:t>
-            </w:r>
-          </w:p>
-        </w:tc>
-        <w:tc>
-          <w:tcPr>
-            <w:tcW w:type="dxa" w:w="1987"/>
-          </w:tcPr>
-          <w:p>
-            <w:pPr>
-              <w:jc w:val="left"/>
-            </w:pPr>
-            <w:r>
-              <w:rPr>
-                <w:rFonts w:ascii="TimeNewRoman" w:hAnsi="TimeNewRoman"/>
-                <w:sz w:val="30"/>
-              </w:rPr>
-              <w:t>49+39=</w:t>
-            </w:r>
-          </w:p>
-        </w:tc>
-        <w:tc>
-          <w:tcPr>
-            <w:tcW w:type="dxa" w:w="1987"/>
-          </w:tcPr>
-          <w:p>
-            <w:pPr>
-              <w:jc w:val="left"/>
-            </w:pPr>
-            <w:r>
-              <w:rPr>
-                <w:rFonts w:ascii="TimeNewRoman" w:hAnsi="TimeNewRoman"/>
-                <w:sz w:val="30"/>
-              </w:rPr>
-              <w:t>71-9=</w:t>
-            </w:r>
-          </w:p>
-        </w:tc>
-        <w:tc>
-          <w:tcPr>
-            <w:tcW w:type="dxa" w:w="1987"/>
-          </w:tcPr>
-          <w:p>
-            <w:pPr>
-              <w:jc w:val="left"/>
-            </w:pPr>
-            <w:r>
-              <w:rPr>
-                <w:rFonts w:ascii="TimeNewRoman" w:hAnsi="TimeNewRoman"/>
-                <w:sz w:val="30"/>
-              </w:rPr>
-              <w:t>92-78=</w:t>
-            </w:r>
-          </w:p>
-        </w:tc>
-        <w:tc>
-          <w:tcPr>
-            <w:tcW w:type="dxa" w:w="1987"/>
-          </w:tcPr>
-          <w:p>
-            <w:pPr>
-              <w:jc w:val="left"/>
-            </w:pPr>
-            <w:r>
-              <w:rPr>
-                <w:rFonts w:ascii="TimeNewRoman" w:hAnsi="TimeNewRoman"/>
-                <w:sz w:val="30"/>
-              </w:rPr>
-              <w:t>48-29=</w:t>
-            </w:r>
-          </w:p>
-        </w:tc>
-      </w:tr>
-      <w:tr>
-        <w:tc>
-          <w:tcPr>
-            <w:tcW w:type="dxa" w:w="1987"/>
-          </w:tcPr>
-          <w:p>
-            <w:pPr>
-              <w:jc w:val="left"/>
-            </w:pPr>
-            <w:r>
-              <w:rPr>
-                <w:rFonts w:ascii="TimeNewRoman" w:hAnsi="TimeNewRoman"/>
-                <w:sz w:val="30"/>
-              </w:rPr>
-              <w:t>84-48=</w:t>
-            </w:r>
-          </w:p>
-        </w:tc>
-        <w:tc>
-          <w:tcPr>
-            <w:tcW w:type="dxa" w:w="1987"/>
-          </w:tcPr>
-          <w:p>
-            <w:pPr>
-              <w:jc w:val="left"/>
-            </w:pPr>
-            <w:r>
-              <w:rPr>
-                <w:rFonts w:ascii="TimeNewRoman" w:hAnsi="TimeNewRoman"/>
-                <w:sz w:val="30"/>
-              </w:rPr>
-              <w:t>54+8=</w:t>
-            </w:r>
-          </w:p>
-        </w:tc>
-        <w:tc>
-          <w:tcPr>
-            <w:tcW w:type="dxa" w:w="1987"/>
-          </w:tcPr>
-          <w:p>
-            <w:pPr>
-              <w:jc w:val="left"/>
-            </w:pPr>
-            <w:r>
-              <w:rPr>
-                <w:rFonts w:ascii="TimeNewRoman" w:hAnsi="TimeNewRoman"/>
-                <w:sz w:val="30"/>
-              </w:rPr>
-              <w:t>67+9=</w:t>
-            </w:r>
-          </w:p>
-        </w:tc>
-        <w:tc>
-          <w:tcPr>
-            <w:tcW w:type="dxa" w:w="1987"/>
-          </w:tcPr>
-          <w:p>
-            <w:pPr>
-              <w:jc w:val="left"/>
-            </w:pPr>
-            <w:r>
-              <w:rPr>
-                <w:rFonts w:ascii="TimeNewRoman" w:hAnsi="TimeNewRoman"/>
-                <w:sz w:val="30"/>
-              </w:rPr>
-              <w:t>70-8=</w:t>
-            </w:r>
-          </w:p>
-        </w:tc>
-        <w:tc>
-          <w:tcPr>
-            <w:tcW w:type="dxa" w:w="1987"/>
-          </w:tcPr>
-          <w:p>
-            <w:pPr>
-              <w:jc w:val="left"/>
-            </w:pPr>
-            <w:r>
-              <w:rPr>
-                <w:rFonts w:ascii="TimeNewRoman" w:hAnsi="TimeNewRoman"/>
-                <w:sz w:val="30"/>
-              </w:rPr>
-              <w:t>94-36=</w:t>
-            </w:r>
-          </w:p>
-        </w:tc>
-      </w:tr>
-      <w:tr>
-        <w:tc>
-          <w:tcPr>
-            <w:tcW w:type="dxa" w:w="1987"/>
-          </w:tcPr>
-          <w:p>
-            <w:pPr>
-              <w:jc w:val="left"/>
-            </w:pPr>
-            <w:r>
-              <w:rPr>
-                <w:rFonts w:ascii="TimeNewRoman" w:hAnsi="TimeNewRoman"/>
-                <w:sz w:val="30"/>
-              </w:rPr>
-              <w:t>43-15=</w:t>
-            </w:r>
-          </w:p>
-        </w:tc>
-        <w:tc>
-          <w:tcPr>
-            <w:tcW w:type="dxa" w:w="1987"/>
-          </w:tcPr>
-          <w:p>
-            <w:pPr>
-              <w:jc w:val="left"/>
-            </w:pPr>
-            <w:r>
-              <w:rPr>
-                <w:rFonts w:ascii="TimeNewRoman" w:hAnsi="TimeNewRoman"/>
-                <w:sz w:val="30"/>
-              </w:rPr>
-              <w:t>34+18=</w:t>
-            </w:r>
-          </w:p>
-        </w:tc>
-        <w:tc>
-          <w:tcPr>
-            <w:tcW w:type="dxa" w:w="1987"/>
-          </w:tcPr>
-          <w:p>
-            <w:pPr>
-              <w:jc w:val="left"/>
-            </w:pPr>
-            <w:r>
-              <w:rPr>
-                <w:rFonts w:ascii="TimeNewRoman" w:hAnsi="TimeNewRoman"/>
-                <w:sz w:val="30"/>
-              </w:rPr>
-              <w:t>47+34=</w:t>
-            </w:r>
-          </w:p>
-        </w:tc>
-        <w:tc>
-          <w:tcPr>
-            <w:tcW w:type="dxa" w:w="1987"/>
-          </w:tcPr>
-          <w:p>
-            <w:pPr>
-              <w:jc w:val="left"/>
-            </w:pPr>
-            <w:r>
-              <w:rPr>
-                <w:rFonts w:ascii="TimeNewRoman" w:hAnsi="TimeNewRoman"/>
-                <w:sz w:val="30"/>
-              </w:rPr>
-              <w:t>64-35=</w:t>
+              <w:t>4+87=</w:t>
             </w:r>
           </w:p>
         </w:tc>
@@ -1519,7 +1084,7 @@
                 <w:rFonts w:ascii="TimeNewRoman" w:hAnsi="TimeNewRoman"/>
                 <w:sz w:val="30"/>
               </w:rPr>
-              <w:t>7+68=</w:t>
+              <w:t>65+7=</w:t>
             </w:r>
           </w:p>
         </w:tc>
@@ -1536,7 +1101,7 @@
                 <w:rFonts w:ascii="TimeNewRoman" w:hAnsi="TimeNewRoman"/>
                 <w:sz w:val="30"/>
               </w:rPr>
-              <w:t>73-56=</w:t>
+              <w:t>93-37=</w:t>
             </w:r>
           </w:p>
         </w:tc>
@@ -1553,7 +1118,7 @@
                 <w:rFonts w:ascii="TimeNewRoman" w:hAnsi="TimeNewRoman"/>
                 <w:sz w:val="30"/>
               </w:rPr>
-              <w:t>79+3=</w:t>
+              <w:t>81-79=</w:t>
             </w:r>
           </w:p>
         </w:tc>
@@ -1570,7 +1135,7 @@
                 <w:rFonts w:ascii="TimeNewRoman" w:hAnsi="TimeNewRoman"/>
                 <w:sz w:val="30"/>
               </w:rPr>
-              <w:t>49+16=</w:t>
+              <w:t>36+58=</w:t>
             </w:r>
           </w:p>
         </w:tc>
@@ -1587,7 +1152,7 @@
                 <w:rFonts w:ascii="TimeNewRoman" w:hAnsi="TimeNewRoman"/>
                 <w:sz w:val="30"/>
               </w:rPr>
-              <w:t>82-79=</w:t>
+              <w:t>22+39=</w:t>
             </w:r>
           </w:p>
         </w:tc>
@@ -1606,7 +1171,7 @@
                 <w:rFonts w:ascii="TimeNewRoman" w:hAnsi="TimeNewRoman"/>
                 <w:sz w:val="30"/>
               </w:rPr>
-              <w:t>21-7=</w:t>
+              <w:t>51-36=</w:t>
             </w:r>
           </w:p>
         </w:tc>
@@ -1623,7 +1188,7 @@
                 <w:rFonts w:ascii="TimeNewRoman" w:hAnsi="TimeNewRoman"/>
                 <w:sz w:val="30"/>
               </w:rPr>
-              <w:t>9+32=</w:t>
+              <w:t>39+8=</w:t>
             </w:r>
           </w:p>
         </w:tc>
@@ -1640,7 +1205,7 @@
                 <w:rFonts w:ascii="TimeNewRoman" w:hAnsi="TimeNewRoman"/>
                 <w:sz w:val="30"/>
               </w:rPr>
-              <w:t>19+8=</w:t>
+              <w:t>22-14=</w:t>
             </w:r>
           </w:p>
         </w:tc>
@@ -1657,7 +1222,7 @@
                 <w:rFonts w:ascii="TimeNewRoman" w:hAnsi="TimeNewRoman"/>
                 <w:sz w:val="30"/>
               </w:rPr>
-              <w:t>26+65=</w:t>
+              <w:t>12-7=</w:t>
             </w:r>
           </w:p>
         </w:tc>
@@ -1674,7 +1239,7 @@
                 <w:rFonts w:ascii="TimeNewRoman" w:hAnsi="TimeNewRoman"/>
                 <w:sz w:val="30"/>
               </w:rPr>
-              <w:t>59+27=</w:t>
+              <w:t>91-43=</w:t>
             </w:r>
           </w:p>
         </w:tc>
@@ -1693,7 +1258,7 @@
                 <w:rFonts w:ascii="TimeNewRoman" w:hAnsi="TimeNewRoman"/>
                 <w:sz w:val="30"/>
               </w:rPr>
-              <w:t>8+29=</w:t>
+              <w:t>33-8=</w:t>
             </w:r>
           </w:p>
         </w:tc>
@@ -1710,7 +1275,7 @@
                 <w:rFonts w:ascii="TimeNewRoman" w:hAnsi="TimeNewRoman"/>
                 <w:sz w:val="30"/>
               </w:rPr>
-              <w:t>70-39=</w:t>
+              <w:t>57+35=</w:t>
             </w:r>
           </w:p>
         </w:tc>
@@ -1727,7 +1292,7 @@
                 <w:rFonts w:ascii="TimeNewRoman" w:hAnsi="TimeNewRoman"/>
                 <w:sz w:val="30"/>
               </w:rPr>
-              <w:t>92-44=</w:t>
+              <w:t>56+16=</w:t>
             </w:r>
           </w:p>
         </w:tc>
@@ -1744,7 +1309,7 @@
                 <w:rFonts w:ascii="TimeNewRoman" w:hAnsi="TimeNewRoman"/>
                 <w:sz w:val="30"/>
               </w:rPr>
-              <w:t>28+37=</w:t>
+              <w:t>90-48=</w:t>
             </w:r>
           </w:p>
         </w:tc>
@@ -1761,7 +1326,442 @@
                 <w:rFonts w:ascii="TimeNewRoman" w:hAnsi="TimeNewRoman"/>
                 <w:sz w:val="30"/>
               </w:rPr>
-              <w:t>69+16=</w:t>
+              <w:t>36+25=</w:t>
+            </w:r>
+          </w:p>
+        </w:tc>
+      </w:tr>
+      <w:tr>
+        <w:tc>
+          <w:tcPr>
+            <w:tcW w:type="dxa" w:w="1987"/>
+          </w:tcPr>
+          <w:p>
+            <w:pPr>
+              <w:jc w:val="left"/>
+            </w:pPr>
+            <w:r>
+              <w:rPr>
+                <w:rFonts w:ascii="TimeNewRoman" w:hAnsi="TimeNewRoman"/>
+                <w:sz w:val="30"/>
+              </w:rPr>
+              <w:t>45-17=</w:t>
+            </w:r>
+          </w:p>
+        </w:tc>
+        <w:tc>
+          <w:tcPr>
+            <w:tcW w:type="dxa" w:w="1987"/>
+          </w:tcPr>
+          <w:p>
+            <w:pPr>
+              <w:jc w:val="left"/>
+            </w:pPr>
+            <w:r>
+              <w:rPr>
+                <w:rFonts w:ascii="TimeNewRoman" w:hAnsi="TimeNewRoman"/>
+                <w:sz w:val="30"/>
+              </w:rPr>
+              <w:t>80-65=</w:t>
+            </w:r>
+          </w:p>
+        </w:tc>
+        <w:tc>
+          <w:tcPr>
+            <w:tcW w:type="dxa" w:w="1987"/>
+          </w:tcPr>
+          <w:p>
+            <w:pPr>
+              <w:jc w:val="left"/>
+            </w:pPr>
+            <w:r>
+              <w:rPr>
+                <w:rFonts w:ascii="TimeNewRoman" w:hAnsi="TimeNewRoman"/>
+                <w:sz w:val="30"/>
+              </w:rPr>
+              <w:t>69+17=</w:t>
+            </w:r>
+          </w:p>
+        </w:tc>
+        <w:tc>
+          <w:tcPr>
+            <w:tcW w:type="dxa" w:w="1987"/>
+          </w:tcPr>
+          <w:p>
+            <w:pPr>
+              <w:jc w:val="left"/>
+            </w:pPr>
+            <w:r>
+              <w:rPr>
+                <w:rFonts w:ascii="TimeNewRoman" w:hAnsi="TimeNewRoman"/>
+                <w:sz w:val="30"/>
+              </w:rPr>
+              <w:t>39+6=</w:t>
+            </w:r>
+          </w:p>
+        </w:tc>
+        <w:tc>
+          <w:tcPr>
+            <w:tcW w:type="dxa" w:w="1987"/>
+          </w:tcPr>
+          <w:p>
+            <w:pPr>
+              <w:jc w:val="left"/>
+            </w:pPr>
+            <w:r>
+              <w:rPr>
+                <w:rFonts w:ascii="TimeNewRoman" w:hAnsi="TimeNewRoman"/>
+                <w:sz w:val="30"/>
+              </w:rPr>
+              <w:t>32+19=</w:t>
+            </w:r>
+          </w:p>
+        </w:tc>
+      </w:tr>
+      <w:tr>
+        <w:tc>
+          <w:tcPr>
+            <w:tcW w:type="dxa" w:w="1987"/>
+          </w:tcPr>
+          <w:p>
+            <w:pPr>
+              <w:jc w:val="left"/>
+            </w:pPr>
+            <w:r>
+              <w:rPr>
+                <w:rFonts w:ascii="TimeNewRoman" w:hAnsi="TimeNewRoman"/>
+                <w:sz w:val="30"/>
+              </w:rPr>
+              <w:t>76-9=</w:t>
+            </w:r>
+          </w:p>
+        </w:tc>
+        <w:tc>
+          <w:tcPr>
+            <w:tcW w:type="dxa" w:w="1987"/>
+          </w:tcPr>
+          <w:p>
+            <w:pPr>
+              <w:jc w:val="left"/>
+            </w:pPr>
+            <w:r>
+              <w:rPr>
+                <w:rFonts w:ascii="TimeNewRoman" w:hAnsi="TimeNewRoman"/>
+                <w:sz w:val="30"/>
+              </w:rPr>
+              <w:t>92-16=</w:t>
+            </w:r>
+          </w:p>
+        </w:tc>
+        <w:tc>
+          <w:tcPr>
+            <w:tcW w:type="dxa" w:w="1987"/>
+          </w:tcPr>
+          <w:p>
+            <w:pPr>
+              <w:jc w:val="left"/>
+            </w:pPr>
+            <w:r>
+              <w:rPr>
+                <w:rFonts w:ascii="TimeNewRoman" w:hAnsi="TimeNewRoman"/>
+                <w:sz w:val="30"/>
+              </w:rPr>
+              <w:t>15+16=</w:t>
+            </w:r>
+          </w:p>
+        </w:tc>
+        <w:tc>
+          <w:tcPr>
+            <w:tcW w:type="dxa" w:w="1987"/>
+          </w:tcPr>
+          <w:p>
+            <w:pPr>
+              <w:jc w:val="left"/>
+            </w:pPr>
+            <w:r>
+              <w:rPr>
+                <w:rFonts w:ascii="TimeNewRoman" w:hAnsi="TimeNewRoman"/>
+                <w:sz w:val="30"/>
+              </w:rPr>
+              <w:t>8+68=</w:t>
+            </w:r>
+          </w:p>
+        </w:tc>
+        <w:tc>
+          <w:tcPr>
+            <w:tcW w:type="dxa" w:w="1987"/>
+          </w:tcPr>
+          <w:p>
+            <w:pPr>
+              <w:jc w:val="left"/>
+            </w:pPr>
+            <w:r>
+              <w:rPr>
+                <w:rFonts w:ascii="TimeNewRoman" w:hAnsi="TimeNewRoman"/>
+                <w:sz w:val="30"/>
+              </w:rPr>
+              <w:t>27+49=</w:t>
+            </w:r>
+          </w:p>
+        </w:tc>
+      </w:tr>
+      <w:tr>
+        <w:tc>
+          <w:tcPr>
+            <w:tcW w:type="dxa" w:w="1987"/>
+          </w:tcPr>
+          <w:p>
+            <w:pPr>
+              <w:jc w:val="left"/>
+            </w:pPr>
+            <w:r>
+              <w:rPr>
+                <w:rFonts w:ascii="TimeNewRoman" w:hAnsi="TimeNewRoman"/>
+                <w:sz w:val="30"/>
+              </w:rPr>
+              <w:t>81-78=</w:t>
+            </w:r>
+          </w:p>
+        </w:tc>
+        <w:tc>
+          <w:tcPr>
+            <w:tcW w:type="dxa" w:w="1987"/>
+          </w:tcPr>
+          <w:p>
+            <w:pPr>
+              <w:jc w:val="left"/>
+            </w:pPr>
+            <w:r>
+              <w:rPr>
+                <w:rFonts w:ascii="TimeNewRoman" w:hAnsi="TimeNewRoman"/>
+                <w:sz w:val="30"/>
+              </w:rPr>
+              <w:t>5+19=</w:t>
+            </w:r>
+          </w:p>
+        </w:tc>
+        <w:tc>
+          <w:tcPr>
+            <w:tcW w:type="dxa" w:w="1987"/>
+          </w:tcPr>
+          <w:p>
+            <w:pPr>
+              <w:jc w:val="left"/>
+            </w:pPr>
+            <w:r>
+              <w:rPr>
+                <w:rFonts w:ascii="TimeNewRoman" w:hAnsi="TimeNewRoman"/>
+                <w:sz w:val="30"/>
+              </w:rPr>
+              <w:t>90-43=</w:t>
+            </w:r>
+          </w:p>
+        </w:tc>
+        <w:tc>
+          <w:tcPr>
+            <w:tcW w:type="dxa" w:w="1987"/>
+          </w:tcPr>
+          <w:p>
+            <w:pPr>
+              <w:jc w:val="left"/>
+            </w:pPr>
+            <w:r>
+              <w:rPr>
+                <w:rFonts w:ascii="TimeNewRoman" w:hAnsi="TimeNewRoman"/>
+                <w:sz w:val="30"/>
+              </w:rPr>
+              <w:t>23+59=</w:t>
+            </w:r>
+          </w:p>
+        </w:tc>
+        <w:tc>
+          <w:tcPr>
+            <w:tcW w:type="dxa" w:w="1987"/>
+          </w:tcPr>
+          <w:p>
+            <w:pPr>
+              <w:jc w:val="left"/>
+            </w:pPr>
+            <w:r>
+              <w:rPr>
+                <w:rFonts w:ascii="TimeNewRoman" w:hAnsi="TimeNewRoman"/>
+                <w:sz w:val="30"/>
+              </w:rPr>
+              <w:t>64+18=</w:t>
+            </w:r>
+          </w:p>
+        </w:tc>
+      </w:tr>
+      <w:tr>
+        <w:tc>
+          <w:tcPr>
+            <w:tcW w:type="dxa" w:w="1987"/>
+          </w:tcPr>
+          <w:p>
+            <w:pPr>
+              <w:jc w:val="left"/>
+            </w:pPr>
+            <w:r>
+              <w:rPr>
+                <w:rFonts w:ascii="TimeNewRoman" w:hAnsi="TimeNewRoman"/>
+                <w:sz w:val="30"/>
+              </w:rPr>
+              <w:t>55-9=</w:t>
+            </w:r>
+          </w:p>
+        </w:tc>
+        <w:tc>
+          <w:tcPr>
+            <w:tcW w:type="dxa" w:w="1987"/>
+          </w:tcPr>
+          <w:p>
+            <w:pPr>
+              <w:jc w:val="left"/>
+            </w:pPr>
+            <w:r>
+              <w:rPr>
+                <w:rFonts w:ascii="TimeNewRoman" w:hAnsi="TimeNewRoman"/>
+                <w:sz w:val="30"/>
+              </w:rPr>
+              <w:t>9+88=</w:t>
+            </w:r>
+          </w:p>
+        </w:tc>
+        <w:tc>
+          <w:tcPr>
+            <w:tcW w:type="dxa" w:w="1987"/>
+          </w:tcPr>
+          <w:p>
+            <w:pPr>
+              <w:jc w:val="left"/>
+            </w:pPr>
+            <w:r>
+              <w:rPr>
+                <w:rFonts w:ascii="TimeNewRoman" w:hAnsi="TimeNewRoman"/>
+                <w:sz w:val="30"/>
+              </w:rPr>
+              <w:t>57-49=</w:t>
+            </w:r>
+          </w:p>
+        </w:tc>
+        <w:tc>
+          <w:tcPr>
+            <w:tcW w:type="dxa" w:w="1987"/>
+          </w:tcPr>
+          <w:p>
+            <w:pPr>
+              <w:jc w:val="left"/>
+            </w:pPr>
+            <w:r>
+              <w:rPr>
+                <w:rFonts w:ascii="TimeNewRoman" w:hAnsi="TimeNewRoman"/>
+                <w:sz w:val="30"/>
+              </w:rPr>
+              <w:t>76+15=</w:t>
+            </w:r>
+          </w:p>
+        </w:tc>
+        <w:tc>
+          <w:tcPr>
+            <w:tcW w:type="dxa" w:w="1987"/>
+          </w:tcPr>
+          <w:p>
+            <w:pPr>
+              <w:jc w:val="left"/>
+            </w:pPr>
+            <w:r>
+              <w:rPr>
+                <w:rFonts w:ascii="TimeNewRoman" w:hAnsi="TimeNewRoman"/>
+                <w:sz w:val="30"/>
+              </w:rPr>
+              <w:t>91-7=</w:t>
+            </w:r>
+          </w:p>
+        </w:tc>
+      </w:tr>
+      <w:tr>
+        <w:tc>
+          <w:tcPr>
+            <w:tcW w:type="dxa" w:w="1987"/>
+          </w:tcPr>
+          <w:p>
+            <w:pPr>
+              <w:jc w:val="left"/>
+            </w:pPr>
+            <w:r>
+              <w:rPr>
+                <w:rFonts w:ascii="TimeNewRoman" w:hAnsi="TimeNewRoman"/>
+                <w:sz w:val="30"/>
+              </w:rPr>
+              <w:t>36-27=</w:t>
+            </w:r>
+          </w:p>
+        </w:tc>
+        <w:tc>
+          <w:tcPr>
+            <w:tcW w:type="dxa" w:w="1987"/>
+          </w:tcPr>
+          <w:p>
+            <w:pPr>
+              <w:jc w:val="left"/>
+            </w:pPr>
+            <w:r>
+              <w:rPr>
+                <w:rFonts w:ascii="TimeNewRoman" w:hAnsi="TimeNewRoman"/>
+                <w:sz w:val="30"/>
+              </w:rPr>
+              <w:t>40-13=</w:t>
+            </w:r>
+          </w:p>
+        </w:tc>
+        <w:tc>
+          <w:tcPr>
+            <w:tcW w:type="dxa" w:w="1987"/>
+          </w:tcPr>
+          <w:p>
+            <w:pPr>
+              <w:jc w:val="left"/>
+            </w:pPr>
+            <w:r>
+              <w:rPr>
+                <w:rFonts w:ascii="TimeNewRoman" w:hAnsi="TimeNewRoman"/>
+                <w:sz w:val="30"/>
+              </w:rPr>
+              <w:t>45-27=</w:t>
+            </w:r>
+          </w:p>
+        </w:tc>
+        <w:tc>
+          <w:tcPr>
+            <w:tcW w:type="dxa" w:w="1987"/>
+          </w:tcPr>
+          <w:p>
+            <w:pPr>
+              <w:jc w:val="left"/>
+            </w:pPr>
+            <w:r>
+              <w:rPr>
+                <w:rFonts w:ascii="TimeNewRoman" w:hAnsi="TimeNewRoman"/>
+                <w:sz w:val="30"/>
+              </w:rPr>
+              <w:t>19+26=</w:t>
+            </w:r>
+          </w:p>
+        </w:tc>
+        <w:tc>
+          <w:tcPr>
+            <w:tcW w:type="dxa" w:w="1987"/>
+          </w:tcPr>
+          <w:p>
+            <w:pPr>
+              <w:jc w:val="left"/>
+            </w:pPr>
+            <w:r>
+              <w:rPr>
+                <w:rFonts w:ascii="TimeNewRoman" w:hAnsi="TimeNewRoman"/>
+                <w:sz w:val="30"/>
+              </w:rPr>
+              <w:t>60-4=</w:t>
             </w:r>
           </w:p>
         </w:tc>

--- a/adc_sbb_within_100.docx
+++ b/adc_sbb_within_100.docx
@@ -40,7 +40,7 @@
                 <w:rFonts w:ascii="TimeNewRoman" w:hAnsi="TimeNewRoman"/>
                 <w:sz w:val="30"/>
               </w:rPr>
-              <w:t>27+49=</w:t>
+              <w:t>82-24=</w:t>
             </w:r>
           </w:p>
         </w:tc>
@@ -57,7 +57,7 @@
                 <w:rFonts w:ascii="TimeNewRoman" w:hAnsi="TimeNewRoman"/>
                 <w:sz w:val="30"/>
               </w:rPr>
-              <w:t>80-31=</w:t>
+              <w:t>90-47=</w:t>
             </w:r>
           </w:p>
         </w:tc>
@@ -74,7 +74,7 @@
                 <w:rFonts w:ascii="TimeNewRoman" w:hAnsi="TimeNewRoman"/>
                 <w:sz w:val="30"/>
               </w:rPr>
-              <w:t>5+48=</w:t>
+              <w:t>87+4=</w:t>
             </w:r>
           </w:p>
         </w:tc>
@@ -91,7 +91,7 @@
                 <w:rFonts w:ascii="TimeNewRoman" w:hAnsi="TimeNewRoman"/>
                 <w:sz w:val="30"/>
               </w:rPr>
-              <w:t>8+7=</w:t>
+              <w:t>8+37=</w:t>
             </w:r>
           </w:p>
         </w:tc>
@@ -108,7 +108,7 @@
                 <w:rFonts w:ascii="TimeNewRoman" w:hAnsi="TimeNewRoman"/>
                 <w:sz w:val="30"/>
               </w:rPr>
-              <w:t>41-17=</w:t>
+              <w:t>17+36=</w:t>
             </w:r>
           </w:p>
         </w:tc>
@@ -127,7 +127,7 @@
                 <w:rFonts w:ascii="TimeNewRoman" w:hAnsi="TimeNewRoman"/>
                 <w:sz w:val="30"/>
               </w:rPr>
-              <w:t>48+34=</w:t>
+              <w:t>9+73=</w:t>
             </w:r>
           </w:p>
         </w:tc>
@@ -144,7 +144,7 @@
                 <w:rFonts w:ascii="TimeNewRoman" w:hAnsi="TimeNewRoman"/>
                 <w:sz w:val="30"/>
               </w:rPr>
-              <w:t>41-27=</w:t>
+              <w:t>72-24=</w:t>
             </w:r>
           </w:p>
         </w:tc>
@@ -161,7 +161,7 @@
                 <w:rFonts w:ascii="TimeNewRoman" w:hAnsi="TimeNewRoman"/>
                 <w:sz w:val="30"/>
               </w:rPr>
-              <w:t>72-4=</w:t>
+              <w:t>79+7=</w:t>
             </w:r>
           </w:p>
         </w:tc>
@@ -178,7 +178,7 @@
                 <w:rFonts w:ascii="TimeNewRoman" w:hAnsi="TimeNewRoman"/>
                 <w:sz w:val="30"/>
               </w:rPr>
-              <w:t>6+17=</w:t>
+              <w:t>62-27=</w:t>
             </w:r>
           </w:p>
         </w:tc>
@@ -195,7 +195,7 @@
                 <w:rFonts w:ascii="TimeNewRoman" w:hAnsi="TimeNewRoman"/>
                 <w:sz w:val="30"/>
               </w:rPr>
-              <w:t>9+68=</w:t>
+              <w:t>39+19=</w:t>
             </w:r>
           </w:p>
         </w:tc>
@@ -214,7 +214,7 @@
                 <w:rFonts w:ascii="TimeNewRoman" w:hAnsi="TimeNewRoman"/>
                 <w:sz w:val="30"/>
               </w:rPr>
-              <w:t>39+6=</w:t>
+              <w:t>41-12=</w:t>
             </w:r>
           </w:p>
         </w:tc>
@@ -231,7 +231,7 @@
                 <w:rFonts w:ascii="TimeNewRoman" w:hAnsi="TimeNewRoman"/>
                 <w:sz w:val="30"/>
               </w:rPr>
-              <w:t>82-76=</w:t>
+              <w:t>27+65=</w:t>
             </w:r>
           </w:p>
         </w:tc>
@@ -248,7 +248,7 @@
                 <w:rFonts w:ascii="TimeNewRoman" w:hAnsi="TimeNewRoman"/>
                 <w:sz w:val="30"/>
               </w:rPr>
-              <w:t>73-14=</w:t>
+              <w:t>45+6=</w:t>
             </w:r>
           </w:p>
         </w:tc>
@@ -265,7 +265,7 @@
                 <w:rFonts w:ascii="TimeNewRoman" w:hAnsi="TimeNewRoman"/>
                 <w:sz w:val="30"/>
               </w:rPr>
-              <w:t>30-11=</w:t>
+              <w:t>28+46=</w:t>
             </w:r>
           </w:p>
         </w:tc>
@@ -282,7 +282,7 @@
                 <w:rFonts w:ascii="TimeNewRoman" w:hAnsi="TimeNewRoman"/>
                 <w:sz w:val="30"/>
               </w:rPr>
-              <w:t>87+9=</w:t>
+              <w:t>82-79=</w:t>
             </w:r>
           </w:p>
         </w:tc>
@@ -301,7 +301,7 @@
                 <w:rFonts w:ascii="TimeNewRoman" w:hAnsi="TimeNewRoman"/>
                 <w:sz w:val="30"/>
               </w:rPr>
-              <w:t>37+16=</w:t>
+              <w:t>17+26=</w:t>
             </w:r>
           </w:p>
         </w:tc>
@@ -318,7 +318,7 @@
                 <w:rFonts w:ascii="TimeNewRoman" w:hAnsi="TimeNewRoman"/>
                 <w:sz w:val="30"/>
               </w:rPr>
-              <w:t>27+34=</w:t>
+              <w:t>68+6=</w:t>
             </w:r>
           </w:p>
         </w:tc>
@@ -335,7 +335,7 @@
                 <w:rFonts w:ascii="TimeNewRoman" w:hAnsi="TimeNewRoman"/>
                 <w:sz w:val="30"/>
               </w:rPr>
-              <w:t>52+29=</w:t>
+              <w:t>77+16=</w:t>
             </w:r>
           </w:p>
         </w:tc>
@@ -352,7 +352,7 @@
                 <w:rFonts w:ascii="TimeNewRoman" w:hAnsi="TimeNewRoman"/>
                 <w:sz w:val="30"/>
               </w:rPr>
-              <w:t>3+29=</w:t>
+              <w:t>81-54=</w:t>
             </w:r>
           </w:p>
         </w:tc>
@@ -369,7 +369,7 @@
                 <w:rFonts w:ascii="TimeNewRoman" w:hAnsi="TimeNewRoman"/>
                 <w:sz w:val="30"/>
               </w:rPr>
-              <w:t>67-38=</w:t>
+              <w:t>27+5=</w:t>
             </w:r>
           </w:p>
         </w:tc>
@@ -388,7 +388,7 @@
                 <w:rFonts w:ascii="TimeNewRoman" w:hAnsi="TimeNewRoman"/>
                 <w:sz w:val="30"/>
               </w:rPr>
-              <w:t>84+7=</w:t>
+              <w:t>48+16=</w:t>
             </w:r>
           </w:p>
         </w:tc>
@@ -405,7 +405,7 @@
                 <w:rFonts w:ascii="TimeNewRoman" w:hAnsi="TimeNewRoman"/>
                 <w:sz w:val="30"/>
               </w:rPr>
-              <w:t>83-16=</w:t>
+              <w:t>15+77=</w:t>
             </w:r>
           </w:p>
         </w:tc>
@@ -422,7 +422,7 @@
                 <w:rFonts w:ascii="TimeNewRoman" w:hAnsi="TimeNewRoman"/>
                 <w:sz w:val="30"/>
               </w:rPr>
-              <w:t>39+42=</w:t>
+              <w:t>35-7=</w:t>
             </w:r>
           </w:p>
         </w:tc>
@@ -439,7 +439,7 @@
                 <w:rFonts w:ascii="TimeNewRoman" w:hAnsi="TimeNewRoman"/>
                 <w:sz w:val="30"/>
               </w:rPr>
-              <w:t>7+69=</w:t>
+              <w:t>91-74=</w:t>
             </w:r>
           </w:p>
         </w:tc>
@@ -456,7 +456,7 @@
                 <w:rFonts w:ascii="TimeNewRoman" w:hAnsi="TimeNewRoman"/>
                 <w:sz w:val="30"/>
               </w:rPr>
-              <w:t>30-18=</w:t>
+              <w:t>45+48=</w:t>
             </w:r>
           </w:p>
         </w:tc>
@@ -475,7 +475,7 @@
                 <w:rFonts w:ascii="TimeNewRoman" w:hAnsi="TimeNewRoman"/>
                 <w:sz w:val="30"/>
               </w:rPr>
-              <w:t>71-25=</w:t>
+              <w:t>56+17=</w:t>
             </w:r>
           </w:p>
         </w:tc>
@@ -492,7 +492,7 @@
                 <w:rFonts w:ascii="TimeNewRoman" w:hAnsi="TimeNewRoman"/>
                 <w:sz w:val="30"/>
               </w:rPr>
-              <w:t>81-19=</w:t>
+              <w:t>62-5=</w:t>
             </w:r>
           </w:p>
         </w:tc>
@@ -509,7 +509,7 @@
                 <w:rFonts w:ascii="TimeNewRoman" w:hAnsi="TimeNewRoman"/>
                 <w:sz w:val="30"/>
               </w:rPr>
-              <w:t>52-43=</w:t>
+              <w:t>90-28=</w:t>
             </w:r>
           </w:p>
         </w:tc>
@@ -526,7 +526,7 @@
                 <w:rFonts w:ascii="TimeNewRoman" w:hAnsi="TimeNewRoman"/>
                 <w:sz w:val="30"/>
               </w:rPr>
-              <w:t>17+76=</w:t>
+              <w:t>25+66=</w:t>
             </w:r>
           </w:p>
         </w:tc>
@@ -543,7 +543,7 @@
                 <w:rFonts w:ascii="TimeNewRoman" w:hAnsi="TimeNewRoman"/>
                 <w:sz w:val="30"/>
               </w:rPr>
-              <w:t>35-8=</w:t>
+              <w:t>44+37=</w:t>
             </w:r>
           </w:p>
         </w:tc>
@@ -562,7 +562,7 @@
                 <w:rFonts w:ascii="TimeNewRoman" w:hAnsi="TimeNewRoman"/>
                 <w:sz w:val="30"/>
               </w:rPr>
-              <w:t>91-83=</w:t>
+              <w:t>8+19=</w:t>
             </w:r>
           </w:p>
         </w:tc>
@@ -579,7 +579,7 @@
                 <w:rFonts w:ascii="TimeNewRoman" w:hAnsi="TimeNewRoman"/>
                 <w:sz w:val="30"/>
               </w:rPr>
-              <w:t>57+34=</w:t>
+              <w:t>91-63=</w:t>
             </w:r>
           </w:p>
         </w:tc>
@@ -596,7 +596,7 @@
                 <w:rFonts w:ascii="TimeNewRoman" w:hAnsi="TimeNewRoman"/>
                 <w:sz w:val="30"/>
               </w:rPr>
-              <w:t>9+83=</w:t>
+              <w:t>19+24=</w:t>
             </w:r>
           </w:p>
         </w:tc>
@@ -613,7 +613,7 @@
                 <w:rFonts w:ascii="TimeNewRoman" w:hAnsi="TimeNewRoman"/>
                 <w:sz w:val="30"/>
               </w:rPr>
-              <w:t>91-23=</w:t>
+              <w:t>8+18=</w:t>
             </w:r>
           </w:p>
         </w:tc>
@@ -630,7 +630,7 @@
                 <w:rFonts w:ascii="TimeNewRoman" w:hAnsi="TimeNewRoman"/>
                 <w:sz w:val="30"/>
               </w:rPr>
-              <w:t>36-27=</w:t>
+              <w:t>88+5=</w:t>
             </w:r>
           </w:p>
         </w:tc>
@@ -649,7 +649,7 @@
                 <w:rFonts w:ascii="TimeNewRoman" w:hAnsi="TimeNewRoman"/>
                 <w:sz w:val="30"/>
               </w:rPr>
-              <w:t>42+19=</w:t>
+              <w:t>16+38=</w:t>
             </w:r>
           </w:p>
         </w:tc>
@@ -666,7 +666,7 @@
                 <w:rFonts w:ascii="TimeNewRoman" w:hAnsi="TimeNewRoman"/>
                 <w:sz w:val="30"/>
               </w:rPr>
-              <w:t>37+27=</w:t>
+              <w:t>63-24=</w:t>
             </w:r>
           </w:p>
         </w:tc>
@@ -683,7 +683,7 @@
                 <w:rFonts w:ascii="TimeNewRoman" w:hAnsi="TimeNewRoman"/>
                 <w:sz w:val="30"/>
               </w:rPr>
-              <w:t>10-7=</w:t>
+              <w:t>50-4=</w:t>
             </w:r>
           </w:p>
         </w:tc>
@@ -700,7 +700,7 @@
                 <w:rFonts w:ascii="TimeNewRoman" w:hAnsi="TimeNewRoman"/>
                 <w:sz w:val="30"/>
               </w:rPr>
-              <w:t>94-86=</w:t>
+              <w:t>64+9=</w:t>
             </w:r>
           </w:p>
         </w:tc>
@@ -717,7 +717,7 @@
                 <w:rFonts w:ascii="TimeNewRoman" w:hAnsi="TimeNewRoman"/>
                 <w:sz w:val="30"/>
               </w:rPr>
-              <w:t>6+38=</w:t>
+              <w:t>60-23=</w:t>
             </w:r>
           </w:p>
         </w:tc>
@@ -736,7 +736,7 @@
                 <w:rFonts w:ascii="TimeNewRoman" w:hAnsi="TimeNewRoman"/>
                 <w:sz w:val="30"/>
               </w:rPr>
-              <w:t>50-21=</w:t>
+              <w:t>90-82=</w:t>
             </w:r>
           </w:p>
         </w:tc>
@@ -753,7 +753,7 @@
                 <w:rFonts w:ascii="TimeNewRoman" w:hAnsi="TimeNewRoman"/>
                 <w:sz w:val="30"/>
               </w:rPr>
-              <w:t>64-6=</w:t>
+              <w:t>19+66=</w:t>
             </w:r>
           </w:p>
         </w:tc>
@@ -770,7 +770,7 @@
                 <w:rFonts w:ascii="TimeNewRoman" w:hAnsi="TimeNewRoman"/>
                 <w:sz w:val="30"/>
               </w:rPr>
-              <w:t>71-23=</w:t>
+              <w:t>49+2=</w:t>
             </w:r>
           </w:p>
         </w:tc>
@@ -787,7 +787,7 @@
                 <w:rFonts w:ascii="TimeNewRoman" w:hAnsi="TimeNewRoman"/>
                 <w:sz w:val="30"/>
               </w:rPr>
-              <w:t>81-47=</w:t>
+              <w:t>53-35=</w:t>
             </w:r>
           </w:p>
         </w:tc>
@@ -804,7 +804,7 @@
                 <w:rFonts w:ascii="TimeNewRoman" w:hAnsi="TimeNewRoman"/>
                 <w:sz w:val="30"/>
               </w:rPr>
-              <w:t>23+8=</w:t>
+              <w:t>54+37=</w:t>
             </w:r>
           </w:p>
         </w:tc>
@@ -823,7 +823,7 @@
                 <w:rFonts w:ascii="TimeNewRoman" w:hAnsi="TimeNewRoman"/>
                 <w:sz w:val="30"/>
               </w:rPr>
-              <w:t>34+38=</w:t>
+              <w:t>48+7=</w:t>
             </w:r>
           </w:p>
         </w:tc>
@@ -840,7 +840,7 @@
                 <w:rFonts w:ascii="TimeNewRoman" w:hAnsi="TimeNewRoman"/>
                 <w:sz w:val="30"/>
               </w:rPr>
-              <w:t>34+48=</w:t>
+              <w:t>40-6=</w:t>
             </w:r>
           </w:p>
         </w:tc>
@@ -857,7 +857,7 @@
                 <w:rFonts w:ascii="TimeNewRoman" w:hAnsi="TimeNewRoman"/>
                 <w:sz w:val="30"/>
               </w:rPr>
-              <w:t>25+16=</w:t>
+              <w:t>90-57=</w:t>
             </w:r>
           </w:p>
         </w:tc>
@@ -874,7 +874,7 @@
                 <w:rFonts w:ascii="TimeNewRoman" w:hAnsi="TimeNewRoman"/>
                 <w:sz w:val="30"/>
               </w:rPr>
-              <w:t>55-38=</w:t>
+              <w:t>29+52=</w:t>
             </w:r>
           </w:p>
         </w:tc>
@@ -891,7 +891,7 @@
                 <w:rFonts w:ascii="TimeNewRoman" w:hAnsi="TimeNewRoman"/>
                 <w:sz w:val="30"/>
               </w:rPr>
-              <w:t>70-27=</w:t>
+              <w:t>81-5=</w:t>
             </w:r>
           </w:p>
         </w:tc>
@@ -910,7 +910,7 @@
                 <w:rFonts w:ascii="TimeNewRoman" w:hAnsi="TimeNewRoman"/>
                 <w:sz w:val="30"/>
               </w:rPr>
-              <w:t>71-39=</w:t>
+              <w:t>59+4=</w:t>
             </w:r>
           </w:p>
         </w:tc>
@@ -927,7 +927,7 @@
                 <w:rFonts w:ascii="TimeNewRoman" w:hAnsi="TimeNewRoman"/>
                 <w:sz w:val="30"/>
               </w:rPr>
-              <w:t>14+47=</w:t>
+              <w:t>27+47=</w:t>
             </w:r>
           </w:p>
         </w:tc>
@@ -944,7 +944,7 @@
                 <w:rFonts w:ascii="TimeNewRoman" w:hAnsi="TimeNewRoman"/>
                 <w:sz w:val="30"/>
               </w:rPr>
-              <w:t>66-47=</w:t>
+              <w:t>9+22=</w:t>
             </w:r>
           </w:p>
         </w:tc>
@@ -961,7 +961,7 @@
                 <w:rFonts w:ascii="TimeNewRoman" w:hAnsi="TimeNewRoman"/>
                 <w:sz w:val="30"/>
               </w:rPr>
-              <w:t>93-49=</w:t>
+              <w:t>54-9=</w:t>
             </w:r>
           </w:p>
         </w:tc>
@@ -978,7 +978,7 @@
                 <w:rFonts w:ascii="TimeNewRoman" w:hAnsi="TimeNewRoman"/>
                 <w:sz w:val="30"/>
               </w:rPr>
-              <w:t>39+33=</w:t>
+              <w:t>56-37=</w:t>
             </w:r>
           </w:p>
         </w:tc>
@@ -997,7 +997,7 @@
                 <w:rFonts w:ascii="TimeNewRoman" w:hAnsi="TimeNewRoman"/>
                 <w:sz w:val="30"/>
               </w:rPr>
-              <w:t>80-18=</w:t>
+              <w:t>9+74=</w:t>
             </w:r>
           </w:p>
         </w:tc>
@@ -1014,7 +1014,7 @@
                 <w:rFonts w:ascii="TimeNewRoman" w:hAnsi="TimeNewRoman"/>
                 <w:sz w:val="30"/>
               </w:rPr>
-              <w:t>50-44=</w:t>
+              <w:t>75+19=</w:t>
             </w:r>
           </w:p>
         </w:tc>
@@ -1031,7 +1031,7 @@
                 <w:rFonts w:ascii="TimeNewRoman" w:hAnsi="TimeNewRoman"/>
                 <w:sz w:val="30"/>
               </w:rPr>
-              <w:t>26+16=</w:t>
+              <w:t>27+59=</w:t>
             </w:r>
           </w:p>
         </w:tc>
@@ -1048,7 +1048,7 @@
                 <w:rFonts w:ascii="TimeNewRoman" w:hAnsi="TimeNewRoman"/>
                 <w:sz w:val="30"/>
               </w:rPr>
-              <w:t>4+87=</w:t>
+              <w:t>28+64=</w:t>
             </w:r>
           </w:p>
         </w:tc>
@@ -1065,7 +1065,7 @@
                 <w:rFonts w:ascii="TimeNewRoman" w:hAnsi="TimeNewRoman"/>
                 <w:sz w:val="30"/>
               </w:rPr>
-              <w:t>71-53=</w:t>
+              <w:t>80-43=</w:t>
             </w:r>
           </w:p>
         </w:tc>
@@ -1084,7 +1084,7 @@
                 <w:rFonts w:ascii="TimeNewRoman" w:hAnsi="TimeNewRoman"/>
                 <w:sz w:val="30"/>
               </w:rPr>
-              <w:t>65+7=</w:t>
+              <w:t>58+38=</w:t>
             </w:r>
           </w:p>
         </w:tc>
@@ -1101,7 +1101,7 @@
                 <w:rFonts w:ascii="TimeNewRoman" w:hAnsi="TimeNewRoman"/>
                 <w:sz w:val="30"/>
               </w:rPr>
-              <w:t>93-37=</w:t>
+              <w:t>55+17=</w:t>
             </w:r>
           </w:p>
         </w:tc>
@@ -1118,7 +1118,7 @@
                 <w:rFonts w:ascii="TimeNewRoman" w:hAnsi="TimeNewRoman"/>
                 <w:sz w:val="30"/>
               </w:rPr>
-              <w:t>81-79=</w:t>
+              <w:t>54+28=</w:t>
             </w:r>
           </w:p>
         </w:tc>
@@ -1135,7 +1135,7 @@
                 <w:rFonts w:ascii="TimeNewRoman" w:hAnsi="TimeNewRoman"/>
                 <w:sz w:val="30"/>
               </w:rPr>
-              <w:t>36+58=</w:t>
+              <w:t>27+17=</w:t>
             </w:r>
           </w:p>
         </w:tc>
@@ -1152,7 +1152,7 @@
                 <w:rFonts w:ascii="TimeNewRoman" w:hAnsi="TimeNewRoman"/>
                 <w:sz w:val="30"/>
               </w:rPr>
-              <w:t>22+39=</w:t>
+              <w:t>85-27=</w:t>
             </w:r>
           </w:p>
         </w:tc>
@@ -1171,7 +1171,7 @@
                 <w:rFonts w:ascii="TimeNewRoman" w:hAnsi="TimeNewRoman"/>
                 <w:sz w:val="30"/>
               </w:rPr>
-              <w:t>51-36=</w:t>
+              <w:t>65+29=</w:t>
             </w:r>
           </w:p>
         </w:tc>
@@ -1188,7 +1188,7 @@
                 <w:rFonts w:ascii="TimeNewRoman" w:hAnsi="TimeNewRoman"/>
                 <w:sz w:val="30"/>
               </w:rPr>
-              <w:t>39+8=</w:t>
+              <w:t>5+8=</w:t>
             </w:r>
           </w:p>
         </w:tc>
@@ -1205,7 +1205,7 @@
                 <w:rFonts w:ascii="TimeNewRoman" w:hAnsi="TimeNewRoman"/>
                 <w:sz w:val="30"/>
               </w:rPr>
-              <w:t>22-14=</w:t>
+              <w:t>74-26=</w:t>
             </w:r>
           </w:p>
         </w:tc>
@@ -1222,7 +1222,7 @@
                 <w:rFonts w:ascii="TimeNewRoman" w:hAnsi="TimeNewRoman"/>
                 <w:sz w:val="30"/>
               </w:rPr>
-              <w:t>12-7=</w:t>
+              <w:t>77+4=</w:t>
             </w:r>
           </w:p>
         </w:tc>
@@ -1239,7 +1239,7 @@
                 <w:rFonts w:ascii="TimeNewRoman" w:hAnsi="TimeNewRoman"/>
                 <w:sz w:val="30"/>
               </w:rPr>
-              <w:t>91-43=</w:t>
+              <w:t>7+36=</w:t>
             </w:r>
           </w:p>
         </w:tc>
@@ -1258,7 +1258,7 @@
                 <w:rFonts w:ascii="TimeNewRoman" w:hAnsi="TimeNewRoman"/>
                 <w:sz w:val="30"/>
               </w:rPr>
-              <w:t>33-8=</w:t>
+              <w:t>18+77=</w:t>
             </w:r>
           </w:p>
         </w:tc>
@@ -1275,7 +1275,7 @@
                 <w:rFonts w:ascii="TimeNewRoman" w:hAnsi="TimeNewRoman"/>
                 <w:sz w:val="30"/>
               </w:rPr>
-              <w:t>57+35=</w:t>
+              <w:t>68+18=</w:t>
             </w:r>
           </w:p>
         </w:tc>
@@ -1292,7 +1292,7 @@
                 <w:rFonts w:ascii="TimeNewRoman" w:hAnsi="TimeNewRoman"/>
                 <w:sz w:val="30"/>
               </w:rPr>
-              <w:t>56+16=</w:t>
+              <w:t>62-56=</w:t>
             </w:r>
           </w:p>
         </w:tc>
@@ -1309,7 +1309,7 @@
                 <w:rFonts w:ascii="TimeNewRoman" w:hAnsi="TimeNewRoman"/>
                 <w:sz w:val="30"/>
               </w:rPr>
-              <w:t>90-48=</w:t>
+              <w:t>93-8=</w:t>
             </w:r>
           </w:p>
         </w:tc>
@@ -1326,7 +1326,7 @@
                 <w:rFonts w:ascii="TimeNewRoman" w:hAnsi="TimeNewRoman"/>
                 <w:sz w:val="30"/>
               </w:rPr>
-              <w:t>36+25=</w:t>
+              <w:t>56-49=</w:t>
             </w:r>
           </w:p>
         </w:tc>
@@ -1345,7 +1345,7 @@
                 <w:rFonts w:ascii="TimeNewRoman" w:hAnsi="TimeNewRoman"/>
                 <w:sz w:val="30"/>
               </w:rPr>
-              <w:t>45-17=</w:t>
+              <w:t>94-16=</w:t>
             </w:r>
           </w:p>
         </w:tc>
@@ -1362,7 +1362,7 @@
                 <w:rFonts w:ascii="TimeNewRoman" w:hAnsi="TimeNewRoman"/>
                 <w:sz w:val="30"/>
               </w:rPr>
-              <w:t>80-65=</w:t>
+              <w:t>48-19=</w:t>
             </w:r>
           </w:p>
         </w:tc>
@@ -1379,7 +1379,7 @@
                 <w:rFonts w:ascii="TimeNewRoman" w:hAnsi="TimeNewRoman"/>
                 <w:sz w:val="30"/>
               </w:rPr>
-              <w:t>69+17=</w:t>
+              <w:t>16+66=</w:t>
             </w:r>
           </w:p>
         </w:tc>
@@ -1396,7 +1396,7 @@
                 <w:rFonts w:ascii="TimeNewRoman" w:hAnsi="TimeNewRoman"/>
                 <w:sz w:val="30"/>
               </w:rPr>
-              <w:t>39+6=</w:t>
+              <w:t>62+29=</w:t>
             </w:r>
           </w:p>
         </w:tc>
@@ -1413,7 +1413,7 @@
                 <w:rFonts w:ascii="TimeNewRoman" w:hAnsi="TimeNewRoman"/>
                 <w:sz w:val="30"/>
               </w:rPr>
-              <w:t>32+19=</w:t>
+              <w:t>18+74=</w:t>
             </w:r>
           </w:p>
         </w:tc>
@@ -1432,7 +1432,7 @@
                 <w:rFonts w:ascii="TimeNewRoman" w:hAnsi="TimeNewRoman"/>
                 <w:sz w:val="30"/>
               </w:rPr>
-              <w:t>76-9=</w:t>
+              <w:t>39+53=</w:t>
             </w:r>
           </w:p>
         </w:tc>
@@ -1449,7 +1449,7 @@
                 <w:rFonts w:ascii="TimeNewRoman" w:hAnsi="TimeNewRoman"/>
                 <w:sz w:val="30"/>
               </w:rPr>
-              <w:t>92-16=</w:t>
+              <w:t>68+17=</w:t>
             </w:r>
           </w:p>
         </w:tc>
@@ -1466,7 +1466,7 @@
                 <w:rFonts w:ascii="TimeNewRoman" w:hAnsi="TimeNewRoman"/>
                 <w:sz w:val="30"/>
               </w:rPr>
-              <w:t>15+16=</w:t>
+              <w:t>71-46=</w:t>
             </w:r>
           </w:p>
         </w:tc>
@@ -1483,7 +1483,7 @@
                 <w:rFonts w:ascii="TimeNewRoman" w:hAnsi="TimeNewRoman"/>
                 <w:sz w:val="30"/>
               </w:rPr>
-              <w:t>8+68=</w:t>
+              <w:t>7+37=</w:t>
             </w:r>
           </w:p>
         </w:tc>
@@ -1500,7 +1500,7 @@
                 <w:rFonts w:ascii="TimeNewRoman" w:hAnsi="TimeNewRoman"/>
                 <w:sz w:val="30"/>
               </w:rPr>
-              <w:t>27+49=</w:t>
+              <w:t>76-28=</w:t>
             </w:r>
           </w:p>
         </w:tc>
@@ -1519,7 +1519,7 @@
                 <w:rFonts w:ascii="TimeNewRoman" w:hAnsi="TimeNewRoman"/>
                 <w:sz w:val="30"/>
               </w:rPr>
-              <w:t>81-78=</w:t>
+              <w:t>61-19=</w:t>
             </w:r>
           </w:p>
         </w:tc>
@@ -1536,7 +1536,7 @@
                 <w:rFonts w:ascii="TimeNewRoman" w:hAnsi="TimeNewRoman"/>
                 <w:sz w:val="30"/>
               </w:rPr>
-              <w:t>5+19=</w:t>
+              <w:t>16+79=</w:t>
             </w:r>
           </w:p>
         </w:tc>
@@ -1553,7 +1553,7 @@
                 <w:rFonts w:ascii="TimeNewRoman" w:hAnsi="TimeNewRoman"/>
                 <w:sz w:val="30"/>
               </w:rPr>
-              <w:t>90-43=</w:t>
+              <w:t>66-37=</w:t>
             </w:r>
           </w:p>
         </w:tc>
@@ -1570,7 +1570,7 @@
                 <w:rFonts w:ascii="TimeNewRoman" w:hAnsi="TimeNewRoman"/>
                 <w:sz w:val="30"/>
               </w:rPr>
-              <w:t>23+59=</w:t>
+              <w:t>27+25=</w:t>
             </w:r>
           </w:p>
         </w:tc>
@@ -1587,7 +1587,7 @@
                 <w:rFonts w:ascii="TimeNewRoman" w:hAnsi="TimeNewRoman"/>
                 <w:sz w:val="30"/>
               </w:rPr>
-              <w:t>64+18=</w:t>
+              <w:t>39+16=</w:t>
             </w:r>
           </w:p>
         </w:tc>
@@ -1606,7 +1606,7 @@
                 <w:rFonts w:ascii="TimeNewRoman" w:hAnsi="TimeNewRoman"/>
                 <w:sz w:val="30"/>
               </w:rPr>
-              <w:t>55-9=</w:t>
+              <w:t>15+9=</w:t>
             </w:r>
           </w:p>
         </w:tc>
@@ -1623,7 +1623,7 @@
                 <w:rFonts w:ascii="TimeNewRoman" w:hAnsi="TimeNewRoman"/>
                 <w:sz w:val="30"/>
               </w:rPr>
-              <w:t>9+88=</w:t>
+              <w:t>40-35=</w:t>
             </w:r>
           </w:p>
         </w:tc>
@@ -1640,7 +1640,7 @@
                 <w:rFonts w:ascii="TimeNewRoman" w:hAnsi="TimeNewRoman"/>
                 <w:sz w:val="30"/>
               </w:rPr>
-              <w:t>57-49=</w:t>
+              <w:t>71-28=</w:t>
             </w:r>
           </w:p>
         </w:tc>
@@ -1657,7 +1657,7 @@
                 <w:rFonts w:ascii="TimeNewRoman" w:hAnsi="TimeNewRoman"/>
                 <w:sz w:val="30"/>
               </w:rPr>
-              <w:t>76+15=</w:t>
+              <w:t>45+36=</w:t>
             </w:r>
           </w:p>
         </w:tc>
@@ -1674,7 +1674,7 @@
                 <w:rFonts w:ascii="TimeNewRoman" w:hAnsi="TimeNewRoman"/>
                 <w:sz w:val="30"/>
               </w:rPr>
-              <w:t>91-7=</w:t>
+              <w:t>4+29=</w:t>
             </w:r>
           </w:p>
         </w:tc>
@@ -1693,7 +1693,7 @@
                 <w:rFonts w:ascii="TimeNewRoman" w:hAnsi="TimeNewRoman"/>
                 <w:sz w:val="30"/>
               </w:rPr>
-              <w:t>36-27=</w:t>
+              <w:t>27+37=</w:t>
             </w:r>
           </w:p>
         </w:tc>
@@ -1710,7 +1710,7 @@
                 <w:rFonts w:ascii="TimeNewRoman" w:hAnsi="TimeNewRoman"/>
                 <w:sz w:val="30"/>
               </w:rPr>
-              <w:t>40-13=</w:t>
+              <w:t>73-17=</w:t>
             </w:r>
           </w:p>
         </w:tc>
@@ -1727,7 +1727,7 @@
                 <w:rFonts w:ascii="TimeNewRoman" w:hAnsi="TimeNewRoman"/>
                 <w:sz w:val="30"/>
               </w:rPr>
-              <w:t>45-27=</w:t>
+              <w:t>22+9=</w:t>
             </w:r>
           </w:p>
         </w:tc>
@@ -1744,7 +1744,7 @@
                 <w:rFonts w:ascii="TimeNewRoman" w:hAnsi="TimeNewRoman"/>
                 <w:sz w:val="30"/>
               </w:rPr>
-              <w:t>19+26=</w:t>
+              <w:t>66-17=</w:t>
             </w:r>
           </w:p>
         </w:tc>
@@ -1761,7 +1761,7 @@
                 <w:rFonts w:ascii="TimeNewRoman" w:hAnsi="TimeNewRoman"/>
                 <w:sz w:val="30"/>
               </w:rPr>
-              <w:t>60-4=</w:t>
+              <w:t>68-9=</w:t>
             </w:r>
           </w:p>
         </w:tc>

--- a/adc_sbb_within_100.docx
+++ b/adc_sbb_within_100.docx
@@ -11,7 +11,7 @@
           <w:rFonts w:ascii="Arial" w:hAnsi="Arial"/>
           <w:sz w:val="30"/>
         </w:rPr>
-        <w:t>2026-09-27 Sunday</w:t>
+        <w:t>2026-09-28 Monday</w:t>
       </w:r>
     </w:p>
     <w:tbl>
@@ -40,7 +40,7 @@
                 <w:rFonts w:ascii="TimeNewRoman" w:hAnsi="TimeNewRoman"/>
                 <w:sz w:val="30"/>
               </w:rPr>
-              <w:t>82-24=</w:t>
+              <w:t>57+39=</w:t>
             </w:r>
           </w:p>
         </w:tc>
@@ -57,7 +57,7 @@
                 <w:rFonts w:ascii="TimeNewRoman" w:hAnsi="TimeNewRoman"/>
                 <w:sz w:val="30"/>
               </w:rPr>
-              <w:t>90-47=</w:t>
+              <w:t>60-38=</w:t>
             </w:r>
           </w:p>
         </w:tc>
@@ -74,7 +74,7 @@
                 <w:rFonts w:ascii="TimeNewRoman" w:hAnsi="TimeNewRoman"/>
                 <w:sz w:val="30"/>
               </w:rPr>
-              <w:t>87+4=</w:t>
+              <w:t>57+15=</w:t>
             </w:r>
           </w:p>
         </w:tc>
@@ -91,7 +91,7 @@
                 <w:rFonts w:ascii="TimeNewRoman" w:hAnsi="TimeNewRoman"/>
                 <w:sz w:val="30"/>
               </w:rPr>
-              <w:t>8+37=</w:t>
+              <w:t>90-88=</w:t>
             </w:r>
           </w:p>
         </w:tc>
@@ -108,7 +108,7 @@
                 <w:rFonts w:ascii="TimeNewRoman" w:hAnsi="TimeNewRoman"/>
                 <w:sz w:val="30"/>
               </w:rPr>
-              <w:t>17+36=</w:t>
+              <w:t>28+68=</w:t>
             </w:r>
           </w:p>
         </w:tc>
@@ -127,7 +127,7 @@
                 <w:rFonts w:ascii="TimeNewRoman" w:hAnsi="TimeNewRoman"/>
                 <w:sz w:val="30"/>
               </w:rPr>
-              <w:t>9+73=</w:t>
+              <w:t>54-19=</w:t>
             </w:r>
           </w:p>
         </w:tc>
@@ -144,7 +144,7 @@
                 <w:rFonts w:ascii="TimeNewRoman" w:hAnsi="TimeNewRoman"/>
                 <w:sz w:val="30"/>
               </w:rPr>
-              <w:t>72-24=</w:t>
+              <w:t>36+48=</w:t>
             </w:r>
           </w:p>
         </w:tc>
@@ -161,7 +161,7 @@
                 <w:rFonts w:ascii="TimeNewRoman" w:hAnsi="TimeNewRoman"/>
                 <w:sz w:val="30"/>
               </w:rPr>
-              <w:t>79+7=</w:t>
+              <w:t>52-4=</w:t>
             </w:r>
           </w:p>
         </w:tc>
@@ -178,7 +178,7 @@
                 <w:rFonts w:ascii="TimeNewRoman" w:hAnsi="TimeNewRoman"/>
                 <w:sz w:val="30"/>
               </w:rPr>
-              <w:t>62-27=</w:t>
+              <w:t>82-67=</w:t>
             </w:r>
           </w:p>
         </w:tc>
@@ -195,7 +195,7 @@
                 <w:rFonts w:ascii="TimeNewRoman" w:hAnsi="TimeNewRoman"/>
                 <w:sz w:val="30"/>
               </w:rPr>
-              <w:t>39+19=</w:t>
+              <w:t>27+18=</w:t>
             </w:r>
           </w:p>
         </w:tc>
@@ -214,7 +214,7 @@
                 <w:rFonts w:ascii="TimeNewRoman" w:hAnsi="TimeNewRoman"/>
                 <w:sz w:val="30"/>
               </w:rPr>
-              <w:t>41-12=</w:t>
+              <w:t>27+16=</w:t>
             </w:r>
           </w:p>
         </w:tc>
@@ -231,7 +231,7 @@
                 <w:rFonts w:ascii="TimeNewRoman" w:hAnsi="TimeNewRoman"/>
                 <w:sz w:val="30"/>
               </w:rPr>
-              <w:t>27+65=</w:t>
+              <w:t>71-35=</w:t>
             </w:r>
           </w:p>
         </w:tc>
@@ -248,7 +248,7 @@
                 <w:rFonts w:ascii="TimeNewRoman" w:hAnsi="TimeNewRoman"/>
                 <w:sz w:val="30"/>
               </w:rPr>
-              <w:t>45+6=</w:t>
+              <w:t>38+46=</w:t>
             </w:r>
           </w:p>
         </w:tc>
@@ -265,7 +265,7 @@
                 <w:rFonts w:ascii="TimeNewRoman" w:hAnsi="TimeNewRoman"/>
                 <w:sz w:val="30"/>
               </w:rPr>
-              <w:t>28+46=</w:t>
+              <w:t>43+48=</w:t>
             </w:r>
           </w:p>
         </w:tc>
@@ -282,7 +282,7 @@
                 <w:rFonts w:ascii="TimeNewRoman" w:hAnsi="TimeNewRoman"/>
                 <w:sz w:val="30"/>
               </w:rPr>
-              <w:t>82-79=</w:t>
+              <w:t>82-44=</w:t>
             </w:r>
           </w:p>
         </w:tc>
@@ -301,7 +301,7 @@
                 <w:rFonts w:ascii="TimeNewRoman" w:hAnsi="TimeNewRoman"/>
                 <w:sz w:val="30"/>
               </w:rPr>
-              <w:t>17+26=</w:t>
+              <w:t>24-15=</w:t>
             </w:r>
           </w:p>
         </w:tc>
@@ -318,7 +318,7 @@
                 <w:rFonts w:ascii="TimeNewRoman" w:hAnsi="TimeNewRoman"/>
                 <w:sz w:val="30"/>
               </w:rPr>
-              <w:t>68+6=</w:t>
+              <w:t>50-14=</w:t>
             </w:r>
           </w:p>
         </w:tc>
@@ -335,7 +335,7 @@
                 <w:rFonts w:ascii="TimeNewRoman" w:hAnsi="TimeNewRoman"/>
                 <w:sz w:val="30"/>
               </w:rPr>
-              <w:t>77+16=</w:t>
+              <w:t>79+15=</w:t>
             </w:r>
           </w:p>
         </w:tc>
@@ -352,7 +352,7 @@
                 <w:rFonts w:ascii="TimeNewRoman" w:hAnsi="TimeNewRoman"/>
                 <w:sz w:val="30"/>
               </w:rPr>
-              <w:t>81-54=</w:t>
+              <w:t>80-2=</w:t>
             </w:r>
           </w:p>
         </w:tc>
@@ -369,7 +369,7 @@
                 <w:rFonts w:ascii="TimeNewRoman" w:hAnsi="TimeNewRoman"/>
                 <w:sz w:val="30"/>
               </w:rPr>
-              <w:t>27+5=</w:t>
+              <w:t>14+8=</w:t>
             </w:r>
           </w:p>
         </w:tc>
@@ -388,7 +388,7 @@
                 <w:rFonts w:ascii="TimeNewRoman" w:hAnsi="TimeNewRoman"/>
                 <w:sz w:val="30"/>
               </w:rPr>
-              <w:t>48+16=</w:t>
+              <w:t>43-5=</w:t>
             </w:r>
           </w:p>
         </w:tc>
@@ -405,7 +405,7 @@
                 <w:rFonts w:ascii="TimeNewRoman" w:hAnsi="TimeNewRoman"/>
                 <w:sz w:val="30"/>
               </w:rPr>
-              <w:t>15+77=</w:t>
+              <w:t>96-69=</w:t>
             </w:r>
           </w:p>
         </w:tc>
@@ -422,7 +422,7 @@
                 <w:rFonts w:ascii="TimeNewRoman" w:hAnsi="TimeNewRoman"/>
                 <w:sz w:val="30"/>
               </w:rPr>
-              <w:t>35-7=</w:t>
+              <w:t>29+35=</w:t>
             </w:r>
           </w:p>
         </w:tc>
@@ -439,7 +439,7 @@
                 <w:rFonts w:ascii="TimeNewRoman" w:hAnsi="TimeNewRoman"/>
                 <w:sz w:val="30"/>
               </w:rPr>
-              <w:t>91-74=</w:t>
+              <w:t>54-47=</w:t>
             </w:r>
           </w:p>
         </w:tc>
@@ -456,7 +456,7 @@
                 <w:rFonts w:ascii="TimeNewRoman" w:hAnsi="TimeNewRoman"/>
                 <w:sz w:val="30"/>
               </w:rPr>
-              <w:t>45+48=</w:t>
+              <w:t>92-9=</w:t>
             </w:r>
           </w:p>
         </w:tc>
@@ -475,7 +475,7 @@
                 <w:rFonts w:ascii="TimeNewRoman" w:hAnsi="TimeNewRoman"/>
                 <w:sz w:val="30"/>
               </w:rPr>
-              <w:t>56+17=</w:t>
+              <w:t>71-35=</w:t>
             </w:r>
           </w:p>
         </w:tc>
@@ -492,7 +492,7 @@
                 <w:rFonts w:ascii="TimeNewRoman" w:hAnsi="TimeNewRoman"/>
                 <w:sz w:val="30"/>
               </w:rPr>
-              <w:t>62-5=</w:t>
+              <w:t>19+65=</w:t>
             </w:r>
           </w:p>
         </w:tc>
@@ -509,7 +509,7 @@
                 <w:rFonts w:ascii="TimeNewRoman" w:hAnsi="TimeNewRoman"/>
                 <w:sz w:val="30"/>
               </w:rPr>
-              <w:t>90-28=</w:t>
+              <w:t>81-29=</w:t>
             </w:r>
           </w:p>
         </w:tc>
@@ -526,7 +526,7 @@
                 <w:rFonts w:ascii="TimeNewRoman" w:hAnsi="TimeNewRoman"/>
                 <w:sz w:val="30"/>
               </w:rPr>
-              <w:t>25+66=</w:t>
+              <w:t>40-11=</w:t>
             </w:r>
           </w:p>
         </w:tc>
@@ -543,7 +543,7 @@
                 <w:rFonts w:ascii="TimeNewRoman" w:hAnsi="TimeNewRoman"/>
                 <w:sz w:val="30"/>
               </w:rPr>
-              <w:t>44+37=</w:t>
+              <w:t>19+78=</w:t>
             </w:r>
           </w:p>
         </w:tc>
@@ -562,7 +562,7 @@
                 <w:rFonts w:ascii="TimeNewRoman" w:hAnsi="TimeNewRoman"/>
                 <w:sz w:val="30"/>
               </w:rPr>
-              <w:t>8+19=</w:t>
+              <w:t>70-22=</w:t>
             </w:r>
           </w:p>
         </w:tc>
@@ -579,7 +579,7 @@
                 <w:rFonts w:ascii="TimeNewRoman" w:hAnsi="TimeNewRoman"/>
                 <w:sz w:val="30"/>
               </w:rPr>
-              <w:t>91-63=</w:t>
+              <w:t>86-8=</w:t>
             </w:r>
           </w:p>
         </w:tc>
@@ -596,7 +596,7 @@
                 <w:rFonts w:ascii="TimeNewRoman" w:hAnsi="TimeNewRoman"/>
                 <w:sz w:val="30"/>
               </w:rPr>
-              <w:t>19+24=</w:t>
+              <w:t>83-79=</w:t>
             </w:r>
           </w:p>
         </w:tc>
@@ -613,7 +613,7 @@
                 <w:rFonts w:ascii="TimeNewRoman" w:hAnsi="TimeNewRoman"/>
                 <w:sz w:val="30"/>
               </w:rPr>
-              <w:t>8+18=</w:t>
+              <w:t>98-9=</w:t>
             </w:r>
           </w:p>
         </w:tc>
@@ -630,7 +630,7 @@
                 <w:rFonts w:ascii="TimeNewRoman" w:hAnsi="TimeNewRoman"/>
                 <w:sz w:val="30"/>
               </w:rPr>
-              <w:t>88+5=</w:t>
+              <w:t>50-45=</w:t>
             </w:r>
           </w:p>
         </w:tc>
@@ -649,7 +649,7 @@
                 <w:rFonts w:ascii="TimeNewRoman" w:hAnsi="TimeNewRoman"/>
                 <w:sz w:val="30"/>
               </w:rPr>
-              <w:t>16+38=</w:t>
+              <w:t>15+67=</w:t>
             </w:r>
           </w:p>
         </w:tc>
@@ -666,7 +666,7 @@
                 <w:rFonts w:ascii="TimeNewRoman" w:hAnsi="TimeNewRoman"/>
                 <w:sz w:val="30"/>
               </w:rPr>
-              <w:t>63-24=</w:t>
+              <w:t>36+38=</w:t>
             </w:r>
           </w:p>
         </w:tc>
@@ -683,7 +683,7 @@
                 <w:rFonts w:ascii="TimeNewRoman" w:hAnsi="TimeNewRoman"/>
                 <w:sz w:val="30"/>
               </w:rPr>
-              <w:t>50-4=</w:t>
+              <w:t>91-54=</w:t>
             </w:r>
           </w:p>
         </w:tc>
@@ -700,7 +700,7 @@
                 <w:rFonts w:ascii="TimeNewRoman" w:hAnsi="TimeNewRoman"/>
                 <w:sz w:val="30"/>
               </w:rPr>
-              <w:t>64+9=</w:t>
+              <w:t>91-9=</w:t>
             </w:r>
           </w:p>
         </w:tc>
@@ -717,12 +717,133 @@
                 <w:rFonts w:ascii="TimeNewRoman" w:hAnsi="TimeNewRoman"/>
                 <w:sz w:val="30"/>
               </w:rPr>
-              <w:t>60-23=</w:t>
+              <w:t>21-4=</w:t>
             </w:r>
           </w:p>
         </w:tc>
       </w:tr>
       <w:tr>
+        <w:tc>
+          <w:tcPr>
+            <w:tcW w:type="dxa" w:w="1987"/>
+          </w:tcPr>
+          <w:p>
+            <w:pPr>
+              <w:jc w:val="left"/>
+            </w:pPr>
+            <w:r>
+              <w:rPr>
+                <w:rFonts w:ascii="TimeNewRoman" w:hAnsi="TimeNewRoman"/>
+                <w:sz w:val="30"/>
+              </w:rPr>
+              <w:t>92-76=</w:t>
+            </w:r>
+          </w:p>
+        </w:tc>
+        <w:tc>
+          <w:tcPr>
+            <w:tcW w:type="dxa" w:w="1987"/>
+          </w:tcPr>
+          <w:p>
+            <w:pPr>
+              <w:jc w:val="left"/>
+            </w:pPr>
+            <w:r>
+              <w:rPr>
+                <w:rFonts w:ascii="TimeNewRoman" w:hAnsi="TimeNewRoman"/>
+                <w:sz w:val="30"/>
+              </w:rPr>
+              <w:t>81-17=</w:t>
+            </w:r>
+          </w:p>
+        </w:tc>
+        <w:tc>
+          <w:tcPr>
+            <w:tcW w:type="dxa" w:w="1987"/>
+          </w:tcPr>
+          <w:p>
+            <w:pPr>
+              <w:jc w:val="left"/>
+            </w:pPr>
+            <w:r>
+              <w:rPr>
+                <w:rFonts w:ascii="TimeNewRoman" w:hAnsi="TimeNewRoman"/>
+                <w:sz w:val="30"/>
+              </w:rPr>
+              <w:t>91-43=</w:t>
+            </w:r>
+          </w:p>
+        </w:tc>
+        <w:tc>
+          <w:tcPr>
+            <w:tcW w:type="dxa" w:w="1987"/>
+          </w:tcPr>
+          <w:p>
+            <w:pPr>
+              <w:jc w:val="left"/>
+            </w:pPr>
+            <w:r>
+              <w:rPr>
+                <w:rFonts w:ascii="TimeNewRoman" w:hAnsi="TimeNewRoman"/>
+                <w:sz w:val="30"/>
+              </w:rPr>
+              <w:t>28+55=</w:t>
+            </w:r>
+          </w:p>
+        </w:tc>
+        <w:tc>
+          <w:tcPr>
+            <w:tcW w:type="dxa" w:w="1987"/>
+          </w:tcPr>
+          <w:p>
+            <w:pPr>
+              <w:jc w:val="left"/>
+            </w:pPr>
+            <w:r>
+              <w:rPr>
+                <w:rFonts w:ascii="TimeNewRoman" w:hAnsi="TimeNewRoman"/>
+                <w:sz w:val="30"/>
+              </w:rPr>
+              <w:t>66+16=</w:t>
+            </w:r>
+          </w:p>
+        </w:tc>
+      </w:tr>
+      <w:tr>
+        <w:tc>
+          <w:tcPr>
+            <w:tcW w:type="dxa" w:w="1987"/>
+          </w:tcPr>
+          <w:p>
+            <w:pPr>
+              <w:jc w:val="left"/>
+            </w:pPr>
+            <w:r>
+              <w:rPr>
+                <w:rFonts w:ascii="TimeNewRoman" w:hAnsi="TimeNewRoman"/>
+                <w:sz w:val="30"/>
+              </w:rPr>
+              <w:t>19+22=</w:t>
+            </w:r>
+          </w:p>
+        </w:tc>
+        <w:tc>
+          <w:tcPr>
+            <w:tcW w:type="dxa" w:w="1987"/>
+          </w:tcPr>
+          <w:p>
+            <w:pPr>
+              <w:jc w:val="left"/>
+            </w:pPr>
+            <w:r>
+              <w:rPr>
+                <w:rFonts w:ascii="TimeNewRoman" w:hAnsi="TimeNewRoman"/>
+                <w:sz w:val="30"/>
+              </w:rPr>
+              <w:t>26+55=</w:t>
+            </w:r>
+          </w:p>
+        </w:tc>
         <w:tc>
           <w:tcPr>
             <w:tcW w:type="dxa" w:w="1987"/>
@@ -753,7 +874,7 @@
                 <w:rFonts w:ascii="TimeNewRoman" w:hAnsi="TimeNewRoman"/>
                 <w:sz w:val="30"/>
               </w:rPr>
-              <w:t>19+66=</w:t>
+              <w:t>39+47=</w:t>
             </w:r>
           </w:p>
         </w:tc>
@@ -770,41 +891,7 @@
                 <w:rFonts w:ascii="TimeNewRoman" w:hAnsi="TimeNewRoman"/>
                 <w:sz w:val="30"/>
               </w:rPr>
-              <w:t>49+2=</w:t>
-            </w:r>
-          </w:p>
-        </w:tc>
-        <w:tc>
-          <w:tcPr>
-            <w:tcW w:type="dxa" w:w="1987"/>
-          </w:tcPr>
-          <w:p>
-            <w:pPr>
-              <w:jc w:val="left"/>
-            </w:pPr>
-            <w:r>
-              <w:rPr>
-                <w:rFonts w:ascii="TimeNewRoman" w:hAnsi="TimeNewRoman"/>
-                <w:sz w:val="30"/>
-              </w:rPr>
-              <w:t>53-35=</w:t>
-            </w:r>
-          </w:p>
-        </w:tc>
-        <w:tc>
-          <w:tcPr>
-            <w:tcW w:type="dxa" w:w="1987"/>
-          </w:tcPr>
-          <w:p>
-            <w:pPr>
-              <w:jc w:val="left"/>
-            </w:pPr>
-            <w:r>
-              <w:rPr>
-                <w:rFonts w:ascii="TimeNewRoman" w:hAnsi="TimeNewRoman"/>
-                <w:sz w:val="30"/>
-              </w:rPr>
-              <w:t>54+37=</w:t>
+              <w:t>43+48=</w:t>
             </w:r>
           </w:p>
         </w:tc>
@@ -823,7 +910,7 @@
                 <w:rFonts w:ascii="TimeNewRoman" w:hAnsi="TimeNewRoman"/>
                 <w:sz w:val="30"/>
               </w:rPr>
-              <w:t>48+7=</w:t>
+              <w:t>57+4=</w:t>
             </w:r>
           </w:p>
         </w:tc>
@@ -840,7 +927,7 @@
                 <w:rFonts w:ascii="TimeNewRoman" w:hAnsi="TimeNewRoman"/>
                 <w:sz w:val="30"/>
               </w:rPr>
-              <w:t>40-6=</w:t>
+              <w:t>90-19=</w:t>
             </w:r>
           </w:p>
         </w:tc>
@@ -857,7 +944,7 @@
                 <w:rFonts w:ascii="TimeNewRoman" w:hAnsi="TimeNewRoman"/>
                 <w:sz w:val="30"/>
               </w:rPr>
-              <w:t>90-57=</w:t>
+              <w:t>60-13=</w:t>
             </w:r>
           </w:p>
         </w:tc>
@@ -874,7 +961,7 @@
                 <w:rFonts w:ascii="TimeNewRoman" w:hAnsi="TimeNewRoman"/>
                 <w:sz w:val="30"/>
               </w:rPr>
-              <w:t>29+52=</w:t>
+              <w:t>81-57=</w:t>
             </w:r>
           </w:p>
         </w:tc>
@@ -891,7 +978,7 @@
                 <w:rFonts w:ascii="TimeNewRoman" w:hAnsi="TimeNewRoman"/>
                 <w:sz w:val="30"/>
               </w:rPr>
-              <w:t>81-5=</w:t>
+              <w:t>47+26=</w:t>
             </w:r>
           </w:p>
         </w:tc>
@@ -910,7 +997,7 @@
                 <w:rFonts w:ascii="TimeNewRoman" w:hAnsi="TimeNewRoman"/>
                 <w:sz w:val="30"/>
               </w:rPr>
-              <w:t>59+4=</w:t>
+              <w:t>85-26=</w:t>
             </w:r>
           </w:p>
         </w:tc>
@@ -927,7 +1014,7 @@
                 <w:rFonts w:ascii="TimeNewRoman" w:hAnsi="TimeNewRoman"/>
                 <w:sz w:val="30"/>
               </w:rPr>
-              <w:t>27+47=</w:t>
+              <w:t>49+18=</w:t>
             </w:r>
           </w:p>
         </w:tc>
@@ -944,7 +1031,7 @@
                 <w:rFonts w:ascii="TimeNewRoman" w:hAnsi="TimeNewRoman"/>
                 <w:sz w:val="30"/>
               </w:rPr>
-              <w:t>9+22=</w:t>
+              <w:t>36+25=</w:t>
             </w:r>
           </w:p>
         </w:tc>
@@ -961,7 +1048,7 @@
                 <w:rFonts w:ascii="TimeNewRoman" w:hAnsi="TimeNewRoman"/>
                 <w:sz w:val="30"/>
               </w:rPr>
-              <w:t>54-9=</w:t>
+              <w:t>82-7=</w:t>
             </w:r>
           </w:p>
         </w:tc>
@@ -978,7 +1065,7 @@
                 <w:rFonts w:ascii="TimeNewRoman" w:hAnsi="TimeNewRoman"/>
                 <w:sz w:val="30"/>
               </w:rPr>
-              <w:t>56-37=</w:t>
+              <w:t>93-29=</w:t>
             </w:r>
           </w:p>
         </w:tc>
@@ -997,7 +1084,7 @@
                 <w:rFonts w:ascii="TimeNewRoman" w:hAnsi="TimeNewRoman"/>
                 <w:sz w:val="30"/>
               </w:rPr>
-              <w:t>9+74=</w:t>
+              <w:t>95-9=</w:t>
             </w:r>
           </w:p>
         </w:tc>
@@ -1014,7 +1101,7 @@
                 <w:rFonts w:ascii="TimeNewRoman" w:hAnsi="TimeNewRoman"/>
                 <w:sz w:val="30"/>
               </w:rPr>
-              <w:t>75+19=</w:t>
+              <w:t>66+7=</w:t>
             </w:r>
           </w:p>
         </w:tc>
@@ -1031,7 +1118,7 @@
                 <w:rFonts w:ascii="TimeNewRoman" w:hAnsi="TimeNewRoman"/>
                 <w:sz w:val="30"/>
               </w:rPr>
-              <w:t>27+59=</w:t>
+              <w:t>90-4=</w:t>
             </w:r>
           </w:p>
         </w:tc>
@@ -1048,7 +1135,7 @@
                 <w:rFonts w:ascii="TimeNewRoman" w:hAnsi="TimeNewRoman"/>
                 <w:sz w:val="30"/>
               </w:rPr>
-              <w:t>28+64=</w:t>
+              <w:t>9+42=</w:t>
             </w:r>
           </w:p>
         </w:tc>
@@ -1065,7 +1152,7 @@
                 <w:rFonts w:ascii="TimeNewRoman" w:hAnsi="TimeNewRoman"/>
                 <w:sz w:val="30"/>
               </w:rPr>
-              <w:t>80-43=</w:t>
+              <w:t>47-19=</w:t>
             </w:r>
           </w:p>
         </w:tc>
@@ -1084,7 +1171,7 @@
                 <w:rFonts w:ascii="TimeNewRoman" w:hAnsi="TimeNewRoman"/>
                 <w:sz w:val="30"/>
               </w:rPr>
-              <w:t>58+38=</w:t>
+              <w:t>26+69=</w:t>
             </w:r>
           </w:p>
         </w:tc>
@@ -1101,7 +1188,7 @@
                 <w:rFonts w:ascii="TimeNewRoman" w:hAnsi="TimeNewRoman"/>
                 <w:sz w:val="30"/>
               </w:rPr>
-              <w:t>55+17=</w:t>
+              <w:t>37+26=</w:t>
             </w:r>
           </w:p>
         </w:tc>
@@ -1118,7 +1205,7 @@
                 <w:rFonts w:ascii="TimeNewRoman" w:hAnsi="TimeNewRoman"/>
                 <w:sz w:val="30"/>
               </w:rPr>
-              <w:t>54+28=</w:t>
+              <w:t>7+17=</w:t>
             </w:r>
           </w:p>
         </w:tc>
@@ -1135,7 +1222,7 @@
                 <w:rFonts w:ascii="TimeNewRoman" w:hAnsi="TimeNewRoman"/>
                 <w:sz w:val="30"/>
               </w:rPr>
-              <w:t>27+17=</w:t>
+              <w:t>15+19=</w:t>
             </w:r>
           </w:p>
         </w:tc>
@@ -1152,7 +1239,7 @@
                 <w:rFonts w:ascii="TimeNewRoman" w:hAnsi="TimeNewRoman"/>
                 <w:sz w:val="30"/>
               </w:rPr>
-              <w:t>85-27=</w:t>
+              <w:t>58+27=</w:t>
             </w:r>
           </w:p>
         </w:tc>
@@ -1171,7 +1258,7 @@
                 <w:rFonts w:ascii="TimeNewRoman" w:hAnsi="TimeNewRoman"/>
                 <w:sz w:val="30"/>
               </w:rPr>
-              <w:t>65+29=</w:t>
+              <w:t>68+28=</w:t>
             </w:r>
           </w:p>
         </w:tc>
@@ -1188,7 +1275,7 @@
                 <w:rFonts w:ascii="TimeNewRoman" w:hAnsi="TimeNewRoman"/>
                 <w:sz w:val="30"/>
               </w:rPr>
-              <w:t>5+8=</w:t>
+              <w:t>94-17=</w:t>
             </w:r>
           </w:p>
         </w:tc>
@@ -1205,7 +1292,7 @@
                 <w:rFonts w:ascii="TimeNewRoman" w:hAnsi="TimeNewRoman"/>
                 <w:sz w:val="30"/>
               </w:rPr>
-              <w:t>74-26=</w:t>
+              <w:t>55+39=</w:t>
             </w:r>
           </w:p>
         </w:tc>
@@ -1222,7 +1309,7 @@
                 <w:rFonts w:ascii="TimeNewRoman" w:hAnsi="TimeNewRoman"/>
                 <w:sz w:val="30"/>
               </w:rPr>
-              <w:t>77+4=</w:t>
+              <w:t>27+9=</w:t>
             </w:r>
           </w:p>
         </w:tc>
@@ -1239,7 +1326,7 @@
                 <w:rFonts w:ascii="TimeNewRoman" w:hAnsi="TimeNewRoman"/>
                 <w:sz w:val="30"/>
               </w:rPr>
-              <w:t>7+36=</w:t>
+              <w:t>7+74=</w:t>
             </w:r>
           </w:p>
         </w:tc>
@@ -1258,7 +1345,7 @@
                 <w:rFonts w:ascii="TimeNewRoman" w:hAnsi="TimeNewRoman"/>
                 <w:sz w:val="30"/>
               </w:rPr>
-              <w:t>18+77=</w:t>
+              <w:t>77+9=</w:t>
             </w:r>
           </w:p>
         </w:tc>
@@ -1275,7 +1362,7 @@
                 <w:rFonts w:ascii="TimeNewRoman" w:hAnsi="TimeNewRoman"/>
                 <w:sz w:val="30"/>
               </w:rPr>
-              <w:t>68+18=</w:t>
+              <w:t>7+19=</w:t>
             </w:r>
           </w:p>
         </w:tc>
@@ -1292,7 +1379,7 @@
                 <w:rFonts w:ascii="TimeNewRoman" w:hAnsi="TimeNewRoman"/>
                 <w:sz w:val="30"/>
               </w:rPr>
-              <w:t>62-56=</w:t>
+              <w:t>87-69=</w:t>
             </w:r>
           </w:p>
         </w:tc>
@@ -1309,7 +1396,7 @@
                 <w:rFonts w:ascii="TimeNewRoman" w:hAnsi="TimeNewRoman"/>
                 <w:sz w:val="30"/>
               </w:rPr>
-              <w:t>93-8=</w:t>
+              <w:t>93-76=</w:t>
             </w:r>
           </w:p>
         </w:tc>
@@ -1326,7 +1413,7 @@
                 <w:rFonts w:ascii="TimeNewRoman" w:hAnsi="TimeNewRoman"/>
                 <w:sz w:val="30"/>
               </w:rPr>
-              <w:t>56-49=</w:t>
+              <w:t>50-29=</w:t>
             </w:r>
           </w:p>
         </w:tc>
@@ -1345,7 +1432,7 @@
                 <w:rFonts w:ascii="TimeNewRoman" w:hAnsi="TimeNewRoman"/>
                 <w:sz w:val="30"/>
               </w:rPr>
-              <w:t>94-16=</w:t>
+              <w:t>19+58=</w:t>
             </w:r>
           </w:p>
         </w:tc>
@@ -1362,7 +1449,7 @@
                 <w:rFonts w:ascii="TimeNewRoman" w:hAnsi="TimeNewRoman"/>
                 <w:sz w:val="30"/>
               </w:rPr>
-              <w:t>48-19=</w:t>
+              <w:t>64-57=</w:t>
             </w:r>
           </w:p>
         </w:tc>
@@ -1379,7 +1466,7 @@
                 <w:rFonts w:ascii="TimeNewRoman" w:hAnsi="TimeNewRoman"/>
                 <w:sz w:val="30"/>
               </w:rPr>
-              <w:t>16+66=</w:t>
+              <w:t>66-9=</w:t>
             </w:r>
           </w:p>
         </w:tc>
@@ -1396,7 +1483,7 @@
                 <w:rFonts w:ascii="TimeNewRoman" w:hAnsi="TimeNewRoman"/>
                 <w:sz w:val="30"/>
               </w:rPr>
-              <w:t>62+29=</w:t>
+              <w:t>41-36=</w:t>
             </w:r>
           </w:p>
         </w:tc>
@@ -1413,7 +1500,7 @@
                 <w:rFonts w:ascii="TimeNewRoman" w:hAnsi="TimeNewRoman"/>
                 <w:sz w:val="30"/>
               </w:rPr>
-              <w:t>18+74=</w:t>
+              <w:t>75-9=</w:t>
             </w:r>
           </w:p>
         </w:tc>
@@ -1432,7 +1519,7 @@
                 <w:rFonts w:ascii="TimeNewRoman" w:hAnsi="TimeNewRoman"/>
                 <w:sz w:val="30"/>
               </w:rPr>
-              <w:t>39+53=</w:t>
+              <w:t>62-23=</w:t>
             </w:r>
           </w:p>
         </w:tc>
@@ -1449,7 +1536,7 @@
                 <w:rFonts w:ascii="TimeNewRoman" w:hAnsi="TimeNewRoman"/>
                 <w:sz w:val="30"/>
               </w:rPr>
-              <w:t>68+17=</w:t>
+              <w:t>58+9=</w:t>
             </w:r>
           </w:p>
         </w:tc>
@@ -1466,7 +1553,7 @@
                 <w:rFonts w:ascii="TimeNewRoman" w:hAnsi="TimeNewRoman"/>
                 <w:sz w:val="30"/>
               </w:rPr>
-              <w:t>71-46=</w:t>
+              <w:t>75-58=</w:t>
             </w:r>
           </w:p>
         </w:tc>
@@ -1483,7 +1570,7 @@
                 <w:rFonts w:ascii="TimeNewRoman" w:hAnsi="TimeNewRoman"/>
                 <w:sz w:val="30"/>
               </w:rPr>
-              <w:t>7+37=</w:t>
+              <w:t>8+24=</w:t>
             </w:r>
           </w:p>
         </w:tc>
@@ -1500,7 +1587,7 @@
                 <w:rFonts w:ascii="TimeNewRoman" w:hAnsi="TimeNewRoman"/>
                 <w:sz w:val="30"/>
               </w:rPr>
-              <w:t>76-28=</w:t>
+              <w:t>85-26=</w:t>
             </w:r>
           </w:p>
         </w:tc>
@@ -1519,7 +1606,7 @@
                 <w:rFonts w:ascii="TimeNewRoman" w:hAnsi="TimeNewRoman"/>
                 <w:sz w:val="30"/>
               </w:rPr>
-              <w:t>61-19=</w:t>
+              <w:t>40-8=</w:t>
             </w:r>
           </w:p>
         </w:tc>
@@ -1536,7 +1623,7 @@
                 <w:rFonts w:ascii="TimeNewRoman" w:hAnsi="TimeNewRoman"/>
                 <w:sz w:val="30"/>
               </w:rPr>
-              <w:t>16+79=</w:t>
+              <w:t>7+16=</w:t>
             </w:r>
           </w:p>
         </w:tc>
@@ -1553,7 +1640,7 @@
                 <w:rFonts w:ascii="TimeNewRoman" w:hAnsi="TimeNewRoman"/>
                 <w:sz w:val="30"/>
               </w:rPr>
-              <w:t>66-37=</w:t>
+              <w:t>62-16=</w:t>
             </w:r>
           </w:p>
         </w:tc>
@@ -1570,7 +1657,7 @@
                 <w:rFonts w:ascii="TimeNewRoman" w:hAnsi="TimeNewRoman"/>
                 <w:sz w:val="30"/>
               </w:rPr>
-              <w:t>27+25=</w:t>
+              <w:t>19+5=</w:t>
             </w:r>
           </w:p>
         </w:tc>
@@ -1587,7 +1674,7 @@
                 <w:rFonts w:ascii="TimeNewRoman" w:hAnsi="TimeNewRoman"/>
                 <w:sz w:val="30"/>
               </w:rPr>
-              <w:t>39+16=</w:t>
+              <w:t>56+19=</w:t>
             </w:r>
           </w:p>
         </w:tc>
@@ -1606,7 +1693,7 @@
                 <w:rFonts w:ascii="TimeNewRoman" w:hAnsi="TimeNewRoman"/>
                 <w:sz w:val="30"/>
               </w:rPr>
-              <w:t>15+9=</w:t>
+              <w:t>73-16=</w:t>
             </w:r>
           </w:p>
         </w:tc>
@@ -1623,7 +1710,7 @@
                 <w:rFonts w:ascii="TimeNewRoman" w:hAnsi="TimeNewRoman"/>
                 <w:sz w:val="30"/>
               </w:rPr>
-              <w:t>40-35=</w:t>
+              <w:t>26-17=</w:t>
             </w:r>
           </w:p>
         </w:tc>
@@ -1640,7 +1727,7 @@
                 <w:rFonts w:ascii="TimeNewRoman" w:hAnsi="TimeNewRoman"/>
                 <w:sz w:val="30"/>
               </w:rPr>
-              <w:t>71-28=</w:t>
+              <w:t>71-47=</w:t>
             </w:r>
           </w:p>
         </w:tc>
@@ -1657,7 +1744,7 @@
                 <w:rFonts w:ascii="TimeNewRoman" w:hAnsi="TimeNewRoman"/>
                 <w:sz w:val="30"/>
               </w:rPr>
-              <w:t>45+36=</w:t>
+              <w:t>48+33=</w:t>
             </w:r>
           </w:p>
         </w:tc>
@@ -1674,94 +1761,7 @@
                 <w:rFonts w:ascii="TimeNewRoman" w:hAnsi="TimeNewRoman"/>
                 <w:sz w:val="30"/>
               </w:rPr>
-              <w:t>4+29=</w:t>
-            </w:r>
-          </w:p>
-        </w:tc>
-      </w:tr>
-      <w:tr>
-        <w:tc>
-          <w:tcPr>
-            <w:tcW w:type="dxa" w:w="1987"/>
-          </w:tcPr>
-          <w:p>
-            <w:pPr>
-              <w:jc w:val="left"/>
-            </w:pPr>
-            <w:r>
-              <w:rPr>
-                <w:rFonts w:ascii="TimeNewRoman" w:hAnsi="TimeNewRoman"/>
-                <w:sz w:val="30"/>
-              </w:rPr>
-              <w:t>27+37=</w:t>
-            </w:r>
-          </w:p>
-        </w:tc>
-        <w:tc>
-          <w:tcPr>
-            <w:tcW w:type="dxa" w:w="1987"/>
-          </w:tcPr>
-          <w:p>
-            <w:pPr>
-              <w:jc w:val="left"/>
-            </w:pPr>
-            <w:r>
-              <w:rPr>
-                <w:rFonts w:ascii="TimeNewRoman" w:hAnsi="TimeNewRoman"/>
-                <w:sz w:val="30"/>
-              </w:rPr>
-              <w:t>73-17=</w:t>
-            </w:r>
-          </w:p>
-        </w:tc>
-        <w:tc>
-          <w:tcPr>
-            <w:tcW w:type="dxa" w:w="1987"/>
-          </w:tcPr>
-          <w:p>
-            <w:pPr>
-              <w:jc w:val="left"/>
-            </w:pPr>
-            <w:r>
-              <w:rPr>
-                <w:rFonts w:ascii="TimeNewRoman" w:hAnsi="TimeNewRoman"/>
-                <w:sz w:val="30"/>
-              </w:rPr>
-              <w:t>22+9=</w:t>
-            </w:r>
-          </w:p>
-        </w:tc>
-        <w:tc>
-          <w:tcPr>
-            <w:tcW w:type="dxa" w:w="1987"/>
-          </w:tcPr>
-          <w:p>
-            <w:pPr>
-              <w:jc w:val="left"/>
-            </w:pPr>
-            <w:r>
-              <w:rPr>
-                <w:rFonts w:ascii="TimeNewRoman" w:hAnsi="TimeNewRoman"/>
-                <w:sz w:val="30"/>
-              </w:rPr>
-              <w:t>66-17=</w:t>
-            </w:r>
-          </w:p>
-        </w:tc>
-        <w:tc>
-          <w:tcPr>
-            <w:tcW w:type="dxa" w:w="1987"/>
-          </w:tcPr>
-          <w:p>
-            <w:pPr>
-              <w:jc w:val="left"/>
-            </w:pPr>
-            <w:r>
-              <w:rPr>
-                <w:rFonts w:ascii="TimeNewRoman" w:hAnsi="TimeNewRoman"/>
-                <w:sz w:val="30"/>
-              </w:rPr>
-              <w:t>68-9=</w:t>
+              <w:t>47+16=</w:t>
             </w:r>
           </w:p>
         </w:tc>

--- a/adc_sbb_within_100.docx
+++ b/adc_sbb_within_100.docx
@@ -40,7 +40,7 @@
                 <w:rFonts w:ascii="TimeNewRoman" w:hAnsi="TimeNewRoman"/>
                 <w:sz w:val="30"/>
               </w:rPr>
-              <w:t>57+39=</w:t>
+              <w:t>74-9=</w:t>
             </w:r>
           </w:p>
         </w:tc>
@@ -57,7 +57,7 @@
                 <w:rFonts w:ascii="TimeNewRoman" w:hAnsi="TimeNewRoman"/>
                 <w:sz w:val="30"/>
               </w:rPr>
-              <w:t>60-38=</w:t>
+              <w:t>20-15=</w:t>
             </w:r>
           </w:p>
         </w:tc>
@@ -74,7 +74,7 @@
                 <w:rFonts w:ascii="TimeNewRoman" w:hAnsi="TimeNewRoman"/>
                 <w:sz w:val="30"/>
               </w:rPr>
-              <w:t>57+15=</w:t>
+              <w:t>60-36=</w:t>
             </w:r>
           </w:p>
         </w:tc>
@@ -91,7 +91,7 @@
                 <w:rFonts w:ascii="TimeNewRoman" w:hAnsi="TimeNewRoman"/>
                 <w:sz w:val="30"/>
               </w:rPr>
-              <w:t>90-88=</w:t>
+              <w:t>42+29=</w:t>
             </w:r>
           </w:p>
         </w:tc>
@@ -108,7 +108,7 @@
                 <w:rFonts w:ascii="TimeNewRoman" w:hAnsi="TimeNewRoman"/>
                 <w:sz w:val="30"/>
               </w:rPr>
-              <w:t>28+68=</w:t>
+              <w:t>22+19=</w:t>
             </w:r>
           </w:p>
         </w:tc>
@@ -127,7 +127,7 @@
                 <w:rFonts w:ascii="TimeNewRoman" w:hAnsi="TimeNewRoman"/>
                 <w:sz w:val="30"/>
               </w:rPr>
-              <w:t>54-19=</w:t>
+              <w:t>3+39=</w:t>
             </w:r>
           </w:p>
         </w:tc>
@@ -144,7 +144,7 @@
                 <w:rFonts w:ascii="TimeNewRoman" w:hAnsi="TimeNewRoman"/>
                 <w:sz w:val="30"/>
               </w:rPr>
-              <w:t>36+48=</w:t>
+              <w:t>45+17=</w:t>
             </w:r>
           </w:p>
         </w:tc>
@@ -161,7 +161,7 @@
                 <w:rFonts w:ascii="TimeNewRoman" w:hAnsi="TimeNewRoman"/>
                 <w:sz w:val="30"/>
               </w:rPr>
-              <w:t>52-4=</w:t>
+              <w:t>62-3=</w:t>
             </w:r>
           </w:p>
         </w:tc>
@@ -178,7 +178,7 @@
                 <w:rFonts w:ascii="TimeNewRoman" w:hAnsi="TimeNewRoman"/>
                 <w:sz w:val="30"/>
               </w:rPr>
-              <w:t>82-67=</w:t>
+              <w:t>18+47=</w:t>
             </w:r>
           </w:p>
         </w:tc>
@@ -195,7 +195,7 @@
                 <w:rFonts w:ascii="TimeNewRoman" w:hAnsi="TimeNewRoman"/>
                 <w:sz w:val="30"/>
               </w:rPr>
-              <w:t>27+18=</w:t>
+              <w:t>92-54=</w:t>
             </w:r>
           </w:p>
         </w:tc>
@@ -214,7 +214,7 @@
                 <w:rFonts w:ascii="TimeNewRoman" w:hAnsi="TimeNewRoman"/>
                 <w:sz w:val="30"/>
               </w:rPr>
-              <w:t>27+16=</w:t>
+              <w:t>83-65=</w:t>
             </w:r>
           </w:p>
         </w:tc>
@@ -231,7 +231,7 @@
                 <w:rFonts w:ascii="TimeNewRoman" w:hAnsi="TimeNewRoman"/>
                 <w:sz w:val="30"/>
               </w:rPr>
-              <w:t>71-35=</w:t>
+              <w:t>56+19=</w:t>
             </w:r>
           </w:p>
         </w:tc>
@@ -248,1003 +248,10 @@
                 <w:rFonts w:ascii="TimeNewRoman" w:hAnsi="TimeNewRoman"/>
                 <w:sz w:val="30"/>
               </w:rPr>
-              <w:t>38+46=</w:t>
+              <w:t>26+25=</w:t>
             </w:r>
           </w:p>
         </w:tc>
-        <w:tc>
-          <w:tcPr>
-            <w:tcW w:type="dxa" w:w="1987"/>
-          </w:tcPr>
-          <w:p>
-            <w:pPr>
-              <w:jc w:val="left"/>
-            </w:pPr>
-            <w:r>
-              <w:rPr>
-                <w:rFonts w:ascii="TimeNewRoman" w:hAnsi="TimeNewRoman"/>
-                <w:sz w:val="30"/>
-              </w:rPr>
-              <w:t>43+48=</w:t>
-            </w:r>
-          </w:p>
-        </w:tc>
-        <w:tc>
-          <w:tcPr>
-            <w:tcW w:type="dxa" w:w="1987"/>
-          </w:tcPr>
-          <w:p>
-            <w:pPr>
-              <w:jc w:val="left"/>
-            </w:pPr>
-            <w:r>
-              <w:rPr>
-                <w:rFonts w:ascii="TimeNewRoman" w:hAnsi="TimeNewRoman"/>
-                <w:sz w:val="30"/>
-              </w:rPr>
-              <w:t>82-44=</w:t>
-            </w:r>
-          </w:p>
-        </w:tc>
-      </w:tr>
-      <w:tr>
-        <w:tc>
-          <w:tcPr>
-            <w:tcW w:type="dxa" w:w="1987"/>
-          </w:tcPr>
-          <w:p>
-            <w:pPr>
-              <w:jc w:val="left"/>
-            </w:pPr>
-            <w:r>
-              <w:rPr>
-                <w:rFonts w:ascii="TimeNewRoman" w:hAnsi="TimeNewRoman"/>
-                <w:sz w:val="30"/>
-              </w:rPr>
-              <w:t>24-15=</w:t>
-            </w:r>
-          </w:p>
-        </w:tc>
-        <w:tc>
-          <w:tcPr>
-            <w:tcW w:type="dxa" w:w="1987"/>
-          </w:tcPr>
-          <w:p>
-            <w:pPr>
-              <w:jc w:val="left"/>
-            </w:pPr>
-            <w:r>
-              <w:rPr>
-                <w:rFonts w:ascii="TimeNewRoman" w:hAnsi="TimeNewRoman"/>
-                <w:sz w:val="30"/>
-              </w:rPr>
-              <w:t>50-14=</w:t>
-            </w:r>
-          </w:p>
-        </w:tc>
-        <w:tc>
-          <w:tcPr>
-            <w:tcW w:type="dxa" w:w="1987"/>
-          </w:tcPr>
-          <w:p>
-            <w:pPr>
-              <w:jc w:val="left"/>
-            </w:pPr>
-            <w:r>
-              <w:rPr>
-                <w:rFonts w:ascii="TimeNewRoman" w:hAnsi="TimeNewRoman"/>
-                <w:sz w:val="30"/>
-              </w:rPr>
-              <w:t>79+15=</w:t>
-            </w:r>
-          </w:p>
-        </w:tc>
-        <w:tc>
-          <w:tcPr>
-            <w:tcW w:type="dxa" w:w="1987"/>
-          </w:tcPr>
-          <w:p>
-            <w:pPr>
-              <w:jc w:val="left"/>
-            </w:pPr>
-            <w:r>
-              <w:rPr>
-                <w:rFonts w:ascii="TimeNewRoman" w:hAnsi="TimeNewRoman"/>
-                <w:sz w:val="30"/>
-              </w:rPr>
-              <w:t>80-2=</w:t>
-            </w:r>
-          </w:p>
-        </w:tc>
-        <w:tc>
-          <w:tcPr>
-            <w:tcW w:type="dxa" w:w="1987"/>
-          </w:tcPr>
-          <w:p>
-            <w:pPr>
-              <w:jc w:val="left"/>
-            </w:pPr>
-            <w:r>
-              <w:rPr>
-                <w:rFonts w:ascii="TimeNewRoman" w:hAnsi="TimeNewRoman"/>
-                <w:sz w:val="30"/>
-              </w:rPr>
-              <w:t>14+8=</w:t>
-            </w:r>
-          </w:p>
-        </w:tc>
-      </w:tr>
-      <w:tr>
-        <w:tc>
-          <w:tcPr>
-            <w:tcW w:type="dxa" w:w="1987"/>
-          </w:tcPr>
-          <w:p>
-            <w:pPr>
-              <w:jc w:val="left"/>
-            </w:pPr>
-            <w:r>
-              <w:rPr>
-                <w:rFonts w:ascii="TimeNewRoman" w:hAnsi="TimeNewRoman"/>
-                <w:sz w:val="30"/>
-              </w:rPr>
-              <w:t>43-5=</w:t>
-            </w:r>
-          </w:p>
-        </w:tc>
-        <w:tc>
-          <w:tcPr>
-            <w:tcW w:type="dxa" w:w="1987"/>
-          </w:tcPr>
-          <w:p>
-            <w:pPr>
-              <w:jc w:val="left"/>
-            </w:pPr>
-            <w:r>
-              <w:rPr>
-                <w:rFonts w:ascii="TimeNewRoman" w:hAnsi="TimeNewRoman"/>
-                <w:sz w:val="30"/>
-              </w:rPr>
-              <w:t>96-69=</w:t>
-            </w:r>
-          </w:p>
-        </w:tc>
-        <w:tc>
-          <w:tcPr>
-            <w:tcW w:type="dxa" w:w="1987"/>
-          </w:tcPr>
-          <w:p>
-            <w:pPr>
-              <w:jc w:val="left"/>
-            </w:pPr>
-            <w:r>
-              <w:rPr>
-                <w:rFonts w:ascii="TimeNewRoman" w:hAnsi="TimeNewRoman"/>
-                <w:sz w:val="30"/>
-              </w:rPr>
-              <w:t>29+35=</w:t>
-            </w:r>
-          </w:p>
-        </w:tc>
-        <w:tc>
-          <w:tcPr>
-            <w:tcW w:type="dxa" w:w="1987"/>
-          </w:tcPr>
-          <w:p>
-            <w:pPr>
-              <w:jc w:val="left"/>
-            </w:pPr>
-            <w:r>
-              <w:rPr>
-                <w:rFonts w:ascii="TimeNewRoman" w:hAnsi="TimeNewRoman"/>
-                <w:sz w:val="30"/>
-              </w:rPr>
-              <w:t>54-47=</w:t>
-            </w:r>
-          </w:p>
-        </w:tc>
-        <w:tc>
-          <w:tcPr>
-            <w:tcW w:type="dxa" w:w="1987"/>
-          </w:tcPr>
-          <w:p>
-            <w:pPr>
-              <w:jc w:val="left"/>
-            </w:pPr>
-            <w:r>
-              <w:rPr>
-                <w:rFonts w:ascii="TimeNewRoman" w:hAnsi="TimeNewRoman"/>
-                <w:sz w:val="30"/>
-              </w:rPr>
-              <w:t>92-9=</w:t>
-            </w:r>
-          </w:p>
-        </w:tc>
-      </w:tr>
-      <w:tr>
-        <w:tc>
-          <w:tcPr>
-            <w:tcW w:type="dxa" w:w="1987"/>
-          </w:tcPr>
-          <w:p>
-            <w:pPr>
-              <w:jc w:val="left"/>
-            </w:pPr>
-            <w:r>
-              <w:rPr>
-                <w:rFonts w:ascii="TimeNewRoman" w:hAnsi="TimeNewRoman"/>
-                <w:sz w:val="30"/>
-              </w:rPr>
-              <w:t>71-35=</w:t>
-            </w:r>
-          </w:p>
-        </w:tc>
-        <w:tc>
-          <w:tcPr>
-            <w:tcW w:type="dxa" w:w="1987"/>
-          </w:tcPr>
-          <w:p>
-            <w:pPr>
-              <w:jc w:val="left"/>
-            </w:pPr>
-            <w:r>
-              <w:rPr>
-                <w:rFonts w:ascii="TimeNewRoman" w:hAnsi="TimeNewRoman"/>
-                <w:sz w:val="30"/>
-              </w:rPr>
-              <w:t>19+65=</w:t>
-            </w:r>
-          </w:p>
-        </w:tc>
-        <w:tc>
-          <w:tcPr>
-            <w:tcW w:type="dxa" w:w="1987"/>
-          </w:tcPr>
-          <w:p>
-            <w:pPr>
-              <w:jc w:val="left"/>
-            </w:pPr>
-            <w:r>
-              <w:rPr>
-                <w:rFonts w:ascii="TimeNewRoman" w:hAnsi="TimeNewRoman"/>
-                <w:sz w:val="30"/>
-              </w:rPr>
-              <w:t>81-29=</w:t>
-            </w:r>
-          </w:p>
-        </w:tc>
-        <w:tc>
-          <w:tcPr>
-            <w:tcW w:type="dxa" w:w="1987"/>
-          </w:tcPr>
-          <w:p>
-            <w:pPr>
-              <w:jc w:val="left"/>
-            </w:pPr>
-            <w:r>
-              <w:rPr>
-                <w:rFonts w:ascii="TimeNewRoman" w:hAnsi="TimeNewRoman"/>
-                <w:sz w:val="30"/>
-              </w:rPr>
-              <w:t>40-11=</w:t>
-            </w:r>
-          </w:p>
-        </w:tc>
-        <w:tc>
-          <w:tcPr>
-            <w:tcW w:type="dxa" w:w="1987"/>
-          </w:tcPr>
-          <w:p>
-            <w:pPr>
-              <w:jc w:val="left"/>
-            </w:pPr>
-            <w:r>
-              <w:rPr>
-                <w:rFonts w:ascii="TimeNewRoman" w:hAnsi="TimeNewRoman"/>
-                <w:sz w:val="30"/>
-              </w:rPr>
-              <w:t>19+78=</w:t>
-            </w:r>
-          </w:p>
-        </w:tc>
-      </w:tr>
-      <w:tr>
-        <w:tc>
-          <w:tcPr>
-            <w:tcW w:type="dxa" w:w="1987"/>
-          </w:tcPr>
-          <w:p>
-            <w:pPr>
-              <w:jc w:val="left"/>
-            </w:pPr>
-            <w:r>
-              <w:rPr>
-                <w:rFonts w:ascii="TimeNewRoman" w:hAnsi="TimeNewRoman"/>
-                <w:sz w:val="30"/>
-              </w:rPr>
-              <w:t>70-22=</w:t>
-            </w:r>
-          </w:p>
-        </w:tc>
-        <w:tc>
-          <w:tcPr>
-            <w:tcW w:type="dxa" w:w="1987"/>
-          </w:tcPr>
-          <w:p>
-            <w:pPr>
-              <w:jc w:val="left"/>
-            </w:pPr>
-            <w:r>
-              <w:rPr>
-                <w:rFonts w:ascii="TimeNewRoman" w:hAnsi="TimeNewRoman"/>
-                <w:sz w:val="30"/>
-              </w:rPr>
-              <w:t>86-8=</w:t>
-            </w:r>
-          </w:p>
-        </w:tc>
-        <w:tc>
-          <w:tcPr>
-            <w:tcW w:type="dxa" w:w="1987"/>
-          </w:tcPr>
-          <w:p>
-            <w:pPr>
-              <w:jc w:val="left"/>
-            </w:pPr>
-            <w:r>
-              <w:rPr>
-                <w:rFonts w:ascii="TimeNewRoman" w:hAnsi="TimeNewRoman"/>
-                <w:sz w:val="30"/>
-              </w:rPr>
-              <w:t>83-79=</w:t>
-            </w:r>
-          </w:p>
-        </w:tc>
-        <w:tc>
-          <w:tcPr>
-            <w:tcW w:type="dxa" w:w="1987"/>
-          </w:tcPr>
-          <w:p>
-            <w:pPr>
-              <w:jc w:val="left"/>
-            </w:pPr>
-            <w:r>
-              <w:rPr>
-                <w:rFonts w:ascii="TimeNewRoman" w:hAnsi="TimeNewRoman"/>
-                <w:sz w:val="30"/>
-              </w:rPr>
-              <w:t>98-9=</w:t>
-            </w:r>
-          </w:p>
-        </w:tc>
-        <w:tc>
-          <w:tcPr>
-            <w:tcW w:type="dxa" w:w="1987"/>
-          </w:tcPr>
-          <w:p>
-            <w:pPr>
-              <w:jc w:val="left"/>
-            </w:pPr>
-            <w:r>
-              <w:rPr>
-                <w:rFonts w:ascii="TimeNewRoman" w:hAnsi="TimeNewRoman"/>
-                <w:sz w:val="30"/>
-              </w:rPr>
-              <w:t>50-45=</w:t>
-            </w:r>
-          </w:p>
-        </w:tc>
-      </w:tr>
-      <w:tr>
-        <w:tc>
-          <w:tcPr>
-            <w:tcW w:type="dxa" w:w="1987"/>
-          </w:tcPr>
-          <w:p>
-            <w:pPr>
-              <w:jc w:val="left"/>
-            </w:pPr>
-            <w:r>
-              <w:rPr>
-                <w:rFonts w:ascii="TimeNewRoman" w:hAnsi="TimeNewRoman"/>
-                <w:sz w:val="30"/>
-              </w:rPr>
-              <w:t>15+67=</w:t>
-            </w:r>
-          </w:p>
-        </w:tc>
-        <w:tc>
-          <w:tcPr>
-            <w:tcW w:type="dxa" w:w="1987"/>
-          </w:tcPr>
-          <w:p>
-            <w:pPr>
-              <w:jc w:val="left"/>
-            </w:pPr>
-            <w:r>
-              <w:rPr>
-                <w:rFonts w:ascii="TimeNewRoman" w:hAnsi="TimeNewRoman"/>
-                <w:sz w:val="30"/>
-              </w:rPr>
-              <w:t>36+38=</w:t>
-            </w:r>
-          </w:p>
-        </w:tc>
-        <w:tc>
-          <w:tcPr>
-            <w:tcW w:type="dxa" w:w="1987"/>
-          </w:tcPr>
-          <w:p>
-            <w:pPr>
-              <w:jc w:val="left"/>
-            </w:pPr>
-            <w:r>
-              <w:rPr>
-                <w:rFonts w:ascii="TimeNewRoman" w:hAnsi="TimeNewRoman"/>
-                <w:sz w:val="30"/>
-              </w:rPr>
-              <w:t>91-54=</w:t>
-            </w:r>
-          </w:p>
-        </w:tc>
-        <w:tc>
-          <w:tcPr>
-            <w:tcW w:type="dxa" w:w="1987"/>
-          </w:tcPr>
-          <w:p>
-            <w:pPr>
-              <w:jc w:val="left"/>
-            </w:pPr>
-            <w:r>
-              <w:rPr>
-                <w:rFonts w:ascii="TimeNewRoman" w:hAnsi="TimeNewRoman"/>
-                <w:sz w:val="30"/>
-              </w:rPr>
-              <w:t>91-9=</w:t>
-            </w:r>
-          </w:p>
-        </w:tc>
-        <w:tc>
-          <w:tcPr>
-            <w:tcW w:type="dxa" w:w="1987"/>
-          </w:tcPr>
-          <w:p>
-            <w:pPr>
-              <w:jc w:val="left"/>
-            </w:pPr>
-            <w:r>
-              <w:rPr>
-                <w:rFonts w:ascii="TimeNewRoman" w:hAnsi="TimeNewRoman"/>
-                <w:sz w:val="30"/>
-              </w:rPr>
-              <w:t>21-4=</w:t>
-            </w:r>
-          </w:p>
-        </w:tc>
-      </w:tr>
-      <w:tr>
-        <w:tc>
-          <w:tcPr>
-            <w:tcW w:type="dxa" w:w="1987"/>
-          </w:tcPr>
-          <w:p>
-            <w:pPr>
-              <w:jc w:val="left"/>
-            </w:pPr>
-            <w:r>
-              <w:rPr>
-                <w:rFonts w:ascii="TimeNewRoman" w:hAnsi="TimeNewRoman"/>
-                <w:sz w:val="30"/>
-              </w:rPr>
-              <w:t>92-76=</w:t>
-            </w:r>
-          </w:p>
-        </w:tc>
-        <w:tc>
-          <w:tcPr>
-            <w:tcW w:type="dxa" w:w="1987"/>
-          </w:tcPr>
-          <w:p>
-            <w:pPr>
-              <w:jc w:val="left"/>
-            </w:pPr>
-            <w:r>
-              <w:rPr>
-                <w:rFonts w:ascii="TimeNewRoman" w:hAnsi="TimeNewRoman"/>
-                <w:sz w:val="30"/>
-              </w:rPr>
-              <w:t>81-17=</w:t>
-            </w:r>
-          </w:p>
-        </w:tc>
-        <w:tc>
-          <w:tcPr>
-            <w:tcW w:type="dxa" w:w="1987"/>
-          </w:tcPr>
-          <w:p>
-            <w:pPr>
-              <w:jc w:val="left"/>
-            </w:pPr>
-            <w:r>
-              <w:rPr>
-                <w:rFonts w:ascii="TimeNewRoman" w:hAnsi="TimeNewRoman"/>
-                <w:sz w:val="30"/>
-              </w:rPr>
-              <w:t>91-43=</w:t>
-            </w:r>
-          </w:p>
-        </w:tc>
-        <w:tc>
-          <w:tcPr>
-            <w:tcW w:type="dxa" w:w="1987"/>
-          </w:tcPr>
-          <w:p>
-            <w:pPr>
-              <w:jc w:val="left"/>
-            </w:pPr>
-            <w:r>
-              <w:rPr>
-                <w:rFonts w:ascii="TimeNewRoman" w:hAnsi="TimeNewRoman"/>
-                <w:sz w:val="30"/>
-              </w:rPr>
-              <w:t>28+55=</w:t>
-            </w:r>
-          </w:p>
-        </w:tc>
-        <w:tc>
-          <w:tcPr>
-            <w:tcW w:type="dxa" w:w="1987"/>
-          </w:tcPr>
-          <w:p>
-            <w:pPr>
-              <w:jc w:val="left"/>
-            </w:pPr>
-            <w:r>
-              <w:rPr>
-                <w:rFonts w:ascii="TimeNewRoman" w:hAnsi="TimeNewRoman"/>
-                <w:sz w:val="30"/>
-              </w:rPr>
-              <w:t>66+16=</w:t>
-            </w:r>
-          </w:p>
-        </w:tc>
-      </w:tr>
-      <w:tr>
-        <w:tc>
-          <w:tcPr>
-            <w:tcW w:type="dxa" w:w="1987"/>
-          </w:tcPr>
-          <w:p>
-            <w:pPr>
-              <w:jc w:val="left"/>
-            </w:pPr>
-            <w:r>
-              <w:rPr>
-                <w:rFonts w:ascii="TimeNewRoman" w:hAnsi="TimeNewRoman"/>
-                <w:sz w:val="30"/>
-              </w:rPr>
-              <w:t>19+22=</w:t>
-            </w:r>
-          </w:p>
-        </w:tc>
-        <w:tc>
-          <w:tcPr>
-            <w:tcW w:type="dxa" w:w="1987"/>
-          </w:tcPr>
-          <w:p>
-            <w:pPr>
-              <w:jc w:val="left"/>
-            </w:pPr>
-            <w:r>
-              <w:rPr>
-                <w:rFonts w:ascii="TimeNewRoman" w:hAnsi="TimeNewRoman"/>
-                <w:sz w:val="30"/>
-              </w:rPr>
-              <w:t>26+55=</w:t>
-            </w:r>
-          </w:p>
-        </w:tc>
-        <w:tc>
-          <w:tcPr>
-            <w:tcW w:type="dxa" w:w="1987"/>
-          </w:tcPr>
-          <w:p>
-            <w:pPr>
-              <w:jc w:val="left"/>
-            </w:pPr>
-            <w:r>
-              <w:rPr>
-                <w:rFonts w:ascii="TimeNewRoman" w:hAnsi="TimeNewRoman"/>
-                <w:sz w:val="30"/>
-              </w:rPr>
-              <w:t>90-82=</w:t>
-            </w:r>
-          </w:p>
-        </w:tc>
-        <w:tc>
-          <w:tcPr>
-            <w:tcW w:type="dxa" w:w="1987"/>
-          </w:tcPr>
-          <w:p>
-            <w:pPr>
-              <w:jc w:val="left"/>
-            </w:pPr>
-            <w:r>
-              <w:rPr>
-                <w:rFonts w:ascii="TimeNewRoman" w:hAnsi="TimeNewRoman"/>
-                <w:sz w:val="30"/>
-              </w:rPr>
-              <w:t>39+47=</w:t>
-            </w:r>
-          </w:p>
-        </w:tc>
-        <w:tc>
-          <w:tcPr>
-            <w:tcW w:type="dxa" w:w="1987"/>
-          </w:tcPr>
-          <w:p>
-            <w:pPr>
-              <w:jc w:val="left"/>
-            </w:pPr>
-            <w:r>
-              <w:rPr>
-                <w:rFonts w:ascii="TimeNewRoman" w:hAnsi="TimeNewRoman"/>
-                <w:sz w:val="30"/>
-              </w:rPr>
-              <w:t>43+48=</w:t>
-            </w:r>
-          </w:p>
-        </w:tc>
-      </w:tr>
-      <w:tr>
-        <w:tc>
-          <w:tcPr>
-            <w:tcW w:type="dxa" w:w="1987"/>
-          </w:tcPr>
-          <w:p>
-            <w:pPr>
-              <w:jc w:val="left"/>
-            </w:pPr>
-            <w:r>
-              <w:rPr>
-                <w:rFonts w:ascii="TimeNewRoman" w:hAnsi="TimeNewRoman"/>
-                <w:sz w:val="30"/>
-              </w:rPr>
-              <w:t>57+4=</w:t>
-            </w:r>
-          </w:p>
-        </w:tc>
-        <w:tc>
-          <w:tcPr>
-            <w:tcW w:type="dxa" w:w="1987"/>
-          </w:tcPr>
-          <w:p>
-            <w:pPr>
-              <w:jc w:val="left"/>
-            </w:pPr>
-            <w:r>
-              <w:rPr>
-                <w:rFonts w:ascii="TimeNewRoman" w:hAnsi="TimeNewRoman"/>
-                <w:sz w:val="30"/>
-              </w:rPr>
-              <w:t>90-19=</w:t>
-            </w:r>
-          </w:p>
-        </w:tc>
-        <w:tc>
-          <w:tcPr>
-            <w:tcW w:type="dxa" w:w="1987"/>
-          </w:tcPr>
-          <w:p>
-            <w:pPr>
-              <w:jc w:val="left"/>
-            </w:pPr>
-            <w:r>
-              <w:rPr>
-                <w:rFonts w:ascii="TimeNewRoman" w:hAnsi="TimeNewRoman"/>
-                <w:sz w:val="30"/>
-              </w:rPr>
-              <w:t>60-13=</w:t>
-            </w:r>
-          </w:p>
-        </w:tc>
-        <w:tc>
-          <w:tcPr>
-            <w:tcW w:type="dxa" w:w="1987"/>
-          </w:tcPr>
-          <w:p>
-            <w:pPr>
-              <w:jc w:val="left"/>
-            </w:pPr>
-            <w:r>
-              <w:rPr>
-                <w:rFonts w:ascii="TimeNewRoman" w:hAnsi="TimeNewRoman"/>
-                <w:sz w:val="30"/>
-              </w:rPr>
-              <w:t>81-57=</w:t>
-            </w:r>
-          </w:p>
-        </w:tc>
-        <w:tc>
-          <w:tcPr>
-            <w:tcW w:type="dxa" w:w="1987"/>
-          </w:tcPr>
-          <w:p>
-            <w:pPr>
-              <w:jc w:val="left"/>
-            </w:pPr>
-            <w:r>
-              <w:rPr>
-                <w:rFonts w:ascii="TimeNewRoman" w:hAnsi="TimeNewRoman"/>
-                <w:sz w:val="30"/>
-              </w:rPr>
-              <w:t>47+26=</w:t>
-            </w:r>
-          </w:p>
-        </w:tc>
-      </w:tr>
-      <w:tr>
-        <w:tc>
-          <w:tcPr>
-            <w:tcW w:type="dxa" w:w="1987"/>
-          </w:tcPr>
-          <w:p>
-            <w:pPr>
-              <w:jc w:val="left"/>
-            </w:pPr>
-            <w:r>
-              <w:rPr>
-                <w:rFonts w:ascii="TimeNewRoman" w:hAnsi="TimeNewRoman"/>
-                <w:sz w:val="30"/>
-              </w:rPr>
-              <w:t>85-26=</w:t>
-            </w:r>
-          </w:p>
-        </w:tc>
-        <w:tc>
-          <w:tcPr>
-            <w:tcW w:type="dxa" w:w="1987"/>
-          </w:tcPr>
-          <w:p>
-            <w:pPr>
-              <w:jc w:val="left"/>
-            </w:pPr>
-            <w:r>
-              <w:rPr>
-                <w:rFonts w:ascii="TimeNewRoman" w:hAnsi="TimeNewRoman"/>
-                <w:sz w:val="30"/>
-              </w:rPr>
-              <w:t>49+18=</w:t>
-            </w:r>
-          </w:p>
-        </w:tc>
-        <w:tc>
-          <w:tcPr>
-            <w:tcW w:type="dxa" w:w="1987"/>
-          </w:tcPr>
-          <w:p>
-            <w:pPr>
-              <w:jc w:val="left"/>
-            </w:pPr>
-            <w:r>
-              <w:rPr>
-                <w:rFonts w:ascii="TimeNewRoman" w:hAnsi="TimeNewRoman"/>
-                <w:sz w:val="30"/>
-              </w:rPr>
-              <w:t>36+25=</w:t>
-            </w:r>
-          </w:p>
-        </w:tc>
-        <w:tc>
-          <w:tcPr>
-            <w:tcW w:type="dxa" w:w="1987"/>
-          </w:tcPr>
-          <w:p>
-            <w:pPr>
-              <w:jc w:val="left"/>
-            </w:pPr>
-            <w:r>
-              <w:rPr>
-                <w:rFonts w:ascii="TimeNewRoman" w:hAnsi="TimeNewRoman"/>
-                <w:sz w:val="30"/>
-              </w:rPr>
-              <w:t>82-7=</w:t>
-            </w:r>
-          </w:p>
-        </w:tc>
-        <w:tc>
-          <w:tcPr>
-            <w:tcW w:type="dxa" w:w="1987"/>
-          </w:tcPr>
-          <w:p>
-            <w:pPr>
-              <w:jc w:val="left"/>
-            </w:pPr>
-            <w:r>
-              <w:rPr>
-                <w:rFonts w:ascii="TimeNewRoman" w:hAnsi="TimeNewRoman"/>
-                <w:sz w:val="30"/>
-              </w:rPr>
-              <w:t>93-29=</w:t>
-            </w:r>
-          </w:p>
-        </w:tc>
-      </w:tr>
-      <w:tr>
-        <w:tc>
-          <w:tcPr>
-            <w:tcW w:type="dxa" w:w="1987"/>
-          </w:tcPr>
-          <w:p>
-            <w:pPr>
-              <w:jc w:val="left"/>
-            </w:pPr>
-            <w:r>
-              <w:rPr>
-                <w:rFonts w:ascii="TimeNewRoman" w:hAnsi="TimeNewRoman"/>
-                <w:sz w:val="30"/>
-              </w:rPr>
-              <w:t>95-9=</w:t>
-            </w:r>
-          </w:p>
-        </w:tc>
-        <w:tc>
-          <w:tcPr>
-            <w:tcW w:type="dxa" w:w="1987"/>
-          </w:tcPr>
-          <w:p>
-            <w:pPr>
-              <w:jc w:val="left"/>
-            </w:pPr>
-            <w:r>
-              <w:rPr>
-                <w:rFonts w:ascii="TimeNewRoman" w:hAnsi="TimeNewRoman"/>
-                <w:sz w:val="30"/>
-              </w:rPr>
-              <w:t>66+7=</w:t>
-            </w:r>
-          </w:p>
-        </w:tc>
-        <w:tc>
-          <w:tcPr>
-            <w:tcW w:type="dxa" w:w="1987"/>
-          </w:tcPr>
-          <w:p>
-            <w:pPr>
-              <w:jc w:val="left"/>
-            </w:pPr>
-            <w:r>
-              <w:rPr>
-                <w:rFonts w:ascii="TimeNewRoman" w:hAnsi="TimeNewRoman"/>
-                <w:sz w:val="30"/>
-              </w:rPr>
-              <w:t>90-4=</w:t>
-            </w:r>
-          </w:p>
-        </w:tc>
-        <w:tc>
-          <w:tcPr>
-            <w:tcW w:type="dxa" w:w="1987"/>
-          </w:tcPr>
-          <w:p>
-            <w:pPr>
-              <w:jc w:val="left"/>
-            </w:pPr>
-            <w:r>
-              <w:rPr>
-                <w:rFonts w:ascii="TimeNewRoman" w:hAnsi="TimeNewRoman"/>
-                <w:sz w:val="30"/>
-              </w:rPr>
-              <w:t>9+42=</w:t>
-            </w:r>
-          </w:p>
-        </w:tc>
-        <w:tc>
-          <w:tcPr>
-            <w:tcW w:type="dxa" w:w="1987"/>
-          </w:tcPr>
-          <w:p>
-            <w:pPr>
-              <w:jc w:val="left"/>
-            </w:pPr>
-            <w:r>
-              <w:rPr>
-                <w:rFonts w:ascii="TimeNewRoman" w:hAnsi="TimeNewRoman"/>
-                <w:sz w:val="30"/>
-              </w:rPr>
-              <w:t>47-19=</w:t>
-            </w:r>
-          </w:p>
-        </w:tc>
-      </w:tr>
-      <w:tr>
-        <w:tc>
-          <w:tcPr>
-            <w:tcW w:type="dxa" w:w="1987"/>
-          </w:tcPr>
-          <w:p>
-            <w:pPr>
-              <w:jc w:val="left"/>
-            </w:pPr>
-            <w:r>
-              <w:rPr>
-                <w:rFonts w:ascii="TimeNewRoman" w:hAnsi="TimeNewRoman"/>
-                <w:sz w:val="30"/>
-              </w:rPr>
-              <w:t>26+69=</w:t>
-            </w:r>
-          </w:p>
-        </w:tc>
-        <w:tc>
-          <w:tcPr>
-            <w:tcW w:type="dxa" w:w="1987"/>
-          </w:tcPr>
-          <w:p>
-            <w:pPr>
-              <w:jc w:val="left"/>
-            </w:pPr>
-            <w:r>
-              <w:rPr>
-                <w:rFonts w:ascii="TimeNewRoman" w:hAnsi="TimeNewRoman"/>
-                <w:sz w:val="30"/>
-              </w:rPr>
-              <w:t>37+26=</w:t>
-            </w:r>
-          </w:p>
-        </w:tc>
-        <w:tc>
-          <w:tcPr>
-            <w:tcW w:type="dxa" w:w="1987"/>
-          </w:tcPr>
-          <w:p>
-            <w:pPr>
-              <w:jc w:val="left"/>
-            </w:pPr>
-            <w:r>
-              <w:rPr>
-                <w:rFonts w:ascii="TimeNewRoman" w:hAnsi="TimeNewRoman"/>
-                <w:sz w:val="30"/>
-              </w:rPr>
-              <w:t>7+17=</w:t>
-            </w:r>
-          </w:p>
-        </w:tc>
-        <w:tc>
-          <w:tcPr>
-            <w:tcW w:type="dxa" w:w="1987"/>
-          </w:tcPr>
-          <w:p>
-            <w:pPr>
-              <w:jc w:val="left"/>
-            </w:pPr>
-            <w:r>
-              <w:rPr>
-                <w:rFonts w:ascii="TimeNewRoman" w:hAnsi="TimeNewRoman"/>
-                <w:sz w:val="30"/>
-              </w:rPr>
-              <w:t>15+19=</w:t>
-            </w:r>
-          </w:p>
-        </w:tc>
-        <w:tc>
-          <w:tcPr>
-            <w:tcW w:type="dxa" w:w="1987"/>
-          </w:tcPr>
-          <w:p>
-            <w:pPr>
-              <w:jc w:val="left"/>
-            </w:pPr>
-            <w:r>
-              <w:rPr>
-                <w:rFonts w:ascii="TimeNewRoman" w:hAnsi="TimeNewRoman"/>
-                <w:sz w:val="30"/>
-              </w:rPr>
-              <w:t>58+27=</w:t>
-            </w:r>
-          </w:p>
-        </w:tc>
-      </w:tr>
-      <w:tr>
         <w:tc>
           <w:tcPr>
             <w:tcW w:type="dxa" w:w="1987"/>
@@ -1275,58 +282,7 @@
                 <w:rFonts w:ascii="TimeNewRoman" w:hAnsi="TimeNewRoman"/>
                 <w:sz w:val="30"/>
               </w:rPr>
-              <w:t>94-17=</w:t>
-            </w:r>
-          </w:p>
-        </w:tc>
-        <w:tc>
-          <w:tcPr>
-            <w:tcW w:type="dxa" w:w="1987"/>
-          </w:tcPr>
-          <w:p>
-            <w:pPr>
-              <w:jc w:val="left"/>
-            </w:pPr>
-            <w:r>
-              <w:rPr>
-                <w:rFonts w:ascii="TimeNewRoman" w:hAnsi="TimeNewRoman"/>
-                <w:sz w:val="30"/>
-              </w:rPr>
-              <w:t>55+39=</w:t>
-            </w:r>
-          </w:p>
-        </w:tc>
-        <w:tc>
-          <w:tcPr>
-            <w:tcW w:type="dxa" w:w="1987"/>
-          </w:tcPr>
-          <w:p>
-            <w:pPr>
-              <w:jc w:val="left"/>
-            </w:pPr>
-            <w:r>
-              <w:rPr>
-                <w:rFonts w:ascii="TimeNewRoman" w:hAnsi="TimeNewRoman"/>
-                <w:sz w:val="30"/>
-              </w:rPr>
-              <w:t>27+9=</w:t>
-            </w:r>
-          </w:p>
-        </w:tc>
-        <w:tc>
-          <w:tcPr>
-            <w:tcW w:type="dxa" w:w="1987"/>
-          </w:tcPr>
-          <w:p>
-            <w:pPr>
-              <w:jc w:val="left"/>
-            </w:pPr>
-            <w:r>
-              <w:rPr>
-                <w:rFonts w:ascii="TimeNewRoman" w:hAnsi="TimeNewRoman"/>
-                <w:sz w:val="30"/>
-              </w:rPr>
-              <w:t>7+74=</w:t>
+              <w:t>19+27=</w:t>
             </w:r>
           </w:p>
         </w:tc>
@@ -1345,7 +301,7 @@
                 <w:rFonts w:ascii="TimeNewRoman" w:hAnsi="TimeNewRoman"/>
                 <w:sz w:val="30"/>
               </w:rPr>
-              <w:t>77+9=</w:t>
+              <w:t>93-14=</w:t>
             </w:r>
           </w:p>
         </w:tc>
@@ -1362,7 +318,7 @@
                 <w:rFonts w:ascii="TimeNewRoman" w:hAnsi="TimeNewRoman"/>
                 <w:sz w:val="30"/>
               </w:rPr>
-              <w:t>7+19=</w:t>
+              <w:t>83-57=</w:t>
             </w:r>
           </w:p>
         </w:tc>
@@ -1379,7 +335,7 @@
                 <w:rFonts w:ascii="TimeNewRoman" w:hAnsi="TimeNewRoman"/>
                 <w:sz w:val="30"/>
               </w:rPr>
-              <w:t>87-69=</w:t>
+              <w:t>53-15=</w:t>
             </w:r>
           </w:p>
         </w:tc>
@@ -1396,7 +352,7 @@
                 <w:rFonts w:ascii="TimeNewRoman" w:hAnsi="TimeNewRoman"/>
                 <w:sz w:val="30"/>
               </w:rPr>
-              <w:t>93-76=</w:t>
+              <w:t>80-37=</w:t>
             </w:r>
           </w:p>
         </w:tc>
@@ -1413,7 +369,7 @@
                 <w:rFonts w:ascii="TimeNewRoman" w:hAnsi="TimeNewRoman"/>
                 <w:sz w:val="30"/>
               </w:rPr>
-              <w:t>50-29=</w:t>
+              <w:t>75-69=</w:t>
             </w:r>
           </w:p>
         </w:tc>
@@ -1432,7 +388,7 @@
                 <w:rFonts w:ascii="TimeNewRoman" w:hAnsi="TimeNewRoman"/>
                 <w:sz w:val="30"/>
               </w:rPr>
-              <w:t>19+58=</w:t>
+              <w:t>95-27=</w:t>
             </w:r>
           </w:p>
         </w:tc>
@@ -1449,7 +405,7 @@
                 <w:rFonts w:ascii="TimeNewRoman" w:hAnsi="TimeNewRoman"/>
                 <w:sz w:val="30"/>
               </w:rPr>
-              <w:t>64-57=</w:t>
+              <w:t>81-74=</w:t>
             </w:r>
           </w:p>
         </w:tc>
@@ -1466,7 +422,1138 @@
                 <w:rFonts w:ascii="TimeNewRoman" w:hAnsi="TimeNewRoman"/>
                 <w:sz w:val="30"/>
               </w:rPr>
-              <w:t>66-9=</w:t>
+              <w:t>73-48=</w:t>
+            </w:r>
+          </w:p>
+        </w:tc>
+        <w:tc>
+          <w:tcPr>
+            <w:tcW w:type="dxa" w:w="1987"/>
+          </w:tcPr>
+          <w:p>
+            <w:pPr>
+              <w:jc w:val="left"/>
+            </w:pPr>
+            <w:r>
+              <w:rPr>
+                <w:rFonts w:ascii="TimeNewRoman" w:hAnsi="TimeNewRoman"/>
+                <w:sz w:val="30"/>
+              </w:rPr>
+              <w:t>29+66=</w:t>
+            </w:r>
+          </w:p>
+        </w:tc>
+        <w:tc>
+          <w:tcPr>
+            <w:tcW w:type="dxa" w:w="1987"/>
+          </w:tcPr>
+          <w:p>
+            <w:pPr>
+              <w:jc w:val="left"/>
+            </w:pPr>
+            <w:r>
+              <w:rPr>
+                <w:rFonts w:ascii="TimeNewRoman" w:hAnsi="TimeNewRoman"/>
+                <w:sz w:val="30"/>
+              </w:rPr>
+              <w:t>47+14=</w:t>
+            </w:r>
+          </w:p>
+        </w:tc>
+      </w:tr>
+      <w:tr>
+        <w:tc>
+          <w:tcPr>
+            <w:tcW w:type="dxa" w:w="1987"/>
+          </w:tcPr>
+          <w:p>
+            <w:pPr>
+              <w:jc w:val="left"/>
+            </w:pPr>
+            <w:r>
+              <w:rPr>
+                <w:rFonts w:ascii="TimeNewRoman" w:hAnsi="TimeNewRoman"/>
+                <w:sz w:val="30"/>
+              </w:rPr>
+              <w:t>50-9=</w:t>
+            </w:r>
+          </w:p>
+        </w:tc>
+        <w:tc>
+          <w:tcPr>
+            <w:tcW w:type="dxa" w:w="1987"/>
+          </w:tcPr>
+          <w:p>
+            <w:pPr>
+              <w:jc w:val="left"/>
+            </w:pPr>
+            <w:r>
+              <w:rPr>
+                <w:rFonts w:ascii="TimeNewRoman" w:hAnsi="TimeNewRoman"/>
+                <w:sz w:val="30"/>
+              </w:rPr>
+              <w:t>22+49=</w:t>
+            </w:r>
+          </w:p>
+        </w:tc>
+        <w:tc>
+          <w:tcPr>
+            <w:tcW w:type="dxa" w:w="1987"/>
+          </w:tcPr>
+          <w:p>
+            <w:pPr>
+              <w:jc w:val="left"/>
+            </w:pPr>
+            <w:r>
+              <w:rPr>
+                <w:rFonts w:ascii="TimeNewRoman" w:hAnsi="TimeNewRoman"/>
+                <w:sz w:val="30"/>
+              </w:rPr>
+              <w:t>61-17=</w:t>
+            </w:r>
+          </w:p>
+        </w:tc>
+        <w:tc>
+          <w:tcPr>
+            <w:tcW w:type="dxa" w:w="1987"/>
+          </w:tcPr>
+          <w:p>
+            <w:pPr>
+              <w:jc w:val="left"/>
+            </w:pPr>
+            <w:r>
+              <w:rPr>
+                <w:rFonts w:ascii="TimeNewRoman" w:hAnsi="TimeNewRoman"/>
+                <w:sz w:val="30"/>
+              </w:rPr>
+              <w:t>6+47=</w:t>
+            </w:r>
+          </w:p>
+        </w:tc>
+        <w:tc>
+          <w:tcPr>
+            <w:tcW w:type="dxa" w:w="1987"/>
+          </w:tcPr>
+          <w:p>
+            <w:pPr>
+              <w:jc w:val="left"/>
+            </w:pPr>
+            <w:r>
+              <w:rPr>
+                <w:rFonts w:ascii="TimeNewRoman" w:hAnsi="TimeNewRoman"/>
+                <w:sz w:val="30"/>
+              </w:rPr>
+              <w:t>37+48=</w:t>
+            </w:r>
+          </w:p>
+        </w:tc>
+      </w:tr>
+      <w:tr>
+        <w:tc>
+          <w:tcPr>
+            <w:tcW w:type="dxa" w:w="1987"/>
+          </w:tcPr>
+          <w:p>
+            <w:pPr>
+              <w:jc w:val="left"/>
+            </w:pPr>
+            <w:r>
+              <w:rPr>
+                <w:rFonts w:ascii="TimeNewRoman" w:hAnsi="TimeNewRoman"/>
+                <w:sz w:val="30"/>
+              </w:rPr>
+              <w:t>66+26=</w:t>
+            </w:r>
+          </w:p>
+        </w:tc>
+        <w:tc>
+          <w:tcPr>
+            <w:tcW w:type="dxa" w:w="1987"/>
+          </w:tcPr>
+          <w:p>
+            <w:pPr>
+              <w:jc w:val="left"/>
+            </w:pPr>
+            <w:r>
+              <w:rPr>
+                <w:rFonts w:ascii="TimeNewRoman" w:hAnsi="TimeNewRoman"/>
+                <w:sz w:val="30"/>
+              </w:rPr>
+              <w:t>26+39=</w:t>
+            </w:r>
+          </w:p>
+        </w:tc>
+        <w:tc>
+          <w:tcPr>
+            <w:tcW w:type="dxa" w:w="1987"/>
+          </w:tcPr>
+          <w:p>
+            <w:pPr>
+              <w:jc w:val="left"/>
+            </w:pPr>
+            <w:r>
+              <w:rPr>
+                <w:rFonts w:ascii="TimeNewRoman" w:hAnsi="TimeNewRoman"/>
+                <w:sz w:val="30"/>
+              </w:rPr>
+              <w:t>42+29=</w:t>
+            </w:r>
+          </w:p>
+        </w:tc>
+        <w:tc>
+          <w:tcPr>
+            <w:tcW w:type="dxa" w:w="1987"/>
+          </w:tcPr>
+          <w:p>
+            <w:pPr>
+              <w:jc w:val="left"/>
+            </w:pPr>
+            <w:r>
+              <w:rPr>
+                <w:rFonts w:ascii="TimeNewRoman" w:hAnsi="TimeNewRoman"/>
+                <w:sz w:val="30"/>
+              </w:rPr>
+              <w:t>97-29=</w:t>
+            </w:r>
+          </w:p>
+        </w:tc>
+        <w:tc>
+          <w:tcPr>
+            <w:tcW w:type="dxa" w:w="1987"/>
+          </w:tcPr>
+          <w:p>
+            <w:pPr>
+              <w:jc w:val="left"/>
+            </w:pPr>
+            <w:r>
+              <w:rPr>
+                <w:rFonts w:ascii="TimeNewRoman" w:hAnsi="TimeNewRoman"/>
+                <w:sz w:val="30"/>
+              </w:rPr>
+              <w:t>65-47=</w:t>
+            </w:r>
+          </w:p>
+        </w:tc>
+      </w:tr>
+      <w:tr>
+        <w:tc>
+          <w:tcPr>
+            <w:tcW w:type="dxa" w:w="1987"/>
+          </w:tcPr>
+          <w:p>
+            <w:pPr>
+              <w:jc w:val="left"/>
+            </w:pPr>
+            <w:r>
+              <w:rPr>
+                <w:rFonts w:ascii="TimeNewRoman" w:hAnsi="TimeNewRoman"/>
+                <w:sz w:val="30"/>
+              </w:rPr>
+              <w:t>15+47=</w:t>
+            </w:r>
+          </w:p>
+        </w:tc>
+        <w:tc>
+          <w:tcPr>
+            <w:tcW w:type="dxa" w:w="1987"/>
+          </w:tcPr>
+          <w:p>
+            <w:pPr>
+              <w:jc w:val="left"/>
+            </w:pPr>
+            <w:r>
+              <w:rPr>
+                <w:rFonts w:ascii="TimeNewRoman" w:hAnsi="TimeNewRoman"/>
+                <w:sz w:val="30"/>
+              </w:rPr>
+              <w:t>70-52=</w:t>
+            </w:r>
+          </w:p>
+        </w:tc>
+        <w:tc>
+          <w:tcPr>
+            <w:tcW w:type="dxa" w:w="1987"/>
+          </w:tcPr>
+          <w:p>
+            <w:pPr>
+              <w:jc w:val="left"/>
+            </w:pPr>
+            <w:r>
+              <w:rPr>
+                <w:rFonts w:ascii="TimeNewRoman" w:hAnsi="TimeNewRoman"/>
+                <w:sz w:val="30"/>
+              </w:rPr>
+              <w:t>83-29=</w:t>
+            </w:r>
+          </w:p>
+        </w:tc>
+        <w:tc>
+          <w:tcPr>
+            <w:tcW w:type="dxa" w:w="1987"/>
+          </w:tcPr>
+          <w:p>
+            <w:pPr>
+              <w:jc w:val="left"/>
+            </w:pPr>
+            <w:r>
+              <w:rPr>
+                <w:rFonts w:ascii="TimeNewRoman" w:hAnsi="TimeNewRoman"/>
+                <w:sz w:val="30"/>
+              </w:rPr>
+              <w:t>43-24=</w:t>
+            </w:r>
+          </w:p>
+        </w:tc>
+        <w:tc>
+          <w:tcPr>
+            <w:tcW w:type="dxa" w:w="1987"/>
+          </w:tcPr>
+          <w:p>
+            <w:pPr>
+              <w:jc w:val="left"/>
+            </w:pPr>
+            <w:r>
+              <w:rPr>
+                <w:rFonts w:ascii="TimeNewRoman" w:hAnsi="TimeNewRoman"/>
+                <w:sz w:val="30"/>
+              </w:rPr>
+              <w:t>82-69=</w:t>
+            </w:r>
+          </w:p>
+        </w:tc>
+      </w:tr>
+      <w:tr>
+        <w:tc>
+          <w:tcPr>
+            <w:tcW w:type="dxa" w:w="1987"/>
+          </w:tcPr>
+          <w:p>
+            <w:pPr>
+              <w:jc w:val="left"/>
+            </w:pPr>
+            <w:r>
+              <w:rPr>
+                <w:rFonts w:ascii="TimeNewRoman" w:hAnsi="TimeNewRoman"/>
+                <w:sz w:val="30"/>
+              </w:rPr>
+              <w:t>29+32=</w:t>
+            </w:r>
+          </w:p>
+        </w:tc>
+        <w:tc>
+          <w:tcPr>
+            <w:tcW w:type="dxa" w:w="1987"/>
+          </w:tcPr>
+          <w:p>
+            <w:pPr>
+              <w:jc w:val="left"/>
+            </w:pPr>
+            <w:r>
+              <w:rPr>
+                <w:rFonts w:ascii="TimeNewRoman" w:hAnsi="TimeNewRoman"/>
+                <w:sz w:val="30"/>
+              </w:rPr>
+              <w:t>82-77=</w:t>
+            </w:r>
+          </w:p>
+        </w:tc>
+        <w:tc>
+          <w:tcPr>
+            <w:tcW w:type="dxa" w:w="1987"/>
+          </w:tcPr>
+          <w:p>
+            <w:pPr>
+              <w:jc w:val="left"/>
+            </w:pPr>
+            <w:r>
+              <w:rPr>
+                <w:rFonts w:ascii="TimeNewRoman" w:hAnsi="TimeNewRoman"/>
+                <w:sz w:val="30"/>
+              </w:rPr>
+              <w:t>39+15=</w:t>
+            </w:r>
+          </w:p>
+        </w:tc>
+        <w:tc>
+          <w:tcPr>
+            <w:tcW w:type="dxa" w:w="1987"/>
+          </w:tcPr>
+          <w:p>
+            <w:pPr>
+              <w:jc w:val="left"/>
+            </w:pPr>
+            <w:r>
+              <w:rPr>
+                <w:rFonts w:ascii="TimeNewRoman" w:hAnsi="TimeNewRoman"/>
+                <w:sz w:val="30"/>
+              </w:rPr>
+              <w:t>46-8=</w:t>
+            </w:r>
+          </w:p>
+        </w:tc>
+        <w:tc>
+          <w:tcPr>
+            <w:tcW w:type="dxa" w:w="1987"/>
+          </w:tcPr>
+          <w:p>
+            <w:pPr>
+              <w:jc w:val="left"/>
+            </w:pPr>
+            <w:r>
+              <w:rPr>
+                <w:rFonts w:ascii="TimeNewRoman" w:hAnsi="TimeNewRoman"/>
+                <w:sz w:val="30"/>
+              </w:rPr>
+              <w:t>51-33=</w:t>
+            </w:r>
+          </w:p>
+        </w:tc>
+      </w:tr>
+      <w:tr>
+        <w:tc>
+          <w:tcPr>
+            <w:tcW w:type="dxa" w:w="1987"/>
+          </w:tcPr>
+          <w:p>
+            <w:pPr>
+              <w:jc w:val="left"/>
+            </w:pPr>
+            <w:r>
+              <w:rPr>
+                <w:rFonts w:ascii="TimeNewRoman" w:hAnsi="TimeNewRoman"/>
+                <w:sz w:val="30"/>
+              </w:rPr>
+              <w:t>65-59=</w:t>
+            </w:r>
+          </w:p>
+        </w:tc>
+        <w:tc>
+          <w:tcPr>
+            <w:tcW w:type="dxa" w:w="1987"/>
+          </w:tcPr>
+          <w:p>
+            <w:pPr>
+              <w:jc w:val="left"/>
+            </w:pPr>
+            <w:r>
+              <w:rPr>
+                <w:rFonts w:ascii="TimeNewRoman" w:hAnsi="TimeNewRoman"/>
+                <w:sz w:val="30"/>
+              </w:rPr>
+              <w:t>39+25=</w:t>
+            </w:r>
+          </w:p>
+        </w:tc>
+        <w:tc>
+          <w:tcPr>
+            <w:tcW w:type="dxa" w:w="1987"/>
+          </w:tcPr>
+          <w:p>
+            <w:pPr>
+              <w:jc w:val="left"/>
+            </w:pPr>
+            <w:r>
+              <w:rPr>
+                <w:rFonts w:ascii="TimeNewRoman" w:hAnsi="TimeNewRoman"/>
+                <w:sz w:val="30"/>
+              </w:rPr>
+              <w:t>6+76=</w:t>
+            </w:r>
+          </w:p>
+        </w:tc>
+        <w:tc>
+          <w:tcPr>
+            <w:tcW w:type="dxa" w:w="1987"/>
+          </w:tcPr>
+          <w:p>
+            <w:pPr>
+              <w:jc w:val="left"/>
+            </w:pPr>
+            <w:r>
+              <w:rPr>
+                <w:rFonts w:ascii="TimeNewRoman" w:hAnsi="TimeNewRoman"/>
+                <w:sz w:val="30"/>
+              </w:rPr>
+              <w:t>7+87=</w:t>
+            </w:r>
+          </w:p>
+        </w:tc>
+        <w:tc>
+          <w:tcPr>
+            <w:tcW w:type="dxa" w:w="1987"/>
+          </w:tcPr>
+          <w:p>
+            <w:pPr>
+              <w:jc w:val="left"/>
+            </w:pPr>
+            <w:r>
+              <w:rPr>
+                <w:rFonts w:ascii="TimeNewRoman" w:hAnsi="TimeNewRoman"/>
+                <w:sz w:val="30"/>
+              </w:rPr>
+              <w:t>60-29=</w:t>
+            </w:r>
+          </w:p>
+        </w:tc>
+      </w:tr>
+      <w:tr>
+        <w:tc>
+          <w:tcPr>
+            <w:tcW w:type="dxa" w:w="1987"/>
+          </w:tcPr>
+          <w:p>
+            <w:pPr>
+              <w:jc w:val="left"/>
+            </w:pPr>
+            <w:r>
+              <w:rPr>
+                <w:rFonts w:ascii="TimeNewRoman" w:hAnsi="TimeNewRoman"/>
+                <w:sz w:val="30"/>
+              </w:rPr>
+              <w:t>80-38=</w:t>
+            </w:r>
+          </w:p>
+        </w:tc>
+        <w:tc>
+          <w:tcPr>
+            <w:tcW w:type="dxa" w:w="1987"/>
+          </w:tcPr>
+          <w:p>
+            <w:pPr>
+              <w:jc w:val="left"/>
+            </w:pPr>
+            <w:r>
+              <w:rPr>
+                <w:rFonts w:ascii="TimeNewRoman" w:hAnsi="TimeNewRoman"/>
+                <w:sz w:val="30"/>
+              </w:rPr>
+              <w:t>81-4=</w:t>
+            </w:r>
+          </w:p>
+        </w:tc>
+        <w:tc>
+          <w:tcPr>
+            <w:tcW w:type="dxa" w:w="1987"/>
+          </w:tcPr>
+          <w:p>
+            <w:pPr>
+              <w:jc w:val="left"/>
+            </w:pPr>
+            <w:r>
+              <w:rPr>
+                <w:rFonts w:ascii="TimeNewRoman" w:hAnsi="TimeNewRoman"/>
+                <w:sz w:val="30"/>
+              </w:rPr>
+              <w:t>62-15=</w:t>
+            </w:r>
+          </w:p>
+        </w:tc>
+        <w:tc>
+          <w:tcPr>
+            <w:tcW w:type="dxa" w:w="1987"/>
+          </w:tcPr>
+          <w:p>
+            <w:pPr>
+              <w:jc w:val="left"/>
+            </w:pPr>
+            <w:r>
+              <w:rPr>
+                <w:rFonts w:ascii="TimeNewRoman" w:hAnsi="TimeNewRoman"/>
+                <w:sz w:val="30"/>
+              </w:rPr>
+              <w:t>17+66=</w:t>
+            </w:r>
+          </w:p>
+        </w:tc>
+        <w:tc>
+          <w:tcPr>
+            <w:tcW w:type="dxa" w:w="1987"/>
+          </w:tcPr>
+          <w:p>
+            <w:pPr>
+              <w:jc w:val="left"/>
+            </w:pPr>
+            <w:r>
+              <w:rPr>
+                <w:rFonts w:ascii="TimeNewRoman" w:hAnsi="TimeNewRoman"/>
+                <w:sz w:val="30"/>
+              </w:rPr>
+              <w:t>13+19=</w:t>
+            </w:r>
+          </w:p>
+        </w:tc>
+      </w:tr>
+      <w:tr>
+        <w:tc>
+          <w:tcPr>
+            <w:tcW w:type="dxa" w:w="1987"/>
+          </w:tcPr>
+          <w:p>
+            <w:pPr>
+              <w:jc w:val="left"/>
+            </w:pPr>
+            <w:r>
+              <w:rPr>
+                <w:rFonts w:ascii="TimeNewRoman" w:hAnsi="TimeNewRoman"/>
+                <w:sz w:val="30"/>
+              </w:rPr>
+              <w:t>16+8=</w:t>
+            </w:r>
+          </w:p>
+        </w:tc>
+        <w:tc>
+          <w:tcPr>
+            <w:tcW w:type="dxa" w:w="1987"/>
+          </w:tcPr>
+          <w:p>
+            <w:pPr>
+              <w:jc w:val="left"/>
+            </w:pPr>
+            <w:r>
+              <w:rPr>
+                <w:rFonts w:ascii="TimeNewRoman" w:hAnsi="TimeNewRoman"/>
+                <w:sz w:val="30"/>
+              </w:rPr>
+              <w:t>38+23=</w:t>
+            </w:r>
+          </w:p>
+        </w:tc>
+        <w:tc>
+          <w:tcPr>
+            <w:tcW w:type="dxa" w:w="1987"/>
+          </w:tcPr>
+          <w:p>
+            <w:pPr>
+              <w:jc w:val="left"/>
+            </w:pPr>
+            <w:r>
+              <w:rPr>
+                <w:rFonts w:ascii="TimeNewRoman" w:hAnsi="TimeNewRoman"/>
+                <w:sz w:val="30"/>
+              </w:rPr>
+              <w:t>36+57=</w:t>
+            </w:r>
+          </w:p>
+        </w:tc>
+        <w:tc>
+          <w:tcPr>
+            <w:tcW w:type="dxa" w:w="1987"/>
+          </w:tcPr>
+          <w:p>
+            <w:pPr>
+              <w:jc w:val="left"/>
+            </w:pPr>
+            <w:r>
+              <w:rPr>
+                <w:rFonts w:ascii="TimeNewRoman" w:hAnsi="TimeNewRoman"/>
+                <w:sz w:val="30"/>
+              </w:rPr>
+              <w:t>91-23=</w:t>
+            </w:r>
+          </w:p>
+        </w:tc>
+        <w:tc>
+          <w:tcPr>
+            <w:tcW w:type="dxa" w:w="1987"/>
+          </w:tcPr>
+          <w:p>
+            <w:pPr>
+              <w:jc w:val="left"/>
+            </w:pPr>
+            <w:r>
+              <w:rPr>
+                <w:rFonts w:ascii="TimeNewRoman" w:hAnsi="TimeNewRoman"/>
+                <w:sz w:val="30"/>
+              </w:rPr>
+              <w:t>57+9=</w:t>
+            </w:r>
+          </w:p>
+        </w:tc>
+      </w:tr>
+      <w:tr>
+        <w:tc>
+          <w:tcPr>
+            <w:tcW w:type="dxa" w:w="1987"/>
+          </w:tcPr>
+          <w:p>
+            <w:pPr>
+              <w:jc w:val="left"/>
+            </w:pPr>
+            <w:r>
+              <w:rPr>
+                <w:rFonts w:ascii="TimeNewRoman" w:hAnsi="TimeNewRoman"/>
+                <w:sz w:val="30"/>
+              </w:rPr>
+              <w:t>46-17=</w:t>
+            </w:r>
+          </w:p>
+        </w:tc>
+        <w:tc>
+          <w:tcPr>
+            <w:tcW w:type="dxa" w:w="1987"/>
+          </w:tcPr>
+          <w:p>
+            <w:pPr>
+              <w:jc w:val="left"/>
+            </w:pPr>
+            <w:r>
+              <w:rPr>
+                <w:rFonts w:ascii="TimeNewRoman" w:hAnsi="TimeNewRoman"/>
+                <w:sz w:val="30"/>
+              </w:rPr>
+              <w:t>92-9=</w:t>
+            </w:r>
+          </w:p>
+        </w:tc>
+        <w:tc>
+          <w:tcPr>
+            <w:tcW w:type="dxa" w:w="1987"/>
+          </w:tcPr>
+          <w:p>
+            <w:pPr>
+              <w:jc w:val="left"/>
+            </w:pPr>
+            <w:r>
+              <w:rPr>
+                <w:rFonts w:ascii="TimeNewRoman" w:hAnsi="TimeNewRoman"/>
+                <w:sz w:val="30"/>
+              </w:rPr>
+              <w:t>93-87=</w:t>
+            </w:r>
+          </w:p>
+        </w:tc>
+        <w:tc>
+          <w:tcPr>
+            <w:tcW w:type="dxa" w:w="1987"/>
+          </w:tcPr>
+          <w:p>
+            <w:pPr>
+              <w:jc w:val="left"/>
+            </w:pPr>
+            <w:r>
+              <w:rPr>
+                <w:rFonts w:ascii="TimeNewRoman" w:hAnsi="TimeNewRoman"/>
+                <w:sz w:val="30"/>
+              </w:rPr>
+              <w:t>88+8=</w:t>
+            </w:r>
+          </w:p>
+        </w:tc>
+        <w:tc>
+          <w:tcPr>
+            <w:tcW w:type="dxa" w:w="1987"/>
+          </w:tcPr>
+          <w:p>
+            <w:pPr>
+              <w:jc w:val="left"/>
+            </w:pPr>
+            <w:r>
+              <w:rPr>
+                <w:rFonts w:ascii="TimeNewRoman" w:hAnsi="TimeNewRoman"/>
+                <w:sz w:val="30"/>
+              </w:rPr>
+              <w:t>40-2=</w:t>
+            </w:r>
+          </w:p>
+        </w:tc>
+      </w:tr>
+      <w:tr>
+        <w:tc>
+          <w:tcPr>
+            <w:tcW w:type="dxa" w:w="1987"/>
+          </w:tcPr>
+          <w:p>
+            <w:pPr>
+              <w:jc w:val="left"/>
+            </w:pPr>
+            <w:r>
+              <w:rPr>
+                <w:rFonts w:ascii="TimeNewRoman" w:hAnsi="TimeNewRoman"/>
+                <w:sz w:val="30"/>
+              </w:rPr>
+              <w:t>64-19=</w:t>
+            </w:r>
+          </w:p>
+        </w:tc>
+        <w:tc>
+          <w:tcPr>
+            <w:tcW w:type="dxa" w:w="1987"/>
+          </w:tcPr>
+          <w:p>
+            <w:pPr>
+              <w:jc w:val="left"/>
+            </w:pPr>
+            <w:r>
+              <w:rPr>
+                <w:rFonts w:ascii="TimeNewRoman" w:hAnsi="TimeNewRoman"/>
+                <w:sz w:val="30"/>
+              </w:rPr>
+              <w:t>17+64=</w:t>
+            </w:r>
+          </w:p>
+        </w:tc>
+        <w:tc>
+          <w:tcPr>
+            <w:tcW w:type="dxa" w:w="1987"/>
+          </w:tcPr>
+          <w:p>
+            <w:pPr>
+              <w:jc w:val="left"/>
+            </w:pPr>
+            <w:r>
+              <w:rPr>
+                <w:rFonts w:ascii="TimeNewRoman" w:hAnsi="TimeNewRoman"/>
+                <w:sz w:val="30"/>
+              </w:rPr>
+              <w:t>36+6=</w:t>
+            </w:r>
+          </w:p>
+        </w:tc>
+        <w:tc>
+          <w:tcPr>
+            <w:tcW w:type="dxa" w:w="1987"/>
+          </w:tcPr>
+          <w:p>
+            <w:pPr>
+              <w:jc w:val="left"/>
+            </w:pPr>
+            <w:r>
+              <w:rPr>
+                <w:rFonts w:ascii="TimeNewRoman" w:hAnsi="TimeNewRoman"/>
+                <w:sz w:val="30"/>
+              </w:rPr>
+              <w:t>29+4=</w:t>
+            </w:r>
+          </w:p>
+        </w:tc>
+        <w:tc>
+          <w:tcPr>
+            <w:tcW w:type="dxa" w:w="1987"/>
+          </w:tcPr>
+          <w:p>
+            <w:pPr>
+              <w:jc w:val="left"/>
+            </w:pPr>
+            <w:r>
+              <w:rPr>
+                <w:rFonts w:ascii="TimeNewRoman" w:hAnsi="TimeNewRoman"/>
+                <w:sz w:val="30"/>
+              </w:rPr>
+              <w:t>50-43=</w:t>
+            </w:r>
+          </w:p>
+        </w:tc>
+      </w:tr>
+      <w:tr>
+        <w:tc>
+          <w:tcPr>
+            <w:tcW w:type="dxa" w:w="1987"/>
+          </w:tcPr>
+          <w:p>
+            <w:pPr>
+              <w:jc w:val="left"/>
+            </w:pPr>
+            <w:r>
+              <w:rPr>
+                <w:rFonts w:ascii="TimeNewRoman" w:hAnsi="TimeNewRoman"/>
+                <w:sz w:val="30"/>
+              </w:rPr>
+              <w:t>20-17=</w:t>
+            </w:r>
+          </w:p>
+        </w:tc>
+        <w:tc>
+          <w:tcPr>
+            <w:tcW w:type="dxa" w:w="1987"/>
+          </w:tcPr>
+          <w:p>
+            <w:pPr>
+              <w:jc w:val="left"/>
+            </w:pPr>
+            <w:r>
+              <w:rPr>
+                <w:rFonts w:ascii="TimeNewRoman" w:hAnsi="TimeNewRoman"/>
+                <w:sz w:val="30"/>
+              </w:rPr>
+              <w:t>18+45=</w:t>
+            </w:r>
+          </w:p>
+        </w:tc>
+        <w:tc>
+          <w:tcPr>
+            <w:tcW w:type="dxa" w:w="1987"/>
+          </w:tcPr>
+          <w:p>
+            <w:pPr>
+              <w:jc w:val="left"/>
+            </w:pPr>
+            <w:r>
+              <w:rPr>
+                <w:rFonts w:ascii="TimeNewRoman" w:hAnsi="TimeNewRoman"/>
+                <w:sz w:val="30"/>
+              </w:rPr>
+              <w:t>87-18=</w:t>
+            </w:r>
+          </w:p>
+        </w:tc>
+        <w:tc>
+          <w:tcPr>
+            <w:tcW w:type="dxa" w:w="1987"/>
+          </w:tcPr>
+          <w:p>
+            <w:pPr>
+              <w:jc w:val="left"/>
+            </w:pPr>
+            <w:r>
+              <w:rPr>
+                <w:rFonts w:ascii="TimeNewRoman" w:hAnsi="TimeNewRoman"/>
+                <w:sz w:val="30"/>
+              </w:rPr>
+              <w:t>29+68=</w:t>
+            </w:r>
+          </w:p>
+        </w:tc>
+        <w:tc>
+          <w:tcPr>
+            <w:tcW w:type="dxa" w:w="1987"/>
+          </w:tcPr>
+          <w:p>
+            <w:pPr>
+              <w:jc w:val="left"/>
+            </w:pPr>
+            <w:r>
+              <w:rPr>
+                <w:rFonts w:ascii="TimeNewRoman" w:hAnsi="TimeNewRoman"/>
+                <w:sz w:val="30"/>
+              </w:rPr>
+              <w:t>44+38=</w:t>
+            </w:r>
+          </w:p>
+        </w:tc>
+      </w:tr>
+      <w:tr>
+        <w:tc>
+          <w:tcPr>
+            <w:tcW w:type="dxa" w:w="1987"/>
+          </w:tcPr>
+          <w:p>
+            <w:pPr>
+              <w:jc w:val="left"/>
+            </w:pPr>
+            <w:r>
+              <w:rPr>
+                <w:rFonts w:ascii="TimeNewRoman" w:hAnsi="TimeNewRoman"/>
+                <w:sz w:val="30"/>
+              </w:rPr>
+              <w:t>77-29=</w:t>
+            </w:r>
+          </w:p>
+        </w:tc>
+        <w:tc>
+          <w:tcPr>
+            <w:tcW w:type="dxa" w:w="1987"/>
+          </w:tcPr>
+          <w:p>
+            <w:pPr>
+              <w:jc w:val="left"/>
+            </w:pPr>
+            <w:r>
+              <w:rPr>
+                <w:rFonts w:ascii="TimeNewRoman" w:hAnsi="TimeNewRoman"/>
+                <w:sz w:val="30"/>
+              </w:rPr>
+              <w:t>94-56=</w:t>
+            </w:r>
+          </w:p>
+        </w:tc>
+        <w:tc>
+          <w:tcPr>
+            <w:tcW w:type="dxa" w:w="1987"/>
+          </w:tcPr>
+          <w:p>
+            <w:pPr>
+              <w:jc w:val="left"/>
+            </w:pPr>
+            <w:r>
+              <w:rPr>
+                <w:rFonts w:ascii="TimeNewRoman" w:hAnsi="TimeNewRoman"/>
+                <w:sz w:val="30"/>
+              </w:rPr>
+              <w:t>93-89=</w:t>
+            </w:r>
+          </w:p>
+        </w:tc>
+        <w:tc>
+          <w:tcPr>
+            <w:tcW w:type="dxa" w:w="1987"/>
+          </w:tcPr>
+          <w:p>
+            <w:pPr>
+              <w:jc w:val="left"/>
+            </w:pPr>
+            <w:r>
+              <w:rPr>
+                <w:rFonts w:ascii="TimeNewRoman" w:hAnsi="TimeNewRoman"/>
+                <w:sz w:val="30"/>
+              </w:rPr>
+              <w:t>6+56=</w:t>
+            </w:r>
+          </w:p>
+        </w:tc>
+        <w:tc>
+          <w:tcPr>
+            <w:tcW w:type="dxa" w:w="1987"/>
+          </w:tcPr>
+          <w:p>
+            <w:pPr>
+              <w:jc w:val="left"/>
+            </w:pPr>
+            <w:r>
+              <w:rPr>
+                <w:rFonts w:ascii="TimeNewRoman" w:hAnsi="TimeNewRoman"/>
+                <w:sz w:val="30"/>
+              </w:rPr>
+              <w:t>70-67=</w:t>
+            </w:r>
+          </w:p>
+        </w:tc>
+      </w:tr>
+      <w:tr>
+        <w:tc>
+          <w:tcPr>
+            <w:tcW w:type="dxa" w:w="1987"/>
+          </w:tcPr>
+          <w:p>
+            <w:pPr>
+              <w:jc w:val="left"/>
+            </w:pPr>
+            <w:r>
+              <w:rPr>
+                <w:rFonts w:ascii="TimeNewRoman" w:hAnsi="TimeNewRoman"/>
+                <w:sz w:val="30"/>
+              </w:rPr>
+              <w:t>95-37=</w:t>
+            </w:r>
+          </w:p>
+        </w:tc>
+        <w:tc>
+          <w:tcPr>
+            <w:tcW w:type="dxa" w:w="1987"/>
+          </w:tcPr>
+          <w:p>
+            <w:pPr>
+              <w:jc w:val="left"/>
+            </w:pPr>
+            <w:r>
+              <w:rPr>
+                <w:rFonts w:ascii="TimeNewRoman" w:hAnsi="TimeNewRoman"/>
+                <w:sz w:val="30"/>
+              </w:rPr>
+              <w:t>6+47=</w:t>
+            </w:r>
+          </w:p>
+        </w:tc>
+        <w:tc>
+          <w:tcPr>
+            <w:tcW w:type="dxa" w:w="1987"/>
+          </w:tcPr>
+          <w:p>
+            <w:pPr>
+              <w:jc w:val="left"/>
+            </w:pPr>
+            <w:r>
+              <w:rPr>
+                <w:rFonts w:ascii="TimeNewRoman" w:hAnsi="TimeNewRoman"/>
+                <w:sz w:val="30"/>
+              </w:rPr>
+              <w:t>20-19=</w:t>
+            </w:r>
+          </w:p>
+        </w:tc>
+        <w:tc>
+          <w:tcPr>
+            <w:tcW w:type="dxa" w:w="1987"/>
+          </w:tcPr>
+          <w:p>
+            <w:pPr>
+              <w:jc w:val="left"/>
+            </w:pPr>
+            <w:r>
+              <w:rPr>
+                <w:rFonts w:ascii="TimeNewRoman" w:hAnsi="TimeNewRoman"/>
+                <w:sz w:val="30"/>
+              </w:rPr>
+              <w:t>72-28=</w:t>
+            </w:r>
+          </w:p>
+        </w:tc>
+        <w:tc>
+          <w:tcPr>
+            <w:tcW w:type="dxa" w:w="1987"/>
+          </w:tcPr>
+          <w:p>
+            <w:pPr>
+              <w:jc w:val="left"/>
+            </w:pPr>
+            <w:r>
+              <w:rPr>
+                <w:rFonts w:ascii="TimeNewRoman" w:hAnsi="TimeNewRoman"/>
+                <w:sz w:val="30"/>
+              </w:rPr>
+              <w:t>53-25=</w:t>
+            </w:r>
+          </w:p>
+        </w:tc>
+      </w:tr>
+      <w:tr>
+        <w:tc>
+          <w:tcPr>
+            <w:tcW w:type="dxa" w:w="1987"/>
+          </w:tcPr>
+          <w:p>
+            <w:pPr>
+              <w:jc w:val="left"/>
+            </w:pPr>
+            <w:r>
+              <w:rPr>
+                <w:rFonts w:ascii="TimeNewRoman" w:hAnsi="TimeNewRoman"/>
+                <w:sz w:val="30"/>
+              </w:rPr>
+              <w:t>26+46=</w:t>
+            </w:r>
+          </w:p>
+        </w:tc>
+        <w:tc>
+          <w:tcPr>
+            <w:tcW w:type="dxa" w:w="1987"/>
+          </w:tcPr>
+          <w:p>
+            <w:pPr>
+              <w:jc w:val="left"/>
+            </w:pPr>
+            <w:r>
+              <w:rPr>
+                <w:rFonts w:ascii="TimeNewRoman" w:hAnsi="TimeNewRoman"/>
+                <w:sz w:val="30"/>
+              </w:rPr>
+              <w:t>75+7=</w:t>
+            </w:r>
+          </w:p>
+        </w:tc>
+        <w:tc>
+          <w:tcPr>
+            <w:tcW w:type="dxa" w:w="1987"/>
+          </w:tcPr>
+          <w:p>
+            <w:pPr>
+              <w:jc w:val="left"/>
+            </w:pPr>
+            <w:r>
+              <w:rPr>
+                <w:rFonts w:ascii="TimeNewRoman" w:hAnsi="TimeNewRoman"/>
+                <w:sz w:val="30"/>
+              </w:rPr>
+              <w:t>52-13=</w:t>
             </w:r>
           </w:p>
         </w:tc>
@@ -1500,7 +1587,7 @@
                 <w:rFonts w:ascii="TimeNewRoman" w:hAnsi="TimeNewRoman"/>
                 <w:sz w:val="30"/>
               </w:rPr>
-              <w:t>75-9=</w:t>
+              <w:t>73-7=</w:t>
             </w:r>
           </w:p>
         </w:tc>
@@ -1519,7 +1606,7 @@
                 <w:rFonts w:ascii="TimeNewRoman" w:hAnsi="TimeNewRoman"/>
                 <w:sz w:val="30"/>
               </w:rPr>
-              <w:t>62-23=</w:t>
+              <w:t>64-8=</w:t>
             </w:r>
           </w:p>
         </w:tc>
@@ -1536,7 +1623,7 @@
                 <w:rFonts w:ascii="TimeNewRoman" w:hAnsi="TimeNewRoman"/>
                 <w:sz w:val="30"/>
               </w:rPr>
-              <w:t>58+9=</w:t>
+              <w:t>60-23=</w:t>
             </w:r>
           </w:p>
         </w:tc>
@@ -1553,7 +1640,7 @@
                 <w:rFonts w:ascii="TimeNewRoman" w:hAnsi="TimeNewRoman"/>
                 <w:sz w:val="30"/>
               </w:rPr>
-              <w:t>75-58=</w:t>
+              <w:t>32-6=</w:t>
             </w:r>
           </w:p>
         </w:tc>
@@ -1570,7 +1657,7 @@
                 <w:rFonts w:ascii="TimeNewRoman" w:hAnsi="TimeNewRoman"/>
                 <w:sz w:val="30"/>
               </w:rPr>
-              <w:t>8+24=</w:t>
+              <w:t>15+6=</w:t>
             </w:r>
           </w:p>
         </w:tc>
@@ -1587,7 +1674,7 @@
                 <w:rFonts w:ascii="TimeNewRoman" w:hAnsi="TimeNewRoman"/>
                 <w:sz w:val="30"/>
               </w:rPr>
-              <w:t>85-26=</w:t>
+              <w:t>91-13=</w:t>
             </w:r>
           </w:p>
         </w:tc>
@@ -1606,7 +1693,7 @@
                 <w:rFonts w:ascii="TimeNewRoman" w:hAnsi="TimeNewRoman"/>
                 <w:sz w:val="30"/>
               </w:rPr>
-              <w:t>40-8=</w:t>
+              <w:t>8+54=</w:t>
             </w:r>
           </w:p>
         </w:tc>
@@ -1623,7 +1710,7 @@
                 <w:rFonts w:ascii="TimeNewRoman" w:hAnsi="TimeNewRoman"/>
                 <w:sz w:val="30"/>
               </w:rPr>
-              <w:t>7+16=</w:t>
+              <w:t>38+6=</w:t>
             </w:r>
           </w:p>
         </w:tc>
@@ -1640,7 +1727,7 @@
                 <w:rFonts w:ascii="TimeNewRoman" w:hAnsi="TimeNewRoman"/>
                 <w:sz w:val="30"/>
               </w:rPr>
-              <w:t>62-16=</w:t>
+              <w:t>22-13=</w:t>
             </w:r>
           </w:p>
         </w:tc>
@@ -1657,7 +1744,7 @@
                 <w:rFonts w:ascii="TimeNewRoman" w:hAnsi="TimeNewRoman"/>
                 <w:sz w:val="30"/>
               </w:rPr>
-              <w:t>19+5=</w:t>
+              <w:t>73+9=</w:t>
             </w:r>
           </w:p>
         </w:tc>
@@ -1674,94 +1761,7 @@
                 <w:rFonts w:ascii="TimeNewRoman" w:hAnsi="TimeNewRoman"/>
                 <w:sz w:val="30"/>
               </w:rPr>
-              <w:t>56+19=</w:t>
-            </w:r>
-          </w:p>
-        </w:tc>
-      </w:tr>
-      <w:tr>
-        <w:tc>
-          <w:tcPr>
-            <w:tcW w:type="dxa" w:w="1987"/>
-          </w:tcPr>
-          <w:p>
-            <w:pPr>
-              <w:jc w:val="left"/>
-            </w:pPr>
-            <w:r>
-              <w:rPr>
-                <w:rFonts w:ascii="TimeNewRoman" w:hAnsi="TimeNewRoman"/>
-                <w:sz w:val="30"/>
-              </w:rPr>
-              <w:t>73-16=</w:t>
-            </w:r>
-          </w:p>
-        </w:tc>
-        <w:tc>
-          <w:tcPr>
-            <w:tcW w:type="dxa" w:w="1987"/>
-          </w:tcPr>
-          <w:p>
-            <w:pPr>
-              <w:jc w:val="left"/>
-            </w:pPr>
-            <w:r>
-              <w:rPr>
-                <w:rFonts w:ascii="TimeNewRoman" w:hAnsi="TimeNewRoman"/>
-                <w:sz w:val="30"/>
-              </w:rPr>
-              <w:t>26-17=</w:t>
-            </w:r>
-          </w:p>
-        </w:tc>
-        <w:tc>
-          <w:tcPr>
-            <w:tcW w:type="dxa" w:w="1987"/>
-          </w:tcPr>
-          <w:p>
-            <w:pPr>
-              <w:jc w:val="left"/>
-            </w:pPr>
-            <w:r>
-              <w:rPr>
-                <w:rFonts w:ascii="TimeNewRoman" w:hAnsi="TimeNewRoman"/>
-                <w:sz w:val="30"/>
-              </w:rPr>
-              <w:t>71-47=</w:t>
-            </w:r>
-          </w:p>
-        </w:tc>
-        <w:tc>
-          <w:tcPr>
-            <w:tcW w:type="dxa" w:w="1987"/>
-          </w:tcPr>
-          <w:p>
-            <w:pPr>
-              <w:jc w:val="left"/>
-            </w:pPr>
-            <w:r>
-              <w:rPr>
-                <w:rFonts w:ascii="TimeNewRoman" w:hAnsi="TimeNewRoman"/>
-                <w:sz w:val="30"/>
-              </w:rPr>
-              <w:t>48+33=</w:t>
-            </w:r>
-          </w:p>
-        </w:tc>
-        <w:tc>
-          <w:tcPr>
-            <w:tcW w:type="dxa" w:w="1987"/>
-          </w:tcPr>
-          <w:p>
-            <w:pPr>
-              <w:jc w:val="left"/>
-            </w:pPr>
-            <w:r>
-              <w:rPr>
-                <w:rFonts w:ascii="TimeNewRoman" w:hAnsi="TimeNewRoman"/>
-                <w:sz w:val="30"/>
-              </w:rPr>
-              <w:t>47+16=</w:t>
+              <w:t>53-6=</w:t>
             </w:r>
           </w:p>
         </w:tc>

--- a/adc_sbb_within_100.docx
+++ b/adc_sbb_within_100.docx
@@ -11,7 +11,7 @@
           <w:rFonts w:ascii="Arial" w:hAnsi="Arial"/>
           <w:sz w:val="30"/>
         </w:rPr>
-        <w:t>2026-09-28 Monday</w:t>
+        <w:t>2026-09-29 Tuesday</w:t>
       </w:r>
     </w:p>
     <w:tbl>
@@ -40,7 +40,7 @@
                 <w:rFonts w:ascii="TimeNewRoman" w:hAnsi="TimeNewRoman"/>
                 <w:sz w:val="30"/>
               </w:rPr>
-              <w:t>74-9=</w:t>
+              <w:t>82-34=</w:t>
             </w:r>
           </w:p>
         </w:tc>
@@ -57,7 +57,7 @@
                 <w:rFonts w:ascii="TimeNewRoman" w:hAnsi="TimeNewRoman"/>
                 <w:sz w:val="30"/>
               </w:rPr>
-              <w:t>20-15=</w:t>
+              <w:t>4+49=</w:t>
             </w:r>
           </w:p>
         </w:tc>
@@ -74,7 +74,7 @@
                 <w:rFonts w:ascii="TimeNewRoman" w:hAnsi="TimeNewRoman"/>
                 <w:sz w:val="30"/>
               </w:rPr>
-              <w:t>60-36=</w:t>
+              <w:t>95-26=</w:t>
             </w:r>
           </w:p>
         </w:tc>
@@ -91,7 +91,7 @@
                 <w:rFonts w:ascii="TimeNewRoman" w:hAnsi="TimeNewRoman"/>
                 <w:sz w:val="30"/>
               </w:rPr>
-              <w:t>42+29=</w:t>
+              <w:t>81-13=</w:t>
             </w:r>
           </w:p>
         </w:tc>
@@ -108,7 +108,7 @@
                 <w:rFonts w:ascii="TimeNewRoman" w:hAnsi="TimeNewRoman"/>
                 <w:sz w:val="30"/>
               </w:rPr>
-              <w:t>22+19=</w:t>
+              <w:t>73-27=</w:t>
             </w:r>
           </w:p>
         </w:tc>
@@ -127,7 +127,7 @@
                 <w:rFonts w:ascii="TimeNewRoman" w:hAnsi="TimeNewRoman"/>
                 <w:sz w:val="30"/>
               </w:rPr>
-              <w:t>3+39=</w:t>
+              <w:t>14+27=</w:t>
             </w:r>
           </w:p>
         </w:tc>
@@ -144,7 +144,7 @@
                 <w:rFonts w:ascii="TimeNewRoman" w:hAnsi="TimeNewRoman"/>
                 <w:sz w:val="30"/>
               </w:rPr>
-              <w:t>45+17=</w:t>
+              <w:t>71-62=</w:t>
             </w:r>
           </w:p>
         </w:tc>
@@ -161,7 +161,7 @@
                 <w:rFonts w:ascii="TimeNewRoman" w:hAnsi="TimeNewRoman"/>
                 <w:sz w:val="30"/>
               </w:rPr>
-              <w:t>62-3=</w:t>
+              <w:t>19+15=</w:t>
             </w:r>
           </w:p>
         </w:tc>
@@ -178,7 +178,7 @@
                 <w:rFonts w:ascii="TimeNewRoman" w:hAnsi="TimeNewRoman"/>
                 <w:sz w:val="30"/>
               </w:rPr>
-              <w:t>18+47=</w:t>
+              <w:t>62-26=</w:t>
             </w:r>
           </w:p>
         </w:tc>
@@ -195,7 +195,7 @@
                 <w:rFonts w:ascii="TimeNewRoman" w:hAnsi="TimeNewRoman"/>
                 <w:sz w:val="30"/>
               </w:rPr>
-              <w:t>92-54=</w:t>
+              <w:t>50-15=</w:t>
             </w:r>
           </w:p>
         </w:tc>
@@ -214,7 +214,7 @@
                 <w:rFonts w:ascii="TimeNewRoman" w:hAnsi="TimeNewRoman"/>
                 <w:sz w:val="30"/>
               </w:rPr>
-              <w:t>83-65=</w:t>
+              <w:t>6+36=</w:t>
             </w:r>
           </w:p>
         </w:tc>
@@ -231,7 +231,7 @@
                 <w:rFonts w:ascii="TimeNewRoman" w:hAnsi="TimeNewRoman"/>
                 <w:sz w:val="30"/>
               </w:rPr>
-              <w:t>56+19=</w:t>
+              <w:t>43+39=</w:t>
             </w:r>
           </w:p>
         </w:tc>
@@ -248,7 +248,7 @@
                 <w:rFonts w:ascii="TimeNewRoman" w:hAnsi="TimeNewRoman"/>
                 <w:sz w:val="30"/>
               </w:rPr>
-              <w:t>26+25=</w:t>
+              <w:t>7+8=</w:t>
             </w:r>
           </w:p>
         </w:tc>
@@ -265,7 +265,7 @@
                 <w:rFonts w:ascii="TimeNewRoman" w:hAnsi="TimeNewRoman"/>
                 <w:sz w:val="30"/>
               </w:rPr>
-              <w:t>68+28=</w:t>
+              <w:t>63-24=</w:t>
             </w:r>
           </w:p>
         </w:tc>
@@ -282,7 +282,7 @@
                 <w:rFonts w:ascii="TimeNewRoman" w:hAnsi="TimeNewRoman"/>
                 <w:sz w:val="30"/>
               </w:rPr>
-              <w:t>19+27=</w:t>
+              <w:t>52-34=</w:t>
             </w:r>
           </w:p>
         </w:tc>
@@ -301,7 +301,7 @@
                 <w:rFonts w:ascii="TimeNewRoman" w:hAnsi="TimeNewRoman"/>
                 <w:sz w:val="30"/>
               </w:rPr>
-              <w:t>93-14=</w:t>
+              <w:t>81-53=</w:t>
             </w:r>
           </w:p>
         </w:tc>
@@ -318,7 +318,7 @@
                 <w:rFonts w:ascii="TimeNewRoman" w:hAnsi="TimeNewRoman"/>
                 <w:sz w:val="30"/>
               </w:rPr>
-              <w:t>83-57=</w:t>
+              <w:t>95-68=</w:t>
             </w:r>
           </w:p>
         </w:tc>
@@ -335,7 +335,7 @@
                 <w:rFonts w:ascii="TimeNewRoman" w:hAnsi="TimeNewRoman"/>
                 <w:sz w:val="30"/>
               </w:rPr>
-              <w:t>53-15=</w:t>
+              <w:t>66-47=</w:t>
             </w:r>
           </w:p>
         </w:tc>
@@ -352,7 +352,7 @@
                 <w:rFonts w:ascii="TimeNewRoman" w:hAnsi="TimeNewRoman"/>
                 <w:sz w:val="30"/>
               </w:rPr>
-              <w:t>80-37=</w:t>
+              <w:t>86-17=</w:t>
             </w:r>
           </w:p>
         </w:tc>
@@ -369,7 +369,7 @@
                 <w:rFonts w:ascii="TimeNewRoman" w:hAnsi="TimeNewRoman"/>
                 <w:sz w:val="30"/>
               </w:rPr>
-              <w:t>75-69=</w:t>
+              <w:t>93-45=</w:t>
             </w:r>
           </w:p>
         </w:tc>
@@ -388,7 +388,1051 @@
                 <w:rFonts w:ascii="TimeNewRoman" w:hAnsi="TimeNewRoman"/>
                 <w:sz w:val="30"/>
               </w:rPr>
-              <w:t>95-27=</w:t>
+              <w:t>37+35=</w:t>
+            </w:r>
+          </w:p>
+        </w:tc>
+        <w:tc>
+          <w:tcPr>
+            <w:tcW w:type="dxa" w:w="1987"/>
+          </w:tcPr>
+          <w:p>
+            <w:pPr>
+              <w:jc w:val="left"/>
+            </w:pPr>
+            <w:r>
+              <w:rPr>
+                <w:rFonts w:ascii="TimeNewRoman" w:hAnsi="TimeNewRoman"/>
+                <w:sz w:val="30"/>
+              </w:rPr>
+              <w:t>4+88=</w:t>
+            </w:r>
+          </w:p>
+        </w:tc>
+        <w:tc>
+          <w:tcPr>
+            <w:tcW w:type="dxa" w:w="1987"/>
+          </w:tcPr>
+          <w:p>
+            <w:pPr>
+              <w:jc w:val="left"/>
+            </w:pPr>
+            <w:r>
+              <w:rPr>
+                <w:rFonts w:ascii="TimeNewRoman" w:hAnsi="TimeNewRoman"/>
+                <w:sz w:val="30"/>
+              </w:rPr>
+              <w:t>87-8=</w:t>
+            </w:r>
+          </w:p>
+        </w:tc>
+        <w:tc>
+          <w:tcPr>
+            <w:tcW w:type="dxa" w:w="1987"/>
+          </w:tcPr>
+          <w:p>
+            <w:pPr>
+              <w:jc w:val="left"/>
+            </w:pPr>
+            <w:r>
+              <w:rPr>
+                <w:rFonts w:ascii="TimeNewRoman" w:hAnsi="TimeNewRoman"/>
+                <w:sz w:val="30"/>
+              </w:rPr>
+              <w:t>48+47=</w:t>
+            </w:r>
+          </w:p>
+        </w:tc>
+        <w:tc>
+          <w:tcPr>
+            <w:tcW w:type="dxa" w:w="1987"/>
+          </w:tcPr>
+          <w:p>
+            <w:pPr>
+              <w:jc w:val="left"/>
+            </w:pPr>
+            <w:r>
+              <w:rPr>
+                <w:rFonts w:ascii="TimeNewRoman" w:hAnsi="TimeNewRoman"/>
+                <w:sz w:val="30"/>
+              </w:rPr>
+              <w:t>80-51=</w:t>
+            </w:r>
+          </w:p>
+        </w:tc>
+      </w:tr>
+      <w:tr>
+        <w:tc>
+          <w:tcPr>
+            <w:tcW w:type="dxa" w:w="1987"/>
+          </w:tcPr>
+          <w:p>
+            <w:pPr>
+              <w:jc w:val="left"/>
+            </w:pPr>
+            <w:r>
+              <w:rPr>
+                <w:rFonts w:ascii="TimeNewRoman" w:hAnsi="TimeNewRoman"/>
+                <w:sz w:val="30"/>
+              </w:rPr>
+              <w:t>37+38=</w:t>
+            </w:r>
+          </w:p>
+        </w:tc>
+        <w:tc>
+          <w:tcPr>
+            <w:tcW w:type="dxa" w:w="1987"/>
+          </w:tcPr>
+          <w:p>
+            <w:pPr>
+              <w:jc w:val="left"/>
+            </w:pPr>
+            <w:r>
+              <w:rPr>
+                <w:rFonts w:ascii="TimeNewRoman" w:hAnsi="TimeNewRoman"/>
+                <w:sz w:val="30"/>
+              </w:rPr>
+              <w:t>34+47=</w:t>
+            </w:r>
+          </w:p>
+        </w:tc>
+        <w:tc>
+          <w:tcPr>
+            <w:tcW w:type="dxa" w:w="1987"/>
+          </w:tcPr>
+          <w:p>
+            <w:pPr>
+              <w:jc w:val="left"/>
+            </w:pPr>
+            <w:r>
+              <w:rPr>
+                <w:rFonts w:ascii="TimeNewRoman" w:hAnsi="TimeNewRoman"/>
+                <w:sz w:val="30"/>
+              </w:rPr>
+              <w:t>39+26=</w:t>
+            </w:r>
+          </w:p>
+        </w:tc>
+        <w:tc>
+          <w:tcPr>
+            <w:tcW w:type="dxa" w:w="1987"/>
+          </w:tcPr>
+          <w:p>
+            <w:pPr>
+              <w:jc w:val="left"/>
+            </w:pPr>
+            <w:r>
+              <w:rPr>
+                <w:rFonts w:ascii="TimeNewRoman" w:hAnsi="TimeNewRoman"/>
+                <w:sz w:val="30"/>
+              </w:rPr>
+              <w:t>67+4=</w:t>
+            </w:r>
+          </w:p>
+        </w:tc>
+        <w:tc>
+          <w:tcPr>
+            <w:tcW w:type="dxa" w:w="1987"/>
+          </w:tcPr>
+          <w:p>
+            <w:pPr>
+              <w:jc w:val="left"/>
+            </w:pPr>
+            <w:r>
+              <w:rPr>
+                <w:rFonts w:ascii="TimeNewRoman" w:hAnsi="TimeNewRoman"/>
+                <w:sz w:val="30"/>
+              </w:rPr>
+              <w:t>67-18=</w:t>
+            </w:r>
+          </w:p>
+        </w:tc>
+      </w:tr>
+      <w:tr>
+        <w:tc>
+          <w:tcPr>
+            <w:tcW w:type="dxa" w:w="1987"/>
+          </w:tcPr>
+          <w:p>
+            <w:pPr>
+              <w:jc w:val="left"/>
+            </w:pPr>
+            <w:r>
+              <w:rPr>
+                <w:rFonts w:ascii="TimeNewRoman" w:hAnsi="TimeNewRoman"/>
+                <w:sz w:val="30"/>
+              </w:rPr>
+              <w:t>53-27=</w:t>
+            </w:r>
+          </w:p>
+        </w:tc>
+        <w:tc>
+          <w:tcPr>
+            <w:tcW w:type="dxa" w:w="1987"/>
+          </w:tcPr>
+          <w:p>
+            <w:pPr>
+              <w:jc w:val="left"/>
+            </w:pPr>
+            <w:r>
+              <w:rPr>
+                <w:rFonts w:ascii="TimeNewRoman" w:hAnsi="TimeNewRoman"/>
+                <w:sz w:val="30"/>
+              </w:rPr>
+              <w:t>23-18=</w:t>
+            </w:r>
+          </w:p>
+        </w:tc>
+        <w:tc>
+          <w:tcPr>
+            <w:tcW w:type="dxa" w:w="1987"/>
+          </w:tcPr>
+          <w:p>
+            <w:pPr>
+              <w:jc w:val="left"/>
+            </w:pPr>
+            <w:r>
+              <w:rPr>
+                <w:rFonts w:ascii="TimeNewRoman" w:hAnsi="TimeNewRoman"/>
+                <w:sz w:val="30"/>
+              </w:rPr>
+              <w:t>71-13=</w:t>
+            </w:r>
+          </w:p>
+        </w:tc>
+        <w:tc>
+          <w:tcPr>
+            <w:tcW w:type="dxa" w:w="1987"/>
+          </w:tcPr>
+          <w:p>
+            <w:pPr>
+              <w:jc w:val="left"/>
+            </w:pPr>
+            <w:r>
+              <w:rPr>
+                <w:rFonts w:ascii="TimeNewRoman" w:hAnsi="TimeNewRoman"/>
+                <w:sz w:val="30"/>
+              </w:rPr>
+              <w:t>91-24=</w:t>
+            </w:r>
+          </w:p>
+        </w:tc>
+        <w:tc>
+          <w:tcPr>
+            <w:tcW w:type="dxa" w:w="1987"/>
+          </w:tcPr>
+          <w:p>
+            <w:pPr>
+              <w:jc w:val="left"/>
+            </w:pPr>
+            <w:r>
+              <w:rPr>
+                <w:rFonts w:ascii="TimeNewRoman" w:hAnsi="TimeNewRoman"/>
+                <w:sz w:val="30"/>
+              </w:rPr>
+              <w:t>17+58=</w:t>
+            </w:r>
+          </w:p>
+        </w:tc>
+      </w:tr>
+      <w:tr>
+        <w:tc>
+          <w:tcPr>
+            <w:tcW w:type="dxa" w:w="1987"/>
+          </w:tcPr>
+          <w:p>
+            <w:pPr>
+              <w:jc w:val="left"/>
+            </w:pPr>
+            <w:r>
+              <w:rPr>
+                <w:rFonts w:ascii="TimeNewRoman" w:hAnsi="TimeNewRoman"/>
+                <w:sz w:val="30"/>
+              </w:rPr>
+              <w:t>41-16=</w:t>
+            </w:r>
+          </w:p>
+        </w:tc>
+        <w:tc>
+          <w:tcPr>
+            <w:tcW w:type="dxa" w:w="1987"/>
+          </w:tcPr>
+          <w:p>
+            <w:pPr>
+              <w:jc w:val="left"/>
+            </w:pPr>
+            <w:r>
+              <w:rPr>
+                <w:rFonts w:ascii="TimeNewRoman" w:hAnsi="TimeNewRoman"/>
+                <w:sz w:val="30"/>
+              </w:rPr>
+              <w:t>57-19=</w:t>
+            </w:r>
+          </w:p>
+        </w:tc>
+        <w:tc>
+          <w:tcPr>
+            <w:tcW w:type="dxa" w:w="1987"/>
+          </w:tcPr>
+          <w:p>
+            <w:pPr>
+              <w:jc w:val="left"/>
+            </w:pPr>
+            <w:r>
+              <w:rPr>
+                <w:rFonts w:ascii="TimeNewRoman" w:hAnsi="TimeNewRoman"/>
+                <w:sz w:val="30"/>
+              </w:rPr>
+              <w:t>63-26=</w:t>
+            </w:r>
+          </w:p>
+        </w:tc>
+        <w:tc>
+          <w:tcPr>
+            <w:tcW w:type="dxa" w:w="1987"/>
+          </w:tcPr>
+          <w:p>
+            <w:pPr>
+              <w:jc w:val="left"/>
+            </w:pPr>
+            <w:r>
+              <w:rPr>
+                <w:rFonts w:ascii="TimeNewRoman" w:hAnsi="TimeNewRoman"/>
+                <w:sz w:val="30"/>
+              </w:rPr>
+              <w:t>74-36=</w:t>
+            </w:r>
+          </w:p>
+        </w:tc>
+        <w:tc>
+          <w:tcPr>
+            <w:tcW w:type="dxa" w:w="1987"/>
+          </w:tcPr>
+          <w:p>
+            <w:pPr>
+              <w:jc w:val="left"/>
+            </w:pPr>
+            <w:r>
+              <w:rPr>
+                <w:rFonts w:ascii="TimeNewRoman" w:hAnsi="TimeNewRoman"/>
+                <w:sz w:val="30"/>
+              </w:rPr>
+              <w:t>41-24=</w:t>
+            </w:r>
+          </w:p>
+        </w:tc>
+      </w:tr>
+      <w:tr>
+        <w:tc>
+          <w:tcPr>
+            <w:tcW w:type="dxa" w:w="1987"/>
+          </w:tcPr>
+          <w:p>
+            <w:pPr>
+              <w:jc w:val="left"/>
+            </w:pPr>
+            <w:r>
+              <w:rPr>
+                <w:rFonts w:ascii="TimeNewRoman" w:hAnsi="TimeNewRoman"/>
+                <w:sz w:val="30"/>
+              </w:rPr>
+              <w:t>39+15=</w:t>
+            </w:r>
+          </w:p>
+        </w:tc>
+        <w:tc>
+          <w:tcPr>
+            <w:tcW w:type="dxa" w:w="1987"/>
+          </w:tcPr>
+          <w:p>
+            <w:pPr>
+              <w:jc w:val="left"/>
+            </w:pPr>
+            <w:r>
+              <w:rPr>
+                <w:rFonts w:ascii="TimeNewRoman" w:hAnsi="TimeNewRoman"/>
+                <w:sz w:val="30"/>
+              </w:rPr>
+              <w:t>51-39=</w:t>
+            </w:r>
+          </w:p>
+        </w:tc>
+        <w:tc>
+          <w:tcPr>
+            <w:tcW w:type="dxa" w:w="1987"/>
+          </w:tcPr>
+          <w:p>
+            <w:pPr>
+              <w:jc w:val="left"/>
+            </w:pPr>
+            <w:r>
+              <w:rPr>
+                <w:rFonts w:ascii="TimeNewRoman" w:hAnsi="TimeNewRoman"/>
+                <w:sz w:val="30"/>
+              </w:rPr>
+              <w:t>57-8=</w:t>
+            </w:r>
+          </w:p>
+        </w:tc>
+        <w:tc>
+          <w:tcPr>
+            <w:tcW w:type="dxa" w:w="1987"/>
+          </w:tcPr>
+          <w:p>
+            <w:pPr>
+              <w:jc w:val="left"/>
+            </w:pPr>
+            <w:r>
+              <w:rPr>
+                <w:rFonts w:ascii="TimeNewRoman" w:hAnsi="TimeNewRoman"/>
+                <w:sz w:val="30"/>
+              </w:rPr>
+              <w:t>19+3=</w:t>
+            </w:r>
+          </w:p>
+        </w:tc>
+        <w:tc>
+          <w:tcPr>
+            <w:tcW w:type="dxa" w:w="1987"/>
+          </w:tcPr>
+          <w:p>
+            <w:pPr>
+              <w:jc w:val="left"/>
+            </w:pPr>
+            <w:r>
+              <w:rPr>
+                <w:rFonts w:ascii="TimeNewRoman" w:hAnsi="TimeNewRoman"/>
+                <w:sz w:val="30"/>
+              </w:rPr>
+              <w:t>33-8=</w:t>
+            </w:r>
+          </w:p>
+        </w:tc>
+      </w:tr>
+      <w:tr>
+        <w:tc>
+          <w:tcPr>
+            <w:tcW w:type="dxa" w:w="1987"/>
+          </w:tcPr>
+          <w:p>
+            <w:pPr>
+              <w:jc w:val="left"/>
+            </w:pPr>
+            <w:r>
+              <w:rPr>
+                <w:rFonts w:ascii="TimeNewRoman" w:hAnsi="TimeNewRoman"/>
+                <w:sz w:val="30"/>
+              </w:rPr>
+              <w:t>27-9=</w:t>
+            </w:r>
+          </w:p>
+        </w:tc>
+        <w:tc>
+          <w:tcPr>
+            <w:tcW w:type="dxa" w:w="1987"/>
+          </w:tcPr>
+          <w:p>
+            <w:pPr>
+              <w:jc w:val="left"/>
+            </w:pPr>
+            <w:r>
+              <w:rPr>
+                <w:rFonts w:ascii="TimeNewRoman" w:hAnsi="TimeNewRoman"/>
+                <w:sz w:val="30"/>
+              </w:rPr>
+              <w:t>18+59=</w:t>
+            </w:r>
+          </w:p>
+        </w:tc>
+        <w:tc>
+          <w:tcPr>
+            <w:tcW w:type="dxa" w:w="1987"/>
+          </w:tcPr>
+          <w:p>
+            <w:pPr>
+              <w:jc w:val="left"/>
+            </w:pPr>
+            <w:r>
+              <w:rPr>
+                <w:rFonts w:ascii="TimeNewRoman" w:hAnsi="TimeNewRoman"/>
+                <w:sz w:val="30"/>
+              </w:rPr>
+              <w:t>39+12=</w:t>
+            </w:r>
+          </w:p>
+        </w:tc>
+        <w:tc>
+          <w:tcPr>
+            <w:tcW w:type="dxa" w:w="1987"/>
+          </w:tcPr>
+          <w:p>
+            <w:pPr>
+              <w:jc w:val="left"/>
+            </w:pPr>
+            <w:r>
+              <w:rPr>
+                <w:rFonts w:ascii="TimeNewRoman" w:hAnsi="TimeNewRoman"/>
+                <w:sz w:val="30"/>
+              </w:rPr>
+              <w:t>9+62=</w:t>
+            </w:r>
+          </w:p>
+        </w:tc>
+        <w:tc>
+          <w:tcPr>
+            <w:tcW w:type="dxa" w:w="1987"/>
+          </w:tcPr>
+          <w:p>
+            <w:pPr>
+              <w:jc w:val="left"/>
+            </w:pPr>
+            <w:r>
+              <w:rPr>
+                <w:rFonts w:ascii="TimeNewRoman" w:hAnsi="TimeNewRoman"/>
+                <w:sz w:val="30"/>
+              </w:rPr>
+              <w:t>7+75=</w:t>
+            </w:r>
+          </w:p>
+        </w:tc>
+      </w:tr>
+      <w:tr>
+        <w:tc>
+          <w:tcPr>
+            <w:tcW w:type="dxa" w:w="1987"/>
+          </w:tcPr>
+          <w:p>
+            <w:pPr>
+              <w:jc w:val="left"/>
+            </w:pPr>
+            <w:r>
+              <w:rPr>
+                <w:rFonts w:ascii="TimeNewRoman" w:hAnsi="TimeNewRoman"/>
+                <w:sz w:val="30"/>
+              </w:rPr>
+              <w:t>82-54=</w:t>
+            </w:r>
+          </w:p>
+        </w:tc>
+        <w:tc>
+          <w:tcPr>
+            <w:tcW w:type="dxa" w:w="1987"/>
+          </w:tcPr>
+          <w:p>
+            <w:pPr>
+              <w:jc w:val="left"/>
+            </w:pPr>
+            <w:r>
+              <w:rPr>
+                <w:rFonts w:ascii="TimeNewRoman" w:hAnsi="TimeNewRoman"/>
+                <w:sz w:val="30"/>
+              </w:rPr>
+              <w:t>52-9=</w:t>
+            </w:r>
+          </w:p>
+        </w:tc>
+        <w:tc>
+          <w:tcPr>
+            <w:tcW w:type="dxa" w:w="1987"/>
+          </w:tcPr>
+          <w:p>
+            <w:pPr>
+              <w:jc w:val="left"/>
+            </w:pPr>
+            <w:r>
+              <w:rPr>
+                <w:rFonts w:ascii="TimeNewRoman" w:hAnsi="TimeNewRoman"/>
+                <w:sz w:val="30"/>
+              </w:rPr>
+              <w:t>48+24=</w:t>
+            </w:r>
+          </w:p>
+        </w:tc>
+        <w:tc>
+          <w:tcPr>
+            <w:tcW w:type="dxa" w:w="1987"/>
+          </w:tcPr>
+          <w:p>
+            <w:pPr>
+              <w:jc w:val="left"/>
+            </w:pPr>
+            <w:r>
+              <w:rPr>
+                <w:rFonts w:ascii="TimeNewRoman" w:hAnsi="TimeNewRoman"/>
+                <w:sz w:val="30"/>
+              </w:rPr>
+              <w:t>54-48=</w:t>
+            </w:r>
+          </w:p>
+        </w:tc>
+        <w:tc>
+          <w:tcPr>
+            <w:tcW w:type="dxa" w:w="1987"/>
+          </w:tcPr>
+          <w:p>
+            <w:pPr>
+              <w:jc w:val="left"/>
+            </w:pPr>
+            <w:r>
+              <w:rPr>
+                <w:rFonts w:ascii="TimeNewRoman" w:hAnsi="TimeNewRoman"/>
+                <w:sz w:val="30"/>
+              </w:rPr>
+              <w:t>14+29=</w:t>
+            </w:r>
+          </w:p>
+        </w:tc>
+      </w:tr>
+      <w:tr>
+        <w:tc>
+          <w:tcPr>
+            <w:tcW w:type="dxa" w:w="1987"/>
+          </w:tcPr>
+          <w:p>
+            <w:pPr>
+              <w:jc w:val="left"/>
+            </w:pPr>
+            <w:r>
+              <w:rPr>
+                <w:rFonts w:ascii="TimeNewRoman" w:hAnsi="TimeNewRoman"/>
+                <w:sz w:val="30"/>
+              </w:rPr>
+              <w:t>44+38=</w:t>
+            </w:r>
+          </w:p>
+        </w:tc>
+        <w:tc>
+          <w:tcPr>
+            <w:tcW w:type="dxa" w:w="1987"/>
+          </w:tcPr>
+          <w:p>
+            <w:pPr>
+              <w:jc w:val="left"/>
+            </w:pPr>
+            <w:r>
+              <w:rPr>
+                <w:rFonts w:ascii="TimeNewRoman" w:hAnsi="TimeNewRoman"/>
+                <w:sz w:val="30"/>
+              </w:rPr>
+              <w:t>45-7=</w:t>
+            </w:r>
+          </w:p>
+        </w:tc>
+        <w:tc>
+          <w:tcPr>
+            <w:tcW w:type="dxa" w:w="1987"/>
+          </w:tcPr>
+          <w:p>
+            <w:pPr>
+              <w:jc w:val="left"/>
+            </w:pPr>
+            <w:r>
+              <w:rPr>
+                <w:rFonts w:ascii="TimeNewRoman" w:hAnsi="TimeNewRoman"/>
+                <w:sz w:val="30"/>
+              </w:rPr>
+              <w:t>92-83=</w:t>
+            </w:r>
+          </w:p>
+        </w:tc>
+        <w:tc>
+          <w:tcPr>
+            <w:tcW w:type="dxa" w:w="1987"/>
+          </w:tcPr>
+          <w:p>
+            <w:pPr>
+              <w:jc w:val="left"/>
+            </w:pPr>
+            <w:r>
+              <w:rPr>
+                <w:rFonts w:ascii="TimeNewRoman" w:hAnsi="TimeNewRoman"/>
+                <w:sz w:val="30"/>
+              </w:rPr>
+              <w:t>62-47=</w:t>
+            </w:r>
+          </w:p>
+        </w:tc>
+        <w:tc>
+          <w:tcPr>
+            <w:tcW w:type="dxa" w:w="1987"/>
+          </w:tcPr>
+          <w:p>
+            <w:pPr>
+              <w:jc w:val="left"/>
+            </w:pPr>
+            <w:r>
+              <w:rPr>
+                <w:rFonts w:ascii="TimeNewRoman" w:hAnsi="TimeNewRoman"/>
+                <w:sz w:val="30"/>
+              </w:rPr>
+              <w:t>71-37=</w:t>
+            </w:r>
+          </w:p>
+        </w:tc>
+      </w:tr>
+      <w:tr>
+        <w:tc>
+          <w:tcPr>
+            <w:tcW w:type="dxa" w:w="1987"/>
+          </w:tcPr>
+          <w:p>
+            <w:pPr>
+              <w:jc w:val="left"/>
+            </w:pPr>
+            <w:r>
+              <w:rPr>
+                <w:rFonts w:ascii="TimeNewRoman" w:hAnsi="TimeNewRoman"/>
+                <w:sz w:val="30"/>
+              </w:rPr>
+              <w:t>68+18=</w:t>
+            </w:r>
+          </w:p>
+        </w:tc>
+        <w:tc>
+          <w:tcPr>
+            <w:tcW w:type="dxa" w:w="1987"/>
+          </w:tcPr>
+          <w:p>
+            <w:pPr>
+              <w:jc w:val="left"/>
+            </w:pPr>
+            <w:r>
+              <w:rPr>
+                <w:rFonts w:ascii="TimeNewRoman" w:hAnsi="TimeNewRoman"/>
+                <w:sz w:val="30"/>
+              </w:rPr>
+              <w:t>28+33=</w:t>
+            </w:r>
+          </w:p>
+        </w:tc>
+        <w:tc>
+          <w:tcPr>
+            <w:tcW w:type="dxa" w:w="1987"/>
+          </w:tcPr>
+          <w:p>
+            <w:pPr>
+              <w:jc w:val="left"/>
+            </w:pPr>
+            <w:r>
+              <w:rPr>
+                <w:rFonts w:ascii="TimeNewRoman" w:hAnsi="TimeNewRoman"/>
+                <w:sz w:val="30"/>
+              </w:rPr>
+              <w:t>4+59=</w:t>
+            </w:r>
+          </w:p>
+        </w:tc>
+        <w:tc>
+          <w:tcPr>
+            <w:tcW w:type="dxa" w:w="1987"/>
+          </w:tcPr>
+          <w:p>
+            <w:pPr>
+              <w:jc w:val="left"/>
+            </w:pPr>
+            <w:r>
+              <w:rPr>
+                <w:rFonts w:ascii="TimeNewRoman" w:hAnsi="TimeNewRoman"/>
+                <w:sz w:val="30"/>
+              </w:rPr>
+              <w:t>15+26=</w:t>
+            </w:r>
+          </w:p>
+        </w:tc>
+        <w:tc>
+          <w:tcPr>
+            <w:tcW w:type="dxa" w:w="1987"/>
+          </w:tcPr>
+          <w:p>
+            <w:pPr>
+              <w:jc w:val="left"/>
+            </w:pPr>
+            <w:r>
+              <w:rPr>
+                <w:rFonts w:ascii="TimeNewRoman" w:hAnsi="TimeNewRoman"/>
+                <w:sz w:val="30"/>
+              </w:rPr>
+              <w:t>83+9=</w:t>
+            </w:r>
+          </w:p>
+        </w:tc>
+      </w:tr>
+      <w:tr>
+        <w:tc>
+          <w:tcPr>
+            <w:tcW w:type="dxa" w:w="1987"/>
+          </w:tcPr>
+          <w:p>
+            <w:pPr>
+              <w:jc w:val="left"/>
+            </w:pPr>
+            <w:r>
+              <w:rPr>
+                <w:rFonts w:ascii="TimeNewRoman" w:hAnsi="TimeNewRoman"/>
+                <w:sz w:val="30"/>
+              </w:rPr>
+              <w:t>97-8=</w:t>
+            </w:r>
+          </w:p>
+        </w:tc>
+        <w:tc>
+          <w:tcPr>
+            <w:tcW w:type="dxa" w:w="1987"/>
+          </w:tcPr>
+          <w:p>
+            <w:pPr>
+              <w:jc w:val="left"/>
+            </w:pPr>
+            <w:r>
+              <w:rPr>
+                <w:rFonts w:ascii="TimeNewRoman" w:hAnsi="TimeNewRoman"/>
+                <w:sz w:val="30"/>
+              </w:rPr>
+              <w:t>39+44=</w:t>
+            </w:r>
+          </w:p>
+        </w:tc>
+        <w:tc>
+          <w:tcPr>
+            <w:tcW w:type="dxa" w:w="1987"/>
+          </w:tcPr>
+          <w:p>
+            <w:pPr>
+              <w:jc w:val="left"/>
+            </w:pPr>
+            <w:r>
+              <w:rPr>
+                <w:rFonts w:ascii="TimeNewRoman" w:hAnsi="TimeNewRoman"/>
+                <w:sz w:val="30"/>
+              </w:rPr>
+              <w:t>76+18=</w:t>
+            </w:r>
+          </w:p>
+        </w:tc>
+        <w:tc>
+          <w:tcPr>
+            <w:tcW w:type="dxa" w:w="1987"/>
+          </w:tcPr>
+          <w:p>
+            <w:pPr>
+              <w:jc w:val="left"/>
+            </w:pPr>
+            <w:r>
+              <w:rPr>
+                <w:rFonts w:ascii="TimeNewRoman" w:hAnsi="TimeNewRoman"/>
+                <w:sz w:val="30"/>
+              </w:rPr>
+              <w:t>39+36=</w:t>
+            </w:r>
+          </w:p>
+        </w:tc>
+        <w:tc>
+          <w:tcPr>
+            <w:tcW w:type="dxa" w:w="1987"/>
+          </w:tcPr>
+          <w:p>
+            <w:pPr>
+              <w:jc w:val="left"/>
+            </w:pPr>
+            <w:r>
+              <w:rPr>
+                <w:rFonts w:ascii="TimeNewRoman" w:hAnsi="TimeNewRoman"/>
+                <w:sz w:val="30"/>
+              </w:rPr>
+              <w:t>79+15=</w:t>
+            </w:r>
+          </w:p>
+        </w:tc>
+      </w:tr>
+      <w:tr>
+        <w:tc>
+          <w:tcPr>
+            <w:tcW w:type="dxa" w:w="1987"/>
+          </w:tcPr>
+          <w:p>
+            <w:pPr>
+              <w:jc w:val="left"/>
+            </w:pPr>
+            <w:r>
+              <w:rPr>
+                <w:rFonts w:ascii="TimeNewRoman" w:hAnsi="TimeNewRoman"/>
+                <w:sz w:val="30"/>
+              </w:rPr>
+              <w:t>75-26=</w:t>
+            </w:r>
+          </w:p>
+        </w:tc>
+        <w:tc>
+          <w:tcPr>
+            <w:tcW w:type="dxa" w:w="1987"/>
+          </w:tcPr>
+          <w:p>
+            <w:pPr>
+              <w:jc w:val="left"/>
+            </w:pPr>
+            <w:r>
+              <w:rPr>
+                <w:rFonts w:ascii="TimeNewRoman" w:hAnsi="TimeNewRoman"/>
+                <w:sz w:val="30"/>
+              </w:rPr>
+              <w:t>90-41=</w:t>
+            </w:r>
+          </w:p>
+        </w:tc>
+        <w:tc>
+          <w:tcPr>
+            <w:tcW w:type="dxa" w:w="1987"/>
+          </w:tcPr>
+          <w:p>
+            <w:pPr>
+              <w:jc w:val="left"/>
+            </w:pPr>
+            <w:r>
+              <w:rPr>
+                <w:rFonts w:ascii="TimeNewRoman" w:hAnsi="TimeNewRoman"/>
+                <w:sz w:val="30"/>
+              </w:rPr>
+              <w:t>15+16=</w:t>
+            </w:r>
+          </w:p>
+        </w:tc>
+        <w:tc>
+          <w:tcPr>
+            <w:tcW w:type="dxa" w:w="1987"/>
+          </w:tcPr>
+          <w:p>
+            <w:pPr>
+              <w:jc w:val="left"/>
+            </w:pPr>
+            <w:r>
+              <w:rPr>
+                <w:rFonts w:ascii="TimeNewRoman" w:hAnsi="TimeNewRoman"/>
+                <w:sz w:val="30"/>
+              </w:rPr>
+              <w:t>91-72=</w:t>
+            </w:r>
+          </w:p>
+        </w:tc>
+        <w:tc>
+          <w:tcPr>
+            <w:tcW w:type="dxa" w:w="1987"/>
+          </w:tcPr>
+          <w:p>
+            <w:pPr>
+              <w:jc w:val="left"/>
+            </w:pPr>
+            <w:r>
+              <w:rPr>
+                <w:rFonts w:ascii="TimeNewRoman" w:hAnsi="TimeNewRoman"/>
+                <w:sz w:val="30"/>
+              </w:rPr>
+              <w:t>57+19=</w:t>
+            </w:r>
+          </w:p>
+        </w:tc>
+      </w:tr>
+      <w:tr>
+        <w:tc>
+          <w:tcPr>
+            <w:tcW w:type="dxa" w:w="1987"/>
+          </w:tcPr>
+          <w:p>
+            <w:pPr>
+              <w:jc w:val="left"/>
+            </w:pPr>
+            <w:r>
+              <w:rPr>
+                <w:rFonts w:ascii="TimeNewRoman" w:hAnsi="TimeNewRoman"/>
+                <w:sz w:val="30"/>
+              </w:rPr>
+              <w:t>71-9=</w:t>
+            </w:r>
+          </w:p>
+        </w:tc>
+        <w:tc>
+          <w:tcPr>
+            <w:tcW w:type="dxa" w:w="1987"/>
+          </w:tcPr>
+          <w:p>
+            <w:pPr>
+              <w:jc w:val="left"/>
+            </w:pPr>
+            <w:r>
+              <w:rPr>
+                <w:rFonts w:ascii="TimeNewRoman" w:hAnsi="TimeNewRoman"/>
+                <w:sz w:val="30"/>
+              </w:rPr>
+              <w:t>71-6=</w:t>
+            </w:r>
+          </w:p>
+        </w:tc>
+        <w:tc>
+          <w:tcPr>
+            <w:tcW w:type="dxa" w:w="1987"/>
+          </w:tcPr>
+          <w:p>
+            <w:pPr>
+              <w:jc w:val="left"/>
+            </w:pPr>
+            <w:r>
+              <w:rPr>
+                <w:rFonts w:ascii="TimeNewRoman" w:hAnsi="TimeNewRoman"/>
+                <w:sz w:val="30"/>
+              </w:rPr>
+              <w:t>59+35=</w:t>
+            </w:r>
+          </w:p>
+        </w:tc>
+        <w:tc>
+          <w:tcPr>
+            <w:tcW w:type="dxa" w:w="1987"/>
+          </w:tcPr>
+          <w:p>
+            <w:pPr>
+              <w:jc w:val="left"/>
+            </w:pPr>
+            <w:r>
+              <w:rPr>
+                <w:rFonts w:ascii="TimeNewRoman" w:hAnsi="TimeNewRoman"/>
+                <w:sz w:val="30"/>
+              </w:rPr>
+              <w:t>71-23=</w:t>
+            </w:r>
+          </w:p>
+        </w:tc>
+        <w:tc>
+          <w:tcPr>
+            <w:tcW w:type="dxa" w:w="1987"/>
+          </w:tcPr>
+          <w:p>
+            <w:pPr>
+              <w:jc w:val="left"/>
+            </w:pPr>
+            <w:r>
+              <w:rPr>
+                <w:rFonts w:ascii="TimeNewRoman" w:hAnsi="TimeNewRoman"/>
+                <w:sz w:val="30"/>
+              </w:rPr>
+              <w:t>16+9=</w:t>
+            </w:r>
+          </w:p>
+        </w:tc>
+      </w:tr>
+      <w:tr>
+        <w:tc>
+          <w:tcPr>
+            <w:tcW w:type="dxa" w:w="1987"/>
+          </w:tcPr>
+          <w:p>
+            <w:pPr>
+              <w:jc w:val="left"/>
+            </w:pPr>
+            <w:r>
+              <w:rPr>
+                <w:rFonts w:ascii="TimeNewRoman" w:hAnsi="TimeNewRoman"/>
+                <w:sz w:val="30"/>
+              </w:rPr>
+              <w:t>73-69=</w:t>
             </w:r>
           </w:p>
         </w:tc>
@@ -422,7 +1466,7 @@
                 <w:rFonts w:ascii="TimeNewRoman" w:hAnsi="TimeNewRoman"/>
                 <w:sz w:val="30"/>
               </w:rPr>
-              <w:t>73-48=</w:t>
+              <w:t>66+25=</w:t>
             </w:r>
           </w:p>
         </w:tc>
@@ -439,7 +1483,7 @@
                 <w:rFonts w:ascii="TimeNewRoman" w:hAnsi="TimeNewRoman"/>
                 <w:sz w:val="30"/>
               </w:rPr>
-              <w:t>29+66=</w:t>
+              <w:t>90-64=</w:t>
             </w:r>
           </w:p>
         </w:tc>
@@ -456,7 +1500,7 @@
                 <w:rFonts w:ascii="TimeNewRoman" w:hAnsi="TimeNewRoman"/>
                 <w:sz w:val="30"/>
               </w:rPr>
-              <w:t>47+14=</w:t>
+              <w:t>23+48=</w:t>
             </w:r>
           </w:p>
         </w:tc>
@@ -475,7 +1519,7 @@
                 <w:rFonts w:ascii="TimeNewRoman" w:hAnsi="TimeNewRoman"/>
                 <w:sz w:val="30"/>
               </w:rPr>
-              <w:t>50-9=</w:t>
+              <w:t>7+57=</w:t>
             </w:r>
           </w:p>
         </w:tc>
@@ -492,7 +1536,7 @@
                 <w:rFonts w:ascii="TimeNewRoman" w:hAnsi="TimeNewRoman"/>
                 <w:sz w:val="30"/>
               </w:rPr>
-              <w:t>22+49=</w:t>
+              <w:t>77-38=</w:t>
             </w:r>
           </w:p>
         </w:tc>
@@ -509,7 +1553,7 @@
                 <w:rFonts w:ascii="TimeNewRoman" w:hAnsi="TimeNewRoman"/>
                 <w:sz w:val="30"/>
               </w:rPr>
-              <w:t>61-17=</w:t>
+              <w:t>42-25=</w:t>
             </w:r>
           </w:p>
         </w:tc>
@@ -526,7 +1570,7 @@
                 <w:rFonts w:ascii="TimeNewRoman" w:hAnsi="TimeNewRoman"/>
                 <w:sz w:val="30"/>
               </w:rPr>
-              <w:t>6+47=</w:t>
+              <w:t>57-39=</w:t>
             </w:r>
           </w:p>
         </w:tc>
@@ -543,7 +1587,7 @@
                 <w:rFonts w:ascii="TimeNewRoman" w:hAnsi="TimeNewRoman"/>
                 <w:sz w:val="30"/>
               </w:rPr>
-              <w:t>37+48=</w:t>
+              <w:t>20-7=</w:t>
             </w:r>
           </w:p>
         </w:tc>
@@ -562,7 +1606,7 @@
                 <w:rFonts w:ascii="TimeNewRoman" w:hAnsi="TimeNewRoman"/>
                 <w:sz w:val="30"/>
               </w:rPr>
-              <w:t>66+26=</w:t>
+              <w:t>71-39=</w:t>
             </w:r>
           </w:p>
         </w:tc>
@@ -579,7 +1623,7 @@
                 <w:rFonts w:ascii="TimeNewRoman" w:hAnsi="TimeNewRoman"/>
                 <w:sz w:val="30"/>
               </w:rPr>
-              <w:t>26+39=</w:t>
+              <w:t>48+16=</w:t>
             </w:r>
           </w:p>
         </w:tc>
@@ -596,7 +1640,7 @@
                 <w:rFonts w:ascii="TimeNewRoman" w:hAnsi="TimeNewRoman"/>
                 <w:sz w:val="30"/>
               </w:rPr>
-              <w:t>42+29=</w:t>
+              <w:t>48+28=</w:t>
             </w:r>
           </w:p>
         </w:tc>
@@ -613,7 +1657,7 @@
                 <w:rFonts w:ascii="TimeNewRoman" w:hAnsi="TimeNewRoman"/>
                 <w:sz w:val="30"/>
               </w:rPr>
-              <w:t>97-29=</w:t>
+              <w:t>40-1=</w:t>
             </w:r>
           </w:p>
         </w:tc>
@@ -630,7 +1674,7 @@
                 <w:rFonts w:ascii="TimeNewRoman" w:hAnsi="TimeNewRoman"/>
                 <w:sz w:val="30"/>
               </w:rPr>
-              <w:t>65-47=</w:t>
+              <w:t>7+89=</w:t>
             </w:r>
           </w:p>
         </w:tc>
@@ -649,7 +1693,7 @@
                 <w:rFonts w:ascii="TimeNewRoman" w:hAnsi="TimeNewRoman"/>
                 <w:sz w:val="30"/>
               </w:rPr>
-              <w:t>15+47=</w:t>
+              <w:t>35+9=</w:t>
             </w:r>
           </w:p>
         </w:tc>
@@ -666,7 +1710,7 @@
                 <w:rFonts w:ascii="TimeNewRoman" w:hAnsi="TimeNewRoman"/>
                 <w:sz w:val="30"/>
               </w:rPr>
-              <w:t>70-52=</w:t>
+              <w:t>87-59=</w:t>
             </w:r>
           </w:p>
         </w:tc>
@@ -683,7 +1727,7 @@
                 <w:rFonts w:ascii="TimeNewRoman" w:hAnsi="TimeNewRoman"/>
                 <w:sz w:val="30"/>
               </w:rPr>
-              <w:t>83-29=</w:t>
+              <w:t>7+57=</w:t>
             </w:r>
           </w:p>
         </w:tc>
@@ -700,7 +1744,7 @@
                 <w:rFonts w:ascii="TimeNewRoman" w:hAnsi="TimeNewRoman"/>
                 <w:sz w:val="30"/>
               </w:rPr>
-              <w:t>43-24=</w:t>
+              <w:t>31-2=</w:t>
             </w:r>
           </w:p>
         </w:tc>
@@ -717,1051 +1761,7 @@
                 <w:rFonts w:ascii="TimeNewRoman" w:hAnsi="TimeNewRoman"/>
                 <w:sz w:val="30"/>
               </w:rPr>
-              <w:t>82-69=</w:t>
-            </w:r>
-          </w:p>
-        </w:tc>
-      </w:tr>
-      <w:tr>
-        <w:tc>
-          <w:tcPr>
-            <w:tcW w:type="dxa" w:w="1987"/>
-          </w:tcPr>
-          <w:p>
-            <w:pPr>
-              <w:jc w:val="left"/>
-            </w:pPr>
-            <w:r>
-              <w:rPr>
-                <w:rFonts w:ascii="TimeNewRoman" w:hAnsi="TimeNewRoman"/>
-                <w:sz w:val="30"/>
-              </w:rPr>
-              <w:t>29+32=</w:t>
-            </w:r>
-          </w:p>
-        </w:tc>
-        <w:tc>
-          <w:tcPr>
-            <w:tcW w:type="dxa" w:w="1987"/>
-          </w:tcPr>
-          <w:p>
-            <w:pPr>
-              <w:jc w:val="left"/>
-            </w:pPr>
-            <w:r>
-              <w:rPr>
-                <w:rFonts w:ascii="TimeNewRoman" w:hAnsi="TimeNewRoman"/>
-                <w:sz w:val="30"/>
-              </w:rPr>
-              <w:t>82-77=</w:t>
-            </w:r>
-          </w:p>
-        </w:tc>
-        <w:tc>
-          <w:tcPr>
-            <w:tcW w:type="dxa" w:w="1987"/>
-          </w:tcPr>
-          <w:p>
-            <w:pPr>
-              <w:jc w:val="left"/>
-            </w:pPr>
-            <w:r>
-              <w:rPr>
-                <w:rFonts w:ascii="TimeNewRoman" w:hAnsi="TimeNewRoman"/>
-                <w:sz w:val="30"/>
-              </w:rPr>
-              <w:t>39+15=</w:t>
-            </w:r>
-          </w:p>
-        </w:tc>
-        <w:tc>
-          <w:tcPr>
-            <w:tcW w:type="dxa" w:w="1987"/>
-          </w:tcPr>
-          <w:p>
-            <w:pPr>
-              <w:jc w:val="left"/>
-            </w:pPr>
-            <w:r>
-              <w:rPr>
-                <w:rFonts w:ascii="TimeNewRoman" w:hAnsi="TimeNewRoman"/>
-                <w:sz w:val="30"/>
-              </w:rPr>
-              <w:t>46-8=</w:t>
-            </w:r>
-          </w:p>
-        </w:tc>
-        <w:tc>
-          <w:tcPr>
-            <w:tcW w:type="dxa" w:w="1987"/>
-          </w:tcPr>
-          <w:p>
-            <w:pPr>
-              <w:jc w:val="left"/>
-            </w:pPr>
-            <w:r>
-              <w:rPr>
-                <w:rFonts w:ascii="TimeNewRoman" w:hAnsi="TimeNewRoman"/>
-                <w:sz w:val="30"/>
-              </w:rPr>
-              <w:t>51-33=</w:t>
-            </w:r>
-          </w:p>
-        </w:tc>
-      </w:tr>
-      <w:tr>
-        <w:tc>
-          <w:tcPr>
-            <w:tcW w:type="dxa" w:w="1987"/>
-          </w:tcPr>
-          <w:p>
-            <w:pPr>
-              <w:jc w:val="left"/>
-            </w:pPr>
-            <w:r>
-              <w:rPr>
-                <w:rFonts w:ascii="TimeNewRoman" w:hAnsi="TimeNewRoman"/>
-                <w:sz w:val="30"/>
-              </w:rPr>
-              <w:t>65-59=</w:t>
-            </w:r>
-          </w:p>
-        </w:tc>
-        <w:tc>
-          <w:tcPr>
-            <w:tcW w:type="dxa" w:w="1987"/>
-          </w:tcPr>
-          <w:p>
-            <w:pPr>
-              <w:jc w:val="left"/>
-            </w:pPr>
-            <w:r>
-              <w:rPr>
-                <w:rFonts w:ascii="TimeNewRoman" w:hAnsi="TimeNewRoman"/>
-                <w:sz w:val="30"/>
-              </w:rPr>
-              <w:t>39+25=</w:t>
-            </w:r>
-          </w:p>
-        </w:tc>
-        <w:tc>
-          <w:tcPr>
-            <w:tcW w:type="dxa" w:w="1987"/>
-          </w:tcPr>
-          <w:p>
-            <w:pPr>
-              <w:jc w:val="left"/>
-            </w:pPr>
-            <w:r>
-              <w:rPr>
-                <w:rFonts w:ascii="TimeNewRoman" w:hAnsi="TimeNewRoman"/>
-                <w:sz w:val="30"/>
-              </w:rPr>
-              <w:t>6+76=</w:t>
-            </w:r>
-          </w:p>
-        </w:tc>
-        <w:tc>
-          <w:tcPr>
-            <w:tcW w:type="dxa" w:w="1987"/>
-          </w:tcPr>
-          <w:p>
-            <w:pPr>
-              <w:jc w:val="left"/>
-            </w:pPr>
-            <w:r>
-              <w:rPr>
-                <w:rFonts w:ascii="TimeNewRoman" w:hAnsi="TimeNewRoman"/>
-                <w:sz w:val="30"/>
-              </w:rPr>
-              <w:t>7+87=</w:t>
-            </w:r>
-          </w:p>
-        </w:tc>
-        <w:tc>
-          <w:tcPr>
-            <w:tcW w:type="dxa" w:w="1987"/>
-          </w:tcPr>
-          <w:p>
-            <w:pPr>
-              <w:jc w:val="left"/>
-            </w:pPr>
-            <w:r>
-              <w:rPr>
-                <w:rFonts w:ascii="TimeNewRoman" w:hAnsi="TimeNewRoman"/>
-                <w:sz w:val="30"/>
-              </w:rPr>
-              <w:t>60-29=</w:t>
-            </w:r>
-          </w:p>
-        </w:tc>
-      </w:tr>
-      <w:tr>
-        <w:tc>
-          <w:tcPr>
-            <w:tcW w:type="dxa" w:w="1987"/>
-          </w:tcPr>
-          <w:p>
-            <w:pPr>
-              <w:jc w:val="left"/>
-            </w:pPr>
-            <w:r>
-              <w:rPr>
-                <w:rFonts w:ascii="TimeNewRoman" w:hAnsi="TimeNewRoman"/>
-                <w:sz w:val="30"/>
-              </w:rPr>
-              <w:t>80-38=</w:t>
-            </w:r>
-          </w:p>
-        </w:tc>
-        <w:tc>
-          <w:tcPr>
-            <w:tcW w:type="dxa" w:w="1987"/>
-          </w:tcPr>
-          <w:p>
-            <w:pPr>
-              <w:jc w:val="left"/>
-            </w:pPr>
-            <w:r>
-              <w:rPr>
-                <w:rFonts w:ascii="TimeNewRoman" w:hAnsi="TimeNewRoman"/>
-                <w:sz w:val="30"/>
-              </w:rPr>
-              <w:t>81-4=</w:t>
-            </w:r>
-          </w:p>
-        </w:tc>
-        <w:tc>
-          <w:tcPr>
-            <w:tcW w:type="dxa" w:w="1987"/>
-          </w:tcPr>
-          <w:p>
-            <w:pPr>
-              <w:jc w:val="left"/>
-            </w:pPr>
-            <w:r>
-              <w:rPr>
-                <w:rFonts w:ascii="TimeNewRoman" w:hAnsi="TimeNewRoman"/>
-                <w:sz w:val="30"/>
-              </w:rPr>
-              <w:t>62-15=</w:t>
-            </w:r>
-          </w:p>
-        </w:tc>
-        <w:tc>
-          <w:tcPr>
-            <w:tcW w:type="dxa" w:w="1987"/>
-          </w:tcPr>
-          <w:p>
-            <w:pPr>
-              <w:jc w:val="left"/>
-            </w:pPr>
-            <w:r>
-              <w:rPr>
-                <w:rFonts w:ascii="TimeNewRoman" w:hAnsi="TimeNewRoman"/>
-                <w:sz w:val="30"/>
-              </w:rPr>
-              <w:t>17+66=</w:t>
-            </w:r>
-          </w:p>
-        </w:tc>
-        <w:tc>
-          <w:tcPr>
-            <w:tcW w:type="dxa" w:w="1987"/>
-          </w:tcPr>
-          <w:p>
-            <w:pPr>
-              <w:jc w:val="left"/>
-            </w:pPr>
-            <w:r>
-              <w:rPr>
-                <w:rFonts w:ascii="TimeNewRoman" w:hAnsi="TimeNewRoman"/>
-                <w:sz w:val="30"/>
-              </w:rPr>
-              <w:t>13+19=</w:t>
-            </w:r>
-          </w:p>
-        </w:tc>
-      </w:tr>
-      <w:tr>
-        <w:tc>
-          <w:tcPr>
-            <w:tcW w:type="dxa" w:w="1987"/>
-          </w:tcPr>
-          <w:p>
-            <w:pPr>
-              <w:jc w:val="left"/>
-            </w:pPr>
-            <w:r>
-              <w:rPr>
-                <w:rFonts w:ascii="TimeNewRoman" w:hAnsi="TimeNewRoman"/>
-                <w:sz w:val="30"/>
-              </w:rPr>
-              <w:t>16+8=</w:t>
-            </w:r>
-          </w:p>
-        </w:tc>
-        <w:tc>
-          <w:tcPr>
-            <w:tcW w:type="dxa" w:w="1987"/>
-          </w:tcPr>
-          <w:p>
-            <w:pPr>
-              <w:jc w:val="left"/>
-            </w:pPr>
-            <w:r>
-              <w:rPr>
-                <w:rFonts w:ascii="TimeNewRoman" w:hAnsi="TimeNewRoman"/>
-                <w:sz w:val="30"/>
-              </w:rPr>
-              <w:t>38+23=</w:t>
-            </w:r>
-          </w:p>
-        </w:tc>
-        <w:tc>
-          <w:tcPr>
-            <w:tcW w:type="dxa" w:w="1987"/>
-          </w:tcPr>
-          <w:p>
-            <w:pPr>
-              <w:jc w:val="left"/>
-            </w:pPr>
-            <w:r>
-              <w:rPr>
-                <w:rFonts w:ascii="TimeNewRoman" w:hAnsi="TimeNewRoman"/>
-                <w:sz w:val="30"/>
-              </w:rPr>
-              <w:t>36+57=</w:t>
-            </w:r>
-          </w:p>
-        </w:tc>
-        <w:tc>
-          <w:tcPr>
-            <w:tcW w:type="dxa" w:w="1987"/>
-          </w:tcPr>
-          <w:p>
-            <w:pPr>
-              <w:jc w:val="left"/>
-            </w:pPr>
-            <w:r>
-              <w:rPr>
-                <w:rFonts w:ascii="TimeNewRoman" w:hAnsi="TimeNewRoman"/>
-                <w:sz w:val="30"/>
-              </w:rPr>
-              <w:t>91-23=</w:t>
-            </w:r>
-          </w:p>
-        </w:tc>
-        <w:tc>
-          <w:tcPr>
-            <w:tcW w:type="dxa" w:w="1987"/>
-          </w:tcPr>
-          <w:p>
-            <w:pPr>
-              <w:jc w:val="left"/>
-            </w:pPr>
-            <w:r>
-              <w:rPr>
-                <w:rFonts w:ascii="TimeNewRoman" w:hAnsi="TimeNewRoman"/>
-                <w:sz w:val="30"/>
-              </w:rPr>
-              <w:t>57+9=</w:t>
-            </w:r>
-          </w:p>
-        </w:tc>
-      </w:tr>
-      <w:tr>
-        <w:tc>
-          <w:tcPr>
-            <w:tcW w:type="dxa" w:w="1987"/>
-          </w:tcPr>
-          <w:p>
-            <w:pPr>
-              <w:jc w:val="left"/>
-            </w:pPr>
-            <w:r>
-              <w:rPr>
-                <w:rFonts w:ascii="TimeNewRoman" w:hAnsi="TimeNewRoman"/>
-                <w:sz w:val="30"/>
-              </w:rPr>
-              <w:t>46-17=</w:t>
-            </w:r>
-          </w:p>
-        </w:tc>
-        <w:tc>
-          <w:tcPr>
-            <w:tcW w:type="dxa" w:w="1987"/>
-          </w:tcPr>
-          <w:p>
-            <w:pPr>
-              <w:jc w:val="left"/>
-            </w:pPr>
-            <w:r>
-              <w:rPr>
-                <w:rFonts w:ascii="TimeNewRoman" w:hAnsi="TimeNewRoman"/>
-                <w:sz w:val="30"/>
-              </w:rPr>
-              <w:t>92-9=</w:t>
-            </w:r>
-          </w:p>
-        </w:tc>
-        <w:tc>
-          <w:tcPr>
-            <w:tcW w:type="dxa" w:w="1987"/>
-          </w:tcPr>
-          <w:p>
-            <w:pPr>
-              <w:jc w:val="left"/>
-            </w:pPr>
-            <w:r>
-              <w:rPr>
-                <w:rFonts w:ascii="TimeNewRoman" w:hAnsi="TimeNewRoman"/>
-                <w:sz w:val="30"/>
-              </w:rPr>
-              <w:t>93-87=</w:t>
-            </w:r>
-          </w:p>
-        </w:tc>
-        <w:tc>
-          <w:tcPr>
-            <w:tcW w:type="dxa" w:w="1987"/>
-          </w:tcPr>
-          <w:p>
-            <w:pPr>
-              <w:jc w:val="left"/>
-            </w:pPr>
-            <w:r>
-              <w:rPr>
-                <w:rFonts w:ascii="TimeNewRoman" w:hAnsi="TimeNewRoman"/>
-                <w:sz w:val="30"/>
-              </w:rPr>
-              <w:t>88+8=</w:t>
-            </w:r>
-          </w:p>
-        </w:tc>
-        <w:tc>
-          <w:tcPr>
-            <w:tcW w:type="dxa" w:w="1987"/>
-          </w:tcPr>
-          <w:p>
-            <w:pPr>
-              <w:jc w:val="left"/>
-            </w:pPr>
-            <w:r>
-              <w:rPr>
-                <w:rFonts w:ascii="TimeNewRoman" w:hAnsi="TimeNewRoman"/>
-                <w:sz w:val="30"/>
-              </w:rPr>
-              <w:t>40-2=</w:t>
-            </w:r>
-          </w:p>
-        </w:tc>
-      </w:tr>
-      <w:tr>
-        <w:tc>
-          <w:tcPr>
-            <w:tcW w:type="dxa" w:w="1987"/>
-          </w:tcPr>
-          <w:p>
-            <w:pPr>
-              <w:jc w:val="left"/>
-            </w:pPr>
-            <w:r>
-              <w:rPr>
-                <w:rFonts w:ascii="TimeNewRoman" w:hAnsi="TimeNewRoman"/>
-                <w:sz w:val="30"/>
-              </w:rPr>
-              <w:t>64-19=</w:t>
-            </w:r>
-          </w:p>
-        </w:tc>
-        <w:tc>
-          <w:tcPr>
-            <w:tcW w:type="dxa" w:w="1987"/>
-          </w:tcPr>
-          <w:p>
-            <w:pPr>
-              <w:jc w:val="left"/>
-            </w:pPr>
-            <w:r>
-              <w:rPr>
-                <w:rFonts w:ascii="TimeNewRoman" w:hAnsi="TimeNewRoman"/>
-                <w:sz w:val="30"/>
-              </w:rPr>
-              <w:t>17+64=</w:t>
-            </w:r>
-          </w:p>
-        </w:tc>
-        <w:tc>
-          <w:tcPr>
-            <w:tcW w:type="dxa" w:w="1987"/>
-          </w:tcPr>
-          <w:p>
-            <w:pPr>
-              <w:jc w:val="left"/>
-            </w:pPr>
-            <w:r>
-              <w:rPr>
-                <w:rFonts w:ascii="TimeNewRoman" w:hAnsi="TimeNewRoman"/>
-                <w:sz w:val="30"/>
-              </w:rPr>
-              <w:t>36+6=</w:t>
-            </w:r>
-          </w:p>
-        </w:tc>
-        <w:tc>
-          <w:tcPr>
-            <w:tcW w:type="dxa" w:w="1987"/>
-          </w:tcPr>
-          <w:p>
-            <w:pPr>
-              <w:jc w:val="left"/>
-            </w:pPr>
-            <w:r>
-              <w:rPr>
-                <w:rFonts w:ascii="TimeNewRoman" w:hAnsi="TimeNewRoman"/>
-                <w:sz w:val="30"/>
-              </w:rPr>
-              <w:t>29+4=</w:t>
-            </w:r>
-          </w:p>
-        </w:tc>
-        <w:tc>
-          <w:tcPr>
-            <w:tcW w:type="dxa" w:w="1987"/>
-          </w:tcPr>
-          <w:p>
-            <w:pPr>
-              <w:jc w:val="left"/>
-            </w:pPr>
-            <w:r>
-              <w:rPr>
-                <w:rFonts w:ascii="TimeNewRoman" w:hAnsi="TimeNewRoman"/>
-                <w:sz w:val="30"/>
-              </w:rPr>
-              <w:t>50-43=</w:t>
-            </w:r>
-          </w:p>
-        </w:tc>
-      </w:tr>
-      <w:tr>
-        <w:tc>
-          <w:tcPr>
-            <w:tcW w:type="dxa" w:w="1987"/>
-          </w:tcPr>
-          <w:p>
-            <w:pPr>
-              <w:jc w:val="left"/>
-            </w:pPr>
-            <w:r>
-              <w:rPr>
-                <w:rFonts w:ascii="TimeNewRoman" w:hAnsi="TimeNewRoman"/>
-                <w:sz w:val="30"/>
-              </w:rPr>
-              <w:t>20-17=</w:t>
-            </w:r>
-          </w:p>
-        </w:tc>
-        <w:tc>
-          <w:tcPr>
-            <w:tcW w:type="dxa" w:w="1987"/>
-          </w:tcPr>
-          <w:p>
-            <w:pPr>
-              <w:jc w:val="left"/>
-            </w:pPr>
-            <w:r>
-              <w:rPr>
-                <w:rFonts w:ascii="TimeNewRoman" w:hAnsi="TimeNewRoman"/>
-                <w:sz w:val="30"/>
-              </w:rPr>
-              <w:t>18+45=</w:t>
-            </w:r>
-          </w:p>
-        </w:tc>
-        <w:tc>
-          <w:tcPr>
-            <w:tcW w:type="dxa" w:w="1987"/>
-          </w:tcPr>
-          <w:p>
-            <w:pPr>
-              <w:jc w:val="left"/>
-            </w:pPr>
-            <w:r>
-              <w:rPr>
-                <w:rFonts w:ascii="TimeNewRoman" w:hAnsi="TimeNewRoman"/>
-                <w:sz w:val="30"/>
-              </w:rPr>
-              <w:t>87-18=</w:t>
-            </w:r>
-          </w:p>
-        </w:tc>
-        <w:tc>
-          <w:tcPr>
-            <w:tcW w:type="dxa" w:w="1987"/>
-          </w:tcPr>
-          <w:p>
-            <w:pPr>
-              <w:jc w:val="left"/>
-            </w:pPr>
-            <w:r>
-              <w:rPr>
-                <w:rFonts w:ascii="TimeNewRoman" w:hAnsi="TimeNewRoman"/>
-                <w:sz w:val="30"/>
-              </w:rPr>
-              <w:t>29+68=</w:t>
-            </w:r>
-          </w:p>
-        </w:tc>
-        <w:tc>
-          <w:tcPr>
-            <w:tcW w:type="dxa" w:w="1987"/>
-          </w:tcPr>
-          <w:p>
-            <w:pPr>
-              <w:jc w:val="left"/>
-            </w:pPr>
-            <w:r>
-              <w:rPr>
-                <w:rFonts w:ascii="TimeNewRoman" w:hAnsi="TimeNewRoman"/>
-                <w:sz w:val="30"/>
-              </w:rPr>
-              <w:t>44+38=</w:t>
-            </w:r>
-          </w:p>
-        </w:tc>
-      </w:tr>
-      <w:tr>
-        <w:tc>
-          <w:tcPr>
-            <w:tcW w:type="dxa" w:w="1987"/>
-          </w:tcPr>
-          <w:p>
-            <w:pPr>
-              <w:jc w:val="left"/>
-            </w:pPr>
-            <w:r>
-              <w:rPr>
-                <w:rFonts w:ascii="TimeNewRoman" w:hAnsi="TimeNewRoman"/>
-                <w:sz w:val="30"/>
-              </w:rPr>
-              <w:t>77-29=</w:t>
-            </w:r>
-          </w:p>
-        </w:tc>
-        <w:tc>
-          <w:tcPr>
-            <w:tcW w:type="dxa" w:w="1987"/>
-          </w:tcPr>
-          <w:p>
-            <w:pPr>
-              <w:jc w:val="left"/>
-            </w:pPr>
-            <w:r>
-              <w:rPr>
-                <w:rFonts w:ascii="TimeNewRoman" w:hAnsi="TimeNewRoman"/>
-                <w:sz w:val="30"/>
-              </w:rPr>
-              <w:t>94-56=</w:t>
-            </w:r>
-          </w:p>
-        </w:tc>
-        <w:tc>
-          <w:tcPr>
-            <w:tcW w:type="dxa" w:w="1987"/>
-          </w:tcPr>
-          <w:p>
-            <w:pPr>
-              <w:jc w:val="left"/>
-            </w:pPr>
-            <w:r>
-              <w:rPr>
-                <w:rFonts w:ascii="TimeNewRoman" w:hAnsi="TimeNewRoman"/>
-                <w:sz w:val="30"/>
-              </w:rPr>
-              <w:t>93-89=</w:t>
-            </w:r>
-          </w:p>
-        </w:tc>
-        <w:tc>
-          <w:tcPr>
-            <w:tcW w:type="dxa" w:w="1987"/>
-          </w:tcPr>
-          <w:p>
-            <w:pPr>
-              <w:jc w:val="left"/>
-            </w:pPr>
-            <w:r>
-              <w:rPr>
-                <w:rFonts w:ascii="TimeNewRoman" w:hAnsi="TimeNewRoman"/>
-                <w:sz w:val="30"/>
-              </w:rPr>
-              <w:t>6+56=</w:t>
-            </w:r>
-          </w:p>
-        </w:tc>
-        <w:tc>
-          <w:tcPr>
-            <w:tcW w:type="dxa" w:w="1987"/>
-          </w:tcPr>
-          <w:p>
-            <w:pPr>
-              <w:jc w:val="left"/>
-            </w:pPr>
-            <w:r>
-              <w:rPr>
-                <w:rFonts w:ascii="TimeNewRoman" w:hAnsi="TimeNewRoman"/>
-                <w:sz w:val="30"/>
-              </w:rPr>
-              <w:t>70-67=</w:t>
-            </w:r>
-          </w:p>
-        </w:tc>
-      </w:tr>
-      <w:tr>
-        <w:tc>
-          <w:tcPr>
-            <w:tcW w:type="dxa" w:w="1987"/>
-          </w:tcPr>
-          <w:p>
-            <w:pPr>
-              <w:jc w:val="left"/>
-            </w:pPr>
-            <w:r>
-              <w:rPr>
-                <w:rFonts w:ascii="TimeNewRoman" w:hAnsi="TimeNewRoman"/>
-                <w:sz w:val="30"/>
-              </w:rPr>
-              <w:t>95-37=</w:t>
-            </w:r>
-          </w:p>
-        </w:tc>
-        <w:tc>
-          <w:tcPr>
-            <w:tcW w:type="dxa" w:w="1987"/>
-          </w:tcPr>
-          <w:p>
-            <w:pPr>
-              <w:jc w:val="left"/>
-            </w:pPr>
-            <w:r>
-              <w:rPr>
-                <w:rFonts w:ascii="TimeNewRoman" w:hAnsi="TimeNewRoman"/>
-                <w:sz w:val="30"/>
-              </w:rPr>
-              <w:t>6+47=</w:t>
-            </w:r>
-          </w:p>
-        </w:tc>
-        <w:tc>
-          <w:tcPr>
-            <w:tcW w:type="dxa" w:w="1987"/>
-          </w:tcPr>
-          <w:p>
-            <w:pPr>
-              <w:jc w:val="left"/>
-            </w:pPr>
-            <w:r>
-              <w:rPr>
-                <w:rFonts w:ascii="TimeNewRoman" w:hAnsi="TimeNewRoman"/>
-                <w:sz w:val="30"/>
-              </w:rPr>
-              <w:t>20-19=</w:t>
-            </w:r>
-          </w:p>
-        </w:tc>
-        <w:tc>
-          <w:tcPr>
-            <w:tcW w:type="dxa" w:w="1987"/>
-          </w:tcPr>
-          <w:p>
-            <w:pPr>
-              <w:jc w:val="left"/>
-            </w:pPr>
-            <w:r>
-              <w:rPr>
-                <w:rFonts w:ascii="TimeNewRoman" w:hAnsi="TimeNewRoman"/>
-                <w:sz w:val="30"/>
-              </w:rPr>
-              <w:t>72-28=</w:t>
-            </w:r>
-          </w:p>
-        </w:tc>
-        <w:tc>
-          <w:tcPr>
-            <w:tcW w:type="dxa" w:w="1987"/>
-          </w:tcPr>
-          <w:p>
-            <w:pPr>
-              <w:jc w:val="left"/>
-            </w:pPr>
-            <w:r>
-              <w:rPr>
-                <w:rFonts w:ascii="TimeNewRoman" w:hAnsi="TimeNewRoman"/>
-                <w:sz w:val="30"/>
-              </w:rPr>
-              <w:t>53-25=</w:t>
-            </w:r>
-          </w:p>
-        </w:tc>
-      </w:tr>
-      <w:tr>
-        <w:tc>
-          <w:tcPr>
-            <w:tcW w:type="dxa" w:w="1987"/>
-          </w:tcPr>
-          <w:p>
-            <w:pPr>
-              <w:jc w:val="left"/>
-            </w:pPr>
-            <w:r>
-              <w:rPr>
-                <w:rFonts w:ascii="TimeNewRoman" w:hAnsi="TimeNewRoman"/>
-                <w:sz w:val="30"/>
-              </w:rPr>
-              <w:t>26+46=</w:t>
-            </w:r>
-          </w:p>
-        </w:tc>
-        <w:tc>
-          <w:tcPr>
-            <w:tcW w:type="dxa" w:w="1987"/>
-          </w:tcPr>
-          <w:p>
-            <w:pPr>
-              <w:jc w:val="left"/>
-            </w:pPr>
-            <w:r>
-              <w:rPr>
-                <w:rFonts w:ascii="TimeNewRoman" w:hAnsi="TimeNewRoman"/>
-                <w:sz w:val="30"/>
-              </w:rPr>
-              <w:t>75+7=</w:t>
-            </w:r>
-          </w:p>
-        </w:tc>
-        <w:tc>
-          <w:tcPr>
-            <w:tcW w:type="dxa" w:w="1987"/>
-          </w:tcPr>
-          <w:p>
-            <w:pPr>
-              <w:jc w:val="left"/>
-            </w:pPr>
-            <w:r>
-              <w:rPr>
-                <w:rFonts w:ascii="TimeNewRoman" w:hAnsi="TimeNewRoman"/>
-                <w:sz w:val="30"/>
-              </w:rPr>
-              <w:t>52-13=</w:t>
-            </w:r>
-          </w:p>
-        </w:tc>
-        <w:tc>
-          <w:tcPr>
-            <w:tcW w:type="dxa" w:w="1987"/>
-          </w:tcPr>
-          <w:p>
-            <w:pPr>
-              <w:jc w:val="left"/>
-            </w:pPr>
-            <w:r>
-              <w:rPr>
-                <w:rFonts w:ascii="TimeNewRoman" w:hAnsi="TimeNewRoman"/>
-                <w:sz w:val="30"/>
-              </w:rPr>
-              <w:t>41-36=</w:t>
-            </w:r>
-          </w:p>
-        </w:tc>
-        <w:tc>
-          <w:tcPr>
-            <w:tcW w:type="dxa" w:w="1987"/>
-          </w:tcPr>
-          <w:p>
-            <w:pPr>
-              <w:jc w:val="left"/>
-            </w:pPr>
-            <w:r>
-              <w:rPr>
-                <w:rFonts w:ascii="TimeNewRoman" w:hAnsi="TimeNewRoman"/>
-                <w:sz w:val="30"/>
-              </w:rPr>
-              <w:t>73-7=</w:t>
-            </w:r>
-          </w:p>
-        </w:tc>
-      </w:tr>
-      <w:tr>
-        <w:tc>
-          <w:tcPr>
-            <w:tcW w:type="dxa" w:w="1987"/>
-          </w:tcPr>
-          <w:p>
-            <w:pPr>
-              <w:jc w:val="left"/>
-            </w:pPr>
-            <w:r>
-              <w:rPr>
-                <w:rFonts w:ascii="TimeNewRoman" w:hAnsi="TimeNewRoman"/>
-                <w:sz w:val="30"/>
-              </w:rPr>
-              <w:t>64-8=</w:t>
-            </w:r>
-          </w:p>
-        </w:tc>
-        <w:tc>
-          <w:tcPr>
-            <w:tcW w:type="dxa" w:w="1987"/>
-          </w:tcPr>
-          <w:p>
-            <w:pPr>
-              <w:jc w:val="left"/>
-            </w:pPr>
-            <w:r>
-              <w:rPr>
-                <w:rFonts w:ascii="TimeNewRoman" w:hAnsi="TimeNewRoman"/>
-                <w:sz w:val="30"/>
-              </w:rPr>
-              <w:t>60-23=</w:t>
-            </w:r>
-          </w:p>
-        </w:tc>
-        <w:tc>
-          <w:tcPr>
-            <w:tcW w:type="dxa" w:w="1987"/>
-          </w:tcPr>
-          <w:p>
-            <w:pPr>
-              <w:jc w:val="left"/>
-            </w:pPr>
-            <w:r>
-              <w:rPr>
-                <w:rFonts w:ascii="TimeNewRoman" w:hAnsi="TimeNewRoman"/>
-                <w:sz w:val="30"/>
-              </w:rPr>
-              <w:t>32-6=</w:t>
-            </w:r>
-          </w:p>
-        </w:tc>
-        <w:tc>
-          <w:tcPr>
-            <w:tcW w:type="dxa" w:w="1987"/>
-          </w:tcPr>
-          <w:p>
-            <w:pPr>
-              <w:jc w:val="left"/>
-            </w:pPr>
-            <w:r>
-              <w:rPr>
-                <w:rFonts w:ascii="TimeNewRoman" w:hAnsi="TimeNewRoman"/>
-                <w:sz w:val="30"/>
-              </w:rPr>
-              <w:t>15+6=</w:t>
-            </w:r>
-          </w:p>
-        </w:tc>
-        <w:tc>
-          <w:tcPr>
-            <w:tcW w:type="dxa" w:w="1987"/>
-          </w:tcPr>
-          <w:p>
-            <w:pPr>
-              <w:jc w:val="left"/>
-            </w:pPr>
-            <w:r>
-              <w:rPr>
-                <w:rFonts w:ascii="TimeNewRoman" w:hAnsi="TimeNewRoman"/>
-                <w:sz w:val="30"/>
-              </w:rPr>
-              <w:t>91-13=</w:t>
-            </w:r>
-          </w:p>
-        </w:tc>
-      </w:tr>
-      <w:tr>
-        <w:tc>
-          <w:tcPr>
-            <w:tcW w:type="dxa" w:w="1987"/>
-          </w:tcPr>
-          <w:p>
-            <w:pPr>
-              <w:jc w:val="left"/>
-            </w:pPr>
-            <w:r>
-              <w:rPr>
-                <w:rFonts w:ascii="TimeNewRoman" w:hAnsi="TimeNewRoman"/>
-                <w:sz w:val="30"/>
-              </w:rPr>
-              <w:t>8+54=</w:t>
-            </w:r>
-          </w:p>
-        </w:tc>
-        <w:tc>
-          <w:tcPr>
-            <w:tcW w:type="dxa" w:w="1987"/>
-          </w:tcPr>
-          <w:p>
-            <w:pPr>
-              <w:jc w:val="left"/>
-            </w:pPr>
-            <w:r>
-              <w:rPr>
-                <w:rFonts w:ascii="TimeNewRoman" w:hAnsi="TimeNewRoman"/>
-                <w:sz w:val="30"/>
-              </w:rPr>
-              <w:t>38+6=</w:t>
-            </w:r>
-          </w:p>
-        </w:tc>
-        <w:tc>
-          <w:tcPr>
-            <w:tcW w:type="dxa" w:w="1987"/>
-          </w:tcPr>
-          <w:p>
-            <w:pPr>
-              <w:jc w:val="left"/>
-            </w:pPr>
-            <w:r>
-              <w:rPr>
-                <w:rFonts w:ascii="TimeNewRoman" w:hAnsi="TimeNewRoman"/>
-                <w:sz w:val="30"/>
-              </w:rPr>
-              <w:t>22-13=</w:t>
-            </w:r>
-          </w:p>
-        </w:tc>
-        <w:tc>
-          <w:tcPr>
-            <w:tcW w:type="dxa" w:w="1987"/>
-          </w:tcPr>
-          <w:p>
-            <w:pPr>
-              <w:jc w:val="left"/>
-            </w:pPr>
-            <w:r>
-              <w:rPr>
-                <w:rFonts w:ascii="TimeNewRoman" w:hAnsi="TimeNewRoman"/>
-                <w:sz w:val="30"/>
-              </w:rPr>
-              <w:t>73+9=</w:t>
-            </w:r>
-          </w:p>
-        </w:tc>
-        <w:tc>
-          <w:tcPr>
-            <w:tcW w:type="dxa" w:w="1987"/>
-          </w:tcPr>
-          <w:p>
-            <w:pPr>
-              <w:jc w:val="left"/>
-            </w:pPr>
-            <w:r>
-              <w:rPr>
-                <w:rFonts w:ascii="TimeNewRoman" w:hAnsi="TimeNewRoman"/>
-                <w:sz w:val="30"/>
-              </w:rPr>
-              <w:t>53-6=</w:t>
+              <w:t>83-65=</w:t>
             </w:r>
           </w:p>
         </w:tc>

--- a/adc_sbb_within_100.docx
+++ b/adc_sbb_within_100.docx
@@ -40,7 +40,7 @@
                 <w:rFonts w:ascii="TimeNewRoman" w:hAnsi="TimeNewRoman"/>
                 <w:sz w:val="30"/>
               </w:rPr>
-              <w:t>82-34=</w:t>
+              <w:t>72-25=</w:t>
             </w:r>
           </w:p>
         </w:tc>
@@ -57,7 +57,7 @@
                 <w:rFonts w:ascii="TimeNewRoman" w:hAnsi="TimeNewRoman"/>
                 <w:sz w:val="30"/>
               </w:rPr>
-              <w:t>4+49=</w:t>
+              <w:t>8+89=</w:t>
             </w:r>
           </w:p>
         </w:tc>
@@ -74,7 +74,7 @@
                 <w:rFonts w:ascii="TimeNewRoman" w:hAnsi="TimeNewRoman"/>
                 <w:sz w:val="30"/>
               </w:rPr>
-              <w:t>95-26=</w:t>
+              <w:t>93-8=</w:t>
             </w:r>
           </w:p>
         </w:tc>
@@ -91,1573 +91,7 @@
                 <w:rFonts w:ascii="TimeNewRoman" w:hAnsi="TimeNewRoman"/>
                 <w:sz w:val="30"/>
               </w:rPr>
-              <w:t>81-13=</w:t>
-            </w:r>
-          </w:p>
-        </w:tc>
-        <w:tc>
-          <w:tcPr>
-            <w:tcW w:type="dxa" w:w="1987"/>
-          </w:tcPr>
-          <w:p>
-            <w:pPr>
-              <w:jc w:val="left"/>
-            </w:pPr>
-            <w:r>
-              <w:rPr>
-                <w:rFonts w:ascii="TimeNewRoman" w:hAnsi="TimeNewRoman"/>
-                <w:sz w:val="30"/>
-              </w:rPr>
-              <w:t>73-27=</w:t>
-            </w:r>
-          </w:p>
-        </w:tc>
-      </w:tr>
-      <w:tr>
-        <w:tc>
-          <w:tcPr>
-            <w:tcW w:type="dxa" w:w="1987"/>
-          </w:tcPr>
-          <w:p>
-            <w:pPr>
-              <w:jc w:val="left"/>
-            </w:pPr>
-            <w:r>
-              <w:rPr>
-                <w:rFonts w:ascii="TimeNewRoman" w:hAnsi="TimeNewRoman"/>
-                <w:sz w:val="30"/>
-              </w:rPr>
-              <w:t>14+27=</w:t>
-            </w:r>
-          </w:p>
-        </w:tc>
-        <w:tc>
-          <w:tcPr>
-            <w:tcW w:type="dxa" w:w="1987"/>
-          </w:tcPr>
-          <w:p>
-            <w:pPr>
-              <w:jc w:val="left"/>
-            </w:pPr>
-            <w:r>
-              <w:rPr>
-                <w:rFonts w:ascii="TimeNewRoman" w:hAnsi="TimeNewRoman"/>
-                <w:sz w:val="30"/>
-              </w:rPr>
-              <w:t>71-62=</w:t>
-            </w:r>
-          </w:p>
-        </w:tc>
-        <w:tc>
-          <w:tcPr>
-            <w:tcW w:type="dxa" w:w="1987"/>
-          </w:tcPr>
-          <w:p>
-            <w:pPr>
-              <w:jc w:val="left"/>
-            </w:pPr>
-            <w:r>
-              <w:rPr>
-                <w:rFonts w:ascii="TimeNewRoman" w:hAnsi="TimeNewRoman"/>
-                <w:sz w:val="30"/>
-              </w:rPr>
-              <w:t>19+15=</w:t>
-            </w:r>
-          </w:p>
-        </w:tc>
-        <w:tc>
-          <w:tcPr>
-            <w:tcW w:type="dxa" w:w="1987"/>
-          </w:tcPr>
-          <w:p>
-            <w:pPr>
-              <w:jc w:val="left"/>
-            </w:pPr>
-            <w:r>
-              <w:rPr>
-                <w:rFonts w:ascii="TimeNewRoman" w:hAnsi="TimeNewRoman"/>
-                <w:sz w:val="30"/>
-              </w:rPr>
-              <w:t>62-26=</w:t>
-            </w:r>
-          </w:p>
-        </w:tc>
-        <w:tc>
-          <w:tcPr>
-            <w:tcW w:type="dxa" w:w="1987"/>
-          </w:tcPr>
-          <w:p>
-            <w:pPr>
-              <w:jc w:val="left"/>
-            </w:pPr>
-            <w:r>
-              <w:rPr>
-                <w:rFonts w:ascii="TimeNewRoman" w:hAnsi="TimeNewRoman"/>
-                <w:sz w:val="30"/>
-              </w:rPr>
-              <w:t>50-15=</w:t>
-            </w:r>
-          </w:p>
-        </w:tc>
-      </w:tr>
-      <w:tr>
-        <w:tc>
-          <w:tcPr>
-            <w:tcW w:type="dxa" w:w="1987"/>
-          </w:tcPr>
-          <w:p>
-            <w:pPr>
-              <w:jc w:val="left"/>
-            </w:pPr>
-            <w:r>
-              <w:rPr>
-                <w:rFonts w:ascii="TimeNewRoman" w:hAnsi="TimeNewRoman"/>
-                <w:sz w:val="30"/>
-              </w:rPr>
-              <w:t>6+36=</w:t>
-            </w:r>
-          </w:p>
-        </w:tc>
-        <w:tc>
-          <w:tcPr>
-            <w:tcW w:type="dxa" w:w="1987"/>
-          </w:tcPr>
-          <w:p>
-            <w:pPr>
-              <w:jc w:val="left"/>
-            </w:pPr>
-            <w:r>
-              <w:rPr>
-                <w:rFonts w:ascii="TimeNewRoman" w:hAnsi="TimeNewRoman"/>
-                <w:sz w:val="30"/>
-              </w:rPr>
-              <w:t>43+39=</w:t>
-            </w:r>
-          </w:p>
-        </w:tc>
-        <w:tc>
-          <w:tcPr>
-            <w:tcW w:type="dxa" w:w="1987"/>
-          </w:tcPr>
-          <w:p>
-            <w:pPr>
-              <w:jc w:val="left"/>
-            </w:pPr>
-            <w:r>
-              <w:rPr>
-                <w:rFonts w:ascii="TimeNewRoman" w:hAnsi="TimeNewRoman"/>
-                <w:sz w:val="30"/>
-              </w:rPr>
-              <w:t>7+8=</w:t>
-            </w:r>
-          </w:p>
-        </w:tc>
-        <w:tc>
-          <w:tcPr>
-            <w:tcW w:type="dxa" w:w="1987"/>
-          </w:tcPr>
-          <w:p>
-            <w:pPr>
-              <w:jc w:val="left"/>
-            </w:pPr>
-            <w:r>
-              <w:rPr>
-                <w:rFonts w:ascii="TimeNewRoman" w:hAnsi="TimeNewRoman"/>
-                <w:sz w:val="30"/>
-              </w:rPr>
-              <w:t>63-24=</w:t>
-            </w:r>
-          </w:p>
-        </w:tc>
-        <w:tc>
-          <w:tcPr>
-            <w:tcW w:type="dxa" w:w="1987"/>
-          </w:tcPr>
-          <w:p>
-            <w:pPr>
-              <w:jc w:val="left"/>
-            </w:pPr>
-            <w:r>
-              <w:rPr>
-                <w:rFonts w:ascii="TimeNewRoman" w:hAnsi="TimeNewRoman"/>
-                <w:sz w:val="30"/>
-              </w:rPr>
-              <w:t>52-34=</w:t>
-            </w:r>
-          </w:p>
-        </w:tc>
-      </w:tr>
-      <w:tr>
-        <w:tc>
-          <w:tcPr>
-            <w:tcW w:type="dxa" w:w="1987"/>
-          </w:tcPr>
-          <w:p>
-            <w:pPr>
-              <w:jc w:val="left"/>
-            </w:pPr>
-            <w:r>
-              <w:rPr>
-                <w:rFonts w:ascii="TimeNewRoman" w:hAnsi="TimeNewRoman"/>
-                <w:sz w:val="30"/>
-              </w:rPr>
-              <w:t>81-53=</w:t>
-            </w:r>
-          </w:p>
-        </w:tc>
-        <w:tc>
-          <w:tcPr>
-            <w:tcW w:type="dxa" w:w="1987"/>
-          </w:tcPr>
-          <w:p>
-            <w:pPr>
-              <w:jc w:val="left"/>
-            </w:pPr>
-            <w:r>
-              <w:rPr>
-                <w:rFonts w:ascii="TimeNewRoman" w:hAnsi="TimeNewRoman"/>
-                <w:sz w:val="30"/>
-              </w:rPr>
-              <w:t>95-68=</w:t>
-            </w:r>
-          </w:p>
-        </w:tc>
-        <w:tc>
-          <w:tcPr>
-            <w:tcW w:type="dxa" w:w="1987"/>
-          </w:tcPr>
-          <w:p>
-            <w:pPr>
-              <w:jc w:val="left"/>
-            </w:pPr>
-            <w:r>
-              <w:rPr>
-                <w:rFonts w:ascii="TimeNewRoman" w:hAnsi="TimeNewRoman"/>
-                <w:sz w:val="30"/>
-              </w:rPr>
-              <w:t>66-47=</w:t>
-            </w:r>
-          </w:p>
-        </w:tc>
-        <w:tc>
-          <w:tcPr>
-            <w:tcW w:type="dxa" w:w="1987"/>
-          </w:tcPr>
-          <w:p>
-            <w:pPr>
-              <w:jc w:val="left"/>
-            </w:pPr>
-            <w:r>
-              <w:rPr>
-                <w:rFonts w:ascii="TimeNewRoman" w:hAnsi="TimeNewRoman"/>
-                <w:sz w:val="30"/>
-              </w:rPr>
-              <w:t>86-17=</w:t>
-            </w:r>
-          </w:p>
-        </w:tc>
-        <w:tc>
-          <w:tcPr>
-            <w:tcW w:type="dxa" w:w="1987"/>
-          </w:tcPr>
-          <w:p>
-            <w:pPr>
-              <w:jc w:val="left"/>
-            </w:pPr>
-            <w:r>
-              <w:rPr>
-                <w:rFonts w:ascii="TimeNewRoman" w:hAnsi="TimeNewRoman"/>
-                <w:sz w:val="30"/>
-              </w:rPr>
-              <w:t>93-45=</w:t>
-            </w:r>
-          </w:p>
-        </w:tc>
-      </w:tr>
-      <w:tr>
-        <w:tc>
-          <w:tcPr>
-            <w:tcW w:type="dxa" w:w="1987"/>
-          </w:tcPr>
-          <w:p>
-            <w:pPr>
-              <w:jc w:val="left"/>
-            </w:pPr>
-            <w:r>
-              <w:rPr>
-                <w:rFonts w:ascii="TimeNewRoman" w:hAnsi="TimeNewRoman"/>
-                <w:sz w:val="30"/>
-              </w:rPr>
-              <w:t>37+35=</w:t>
-            </w:r>
-          </w:p>
-        </w:tc>
-        <w:tc>
-          <w:tcPr>
-            <w:tcW w:type="dxa" w:w="1987"/>
-          </w:tcPr>
-          <w:p>
-            <w:pPr>
-              <w:jc w:val="left"/>
-            </w:pPr>
-            <w:r>
-              <w:rPr>
-                <w:rFonts w:ascii="TimeNewRoman" w:hAnsi="TimeNewRoman"/>
-                <w:sz w:val="30"/>
-              </w:rPr>
-              <w:t>4+88=</w:t>
-            </w:r>
-          </w:p>
-        </w:tc>
-        <w:tc>
-          <w:tcPr>
-            <w:tcW w:type="dxa" w:w="1987"/>
-          </w:tcPr>
-          <w:p>
-            <w:pPr>
-              <w:jc w:val="left"/>
-            </w:pPr>
-            <w:r>
-              <w:rPr>
-                <w:rFonts w:ascii="TimeNewRoman" w:hAnsi="TimeNewRoman"/>
-                <w:sz w:val="30"/>
-              </w:rPr>
-              <w:t>87-8=</w:t>
-            </w:r>
-          </w:p>
-        </w:tc>
-        <w:tc>
-          <w:tcPr>
-            <w:tcW w:type="dxa" w:w="1987"/>
-          </w:tcPr>
-          <w:p>
-            <w:pPr>
-              <w:jc w:val="left"/>
-            </w:pPr>
-            <w:r>
-              <w:rPr>
-                <w:rFonts w:ascii="TimeNewRoman" w:hAnsi="TimeNewRoman"/>
-                <w:sz w:val="30"/>
-              </w:rPr>
-              <w:t>48+47=</w:t>
-            </w:r>
-          </w:p>
-        </w:tc>
-        <w:tc>
-          <w:tcPr>
-            <w:tcW w:type="dxa" w:w="1987"/>
-          </w:tcPr>
-          <w:p>
-            <w:pPr>
-              <w:jc w:val="left"/>
-            </w:pPr>
-            <w:r>
-              <w:rPr>
-                <w:rFonts w:ascii="TimeNewRoman" w:hAnsi="TimeNewRoman"/>
-                <w:sz w:val="30"/>
-              </w:rPr>
-              <w:t>80-51=</w:t>
-            </w:r>
-          </w:p>
-        </w:tc>
-      </w:tr>
-      <w:tr>
-        <w:tc>
-          <w:tcPr>
-            <w:tcW w:type="dxa" w:w="1987"/>
-          </w:tcPr>
-          <w:p>
-            <w:pPr>
-              <w:jc w:val="left"/>
-            </w:pPr>
-            <w:r>
-              <w:rPr>
-                <w:rFonts w:ascii="TimeNewRoman" w:hAnsi="TimeNewRoman"/>
-                <w:sz w:val="30"/>
-              </w:rPr>
-              <w:t>37+38=</w:t>
-            </w:r>
-          </w:p>
-        </w:tc>
-        <w:tc>
-          <w:tcPr>
-            <w:tcW w:type="dxa" w:w="1987"/>
-          </w:tcPr>
-          <w:p>
-            <w:pPr>
-              <w:jc w:val="left"/>
-            </w:pPr>
-            <w:r>
-              <w:rPr>
-                <w:rFonts w:ascii="TimeNewRoman" w:hAnsi="TimeNewRoman"/>
-                <w:sz w:val="30"/>
-              </w:rPr>
-              <w:t>34+47=</w:t>
-            </w:r>
-          </w:p>
-        </w:tc>
-        <w:tc>
-          <w:tcPr>
-            <w:tcW w:type="dxa" w:w="1987"/>
-          </w:tcPr>
-          <w:p>
-            <w:pPr>
-              <w:jc w:val="left"/>
-            </w:pPr>
-            <w:r>
-              <w:rPr>
-                <w:rFonts w:ascii="TimeNewRoman" w:hAnsi="TimeNewRoman"/>
-                <w:sz w:val="30"/>
-              </w:rPr>
-              <w:t>39+26=</w:t>
-            </w:r>
-          </w:p>
-        </w:tc>
-        <w:tc>
-          <w:tcPr>
-            <w:tcW w:type="dxa" w:w="1987"/>
-          </w:tcPr>
-          <w:p>
-            <w:pPr>
-              <w:jc w:val="left"/>
-            </w:pPr>
-            <w:r>
-              <w:rPr>
-                <w:rFonts w:ascii="TimeNewRoman" w:hAnsi="TimeNewRoman"/>
-                <w:sz w:val="30"/>
-              </w:rPr>
-              <w:t>67+4=</w:t>
-            </w:r>
-          </w:p>
-        </w:tc>
-        <w:tc>
-          <w:tcPr>
-            <w:tcW w:type="dxa" w:w="1987"/>
-          </w:tcPr>
-          <w:p>
-            <w:pPr>
-              <w:jc w:val="left"/>
-            </w:pPr>
-            <w:r>
-              <w:rPr>
-                <w:rFonts w:ascii="TimeNewRoman" w:hAnsi="TimeNewRoman"/>
-                <w:sz w:val="30"/>
-              </w:rPr>
-              <w:t>67-18=</w:t>
-            </w:r>
-          </w:p>
-        </w:tc>
-      </w:tr>
-      <w:tr>
-        <w:tc>
-          <w:tcPr>
-            <w:tcW w:type="dxa" w:w="1987"/>
-          </w:tcPr>
-          <w:p>
-            <w:pPr>
-              <w:jc w:val="left"/>
-            </w:pPr>
-            <w:r>
-              <w:rPr>
-                <w:rFonts w:ascii="TimeNewRoman" w:hAnsi="TimeNewRoman"/>
-                <w:sz w:val="30"/>
-              </w:rPr>
-              <w:t>53-27=</w:t>
-            </w:r>
-          </w:p>
-        </w:tc>
-        <w:tc>
-          <w:tcPr>
-            <w:tcW w:type="dxa" w:w="1987"/>
-          </w:tcPr>
-          <w:p>
-            <w:pPr>
-              <w:jc w:val="left"/>
-            </w:pPr>
-            <w:r>
-              <w:rPr>
-                <w:rFonts w:ascii="TimeNewRoman" w:hAnsi="TimeNewRoman"/>
-                <w:sz w:val="30"/>
-              </w:rPr>
-              <w:t>23-18=</w:t>
-            </w:r>
-          </w:p>
-        </w:tc>
-        <w:tc>
-          <w:tcPr>
-            <w:tcW w:type="dxa" w:w="1987"/>
-          </w:tcPr>
-          <w:p>
-            <w:pPr>
-              <w:jc w:val="left"/>
-            </w:pPr>
-            <w:r>
-              <w:rPr>
-                <w:rFonts w:ascii="TimeNewRoman" w:hAnsi="TimeNewRoman"/>
-                <w:sz w:val="30"/>
-              </w:rPr>
-              <w:t>71-13=</w:t>
-            </w:r>
-          </w:p>
-        </w:tc>
-        <w:tc>
-          <w:tcPr>
-            <w:tcW w:type="dxa" w:w="1987"/>
-          </w:tcPr>
-          <w:p>
-            <w:pPr>
-              <w:jc w:val="left"/>
-            </w:pPr>
-            <w:r>
-              <w:rPr>
-                <w:rFonts w:ascii="TimeNewRoman" w:hAnsi="TimeNewRoman"/>
-                <w:sz w:val="30"/>
-              </w:rPr>
-              <w:t>91-24=</w:t>
-            </w:r>
-          </w:p>
-        </w:tc>
-        <w:tc>
-          <w:tcPr>
-            <w:tcW w:type="dxa" w:w="1987"/>
-          </w:tcPr>
-          <w:p>
-            <w:pPr>
-              <w:jc w:val="left"/>
-            </w:pPr>
-            <w:r>
-              <w:rPr>
-                <w:rFonts w:ascii="TimeNewRoman" w:hAnsi="TimeNewRoman"/>
-                <w:sz w:val="30"/>
-              </w:rPr>
-              <w:t>17+58=</w:t>
-            </w:r>
-          </w:p>
-        </w:tc>
-      </w:tr>
-      <w:tr>
-        <w:tc>
-          <w:tcPr>
-            <w:tcW w:type="dxa" w:w="1987"/>
-          </w:tcPr>
-          <w:p>
-            <w:pPr>
-              <w:jc w:val="left"/>
-            </w:pPr>
-            <w:r>
-              <w:rPr>
-                <w:rFonts w:ascii="TimeNewRoman" w:hAnsi="TimeNewRoman"/>
-                <w:sz w:val="30"/>
-              </w:rPr>
-              <w:t>41-16=</w:t>
-            </w:r>
-          </w:p>
-        </w:tc>
-        <w:tc>
-          <w:tcPr>
-            <w:tcW w:type="dxa" w:w="1987"/>
-          </w:tcPr>
-          <w:p>
-            <w:pPr>
-              <w:jc w:val="left"/>
-            </w:pPr>
-            <w:r>
-              <w:rPr>
-                <w:rFonts w:ascii="TimeNewRoman" w:hAnsi="TimeNewRoman"/>
-                <w:sz w:val="30"/>
-              </w:rPr>
-              <w:t>57-19=</w:t>
-            </w:r>
-          </w:p>
-        </w:tc>
-        <w:tc>
-          <w:tcPr>
-            <w:tcW w:type="dxa" w:w="1987"/>
-          </w:tcPr>
-          <w:p>
-            <w:pPr>
-              <w:jc w:val="left"/>
-            </w:pPr>
-            <w:r>
-              <w:rPr>
-                <w:rFonts w:ascii="TimeNewRoman" w:hAnsi="TimeNewRoman"/>
-                <w:sz w:val="30"/>
-              </w:rPr>
-              <w:t>63-26=</w:t>
-            </w:r>
-          </w:p>
-        </w:tc>
-        <w:tc>
-          <w:tcPr>
-            <w:tcW w:type="dxa" w:w="1987"/>
-          </w:tcPr>
-          <w:p>
-            <w:pPr>
-              <w:jc w:val="left"/>
-            </w:pPr>
-            <w:r>
-              <w:rPr>
-                <w:rFonts w:ascii="TimeNewRoman" w:hAnsi="TimeNewRoman"/>
-                <w:sz w:val="30"/>
-              </w:rPr>
-              <w:t>74-36=</w:t>
-            </w:r>
-          </w:p>
-        </w:tc>
-        <w:tc>
-          <w:tcPr>
-            <w:tcW w:type="dxa" w:w="1987"/>
-          </w:tcPr>
-          <w:p>
-            <w:pPr>
-              <w:jc w:val="left"/>
-            </w:pPr>
-            <w:r>
-              <w:rPr>
-                <w:rFonts w:ascii="TimeNewRoman" w:hAnsi="TimeNewRoman"/>
-                <w:sz w:val="30"/>
-              </w:rPr>
-              <w:t>41-24=</w:t>
-            </w:r>
-          </w:p>
-        </w:tc>
-      </w:tr>
-      <w:tr>
-        <w:tc>
-          <w:tcPr>
-            <w:tcW w:type="dxa" w:w="1987"/>
-          </w:tcPr>
-          <w:p>
-            <w:pPr>
-              <w:jc w:val="left"/>
-            </w:pPr>
-            <w:r>
-              <w:rPr>
-                <w:rFonts w:ascii="TimeNewRoman" w:hAnsi="TimeNewRoman"/>
-                <w:sz w:val="30"/>
-              </w:rPr>
-              <w:t>39+15=</w:t>
-            </w:r>
-          </w:p>
-        </w:tc>
-        <w:tc>
-          <w:tcPr>
-            <w:tcW w:type="dxa" w:w="1987"/>
-          </w:tcPr>
-          <w:p>
-            <w:pPr>
-              <w:jc w:val="left"/>
-            </w:pPr>
-            <w:r>
-              <w:rPr>
-                <w:rFonts w:ascii="TimeNewRoman" w:hAnsi="TimeNewRoman"/>
-                <w:sz w:val="30"/>
-              </w:rPr>
-              <w:t>51-39=</w:t>
-            </w:r>
-          </w:p>
-        </w:tc>
-        <w:tc>
-          <w:tcPr>
-            <w:tcW w:type="dxa" w:w="1987"/>
-          </w:tcPr>
-          <w:p>
-            <w:pPr>
-              <w:jc w:val="left"/>
-            </w:pPr>
-            <w:r>
-              <w:rPr>
-                <w:rFonts w:ascii="TimeNewRoman" w:hAnsi="TimeNewRoman"/>
-                <w:sz w:val="30"/>
-              </w:rPr>
-              <w:t>57-8=</w:t>
-            </w:r>
-          </w:p>
-        </w:tc>
-        <w:tc>
-          <w:tcPr>
-            <w:tcW w:type="dxa" w:w="1987"/>
-          </w:tcPr>
-          <w:p>
-            <w:pPr>
-              <w:jc w:val="left"/>
-            </w:pPr>
-            <w:r>
-              <w:rPr>
-                <w:rFonts w:ascii="TimeNewRoman" w:hAnsi="TimeNewRoman"/>
-                <w:sz w:val="30"/>
-              </w:rPr>
-              <w:t>19+3=</w:t>
-            </w:r>
-          </w:p>
-        </w:tc>
-        <w:tc>
-          <w:tcPr>
-            <w:tcW w:type="dxa" w:w="1987"/>
-          </w:tcPr>
-          <w:p>
-            <w:pPr>
-              <w:jc w:val="left"/>
-            </w:pPr>
-            <w:r>
-              <w:rPr>
-                <w:rFonts w:ascii="TimeNewRoman" w:hAnsi="TimeNewRoman"/>
-                <w:sz w:val="30"/>
-              </w:rPr>
-              <w:t>33-8=</w:t>
-            </w:r>
-          </w:p>
-        </w:tc>
-      </w:tr>
-      <w:tr>
-        <w:tc>
-          <w:tcPr>
-            <w:tcW w:type="dxa" w:w="1987"/>
-          </w:tcPr>
-          <w:p>
-            <w:pPr>
-              <w:jc w:val="left"/>
-            </w:pPr>
-            <w:r>
-              <w:rPr>
-                <w:rFonts w:ascii="TimeNewRoman" w:hAnsi="TimeNewRoman"/>
-                <w:sz w:val="30"/>
-              </w:rPr>
-              <w:t>27-9=</w:t>
-            </w:r>
-          </w:p>
-        </w:tc>
-        <w:tc>
-          <w:tcPr>
-            <w:tcW w:type="dxa" w:w="1987"/>
-          </w:tcPr>
-          <w:p>
-            <w:pPr>
-              <w:jc w:val="left"/>
-            </w:pPr>
-            <w:r>
-              <w:rPr>
-                <w:rFonts w:ascii="TimeNewRoman" w:hAnsi="TimeNewRoman"/>
-                <w:sz w:val="30"/>
-              </w:rPr>
-              <w:t>18+59=</w:t>
-            </w:r>
-          </w:p>
-        </w:tc>
-        <w:tc>
-          <w:tcPr>
-            <w:tcW w:type="dxa" w:w="1987"/>
-          </w:tcPr>
-          <w:p>
-            <w:pPr>
-              <w:jc w:val="left"/>
-            </w:pPr>
-            <w:r>
-              <w:rPr>
-                <w:rFonts w:ascii="TimeNewRoman" w:hAnsi="TimeNewRoman"/>
-                <w:sz w:val="30"/>
-              </w:rPr>
-              <w:t>39+12=</w:t>
-            </w:r>
-          </w:p>
-        </w:tc>
-        <w:tc>
-          <w:tcPr>
-            <w:tcW w:type="dxa" w:w="1987"/>
-          </w:tcPr>
-          <w:p>
-            <w:pPr>
-              <w:jc w:val="left"/>
-            </w:pPr>
-            <w:r>
-              <w:rPr>
-                <w:rFonts w:ascii="TimeNewRoman" w:hAnsi="TimeNewRoman"/>
-                <w:sz w:val="30"/>
-              </w:rPr>
-              <w:t>9+62=</w:t>
-            </w:r>
-          </w:p>
-        </w:tc>
-        <w:tc>
-          <w:tcPr>
-            <w:tcW w:type="dxa" w:w="1987"/>
-          </w:tcPr>
-          <w:p>
-            <w:pPr>
-              <w:jc w:val="left"/>
-            </w:pPr>
-            <w:r>
-              <w:rPr>
-                <w:rFonts w:ascii="TimeNewRoman" w:hAnsi="TimeNewRoman"/>
-                <w:sz w:val="30"/>
-              </w:rPr>
-              <w:t>7+75=</w:t>
-            </w:r>
-          </w:p>
-        </w:tc>
-      </w:tr>
-      <w:tr>
-        <w:tc>
-          <w:tcPr>
-            <w:tcW w:type="dxa" w:w="1987"/>
-          </w:tcPr>
-          <w:p>
-            <w:pPr>
-              <w:jc w:val="left"/>
-            </w:pPr>
-            <w:r>
-              <w:rPr>
-                <w:rFonts w:ascii="TimeNewRoman" w:hAnsi="TimeNewRoman"/>
-                <w:sz w:val="30"/>
-              </w:rPr>
-              <w:t>82-54=</w:t>
-            </w:r>
-          </w:p>
-        </w:tc>
-        <w:tc>
-          <w:tcPr>
-            <w:tcW w:type="dxa" w:w="1987"/>
-          </w:tcPr>
-          <w:p>
-            <w:pPr>
-              <w:jc w:val="left"/>
-            </w:pPr>
-            <w:r>
-              <w:rPr>
-                <w:rFonts w:ascii="TimeNewRoman" w:hAnsi="TimeNewRoman"/>
-                <w:sz w:val="30"/>
-              </w:rPr>
-              <w:t>52-9=</w:t>
-            </w:r>
-          </w:p>
-        </w:tc>
-        <w:tc>
-          <w:tcPr>
-            <w:tcW w:type="dxa" w:w="1987"/>
-          </w:tcPr>
-          <w:p>
-            <w:pPr>
-              <w:jc w:val="left"/>
-            </w:pPr>
-            <w:r>
-              <w:rPr>
-                <w:rFonts w:ascii="TimeNewRoman" w:hAnsi="TimeNewRoman"/>
-                <w:sz w:val="30"/>
-              </w:rPr>
-              <w:t>48+24=</w:t>
-            </w:r>
-          </w:p>
-        </w:tc>
-        <w:tc>
-          <w:tcPr>
-            <w:tcW w:type="dxa" w:w="1987"/>
-          </w:tcPr>
-          <w:p>
-            <w:pPr>
-              <w:jc w:val="left"/>
-            </w:pPr>
-            <w:r>
-              <w:rPr>
-                <w:rFonts w:ascii="TimeNewRoman" w:hAnsi="TimeNewRoman"/>
-                <w:sz w:val="30"/>
-              </w:rPr>
-              <w:t>54-48=</w:t>
-            </w:r>
-          </w:p>
-        </w:tc>
-        <w:tc>
-          <w:tcPr>
-            <w:tcW w:type="dxa" w:w="1987"/>
-          </w:tcPr>
-          <w:p>
-            <w:pPr>
-              <w:jc w:val="left"/>
-            </w:pPr>
-            <w:r>
-              <w:rPr>
-                <w:rFonts w:ascii="TimeNewRoman" w:hAnsi="TimeNewRoman"/>
-                <w:sz w:val="30"/>
-              </w:rPr>
-              <w:t>14+29=</w:t>
-            </w:r>
-          </w:p>
-        </w:tc>
-      </w:tr>
-      <w:tr>
-        <w:tc>
-          <w:tcPr>
-            <w:tcW w:type="dxa" w:w="1987"/>
-          </w:tcPr>
-          <w:p>
-            <w:pPr>
-              <w:jc w:val="left"/>
-            </w:pPr>
-            <w:r>
-              <w:rPr>
-                <w:rFonts w:ascii="TimeNewRoman" w:hAnsi="TimeNewRoman"/>
-                <w:sz w:val="30"/>
-              </w:rPr>
-              <w:t>44+38=</w:t>
-            </w:r>
-          </w:p>
-        </w:tc>
-        <w:tc>
-          <w:tcPr>
-            <w:tcW w:type="dxa" w:w="1987"/>
-          </w:tcPr>
-          <w:p>
-            <w:pPr>
-              <w:jc w:val="left"/>
-            </w:pPr>
-            <w:r>
-              <w:rPr>
-                <w:rFonts w:ascii="TimeNewRoman" w:hAnsi="TimeNewRoman"/>
-                <w:sz w:val="30"/>
-              </w:rPr>
-              <w:t>45-7=</w:t>
-            </w:r>
-          </w:p>
-        </w:tc>
-        <w:tc>
-          <w:tcPr>
-            <w:tcW w:type="dxa" w:w="1987"/>
-          </w:tcPr>
-          <w:p>
-            <w:pPr>
-              <w:jc w:val="left"/>
-            </w:pPr>
-            <w:r>
-              <w:rPr>
-                <w:rFonts w:ascii="TimeNewRoman" w:hAnsi="TimeNewRoman"/>
-                <w:sz w:val="30"/>
-              </w:rPr>
-              <w:t>92-83=</w:t>
-            </w:r>
-          </w:p>
-        </w:tc>
-        <w:tc>
-          <w:tcPr>
-            <w:tcW w:type="dxa" w:w="1987"/>
-          </w:tcPr>
-          <w:p>
-            <w:pPr>
-              <w:jc w:val="left"/>
-            </w:pPr>
-            <w:r>
-              <w:rPr>
-                <w:rFonts w:ascii="TimeNewRoman" w:hAnsi="TimeNewRoman"/>
-                <w:sz w:val="30"/>
-              </w:rPr>
-              <w:t>62-47=</w:t>
-            </w:r>
-          </w:p>
-        </w:tc>
-        <w:tc>
-          <w:tcPr>
-            <w:tcW w:type="dxa" w:w="1987"/>
-          </w:tcPr>
-          <w:p>
-            <w:pPr>
-              <w:jc w:val="left"/>
-            </w:pPr>
-            <w:r>
-              <w:rPr>
-                <w:rFonts w:ascii="TimeNewRoman" w:hAnsi="TimeNewRoman"/>
-                <w:sz w:val="30"/>
-              </w:rPr>
-              <w:t>71-37=</w:t>
-            </w:r>
-          </w:p>
-        </w:tc>
-      </w:tr>
-      <w:tr>
-        <w:tc>
-          <w:tcPr>
-            <w:tcW w:type="dxa" w:w="1987"/>
-          </w:tcPr>
-          <w:p>
-            <w:pPr>
-              <w:jc w:val="left"/>
-            </w:pPr>
-            <w:r>
-              <w:rPr>
-                <w:rFonts w:ascii="TimeNewRoman" w:hAnsi="TimeNewRoman"/>
-                <w:sz w:val="30"/>
-              </w:rPr>
-              <w:t>68+18=</w:t>
-            </w:r>
-          </w:p>
-        </w:tc>
-        <w:tc>
-          <w:tcPr>
-            <w:tcW w:type="dxa" w:w="1987"/>
-          </w:tcPr>
-          <w:p>
-            <w:pPr>
-              <w:jc w:val="left"/>
-            </w:pPr>
-            <w:r>
-              <w:rPr>
-                <w:rFonts w:ascii="TimeNewRoman" w:hAnsi="TimeNewRoman"/>
-                <w:sz w:val="30"/>
-              </w:rPr>
-              <w:t>28+33=</w:t>
-            </w:r>
-          </w:p>
-        </w:tc>
-        <w:tc>
-          <w:tcPr>
-            <w:tcW w:type="dxa" w:w="1987"/>
-          </w:tcPr>
-          <w:p>
-            <w:pPr>
-              <w:jc w:val="left"/>
-            </w:pPr>
-            <w:r>
-              <w:rPr>
-                <w:rFonts w:ascii="TimeNewRoman" w:hAnsi="TimeNewRoman"/>
-                <w:sz w:val="30"/>
-              </w:rPr>
-              <w:t>4+59=</w:t>
-            </w:r>
-          </w:p>
-        </w:tc>
-        <w:tc>
-          <w:tcPr>
-            <w:tcW w:type="dxa" w:w="1987"/>
-          </w:tcPr>
-          <w:p>
-            <w:pPr>
-              <w:jc w:val="left"/>
-            </w:pPr>
-            <w:r>
-              <w:rPr>
-                <w:rFonts w:ascii="TimeNewRoman" w:hAnsi="TimeNewRoman"/>
-                <w:sz w:val="30"/>
-              </w:rPr>
-              <w:t>15+26=</w:t>
-            </w:r>
-          </w:p>
-        </w:tc>
-        <w:tc>
-          <w:tcPr>
-            <w:tcW w:type="dxa" w:w="1987"/>
-          </w:tcPr>
-          <w:p>
-            <w:pPr>
-              <w:jc w:val="left"/>
-            </w:pPr>
-            <w:r>
-              <w:rPr>
-                <w:rFonts w:ascii="TimeNewRoman" w:hAnsi="TimeNewRoman"/>
-                <w:sz w:val="30"/>
-              </w:rPr>
-              <w:t>83+9=</w:t>
-            </w:r>
-          </w:p>
-        </w:tc>
-      </w:tr>
-      <w:tr>
-        <w:tc>
-          <w:tcPr>
-            <w:tcW w:type="dxa" w:w="1987"/>
-          </w:tcPr>
-          <w:p>
-            <w:pPr>
-              <w:jc w:val="left"/>
-            </w:pPr>
-            <w:r>
-              <w:rPr>
-                <w:rFonts w:ascii="TimeNewRoman" w:hAnsi="TimeNewRoman"/>
-                <w:sz w:val="30"/>
-              </w:rPr>
-              <w:t>97-8=</w:t>
-            </w:r>
-          </w:p>
-        </w:tc>
-        <w:tc>
-          <w:tcPr>
-            <w:tcW w:type="dxa" w:w="1987"/>
-          </w:tcPr>
-          <w:p>
-            <w:pPr>
-              <w:jc w:val="left"/>
-            </w:pPr>
-            <w:r>
-              <w:rPr>
-                <w:rFonts w:ascii="TimeNewRoman" w:hAnsi="TimeNewRoman"/>
-                <w:sz w:val="30"/>
-              </w:rPr>
-              <w:t>39+44=</w:t>
-            </w:r>
-          </w:p>
-        </w:tc>
-        <w:tc>
-          <w:tcPr>
-            <w:tcW w:type="dxa" w:w="1987"/>
-          </w:tcPr>
-          <w:p>
-            <w:pPr>
-              <w:jc w:val="left"/>
-            </w:pPr>
-            <w:r>
-              <w:rPr>
-                <w:rFonts w:ascii="TimeNewRoman" w:hAnsi="TimeNewRoman"/>
-                <w:sz w:val="30"/>
-              </w:rPr>
-              <w:t>76+18=</w:t>
-            </w:r>
-          </w:p>
-        </w:tc>
-        <w:tc>
-          <w:tcPr>
-            <w:tcW w:type="dxa" w:w="1987"/>
-          </w:tcPr>
-          <w:p>
-            <w:pPr>
-              <w:jc w:val="left"/>
-            </w:pPr>
-            <w:r>
-              <w:rPr>
-                <w:rFonts w:ascii="TimeNewRoman" w:hAnsi="TimeNewRoman"/>
-                <w:sz w:val="30"/>
-              </w:rPr>
-              <w:t>39+36=</w:t>
-            </w:r>
-          </w:p>
-        </w:tc>
-        <w:tc>
-          <w:tcPr>
-            <w:tcW w:type="dxa" w:w="1987"/>
-          </w:tcPr>
-          <w:p>
-            <w:pPr>
-              <w:jc w:val="left"/>
-            </w:pPr>
-            <w:r>
-              <w:rPr>
-                <w:rFonts w:ascii="TimeNewRoman" w:hAnsi="TimeNewRoman"/>
-                <w:sz w:val="30"/>
-              </w:rPr>
-              <w:t>79+15=</w:t>
-            </w:r>
-          </w:p>
-        </w:tc>
-      </w:tr>
-      <w:tr>
-        <w:tc>
-          <w:tcPr>
-            <w:tcW w:type="dxa" w:w="1987"/>
-          </w:tcPr>
-          <w:p>
-            <w:pPr>
-              <w:jc w:val="left"/>
-            </w:pPr>
-            <w:r>
-              <w:rPr>
-                <w:rFonts w:ascii="TimeNewRoman" w:hAnsi="TimeNewRoman"/>
-                <w:sz w:val="30"/>
-              </w:rPr>
-              <w:t>75-26=</w:t>
-            </w:r>
-          </w:p>
-        </w:tc>
-        <w:tc>
-          <w:tcPr>
-            <w:tcW w:type="dxa" w:w="1987"/>
-          </w:tcPr>
-          <w:p>
-            <w:pPr>
-              <w:jc w:val="left"/>
-            </w:pPr>
-            <w:r>
-              <w:rPr>
-                <w:rFonts w:ascii="TimeNewRoman" w:hAnsi="TimeNewRoman"/>
-                <w:sz w:val="30"/>
-              </w:rPr>
-              <w:t>90-41=</w:t>
-            </w:r>
-          </w:p>
-        </w:tc>
-        <w:tc>
-          <w:tcPr>
-            <w:tcW w:type="dxa" w:w="1987"/>
-          </w:tcPr>
-          <w:p>
-            <w:pPr>
-              <w:jc w:val="left"/>
-            </w:pPr>
-            <w:r>
-              <w:rPr>
-                <w:rFonts w:ascii="TimeNewRoman" w:hAnsi="TimeNewRoman"/>
-                <w:sz w:val="30"/>
-              </w:rPr>
-              <w:t>15+16=</w:t>
-            </w:r>
-          </w:p>
-        </w:tc>
-        <w:tc>
-          <w:tcPr>
-            <w:tcW w:type="dxa" w:w="1987"/>
-          </w:tcPr>
-          <w:p>
-            <w:pPr>
-              <w:jc w:val="left"/>
-            </w:pPr>
-            <w:r>
-              <w:rPr>
-                <w:rFonts w:ascii="TimeNewRoman" w:hAnsi="TimeNewRoman"/>
-                <w:sz w:val="30"/>
-              </w:rPr>
-              <w:t>91-72=</w:t>
-            </w:r>
-          </w:p>
-        </w:tc>
-        <w:tc>
-          <w:tcPr>
-            <w:tcW w:type="dxa" w:w="1987"/>
-          </w:tcPr>
-          <w:p>
-            <w:pPr>
-              <w:jc w:val="left"/>
-            </w:pPr>
-            <w:r>
-              <w:rPr>
-                <w:rFonts w:ascii="TimeNewRoman" w:hAnsi="TimeNewRoman"/>
-                <w:sz w:val="30"/>
-              </w:rPr>
-              <w:t>57+19=</w:t>
-            </w:r>
-          </w:p>
-        </w:tc>
-      </w:tr>
-      <w:tr>
-        <w:tc>
-          <w:tcPr>
-            <w:tcW w:type="dxa" w:w="1987"/>
-          </w:tcPr>
-          <w:p>
-            <w:pPr>
-              <w:jc w:val="left"/>
-            </w:pPr>
-            <w:r>
-              <w:rPr>
-                <w:rFonts w:ascii="TimeNewRoman" w:hAnsi="TimeNewRoman"/>
-                <w:sz w:val="30"/>
-              </w:rPr>
-              <w:t>71-9=</w:t>
-            </w:r>
-          </w:p>
-        </w:tc>
-        <w:tc>
-          <w:tcPr>
-            <w:tcW w:type="dxa" w:w="1987"/>
-          </w:tcPr>
-          <w:p>
-            <w:pPr>
-              <w:jc w:val="left"/>
-            </w:pPr>
-            <w:r>
-              <w:rPr>
-                <w:rFonts w:ascii="TimeNewRoman" w:hAnsi="TimeNewRoman"/>
-                <w:sz w:val="30"/>
-              </w:rPr>
-              <w:t>71-6=</w:t>
-            </w:r>
-          </w:p>
-        </w:tc>
-        <w:tc>
-          <w:tcPr>
-            <w:tcW w:type="dxa" w:w="1987"/>
-          </w:tcPr>
-          <w:p>
-            <w:pPr>
-              <w:jc w:val="left"/>
-            </w:pPr>
-            <w:r>
-              <w:rPr>
-                <w:rFonts w:ascii="TimeNewRoman" w:hAnsi="TimeNewRoman"/>
-                <w:sz w:val="30"/>
-              </w:rPr>
-              <w:t>59+35=</w:t>
-            </w:r>
-          </w:p>
-        </w:tc>
-        <w:tc>
-          <w:tcPr>
-            <w:tcW w:type="dxa" w:w="1987"/>
-          </w:tcPr>
-          <w:p>
-            <w:pPr>
-              <w:jc w:val="left"/>
-            </w:pPr>
-            <w:r>
-              <w:rPr>
-                <w:rFonts w:ascii="TimeNewRoman" w:hAnsi="TimeNewRoman"/>
-                <w:sz w:val="30"/>
-              </w:rPr>
-              <w:t>71-23=</w:t>
-            </w:r>
-          </w:p>
-        </w:tc>
-        <w:tc>
-          <w:tcPr>
-            <w:tcW w:type="dxa" w:w="1987"/>
-          </w:tcPr>
-          <w:p>
-            <w:pPr>
-              <w:jc w:val="left"/>
-            </w:pPr>
-            <w:r>
-              <w:rPr>
-                <w:rFonts w:ascii="TimeNewRoman" w:hAnsi="TimeNewRoman"/>
-                <w:sz w:val="30"/>
-              </w:rPr>
-              <w:t>16+9=</w:t>
-            </w:r>
-          </w:p>
-        </w:tc>
-      </w:tr>
-      <w:tr>
-        <w:tc>
-          <w:tcPr>
-            <w:tcW w:type="dxa" w:w="1987"/>
-          </w:tcPr>
-          <w:p>
-            <w:pPr>
-              <w:jc w:val="left"/>
-            </w:pPr>
-            <w:r>
-              <w:rPr>
-                <w:rFonts w:ascii="TimeNewRoman" w:hAnsi="TimeNewRoman"/>
-                <w:sz w:val="30"/>
-              </w:rPr>
-              <w:t>73-69=</w:t>
-            </w:r>
-          </w:p>
-        </w:tc>
-        <w:tc>
-          <w:tcPr>
-            <w:tcW w:type="dxa" w:w="1987"/>
-          </w:tcPr>
-          <w:p>
-            <w:pPr>
-              <w:jc w:val="left"/>
-            </w:pPr>
-            <w:r>
-              <w:rPr>
-                <w:rFonts w:ascii="TimeNewRoman" w:hAnsi="TimeNewRoman"/>
-                <w:sz w:val="30"/>
-              </w:rPr>
-              <w:t>81-74=</w:t>
-            </w:r>
-          </w:p>
-        </w:tc>
-        <w:tc>
-          <w:tcPr>
-            <w:tcW w:type="dxa" w:w="1987"/>
-          </w:tcPr>
-          <w:p>
-            <w:pPr>
-              <w:jc w:val="left"/>
-            </w:pPr>
-            <w:r>
-              <w:rPr>
-                <w:rFonts w:ascii="TimeNewRoman" w:hAnsi="TimeNewRoman"/>
-                <w:sz w:val="30"/>
-              </w:rPr>
-              <w:t>66+25=</w:t>
-            </w:r>
-          </w:p>
-        </w:tc>
-        <w:tc>
-          <w:tcPr>
-            <w:tcW w:type="dxa" w:w="1987"/>
-          </w:tcPr>
-          <w:p>
-            <w:pPr>
-              <w:jc w:val="left"/>
-            </w:pPr>
-            <w:r>
-              <w:rPr>
-                <w:rFonts w:ascii="TimeNewRoman" w:hAnsi="TimeNewRoman"/>
-                <w:sz w:val="30"/>
-              </w:rPr>
-              <w:t>90-64=</w:t>
-            </w:r>
-          </w:p>
-        </w:tc>
-        <w:tc>
-          <w:tcPr>
-            <w:tcW w:type="dxa" w:w="1987"/>
-          </w:tcPr>
-          <w:p>
-            <w:pPr>
-              <w:jc w:val="left"/>
-            </w:pPr>
-            <w:r>
-              <w:rPr>
-                <w:rFonts w:ascii="TimeNewRoman" w:hAnsi="TimeNewRoman"/>
-                <w:sz w:val="30"/>
-              </w:rPr>
-              <w:t>23+48=</w:t>
-            </w:r>
-          </w:p>
-        </w:tc>
-      </w:tr>
-      <w:tr>
-        <w:tc>
-          <w:tcPr>
-            <w:tcW w:type="dxa" w:w="1987"/>
-          </w:tcPr>
-          <w:p>
-            <w:pPr>
-              <w:jc w:val="left"/>
-            </w:pPr>
-            <w:r>
-              <w:rPr>
-                <w:rFonts w:ascii="TimeNewRoman" w:hAnsi="TimeNewRoman"/>
-                <w:sz w:val="30"/>
-              </w:rPr>
-              <w:t>7+57=</w:t>
-            </w:r>
-          </w:p>
-        </w:tc>
-        <w:tc>
-          <w:tcPr>
-            <w:tcW w:type="dxa" w:w="1987"/>
-          </w:tcPr>
-          <w:p>
-            <w:pPr>
-              <w:jc w:val="left"/>
-            </w:pPr>
-            <w:r>
-              <w:rPr>
-                <w:rFonts w:ascii="TimeNewRoman" w:hAnsi="TimeNewRoman"/>
-                <w:sz w:val="30"/>
-              </w:rPr>
-              <w:t>77-38=</w:t>
-            </w:r>
-          </w:p>
-        </w:tc>
-        <w:tc>
-          <w:tcPr>
-            <w:tcW w:type="dxa" w:w="1987"/>
-          </w:tcPr>
-          <w:p>
-            <w:pPr>
-              <w:jc w:val="left"/>
-            </w:pPr>
-            <w:r>
-              <w:rPr>
-                <w:rFonts w:ascii="TimeNewRoman" w:hAnsi="TimeNewRoman"/>
-                <w:sz w:val="30"/>
-              </w:rPr>
-              <w:t>42-25=</w:t>
-            </w:r>
-          </w:p>
-        </w:tc>
-        <w:tc>
-          <w:tcPr>
-            <w:tcW w:type="dxa" w:w="1987"/>
-          </w:tcPr>
-          <w:p>
-            <w:pPr>
-              <w:jc w:val="left"/>
-            </w:pPr>
-            <w:r>
-              <w:rPr>
-                <w:rFonts w:ascii="TimeNewRoman" w:hAnsi="TimeNewRoman"/>
-                <w:sz w:val="30"/>
-              </w:rPr>
-              <w:t>57-39=</w:t>
-            </w:r>
-          </w:p>
-        </w:tc>
-        <w:tc>
-          <w:tcPr>
-            <w:tcW w:type="dxa" w:w="1987"/>
-          </w:tcPr>
-          <w:p>
-            <w:pPr>
-              <w:jc w:val="left"/>
-            </w:pPr>
-            <w:r>
-              <w:rPr>
-                <w:rFonts w:ascii="TimeNewRoman" w:hAnsi="TimeNewRoman"/>
-                <w:sz w:val="30"/>
-              </w:rPr>
-              <w:t>20-7=</w:t>
-            </w:r>
-          </w:p>
-        </w:tc>
-      </w:tr>
-      <w:tr>
-        <w:tc>
-          <w:tcPr>
-            <w:tcW w:type="dxa" w:w="1987"/>
-          </w:tcPr>
-          <w:p>
-            <w:pPr>
-              <w:jc w:val="left"/>
-            </w:pPr>
-            <w:r>
-              <w:rPr>
-                <w:rFonts w:ascii="TimeNewRoman" w:hAnsi="TimeNewRoman"/>
-                <w:sz w:val="30"/>
-              </w:rPr>
-              <w:t>71-39=</w:t>
-            </w:r>
-          </w:p>
-        </w:tc>
-        <w:tc>
-          <w:tcPr>
-            <w:tcW w:type="dxa" w:w="1987"/>
-          </w:tcPr>
-          <w:p>
-            <w:pPr>
-              <w:jc w:val="left"/>
-            </w:pPr>
-            <w:r>
-              <w:rPr>
-                <w:rFonts w:ascii="TimeNewRoman" w:hAnsi="TimeNewRoman"/>
-                <w:sz w:val="30"/>
-              </w:rPr>
-              <w:t>48+16=</w:t>
-            </w:r>
-          </w:p>
-        </w:tc>
-        <w:tc>
-          <w:tcPr>
-            <w:tcW w:type="dxa" w:w="1987"/>
-          </w:tcPr>
-          <w:p>
-            <w:pPr>
-              <w:jc w:val="left"/>
-            </w:pPr>
-            <w:r>
-              <w:rPr>
-                <w:rFonts w:ascii="TimeNewRoman" w:hAnsi="TimeNewRoman"/>
-                <w:sz w:val="30"/>
-              </w:rPr>
-              <w:t>48+28=</w:t>
-            </w:r>
-          </w:p>
-        </w:tc>
-        <w:tc>
-          <w:tcPr>
-            <w:tcW w:type="dxa" w:w="1987"/>
-          </w:tcPr>
-          <w:p>
-            <w:pPr>
-              <w:jc w:val="left"/>
-            </w:pPr>
-            <w:r>
-              <w:rPr>
-                <w:rFonts w:ascii="TimeNewRoman" w:hAnsi="TimeNewRoman"/>
-                <w:sz w:val="30"/>
-              </w:rPr>
-              <w:t>40-1=</w:t>
+              <w:t>46+16=</w:t>
             </w:r>
           </w:p>
         </w:tc>
@@ -1693,7 +127,667 @@
                 <w:rFonts w:ascii="TimeNewRoman" w:hAnsi="TimeNewRoman"/>
                 <w:sz w:val="30"/>
               </w:rPr>
-              <w:t>35+9=</w:t>
+              <w:t>9+53=</w:t>
+            </w:r>
+          </w:p>
+        </w:tc>
+        <w:tc>
+          <w:tcPr>
+            <w:tcW w:type="dxa" w:w="1987"/>
+          </w:tcPr>
+          <w:p>
+            <w:pPr>
+              <w:jc w:val="left"/>
+            </w:pPr>
+            <w:r>
+              <w:rPr>
+                <w:rFonts w:ascii="TimeNewRoman" w:hAnsi="TimeNewRoman"/>
+                <w:sz w:val="30"/>
+              </w:rPr>
+              <w:t>19+37=</w:t>
+            </w:r>
+          </w:p>
+        </w:tc>
+        <w:tc>
+          <w:tcPr>
+            <w:tcW w:type="dxa" w:w="1987"/>
+          </w:tcPr>
+          <w:p>
+            <w:pPr>
+              <w:jc w:val="left"/>
+            </w:pPr>
+            <w:r>
+              <w:rPr>
+                <w:rFonts w:ascii="TimeNewRoman" w:hAnsi="TimeNewRoman"/>
+                <w:sz w:val="30"/>
+              </w:rPr>
+              <w:t>72-48=</w:t>
+            </w:r>
+          </w:p>
+        </w:tc>
+        <w:tc>
+          <w:tcPr>
+            <w:tcW w:type="dxa" w:w="1987"/>
+          </w:tcPr>
+          <w:p>
+            <w:pPr>
+              <w:jc w:val="left"/>
+            </w:pPr>
+            <w:r>
+              <w:rPr>
+                <w:rFonts w:ascii="TimeNewRoman" w:hAnsi="TimeNewRoman"/>
+                <w:sz w:val="30"/>
+              </w:rPr>
+              <w:t>92-39=</w:t>
+            </w:r>
+          </w:p>
+        </w:tc>
+        <w:tc>
+          <w:tcPr>
+            <w:tcW w:type="dxa" w:w="1987"/>
+          </w:tcPr>
+          <w:p>
+            <w:pPr>
+              <w:jc w:val="left"/>
+            </w:pPr>
+            <w:r>
+              <w:rPr>
+                <w:rFonts w:ascii="TimeNewRoman" w:hAnsi="TimeNewRoman"/>
+                <w:sz w:val="30"/>
+              </w:rPr>
+              <w:t>70-47=</w:t>
+            </w:r>
+          </w:p>
+        </w:tc>
+      </w:tr>
+      <w:tr>
+        <w:tc>
+          <w:tcPr>
+            <w:tcW w:type="dxa" w:w="1987"/>
+          </w:tcPr>
+          <w:p>
+            <w:pPr>
+              <w:jc w:val="left"/>
+            </w:pPr>
+            <w:r>
+              <w:rPr>
+                <w:rFonts w:ascii="TimeNewRoman" w:hAnsi="TimeNewRoman"/>
+                <w:sz w:val="30"/>
+              </w:rPr>
+              <w:t>39+32=</w:t>
+            </w:r>
+          </w:p>
+        </w:tc>
+        <w:tc>
+          <w:tcPr>
+            <w:tcW w:type="dxa" w:w="1987"/>
+          </w:tcPr>
+          <w:p>
+            <w:pPr>
+              <w:jc w:val="left"/>
+            </w:pPr>
+            <w:r>
+              <w:rPr>
+                <w:rFonts w:ascii="TimeNewRoman" w:hAnsi="TimeNewRoman"/>
+                <w:sz w:val="30"/>
+              </w:rPr>
+              <w:t>67-39=</w:t>
+            </w:r>
+          </w:p>
+        </w:tc>
+        <w:tc>
+          <w:tcPr>
+            <w:tcW w:type="dxa" w:w="1987"/>
+          </w:tcPr>
+          <w:p>
+            <w:pPr>
+              <w:jc w:val="left"/>
+            </w:pPr>
+            <w:r>
+              <w:rPr>
+                <w:rFonts w:ascii="TimeNewRoman" w:hAnsi="TimeNewRoman"/>
+                <w:sz w:val="30"/>
+              </w:rPr>
+              <w:t>18+5=</w:t>
+            </w:r>
+          </w:p>
+        </w:tc>
+        <w:tc>
+          <w:tcPr>
+            <w:tcW w:type="dxa" w:w="1987"/>
+          </w:tcPr>
+          <w:p>
+            <w:pPr>
+              <w:jc w:val="left"/>
+            </w:pPr>
+            <w:r>
+              <w:rPr>
+                <w:rFonts w:ascii="TimeNewRoman" w:hAnsi="TimeNewRoman"/>
+                <w:sz w:val="30"/>
+              </w:rPr>
+              <w:t>53-34=</w:t>
+            </w:r>
+          </w:p>
+        </w:tc>
+        <w:tc>
+          <w:tcPr>
+            <w:tcW w:type="dxa" w:w="1987"/>
+          </w:tcPr>
+          <w:p>
+            <w:pPr>
+              <w:jc w:val="left"/>
+            </w:pPr>
+            <w:r>
+              <w:rPr>
+                <w:rFonts w:ascii="TimeNewRoman" w:hAnsi="TimeNewRoman"/>
+                <w:sz w:val="30"/>
+              </w:rPr>
+              <w:t>50-44=</w:t>
+            </w:r>
+          </w:p>
+        </w:tc>
+      </w:tr>
+      <w:tr>
+        <w:tc>
+          <w:tcPr>
+            <w:tcW w:type="dxa" w:w="1987"/>
+          </w:tcPr>
+          <w:p>
+            <w:pPr>
+              <w:jc w:val="left"/>
+            </w:pPr>
+            <w:r>
+              <w:rPr>
+                <w:rFonts w:ascii="TimeNewRoman" w:hAnsi="TimeNewRoman"/>
+                <w:sz w:val="30"/>
+              </w:rPr>
+              <w:t>57-48=</w:t>
+            </w:r>
+          </w:p>
+        </w:tc>
+        <w:tc>
+          <w:tcPr>
+            <w:tcW w:type="dxa" w:w="1987"/>
+          </w:tcPr>
+          <w:p>
+            <w:pPr>
+              <w:jc w:val="left"/>
+            </w:pPr>
+            <w:r>
+              <w:rPr>
+                <w:rFonts w:ascii="TimeNewRoman" w:hAnsi="TimeNewRoman"/>
+                <w:sz w:val="30"/>
+              </w:rPr>
+              <w:t>24-6=</w:t>
+            </w:r>
+          </w:p>
+        </w:tc>
+        <w:tc>
+          <w:tcPr>
+            <w:tcW w:type="dxa" w:w="1987"/>
+          </w:tcPr>
+          <w:p>
+            <w:pPr>
+              <w:jc w:val="left"/>
+            </w:pPr>
+            <w:r>
+              <w:rPr>
+                <w:rFonts w:ascii="TimeNewRoman" w:hAnsi="TimeNewRoman"/>
+                <w:sz w:val="30"/>
+              </w:rPr>
+              <w:t>59+8=</w:t>
+            </w:r>
+          </w:p>
+        </w:tc>
+        <w:tc>
+          <w:tcPr>
+            <w:tcW w:type="dxa" w:w="1987"/>
+          </w:tcPr>
+          <w:p>
+            <w:pPr>
+              <w:jc w:val="left"/>
+            </w:pPr>
+            <w:r>
+              <w:rPr>
+                <w:rFonts w:ascii="TimeNewRoman" w:hAnsi="TimeNewRoman"/>
+                <w:sz w:val="30"/>
+              </w:rPr>
+              <w:t>59+7=</w:t>
+            </w:r>
+          </w:p>
+        </w:tc>
+        <w:tc>
+          <w:tcPr>
+            <w:tcW w:type="dxa" w:w="1987"/>
+          </w:tcPr>
+          <w:p>
+            <w:pPr>
+              <w:jc w:val="left"/>
+            </w:pPr>
+            <w:r>
+              <w:rPr>
+                <w:rFonts w:ascii="TimeNewRoman" w:hAnsi="TimeNewRoman"/>
+                <w:sz w:val="30"/>
+              </w:rPr>
+              <w:t>37+48=</w:t>
+            </w:r>
+          </w:p>
+        </w:tc>
+      </w:tr>
+      <w:tr>
+        <w:tc>
+          <w:tcPr>
+            <w:tcW w:type="dxa" w:w="1987"/>
+          </w:tcPr>
+          <w:p>
+            <w:pPr>
+              <w:jc w:val="left"/>
+            </w:pPr>
+            <w:r>
+              <w:rPr>
+                <w:rFonts w:ascii="TimeNewRoman" w:hAnsi="TimeNewRoman"/>
+                <w:sz w:val="30"/>
+              </w:rPr>
+              <w:t>23-16=</w:t>
+            </w:r>
+          </w:p>
+        </w:tc>
+        <w:tc>
+          <w:tcPr>
+            <w:tcW w:type="dxa" w:w="1987"/>
+          </w:tcPr>
+          <w:p>
+            <w:pPr>
+              <w:jc w:val="left"/>
+            </w:pPr>
+            <w:r>
+              <w:rPr>
+                <w:rFonts w:ascii="TimeNewRoman" w:hAnsi="TimeNewRoman"/>
+                <w:sz w:val="30"/>
+              </w:rPr>
+              <w:t>90-4=</w:t>
+            </w:r>
+          </w:p>
+        </w:tc>
+        <w:tc>
+          <w:tcPr>
+            <w:tcW w:type="dxa" w:w="1987"/>
+          </w:tcPr>
+          <w:p>
+            <w:pPr>
+              <w:jc w:val="left"/>
+            </w:pPr>
+            <w:r>
+              <w:rPr>
+                <w:rFonts w:ascii="TimeNewRoman" w:hAnsi="TimeNewRoman"/>
+                <w:sz w:val="30"/>
+              </w:rPr>
+              <w:t>76-59=</w:t>
+            </w:r>
+          </w:p>
+        </w:tc>
+        <w:tc>
+          <w:tcPr>
+            <w:tcW w:type="dxa" w:w="1987"/>
+          </w:tcPr>
+          <w:p>
+            <w:pPr>
+              <w:jc w:val="left"/>
+            </w:pPr>
+            <w:r>
+              <w:rPr>
+                <w:rFonts w:ascii="TimeNewRoman" w:hAnsi="TimeNewRoman"/>
+                <w:sz w:val="30"/>
+              </w:rPr>
+              <w:t>19+73=</w:t>
+            </w:r>
+          </w:p>
+        </w:tc>
+        <w:tc>
+          <w:tcPr>
+            <w:tcW w:type="dxa" w:w="1987"/>
+          </w:tcPr>
+          <w:p>
+            <w:pPr>
+              <w:jc w:val="left"/>
+            </w:pPr>
+            <w:r>
+              <w:rPr>
+                <w:rFonts w:ascii="TimeNewRoman" w:hAnsi="TimeNewRoman"/>
+                <w:sz w:val="30"/>
+              </w:rPr>
+              <w:t>75+17=</w:t>
+            </w:r>
+          </w:p>
+        </w:tc>
+      </w:tr>
+      <w:tr>
+        <w:tc>
+          <w:tcPr>
+            <w:tcW w:type="dxa" w:w="1987"/>
+          </w:tcPr>
+          <w:p>
+            <w:pPr>
+              <w:jc w:val="left"/>
+            </w:pPr>
+            <w:r>
+              <w:rPr>
+                <w:rFonts w:ascii="TimeNewRoman" w:hAnsi="TimeNewRoman"/>
+                <w:sz w:val="30"/>
+              </w:rPr>
+              <w:t>84-18=</w:t>
+            </w:r>
+          </w:p>
+        </w:tc>
+        <w:tc>
+          <w:tcPr>
+            <w:tcW w:type="dxa" w:w="1987"/>
+          </w:tcPr>
+          <w:p>
+            <w:pPr>
+              <w:jc w:val="left"/>
+            </w:pPr>
+            <w:r>
+              <w:rPr>
+                <w:rFonts w:ascii="TimeNewRoman" w:hAnsi="TimeNewRoman"/>
+                <w:sz w:val="30"/>
+              </w:rPr>
+              <w:t>78+9=</w:t>
+            </w:r>
+          </w:p>
+        </w:tc>
+        <w:tc>
+          <w:tcPr>
+            <w:tcW w:type="dxa" w:w="1987"/>
+          </w:tcPr>
+          <w:p>
+            <w:pPr>
+              <w:jc w:val="left"/>
+            </w:pPr>
+            <w:r>
+              <w:rPr>
+                <w:rFonts w:ascii="TimeNewRoman" w:hAnsi="TimeNewRoman"/>
+                <w:sz w:val="30"/>
+              </w:rPr>
+              <w:t>53-17=</w:t>
+            </w:r>
+          </w:p>
+        </w:tc>
+        <w:tc>
+          <w:tcPr>
+            <w:tcW w:type="dxa" w:w="1987"/>
+          </w:tcPr>
+          <w:p>
+            <w:pPr>
+              <w:jc w:val="left"/>
+            </w:pPr>
+            <w:r>
+              <w:rPr>
+                <w:rFonts w:ascii="TimeNewRoman" w:hAnsi="TimeNewRoman"/>
+                <w:sz w:val="30"/>
+              </w:rPr>
+              <w:t>28+54=</w:t>
+            </w:r>
+          </w:p>
+        </w:tc>
+        <w:tc>
+          <w:tcPr>
+            <w:tcW w:type="dxa" w:w="1987"/>
+          </w:tcPr>
+          <w:p>
+            <w:pPr>
+              <w:jc w:val="left"/>
+            </w:pPr>
+            <w:r>
+              <w:rPr>
+                <w:rFonts w:ascii="TimeNewRoman" w:hAnsi="TimeNewRoman"/>
+                <w:sz w:val="30"/>
+              </w:rPr>
+              <w:t>16+5=</w:t>
+            </w:r>
+          </w:p>
+        </w:tc>
+      </w:tr>
+      <w:tr>
+        <w:tc>
+          <w:tcPr>
+            <w:tcW w:type="dxa" w:w="1987"/>
+          </w:tcPr>
+          <w:p>
+            <w:pPr>
+              <w:jc w:val="left"/>
+            </w:pPr>
+            <w:r>
+              <w:rPr>
+                <w:rFonts w:ascii="TimeNewRoman" w:hAnsi="TimeNewRoman"/>
+                <w:sz w:val="30"/>
+              </w:rPr>
+              <w:t>6+38=</w:t>
+            </w:r>
+          </w:p>
+        </w:tc>
+        <w:tc>
+          <w:tcPr>
+            <w:tcW w:type="dxa" w:w="1987"/>
+          </w:tcPr>
+          <w:p>
+            <w:pPr>
+              <w:jc w:val="left"/>
+            </w:pPr>
+            <w:r>
+              <w:rPr>
+                <w:rFonts w:ascii="TimeNewRoman" w:hAnsi="TimeNewRoman"/>
+                <w:sz w:val="30"/>
+              </w:rPr>
+              <w:t>61-49=</w:t>
+            </w:r>
+          </w:p>
+        </w:tc>
+        <w:tc>
+          <w:tcPr>
+            <w:tcW w:type="dxa" w:w="1987"/>
+          </w:tcPr>
+          <w:p>
+            <w:pPr>
+              <w:jc w:val="left"/>
+            </w:pPr>
+            <w:r>
+              <w:rPr>
+                <w:rFonts w:ascii="TimeNewRoman" w:hAnsi="TimeNewRoman"/>
+                <w:sz w:val="30"/>
+              </w:rPr>
+              <w:t>70-1=</w:t>
+            </w:r>
+          </w:p>
+        </w:tc>
+        <w:tc>
+          <w:tcPr>
+            <w:tcW w:type="dxa" w:w="1987"/>
+          </w:tcPr>
+          <w:p>
+            <w:pPr>
+              <w:jc w:val="left"/>
+            </w:pPr>
+            <w:r>
+              <w:rPr>
+                <w:rFonts w:ascii="TimeNewRoman" w:hAnsi="TimeNewRoman"/>
+                <w:sz w:val="30"/>
+              </w:rPr>
+              <w:t>59+28=</w:t>
+            </w:r>
+          </w:p>
+        </w:tc>
+        <w:tc>
+          <w:tcPr>
+            <w:tcW w:type="dxa" w:w="1987"/>
+          </w:tcPr>
+          <w:p>
+            <w:pPr>
+              <w:jc w:val="left"/>
+            </w:pPr>
+            <w:r>
+              <w:rPr>
+                <w:rFonts w:ascii="TimeNewRoman" w:hAnsi="TimeNewRoman"/>
+                <w:sz w:val="30"/>
+              </w:rPr>
+              <w:t>71-15=</w:t>
+            </w:r>
+          </w:p>
+        </w:tc>
+      </w:tr>
+      <w:tr>
+        <w:tc>
+          <w:tcPr>
+            <w:tcW w:type="dxa" w:w="1987"/>
+          </w:tcPr>
+          <w:p>
+            <w:pPr>
+              <w:jc w:val="left"/>
+            </w:pPr>
+            <w:r>
+              <w:rPr>
+                <w:rFonts w:ascii="TimeNewRoman" w:hAnsi="TimeNewRoman"/>
+                <w:sz w:val="30"/>
+              </w:rPr>
+              <w:t>38+39=</w:t>
+            </w:r>
+          </w:p>
+        </w:tc>
+        <w:tc>
+          <w:tcPr>
+            <w:tcW w:type="dxa" w:w="1987"/>
+          </w:tcPr>
+          <w:p>
+            <w:pPr>
+              <w:jc w:val="left"/>
+            </w:pPr>
+            <w:r>
+              <w:rPr>
+                <w:rFonts w:ascii="TimeNewRoman" w:hAnsi="TimeNewRoman"/>
+                <w:sz w:val="30"/>
+              </w:rPr>
+              <w:t>46+37=</w:t>
+            </w:r>
+          </w:p>
+        </w:tc>
+        <w:tc>
+          <w:tcPr>
+            <w:tcW w:type="dxa" w:w="1987"/>
+          </w:tcPr>
+          <w:p>
+            <w:pPr>
+              <w:jc w:val="left"/>
+            </w:pPr>
+            <w:r>
+              <w:rPr>
+                <w:rFonts w:ascii="TimeNewRoman" w:hAnsi="TimeNewRoman"/>
+                <w:sz w:val="30"/>
+              </w:rPr>
+              <w:t>82-56=</w:t>
+            </w:r>
+          </w:p>
+        </w:tc>
+        <w:tc>
+          <w:tcPr>
+            <w:tcW w:type="dxa" w:w="1987"/>
+          </w:tcPr>
+          <w:p>
+            <w:pPr>
+              <w:jc w:val="left"/>
+            </w:pPr>
+            <w:r>
+              <w:rPr>
+                <w:rFonts w:ascii="TimeNewRoman" w:hAnsi="TimeNewRoman"/>
+                <w:sz w:val="30"/>
+              </w:rPr>
+              <w:t>73+8=</w:t>
+            </w:r>
+          </w:p>
+        </w:tc>
+        <w:tc>
+          <w:tcPr>
+            <w:tcW w:type="dxa" w:w="1987"/>
+          </w:tcPr>
+          <w:p>
+            <w:pPr>
+              <w:jc w:val="left"/>
+            </w:pPr>
+            <w:r>
+              <w:rPr>
+                <w:rFonts w:ascii="TimeNewRoman" w:hAnsi="TimeNewRoman"/>
+                <w:sz w:val="30"/>
+              </w:rPr>
+              <w:t>41-25=</w:t>
+            </w:r>
+          </w:p>
+        </w:tc>
+      </w:tr>
+      <w:tr>
+        <w:tc>
+          <w:tcPr>
+            <w:tcW w:type="dxa" w:w="1987"/>
+          </w:tcPr>
+          <w:p>
+            <w:pPr>
+              <w:jc w:val="left"/>
+            </w:pPr>
+            <w:r>
+              <w:rPr>
+                <w:rFonts w:ascii="TimeNewRoman" w:hAnsi="TimeNewRoman"/>
+                <w:sz w:val="30"/>
+              </w:rPr>
+              <w:t>52-28=</w:t>
+            </w:r>
+          </w:p>
+        </w:tc>
+        <w:tc>
+          <w:tcPr>
+            <w:tcW w:type="dxa" w:w="1987"/>
+          </w:tcPr>
+          <w:p>
+            <w:pPr>
+              <w:jc w:val="left"/>
+            </w:pPr>
+            <w:r>
+              <w:rPr>
+                <w:rFonts w:ascii="TimeNewRoman" w:hAnsi="TimeNewRoman"/>
+                <w:sz w:val="30"/>
+              </w:rPr>
+              <w:t>26+9=</w:t>
+            </w:r>
+          </w:p>
+        </w:tc>
+        <w:tc>
+          <w:tcPr>
+            <w:tcW w:type="dxa" w:w="1987"/>
+          </w:tcPr>
+          <w:p>
+            <w:pPr>
+              <w:jc w:val="left"/>
+            </w:pPr>
+            <w:r>
+              <w:rPr>
+                <w:rFonts w:ascii="TimeNewRoman" w:hAnsi="TimeNewRoman"/>
+                <w:sz w:val="30"/>
+              </w:rPr>
+              <w:t>72-65=</w:t>
+            </w:r>
+          </w:p>
+        </w:tc>
+        <w:tc>
+          <w:tcPr>
+            <w:tcW w:type="dxa" w:w="1987"/>
+          </w:tcPr>
+          <w:p>
+            <w:pPr>
+              <w:jc w:val="left"/>
+            </w:pPr>
+            <w:r>
+              <w:rPr>
+                <w:rFonts w:ascii="TimeNewRoman" w:hAnsi="TimeNewRoman"/>
+                <w:sz w:val="30"/>
+              </w:rPr>
+              <w:t>53-28=</w:t>
             </w:r>
           </w:p>
         </w:tc>
@@ -1714,6 +808,8 @@
             </w:r>
           </w:p>
         </w:tc>
+      </w:tr>
+      <w:tr>
         <w:tc>
           <w:tcPr>
             <w:tcW w:type="dxa" w:w="1987"/>
@@ -1727,7 +823,7 @@
                 <w:rFonts w:ascii="TimeNewRoman" w:hAnsi="TimeNewRoman"/>
                 <w:sz w:val="30"/>
               </w:rPr>
-              <w:t>7+57=</w:t>
+              <w:t>81-66=</w:t>
             </w:r>
           </w:p>
         </w:tc>
@@ -1744,7 +840,7 @@
                 <w:rFonts w:ascii="TimeNewRoman" w:hAnsi="TimeNewRoman"/>
                 <w:sz w:val="30"/>
               </w:rPr>
-              <w:t>31-2=</w:t>
+              <w:t>17+45=</w:t>
             </w:r>
           </w:p>
         </w:tc>
@@ -1761,7 +857,911 @@
                 <w:rFonts w:ascii="TimeNewRoman" w:hAnsi="TimeNewRoman"/>
                 <w:sz w:val="30"/>
               </w:rPr>
-              <w:t>83-65=</w:t>
+              <w:t>97-59=</w:t>
+            </w:r>
+          </w:p>
+        </w:tc>
+        <w:tc>
+          <w:tcPr>
+            <w:tcW w:type="dxa" w:w="1987"/>
+          </w:tcPr>
+          <w:p>
+            <w:pPr>
+              <w:jc w:val="left"/>
+            </w:pPr>
+            <w:r>
+              <w:rPr>
+                <w:rFonts w:ascii="TimeNewRoman" w:hAnsi="TimeNewRoman"/>
+                <w:sz w:val="30"/>
+              </w:rPr>
+              <w:t>2+29=</w:t>
+            </w:r>
+          </w:p>
+        </w:tc>
+        <w:tc>
+          <w:tcPr>
+            <w:tcW w:type="dxa" w:w="1987"/>
+          </w:tcPr>
+          <w:p>
+            <w:pPr>
+              <w:jc w:val="left"/>
+            </w:pPr>
+            <w:r>
+              <w:rPr>
+                <w:rFonts w:ascii="TimeNewRoman" w:hAnsi="TimeNewRoman"/>
+                <w:sz w:val="30"/>
+              </w:rPr>
+              <w:t>63+28=</w:t>
+            </w:r>
+          </w:p>
+        </w:tc>
+      </w:tr>
+      <w:tr>
+        <w:tc>
+          <w:tcPr>
+            <w:tcW w:type="dxa" w:w="1987"/>
+          </w:tcPr>
+          <w:p>
+            <w:pPr>
+              <w:jc w:val="left"/>
+            </w:pPr>
+            <w:r>
+              <w:rPr>
+                <w:rFonts w:ascii="TimeNewRoman" w:hAnsi="TimeNewRoman"/>
+                <w:sz w:val="30"/>
+              </w:rPr>
+              <w:t>68+4=</w:t>
+            </w:r>
+          </w:p>
+        </w:tc>
+        <w:tc>
+          <w:tcPr>
+            <w:tcW w:type="dxa" w:w="1987"/>
+          </w:tcPr>
+          <w:p>
+            <w:pPr>
+              <w:jc w:val="left"/>
+            </w:pPr>
+            <w:r>
+              <w:rPr>
+                <w:rFonts w:ascii="TimeNewRoman" w:hAnsi="TimeNewRoman"/>
+                <w:sz w:val="30"/>
+              </w:rPr>
+              <w:t>70-47=</w:t>
+            </w:r>
+          </w:p>
+        </w:tc>
+        <w:tc>
+          <w:tcPr>
+            <w:tcW w:type="dxa" w:w="1987"/>
+          </w:tcPr>
+          <w:p>
+            <w:pPr>
+              <w:jc w:val="left"/>
+            </w:pPr>
+            <w:r>
+              <w:rPr>
+                <w:rFonts w:ascii="TimeNewRoman" w:hAnsi="TimeNewRoman"/>
+                <w:sz w:val="30"/>
+              </w:rPr>
+              <w:t>47+6=</w:t>
+            </w:r>
+          </w:p>
+        </w:tc>
+        <w:tc>
+          <w:tcPr>
+            <w:tcW w:type="dxa" w:w="1987"/>
+          </w:tcPr>
+          <w:p>
+            <w:pPr>
+              <w:jc w:val="left"/>
+            </w:pPr>
+            <w:r>
+              <w:rPr>
+                <w:rFonts w:ascii="TimeNewRoman" w:hAnsi="TimeNewRoman"/>
+                <w:sz w:val="30"/>
+              </w:rPr>
+              <w:t>61-22=</w:t>
+            </w:r>
+          </w:p>
+        </w:tc>
+        <w:tc>
+          <w:tcPr>
+            <w:tcW w:type="dxa" w:w="1987"/>
+          </w:tcPr>
+          <w:p>
+            <w:pPr>
+              <w:jc w:val="left"/>
+            </w:pPr>
+            <w:r>
+              <w:rPr>
+                <w:rFonts w:ascii="TimeNewRoman" w:hAnsi="TimeNewRoman"/>
+                <w:sz w:val="30"/>
+              </w:rPr>
+              <w:t>32-23=</w:t>
+            </w:r>
+          </w:p>
+        </w:tc>
+      </w:tr>
+      <w:tr>
+        <w:tc>
+          <w:tcPr>
+            <w:tcW w:type="dxa" w:w="1987"/>
+          </w:tcPr>
+          <w:p>
+            <w:pPr>
+              <w:jc w:val="left"/>
+            </w:pPr>
+            <w:r>
+              <w:rPr>
+                <w:rFonts w:ascii="TimeNewRoman" w:hAnsi="TimeNewRoman"/>
+                <w:sz w:val="30"/>
+              </w:rPr>
+              <w:t>15+48=</w:t>
+            </w:r>
+          </w:p>
+        </w:tc>
+        <w:tc>
+          <w:tcPr>
+            <w:tcW w:type="dxa" w:w="1987"/>
+          </w:tcPr>
+          <w:p>
+            <w:pPr>
+              <w:jc w:val="left"/>
+            </w:pPr>
+            <w:r>
+              <w:rPr>
+                <w:rFonts w:ascii="TimeNewRoman" w:hAnsi="TimeNewRoman"/>
+                <w:sz w:val="30"/>
+              </w:rPr>
+              <w:t>92-47=</w:t>
+            </w:r>
+          </w:p>
+        </w:tc>
+        <w:tc>
+          <w:tcPr>
+            <w:tcW w:type="dxa" w:w="1987"/>
+          </w:tcPr>
+          <w:p>
+            <w:pPr>
+              <w:jc w:val="left"/>
+            </w:pPr>
+            <w:r>
+              <w:rPr>
+                <w:rFonts w:ascii="TimeNewRoman" w:hAnsi="TimeNewRoman"/>
+                <w:sz w:val="30"/>
+              </w:rPr>
+              <w:t>92-58=</w:t>
+            </w:r>
+          </w:p>
+        </w:tc>
+        <w:tc>
+          <w:tcPr>
+            <w:tcW w:type="dxa" w:w="1987"/>
+          </w:tcPr>
+          <w:p>
+            <w:pPr>
+              <w:jc w:val="left"/>
+            </w:pPr>
+            <w:r>
+              <w:rPr>
+                <w:rFonts w:ascii="TimeNewRoman" w:hAnsi="TimeNewRoman"/>
+                <w:sz w:val="30"/>
+              </w:rPr>
+              <w:t>29+56=</w:t>
+            </w:r>
+          </w:p>
+        </w:tc>
+        <w:tc>
+          <w:tcPr>
+            <w:tcW w:type="dxa" w:w="1987"/>
+          </w:tcPr>
+          <w:p>
+            <w:pPr>
+              <w:jc w:val="left"/>
+            </w:pPr>
+            <w:r>
+              <w:rPr>
+                <w:rFonts w:ascii="TimeNewRoman" w:hAnsi="TimeNewRoman"/>
+                <w:sz w:val="30"/>
+              </w:rPr>
+              <w:t>37+9=</w:t>
+            </w:r>
+          </w:p>
+        </w:tc>
+      </w:tr>
+      <w:tr>
+        <w:tc>
+          <w:tcPr>
+            <w:tcW w:type="dxa" w:w="1987"/>
+          </w:tcPr>
+          <w:p>
+            <w:pPr>
+              <w:jc w:val="left"/>
+            </w:pPr>
+            <w:r>
+              <w:rPr>
+                <w:rFonts w:ascii="TimeNewRoman" w:hAnsi="TimeNewRoman"/>
+                <w:sz w:val="30"/>
+              </w:rPr>
+              <w:t>7+36=</w:t>
+            </w:r>
+          </w:p>
+        </w:tc>
+        <w:tc>
+          <w:tcPr>
+            <w:tcW w:type="dxa" w:w="1987"/>
+          </w:tcPr>
+          <w:p>
+            <w:pPr>
+              <w:jc w:val="left"/>
+            </w:pPr>
+            <w:r>
+              <w:rPr>
+                <w:rFonts w:ascii="TimeNewRoman" w:hAnsi="TimeNewRoman"/>
+                <w:sz w:val="30"/>
+              </w:rPr>
+              <w:t>74-16=</w:t>
+            </w:r>
+          </w:p>
+        </w:tc>
+        <w:tc>
+          <w:tcPr>
+            <w:tcW w:type="dxa" w:w="1987"/>
+          </w:tcPr>
+          <w:p>
+            <w:pPr>
+              <w:jc w:val="left"/>
+            </w:pPr>
+            <w:r>
+              <w:rPr>
+                <w:rFonts w:ascii="TimeNewRoman" w:hAnsi="TimeNewRoman"/>
+                <w:sz w:val="30"/>
+              </w:rPr>
+              <w:t>29+5=</w:t>
+            </w:r>
+          </w:p>
+        </w:tc>
+        <w:tc>
+          <w:tcPr>
+            <w:tcW w:type="dxa" w:w="1987"/>
+          </w:tcPr>
+          <w:p>
+            <w:pPr>
+              <w:jc w:val="left"/>
+            </w:pPr>
+            <w:r>
+              <w:rPr>
+                <w:rFonts w:ascii="TimeNewRoman" w:hAnsi="TimeNewRoman"/>
+                <w:sz w:val="30"/>
+              </w:rPr>
+              <w:t>90-62=</w:t>
+            </w:r>
+          </w:p>
+        </w:tc>
+        <w:tc>
+          <w:tcPr>
+            <w:tcW w:type="dxa" w:w="1987"/>
+          </w:tcPr>
+          <w:p>
+            <w:pPr>
+              <w:jc w:val="left"/>
+            </w:pPr>
+            <w:r>
+              <w:rPr>
+                <w:rFonts w:ascii="TimeNewRoman" w:hAnsi="TimeNewRoman"/>
+                <w:sz w:val="30"/>
+              </w:rPr>
+              <w:t>53+38=</w:t>
+            </w:r>
+          </w:p>
+        </w:tc>
+      </w:tr>
+      <w:tr>
+        <w:tc>
+          <w:tcPr>
+            <w:tcW w:type="dxa" w:w="1987"/>
+          </w:tcPr>
+          <w:p>
+            <w:pPr>
+              <w:jc w:val="left"/>
+            </w:pPr>
+            <w:r>
+              <w:rPr>
+                <w:rFonts w:ascii="TimeNewRoman" w:hAnsi="TimeNewRoman"/>
+                <w:sz w:val="30"/>
+              </w:rPr>
+              <w:t>19+8=</w:t>
+            </w:r>
+          </w:p>
+        </w:tc>
+        <w:tc>
+          <w:tcPr>
+            <w:tcW w:type="dxa" w:w="1987"/>
+          </w:tcPr>
+          <w:p>
+            <w:pPr>
+              <w:jc w:val="left"/>
+            </w:pPr>
+            <w:r>
+              <w:rPr>
+                <w:rFonts w:ascii="TimeNewRoman" w:hAnsi="TimeNewRoman"/>
+                <w:sz w:val="30"/>
+              </w:rPr>
+              <w:t>65-16=</w:t>
+            </w:r>
+          </w:p>
+        </w:tc>
+        <w:tc>
+          <w:tcPr>
+            <w:tcW w:type="dxa" w:w="1987"/>
+          </w:tcPr>
+          <w:p>
+            <w:pPr>
+              <w:jc w:val="left"/>
+            </w:pPr>
+            <w:r>
+              <w:rPr>
+                <w:rFonts w:ascii="TimeNewRoman" w:hAnsi="TimeNewRoman"/>
+                <w:sz w:val="30"/>
+              </w:rPr>
+              <w:t>46+29=</w:t>
+            </w:r>
+          </w:p>
+        </w:tc>
+        <w:tc>
+          <w:tcPr>
+            <w:tcW w:type="dxa" w:w="1987"/>
+          </w:tcPr>
+          <w:p>
+            <w:pPr>
+              <w:jc w:val="left"/>
+            </w:pPr>
+            <w:r>
+              <w:rPr>
+                <w:rFonts w:ascii="TimeNewRoman" w:hAnsi="TimeNewRoman"/>
+                <w:sz w:val="30"/>
+              </w:rPr>
+              <w:t>39+22=</w:t>
+            </w:r>
+          </w:p>
+        </w:tc>
+        <w:tc>
+          <w:tcPr>
+            <w:tcW w:type="dxa" w:w="1987"/>
+          </w:tcPr>
+          <w:p>
+            <w:pPr>
+              <w:jc w:val="left"/>
+            </w:pPr>
+            <w:r>
+              <w:rPr>
+                <w:rFonts w:ascii="TimeNewRoman" w:hAnsi="TimeNewRoman"/>
+                <w:sz w:val="30"/>
+              </w:rPr>
+              <w:t>79+9=</w:t>
+            </w:r>
+          </w:p>
+        </w:tc>
+      </w:tr>
+      <w:tr>
+        <w:tc>
+          <w:tcPr>
+            <w:tcW w:type="dxa" w:w="1987"/>
+          </w:tcPr>
+          <w:p>
+            <w:pPr>
+              <w:jc w:val="left"/>
+            </w:pPr>
+            <w:r>
+              <w:rPr>
+                <w:rFonts w:ascii="TimeNewRoman" w:hAnsi="TimeNewRoman"/>
+                <w:sz w:val="30"/>
+              </w:rPr>
+              <w:t>81-22=</w:t>
+            </w:r>
+          </w:p>
+        </w:tc>
+        <w:tc>
+          <w:tcPr>
+            <w:tcW w:type="dxa" w:w="1987"/>
+          </w:tcPr>
+          <w:p>
+            <w:pPr>
+              <w:jc w:val="left"/>
+            </w:pPr>
+            <w:r>
+              <w:rPr>
+                <w:rFonts w:ascii="TimeNewRoman" w:hAnsi="TimeNewRoman"/>
+                <w:sz w:val="30"/>
+              </w:rPr>
+              <w:t>24+39=</w:t>
+            </w:r>
+          </w:p>
+        </w:tc>
+        <w:tc>
+          <w:tcPr>
+            <w:tcW w:type="dxa" w:w="1987"/>
+          </w:tcPr>
+          <w:p>
+            <w:pPr>
+              <w:jc w:val="left"/>
+            </w:pPr>
+            <w:r>
+              <w:rPr>
+                <w:rFonts w:ascii="TimeNewRoman" w:hAnsi="TimeNewRoman"/>
+                <w:sz w:val="30"/>
+              </w:rPr>
+              <w:t>48+38=</w:t>
+            </w:r>
+          </w:p>
+        </w:tc>
+        <w:tc>
+          <w:tcPr>
+            <w:tcW w:type="dxa" w:w="1987"/>
+          </w:tcPr>
+          <w:p>
+            <w:pPr>
+              <w:jc w:val="left"/>
+            </w:pPr>
+            <w:r>
+              <w:rPr>
+                <w:rFonts w:ascii="TimeNewRoman" w:hAnsi="TimeNewRoman"/>
+                <w:sz w:val="30"/>
+              </w:rPr>
+              <w:t>54-45=</w:t>
+            </w:r>
+          </w:p>
+        </w:tc>
+        <w:tc>
+          <w:tcPr>
+            <w:tcW w:type="dxa" w:w="1987"/>
+          </w:tcPr>
+          <w:p>
+            <w:pPr>
+              <w:jc w:val="left"/>
+            </w:pPr>
+            <w:r>
+              <w:rPr>
+                <w:rFonts w:ascii="TimeNewRoman" w:hAnsi="TimeNewRoman"/>
+                <w:sz w:val="30"/>
+              </w:rPr>
+              <w:t>71-13=</w:t>
+            </w:r>
+          </w:p>
+        </w:tc>
+      </w:tr>
+      <w:tr>
+        <w:tc>
+          <w:tcPr>
+            <w:tcW w:type="dxa" w:w="1987"/>
+          </w:tcPr>
+          <w:p>
+            <w:pPr>
+              <w:jc w:val="left"/>
+            </w:pPr>
+            <w:r>
+              <w:rPr>
+                <w:rFonts w:ascii="TimeNewRoman" w:hAnsi="TimeNewRoman"/>
+                <w:sz w:val="30"/>
+              </w:rPr>
+              <w:t>37+56=</w:t>
+            </w:r>
+          </w:p>
+        </w:tc>
+        <w:tc>
+          <w:tcPr>
+            <w:tcW w:type="dxa" w:w="1987"/>
+          </w:tcPr>
+          <w:p>
+            <w:pPr>
+              <w:jc w:val="left"/>
+            </w:pPr>
+            <w:r>
+              <w:rPr>
+                <w:rFonts w:ascii="TimeNewRoman" w:hAnsi="TimeNewRoman"/>
+                <w:sz w:val="30"/>
+              </w:rPr>
+              <w:t>7+27=</w:t>
+            </w:r>
+          </w:p>
+        </w:tc>
+        <w:tc>
+          <w:tcPr>
+            <w:tcW w:type="dxa" w:w="1987"/>
+          </w:tcPr>
+          <w:p>
+            <w:pPr>
+              <w:jc w:val="left"/>
+            </w:pPr>
+            <w:r>
+              <w:rPr>
+                <w:rFonts w:ascii="TimeNewRoman" w:hAnsi="TimeNewRoman"/>
+                <w:sz w:val="30"/>
+              </w:rPr>
+              <w:t>17+55=</w:t>
+            </w:r>
+          </w:p>
+        </w:tc>
+        <w:tc>
+          <w:tcPr>
+            <w:tcW w:type="dxa" w:w="1987"/>
+          </w:tcPr>
+          <w:p>
+            <w:pPr>
+              <w:jc w:val="left"/>
+            </w:pPr>
+            <w:r>
+              <w:rPr>
+                <w:rFonts w:ascii="TimeNewRoman" w:hAnsi="TimeNewRoman"/>
+                <w:sz w:val="30"/>
+              </w:rPr>
+              <w:t>3+8=</w:t>
+            </w:r>
+          </w:p>
+        </w:tc>
+        <w:tc>
+          <w:tcPr>
+            <w:tcW w:type="dxa" w:w="1987"/>
+          </w:tcPr>
+          <w:p>
+            <w:pPr>
+              <w:jc w:val="left"/>
+            </w:pPr>
+            <w:r>
+              <w:rPr>
+                <w:rFonts w:ascii="TimeNewRoman" w:hAnsi="TimeNewRoman"/>
+                <w:sz w:val="30"/>
+              </w:rPr>
+              <w:t>14+19=</w:t>
+            </w:r>
+          </w:p>
+        </w:tc>
+      </w:tr>
+      <w:tr>
+        <w:tc>
+          <w:tcPr>
+            <w:tcW w:type="dxa" w:w="1987"/>
+          </w:tcPr>
+          <w:p>
+            <w:pPr>
+              <w:jc w:val="left"/>
+            </w:pPr>
+            <w:r>
+              <w:rPr>
+                <w:rFonts w:ascii="TimeNewRoman" w:hAnsi="TimeNewRoman"/>
+                <w:sz w:val="30"/>
+              </w:rPr>
+              <w:t>41-23=</w:t>
+            </w:r>
+          </w:p>
+        </w:tc>
+        <w:tc>
+          <w:tcPr>
+            <w:tcW w:type="dxa" w:w="1987"/>
+          </w:tcPr>
+          <w:p>
+            <w:pPr>
+              <w:jc w:val="left"/>
+            </w:pPr>
+            <w:r>
+              <w:rPr>
+                <w:rFonts w:ascii="TimeNewRoman" w:hAnsi="TimeNewRoman"/>
+                <w:sz w:val="30"/>
+              </w:rPr>
+              <w:t>74-57=</w:t>
+            </w:r>
+          </w:p>
+        </w:tc>
+        <w:tc>
+          <w:tcPr>
+            <w:tcW w:type="dxa" w:w="1987"/>
+          </w:tcPr>
+          <w:p>
+            <w:pPr>
+              <w:jc w:val="left"/>
+            </w:pPr>
+            <w:r>
+              <w:rPr>
+                <w:rFonts w:ascii="TimeNewRoman" w:hAnsi="TimeNewRoman"/>
+                <w:sz w:val="30"/>
+              </w:rPr>
+              <w:t>17+4=</w:t>
+            </w:r>
+          </w:p>
+        </w:tc>
+        <w:tc>
+          <w:tcPr>
+            <w:tcW w:type="dxa" w:w="1987"/>
+          </w:tcPr>
+          <w:p>
+            <w:pPr>
+              <w:jc w:val="left"/>
+            </w:pPr>
+            <w:r>
+              <w:rPr>
+                <w:rFonts w:ascii="TimeNewRoman" w:hAnsi="TimeNewRoman"/>
+                <w:sz w:val="30"/>
+              </w:rPr>
+              <w:t>70-64=</w:t>
+            </w:r>
+          </w:p>
+        </w:tc>
+        <w:tc>
+          <w:tcPr>
+            <w:tcW w:type="dxa" w:w="1987"/>
+          </w:tcPr>
+          <w:p>
+            <w:pPr>
+              <w:jc w:val="left"/>
+            </w:pPr>
+            <w:r>
+              <w:rPr>
+                <w:rFonts w:ascii="TimeNewRoman" w:hAnsi="TimeNewRoman"/>
+                <w:sz w:val="30"/>
+              </w:rPr>
+              <w:t>4+59=</w:t>
+            </w:r>
+          </w:p>
+        </w:tc>
+      </w:tr>
+      <w:tr>
+        <w:tc>
+          <w:tcPr>
+            <w:tcW w:type="dxa" w:w="1987"/>
+          </w:tcPr>
+          <w:p>
+            <w:pPr>
+              <w:jc w:val="left"/>
+            </w:pPr>
+            <w:r>
+              <w:rPr>
+                <w:rFonts w:ascii="TimeNewRoman" w:hAnsi="TimeNewRoman"/>
+                <w:sz w:val="30"/>
+              </w:rPr>
+              <w:t>42-17=</w:t>
+            </w:r>
+          </w:p>
+        </w:tc>
+        <w:tc>
+          <w:tcPr>
+            <w:tcW w:type="dxa" w:w="1987"/>
+          </w:tcPr>
+          <w:p>
+            <w:pPr>
+              <w:jc w:val="left"/>
+            </w:pPr>
+            <w:r>
+              <w:rPr>
+                <w:rFonts w:ascii="TimeNewRoman" w:hAnsi="TimeNewRoman"/>
+                <w:sz w:val="30"/>
+              </w:rPr>
+              <w:t>39+29=</w:t>
+            </w:r>
+          </w:p>
+        </w:tc>
+        <w:tc>
+          <w:tcPr>
+            <w:tcW w:type="dxa" w:w="1987"/>
+          </w:tcPr>
+          <w:p>
+            <w:pPr>
+              <w:jc w:val="left"/>
+            </w:pPr>
+            <w:r>
+              <w:rPr>
+                <w:rFonts w:ascii="TimeNewRoman" w:hAnsi="TimeNewRoman"/>
+                <w:sz w:val="30"/>
+              </w:rPr>
+              <w:t>22+39=</w:t>
+            </w:r>
+          </w:p>
+        </w:tc>
+        <w:tc>
+          <w:tcPr>
+            <w:tcW w:type="dxa" w:w="1987"/>
+          </w:tcPr>
+          <w:p>
+            <w:pPr>
+              <w:jc w:val="left"/>
+            </w:pPr>
+            <w:r>
+              <w:rPr>
+                <w:rFonts w:ascii="TimeNewRoman" w:hAnsi="TimeNewRoman"/>
+                <w:sz w:val="30"/>
+              </w:rPr>
+              <w:t>38+14=</w:t>
+            </w:r>
+          </w:p>
+        </w:tc>
+        <w:tc>
+          <w:tcPr>
+            <w:tcW w:type="dxa" w:w="1987"/>
+          </w:tcPr>
+          <w:p>
+            <w:pPr>
+              <w:jc w:val="left"/>
+            </w:pPr>
+            <w:r>
+              <w:rPr>
+                <w:rFonts w:ascii="TimeNewRoman" w:hAnsi="TimeNewRoman"/>
+                <w:sz w:val="30"/>
+              </w:rPr>
+              <w:t>61-8=</w:t>
+            </w:r>
+          </w:p>
+        </w:tc>
+      </w:tr>
+      <w:tr>
+        <w:tc>
+          <w:tcPr>
+            <w:tcW w:type="dxa" w:w="1987"/>
+          </w:tcPr>
+          <w:p>
+            <w:pPr>
+              <w:jc w:val="left"/>
+            </w:pPr>
+            <w:r>
+              <w:rPr>
+                <w:rFonts w:ascii="TimeNewRoman" w:hAnsi="TimeNewRoman"/>
+                <w:sz w:val="30"/>
+              </w:rPr>
+              <w:t>38+54=</w:t>
+            </w:r>
+          </w:p>
+        </w:tc>
+        <w:tc>
+          <w:tcPr>
+            <w:tcW w:type="dxa" w:w="1987"/>
+          </w:tcPr>
+          <w:p>
+            <w:pPr>
+              <w:jc w:val="left"/>
+            </w:pPr>
+            <w:r>
+              <w:rPr>
+                <w:rFonts w:ascii="TimeNewRoman" w:hAnsi="TimeNewRoman"/>
+                <w:sz w:val="30"/>
+              </w:rPr>
+              <w:t>9+42=</w:t>
+            </w:r>
+          </w:p>
+        </w:tc>
+        <w:tc>
+          <w:tcPr>
+            <w:tcW w:type="dxa" w:w="1987"/>
+          </w:tcPr>
+          <w:p>
+            <w:pPr>
+              <w:jc w:val="left"/>
+            </w:pPr>
+            <w:r>
+              <w:rPr>
+                <w:rFonts w:ascii="TimeNewRoman" w:hAnsi="TimeNewRoman"/>
+                <w:sz w:val="30"/>
+              </w:rPr>
+              <w:t>22-16=</w:t>
+            </w:r>
+          </w:p>
+        </w:tc>
+        <w:tc>
+          <w:tcPr>
+            <w:tcW w:type="dxa" w:w="1987"/>
+          </w:tcPr>
+          <w:p>
+            <w:pPr>
+              <w:jc w:val="left"/>
+            </w:pPr>
+            <w:r>
+              <w:rPr>
+                <w:rFonts w:ascii="TimeNewRoman" w:hAnsi="TimeNewRoman"/>
+                <w:sz w:val="30"/>
+              </w:rPr>
+              <w:t>9+22=</w:t>
+            </w:r>
+          </w:p>
+        </w:tc>
+        <w:tc>
+          <w:tcPr>
+            <w:tcW w:type="dxa" w:w="1987"/>
+          </w:tcPr>
+          <w:p>
+            <w:pPr>
+              <w:jc w:val="left"/>
+            </w:pPr>
+            <w:r>
+              <w:rPr>
+                <w:rFonts w:ascii="TimeNewRoman" w:hAnsi="TimeNewRoman"/>
+                <w:sz w:val="30"/>
+              </w:rPr>
+              <w:t>33+48=</w:t>
+            </w:r>
+          </w:p>
+        </w:tc>
+      </w:tr>
+      <w:tr>
+        <w:tc>
+          <w:tcPr>
+            <w:tcW w:type="dxa" w:w="1987"/>
+          </w:tcPr>
+          <w:p>
+            <w:pPr>
+              <w:jc w:val="left"/>
+            </w:pPr>
+            <w:r>
+              <w:rPr>
+                <w:rFonts w:ascii="TimeNewRoman" w:hAnsi="TimeNewRoman"/>
+                <w:sz w:val="30"/>
+              </w:rPr>
+              <w:t>18+24=</w:t>
+            </w:r>
+          </w:p>
+        </w:tc>
+        <w:tc>
+          <w:tcPr>
+            <w:tcW w:type="dxa" w:w="1987"/>
+          </w:tcPr>
+          <w:p>
+            <w:pPr>
+              <w:jc w:val="left"/>
+            </w:pPr>
+            <w:r>
+              <w:rPr>
+                <w:rFonts w:ascii="TimeNewRoman" w:hAnsi="TimeNewRoman"/>
+                <w:sz w:val="30"/>
+              </w:rPr>
+              <w:t>74-67=</w:t>
+            </w:r>
+          </w:p>
+        </w:tc>
+        <w:tc>
+          <w:tcPr>
+            <w:tcW w:type="dxa" w:w="1987"/>
+          </w:tcPr>
+          <w:p>
+            <w:pPr>
+              <w:jc w:val="left"/>
+            </w:pPr>
+            <w:r>
+              <w:rPr>
+                <w:rFonts w:ascii="TimeNewRoman" w:hAnsi="TimeNewRoman"/>
+                <w:sz w:val="30"/>
+              </w:rPr>
+              <w:t>54-29=</w:t>
+            </w:r>
+          </w:p>
+        </w:tc>
+        <w:tc>
+          <w:tcPr>
+            <w:tcW w:type="dxa" w:w="1987"/>
+          </w:tcPr>
+          <w:p>
+            <w:pPr>
+              <w:jc w:val="left"/>
+            </w:pPr>
+            <w:r>
+              <w:rPr>
+                <w:rFonts w:ascii="TimeNewRoman" w:hAnsi="TimeNewRoman"/>
+                <w:sz w:val="30"/>
+              </w:rPr>
+              <w:t>70-37=</w:t>
+            </w:r>
+          </w:p>
+        </w:tc>
+        <w:tc>
+          <w:tcPr>
+            <w:tcW w:type="dxa" w:w="1987"/>
+          </w:tcPr>
+          <w:p>
+            <w:pPr>
+              <w:jc w:val="left"/>
+            </w:pPr>
+            <w:r>
+              <w:rPr>
+                <w:rFonts w:ascii="TimeNewRoman" w:hAnsi="TimeNewRoman"/>
+                <w:sz w:val="30"/>
+              </w:rPr>
+              <w:t>53-19=</w:t>
             </w:r>
           </w:p>
         </w:tc>

--- a/adc_sbb_within_100.docx
+++ b/adc_sbb_within_100.docx
@@ -11,7 +11,7 @@
           <w:rFonts w:ascii="Arial" w:hAnsi="Arial"/>
           <w:sz w:val="30"/>
         </w:rPr>
-        <w:t>2026-09-29 Tuesday</w:t>
+        <w:t>2026-09-30 Wednesday</w:t>
       </w:r>
     </w:p>
     <w:tbl>
@@ -40,7 +40,7 @@
                 <w:rFonts w:ascii="TimeNewRoman" w:hAnsi="TimeNewRoman"/>
                 <w:sz w:val="30"/>
               </w:rPr>
-              <w:t>72-25=</w:t>
+              <w:t>65-47=</w:t>
             </w:r>
           </w:p>
         </w:tc>
@@ -57,7 +57,7 @@
                 <w:rFonts w:ascii="TimeNewRoman" w:hAnsi="TimeNewRoman"/>
                 <w:sz w:val="30"/>
               </w:rPr>
-              <w:t>8+89=</w:t>
+              <w:t>79+14=</w:t>
             </w:r>
           </w:p>
         </w:tc>
@@ -74,7 +74,7 @@
                 <w:rFonts w:ascii="TimeNewRoman" w:hAnsi="TimeNewRoman"/>
                 <w:sz w:val="30"/>
               </w:rPr>
-              <w:t>93-8=</w:t>
+              <w:t>29+23=</w:t>
             </w:r>
           </w:p>
         </w:tc>
@@ -91,7 +91,7 @@
                 <w:rFonts w:ascii="TimeNewRoman" w:hAnsi="TimeNewRoman"/>
                 <w:sz w:val="30"/>
               </w:rPr>
-              <w:t>46+16=</w:t>
+              <w:t>72-23=</w:t>
             </w:r>
           </w:p>
         </w:tc>
@@ -108,7 +108,7 @@
                 <w:rFonts w:ascii="TimeNewRoman" w:hAnsi="TimeNewRoman"/>
                 <w:sz w:val="30"/>
               </w:rPr>
-              <w:t>7+89=</w:t>
+              <w:t>51-9=</w:t>
             </w:r>
           </w:p>
         </w:tc>
@@ -127,7 +127,7 @@
                 <w:rFonts w:ascii="TimeNewRoman" w:hAnsi="TimeNewRoman"/>
                 <w:sz w:val="30"/>
               </w:rPr>
-              <w:t>9+53=</w:t>
+              <w:t>85+7=</w:t>
             </w:r>
           </w:p>
         </w:tc>
@@ -144,7 +144,7 @@
                 <w:rFonts w:ascii="TimeNewRoman" w:hAnsi="TimeNewRoman"/>
                 <w:sz w:val="30"/>
               </w:rPr>
-              <w:t>19+37=</w:t>
+              <w:t>80-79=</w:t>
             </w:r>
           </w:p>
         </w:tc>
@@ -161,7 +161,7 @@
                 <w:rFonts w:ascii="TimeNewRoman" w:hAnsi="TimeNewRoman"/>
                 <w:sz w:val="30"/>
               </w:rPr>
-              <w:t>72-48=</w:t>
+              <w:t>71-17=</w:t>
             </w:r>
           </w:p>
         </w:tc>
@@ -178,7 +178,7 @@
                 <w:rFonts w:ascii="TimeNewRoman" w:hAnsi="TimeNewRoman"/>
                 <w:sz w:val="30"/>
               </w:rPr>
-              <w:t>92-39=</w:t>
+              <w:t>41-9=</w:t>
             </w:r>
           </w:p>
         </w:tc>
@@ -195,7 +195,7 @@
                 <w:rFonts w:ascii="TimeNewRoman" w:hAnsi="TimeNewRoman"/>
                 <w:sz w:val="30"/>
               </w:rPr>
-              <w:t>70-47=</w:t>
+              <w:t>91-7=</w:t>
             </w:r>
           </w:p>
         </w:tc>
@@ -214,7 +214,7 @@
                 <w:rFonts w:ascii="TimeNewRoman" w:hAnsi="TimeNewRoman"/>
                 <w:sz w:val="30"/>
               </w:rPr>
-              <w:t>39+32=</w:t>
+              <w:t>2+89=</w:t>
             </w:r>
           </w:p>
         </w:tc>
@@ -231,7 +231,7 @@
                 <w:rFonts w:ascii="TimeNewRoman" w:hAnsi="TimeNewRoman"/>
                 <w:sz w:val="30"/>
               </w:rPr>
-              <w:t>67-39=</w:t>
+              <w:t>51-38=</w:t>
             </w:r>
           </w:p>
         </w:tc>
@@ -248,7 +248,7 @@
                 <w:rFonts w:ascii="TimeNewRoman" w:hAnsi="TimeNewRoman"/>
                 <w:sz w:val="30"/>
               </w:rPr>
-              <w:t>18+5=</w:t>
+              <w:t>26+48=</w:t>
             </w:r>
           </w:p>
         </w:tc>
@@ -265,7 +265,7 @@
                 <w:rFonts w:ascii="TimeNewRoman" w:hAnsi="TimeNewRoman"/>
                 <w:sz w:val="30"/>
               </w:rPr>
-              <w:t>53-34=</w:t>
+              <w:t>52-18=</w:t>
             </w:r>
           </w:p>
         </w:tc>
@@ -282,7 +282,7 @@
                 <w:rFonts w:ascii="TimeNewRoman" w:hAnsi="TimeNewRoman"/>
                 <w:sz w:val="30"/>
               </w:rPr>
-              <w:t>50-44=</w:t>
+              <w:t>72-35=</w:t>
             </w:r>
           </w:p>
         </w:tc>
@@ -301,7 +301,7 @@
                 <w:rFonts w:ascii="TimeNewRoman" w:hAnsi="TimeNewRoman"/>
                 <w:sz w:val="30"/>
               </w:rPr>
-              <w:t>57-48=</w:t>
+              <w:t>6+7=</w:t>
             </w:r>
           </w:p>
         </w:tc>
@@ -318,7 +318,7 @@
                 <w:rFonts w:ascii="TimeNewRoman" w:hAnsi="TimeNewRoman"/>
                 <w:sz w:val="30"/>
               </w:rPr>
-              <w:t>24-6=</w:t>
+              <w:t>67+4=</w:t>
             </w:r>
           </w:p>
         </w:tc>
@@ -335,7 +335,7 @@
                 <w:rFonts w:ascii="TimeNewRoman" w:hAnsi="TimeNewRoman"/>
                 <w:sz w:val="30"/>
               </w:rPr>
-              <w:t>59+8=</w:t>
+              <w:t>27-9=</w:t>
             </w:r>
           </w:p>
         </w:tc>
@@ -352,7 +352,7 @@
                 <w:rFonts w:ascii="TimeNewRoman" w:hAnsi="TimeNewRoman"/>
                 <w:sz w:val="30"/>
               </w:rPr>
-              <w:t>59+7=</w:t>
+              <w:t>92-14=</w:t>
             </w:r>
           </w:p>
         </w:tc>
@@ -369,7 +369,7 @@
                 <w:rFonts w:ascii="TimeNewRoman" w:hAnsi="TimeNewRoman"/>
                 <w:sz w:val="30"/>
               </w:rPr>
-              <w:t>37+48=</w:t>
+              <w:t>71-6=</w:t>
             </w:r>
           </w:p>
         </w:tc>
@@ -388,7 +388,7 @@
                 <w:rFonts w:ascii="TimeNewRoman" w:hAnsi="TimeNewRoman"/>
                 <w:sz w:val="30"/>
               </w:rPr>
-              <w:t>23-16=</w:t>
+              <w:t>28+45=</w:t>
             </w:r>
           </w:p>
         </w:tc>
@@ -405,7 +405,7 @@
                 <w:rFonts w:ascii="TimeNewRoman" w:hAnsi="TimeNewRoman"/>
                 <w:sz w:val="30"/>
               </w:rPr>
-              <w:t>90-4=</w:t>
+              <w:t>4+9=</w:t>
             </w:r>
           </w:p>
         </w:tc>
@@ -422,7 +422,7 @@
                 <w:rFonts w:ascii="TimeNewRoman" w:hAnsi="TimeNewRoman"/>
                 <w:sz w:val="30"/>
               </w:rPr>
-              <w:t>76-59=</w:t>
+              <w:t>58+37=</w:t>
             </w:r>
           </w:p>
         </w:tc>
@@ -439,7 +439,7 @@
                 <w:rFonts w:ascii="TimeNewRoman" w:hAnsi="TimeNewRoman"/>
                 <w:sz w:val="30"/>
               </w:rPr>
-              <w:t>19+73=</w:t>
+              <w:t>62-9=</w:t>
             </w:r>
           </w:p>
         </w:tc>
@@ -456,7 +456,7 @@
                 <w:rFonts w:ascii="TimeNewRoman" w:hAnsi="TimeNewRoman"/>
                 <w:sz w:val="30"/>
               </w:rPr>
-              <w:t>75+17=</w:t>
+              <w:t>61-46=</w:t>
             </w:r>
           </w:p>
         </w:tc>
@@ -475,7 +475,7 @@
                 <w:rFonts w:ascii="TimeNewRoman" w:hAnsi="TimeNewRoman"/>
                 <w:sz w:val="30"/>
               </w:rPr>
-              <w:t>84-18=</w:t>
+              <w:t>71-37=</w:t>
             </w:r>
           </w:p>
         </w:tc>
@@ -492,7 +492,7 @@
                 <w:rFonts w:ascii="TimeNewRoman" w:hAnsi="TimeNewRoman"/>
                 <w:sz w:val="30"/>
               </w:rPr>
-              <w:t>78+9=</w:t>
+              <w:t>45+29=</w:t>
             </w:r>
           </w:p>
         </w:tc>
@@ -509,7 +509,7 @@
                 <w:rFonts w:ascii="TimeNewRoman" w:hAnsi="TimeNewRoman"/>
                 <w:sz w:val="30"/>
               </w:rPr>
-              <w:t>53-17=</w:t>
+              <w:t>18+76=</w:t>
             </w:r>
           </w:p>
         </w:tc>
@@ -526,7 +526,7 @@
                 <w:rFonts w:ascii="TimeNewRoman" w:hAnsi="TimeNewRoman"/>
                 <w:sz w:val="30"/>
               </w:rPr>
-              <w:t>28+54=</w:t>
+              <w:t>92-27=</w:t>
             </w:r>
           </w:p>
         </w:tc>
@@ -543,7 +543,7 @@
                 <w:rFonts w:ascii="TimeNewRoman" w:hAnsi="TimeNewRoman"/>
                 <w:sz w:val="30"/>
               </w:rPr>
-              <w:t>16+5=</w:t>
+              <w:t>74-55=</w:t>
             </w:r>
           </w:p>
         </w:tc>
@@ -562,7 +562,7 @@
                 <w:rFonts w:ascii="TimeNewRoman" w:hAnsi="TimeNewRoman"/>
                 <w:sz w:val="30"/>
               </w:rPr>
-              <w:t>6+38=</w:t>
+              <w:t>75+8=</w:t>
             </w:r>
           </w:p>
         </w:tc>
@@ -579,7 +579,7 @@
                 <w:rFonts w:ascii="TimeNewRoman" w:hAnsi="TimeNewRoman"/>
                 <w:sz w:val="30"/>
               </w:rPr>
-              <w:t>61-49=</w:t>
+              <w:t>32-4=</w:t>
             </w:r>
           </w:p>
         </w:tc>
@@ -596,7 +596,7 @@
                 <w:rFonts w:ascii="TimeNewRoman" w:hAnsi="TimeNewRoman"/>
                 <w:sz w:val="30"/>
               </w:rPr>
-              <w:t>70-1=</w:t>
+              <w:t>60-37=</w:t>
             </w:r>
           </w:p>
         </w:tc>
@@ -613,7 +613,7 @@
                 <w:rFonts w:ascii="TimeNewRoman" w:hAnsi="TimeNewRoman"/>
                 <w:sz w:val="30"/>
               </w:rPr>
-              <w:t>59+28=</w:t>
+              <w:t>67+5=</w:t>
             </w:r>
           </w:p>
         </w:tc>
@@ -630,7 +630,7 @@
                 <w:rFonts w:ascii="TimeNewRoman" w:hAnsi="TimeNewRoman"/>
                 <w:sz w:val="30"/>
               </w:rPr>
-              <w:t>71-15=</w:t>
+              <w:t>37+29=</w:t>
             </w:r>
           </w:p>
         </w:tc>
@@ -649,7 +649,7 @@
                 <w:rFonts w:ascii="TimeNewRoman" w:hAnsi="TimeNewRoman"/>
                 <w:sz w:val="30"/>
               </w:rPr>
-              <w:t>38+39=</w:t>
+              <w:t>97-48=</w:t>
             </w:r>
           </w:p>
         </w:tc>
@@ -666,7 +666,7 @@
                 <w:rFonts w:ascii="TimeNewRoman" w:hAnsi="TimeNewRoman"/>
                 <w:sz w:val="30"/>
               </w:rPr>
-              <w:t>46+37=</w:t>
+              <w:t>17+29=</w:t>
             </w:r>
           </w:p>
         </w:tc>
@@ -683,7 +683,7 @@
                 <w:rFonts w:ascii="TimeNewRoman" w:hAnsi="TimeNewRoman"/>
                 <w:sz w:val="30"/>
               </w:rPr>
-              <w:t>82-56=</w:t>
+              <w:t>91-13=</w:t>
             </w:r>
           </w:p>
         </w:tc>
@@ -700,7 +700,7 @@
                 <w:rFonts w:ascii="TimeNewRoman" w:hAnsi="TimeNewRoman"/>
                 <w:sz w:val="30"/>
               </w:rPr>
-              <w:t>73+8=</w:t>
+              <w:t>71-23=</w:t>
             </w:r>
           </w:p>
         </w:tc>
@@ -717,7 +717,7 @@
                 <w:rFonts w:ascii="TimeNewRoman" w:hAnsi="TimeNewRoman"/>
                 <w:sz w:val="30"/>
               </w:rPr>
-              <w:t>41-25=</w:t>
+              <w:t>19+15=</w:t>
             </w:r>
           </w:p>
         </w:tc>
@@ -736,7 +736,7 @@
                 <w:rFonts w:ascii="TimeNewRoman" w:hAnsi="TimeNewRoman"/>
                 <w:sz w:val="30"/>
               </w:rPr>
-              <w:t>52-28=</w:t>
+              <w:t>61-6=</w:t>
             </w:r>
           </w:p>
         </w:tc>
@@ -753,7 +753,7 @@
                 <w:rFonts w:ascii="TimeNewRoman" w:hAnsi="TimeNewRoman"/>
                 <w:sz w:val="30"/>
               </w:rPr>
-              <w:t>26+9=</w:t>
+              <w:t>73-5=</w:t>
             </w:r>
           </w:p>
         </w:tc>
@@ -770,7 +770,7 @@
                 <w:rFonts w:ascii="TimeNewRoman" w:hAnsi="TimeNewRoman"/>
                 <w:sz w:val="30"/>
               </w:rPr>
-              <w:t>72-65=</w:t>
+              <w:t>8+36=</w:t>
             </w:r>
           </w:p>
         </w:tc>
@@ -787,7 +787,7 @@
                 <w:rFonts w:ascii="TimeNewRoman" w:hAnsi="TimeNewRoman"/>
                 <w:sz w:val="30"/>
               </w:rPr>
-              <w:t>53-28=</w:t>
+              <w:t>83-77=</w:t>
             </w:r>
           </w:p>
         </w:tc>
@@ -804,7 +804,7 @@
                 <w:rFonts w:ascii="TimeNewRoman" w:hAnsi="TimeNewRoman"/>
                 <w:sz w:val="30"/>
               </w:rPr>
-              <w:t>87-59=</w:t>
+              <w:t>5+87=</w:t>
             </w:r>
           </w:p>
         </w:tc>
@@ -823,7 +823,7 @@
                 <w:rFonts w:ascii="TimeNewRoman" w:hAnsi="TimeNewRoman"/>
                 <w:sz w:val="30"/>
               </w:rPr>
-              <w:t>81-66=</w:t>
+              <w:t>63+9=</w:t>
             </w:r>
           </w:p>
         </w:tc>
@@ -840,7 +840,7 @@
                 <w:rFonts w:ascii="TimeNewRoman" w:hAnsi="TimeNewRoman"/>
                 <w:sz w:val="30"/>
               </w:rPr>
-              <w:t>17+45=</w:t>
+              <w:t>49+37=</w:t>
             </w:r>
           </w:p>
         </w:tc>
@@ -857,7 +857,7 @@
                 <w:rFonts w:ascii="TimeNewRoman" w:hAnsi="TimeNewRoman"/>
                 <w:sz w:val="30"/>
               </w:rPr>
-              <w:t>97-59=</w:t>
+              <w:t>15+27=</w:t>
             </w:r>
           </w:p>
         </w:tc>
@@ -874,7 +874,7 @@
                 <w:rFonts w:ascii="TimeNewRoman" w:hAnsi="TimeNewRoman"/>
                 <w:sz w:val="30"/>
               </w:rPr>
-              <w:t>2+29=</w:t>
+              <w:t>68+7=</w:t>
             </w:r>
           </w:p>
         </w:tc>
@@ -891,7 +891,7 @@
                 <w:rFonts w:ascii="TimeNewRoman" w:hAnsi="TimeNewRoman"/>
                 <w:sz w:val="30"/>
               </w:rPr>
-              <w:t>63+28=</w:t>
+              <w:t>86-28=</w:t>
             </w:r>
           </w:p>
         </w:tc>
@@ -910,7 +910,7 @@
                 <w:rFonts w:ascii="TimeNewRoman" w:hAnsi="TimeNewRoman"/>
                 <w:sz w:val="30"/>
               </w:rPr>
-              <w:t>68+4=</w:t>
+              <w:t>79+4=</w:t>
             </w:r>
           </w:p>
         </w:tc>
@@ -927,7 +927,7 @@
                 <w:rFonts w:ascii="TimeNewRoman" w:hAnsi="TimeNewRoman"/>
                 <w:sz w:val="30"/>
               </w:rPr>
-              <w:t>70-47=</w:t>
+              <w:t>68+18=</w:t>
             </w:r>
           </w:p>
         </w:tc>
@@ -944,7 +944,7 @@
                 <w:rFonts w:ascii="TimeNewRoman" w:hAnsi="TimeNewRoman"/>
                 <w:sz w:val="30"/>
               </w:rPr>
-              <w:t>47+6=</w:t>
+              <w:t>66-37=</w:t>
             </w:r>
           </w:p>
         </w:tc>
@@ -961,7 +961,7 @@
                 <w:rFonts w:ascii="TimeNewRoman" w:hAnsi="TimeNewRoman"/>
                 <w:sz w:val="30"/>
               </w:rPr>
-              <w:t>61-22=</w:t>
+              <w:t>22-6=</w:t>
             </w:r>
           </w:p>
         </w:tc>
@@ -978,7 +978,7 @@
                 <w:rFonts w:ascii="TimeNewRoman" w:hAnsi="TimeNewRoman"/>
                 <w:sz w:val="30"/>
               </w:rPr>
-              <w:t>32-23=</w:t>
+              <w:t>93-88=</w:t>
             </w:r>
           </w:p>
         </w:tc>
@@ -997,7 +997,7 @@
                 <w:rFonts w:ascii="TimeNewRoman" w:hAnsi="TimeNewRoman"/>
                 <w:sz w:val="30"/>
               </w:rPr>
-              <w:t>15+48=</w:t>
+              <w:t>42-6=</w:t>
             </w:r>
           </w:p>
         </w:tc>
@@ -1014,7 +1014,7 @@
                 <w:rFonts w:ascii="TimeNewRoman" w:hAnsi="TimeNewRoman"/>
                 <w:sz w:val="30"/>
               </w:rPr>
-              <w:t>92-47=</w:t>
+              <w:t>71-34=</w:t>
             </w:r>
           </w:p>
         </w:tc>
@@ -1031,7 +1031,7 @@
                 <w:rFonts w:ascii="TimeNewRoman" w:hAnsi="TimeNewRoman"/>
                 <w:sz w:val="30"/>
               </w:rPr>
-              <w:t>92-58=</w:t>
+              <w:t>83-5=</w:t>
             </w:r>
           </w:p>
         </w:tc>
@@ -1048,7 +1048,7 @@
                 <w:rFonts w:ascii="TimeNewRoman" w:hAnsi="TimeNewRoman"/>
                 <w:sz w:val="30"/>
               </w:rPr>
-              <w:t>29+56=</w:t>
+              <w:t>91-8=</w:t>
             </w:r>
           </w:p>
         </w:tc>
@@ -1065,7 +1065,7 @@
                 <w:rFonts w:ascii="TimeNewRoman" w:hAnsi="TimeNewRoman"/>
                 <w:sz w:val="30"/>
               </w:rPr>
-              <w:t>37+9=</w:t>
+              <w:t>81-6=</w:t>
             </w:r>
           </w:p>
         </w:tc>
@@ -1084,7 +1084,7 @@
                 <w:rFonts w:ascii="TimeNewRoman" w:hAnsi="TimeNewRoman"/>
                 <w:sz w:val="30"/>
               </w:rPr>
-              <w:t>7+36=</w:t>
+              <w:t>83-8=</w:t>
             </w:r>
           </w:p>
         </w:tc>
@@ -1101,7 +1101,7 @@
                 <w:rFonts w:ascii="TimeNewRoman" w:hAnsi="TimeNewRoman"/>
                 <w:sz w:val="30"/>
               </w:rPr>
-              <w:t>74-16=</w:t>
+              <w:t>45+29=</w:t>
             </w:r>
           </w:p>
         </w:tc>
@@ -1118,7 +1118,7 @@
                 <w:rFonts w:ascii="TimeNewRoman" w:hAnsi="TimeNewRoman"/>
                 <w:sz w:val="30"/>
               </w:rPr>
-              <w:t>29+5=</w:t>
+              <w:t>15+29=</w:t>
             </w:r>
           </w:p>
         </w:tc>
@@ -1135,7 +1135,7 @@
                 <w:rFonts w:ascii="TimeNewRoman" w:hAnsi="TimeNewRoman"/>
                 <w:sz w:val="30"/>
               </w:rPr>
-              <w:t>90-62=</w:t>
+              <w:t>84-7=</w:t>
             </w:r>
           </w:p>
         </w:tc>
@@ -1152,7 +1152,7 @@
                 <w:rFonts w:ascii="TimeNewRoman" w:hAnsi="TimeNewRoman"/>
                 <w:sz w:val="30"/>
               </w:rPr>
-              <w:t>53+38=</w:t>
+              <w:t>81-79=</w:t>
             </w:r>
           </w:p>
         </w:tc>
@@ -1171,7 +1171,7 @@
                 <w:rFonts w:ascii="TimeNewRoman" w:hAnsi="TimeNewRoman"/>
                 <w:sz w:val="30"/>
               </w:rPr>
-              <w:t>19+8=</w:t>
+              <w:t>36-7=</w:t>
             </w:r>
           </w:p>
         </w:tc>
@@ -1188,7 +1188,7 @@
                 <w:rFonts w:ascii="TimeNewRoman" w:hAnsi="TimeNewRoman"/>
                 <w:sz w:val="30"/>
               </w:rPr>
-              <w:t>65-16=</w:t>
+              <w:t>19+13=</w:t>
             </w:r>
           </w:p>
         </w:tc>
@@ -1205,7 +1205,7 @@
                 <w:rFonts w:ascii="TimeNewRoman" w:hAnsi="TimeNewRoman"/>
                 <w:sz w:val="30"/>
               </w:rPr>
-              <w:t>46+29=</w:t>
+              <w:t>89+4=</w:t>
             </w:r>
           </w:p>
         </w:tc>
@@ -1222,7 +1222,7 @@
                 <w:rFonts w:ascii="TimeNewRoman" w:hAnsi="TimeNewRoman"/>
                 <w:sz w:val="30"/>
               </w:rPr>
-              <w:t>39+22=</w:t>
+              <w:t>72-8=</w:t>
             </w:r>
           </w:p>
         </w:tc>
@@ -1239,237 +1239,12 @@
                 <w:rFonts w:ascii="TimeNewRoman" w:hAnsi="TimeNewRoman"/>
                 <w:sz w:val="30"/>
               </w:rPr>
-              <w:t>79+9=</w:t>
+              <w:t>8+56=</w:t>
             </w:r>
           </w:p>
         </w:tc>
       </w:tr>
       <w:tr>
-        <w:tc>
-          <w:tcPr>
-            <w:tcW w:type="dxa" w:w="1987"/>
-          </w:tcPr>
-          <w:p>
-            <w:pPr>
-              <w:jc w:val="left"/>
-            </w:pPr>
-            <w:r>
-              <w:rPr>
-                <w:rFonts w:ascii="TimeNewRoman" w:hAnsi="TimeNewRoman"/>
-                <w:sz w:val="30"/>
-              </w:rPr>
-              <w:t>81-22=</w:t>
-            </w:r>
-          </w:p>
-        </w:tc>
-        <w:tc>
-          <w:tcPr>
-            <w:tcW w:type="dxa" w:w="1987"/>
-          </w:tcPr>
-          <w:p>
-            <w:pPr>
-              <w:jc w:val="left"/>
-            </w:pPr>
-            <w:r>
-              <w:rPr>
-                <w:rFonts w:ascii="TimeNewRoman" w:hAnsi="TimeNewRoman"/>
-                <w:sz w:val="30"/>
-              </w:rPr>
-              <w:t>24+39=</w:t>
-            </w:r>
-          </w:p>
-        </w:tc>
-        <w:tc>
-          <w:tcPr>
-            <w:tcW w:type="dxa" w:w="1987"/>
-          </w:tcPr>
-          <w:p>
-            <w:pPr>
-              <w:jc w:val="left"/>
-            </w:pPr>
-            <w:r>
-              <w:rPr>
-                <w:rFonts w:ascii="TimeNewRoman" w:hAnsi="TimeNewRoman"/>
-                <w:sz w:val="30"/>
-              </w:rPr>
-              <w:t>48+38=</w:t>
-            </w:r>
-          </w:p>
-        </w:tc>
-        <w:tc>
-          <w:tcPr>
-            <w:tcW w:type="dxa" w:w="1987"/>
-          </w:tcPr>
-          <w:p>
-            <w:pPr>
-              <w:jc w:val="left"/>
-            </w:pPr>
-            <w:r>
-              <w:rPr>
-                <w:rFonts w:ascii="TimeNewRoman" w:hAnsi="TimeNewRoman"/>
-                <w:sz w:val="30"/>
-              </w:rPr>
-              <w:t>54-45=</w:t>
-            </w:r>
-          </w:p>
-        </w:tc>
-        <w:tc>
-          <w:tcPr>
-            <w:tcW w:type="dxa" w:w="1987"/>
-          </w:tcPr>
-          <w:p>
-            <w:pPr>
-              <w:jc w:val="left"/>
-            </w:pPr>
-            <w:r>
-              <w:rPr>
-                <w:rFonts w:ascii="TimeNewRoman" w:hAnsi="TimeNewRoman"/>
-                <w:sz w:val="30"/>
-              </w:rPr>
-              <w:t>71-13=</w:t>
-            </w:r>
-          </w:p>
-        </w:tc>
-      </w:tr>
-      <w:tr>
-        <w:tc>
-          <w:tcPr>
-            <w:tcW w:type="dxa" w:w="1987"/>
-          </w:tcPr>
-          <w:p>
-            <w:pPr>
-              <w:jc w:val="left"/>
-            </w:pPr>
-            <w:r>
-              <w:rPr>
-                <w:rFonts w:ascii="TimeNewRoman" w:hAnsi="TimeNewRoman"/>
-                <w:sz w:val="30"/>
-              </w:rPr>
-              <w:t>37+56=</w:t>
-            </w:r>
-          </w:p>
-        </w:tc>
-        <w:tc>
-          <w:tcPr>
-            <w:tcW w:type="dxa" w:w="1987"/>
-          </w:tcPr>
-          <w:p>
-            <w:pPr>
-              <w:jc w:val="left"/>
-            </w:pPr>
-            <w:r>
-              <w:rPr>
-                <w:rFonts w:ascii="TimeNewRoman" w:hAnsi="TimeNewRoman"/>
-                <w:sz w:val="30"/>
-              </w:rPr>
-              <w:t>7+27=</w:t>
-            </w:r>
-          </w:p>
-        </w:tc>
-        <w:tc>
-          <w:tcPr>
-            <w:tcW w:type="dxa" w:w="1987"/>
-          </w:tcPr>
-          <w:p>
-            <w:pPr>
-              <w:jc w:val="left"/>
-            </w:pPr>
-            <w:r>
-              <w:rPr>
-                <w:rFonts w:ascii="TimeNewRoman" w:hAnsi="TimeNewRoman"/>
-                <w:sz w:val="30"/>
-              </w:rPr>
-              <w:t>17+55=</w:t>
-            </w:r>
-          </w:p>
-        </w:tc>
-        <w:tc>
-          <w:tcPr>
-            <w:tcW w:type="dxa" w:w="1987"/>
-          </w:tcPr>
-          <w:p>
-            <w:pPr>
-              <w:jc w:val="left"/>
-            </w:pPr>
-            <w:r>
-              <w:rPr>
-                <w:rFonts w:ascii="TimeNewRoman" w:hAnsi="TimeNewRoman"/>
-                <w:sz w:val="30"/>
-              </w:rPr>
-              <w:t>3+8=</w:t>
-            </w:r>
-          </w:p>
-        </w:tc>
-        <w:tc>
-          <w:tcPr>
-            <w:tcW w:type="dxa" w:w="1987"/>
-          </w:tcPr>
-          <w:p>
-            <w:pPr>
-              <w:jc w:val="left"/>
-            </w:pPr>
-            <w:r>
-              <w:rPr>
-                <w:rFonts w:ascii="TimeNewRoman" w:hAnsi="TimeNewRoman"/>
-                <w:sz w:val="30"/>
-              </w:rPr>
-              <w:t>14+19=</w:t>
-            </w:r>
-          </w:p>
-        </w:tc>
-      </w:tr>
-      <w:tr>
-        <w:tc>
-          <w:tcPr>
-            <w:tcW w:type="dxa" w:w="1987"/>
-          </w:tcPr>
-          <w:p>
-            <w:pPr>
-              <w:jc w:val="left"/>
-            </w:pPr>
-            <w:r>
-              <w:rPr>
-                <w:rFonts w:ascii="TimeNewRoman" w:hAnsi="TimeNewRoman"/>
-                <w:sz w:val="30"/>
-              </w:rPr>
-              <w:t>41-23=</w:t>
-            </w:r>
-          </w:p>
-        </w:tc>
-        <w:tc>
-          <w:tcPr>
-            <w:tcW w:type="dxa" w:w="1987"/>
-          </w:tcPr>
-          <w:p>
-            <w:pPr>
-              <w:jc w:val="left"/>
-            </w:pPr>
-            <w:r>
-              <w:rPr>
-                <w:rFonts w:ascii="TimeNewRoman" w:hAnsi="TimeNewRoman"/>
-                <w:sz w:val="30"/>
-              </w:rPr>
-              <w:t>74-57=</w:t>
-            </w:r>
-          </w:p>
-        </w:tc>
-        <w:tc>
-          <w:tcPr>
-            <w:tcW w:type="dxa" w:w="1987"/>
-          </w:tcPr>
-          <w:p>
-            <w:pPr>
-              <w:jc w:val="left"/>
-            </w:pPr>
-            <w:r>
-              <w:rPr>
-                <w:rFonts w:ascii="TimeNewRoman" w:hAnsi="TimeNewRoman"/>
-                <w:sz w:val="30"/>
-              </w:rPr>
-              <w:t>17+4=</w:t>
-            </w:r>
-          </w:p>
-        </w:tc>
         <w:tc>
           <w:tcPr>
             <w:tcW w:type="dxa" w:w="1987"/>
@@ -1500,7 +1275,58 @@
                 <w:rFonts w:ascii="TimeNewRoman" w:hAnsi="TimeNewRoman"/>
                 <w:sz w:val="30"/>
               </w:rPr>
-              <w:t>4+59=</w:t>
+              <w:t>58+9=</w:t>
+            </w:r>
+          </w:p>
+        </w:tc>
+        <w:tc>
+          <w:tcPr>
+            <w:tcW w:type="dxa" w:w="1987"/>
+          </w:tcPr>
+          <w:p>
+            <w:pPr>
+              <w:jc w:val="left"/>
+            </w:pPr>
+            <w:r>
+              <w:rPr>
+                <w:rFonts w:ascii="TimeNewRoman" w:hAnsi="TimeNewRoman"/>
+                <w:sz w:val="30"/>
+              </w:rPr>
+              <w:t>56-39=</w:t>
+            </w:r>
+          </w:p>
+        </w:tc>
+        <w:tc>
+          <w:tcPr>
+            <w:tcW w:type="dxa" w:w="1987"/>
+          </w:tcPr>
+          <w:p>
+            <w:pPr>
+              <w:jc w:val="left"/>
+            </w:pPr>
+            <w:r>
+              <w:rPr>
+                <w:rFonts w:ascii="TimeNewRoman" w:hAnsi="TimeNewRoman"/>
+                <w:sz w:val="30"/>
+              </w:rPr>
+              <w:t>60-53=</w:t>
+            </w:r>
+          </w:p>
+        </w:tc>
+        <w:tc>
+          <w:tcPr>
+            <w:tcW w:type="dxa" w:w="1987"/>
+          </w:tcPr>
+          <w:p>
+            <w:pPr>
+              <w:jc w:val="left"/>
+            </w:pPr>
+            <w:r>
+              <w:rPr>
+                <w:rFonts w:ascii="TimeNewRoman" w:hAnsi="TimeNewRoman"/>
+                <w:sz w:val="30"/>
+              </w:rPr>
+              <w:t>20-15=</w:t>
             </w:r>
           </w:p>
         </w:tc>
@@ -1519,7 +1345,7 @@
                 <w:rFonts w:ascii="TimeNewRoman" w:hAnsi="TimeNewRoman"/>
                 <w:sz w:val="30"/>
               </w:rPr>
-              <w:t>42-17=</w:t>
+              <w:t>45+7=</w:t>
             </w:r>
           </w:p>
         </w:tc>
@@ -1536,7 +1362,7 @@
                 <w:rFonts w:ascii="TimeNewRoman" w:hAnsi="TimeNewRoman"/>
                 <w:sz w:val="30"/>
               </w:rPr>
-              <w:t>39+29=</w:t>
+              <w:t>20-4=</w:t>
             </w:r>
           </w:p>
         </w:tc>
@@ -1553,7 +1379,7 @@
                 <w:rFonts w:ascii="TimeNewRoman" w:hAnsi="TimeNewRoman"/>
                 <w:sz w:val="30"/>
               </w:rPr>
-              <w:t>22+39=</w:t>
+              <w:t>90-84=</w:t>
             </w:r>
           </w:p>
         </w:tc>
@@ -1570,7 +1396,7 @@
                 <w:rFonts w:ascii="TimeNewRoman" w:hAnsi="TimeNewRoman"/>
                 <w:sz w:val="30"/>
               </w:rPr>
-              <w:t>38+14=</w:t>
+              <w:t>51-26=</w:t>
             </w:r>
           </w:p>
         </w:tc>
@@ -1587,7 +1413,7 @@
                 <w:rFonts w:ascii="TimeNewRoman" w:hAnsi="TimeNewRoman"/>
                 <w:sz w:val="30"/>
               </w:rPr>
-              <w:t>61-8=</w:t>
+              <w:t>57-28=</w:t>
             </w:r>
           </w:p>
         </w:tc>
@@ -1606,7 +1432,7 @@
                 <w:rFonts w:ascii="TimeNewRoman" w:hAnsi="TimeNewRoman"/>
                 <w:sz w:val="30"/>
               </w:rPr>
-              <w:t>38+54=</w:t>
+              <w:t>35+37=</w:t>
             </w:r>
           </w:p>
         </w:tc>
@@ -1623,7 +1449,7 @@
                 <w:rFonts w:ascii="TimeNewRoman" w:hAnsi="TimeNewRoman"/>
                 <w:sz w:val="30"/>
               </w:rPr>
-              <w:t>9+42=</w:t>
+              <w:t>19+63=</w:t>
             </w:r>
           </w:p>
         </w:tc>
@@ -1640,7 +1466,7 @@
                 <w:rFonts w:ascii="TimeNewRoman" w:hAnsi="TimeNewRoman"/>
                 <w:sz w:val="30"/>
               </w:rPr>
-              <w:t>22-16=</w:t>
+              <w:t>8+58=</w:t>
             </w:r>
           </w:p>
         </w:tc>
@@ -1657,7 +1483,7 @@
                 <w:rFonts w:ascii="TimeNewRoman" w:hAnsi="TimeNewRoman"/>
                 <w:sz w:val="30"/>
               </w:rPr>
-              <w:t>9+22=</w:t>
+              <w:t>51-7=</w:t>
             </w:r>
           </w:p>
         </w:tc>
@@ -1674,7 +1500,7 @@
                 <w:rFonts w:ascii="TimeNewRoman" w:hAnsi="TimeNewRoman"/>
                 <w:sz w:val="30"/>
               </w:rPr>
-              <w:t>33+48=</w:t>
+              <w:t>70-36=</w:t>
             </w:r>
           </w:p>
         </w:tc>
@@ -1693,7 +1519,7 @@
                 <w:rFonts w:ascii="TimeNewRoman" w:hAnsi="TimeNewRoman"/>
                 <w:sz w:val="30"/>
               </w:rPr>
-              <w:t>18+24=</w:t>
+              <w:t>62-17=</w:t>
             </w:r>
           </w:p>
         </w:tc>
@@ -1710,7 +1536,7 @@
                 <w:rFonts w:ascii="TimeNewRoman" w:hAnsi="TimeNewRoman"/>
                 <w:sz w:val="30"/>
               </w:rPr>
-              <w:t>74-67=</w:t>
+              <w:t>7+4=</w:t>
             </w:r>
           </w:p>
         </w:tc>
@@ -1727,7 +1553,7 @@
                 <w:rFonts w:ascii="TimeNewRoman" w:hAnsi="TimeNewRoman"/>
                 <w:sz w:val="30"/>
               </w:rPr>
-              <w:t>54-29=</w:t>
+              <w:t>25-9=</w:t>
             </w:r>
           </w:p>
         </w:tc>
@@ -1744,7 +1570,7 @@
                 <w:rFonts w:ascii="TimeNewRoman" w:hAnsi="TimeNewRoman"/>
                 <w:sz w:val="30"/>
               </w:rPr>
-              <w:t>70-37=</w:t>
+              <w:t>58+3=</w:t>
             </w:r>
           </w:p>
         </w:tc>
@@ -1761,7 +1587,181 @@
                 <w:rFonts w:ascii="TimeNewRoman" w:hAnsi="TimeNewRoman"/>
                 <w:sz w:val="30"/>
               </w:rPr>
-              <w:t>53-19=</w:t>
+              <w:t>87-9=</w:t>
+            </w:r>
+          </w:p>
+        </w:tc>
+      </w:tr>
+      <w:tr>
+        <w:tc>
+          <w:tcPr>
+            <w:tcW w:type="dxa" w:w="1987"/>
+          </w:tcPr>
+          <w:p>
+            <w:pPr>
+              <w:jc w:val="left"/>
+            </w:pPr>
+            <w:r>
+              <w:rPr>
+                <w:rFonts w:ascii="TimeNewRoman" w:hAnsi="TimeNewRoman"/>
+                <w:sz w:val="30"/>
+              </w:rPr>
+              <w:t>87-29=</w:t>
+            </w:r>
+          </w:p>
+        </w:tc>
+        <w:tc>
+          <w:tcPr>
+            <w:tcW w:type="dxa" w:w="1987"/>
+          </w:tcPr>
+          <w:p>
+            <w:pPr>
+              <w:jc w:val="left"/>
+            </w:pPr>
+            <w:r>
+              <w:rPr>
+                <w:rFonts w:ascii="TimeNewRoman" w:hAnsi="TimeNewRoman"/>
+                <w:sz w:val="30"/>
+              </w:rPr>
+              <w:t>43-25=</w:t>
+            </w:r>
+          </w:p>
+        </w:tc>
+        <w:tc>
+          <w:tcPr>
+            <w:tcW w:type="dxa" w:w="1987"/>
+          </w:tcPr>
+          <w:p>
+            <w:pPr>
+              <w:jc w:val="left"/>
+            </w:pPr>
+            <w:r>
+              <w:rPr>
+                <w:rFonts w:ascii="TimeNewRoman" w:hAnsi="TimeNewRoman"/>
+                <w:sz w:val="30"/>
+              </w:rPr>
+              <w:t>26+7=</w:t>
+            </w:r>
+          </w:p>
+        </w:tc>
+        <w:tc>
+          <w:tcPr>
+            <w:tcW w:type="dxa" w:w="1987"/>
+          </w:tcPr>
+          <w:p>
+            <w:pPr>
+              <w:jc w:val="left"/>
+            </w:pPr>
+            <w:r>
+              <w:rPr>
+                <w:rFonts w:ascii="TimeNewRoman" w:hAnsi="TimeNewRoman"/>
+                <w:sz w:val="30"/>
+              </w:rPr>
+              <w:t>61-56=</w:t>
+            </w:r>
+          </w:p>
+        </w:tc>
+        <w:tc>
+          <w:tcPr>
+            <w:tcW w:type="dxa" w:w="1987"/>
+          </w:tcPr>
+          <w:p>
+            <w:pPr>
+              <w:jc w:val="left"/>
+            </w:pPr>
+            <w:r>
+              <w:rPr>
+                <w:rFonts w:ascii="TimeNewRoman" w:hAnsi="TimeNewRoman"/>
+                <w:sz w:val="30"/>
+              </w:rPr>
+              <w:t>51-14=</w:t>
+            </w:r>
+          </w:p>
+        </w:tc>
+      </w:tr>
+      <w:tr>
+        <w:tc>
+          <w:tcPr>
+            <w:tcW w:type="dxa" w:w="1987"/>
+          </w:tcPr>
+          <w:p>
+            <w:pPr>
+              <w:jc w:val="left"/>
+            </w:pPr>
+            <w:r>
+              <w:rPr>
+                <w:rFonts w:ascii="TimeNewRoman" w:hAnsi="TimeNewRoman"/>
+                <w:sz w:val="30"/>
+              </w:rPr>
+              <w:t>18+65=</w:t>
+            </w:r>
+          </w:p>
+        </w:tc>
+        <w:tc>
+          <w:tcPr>
+            <w:tcW w:type="dxa" w:w="1987"/>
+          </w:tcPr>
+          <w:p>
+            <w:pPr>
+              <w:jc w:val="left"/>
+            </w:pPr>
+            <w:r>
+              <w:rPr>
+                <w:rFonts w:ascii="TimeNewRoman" w:hAnsi="TimeNewRoman"/>
+                <w:sz w:val="30"/>
+              </w:rPr>
+              <w:t>72-19=</w:t>
+            </w:r>
+          </w:p>
+        </w:tc>
+        <w:tc>
+          <w:tcPr>
+            <w:tcW w:type="dxa" w:w="1987"/>
+          </w:tcPr>
+          <w:p>
+            <w:pPr>
+              <w:jc w:val="left"/>
+            </w:pPr>
+            <w:r>
+              <w:rPr>
+                <w:rFonts w:ascii="TimeNewRoman" w:hAnsi="TimeNewRoman"/>
+                <w:sz w:val="30"/>
+              </w:rPr>
+              <w:t>66+16=</w:t>
+            </w:r>
+          </w:p>
+        </w:tc>
+        <w:tc>
+          <w:tcPr>
+            <w:tcW w:type="dxa" w:w="1987"/>
+          </w:tcPr>
+          <w:p>
+            <w:pPr>
+              <w:jc w:val="left"/>
+            </w:pPr>
+            <w:r>
+              <w:rPr>
+                <w:rFonts w:ascii="TimeNewRoman" w:hAnsi="TimeNewRoman"/>
+                <w:sz w:val="30"/>
+              </w:rPr>
+              <w:t>98-59=</w:t>
+            </w:r>
+          </w:p>
+        </w:tc>
+        <w:tc>
+          <w:tcPr>
+            <w:tcW w:type="dxa" w:w="1987"/>
+          </w:tcPr>
+          <w:p>
+            <w:pPr>
+              <w:jc w:val="left"/>
+            </w:pPr>
+            <w:r>
+              <w:rPr>
+                <w:rFonts w:ascii="TimeNewRoman" w:hAnsi="TimeNewRoman"/>
+                <w:sz w:val="30"/>
+              </w:rPr>
+              <w:t>76-7=</w:t>
             </w:r>
           </w:p>
         </w:tc>

--- a/adc_sbb_within_100.docx
+++ b/adc_sbb_within_100.docx
@@ -40,7 +40,7 @@
                 <w:rFonts w:ascii="TimeNewRoman" w:hAnsi="TimeNewRoman"/>
                 <w:sz w:val="30"/>
               </w:rPr>
-              <w:t>65-47=</w:t>
+              <w:t>25+69=</w:t>
             </w:r>
           </w:p>
         </w:tc>
@@ -57,7 +57,7 @@
                 <w:rFonts w:ascii="TimeNewRoman" w:hAnsi="TimeNewRoman"/>
                 <w:sz w:val="30"/>
               </w:rPr>
-              <w:t>79+14=</w:t>
+              <w:t>87-68=</w:t>
             </w:r>
           </w:p>
         </w:tc>
@@ -74,7 +74,7 @@
                 <w:rFonts w:ascii="TimeNewRoman" w:hAnsi="TimeNewRoman"/>
                 <w:sz w:val="30"/>
               </w:rPr>
-              <w:t>29+23=</w:t>
+              <w:t>63+28=</w:t>
             </w:r>
           </w:p>
         </w:tc>
@@ -91,7 +91,7 @@
                 <w:rFonts w:ascii="TimeNewRoman" w:hAnsi="TimeNewRoman"/>
                 <w:sz w:val="30"/>
               </w:rPr>
-              <w:t>72-23=</w:t>
+              <w:t>94-66=</w:t>
             </w:r>
           </w:p>
         </w:tc>
@@ -108,7 +108,7 @@
                 <w:rFonts w:ascii="TimeNewRoman" w:hAnsi="TimeNewRoman"/>
                 <w:sz w:val="30"/>
               </w:rPr>
-              <w:t>51-9=</w:t>
+              <w:t>19+36=</w:t>
             </w:r>
           </w:p>
         </w:tc>
@@ -127,7 +127,7 @@
                 <w:rFonts w:ascii="TimeNewRoman" w:hAnsi="TimeNewRoman"/>
                 <w:sz w:val="30"/>
               </w:rPr>
-              <w:t>85+7=</w:t>
+              <w:t>48+49=</w:t>
             </w:r>
           </w:p>
         </w:tc>
@@ -144,7 +144,7 @@
                 <w:rFonts w:ascii="TimeNewRoman" w:hAnsi="TimeNewRoman"/>
                 <w:sz w:val="30"/>
               </w:rPr>
-              <w:t>80-79=</w:t>
+              <w:t>90-74=</w:t>
             </w:r>
           </w:p>
         </w:tc>
@@ -161,7 +161,7 @@
                 <w:rFonts w:ascii="TimeNewRoman" w:hAnsi="TimeNewRoman"/>
                 <w:sz w:val="30"/>
               </w:rPr>
-              <w:t>71-17=</w:t>
+              <w:t>6+79=</w:t>
             </w:r>
           </w:p>
         </w:tc>
@@ -178,7 +178,7 @@
                 <w:rFonts w:ascii="TimeNewRoman" w:hAnsi="TimeNewRoman"/>
                 <w:sz w:val="30"/>
               </w:rPr>
-              <w:t>41-9=</w:t>
+              <w:t>28+28=</w:t>
             </w:r>
           </w:p>
         </w:tc>
@@ -195,7 +195,7 @@
                 <w:rFonts w:ascii="TimeNewRoman" w:hAnsi="TimeNewRoman"/>
                 <w:sz w:val="30"/>
               </w:rPr>
-              <w:t>91-7=</w:t>
+              <w:t>67-49=</w:t>
             </w:r>
           </w:p>
         </w:tc>
@@ -214,7 +214,7 @@
                 <w:rFonts w:ascii="TimeNewRoman" w:hAnsi="TimeNewRoman"/>
                 <w:sz w:val="30"/>
               </w:rPr>
-              <w:t>2+89=</w:t>
+              <w:t>63+28=</w:t>
             </w:r>
           </w:p>
         </w:tc>
@@ -231,7 +231,7 @@
                 <w:rFonts w:ascii="TimeNewRoman" w:hAnsi="TimeNewRoman"/>
                 <w:sz w:val="30"/>
               </w:rPr>
-              <w:t>51-38=</w:t>
+              <w:t>58+34=</w:t>
             </w:r>
           </w:p>
         </w:tc>
@@ -248,7 +248,7 @@
                 <w:rFonts w:ascii="TimeNewRoman" w:hAnsi="TimeNewRoman"/>
                 <w:sz w:val="30"/>
               </w:rPr>
-              <w:t>26+48=</w:t>
+              <w:t>86-77=</w:t>
             </w:r>
           </w:p>
         </w:tc>
@@ -265,7 +265,7 @@
                 <w:rFonts w:ascii="TimeNewRoman" w:hAnsi="TimeNewRoman"/>
                 <w:sz w:val="30"/>
               </w:rPr>
-              <w:t>52-18=</w:t>
+              <w:t>63-18=</w:t>
             </w:r>
           </w:p>
         </w:tc>
@@ -282,7 +282,7 @@
                 <w:rFonts w:ascii="TimeNewRoman" w:hAnsi="TimeNewRoman"/>
                 <w:sz w:val="30"/>
               </w:rPr>
-              <w:t>72-35=</w:t>
+              <w:t>40-26=</w:t>
             </w:r>
           </w:p>
         </w:tc>
@@ -301,7 +301,7 @@
                 <w:rFonts w:ascii="TimeNewRoman" w:hAnsi="TimeNewRoman"/>
                 <w:sz w:val="30"/>
               </w:rPr>
-              <w:t>6+7=</w:t>
+              <w:t>3+19=</w:t>
             </w:r>
           </w:p>
         </w:tc>
@@ -318,7 +318,7 @@
                 <w:rFonts w:ascii="TimeNewRoman" w:hAnsi="TimeNewRoman"/>
                 <w:sz w:val="30"/>
               </w:rPr>
-              <w:t>67+4=</w:t>
+              <w:t>93-67=</w:t>
             </w:r>
           </w:p>
         </w:tc>
@@ -335,7 +335,7 @@
                 <w:rFonts w:ascii="TimeNewRoman" w:hAnsi="TimeNewRoman"/>
                 <w:sz w:val="30"/>
               </w:rPr>
-              <w:t>27-9=</w:t>
+              <w:t>90-81=</w:t>
             </w:r>
           </w:p>
         </w:tc>
@@ -352,7 +352,7 @@
                 <w:rFonts w:ascii="TimeNewRoman" w:hAnsi="TimeNewRoman"/>
                 <w:sz w:val="30"/>
               </w:rPr>
-              <w:t>92-14=</w:t>
+              <w:t>71-33=</w:t>
             </w:r>
           </w:p>
         </w:tc>
@@ -369,7 +369,7 @@
                 <w:rFonts w:ascii="TimeNewRoman" w:hAnsi="TimeNewRoman"/>
                 <w:sz w:val="30"/>
               </w:rPr>
-              <w:t>71-6=</w:t>
+              <w:t>85-38=</w:t>
             </w:r>
           </w:p>
         </w:tc>
@@ -388,7 +388,7 @@
                 <w:rFonts w:ascii="TimeNewRoman" w:hAnsi="TimeNewRoman"/>
                 <w:sz w:val="30"/>
               </w:rPr>
-              <w:t>28+45=</w:t>
+              <w:t>60-6=</w:t>
             </w:r>
           </w:p>
         </w:tc>
@@ -405,7 +405,7 @@
                 <w:rFonts w:ascii="TimeNewRoman" w:hAnsi="TimeNewRoman"/>
                 <w:sz w:val="30"/>
               </w:rPr>
-              <w:t>4+9=</w:t>
+              <w:t>7+48=</w:t>
             </w:r>
           </w:p>
         </w:tc>
@@ -422,7 +422,7 @@
                 <w:rFonts w:ascii="TimeNewRoman" w:hAnsi="TimeNewRoman"/>
                 <w:sz w:val="30"/>
               </w:rPr>
-              <w:t>58+37=</w:t>
+              <w:t>71-59=</w:t>
             </w:r>
           </w:p>
         </w:tc>
@@ -439,7 +439,7 @@
                 <w:rFonts w:ascii="TimeNewRoman" w:hAnsi="TimeNewRoman"/>
                 <w:sz w:val="30"/>
               </w:rPr>
-              <w:t>62-9=</w:t>
+              <w:t>60-5=</w:t>
             </w:r>
           </w:p>
         </w:tc>
@@ -456,7 +456,7 @@
                 <w:rFonts w:ascii="TimeNewRoman" w:hAnsi="TimeNewRoman"/>
                 <w:sz w:val="30"/>
               </w:rPr>
-              <w:t>61-46=</w:t>
+              <w:t>41-13=</w:t>
             </w:r>
           </w:p>
         </w:tc>
@@ -475,7 +475,7 @@
                 <w:rFonts w:ascii="TimeNewRoman" w:hAnsi="TimeNewRoman"/>
                 <w:sz w:val="30"/>
               </w:rPr>
-              <w:t>71-37=</w:t>
+              <w:t>80-61=</w:t>
             </w:r>
           </w:p>
         </w:tc>
@@ -492,7 +492,7 @@
                 <w:rFonts w:ascii="TimeNewRoman" w:hAnsi="TimeNewRoman"/>
                 <w:sz w:val="30"/>
               </w:rPr>
-              <w:t>45+29=</w:t>
+              <w:t>77+6=</w:t>
             </w:r>
           </w:p>
         </w:tc>
@@ -509,251 +509,7 @@
                 <w:rFonts w:ascii="TimeNewRoman" w:hAnsi="TimeNewRoman"/>
                 <w:sz w:val="30"/>
               </w:rPr>
-              <w:t>18+76=</w:t>
-            </w:r>
-          </w:p>
-        </w:tc>
-        <w:tc>
-          <w:tcPr>
-            <w:tcW w:type="dxa" w:w="1987"/>
-          </w:tcPr>
-          <w:p>
-            <w:pPr>
-              <w:jc w:val="left"/>
-            </w:pPr>
-            <w:r>
-              <w:rPr>
-                <w:rFonts w:ascii="TimeNewRoman" w:hAnsi="TimeNewRoman"/>
-                <w:sz w:val="30"/>
-              </w:rPr>
-              <w:t>92-27=</w:t>
-            </w:r>
-          </w:p>
-        </w:tc>
-        <w:tc>
-          <w:tcPr>
-            <w:tcW w:type="dxa" w:w="1987"/>
-          </w:tcPr>
-          <w:p>
-            <w:pPr>
-              <w:jc w:val="left"/>
-            </w:pPr>
-            <w:r>
-              <w:rPr>
-                <w:rFonts w:ascii="TimeNewRoman" w:hAnsi="TimeNewRoman"/>
-                <w:sz w:val="30"/>
-              </w:rPr>
-              <w:t>74-55=</w:t>
-            </w:r>
-          </w:p>
-        </w:tc>
-      </w:tr>
-      <w:tr>
-        <w:tc>
-          <w:tcPr>
-            <w:tcW w:type="dxa" w:w="1987"/>
-          </w:tcPr>
-          <w:p>
-            <w:pPr>
-              <w:jc w:val="left"/>
-            </w:pPr>
-            <w:r>
-              <w:rPr>
-                <w:rFonts w:ascii="TimeNewRoman" w:hAnsi="TimeNewRoman"/>
-                <w:sz w:val="30"/>
-              </w:rPr>
-              <w:t>75+8=</w:t>
-            </w:r>
-          </w:p>
-        </w:tc>
-        <w:tc>
-          <w:tcPr>
-            <w:tcW w:type="dxa" w:w="1987"/>
-          </w:tcPr>
-          <w:p>
-            <w:pPr>
-              <w:jc w:val="left"/>
-            </w:pPr>
-            <w:r>
-              <w:rPr>
-                <w:rFonts w:ascii="TimeNewRoman" w:hAnsi="TimeNewRoman"/>
-                <w:sz w:val="30"/>
-              </w:rPr>
-              <w:t>32-4=</w:t>
-            </w:r>
-          </w:p>
-        </w:tc>
-        <w:tc>
-          <w:tcPr>
-            <w:tcW w:type="dxa" w:w="1987"/>
-          </w:tcPr>
-          <w:p>
-            <w:pPr>
-              <w:jc w:val="left"/>
-            </w:pPr>
-            <w:r>
-              <w:rPr>
-                <w:rFonts w:ascii="TimeNewRoman" w:hAnsi="TimeNewRoman"/>
-                <w:sz w:val="30"/>
-              </w:rPr>
-              <w:t>60-37=</w:t>
-            </w:r>
-          </w:p>
-        </w:tc>
-        <w:tc>
-          <w:tcPr>
-            <w:tcW w:type="dxa" w:w="1987"/>
-          </w:tcPr>
-          <w:p>
-            <w:pPr>
-              <w:jc w:val="left"/>
-            </w:pPr>
-            <w:r>
-              <w:rPr>
-                <w:rFonts w:ascii="TimeNewRoman" w:hAnsi="TimeNewRoman"/>
-                <w:sz w:val="30"/>
-              </w:rPr>
-              <w:t>67+5=</w:t>
-            </w:r>
-          </w:p>
-        </w:tc>
-        <w:tc>
-          <w:tcPr>
-            <w:tcW w:type="dxa" w:w="1987"/>
-          </w:tcPr>
-          <w:p>
-            <w:pPr>
-              <w:jc w:val="left"/>
-            </w:pPr>
-            <w:r>
-              <w:rPr>
-                <w:rFonts w:ascii="TimeNewRoman" w:hAnsi="TimeNewRoman"/>
-                <w:sz w:val="30"/>
-              </w:rPr>
-              <w:t>37+29=</w:t>
-            </w:r>
-          </w:p>
-        </w:tc>
-      </w:tr>
-      <w:tr>
-        <w:tc>
-          <w:tcPr>
-            <w:tcW w:type="dxa" w:w="1987"/>
-          </w:tcPr>
-          <w:p>
-            <w:pPr>
-              <w:jc w:val="left"/>
-            </w:pPr>
-            <w:r>
-              <w:rPr>
-                <w:rFonts w:ascii="TimeNewRoman" w:hAnsi="TimeNewRoman"/>
-                <w:sz w:val="30"/>
-              </w:rPr>
-              <w:t>97-48=</w:t>
-            </w:r>
-          </w:p>
-        </w:tc>
-        <w:tc>
-          <w:tcPr>
-            <w:tcW w:type="dxa" w:w="1987"/>
-          </w:tcPr>
-          <w:p>
-            <w:pPr>
-              <w:jc w:val="left"/>
-            </w:pPr>
-            <w:r>
-              <w:rPr>
-                <w:rFonts w:ascii="TimeNewRoman" w:hAnsi="TimeNewRoman"/>
-                <w:sz w:val="30"/>
-              </w:rPr>
-              <w:t>17+29=</w:t>
-            </w:r>
-          </w:p>
-        </w:tc>
-        <w:tc>
-          <w:tcPr>
-            <w:tcW w:type="dxa" w:w="1987"/>
-          </w:tcPr>
-          <w:p>
-            <w:pPr>
-              <w:jc w:val="left"/>
-            </w:pPr>
-            <w:r>
-              <w:rPr>
-                <w:rFonts w:ascii="TimeNewRoman" w:hAnsi="TimeNewRoman"/>
-                <w:sz w:val="30"/>
-              </w:rPr>
-              <w:t>91-13=</w:t>
-            </w:r>
-          </w:p>
-        </w:tc>
-        <w:tc>
-          <w:tcPr>
-            <w:tcW w:type="dxa" w:w="1987"/>
-          </w:tcPr>
-          <w:p>
-            <w:pPr>
-              <w:jc w:val="left"/>
-            </w:pPr>
-            <w:r>
-              <w:rPr>
-                <w:rFonts w:ascii="TimeNewRoman" w:hAnsi="TimeNewRoman"/>
-                <w:sz w:val="30"/>
-              </w:rPr>
-              <w:t>71-23=</w:t>
-            </w:r>
-          </w:p>
-        </w:tc>
-        <w:tc>
-          <w:tcPr>
-            <w:tcW w:type="dxa" w:w="1987"/>
-          </w:tcPr>
-          <w:p>
-            <w:pPr>
-              <w:jc w:val="left"/>
-            </w:pPr>
-            <w:r>
-              <w:rPr>
-                <w:rFonts w:ascii="TimeNewRoman" w:hAnsi="TimeNewRoman"/>
-                <w:sz w:val="30"/>
-              </w:rPr>
-              <w:t>19+15=</w:t>
-            </w:r>
-          </w:p>
-        </w:tc>
-      </w:tr>
-      <w:tr>
-        <w:tc>
-          <w:tcPr>
-            <w:tcW w:type="dxa" w:w="1987"/>
-          </w:tcPr>
-          <w:p>
-            <w:pPr>
-              <w:jc w:val="left"/>
-            </w:pPr>
-            <w:r>
-              <w:rPr>
-                <w:rFonts w:ascii="TimeNewRoman" w:hAnsi="TimeNewRoman"/>
-                <w:sz w:val="30"/>
-              </w:rPr>
-              <w:t>61-6=</w:t>
-            </w:r>
-          </w:p>
-        </w:tc>
-        <w:tc>
-          <w:tcPr>
-            <w:tcW w:type="dxa" w:w="1987"/>
-          </w:tcPr>
-          <w:p>
-            <w:pPr>
-              <w:jc w:val="left"/>
-            </w:pPr>
-            <w:r>
-              <w:rPr>
-                <w:rFonts w:ascii="TimeNewRoman" w:hAnsi="TimeNewRoman"/>
-                <w:sz w:val="30"/>
-              </w:rPr>
-              <w:t>73-5=</w:t>
+              <w:t>63-17=</w:t>
             </w:r>
           </w:p>
         </w:tc>
@@ -787,24 +543,7 @@
                 <w:rFonts w:ascii="TimeNewRoman" w:hAnsi="TimeNewRoman"/>
                 <w:sz w:val="30"/>
               </w:rPr>
-              <w:t>83-77=</w:t>
-            </w:r>
-          </w:p>
-        </w:tc>
-        <w:tc>
-          <w:tcPr>
-            <w:tcW w:type="dxa" w:w="1987"/>
-          </w:tcPr>
-          <w:p>
-            <w:pPr>
-              <w:jc w:val="left"/>
-            </w:pPr>
-            <w:r>
-              <w:rPr>
-                <w:rFonts w:ascii="TimeNewRoman" w:hAnsi="TimeNewRoman"/>
-                <w:sz w:val="30"/>
-              </w:rPr>
-              <w:t>5+87=</w:t>
+              <w:t>34+58=</w:t>
             </w:r>
           </w:p>
         </w:tc>
@@ -823,7 +562,7 @@
                 <w:rFonts w:ascii="TimeNewRoman" w:hAnsi="TimeNewRoman"/>
                 <w:sz w:val="30"/>
               </w:rPr>
-              <w:t>63+9=</w:t>
+              <w:t>51-12=</w:t>
             </w:r>
           </w:p>
         </w:tc>
@@ -840,7 +579,7 @@
                 <w:rFonts w:ascii="TimeNewRoman" w:hAnsi="TimeNewRoman"/>
                 <w:sz w:val="30"/>
               </w:rPr>
-              <w:t>49+37=</w:t>
+              <w:t>19+56=</w:t>
             </w:r>
           </w:p>
         </w:tc>
@@ -857,7 +596,7 @@
                 <w:rFonts w:ascii="TimeNewRoman" w:hAnsi="TimeNewRoman"/>
                 <w:sz w:val="30"/>
               </w:rPr>
-              <w:t>15+27=</w:t>
+              <w:t>87-38=</w:t>
             </w:r>
           </w:p>
         </w:tc>
@@ -874,7 +613,7 @@
                 <w:rFonts w:ascii="TimeNewRoman" w:hAnsi="TimeNewRoman"/>
                 <w:sz w:val="30"/>
               </w:rPr>
-              <w:t>68+7=</w:t>
+              <w:t>5+49=</w:t>
             </w:r>
           </w:p>
         </w:tc>
@@ -891,7 +630,7 @@
                 <w:rFonts w:ascii="TimeNewRoman" w:hAnsi="TimeNewRoman"/>
                 <w:sz w:val="30"/>
               </w:rPr>
-              <w:t>86-28=</w:t>
+              <w:t>6+56=</w:t>
             </w:r>
           </w:p>
         </w:tc>
@@ -910,7 +649,7 @@
                 <w:rFonts w:ascii="TimeNewRoman" w:hAnsi="TimeNewRoman"/>
                 <w:sz w:val="30"/>
               </w:rPr>
-              <w:t>79+4=</w:t>
+              <w:t>80-35=</w:t>
             </w:r>
           </w:p>
         </w:tc>
@@ -927,7 +666,7 @@
                 <w:rFonts w:ascii="TimeNewRoman" w:hAnsi="TimeNewRoman"/>
                 <w:sz w:val="30"/>
               </w:rPr>
-              <w:t>68+18=</w:t>
+              <w:t>31-17=</w:t>
             </w:r>
           </w:p>
         </w:tc>
@@ -944,7 +683,7 @@
                 <w:rFonts w:ascii="TimeNewRoman" w:hAnsi="TimeNewRoman"/>
                 <w:sz w:val="30"/>
               </w:rPr>
-              <w:t>66-37=</w:t>
+              <w:t>70-25=</w:t>
             </w:r>
           </w:p>
         </w:tc>
@@ -961,7 +700,7 @@
                 <w:rFonts w:ascii="TimeNewRoman" w:hAnsi="TimeNewRoman"/>
                 <w:sz w:val="30"/>
               </w:rPr>
-              <w:t>22-6=</w:t>
+              <w:t>95-16=</w:t>
             </w:r>
           </w:p>
         </w:tc>
@@ -978,7 +717,7 @@
                 <w:rFonts w:ascii="TimeNewRoman" w:hAnsi="TimeNewRoman"/>
                 <w:sz w:val="30"/>
               </w:rPr>
-              <w:t>93-88=</w:t>
+              <w:t>53+9=</w:t>
             </w:r>
           </w:p>
         </w:tc>
@@ -997,7 +736,7 @@
                 <w:rFonts w:ascii="TimeNewRoman" w:hAnsi="TimeNewRoman"/>
                 <w:sz w:val="30"/>
               </w:rPr>
-              <w:t>42-6=</w:t>
+              <w:t>3+68=</w:t>
             </w:r>
           </w:p>
         </w:tc>
@@ -1014,7 +753,7 @@
                 <w:rFonts w:ascii="TimeNewRoman" w:hAnsi="TimeNewRoman"/>
                 <w:sz w:val="30"/>
               </w:rPr>
-              <w:t>71-34=</w:t>
+              <w:t>17+7=</w:t>
             </w:r>
           </w:p>
         </w:tc>
@@ -1031,7 +770,7 @@
                 <w:rFonts w:ascii="TimeNewRoman" w:hAnsi="TimeNewRoman"/>
                 <w:sz w:val="30"/>
               </w:rPr>
-              <w:t>83-5=</w:t>
+              <w:t>11-9=</w:t>
             </w:r>
           </w:p>
         </w:tc>
@@ -1048,7 +787,7 @@
                 <w:rFonts w:ascii="TimeNewRoman" w:hAnsi="TimeNewRoman"/>
                 <w:sz w:val="30"/>
               </w:rPr>
-              <w:t>91-8=</w:t>
+              <w:t>6+27=</w:t>
             </w:r>
           </w:p>
         </w:tc>
@@ -1065,7 +804,7 @@
                 <w:rFonts w:ascii="TimeNewRoman" w:hAnsi="TimeNewRoman"/>
                 <w:sz w:val="30"/>
               </w:rPr>
-              <w:t>81-6=</w:t>
+              <w:t>8+83=</w:t>
             </w:r>
           </w:p>
         </w:tc>
@@ -1084,7 +823,7 @@
                 <w:rFonts w:ascii="TimeNewRoman" w:hAnsi="TimeNewRoman"/>
                 <w:sz w:val="30"/>
               </w:rPr>
-              <w:t>83-8=</w:t>
+              <w:t>91-12=</w:t>
             </w:r>
           </w:p>
         </w:tc>
@@ -1101,7 +840,7 @@
                 <w:rFonts w:ascii="TimeNewRoman" w:hAnsi="TimeNewRoman"/>
                 <w:sz w:val="30"/>
               </w:rPr>
-              <w:t>45+29=</w:t>
+              <w:t>80-17=</w:t>
             </w:r>
           </w:p>
         </w:tc>
@@ -1118,7 +857,7 @@
                 <w:rFonts w:ascii="TimeNewRoman" w:hAnsi="TimeNewRoman"/>
                 <w:sz w:val="30"/>
               </w:rPr>
-              <w:t>15+29=</w:t>
+              <w:t>22-13=</w:t>
             </w:r>
           </w:p>
         </w:tc>
@@ -1135,7 +874,7 @@
                 <w:rFonts w:ascii="TimeNewRoman" w:hAnsi="TimeNewRoman"/>
                 <w:sz w:val="30"/>
               </w:rPr>
-              <w:t>84-7=</w:t>
+              <w:t>85-59=</w:t>
             </w:r>
           </w:p>
         </w:tc>
@@ -1152,7 +891,7 @@
                 <w:rFonts w:ascii="TimeNewRoman" w:hAnsi="TimeNewRoman"/>
                 <w:sz w:val="30"/>
               </w:rPr>
-              <w:t>81-79=</w:t>
+              <w:t>31-15=</w:t>
             </w:r>
           </w:p>
         </w:tc>
@@ -1171,7 +910,7 @@
                 <w:rFonts w:ascii="TimeNewRoman" w:hAnsi="TimeNewRoman"/>
                 <w:sz w:val="30"/>
               </w:rPr>
-              <w:t>36-7=</w:t>
+              <w:t>72-47=</w:t>
             </w:r>
           </w:p>
         </w:tc>
@@ -1188,7 +927,7 @@
                 <w:rFonts w:ascii="TimeNewRoman" w:hAnsi="TimeNewRoman"/>
                 <w:sz w:val="30"/>
               </w:rPr>
-              <w:t>19+13=</w:t>
+              <w:t>49+16=</w:t>
             </w:r>
           </w:p>
         </w:tc>
@@ -1205,7 +944,7 @@
                 <w:rFonts w:ascii="TimeNewRoman" w:hAnsi="TimeNewRoman"/>
                 <w:sz w:val="30"/>
               </w:rPr>
-              <w:t>89+4=</w:t>
+              <w:t>56+35=</w:t>
             </w:r>
           </w:p>
         </w:tc>
@@ -1222,7 +961,7 @@
                 <w:rFonts w:ascii="TimeNewRoman" w:hAnsi="TimeNewRoman"/>
                 <w:sz w:val="30"/>
               </w:rPr>
-              <w:t>72-8=</w:t>
+              <w:t>41-15=</w:t>
             </w:r>
           </w:p>
         </w:tc>
@@ -1239,7 +978,7 @@
                 <w:rFonts w:ascii="TimeNewRoman" w:hAnsi="TimeNewRoman"/>
                 <w:sz w:val="30"/>
               </w:rPr>
-              <w:t>8+56=</w:t>
+              <w:t>24+27=</w:t>
             </w:r>
           </w:p>
         </w:tc>
@@ -1258,7 +997,7 @@
                 <w:rFonts w:ascii="TimeNewRoman" w:hAnsi="TimeNewRoman"/>
                 <w:sz w:val="30"/>
               </w:rPr>
-              <w:t>70-64=</w:t>
+              <w:t>76+16=</w:t>
             </w:r>
           </w:p>
         </w:tc>
@@ -1275,7 +1014,7 @@
                 <w:rFonts w:ascii="TimeNewRoman" w:hAnsi="TimeNewRoman"/>
                 <w:sz w:val="30"/>
               </w:rPr>
-              <w:t>58+9=</w:t>
+              <w:t>64+28=</w:t>
             </w:r>
           </w:p>
         </w:tc>
@@ -1292,7 +1031,7 @@
                 <w:rFonts w:ascii="TimeNewRoman" w:hAnsi="TimeNewRoman"/>
                 <w:sz w:val="30"/>
               </w:rPr>
-              <w:t>56-39=</w:t>
+              <w:t>35-8=</w:t>
             </w:r>
           </w:p>
         </w:tc>
@@ -1309,7 +1048,7 @@
                 <w:rFonts w:ascii="TimeNewRoman" w:hAnsi="TimeNewRoman"/>
                 <w:sz w:val="30"/>
               </w:rPr>
-              <w:t>60-53=</w:t>
+              <w:t>6+66=</w:t>
             </w:r>
           </w:p>
         </w:tc>
@@ -1326,7 +1065,7 @@
                 <w:rFonts w:ascii="TimeNewRoman" w:hAnsi="TimeNewRoman"/>
                 <w:sz w:val="30"/>
               </w:rPr>
-              <w:t>20-15=</w:t>
+              <w:t>19+35=</w:t>
             </w:r>
           </w:p>
         </w:tc>
@@ -1345,7 +1084,7 @@
                 <w:rFonts w:ascii="TimeNewRoman" w:hAnsi="TimeNewRoman"/>
                 <w:sz w:val="30"/>
               </w:rPr>
-              <w:t>45+7=</w:t>
+              <w:t>8+47=</w:t>
             </w:r>
           </w:p>
         </w:tc>
@@ -1362,7 +1101,7 @@
                 <w:rFonts w:ascii="TimeNewRoman" w:hAnsi="TimeNewRoman"/>
                 <w:sz w:val="30"/>
               </w:rPr>
-              <w:t>20-4=</w:t>
+              <w:t>79+17=</w:t>
             </w:r>
           </w:p>
         </w:tc>
@@ -1379,7 +1118,7 @@
                 <w:rFonts w:ascii="TimeNewRoman" w:hAnsi="TimeNewRoman"/>
                 <w:sz w:val="30"/>
               </w:rPr>
-              <w:t>90-84=</w:t>
+              <w:t>55+26=</w:t>
             </w:r>
           </w:p>
         </w:tc>
@@ -1396,7 +1135,7 @@
                 <w:rFonts w:ascii="TimeNewRoman" w:hAnsi="TimeNewRoman"/>
                 <w:sz w:val="30"/>
               </w:rPr>
-              <w:t>51-26=</w:t>
+              <w:t>53-37=</w:t>
             </w:r>
           </w:p>
         </w:tc>
@@ -1413,7 +1152,7 @@
                 <w:rFonts w:ascii="TimeNewRoman" w:hAnsi="TimeNewRoman"/>
                 <w:sz w:val="30"/>
               </w:rPr>
-              <w:t>57-28=</w:t>
+              <w:t>86-68=</w:t>
             </w:r>
           </w:p>
         </w:tc>
@@ -1432,7 +1171,7 @@
                 <w:rFonts w:ascii="TimeNewRoman" w:hAnsi="TimeNewRoman"/>
                 <w:sz w:val="30"/>
               </w:rPr>
-              <w:t>35+37=</w:t>
+              <w:t>59+33=</w:t>
             </w:r>
           </w:p>
         </w:tc>
@@ -1449,7 +1188,7 @@
                 <w:rFonts w:ascii="TimeNewRoman" w:hAnsi="TimeNewRoman"/>
                 <w:sz w:val="30"/>
               </w:rPr>
-              <w:t>19+63=</w:t>
+              <w:t>68+29=</w:t>
             </w:r>
           </w:p>
         </w:tc>
@@ -1466,7 +1205,7 @@
                 <w:rFonts w:ascii="TimeNewRoman" w:hAnsi="TimeNewRoman"/>
                 <w:sz w:val="30"/>
               </w:rPr>
-              <w:t>8+58=</w:t>
+              <w:t>57+18=</w:t>
             </w:r>
           </w:p>
         </w:tc>
@@ -1483,7 +1222,7 @@
                 <w:rFonts w:ascii="TimeNewRoman" w:hAnsi="TimeNewRoman"/>
                 <w:sz w:val="30"/>
               </w:rPr>
-              <w:t>51-7=</w:t>
+              <w:t>30-9=</w:t>
             </w:r>
           </w:p>
         </w:tc>
@@ -1500,7 +1239,7 @@
                 <w:rFonts w:ascii="TimeNewRoman" w:hAnsi="TimeNewRoman"/>
                 <w:sz w:val="30"/>
               </w:rPr>
-              <w:t>70-36=</w:t>
+              <w:t>71-53=</w:t>
             </w:r>
           </w:p>
         </w:tc>
@@ -1519,7 +1258,7 @@
                 <w:rFonts w:ascii="TimeNewRoman" w:hAnsi="TimeNewRoman"/>
                 <w:sz w:val="30"/>
               </w:rPr>
-              <w:t>62-17=</w:t>
+              <w:t>36-8=</w:t>
             </w:r>
           </w:p>
         </w:tc>
@@ -1536,7 +1275,7 @@
                 <w:rFonts w:ascii="TimeNewRoman" w:hAnsi="TimeNewRoman"/>
                 <w:sz w:val="30"/>
               </w:rPr>
-              <w:t>7+4=</w:t>
+              <w:t>7+35=</w:t>
             </w:r>
           </w:p>
         </w:tc>
@@ -1553,7 +1292,7 @@
                 <w:rFonts w:ascii="TimeNewRoman" w:hAnsi="TimeNewRoman"/>
                 <w:sz w:val="30"/>
               </w:rPr>
-              <w:t>25-9=</w:t>
+              <w:t>47+27=</w:t>
             </w:r>
           </w:p>
         </w:tc>
@@ -1570,7 +1309,7 @@
                 <w:rFonts w:ascii="TimeNewRoman" w:hAnsi="TimeNewRoman"/>
                 <w:sz w:val="30"/>
               </w:rPr>
-              <w:t>58+3=</w:t>
+              <w:t>39+6=</w:t>
             </w:r>
           </w:p>
         </w:tc>
@@ -1587,7 +1326,7 @@
                 <w:rFonts w:ascii="TimeNewRoman" w:hAnsi="TimeNewRoman"/>
                 <w:sz w:val="30"/>
               </w:rPr>
-              <w:t>87-9=</w:t>
+              <w:t>67+25=</w:t>
             </w:r>
           </w:p>
         </w:tc>
@@ -1606,7 +1345,7 @@
                 <w:rFonts w:ascii="TimeNewRoman" w:hAnsi="TimeNewRoman"/>
                 <w:sz w:val="30"/>
               </w:rPr>
-              <w:t>87-29=</w:t>
+              <w:t>93-75=</w:t>
             </w:r>
           </w:p>
         </w:tc>
@@ -1623,7 +1362,7 @@
                 <w:rFonts w:ascii="TimeNewRoman" w:hAnsi="TimeNewRoman"/>
                 <w:sz w:val="30"/>
               </w:rPr>
-              <w:t>43-25=</w:t>
+              <w:t>29+8=</w:t>
             </w:r>
           </w:p>
         </w:tc>
@@ -1640,7 +1379,7 @@
                 <w:rFonts w:ascii="TimeNewRoman" w:hAnsi="TimeNewRoman"/>
                 <w:sz w:val="30"/>
               </w:rPr>
-              <w:t>26+7=</w:t>
+              <w:t>5+57=</w:t>
             </w:r>
           </w:p>
         </w:tc>
@@ -1657,7 +1396,7 @@
                 <w:rFonts w:ascii="TimeNewRoman" w:hAnsi="TimeNewRoman"/>
                 <w:sz w:val="30"/>
               </w:rPr>
-              <w:t>61-56=</w:t>
+              <w:t>5+16=</w:t>
             </w:r>
           </w:p>
         </w:tc>
@@ -1674,7 +1413,7 @@
                 <w:rFonts w:ascii="TimeNewRoman" w:hAnsi="TimeNewRoman"/>
                 <w:sz w:val="30"/>
               </w:rPr>
-              <w:t>51-14=</w:t>
+              <w:t>94-27=</w:t>
             </w:r>
           </w:p>
         </w:tc>
@@ -1693,7 +1432,7 @@
                 <w:rFonts w:ascii="TimeNewRoman" w:hAnsi="TimeNewRoman"/>
                 <w:sz w:val="30"/>
               </w:rPr>
-              <w:t>18+65=</w:t>
+              <w:t>15+58=</w:t>
             </w:r>
           </w:p>
         </w:tc>
@@ -1710,7 +1449,7 @@
                 <w:rFonts w:ascii="TimeNewRoman" w:hAnsi="TimeNewRoman"/>
                 <w:sz w:val="30"/>
               </w:rPr>
-              <w:t>72-19=</w:t>
+              <w:t>7+8=</w:t>
             </w:r>
           </w:p>
         </w:tc>
@@ -1727,7 +1466,7 @@
                 <w:rFonts w:ascii="TimeNewRoman" w:hAnsi="TimeNewRoman"/>
                 <w:sz w:val="30"/>
               </w:rPr>
-              <w:t>66+16=</w:t>
+              <w:t>87-79=</w:t>
             </w:r>
           </w:p>
         </w:tc>
@@ -1744,7 +1483,7 @@
                 <w:rFonts w:ascii="TimeNewRoman" w:hAnsi="TimeNewRoman"/>
                 <w:sz w:val="30"/>
               </w:rPr>
-              <w:t>98-59=</w:t>
+              <w:t>34-9=</w:t>
             </w:r>
           </w:p>
         </w:tc>
@@ -1761,7 +1500,268 @@
                 <w:rFonts w:ascii="TimeNewRoman" w:hAnsi="TimeNewRoman"/>
                 <w:sz w:val="30"/>
               </w:rPr>
-              <w:t>76-7=</w:t>
+              <w:t>83-49=</w:t>
+            </w:r>
+          </w:p>
+        </w:tc>
+      </w:tr>
+      <w:tr>
+        <w:tc>
+          <w:tcPr>
+            <w:tcW w:type="dxa" w:w="1987"/>
+          </w:tcPr>
+          <w:p>
+            <w:pPr>
+              <w:jc w:val="left"/>
+            </w:pPr>
+            <w:r>
+              <w:rPr>
+                <w:rFonts w:ascii="TimeNewRoman" w:hAnsi="TimeNewRoman"/>
+                <w:sz w:val="30"/>
+              </w:rPr>
+              <w:t>18+8=</w:t>
+            </w:r>
+          </w:p>
+        </w:tc>
+        <w:tc>
+          <w:tcPr>
+            <w:tcW w:type="dxa" w:w="1987"/>
+          </w:tcPr>
+          <w:p>
+            <w:pPr>
+              <w:jc w:val="left"/>
+            </w:pPr>
+            <w:r>
+              <w:rPr>
+                <w:rFonts w:ascii="TimeNewRoman" w:hAnsi="TimeNewRoman"/>
+                <w:sz w:val="30"/>
+              </w:rPr>
+              <w:t>26+69=</w:t>
+            </w:r>
+          </w:p>
+        </w:tc>
+        <w:tc>
+          <w:tcPr>
+            <w:tcW w:type="dxa" w:w="1987"/>
+          </w:tcPr>
+          <w:p>
+            <w:pPr>
+              <w:jc w:val="left"/>
+            </w:pPr>
+            <w:r>
+              <w:rPr>
+                <w:rFonts w:ascii="TimeNewRoman" w:hAnsi="TimeNewRoman"/>
+                <w:sz w:val="30"/>
+              </w:rPr>
+              <w:t>44+47=</w:t>
+            </w:r>
+          </w:p>
+        </w:tc>
+        <w:tc>
+          <w:tcPr>
+            <w:tcW w:type="dxa" w:w="1987"/>
+          </w:tcPr>
+          <w:p>
+            <w:pPr>
+              <w:jc w:val="left"/>
+            </w:pPr>
+            <w:r>
+              <w:rPr>
+                <w:rFonts w:ascii="TimeNewRoman" w:hAnsi="TimeNewRoman"/>
+                <w:sz w:val="30"/>
+              </w:rPr>
+              <w:t>18+4=</w:t>
+            </w:r>
+          </w:p>
+        </w:tc>
+        <w:tc>
+          <w:tcPr>
+            <w:tcW w:type="dxa" w:w="1987"/>
+          </w:tcPr>
+          <w:p>
+            <w:pPr>
+              <w:jc w:val="left"/>
+            </w:pPr>
+            <w:r>
+              <w:rPr>
+                <w:rFonts w:ascii="TimeNewRoman" w:hAnsi="TimeNewRoman"/>
+                <w:sz w:val="30"/>
+              </w:rPr>
+              <w:t>71-26=</w:t>
+            </w:r>
+          </w:p>
+        </w:tc>
+      </w:tr>
+      <w:tr>
+        <w:tc>
+          <w:tcPr>
+            <w:tcW w:type="dxa" w:w="1987"/>
+          </w:tcPr>
+          <w:p>
+            <w:pPr>
+              <w:jc w:val="left"/>
+            </w:pPr>
+            <w:r>
+              <w:rPr>
+                <w:rFonts w:ascii="TimeNewRoman" w:hAnsi="TimeNewRoman"/>
+                <w:sz w:val="30"/>
+              </w:rPr>
+              <w:t>60-52=</w:t>
+            </w:r>
+          </w:p>
+        </w:tc>
+        <w:tc>
+          <w:tcPr>
+            <w:tcW w:type="dxa" w:w="1987"/>
+          </w:tcPr>
+          <w:p>
+            <w:pPr>
+              <w:jc w:val="left"/>
+            </w:pPr>
+            <w:r>
+              <w:rPr>
+                <w:rFonts w:ascii="TimeNewRoman" w:hAnsi="TimeNewRoman"/>
+                <w:sz w:val="30"/>
+              </w:rPr>
+              <w:t>59+4=</w:t>
+            </w:r>
+          </w:p>
+        </w:tc>
+        <w:tc>
+          <w:tcPr>
+            <w:tcW w:type="dxa" w:w="1987"/>
+          </w:tcPr>
+          <w:p>
+            <w:pPr>
+              <w:jc w:val="left"/>
+            </w:pPr>
+            <w:r>
+              <w:rPr>
+                <w:rFonts w:ascii="TimeNewRoman" w:hAnsi="TimeNewRoman"/>
+                <w:sz w:val="30"/>
+              </w:rPr>
+              <w:t>8+25=</w:t>
+            </w:r>
+          </w:p>
+        </w:tc>
+        <w:tc>
+          <w:tcPr>
+            <w:tcW w:type="dxa" w:w="1987"/>
+          </w:tcPr>
+          <w:p>
+            <w:pPr>
+              <w:jc w:val="left"/>
+            </w:pPr>
+            <w:r>
+              <w:rPr>
+                <w:rFonts w:ascii="TimeNewRoman" w:hAnsi="TimeNewRoman"/>
+                <w:sz w:val="30"/>
+              </w:rPr>
+              <w:t>7+89=</w:t>
+            </w:r>
+          </w:p>
+        </w:tc>
+        <w:tc>
+          <w:tcPr>
+            <w:tcW w:type="dxa" w:w="1987"/>
+          </w:tcPr>
+          <w:p>
+            <w:pPr>
+              <w:jc w:val="left"/>
+            </w:pPr>
+            <w:r>
+              <w:rPr>
+                <w:rFonts w:ascii="TimeNewRoman" w:hAnsi="TimeNewRoman"/>
+                <w:sz w:val="30"/>
+              </w:rPr>
+              <w:t>81-74=</w:t>
+            </w:r>
+          </w:p>
+        </w:tc>
+      </w:tr>
+      <w:tr>
+        <w:tc>
+          <w:tcPr>
+            <w:tcW w:type="dxa" w:w="1987"/>
+          </w:tcPr>
+          <w:p>
+            <w:pPr>
+              <w:jc w:val="left"/>
+            </w:pPr>
+            <w:r>
+              <w:rPr>
+                <w:rFonts w:ascii="TimeNewRoman" w:hAnsi="TimeNewRoman"/>
+                <w:sz w:val="30"/>
+              </w:rPr>
+              <w:t>70-17=</w:t>
+            </w:r>
+          </w:p>
+        </w:tc>
+        <w:tc>
+          <w:tcPr>
+            <w:tcW w:type="dxa" w:w="1987"/>
+          </w:tcPr>
+          <w:p>
+            <w:pPr>
+              <w:jc w:val="left"/>
+            </w:pPr>
+            <w:r>
+              <w:rPr>
+                <w:rFonts w:ascii="TimeNewRoman" w:hAnsi="TimeNewRoman"/>
+                <w:sz w:val="30"/>
+              </w:rPr>
+              <w:t>82-44=</w:t>
+            </w:r>
+          </w:p>
+        </w:tc>
+        <w:tc>
+          <w:tcPr>
+            <w:tcW w:type="dxa" w:w="1987"/>
+          </w:tcPr>
+          <w:p>
+            <w:pPr>
+              <w:jc w:val="left"/>
+            </w:pPr>
+            <w:r>
+              <w:rPr>
+                <w:rFonts w:ascii="TimeNewRoman" w:hAnsi="TimeNewRoman"/>
+                <w:sz w:val="30"/>
+              </w:rPr>
+              <w:t>74-16=</w:t>
+            </w:r>
+          </w:p>
+        </w:tc>
+        <w:tc>
+          <w:tcPr>
+            <w:tcW w:type="dxa" w:w="1987"/>
+          </w:tcPr>
+          <w:p>
+            <w:pPr>
+              <w:jc w:val="left"/>
+            </w:pPr>
+            <w:r>
+              <w:rPr>
+                <w:rFonts w:ascii="TimeNewRoman" w:hAnsi="TimeNewRoman"/>
+                <w:sz w:val="30"/>
+              </w:rPr>
+              <w:t>47-9=</w:t>
+            </w:r>
+          </w:p>
+        </w:tc>
+        <w:tc>
+          <w:tcPr>
+            <w:tcW w:type="dxa" w:w="1987"/>
+          </w:tcPr>
+          <w:p>
+            <w:pPr>
+              <w:jc w:val="left"/>
+            </w:pPr>
+            <w:r>
+              <w:rPr>
+                <w:rFonts w:ascii="TimeNewRoman" w:hAnsi="TimeNewRoman"/>
+                <w:sz w:val="30"/>
+              </w:rPr>
+              <w:t>42+9=</w:t>
             </w:r>
           </w:p>
         </w:tc>

--- a/adc_sbb_within_100.docx
+++ b/adc_sbb_within_100.docx
@@ -11,7 +11,7 @@
           <w:rFonts w:ascii="Arial" w:hAnsi="Arial"/>
           <w:sz w:val="30"/>
         </w:rPr>
-        <w:t>2026-09-30 Wednesday</w:t>
+        <w:t>2026-10-01 Thursday</w:t>
       </w:r>
     </w:p>
     <w:tbl>
@@ -40,7 +40,7 @@
                 <w:rFonts w:ascii="TimeNewRoman" w:hAnsi="TimeNewRoman"/>
                 <w:sz w:val="30"/>
               </w:rPr>
-              <w:t>25+69=</w:t>
+              <w:t>90-79=</w:t>
             </w:r>
           </w:p>
         </w:tc>
@@ -57,7 +57,7 @@
                 <w:rFonts w:ascii="TimeNewRoman" w:hAnsi="TimeNewRoman"/>
                 <w:sz w:val="30"/>
               </w:rPr>
-              <w:t>87-68=</w:t>
+              <w:t>92-66=</w:t>
             </w:r>
           </w:p>
         </w:tc>
@@ -74,7 +74,7 @@
                 <w:rFonts w:ascii="TimeNewRoman" w:hAnsi="TimeNewRoman"/>
                 <w:sz w:val="30"/>
               </w:rPr>
-              <w:t>63+28=</w:t>
+              <w:t>80-44=</w:t>
             </w:r>
           </w:p>
         </w:tc>
@@ -91,7 +91,7 @@
                 <w:rFonts w:ascii="TimeNewRoman" w:hAnsi="TimeNewRoman"/>
                 <w:sz w:val="30"/>
               </w:rPr>
-              <w:t>94-66=</w:t>
+              <w:t>68+16=</w:t>
             </w:r>
           </w:p>
         </w:tc>
@@ -108,7 +108,7 @@
                 <w:rFonts w:ascii="TimeNewRoman" w:hAnsi="TimeNewRoman"/>
                 <w:sz w:val="30"/>
               </w:rPr>
-              <w:t>19+36=</w:t>
+              <w:t>85-57=</w:t>
             </w:r>
           </w:p>
         </w:tc>
@@ -127,7 +127,7 @@
                 <w:rFonts w:ascii="TimeNewRoman" w:hAnsi="TimeNewRoman"/>
                 <w:sz w:val="30"/>
               </w:rPr>
-              <w:t>48+49=</w:t>
+              <w:t>84-26=</w:t>
             </w:r>
           </w:p>
         </w:tc>
@@ -144,7 +144,7 @@
                 <w:rFonts w:ascii="TimeNewRoman" w:hAnsi="TimeNewRoman"/>
                 <w:sz w:val="30"/>
               </w:rPr>
-              <w:t>90-74=</w:t>
+              <w:t>60-13=</w:t>
             </w:r>
           </w:p>
         </w:tc>
@@ -161,7 +161,7 @@
                 <w:rFonts w:ascii="TimeNewRoman" w:hAnsi="TimeNewRoman"/>
                 <w:sz w:val="30"/>
               </w:rPr>
-              <w:t>6+79=</w:t>
+              <w:t>94-76=</w:t>
             </w:r>
           </w:p>
         </w:tc>
@@ -178,7 +178,7 @@
                 <w:rFonts w:ascii="TimeNewRoman" w:hAnsi="TimeNewRoman"/>
                 <w:sz w:val="30"/>
               </w:rPr>
-              <w:t>28+28=</w:t>
+              <w:t>84+9=</w:t>
             </w:r>
           </w:p>
         </w:tc>
@@ -195,7 +195,7 @@
                 <w:rFonts w:ascii="TimeNewRoman" w:hAnsi="TimeNewRoman"/>
                 <w:sz w:val="30"/>
               </w:rPr>
-              <w:t>67-49=</w:t>
+              <w:t>27+19=</w:t>
             </w:r>
           </w:p>
         </w:tc>
@@ -214,7 +214,7 @@
                 <w:rFonts w:ascii="TimeNewRoman" w:hAnsi="TimeNewRoman"/>
                 <w:sz w:val="30"/>
               </w:rPr>
-              <w:t>63+28=</w:t>
+              <w:t>54+7=</w:t>
             </w:r>
           </w:p>
         </w:tc>
@@ -231,7 +231,7 @@
                 <w:rFonts w:ascii="TimeNewRoman" w:hAnsi="TimeNewRoman"/>
                 <w:sz w:val="30"/>
               </w:rPr>
-              <w:t>58+34=</w:t>
+              <w:t>84-68=</w:t>
             </w:r>
           </w:p>
         </w:tc>
@@ -248,7 +248,7 @@
                 <w:rFonts w:ascii="TimeNewRoman" w:hAnsi="TimeNewRoman"/>
                 <w:sz w:val="30"/>
               </w:rPr>
-              <w:t>86-77=</w:t>
+              <w:t>81-12=</w:t>
             </w:r>
           </w:p>
         </w:tc>
@@ -265,7 +265,7 @@
                 <w:rFonts w:ascii="TimeNewRoman" w:hAnsi="TimeNewRoman"/>
                 <w:sz w:val="30"/>
               </w:rPr>
-              <w:t>63-18=</w:t>
+              <w:t>80-14=</w:t>
             </w:r>
           </w:p>
         </w:tc>
@@ -282,7 +282,7 @@
                 <w:rFonts w:ascii="TimeNewRoman" w:hAnsi="TimeNewRoman"/>
                 <w:sz w:val="30"/>
               </w:rPr>
-              <w:t>40-26=</w:t>
+              <w:t>80-41=</w:t>
             </w:r>
           </w:p>
         </w:tc>
@@ -301,7 +301,7 @@
                 <w:rFonts w:ascii="TimeNewRoman" w:hAnsi="TimeNewRoman"/>
                 <w:sz w:val="30"/>
               </w:rPr>
-              <w:t>3+19=</w:t>
+              <w:t>84-79=</w:t>
             </w:r>
           </w:p>
         </w:tc>
@@ -318,7 +318,1068 @@
                 <w:rFonts w:ascii="TimeNewRoman" w:hAnsi="TimeNewRoman"/>
                 <w:sz w:val="30"/>
               </w:rPr>
-              <w:t>93-67=</w:t>
+              <w:t>43+18=</w:t>
+            </w:r>
+          </w:p>
+        </w:tc>
+        <w:tc>
+          <w:tcPr>
+            <w:tcW w:type="dxa" w:w="1987"/>
+          </w:tcPr>
+          <w:p>
+            <w:pPr>
+              <w:jc w:val="left"/>
+            </w:pPr>
+            <w:r>
+              <w:rPr>
+                <w:rFonts w:ascii="TimeNewRoman" w:hAnsi="TimeNewRoman"/>
+                <w:sz w:val="30"/>
+              </w:rPr>
+              <w:t>61-47=</w:t>
+            </w:r>
+          </w:p>
+        </w:tc>
+        <w:tc>
+          <w:tcPr>
+            <w:tcW w:type="dxa" w:w="1987"/>
+          </w:tcPr>
+          <w:p>
+            <w:pPr>
+              <w:jc w:val="left"/>
+            </w:pPr>
+            <w:r>
+              <w:rPr>
+                <w:rFonts w:ascii="TimeNewRoman" w:hAnsi="TimeNewRoman"/>
+                <w:sz w:val="30"/>
+              </w:rPr>
+              <w:t>80-54=</w:t>
+            </w:r>
+          </w:p>
+        </w:tc>
+        <w:tc>
+          <w:tcPr>
+            <w:tcW w:type="dxa" w:w="1987"/>
+          </w:tcPr>
+          <w:p>
+            <w:pPr>
+              <w:jc w:val="left"/>
+            </w:pPr>
+            <w:r>
+              <w:rPr>
+                <w:rFonts w:ascii="TimeNewRoman" w:hAnsi="TimeNewRoman"/>
+                <w:sz w:val="30"/>
+              </w:rPr>
+              <w:t>34+39=</w:t>
+            </w:r>
+          </w:p>
+        </w:tc>
+      </w:tr>
+      <w:tr>
+        <w:tc>
+          <w:tcPr>
+            <w:tcW w:type="dxa" w:w="1987"/>
+          </w:tcPr>
+          <w:p>
+            <w:pPr>
+              <w:jc w:val="left"/>
+            </w:pPr>
+            <w:r>
+              <w:rPr>
+                <w:rFonts w:ascii="TimeNewRoman" w:hAnsi="TimeNewRoman"/>
+                <w:sz w:val="30"/>
+              </w:rPr>
+              <w:t>57-48=</w:t>
+            </w:r>
+          </w:p>
+        </w:tc>
+        <w:tc>
+          <w:tcPr>
+            <w:tcW w:type="dxa" w:w="1987"/>
+          </w:tcPr>
+          <w:p>
+            <w:pPr>
+              <w:jc w:val="left"/>
+            </w:pPr>
+            <w:r>
+              <w:rPr>
+                <w:rFonts w:ascii="TimeNewRoman" w:hAnsi="TimeNewRoman"/>
+                <w:sz w:val="30"/>
+              </w:rPr>
+              <w:t>7+89=</w:t>
+            </w:r>
+          </w:p>
+        </w:tc>
+        <w:tc>
+          <w:tcPr>
+            <w:tcW w:type="dxa" w:w="1987"/>
+          </w:tcPr>
+          <w:p>
+            <w:pPr>
+              <w:jc w:val="left"/>
+            </w:pPr>
+            <w:r>
+              <w:rPr>
+                <w:rFonts w:ascii="TimeNewRoman" w:hAnsi="TimeNewRoman"/>
+                <w:sz w:val="30"/>
+              </w:rPr>
+              <w:t>96-49=</w:t>
+            </w:r>
+          </w:p>
+        </w:tc>
+        <w:tc>
+          <w:tcPr>
+            <w:tcW w:type="dxa" w:w="1987"/>
+          </w:tcPr>
+          <w:p>
+            <w:pPr>
+              <w:jc w:val="left"/>
+            </w:pPr>
+            <w:r>
+              <w:rPr>
+                <w:rFonts w:ascii="TimeNewRoman" w:hAnsi="TimeNewRoman"/>
+                <w:sz w:val="30"/>
+              </w:rPr>
+              <w:t>91-16=</w:t>
+            </w:r>
+          </w:p>
+        </w:tc>
+        <w:tc>
+          <w:tcPr>
+            <w:tcW w:type="dxa" w:w="1987"/>
+          </w:tcPr>
+          <w:p>
+            <w:pPr>
+              <w:jc w:val="left"/>
+            </w:pPr>
+            <w:r>
+              <w:rPr>
+                <w:rFonts w:ascii="TimeNewRoman" w:hAnsi="TimeNewRoman"/>
+                <w:sz w:val="30"/>
+              </w:rPr>
+              <w:t>98-49=</w:t>
+            </w:r>
+          </w:p>
+        </w:tc>
+      </w:tr>
+      <w:tr>
+        <w:tc>
+          <w:tcPr>
+            <w:tcW w:type="dxa" w:w="1987"/>
+          </w:tcPr>
+          <w:p>
+            <w:pPr>
+              <w:jc w:val="left"/>
+            </w:pPr>
+            <w:r>
+              <w:rPr>
+                <w:rFonts w:ascii="TimeNewRoman" w:hAnsi="TimeNewRoman"/>
+                <w:sz w:val="30"/>
+              </w:rPr>
+              <w:t>29+33=</w:t>
+            </w:r>
+          </w:p>
+        </w:tc>
+        <w:tc>
+          <w:tcPr>
+            <w:tcW w:type="dxa" w:w="1987"/>
+          </w:tcPr>
+          <w:p>
+            <w:pPr>
+              <w:jc w:val="left"/>
+            </w:pPr>
+            <w:r>
+              <w:rPr>
+                <w:rFonts w:ascii="TimeNewRoman" w:hAnsi="TimeNewRoman"/>
+                <w:sz w:val="30"/>
+              </w:rPr>
+              <w:t>20-14=</w:t>
+            </w:r>
+          </w:p>
+        </w:tc>
+        <w:tc>
+          <w:tcPr>
+            <w:tcW w:type="dxa" w:w="1987"/>
+          </w:tcPr>
+          <w:p>
+            <w:pPr>
+              <w:jc w:val="left"/>
+            </w:pPr>
+            <w:r>
+              <w:rPr>
+                <w:rFonts w:ascii="TimeNewRoman" w:hAnsi="TimeNewRoman"/>
+                <w:sz w:val="30"/>
+              </w:rPr>
+              <w:t>37+57=</w:t>
+            </w:r>
+          </w:p>
+        </w:tc>
+        <w:tc>
+          <w:tcPr>
+            <w:tcW w:type="dxa" w:w="1987"/>
+          </w:tcPr>
+          <w:p>
+            <w:pPr>
+              <w:jc w:val="left"/>
+            </w:pPr>
+            <w:r>
+              <w:rPr>
+                <w:rFonts w:ascii="TimeNewRoman" w:hAnsi="TimeNewRoman"/>
+                <w:sz w:val="30"/>
+              </w:rPr>
+              <w:t>87+4=</w:t>
+            </w:r>
+          </w:p>
+        </w:tc>
+        <w:tc>
+          <w:tcPr>
+            <w:tcW w:type="dxa" w:w="1987"/>
+          </w:tcPr>
+          <w:p>
+            <w:pPr>
+              <w:jc w:val="left"/>
+            </w:pPr>
+            <w:r>
+              <w:rPr>
+                <w:rFonts w:ascii="TimeNewRoman" w:hAnsi="TimeNewRoman"/>
+                <w:sz w:val="30"/>
+              </w:rPr>
+              <w:t>94-65=</w:t>
+            </w:r>
+          </w:p>
+        </w:tc>
+      </w:tr>
+      <w:tr>
+        <w:tc>
+          <w:tcPr>
+            <w:tcW w:type="dxa" w:w="1987"/>
+          </w:tcPr>
+          <w:p>
+            <w:pPr>
+              <w:jc w:val="left"/>
+            </w:pPr>
+            <w:r>
+              <w:rPr>
+                <w:rFonts w:ascii="TimeNewRoman" w:hAnsi="TimeNewRoman"/>
+                <w:sz w:val="30"/>
+              </w:rPr>
+              <w:t>49+5=</w:t>
+            </w:r>
+          </w:p>
+        </w:tc>
+        <w:tc>
+          <w:tcPr>
+            <w:tcW w:type="dxa" w:w="1987"/>
+          </w:tcPr>
+          <w:p>
+            <w:pPr>
+              <w:jc w:val="left"/>
+            </w:pPr>
+            <w:r>
+              <w:rPr>
+                <w:rFonts w:ascii="TimeNewRoman" w:hAnsi="TimeNewRoman"/>
+                <w:sz w:val="30"/>
+              </w:rPr>
+              <w:t>21-8=</w:t>
+            </w:r>
+          </w:p>
+        </w:tc>
+        <w:tc>
+          <w:tcPr>
+            <w:tcW w:type="dxa" w:w="1987"/>
+          </w:tcPr>
+          <w:p>
+            <w:pPr>
+              <w:jc w:val="left"/>
+            </w:pPr>
+            <w:r>
+              <w:rPr>
+                <w:rFonts w:ascii="TimeNewRoman" w:hAnsi="TimeNewRoman"/>
+                <w:sz w:val="30"/>
+              </w:rPr>
+              <w:t>91-17=</w:t>
+            </w:r>
+          </w:p>
+        </w:tc>
+        <w:tc>
+          <w:tcPr>
+            <w:tcW w:type="dxa" w:w="1987"/>
+          </w:tcPr>
+          <w:p>
+            <w:pPr>
+              <w:jc w:val="left"/>
+            </w:pPr>
+            <w:r>
+              <w:rPr>
+                <w:rFonts w:ascii="TimeNewRoman" w:hAnsi="TimeNewRoman"/>
+                <w:sz w:val="30"/>
+              </w:rPr>
+              <w:t>85-47=</w:t>
+            </w:r>
+          </w:p>
+        </w:tc>
+        <w:tc>
+          <w:tcPr>
+            <w:tcW w:type="dxa" w:w="1987"/>
+          </w:tcPr>
+          <w:p>
+            <w:pPr>
+              <w:jc w:val="left"/>
+            </w:pPr>
+            <w:r>
+              <w:rPr>
+                <w:rFonts w:ascii="TimeNewRoman" w:hAnsi="TimeNewRoman"/>
+                <w:sz w:val="30"/>
+              </w:rPr>
+              <w:t>72+9=</w:t>
+            </w:r>
+          </w:p>
+        </w:tc>
+      </w:tr>
+      <w:tr>
+        <w:tc>
+          <w:tcPr>
+            <w:tcW w:type="dxa" w:w="1987"/>
+          </w:tcPr>
+          <w:p>
+            <w:pPr>
+              <w:jc w:val="left"/>
+            </w:pPr>
+            <w:r>
+              <w:rPr>
+                <w:rFonts w:ascii="TimeNewRoman" w:hAnsi="TimeNewRoman"/>
+                <w:sz w:val="30"/>
+              </w:rPr>
+              <w:t>75+7=</w:t>
+            </w:r>
+          </w:p>
+        </w:tc>
+        <w:tc>
+          <w:tcPr>
+            <w:tcW w:type="dxa" w:w="1987"/>
+          </w:tcPr>
+          <w:p>
+            <w:pPr>
+              <w:jc w:val="left"/>
+            </w:pPr>
+            <w:r>
+              <w:rPr>
+                <w:rFonts w:ascii="TimeNewRoman" w:hAnsi="TimeNewRoman"/>
+                <w:sz w:val="30"/>
+              </w:rPr>
+              <w:t>38+16=</w:t>
+            </w:r>
+          </w:p>
+        </w:tc>
+        <w:tc>
+          <w:tcPr>
+            <w:tcW w:type="dxa" w:w="1987"/>
+          </w:tcPr>
+          <w:p>
+            <w:pPr>
+              <w:jc w:val="left"/>
+            </w:pPr>
+            <w:r>
+              <w:rPr>
+                <w:rFonts w:ascii="TimeNewRoman" w:hAnsi="TimeNewRoman"/>
+                <w:sz w:val="30"/>
+              </w:rPr>
+              <w:t>46+38=</w:t>
+            </w:r>
+          </w:p>
+        </w:tc>
+        <w:tc>
+          <w:tcPr>
+            <w:tcW w:type="dxa" w:w="1987"/>
+          </w:tcPr>
+          <w:p>
+            <w:pPr>
+              <w:jc w:val="left"/>
+            </w:pPr>
+            <w:r>
+              <w:rPr>
+                <w:rFonts w:ascii="TimeNewRoman" w:hAnsi="TimeNewRoman"/>
+                <w:sz w:val="30"/>
+              </w:rPr>
+              <w:t>55-16=</w:t>
+            </w:r>
+          </w:p>
+        </w:tc>
+        <w:tc>
+          <w:tcPr>
+            <w:tcW w:type="dxa" w:w="1987"/>
+          </w:tcPr>
+          <w:p>
+            <w:pPr>
+              <w:jc w:val="left"/>
+            </w:pPr>
+            <w:r>
+              <w:rPr>
+                <w:rFonts w:ascii="TimeNewRoman" w:hAnsi="TimeNewRoman"/>
+                <w:sz w:val="30"/>
+              </w:rPr>
+              <w:t>57-39=</w:t>
+            </w:r>
+          </w:p>
+        </w:tc>
+      </w:tr>
+      <w:tr>
+        <w:tc>
+          <w:tcPr>
+            <w:tcW w:type="dxa" w:w="1987"/>
+          </w:tcPr>
+          <w:p>
+            <w:pPr>
+              <w:jc w:val="left"/>
+            </w:pPr>
+            <w:r>
+              <w:rPr>
+                <w:rFonts w:ascii="TimeNewRoman" w:hAnsi="TimeNewRoman"/>
+                <w:sz w:val="30"/>
+              </w:rPr>
+              <w:t>80-32=</w:t>
+            </w:r>
+          </w:p>
+        </w:tc>
+        <w:tc>
+          <w:tcPr>
+            <w:tcW w:type="dxa" w:w="1987"/>
+          </w:tcPr>
+          <w:p>
+            <w:pPr>
+              <w:jc w:val="left"/>
+            </w:pPr>
+            <w:r>
+              <w:rPr>
+                <w:rFonts w:ascii="TimeNewRoman" w:hAnsi="TimeNewRoman"/>
+                <w:sz w:val="30"/>
+              </w:rPr>
+              <w:t>54-16=</w:t>
+            </w:r>
+          </w:p>
+        </w:tc>
+        <w:tc>
+          <w:tcPr>
+            <w:tcW w:type="dxa" w:w="1987"/>
+          </w:tcPr>
+          <w:p>
+            <w:pPr>
+              <w:jc w:val="left"/>
+            </w:pPr>
+            <w:r>
+              <w:rPr>
+                <w:rFonts w:ascii="TimeNewRoman" w:hAnsi="TimeNewRoman"/>
+                <w:sz w:val="30"/>
+              </w:rPr>
+              <w:t>33+48=</w:t>
+            </w:r>
+          </w:p>
+        </w:tc>
+        <w:tc>
+          <w:tcPr>
+            <w:tcW w:type="dxa" w:w="1987"/>
+          </w:tcPr>
+          <w:p>
+            <w:pPr>
+              <w:jc w:val="left"/>
+            </w:pPr>
+            <w:r>
+              <w:rPr>
+                <w:rFonts w:ascii="TimeNewRoman" w:hAnsi="TimeNewRoman"/>
+                <w:sz w:val="30"/>
+              </w:rPr>
+              <w:t>65+17=</w:t>
+            </w:r>
+          </w:p>
+        </w:tc>
+        <w:tc>
+          <w:tcPr>
+            <w:tcW w:type="dxa" w:w="1987"/>
+          </w:tcPr>
+          <w:p>
+            <w:pPr>
+              <w:jc w:val="left"/>
+            </w:pPr>
+            <w:r>
+              <w:rPr>
+                <w:rFonts w:ascii="TimeNewRoman" w:hAnsi="TimeNewRoman"/>
+                <w:sz w:val="30"/>
+              </w:rPr>
+              <w:t>48+14=</w:t>
+            </w:r>
+          </w:p>
+        </w:tc>
+      </w:tr>
+      <w:tr>
+        <w:tc>
+          <w:tcPr>
+            <w:tcW w:type="dxa" w:w="1987"/>
+          </w:tcPr>
+          <w:p>
+            <w:pPr>
+              <w:jc w:val="left"/>
+            </w:pPr>
+            <w:r>
+              <w:rPr>
+                <w:rFonts w:ascii="TimeNewRoman" w:hAnsi="TimeNewRoman"/>
+                <w:sz w:val="30"/>
+              </w:rPr>
+              <w:t>8+76=</w:t>
+            </w:r>
+          </w:p>
+        </w:tc>
+        <w:tc>
+          <w:tcPr>
+            <w:tcW w:type="dxa" w:w="1987"/>
+          </w:tcPr>
+          <w:p>
+            <w:pPr>
+              <w:jc w:val="left"/>
+            </w:pPr>
+            <w:r>
+              <w:rPr>
+                <w:rFonts w:ascii="TimeNewRoman" w:hAnsi="TimeNewRoman"/>
+                <w:sz w:val="30"/>
+              </w:rPr>
+              <w:t>45-37=</w:t>
+            </w:r>
+          </w:p>
+        </w:tc>
+        <w:tc>
+          <w:tcPr>
+            <w:tcW w:type="dxa" w:w="1987"/>
+          </w:tcPr>
+          <w:p>
+            <w:pPr>
+              <w:jc w:val="left"/>
+            </w:pPr>
+            <w:r>
+              <w:rPr>
+                <w:rFonts w:ascii="TimeNewRoman" w:hAnsi="TimeNewRoman"/>
+                <w:sz w:val="30"/>
+              </w:rPr>
+              <w:t>27+55=</w:t>
+            </w:r>
+          </w:p>
+        </w:tc>
+        <w:tc>
+          <w:tcPr>
+            <w:tcW w:type="dxa" w:w="1987"/>
+          </w:tcPr>
+          <w:p>
+            <w:pPr>
+              <w:jc w:val="left"/>
+            </w:pPr>
+            <w:r>
+              <w:rPr>
+                <w:rFonts w:ascii="TimeNewRoman" w:hAnsi="TimeNewRoman"/>
+                <w:sz w:val="30"/>
+              </w:rPr>
+              <w:t>90-84=</w:t>
+            </w:r>
+          </w:p>
+        </w:tc>
+        <w:tc>
+          <w:tcPr>
+            <w:tcW w:type="dxa" w:w="1987"/>
+          </w:tcPr>
+          <w:p>
+            <w:pPr>
+              <w:jc w:val="left"/>
+            </w:pPr>
+            <w:r>
+              <w:rPr>
+                <w:rFonts w:ascii="TimeNewRoman" w:hAnsi="TimeNewRoman"/>
+                <w:sz w:val="30"/>
+              </w:rPr>
+              <w:t>93-84=</w:t>
+            </w:r>
+          </w:p>
+        </w:tc>
+      </w:tr>
+      <w:tr>
+        <w:tc>
+          <w:tcPr>
+            <w:tcW w:type="dxa" w:w="1987"/>
+          </w:tcPr>
+          <w:p>
+            <w:pPr>
+              <w:jc w:val="left"/>
+            </w:pPr>
+            <w:r>
+              <w:rPr>
+                <w:rFonts w:ascii="TimeNewRoman" w:hAnsi="TimeNewRoman"/>
+                <w:sz w:val="30"/>
+              </w:rPr>
+              <w:t>82-66=</w:t>
+            </w:r>
+          </w:p>
+        </w:tc>
+        <w:tc>
+          <w:tcPr>
+            <w:tcW w:type="dxa" w:w="1987"/>
+          </w:tcPr>
+          <w:p>
+            <w:pPr>
+              <w:jc w:val="left"/>
+            </w:pPr>
+            <w:r>
+              <w:rPr>
+                <w:rFonts w:ascii="TimeNewRoman" w:hAnsi="TimeNewRoman"/>
+                <w:sz w:val="30"/>
+              </w:rPr>
+              <w:t>51-19=</w:t>
+            </w:r>
+          </w:p>
+        </w:tc>
+        <w:tc>
+          <w:tcPr>
+            <w:tcW w:type="dxa" w:w="1987"/>
+          </w:tcPr>
+          <w:p>
+            <w:pPr>
+              <w:jc w:val="left"/>
+            </w:pPr>
+            <w:r>
+              <w:rPr>
+                <w:rFonts w:ascii="TimeNewRoman" w:hAnsi="TimeNewRoman"/>
+                <w:sz w:val="30"/>
+              </w:rPr>
+              <w:t>16+18=</w:t>
+            </w:r>
+          </w:p>
+        </w:tc>
+        <w:tc>
+          <w:tcPr>
+            <w:tcW w:type="dxa" w:w="1987"/>
+          </w:tcPr>
+          <w:p>
+            <w:pPr>
+              <w:jc w:val="left"/>
+            </w:pPr>
+            <w:r>
+              <w:rPr>
+                <w:rFonts w:ascii="TimeNewRoman" w:hAnsi="TimeNewRoman"/>
+                <w:sz w:val="30"/>
+              </w:rPr>
+              <w:t>29+56=</w:t>
+            </w:r>
+          </w:p>
+        </w:tc>
+        <w:tc>
+          <w:tcPr>
+            <w:tcW w:type="dxa" w:w="1987"/>
+          </w:tcPr>
+          <w:p>
+            <w:pPr>
+              <w:jc w:val="left"/>
+            </w:pPr>
+            <w:r>
+              <w:rPr>
+                <w:rFonts w:ascii="TimeNewRoman" w:hAnsi="TimeNewRoman"/>
+                <w:sz w:val="30"/>
+              </w:rPr>
+              <w:t>36+15=</w:t>
+            </w:r>
+          </w:p>
+        </w:tc>
+      </w:tr>
+      <w:tr>
+        <w:tc>
+          <w:tcPr>
+            <w:tcW w:type="dxa" w:w="1987"/>
+          </w:tcPr>
+          <w:p>
+            <w:pPr>
+              <w:jc w:val="left"/>
+            </w:pPr>
+            <w:r>
+              <w:rPr>
+                <w:rFonts w:ascii="TimeNewRoman" w:hAnsi="TimeNewRoman"/>
+                <w:sz w:val="30"/>
+              </w:rPr>
+              <w:t>62-56=</w:t>
+            </w:r>
+          </w:p>
+        </w:tc>
+        <w:tc>
+          <w:tcPr>
+            <w:tcW w:type="dxa" w:w="1987"/>
+          </w:tcPr>
+          <w:p>
+            <w:pPr>
+              <w:jc w:val="left"/>
+            </w:pPr>
+            <w:r>
+              <w:rPr>
+                <w:rFonts w:ascii="TimeNewRoman" w:hAnsi="TimeNewRoman"/>
+                <w:sz w:val="30"/>
+              </w:rPr>
+              <w:t>29+15=</w:t>
+            </w:r>
+          </w:p>
+        </w:tc>
+        <w:tc>
+          <w:tcPr>
+            <w:tcW w:type="dxa" w:w="1987"/>
+          </w:tcPr>
+          <w:p>
+            <w:pPr>
+              <w:jc w:val="left"/>
+            </w:pPr>
+            <w:r>
+              <w:rPr>
+                <w:rFonts w:ascii="TimeNewRoman" w:hAnsi="TimeNewRoman"/>
+                <w:sz w:val="30"/>
+              </w:rPr>
+              <w:t>42-13=</w:t>
+            </w:r>
+          </w:p>
+        </w:tc>
+        <w:tc>
+          <w:tcPr>
+            <w:tcW w:type="dxa" w:w="1987"/>
+          </w:tcPr>
+          <w:p>
+            <w:pPr>
+              <w:jc w:val="left"/>
+            </w:pPr>
+            <w:r>
+              <w:rPr>
+                <w:rFonts w:ascii="TimeNewRoman" w:hAnsi="TimeNewRoman"/>
+                <w:sz w:val="30"/>
+              </w:rPr>
+              <w:t>47+34=</w:t>
+            </w:r>
+          </w:p>
+        </w:tc>
+        <w:tc>
+          <w:tcPr>
+            <w:tcW w:type="dxa" w:w="1987"/>
+          </w:tcPr>
+          <w:p>
+            <w:pPr>
+              <w:jc w:val="left"/>
+            </w:pPr>
+            <w:r>
+              <w:rPr>
+                <w:rFonts w:ascii="TimeNewRoman" w:hAnsi="TimeNewRoman"/>
+                <w:sz w:val="30"/>
+              </w:rPr>
+              <w:t>59+37=</w:t>
+            </w:r>
+          </w:p>
+        </w:tc>
+      </w:tr>
+      <w:tr>
+        <w:tc>
+          <w:tcPr>
+            <w:tcW w:type="dxa" w:w="1987"/>
+          </w:tcPr>
+          <w:p>
+            <w:pPr>
+              <w:jc w:val="left"/>
+            </w:pPr>
+            <w:r>
+              <w:rPr>
+                <w:rFonts w:ascii="TimeNewRoman" w:hAnsi="TimeNewRoman"/>
+                <w:sz w:val="30"/>
+              </w:rPr>
+              <w:t>71-32=</w:t>
+            </w:r>
+          </w:p>
+        </w:tc>
+        <w:tc>
+          <w:tcPr>
+            <w:tcW w:type="dxa" w:w="1987"/>
+          </w:tcPr>
+          <w:p>
+            <w:pPr>
+              <w:jc w:val="left"/>
+            </w:pPr>
+            <w:r>
+              <w:rPr>
+                <w:rFonts w:ascii="TimeNewRoman" w:hAnsi="TimeNewRoman"/>
+                <w:sz w:val="30"/>
+              </w:rPr>
+              <w:t>19+58=</w:t>
+            </w:r>
+          </w:p>
+        </w:tc>
+        <w:tc>
+          <w:tcPr>
+            <w:tcW w:type="dxa" w:w="1987"/>
+          </w:tcPr>
+          <w:p>
+            <w:pPr>
+              <w:jc w:val="left"/>
+            </w:pPr>
+            <w:r>
+              <w:rPr>
+                <w:rFonts w:ascii="TimeNewRoman" w:hAnsi="TimeNewRoman"/>
+                <w:sz w:val="30"/>
+              </w:rPr>
+              <w:t>91-28=</w:t>
+            </w:r>
+          </w:p>
+        </w:tc>
+        <w:tc>
+          <w:tcPr>
+            <w:tcW w:type="dxa" w:w="1987"/>
+          </w:tcPr>
+          <w:p>
+            <w:pPr>
+              <w:jc w:val="left"/>
+            </w:pPr>
+            <w:r>
+              <w:rPr>
+                <w:rFonts w:ascii="TimeNewRoman" w:hAnsi="TimeNewRoman"/>
+                <w:sz w:val="30"/>
+              </w:rPr>
+              <w:t>16+68=</w:t>
+            </w:r>
+          </w:p>
+        </w:tc>
+        <w:tc>
+          <w:tcPr>
+            <w:tcW w:type="dxa" w:w="1987"/>
+          </w:tcPr>
+          <w:p>
+            <w:pPr>
+              <w:jc w:val="left"/>
+            </w:pPr>
+            <w:r>
+              <w:rPr>
+                <w:rFonts w:ascii="TimeNewRoman" w:hAnsi="TimeNewRoman"/>
+                <w:sz w:val="30"/>
+              </w:rPr>
+              <w:t>51-7=</w:t>
+            </w:r>
+          </w:p>
+        </w:tc>
+      </w:tr>
+      <w:tr>
+        <w:tc>
+          <w:tcPr>
+            <w:tcW w:type="dxa" w:w="1987"/>
+          </w:tcPr>
+          <w:p>
+            <w:pPr>
+              <w:jc w:val="left"/>
+            </w:pPr>
+            <w:r>
+              <w:rPr>
+                <w:rFonts w:ascii="TimeNewRoman" w:hAnsi="TimeNewRoman"/>
+                <w:sz w:val="30"/>
+              </w:rPr>
+              <w:t>77-48=</w:t>
+            </w:r>
+          </w:p>
+        </w:tc>
+        <w:tc>
+          <w:tcPr>
+            <w:tcW w:type="dxa" w:w="1987"/>
+          </w:tcPr>
+          <w:p>
+            <w:pPr>
+              <w:jc w:val="left"/>
+            </w:pPr>
+            <w:r>
+              <w:rPr>
+                <w:rFonts w:ascii="TimeNewRoman" w:hAnsi="TimeNewRoman"/>
+                <w:sz w:val="30"/>
+              </w:rPr>
+              <w:t>14+59=</w:t>
+            </w:r>
+          </w:p>
+        </w:tc>
+        <w:tc>
+          <w:tcPr>
+            <w:tcW w:type="dxa" w:w="1987"/>
+          </w:tcPr>
+          <w:p>
+            <w:pPr>
+              <w:jc w:val="left"/>
+            </w:pPr>
+            <w:r>
+              <w:rPr>
+                <w:rFonts w:ascii="TimeNewRoman" w:hAnsi="TimeNewRoman"/>
+                <w:sz w:val="30"/>
+              </w:rPr>
+              <w:t>72-46=</w:t>
+            </w:r>
+          </w:p>
+        </w:tc>
+        <w:tc>
+          <w:tcPr>
+            <w:tcW w:type="dxa" w:w="1987"/>
+          </w:tcPr>
+          <w:p>
+            <w:pPr>
+              <w:jc w:val="left"/>
+            </w:pPr>
+            <w:r>
+              <w:rPr>
+                <w:rFonts w:ascii="TimeNewRoman" w:hAnsi="TimeNewRoman"/>
+                <w:sz w:val="30"/>
+              </w:rPr>
+              <w:t>32-17=</w:t>
+            </w:r>
+          </w:p>
+        </w:tc>
+        <w:tc>
+          <w:tcPr>
+            <w:tcW w:type="dxa" w:w="1987"/>
+          </w:tcPr>
+          <w:p>
+            <w:pPr>
+              <w:jc w:val="left"/>
+            </w:pPr>
+            <w:r>
+              <w:rPr>
+                <w:rFonts w:ascii="TimeNewRoman" w:hAnsi="TimeNewRoman"/>
+                <w:sz w:val="30"/>
+              </w:rPr>
+              <w:t>86-38=</w:t>
+            </w:r>
+          </w:p>
+        </w:tc>
+      </w:tr>
+      <w:tr>
+        <w:tc>
+          <w:tcPr>
+            <w:tcW w:type="dxa" w:w="1987"/>
+          </w:tcPr>
+          <w:p>
+            <w:pPr>
+              <w:jc w:val="left"/>
+            </w:pPr>
+            <w:r>
+              <w:rPr>
+                <w:rFonts w:ascii="TimeNewRoman" w:hAnsi="TimeNewRoman"/>
+                <w:sz w:val="30"/>
+              </w:rPr>
+              <w:t>6+46=</w:t>
+            </w:r>
+          </w:p>
+        </w:tc>
+        <w:tc>
+          <w:tcPr>
+            <w:tcW w:type="dxa" w:w="1987"/>
+          </w:tcPr>
+          <w:p>
+            <w:pPr>
+              <w:jc w:val="left"/>
+            </w:pPr>
+            <w:r>
+              <w:rPr>
+                <w:rFonts w:ascii="TimeNewRoman" w:hAnsi="TimeNewRoman"/>
+                <w:sz w:val="30"/>
+              </w:rPr>
+              <w:t>47+35=</w:t>
+            </w:r>
+          </w:p>
+        </w:tc>
+        <w:tc>
+          <w:tcPr>
+            <w:tcW w:type="dxa" w:w="1987"/>
+          </w:tcPr>
+          <w:p>
+            <w:pPr>
+              <w:jc w:val="left"/>
+            </w:pPr>
+            <w:r>
+              <w:rPr>
+                <w:rFonts w:ascii="TimeNewRoman" w:hAnsi="TimeNewRoman"/>
+                <w:sz w:val="30"/>
+              </w:rPr>
+              <w:t>68+8=</w:t>
+            </w:r>
+          </w:p>
+        </w:tc>
+        <w:tc>
+          <w:tcPr>
+            <w:tcW w:type="dxa" w:w="1987"/>
+          </w:tcPr>
+          <w:p>
+            <w:pPr>
+              <w:jc w:val="left"/>
+            </w:pPr>
+            <w:r>
+              <w:rPr>
+                <w:rFonts w:ascii="TimeNewRoman" w:hAnsi="TimeNewRoman"/>
+                <w:sz w:val="30"/>
+              </w:rPr>
+              <w:t>16+29=</w:t>
+            </w:r>
+          </w:p>
+        </w:tc>
+        <w:tc>
+          <w:tcPr>
+            <w:tcW w:type="dxa" w:w="1987"/>
+          </w:tcPr>
+          <w:p>
+            <w:pPr>
+              <w:jc w:val="left"/>
+            </w:pPr>
+            <w:r>
+              <w:rPr>
+                <w:rFonts w:ascii="TimeNewRoman" w:hAnsi="TimeNewRoman"/>
+                <w:sz w:val="30"/>
+              </w:rPr>
+              <w:t>92-78=</w:t>
+            </w:r>
+          </w:p>
+        </w:tc>
+      </w:tr>
+      <w:tr>
+        <w:tc>
+          <w:tcPr>
+            <w:tcW w:type="dxa" w:w="1987"/>
+          </w:tcPr>
+          <w:p>
+            <w:pPr>
+              <w:jc w:val="left"/>
+            </w:pPr>
+            <w:r>
+              <w:rPr>
+                <w:rFonts w:ascii="TimeNewRoman" w:hAnsi="TimeNewRoman"/>
+                <w:sz w:val="30"/>
+              </w:rPr>
+              <w:t>55+37=</w:t>
+            </w:r>
+          </w:p>
+        </w:tc>
+        <w:tc>
+          <w:tcPr>
+            <w:tcW w:type="dxa" w:w="1987"/>
+          </w:tcPr>
+          <w:p>
+            <w:pPr>
+              <w:jc w:val="left"/>
+            </w:pPr>
+            <w:r>
+              <w:rPr>
+                <w:rFonts w:ascii="TimeNewRoman" w:hAnsi="TimeNewRoman"/>
+                <w:sz w:val="30"/>
+              </w:rPr>
+              <w:t>81-56=</w:t>
+            </w:r>
+          </w:p>
+        </w:tc>
+        <w:tc>
+          <w:tcPr>
+            <w:tcW w:type="dxa" w:w="1987"/>
+          </w:tcPr>
+          <w:p>
+            <w:pPr>
+              <w:jc w:val="left"/>
+            </w:pPr>
+            <w:r>
+              <w:rPr>
+                <w:rFonts w:ascii="TimeNewRoman" w:hAnsi="TimeNewRoman"/>
+                <w:sz w:val="30"/>
+              </w:rPr>
+              <w:t>18+74=</w:t>
             </w:r>
           </w:p>
         </w:tc>
@@ -352,24 +1413,7 @@
                 <w:rFonts w:ascii="TimeNewRoman" w: